--- a/data/outputs/v2/Biology/SS3.3_Animal_Gaseous_Exchange_and_Respiration/Biology_Animal_Gaseous_Exchange_and_Respiration_CBE_LessonSequence.docx
+++ b/data/outputs/v2/Biology/SS3.3_Animal_Gaseous_Exchange_and_Respiration/Biology_Animal_Gaseous_Exchange_and_Respiration_CBE_LessonSequence.docx
@@ -3571,7 +3571,7 @@
             <w:pPr>
               <w:spacing w:after="20" w:before="0"/>
             </w:pPr>
-            <w:hyperlink w:history="1" r:id="rIdu0yumsezllizooxjt9vxk">
+            <w:hyperlink w:history="1" r:id="rIdvgtkme590oz8f2ggo4-ai">
               <w:r>
                 <w:rPr>
                   <w:rFonts w:ascii="Arial" w:cs="Arial" w:eastAsia="Arial" w:hAnsi="Arial"/>
@@ -3604,7 +3604,7 @@
               <w:spacing w:after="10" w:before="0"/>
               <w:ind w:left="120"/>
             </w:pPr>
-            <w:hyperlink w:history="1" r:id="rIdax6hzcmrljzdblldqy55f">
+            <w:hyperlink w:history="1" r:id="rIdt43mas_4lf5sikhppnkne">
               <w:r>
                 <w:rPr>
                   <w:rFonts w:ascii="Arial" w:cs="Arial" w:eastAsia="Arial" w:hAnsi="Arial"/>
@@ -3642,31 +3642,47 @@
                 <w:sz w:val="16"/>
                 <w:szCs w:val="16"/>
               </w:rPr>
-              <w:t xml:space="preserve">📖 READING:</w:t>
+              <w:t xml:space="preserve">📖 EXERCISE:</w:t>
             </w:r>
           </w:p>
           <w:p>
             <w:pPr>
               <w:spacing w:after="20" w:before="0"/>
             </w:pPr>
-            <w:r>
-              <w:rPr>
-                <w:rFonts w:ascii="Arial" w:cs="Arial" w:eastAsia="Arial" w:hAnsi="Arial"/>
-                <w:i/>
-                <w:iCs/>
-                <w:color w:val="595959"/>
-                <w:sz w:val="16"/>
-                <w:szCs w:val="16"/>
-              </w:rPr>
-              <w:t xml:space="preserve">No closely matching reading in the ARES library for this activity.</w:t>
-            </w:r>
+            <w:hyperlink w:history="1" r:id="rIdxbbzpgafl3zd_fsw961ue">
+              <w:r>
+                <w:rPr>
+                  <w:rFonts w:ascii="Arial" w:cs="Arial" w:eastAsia="Arial" w:hAnsi="Arial"/>
+                  <w:color w:val="2E75B6"/>
+                  <w:sz w:val="16"/>
+                  <w:szCs w:val="16"/>
+                  <w:u w:val="single" w:color="2E75B6"/>
+                </w:rPr>
+                <w:t xml:space="preserve">The circulatory and respiratory systems</w:t>
+              </w:r>
+            </w:hyperlink>
           </w:p>
           <w:p>
             <w:pPr>
               <w:spacing w:after="10" w:before="0"/>
               <w:ind w:left="120"/>
             </w:pPr>
-            <w:hyperlink w:history="1" r:id="rId4v_foyvxgcc7eecqobgyf">
+            <w:r>
+              <w:rPr>
+                <w:rFonts w:ascii="Arial" w:cs="Arial" w:eastAsia="Arial" w:hAnsi="Arial"/>
+                <w:color w:val="595959"/>
+                <w:sz w:val="14"/>
+                <w:szCs w:val="14"/>
+              </w:rPr>
+              <w:t xml:space="preserve">Source: Khan Academy (English - US curriculum)</w:t>
+            </w:r>
+          </w:p>
+          <w:p>
+            <w:pPr>
+              <w:spacing w:after="10" w:before="0"/>
+              <w:ind w:left="120"/>
+            </w:pPr>
+            <w:hyperlink w:history="1" r:id="rIdlefsgv0ozw860khv1isdo">
               <w:r>
                 <w:rPr>
                   <w:rFonts w:ascii="Arial" w:cs="Arial" w:eastAsia="Arial" w:hAnsi="Arial"/>
@@ -3675,24 +3691,9 @@
                   <w:szCs w:val="14"/>
                   <w:u w:val="single" w:color="595959"/>
                 </w:rPr>
-                <w:t xml:space="preserve">🔍 Search ARES for readings</w:t>
+                <w:t xml:space="preserve">🔍 Search ARES for similar readings</w:t>
               </w:r>
             </w:hyperlink>
-          </w:p>
-          <w:p>
-            <w:pPr>
-              <w:spacing w:after="10" w:before="0"/>
-              <w:ind w:left="120"/>
-            </w:pPr>
-            <w:r>
-              <w:rPr>
-                <w:rFonts w:ascii="Arial" w:cs="Arial" w:eastAsia="Arial" w:hAnsi="Arial"/>
-                <w:color w:val="595959"/>
-                <w:sz w:val="14"/>
-                <w:szCs w:val="14"/>
-              </w:rPr>
-              <w:t xml:space="preserve">Search terms: animal gaseous exchange respiration</w:t>
-            </w:r>
           </w:p>
         </w:tc>
         <w:tc>
@@ -3876,7 +3877,7 @@
             <w:pPr>
               <w:spacing w:after="20" w:before="0"/>
             </w:pPr>
-            <w:hyperlink w:history="1" r:id="rIdyi8uxbdf3lhug3mguucxc">
+            <w:hyperlink w:history="1" r:id="rId8pscmnnugmgeopauardon">
               <w:r>
                 <w:rPr>
                   <w:rFonts w:ascii="Arial" w:cs="Arial" w:eastAsia="Arial" w:hAnsi="Arial"/>
@@ -3909,7 +3910,7 @@
               <w:spacing w:after="10" w:before="0"/>
               <w:ind w:left="120"/>
             </w:pPr>
-            <w:hyperlink w:history="1" r:id="rId8-h06cbsxaylutbjhh6r2">
+            <w:hyperlink w:history="1" r:id="rId5qwxnbwgcz4wdwar3fmur">
               <w:r>
                 <w:rPr>
                   <w:rFonts w:ascii="Arial" w:cs="Arial" w:eastAsia="Arial" w:hAnsi="Arial"/>
@@ -3947,31 +3948,47 @@
                 <w:sz w:val="16"/>
                 <w:szCs w:val="16"/>
               </w:rPr>
-              <w:t xml:space="preserve">📖 READING:</w:t>
+              <w:t xml:space="preserve">📖 EXERCISE:</w:t>
             </w:r>
           </w:p>
           <w:p>
             <w:pPr>
               <w:spacing w:after="20" w:before="0"/>
             </w:pPr>
-            <w:r>
-              <w:rPr>
-                <w:rFonts w:ascii="Arial" w:cs="Arial" w:eastAsia="Arial" w:hAnsi="Arial"/>
-                <w:i/>
-                <w:iCs/>
-                <w:color w:val="595959"/>
-                <w:sz w:val="16"/>
-                <w:szCs w:val="16"/>
-              </w:rPr>
-              <w:t xml:space="preserve">No closely matching reading in the ARES library for this activity.</w:t>
-            </w:r>
+            <w:hyperlink w:history="1" r:id="rIdelktq-zlh7hqfyu88t8zt">
+              <w:r>
+                <w:rPr>
+                  <w:rFonts w:ascii="Arial" w:cs="Arial" w:eastAsia="Arial" w:hAnsi="Arial"/>
+                  <w:color w:val="2E75B6"/>
+                  <w:sz w:val="16"/>
+                  <w:szCs w:val="16"/>
+                  <w:u w:val="single" w:color="2E75B6"/>
+                </w:rPr>
+                <w:t xml:space="preserve">The circulatory and respiratory systems</w:t>
+              </w:r>
+            </w:hyperlink>
           </w:p>
           <w:p>
             <w:pPr>
               <w:spacing w:after="10" w:before="0"/>
               <w:ind w:left="120"/>
             </w:pPr>
-            <w:hyperlink w:history="1" r:id="rIduczqsmvuepyl6jo3kblo0">
+            <w:r>
+              <w:rPr>
+                <w:rFonts w:ascii="Arial" w:cs="Arial" w:eastAsia="Arial" w:hAnsi="Arial"/>
+                <w:color w:val="595959"/>
+                <w:sz w:val="14"/>
+                <w:szCs w:val="14"/>
+              </w:rPr>
+              <w:t xml:space="preserve">Source: Khan Academy (English - US curriculum)</w:t>
+            </w:r>
+          </w:p>
+          <w:p>
+            <w:pPr>
+              <w:spacing w:after="10" w:before="0"/>
+              <w:ind w:left="120"/>
+            </w:pPr>
+            <w:hyperlink w:history="1" r:id="rIdvgtdixzwwa6rebuxk2xpa">
               <w:r>
                 <w:rPr>
                   <w:rFonts w:ascii="Arial" w:cs="Arial" w:eastAsia="Arial" w:hAnsi="Arial"/>
@@ -3980,24 +3997,9 @@
                   <w:szCs w:val="14"/>
                   <w:u w:val="single" w:color="595959"/>
                 </w:rPr>
-                <w:t xml:space="preserve">🔍 Search ARES for readings</w:t>
+                <w:t xml:space="preserve">🔍 Search ARES for similar readings</w:t>
               </w:r>
             </w:hyperlink>
-          </w:p>
-          <w:p>
-            <w:pPr>
-              <w:spacing w:after="10" w:before="0"/>
-              <w:ind w:left="120"/>
-            </w:pPr>
-            <w:r>
-              <w:rPr>
-                <w:rFonts w:ascii="Arial" w:cs="Arial" w:eastAsia="Arial" w:hAnsi="Arial"/>
-                <w:color w:val="595959"/>
-                <w:sz w:val="14"/>
-                <w:szCs w:val="14"/>
-              </w:rPr>
-              <w:t xml:space="preserve">Search terms: animal gaseous exchange respiration</w:t>
-            </w:r>
           </w:p>
         </w:tc>
         <w:tc>
@@ -4181,7 +4183,7 @@
             <w:pPr>
               <w:spacing w:after="20" w:before="0"/>
             </w:pPr>
-            <w:hyperlink w:history="1" r:id="rIdbsqweu67tpl9whdtvt1vg">
+            <w:hyperlink w:history="1" r:id="rIdsy1iwkoqiqhm3sy06wmli">
               <w:r>
                 <w:rPr>
                   <w:rFonts w:ascii="Arial" w:cs="Arial" w:eastAsia="Arial" w:hAnsi="Arial"/>
@@ -4214,7 +4216,7 @@
               <w:spacing w:after="10" w:before="0"/>
               <w:ind w:left="120"/>
             </w:pPr>
-            <w:hyperlink w:history="1" r:id="rIds4pvcpfuqzkgawbpk0p5h">
+            <w:hyperlink w:history="1" r:id="rId1b3aw0dhxgvkfx87r1nwk">
               <w:r>
                 <w:rPr>
                   <w:rFonts w:ascii="Arial" w:cs="Arial" w:eastAsia="Arial" w:hAnsi="Arial"/>
@@ -4252,31 +4254,47 @@
                 <w:sz w:val="16"/>
                 <w:szCs w:val="16"/>
               </w:rPr>
-              <w:t xml:space="preserve">📖 READING:</w:t>
+              <w:t xml:space="preserve">📖 EXERCISE:</w:t>
             </w:r>
           </w:p>
           <w:p>
             <w:pPr>
               <w:spacing w:after="20" w:before="0"/>
             </w:pPr>
-            <w:r>
-              <w:rPr>
-                <w:rFonts w:ascii="Arial" w:cs="Arial" w:eastAsia="Arial" w:hAnsi="Arial"/>
-                <w:i/>
-                <w:iCs/>
-                <w:color w:val="595959"/>
-                <w:sz w:val="16"/>
-                <w:szCs w:val="16"/>
-              </w:rPr>
-              <w:t xml:space="preserve">No closely matching reading in the ARES library for this activity.</w:t>
-            </w:r>
+            <w:hyperlink w:history="1" r:id="rIdcayrscdjjkxd-w-ske32r">
+              <w:r>
+                <w:rPr>
+                  <w:rFonts w:ascii="Arial" w:cs="Arial" w:eastAsia="Arial" w:hAnsi="Arial"/>
+                  <w:color w:val="2E75B6"/>
+                  <w:sz w:val="16"/>
+                  <w:szCs w:val="16"/>
+                  <w:u w:val="single" w:color="2E75B6"/>
+                </w:rPr>
+                <w:t xml:space="preserve">The circulatory and respiratory systems</w:t>
+              </w:r>
+            </w:hyperlink>
           </w:p>
           <w:p>
             <w:pPr>
               <w:spacing w:after="10" w:before="0"/>
               <w:ind w:left="120"/>
             </w:pPr>
-            <w:hyperlink w:history="1" r:id="rIdyhfw1enb3owo0n6e0em-i">
+            <w:r>
+              <w:rPr>
+                <w:rFonts w:ascii="Arial" w:cs="Arial" w:eastAsia="Arial" w:hAnsi="Arial"/>
+                <w:color w:val="595959"/>
+                <w:sz w:val="14"/>
+                <w:szCs w:val="14"/>
+              </w:rPr>
+              <w:t xml:space="preserve">Source: Khan Academy (English - US curriculum)</w:t>
+            </w:r>
+          </w:p>
+          <w:p>
+            <w:pPr>
+              <w:spacing w:after="10" w:before="0"/>
+              <w:ind w:left="120"/>
+            </w:pPr>
+            <w:hyperlink w:history="1" r:id="rIdns3as_vq_l7ktpjf1gobq">
               <w:r>
                 <w:rPr>
                   <w:rFonts w:ascii="Arial" w:cs="Arial" w:eastAsia="Arial" w:hAnsi="Arial"/>
@@ -4285,24 +4303,9 @@
                   <w:szCs w:val="14"/>
                   <w:u w:val="single" w:color="595959"/>
                 </w:rPr>
-                <w:t xml:space="preserve">🔍 Search ARES for readings</w:t>
+                <w:t xml:space="preserve">🔍 Search ARES for similar readings</w:t>
               </w:r>
             </w:hyperlink>
-          </w:p>
-          <w:p>
-            <w:pPr>
-              <w:spacing w:after="10" w:before="0"/>
-              <w:ind w:left="120"/>
-            </w:pPr>
-            <w:r>
-              <w:rPr>
-                <w:rFonts w:ascii="Arial" w:cs="Arial" w:eastAsia="Arial" w:hAnsi="Arial"/>
-                <w:color w:val="595959"/>
-                <w:sz w:val="14"/>
-                <w:szCs w:val="14"/>
-              </w:rPr>
-              <w:t xml:space="preserve">Search terms: animal gaseous exchange respiration</w:t>
-            </w:r>
           </w:p>
         </w:tc>
         <w:tc>
@@ -4486,7 +4489,7 @@
             <w:pPr>
               <w:spacing w:after="20" w:before="0"/>
             </w:pPr>
-            <w:hyperlink w:history="1" r:id="rIdnwwi0xt4t21nsbogvqjmv">
+            <w:hyperlink w:history="1" r:id="rIdz945k6xwtzag36bekcgkw">
               <w:r>
                 <w:rPr>
                   <w:rFonts w:ascii="Arial" w:cs="Arial" w:eastAsia="Arial" w:hAnsi="Arial"/>
@@ -4519,7 +4522,7 @@
               <w:spacing w:after="10" w:before="0"/>
               <w:ind w:left="120"/>
             </w:pPr>
-            <w:hyperlink w:history="1" r:id="rIdlmsek8awzqebpfbqaxtmq">
+            <w:hyperlink w:history="1" r:id="rIdxozdu3y0pl3bgfcftjlsf">
               <w:r>
                 <w:rPr>
                   <w:rFonts w:ascii="Arial" w:cs="Arial" w:eastAsia="Arial" w:hAnsi="Arial"/>
@@ -4557,31 +4560,47 @@
                 <w:sz w:val="16"/>
                 <w:szCs w:val="16"/>
               </w:rPr>
-              <w:t xml:space="preserve">📖 READING:</w:t>
+              <w:t xml:space="preserve">📖 EXERCISE:</w:t>
             </w:r>
           </w:p>
           <w:p>
             <w:pPr>
               <w:spacing w:after="20" w:before="0"/>
             </w:pPr>
-            <w:r>
-              <w:rPr>
-                <w:rFonts w:ascii="Arial" w:cs="Arial" w:eastAsia="Arial" w:hAnsi="Arial"/>
-                <w:i/>
-                <w:iCs/>
-                <w:color w:val="595959"/>
-                <w:sz w:val="16"/>
-                <w:szCs w:val="16"/>
-              </w:rPr>
-              <w:t xml:space="preserve">No closely matching reading in the ARES library for this activity.</w:t>
-            </w:r>
+            <w:hyperlink w:history="1" r:id="rIdjf3gklwgutvegwgz9bzrr">
+              <w:r>
+                <w:rPr>
+                  <w:rFonts w:ascii="Arial" w:cs="Arial" w:eastAsia="Arial" w:hAnsi="Arial"/>
+                  <w:color w:val="2E75B6"/>
+                  <w:sz w:val="16"/>
+                  <w:szCs w:val="16"/>
+                  <w:u w:val="single" w:color="2E75B6"/>
+                </w:rPr>
+                <w:t xml:space="preserve">The circulatory and respiratory systems</w:t>
+              </w:r>
+            </w:hyperlink>
           </w:p>
           <w:p>
             <w:pPr>
               <w:spacing w:after="10" w:before="0"/>
               <w:ind w:left="120"/>
             </w:pPr>
-            <w:hyperlink w:history="1" r:id="rIdrqp983_mvbti0jfn6peyy">
+            <w:r>
+              <w:rPr>
+                <w:rFonts w:ascii="Arial" w:cs="Arial" w:eastAsia="Arial" w:hAnsi="Arial"/>
+                <w:color w:val="595959"/>
+                <w:sz w:val="14"/>
+                <w:szCs w:val="14"/>
+              </w:rPr>
+              <w:t xml:space="preserve">Source: Khan Academy (English - US curriculum)</w:t>
+            </w:r>
+          </w:p>
+          <w:p>
+            <w:pPr>
+              <w:spacing w:after="10" w:before="0"/>
+              <w:ind w:left="120"/>
+            </w:pPr>
+            <w:hyperlink w:history="1" r:id="rIdbqtaxq-lxmo0yxinojbxj">
               <w:r>
                 <w:rPr>
                   <w:rFonts w:ascii="Arial" w:cs="Arial" w:eastAsia="Arial" w:hAnsi="Arial"/>
@@ -4590,24 +4609,9 @@
                   <w:szCs w:val="14"/>
                   <w:u w:val="single" w:color="595959"/>
                 </w:rPr>
-                <w:t xml:space="preserve">🔍 Search ARES for readings</w:t>
+                <w:t xml:space="preserve">🔍 Search ARES for similar readings</w:t>
               </w:r>
             </w:hyperlink>
-          </w:p>
-          <w:p>
-            <w:pPr>
-              <w:spacing w:after="10" w:before="0"/>
-              <w:ind w:left="120"/>
-            </w:pPr>
-            <w:r>
-              <w:rPr>
-                <w:rFonts w:ascii="Arial" w:cs="Arial" w:eastAsia="Arial" w:hAnsi="Arial"/>
-                <w:color w:val="595959"/>
-                <w:sz w:val="14"/>
-                <w:szCs w:val="14"/>
-              </w:rPr>
-              <w:t xml:space="preserve">Search terms: animal gaseous exchange respiration</w:t>
-            </w:r>
           </w:p>
         </w:tc>
         <w:tc>
@@ -4791,7 +4795,7 @@
             <w:pPr>
               <w:spacing w:after="20" w:before="0"/>
             </w:pPr>
-            <w:hyperlink w:history="1" r:id="rIdamgsru9rwkl1tabcz9n6c">
+            <w:hyperlink w:history="1" r:id="rIdtu4aoyhqisnewspdrpqyx">
               <w:r>
                 <w:rPr>
                   <w:rFonts w:ascii="Arial" w:cs="Arial" w:eastAsia="Arial" w:hAnsi="Arial"/>
@@ -4824,7 +4828,7 @@
               <w:spacing w:after="10" w:before="0"/>
               <w:ind w:left="120"/>
             </w:pPr>
-            <w:hyperlink w:history="1" r:id="rIdkxgx85z_wc7ofnnwg-bxo">
+            <w:hyperlink w:history="1" r:id="rIdrxss7l8wa4gwi5bzukyh8">
               <w:r>
                 <w:rPr>
                   <w:rFonts w:ascii="Arial" w:cs="Arial" w:eastAsia="Arial" w:hAnsi="Arial"/>
@@ -4862,31 +4866,47 @@
                 <w:sz w:val="16"/>
                 <w:szCs w:val="16"/>
               </w:rPr>
-              <w:t xml:space="preserve">📖 READING:</w:t>
+              <w:t xml:space="preserve">📖 EXERCISE:</w:t>
             </w:r>
           </w:p>
           <w:p>
             <w:pPr>
               <w:spacing w:after="20" w:before="0"/>
             </w:pPr>
-            <w:r>
-              <w:rPr>
-                <w:rFonts w:ascii="Arial" w:cs="Arial" w:eastAsia="Arial" w:hAnsi="Arial"/>
-                <w:i/>
-                <w:iCs/>
-                <w:color w:val="595959"/>
-                <w:sz w:val="16"/>
-                <w:szCs w:val="16"/>
-              </w:rPr>
-              <w:t xml:space="preserve">No closely matching reading in the ARES library for this activity.</w:t>
-            </w:r>
+            <w:hyperlink w:history="1" r:id="rId-r-zv8mmojp80vcbzhbsg">
+              <w:r>
+                <w:rPr>
+                  <w:rFonts w:ascii="Arial" w:cs="Arial" w:eastAsia="Arial" w:hAnsi="Arial"/>
+                  <w:color w:val="2E75B6"/>
+                  <w:sz w:val="16"/>
+                  <w:szCs w:val="16"/>
+                  <w:u w:val="single" w:color="2E75B6"/>
+                </w:rPr>
+                <w:t xml:space="preserve">The circulatory and respiratory systems</w:t>
+              </w:r>
+            </w:hyperlink>
           </w:p>
           <w:p>
             <w:pPr>
               <w:spacing w:after="10" w:before="0"/>
               <w:ind w:left="120"/>
             </w:pPr>
-            <w:hyperlink w:history="1" r:id="rId7mgqfklnb-2brdtn7jofg">
+            <w:r>
+              <w:rPr>
+                <w:rFonts w:ascii="Arial" w:cs="Arial" w:eastAsia="Arial" w:hAnsi="Arial"/>
+                <w:color w:val="595959"/>
+                <w:sz w:val="14"/>
+                <w:szCs w:val="14"/>
+              </w:rPr>
+              <w:t xml:space="preserve">Source: Khan Academy (English - US curriculum)</w:t>
+            </w:r>
+          </w:p>
+          <w:p>
+            <w:pPr>
+              <w:spacing w:after="10" w:before="0"/>
+              <w:ind w:left="120"/>
+            </w:pPr>
+            <w:hyperlink w:history="1" r:id="rIdjagbiitkv0p3ijxkjrqu5">
               <w:r>
                 <w:rPr>
                   <w:rFonts w:ascii="Arial" w:cs="Arial" w:eastAsia="Arial" w:hAnsi="Arial"/>
@@ -4895,24 +4915,9 @@
                   <w:szCs w:val="14"/>
                   <w:u w:val="single" w:color="595959"/>
                 </w:rPr>
-                <w:t xml:space="preserve">🔍 Search ARES for readings</w:t>
+                <w:t xml:space="preserve">🔍 Search ARES for similar readings</w:t>
               </w:r>
             </w:hyperlink>
-          </w:p>
-          <w:p>
-            <w:pPr>
-              <w:spacing w:after="10" w:before="0"/>
-              <w:ind w:left="120"/>
-            </w:pPr>
-            <w:r>
-              <w:rPr>
-                <w:rFonts w:ascii="Arial" w:cs="Arial" w:eastAsia="Arial" w:hAnsi="Arial"/>
-                <w:color w:val="595959"/>
-                <w:sz w:val="14"/>
-                <w:szCs w:val="14"/>
-              </w:rPr>
-              <w:t xml:space="preserve">Search terms: animal gaseous exchange respiration</w:t>
-            </w:r>
           </w:p>
         </w:tc>
         <w:tc>
@@ -6388,7 +6393,7 @@
             <w:pPr>
               <w:spacing w:after="20" w:before="0"/>
             </w:pPr>
-            <w:hyperlink w:history="1" r:id="rIdoqdzf8zzp7ljm9zqjpsdf">
+            <w:hyperlink w:history="1" r:id="rIdcdbxl2cvykywxsoeptfmd">
               <w:r>
                 <w:rPr>
                   <w:rFonts w:ascii="Arial" w:cs="Arial" w:eastAsia="Arial" w:hAnsi="Arial"/>
@@ -6421,7 +6426,7 @@
               <w:spacing w:after="10" w:before="0"/>
               <w:ind w:left="120"/>
             </w:pPr>
-            <w:hyperlink w:history="1" r:id="rIdkifdlpukwhbhciufduaqp">
+            <w:hyperlink w:history="1" r:id="rIdp_a12zctu-yquurouoctb">
               <w:r>
                 <w:rPr>
                   <w:rFonts w:ascii="Arial" w:cs="Arial" w:eastAsia="Arial" w:hAnsi="Arial"/>
@@ -6483,7 +6488,7 @@
               <w:spacing w:after="10" w:before="0"/>
               <w:ind w:left="120"/>
             </w:pPr>
-            <w:hyperlink w:history="1" r:id="rIdet-q86ejr3w-w5pbhwswe">
+            <w:hyperlink w:history="1" r:id="rIdewj_v7kmodioxtfpyf73v">
               <w:r>
                 <w:rPr>
                   <w:rFonts w:ascii="Arial" w:cs="Arial" w:eastAsia="Arial" w:hAnsi="Arial"/>
@@ -6693,7 +6698,7 @@
             <w:pPr>
               <w:spacing w:after="20" w:before="0"/>
             </w:pPr>
-            <w:hyperlink w:history="1" r:id="rIdmzmg0vn_7hvokrm7rtjes">
+            <w:hyperlink w:history="1" r:id="rIddv6xmyz2ag8uhedys6eup">
               <w:r>
                 <w:rPr>
                   <w:rFonts w:ascii="Arial" w:cs="Arial" w:eastAsia="Arial" w:hAnsi="Arial"/>
@@ -6726,7 +6731,7 @@
               <w:spacing w:after="10" w:before="0"/>
               <w:ind w:left="120"/>
             </w:pPr>
-            <w:hyperlink w:history="1" r:id="rIdeqx-tyyub1o0cvvi11nuu">
+            <w:hyperlink w:history="1" r:id="rId9cqaeqzwkbuekli94upmz">
               <w:r>
                 <w:rPr>
                   <w:rFonts w:ascii="Arial" w:cs="Arial" w:eastAsia="Arial" w:hAnsi="Arial"/>
@@ -6788,7 +6793,7 @@
               <w:spacing w:after="10" w:before="0"/>
               <w:ind w:left="120"/>
             </w:pPr>
-            <w:hyperlink w:history="1" r:id="rId7holfrinkgzorchifm6af">
+            <w:hyperlink w:history="1" r:id="rIdtxp5cevvjfw0v7it83hkf">
               <w:r>
                 <w:rPr>
                   <w:rFonts w:ascii="Arial" w:cs="Arial" w:eastAsia="Arial" w:hAnsi="Arial"/>
@@ -6998,7 +7003,7 @@
             <w:pPr>
               <w:spacing w:after="20" w:before="0"/>
             </w:pPr>
-            <w:hyperlink w:history="1" r:id="rIdbceuydj1ksesi1u3r6gcr">
+            <w:hyperlink w:history="1" r:id="rIddviscjfybgutav041ucz7">
               <w:r>
                 <w:rPr>
                   <w:rFonts w:ascii="Arial" w:cs="Arial" w:eastAsia="Arial" w:hAnsi="Arial"/>
@@ -7031,7 +7036,7 @@
               <w:spacing w:after="10" w:before="0"/>
               <w:ind w:left="120"/>
             </w:pPr>
-            <w:hyperlink w:history="1" r:id="rIdha53zi2mbueouabgimvtk">
+            <w:hyperlink w:history="1" r:id="rId3jyz7k4i1eijezanecgpc">
               <w:r>
                 <w:rPr>
                   <w:rFonts w:ascii="Arial" w:cs="Arial" w:eastAsia="Arial" w:hAnsi="Arial"/>
@@ -7093,7 +7098,7 @@
               <w:spacing w:after="10" w:before="0"/>
               <w:ind w:left="120"/>
             </w:pPr>
-            <w:hyperlink w:history="1" r:id="rId-vucqllduecgktso1uo4e">
+            <w:hyperlink w:history="1" r:id="rIda8mavtcddv5fhsavbh1q9">
               <w:r>
                 <w:rPr>
                   <w:rFonts w:ascii="Arial" w:cs="Arial" w:eastAsia="Arial" w:hAnsi="Arial"/>
@@ -7303,7 +7308,7 @@
             <w:pPr>
               <w:spacing w:after="20" w:before="0"/>
             </w:pPr>
-            <w:hyperlink w:history="1" r:id="rIdd54zhkcbj2tbvy8vtqmxz">
+            <w:hyperlink w:history="1" r:id="rIdvvsvh0b1pwltkhy7gj-ri">
               <w:r>
                 <w:rPr>
                   <w:rFonts w:ascii="Arial" w:cs="Arial" w:eastAsia="Arial" w:hAnsi="Arial"/>
@@ -7336,7 +7341,7 @@
               <w:spacing w:after="10" w:before="0"/>
               <w:ind w:left="120"/>
             </w:pPr>
-            <w:hyperlink w:history="1" r:id="rId-2kzly25visfvkdcnpgvx">
+            <w:hyperlink w:history="1" r:id="rIdremsmwuguttsflslkppcc">
               <w:r>
                 <w:rPr>
                   <w:rFonts w:ascii="Arial" w:cs="Arial" w:eastAsia="Arial" w:hAnsi="Arial"/>
@@ -7398,7 +7403,7 @@
               <w:spacing w:after="10" w:before="0"/>
               <w:ind w:left="120"/>
             </w:pPr>
-            <w:hyperlink w:history="1" r:id="rIdaeyk4kbvhyz_epjveycz3">
+            <w:hyperlink w:history="1" r:id="rIdt02wnvep5nmncq9jt8ywe">
               <w:r>
                 <w:rPr>
                   <w:rFonts w:ascii="Arial" w:cs="Arial" w:eastAsia="Arial" w:hAnsi="Arial"/>
@@ -7608,7 +7613,7 @@
             <w:pPr>
               <w:spacing w:after="20" w:before="0"/>
             </w:pPr>
-            <w:hyperlink w:history="1" r:id="rId9lqlpsxeqmv9vmcyrwbfg">
+            <w:hyperlink w:history="1" r:id="rIdpj_0-i9r34kf_zjdfxymh">
               <w:r>
                 <w:rPr>
                   <w:rFonts w:ascii="Arial" w:cs="Arial" w:eastAsia="Arial" w:hAnsi="Arial"/>
@@ -7641,7 +7646,7 @@
               <w:spacing w:after="10" w:before="0"/>
               <w:ind w:left="120"/>
             </w:pPr>
-            <w:hyperlink w:history="1" r:id="rIdvojqicrotlehlgtxw1aws">
+            <w:hyperlink w:history="1" r:id="rIdaxt4zpbqrwsg0xpeerwqr">
               <w:r>
                 <w:rPr>
                   <w:rFonts w:ascii="Arial" w:cs="Arial" w:eastAsia="Arial" w:hAnsi="Arial"/>
@@ -7703,7 +7708,7 @@
               <w:spacing w:after="10" w:before="0"/>
               <w:ind w:left="120"/>
             </w:pPr>
-            <w:hyperlink w:history="1" r:id="rIdnv_xzfn1j9htjarriubkn">
+            <w:hyperlink w:history="1" r:id="rIdishuvjafwcdd53gj6rfwb">
               <w:r>
                 <w:rPr>
                   <w:rFonts w:ascii="Arial" w:cs="Arial" w:eastAsia="Arial" w:hAnsi="Arial"/>
@@ -9222,7 +9227,7 @@
               <w:spacing w:after="10" w:before="0"/>
               <w:ind w:left="120"/>
             </w:pPr>
-            <w:hyperlink w:history="1" r:id="rId2ngaibp4yfuxge71nild4">
+            <w:hyperlink w:history="1" r:id="rIdgm6m_fpw5awgya0qf4eko">
               <w:r>
                 <w:rPr>
                   <w:rFonts w:ascii="Arial" w:cs="Arial" w:eastAsia="Arial" w:hAnsi="Arial"/>
@@ -9299,7 +9304,7 @@
               <w:spacing w:after="10" w:before="0"/>
               <w:ind w:left="120"/>
             </w:pPr>
-            <w:hyperlink w:history="1" r:id="rIda8uaipnxmwqgdypykllns">
+            <w:hyperlink w:history="1" r:id="rIdlfly7ja2qkd16h37ro3ei">
               <w:r>
                 <w:rPr>
                   <w:rFonts w:ascii="Arial" w:cs="Arial" w:eastAsia="Arial" w:hAnsi="Arial"/>
@@ -9526,7 +9531,7 @@
               <w:spacing w:after="10" w:before="0"/>
               <w:ind w:left="120"/>
             </w:pPr>
-            <w:hyperlink w:history="1" r:id="rIdmv1yv05x45jttdjsqrziv">
+            <w:hyperlink w:history="1" r:id="rIdcuuypdbib6xkzbdwyvd8p">
               <w:r>
                 <w:rPr>
                   <w:rFonts w:ascii="Arial" w:cs="Arial" w:eastAsia="Arial" w:hAnsi="Arial"/>
@@ -9603,7 +9608,7 @@
               <w:spacing w:after="10" w:before="0"/>
               <w:ind w:left="120"/>
             </w:pPr>
-            <w:hyperlink w:history="1" r:id="rIdc6hodjzltyolanpvagtqd">
+            <w:hyperlink w:history="1" r:id="rIdbrmo97gcvbbtqtuta322r">
               <w:r>
                 <w:rPr>
                   <w:rFonts w:ascii="Arial" w:cs="Arial" w:eastAsia="Arial" w:hAnsi="Arial"/>
@@ -9830,7 +9835,7 @@
               <w:spacing w:after="10" w:before="0"/>
               <w:ind w:left="120"/>
             </w:pPr>
-            <w:hyperlink w:history="1" r:id="rIdupduahbglr6-flp90uqiy">
+            <w:hyperlink w:history="1" r:id="rIdatpebns3icwaw4cp4pvd2">
               <w:r>
                 <w:rPr>
                   <w:rFonts w:ascii="Arial" w:cs="Arial" w:eastAsia="Arial" w:hAnsi="Arial"/>
@@ -9907,7 +9912,7 @@
               <w:spacing w:after="10" w:before="0"/>
               <w:ind w:left="120"/>
             </w:pPr>
-            <w:hyperlink w:history="1" r:id="rIdzyscuxyi8u_pm--nduvpy">
+            <w:hyperlink w:history="1" r:id="rIdsuwplttz3lc5jxesmsw6l">
               <w:r>
                 <w:rPr>
                   <w:rFonts w:ascii="Arial" w:cs="Arial" w:eastAsia="Arial" w:hAnsi="Arial"/>
@@ -10134,7 +10139,7 @@
               <w:spacing w:after="10" w:before="0"/>
               <w:ind w:left="120"/>
             </w:pPr>
-            <w:hyperlink w:history="1" r:id="rIdckbfymhm_gnus9oyilf9o">
+            <w:hyperlink w:history="1" r:id="rIdnlinossty9wdksxf_0f6y">
               <w:r>
                 <w:rPr>
                   <w:rFonts w:ascii="Arial" w:cs="Arial" w:eastAsia="Arial" w:hAnsi="Arial"/>
@@ -10211,7 +10216,7 @@
               <w:spacing w:after="10" w:before="0"/>
               <w:ind w:left="120"/>
             </w:pPr>
-            <w:hyperlink w:history="1" r:id="rId20ywmsihbgggvc0pacx0r">
+            <w:hyperlink w:history="1" r:id="rIdjjl3rw03vabvskdru_hod">
               <w:r>
                 <w:rPr>
                   <w:rFonts w:ascii="Arial" w:cs="Arial" w:eastAsia="Arial" w:hAnsi="Arial"/>
@@ -10438,7 +10443,7 @@
               <w:spacing w:after="10" w:before="0"/>
               <w:ind w:left="120"/>
             </w:pPr>
-            <w:hyperlink w:history="1" r:id="rIdd1aiytvi8zb6swmjvazj6">
+            <w:hyperlink w:history="1" r:id="rIdpyyssyeeahe815e_rdzfj">
               <w:r>
                 <w:rPr>
                   <w:rFonts w:ascii="Arial" w:cs="Arial" w:eastAsia="Arial" w:hAnsi="Arial"/>
@@ -10515,7 +10520,7 @@
               <w:spacing w:after="10" w:before="0"/>
               <w:ind w:left="120"/>
             </w:pPr>
-            <w:hyperlink w:history="1" r:id="rIdtzaouhvyaycmougtqchxr">
+            <w:hyperlink w:history="1" r:id="rIds9dyfn2th_dsxh9zis6hj">
               <w:r>
                 <w:rPr>
                   <w:rFonts w:ascii="Arial" w:cs="Arial" w:eastAsia="Arial" w:hAnsi="Arial"/>
@@ -12262,7 +12267,7 @@
               <w:spacing w:after="10" w:before="0"/>
               <w:ind w:left="120"/>
             </w:pPr>
-            <w:hyperlink w:history="1" r:id="rIdrpnjhsjeqoqlu2bmj_q6o">
+            <w:hyperlink w:history="1" r:id="rId_gw4if5mcns7ohv_mrapl">
               <w:r>
                 <w:rPr>
                   <w:rFonts w:ascii="Arial" w:cs="Arial" w:eastAsia="Arial" w:hAnsi="Arial"/>
@@ -12339,7 +12344,7 @@
               <w:spacing w:after="10" w:before="0"/>
               <w:ind w:left="120"/>
             </w:pPr>
-            <w:hyperlink w:history="1" r:id="rIdggeksfyfb1u921oxzj2nu">
+            <w:hyperlink w:history="1" r:id="rId1jgjxfqrplczc3jvmb9pp">
               <w:r>
                 <w:rPr>
                   <w:rFonts w:ascii="Arial" w:cs="Arial" w:eastAsia="Arial" w:hAnsi="Arial"/>
@@ -12566,7 +12571,7 @@
               <w:spacing w:after="10" w:before="0"/>
               <w:ind w:left="120"/>
             </w:pPr>
-            <w:hyperlink w:history="1" r:id="rId7fajgakdhe8wkojuy4pbo">
+            <w:hyperlink w:history="1" r:id="rIdmouu6mz2i19rccax8asmd">
               <w:r>
                 <w:rPr>
                   <w:rFonts w:ascii="Arial" w:cs="Arial" w:eastAsia="Arial" w:hAnsi="Arial"/>
@@ -12643,7 +12648,7 @@
               <w:spacing w:after="10" w:before="0"/>
               <w:ind w:left="120"/>
             </w:pPr>
-            <w:hyperlink w:history="1" r:id="rIdc6kxf7rey8efaxqjoio9z">
+            <w:hyperlink w:history="1" r:id="rId3qhwppqbzl9cxa0egaih4">
               <w:r>
                 <w:rPr>
                   <w:rFonts w:ascii="Arial" w:cs="Arial" w:eastAsia="Arial" w:hAnsi="Arial"/>
@@ -12870,7 +12875,7 @@
               <w:spacing w:after="10" w:before="0"/>
               <w:ind w:left="120"/>
             </w:pPr>
-            <w:hyperlink w:history="1" r:id="rIdl8-oh-gjtjmhszrtoss71">
+            <w:hyperlink w:history="1" r:id="rIdsg-8cxtgad40ytarsmmkk">
               <w:r>
                 <w:rPr>
                   <w:rFonts w:ascii="Arial" w:cs="Arial" w:eastAsia="Arial" w:hAnsi="Arial"/>
@@ -12947,7 +12952,7 @@
               <w:spacing w:after="10" w:before="0"/>
               <w:ind w:left="120"/>
             </w:pPr>
-            <w:hyperlink w:history="1" r:id="rId4tm8cudt4rsz6tscedl5r">
+            <w:hyperlink w:history="1" r:id="rIdwr-begtsaj4kkyiemxlug">
               <w:r>
                 <w:rPr>
                   <w:rFonts w:ascii="Arial" w:cs="Arial" w:eastAsia="Arial" w:hAnsi="Arial"/>
@@ -13174,7 +13179,7 @@
               <w:spacing w:after="10" w:before="0"/>
               <w:ind w:left="120"/>
             </w:pPr>
-            <w:hyperlink w:history="1" r:id="rId13o9hmagqdbdysd512jun">
+            <w:hyperlink w:history="1" r:id="rIdirxplkwxqg95a2euyor5f">
               <w:r>
                 <w:rPr>
                   <w:rFonts w:ascii="Arial" w:cs="Arial" w:eastAsia="Arial" w:hAnsi="Arial"/>
@@ -13251,7 +13256,7 @@
               <w:spacing w:after="10" w:before="0"/>
               <w:ind w:left="120"/>
             </w:pPr>
-            <w:hyperlink w:history="1" r:id="rId1nithnzulfoo019k1pl-d">
+            <w:hyperlink w:history="1" r:id="rIdthedijo8uqnoezn-cvphj">
               <w:r>
                 <w:rPr>
                   <w:rFonts w:ascii="Arial" w:cs="Arial" w:eastAsia="Arial" w:hAnsi="Arial"/>
@@ -13478,7 +13483,7 @@
               <w:spacing w:after="10" w:before="0"/>
               <w:ind w:left="120"/>
             </w:pPr>
-            <w:hyperlink w:history="1" r:id="rIdalfeejh8mimqnbnvynac6">
+            <w:hyperlink w:history="1" r:id="rIdeuk-15alwxe_kmz8lmwzm">
               <w:r>
                 <w:rPr>
                   <w:rFonts w:ascii="Arial" w:cs="Arial" w:eastAsia="Arial" w:hAnsi="Arial"/>
@@ -13555,7 +13560,7 @@
               <w:spacing w:after="10" w:before="0"/>
               <w:ind w:left="120"/>
             </w:pPr>
-            <w:hyperlink w:history="1" r:id="rId_-b1-u4qasi9kf7j-1kqv">
+            <w:hyperlink w:history="1" r:id="rId1ncexlehhnazax9ao5y1b">
               <w:r>
                 <w:rPr>
                   <w:rFonts w:ascii="Arial" w:cs="Arial" w:eastAsia="Arial" w:hAnsi="Arial"/>
@@ -15057,7 +15062,7 @@
             <w:pPr>
               <w:spacing w:after="20" w:before="0"/>
             </w:pPr>
-            <w:hyperlink w:history="1" r:id="rIdf0qvrkfjgu1aro-_1bvvn">
+            <w:hyperlink w:history="1" r:id="rIdku8awb-5hmoaeu0hb7-dl">
               <w:r>
                 <w:rPr>
                   <w:rFonts w:ascii="Arial" w:cs="Arial" w:eastAsia="Arial" w:hAnsi="Arial"/>
@@ -15066,7 +15071,7 @@
                   <w:szCs w:val="16"/>
                   <w:u w:val="single" w:color="2E75B6"/>
                 </w:rPr>
-                <w:t xml:space="preserve">Diffusion and osmosis</w:t>
+                <w:t xml:space="preserve">Red blood cells</w:t>
               </w:r>
             </w:hyperlink>
           </w:p>
@@ -15090,7 +15095,7 @@
               <w:spacing w:after="10" w:before="0"/>
               <w:ind w:left="120"/>
             </w:pPr>
-            <w:hyperlink w:history="1" r:id="rId3_jed_yxhtloi5_uenawc">
+            <w:hyperlink w:history="1" r:id="rIdlvkijx1p9gx7wrugut4rg">
               <w:r>
                 <w:rPr>
                   <w:rFonts w:ascii="Arial" w:cs="Arial" w:eastAsia="Arial" w:hAnsi="Arial"/>
@@ -15135,7 +15140,7 @@
             <w:pPr>
               <w:spacing w:after="20" w:before="0"/>
             </w:pPr>
-            <w:hyperlink w:history="1" r:id="rIdllpxp3kxwhgvr_pnx0p59">
+            <w:hyperlink w:history="1" r:id="rIdsg_kvskvzev4rp0yr8bt4">
               <w:r>
                 <w:rPr>
                   <w:rFonts w:ascii="Arial" w:cs="Arial" w:eastAsia="Arial" w:hAnsi="Arial"/>
@@ -15144,7 +15149,7 @@
                   <w:szCs w:val="16"/>
                   <w:u w:val="single" w:color="2E75B6"/>
                 </w:rPr>
-                <w:t xml:space="preserve">Introduction to cellular respiration</w:t>
+                <w:t xml:space="preserve">The circulatory and respiratory systems</w:t>
               </w:r>
             </w:hyperlink>
           </w:p>
@@ -15168,7 +15173,7 @@
               <w:spacing w:after="10" w:before="0"/>
               <w:ind w:left="120"/>
             </w:pPr>
-            <w:hyperlink w:history="1" r:id="rIdxmvudjh_mgt-ag5wpry6e">
+            <w:hyperlink w:history="1" r:id="rId9-jblwgfv1uq8422okeqm">
               <w:r>
                 <w:rPr>
                   <w:rFonts w:ascii="Arial" w:cs="Arial" w:eastAsia="Arial" w:hAnsi="Arial"/>
@@ -15363,7 +15368,313 @@
             <w:pPr>
               <w:spacing w:after="20" w:before="0"/>
             </w:pPr>
-            <w:hyperlink w:history="1" r:id="rIdwro3xy03qyjuycav46faj">
+            <w:hyperlink w:history="1" r:id="rIdc_nsgryfoonkfwum8mfuv">
+              <w:r>
+                <w:rPr>
+                  <w:rFonts w:ascii="Arial" w:cs="Arial" w:eastAsia="Arial" w:hAnsi="Arial"/>
+                  <w:color w:val="2E75B6"/>
+                  <w:sz w:val="16"/>
+                  <w:szCs w:val="16"/>
+                  <w:u w:val="single" w:color="2E75B6"/>
+                </w:rPr>
+                <w:t xml:space="preserve">Red blood cells -dubbed(KY)</w:t>
+              </w:r>
+            </w:hyperlink>
+          </w:p>
+          <w:p>
+            <w:pPr>
+              <w:spacing w:after="10" w:before="0"/>
+              <w:ind w:left="120"/>
+            </w:pPr>
+            <w:r>
+              <w:rPr>
+                <w:rFonts w:ascii="Arial" w:cs="Arial" w:eastAsia="Arial" w:hAnsi="Arial"/>
+                <w:color w:val="595959"/>
+                <w:sz w:val="14"/>
+                <w:szCs w:val="14"/>
+              </w:rPr>
+              <w:t xml:space="preserve">Source: Khan Academy (Kiswahili)</w:t>
+            </w:r>
+          </w:p>
+          <w:p>
+            <w:pPr>
+              <w:spacing w:after="10" w:before="0"/>
+              <w:ind w:left="120"/>
+            </w:pPr>
+            <w:hyperlink w:history="1" r:id="rId3hlmouwbxqaqq7lfzq0vi">
+              <w:r>
+                <w:rPr>
+                  <w:rFonts w:ascii="Arial" w:cs="Arial" w:eastAsia="Arial" w:hAnsi="Arial"/>
+                  <w:color w:val="595959"/>
+                  <w:sz w:val="14"/>
+                  <w:szCs w:val="14"/>
+                  <w:u w:val="single" w:color="595959"/>
+                </w:rPr>
+                <w:t xml:space="preserve">🔍 Search ARES for similar videos</w:t>
+              </w:r>
+            </w:hyperlink>
+          </w:p>
+          <w:p>
+            <w:pPr>
+              <w:spacing w:after="40" w:before="0"/>
+            </w:pPr>
+            <w:r>
+              <w:rPr>
+                <w:sz w:val="14"/>
+                <w:szCs w:val="14"/>
+              </w:rPr>
+              <w:t xml:space="preserve"/>
+            </w:r>
+          </w:p>
+          <w:p>
+            <w:pPr>
+              <w:spacing w:after="20" w:before="0"/>
+            </w:pPr>
+            <w:r>
+              <w:rPr>
+                <w:rFonts w:ascii="Arial" w:cs="Arial" w:eastAsia="Arial" w:hAnsi="Arial"/>
+                <w:b/>
+                <w:bCs/>
+                <w:color w:val="1F3864"/>
+                <w:sz w:val="16"/>
+                <w:szCs w:val="16"/>
+              </w:rPr>
+              <w:t xml:space="preserve">📖 HTML:</w:t>
+            </w:r>
+          </w:p>
+          <w:p>
+            <w:pPr>
+              <w:spacing w:after="20" w:before="0"/>
+            </w:pPr>
+            <w:hyperlink w:history="1" r:id="rIdtgyrteknzhrr7qoyks27v">
+              <w:r>
+                <w:rPr>
+                  <w:rFonts w:ascii="Arial" w:cs="Arial" w:eastAsia="Arial" w:hAnsi="Arial"/>
+                  <w:color w:val="2E75B6"/>
+                  <w:sz w:val="16"/>
+                  <w:szCs w:val="16"/>
+                  <w:u w:val="single" w:color="2E75B6"/>
+                </w:rPr>
+                <w:t xml:space="preserve">Cellular Respiration (Flexbook)</w:t>
+              </w:r>
+            </w:hyperlink>
+          </w:p>
+          <w:p>
+            <w:pPr>
+              <w:spacing w:after="10" w:before="0"/>
+              <w:ind w:left="120"/>
+            </w:pPr>
+            <w:r>
+              <w:rPr>
+                <w:rFonts w:ascii="Arial" w:cs="Arial" w:eastAsia="Arial" w:hAnsi="Arial"/>
+                <w:color w:val="595959"/>
+                <w:sz w:val="14"/>
+                <w:szCs w:val="14"/>
+              </w:rPr>
+              <w:t xml:space="preserve">Source: CK-12</w:t>
+            </w:r>
+          </w:p>
+          <w:p>
+            <w:pPr>
+              <w:spacing w:after="10" w:before="0"/>
+              <w:ind w:left="120"/>
+            </w:pPr>
+            <w:hyperlink w:history="1" r:id="rIdj_hbwzraecd7r924ozqly">
+              <w:r>
+                <w:rPr>
+                  <w:rFonts w:ascii="Arial" w:cs="Arial" w:eastAsia="Arial" w:hAnsi="Arial"/>
+                  <w:color w:val="595959"/>
+                  <w:sz w:val="14"/>
+                  <w:szCs w:val="14"/>
+                  <w:u w:val="single" w:color="595959"/>
+                </w:rPr>
+                <w:t xml:space="preserve">🔍 Search ARES for similar readings</w:t>
+              </w:r>
+            </w:hyperlink>
+          </w:p>
+        </w:tc>
+        <w:tc>
+          <w:tcPr>
+            <w:tcW w:type="dxa" w:w="3040"/>
+            <w:shd w:fill="FFFFFF" w:color="auto" w:val="clear"/>
+            <w:tcMar>
+              <w:top w:type="dxa" w:w="60"/>
+              <w:left w:type="dxa" w:w="120"/>
+              <w:bottom w:type="dxa" w:w="60"/>
+              <w:right w:type="dxa" w:w="120"/>
+            </w:tcMar>
+            <w:vAlign w:val="top"/>
+          </w:tcPr>
+          <w:p>
+            <w:pPr>
+              <w:spacing w:after="40" w:before="0"/>
+              <w:jc w:val="left"/>
+            </w:pPr>
+            <w:r>
+              <w:rPr>
+                <w:rFonts w:ascii="Arial" w:cs="Arial" w:eastAsia="Arial" w:hAnsi="Arial"/>
+                <w:b w:val="false"/>
+                <w:bCs w:val="false"/>
+                <w:i w:val="false"/>
+                <w:iCs w:val="false"/>
+                <w:color w:val="000000"/>
+                <w:sz w:val="18"/>
+                <w:szCs w:val="18"/>
+              </w:rPr>
+              <w:t xml:space="preserve">Learners open the ARES platform reading: 'Circulatory System Functions and Gas Transport in Humans.' The reading covers: (a) structure of alveolar capillary network and the diffusion gradient for O₂ and CO₂; (b) how haemoglobin in red blood cells binds O₂ to form oxyhaemoglobin; (c) the route of oxygenated blood from lung capillaries → pulmonary veins → left side of heart → aorta → arteries → muscle capillaries; (d) diffusion of O₂ from capillary blood into muscle cells down a concentration gradient; (e) diffusion of CO₂ from muscle cells back into blood and transport to lungs. As they read, learners complete a structured 'Oxygen Journey' table in their exercise books with five columns: Location | What happens to O₂ here? | Direction of diffusion | What carries O₂? | Connection to exercise phenomenon. They annotate each row as they encounter evidence in the text.</w:t>
+            </w:r>
+          </w:p>
+        </w:tc>
+        <w:tc>
+          <w:tcPr>
+            <w:tcW w:type="dxa" w:w="3040"/>
+            <w:shd w:fill="F2F2F2" w:color="auto" w:val="clear"/>
+            <w:tcMar>
+              <w:top w:type="dxa" w:w="60"/>
+              <w:left w:type="dxa" w:w="120"/>
+              <w:bottom w:type="dxa" w:w="60"/>
+              <w:right w:type="dxa" w:w="120"/>
+            </w:tcMar>
+            <w:vAlign w:val="top"/>
+          </w:tcPr>
+          <w:p>
+            <w:pPr>
+              <w:spacing w:after="40" w:before="0"/>
+              <w:jc w:val="left"/>
+            </w:pPr>
+            <w:r>
+              <w:rPr>
+                <w:rFonts w:ascii="Arial" w:cs="Arial" w:eastAsia="Arial" w:hAnsi="Arial"/>
+                <w:b w:val="false"/>
+                <w:bCs w:val="false"/>
+                <w:i w:val="false"/>
+                <w:iCs w:val="false"/>
+                <w:color w:val="000000"/>
+                <w:sz w:val="18"/>
+                <w:szCs w:val="18"/>
+              </w:rPr>
+              <w:t xml:space="preserve">Before learners open the reading, say: 'You are reading as a scientist checking your prediction — as you read, fill in the Oxygen Journey table. Every row must connect back to our step-up activity.' Write the five column headers on the board. Set a timer for 12 minutes. Circulate and use targeted questions with learners who are struggling: 'Find the paragraph that mentions haemoglobin — what does it say happens to oxygen there?' and 'Look at your prediction diagram — does the reading agree with your arrow?' At the 8-minute mark, cold-call one learner: 'Kamau, what does the text say carries oxygen in the blood?' — give 10 seconds wait time before accepting the answer. If the answer is incomplete, ask a follow-up: 'Is it the plasma or something inside the red blood cell?' Do not lecture; redirect learners back to the text.</w:t>
+            </w:r>
+          </w:p>
+        </w:tc>
+        <w:tc>
+          <w:tcPr>
+            <w:tcW w:type="dxa" w:w="3040"/>
+            <w:shd w:fill="FFFFFF" w:color="auto" w:val="clear"/>
+            <w:tcMar>
+              <w:top w:type="dxa" w:w="60"/>
+              <w:left w:type="dxa" w:w="120"/>
+              <w:bottom w:type="dxa" w:w="60"/>
+              <w:right w:type="dxa" w:w="120"/>
+            </w:tcMar>
+            <w:vAlign w:val="top"/>
+          </w:tcPr>
+          <w:p>
+            <w:pPr>
+              <w:spacing w:after="40" w:before="0"/>
+              <w:jc w:val="left"/>
+            </w:pPr>
+            <w:r>
+              <w:rPr>
+                <w:rFonts w:ascii="Arial" w:cs="Arial" w:eastAsia="Arial" w:hAnsi="Arial"/>
+                <w:b w:val="false"/>
+                <w:bCs w:val="false"/>
+                <w:i w:val="false"/>
+                <w:iCs w:val="false"/>
+                <w:color w:val="000000"/>
+                <w:sz w:val="18"/>
+                <w:szCs w:val="18"/>
+              </w:rPr>
+              <w:t xml:space="preserve">Structured Note-Taking with Phenomenon Connection Column — The five-column table is a disciplined evidence-extraction tool. The final column ('Connection to exercise phenomenon') is the critical sensemaking move: it prevents the reading from becoming abstract by requiring learners to explicitly link each biological location to the lived experience of doing step-ups. This mirrors the NGSS practice of 'Obtaining, Evaluating, and Communicating Information' anchored to a specific phenomenon.</w:t>
+            </w:r>
+          </w:p>
+        </w:tc>
+        <w:tc>
+          <w:tcPr>
+            <w:tcW w:type="dxa" w:w="3040"/>
+            <w:shd w:fill="F2F2F2" w:color="auto" w:val="clear"/>
+            <w:tcMar>
+              <w:top w:type="dxa" w:w="60"/>
+              <w:left w:type="dxa" w:w="120"/>
+              <w:bottom w:type="dxa" w:w="60"/>
+              <w:right w:type="dxa" w:w="120"/>
+            </w:tcMar>
+            <w:vAlign w:val="top"/>
+          </w:tcPr>
+          <w:p>
+            <w:pPr>
+              <w:spacing w:after="40" w:before="0"/>
+              <w:jc w:val="left"/>
+            </w:pPr>
+            <w:r>
+              <w:rPr>
+                <w:rFonts w:ascii="Arial" w:cs="Arial" w:eastAsia="Arial" w:hAnsi="Arial"/>
+                <w:b w:val="false"/>
+                <w:bCs w:val="false"/>
+                <w:i w:val="false"/>
+                <w:iCs w:val="false"/>
+                <w:color w:val="000000"/>
+                <w:sz w:val="18"/>
+                <w:szCs w:val="18"/>
+              </w:rPr>
+              <w:t xml:space="preserve">Teacher checks the 'Direction of diffusion' column during circulation — observable indicator: learner correctly states O₂ diffuses from HIGH concentration (alveolus/blood) to LOW concentration (blood/cell). Common error: learners write 'oxygen moves towards the heart' without mentioning concentration gradient — prompt with: 'What makes oxygen move in that direction rather than the other way?' Also check whether the 'What carries O₂?' column says 'haemoglobin' or 'red blood cells' rather than just 'blood' (precision of language indicator).</w:t>
+            </w:r>
+          </w:p>
+        </w:tc>
+      </w:tr>
+      <w:tr>
+        <w:tc>
+          <w:tcPr>
+            <w:tcW w:type="dxa" w:w="1520"/>
+            <w:shd w:fill="E2EFDA" w:color="auto" w:val="clear"/>
+            <w:tcMar>
+              <w:top w:type="dxa" w:w="60"/>
+              <w:left w:type="dxa" w:w="120"/>
+              <w:bottom w:type="dxa" w:w="60"/>
+              <w:right w:type="dxa" w:w="120"/>
+            </w:tcMar>
+            <w:vAlign w:val="top"/>
+          </w:tcPr>
+          <w:p>
+            <w:pPr>
+              <w:spacing w:after="40" w:before="0"/>
+              <w:jc w:val="left"/>
+            </w:pPr>
+            <w:r>
+              <w:rPr>
+                <w:rFonts w:ascii="Arial" w:cs="Arial" w:eastAsia="Arial" w:hAnsi="Arial"/>
+                <w:b/>
+                <w:bCs/>
+                <w:i w:val="false"/>
+                <w:iCs w:val="false"/>
+                <w:color w:val="000000"/>
+                <w:sz w:val="18"/>
+                <w:szCs w:val="18"/>
+              </w:rPr>
+              <w:t xml:space="preserve">Explain Phase</w:t>
+            </w:r>
+          </w:p>
+          <w:p>
+            <w:pPr>
+              <w:spacing w:after="20" w:before="0"/>
+            </w:pPr>
+            <w:r>
+              <w:rPr>
+                <w:rFonts w:ascii="Arial" w:cs="Arial" w:eastAsia="Arial" w:hAnsi="Arial"/>
+                <w:b/>
+                <w:bCs/>
+                <w:color w:val="1F3864"/>
+                <w:sz w:val="16"/>
+                <w:szCs w:val="16"/>
+              </w:rPr>
+              <w:t xml:space="preserve">📹 VIDEO:</w:t>
+            </w:r>
+          </w:p>
+          <w:p>
+            <w:pPr>
+              <w:spacing w:after="20" w:before="0"/>
+            </w:pPr>
+            <w:hyperlink w:history="1" r:id="rId8pvuq-cey1s2n8jpcvpuh">
               <w:r>
                 <w:rPr>
                   <w:rFonts w:ascii="Arial" w:cs="Arial" w:eastAsia="Arial" w:hAnsi="Arial"/>
@@ -15396,7 +15707,7 @@
               <w:spacing w:after="10" w:before="0"/>
               <w:ind w:left="120"/>
             </w:pPr>
-            <w:hyperlink w:history="1" r:id="rId-pgjh2kkll4axfyplyqhe">
+            <w:hyperlink w:history="1" r:id="rIdrf1gryj9kt40dpvsf0t_q">
               <w:r>
                 <w:rPr>
                   <w:rFonts w:ascii="Arial" w:cs="Arial" w:eastAsia="Arial" w:hAnsi="Arial"/>
@@ -15434,14 +15745,14 @@
                 <w:sz w:val="16"/>
                 <w:szCs w:val="16"/>
               </w:rPr>
-              <w:t xml:space="preserve">📖 HTML:</w:t>
+              <w:t xml:space="preserve">📖 EXERCISE:</w:t>
             </w:r>
           </w:p>
           <w:p>
             <w:pPr>
               <w:spacing w:after="20" w:before="0"/>
             </w:pPr>
-            <w:hyperlink w:history="1" r:id="rIdqzplbug8ikbfocffgel16">
+            <w:hyperlink w:history="1" r:id="rId2nb3focpeoe1nxnuhl8dj">
               <w:r>
                 <w:rPr>
                   <w:rFonts w:ascii="Arial" w:cs="Arial" w:eastAsia="Arial" w:hAnsi="Arial"/>
@@ -15450,7 +15761,7 @@
                   <w:szCs w:val="16"/>
                   <w:u w:val="single" w:color="2E75B6"/>
                 </w:rPr>
-                <w:t xml:space="preserve">Cellular Respiration (Flexbook)</w:t>
+                <w:t xml:space="preserve">Cellular Respiration Practice</w:t>
               </w:r>
             </w:hyperlink>
           </w:p>
@@ -15474,7 +15785,7 @@
               <w:spacing w:after="10" w:before="0"/>
               <w:ind w:left="120"/>
             </w:pPr>
-            <w:hyperlink w:history="1" r:id="rIdbaoknq3p46sdn5_xpdu-9">
+            <w:hyperlink w:history="1" r:id="rIdiuzgiice1ynmdxeoqswfd">
               <w:r>
                 <w:rPr>
                   <w:rFonts w:ascii="Arial" w:cs="Arial" w:eastAsia="Arial" w:hAnsi="Arial"/>
@@ -15516,7 +15827,7 @@
                 <w:sz w:val="18"/>
                 <w:szCs w:val="18"/>
               </w:rPr>
-              <w:t xml:space="preserve">Learners open the ARES platform reading: 'Circulatory System Functions and Gas Transport in Humans.' The reading covers: (a) structure of alveolar capillary network and the diffusion gradient for O₂ and CO₂; (b) how haemoglobin in red blood cells binds O₂ to form oxyhaemoglobin; (c) the route of oxygenated blood from lung capillaries → pulmonary veins → left side of heart → aorta → arteries → muscle capillaries; (d) diffusion of O₂ from capillary blood into muscle cells down a concentration gradient; (e) diffusion of CO₂ from muscle cells back into blood and transport to lungs. As they read, learners complete a structured 'Oxygen Journey' table in their exercise books with five columns: Location | What happens to O₂ here? | Direction of diffusion | What carries O₂? | Connection to exercise phenomenon. They annotate each row as they encounter evidence in the text.</w:t>
+              <w:t xml:space="preserve">Learners close their devices and work in pairs to construct a sequential flow diagram called 'The Oxygen Journey' — a horizontal chain of labelled boxes with arrows, starting at ALVEOLUS and ending at MUSCLE CELL MITOCHONDRIA. Each arrow must carry a label explaining the mechanism of movement (e.g., 'diffusion — high to low O₂ concentration'; 'pumped by left ventricle'; 'carried by haemoglobin'). Pairs then share with another pair (group of 4) and identify one point of disagreement or one question they still have. Groups nominate one remaining question to add to the Driving Question Board. Finally, the teacher leads a whole-class 'Molecule Narration': one learner narrates in first person — 'I am an oxygen molecule. I have just crossed the alveolar wall. Now I...' — while the class follows on their diagrams and corrects any errors in the narration.</w:t>
             </w:r>
           </w:p>
         </w:tc>
@@ -15548,7 +15859,7 @@
                 <w:sz w:val="18"/>
                 <w:szCs w:val="18"/>
               </w:rPr>
-              <w:t xml:space="preserve">Before learners open the reading, say: 'You are reading as a scientist checking your prediction — as you read, fill in the Oxygen Journey table. Every row must connect back to our step-up activity.' Write the five column headers on the board. Set a timer for 12 minutes. Circulate and use targeted questions with learners who are struggling: 'Find the paragraph that mentions haemoglobin — what does it say happens to oxygen there?' and 'Look at your prediction diagram — does the reading agree with your arrow?' At the 8-minute mark, cold-call one learner: 'Kamau, what does the text say carries oxygen in the blood?' — give 10 seconds wait time before accepting the answer. If the answer is incomplete, ask a follow-up: 'Is it the plasma or something inside the red blood cell?' Do not lecture; redirect learners back to the text.</w:t>
+              <w:t xml:space="preserve">Announce: 'Close your devices. Using ONLY your table notes and your memory, build the Oxygen Journey diagram with your partner — no devices.' Allow 7 minutes. Circulate and listen for pairs who stop the chain at 'the heart' without continuing to the muscle — prompt: 'What does the heart do with the oxygen — does it use it all, or does it send it somewhere?' After pairs share in groups of 4, ask groups: 'What is your one remaining question?' Write 3–4 questions on the board. Then launch the Molecule Narration — ask for a volunteer narrator, or cold-call a confident learner: 'Otieno, you are now an oxygen molecule. Start from the alveolus — go!' When the narrator makes an error or pauses, say to the class: 'Hands up if you want to correct or continue the story' — accept 2–3 contributions. End the narration when the molecule 'enters the muscle cell.' Ask: 'So why did Amina's heart beat at 128 bpm after step-ups? Turn and talk — 30 seconds.' Cold-call 2 pairs: give 10 seconds wait time each.</w:t>
             </w:r>
           </w:p>
         </w:tc>
@@ -15580,7 +15891,7 @@
                 <w:sz w:val="18"/>
                 <w:szCs w:val="18"/>
               </w:rPr>
-              <w:t xml:space="preserve">Structured Note-Taking with Phenomenon Connection Column — The five-column table is a disciplined evidence-extraction tool. The final column ('Connection to exercise phenomenon') is the critical sensemaking move: it prevents the reading from becoming abstract by requiring learners to explicitly link each biological location to the lived experience of doing step-ups. This mirrors the NGSS practice of 'Obtaining, Evaluating, and Communicating Information' anchored to a specific phenomenon.</w:t>
+              <w:t xml:space="preserve">Molecule Narration (First-Person Perspective Storytelling) — Narrating as the oxygen molecule requires learners to sequence every mechanism in order and name the agent of each transport step. This strategy makes abstract diffusion gradients and circulatory routes concrete and sequential. It also reveals precisely where understanding breaks down (e.g., learners who say 'I enter the heart and stay there' have a misconception about the heart as a pump, not a destination). Paired flow diagram construction applies the NGSS practice of 'Developing and Using Models.'</w:t>
             </w:r>
           </w:p>
         </w:tc>
@@ -15612,7 +15923,7 @@
                 <w:sz w:val="18"/>
                 <w:szCs w:val="18"/>
               </w:rPr>
-              <w:t xml:space="preserve">Teacher checks the 'Direction of diffusion' column during circulation — observable indicator: learner correctly states O₂ diffuses from HIGH concentration (alveolus/blood) to LOW concentration (blood/cell). Common error: learners write 'oxygen moves towards the heart' without mentioning concentration gradient — prompt with: 'What makes oxygen move in that direction rather than the other way?' Also check whether the 'What carries O₂?' column says 'haemoglobin' or 'red blood cells' rather than just 'blood' (precision of language indicator).</w:t>
+              <w:t xml:space="preserve">Observable indicator during Molecule Narration: learner correctly identifies at least four sequential steps (alveolus → capillary blood / haemoglobin → heart pump → muscle capillary → muscle cell) without being prompted. Red flag: narrator skips the heart entirely or says oxygen 'travels through the lungs to muscles' — stop and redirect with: 'At which point does oxygenated blood leave the lungs — which vessel?' Check Turn-and-Talk responses: learners should explicitly link faster heart rate to faster delivery of oxygen to muscles (not just say 'the heart pumps harder').</w:t>
             </w:r>
           </w:p>
         </w:tc>
@@ -15621,32 +15932,32 @@
         <w:tc>
           <w:tcPr>
             <w:tcW w:type="dxa" w:w="1520"/>
-            <w:shd w:fill="E2EFDA" w:color="auto" w:val="clear"/>
-            <w:tcMar>
-              <w:top w:type="dxa" w:w="60"/>
-              <w:left w:type="dxa" w:w="120"/>
-              <w:bottom w:type="dxa" w:w="60"/>
-              <w:right w:type="dxa" w:w="120"/>
-            </w:tcMar>
-            <w:vAlign w:val="top"/>
-          </w:tcPr>
-          <w:p>
-            <w:pPr>
-              <w:spacing w:after="40" w:before="0"/>
-              <w:jc w:val="left"/>
-            </w:pPr>
-            <w:r>
-              <w:rPr>
-                <w:rFonts w:ascii="Arial" w:cs="Arial" w:eastAsia="Arial" w:hAnsi="Arial"/>
-                <w:b/>
-                <w:bCs/>
-                <w:i w:val="false"/>
-                <w:iCs w:val="false"/>
-                <w:color w:val="000000"/>
-                <w:sz w:val="18"/>
-                <w:szCs w:val="18"/>
-              </w:rPr>
-              <w:t xml:space="preserve">Explain Phase</w:t>
+            <w:shd w:fill="FCE4D6" w:color="auto" w:val="clear"/>
+            <w:tcMar>
+              <w:top w:type="dxa" w:w="60"/>
+              <w:left w:type="dxa" w:w="120"/>
+              <w:bottom w:type="dxa" w:w="60"/>
+              <w:right w:type="dxa" w:w="120"/>
+            </w:tcMar>
+            <w:vAlign w:val="top"/>
+          </w:tcPr>
+          <w:p>
+            <w:pPr>
+              <w:spacing w:after="40" w:before="0"/>
+              <w:jc w:val="left"/>
+            </w:pPr>
+            <w:r>
+              <w:rPr>
+                <w:rFonts w:ascii="Arial" w:cs="Arial" w:eastAsia="Arial" w:hAnsi="Arial"/>
+                <w:b/>
+                <w:bCs/>
+                <w:i w:val="false"/>
+                <w:iCs w:val="false"/>
+                <w:color w:val="000000"/>
+                <w:sz w:val="18"/>
+                <w:szCs w:val="18"/>
+              </w:rPr>
+              <w:t xml:space="preserve">Driving Question Board (DQB) Creation</w:t>
             </w:r>
           </w:p>
           <w:p>
@@ -15669,7 +15980,7 @@
             <w:pPr>
               <w:spacing w:after="20" w:before="0"/>
             </w:pPr>
-            <w:hyperlink w:history="1" r:id="rIdx1vjf4tmlqdsouuawskgr">
+            <w:hyperlink w:history="1" r:id="rIdt-bsj3_dm2cddhcmxzkzl">
               <w:r>
                 <w:rPr>
                   <w:rFonts w:ascii="Arial" w:cs="Arial" w:eastAsia="Arial" w:hAnsi="Arial"/>
@@ -15678,7 +15989,7 @@
                   <w:szCs w:val="16"/>
                   <w:u w:val="single" w:color="2E75B6"/>
                 </w:rPr>
-                <w:t xml:space="preserve">Diffusion and osmosis -dubbed(KY)</w:t>
+                <w:t xml:space="preserve">Hemoglobin</w:t>
               </w:r>
             </w:hyperlink>
           </w:p>
@@ -15694,7 +16005,7 @@
                 <w:sz w:val="14"/>
                 <w:szCs w:val="14"/>
               </w:rPr>
-              <w:t xml:space="preserve">Source: Khan Academy (Kiswahili)</w:t>
+              <w:t xml:space="preserve">Source: Khan Academy (English - US curriculum)</w:t>
             </w:r>
           </w:p>
           <w:p>
@@ -15702,7 +16013,7 @@
               <w:spacing w:after="10" w:before="0"/>
               <w:ind w:left="120"/>
             </w:pPr>
-            <w:hyperlink w:history="1" r:id="rIdqvk2b6meo03vlyzm4whqw">
+            <w:hyperlink w:history="1" r:id="rIdksesd4song5kjhjruktlj">
               <w:r>
                 <w:rPr>
                   <w:rFonts w:ascii="Arial" w:cs="Arial" w:eastAsia="Arial" w:hAnsi="Arial"/>
@@ -15740,14 +16051,14 @@
                 <w:sz w:val="16"/>
                 <w:szCs w:val="16"/>
               </w:rPr>
-              <w:t xml:space="preserve">📖 EXERCISE:</w:t>
+              <w:t xml:space="preserve">📖 HTML:</w:t>
             </w:r>
           </w:p>
           <w:p>
             <w:pPr>
               <w:spacing w:after="20" w:before="0"/>
             </w:pPr>
-            <w:hyperlink w:history="1" r:id="rIdfx4xmidrjeplxnv3n6dzp">
+            <w:hyperlink w:history="1" r:id="rId73jt-gyygzft4jecxirut">
               <w:r>
                 <w:rPr>
                   <w:rFonts w:ascii="Arial" w:cs="Arial" w:eastAsia="Arial" w:hAnsi="Arial"/>
@@ -15756,7 +16067,7 @@
                   <w:szCs w:val="16"/>
                   <w:u w:val="single" w:color="2E75B6"/>
                 </w:rPr>
-                <w:t xml:space="preserve">Cellular Respiration Practice</w:t>
+                <w:t xml:space="preserve">Cellular Respiration (PLIX)</w:t>
               </w:r>
             </w:hyperlink>
           </w:p>
@@ -15780,7 +16091,7 @@
               <w:spacing w:after="10" w:before="0"/>
               <w:ind w:left="120"/>
             </w:pPr>
-            <w:hyperlink w:history="1" r:id="rIdm7d2kgllq9xeog2xmufly">
+            <w:hyperlink w:history="1" r:id="rId9-ip9twfclex5adxh28mq">
               <w:r>
                 <w:rPr>
                   <w:rFonts w:ascii="Arial" w:cs="Arial" w:eastAsia="Arial" w:hAnsi="Arial"/>
@@ -15822,7 +16133,7 @@
                 <w:sz w:val="18"/>
                 <w:szCs w:val="18"/>
               </w:rPr>
-              <w:t xml:space="preserve">Learners close their devices and work in pairs to construct a sequential flow diagram called 'The Oxygen Journey' — a horizontal chain of labelled boxes with arrows, starting at ALVEOLUS and ending at MUSCLE CELL MITOCHONDRIA. Each arrow must carry a label explaining the mechanism of movement (e.g., 'diffusion — high to low O₂ concentration'; 'pumped by left ventricle'; 'carried by haemoglobin'). Pairs then share with another pair (group of 4) and identify one point of disagreement or one question they still have. Groups nominate one remaining question to add to the Driving Question Board. Finally, the teacher leads a whole-class 'Molecule Narration': one learner narrates in first person — 'I am an oxygen molecule. I have just crossed the alveolar wall. Now I...' — while the class follows on their diagrams and corrects any errors in the narration.</w:t>
+              <w:t xml:space="preserve">Each learner writes on a sticky note (or an index card if sticky notes are unavailable): one CLAIM they can now make that answers part of the driving question, supported by one piece of EVIDENCE from today's reading or diagram. Example format: 'CLAIM: The heart beats faster during exercise because it needs to pump oxygenated blood to muscles more quickly. EVIDENCE: Oxygen is carried by haemoglobin in red blood cells — more heart beats per minute = more deliveries per minute.' Learners post their cards on the class Driving Question Board under the column 'Why does the heart beat faster?' Previously posted questions from Lessons 1–4 are reviewed briefly — the teacher crosses out any questions that today's lesson has now fully answered.</w:t>
             </w:r>
           </w:p>
         </w:tc>
@@ -15854,7 +16165,7 @@
                 <w:sz w:val="18"/>
                 <w:szCs w:val="18"/>
               </w:rPr>
-              <w:t xml:space="preserve">Announce: 'Close your devices. Using ONLY your table notes and your memory, build the Oxygen Journey diagram with your partner — no devices.' Allow 7 minutes. Circulate and listen for pairs who stop the chain at 'the heart' without continuing to the muscle — prompt: 'What does the heart do with the oxygen — does it use it all, or does it send it somewhere?' After pairs share in groups of 4, ask groups: 'What is your one remaining question?' Write 3–4 questions on the board. Then launch the Molecule Narration — ask for a volunteer narrator, or cold-call a confident learner: 'Otieno, you are now an oxygen molecule. Start from the alveolus — go!' When the narrator makes an error or pauses, say to the class: 'Hands up if you want to correct or continue the story' — accept 2–3 contributions. End the narration when the molecule 'enters the muscle cell.' Ask: 'So why did Amina's heart beat at 128 bpm after step-ups? Turn and talk — 30 seconds.' Cold-call 2 pairs: give 10 seconds wait time each.</w:t>
+              <w:t xml:space="preserve">Direct learners to the DQB and say: 'Look at the question we posted in Lesson 1 — WHY does the heart beat faster during exercise? Can we answer it now?' Give 10 seconds wait time. Accept 2 responses. Then say: 'Write your Claim-Evidence card — one claim, one piece of evidence. You have 3 minutes.' Circulate and prompt any learner who writes only a claim with: 'What from today's reading supports that claim?' After cards are posted, read 2–3 aloud and model evaluating quality: 'This card says the heart beats faster — it has a claim. But does it explain WHY that helps oxygen reach muscles? Let's add that.' Cross out on the DQB the question 'What is the connection between the lungs and the heart?' and write next to it: 'ANSWERED — Lesson 5.' Point to the remaining unanswered question: 'What happens inside the muscle cell when oxygen arrives?' — say: 'That is what Lesson 6 will investigate.'</w:t>
             </w:r>
           </w:p>
         </w:tc>
@@ -15886,7 +16197,7 @@
                 <w:sz w:val="18"/>
                 <w:szCs w:val="18"/>
               </w:rPr>
-              <w:t xml:space="preserve">Molecule Narration (First-Person Perspective Storytelling) — Narrating as the oxygen molecule requires learners to sequence every mechanism in order and name the agent of each transport step. This strategy makes abstract diffusion gradients and circulatory routes concrete and sequential. It also reveals precisely where understanding breaks down (e.g., learners who say 'I enter the heart and stay there' have a misconception about the heart as a pump, not a destination). Paired flow diagram construction applies the NGSS practice of 'Developing and Using Models.'</w:t>
+              <w:t xml:space="preserve">Claim-Evidence Cards on the Driving Question Board — This is a public, cumulative knowledge-tracking structure. By requiring both a claim and evidence, the DQB card enforces scientific argumentation (NGSS practice: 'Engaging in Argument from Evidence'). Crossing out answered questions gives learners a visible sense of intellectual progress and sustains motivation across the 12-lesson unit. Connecting to the unanswered question previews Lesson 6 and sustains inquiry.</w:t>
             </w:r>
           </w:p>
         </w:tc>
@@ -15918,7 +16229,7 @@
                 <w:sz w:val="18"/>
                 <w:szCs w:val="18"/>
               </w:rPr>
-              <w:t xml:space="preserve">Observable indicator during Molecule Narration: learner correctly identifies at least four sequential steps (alveolus → capillary blood / haemoglobin → heart pump → muscle capillary → muscle cell) without being prompted. Red flag: narrator skips the heart entirely or says oxygen 'travels through the lungs to muscles' — stop and redirect with: 'At which point does oxygenated blood leave the lungs — which vessel?' Check Turn-and-Talk responses: learners should explicitly link faster heart rate to faster delivery of oxygen to muscles (not just say 'the heart pumps harder').</w:t>
+              <w:t xml:space="preserve">Observable indicator: learner's card contains a testable claim (not a question) and cites a specific mechanism from the lesson (haemoglobin, diffusion gradient, heart pumping, concentration gradient) as evidence. Red flag: card says only 'oxygen goes to muscles' with no mechanism — these learners need Lesson 6 scaffolding. Collect cards at the end of class; review 5–6 before Lesson 6 to identify persistent misconceptions.</w:t>
             </w:r>
           </w:p>
         </w:tc>
@@ -15927,32 +16238,32 @@
         <w:tc>
           <w:tcPr>
             <w:tcW w:type="dxa" w:w="1520"/>
-            <w:shd w:fill="FCE4D6" w:color="auto" w:val="clear"/>
-            <w:tcMar>
-              <w:top w:type="dxa" w:w="60"/>
-              <w:left w:type="dxa" w:w="120"/>
-              <w:bottom w:type="dxa" w:w="60"/>
-              <w:right w:type="dxa" w:w="120"/>
-            </w:tcMar>
-            <w:vAlign w:val="top"/>
-          </w:tcPr>
-          <w:p>
-            <w:pPr>
-              <w:spacing w:after="40" w:before="0"/>
-              <w:jc w:val="left"/>
-            </w:pPr>
-            <w:r>
-              <w:rPr>
-                <w:rFonts w:ascii="Arial" w:cs="Arial" w:eastAsia="Arial" w:hAnsi="Arial"/>
-                <w:b/>
-                <w:bCs/>
-                <w:i w:val="false"/>
-                <w:iCs w:val="false"/>
-                <w:color w:val="000000"/>
-                <w:sz w:val="18"/>
-                <w:szCs w:val="18"/>
-              </w:rPr>
-              <w:t xml:space="preserve">Driving Question Board (DQB) Creation</w:t>
+            <w:shd w:fill="D5E8F0" w:color="auto" w:val="clear"/>
+            <w:tcMar>
+              <w:top w:type="dxa" w:w="60"/>
+              <w:left w:type="dxa" w:w="120"/>
+              <w:bottom w:type="dxa" w:w="60"/>
+              <w:right w:type="dxa" w:w="120"/>
+            </w:tcMar>
+            <w:vAlign w:val="top"/>
+          </w:tcPr>
+          <w:p>
+            <w:pPr>
+              <w:spacing w:after="40" w:before="0"/>
+              <w:jc w:val="left"/>
+            </w:pPr>
+            <w:r>
+              <w:rPr>
+                <w:rFonts w:ascii="Arial" w:cs="Arial" w:eastAsia="Arial" w:hAnsi="Arial"/>
+                <w:b/>
+                <w:bCs/>
+                <w:i w:val="false"/>
+                <w:iCs w:val="false"/>
+                <w:color w:val="000000"/>
+                <w:sz w:val="18"/>
+                <w:szCs w:val="18"/>
+              </w:rPr>
+              <w:t xml:space="preserve">Model Building Phase</w:t>
             </w:r>
           </w:p>
           <w:p>
@@ -15975,7 +16286,7 @@
             <w:pPr>
               <w:spacing w:after="20" w:before="0"/>
             </w:pPr>
-            <w:hyperlink w:history="1" r:id="rIdfjhmwd8welx7onmswnoom">
+            <w:hyperlink w:history="1" r:id="rIdm724rlvypp949ocwmjf8f">
               <w:r>
                 <w:rPr>
                   <w:rFonts w:ascii="Arial" w:cs="Arial" w:eastAsia="Arial" w:hAnsi="Arial"/>
@@ -16008,7 +16319,7 @@
               <w:spacing w:after="10" w:before="0"/>
               <w:ind w:left="120"/>
             </w:pPr>
-            <w:hyperlink w:history="1" r:id="rIdzdhqnjthy9f36zo7yxgxf">
+            <w:hyperlink w:history="1" r:id="rIdfr_rcpp_v1yqhr83ndtph">
               <w:r>
                 <w:rPr>
                   <w:rFonts w:ascii="Arial" w:cs="Arial" w:eastAsia="Arial" w:hAnsi="Arial"/>
@@ -16053,313 +16364,7 @@
             <w:pPr>
               <w:spacing w:after="20" w:before="0"/>
             </w:pPr>
-            <w:hyperlink w:history="1" r:id="rIdlpgrvzz3wr7kv3joc5myh">
-              <w:r>
-                <w:rPr>
-                  <w:rFonts w:ascii="Arial" w:cs="Arial" w:eastAsia="Arial" w:hAnsi="Arial"/>
-                  <w:color w:val="2E75B6"/>
-                  <w:sz w:val="16"/>
-                  <w:szCs w:val="16"/>
-                  <w:u w:val="single" w:color="2E75B6"/>
-                </w:rPr>
-                <w:t xml:space="preserve">Cellular Respiration (PLIX)</w:t>
-              </w:r>
-            </w:hyperlink>
-          </w:p>
-          <w:p>
-            <w:pPr>
-              <w:spacing w:after="10" w:before="0"/>
-              <w:ind w:left="120"/>
-            </w:pPr>
-            <w:r>
-              <w:rPr>
-                <w:rFonts w:ascii="Arial" w:cs="Arial" w:eastAsia="Arial" w:hAnsi="Arial"/>
-                <w:color w:val="595959"/>
-                <w:sz w:val="14"/>
-                <w:szCs w:val="14"/>
-              </w:rPr>
-              <w:t xml:space="preserve">Source: CK-12</w:t>
-            </w:r>
-          </w:p>
-          <w:p>
-            <w:pPr>
-              <w:spacing w:after="10" w:before="0"/>
-              <w:ind w:left="120"/>
-            </w:pPr>
-            <w:hyperlink w:history="1" r:id="rIdweirkuynnzj6vjqqcfh0c">
-              <w:r>
-                <w:rPr>
-                  <w:rFonts w:ascii="Arial" w:cs="Arial" w:eastAsia="Arial" w:hAnsi="Arial"/>
-                  <w:color w:val="595959"/>
-                  <w:sz w:val="14"/>
-                  <w:szCs w:val="14"/>
-                  <w:u w:val="single" w:color="595959"/>
-                </w:rPr>
-                <w:t xml:space="preserve">🔍 Search ARES for similar readings</w:t>
-              </w:r>
-            </w:hyperlink>
-          </w:p>
-        </w:tc>
-        <w:tc>
-          <w:tcPr>
-            <w:tcW w:type="dxa" w:w="3040"/>
-            <w:shd w:fill="FFFFFF" w:color="auto" w:val="clear"/>
-            <w:tcMar>
-              <w:top w:type="dxa" w:w="60"/>
-              <w:left w:type="dxa" w:w="120"/>
-              <w:bottom w:type="dxa" w:w="60"/>
-              <w:right w:type="dxa" w:w="120"/>
-            </w:tcMar>
-            <w:vAlign w:val="top"/>
-          </w:tcPr>
-          <w:p>
-            <w:pPr>
-              <w:spacing w:after="40" w:before="0"/>
-              <w:jc w:val="left"/>
-            </w:pPr>
-            <w:r>
-              <w:rPr>
-                <w:rFonts w:ascii="Arial" w:cs="Arial" w:eastAsia="Arial" w:hAnsi="Arial"/>
-                <w:b w:val="false"/>
-                <w:bCs w:val="false"/>
-                <w:i w:val="false"/>
-                <w:iCs w:val="false"/>
-                <w:color w:val="000000"/>
-                <w:sz w:val="18"/>
-                <w:szCs w:val="18"/>
-              </w:rPr>
-              <w:t xml:space="preserve">Each learner writes on a sticky note (or an index card if sticky notes are unavailable): one CLAIM they can now make that answers part of the driving question, supported by one piece of EVIDENCE from today's reading or diagram. Example format: 'CLAIM: The heart beats faster during exercise because it needs to pump oxygenated blood to muscles more quickly. EVIDENCE: Oxygen is carried by haemoglobin in red blood cells — more heart beats per minute = more deliveries per minute.' Learners post their cards on the class Driving Question Board under the column 'Why does the heart beat faster?' Previously posted questions from Lessons 1–4 are reviewed briefly — the teacher crosses out any questions that today's lesson has now fully answered.</w:t>
-            </w:r>
-          </w:p>
-        </w:tc>
-        <w:tc>
-          <w:tcPr>
-            <w:tcW w:type="dxa" w:w="3040"/>
-            <w:shd w:fill="F2F2F2" w:color="auto" w:val="clear"/>
-            <w:tcMar>
-              <w:top w:type="dxa" w:w="60"/>
-              <w:left w:type="dxa" w:w="120"/>
-              <w:bottom w:type="dxa" w:w="60"/>
-              <w:right w:type="dxa" w:w="120"/>
-            </w:tcMar>
-            <w:vAlign w:val="top"/>
-          </w:tcPr>
-          <w:p>
-            <w:pPr>
-              <w:spacing w:after="40" w:before="0"/>
-              <w:jc w:val="left"/>
-            </w:pPr>
-            <w:r>
-              <w:rPr>
-                <w:rFonts w:ascii="Arial" w:cs="Arial" w:eastAsia="Arial" w:hAnsi="Arial"/>
-                <w:b w:val="false"/>
-                <w:bCs w:val="false"/>
-                <w:i w:val="false"/>
-                <w:iCs w:val="false"/>
-                <w:color w:val="000000"/>
-                <w:sz w:val="18"/>
-                <w:szCs w:val="18"/>
-              </w:rPr>
-              <w:t xml:space="preserve">Direct learners to the DQB and say: 'Look at the question we posted in Lesson 1 — WHY does the heart beat faster during exercise? Can we answer it now?' Give 10 seconds wait time. Accept 2 responses. Then say: 'Write your Claim-Evidence card — one claim, one piece of evidence. You have 3 minutes.' Circulate and prompt any learner who writes only a claim with: 'What from today's reading supports that claim?' After cards are posted, read 2–3 aloud and model evaluating quality: 'This card says the heart beats faster — it has a claim. But does it explain WHY that helps oxygen reach muscles? Let's add that.' Cross out on the DQB the question 'What is the connection between the lungs and the heart?' and write next to it: 'ANSWERED — Lesson 5.' Point to the remaining unanswered question: 'What happens inside the muscle cell when oxygen arrives?' — say: 'That is what Lesson 6 will investigate.'</w:t>
-            </w:r>
-          </w:p>
-        </w:tc>
-        <w:tc>
-          <w:tcPr>
-            <w:tcW w:type="dxa" w:w="3040"/>
-            <w:shd w:fill="FFFFFF" w:color="auto" w:val="clear"/>
-            <w:tcMar>
-              <w:top w:type="dxa" w:w="60"/>
-              <w:left w:type="dxa" w:w="120"/>
-              <w:bottom w:type="dxa" w:w="60"/>
-              <w:right w:type="dxa" w:w="120"/>
-            </w:tcMar>
-            <w:vAlign w:val="top"/>
-          </w:tcPr>
-          <w:p>
-            <w:pPr>
-              <w:spacing w:after="40" w:before="0"/>
-              <w:jc w:val="left"/>
-            </w:pPr>
-            <w:r>
-              <w:rPr>
-                <w:rFonts w:ascii="Arial" w:cs="Arial" w:eastAsia="Arial" w:hAnsi="Arial"/>
-                <w:b w:val="false"/>
-                <w:bCs w:val="false"/>
-                <w:i w:val="false"/>
-                <w:iCs w:val="false"/>
-                <w:color w:val="000000"/>
-                <w:sz w:val="18"/>
-                <w:szCs w:val="18"/>
-              </w:rPr>
-              <w:t xml:space="preserve">Claim-Evidence Cards on the Driving Question Board — This is a public, cumulative knowledge-tracking structure. By requiring both a claim and evidence, the DQB card enforces scientific argumentation (NGSS practice: 'Engaging in Argument from Evidence'). Crossing out answered questions gives learners a visible sense of intellectual progress and sustains motivation across the 12-lesson unit. Connecting to the unanswered question previews Lesson 6 and sustains inquiry.</w:t>
-            </w:r>
-          </w:p>
-        </w:tc>
-        <w:tc>
-          <w:tcPr>
-            <w:tcW w:type="dxa" w:w="3040"/>
-            <w:shd w:fill="F2F2F2" w:color="auto" w:val="clear"/>
-            <w:tcMar>
-              <w:top w:type="dxa" w:w="60"/>
-              <w:left w:type="dxa" w:w="120"/>
-              <w:bottom w:type="dxa" w:w="60"/>
-              <w:right w:type="dxa" w:w="120"/>
-            </w:tcMar>
-            <w:vAlign w:val="top"/>
-          </w:tcPr>
-          <w:p>
-            <w:pPr>
-              <w:spacing w:after="40" w:before="0"/>
-              <w:jc w:val="left"/>
-            </w:pPr>
-            <w:r>
-              <w:rPr>
-                <w:rFonts w:ascii="Arial" w:cs="Arial" w:eastAsia="Arial" w:hAnsi="Arial"/>
-                <w:b w:val="false"/>
-                <w:bCs w:val="false"/>
-                <w:i w:val="false"/>
-                <w:iCs w:val="false"/>
-                <w:color w:val="000000"/>
-                <w:sz w:val="18"/>
-                <w:szCs w:val="18"/>
-              </w:rPr>
-              <w:t xml:space="preserve">Observable indicator: learner's card contains a testable claim (not a question) and cites a specific mechanism from the lesson (haemoglobin, diffusion gradient, heart pumping, concentration gradient) as evidence. Red flag: card says only 'oxygen goes to muscles' with no mechanism — these learners need Lesson 6 scaffolding. Collect cards at the end of class; review 5–6 before Lesson 6 to identify persistent misconceptions.</w:t>
-            </w:r>
-          </w:p>
-        </w:tc>
-      </w:tr>
-      <w:tr>
-        <w:tc>
-          <w:tcPr>
-            <w:tcW w:type="dxa" w:w="1520"/>
-            <w:shd w:fill="D5E8F0" w:color="auto" w:val="clear"/>
-            <w:tcMar>
-              <w:top w:type="dxa" w:w="60"/>
-              <w:left w:type="dxa" w:w="120"/>
-              <w:bottom w:type="dxa" w:w="60"/>
-              <w:right w:type="dxa" w:w="120"/>
-            </w:tcMar>
-            <w:vAlign w:val="top"/>
-          </w:tcPr>
-          <w:p>
-            <w:pPr>
-              <w:spacing w:after="40" w:before="0"/>
-              <w:jc w:val="left"/>
-            </w:pPr>
-            <w:r>
-              <w:rPr>
-                <w:rFonts w:ascii="Arial" w:cs="Arial" w:eastAsia="Arial" w:hAnsi="Arial"/>
-                <w:b/>
-                <w:bCs/>
-                <w:i w:val="false"/>
-                <w:iCs w:val="false"/>
-                <w:color w:val="000000"/>
-                <w:sz w:val="18"/>
-                <w:szCs w:val="18"/>
-              </w:rPr>
-              <w:t xml:space="preserve">Model Building Phase</w:t>
-            </w:r>
-          </w:p>
-          <w:p>
-            <w:pPr>
-              <w:spacing w:after="20" w:before="0"/>
-            </w:pPr>
-            <w:r>
-              <w:rPr>
-                <w:rFonts w:ascii="Arial" w:cs="Arial" w:eastAsia="Arial" w:hAnsi="Arial"/>
-                <w:b/>
-                <w:bCs/>
-                <w:color w:val="1F3864"/>
-                <w:sz w:val="16"/>
-                <w:szCs w:val="16"/>
-              </w:rPr>
-              <w:t xml:space="preserve">📹 VIDEO:</w:t>
-            </w:r>
-          </w:p>
-          <w:p>
-            <w:pPr>
-              <w:spacing w:after="20" w:before="0"/>
-            </w:pPr>
-            <w:hyperlink w:history="1" r:id="rId21th61qnuei27vwbanjb4">
-              <w:r>
-                <w:rPr>
-                  <w:rFonts w:ascii="Arial" w:cs="Arial" w:eastAsia="Arial" w:hAnsi="Arial"/>
-                  <w:color w:val="2E75B6"/>
-                  <w:sz w:val="16"/>
-                  <w:szCs w:val="16"/>
-                  <w:u w:val="single" w:color="2E75B6"/>
-                </w:rPr>
-                <w:t xml:space="preserve">Cellular respiration introduction</w:t>
-              </w:r>
-            </w:hyperlink>
-          </w:p>
-          <w:p>
-            <w:pPr>
-              <w:spacing w:after="10" w:before="0"/>
-              <w:ind w:left="120"/>
-            </w:pPr>
-            <w:r>
-              <w:rPr>
-                <w:rFonts w:ascii="Arial" w:cs="Arial" w:eastAsia="Arial" w:hAnsi="Arial"/>
-                <w:color w:val="595959"/>
-                <w:sz w:val="14"/>
-                <w:szCs w:val="14"/>
-              </w:rPr>
-              <w:t xml:space="preserve">Source: Khan Academy (English - US curriculum)</w:t>
-            </w:r>
-          </w:p>
-          <w:p>
-            <w:pPr>
-              <w:spacing w:after="10" w:before="0"/>
-              <w:ind w:left="120"/>
-            </w:pPr>
-            <w:hyperlink w:history="1" r:id="rId2g3_g97qv0scr-bfj-lo7">
-              <w:r>
-                <w:rPr>
-                  <w:rFonts w:ascii="Arial" w:cs="Arial" w:eastAsia="Arial" w:hAnsi="Arial"/>
-                  <w:color w:val="595959"/>
-                  <w:sz w:val="14"/>
-                  <w:szCs w:val="14"/>
-                  <w:u w:val="single" w:color="595959"/>
-                </w:rPr>
-                <w:t xml:space="preserve">🔍 Search ARES for similar videos</w:t>
-              </w:r>
-            </w:hyperlink>
-          </w:p>
-          <w:p>
-            <w:pPr>
-              <w:spacing w:after="40" w:before="0"/>
-            </w:pPr>
-            <w:r>
-              <w:rPr>
-                <w:sz w:val="14"/>
-                <w:szCs w:val="14"/>
-              </w:rPr>
-              <w:t xml:space="preserve"/>
-            </w:r>
-          </w:p>
-          <w:p>
-            <w:pPr>
-              <w:spacing w:after="20" w:before="0"/>
-            </w:pPr>
-            <w:r>
-              <w:rPr>
-                <w:rFonts w:ascii="Arial" w:cs="Arial" w:eastAsia="Arial" w:hAnsi="Arial"/>
-                <w:b/>
-                <w:bCs/>
-                <w:color w:val="1F3864"/>
-                <w:sz w:val="16"/>
-                <w:szCs w:val="16"/>
-              </w:rPr>
-              <w:t xml:space="preserve">📖 HTML:</w:t>
-            </w:r>
-          </w:p>
-          <w:p>
-            <w:pPr>
-              <w:spacing w:after="20" w:before="0"/>
-            </w:pPr>
-            <w:hyperlink w:history="1" r:id="rIdxxgsxaxjxkucxmepuncg7">
+            <w:hyperlink w:history="1" r:id="rIderwwhgcawn0unlh23fpge">
               <w:r>
                 <w:rPr>
                   <w:rFonts w:ascii="Arial" w:cs="Arial" w:eastAsia="Arial" w:hAnsi="Arial"/>
@@ -16392,7 +16397,7 @@
               <w:spacing w:after="10" w:before="0"/>
               <w:ind w:left="120"/>
             </w:pPr>
-            <w:hyperlink w:history="1" r:id="rIdiogsgdlzougoof06jrmqu">
+            <w:hyperlink w:history="1" r:id="rIdocm6eghkhlb23-fvwcwmv">
               <w:r>
                 <w:rPr>
                   <w:rFonts w:ascii="Arial" w:cs="Arial" w:eastAsia="Arial" w:hAnsi="Arial"/>
@@ -17879,7 +17884,7 @@
             <w:pPr>
               <w:spacing w:after="20" w:before="0"/>
             </w:pPr>
-            <w:hyperlink w:history="1" r:id="rIdgpfszihmamoczhrkfnzyo">
+            <w:hyperlink w:history="1" r:id="rIdnvfcwzlw-rw2j5ppv9uoq">
               <w:r>
                 <w:rPr>
                   <w:rFonts w:ascii="Arial" w:cs="Arial" w:eastAsia="Arial" w:hAnsi="Arial"/>
@@ -17912,7 +17917,7 @@
               <w:spacing w:after="10" w:before="0"/>
               <w:ind w:left="120"/>
             </w:pPr>
-            <w:hyperlink w:history="1" r:id="rIdeseeauuorpeyk1gw5ppxw">
+            <w:hyperlink w:history="1" r:id="rIdnmel7vc_cstgp8sryqkzx">
               <w:r>
                 <w:rPr>
                   <w:rFonts w:ascii="Arial" w:cs="Arial" w:eastAsia="Arial" w:hAnsi="Arial"/>
@@ -17957,7 +17962,7 @@
             <w:pPr>
               <w:spacing w:after="20" w:before="0"/>
             </w:pPr>
-            <w:hyperlink w:history="1" r:id="rIdmzqql3ifzm0b6wh4zqrbn">
+            <w:hyperlink w:history="1" r:id="rIdy5godonouwvrh3ksx2shc">
               <w:r>
                 <w:rPr>
                   <w:rFonts w:ascii="Arial" w:cs="Arial" w:eastAsia="Arial" w:hAnsi="Arial"/>
@@ -17990,7 +17995,7 @@
               <w:spacing w:after="10" w:before="0"/>
               <w:ind w:left="120"/>
             </w:pPr>
-            <w:hyperlink w:history="1" r:id="rId-2dgdyv90cw-boo9luyab">
+            <w:hyperlink w:history="1" r:id="rIdbw0wv_41_mvaxwzyxqo3n">
               <w:r>
                 <w:rPr>
                   <w:rFonts w:ascii="Arial" w:cs="Arial" w:eastAsia="Arial" w:hAnsi="Arial"/>
@@ -18185,7 +18190,7 @@
             <w:pPr>
               <w:spacing w:after="20" w:before="0"/>
             </w:pPr>
-            <w:hyperlink w:history="1" r:id="rIdlsl0yg9humhpnmigqjhd0">
+            <w:hyperlink w:history="1" r:id="rId5m96htlevtwgdm9otdrki">
               <w:r>
                 <w:rPr>
                   <w:rFonts w:ascii="Arial" w:cs="Arial" w:eastAsia="Arial" w:hAnsi="Arial"/>
@@ -18218,7 +18223,7 @@
               <w:spacing w:after="10" w:before="0"/>
               <w:ind w:left="120"/>
             </w:pPr>
-            <w:hyperlink w:history="1" r:id="rIdq5cvu4jy7fc7h90uqxxd6">
+            <w:hyperlink w:history="1" r:id="rId8n28quun6fjsadst2eyd6">
               <w:r>
                 <w:rPr>
                   <w:rFonts w:ascii="Arial" w:cs="Arial" w:eastAsia="Arial" w:hAnsi="Arial"/>
@@ -18263,7 +18268,7 @@
             <w:pPr>
               <w:spacing w:after="20" w:before="0"/>
             </w:pPr>
-            <w:hyperlink w:history="1" r:id="rIdygjnxwun2h0-rtz3pmqwa">
+            <w:hyperlink w:history="1" r:id="rIdtciy38ln-ig5-jufz_klj">
               <w:r>
                 <w:rPr>
                   <w:rFonts w:ascii="Arial" w:cs="Arial" w:eastAsia="Arial" w:hAnsi="Arial"/>
@@ -18296,7 +18301,7 @@
               <w:spacing w:after="10" w:before="0"/>
               <w:ind w:left="120"/>
             </w:pPr>
-            <w:hyperlink w:history="1" r:id="rIdolw4fvy87asscb9ret6g9">
+            <w:hyperlink w:history="1" r:id="rId5_9qkr0dgwsuchasuczme">
               <w:r>
                 <w:rPr>
                   <w:rFonts w:ascii="Arial" w:cs="Arial" w:eastAsia="Arial" w:hAnsi="Arial"/>
@@ -18491,7 +18496,7 @@
             <w:pPr>
               <w:spacing w:after="20" w:before="0"/>
             </w:pPr>
-            <w:hyperlink w:history="1" r:id="rIdo4qfmicbvuop9xqqyywqa">
+            <w:hyperlink w:history="1" r:id="rId5ob0-z3ukysgq2tly4cug">
               <w:r>
                 <w:rPr>
                   <w:rFonts w:ascii="Arial" w:cs="Arial" w:eastAsia="Arial" w:hAnsi="Arial"/>
@@ -18524,7 +18529,7 @@
               <w:spacing w:after="10" w:before="0"/>
               <w:ind w:left="120"/>
             </w:pPr>
-            <w:hyperlink w:history="1" r:id="rIdsnblasmznauodlgikxvym">
+            <w:hyperlink w:history="1" r:id="rId4n1qpj04qzdbcoz92li9c">
               <w:r>
                 <w:rPr>
                   <w:rFonts w:ascii="Arial" w:cs="Arial" w:eastAsia="Arial" w:hAnsi="Arial"/>
@@ -18569,7 +18574,7 @@
             <w:pPr>
               <w:spacing w:after="20" w:before="0"/>
             </w:pPr>
-            <w:hyperlink w:history="1" r:id="rId4ge9a5drywqpcherusweo">
+            <w:hyperlink w:history="1" r:id="rIdmw6ylefbzffibero3zyo7">
               <w:r>
                 <w:rPr>
                   <w:rFonts w:ascii="Arial" w:cs="Arial" w:eastAsia="Arial" w:hAnsi="Arial"/>
@@ -18602,7 +18607,7 @@
               <w:spacing w:after="10" w:before="0"/>
               <w:ind w:left="120"/>
             </w:pPr>
-            <w:hyperlink w:history="1" r:id="rIddrfm4nycy4w-nwj4mmmsp">
+            <w:hyperlink w:history="1" r:id="rIdj3fn0f4dee_lifh5znfix">
               <w:r>
                 <w:rPr>
                   <w:rFonts w:ascii="Arial" w:cs="Arial" w:eastAsia="Arial" w:hAnsi="Arial"/>
@@ -18797,7 +18802,7 @@
             <w:pPr>
               <w:spacing w:after="20" w:before="0"/>
             </w:pPr>
-            <w:hyperlink w:history="1" r:id="rIdyal10yum27tswgdogehl-">
+            <w:hyperlink w:history="1" r:id="rId5mqfk-hjpviyj94v3wkmm">
               <w:r>
                 <w:rPr>
                   <w:rFonts w:ascii="Arial" w:cs="Arial" w:eastAsia="Arial" w:hAnsi="Arial"/>
@@ -18830,7 +18835,7 @@
               <w:spacing w:after="10" w:before="0"/>
               <w:ind w:left="120"/>
             </w:pPr>
-            <w:hyperlink w:history="1" r:id="rIdqsdnxnazna0p0ig2tkdm6">
+            <w:hyperlink w:history="1" r:id="rIdycwzresso63jtwjvwiarx">
               <w:r>
                 <w:rPr>
                   <w:rFonts w:ascii="Arial" w:cs="Arial" w:eastAsia="Arial" w:hAnsi="Arial"/>
@@ -18875,7 +18880,7 @@
             <w:pPr>
               <w:spacing w:after="20" w:before="0"/>
             </w:pPr>
-            <w:hyperlink w:history="1" r:id="rIdoyfipxy3reyd-1jrn5lcq">
+            <w:hyperlink w:history="1" r:id="rIdhxrmssgckzrwov6nbjgam">
               <w:r>
                 <w:rPr>
                   <w:rFonts w:ascii="Arial" w:cs="Arial" w:eastAsia="Arial" w:hAnsi="Arial"/>
@@ -18908,7 +18913,7 @@
               <w:spacing w:after="10" w:before="0"/>
               <w:ind w:left="120"/>
             </w:pPr>
-            <w:hyperlink w:history="1" r:id="rIdsmoxfsrcplptb3v_9izt8">
+            <w:hyperlink w:history="1" r:id="rId8kocxnnal3tzm2qpvitrp">
               <w:r>
                 <w:rPr>
                   <w:rFonts w:ascii="Arial" w:cs="Arial" w:eastAsia="Arial" w:hAnsi="Arial"/>
@@ -19103,7 +19108,7 @@
             <w:pPr>
               <w:spacing w:after="20" w:before="0"/>
             </w:pPr>
-            <w:hyperlink w:history="1" r:id="rIdlyl_gbplhn6fnjw09ifqb">
+            <w:hyperlink w:history="1" r:id="rIdktdqcam8ovojbo0ikyhmr">
               <w:r>
                 <w:rPr>
                   <w:rFonts w:ascii="Arial" w:cs="Arial" w:eastAsia="Arial" w:hAnsi="Arial"/>
@@ -19136,7 +19141,7 @@
               <w:spacing w:after="10" w:before="0"/>
               <w:ind w:left="120"/>
             </w:pPr>
-            <w:hyperlink w:history="1" r:id="rIdxhpbknwaxon33ijevo_ck">
+            <w:hyperlink w:history="1" r:id="rIdsthtzfv2zn-ymchrxt7ld">
               <w:r>
                 <w:rPr>
                   <w:rFonts w:ascii="Arial" w:cs="Arial" w:eastAsia="Arial" w:hAnsi="Arial"/>
@@ -19181,7 +19186,7 @@
             <w:pPr>
               <w:spacing w:after="20" w:before="0"/>
             </w:pPr>
-            <w:hyperlink w:history="1" r:id="rIddmfwklsyw5tqc8advwhux">
+            <w:hyperlink w:history="1" r:id="rIdkedj0qitrasc8txwdx1xe">
               <w:r>
                 <w:rPr>
                   <w:rFonts w:ascii="Arial" w:cs="Arial" w:eastAsia="Arial" w:hAnsi="Arial"/>
@@ -19214,7 +19219,7 @@
               <w:spacing w:after="10" w:before="0"/>
               <w:ind w:left="120"/>
             </w:pPr>
-            <w:hyperlink w:history="1" r:id="rId8tfkxxvl1tdualyda2hsw">
+            <w:hyperlink w:history="1" r:id="rIdhtbuxze7vpgiabwzj9qom">
               <w:r>
                 <w:rPr>
                   <w:rFonts w:ascii="Arial" w:cs="Arial" w:eastAsia="Arial" w:hAnsi="Arial"/>
@@ -20929,7 +20934,7 @@
             <w:pPr>
               <w:spacing w:after="20" w:before="0"/>
             </w:pPr>
-            <w:hyperlink w:history="1" r:id="rIduswmncglodguclj2sy2pj">
+            <w:hyperlink w:history="1" r:id="rIdpnn0x-pom6tyxrtifsg2i">
               <w:r>
                 <w:rPr>
                   <w:rFonts w:ascii="Arial" w:cs="Arial" w:eastAsia="Arial" w:hAnsi="Arial"/>
@@ -20962,7 +20967,7 @@
               <w:spacing w:after="10" w:before="0"/>
               <w:ind w:left="120"/>
             </w:pPr>
-            <w:hyperlink w:history="1" r:id="rIdojg5pbhyvtljtow5uocaj">
+            <w:hyperlink w:history="1" r:id="rIdhhshrdcz_ptamc8ywruog">
               <w:r>
                 <w:rPr>
                   <w:rFonts w:ascii="Arial" w:cs="Arial" w:eastAsia="Arial" w:hAnsi="Arial"/>
@@ -21007,7 +21012,7 @@
             <w:pPr>
               <w:spacing w:after="20" w:before="0"/>
             </w:pPr>
-            <w:hyperlink w:history="1" r:id="rIdssrwpl9emnccddo9ooan3">
+            <w:hyperlink w:history="1" r:id="rIdbc3cnsl5j2y9hpv-gucrn">
               <w:r>
                 <w:rPr>
                   <w:rFonts w:ascii="Arial" w:cs="Arial" w:eastAsia="Arial" w:hAnsi="Arial"/>
@@ -21040,7 +21045,7 @@
               <w:spacing w:after="10" w:before="0"/>
               <w:ind w:left="120"/>
             </w:pPr>
-            <w:hyperlink w:history="1" r:id="rIdzuys22mbv1ogs6kee8xcw">
+            <w:hyperlink w:history="1" r:id="rIdb1oz4kgeyzgf0qv6ira7m">
               <w:r>
                 <w:rPr>
                   <w:rFonts w:ascii="Arial" w:cs="Arial" w:eastAsia="Arial" w:hAnsi="Arial"/>
@@ -21235,7 +21240,7 @@
             <w:pPr>
               <w:spacing w:after="20" w:before="0"/>
             </w:pPr>
-            <w:hyperlink w:history="1" r:id="rIdpuzi6bvziiq6xvsabawoe">
+            <w:hyperlink w:history="1" r:id="rIdzddkjvwsl8eued4tdmfkx">
               <w:r>
                 <w:rPr>
                   <w:rFonts w:ascii="Arial" w:cs="Arial" w:eastAsia="Arial" w:hAnsi="Arial"/>
@@ -21268,7 +21273,7 @@
               <w:spacing w:after="10" w:before="0"/>
               <w:ind w:left="120"/>
             </w:pPr>
-            <w:hyperlink w:history="1" r:id="rIdldujim4rxdpt6sg6o7ln0">
+            <w:hyperlink w:history="1" r:id="rIde1_p_prtlva402ovmruiu">
               <w:r>
                 <w:rPr>
                   <w:rFonts w:ascii="Arial" w:cs="Arial" w:eastAsia="Arial" w:hAnsi="Arial"/>
@@ -21313,7 +21318,7 @@
             <w:pPr>
               <w:spacing w:after="20" w:before="0"/>
             </w:pPr>
-            <w:hyperlink w:history="1" r:id="rIdvq8eupq4cd-p1dawguftk">
+            <w:hyperlink w:history="1" r:id="rId28nrdh-ypreszlcguq2aj">
               <w:r>
                 <w:rPr>
                   <w:rFonts w:ascii="Arial" w:cs="Arial" w:eastAsia="Arial" w:hAnsi="Arial"/>
@@ -21346,7 +21351,7 @@
               <w:spacing w:after="10" w:before="0"/>
               <w:ind w:left="120"/>
             </w:pPr>
-            <w:hyperlink w:history="1" r:id="rId2gqz4ukuvvbumyxf38emh">
+            <w:hyperlink w:history="1" r:id="rIdxc_st1acqmlkr_aoctcbl">
               <w:r>
                 <w:rPr>
                   <w:rFonts w:ascii="Arial" w:cs="Arial" w:eastAsia="Arial" w:hAnsi="Arial"/>
@@ -21541,7 +21546,7 @@
             <w:pPr>
               <w:spacing w:after="20" w:before="0"/>
             </w:pPr>
-            <w:hyperlink w:history="1" r:id="rIdioby6oqmtwddm2x1tpyfp">
+            <w:hyperlink w:history="1" r:id="rIdgmdb7gjb7u3f_7ygtottk">
               <w:r>
                 <w:rPr>
                   <w:rFonts w:ascii="Arial" w:cs="Arial" w:eastAsia="Arial" w:hAnsi="Arial"/>
@@ -21550,7 +21555,7 @@
                   <w:szCs w:val="16"/>
                   <w:u w:val="single" w:color="2E75B6"/>
                 </w:rPr>
-                <w:t xml:space="preserve">Alcohol or ethanol fermentation</w:t>
+                <w:t xml:space="preserve">Cellular respiration introduction -dubbed(KY)</w:t>
               </w:r>
             </w:hyperlink>
           </w:p>
@@ -21566,7 +21571,7 @@
                 <w:sz w:val="14"/>
                 <w:szCs w:val="14"/>
               </w:rPr>
-              <w:t xml:space="preserve">Source: Khan Academy (English - US curriculum)</w:t>
+              <w:t xml:space="preserve">Source: Khan Academy (Kiswahili)</w:t>
             </w:r>
           </w:p>
           <w:p>
@@ -21574,7 +21579,7 @@
               <w:spacing w:after="10" w:before="0"/>
               <w:ind w:left="120"/>
             </w:pPr>
-            <w:hyperlink w:history="1" r:id="rId6rqychq9-bkxzx3qbyou5">
+            <w:hyperlink w:history="1" r:id="rIdz5ptsnpm3knn5pvvxrtqf">
               <w:r>
                 <w:rPr>
                   <w:rFonts w:ascii="Arial" w:cs="Arial" w:eastAsia="Arial" w:hAnsi="Arial"/>
@@ -21619,7 +21624,7 @@
             <w:pPr>
               <w:spacing w:after="20" w:before="0"/>
             </w:pPr>
-            <w:hyperlink w:history="1" r:id="rId_6pifz5pvyfaforiukowo">
+            <w:hyperlink w:history="1" r:id="rIdsg_t55ynr_du-bhinoz9n">
               <w:r>
                 <w:rPr>
                   <w:rFonts w:ascii="Arial" w:cs="Arial" w:eastAsia="Arial" w:hAnsi="Arial"/>
@@ -21652,7 +21657,7 @@
               <w:spacing w:after="10" w:before="0"/>
               <w:ind w:left="120"/>
             </w:pPr>
-            <w:hyperlink w:history="1" r:id="rIddp6l_8qn9zbokjh7flwk-">
+            <w:hyperlink w:history="1" r:id="rIdc0upnpwbwio_5mkutjxt1">
               <w:r>
                 <w:rPr>
                   <w:rFonts w:ascii="Arial" w:cs="Arial" w:eastAsia="Arial" w:hAnsi="Arial"/>
@@ -21847,7 +21852,7 @@
             <w:pPr>
               <w:spacing w:after="20" w:before="0"/>
             </w:pPr>
-            <w:hyperlink w:history="1" r:id="rIdhgx6vhlyuj4xkr0bz_tip">
+            <w:hyperlink w:history="1" r:id="rIdv7db-efmo_ih7a_7insgx">
               <w:r>
                 <w:rPr>
                   <w:rFonts w:ascii="Arial" w:cs="Arial" w:eastAsia="Arial" w:hAnsi="Arial"/>
@@ -21856,7 +21861,7 @@
                   <w:szCs w:val="16"/>
                   <w:u w:val="single" w:color="2E75B6"/>
                 </w:rPr>
-                <w:t xml:space="preserve">Lactic acid fermentation</w:t>
+                <w:t xml:space="preserve">Oxidation and reduction in cellular respiration -dubbed(KY)</w:t>
               </w:r>
             </w:hyperlink>
           </w:p>
@@ -21872,7 +21877,7 @@
                 <w:sz w:val="14"/>
                 <w:szCs w:val="14"/>
               </w:rPr>
-              <w:t xml:space="preserve">Source: Khan Academy (English - US curriculum)</w:t>
+              <w:t xml:space="preserve">Source: Khan Academy (Kiswahili)</w:t>
             </w:r>
           </w:p>
           <w:p>
@@ -21880,7 +21885,7 @@
               <w:spacing w:after="10" w:before="0"/>
               <w:ind w:left="120"/>
             </w:pPr>
-            <w:hyperlink w:history="1" r:id="rIdzhsyeyllilppovud8h_-t">
+            <w:hyperlink w:history="1" r:id="rId-hblooolpq4dtssdu5k6i">
               <w:r>
                 <w:rPr>
                   <w:rFonts w:ascii="Arial" w:cs="Arial" w:eastAsia="Arial" w:hAnsi="Arial"/>
@@ -21925,7 +21930,7 @@
             <w:pPr>
               <w:spacing w:after="20" w:before="0"/>
             </w:pPr>
-            <w:hyperlink w:history="1" r:id="rIddysxtsxdddu44cos8w6xf">
+            <w:hyperlink w:history="1" r:id="rIdjbm_aokpioe9t4xw-lzhz">
               <w:r>
                 <w:rPr>
                   <w:rFonts w:ascii="Arial" w:cs="Arial" w:eastAsia="Arial" w:hAnsi="Arial"/>
@@ -21958,7 +21963,7 @@
               <w:spacing w:after="10" w:before="0"/>
               <w:ind w:left="120"/>
             </w:pPr>
-            <w:hyperlink w:history="1" r:id="rIdsond3skfxagd7kd8tdnzm">
+            <w:hyperlink w:history="1" r:id="rIduk4ivvbhabyiloz1kjlh2">
               <w:r>
                 <w:rPr>
                   <w:rFonts w:ascii="Arial" w:cs="Arial" w:eastAsia="Arial" w:hAnsi="Arial"/>
@@ -22153,7 +22158,7 @@
             <w:pPr>
               <w:spacing w:after="20" w:before="0"/>
             </w:pPr>
-            <w:hyperlink w:history="1" r:id="rIdtvbqgsdoi-mg5gkacrjvh">
+            <w:hyperlink w:history="1" r:id="rId6xino3x46sgcy8agi1uij">
               <w:r>
                 <w:rPr>
                   <w:rFonts w:ascii="Arial" w:cs="Arial" w:eastAsia="Arial" w:hAnsi="Arial"/>
@@ -22162,7 +22167,7 @@
                   <w:szCs w:val="16"/>
                   <w:u w:val="single" w:color="2E75B6"/>
                 </w:rPr>
-                <w:t xml:space="preserve">Cellular respiration introduction -dubbed(KY)</w:t>
+                <w:t xml:space="preserve">2a-b, Cellular respiration &amp; common ancestry</w:t>
               </w:r>
             </w:hyperlink>
           </w:p>
@@ -22178,7 +22183,7 @@
                 <w:sz w:val="14"/>
                 <w:szCs w:val="14"/>
               </w:rPr>
-              <w:t xml:space="preserve">Source: Khan Academy (Kiswahili)</w:t>
+              <w:t xml:space="preserve">Source: Khan Academy (English - US curriculum)</w:t>
             </w:r>
           </w:p>
           <w:p>
@@ -22186,7 +22191,7 @@
               <w:spacing w:after="10" w:before="0"/>
               <w:ind w:left="120"/>
             </w:pPr>
-            <w:hyperlink w:history="1" r:id="rIdys4jnqq0u-eswzozxc006">
+            <w:hyperlink w:history="1" r:id="rIdp7bdncscvqsov1cieqzfa">
               <w:r>
                 <w:rPr>
                   <w:rFonts w:ascii="Arial" w:cs="Arial" w:eastAsia="Arial" w:hAnsi="Arial"/>
@@ -22231,7 +22236,7 @@
             <w:pPr>
               <w:spacing w:after="20" w:before="0"/>
             </w:pPr>
-            <w:hyperlink w:history="1" r:id="rIdwhkmt8iwe_qjswosmjct6">
+            <w:hyperlink w:history="1" r:id="rIdxjpkmwwktm9krpz4v6f58">
               <w:r>
                 <w:rPr>
                   <w:rFonts w:ascii="Arial" w:cs="Arial" w:eastAsia="Arial" w:hAnsi="Arial"/>
@@ -22264,7 +22269,7 @@
               <w:spacing w:after="10" w:before="0"/>
               <w:ind w:left="120"/>
             </w:pPr>
-            <w:hyperlink w:history="1" r:id="rIdeiue44hzaxektl0ngo_wy">
+            <w:hyperlink w:history="1" r:id="rIdemmkgoqlnp9cf0tq_t_km">
               <w:r>
                 <w:rPr>
                   <w:rFonts w:ascii="Arial" w:cs="Arial" w:eastAsia="Arial" w:hAnsi="Arial"/>
@@ -23751,7 +23756,7 @@
             <w:pPr>
               <w:spacing w:after="20" w:before="0"/>
             </w:pPr>
-            <w:hyperlink w:history="1" r:id="rIdeovh8mthtqvokxjvbqtom">
+            <w:hyperlink w:history="1" r:id="rIdvtu2y5prc31vobo6jdqpx">
               <w:r>
                 <w:rPr>
                   <w:rFonts w:ascii="Arial" w:cs="Arial" w:eastAsia="Arial" w:hAnsi="Arial"/>
@@ -23784,7 +23789,7 @@
               <w:spacing w:after="10" w:before="0"/>
               <w:ind w:left="120"/>
             </w:pPr>
-            <w:hyperlink w:history="1" r:id="rIdukhcbxxthpxscdw-ixddr">
+            <w:hyperlink w:history="1" r:id="rIdvvzxjsfeytn43igbarl30">
               <w:r>
                 <w:rPr>
                   <w:rFonts w:ascii="Arial" w:cs="Arial" w:eastAsia="Arial" w:hAnsi="Arial"/>
@@ -23829,7 +23834,7 @@
             <w:pPr>
               <w:spacing w:after="20" w:before="0"/>
             </w:pPr>
-            <w:hyperlink w:history="1" r:id="rId71xkszpakdzxiravl-fzh">
+            <w:hyperlink w:history="1" r:id="rIde3pqrn6obhphzimnliqxj">
               <w:r>
                 <w:rPr>
                   <w:rFonts w:ascii="Arial" w:cs="Arial" w:eastAsia="Arial" w:hAnsi="Arial"/>
@@ -23862,7 +23867,7 @@
               <w:spacing w:after="10" w:before="0"/>
               <w:ind w:left="120"/>
             </w:pPr>
-            <w:hyperlink w:history="1" r:id="rId02ibxmwh0uixoafqxloba">
+            <w:hyperlink w:history="1" r:id="rIdvb-lsyc8gpz_eb2yaofx4">
               <w:r>
                 <w:rPr>
                   <w:rFonts w:ascii="Arial" w:cs="Arial" w:eastAsia="Arial" w:hAnsi="Arial"/>
@@ -24057,7 +24062,7 @@
             <w:pPr>
               <w:spacing w:after="20" w:before="0"/>
             </w:pPr>
-            <w:hyperlink w:history="1" r:id="rId4erw4-pcwukgepme5dfew">
+            <w:hyperlink w:history="1" r:id="rIdb9cdcy8t9akwrrppw0sex">
               <w:r>
                 <w:rPr>
                   <w:rFonts w:ascii="Arial" w:cs="Arial" w:eastAsia="Arial" w:hAnsi="Arial"/>
@@ -24090,7 +24095,7 @@
               <w:spacing w:after="10" w:before="0"/>
               <w:ind w:left="120"/>
             </w:pPr>
-            <w:hyperlink w:history="1" r:id="rIdepc_dczuj1mknnfrmvwfj">
+            <w:hyperlink w:history="1" r:id="rIdve46rkna14zk0m5h0fh7l">
               <w:r>
                 <w:rPr>
                   <w:rFonts w:ascii="Arial" w:cs="Arial" w:eastAsia="Arial" w:hAnsi="Arial"/>
@@ -24135,7 +24140,7 @@
             <w:pPr>
               <w:spacing w:after="20" w:before="0"/>
             </w:pPr>
-            <w:hyperlink w:history="1" r:id="rId2sslrqgzetsujelj8pdpt">
+            <w:hyperlink w:history="1" r:id="rIda8y46hmdwsiy2ev7ea_pi">
               <w:r>
                 <w:rPr>
                   <w:rFonts w:ascii="Arial" w:cs="Arial" w:eastAsia="Arial" w:hAnsi="Arial"/>
@@ -24168,7 +24173,7 @@
               <w:spacing w:after="10" w:before="0"/>
               <w:ind w:left="120"/>
             </w:pPr>
-            <w:hyperlink w:history="1" r:id="rIdkoilg85va336c2bnasunu">
+            <w:hyperlink w:history="1" r:id="rId8t65_ov7zs84wkqs6r2cs">
               <w:r>
                 <w:rPr>
                   <w:rFonts w:ascii="Arial" w:cs="Arial" w:eastAsia="Arial" w:hAnsi="Arial"/>
@@ -24363,7 +24368,7 @@
             <w:pPr>
               <w:spacing w:after="20" w:before="0"/>
             </w:pPr>
-            <w:hyperlink w:history="1" r:id="rId3a_zxfqjmldo-jqu44wym">
+            <w:hyperlink w:history="1" r:id="rIddkh02fsod-tocxjizb8el">
               <w:r>
                 <w:rPr>
                   <w:rFonts w:ascii="Arial" w:cs="Arial" w:eastAsia="Arial" w:hAnsi="Arial"/>
@@ -24396,7 +24401,7 @@
               <w:spacing w:after="10" w:before="0"/>
               <w:ind w:left="120"/>
             </w:pPr>
-            <w:hyperlink w:history="1" r:id="rId8bqfjroumffmfdsp3fezc">
+            <w:hyperlink w:history="1" r:id="rIdn2amcc0t3bz9p0bkltdtz">
               <w:r>
                 <w:rPr>
                   <w:rFonts w:ascii="Arial" w:cs="Arial" w:eastAsia="Arial" w:hAnsi="Arial"/>
@@ -24441,7 +24446,7 @@
             <w:pPr>
               <w:spacing w:after="20" w:before="0"/>
             </w:pPr>
-            <w:hyperlink w:history="1" r:id="rIdfjz8njpyoicdl7ki-xez7">
+            <w:hyperlink w:history="1" r:id="rIdqqyrpqblinsfmclulfy8i">
               <w:r>
                 <w:rPr>
                   <w:rFonts w:ascii="Arial" w:cs="Arial" w:eastAsia="Arial" w:hAnsi="Arial"/>
@@ -24474,7 +24479,7 @@
               <w:spacing w:after="10" w:before="0"/>
               <w:ind w:left="120"/>
             </w:pPr>
-            <w:hyperlink w:history="1" r:id="rIdvaioqfbiurgbdnbwqrwj0">
+            <w:hyperlink w:history="1" r:id="rId5gheexlqrysnxkxppnfee">
               <w:r>
                 <w:rPr>
                   <w:rFonts w:ascii="Arial" w:cs="Arial" w:eastAsia="Arial" w:hAnsi="Arial"/>
@@ -24669,7 +24674,7 @@
             <w:pPr>
               <w:spacing w:after="20" w:before="0"/>
             </w:pPr>
-            <w:hyperlink w:history="1" r:id="rIdnttf6zgxshkzubqngawzw">
+            <w:hyperlink w:history="1" r:id="rIdh8hdg1x6cocawasqgebdn">
               <w:r>
                 <w:rPr>
                   <w:rFonts w:ascii="Arial" w:cs="Arial" w:eastAsia="Arial" w:hAnsi="Arial"/>
@@ -24702,7 +24707,7 @@
               <w:spacing w:after="10" w:before="0"/>
               <w:ind w:left="120"/>
             </w:pPr>
-            <w:hyperlink w:history="1" r:id="rIdnzkcihgqardjftdhl2ygp">
+            <w:hyperlink w:history="1" r:id="rId4syt1un5jqwtzlvs32jx5">
               <w:r>
                 <w:rPr>
                   <w:rFonts w:ascii="Arial" w:cs="Arial" w:eastAsia="Arial" w:hAnsi="Arial"/>
@@ -24747,7 +24752,7 @@
             <w:pPr>
               <w:spacing w:after="20" w:before="0"/>
             </w:pPr>
-            <w:hyperlink w:history="1" r:id="rIdoyxhmsjfckpvsc6zwlpxf">
+            <w:hyperlink w:history="1" r:id="rIddyfiubmtquvaj6dp1-53-">
               <w:r>
                 <w:rPr>
                   <w:rFonts w:ascii="Arial" w:cs="Arial" w:eastAsia="Arial" w:hAnsi="Arial"/>
@@ -24780,7 +24785,7 @@
               <w:spacing w:after="10" w:before="0"/>
               <w:ind w:left="120"/>
             </w:pPr>
-            <w:hyperlink w:history="1" r:id="rId1t29sign7a7rubszevogn">
+            <w:hyperlink w:history="1" r:id="rIdevafsgksdm_aewkwxr0sy">
               <w:r>
                 <w:rPr>
                   <w:rFonts w:ascii="Arial" w:cs="Arial" w:eastAsia="Arial" w:hAnsi="Arial"/>
@@ -24975,7 +24980,7 @@
             <w:pPr>
               <w:spacing w:after="20" w:before="0"/>
             </w:pPr>
-            <w:hyperlink w:history="1" r:id="rIdazrfrjlbr9uo3p3q9eh5w">
+            <w:hyperlink w:history="1" r:id="rIdts1ooiwvjxmi2cqekde6i">
               <w:r>
                 <w:rPr>
                   <w:rFonts w:ascii="Arial" w:cs="Arial" w:eastAsia="Arial" w:hAnsi="Arial"/>
@@ -25008,7 +25013,7 @@
               <w:spacing w:after="10" w:before="0"/>
               <w:ind w:left="120"/>
             </w:pPr>
-            <w:hyperlink w:history="1" r:id="rIdnddjoiihfzjyxu6x3vkub">
+            <w:hyperlink w:history="1" r:id="rIddk3j4grmwd5tbjxecg7jm">
               <w:r>
                 <w:rPr>
                   <w:rFonts w:ascii="Arial" w:cs="Arial" w:eastAsia="Arial" w:hAnsi="Arial"/>
@@ -25053,7 +25058,7 @@
             <w:pPr>
               <w:spacing w:after="20" w:before="0"/>
             </w:pPr>
-            <w:hyperlink w:history="1" r:id="rIdhjn7pdncbtkbsjmlx88-8">
+            <w:hyperlink w:history="1" r:id="rIdse939_jivigtomxxl_c5o">
               <w:r>
                 <w:rPr>
                   <w:rFonts w:ascii="Arial" w:cs="Arial" w:eastAsia="Arial" w:hAnsi="Arial"/>
@@ -25086,7 +25091,7 @@
               <w:spacing w:after="10" w:before="0"/>
               <w:ind w:left="120"/>
             </w:pPr>
-            <w:hyperlink w:history="1" r:id="rIdnha4g6vvvkf4w0ua9fupp">
+            <w:hyperlink w:history="1" r:id="rIdl8ayod_v_svtt6vkol0dh">
               <w:r>
                 <w:rPr>
                   <w:rFonts w:ascii="Arial" w:cs="Arial" w:eastAsia="Arial" w:hAnsi="Arial"/>
@@ -26573,7 +26578,7 @@
             <w:pPr>
               <w:spacing w:after="20" w:before="0"/>
             </w:pPr>
-            <w:hyperlink w:history="1" r:id="rIdylcg_s-9fntawayhgw-3i">
+            <w:hyperlink w:history="1" r:id="rIdb3so42-idloxp0zgqetpm">
               <w:r>
                 <w:rPr>
                   <w:rFonts w:ascii="Arial" w:cs="Arial" w:eastAsia="Arial" w:hAnsi="Arial"/>
@@ -26606,7 +26611,7 @@
               <w:spacing w:after="10" w:before="0"/>
               <w:ind w:left="120"/>
             </w:pPr>
-            <w:hyperlink w:history="1" r:id="rIdkdpfs-fd_zndfxuxfmv_d">
+            <w:hyperlink w:history="1" r:id="rIduwzcznvr81iggmvobbsdb">
               <w:r>
                 <w:rPr>
                   <w:rFonts w:ascii="Arial" w:cs="Arial" w:eastAsia="Arial" w:hAnsi="Arial"/>
@@ -26651,7 +26656,7 @@
             <w:pPr>
               <w:spacing w:after="20" w:before="0"/>
             </w:pPr>
-            <w:hyperlink w:history="1" r:id="rId9hnjfblptcba2se5hauad">
+            <w:hyperlink w:history="1" r:id="rIdmipla785ueiwtkccuymyc">
               <w:r>
                 <w:rPr>
                   <w:rFonts w:ascii="Arial" w:cs="Arial" w:eastAsia="Arial" w:hAnsi="Arial"/>
@@ -26684,7 +26689,7 @@
               <w:spacing w:after="10" w:before="0"/>
               <w:ind w:left="120"/>
             </w:pPr>
-            <w:hyperlink w:history="1" r:id="rIdcdaiiomryqfok1cdttbsb">
+            <w:hyperlink w:history="1" r:id="rId37hfq983r3r9xksenoq1q">
               <w:r>
                 <w:rPr>
                   <w:rFonts w:ascii="Arial" w:cs="Arial" w:eastAsia="Arial" w:hAnsi="Arial"/>
@@ -26879,7 +26884,7 @@
             <w:pPr>
               <w:spacing w:after="20" w:before="0"/>
             </w:pPr>
-            <w:hyperlink w:history="1" r:id="rIdxdqxez8kytpu5r-xatdxl">
+            <w:hyperlink w:history="1" r:id="rIdyvpwzogo98qcymcggn2cj">
               <w:r>
                 <w:rPr>
                   <w:rFonts w:ascii="Arial" w:cs="Arial" w:eastAsia="Arial" w:hAnsi="Arial"/>
@@ -26912,7 +26917,7 @@
               <w:spacing w:after="10" w:before="0"/>
               <w:ind w:left="120"/>
             </w:pPr>
-            <w:hyperlink w:history="1" r:id="rIdbq8achygwecbfdze83emg">
+            <w:hyperlink w:history="1" r:id="rIdsyueoik-5sueq0ycwrd7f">
               <w:r>
                 <w:rPr>
                   <w:rFonts w:ascii="Arial" w:cs="Arial" w:eastAsia="Arial" w:hAnsi="Arial"/>
@@ -26957,7 +26962,7 @@
             <w:pPr>
               <w:spacing w:after="20" w:before="0"/>
             </w:pPr>
-            <w:hyperlink w:history="1" r:id="rIdmhdnagelen82odeqhz-55">
+            <w:hyperlink w:history="1" r:id="rIdhe4ib8pfzirgek9r700m9">
               <w:r>
                 <w:rPr>
                   <w:rFonts w:ascii="Arial" w:cs="Arial" w:eastAsia="Arial" w:hAnsi="Arial"/>
@@ -26990,7 +26995,7 @@
               <w:spacing w:after="10" w:before="0"/>
               <w:ind w:left="120"/>
             </w:pPr>
-            <w:hyperlink w:history="1" r:id="rIdtgwkklauo37ponqufixbb">
+            <w:hyperlink w:history="1" r:id="rIdyke1xtouaabkdbnzunwr5">
               <w:r>
                 <w:rPr>
                   <w:rFonts w:ascii="Arial" w:cs="Arial" w:eastAsia="Arial" w:hAnsi="Arial"/>
@@ -27185,7 +27190,7 @@
             <w:pPr>
               <w:spacing w:after="20" w:before="0"/>
             </w:pPr>
-            <w:hyperlink w:history="1" r:id="rIdlbmdim7i795p_hhbzcyqs">
+            <w:hyperlink w:history="1" r:id="rIdw2l5v3azqtfidpb2xwll0">
               <w:r>
                 <w:rPr>
                   <w:rFonts w:ascii="Arial" w:cs="Arial" w:eastAsia="Arial" w:hAnsi="Arial"/>
@@ -27218,7 +27223,7 @@
               <w:spacing w:after="10" w:before="0"/>
               <w:ind w:left="120"/>
             </w:pPr>
-            <w:hyperlink w:history="1" r:id="rIdjtowum2ewylqiiabetctu">
+            <w:hyperlink w:history="1" r:id="rIdufpadeb8ghgli3yogxzah">
               <w:r>
                 <w:rPr>
                   <w:rFonts w:ascii="Arial" w:cs="Arial" w:eastAsia="Arial" w:hAnsi="Arial"/>
@@ -27263,7 +27268,7 @@
             <w:pPr>
               <w:spacing w:after="20" w:before="0"/>
             </w:pPr>
-            <w:hyperlink w:history="1" r:id="rIdwadjfuhlhil_6vuit3kp0">
+            <w:hyperlink w:history="1" r:id="rId4xdnsrvmxlergxb6symhf">
               <w:r>
                 <w:rPr>
                   <w:rFonts w:ascii="Arial" w:cs="Arial" w:eastAsia="Arial" w:hAnsi="Arial"/>
@@ -27296,7 +27301,7 @@
               <w:spacing w:after="10" w:before="0"/>
               <w:ind w:left="120"/>
             </w:pPr>
-            <w:hyperlink w:history="1" r:id="rIdumdfpudspmfvtzn6n7lex">
+            <w:hyperlink w:history="1" r:id="rIdeuzzktx-h0nfz8etf-u3w">
               <w:r>
                 <w:rPr>
                   <w:rFonts w:ascii="Arial" w:cs="Arial" w:eastAsia="Arial" w:hAnsi="Arial"/>
@@ -27491,7 +27496,7 @@
             <w:pPr>
               <w:spacing w:after="20" w:before="0"/>
             </w:pPr>
-            <w:hyperlink w:history="1" r:id="rIdpjvsyqvjjz84jpbsjfzzh">
+            <w:hyperlink w:history="1" r:id="rIdw_nc9-a552k5jxvafd9v0">
               <w:r>
                 <w:rPr>
                   <w:rFonts w:ascii="Arial" w:cs="Arial" w:eastAsia="Arial" w:hAnsi="Arial"/>
@@ -27524,7 +27529,7 @@
               <w:spacing w:after="10" w:before="0"/>
               <w:ind w:left="120"/>
             </w:pPr>
-            <w:hyperlink w:history="1" r:id="rIdv1fcnvp5gnhdfghgbnwru">
+            <w:hyperlink w:history="1" r:id="rIdyic5eivw7vs-xno0j37e8">
               <w:r>
                 <w:rPr>
                   <w:rFonts w:ascii="Arial" w:cs="Arial" w:eastAsia="Arial" w:hAnsi="Arial"/>
@@ -27569,7 +27574,7 @@
             <w:pPr>
               <w:spacing w:after="20" w:before="0"/>
             </w:pPr>
-            <w:hyperlink w:history="1" r:id="rIddqujrdl2leaww6ltfzudv">
+            <w:hyperlink w:history="1" r:id="rId7axt9aq1nh1z2ftxdsrqs">
               <w:r>
                 <w:rPr>
                   <w:rFonts w:ascii="Arial" w:cs="Arial" w:eastAsia="Arial" w:hAnsi="Arial"/>
@@ -27602,7 +27607,7 @@
               <w:spacing w:after="10" w:before="0"/>
               <w:ind w:left="120"/>
             </w:pPr>
-            <w:hyperlink w:history="1" r:id="rIdzouq4_rcujpjazpthetbn">
+            <w:hyperlink w:history="1" r:id="rId0_yg2iqsnvubwawcqoe7t">
               <w:r>
                 <w:rPr>
                   <w:rFonts w:ascii="Arial" w:cs="Arial" w:eastAsia="Arial" w:hAnsi="Arial"/>
@@ -27797,7 +27802,7 @@
             <w:pPr>
               <w:spacing w:after="20" w:before="0"/>
             </w:pPr>
-            <w:hyperlink w:history="1" r:id="rIdg2cee9ym0mxopyj6awkcp">
+            <w:hyperlink w:history="1" r:id="rId3h9dkmpewktnaxl4atbil">
               <w:r>
                 <w:rPr>
                   <w:rFonts w:ascii="Arial" w:cs="Arial" w:eastAsia="Arial" w:hAnsi="Arial"/>
@@ -27830,7 +27835,7 @@
               <w:spacing w:after="10" w:before="0"/>
               <w:ind w:left="120"/>
             </w:pPr>
-            <w:hyperlink w:history="1" r:id="rIde9i6l312tshvgkoxjlu37">
+            <w:hyperlink w:history="1" r:id="rIdsideimcygywslgcyzf1yz">
               <w:r>
                 <w:rPr>
                   <w:rFonts w:ascii="Arial" w:cs="Arial" w:eastAsia="Arial" w:hAnsi="Arial"/>
@@ -27875,7 +27880,7 @@
             <w:pPr>
               <w:spacing w:after="20" w:before="0"/>
             </w:pPr>
-            <w:hyperlink w:history="1" r:id="rId6w3nobbnk3nodgkqcg1yq">
+            <w:hyperlink w:history="1" r:id="rIdg7roew6lndv6qtmylvlww">
               <w:r>
                 <w:rPr>
                   <w:rFonts w:ascii="Arial" w:cs="Arial" w:eastAsia="Arial" w:hAnsi="Arial"/>
@@ -27908,7 +27913,7 @@
               <w:spacing w:after="10" w:before="0"/>
               <w:ind w:left="120"/>
             </w:pPr>
-            <w:hyperlink w:history="1" r:id="rId9sfknq1de75rt1i1uwrix">
+            <w:hyperlink w:history="1" r:id="rIdpv2xg2pp9lvqaj6k4hm03">
               <w:r>
                 <w:rPr>
                   <w:rFonts w:ascii="Arial" w:cs="Arial" w:eastAsia="Arial" w:hAnsi="Arial"/>
@@ -29395,7 +29400,7 @@
             <w:pPr>
               <w:spacing w:after="20" w:before="0"/>
             </w:pPr>
-            <w:hyperlink w:history="1" r:id="rIdm-keyhpplif6j4bwrcjoi">
+            <w:hyperlink w:history="1" r:id="rIdhrap3qjbi4higk-mo8e_q">
               <w:r>
                 <w:rPr>
                   <w:rFonts w:ascii="Arial" w:cs="Arial" w:eastAsia="Arial" w:hAnsi="Arial"/>
@@ -29428,7 +29433,7 @@
               <w:spacing w:after="10" w:before="0"/>
               <w:ind w:left="120"/>
             </w:pPr>
-            <w:hyperlink w:history="1" r:id="rId45t3tbezqjstc5hqgvqc6">
+            <w:hyperlink w:history="1" r:id="rIddmunivaywxxtioxyp-kg7">
               <w:r>
                 <w:rPr>
                   <w:rFonts w:ascii="Arial" w:cs="Arial" w:eastAsia="Arial" w:hAnsi="Arial"/>
@@ -29473,7 +29478,7 @@
             <w:pPr>
               <w:spacing w:after="20" w:before="0"/>
             </w:pPr>
-            <w:hyperlink w:history="1" r:id="rIdco9hizzb13mo3l0lugvfe">
+            <w:hyperlink w:history="1" r:id="rIdiq-v5gjx1lbrbbwgrtnyp">
               <w:r>
                 <w:rPr>
                   <w:rFonts w:ascii="Arial" w:cs="Arial" w:eastAsia="Arial" w:hAnsi="Arial"/>
@@ -29506,7 +29511,7 @@
               <w:spacing w:after="10" w:before="0"/>
               <w:ind w:left="120"/>
             </w:pPr>
-            <w:hyperlink w:history="1" r:id="rIdtsjmatiqp8bimboj0s_wn">
+            <w:hyperlink w:history="1" r:id="rIdkkfp5pjsj36var4tio_pt">
               <w:r>
                 <w:rPr>
                   <w:rFonts w:ascii="Arial" w:cs="Arial" w:eastAsia="Arial" w:hAnsi="Arial"/>
@@ -29817,7 +29822,7 @@
             <w:pPr>
               <w:spacing w:after="20" w:before="0"/>
             </w:pPr>
-            <w:hyperlink w:history="1" r:id="rIdlfczqtktpn7tlnpht24j-">
+            <w:hyperlink w:history="1" r:id="rIdmai9eojcefq2-gu2kamvk">
               <w:r>
                 <w:rPr>
                   <w:rFonts w:ascii="Arial" w:cs="Arial" w:eastAsia="Arial" w:hAnsi="Arial"/>
@@ -29850,7 +29855,7 @@
               <w:spacing w:after="10" w:before="0"/>
               <w:ind w:left="120"/>
             </w:pPr>
-            <w:hyperlink w:history="1" r:id="rIdibjdd41vstxmswitexrzn">
+            <w:hyperlink w:history="1" r:id="rIdpyen1nyr9hoxtofx-wt0z">
               <w:r>
                 <w:rPr>
                   <w:rFonts w:ascii="Arial" w:cs="Arial" w:eastAsia="Arial" w:hAnsi="Arial"/>
@@ -29895,7 +29900,7 @@
             <w:pPr>
               <w:spacing w:after="20" w:before="0"/>
             </w:pPr>
-            <w:hyperlink w:history="1" r:id="rIdeh1jb8gpc__jmjqwpxwik">
+            <w:hyperlink w:history="1" r:id="rIdwt4ahwwfzaoukvrezxp_j">
               <w:r>
                 <w:rPr>
                   <w:rFonts w:ascii="Arial" w:cs="Arial" w:eastAsia="Arial" w:hAnsi="Arial"/>
@@ -29928,7 +29933,7 @@
               <w:spacing w:after="10" w:before="0"/>
               <w:ind w:left="120"/>
             </w:pPr>
-            <w:hyperlink w:history="1" r:id="rIdzu03vux3drnqcbuhewjfq">
+            <w:hyperlink w:history="1" r:id="rIdw2ifj4gciq8vbc5xjn7dw">
               <w:r>
                 <w:rPr>
                   <w:rFonts w:ascii="Arial" w:cs="Arial" w:eastAsia="Arial" w:hAnsi="Arial"/>
@@ -30411,7 +30416,7 @@
             <w:pPr>
               <w:spacing w:after="20" w:before="0"/>
             </w:pPr>
-            <w:hyperlink w:history="1" r:id="rIdkgr52p0pglw6iygcjbm9t">
+            <w:hyperlink w:history="1" r:id="rIduuodxdxchjmqqxkjxgu8b">
               <w:r>
                 <w:rPr>
                   <w:rFonts w:ascii="Arial" w:cs="Arial" w:eastAsia="Arial" w:hAnsi="Arial"/>
@@ -30420,7 +30425,7 @@
                   <w:szCs w:val="16"/>
                   <w:u w:val="single" w:color="2E75B6"/>
                 </w:rPr>
-                <w:t xml:space="preserve">Cell size</w:t>
+                <w:t xml:space="preserve">Overview of cellular respiration</w:t>
               </w:r>
             </w:hyperlink>
           </w:p>
@@ -30444,7 +30449,7 @@
               <w:spacing w:after="10" w:before="0"/>
               <w:ind w:left="120"/>
             </w:pPr>
-            <w:hyperlink w:history="1" r:id="rIdu6kxukwb3gprgueznv15f">
+            <w:hyperlink w:history="1" r:id="rIdsotaoxoglrqga8hvg33m7">
               <w:r>
                 <w:rPr>
                   <w:rFonts w:ascii="Arial" w:cs="Arial" w:eastAsia="Arial" w:hAnsi="Arial"/>
@@ -30489,7 +30494,7 @@
             <w:pPr>
               <w:spacing w:after="20" w:before="0"/>
             </w:pPr>
-            <w:hyperlink w:history="1" r:id="rIdv8xzfqtzq4tkxalihwwqp">
+            <w:hyperlink w:history="1" r:id="rId3fpvyaybprlnovspg_6r_">
               <w:r>
                 <w:rPr>
                   <w:rFonts w:ascii="Arial" w:cs="Arial" w:eastAsia="Arial" w:hAnsi="Arial"/>
@@ -30522,7 +30527,7 @@
               <w:spacing w:after="10" w:before="0"/>
               <w:ind w:left="120"/>
             </w:pPr>
-            <w:hyperlink w:history="1" r:id="rIdtcltcvgr6dfc62qyj8j55">
+            <w:hyperlink w:history="1" r:id="rId9df8op2xp4lyi3cjovumk">
               <w:r>
                 <w:rPr>
                   <w:rFonts w:ascii="Arial" w:cs="Arial" w:eastAsia="Arial" w:hAnsi="Arial"/>
@@ -31175,7 +31180,7 @@
             <w:pPr>
               <w:spacing w:after="20" w:before="0"/>
             </w:pPr>
-            <w:hyperlink w:history="1" r:id="rIddvtkg9rrxojb5dqbrjsir">
+            <w:hyperlink w:history="1" r:id="rIdoam3mrrw7tyhghju2kxmr">
               <w:r>
                 <w:rPr>
                   <w:rFonts w:ascii="Arial" w:cs="Arial" w:eastAsia="Arial" w:hAnsi="Arial"/>
@@ -31184,7 +31189,7 @@
                   <w:szCs w:val="16"/>
                   <w:u w:val="single" w:color="2E75B6"/>
                 </w:rPr>
-                <w:t xml:space="preserve">Overview of cellular respiration</w:t>
+                <w:t xml:space="preserve">Cellular respiration introduction -dubbed(KY)</w:t>
               </w:r>
             </w:hyperlink>
           </w:p>
@@ -31200,7 +31205,7 @@
                 <w:sz w:val="14"/>
                 <w:szCs w:val="14"/>
               </w:rPr>
-              <w:t xml:space="preserve">Source: Khan Academy (English - US curriculum)</w:t>
+              <w:t xml:space="preserve">Source: Khan Academy (Kiswahili)</w:t>
             </w:r>
           </w:p>
           <w:p>
@@ -31208,7 +31213,7 @@
               <w:spacing w:after="10" w:before="0"/>
               <w:ind w:left="120"/>
             </w:pPr>
-            <w:hyperlink w:history="1" r:id="rIdhw5vuwtvmpl6shn_qwwxo">
+            <w:hyperlink w:history="1" r:id="rIdn5tcyexypgbdota4rps9q">
               <w:r>
                 <w:rPr>
                   <w:rFonts w:ascii="Arial" w:cs="Arial" w:eastAsia="Arial" w:hAnsi="Arial"/>
@@ -31253,7 +31258,7 @@
             <w:pPr>
               <w:spacing w:after="20" w:before="0"/>
             </w:pPr>
-            <w:hyperlink w:history="1" r:id="rId38slcnh1x2eo7-sjjqfh9">
+            <w:hyperlink w:history="1" r:id="rIdfqphoxk9hsfbftrw6-8dr">
               <w:r>
                 <w:rPr>
                   <w:rFonts w:ascii="Arial" w:cs="Arial" w:eastAsia="Arial" w:hAnsi="Arial"/>
@@ -31286,7 +31291,7 @@
               <w:spacing w:after="10" w:before="0"/>
               <w:ind w:left="120"/>
             </w:pPr>
-            <w:hyperlink w:history="1" r:id="rId-pdpy6ii3q8ao_ywchntg">
+            <w:hyperlink w:history="1" r:id="rIdmawsbindh6zzjabfioxw4">
               <w:r>
                 <w:rPr>
                   <w:rFonts w:ascii="Arial" w:cs="Arial" w:eastAsia="Arial" w:hAnsi="Arial"/>
@@ -31557,7 +31562,7 @@
             <w:pPr>
               <w:spacing w:after="20" w:before="0"/>
             </w:pPr>
-            <w:hyperlink w:history="1" r:id="rIdcervtbuimcb6a9lsqvn8m">
+            <w:hyperlink w:history="1" r:id="rIdbzar4i5bkzklkybacmycp">
               <w:r>
                 <w:rPr>
                   <w:rFonts w:ascii="Arial" w:cs="Arial" w:eastAsia="Arial" w:hAnsi="Arial"/>
@@ -31566,7 +31571,7 @@
                   <w:szCs w:val="16"/>
                   <w:u w:val="single" w:color="2E75B6"/>
                 </w:rPr>
-                <w:t xml:space="preserve">Cellular respiration introduction -dubbed(KY)</w:t>
+                <w:t xml:space="preserve">Oxidation and reduction in cellular respiration -dubbed(KY)</w:t>
               </w:r>
             </w:hyperlink>
           </w:p>
@@ -31590,7 +31595,7 @@
               <w:spacing w:after="10" w:before="0"/>
               <w:ind w:left="120"/>
             </w:pPr>
-            <w:hyperlink w:history="1" r:id="rIdunhqlqn6gqn7pgoomxp7t">
+            <w:hyperlink w:history="1" r:id="rId9je_qiesug5ccfnxx73u0">
               <w:r>
                 <w:rPr>
                   <w:rFonts w:ascii="Arial" w:cs="Arial" w:eastAsia="Arial" w:hAnsi="Arial"/>
@@ -31635,7 +31640,7 @@
             <w:pPr>
               <w:spacing w:after="20" w:before="0"/>
             </w:pPr>
-            <w:hyperlink w:history="1" r:id="rIdmyt27nmogt5qogvug7an8">
+            <w:hyperlink w:history="1" r:id="rIdfe2_25mfdtgsvpmvo8mis">
               <w:r>
                 <w:rPr>
                   <w:rFonts w:ascii="Arial" w:cs="Arial" w:eastAsia="Arial" w:hAnsi="Arial"/>
@@ -31644,7 +31649,7 @@
                   <w:szCs w:val="16"/>
                   <w:u w:val="single" w:color="2E75B6"/>
                 </w:rPr>
-                <w:t xml:space="preserve">Cellular Respiration (Flexbook)</w:t>
+                <w:t xml:space="preserve">Anaerobic Respiration - Advanced (Flexbook)</w:t>
               </w:r>
             </w:hyperlink>
           </w:p>
@@ -31668,7 +31673,7 @@
               <w:spacing w:after="10" w:before="0"/>
               <w:ind w:left="120"/>
             </w:pPr>
-            <w:hyperlink w:history="1" r:id="rIdq0m9woossq8zh4s6msryv">
+            <w:hyperlink w:history="1" r:id="rIdoizhhwohc199jzkxvsnfs">
               <w:r>
                 <w:rPr>
                   <w:rFonts w:ascii="Arial" w:cs="Arial" w:eastAsia="Arial" w:hAnsi="Arial"/>
@@ -33457,7 +33462,7 @@
               <w:spacing w:after="10" w:before="0"/>
               <w:ind w:left="120"/>
             </w:pPr>
-            <w:hyperlink w:history="1" r:id="rIdmp3nexozojnu1jodxbj8b">
+            <w:hyperlink w:history="1" r:id="rIdrjdhr-ljkq8osap1hoics">
               <w:r>
                 <w:rPr>
                   <w:rFonts w:ascii="Arial" w:cs="Arial" w:eastAsia="Arial" w:hAnsi="Arial"/>
@@ -33517,7 +33522,7 @@
             <w:pPr>
               <w:spacing w:after="20" w:before="0"/>
             </w:pPr>
-            <w:hyperlink w:history="1" r:id="rId9jprh9zjulfpj5ytu5y6b">
+            <w:hyperlink w:history="1" r:id="rIdlnxzh3fkc-l3fv-kd2wja">
               <w:r>
                 <w:rPr>
                   <w:rFonts w:ascii="Arial" w:cs="Arial" w:eastAsia="Arial" w:hAnsi="Arial"/>
@@ -33550,7 +33555,7 @@
               <w:spacing w:after="10" w:before="0"/>
               <w:ind w:left="120"/>
             </w:pPr>
-            <w:hyperlink w:history="1" r:id="rId4cckz5dkzyxx820xgtm9k">
+            <w:hyperlink w:history="1" r:id="rIdqakpyvrgaiexkhr1oza4i">
               <w:r>
                 <w:rPr>
                   <w:rFonts w:ascii="Arial" w:cs="Arial" w:eastAsia="Arial" w:hAnsi="Arial"/>
@@ -33762,7 +33767,7 @@
               <w:spacing w:after="10" w:before="0"/>
               <w:ind w:left="120"/>
             </w:pPr>
-            <w:hyperlink w:history="1" r:id="rIdr_scppmth6kxgk1aq4spk">
+            <w:hyperlink w:history="1" r:id="rIddjajlt2ckmswyhtvfz8zj">
               <w:r>
                 <w:rPr>
                   <w:rFonts w:ascii="Arial" w:cs="Arial" w:eastAsia="Arial" w:hAnsi="Arial"/>
@@ -33822,7 +33827,7 @@
             <w:pPr>
               <w:spacing w:after="20" w:before="0"/>
             </w:pPr>
-            <w:hyperlink w:history="1" r:id="rIdxwtbkzvymeickd_gy0jcb">
+            <w:hyperlink w:history="1" r:id="rIdvkehtxnzu5dobqsdtxsj6">
               <w:r>
                 <w:rPr>
                   <w:rFonts w:ascii="Arial" w:cs="Arial" w:eastAsia="Arial" w:hAnsi="Arial"/>
@@ -33855,7 +33860,7 @@
               <w:spacing w:after="10" w:before="0"/>
               <w:ind w:left="120"/>
             </w:pPr>
-            <w:hyperlink w:history="1" r:id="rIdasztmvmrd2frjef5bl6d4">
+            <w:hyperlink w:history="1" r:id="rIdonkrnebhfyyfo6h_tqefq">
               <w:r>
                 <w:rPr>
                   <w:rFonts w:ascii="Arial" w:cs="Arial" w:eastAsia="Arial" w:hAnsi="Arial"/>
@@ -34067,7 +34072,7 @@
               <w:spacing w:after="10" w:before="0"/>
               <w:ind w:left="120"/>
             </w:pPr>
-            <w:hyperlink w:history="1" r:id="rIdkygz-gtgz9mvfxuhhla61">
+            <w:hyperlink w:history="1" r:id="rIdxl2ndhc-svfzupqgo_dfd">
               <w:r>
                 <w:rPr>
                   <w:rFonts w:ascii="Arial" w:cs="Arial" w:eastAsia="Arial" w:hAnsi="Arial"/>
@@ -34127,7 +34132,7 @@
             <w:pPr>
               <w:spacing w:after="20" w:before="0"/>
             </w:pPr>
-            <w:hyperlink w:history="1" r:id="rIdswl0w3kb_hi-ihp7o-xpm">
+            <w:hyperlink w:history="1" r:id="rIdxix9jdurnqur7phzrvnsv">
               <w:r>
                 <w:rPr>
                   <w:rFonts w:ascii="Arial" w:cs="Arial" w:eastAsia="Arial" w:hAnsi="Arial"/>
@@ -34160,7 +34165,7 @@
               <w:spacing w:after="10" w:before="0"/>
               <w:ind w:left="120"/>
             </w:pPr>
-            <w:hyperlink w:history="1" r:id="rIdkgygyasbpw8kqwoqcmq-d">
+            <w:hyperlink w:history="1" r:id="rIdwd-qmev_je6p-h8enxnoj">
               <w:r>
                 <w:rPr>
                   <w:rFonts w:ascii="Arial" w:cs="Arial" w:eastAsia="Arial" w:hAnsi="Arial"/>
@@ -34372,7 +34377,7 @@
               <w:spacing w:after="10" w:before="0"/>
               <w:ind w:left="120"/>
             </w:pPr>
-            <w:hyperlink w:history="1" r:id="rIdpbbsstnwickny5dhngifg">
+            <w:hyperlink w:history="1" r:id="rIdilhuxwpqefekif3tzbckr">
               <w:r>
                 <w:rPr>
                   <w:rFonts w:ascii="Arial" w:cs="Arial" w:eastAsia="Arial" w:hAnsi="Arial"/>
@@ -34432,7 +34437,7 @@
             <w:pPr>
               <w:spacing w:after="20" w:before="0"/>
             </w:pPr>
-            <w:hyperlink w:history="1" r:id="rId7dtp_uuqahwl5o88qrbuo">
+            <w:hyperlink w:history="1" r:id="rIdld9ykp8_zebjcgzkjhuf_">
               <w:r>
                 <w:rPr>
                   <w:rFonts w:ascii="Arial" w:cs="Arial" w:eastAsia="Arial" w:hAnsi="Arial"/>
@@ -34465,7 +34470,7 @@
               <w:spacing w:after="10" w:before="0"/>
               <w:ind w:left="120"/>
             </w:pPr>
-            <w:hyperlink w:history="1" r:id="rIdgowajqfn74cphhqvx3jnp">
+            <w:hyperlink w:history="1" r:id="rId3q-nnzjwgua6wjkdxanri">
               <w:r>
                 <w:rPr>
                   <w:rFonts w:ascii="Arial" w:cs="Arial" w:eastAsia="Arial" w:hAnsi="Arial"/>
@@ -34677,7 +34682,7 @@
               <w:spacing w:after="10" w:before="0"/>
               <w:ind w:left="120"/>
             </w:pPr>
-            <w:hyperlink w:history="1" r:id="rIdba5pacw8edb7kge4o7olc">
+            <w:hyperlink w:history="1" r:id="rIdvprmv-nr3dlpnreuumxsk">
               <w:r>
                 <w:rPr>
                   <w:rFonts w:ascii="Arial" w:cs="Arial" w:eastAsia="Arial" w:hAnsi="Arial"/>
@@ -34737,7 +34742,7 @@
             <w:pPr>
               <w:spacing w:after="20" w:before="0"/>
             </w:pPr>
-            <w:hyperlink w:history="1" r:id="rIdkfwve034pymj_w3yilbhl">
+            <w:hyperlink w:history="1" r:id="rId7rz7f4pu4zuornoal3ji0">
               <w:r>
                 <w:rPr>
                   <w:rFonts w:ascii="Arial" w:cs="Arial" w:eastAsia="Arial" w:hAnsi="Arial"/>
@@ -34770,7 +34775,7 @@
               <w:spacing w:after="10" w:before="0"/>
               <w:ind w:left="120"/>
             </w:pPr>
-            <w:hyperlink w:history="1" r:id="rIdektkcriiejkhetnzlptic">
+            <w:hyperlink w:history="1" r:id="rIdbzl5_j1jprb01wmhdvimr">
               <w:r>
                 <w:rPr>
                   <w:rFonts w:ascii="Arial" w:cs="Arial" w:eastAsia="Arial" w:hAnsi="Arial"/>
@@ -36257,7 +36262,7 @@
             <w:pPr>
               <w:spacing w:after="20" w:before="0"/>
             </w:pPr>
-            <w:hyperlink w:history="1" r:id="rIdtqpfbxx7gdaihv8gg6wfq">
+            <w:hyperlink w:history="1" r:id="rIdheoiq8vsyhlkntdhuanlx">
               <w:r>
                 <w:rPr>
                   <w:rFonts w:ascii="Arial" w:cs="Arial" w:eastAsia="Arial" w:hAnsi="Arial"/>
@@ -36290,7 +36295,7 @@
               <w:spacing w:after="10" w:before="0"/>
               <w:ind w:left="120"/>
             </w:pPr>
-            <w:hyperlink w:history="1" r:id="rIdi3zxt1rjzalukll9vo0uk">
+            <w:hyperlink w:history="1" r:id="rIdgaz71gvf67lc0wks7x-qp">
               <w:r>
                 <w:rPr>
                   <w:rFonts w:ascii="Arial" w:cs="Arial" w:eastAsia="Arial" w:hAnsi="Arial"/>
@@ -36335,7 +36340,7 @@
             <w:pPr>
               <w:spacing w:after="20" w:before="0"/>
             </w:pPr>
-            <w:hyperlink w:history="1" r:id="rIddsygq1gcxggyiu_zgbmlo">
+            <w:hyperlink w:history="1" r:id="rIdq47dnj-xk-fkc2f4p9bck">
               <w:r>
                 <w:rPr>
                   <w:rFonts w:ascii="Arial" w:cs="Arial" w:eastAsia="Arial" w:hAnsi="Arial"/>
@@ -36368,7 +36373,7 @@
               <w:spacing w:after="10" w:before="0"/>
               <w:ind w:left="120"/>
             </w:pPr>
-            <w:hyperlink w:history="1" r:id="rIdzfk408pyfkvel52ymj7tl">
+            <w:hyperlink w:history="1" r:id="rIdcpp1ihg-obly68icovxui">
               <w:r>
                 <w:rPr>
                   <w:rFonts w:ascii="Arial" w:cs="Arial" w:eastAsia="Arial" w:hAnsi="Arial"/>
@@ -36563,7 +36568,313 @@
             <w:pPr>
               <w:spacing w:after="20" w:before="0"/>
             </w:pPr>
-            <w:hyperlink w:history="1" r:id="rIdnclne2dew4gael1rwwjhl">
+            <w:hyperlink w:history="1" r:id="rIdaulgh34andwn5s3l4qd_d">
+              <w:r>
+                <w:rPr>
+                  <w:rFonts w:ascii="Arial" w:cs="Arial" w:eastAsia="Arial" w:hAnsi="Arial"/>
+                  <w:color w:val="2E75B6"/>
+                  <w:sz w:val="16"/>
+                  <w:szCs w:val="16"/>
+                  <w:u w:val="single" w:color="2E75B6"/>
+                </w:rPr>
+                <w:t xml:space="preserve">Overview of cellular respiration</w:t>
+              </w:r>
+            </w:hyperlink>
+          </w:p>
+          <w:p>
+            <w:pPr>
+              <w:spacing w:after="10" w:before="0"/>
+              <w:ind w:left="120"/>
+            </w:pPr>
+            <w:r>
+              <w:rPr>
+                <w:rFonts w:ascii="Arial" w:cs="Arial" w:eastAsia="Arial" w:hAnsi="Arial"/>
+                <w:color w:val="595959"/>
+                <w:sz w:val="14"/>
+                <w:szCs w:val="14"/>
+              </w:rPr>
+              <w:t xml:space="preserve">Source: Khan Academy (English - US curriculum)</w:t>
+            </w:r>
+          </w:p>
+          <w:p>
+            <w:pPr>
+              <w:spacing w:after="10" w:before="0"/>
+              <w:ind w:left="120"/>
+            </w:pPr>
+            <w:hyperlink w:history="1" r:id="rIdcwy7lb3znxigy19vsusnw">
+              <w:r>
+                <w:rPr>
+                  <w:rFonts w:ascii="Arial" w:cs="Arial" w:eastAsia="Arial" w:hAnsi="Arial"/>
+                  <w:color w:val="595959"/>
+                  <w:sz w:val="14"/>
+                  <w:szCs w:val="14"/>
+                  <w:u w:val="single" w:color="595959"/>
+                </w:rPr>
+                <w:t xml:space="preserve">🔍 Search ARES for similar videos</w:t>
+              </w:r>
+            </w:hyperlink>
+          </w:p>
+          <w:p>
+            <w:pPr>
+              <w:spacing w:after="40" w:before="0"/>
+            </w:pPr>
+            <w:r>
+              <w:rPr>
+                <w:sz w:val="14"/>
+                <w:szCs w:val="14"/>
+              </w:rPr>
+              <w:t xml:space="preserve"/>
+            </w:r>
+          </w:p>
+          <w:p>
+            <w:pPr>
+              <w:spacing w:after="20" w:before="0"/>
+            </w:pPr>
+            <w:r>
+              <w:rPr>
+                <w:rFonts w:ascii="Arial" w:cs="Arial" w:eastAsia="Arial" w:hAnsi="Arial"/>
+                <w:b/>
+                <w:bCs/>
+                <w:color w:val="1F3864"/>
+                <w:sz w:val="16"/>
+                <w:szCs w:val="16"/>
+              </w:rPr>
+              <w:t xml:space="preserve">📖 EXERCISE:</w:t>
+            </w:r>
+          </w:p>
+          <w:p>
+            <w:pPr>
+              <w:spacing w:after="20" w:before="0"/>
+            </w:pPr>
+            <w:hyperlink w:history="1" r:id="rIddpstbg9kqr2zbap6n77ue">
+              <w:r>
+                <w:rPr>
+                  <w:rFonts w:ascii="Arial" w:cs="Arial" w:eastAsia="Arial" w:hAnsi="Arial"/>
+                  <w:color w:val="2E75B6"/>
+                  <w:sz w:val="16"/>
+                  <w:szCs w:val="16"/>
+                  <w:u w:val="single" w:color="2E75B6"/>
+                </w:rPr>
+                <w:t xml:space="preserve">Anaerobic vs Aerobic Respiration Practice</w:t>
+              </w:r>
+            </w:hyperlink>
+          </w:p>
+          <w:p>
+            <w:pPr>
+              <w:spacing w:after="10" w:before="0"/>
+              <w:ind w:left="120"/>
+            </w:pPr>
+            <w:r>
+              <w:rPr>
+                <w:rFonts w:ascii="Arial" w:cs="Arial" w:eastAsia="Arial" w:hAnsi="Arial"/>
+                <w:color w:val="595959"/>
+                <w:sz w:val="14"/>
+                <w:szCs w:val="14"/>
+              </w:rPr>
+              <w:t xml:space="preserve">Source: CK-12</w:t>
+            </w:r>
+          </w:p>
+          <w:p>
+            <w:pPr>
+              <w:spacing w:after="10" w:before="0"/>
+              <w:ind w:left="120"/>
+            </w:pPr>
+            <w:hyperlink w:history="1" r:id="rIdhzn7usxdle6azniewih14">
+              <w:r>
+                <w:rPr>
+                  <w:rFonts w:ascii="Arial" w:cs="Arial" w:eastAsia="Arial" w:hAnsi="Arial"/>
+                  <w:color w:val="595959"/>
+                  <w:sz w:val="14"/>
+                  <w:szCs w:val="14"/>
+                  <w:u w:val="single" w:color="595959"/>
+                </w:rPr>
+                <w:t xml:space="preserve">🔍 Search ARES for similar readings</w:t>
+              </w:r>
+            </w:hyperlink>
+          </w:p>
+        </w:tc>
+        <w:tc>
+          <w:tcPr>
+            <w:tcW w:type="dxa" w:w="3040"/>
+            <w:shd w:fill="FFFFFF" w:color="auto" w:val="clear"/>
+            <w:tcMar>
+              <w:top w:type="dxa" w:w="60"/>
+              <w:left w:type="dxa" w:w="120"/>
+              <w:bottom w:type="dxa" w:w="60"/>
+              <w:right w:type="dxa" w:w="120"/>
+            </w:tcMar>
+            <w:vAlign w:val="top"/>
+          </w:tcPr>
+          <w:p>
+            <w:pPr>
+              <w:spacing w:after="40" w:before="0"/>
+              <w:jc w:val="left"/>
+            </w:pPr>
+            <w:r>
+              <w:rPr>
+                <w:rFonts w:ascii="Arial" w:cs="Arial" w:eastAsia="Arial" w:hAnsi="Arial"/>
+                <w:b w:val="false"/>
+                <w:bCs w:val="false"/>
+                <w:i w:val="false"/>
+                <w:iCs w:val="false"/>
+                <w:color w:val="000000"/>
+                <w:sz w:val="18"/>
+                <w:szCs w:val="18"/>
+              </w:rPr>
+              <w:t xml:space="preserve">Learners spend 10 minutes on a silent Gallery Walk around the classroom. Posted around the walls are 8 'Evidence Stations' — each a brief summary card (prepared by teacher) representing one major evidence activity from the unit: (1) Lesson 1 breathing/pulse data table; (2) diagram of a respiratory surface with labelled features (thin walls, moist, large surface area, rich blood supply); (3) the class results from the breathing mechanics investigation (chest measurements at rest vs. inhale); (4) the dissection or diagram of a fish gill; (5) the chemical equation for aerobic respiration: C₆H₁₂O₆ + 6O₂ → 6CO₂ + 6H₂O + ATP; (6) the lactic acid fermentation equation and the 'burning legs' explanation from the Lesson 8 muscle fatigue investigation; (7) the diagram of the alveolus-capillary interface showing oxygen and CO₂ diffusion; (8) the circulatory system diagram showing how oxygenated blood travels from lungs to muscles. At each station, learners write one sentence in their notebook: 'This evidence tells me...' They also do a DQB Audit: they review each question on the Driving Question Board and place a tick in their notebook next to questions they believe have now been fully answered.</w:t>
+            </w:r>
+          </w:p>
+        </w:tc>
+        <w:tc>
+          <w:tcPr>
+            <w:tcW w:type="dxa" w:w="3040"/>
+            <w:shd w:fill="F2F2F2" w:color="auto" w:val="clear"/>
+            <w:tcMar>
+              <w:top w:type="dxa" w:w="60"/>
+              <w:left w:type="dxa" w:w="120"/>
+              <w:bottom w:type="dxa" w:w="60"/>
+              <w:right w:type="dxa" w:w="120"/>
+            </w:tcMar>
+            <w:vAlign w:val="top"/>
+          </w:tcPr>
+          <w:p>
+            <w:pPr>
+              <w:spacing w:after="40" w:before="0"/>
+              <w:jc w:val="left"/>
+            </w:pPr>
+            <w:r>
+              <w:rPr>
+                <w:rFonts w:ascii="Arial" w:cs="Arial" w:eastAsia="Arial" w:hAnsi="Arial"/>
+                <w:b w:val="false"/>
+                <w:bCs w:val="false"/>
+                <w:i w:val="false"/>
+                <w:iCs w:val="false"/>
+                <w:color w:val="000000"/>
+                <w:sz w:val="18"/>
+                <w:szCs w:val="18"/>
+              </w:rPr>
+              <w:t xml:space="preserve">Set up the 8 Evidence Stations before class. As learners walk, circulate quietly. Do not answer questions — redirect with: 'What does the evidence at that station tell you? Write it down.' After 10 minutes, call the class back. Ask: 'Raise your hand if you ticked more than 6 questions on the DQB as fully answered.' Then: 'Raise your hand if there is still a question on the DQB you are unsure about.' Cold-call 2 learners with remaining uncertainty: 'Korir, which question still feels incomplete to you — and which evidence station is most relevant to answering it?' Allow 10 seconds WAIT TIME before calling on a peer to help.</w:t>
+            </w:r>
+          </w:p>
+        </w:tc>
+        <w:tc>
+          <w:tcPr>
+            <w:tcW w:type="dxa" w:w="3040"/>
+            <w:shd w:fill="FFFFFF" w:color="auto" w:val="clear"/>
+            <w:tcMar>
+              <w:top w:type="dxa" w:w="60"/>
+              <w:left w:type="dxa" w:w="120"/>
+              <w:bottom w:type="dxa" w:w="60"/>
+              <w:right w:type="dxa" w:w="120"/>
+            </w:tcMar>
+            <w:vAlign w:val="top"/>
+          </w:tcPr>
+          <w:p>
+            <w:pPr>
+              <w:spacing w:after="40" w:before="0"/>
+              <w:jc w:val="left"/>
+            </w:pPr>
+            <w:r>
+              <w:rPr>
+                <w:rFonts w:ascii="Arial" w:cs="Arial" w:eastAsia="Arial" w:hAnsi="Arial"/>
+                <w:b w:val="false"/>
+                <w:bCs w:val="false"/>
+                <w:i w:val="false"/>
+                <w:iCs w:val="false"/>
+                <w:color w:val="000000"/>
+                <w:sz w:val="18"/>
+                <w:szCs w:val="18"/>
+              </w:rPr>
+              <w:t xml:space="preserve">Evidence Audit (Synthesis Preparation): The Gallery Walk is not passive review — each 'This evidence tells me…' sentence requires learners to extract an explanatory claim from data. The DQB Audit externalises metacognitive monitoring: learners evaluate their own explanatory completeness before writing begins.</w:t>
+            </w:r>
+          </w:p>
+        </w:tc>
+        <w:tc>
+          <w:tcPr>
+            <w:tcW w:type="dxa" w:w="3040"/>
+            <w:shd w:fill="F2F2F2" w:color="auto" w:val="clear"/>
+            <w:tcMar>
+              <w:top w:type="dxa" w:w="60"/>
+              <w:left w:type="dxa" w:w="120"/>
+              <w:bottom w:type="dxa" w:w="60"/>
+              <w:right w:type="dxa" w:w="120"/>
+            </w:tcMar>
+            <w:vAlign w:val="top"/>
+          </w:tcPr>
+          <w:p>
+            <w:pPr>
+              <w:spacing w:after="40" w:before="0"/>
+              <w:jc w:val="left"/>
+            </w:pPr>
+            <w:r>
+              <w:rPr>
+                <w:rFonts w:ascii="Arial" w:cs="Arial" w:eastAsia="Arial" w:hAnsi="Arial"/>
+                <w:b w:val="false"/>
+                <w:bCs w:val="false"/>
+                <w:i w:val="false"/>
+                <w:iCs w:val="false"/>
+                <w:color w:val="000000"/>
+                <w:sz w:val="18"/>
+                <w:szCs w:val="18"/>
+              </w:rPr>
+              <w:t xml:space="preserve">Collect notebooks briefly (or circulate during the walk) to check that 'This evidence tells me…' sentences are claim-based, not merely descriptive. Indicator of mastery: learner writes 'This evidence tells me that oxygen crosses into the blood because the alveolus wall is only one cell thick, making diffusion rapid' rather than 'This is a diagram of the alveolus.' Flag learners writing only descriptions for targeted support during Phase 3.</w:t>
+            </w:r>
+          </w:p>
+        </w:tc>
+      </w:tr>
+      <w:tr>
+        <w:tc>
+          <w:tcPr>
+            <w:tcW w:type="dxa" w:w="1520"/>
+            <w:shd w:fill="E2EFDA" w:color="auto" w:val="clear"/>
+            <w:tcMar>
+              <w:top w:type="dxa" w:w="60"/>
+              <w:left w:type="dxa" w:w="120"/>
+              <w:bottom w:type="dxa" w:w="60"/>
+              <w:right w:type="dxa" w:w="120"/>
+            </w:tcMar>
+            <w:vAlign w:val="top"/>
+          </w:tcPr>
+          <w:p>
+            <w:pPr>
+              <w:spacing w:after="40" w:before="0"/>
+              <w:jc w:val="left"/>
+            </w:pPr>
+            <w:r>
+              <w:rPr>
+                <w:rFonts w:ascii="Arial" w:cs="Arial" w:eastAsia="Arial" w:hAnsi="Arial"/>
+                <w:b/>
+                <w:bCs/>
+                <w:i w:val="false"/>
+                <w:iCs w:val="false"/>
+                <w:color w:val="000000"/>
+                <w:sz w:val="18"/>
+                <w:szCs w:val="18"/>
+              </w:rPr>
+              <w:t xml:space="preserve">Explain Phase</w:t>
+            </w:r>
+          </w:p>
+          <w:p>
+            <w:pPr>
+              <w:spacing w:after="20" w:before="0"/>
+            </w:pPr>
+            <w:r>
+              <w:rPr>
+                <w:rFonts w:ascii="Arial" w:cs="Arial" w:eastAsia="Arial" w:hAnsi="Arial"/>
+                <w:b/>
+                <w:bCs/>
+                <w:color w:val="1F3864"/>
+                <w:sz w:val="16"/>
+                <w:szCs w:val="16"/>
+              </w:rPr>
+              <w:t xml:space="preserve">📹 VIDEO:</w:t>
+            </w:r>
+          </w:p>
+          <w:p>
+            <w:pPr>
+              <w:spacing w:after="20" w:before="0"/>
+            </w:pPr>
+            <w:hyperlink w:history="1" r:id="rId2bx1-9bzdai-gakme85yb">
               <w:r>
                 <w:rPr>
                   <w:rFonts w:ascii="Arial" w:cs="Arial" w:eastAsia="Arial" w:hAnsi="Arial"/>
@@ -36596,7 +36907,7 @@
               <w:spacing w:after="10" w:before="0"/>
               <w:ind w:left="120"/>
             </w:pPr>
-            <w:hyperlink w:history="1" r:id="rIdrmb_cyg1rloch2cvgyfg-">
+            <w:hyperlink w:history="1" r:id="rIdc3ux5eelrrf2mvxprd_dh">
               <w:r>
                 <w:rPr>
                   <w:rFonts w:ascii="Arial" w:cs="Arial" w:eastAsia="Arial" w:hAnsi="Arial"/>
@@ -36641,7 +36952,7 @@
             <w:pPr>
               <w:spacing w:after="20" w:before="0"/>
             </w:pPr>
-            <w:hyperlink w:history="1" r:id="rIdx5v-k4gw0sbl5oontnqln">
+            <w:hyperlink w:history="1" r:id="rIdiatzhccxlucsvt-f9nuhv">
               <w:r>
                 <w:rPr>
                   <w:rFonts w:ascii="Arial" w:cs="Arial" w:eastAsia="Arial" w:hAnsi="Arial"/>
@@ -36650,7 +36961,7 @@
                   <w:szCs w:val="16"/>
                   <w:u w:val="single" w:color="2E75B6"/>
                 </w:rPr>
-                <w:t xml:space="preserve">Anaerobic vs Aerobic Respiration Practice</w:t>
+                <w:t xml:space="preserve">Anaerobic and Aerobic Respiration Practice</w:t>
               </w:r>
             </w:hyperlink>
           </w:p>
@@ -36674,7 +36985,7 @@
               <w:spacing w:after="10" w:before="0"/>
               <w:ind w:left="120"/>
             </w:pPr>
-            <w:hyperlink w:history="1" r:id="rIdatzsq_bi01e1dfaouf2im">
+            <w:hyperlink w:history="1" r:id="rIdfehtmcapmaciy1zeslzu6">
               <w:r>
                 <w:rPr>
                   <w:rFonts w:ascii="Arial" w:cs="Arial" w:eastAsia="Arial" w:hAnsi="Arial"/>
@@ -36716,7 +37027,7 @@
                 <w:sz w:val="18"/>
                 <w:szCs w:val="18"/>
               </w:rPr>
-              <w:t xml:space="preserve">Learners spend 10 minutes on a silent Gallery Walk around the classroom. Posted around the walls are 8 'Evidence Stations' — each a brief summary card (prepared by teacher) representing one major evidence activity from the unit: (1) Lesson 1 breathing/pulse data table; (2) diagram of a respiratory surface with labelled features (thin walls, moist, large surface area, rich blood supply); (3) the class results from the breathing mechanics investigation (chest measurements at rest vs. inhale); (4) the dissection or diagram of a fish gill; (5) the chemical equation for aerobic respiration: C₆H₁₂O₆ + 6O₂ → 6CO₂ + 6H₂O + ATP; (6) the lactic acid fermentation equation and the 'burning legs' explanation from the Lesson 8 muscle fatigue investigation; (7) the diagram of the alveolus-capillary interface showing oxygen and CO₂ diffusion; (8) the circulatory system diagram showing how oxygenated blood travels from lungs to muscles. At each station, learners write one sentence in their notebook: 'This evidence tells me...' They also do a DQB Audit: they review each question on the Driving Question Board and place a tick in their notebook next to questions they believe have now been fully answered.</w:t>
+              <w:t xml:space="preserve">Learners write their Final Explanation — the centrepiece of the lesson — using a structured scaffold with five required components: (1) THE TRIGGER: What happens in the body in the first 10 seconds of exercise, and why? (mention muscle cells, ATP demand, oxygen consumption, CO₂ production); (2) THE RESPIRATORY RESPONSE: How does the breathing system respond, and why is this effective? (mention alveoli, respiratory surface features, diffusion, diaphragm and intercostal muscles, breathing rate and depth); (3) THE CIRCULATORY LINK: How does the heart and blood connect the lungs to the muscles? (mention haemoglobin, oxyhaemoglobin, capillaries, increased heart rate); (4) INSIDE THE CELL — AEROBIC AND ANAEROBIC: What happens chemically inside the muscle cell when oxygen is sufficient vs. when it is insufficient despite fast breathing? (mention aerobic respiration equation, ATP yield, anaerobic respiration/lactic acid fermentation, burning sensation in legs); (5) RETURN TO NORMAL: What happens when exercise stops? (mention oxygen debt, continued heavy breathing, lactic acid removal). Learners have 20 minutes to write. They then exchange with a partner for a 5-minute Peer Review using the sentence stem: 'You explained [X] clearly. I think you could strengthen [Y] by adding [Z].'</w:t>
             </w:r>
           </w:p>
         </w:tc>
@@ -36748,7 +37059,7 @@
                 <w:sz w:val="18"/>
                 <w:szCs w:val="18"/>
               </w:rPr>
-              <w:t xml:space="preserve">Set up the 8 Evidence Stations before class. As learners walk, circulate quietly. Do not answer questions — redirect with: 'What does the evidence at that station tell you? Write it down.' After 10 minutes, call the class back. Ask: 'Raise your hand if you ticked more than 6 questions on the DQB as fully answered.' Then: 'Raise your hand if there is still a question on the DQB you are unsure about.' Cold-call 2 learners with remaining uncertainty: 'Korir, which question still feels incomplete to you — and which evidence station is most relevant to answering it?' Allow 10 seconds WAIT TIME before calling on a peer to help.</w:t>
+              <w:t xml:space="preserve">Distribute the Final Explanation scaffold sheet. Read each of the 5 components aloud, pausing after each to say: 'Think for 10 seconds about which lesson gave you the evidence for this component.' [WAIT 10 seconds per component.] Then say: 'You have 20 minutes. Use your full scientific vocabulary — ATP, alveoli, diffusion, haemoglobin, lactic acid, aerobic, anaerobic. Every claim should connect back to your own data from Lesson 1.' Circulate during writing. Prioritise learners who were flagged in Phase 2 as writing only descriptive sentences — prompt them: 'You have written what happened. Now tell me WHY that happened at the molecular level.' After 20 minutes, direct peer review: 'Exchange with your partner. Use exactly the sentence stem on your sheet. You have 5 minutes.' After peer review, cold-call 2 pairs: 'Wanjiku, what one improvement did your partner suggest, and do you agree? Why?' Allow 10 seconds WAIT TIME.</w:t>
             </w:r>
           </w:p>
         </w:tc>
@@ -36780,7 +37091,7 @@
                 <w:sz w:val="18"/>
                 <w:szCs w:val="18"/>
               </w:rPr>
-              <w:t xml:space="preserve">Evidence Audit (Synthesis Preparation): The Gallery Walk is not passive review — each 'This evidence tells me…' sentence requires learners to extract an explanatory claim from data. The DQB Audit externalises metacognitive monitoring: learners evaluate their own explanatory completeness before writing begins.</w:t>
+              <w:t xml:space="preserve">Structured Scientific Explanation Writing (CER — Claim, Evidence, Reasoning): The five-component scaffold enforces the Claim-Evidence-Reasoning structure across multiple biological systems simultaneously, requiring learners to integrate, not merely recall. The peer review introduces collaborative epistemic critique — a core Science and Engineering Practice (Engaging in Argument from Evidence). Requiring learners to respond to peer feedback ('do you agree? why?') deepens metacognitive engagement.</w:t>
             </w:r>
           </w:p>
         </w:tc>
@@ -36812,7 +37123,7 @@
                 <w:sz w:val="18"/>
                 <w:szCs w:val="18"/>
               </w:rPr>
-              <w:t xml:space="preserve">Collect notebooks briefly (or circulate during the walk) to check that 'This evidence tells me…' sentences are claim-based, not merely descriptive. Indicator of mastery: learner writes 'This evidence tells me that oxygen crosses into the blood because the alveolus wall is only one cell thick, making diffusion rapid' rather than 'This is a diagram of the alveolus.' Flag learners writing only descriptions for targeted support during Phase 3.</w:t>
+              <w:t xml:space="preserve">Teacher collects Final Explanation writing at the end of the lesson as the primary summative artefact. Mastery indicators: (a) All 5 components addressed; (b) Correct use of ≥8 unit vocabulary terms; (c) Aerobic and anaerobic respiration both explained with equations or word descriptions; (d) Explicit link between circulatory and respiratory systems; (e) 'Oxygen debt' or equivalent concept used to explain post-exercise recovery. Partial mastery: 3–4 components present, equations missing or incorrect. Beginning: 1–2 components, vocabulary sparse. Use this rubric for targeted re-teaching in follow-up lessons.</w:t>
             </w:r>
           </w:p>
         </w:tc>
@@ -36821,32 +37132,32 @@
         <w:tc>
           <w:tcPr>
             <w:tcW w:type="dxa" w:w="1520"/>
-            <w:shd w:fill="E2EFDA" w:color="auto" w:val="clear"/>
-            <w:tcMar>
-              <w:top w:type="dxa" w:w="60"/>
-              <w:left w:type="dxa" w:w="120"/>
-              <w:bottom w:type="dxa" w:w="60"/>
-              <w:right w:type="dxa" w:w="120"/>
-            </w:tcMar>
-            <w:vAlign w:val="top"/>
-          </w:tcPr>
-          <w:p>
-            <w:pPr>
-              <w:spacing w:after="40" w:before="0"/>
-              <w:jc w:val="left"/>
-            </w:pPr>
-            <w:r>
-              <w:rPr>
-                <w:rFonts w:ascii="Arial" w:cs="Arial" w:eastAsia="Arial" w:hAnsi="Arial"/>
-                <w:b/>
-                <w:bCs/>
-                <w:i w:val="false"/>
-                <w:iCs w:val="false"/>
-                <w:color w:val="000000"/>
-                <w:sz w:val="18"/>
-                <w:szCs w:val="18"/>
-              </w:rPr>
-              <w:t xml:space="preserve">Explain Phase</w:t>
+            <w:shd w:fill="FCE4D6" w:color="auto" w:val="clear"/>
+            <w:tcMar>
+              <w:top w:type="dxa" w:w="60"/>
+              <w:left w:type="dxa" w:w="120"/>
+              <w:bottom w:type="dxa" w:w="60"/>
+              <w:right w:type="dxa" w:w="120"/>
+            </w:tcMar>
+            <w:vAlign w:val="top"/>
+          </w:tcPr>
+          <w:p>
+            <w:pPr>
+              <w:spacing w:after="40" w:before="0"/>
+              <w:jc w:val="left"/>
+            </w:pPr>
+            <w:r>
+              <w:rPr>
+                <w:rFonts w:ascii="Arial" w:cs="Arial" w:eastAsia="Arial" w:hAnsi="Arial"/>
+                <w:b/>
+                <w:bCs/>
+                <w:i w:val="false"/>
+                <w:iCs w:val="false"/>
+                <w:color w:val="000000"/>
+                <w:sz w:val="18"/>
+                <w:szCs w:val="18"/>
+              </w:rPr>
+              <w:t xml:space="preserve">Driving Question Board (DQB) Creation</w:t>
             </w:r>
           </w:p>
           <w:p>
@@ -36869,7 +37180,7 @@
             <w:pPr>
               <w:spacing w:after="20" w:before="0"/>
             </w:pPr>
-            <w:hyperlink w:history="1" r:id="rId2ezcjdigcjfb10ur-nolq">
+            <w:hyperlink w:history="1" r:id="rId_zx8ag_urrqnvycynm1qd">
               <w:r>
                 <w:rPr>
                   <w:rFonts w:ascii="Arial" w:cs="Arial" w:eastAsia="Arial" w:hAnsi="Arial"/>
@@ -36902,7 +37213,7 @@
               <w:spacing w:after="10" w:before="0"/>
               <w:ind w:left="120"/>
             </w:pPr>
-            <w:hyperlink w:history="1" r:id="rIdfdqr1tz0usljob1zgh5vm">
+            <w:hyperlink w:history="1" r:id="rIdywap4-f7yufr7pf02hw9u">
               <w:r>
                 <w:rPr>
                   <w:rFonts w:ascii="Arial" w:cs="Arial" w:eastAsia="Arial" w:hAnsi="Arial"/>
@@ -36947,7 +37258,7 @@
             <w:pPr>
               <w:spacing w:after="20" w:before="0"/>
             </w:pPr>
-            <w:hyperlink w:history="1" r:id="rIdiub3ke8u2oj1_lbky_rjf">
+            <w:hyperlink w:history="1" r:id="rIdhydfykpy3v9cf6dy00ytb">
               <w:r>
                 <w:rPr>
                   <w:rFonts w:ascii="Arial" w:cs="Arial" w:eastAsia="Arial" w:hAnsi="Arial"/>
@@ -36956,7 +37267,7 @@
                   <w:szCs w:val="16"/>
                   <w:u w:val="single" w:color="2E75B6"/>
                 </w:rPr>
-                <w:t xml:space="preserve">Anaerobic and Aerobic Respiration Practice</w:t>
+                <w:t xml:space="preserve">Fermentation and anaerobic respiration</w:t>
               </w:r>
             </w:hyperlink>
           </w:p>
@@ -36972,7 +37283,7 @@
                 <w:sz w:val="14"/>
                 <w:szCs w:val="14"/>
               </w:rPr>
-              <w:t xml:space="preserve">Source: CK-12</w:t>
+              <w:t xml:space="preserve">Source: Khan Academy (English - US curriculum)</w:t>
             </w:r>
           </w:p>
           <w:p>
@@ -36980,7 +37291,7 @@
               <w:spacing w:after="10" w:before="0"/>
               <w:ind w:left="120"/>
             </w:pPr>
-            <w:hyperlink w:history="1" r:id="rIdfv1d7hd50btflx6sewiqc">
+            <w:hyperlink w:history="1" r:id="rIdbm3vu9dn-2ihy2if9ofjc">
               <w:r>
                 <w:rPr>
                   <w:rFonts w:ascii="Arial" w:cs="Arial" w:eastAsia="Arial" w:hAnsi="Arial"/>
@@ -37022,7 +37333,7 @@
                 <w:sz w:val="18"/>
                 <w:szCs w:val="18"/>
               </w:rPr>
-              <w:t xml:space="preserve">Learners write their Final Explanation — the centrepiece of the lesson — using a structured scaffold with five required components: (1) THE TRIGGER: What happens in the body in the first 10 seconds of exercise, and why? (mention muscle cells, ATP demand, oxygen consumption, CO₂ production); (2) THE RESPIRATORY RESPONSE: How does the breathing system respond, and why is this effective? (mention alveoli, respiratory surface features, diffusion, diaphragm and intercostal muscles, breathing rate and depth); (3) THE CIRCULATORY LINK: How does the heart and blood connect the lungs to the muscles? (mention haemoglobin, oxyhaemoglobin, capillaries, increased heart rate); (4) INSIDE THE CELL — AEROBIC AND ANAEROBIC: What happens chemically inside the muscle cell when oxygen is sufficient vs. when it is insufficient despite fast breathing? (mention aerobic respiration equation, ATP yield, anaerobic respiration/lactic acid fermentation, burning sensation in legs); (5) RETURN TO NORMAL: What happens when exercise stops? (mention oxygen debt, continued heavy breathing, lactic acid removal). Learners have 20 minutes to write. They then exchange with a partner for a 5-minute Peer Review using the sentence stem: 'You explained [X] clearly. I think you could strengthen [Y] by adding [Z].'</w:t>
+              <w:t xml:space="preserve">The class gathers around the DQB (physical board or projected digital version). The teacher reads each question card aloud one by one. For each question, learners vote by show of hands: 'Fully answered,' 'Partially answered,' or 'Still open.' For each 'Fully answered' card, a volunteer learner physically moves the card to the 'Answered' column and reads a one-sentence summary answer aloud to the class. For any 'Partially answered' or 'Still open' questions, the class briefly discusses which part remains uncertain and whether it connects to future Biology topics (e.g., detailed enzyme biochemistry of respiration — Grade 11; detailed cardiac physiology — Grade 11). Three key questions are explicitly resolved with whole-class constructed answers: (Q1) 'Why does breathing rate double during exercise?' (Q2) 'Why do legs burn even when you are breathing hard?' (Q3) 'Where exactly does the oxygen go once it enters the lungs?'</w:t>
             </w:r>
           </w:p>
         </w:tc>
@@ -37054,7 +37365,7 @@
                 <w:sz w:val="18"/>
                 <w:szCs w:val="18"/>
               </w:rPr>
-              <w:t xml:space="preserve">Distribute the Final Explanation scaffold sheet. Read each of the 5 components aloud, pausing after each to say: 'Think for 10 seconds about which lesson gave you the evidence for this component.' [WAIT 10 seconds per component.] Then say: 'You have 20 minutes. Use your full scientific vocabulary — ATP, alveoli, diffusion, haemoglobin, lactic acid, aerobic, anaerobic. Every claim should connect back to your own data from Lesson 1.' Circulate during writing. Prioritise learners who were flagged in Phase 2 as writing only descriptive sentences — prompt them: 'You have written what happened. Now tell me WHY that happened at the molecular level.' After 20 minutes, direct peer review: 'Exchange with your partner. Use exactly the sentence stem on your sheet. You have 5 minutes.' After peer review, cold-call 2 pairs: 'Wanjiku, what one improvement did your partner suggest, and do you agree? Why?' Allow 10 seconds WAIT TIME.</w:t>
+              <w:t xml:space="preserve">Facilitate the ceremony with energy and genuine celebration: 'In Lesson 1, this question was a mystery. Who can now answer it in one sentence?' For Q1, cold-call a learner: 'Otieno, give us the full answer — from muscle cell to diaphragm.' [WAIT 10 seconds.] For Q2, cold-call a different learner: 'Chebet, explain the burning sensation — use the word anaerobic.' [WAIT 10 seconds.] For Q3, cold-call a third learner: 'Mwangi, trace the oxygen molecule from the alveolus to the mitochondrion.' [WAIT 15 seconds — this is the most complex path.] After all cards are moved, say: 'Every question on this board came from YOUR observations of YOUR own body. You answered them with evidence. That is what scientists do.' Pause for acknowledgement of the class's collective intellectual work.</w:t>
             </w:r>
           </w:p>
         </w:tc>
@@ -37086,7 +37397,7 @@
                 <w:sz w:val="18"/>
                 <w:szCs w:val="18"/>
               </w:rPr>
-              <w:t xml:space="preserve">Structured Scientific Explanation Writing (CER — Claim, Evidence, Reasoning): The five-component scaffold enforces the Claim-Evidence-Reasoning structure across multiple biological systems simultaneously, requiring learners to integrate, not merely recall. The peer review introduces collaborative epistemic critique — a core Science and Engineering Practice (Engaging in Argument from Evidence). Requiring learners to respond to peer feedback ('do you agree? why?') deepens metacognitive engagement.</w:t>
+              <w:t xml:space="preserve">DQB Completion Ceremony (Epistemic Closure &amp; Metacognitive Celebration): The physical act of moving question cards to 'Answered' externalises conceptual progress. Requiring a one-sentence oral summary per card consolidates declarative knowledge. Explicitly naming 'partially answered' questions models scientific humility — science always opens new questions — and motivates continued inquiry in Grade 11.</w:t>
             </w:r>
           </w:p>
         </w:tc>
@@ -37118,7 +37429,7 @@
                 <w:sz w:val="18"/>
                 <w:szCs w:val="18"/>
               </w:rPr>
-              <w:t xml:space="preserve">Teacher collects Final Explanation writing at the end of the lesson as the primary summative artefact. Mastery indicators: (a) All 5 components addressed; (b) Correct use of ≥8 unit vocabulary terms; (c) Aerobic and anaerobic respiration both explained with equations or word descriptions; (d) Explicit link between circulatory and respiratory systems; (e) 'Oxygen debt' or equivalent concept used to explain post-exercise recovery. Partial mastery: 3–4 components present, equations missing or incorrect. Beginning: 1–2 components, vocabulary sparse. Use this rubric for targeted re-teaching in follow-up lessons.</w:t>
+              <w:t xml:space="preserve">Observable indicator: Can learners articulate a precise, evidence-linked answer for each of the three key questions when cold-called? Mastery: answer includes mechanism (not just observation) — e.g., not 'we breathe faster' but 'CO₂ builds up in the blood, lowering pH, which signals the medulla oblongata to increase breathing rate.' Flag learners who give observation-only answers for follow-up written feedback.</w:t>
             </w:r>
           </w:p>
         </w:tc>
@@ -37127,32 +37438,32 @@
         <w:tc>
           <w:tcPr>
             <w:tcW w:type="dxa" w:w="1520"/>
-            <w:shd w:fill="FCE4D6" w:color="auto" w:val="clear"/>
-            <w:tcMar>
-              <w:top w:type="dxa" w:w="60"/>
-              <w:left w:type="dxa" w:w="120"/>
-              <w:bottom w:type="dxa" w:w="60"/>
-              <w:right w:type="dxa" w:w="120"/>
-            </w:tcMar>
-            <w:vAlign w:val="top"/>
-          </w:tcPr>
-          <w:p>
-            <w:pPr>
-              <w:spacing w:after="40" w:before="0"/>
-              <w:jc w:val="left"/>
-            </w:pPr>
-            <w:r>
-              <w:rPr>
-                <w:rFonts w:ascii="Arial" w:cs="Arial" w:eastAsia="Arial" w:hAnsi="Arial"/>
-                <w:b/>
-                <w:bCs/>
-                <w:i w:val="false"/>
-                <w:iCs w:val="false"/>
-                <w:color w:val="000000"/>
-                <w:sz w:val="18"/>
-                <w:szCs w:val="18"/>
-              </w:rPr>
-              <w:t xml:space="preserve">Driving Question Board (DQB) Creation</w:t>
+            <w:shd w:fill="D5E8F0" w:color="auto" w:val="clear"/>
+            <w:tcMar>
+              <w:top w:type="dxa" w:w="60"/>
+              <w:left w:type="dxa" w:w="120"/>
+              <w:bottom w:type="dxa" w:w="60"/>
+              <w:right w:type="dxa" w:w="120"/>
+            </w:tcMar>
+            <w:vAlign w:val="top"/>
+          </w:tcPr>
+          <w:p>
+            <w:pPr>
+              <w:spacing w:after="40" w:before="0"/>
+              <w:jc w:val="left"/>
+            </w:pPr>
+            <w:r>
+              <w:rPr>
+                <w:rFonts w:ascii="Arial" w:cs="Arial" w:eastAsia="Arial" w:hAnsi="Arial"/>
+                <w:b/>
+                <w:bCs/>
+                <w:i w:val="false"/>
+                <w:iCs w:val="false"/>
+                <w:color w:val="000000"/>
+                <w:sz w:val="18"/>
+                <w:szCs w:val="18"/>
+              </w:rPr>
+              <w:t xml:space="preserve">Model Building Phase</w:t>
             </w:r>
           </w:p>
           <w:p>
@@ -37175,7 +37486,7 @@
             <w:pPr>
               <w:spacing w:after="20" w:before="0"/>
             </w:pPr>
-            <w:hyperlink w:history="1" r:id="rId4rvpqhybrjulmtt0btgai">
+            <w:hyperlink w:history="1" r:id="rIddm68zr7zjkzwl0ft5l6mj">
               <w:r>
                 <w:rPr>
                   <w:rFonts w:ascii="Arial" w:cs="Arial" w:eastAsia="Arial" w:hAnsi="Arial"/>
@@ -37208,7 +37519,7 @@
               <w:spacing w:after="10" w:before="0"/>
               <w:ind w:left="120"/>
             </w:pPr>
-            <w:hyperlink w:history="1" r:id="rIdzg6il2nqxwxjaobdmhm-z">
+            <w:hyperlink w:history="1" r:id="rIdllagnlfigtp9xwnneay4z">
               <w:r>
                 <w:rPr>
                   <w:rFonts w:ascii="Arial" w:cs="Arial" w:eastAsia="Arial" w:hAnsi="Arial"/>
@@ -37253,313 +37564,7 @@
             <w:pPr>
               <w:spacing w:after="20" w:before="0"/>
             </w:pPr>
-            <w:hyperlink w:history="1" r:id="rIdpztyl0dhdeer5lgbvgfzr">
-              <w:r>
-                <w:rPr>
-                  <w:rFonts w:ascii="Arial" w:cs="Arial" w:eastAsia="Arial" w:hAnsi="Arial"/>
-                  <w:color w:val="2E75B6"/>
-                  <w:sz w:val="16"/>
-                  <w:szCs w:val="16"/>
-                  <w:u w:val="single" w:color="2E75B6"/>
-                </w:rPr>
-                <w:t xml:space="preserve">Fermentation and anaerobic respiration</w:t>
-              </w:r>
-            </w:hyperlink>
-          </w:p>
-          <w:p>
-            <w:pPr>
-              <w:spacing w:after="10" w:before="0"/>
-              <w:ind w:left="120"/>
-            </w:pPr>
-            <w:r>
-              <w:rPr>
-                <w:rFonts w:ascii="Arial" w:cs="Arial" w:eastAsia="Arial" w:hAnsi="Arial"/>
-                <w:color w:val="595959"/>
-                <w:sz w:val="14"/>
-                <w:szCs w:val="14"/>
-              </w:rPr>
-              <w:t xml:space="preserve">Source: Khan Academy (English - US curriculum)</w:t>
-            </w:r>
-          </w:p>
-          <w:p>
-            <w:pPr>
-              <w:spacing w:after="10" w:before="0"/>
-              <w:ind w:left="120"/>
-            </w:pPr>
-            <w:hyperlink w:history="1" r:id="rIdy9cqjwzk97xkwvzdcy2vd">
-              <w:r>
-                <w:rPr>
-                  <w:rFonts w:ascii="Arial" w:cs="Arial" w:eastAsia="Arial" w:hAnsi="Arial"/>
-                  <w:color w:val="595959"/>
-                  <w:sz w:val="14"/>
-                  <w:szCs w:val="14"/>
-                  <w:u w:val="single" w:color="595959"/>
-                </w:rPr>
-                <w:t xml:space="preserve">🔍 Search ARES for similar readings</w:t>
-              </w:r>
-            </w:hyperlink>
-          </w:p>
-        </w:tc>
-        <w:tc>
-          <w:tcPr>
-            <w:tcW w:type="dxa" w:w="3040"/>
-            <w:shd w:fill="FFFFFF" w:color="auto" w:val="clear"/>
-            <w:tcMar>
-              <w:top w:type="dxa" w:w="60"/>
-              <w:left w:type="dxa" w:w="120"/>
-              <w:bottom w:type="dxa" w:w="60"/>
-              <w:right w:type="dxa" w:w="120"/>
-            </w:tcMar>
-            <w:vAlign w:val="top"/>
-          </w:tcPr>
-          <w:p>
-            <w:pPr>
-              <w:spacing w:after="40" w:before="0"/>
-              <w:jc w:val="left"/>
-            </w:pPr>
-            <w:r>
-              <w:rPr>
-                <w:rFonts w:ascii="Arial" w:cs="Arial" w:eastAsia="Arial" w:hAnsi="Arial"/>
-                <w:b w:val="false"/>
-                <w:bCs w:val="false"/>
-                <w:i w:val="false"/>
-                <w:iCs w:val="false"/>
-                <w:color w:val="000000"/>
-                <w:sz w:val="18"/>
-                <w:szCs w:val="18"/>
-              </w:rPr>
-              <w:t xml:space="preserve">The class gathers around the DQB (physical board or projected digital version). The teacher reads each question card aloud one by one. For each question, learners vote by show of hands: 'Fully answered,' 'Partially answered,' or 'Still open.' For each 'Fully answered' card, a volunteer learner physically moves the card to the 'Answered' column and reads a one-sentence summary answer aloud to the class. For any 'Partially answered' or 'Still open' questions, the class briefly discusses which part remains uncertain and whether it connects to future Biology topics (e.g., detailed enzyme biochemistry of respiration — Grade 11; detailed cardiac physiology — Grade 11). Three key questions are explicitly resolved with whole-class constructed answers: (Q1) 'Why does breathing rate double during exercise?' (Q2) 'Why do legs burn even when you are breathing hard?' (Q3) 'Where exactly does the oxygen go once it enters the lungs?'</w:t>
-            </w:r>
-          </w:p>
-        </w:tc>
-        <w:tc>
-          <w:tcPr>
-            <w:tcW w:type="dxa" w:w="3040"/>
-            <w:shd w:fill="F2F2F2" w:color="auto" w:val="clear"/>
-            <w:tcMar>
-              <w:top w:type="dxa" w:w="60"/>
-              <w:left w:type="dxa" w:w="120"/>
-              <w:bottom w:type="dxa" w:w="60"/>
-              <w:right w:type="dxa" w:w="120"/>
-            </w:tcMar>
-            <w:vAlign w:val="top"/>
-          </w:tcPr>
-          <w:p>
-            <w:pPr>
-              <w:spacing w:after="40" w:before="0"/>
-              <w:jc w:val="left"/>
-            </w:pPr>
-            <w:r>
-              <w:rPr>
-                <w:rFonts w:ascii="Arial" w:cs="Arial" w:eastAsia="Arial" w:hAnsi="Arial"/>
-                <w:b w:val="false"/>
-                <w:bCs w:val="false"/>
-                <w:i w:val="false"/>
-                <w:iCs w:val="false"/>
-                <w:color w:val="000000"/>
-                <w:sz w:val="18"/>
-                <w:szCs w:val="18"/>
-              </w:rPr>
-              <w:t xml:space="preserve">Facilitate the ceremony with energy and genuine celebration: 'In Lesson 1, this question was a mystery. Who can now answer it in one sentence?' For Q1, cold-call a learner: 'Otieno, give us the full answer — from muscle cell to diaphragm.' [WAIT 10 seconds.] For Q2, cold-call a different learner: 'Chebet, explain the burning sensation — use the word anaerobic.' [WAIT 10 seconds.] For Q3, cold-call a third learner: 'Mwangi, trace the oxygen molecule from the alveolus to the mitochondrion.' [WAIT 15 seconds — this is the most complex path.] After all cards are moved, say: 'Every question on this board came from YOUR observations of YOUR own body. You answered them with evidence. That is what scientists do.' Pause for acknowledgement of the class's collective intellectual work.</w:t>
-            </w:r>
-          </w:p>
-        </w:tc>
-        <w:tc>
-          <w:tcPr>
-            <w:tcW w:type="dxa" w:w="3040"/>
-            <w:shd w:fill="FFFFFF" w:color="auto" w:val="clear"/>
-            <w:tcMar>
-              <w:top w:type="dxa" w:w="60"/>
-              <w:left w:type="dxa" w:w="120"/>
-              <w:bottom w:type="dxa" w:w="60"/>
-              <w:right w:type="dxa" w:w="120"/>
-            </w:tcMar>
-            <w:vAlign w:val="top"/>
-          </w:tcPr>
-          <w:p>
-            <w:pPr>
-              <w:spacing w:after="40" w:before="0"/>
-              <w:jc w:val="left"/>
-            </w:pPr>
-            <w:r>
-              <w:rPr>
-                <w:rFonts w:ascii="Arial" w:cs="Arial" w:eastAsia="Arial" w:hAnsi="Arial"/>
-                <w:b w:val="false"/>
-                <w:bCs w:val="false"/>
-                <w:i w:val="false"/>
-                <w:iCs w:val="false"/>
-                <w:color w:val="000000"/>
-                <w:sz w:val="18"/>
-                <w:szCs w:val="18"/>
-              </w:rPr>
-              <w:t xml:space="preserve">DQB Completion Ceremony (Epistemic Closure &amp; Metacognitive Celebration): The physical act of moving question cards to 'Answered' externalises conceptual progress. Requiring a one-sentence oral summary per card consolidates declarative knowledge. Explicitly naming 'partially answered' questions models scientific humility — science always opens new questions — and motivates continued inquiry in Grade 11.</w:t>
-            </w:r>
-          </w:p>
-        </w:tc>
-        <w:tc>
-          <w:tcPr>
-            <w:tcW w:type="dxa" w:w="3040"/>
-            <w:shd w:fill="F2F2F2" w:color="auto" w:val="clear"/>
-            <w:tcMar>
-              <w:top w:type="dxa" w:w="60"/>
-              <w:left w:type="dxa" w:w="120"/>
-              <w:bottom w:type="dxa" w:w="60"/>
-              <w:right w:type="dxa" w:w="120"/>
-            </w:tcMar>
-            <w:vAlign w:val="top"/>
-          </w:tcPr>
-          <w:p>
-            <w:pPr>
-              <w:spacing w:after="40" w:before="0"/>
-              <w:jc w:val="left"/>
-            </w:pPr>
-            <w:r>
-              <w:rPr>
-                <w:rFonts w:ascii="Arial" w:cs="Arial" w:eastAsia="Arial" w:hAnsi="Arial"/>
-                <w:b w:val="false"/>
-                <w:bCs w:val="false"/>
-                <w:i w:val="false"/>
-                <w:iCs w:val="false"/>
-                <w:color w:val="000000"/>
-                <w:sz w:val="18"/>
-                <w:szCs w:val="18"/>
-              </w:rPr>
-              <w:t xml:space="preserve">Observable indicator: Can learners articulate a precise, evidence-linked answer for each of the three key questions when cold-called? Mastery: answer includes mechanism (not just observation) — e.g., not 'we breathe faster' but 'CO₂ builds up in the blood, lowering pH, which signals the medulla oblongata to increase breathing rate.' Flag learners who give observation-only answers for follow-up written feedback.</w:t>
-            </w:r>
-          </w:p>
-        </w:tc>
-      </w:tr>
-      <w:tr>
-        <w:tc>
-          <w:tcPr>
-            <w:tcW w:type="dxa" w:w="1520"/>
-            <w:shd w:fill="D5E8F0" w:color="auto" w:val="clear"/>
-            <w:tcMar>
-              <w:top w:type="dxa" w:w="60"/>
-              <w:left w:type="dxa" w:w="120"/>
-              <w:bottom w:type="dxa" w:w="60"/>
-              <w:right w:type="dxa" w:w="120"/>
-            </w:tcMar>
-            <w:vAlign w:val="top"/>
-          </w:tcPr>
-          <w:p>
-            <w:pPr>
-              <w:spacing w:after="40" w:before="0"/>
-              <w:jc w:val="left"/>
-            </w:pPr>
-            <w:r>
-              <w:rPr>
-                <w:rFonts w:ascii="Arial" w:cs="Arial" w:eastAsia="Arial" w:hAnsi="Arial"/>
-                <w:b/>
-                <w:bCs/>
-                <w:i w:val="false"/>
-                <w:iCs w:val="false"/>
-                <w:color w:val="000000"/>
-                <w:sz w:val="18"/>
-                <w:szCs w:val="18"/>
-              </w:rPr>
-              <w:t xml:space="preserve">Model Building Phase</w:t>
-            </w:r>
-          </w:p>
-          <w:p>
-            <w:pPr>
-              <w:spacing w:after="20" w:before="0"/>
-            </w:pPr>
-            <w:r>
-              <w:rPr>
-                <w:rFonts w:ascii="Arial" w:cs="Arial" w:eastAsia="Arial" w:hAnsi="Arial"/>
-                <w:b/>
-                <w:bCs/>
-                <w:color w:val="1F3864"/>
-                <w:sz w:val="16"/>
-                <w:szCs w:val="16"/>
-              </w:rPr>
-              <w:t xml:space="preserve">📹 VIDEO:</w:t>
-            </w:r>
-          </w:p>
-          <w:p>
-            <w:pPr>
-              <w:spacing w:after="20" w:before="0"/>
-            </w:pPr>
-            <w:hyperlink w:history="1" r:id="rIdzhpmh_prehxhrzjwegyie">
-              <w:r>
-                <w:rPr>
-                  <w:rFonts w:ascii="Arial" w:cs="Arial" w:eastAsia="Arial" w:hAnsi="Arial"/>
-                  <w:color w:val="2E75B6"/>
-                  <w:sz w:val="16"/>
-                  <w:szCs w:val="16"/>
-                  <w:u w:val="single" w:color="2E75B6"/>
-                </w:rPr>
-                <w:t xml:space="preserve">Cellular respiration</w:t>
-              </w:r>
-            </w:hyperlink>
-          </w:p>
-          <w:p>
-            <w:pPr>
-              <w:spacing w:after="10" w:before="0"/>
-              <w:ind w:left="120"/>
-            </w:pPr>
-            <w:r>
-              <w:rPr>
-                <w:rFonts w:ascii="Arial" w:cs="Arial" w:eastAsia="Arial" w:hAnsi="Arial"/>
-                <w:color w:val="595959"/>
-                <w:sz w:val="14"/>
-                <w:szCs w:val="14"/>
-              </w:rPr>
-              <w:t xml:space="preserve">Source: Khan Academy (English - US curriculum)</w:t>
-            </w:r>
-          </w:p>
-          <w:p>
-            <w:pPr>
-              <w:spacing w:after="10" w:before="0"/>
-              <w:ind w:left="120"/>
-            </w:pPr>
-            <w:hyperlink w:history="1" r:id="rIdp0o_ml5adhy7ex5nmfatc">
-              <w:r>
-                <w:rPr>
-                  <w:rFonts w:ascii="Arial" w:cs="Arial" w:eastAsia="Arial" w:hAnsi="Arial"/>
-                  <w:color w:val="595959"/>
-                  <w:sz w:val="14"/>
-                  <w:szCs w:val="14"/>
-                  <w:u w:val="single" w:color="595959"/>
-                </w:rPr>
-                <w:t xml:space="preserve">🔍 Search ARES for similar videos</w:t>
-              </w:r>
-            </w:hyperlink>
-          </w:p>
-          <w:p>
-            <w:pPr>
-              <w:spacing w:after="40" w:before="0"/>
-            </w:pPr>
-            <w:r>
-              <w:rPr>
-                <w:sz w:val="14"/>
-                <w:szCs w:val="14"/>
-              </w:rPr>
-              <w:t xml:space="preserve"/>
-            </w:r>
-          </w:p>
-          <w:p>
-            <w:pPr>
-              <w:spacing w:after="20" w:before="0"/>
-            </w:pPr>
-            <w:r>
-              <w:rPr>
-                <w:rFonts w:ascii="Arial" w:cs="Arial" w:eastAsia="Arial" w:hAnsi="Arial"/>
-                <w:b/>
-                <w:bCs/>
-                <w:color w:val="1F3864"/>
-                <w:sz w:val="16"/>
-                <w:szCs w:val="16"/>
-              </w:rPr>
-              <w:t xml:space="preserve">📖 EXERCISE:</w:t>
-            </w:r>
-          </w:p>
-          <w:p>
-            <w:pPr>
-              <w:spacing w:after="20" w:before="0"/>
-            </w:pPr>
-            <w:hyperlink w:history="1" r:id="rId9aereap4mjfojk_ig3kzl">
+            <w:hyperlink w:history="1" r:id="rIdcyyy491xbtkbstc7bqvu3">
               <w:r>
                 <w:rPr>
                   <w:rFonts w:ascii="Arial" w:cs="Arial" w:eastAsia="Arial" w:hAnsi="Arial"/>
@@ -37592,7 +37597,7 @@
               <w:spacing w:after="10" w:before="0"/>
               <w:ind w:left="120"/>
             </w:pPr>
-            <w:hyperlink w:history="1" r:id="rIdhr-bqha1joqwbgibyvdni">
+            <w:hyperlink w:history="1" r:id="rIdar-1tph0pqvfz33k4dgjt">
               <w:r>
                 <w:rPr>
                   <w:rFonts w:ascii="Arial" w:cs="Arial" w:eastAsia="Arial" w:hAnsi="Arial"/>

--- a/data/outputs/v2/Biology/SS3.3_Animal_Gaseous_Exchange_and_Respiration/Biology_Animal_Gaseous_Exchange_and_Respiration_CBE_LessonSequence.docx
+++ b/data/outputs/v2/Biology/SS3.3_Animal_Gaseous_Exchange_and_Respiration/Biology_Animal_Gaseous_Exchange_and_Respiration_CBE_LessonSequence.docx
@@ -42,6 +42,177 @@
     </w:p>
     <w:p>
       <w:pPr>
+        <w:spacing w:after="80" w:before="120"/>
+      </w:pPr>
+      <w:r>
+        <w:rPr>
+          <w:rFonts w:ascii="Arial" w:cs="Arial" w:eastAsia="Arial" w:hAnsi="Arial"/>
+          <w:b/>
+          <w:bCs/>
+          <w:color w:val="1F3864"/>
+          <w:sz w:val="20"/>
+          <w:szCs w:val="20"/>
+        </w:rPr>
+        <w:t xml:space="preserve">ATTRIBUTION AND LICENSING</w:t>
+      </w:r>
+    </w:p>
+    <w:p>
+      <w:pPr>
+        <w:spacing w:after="60" w:before="0"/>
+      </w:pPr>
+      <w:r>
+        <w:rPr>
+          <w:rFonts w:ascii="Arial" w:cs="Arial" w:eastAsia="Arial" w:hAnsi="Arial"/>
+          <w:b/>
+          <w:bCs/>
+          <w:sz w:val="17"/>
+          <w:szCs w:val="17"/>
+        </w:rPr>
+        <w:t xml:space="preserve">Curriculum Alignment: </w:t>
+      </w:r>
+      <w:r>
+        <w:rPr>
+          <w:rFonts w:ascii="Arial" w:cs="Arial" w:eastAsia="Arial" w:hAnsi="Arial"/>
+          <w:sz w:val="17"/>
+          <w:szCs w:val="17"/>
+        </w:rPr>
+        <w:t xml:space="preserve">Structured in pedagogical alignment with the competence-based curriculum format and learning outcomes established by the Kenya Institute of Curriculum Development (KICD). This material is independently developed and is not officially endorsed or published by KICD.</w:t>
+      </w:r>
+    </w:p>
+    <w:p>
+      <w:pPr>
+        <w:spacing w:after="60" w:before="0"/>
+      </w:pPr>
+      <w:r>
+        <w:rPr>
+          <w:rFonts w:ascii="Arial" w:cs="Arial" w:eastAsia="Arial" w:hAnsi="Arial"/>
+          <w:b/>
+          <w:bCs/>
+          <w:sz w:val="17"/>
+          <w:szCs w:val="17"/>
+        </w:rPr>
+        <w:t xml:space="preserve">Content &amp; Pedagogy: </w:t>
+      </w:r>
+      <w:r>
+        <w:rPr>
+          <w:rFonts w:ascii="Arial" w:cs="Arial" w:eastAsia="Arial" w:hAnsi="Arial"/>
+          <w:sz w:val="17"/>
+          <w:szCs w:val="17"/>
+        </w:rPr>
+        <w:t xml:space="preserve">Developed and adapted by the educator team at SeaVuria (registered 501(c)(3) in the United States and registered NGO in Kenya, No. 872-850A-BF11), who designed the pedagogical framework, lesson templates and exemplar lessons on which this material is based.</w:t>
+      </w:r>
+    </w:p>
+    <w:p>
+      <w:pPr>
+        <w:spacing w:after="60" w:before="0"/>
+      </w:pPr>
+      <w:r>
+        <w:rPr>
+          <w:rFonts w:ascii="Arial" w:cs="Arial" w:eastAsia="Arial" w:hAnsi="Arial"/>
+          <w:b/>
+          <w:bCs/>
+          <w:sz w:val="17"/>
+          <w:szCs w:val="17"/>
+        </w:rPr>
+        <w:t xml:space="preserve">Production &amp; Layout: </w:t>
+      </w:r>
+      <w:r>
+        <w:rPr>
+          <w:rFonts w:ascii="Arial" w:cs="Arial" w:eastAsia="Arial" w:hAnsi="Arial"/>
+          <w:sz w:val="17"/>
+          <w:szCs w:val="17"/>
+        </w:rPr>
+        <w:t xml:space="preserve">Educational design and curriculum sequencing by SeaVuria. Technical layout, structural formatting, and digital optimization/implementation executed in partnership with ARES Education (registered 501(c)(3) in the United States and Canada (as Afretech Aid) and registered NGO in Kenya), with lesson drafting and compilation assisted by AI (Claude, Anthropic).</w:t>
+      </w:r>
+    </w:p>
+    <w:p>
+      <w:pPr>
+        <w:pBdr>
+          <w:bottom w:val="single" w:color="1F3864" w:sz="6" w:space="6"/>
+        </w:pBdr>
+        <w:spacing w:after="60" w:before="0"/>
+      </w:pPr>
+      <w:r>
+        <w:rPr>
+          <w:rFonts w:ascii="Arial" w:cs="Arial" w:eastAsia="Arial" w:hAnsi="Arial"/>
+          <w:b/>
+          <w:bCs/>
+          <w:sz w:val="17"/>
+          <w:szCs w:val="17"/>
+        </w:rPr>
+        <w:t xml:space="preserve">Licensing &amp; Copyright: </w:t>
+      </w:r>
+      <w:r>
+        <w:rPr>
+          <w:rFonts w:ascii="Arial" w:cs="Arial" w:eastAsia="Arial" w:hAnsi="Arial"/>
+          <w:sz w:val="17"/>
+          <w:szCs w:val="17"/>
+        </w:rPr>
+        <w:t xml:space="preserve">© 2026 SeaVuria and ARES. This work is licensed under a </w:t>
+      </w:r>
+      <w:hyperlink w:history="1" r:id="rIdimuwj01gmwms-onlwbute">
+        <w:r>
+          <w:rPr>
+            <w:rFonts w:ascii="Arial" w:cs="Arial" w:eastAsia="Arial" w:hAnsi="Arial"/>
+            <w:color w:val="1F6B75"/>
+            <w:sz w:val="17"/>
+            <w:szCs w:val="17"/>
+            <w:u w:val="single" w:color="1F6B75"/>
+          </w:rPr>
+          <w:t xml:space="preserve">Creative Commons Attribution-NonCommercial 4.0 International License</w:t>
+        </w:r>
+      </w:hyperlink>
+      <w:r>
+        <w:rPr>
+          <w:rFonts w:ascii="Arial" w:cs="Arial" w:eastAsia="Arial" w:hAnsi="Arial"/>
+          <w:sz w:val="17"/>
+          <w:szCs w:val="17"/>
+        </w:rPr>
+        <w:t xml:space="preserve"> (</w:t>
+      </w:r>
+      <w:hyperlink w:history="1" r:id="rIdczjg1kgpw-svp_gs_qvbh">
+        <w:r>
+          <w:rPr>
+            <w:rFonts w:ascii="Arial" w:cs="Arial" w:eastAsia="Arial" w:hAnsi="Arial"/>
+            <w:color w:val="1F6B75"/>
+            <w:sz w:val="17"/>
+            <w:szCs w:val="17"/>
+            <w:u w:val="single" w:color="1F6B75"/>
+          </w:rPr>
+          <w:t xml:space="preserve">CC BY-NC 4.0</w:t>
+        </w:r>
+      </w:hyperlink>
+      <w:r>
+        <w:rPr>
+          <w:rFonts w:ascii="Arial" w:cs="Arial" w:eastAsia="Arial" w:hAnsi="Arial"/>
+          <w:sz w:val="17"/>
+          <w:szCs w:val="17"/>
+        </w:rPr>
+        <w:t xml:space="preserve">). To view a copy of this license, visit </w:t>
+      </w:r>
+      <w:hyperlink w:history="1" r:id="rIdeg2jqh4tgejkwhmw5xzrs">
+        <w:r>
+          <w:rPr>
+            <w:rFonts w:ascii="Arial" w:cs="Arial" w:eastAsia="Arial" w:hAnsi="Arial"/>
+            <w:color w:val="1F6B75"/>
+            <w:sz w:val="17"/>
+            <w:szCs w:val="17"/>
+            <w:u w:val="single" w:color="1F6B75"/>
+          </w:rPr>
+          <w:t xml:space="preserve">https://creativecommons.org/licenses/by-nc/4.0/</w:t>
+        </w:r>
+      </w:hyperlink>
+      <w:r>
+        <w:rPr>
+          <w:rFonts w:ascii="Arial" w:cs="Arial" w:eastAsia="Arial" w:hAnsi="Arial"/>
+          <w:sz w:val="17"/>
+          <w:szCs w:val="17"/>
+        </w:rPr>
+        <w:t xml:space="preserve">. You are free to copy, redistribute, and adapt this material in any medium or format, provided appropriate credit is given and the material is not used for commercial purposes. KICD learning outcomes and curriculum designations reproduced here for alignment purposes remain the property of KICD and are not covered by this license. Linked external resources (e.g. CK-12, Khan Academy, PhET) are subject to their own licenses.</w:t>
+      </w:r>
+    </w:p>
+    <w:p>
+      <w:pPr>
         <w:spacing w:after="120"/>
       </w:pPr>
       <w:r>
@@ -3571,7 +3742,7 @@
             <w:pPr>
               <w:spacing w:after="20" w:before="0"/>
             </w:pPr>
-            <w:hyperlink w:history="1" r:id="rIdvgtkme590oz8f2ggo4-ai">
+            <w:hyperlink w:history="1" r:id="rIdvymbzmnqnyy0xdmbofwp-">
               <w:r>
                 <w:rPr>
                   <w:rFonts w:ascii="Arial" w:cs="Arial" w:eastAsia="Arial" w:hAnsi="Arial"/>
@@ -3604,7 +3775,7 @@
               <w:spacing w:after="10" w:before="0"/>
               <w:ind w:left="120"/>
             </w:pPr>
-            <w:hyperlink w:history="1" r:id="rIdt43mas_4lf5sikhppnkne">
+            <w:hyperlink w:history="1" r:id="rId6tk9z2ura0zk-o_wvronp">
               <w:r>
                 <w:rPr>
                   <w:rFonts w:ascii="Arial" w:cs="Arial" w:eastAsia="Arial" w:hAnsi="Arial"/>
@@ -3649,7 +3820,7 @@
             <w:pPr>
               <w:spacing w:after="20" w:before="0"/>
             </w:pPr>
-            <w:hyperlink w:history="1" r:id="rIdxbbzpgafl3zd_fsw961ue">
+            <w:hyperlink w:history="1" r:id="rIdxaau6ioyoipgni6kisa_6">
               <w:r>
                 <w:rPr>
                   <w:rFonts w:ascii="Arial" w:cs="Arial" w:eastAsia="Arial" w:hAnsi="Arial"/>
@@ -3682,7 +3853,7 @@
               <w:spacing w:after="10" w:before="0"/>
               <w:ind w:left="120"/>
             </w:pPr>
-            <w:hyperlink w:history="1" r:id="rIdlefsgv0ozw860khv1isdo">
+            <w:hyperlink w:history="1" r:id="rId-tzvobdv8z43egn49hxvl">
               <w:r>
                 <w:rPr>
                   <w:rFonts w:ascii="Arial" w:cs="Arial" w:eastAsia="Arial" w:hAnsi="Arial"/>
@@ -3877,7 +4048,7 @@
             <w:pPr>
               <w:spacing w:after="20" w:before="0"/>
             </w:pPr>
-            <w:hyperlink w:history="1" r:id="rId8pscmnnugmgeopauardon">
+            <w:hyperlink w:history="1" r:id="rIdaagkcmzkxxjwo6qoxliim">
               <w:r>
                 <w:rPr>
                   <w:rFonts w:ascii="Arial" w:cs="Arial" w:eastAsia="Arial" w:hAnsi="Arial"/>
@@ -3910,7 +4081,7 @@
               <w:spacing w:after="10" w:before="0"/>
               <w:ind w:left="120"/>
             </w:pPr>
-            <w:hyperlink w:history="1" r:id="rId5qwxnbwgcz4wdwar3fmur">
+            <w:hyperlink w:history="1" r:id="rIdcz7fp2w9h0ohnucvgt4hx">
               <w:r>
                 <w:rPr>
                   <w:rFonts w:ascii="Arial" w:cs="Arial" w:eastAsia="Arial" w:hAnsi="Arial"/>
@@ -3955,7 +4126,7 @@
             <w:pPr>
               <w:spacing w:after="20" w:before="0"/>
             </w:pPr>
-            <w:hyperlink w:history="1" r:id="rIdelktq-zlh7hqfyu88t8zt">
+            <w:hyperlink w:history="1" r:id="rIdcalld40gfh9tzb0ncx4cg">
               <w:r>
                 <w:rPr>
                   <w:rFonts w:ascii="Arial" w:cs="Arial" w:eastAsia="Arial" w:hAnsi="Arial"/>
@@ -3988,7 +4159,7 @@
               <w:spacing w:after="10" w:before="0"/>
               <w:ind w:left="120"/>
             </w:pPr>
-            <w:hyperlink w:history="1" r:id="rIdvgtdixzwwa6rebuxk2xpa">
+            <w:hyperlink w:history="1" r:id="rIdtqrsprzpaeeokekfhxuh-">
               <w:r>
                 <w:rPr>
                   <w:rFonts w:ascii="Arial" w:cs="Arial" w:eastAsia="Arial" w:hAnsi="Arial"/>
@@ -4183,7 +4354,7 @@
             <w:pPr>
               <w:spacing w:after="20" w:before="0"/>
             </w:pPr>
-            <w:hyperlink w:history="1" r:id="rIdsy1iwkoqiqhm3sy06wmli">
+            <w:hyperlink w:history="1" r:id="rId4ohsogp5mlub4ptn-ipsa">
               <w:r>
                 <w:rPr>
                   <w:rFonts w:ascii="Arial" w:cs="Arial" w:eastAsia="Arial" w:hAnsi="Arial"/>
@@ -4216,7 +4387,7 @@
               <w:spacing w:after="10" w:before="0"/>
               <w:ind w:left="120"/>
             </w:pPr>
-            <w:hyperlink w:history="1" r:id="rId1b3aw0dhxgvkfx87r1nwk">
+            <w:hyperlink w:history="1" r:id="rIddfrpxqh62ide4ofgd8xp_">
               <w:r>
                 <w:rPr>
                   <w:rFonts w:ascii="Arial" w:cs="Arial" w:eastAsia="Arial" w:hAnsi="Arial"/>
@@ -4261,7 +4432,7 @@
             <w:pPr>
               <w:spacing w:after="20" w:before="0"/>
             </w:pPr>
-            <w:hyperlink w:history="1" r:id="rIdcayrscdjjkxd-w-ske32r">
+            <w:hyperlink w:history="1" r:id="rIdd3wyolnopap2ahm8dtuuw">
               <w:r>
                 <w:rPr>
                   <w:rFonts w:ascii="Arial" w:cs="Arial" w:eastAsia="Arial" w:hAnsi="Arial"/>
@@ -4294,7 +4465,7 @@
               <w:spacing w:after="10" w:before="0"/>
               <w:ind w:left="120"/>
             </w:pPr>
-            <w:hyperlink w:history="1" r:id="rIdns3as_vq_l7ktpjf1gobq">
+            <w:hyperlink w:history="1" r:id="rId_3cqei9zgssjd8dwc6tdq">
               <w:r>
                 <w:rPr>
                   <w:rFonts w:ascii="Arial" w:cs="Arial" w:eastAsia="Arial" w:hAnsi="Arial"/>
@@ -4489,7 +4660,7 @@
             <w:pPr>
               <w:spacing w:after="20" w:before="0"/>
             </w:pPr>
-            <w:hyperlink w:history="1" r:id="rIdz945k6xwtzag36bekcgkw">
+            <w:hyperlink w:history="1" r:id="rId7odgjsbdtlnem-8is4ivb">
               <w:r>
                 <w:rPr>
                   <w:rFonts w:ascii="Arial" w:cs="Arial" w:eastAsia="Arial" w:hAnsi="Arial"/>
@@ -4522,7 +4693,7 @@
               <w:spacing w:after="10" w:before="0"/>
               <w:ind w:left="120"/>
             </w:pPr>
-            <w:hyperlink w:history="1" r:id="rIdxozdu3y0pl3bgfcftjlsf">
+            <w:hyperlink w:history="1" r:id="rIdagj6n2pxwpdsqgvkb1fwy">
               <w:r>
                 <w:rPr>
                   <w:rFonts w:ascii="Arial" w:cs="Arial" w:eastAsia="Arial" w:hAnsi="Arial"/>
@@ -4567,7 +4738,7 @@
             <w:pPr>
               <w:spacing w:after="20" w:before="0"/>
             </w:pPr>
-            <w:hyperlink w:history="1" r:id="rIdjf3gklwgutvegwgz9bzrr">
+            <w:hyperlink w:history="1" r:id="rIdkgnt-pi_ckawgkfhh61bn">
               <w:r>
                 <w:rPr>
                   <w:rFonts w:ascii="Arial" w:cs="Arial" w:eastAsia="Arial" w:hAnsi="Arial"/>
@@ -4600,7 +4771,7 @@
               <w:spacing w:after="10" w:before="0"/>
               <w:ind w:left="120"/>
             </w:pPr>
-            <w:hyperlink w:history="1" r:id="rIdbqtaxq-lxmo0yxinojbxj">
+            <w:hyperlink w:history="1" r:id="rIdsz1lotc2tapgmrrti2vyu">
               <w:r>
                 <w:rPr>
                   <w:rFonts w:ascii="Arial" w:cs="Arial" w:eastAsia="Arial" w:hAnsi="Arial"/>
@@ -4795,7 +4966,7 @@
             <w:pPr>
               <w:spacing w:after="20" w:before="0"/>
             </w:pPr>
-            <w:hyperlink w:history="1" r:id="rIdtu4aoyhqisnewspdrpqyx">
+            <w:hyperlink w:history="1" r:id="rIddopgvvuikvezltqbb_ig7">
               <w:r>
                 <w:rPr>
                   <w:rFonts w:ascii="Arial" w:cs="Arial" w:eastAsia="Arial" w:hAnsi="Arial"/>
@@ -4828,7 +4999,7 @@
               <w:spacing w:after="10" w:before="0"/>
               <w:ind w:left="120"/>
             </w:pPr>
-            <w:hyperlink w:history="1" r:id="rIdrxss7l8wa4gwi5bzukyh8">
+            <w:hyperlink w:history="1" r:id="rIddocapkdmpbmnvg6irznwg">
               <w:r>
                 <w:rPr>
                   <w:rFonts w:ascii="Arial" w:cs="Arial" w:eastAsia="Arial" w:hAnsi="Arial"/>
@@ -4873,7 +5044,7 @@
             <w:pPr>
               <w:spacing w:after="20" w:before="0"/>
             </w:pPr>
-            <w:hyperlink w:history="1" r:id="rId-r-zv8mmojp80vcbzhbsg">
+            <w:hyperlink w:history="1" r:id="rIda1umeebuukfmdhkknw7h_">
               <w:r>
                 <w:rPr>
                   <w:rFonts w:ascii="Arial" w:cs="Arial" w:eastAsia="Arial" w:hAnsi="Arial"/>
@@ -4906,7 +5077,7 @@
               <w:spacing w:after="10" w:before="0"/>
               <w:ind w:left="120"/>
             </w:pPr>
-            <w:hyperlink w:history="1" r:id="rIdjagbiitkv0p3ijxkjrqu5">
+            <w:hyperlink w:history="1" r:id="rIdsqs9i8ymgkwdf98myqekt">
               <w:r>
                 <w:rPr>
                   <w:rFonts w:ascii="Arial" w:cs="Arial" w:eastAsia="Arial" w:hAnsi="Arial"/>
@@ -5402,6 +5573,65 @@
         </w:tc>
       </w:tr>
     </w:tbl>
+    <w:p>
+      <w:pPr>
+        <w:pBdr>
+          <w:top w:val="single" w:color="BBBBBB" w:sz="4" w:space="4"/>
+        </w:pBdr>
+        <w:spacing w:after="0" w:before="160"/>
+      </w:pPr>
+      <w:r>
+        <w:rPr>
+          <w:rFonts w:ascii="Arial" w:cs="Arial" w:eastAsia="Arial" w:hAnsi="Arial"/>
+          <w:color w:val="666666"/>
+          <w:sz w:val="14"/>
+          <w:szCs w:val="14"/>
+        </w:rPr>
+        <w:t xml:space="preserve">© 2026 SeaVuria and ARES. Aligned with KICD objectives. Developed by SeaVuria; technical implementation by ARES (with AI assistance from Claude). Licensed under </w:t>
+      </w:r>
+      <w:hyperlink w:history="1" r:id="rIdcfuqazsdj7buiauvfbph9">
+        <w:r>
+          <w:rPr>
+            <w:rFonts w:ascii="Arial" w:cs="Arial" w:eastAsia="Arial" w:hAnsi="Arial"/>
+            <w:color w:val="1F6B75"/>
+            <w:sz w:val="14"/>
+            <w:szCs w:val="14"/>
+            <w:u w:val="single" w:color="1F6B75"/>
+          </w:rPr>
+          <w:t xml:space="preserve">CC BY-NC 4.0</w:t>
+        </w:r>
+      </w:hyperlink>
+      <w:r>
+        <w:rPr>
+          <w:rFonts w:ascii="Arial" w:cs="Arial" w:eastAsia="Arial" w:hAnsi="Arial"/>
+          <w:color w:val="666666"/>
+          <w:sz w:val="14"/>
+          <w:szCs w:val="14"/>
+        </w:rPr>
+        <w:t xml:space="preserve"> (</w:t>
+      </w:r>
+      <w:hyperlink w:history="1" r:id="rId1a0pnquu6fbrkp_bqw_vo">
+        <w:r>
+          <w:rPr>
+            <w:rFonts w:ascii="Arial" w:cs="Arial" w:eastAsia="Arial" w:hAnsi="Arial"/>
+            <w:color w:val="1F6B75"/>
+            <w:sz w:val="14"/>
+            <w:szCs w:val="14"/>
+            <w:u w:val="single" w:color="1F6B75"/>
+          </w:rPr>
+          <w:t xml:space="preserve">https://creativecommons.org/licenses/by-nc/4.0/</w:t>
+        </w:r>
+      </w:hyperlink>
+      <w:r>
+        <w:rPr>
+          <w:rFonts w:ascii="Arial" w:cs="Arial" w:eastAsia="Arial" w:hAnsi="Arial"/>
+          <w:color w:val="666666"/>
+          <w:sz w:val="14"/>
+          <w:szCs w:val="14"/>
+        </w:rPr>
+        <w:t xml:space="preserve">).</w:t>
+      </w:r>
+    </w:p>
     <w:p>
       <w:r>
         <w:br w:type="page"/>
@@ -6393,7 +6623,7 @@
             <w:pPr>
               <w:spacing w:after="20" w:before="0"/>
             </w:pPr>
-            <w:hyperlink w:history="1" r:id="rIdcdbxl2cvykywxsoeptfmd">
+            <w:hyperlink w:history="1" r:id="rIddfvul7zmjmp9emeftwl8v">
               <w:r>
                 <w:rPr>
                   <w:rFonts w:ascii="Arial" w:cs="Arial" w:eastAsia="Arial" w:hAnsi="Arial"/>
@@ -6426,7 +6656,7 @@
               <w:spacing w:after="10" w:before="0"/>
               <w:ind w:left="120"/>
             </w:pPr>
-            <w:hyperlink w:history="1" r:id="rIdp_a12zctu-yquurouoctb">
+            <w:hyperlink w:history="1" r:id="rIdl6tdwly8zkblyrew30v3o">
               <w:r>
                 <w:rPr>
                   <w:rFonts w:ascii="Arial" w:cs="Arial" w:eastAsia="Arial" w:hAnsi="Arial"/>
@@ -6488,7 +6718,7 @@
               <w:spacing w:after="10" w:before="0"/>
               <w:ind w:left="120"/>
             </w:pPr>
-            <w:hyperlink w:history="1" r:id="rIdewj_v7kmodioxtfpyf73v">
+            <w:hyperlink w:history="1" r:id="rIdivww8x5wn8aiemyb-fazz">
               <w:r>
                 <w:rPr>
                   <w:rFonts w:ascii="Arial" w:cs="Arial" w:eastAsia="Arial" w:hAnsi="Arial"/>
@@ -6698,7 +6928,7 @@
             <w:pPr>
               <w:spacing w:after="20" w:before="0"/>
             </w:pPr>
-            <w:hyperlink w:history="1" r:id="rIddv6xmyz2ag8uhedys6eup">
+            <w:hyperlink w:history="1" r:id="rIdovq7onfipxr0zol49onuq">
               <w:r>
                 <w:rPr>
                   <w:rFonts w:ascii="Arial" w:cs="Arial" w:eastAsia="Arial" w:hAnsi="Arial"/>
@@ -6731,7 +6961,7 @@
               <w:spacing w:after="10" w:before="0"/>
               <w:ind w:left="120"/>
             </w:pPr>
-            <w:hyperlink w:history="1" r:id="rId9cqaeqzwkbuekli94upmz">
+            <w:hyperlink w:history="1" r:id="rIdnxro7ko3a8v86uynof2_d">
               <w:r>
                 <w:rPr>
                   <w:rFonts w:ascii="Arial" w:cs="Arial" w:eastAsia="Arial" w:hAnsi="Arial"/>
@@ -6793,7 +7023,7 @@
               <w:spacing w:after="10" w:before="0"/>
               <w:ind w:left="120"/>
             </w:pPr>
-            <w:hyperlink w:history="1" r:id="rIdtxp5cevvjfw0v7it83hkf">
+            <w:hyperlink w:history="1" r:id="rId52qucxbyx2h8-ki4g7ynm">
               <w:r>
                 <w:rPr>
                   <w:rFonts w:ascii="Arial" w:cs="Arial" w:eastAsia="Arial" w:hAnsi="Arial"/>
@@ -7003,7 +7233,7 @@
             <w:pPr>
               <w:spacing w:after="20" w:before="0"/>
             </w:pPr>
-            <w:hyperlink w:history="1" r:id="rIddviscjfybgutav041ucz7">
+            <w:hyperlink w:history="1" r:id="rIdr9jjycwej_g9awnot6ukg">
               <w:r>
                 <w:rPr>
                   <w:rFonts w:ascii="Arial" w:cs="Arial" w:eastAsia="Arial" w:hAnsi="Arial"/>
@@ -7036,7 +7266,7 @@
               <w:spacing w:after="10" w:before="0"/>
               <w:ind w:left="120"/>
             </w:pPr>
-            <w:hyperlink w:history="1" r:id="rId3jyz7k4i1eijezanecgpc">
+            <w:hyperlink w:history="1" r:id="rIdx-ai0tn0ussmudkv5jbdv">
               <w:r>
                 <w:rPr>
                   <w:rFonts w:ascii="Arial" w:cs="Arial" w:eastAsia="Arial" w:hAnsi="Arial"/>
@@ -7098,7 +7328,7 @@
               <w:spacing w:after="10" w:before="0"/>
               <w:ind w:left="120"/>
             </w:pPr>
-            <w:hyperlink w:history="1" r:id="rIda8mavtcddv5fhsavbh1q9">
+            <w:hyperlink w:history="1" r:id="rIdsiqz7flplkmsxmzlu6k8j">
               <w:r>
                 <w:rPr>
                   <w:rFonts w:ascii="Arial" w:cs="Arial" w:eastAsia="Arial" w:hAnsi="Arial"/>
@@ -7308,7 +7538,7 @@
             <w:pPr>
               <w:spacing w:after="20" w:before="0"/>
             </w:pPr>
-            <w:hyperlink w:history="1" r:id="rIdvvsvh0b1pwltkhy7gj-ri">
+            <w:hyperlink w:history="1" r:id="rId-0epdrwxuhqsoogk1y0-j">
               <w:r>
                 <w:rPr>
                   <w:rFonts w:ascii="Arial" w:cs="Arial" w:eastAsia="Arial" w:hAnsi="Arial"/>
@@ -7341,7 +7571,7 @@
               <w:spacing w:after="10" w:before="0"/>
               <w:ind w:left="120"/>
             </w:pPr>
-            <w:hyperlink w:history="1" r:id="rIdremsmwuguttsflslkppcc">
+            <w:hyperlink w:history="1" r:id="rIdhgd1_t-irgdkwkphly1u0">
               <w:r>
                 <w:rPr>
                   <w:rFonts w:ascii="Arial" w:cs="Arial" w:eastAsia="Arial" w:hAnsi="Arial"/>
@@ -7403,7 +7633,7 @@
               <w:spacing w:after="10" w:before="0"/>
               <w:ind w:left="120"/>
             </w:pPr>
-            <w:hyperlink w:history="1" r:id="rIdt02wnvep5nmncq9jt8ywe">
+            <w:hyperlink w:history="1" r:id="rIdq5jh4mbotmc3yyq9swsnx">
               <w:r>
                 <w:rPr>
                   <w:rFonts w:ascii="Arial" w:cs="Arial" w:eastAsia="Arial" w:hAnsi="Arial"/>
@@ -7613,7 +7843,7 @@
             <w:pPr>
               <w:spacing w:after="20" w:before="0"/>
             </w:pPr>
-            <w:hyperlink w:history="1" r:id="rIdpj_0-i9r34kf_zjdfxymh">
+            <w:hyperlink w:history="1" r:id="rId2vhn6t4habjb0gkutb9m8">
               <w:r>
                 <w:rPr>
                   <w:rFonts w:ascii="Arial" w:cs="Arial" w:eastAsia="Arial" w:hAnsi="Arial"/>
@@ -7646,7 +7876,7 @@
               <w:spacing w:after="10" w:before="0"/>
               <w:ind w:left="120"/>
             </w:pPr>
-            <w:hyperlink w:history="1" r:id="rIdaxt4zpbqrwsg0xpeerwqr">
+            <w:hyperlink w:history="1" r:id="rIdvtjp2knovsumkh5jmpvru">
               <w:r>
                 <w:rPr>
                   <w:rFonts w:ascii="Arial" w:cs="Arial" w:eastAsia="Arial" w:hAnsi="Arial"/>
@@ -7708,7 +7938,7 @@
               <w:spacing w:after="10" w:before="0"/>
               <w:ind w:left="120"/>
             </w:pPr>
-            <w:hyperlink w:history="1" r:id="rIdishuvjafwcdd53gj6rfwb">
+            <w:hyperlink w:history="1" r:id="rIdxsh0mo_i7wggm_qu81dqy">
               <w:r>
                 <w:rPr>
                   <w:rFonts w:ascii="Arial" w:cs="Arial" w:eastAsia="Arial" w:hAnsi="Arial"/>
@@ -8219,6 +8449,65 @@
         </w:tc>
       </w:tr>
     </w:tbl>
+    <w:p>
+      <w:pPr>
+        <w:pBdr>
+          <w:top w:val="single" w:color="BBBBBB" w:sz="4" w:space="4"/>
+        </w:pBdr>
+        <w:spacing w:after="0" w:before="160"/>
+      </w:pPr>
+      <w:r>
+        <w:rPr>
+          <w:rFonts w:ascii="Arial" w:cs="Arial" w:eastAsia="Arial" w:hAnsi="Arial"/>
+          <w:color w:val="666666"/>
+          <w:sz w:val="14"/>
+          <w:szCs w:val="14"/>
+        </w:rPr>
+        <w:t xml:space="preserve">© 2026 SeaVuria and ARES. Aligned with KICD objectives. Developed by SeaVuria; technical implementation by ARES (with AI assistance from Claude). Licensed under </w:t>
+      </w:r>
+      <w:hyperlink w:history="1" r:id="rId1h7dhjasn5j1y_caaufgk">
+        <w:r>
+          <w:rPr>
+            <w:rFonts w:ascii="Arial" w:cs="Arial" w:eastAsia="Arial" w:hAnsi="Arial"/>
+            <w:color w:val="1F6B75"/>
+            <w:sz w:val="14"/>
+            <w:szCs w:val="14"/>
+            <w:u w:val="single" w:color="1F6B75"/>
+          </w:rPr>
+          <w:t xml:space="preserve">CC BY-NC 4.0</w:t>
+        </w:r>
+      </w:hyperlink>
+      <w:r>
+        <w:rPr>
+          <w:rFonts w:ascii="Arial" w:cs="Arial" w:eastAsia="Arial" w:hAnsi="Arial"/>
+          <w:color w:val="666666"/>
+          <w:sz w:val="14"/>
+          <w:szCs w:val="14"/>
+        </w:rPr>
+        <w:t xml:space="preserve"> (</w:t>
+      </w:r>
+      <w:hyperlink w:history="1" r:id="rIda95uvclvdhpideichpc9_">
+        <w:r>
+          <w:rPr>
+            <w:rFonts w:ascii="Arial" w:cs="Arial" w:eastAsia="Arial" w:hAnsi="Arial"/>
+            <w:color w:val="1F6B75"/>
+            <w:sz w:val="14"/>
+            <w:szCs w:val="14"/>
+            <w:u w:val="single" w:color="1F6B75"/>
+          </w:rPr>
+          <w:t xml:space="preserve">https://creativecommons.org/licenses/by-nc/4.0/</w:t>
+        </w:r>
+      </w:hyperlink>
+      <w:r>
+        <w:rPr>
+          <w:rFonts w:ascii="Arial" w:cs="Arial" w:eastAsia="Arial" w:hAnsi="Arial"/>
+          <w:color w:val="666666"/>
+          <w:sz w:val="14"/>
+          <w:szCs w:val="14"/>
+        </w:rPr>
+        <w:t xml:space="preserve">).</w:t>
+      </w:r>
+    </w:p>
     <w:p>
       <w:r>
         <w:br w:type="page"/>
@@ -9227,7 +9516,7 @@
               <w:spacing w:after="10" w:before="0"/>
               <w:ind w:left="120"/>
             </w:pPr>
-            <w:hyperlink w:history="1" r:id="rIdgm6m_fpw5awgya0qf4eko">
+            <w:hyperlink w:history="1" r:id="rId34dqdcesfaptfb_4blv5h">
               <w:r>
                 <w:rPr>
                   <w:rFonts w:ascii="Arial" w:cs="Arial" w:eastAsia="Arial" w:hAnsi="Arial"/>
@@ -9304,7 +9593,7 @@
               <w:spacing w:after="10" w:before="0"/>
               <w:ind w:left="120"/>
             </w:pPr>
-            <w:hyperlink w:history="1" r:id="rIdlfly7ja2qkd16h37ro3ei">
+            <w:hyperlink w:history="1" r:id="rIdj9wz-209k4c8akjcy3kte">
               <w:r>
                 <w:rPr>
                   <w:rFonts w:ascii="Arial" w:cs="Arial" w:eastAsia="Arial" w:hAnsi="Arial"/>
@@ -9531,7 +9820,7 @@
               <w:spacing w:after="10" w:before="0"/>
               <w:ind w:left="120"/>
             </w:pPr>
-            <w:hyperlink w:history="1" r:id="rIdcuuypdbib6xkzbdwyvd8p">
+            <w:hyperlink w:history="1" r:id="rIdgq6eys0rxrmwfawraodso">
               <w:r>
                 <w:rPr>
                   <w:rFonts w:ascii="Arial" w:cs="Arial" w:eastAsia="Arial" w:hAnsi="Arial"/>
@@ -9608,7 +9897,7 @@
               <w:spacing w:after="10" w:before="0"/>
               <w:ind w:left="120"/>
             </w:pPr>
-            <w:hyperlink w:history="1" r:id="rIdbrmo97gcvbbtqtuta322r">
+            <w:hyperlink w:history="1" r:id="rIdshi7tzyo2hwzb5niatep5">
               <w:r>
                 <w:rPr>
                   <w:rFonts w:ascii="Arial" w:cs="Arial" w:eastAsia="Arial" w:hAnsi="Arial"/>
@@ -9835,7 +10124,7 @@
               <w:spacing w:after="10" w:before="0"/>
               <w:ind w:left="120"/>
             </w:pPr>
-            <w:hyperlink w:history="1" r:id="rIdatpebns3icwaw4cp4pvd2">
+            <w:hyperlink w:history="1" r:id="rId8mcyus4zjqw3t18ixj_he">
               <w:r>
                 <w:rPr>
                   <w:rFonts w:ascii="Arial" w:cs="Arial" w:eastAsia="Arial" w:hAnsi="Arial"/>
@@ -9912,7 +10201,7 @@
               <w:spacing w:after="10" w:before="0"/>
               <w:ind w:left="120"/>
             </w:pPr>
-            <w:hyperlink w:history="1" r:id="rIdsuwplttz3lc5jxesmsw6l">
+            <w:hyperlink w:history="1" r:id="rId26xlevnygpa1gzdscgzk_">
               <w:r>
                 <w:rPr>
                   <w:rFonts w:ascii="Arial" w:cs="Arial" w:eastAsia="Arial" w:hAnsi="Arial"/>
@@ -10139,7 +10428,7 @@
               <w:spacing w:after="10" w:before="0"/>
               <w:ind w:left="120"/>
             </w:pPr>
-            <w:hyperlink w:history="1" r:id="rIdnlinossty9wdksxf_0f6y">
+            <w:hyperlink w:history="1" r:id="rIdjm4dv4z4yirhpe17eedhv">
               <w:r>
                 <w:rPr>
                   <w:rFonts w:ascii="Arial" w:cs="Arial" w:eastAsia="Arial" w:hAnsi="Arial"/>
@@ -10216,7 +10505,7 @@
               <w:spacing w:after="10" w:before="0"/>
               <w:ind w:left="120"/>
             </w:pPr>
-            <w:hyperlink w:history="1" r:id="rIdjjl3rw03vabvskdru_hod">
+            <w:hyperlink w:history="1" r:id="rIdhnkryaaeokwn6_qilkgwo">
               <w:r>
                 <w:rPr>
                   <w:rFonts w:ascii="Arial" w:cs="Arial" w:eastAsia="Arial" w:hAnsi="Arial"/>
@@ -10443,7 +10732,7 @@
               <w:spacing w:after="10" w:before="0"/>
               <w:ind w:left="120"/>
             </w:pPr>
-            <w:hyperlink w:history="1" r:id="rIdpyyssyeeahe815e_rdzfj">
+            <w:hyperlink w:history="1" r:id="rIdnkby6caoqi8tubttzlelh">
               <w:r>
                 <w:rPr>
                   <w:rFonts w:ascii="Arial" w:cs="Arial" w:eastAsia="Arial" w:hAnsi="Arial"/>
@@ -10520,7 +10809,7 @@
               <w:spacing w:after="10" w:before="0"/>
               <w:ind w:left="120"/>
             </w:pPr>
-            <w:hyperlink w:history="1" r:id="rIds9dyfn2th_dsxh9zis6hj">
+            <w:hyperlink w:history="1" r:id="rIdifen8n1eebrtkaho8v9ip">
               <w:r>
                 <w:rPr>
                   <w:rFonts w:ascii="Arial" w:cs="Arial" w:eastAsia="Arial" w:hAnsi="Arial"/>
@@ -11259,6 +11548,65 @@
         </w:tc>
       </w:tr>
     </w:tbl>
+    <w:p>
+      <w:pPr>
+        <w:pBdr>
+          <w:top w:val="single" w:color="BBBBBB" w:sz="4" w:space="4"/>
+        </w:pBdr>
+        <w:spacing w:after="0" w:before="160"/>
+      </w:pPr>
+      <w:r>
+        <w:rPr>
+          <w:rFonts w:ascii="Arial" w:cs="Arial" w:eastAsia="Arial" w:hAnsi="Arial"/>
+          <w:color w:val="666666"/>
+          <w:sz w:val="14"/>
+          <w:szCs w:val="14"/>
+        </w:rPr>
+        <w:t xml:space="preserve">© 2026 SeaVuria and ARES. Aligned with KICD objectives. Developed by SeaVuria; technical implementation by ARES (with AI assistance from Claude). Licensed under </w:t>
+      </w:r>
+      <w:hyperlink w:history="1" r:id="rIdohreuxg9bcca5koy_07fg">
+        <w:r>
+          <w:rPr>
+            <w:rFonts w:ascii="Arial" w:cs="Arial" w:eastAsia="Arial" w:hAnsi="Arial"/>
+            <w:color w:val="1F6B75"/>
+            <w:sz w:val="14"/>
+            <w:szCs w:val="14"/>
+            <w:u w:val="single" w:color="1F6B75"/>
+          </w:rPr>
+          <w:t xml:space="preserve">CC BY-NC 4.0</w:t>
+        </w:r>
+      </w:hyperlink>
+      <w:r>
+        <w:rPr>
+          <w:rFonts w:ascii="Arial" w:cs="Arial" w:eastAsia="Arial" w:hAnsi="Arial"/>
+          <w:color w:val="666666"/>
+          <w:sz w:val="14"/>
+          <w:szCs w:val="14"/>
+        </w:rPr>
+        <w:t xml:space="preserve"> (</w:t>
+      </w:r>
+      <w:hyperlink w:history="1" r:id="rIdp81eickz1ln05myjpyyzp">
+        <w:r>
+          <w:rPr>
+            <w:rFonts w:ascii="Arial" w:cs="Arial" w:eastAsia="Arial" w:hAnsi="Arial"/>
+            <w:color w:val="1F6B75"/>
+            <w:sz w:val="14"/>
+            <w:szCs w:val="14"/>
+            <w:u w:val="single" w:color="1F6B75"/>
+          </w:rPr>
+          <w:t xml:space="preserve">https://creativecommons.org/licenses/by-nc/4.0/</w:t>
+        </w:r>
+      </w:hyperlink>
+      <w:r>
+        <w:rPr>
+          <w:rFonts w:ascii="Arial" w:cs="Arial" w:eastAsia="Arial" w:hAnsi="Arial"/>
+          <w:color w:val="666666"/>
+          <w:sz w:val="14"/>
+          <w:szCs w:val="14"/>
+        </w:rPr>
+        <w:t xml:space="preserve">).</w:t>
+      </w:r>
+    </w:p>
     <w:p>
       <w:r>
         <w:br w:type="page"/>
@@ -12267,7 +12615,7 @@
               <w:spacing w:after="10" w:before="0"/>
               <w:ind w:left="120"/>
             </w:pPr>
-            <w:hyperlink w:history="1" r:id="rId_gw4if5mcns7ohv_mrapl">
+            <w:hyperlink w:history="1" r:id="rIdlg27bslu8iw_kidqpnpi6">
               <w:r>
                 <w:rPr>
                   <w:rFonts w:ascii="Arial" w:cs="Arial" w:eastAsia="Arial" w:hAnsi="Arial"/>
@@ -12344,7 +12692,7 @@
               <w:spacing w:after="10" w:before="0"/>
               <w:ind w:left="120"/>
             </w:pPr>
-            <w:hyperlink w:history="1" r:id="rId1jgjxfqrplczc3jvmb9pp">
+            <w:hyperlink w:history="1" r:id="rIdh9gb3grtkvsnh-cl8epib">
               <w:r>
                 <w:rPr>
                   <w:rFonts w:ascii="Arial" w:cs="Arial" w:eastAsia="Arial" w:hAnsi="Arial"/>
@@ -12571,7 +12919,7 @@
               <w:spacing w:after="10" w:before="0"/>
               <w:ind w:left="120"/>
             </w:pPr>
-            <w:hyperlink w:history="1" r:id="rIdmouu6mz2i19rccax8asmd">
+            <w:hyperlink w:history="1" r:id="rIdexgq0vvqzmkjqkkygpkln">
               <w:r>
                 <w:rPr>
                   <w:rFonts w:ascii="Arial" w:cs="Arial" w:eastAsia="Arial" w:hAnsi="Arial"/>
@@ -12648,7 +12996,7 @@
               <w:spacing w:after="10" w:before="0"/>
               <w:ind w:left="120"/>
             </w:pPr>
-            <w:hyperlink w:history="1" r:id="rId3qhwppqbzl9cxa0egaih4">
+            <w:hyperlink w:history="1" r:id="rIdcpi2rekuxtzanuesgvre4">
               <w:r>
                 <w:rPr>
                   <w:rFonts w:ascii="Arial" w:cs="Arial" w:eastAsia="Arial" w:hAnsi="Arial"/>
@@ -12875,7 +13223,7 @@
               <w:spacing w:after="10" w:before="0"/>
               <w:ind w:left="120"/>
             </w:pPr>
-            <w:hyperlink w:history="1" r:id="rIdsg-8cxtgad40ytarsmmkk">
+            <w:hyperlink w:history="1" r:id="rIdvy2g5vzd6nxthkdpzcbz2">
               <w:r>
                 <w:rPr>
                   <w:rFonts w:ascii="Arial" w:cs="Arial" w:eastAsia="Arial" w:hAnsi="Arial"/>
@@ -12952,7 +13300,7 @@
               <w:spacing w:after="10" w:before="0"/>
               <w:ind w:left="120"/>
             </w:pPr>
-            <w:hyperlink w:history="1" r:id="rIdwr-begtsaj4kkyiemxlug">
+            <w:hyperlink w:history="1" r:id="rIda4zp_cgzx1r23yupxrkpz">
               <w:r>
                 <w:rPr>
                   <w:rFonts w:ascii="Arial" w:cs="Arial" w:eastAsia="Arial" w:hAnsi="Arial"/>
@@ -13179,7 +13527,7 @@
               <w:spacing w:after="10" w:before="0"/>
               <w:ind w:left="120"/>
             </w:pPr>
-            <w:hyperlink w:history="1" r:id="rIdirxplkwxqg95a2euyor5f">
+            <w:hyperlink w:history="1" r:id="rIdh4j6fd243mwwliueot74v">
               <w:r>
                 <w:rPr>
                   <w:rFonts w:ascii="Arial" w:cs="Arial" w:eastAsia="Arial" w:hAnsi="Arial"/>
@@ -13256,7 +13604,7 @@
               <w:spacing w:after="10" w:before="0"/>
               <w:ind w:left="120"/>
             </w:pPr>
-            <w:hyperlink w:history="1" r:id="rIdthedijo8uqnoezn-cvphj">
+            <w:hyperlink w:history="1" r:id="rIdgjqwp5ry3mkthztaioaph">
               <w:r>
                 <w:rPr>
                   <w:rFonts w:ascii="Arial" w:cs="Arial" w:eastAsia="Arial" w:hAnsi="Arial"/>
@@ -13483,7 +13831,7 @@
               <w:spacing w:after="10" w:before="0"/>
               <w:ind w:left="120"/>
             </w:pPr>
-            <w:hyperlink w:history="1" r:id="rIdeuk-15alwxe_kmz8lmwzm">
+            <w:hyperlink w:history="1" r:id="rIdnjuhz4loyme34r7i9fbax">
               <w:r>
                 <w:rPr>
                   <w:rFonts w:ascii="Arial" w:cs="Arial" w:eastAsia="Arial" w:hAnsi="Arial"/>
@@ -13560,7 +13908,7 @@
               <w:spacing w:after="10" w:before="0"/>
               <w:ind w:left="120"/>
             </w:pPr>
-            <w:hyperlink w:history="1" r:id="rId1ncexlehhnazax9ao5y1b">
+            <w:hyperlink w:history="1" r:id="rId5eynytioourbzh1a23ebr">
               <w:r>
                 <w:rPr>
                   <w:rFonts w:ascii="Arial" w:cs="Arial" w:eastAsia="Arial" w:hAnsi="Arial"/>
@@ -14071,6 +14419,65 @@
         </w:tc>
       </w:tr>
     </w:tbl>
+    <w:p>
+      <w:pPr>
+        <w:pBdr>
+          <w:top w:val="single" w:color="BBBBBB" w:sz="4" w:space="4"/>
+        </w:pBdr>
+        <w:spacing w:after="0" w:before="160"/>
+      </w:pPr>
+      <w:r>
+        <w:rPr>
+          <w:rFonts w:ascii="Arial" w:cs="Arial" w:eastAsia="Arial" w:hAnsi="Arial"/>
+          <w:color w:val="666666"/>
+          <w:sz w:val="14"/>
+          <w:szCs w:val="14"/>
+        </w:rPr>
+        <w:t xml:space="preserve">© 2026 SeaVuria and ARES. Aligned with KICD objectives. Developed by SeaVuria; technical implementation by ARES (with AI assistance from Claude). Licensed under </w:t>
+      </w:r>
+      <w:hyperlink w:history="1" r:id="rIds3wczp_zc4wlf7sfjopnu">
+        <w:r>
+          <w:rPr>
+            <w:rFonts w:ascii="Arial" w:cs="Arial" w:eastAsia="Arial" w:hAnsi="Arial"/>
+            <w:color w:val="1F6B75"/>
+            <w:sz w:val="14"/>
+            <w:szCs w:val="14"/>
+            <w:u w:val="single" w:color="1F6B75"/>
+          </w:rPr>
+          <w:t xml:space="preserve">CC BY-NC 4.0</w:t>
+        </w:r>
+      </w:hyperlink>
+      <w:r>
+        <w:rPr>
+          <w:rFonts w:ascii="Arial" w:cs="Arial" w:eastAsia="Arial" w:hAnsi="Arial"/>
+          <w:color w:val="666666"/>
+          <w:sz w:val="14"/>
+          <w:szCs w:val="14"/>
+        </w:rPr>
+        <w:t xml:space="preserve"> (</w:t>
+      </w:r>
+      <w:hyperlink w:history="1" r:id="rIdmufs02vj4sknjvsmq6bpk">
+        <w:r>
+          <w:rPr>
+            <w:rFonts w:ascii="Arial" w:cs="Arial" w:eastAsia="Arial" w:hAnsi="Arial"/>
+            <w:color w:val="1F6B75"/>
+            <w:sz w:val="14"/>
+            <w:szCs w:val="14"/>
+            <w:u w:val="single" w:color="1F6B75"/>
+          </w:rPr>
+          <w:t xml:space="preserve">https://creativecommons.org/licenses/by-nc/4.0/</w:t>
+        </w:r>
+      </w:hyperlink>
+      <w:r>
+        <w:rPr>
+          <w:rFonts w:ascii="Arial" w:cs="Arial" w:eastAsia="Arial" w:hAnsi="Arial"/>
+          <w:color w:val="666666"/>
+          <w:sz w:val="14"/>
+          <w:szCs w:val="14"/>
+        </w:rPr>
+        <w:t xml:space="preserve">).</w:t>
+      </w:r>
+    </w:p>
     <w:p>
       <w:r>
         <w:br w:type="page"/>
@@ -15062,7 +15469,7 @@
             <w:pPr>
               <w:spacing w:after="20" w:before="0"/>
             </w:pPr>
-            <w:hyperlink w:history="1" r:id="rIdku8awb-5hmoaeu0hb7-dl">
+            <w:hyperlink w:history="1" r:id="rIda_dejpfsliljqrqx7eoii">
               <w:r>
                 <w:rPr>
                   <w:rFonts w:ascii="Arial" w:cs="Arial" w:eastAsia="Arial" w:hAnsi="Arial"/>
@@ -15095,7 +15502,7 @@
               <w:spacing w:after="10" w:before="0"/>
               <w:ind w:left="120"/>
             </w:pPr>
-            <w:hyperlink w:history="1" r:id="rIdlvkijx1p9gx7wrugut4rg">
+            <w:hyperlink w:history="1" r:id="rIdsczhug9tk06ekdxm_heg-">
               <w:r>
                 <w:rPr>
                   <w:rFonts w:ascii="Arial" w:cs="Arial" w:eastAsia="Arial" w:hAnsi="Arial"/>
@@ -15140,7 +15547,7 @@
             <w:pPr>
               <w:spacing w:after="20" w:before="0"/>
             </w:pPr>
-            <w:hyperlink w:history="1" r:id="rIdsg_kvskvzev4rp0yr8bt4">
+            <w:hyperlink w:history="1" r:id="rIdksfl4uehmfeerr3nadjqh">
               <w:r>
                 <w:rPr>
                   <w:rFonts w:ascii="Arial" w:cs="Arial" w:eastAsia="Arial" w:hAnsi="Arial"/>
@@ -15173,7 +15580,7 @@
               <w:spacing w:after="10" w:before="0"/>
               <w:ind w:left="120"/>
             </w:pPr>
-            <w:hyperlink w:history="1" r:id="rId9-jblwgfv1uq8422okeqm">
+            <w:hyperlink w:history="1" r:id="rIdjgm1z12ca7jfoejgzkt2x">
               <w:r>
                 <w:rPr>
                   <w:rFonts w:ascii="Arial" w:cs="Arial" w:eastAsia="Arial" w:hAnsi="Arial"/>
@@ -15368,7 +15775,7 @@
             <w:pPr>
               <w:spacing w:after="20" w:before="0"/>
             </w:pPr>
-            <w:hyperlink w:history="1" r:id="rIdc_nsgryfoonkfwum8mfuv">
+            <w:hyperlink w:history="1" r:id="rIdgm__bxz9uo-p8gmv4w2fj">
               <w:r>
                 <w:rPr>
                   <w:rFonts w:ascii="Arial" w:cs="Arial" w:eastAsia="Arial" w:hAnsi="Arial"/>
@@ -15401,7 +15808,7 @@
               <w:spacing w:after="10" w:before="0"/>
               <w:ind w:left="120"/>
             </w:pPr>
-            <w:hyperlink w:history="1" r:id="rId3hlmouwbxqaqq7lfzq0vi">
+            <w:hyperlink w:history="1" r:id="rIdyuqzbnt51t9cmfswugjbm">
               <w:r>
                 <w:rPr>
                   <w:rFonts w:ascii="Arial" w:cs="Arial" w:eastAsia="Arial" w:hAnsi="Arial"/>
@@ -15446,7 +15853,7 @@
             <w:pPr>
               <w:spacing w:after="20" w:before="0"/>
             </w:pPr>
-            <w:hyperlink w:history="1" r:id="rIdtgyrteknzhrr7qoyks27v">
+            <w:hyperlink w:history="1" r:id="rIdkxuiprrrpjgdi0f1o27lg">
               <w:r>
                 <w:rPr>
                   <w:rFonts w:ascii="Arial" w:cs="Arial" w:eastAsia="Arial" w:hAnsi="Arial"/>
@@ -15479,7 +15886,7 @@
               <w:spacing w:after="10" w:before="0"/>
               <w:ind w:left="120"/>
             </w:pPr>
-            <w:hyperlink w:history="1" r:id="rIdj_hbwzraecd7r924ozqly">
+            <w:hyperlink w:history="1" r:id="rIdn9tv20oginls3knxo6o3w">
               <w:r>
                 <w:rPr>
                   <w:rFonts w:ascii="Arial" w:cs="Arial" w:eastAsia="Arial" w:hAnsi="Arial"/>
@@ -15674,7 +16081,7 @@
             <w:pPr>
               <w:spacing w:after="20" w:before="0"/>
             </w:pPr>
-            <w:hyperlink w:history="1" r:id="rId8pvuq-cey1s2n8jpcvpuh">
+            <w:hyperlink w:history="1" r:id="rId5f7_gsb_-5kpxtovxfvul">
               <w:r>
                 <w:rPr>
                   <w:rFonts w:ascii="Arial" w:cs="Arial" w:eastAsia="Arial" w:hAnsi="Arial"/>
@@ -15707,7 +16114,7 @@
               <w:spacing w:after="10" w:before="0"/>
               <w:ind w:left="120"/>
             </w:pPr>
-            <w:hyperlink w:history="1" r:id="rIdrf1gryj9kt40dpvsf0t_q">
+            <w:hyperlink w:history="1" r:id="rIdkn72ynrk_1k6qglahvevm">
               <w:r>
                 <w:rPr>
                   <w:rFonts w:ascii="Arial" w:cs="Arial" w:eastAsia="Arial" w:hAnsi="Arial"/>
@@ -15752,7 +16159,7 @@
             <w:pPr>
               <w:spacing w:after="20" w:before="0"/>
             </w:pPr>
-            <w:hyperlink w:history="1" r:id="rId2nb3focpeoe1nxnuhl8dj">
+            <w:hyperlink w:history="1" r:id="rIdryo-wdsyyhrbvjluqinbn">
               <w:r>
                 <w:rPr>
                   <w:rFonts w:ascii="Arial" w:cs="Arial" w:eastAsia="Arial" w:hAnsi="Arial"/>
@@ -15785,7 +16192,7 @@
               <w:spacing w:after="10" w:before="0"/>
               <w:ind w:left="120"/>
             </w:pPr>
-            <w:hyperlink w:history="1" r:id="rIdiuzgiice1ynmdxeoqswfd">
+            <w:hyperlink w:history="1" r:id="rIdphw657shlsyrpx93r6l-h">
               <w:r>
                 <w:rPr>
                   <w:rFonts w:ascii="Arial" w:cs="Arial" w:eastAsia="Arial" w:hAnsi="Arial"/>
@@ -15980,7 +16387,7 @@
             <w:pPr>
               <w:spacing w:after="20" w:before="0"/>
             </w:pPr>
-            <w:hyperlink w:history="1" r:id="rIdt-bsj3_dm2cddhcmxzkzl">
+            <w:hyperlink w:history="1" r:id="rId1trwxlt69zh3vv6bpscnd">
               <w:r>
                 <w:rPr>
                   <w:rFonts w:ascii="Arial" w:cs="Arial" w:eastAsia="Arial" w:hAnsi="Arial"/>
@@ -16013,7 +16420,7 @@
               <w:spacing w:after="10" w:before="0"/>
               <w:ind w:left="120"/>
             </w:pPr>
-            <w:hyperlink w:history="1" r:id="rIdksesd4song5kjhjruktlj">
+            <w:hyperlink w:history="1" r:id="rIdjtqkaj6ttjswcg0hzer5a">
               <w:r>
                 <w:rPr>
                   <w:rFonts w:ascii="Arial" w:cs="Arial" w:eastAsia="Arial" w:hAnsi="Arial"/>
@@ -16058,7 +16465,7 @@
             <w:pPr>
               <w:spacing w:after="20" w:before="0"/>
             </w:pPr>
-            <w:hyperlink w:history="1" r:id="rId73jt-gyygzft4jecxirut">
+            <w:hyperlink w:history="1" r:id="rIdpqrmgt-axbflr_xslrrpa">
               <w:r>
                 <w:rPr>
                   <w:rFonts w:ascii="Arial" w:cs="Arial" w:eastAsia="Arial" w:hAnsi="Arial"/>
@@ -16091,7 +16498,7 @@
               <w:spacing w:after="10" w:before="0"/>
               <w:ind w:left="120"/>
             </w:pPr>
-            <w:hyperlink w:history="1" r:id="rId9-ip9twfclex5adxh28mq">
+            <w:hyperlink w:history="1" r:id="rIdfgw-d-yycmow2uzbixpse">
               <w:r>
                 <w:rPr>
                   <w:rFonts w:ascii="Arial" w:cs="Arial" w:eastAsia="Arial" w:hAnsi="Arial"/>
@@ -16286,7 +16693,7 @@
             <w:pPr>
               <w:spacing w:after="20" w:before="0"/>
             </w:pPr>
-            <w:hyperlink w:history="1" r:id="rIdm724rlvypp949ocwmjf8f">
+            <w:hyperlink w:history="1" r:id="rIdzsad0c4bi6p1cl28cnpkz">
               <w:r>
                 <w:rPr>
                   <w:rFonts w:ascii="Arial" w:cs="Arial" w:eastAsia="Arial" w:hAnsi="Arial"/>
@@ -16319,7 +16726,7 @@
               <w:spacing w:after="10" w:before="0"/>
               <w:ind w:left="120"/>
             </w:pPr>
-            <w:hyperlink w:history="1" r:id="rIdfr_rcpp_v1yqhr83ndtph">
+            <w:hyperlink w:history="1" r:id="rIdkio0b5aoap5hzrib8bwzo">
               <w:r>
                 <w:rPr>
                   <w:rFonts w:ascii="Arial" w:cs="Arial" w:eastAsia="Arial" w:hAnsi="Arial"/>
@@ -16364,7 +16771,7 @@
             <w:pPr>
               <w:spacing w:after="20" w:before="0"/>
             </w:pPr>
-            <w:hyperlink w:history="1" r:id="rIderwwhgcawn0unlh23fpge">
+            <w:hyperlink w:history="1" r:id="rIdqdkjd6boolgaxxuujebkm">
               <w:r>
                 <w:rPr>
                   <w:rFonts w:ascii="Arial" w:cs="Arial" w:eastAsia="Arial" w:hAnsi="Arial"/>
@@ -16397,7 +16804,7 @@
               <w:spacing w:after="10" w:before="0"/>
               <w:ind w:left="120"/>
             </w:pPr>
-            <w:hyperlink w:history="1" r:id="rIdocm6eghkhlb23-fvwcwmv">
+            <w:hyperlink w:history="1" r:id="rId5bmqz1_79pea2hcokutn9">
               <w:r>
                 <w:rPr>
                   <w:rFonts w:ascii="Arial" w:cs="Arial" w:eastAsia="Arial" w:hAnsi="Arial"/>
@@ -16893,6 +17300,65 @@
         </w:tc>
       </w:tr>
     </w:tbl>
+    <w:p>
+      <w:pPr>
+        <w:pBdr>
+          <w:top w:val="single" w:color="BBBBBB" w:sz="4" w:space="4"/>
+        </w:pBdr>
+        <w:spacing w:after="0" w:before="160"/>
+      </w:pPr>
+      <w:r>
+        <w:rPr>
+          <w:rFonts w:ascii="Arial" w:cs="Arial" w:eastAsia="Arial" w:hAnsi="Arial"/>
+          <w:color w:val="666666"/>
+          <w:sz w:val="14"/>
+          <w:szCs w:val="14"/>
+        </w:rPr>
+        <w:t xml:space="preserve">© 2026 SeaVuria and ARES. Aligned with KICD objectives. Developed by SeaVuria; technical implementation by ARES (with AI assistance from Claude). Licensed under </w:t>
+      </w:r>
+      <w:hyperlink w:history="1" r:id="rIdohmrja9kelxkd7pbkkfaf">
+        <w:r>
+          <w:rPr>
+            <w:rFonts w:ascii="Arial" w:cs="Arial" w:eastAsia="Arial" w:hAnsi="Arial"/>
+            <w:color w:val="1F6B75"/>
+            <w:sz w:val="14"/>
+            <w:szCs w:val="14"/>
+            <w:u w:val="single" w:color="1F6B75"/>
+          </w:rPr>
+          <w:t xml:space="preserve">CC BY-NC 4.0</w:t>
+        </w:r>
+      </w:hyperlink>
+      <w:r>
+        <w:rPr>
+          <w:rFonts w:ascii="Arial" w:cs="Arial" w:eastAsia="Arial" w:hAnsi="Arial"/>
+          <w:color w:val="666666"/>
+          <w:sz w:val="14"/>
+          <w:szCs w:val="14"/>
+        </w:rPr>
+        <w:t xml:space="preserve"> (</w:t>
+      </w:r>
+      <w:hyperlink w:history="1" r:id="rIdkrjngokc5sgp5g7qduug7">
+        <w:r>
+          <w:rPr>
+            <w:rFonts w:ascii="Arial" w:cs="Arial" w:eastAsia="Arial" w:hAnsi="Arial"/>
+            <w:color w:val="1F6B75"/>
+            <w:sz w:val="14"/>
+            <w:szCs w:val="14"/>
+            <w:u w:val="single" w:color="1F6B75"/>
+          </w:rPr>
+          <w:t xml:space="preserve">https://creativecommons.org/licenses/by-nc/4.0/</w:t>
+        </w:r>
+      </w:hyperlink>
+      <w:r>
+        <w:rPr>
+          <w:rFonts w:ascii="Arial" w:cs="Arial" w:eastAsia="Arial" w:hAnsi="Arial"/>
+          <w:color w:val="666666"/>
+          <w:sz w:val="14"/>
+          <w:szCs w:val="14"/>
+        </w:rPr>
+        <w:t xml:space="preserve">).</w:t>
+      </w:r>
+    </w:p>
     <w:p>
       <w:r>
         <w:br w:type="page"/>
@@ -17884,7 +18350,7 @@
             <w:pPr>
               <w:spacing w:after="20" w:before="0"/>
             </w:pPr>
-            <w:hyperlink w:history="1" r:id="rIdnvfcwzlw-rw2j5ppv9uoq">
+            <w:hyperlink w:history="1" r:id="rIddk-h9c7qtbmrg95ug_4ej">
               <w:r>
                 <w:rPr>
                   <w:rFonts w:ascii="Arial" w:cs="Arial" w:eastAsia="Arial" w:hAnsi="Arial"/>
@@ -17917,7 +18383,7 @@
               <w:spacing w:after="10" w:before="0"/>
               <w:ind w:left="120"/>
             </w:pPr>
-            <w:hyperlink w:history="1" r:id="rIdnmel7vc_cstgp8sryqkzx">
+            <w:hyperlink w:history="1" r:id="rId2acli59uqxpnafkiqpmtw">
               <w:r>
                 <w:rPr>
                   <w:rFonts w:ascii="Arial" w:cs="Arial" w:eastAsia="Arial" w:hAnsi="Arial"/>
@@ -17962,7 +18428,7 @@
             <w:pPr>
               <w:spacing w:after="20" w:before="0"/>
             </w:pPr>
-            <w:hyperlink w:history="1" r:id="rIdy5godonouwvrh3ksx2shc">
+            <w:hyperlink w:history="1" r:id="rIdzktyukrzw8aoe_pj_6l7p">
               <w:r>
                 <w:rPr>
                   <w:rFonts w:ascii="Arial" w:cs="Arial" w:eastAsia="Arial" w:hAnsi="Arial"/>
@@ -17995,7 +18461,7 @@
               <w:spacing w:after="10" w:before="0"/>
               <w:ind w:left="120"/>
             </w:pPr>
-            <w:hyperlink w:history="1" r:id="rIdbw0wv_41_mvaxwzyxqo3n">
+            <w:hyperlink w:history="1" r:id="rIdytq0xt8yjqbjzf0kqeth_">
               <w:r>
                 <w:rPr>
                   <w:rFonts w:ascii="Arial" w:cs="Arial" w:eastAsia="Arial" w:hAnsi="Arial"/>
@@ -18190,7 +18656,7 @@
             <w:pPr>
               <w:spacing w:after="20" w:before="0"/>
             </w:pPr>
-            <w:hyperlink w:history="1" r:id="rId5m96htlevtwgdm9otdrki">
+            <w:hyperlink w:history="1" r:id="rIdavasesvkoyyyl0f3rhqct">
               <w:r>
                 <w:rPr>
                   <w:rFonts w:ascii="Arial" w:cs="Arial" w:eastAsia="Arial" w:hAnsi="Arial"/>
@@ -18223,7 +18689,7 @@
               <w:spacing w:after="10" w:before="0"/>
               <w:ind w:left="120"/>
             </w:pPr>
-            <w:hyperlink w:history="1" r:id="rId8n28quun6fjsadst2eyd6">
+            <w:hyperlink w:history="1" r:id="rIdljll_axolhkyqffdljx7p">
               <w:r>
                 <w:rPr>
                   <w:rFonts w:ascii="Arial" w:cs="Arial" w:eastAsia="Arial" w:hAnsi="Arial"/>
@@ -18268,7 +18734,7 @@
             <w:pPr>
               <w:spacing w:after="20" w:before="0"/>
             </w:pPr>
-            <w:hyperlink w:history="1" r:id="rIdtciy38ln-ig5-jufz_klj">
+            <w:hyperlink w:history="1" r:id="rIdzwnokaekaqluoojrotvwl">
               <w:r>
                 <w:rPr>
                   <w:rFonts w:ascii="Arial" w:cs="Arial" w:eastAsia="Arial" w:hAnsi="Arial"/>
@@ -18301,7 +18767,7 @@
               <w:spacing w:after="10" w:before="0"/>
               <w:ind w:left="120"/>
             </w:pPr>
-            <w:hyperlink w:history="1" r:id="rId5_9qkr0dgwsuchasuczme">
+            <w:hyperlink w:history="1" r:id="rIdudb9mclcx9abs4rsovxft">
               <w:r>
                 <w:rPr>
                   <w:rFonts w:ascii="Arial" w:cs="Arial" w:eastAsia="Arial" w:hAnsi="Arial"/>
@@ -18496,7 +18962,7 @@
             <w:pPr>
               <w:spacing w:after="20" w:before="0"/>
             </w:pPr>
-            <w:hyperlink w:history="1" r:id="rId5ob0-z3ukysgq2tly4cug">
+            <w:hyperlink w:history="1" r:id="rId2jkcl5xlkekeeryylajfw">
               <w:r>
                 <w:rPr>
                   <w:rFonts w:ascii="Arial" w:cs="Arial" w:eastAsia="Arial" w:hAnsi="Arial"/>
@@ -18529,7 +18995,7 @@
               <w:spacing w:after="10" w:before="0"/>
               <w:ind w:left="120"/>
             </w:pPr>
-            <w:hyperlink w:history="1" r:id="rId4n1qpj04qzdbcoz92li9c">
+            <w:hyperlink w:history="1" r:id="rId3igwyfi-utasb1cpwzzf3">
               <w:r>
                 <w:rPr>
                   <w:rFonts w:ascii="Arial" w:cs="Arial" w:eastAsia="Arial" w:hAnsi="Arial"/>
@@ -18574,7 +19040,7 @@
             <w:pPr>
               <w:spacing w:after="20" w:before="0"/>
             </w:pPr>
-            <w:hyperlink w:history="1" r:id="rIdmw6ylefbzffibero3zyo7">
+            <w:hyperlink w:history="1" r:id="rId3vdrtgakqj-qaquibkwp-">
               <w:r>
                 <w:rPr>
                   <w:rFonts w:ascii="Arial" w:cs="Arial" w:eastAsia="Arial" w:hAnsi="Arial"/>
@@ -18607,7 +19073,7 @@
               <w:spacing w:after="10" w:before="0"/>
               <w:ind w:left="120"/>
             </w:pPr>
-            <w:hyperlink w:history="1" r:id="rIdj3fn0f4dee_lifh5znfix">
+            <w:hyperlink w:history="1" r:id="rIdktk82xzx-7eejvnaqhtsv">
               <w:r>
                 <w:rPr>
                   <w:rFonts w:ascii="Arial" w:cs="Arial" w:eastAsia="Arial" w:hAnsi="Arial"/>
@@ -18802,7 +19268,7 @@
             <w:pPr>
               <w:spacing w:after="20" w:before="0"/>
             </w:pPr>
-            <w:hyperlink w:history="1" r:id="rId5mqfk-hjpviyj94v3wkmm">
+            <w:hyperlink w:history="1" r:id="rId-5rpmzgiptn5yegqdvy2r">
               <w:r>
                 <w:rPr>
                   <w:rFonts w:ascii="Arial" w:cs="Arial" w:eastAsia="Arial" w:hAnsi="Arial"/>
@@ -18835,7 +19301,7 @@
               <w:spacing w:after="10" w:before="0"/>
               <w:ind w:left="120"/>
             </w:pPr>
-            <w:hyperlink w:history="1" r:id="rIdycwzresso63jtwjvwiarx">
+            <w:hyperlink w:history="1" r:id="rIdx145pl695_ytvwuen3tk5">
               <w:r>
                 <w:rPr>
                   <w:rFonts w:ascii="Arial" w:cs="Arial" w:eastAsia="Arial" w:hAnsi="Arial"/>
@@ -18880,7 +19346,7 @@
             <w:pPr>
               <w:spacing w:after="20" w:before="0"/>
             </w:pPr>
-            <w:hyperlink w:history="1" r:id="rIdhxrmssgckzrwov6nbjgam">
+            <w:hyperlink w:history="1" r:id="rIdezyufczfntqn8pdp-by7d">
               <w:r>
                 <w:rPr>
                   <w:rFonts w:ascii="Arial" w:cs="Arial" w:eastAsia="Arial" w:hAnsi="Arial"/>
@@ -18913,7 +19379,7 @@
               <w:spacing w:after="10" w:before="0"/>
               <w:ind w:left="120"/>
             </w:pPr>
-            <w:hyperlink w:history="1" r:id="rId8kocxnnal3tzm2qpvitrp">
+            <w:hyperlink w:history="1" r:id="rId0ovhdku0_qruqylewm18m">
               <w:r>
                 <w:rPr>
                   <w:rFonts w:ascii="Arial" w:cs="Arial" w:eastAsia="Arial" w:hAnsi="Arial"/>
@@ -19108,7 +19574,7 @@
             <w:pPr>
               <w:spacing w:after="20" w:before="0"/>
             </w:pPr>
-            <w:hyperlink w:history="1" r:id="rIdktdqcam8ovojbo0ikyhmr">
+            <w:hyperlink w:history="1" r:id="rId5_u04k7iqxwyli6t87aup">
               <w:r>
                 <w:rPr>
                   <w:rFonts w:ascii="Arial" w:cs="Arial" w:eastAsia="Arial" w:hAnsi="Arial"/>
@@ -19141,7 +19607,7 @@
               <w:spacing w:after="10" w:before="0"/>
               <w:ind w:left="120"/>
             </w:pPr>
-            <w:hyperlink w:history="1" r:id="rIdsthtzfv2zn-ymchrxt7ld">
+            <w:hyperlink w:history="1" r:id="rIdtr0gaia0p2ihes_mggdnr">
               <w:r>
                 <w:rPr>
                   <w:rFonts w:ascii="Arial" w:cs="Arial" w:eastAsia="Arial" w:hAnsi="Arial"/>
@@ -19186,7 +19652,7 @@
             <w:pPr>
               <w:spacing w:after="20" w:before="0"/>
             </w:pPr>
-            <w:hyperlink w:history="1" r:id="rIdkedj0qitrasc8txwdx1xe">
+            <w:hyperlink w:history="1" r:id="rIdwkhxslkig5dfhcl5s4nq6">
               <w:r>
                 <w:rPr>
                   <w:rFonts w:ascii="Arial" w:cs="Arial" w:eastAsia="Arial" w:hAnsi="Arial"/>
@@ -19219,7 +19685,7 @@
               <w:spacing w:after="10" w:before="0"/>
               <w:ind w:left="120"/>
             </w:pPr>
-            <w:hyperlink w:history="1" r:id="rIdhtbuxze7vpgiabwzj9qom">
+            <w:hyperlink w:history="1" r:id="rId5gunfknhhv4tmwtj3jh-v">
               <w:r>
                 <w:rPr>
                   <w:rFonts w:ascii="Arial" w:cs="Arial" w:eastAsia="Arial" w:hAnsi="Arial"/>
@@ -19943,6 +20409,65 @@
         </w:tc>
       </w:tr>
     </w:tbl>
+    <w:p>
+      <w:pPr>
+        <w:pBdr>
+          <w:top w:val="single" w:color="BBBBBB" w:sz="4" w:space="4"/>
+        </w:pBdr>
+        <w:spacing w:after="0" w:before="160"/>
+      </w:pPr>
+      <w:r>
+        <w:rPr>
+          <w:rFonts w:ascii="Arial" w:cs="Arial" w:eastAsia="Arial" w:hAnsi="Arial"/>
+          <w:color w:val="666666"/>
+          <w:sz w:val="14"/>
+          <w:szCs w:val="14"/>
+        </w:rPr>
+        <w:t xml:space="preserve">© 2026 SeaVuria and ARES. Aligned with KICD objectives. Developed by SeaVuria; technical implementation by ARES (with AI assistance from Claude). Licensed under </w:t>
+      </w:r>
+      <w:hyperlink w:history="1" r:id="rIdc8ccsbtnado_mh05hvltu">
+        <w:r>
+          <w:rPr>
+            <w:rFonts w:ascii="Arial" w:cs="Arial" w:eastAsia="Arial" w:hAnsi="Arial"/>
+            <w:color w:val="1F6B75"/>
+            <w:sz w:val="14"/>
+            <w:szCs w:val="14"/>
+            <w:u w:val="single" w:color="1F6B75"/>
+          </w:rPr>
+          <w:t xml:space="preserve">CC BY-NC 4.0</w:t>
+        </w:r>
+      </w:hyperlink>
+      <w:r>
+        <w:rPr>
+          <w:rFonts w:ascii="Arial" w:cs="Arial" w:eastAsia="Arial" w:hAnsi="Arial"/>
+          <w:color w:val="666666"/>
+          <w:sz w:val="14"/>
+          <w:szCs w:val="14"/>
+        </w:rPr>
+        <w:t xml:space="preserve"> (</w:t>
+      </w:r>
+      <w:hyperlink w:history="1" r:id="rIdv-i7i5yxzkkiej2wyieoq">
+        <w:r>
+          <w:rPr>
+            <w:rFonts w:ascii="Arial" w:cs="Arial" w:eastAsia="Arial" w:hAnsi="Arial"/>
+            <w:color w:val="1F6B75"/>
+            <w:sz w:val="14"/>
+            <w:szCs w:val="14"/>
+            <w:u w:val="single" w:color="1F6B75"/>
+          </w:rPr>
+          <w:t xml:space="preserve">https://creativecommons.org/licenses/by-nc/4.0/</w:t>
+        </w:r>
+      </w:hyperlink>
+      <w:r>
+        <w:rPr>
+          <w:rFonts w:ascii="Arial" w:cs="Arial" w:eastAsia="Arial" w:hAnsi="Arial"/>
+          <w:color w:val="666666"/>
+          <w:sz w:val="14"/>
+          <w:szCs w:val="14"/>
+        </w:rPr>
+        <w:t xml:space="preserve">).</w:t>
+      </w:r>
+    </w:p>
     <w:p>
       <w:r>
         <w:br w:type="page"/>
@@ -20934,7 +21459,7 @@
             <w:pPr>
               <w:spacing w:after="20" w:before="0"/>
             </w:pPr>
-            <w:hyperlink w:history="1" r:id="rIdpnn0x-pom6tyxrtifsg2i">
+            <w:hyperlink w:history="1" r:id="rId8m3xzsz2gprvns9ebxyjm">
               <w:r>
                 <w:rPr>
                   <w:rFonts w:ascii="Arial" w:cs="Arial" w:eastAsia="Arial" w:hAnsi="Arial"/>
@@ -20967,7 +21492,7 @@
               <w:spacing w:after="10" w:before="0"/>
               <w:ind w:left="120"/>
             </w:pPr>
-            <w:hyperlink w:history="1" r:id="rIdhhshrdcz_ptamc8ywruog">
+            <w:hyperlink w:history="1" r:id="rIds0_xjojrs1bl5mutuhcop">
               <w:r>
                 <w:rPr>
                   <w:rFonts w:ascii="Arial" w:cs="Arial" w:eastAsia="Arial" w:hAnsi="Arial"/>
@@ -21012,7 +21537,7 @@
             <w:pPr>
               <w:spacing w:after="20" w:before="0"/>
             </w:pPr>
-            <w:hyperlink w:history="1" r:id="rIdbc3cnsl5j2y9hpv-gucrn">
+            <w:hyperlink w:history="1" r:id="rIdtmrg5fe8hgq6uwc_yauc7">
               <w:r>
                 <w:rPr>
                   <w:rFonts w:ascii="Arial" w:cs="Arial" w:eastAsia="Arial" w:hAnsi="Arial"/>
@@ -21045,7 +21570,7 @@
               <w:spacing w:after="10" w:before="0"/>
               <w:ind w:left="120"/>
             </w:pPr>
-            <w:hyperlink w:history="1" r:id="rIdb1oz4kgeyzgf0qv6ira7m">
+            <w:hyperlink w:history="1" r:id="rIdmc_ipn4dikgxvpthbp3-a">
               <w:r>
                 <w:rPr>
                   <w:rFonts w:ascii="Arial" w:cs="Arial" w:eastAsia="Arial" w:hAnsi="Arial"/>
@@ -21240,7 +21765,7 @@
             <w:pPr>
               <w:spacing w:after="20" w:before="0"/>
             </w:pPr>
-            <w:hyperlink w:history="1" r:id="rIdzddkjvwsl8eued4tdmfkx">
+            <w:hyperlink w:history="1" r:id="rId0mclcm_kvkcrlgxtl1iw9">
               <w:r>
                 <w:rPr>
                   <w:rFonts w:ascii="Arial" w:cs="Arial" w:eastAsia="Arial" w:hAnsi="Arial"/>
@@ -21273,7 +21798,7 @@
               <w:spacing w:after="10" w:before="0"/>
               <w:ind w:left="120"/>
             </w:pPr>
-            <w:hyperlink w:history="1" r:id="rIde1_p_prtlva402ovmruiu">
+            <w:hyperlink w:history="1" r:id="rIdnofxuccr5mhinr0rhthsv">
               <w:r>
                 <w:rPr>
                   <w:rFonts w:ascii="Arial" w:cs="Arial" w:eastAsia="Arial" w:hAnsi="Arial"/>
@@ -21318,7 +21843,7 @@
             <w:pPr>
               <w:spacing w:after="20" w:before="0"/>
             </w:pPr>
-            <w:hyperlink w:history="1" r:id="rId28nrdh-ypreszlcguq2aj">
+            <w:hyperlink w:history="1" r:id="rIdilgl8wpo2g6xl8aqxidt8">
               <w:r>
                 <w:rPr>
                   <w:rFonts w:ascii="Arial" w:cs="Arial" w:eastAsia="Arial" w:hAnsi="Arial"/>
@@ -21351,7 +21876,7 @@
               <w:spacing w:after="10" w:before="0"/>
               <w:ind w:left="120"/>
             </w:pPr>
-            <w:hyperlink w:history="1" r:id="rIdxc_st1acqmlkr_aoctcbl">
+            <w:hyperlink w:history="1" r:id="rId3iqpspuaxltnsn3y0ttmo">
               <w:r>
                 <w:rPr>
                   <w:rFonts w:ascii="Arial" w:cs="Arial" w:eastAsia="Arial" w:hAnsi="Arial"/>
@@ -21546,7 +22071,7 @@
             <w:pPr>
               <w:spacing w:after="20" w:before="0"/>
             </w:pPr>
-            <w:hyperlink w:history="1" r:id="rIdgmdb7gjb7u3f_7ygtottk">
+            <w:hyperlink w:history="1" r:id="rIdr7bd9qk433w_oy9yc8jlr">
               <w:r>
                 <w:rPr>
                   <w:rFonts w:ascii="Arial" w:cs="Arial" w:eastAsia="Arial" w:hAnsi="Arial"/>
@@ -21579,7 +22104,7 @@
               <w:spacing w:after="10" w:before="0"/>
               <w:ind w:left="120"/>
             </w:pPr>
-            <w:hyperlink w:history="1" r:id="rIdz5ptsnpm3knn5pvvxrtqf">
+            <w:hyperlink w:history="1" r:id="rIdhndbzwm6t7crs0nyh4gvt">
               <w:r>
                 <w:rPr>
                   <w:rFonts w:ascii="Arial" w:cs="Arial" w:eastAsia="Arial" w:hAnsi="Arial"/>
@@ -21624,7 +22149,7 @@
             <w:pPr>
               <w:spacing w:after="20" w:before="0"/>
             </w:pPr>
-            <w:hyperlink w:history="1" r:id="rIdsg_t55ynr_du-bhinoz9n">
+            <w:hyperlink w:history="1" r:id="rIdposi9lneyuqllxa5kiqmb">
               <w:r>
                 <w:rPr>
                   <w:rFonts w:ascii="Arial" w:cs="Arial" w:eastAsia="Arial" w:hAnsi="Arial"/>
@@ -21657,7 +22182,7 @@
               <w:spacing w:after="10" w:before="0"/>
               <w:ind w:left="120"/>
             </w:pPr>
-            <w:hyperlink w:history="1" r:id="rIdc0upnpwbwio_5mkutjxt1">
+            <w:hyperlink w:history="1" r:id="rIdf_v-ctkigt_ahfivpcu6h">
               <w:r>
                 <w:rPr>
                   <w:rFonts w:ascii="Arial" w:cs="Arial" w:eastAsia="Arial" w:hAnsi="Arial"/>
@@ -21852,7 +22377,7 @@
             <w:pPr>
               <w:spacing w:after="20" w:before="0"/>
             </w:pPr>
-            <w:hyperlink w:history="1" r:id="rIdv7db-efmo_ih7a_7insgx">
+            <w:hyperlink w:history="1" r:id="rIdqcbacuca1yzqlupxkrh6h">
               <w:r>
                 <w:rPr>
                   <w:rFonts w:ascii="Arial" w:cs="Arial" w:eastAsia="Arial" w:hAnsi="Arial"/>
@@ -21885,7 +22410,7 @@
               <w:spacing w:after="10" w:before="0"/>
               <w:ind w:left="120"/>
             </w:pPr>
-            <w:hyperlink w:history="1" r:id="rId-hblooolpq4dtssdu5k6i">
+            <w:hyperlink w:history="1" r:id="rIdmdk6rq9dzsy1tlv9ykam_">
               <w:r>
                 <w:rPr>
                   <w:rFonts w:ascii="Arial" w:cs="Arial" w:eastAsia="Arial" w:hAnsi="Arial"/>
@@ -21930,7 +22455,7 @@
             <w:pPr>
               <w:spacing w:after="20" w:before="0"/>
             </w:pPr>
-            <w:hyperlink w:history="1" r:id="rIdjbm_aokpioe9t4xw-lzhz">
+            <w:hyperlink w:history="1" r:id="rIdzea4do_chdqwo3ylbkvmi">
               <w:r>
                 <w:rPr>
                   <w:rFonts w:ascii="Arial" w:cs="Arial" w:eastAsia="Arial" w:hAnsi="Arial"/>
@@ -21963,7 +22488,7 @@
               <w:spacing w:after="10" w:before="0"/>
               <w:ind w:left="120"/>
             </w:pPr>
-            <w:hyperlink w:history="1" r:id="rIduk4ivvbhabyiloz1kjlh2">
+            <w:hyperlink w:history="1" r:id="rIdl8p4nrxijah8py1-femdk">
               <w:r>
                 <w:rPr>
                   <w:rFonts w:ascii="Arial" w:cs="Arial" w:eastAsia="Arial" w:hAnsi="Arial"/>
@@ -22158,7 +22683,7 @@
             <w:pPr>
               <w:spacing w:after="20" w:before="0"/>
             </w:pPr>
-            <w:hyperlink w:history="1" r:id="rId6xino3x46sgcy8agi1uij">
+            <w:hyperlink w:history="1" r:id="rIdteudlpo3rnyfj0cwk1nxw">
               <w:r>
                 <w:rPr>
                   <w:rFonts w:ascii="Arial" w:cs="Arial" w:eastAsia="Arial" w:hAnsi="Arial"/>
@@ -22191,7 +22716,7 @@
               <w:spacing w:after="10" w:before="0"/>
               <w:ind w:left="120"/>
             </w:pPr>
-            <w:hyperlink w:history="1" r:id="rIdp7bdncscvqsov1cieqzfa">
+            <w:hyperlink w:history="1" r:id="rId-xllrd1euoqhusdwqjjc4">
               <w:r>
                 <w:rPr>
                   <w:rFonts w:ascii="Arial" w:cs="Arial" w:eastAsia="Arial" w:hAnsi="Arial"/>
@@ -22236,7 +22761,7 @@
             <w:pPr>
               <w:spacing w:after="20" w:before="0"/>
             </w:pPr>
-            <w:hyperlink w:history="1" r:id="rIdxjpkmwwktm9krpz4v6f58">
+            <w:hyperlink w:history="1" r:id="rIdpnqctdbe7ekrebejubgnd">
               <w:r>
                 <w:rPr>
                   <w:rFonts w:ascii="Arial" w:cs="Arial" w:eastAsia="Arial" w:hAnsi="Arial"/>
@@ -22269,7 +22794,7 @@
               <w:spacing w:after="10" w:before="0"/>
               <w:ind w:left="120"/>
             </w:pPr>
-            <w:hyperlink w:history="1" r:id="rIdemmkgoqlnp9cf0tq_t_km">
+            <w:hyperlink w:history="1" r:id="rIdulp23kdz3cse1hkdoxwro">
               <w:r>
                 <w:rPr>
                   <w:rFonts w:ascii="Arial" w:cs="Arial" w:eastAsia="Arial" w:hAnsi="Arial"/>
@@ -22765,6 +23290,65 @@
         </w:tc>
       </w:tr>
     </w:tbl>
+    <w:p>
+      <w:pPr>
+        <w:pBdr>
+          <w:top w:val="single" w:color="BBBBBB" w:sz="4" w:space="4"/>
+        </w:pBdr>
+        <w:spacing w:after="0" w:before="160"/>
+      </w:pPr>
+      <w:r>
+        <w:rPr>
+          <w:rFonts w:ascii="Arial" w:cs="Arial" w:eastAsia="Arial" w:hAnsi="Arial"/>
+          <w:color w:val="666666"/>
+          <w:sz w:val="14"/>
+          <w:szCs w:val="14"/>
+        </w:rPr>
+        <w:t xml:space="preserve">© 2026 SeaVuria and ARES. Aligned with KICD objectives. Developed by SeaVuria; technical implementation by ARES (with AI assistance from Claude). Licensed under </w:t>
+      </w:r>
+      <w:hyperlink w:history="1" r:id="rIdc8dpm7gyggjpuokejqet8">
+        <w:r>
+          <w:rPr>
+            <w:rFonts w:ascii="Arial" w:cs="Arial" w:eastAsia="Arial" w:hAnsi="Arial"/>
+            <w:color w:val="1F6B75"/>
+            <w:sz w:val="14"/>
+            <w:szCs w:val="14"/>
+            <w:u w:val="single" w:color="1F6B75"/>
+          </w:rPr>
+          <w:t xml:space="preserve">CC BY-NC 4.0</w:t>
+        </w:r>
+      </w:hyperlink>
+      <w:r>
+        <w:rPr>
+          <w:rFonts w:ascii="Arial" w:cs="Arial" w:eastAsia="Arial" w:hAnsi="Arial"/>
+          <w:color w:val="666666"/>
+          <w:sz w:val="14"/>
+          <w:szCs w:val="14"/>
+        </w:rPr>
+        <w:t xml:space="preserve"> (</w:t>
+      </w:r>
+      <w:hyperlink w:history="1" r:id="rIduosy_zxs3geyhk3qa3rgj">
+        <w:r>
+          <w:rPr>
+            <w:rFonts w:ascii="Arial" w:cs="Arial" w:eastAsia="Arial" w:hAnsi="Arial"/>
+            <w:color w:val="1F6B75"/>
+            <w:sz w:val="14"/>
+            <w:szCs w:val="14"/>
+            <w:u w:val="single" w:color="1F6B75"/>
+          </w:rPr>
+          <w:t xml:space="preserve">https://creativecommons.org/licenses/by-nc/4.0/</w:t>
+        </w:r>
+      </w:hyperlink>
+      <w:r>
+        <w:rPr>
+          <w:rFonts w:ascii="Arial" w:cs="Arial" w:eastAsia="Arial" w:hAnsi="Arial"/>
+          <w:color w:val="666666"/>
+          <w:sz w:val="14"/>
+          <w:szCs w:val="14"/>
+        </w:rPr>
+        <w:t xml:space="preserve">).</w:t>
+      </w:r>
+    </w:p>
     <w:p>
       <w:r>
         <w:br w:type="page"/>
@@ -23756,7 +24340,7 @@
             <w:pPr>
               <w:spacing w:after="20" w:before="0"/>
             </w:pPr>
-            <w:hyperlink w:history="1" r:id="rIdvtu2y5prc31vobo6jdqpx">
+            <w:hyperlink w:history="1" r:id="rIdxfw9xglrhm5xrs-t5rawi">
               <w:r>
                 <w:rPr>
                   <w:rFonts w:ascii="Arial" w:cs="Arial" w:eastAsia="Arial" w:hAnsi="Arial"/>
@@ -23789,7 +24373,7 @@
               <w:spacing w:after="10" w:before="0"/>
               <w:ind w:left="120"/>
             </w:pPr>
-            <w:hyperlink w:history="1" r:id="rIdvvzxjsfeytn43igbarl30">
+            <w:hyperlink w:history="1" r:id="rIdgvk2huv6eieunpi26uxwc">
               <w:r>
                 <w:rPr>
                   <w:rFonts w:ascii="Arial" w:cs="Arial" w:eastAsia="Arial" w:hAnsi="Arial"/>
@@ -23834,7 +24418,7 @@
             <w:pPr>
               <w:spacing w:after="20" w:before="0"/>
             </w:pPr>
-            <w:hyperlink w:history="1" r:id="rIde3pqrn6obhphzimnliqxj">
+            <w:hyperlink w:history="1" r:id="rId-fcbxdspvafltkvmu3_or">
               <w:r>
                 <w:rPr>
                   <w:rFonts w:ascii="Arial" w:cs="Arial" w:eastAsia="Arial" w:hAnsi="Arial"/>
@@ -23867,7 +24451,7 @@
               <w:spacing w:after="10" w:before="0"/>
               <w:ind w:left="120"/>
             </w:pPr>
-            <w:hyperlink w:history="1" r:id="rIdvb-lsyc8gpz_eb2yaofx4">
+            <w:hyperlink w:history="1" r:id="rIduyoyadjj2u1wigjo8gss9">
               <w:r>
                 <w:rPr>
                   <w:rFonts w:ascii="Arial" w:cs="Arial" w:eastAsia="Arial" w:hAnsi="Arial"/>
@@ -24062,7 +24646,7 @@
             <w:pPr>
               <w:spacing w:after="20" w:before="0"/>
             </w:pPr>
-            <w:hyperlink w:history="1" r:id="rIdb9cdcy8t9akwrrppw0sex">
+            <w:hyperlink w:history="1" r:id="rIdk9tf0eqktybhgf0uxfwpg">
               <w:r>
                 <w:rPr>
                   <w:rFonts w:ascii="Arial" w:cs="Arial" w:eastAsia="Arial" w:hAnsi="Arial"/>
@@ -24095,7 +24679,7 @@
               <w:spacing w:after="10" w:before="0"/>
               <w:ind w:left="120"/>
             </w:pPr>
-            <w:hyperlink w:history="1" r:id="rIdve46rkna14zk0m5h0fh7l">
+            <w:hyperlink w:history="1" r:id="rIdejxauiqzjmlgosbelhonq">
               <w:r>
                 <w:rPr>
                   <w:rFonts w:ascii="Arial" w:cs="Arial" w:eastAsia="Arial" w:hAnsi="Arial"/>
@@ -24140,7 +24724,7 @@
             <w:pPr>
               <w:spacing w:after="20" w:before="0"/>
             </w:pPr>
-            <w:hyperlink w:history="1" r:id="rIda8y46hmdwsiy2ev7ea_pi">
+            <w:hyperlink w:history="1" r:id="rIddm9wnkoomuzckc1wssbeq">
               <w:r>
                 <w:rPr>
                   <w:rFonts w:ascii="Arial" w:cs="Arial" w:eastAsia="Arial" w:hAnsi="Arial"/>
@@ -24173,7 +24757,7 @@
               <w:spacing w:after="10" w:before="0"/>
               <w:ind w:left="120"/>
             </w:pPr>
-            <w:hyperlink w:history="1" r:id="rId8t65_ov7zs84wkqs6r2cs">
+            <w:hyperlink w:history="1" r:id="rIdh8rw4dlq3axehwvnggquu">
               <w:r>
                 <w:rPr>
                   <w:rFonts w:ascii="Arial" w:cs="Arial" w:eastAsia="Arial" w:hAnsi="Arial"/>
@@ -24368,7 +24952,7 @@
             <w:pPr>
               <w:spacing w:after="20" w:before="0"/>
             </w:pPr>
-            <w:hyperlink w:history="1" r:id="rIddkh02fsod-tocxjizb8el">
+            <w:hyperlink w:history="1" r:id="rIdccup9rvtrggwteng_55xa">
               <w:r>
                 <w:rPr>
                   <w:rFonts w:ascii="Arial" w:cs="Arial" w:eastAsia="Arial" w:hAnsi="Arial"/>
@@ -24401,7 +24985,7 @@
               <w:spacing w:after="10" w:before="0"/>
               <w:ind w:left="120"/>
             </w:pPr>
-            <w:hyperlink w:history="1" r:id="rIdn2amcc0t3bz9p0bkltdtz">
+            <w:hyperlink w:history="1" r:id="rIdtbum4zmadja8ury5redan">
               <w:r>
                 <w:rPr>
                   <w:rFonts w:ascii="Arial" w:cs="Arial" w:eastAsia="Arial" w:hAnsi="Arial"/>
@@ -24446,7 +25030,7 @@
             <w:pPr>
               <w:spacing w:after="20" w:before="0"/>
             </w:pPr>
-            <w:hyperlink w:history="1" r:id="rIdqqyrpqblinsfmclulfy8i">
+            <w:hyperlink w:history="1" r:id="rIdgnplx6tllclzgegcwlzzd">
               <w:r>
                 <w:rPr>
                   <w:rFonts w:ascii="Arial" w:cs="Arial" w:eastAsia="Arial" w:hAnsi="Arial"/>
@@ -24479,7 +25063,7 @@
               <w:spacing w:after="10" w:before="0"/>
               <w:ind w:left="120"/>
             </w:pPr>
-            <w:hyperlink w:history="1" r:id="rId5gheexlqrysnxkxppnfee">
+            <w:hyperlink w:history="1" r:id="rIdjshaweehpnzttbipwrvil">
               <w:r>
                 <w:rPr>
                   <w:rFonts w:ascii="Arial" w:cs="Arial" w:eastAsia="Arial" w:hAnsi="Arial"/>
@@ -24674,7 +25258,7 @@
             <w:pPr>
               <w:spacing w:after="20" w:before="0"/>
             </w:pPr>
-            <w:hyperlink w:history="1" r:id="rIdh8hdg1x6cocawasqgebdn">
+            <w:hyperlink w:history="1" r:id="rIdeadc6f3y05s8qysx_i4vl">
               <w:r>
                 <w:rPr>
                   <w:rFonts w:ascii="Arial" w:cs="Arial" w:eastAsia="Arial" w:hAnsi="Arial"/>
@@ -24707,7 +25291,7 @@
               <w:spacing w:after="10" w:before="0"/>
               <w:ind w:left="120"/>
             </w:pPr>
-            <w:hyperlink w:history="1" r:id="rId4syt1un5jqwtzlvs32jx5">
+            <w:hyperlink w:history="1" r:id="rIdlt5rx_qfujl_nvfshcjf0">
               <w:r>
                 <w:rPr>
                   <w:rFonts w:ascii="Arial" w:cs="Arial" w:eastAsia="Arial" w:hAnsi="Arial"/>
@@ -24752,7 +25336,7 @@
             <w:pPr>
               <w:spacing w:after="20" w:before="0"/>
             </w:pPr>
-            <w:hyperlink w:history="1" r:id="rIddyfiubmtquvaj6dp1-53-">
+            <w:hyperlink w:history="1" r:id="rId1exp3ytgtfozivl1zd8t9">
               <w:r>
                 <w:rPr>
                   <w:rFonts w:ascii="Arial" w:cs="Arial" w:eastAsia="Arial" w:hAnsi="Arial"/>
@@ -24785,7 +25369,7 @@
               <w:spacing w:after="10" w:before="0"/>
               <w:ind w:left="120"/>
             </w:pPr>
-            <w:hyperlink w:history="1" r:id="rIdevafsgksdm_aewkwxr0sy">
+            <w:hyperlink w:history="1" r:id="rIde4dvfofhbnrrtyrlfixvv">
               <w:r>
                 <w:rPr>
                   <w:rFonts w:ascii="Arial" w:cs="Arial" w:eastAsia="Arial" w:hAnsi="Arial"/>
@@ -24980,7 +25564,7 @@
             <w:pPr>
               <w:spacing w:after="20" w:before="0"/>
             </w:pPr>
-            <w:hyperlink w:history="1" r:id="rIdts1ooiwvjxmi2cqekde6i">
+            <w:hyperlink w:history="1" r:id="rIdldn1v3johjnltsj_oipcr">
               <w:r>
                 <w:rPr>
                   <w:rFonts w:ascii="Arial" w:cs="Arial" w:eastAsia="Arial" w:hAnsi="Arial"/>
@@ -25013,7 +25597,7 @@
               <w:spacing w:after="10" w:before="0"/>
               <w:ind w:left="120"/>
             </w:pPr>
-            <w:hyperlink w:history="1" r:id="rIddk3j4grmwd5tbjxecg7jm">
+            <w:hyperlink w:history="1" r:id="rIdzfkfdjmxrzktf9lktn_gf">
               <w:r>
                 <w:rPr>
                   <w:rFonts w:ascii="Arial" w:cs="Arial" w:eastAsia="Arial" w:hAnsi="Arial"/>
@@ -25058,7 +25642,7 @@
             <w:pPr>
               <w:spacing w:after="20" w:before="0"/>
             </w:pPr>
-            <w:hyperlink w:history="1" r:id="rIdse939_jivigtomxxl_c5o">
+            <w:hyperlink w:history="1" r:id="rIdffqsec2haxqxuk2v3zpbk">
               <w:r>
                 <w:rPr>
                   <w:rFonts w:ascii="Arial" w:cs="Arial" w:eastAsia="Arial" w:hAnsi="Arial"/>
@@ -25091,7 +25675,7 @@
               <w:spacing w:after="10" w:before="0"/>
               <w:ind w:left="120"/>
             </w:pPr>
-            <w:hyperlink w:history="1" r:id="rIdl8ayod_v_svtt6vkol0dh">
+            <w:hyperlink w:history="1" r:id="rIdmphdbs2f6xo9jinbmxhzy">
               <w:r>
                 <w:rPr>
                   <w:rFonts w:ascii="Arial" w:cs="Arial" w:eastAsia="Arial" w:hAnsi="Arial"/>
@@ -25587,6 +26171,65 @@
         </w:tc>
       </w:tr>
     </w:tbl>
+    <w:p>
+      <w:pPr>
+        <w:pBdr>
+          <w:top w:val="single" w:color="BBBBBB" w:sz="4" w:space="4"/>
+        </w:pBdr>
+        <w:spacing w:after="0" w:before="160"/>
+      </w:pPr>
+      <w:r>
+        <w:rPr>
+          <w:rFonts w:ascii="Arial" w:cs="Arial" w:eastAsia="Arial" w:hAnsi="Arial"/>
+          <w:color w:val="666666"/>
+          <w:sz w:val="14"/>
+          <w:szCs w:val="14"/>
+        </w:rPr>
+        <w:t xml:space="preserve">© 2026 SeaVuria and ARES. Aligned with KICD objectives. Developed by SeaVuria; technical implementation by ARES (with AI assistance from Claude). Licensed under </w:t>
+      </w:r>
+      <w:hyperlink w:history="1" r:id="rId3hxofra_3wjle4bh3qqlo">
+        <w:r>
+          <w:rPr>
+            <w:rFonts w:ascii="Arial" w:cs="Arial" w:eastAsia="Arial" w:hAnsi="Arial"/>
+            <w:color w:val="1F6B75"/>
+            <w:sz w:val="14"/>
+            <w:szCs w:val="14"/>
+            <w:u w:val="single" w:color="1F6B75"/>
+          </w:rPr>
+          <w:t xml:space="preserve">CC BY-NC 4.0</w:t>
+        </w:r>
+      </w:hyperlink>
+      <w:r>
+        <w:rPr>
+          <w:rFonts w:ascii="Arial" w:cs="Arial" w:eastAsia="Arial" w:hAnsi="Arial"/>
+          <w:color w:val="666666"/>
+          <w:sz w:val="14"/>
+          <w:szCs w:val="14"/>
+        </w:rPr>
+        <w:t xml:space="preserve"> (</w:t>
+      </w:r>
+      <w:hyperlink w:history="1" r:id="rId4eoyxxnmfrbm3pkitg8xe">
+        <w:r>
+          <w:rPr>
+            <w:rFonts w:ascii="Arial" w:cs="Arial" w:eastAsia="Arial" w:hAnsi="Arial"/>
+            <w:color w:val="1F6B75"/>
+            <w:sz w:val="14"/>
+            <w:szCs w:val="14"/>
+            <w:u w:val="single" w:color="1F6B75"/>
+          </w:rPr>
+          <w:t xml:space="preserve">https://creativecommons.org/licenses/by-nc/4.0/</w:t>
+        </w:r>
+      </w:hyperlink>
+      <w:r>
+        <w:rPr>
+          <w:rFonts w:ascii="Arial" w:cs="Arial" w:eastAsia="Arial" w:hAnsi="Arial"/>
+          <w:color w:val="666666"/>
+          <w:sz w:val="14"/>
+          <w:szCs w:val="14"/>
+        </w:rPr>
+        <w:t xml:space="preserve">).</w:t>
+      </w:r>
+    </w:p>
     <w:p>
       <w:r>
         <w:br w:type="page"/>
@@ -26578,7 +27221,7 @@
             <w:pPr>
               <w:spacing w:after="20" w:before="0"/>
             </w:pPr>
-            <w:hyperlink w:history="1" r:id="rIdb3so42-idloxp0zgqetpm">
+            <w:hyperlink w:history="1" r:id="rIdukan2ugdeiaouv_gvbmyd">
               <w:r>
                 <w:rPr>
                   <w:rFonts w:ascii="Arial" w:cs="Arial" w:eastAsia="Arial" w:hAnsi="Arial"/>
@@ -26611,7 +27254,7 @@
               <w:spacing w:after="10" w:before="0"/>
               <w:ind w:left="120"/>
             </w:pPr>
-            <w:hyperlink w:history="1" r:id="rIduwzcznvr81iggmvobbsdb">
+            <w:hyperlink w:history="1" r:id="rId7fkggy6lvpoytcgabc5b8">
               <w:r>
                 <w:rPr>
                   <w:rFonts w:ascii="Arial" w:cs="Arial" w:eastAsia="Arial" w:hAnsi="Arial"/>
@@ -26656,7 +27299,7 @@
             <w:pPr>
               <w:spacing w:after="20" w:before="0"/>
             </w:pPr>
-            <w:hyperlink w:history="1" r:id="rIdmipla785ueiwtkccuymyc">
+            <w:hyperlink w:history="1" r:id="rIdfukizqk8p_jrp4olcrphr">
               <w:r>
                 <w:rPr>
                   <w:rFonts w:ascii="Arial" w:cs="Arial" w:eastAsia="Arial" w:hAnsi="Arial"/>
@@ -26689,7 +27332,7 @@
               <w:spacing w:after="10" w:before="0"/>
               <w:ind w:left="120"/>
             </w:pPr>
-            <w:hyperlink w:history="1" r:id="rId37hfq983r3r9xksenoq1q">
+            <w:hyperlink w:history="1" r:id="rIdd_zdezrkcfut-i-qseauo">
               <w:r>
                 <w:rPr>
                   <w:rFonts w:ascii="Arial" w:cs="Arial" w:eastAsia="Arial" w:hAnsi="Arial"/>
@@ -26884,7 +27527,7 @@
             <w:pPr>
               <w:spacing w:after="20" w:before="0"/>
             </w:pPr>
-            <w:hyperlink w:history="1" r:id="rIdyvpwzogo98qcymcggn2cj">
+            <w:hyperlink w:history="1" r:id="rId2d7zz1cbwwpsxpucqpxgi">
               <w:r>
                 <w:rPr>
                   <w:rFonts w:ascii="Arial" w:cs="Arial" w:eastAsia="Arial" w:hAnsi="Arial"/>
@@ -26917,7 +27560,7 @@
               <w:spacing w:after="10" w:before="0"/>
               <w:ind w:left="120"/>
             </w:pPr>
-            <w:hyperlink w:history="1" r:id="rIdsyueoik-5sueq0ycwrd7f">
+            <w:hyperlink w:history="1" r:id="rIdw2dp0dkcn_gd8jfzvxfxw">
               <w:r>
                 <w:rPr>
                   <w:rFonts w:ascii="Arial" w:cs="Arial" w:eastAsia="Arial" w:hAnsi="Arial"/>
@@ -26962,7 +27605,7 @@
             <w:pPr>
               <w:spacing w:after="20" w:before="0"/>
             </w:pPr>
-            <w:hyperlink w:history="1" r:id="rIdhe4ib8pfzirgek9r700m9">
+            <w:hyperlink w:history="1" r:id="rId6vazhyozq_9filaax_tmf">
               <w:r>
                 <w:rPr>
                   <w:rFonts w:ascii="Arial" w:cs="Arial" w:eastAsia="Arial" w:hAnsi="Arial"/>
@@ -26995,7 +27638,7 @@
               <w:spacing w:after="10" w:before="0"/>
               <w:ind w:left="120"/>
             </w:pPr>
-            <w:hyperlink w:history="1" r:id="rIdyke1xtouaabkdbnzunwr5">
+            <w:hyperlink w:history="1" r:id="rId2n842dh5tl2gdcn6lmjiq">
               <w:r>
                 <w:rPr>
                   <w:rFonts w:ascii="Arial" w:cs="Arial" w:eastAsia="Arial" w:hAnsi="Arial"/>
@@ -27190,7 +27833,7 @@
             <w:pPr>
               <w:spacing w:after="20" w:before="0"/>
             </w:pPr>
-            <w:hyperlink w:history="1" r:id="rIdw2l5v3azqtfidpb2xwll0">
+            <w:hyperlink w:history="1" r:id="rIdqgzygqccwp49to4fh4_d0">
               <w:r>
                 <w:rPr>
                   <w:rFonts w:ascii="Arial" w:cs="Arial" w:eastAsia="Arial" w:hAnsi="Arial"/>
@@ -27223,7 +27866,7 @@
               <w:spacing w:after="10" w:before="0"/>
               <w:ind w:left="120"/>
             </w:pPr>
-            <w:hyperlink w:history="1" r:id="rIdufpadeb8ghgli3yogxzah">
+            <w:hyperlink w:history="1" r:id="rIdbuu046hrlweuywyajvbke">
               <w:r>
                 <w:rPr>
                   <w:rFonts w:ascii="Arial" w:cs="Arial" w:eastAsia="Arial" w:hAnsi="Arial"/>
@@ -27268,7 +27911,7 @@
             <w:pPr>
               <w:spacing w:after="20" w:before="0"/>
             </w:pPr>
-            <w:hyperlink w:history="1" r:id="rId4xdnsrvmxlergxb6symhf">
+            <w:hyperlink w:history="1" r:id="rIdkzvgnmrsh1-mk_wdgqzna">
               <w:r>
                 <w:rPr>
                   <w:rFonts w:ascii="Arial" w:cs="Arial" w:eastAsia="Arial" w:hAnsi="Arial"/>
@@ -27301,7 +27944,7 @@
               <w:spacing w:after="10" w:before="0"/>
               <w:ind w:left="120"/>
             </w:pPr>
-            <w:hyperlink w:history="1" r:id="rIdeuzzktx-h0nfz8etf-u3w">
+            <w:hyperlink w:history="1" r:id="rIdchzjx88irnlxqs3zgki2r">
               <w:r>
                 <w:rPr>
                   <w:rFonts w:ascii="Arial" w:cs="Arial" w:eastAsia="Arial" w:hAnsi="Arial"/>
@@ -27496,7 +28139,7 @@
             <w:pPr>
               <w:spacing w:after="20" w:before="0"/>
             </w:pPr>
-            <w:hyperlink w:history="1" r:id="rIdw_nc9-a552k5jxvafd9v0">
+            <w:hyperlink w:history="1" r:id="rIdzgueldd3_guuoa6wsvyvl">
               <w:r>
                 <w:rPr>
                   <w:rFonts w:ascii="Arial" w:cs="Arial" w:eastAsia="Arial" w:hAnsi="Arial"/>
@@ -27529,7 +28172,7 @@
               <w:spacing w:after="10" w:before="0"/>
               <w:ind w:left="120"/>
             </w:pPr>
-            <w:hyperlink w:history="1" r:id="rIdyic5eivw7vs-xno0j37e8">
+            <w:hyperlink w:history="1" r:id="rIdulibxjnntuy56xb_uhqp9">
               <w:r>
                 <w:rPr>
                   <w:rFonts w:ascii="Arial" w:cs="Arial" w:eastAsia="Arial" w:hAnsi="Arial"/>
@@ -27574,7 +28217,7 @@
             <w:pPr>
               <w:spacing w:after="20" w:before="0"/>
             </w:pPr>
-            <w:hyperlink w:history="1" r:id="rId7axt9aq1nh1z2ftxdsrqs">
+            <w:hyperlink w:history="1" r:id="rIduhlhmco3y2y-7wsgs08r4">
               <w:r>
                 <w:rPr>
                   <w:rFonts w:ascii="Arial" w:cs="Arial" w:eastAsia="Arial" w:hAnsi="Arial"/>
@@ -27607,7 +28250,7 @@
               <w:spacing w:after="10" w:before="0"/>
               <w:ind w:left="120"/>
             </w:pPr>
-            <w:hyperlink w:history="1" r:id="rId0_yg2iqsnvubwawcqoe7t">
+            <w:hyperlink w:history="1" r:id="rIdkf2q0dmsv2hrconkcyzde">
               <w:r>
                 <w:rPr>
                   <w:rFonts w:ascii="Arial" w:cs="Arial" w:eastAsia="Arial" w:hAnsi="Arial"/>
@@ -27802,7 +28445,7 @@
             <w:pPr>
               <w:spacing w:after="20" w:before="0"/>
             </w:pPr>
-            <w:hyperlink w:history="1" r:id="rId3h9dkmpewktnaxl4atbil">
+            <w:hyperlink w:history="1" r:id="rIdoalmlmeal4l7ehgbs3hhd">
               <w:r>
                 <w:rPr>
                   <w:rFonts w:ascii="Arial" w:cs="Arial" w:eastAsia="Arial" w:hAnsi="Arial"/>
@@ -27835,7 +28478,7 @@
               <w:spacing w:after="10" w:before="0"/>
               <w:ind w:left="120"/>
             </w:pPr>
-            <w:hyperlink w:history="1" r:id="rIdsideimcygywslgcyzf1yz">
+            <w:hyperlink w:history="1" r:id="rIdvzcvwlpigoe5ycoshhxds">
               <w:r>
                 <w:rPr>
                   <w:rFonts w:ascii="Arial" w:cs="Arial" w:eastAsia="Arial" w:hAnsi="Arial"/>
@@ -27880,7 +28523,7 @@
             <w:pPr>
               <w:spacing w:after="20" w:before="0"/>
             </w:pPr>
-            <w:hyperlink w:history="1" r:id="rIdg7roew6lndv6qtmylvlww">
+            <w:hyperlink w:history="1" r:id="rIdjpvm0psny8f0juahv9hn3">
               <w:r>
                 <w:rPr>
                   <w:rFonts w:ascii="Arial" w:cs="Arial" w:eastAsia="Arial" w:hAnsi="Arial"/>
@@ -27913,7 +28556,7 @@
               <w:spacing w:after="10" w:before="0"/>
               <w:ind w:left="120"/>
             </w:pPr>
-            <w:hyperlink w:history="1" r:id="rIdpv2xg2pp9lvqaj6k4hm03">
+            <w:hyperlink w:history="1" r:id="rIdpcmauvojhpmyqg-kdjwhw">
               <w:r>
                 <w:rPr>
                   <w:rFonts w:ascii="Arial" w:cs="Arial" w:eastAsia="Arial" w:hAnsi="Arial"/>
@@ -28409,6 +29052,65 @@
         </w:tc>
       </w:tr>
     </w:tbl>
+    <w:p>
+      <w:pPr>
+        <w:pBdr>
+          <w:top w:val="single" w:color="BBBBBB" w:sz="4" w:space="4"/>
+        </w:pBdr>
+        <w:spacing w:after="0" w:before="160"/>
+      </w:pPr>
+      <w:r>
+        <w:rPr>
+          <w:rFonts w:ascii="Arial" w:cs="Arial" w:eastAsia="Arial" w:hAnsi="Arial"/>
+          <w:color w:val="666666"/>
+          <w:sz w:val="14"/>
+          <w:szCs w:val="14"/>
+        </w:rPr>
+        <w:t xml:space="preserve">© 2026 SeaVuria and ARES. Aligned with KICD objectives. Developed by SeaVuria; technical implementation by ARES (with AI assistance from Claude). Licensed under </w:t>
+      </w:r>
+      <w:hyperlink w:history="1" r:id="rIdy5oszrpzui00pdwbrlans">
+        <w:r>
+          <w:rPr>
+            <w:rFonts w:ascii="Arial" w:cs="Arial" w:eastAsia="Arial" w:hAnsi="Arial"/>
+            <w:color w:val="1F6B75"/>
+            <w:sz w:val="14"/>
+            <w:szCs w:val="14"/>
+            <w:u w:val="single" w:color="1F6B75"/>
+          </w:rPr>
+          <w:t xml:space="preserve">CC BY-NC 4.0</w:t>
+        </w:r>
+      </w:hyperlink>
+      <w:r>
+        <w:rPr>
+          <w:rFonts w:ascii="Arial" w:cs="Arial" w:eastAsia="Arial" w:hAnsi="Arial"/>
+          <w:color w:val="666666"/>
+          <w:sz w:val="14"/>
+          <w:szCs w:val="14"/>
+        </w:rPr>
+        <w:t xml:space="preserve"> (</w:t>
+      </w:r>
+      <w:hyperlink w:history="1" r:id="rIdvvx-rqlugy5hcrvr6qz6i">
+        <w:r>
+          <w:rPr>
+            <w:rFonts w:ascii="Arial" w:cs="Arial" w:eastAsia="Arial" w:hAnsi="Arial"/>
+            <w:color w:val="1F6B75"/>
+            <w:sz w:val="14"/>
+            <w:szCs w:val="14"/>
+            <w:u w:val="single" w:color="1F6B75"/>
+          </w:rPr>
+          <w:t xml:space="preserve">https://creativecommons.org/licenses/by-nc/4.0/</w:t>
+        </w:r>
+      </w:hyperlink>
+      <w:r>
+        <w:rPr>
+          <w:rFonts w:ascii="Arial" w:cs="Arial" w:eastAsia="Arial" w:hAnsi="Arial"/>
+          <w:color w:val="666666"/>
+          <w:sz w:val="14"/>
+          <w:szCs w:val="14"/>
+        </w:rPr>
+        <w:t xml:space="preserve">).</w:t>
+      </w:r>
+    </w:p>
     <w:p>
       <w:r>
         <w:br w:type="page"/>
@@ -29400,7 +30102,7 @@
             <w:pPr>
               <w:spacing w:after="20" w:before="0"/>
             </w:pPr>
-            <w:hyperlink w:history="1" r:id="rIdhrap3qjbi4higk-mo8e_q">
+            <w:hyperlink w:history="1" r:id="rIdwcmj1mhr_57bozecurbd2">
               <w:r>
                 <w:rPr>
                   <w:rFonts w:ascii="Arial" w:cs="Arial" w:eastAsia="Arial" w:hAnsi="Arial"/>
@@ -29433,7 +30135,7 @@
               <w:spacing w:after="10" w:before="0"/>
               <w:ind w:left="120"/>
             </w:pPr>
-            <w:hyperlink w:history="1" r:id="rIddmunivaywxxtioxyp-kg7">
+            <w:hyperlink w:history="1" r:id="rIdcpda8wee4wzgwvxv3ibed">
               <w:r>
                 <w:rPr>
                   <w:rFonts w:ascii="Arial" w:cs="Arial" w:eastAsia="Arial" w:hAnsi="Arial"/>
@@ -29478,7 +30180,7 @@
             <w:pPr>
               <w:spacing w:after="20" w:before="0"/>
             </w:pPr>
-            <w:hyperlink w:history="1" r:id="rIdiq-v5gjx1lbrbbwgrtnyp">
+            <w:hyperlink w:history="1" r:id="rIdnjmssphwan_wb_l84u6ua">
               <w:r>
                 <w:rPr>
                   <w:rFonts w:ascii="Arial" w:cs="Arial" w:eastAsia="Arial" w:hAnsi="Arial"/>
@@ -29511,7 +30213,7 @@
               <w:spacing w:after="10" w:before="0"/>
               <w:ind w:left="120"/>
             </w:pPr>
-            <w:hyperlink w:history="1" r:id="rIdkkfp5pjsj36var4tio_pt">
+            <w:hyperlink w:history="1" r:id="rIdch6atz6hp9w0poiz2_r9i">
               <w:r>
                 <w:rPr>
                   <w:rFonts w:ascii="Arial" w:cs="Arial" w:eastAsia="Arial" w:hAnsi="Arial"/>
@@ -29822,7 +30524,7 @@
             <w:pPr>
               <w:spacing w:after="20" w:before="0"/>
             </w:pPr>
-            <w:hyperlink w:history="1" r:id="rIdmai9eojcefq2-gu2kamvk">
+            <w:hyperlink w:history="1" r:id="rIdoxizavfa4rnjxuvstumrv">
               <w:r>
                 <w:rPr>
                   <w:rFonts w:ascii="Arial" w:cs="Arial" w:eastAsia="Arial" w:hAnsi="Arial"/>
@@ -29855,7 +30557,7 @@
               <w:spacing w:after="10" w:before="0"/>
               <w:ind w:left="120"/>
             </w:pPr>
-            <w:hyperlink w:history="1" r:id="rIdpyen1nyr9hoxtofx-wt0z">
+            <w:hyperlink w:history="1" r:id="rId2gmuk2eiqc62_0jgbj1vs">
               <w:r>
                 <w:rPr>
                   <w:rFonts w:ascii="Arial" w:cs="Arial" w:eastAsia="Arial" w:hAnsi="Arial"/>
@@ -29900,7 +30602,7 @@
             <w:pPr>
               <w:spacing w:after="20" w:before="0"/>
             </w:pPr>
-            <w:hyperlink w:history="1" r:id="rIdwt4ahwwfzaoukvrezxp_j">
+            <w:hyperlink w:history="1" r:id="rIdfuljflkem2m2wjktu6i8v">
               <w:r>
                 <w:rPr>
                   <w:rFonts w:ascii="Arial" w:cs="Arial" w:eastAsia="Arial" w:hAnsi="Arial"/>
@@ -29933,7 +30635,7 @@
               <w:spacing w:after="10" w:before="0"/>
               <w:ind w:left="120"/>
             </w:pPr>
-            <w:hyperlink w:history="1" r:id="rIdw2ifj4gciq8vbc5xjn7dw">
+            <w:hyperlink w:history="1" r:id="rIdwyosr0ow4t1ajdc2ylawn">
               <w:r>
                 <w:rPr>
                   <w:rFonts w:ascii="Arial" w:cs="Arial" w:eastAsia="Arial" w:hAnsi="Arial"/>
@@ -30416,7 +31118,7 @@
             <w:pPr>
               <w:spacing w:after="20" w:before="0"/>
             </w:pPr>
-            <w:hyperlink w:history="1" r:id="rIduuodxdxchjmqqxkjxgu8b">
+            <w:hyperlink w:history="1" r:id="rIdtjxpgobcu6016b7hbrnoq">
               <w:r>
                 <w:rPr>
                   <w:rFonts w:ascii="Arial" w:cs="Arial" w:eastAsia="Arial" w:hAnsi="Arial"/>
@@ -30449,7 +31151,7 @@
               <w:spacing w:after="10" w:before="0"/>
               <w:ind w:left="120"/>
             </w:pPr>
-            <w:hyperlink w:history="1" r:id="rIdsotaoxoglrqga8hvg33m7">
+            <w:hyperlink w:history="1" r:id="rIdwdrgmioidrqb2tmofl3tq">
               <w:r>
                 <w:rPr>
                   <w:rFonts w:ascii="Arial" w:cs="Arial" w:eastAsia="Arial" w:hAnsi="Arial"/>
@@ -30494,7 +31196,7 @@
             <w:pPr>
               <w:spacing w:after="20" w:before="0"/>
             </w:pPr>
-            <w:hyperlink w:history="1" r:id="rId3fpvyaybprlnovspg_6r_">
+            <w:hyperlink w:history="1" r:id="rId8yozk-g4gc3hy4iablijp">
               <w:r>
                 <w:rPr>
                   <w:rFonts w:ascii="Arial" w:cs="Arial" w:eastAsia="Arial" w:hAnsi="Arial"/>
@@ -30527,7 +31229,7 @@
               <w:spacing w:after="10" w:before="0"/>
               <w:ind w:left="120"/>
             </w:pPr>
-            <w:hyperlink w:history="1" r:id="rId9df8op2xp4lyi3cjovumk">
+            <w:hyperlink w:history="1" r:id="rIdgw7vkuohskxrswqsx4l6e">
               <w:r>
                 <w:rPr>
                   <w:rFonts w:ascii="Arial" w:cs="Arial" w:eastAsia="Arial" w:hAnsi="Arial"/>
@@ -31180,7 +31882,7 @@
             <w:pPr>
               <w:spacing w:after="20" w:before="0"/>
             </w:pPr>
-            <w:hyperlink w:history="1" r:id="rIdoam3mrrw7tyhghju2kxmr">
+            <w:hyperlink w:history="1" r:id="rIdasae4al8egoabkwzdcmp4">
               <w:r>
                 <w:rPr>
                   <w:rFonts w:ascii="Arial" w:cs="Arial" w:eastAsia="Arial" w:hAnsi="Arial"/>
@@ -31213,7 +31915,7 @@
               <w:spacing w:after="10" w:before="0"/>
               <w:ind w:left="120"/>
             </w:pPr>
-            <w:hyperlink w:history="1" r:id="rIdn5tcyexypgbdota4rps9q">
+            <w:hyperlink w:history="1" r:id="rId-fwlsqxqa7ps1zfk7bv8e">
               <w:r>
                 <w:rPr>
                   <w:rFonts w:ascii="Arial" w:cs="Arial" w:eastAsia="Arial" w:hAnsi="Arial"/>
@@ -31258,7 +31960,7 @@
             <w:pPr>
               <w:spacing w:after="20" w:before="0"/>
             </w:pPr>
-            <w:hyperlink w:history="1" r:id="rIdfqphoxk9hsfbftrw6-8dr">
+            <w:hyperlink w:history="1" r:id="rIdsoqes86rm2sxuccyo8ejk">
               <w:r>
                 <w:rPr>
                   <w:rFonts w:ascii="Arial" w:cs="Arial" w:eastAsia="Arial" w:hAnsi="Arial"/>
@@ -31291,7 +31993,7 @@
               <w:spacing w:after="10" w:before="0"/>
               <w:ind w:left="120"/>
             </w:pPr>
-            <w:hyperlink w:history="1" r:id="rIdmawsbindh6zzjabfioxw4">
+            <w:hyperlink w:history="1" r:id="rIdrvydlm4c24xehshe8lcvt">
               <w:r>
                 <w:rPr>
                   <w:rFonts w:ascii="Arial" w:cs="Arial" w:eastAsia="Arial" w:hAnsi="Arial"/>
@@ -31562,7 +32264,7 @@
             <w:pPr>
               <w:spacing w:after="20" w:before="0"/>
             </w:pPr>
-            <w:hyperlink w:history="1" r:id="rIdbzar4i5bkzklkybacmycp">
+            <w:hyperlink w:history="1" r:id="rId2jj2dbhedt3bky7u8gfej">
               <w:r>
                 <w:rPr>
                   <w:rFonts w:ascii="Arial" w:cs="Arial" w:eastAsia="Arial" w:hAnsi="Arial"/>
@@ -31595,7 +32297,7 @@
               <w:spacing w:after="10" w:before="0"/>
               <w:ind w:left="120"/>
             </w:pPr>
-            <w:hyperlink w:history="1" r:id="rId9je_qiesug5ccfnxx73u0">
+            <w:hyperlink w:history="1" r:id="rIdixtc07hyuqjvu2hlyol0s">
               <w:r>
                 <w:rPr>
                   <w:rFonts w:ascii="Arial" w:cs="Arial" w:eastAsia="Arial" w:hAnsi="Arial"/>
@@ -31640,7 +32342,7 @@
             <w:pPr>
               <w:spacing w:after="20" w:before="0"/>
             </w:pPr>
-            <w:hyperlink w:history="1" r:id="rIdfe2_25mfdtgsvpmvo8mis">
+            <w:hyperlink w:history="1" r:id="rIdmqpkbbces8ulyl6yhpodm">
               <w:r>
                 <w:rPr>
                   <w:rFonts w:ascii="Arial" w:cs="Arial" w:eastAsia="Arial" w:hAnsi="Arial"/>
@@ -31673,7 +32375,7 @@
               <w:spacing w:after="10" w:before="0"/>
               <w:ind w:left="120"/>
             </w:pPr>
-            <w:hyperlink w:history="1" r:id="rIdoizhhwohc199jzkxvsnfs">
+            <w:hyperlink w:history="1" r:id="rIddntbm7bi6xslnpz0g9-he">
               <w:r>
                 <w:rPr>
                   <w:rFonts w:ascii="Arial" w:cs="Arial" w:eastAsia="Arial" w:hAnsi="Arial"/>
@@ -32454,6 +33156,65 @@
         </w:tc>
       </w:tr>
     </w:tbl>
+    <w:p>
+      <w:pPr>
+        <w:pBdr>
+          <w:top w:val="single" w:color="BBBBBB" w:sz="4" w:space="4"/>
+        </w:pBdr>
+        <w:spacing w:after="0" w:before="160"/>
+      </w:pPr>
+      <w:r>
+        <w:rPr>
+          <w:rFonts w:ascii="Arial" w:cs="Arial" w:eastAsia="Arial" w:hAnsi="Arial"/>
+          <w:color w:val="666666"/>
+          <w:sz w:val="14"/>
+          <w:szCs w:val="14"/>
+        </w:rPr>
+        <w:t xml:space="preserve">© 2026 SeaVuria and ARES. Aligned with KICD objectives. Developed by SeaVuria; technical implementation by ARES (with AI assistance from Claude). Licensed under </w:t>
+      </w:r>
+      <w:hyperlink w:history="1" r:id="rIdwexjl6e0aq-tj5ib23r9w">
+        <w:r>
+          <w:rPr>
+            <w:rFonts w:ascii="Arial" w:cs="Arial" w:eastAsia="Arial" w:hAnsi="Arial"/>
+            <w:color w:val="1F6B75"/>
+            <w:sz w:val="14"/>
+            <w:szCs w:val="14"/>
+            <w:u w:val="single" w:color="1F6B75"/>
+          </w:rPr>
+          <w:t xml:space="preserve">CC BY-NC 4.0</w:t>
+        </w:r>
+      </w:hyperlink>
+      <w:r>
+        <w:rPr>
+          <w:rFonts w:ascii="Arial" w:cs="Arial" w:eastAsia="Arial" w:hAnsi="Arial"/>
+          <w:color w:val="666666"/>
+          <w:sz w:val="14"/>
+          <w:szCs w:val="14"/>
+        </w:rPr>
+        <w:t xml:space="preserve"> (</w:t>
+      </w:r>
+      <w:hyperlink w:history="1" r:id="rId6kqypnybe-tdmjlhsyvvc">
+        <w:r>
+          <w:rPr>
+            <w:rFonts w:ascii="Arial" w:cs="Arial" w:eastAsia="Arial" w:hAnsi="Arial"/>
+            <w:color w:val="1F6B75"/>
+            <w:sz w:val="14"/>
+            <w:szCs w:val="14"/>
+            <w:u w:val="single" w:color="1F6B75"/>
+          </w:rPr>
+          <w:t xml:space="preserve">https://creativecommons.org/licenses/by-nc/4.0/</w:t>
+        </w:r>
+      </w:hyperlink>
+      <w:r>
+        <w:rPr>
+          <w:rFonts w:ascii="Arial" w:cs="Arial" w:eastAsia="Arial" w:hAnsi="Arial"/>
+          <w:color w:val="666666"/>
+          <w:sz w:val="14"/>
+          <w:szCs w:val="14"/>
+        </w:rPr>
+        <w:t xml:space="preserve">).</w:t>
+      </w:r>
+    </w:p>
     <w:p>
       <w:r>
         <w:br w:type="page"/>
@@ -33462,7 +34223,7 @@
               <w:spacing w:after="10" w:before="0"/>
               <w:ind w:left="120"/>
             </w:pPr>
-            <w:hyperlink w:history="1" r:id="rIdrjdhr-ljkq8osap1hoics">
+            <w:hyperlink w:history="1" r:id="rIdxdllpfwryiz1x2morito9">
               <w:r>
                 <w:rPr>
                   <w:rFonts w:ascii="Arial" w:cs="Arial" w:eastAsia="Arial" w:hAnsi="Arial"/>
@@ -33522,7 +34283,7 @@
             <w:pPr>
               <w:spacing w:after="20" w:before="0"/>
             </w:pPr>
-            <w:hyperlink w:history="1" r:id="rIdlnxzh3fkc-l3fv-kd2wja">
+            <w:hyperlink w:history="1" r:id="rIdlmzmmikqezgbspbzwicjo">
               <w:r>
                 <w:rPr>
                   <w:rFonts w:ascii="Arial" w:cs="Arial" w:eastAsia="Arial" w:hAnsi="Arial"/>
@@ -33555,7 +34316,7 @@
               <w:spacing w:after="10" w:before="0"/>
               <w:ind w:left="120"/>
             </w:pPr>
-            <w:hyperlink w:history="1" r:id="rIdqakpyvrgaiexkhr1oza4i">
+            <w:hyperlink w:history="1" r:id="rIdel2bc0ucoepofy345ovo_">
               <w:r>
                 <w:rPr>
                   <w:rFonts w:ascii="Arial" w:cs="Arial" w:eastAsia="Arial" w:hAnsi="Arial"/>
@@ -33767,7 +34528,7 @@
               <w:spacing w:after="10" w:before="0"/>
               <w:ind w:left="120"/>
             </w:pPr>
-            <w:hyperlink w:history="1" r:id="rIddjajlt2ckmswyhtvfz8zj">
+            <w:hyperlink w:history="1" r:id="rIdjrsffrc8qkkswa9ec1heb">
               <w:r>
                 <w:rPr>
                   <w:rFonts w:ascii="Arial" w:cs="Arial" w:eastAsia="Arial" w:hAnsi="Arial"/>
@@ -33827,7 +34588,7 @@
             <w:pPr>
               <w:spacing w:after="20" w:before="0"/>
             </w:pPr>
-            <w:hyperlink w:history="1" r:id="rIdvkehtxnzu5dobqsdtxsj6">
+            <w:hyperlink w:history="1" r:id="rIdr5ogr0oomnhgwmxa6myhy">
               <w:r>
                 <w:rPr>
                   <w:rFonts w:ascii="Arial" w:cs="Arial" w:eastAsia="Arial" w:hAnsi="Arial"/>
@@ -33860,7 +34621,7 @@
               <w:spacing w:after="10" w:before="0"/>
               <w:ind w:left="120"/>
             </w:pPr>
-            <w:hyperlink w:history="1" r:id="rIdonkrnebhfyyfo6h_tqefq">
+            <w:hyperlink w:history="1" r:id="rId70a-b_62csbpnyxaygltz">
               <w:r>
                 <w:rPr>
                   <w:rFonts w:ascii="Arial" w:cs="Arial" w:eastAsia="Arial" w:hAnsi="Arial"/>
@@ -34072,7 +34833,7 @@
               <w:spacing w:after="10" w:before="0"/>
               <w:ind w:left="120"/>
             </w:pPr>
-            <w:hyperlink w:history="1" r:id="rIdxl2ndhc-svfzupqgo_dfd">
+            <w:hyperlink w:history="1" r:id="rIdjnp-doemqv1c8wb90u5sp">
               <w:r>
                 <w:rPr>
                   <w:rFonts w:ascii="Arial" w:cs="Arial" w:eastAsia="Arial" w:hAnsi="Arial"/>
@@ -34132,7 +34893,7 @@
             <w:pPr>
               <w:spacing w:after="20" w:before="0"/>
             </w:pPr>
-            <w:hyperlink w:history="1" r:id="rIdxix9jdurnqur7phzrvnsv">
+            <w:hyperlink w:history="1" r:id="rId2m7q92juzisrkclugbat7">
               <w:r>
                 <w:rPr>
                   <w:rFonts w:ascii="Arial" w:cs="Arial" w:eastAsia="Arial" w:hAnsi="Arial"/>
@@ -34165,7 +34926,7 @@
               <w:spacing w:after="10" w:before="0"/>
               <w:ind w:left="120"/>
             </w:pPr>
-            <w:hyperlink w:history="1" r:id="rIdwd-qmev_je6p-h8enxnoj">
+            <w:hyperlink w:history="1" r:id="rIdfplvluczv_iw-tjnlfwu2">
               <w:r>
                 <w:rPr>
                   <w:rFonts w:ascii="Arial" w:cs="Arial" w:eastAsia="Arial" w:hAnsi="Arial"/>
@@ -34377,7 +35138,7 @@
               <w:spacing w:after="10" w:before="0"/>
               <w:ind w:left="120"/>
             </w:pPr>
-            <w:hyperlink w:history="1" r:id="rIdilhuxwpqefekif3tzbckr">
+            <w:hyperlink w:history="1" r:id="rIdvlkafgwowgbtqed3tikqw">
               <w:r>
                 <w:rPr>
                   <w:rFonts w:ascii="Arial" w:cs="Arial" w:eastAsia="Arial" w:hAnsi="Arial"/>
@@ -34437,7 +35198,7 @@
             <w:pPr>
               <w:spacing w:after="20" w:before="0"/>
             </w:pPr>
-            <w:hyperlink w:history="1" r:id="rIdld9ykp8_zebjcgzkjhuf_">
+            <w:hyperlink w:history="1" r:id="rIdpfq8hf2k-lp8kww39qttm">
               <w:r>
                 <w:rPr>
                   <w:rFonts w:ascii="Arial" w:cs="Arial" w:eastAsia="Arial" w:hAnsi="Arial"/>
@@ -34470,7 +35231,7 @@
               <w:spacing w:after="10" w:before="0"/>
               <w:ind w:left="120"/>
             </w:pPr>
-            <w:hyperlink w:history="1" r:id="rId3q-nnzjwgua6wjkdxanri">
+            <w:hyperlink w:history="1" r:id="rId_xcwil0xquv0vj0-nf3fl">
               <w:r>
                 <w:rPr>
                   <w:rFonts w:ascii="Arial" w:cs="Arial" w:eastAsia="Arial" w:hAnsi="Arial"/>
@@ -34682,7 +35443,7 @@
               <w:spacing w:after="10" w:before="0"/>
               <w:ind w:left="120"/>
             </w:pPr>
-            <w:hyperlink w:history="1" r:id="rIdvprmv-nr3dlpnreuumxsk">
+            <w:hyperlink w:history="1" r:id="rIdwxfoipnicm_v6mrj1ptp2">
               <w:r>
                 <w:rPr>
                   <w:rFonts w:ascii="Arial" w:cs="Arial" w:eastAsia="Arial" w:hAnsi="Arial"/>
@@ -34742,7 +35503,7 @@
             <w:pPr>
               <w:spacing w:after="20" w:before="0"/>
             </w:pPr>
-            <w:hyperlink w:history="1" r:id="rId7rz7f4pu4zuornoal3ji0">
+            <w:hyperlink w:history="1" r:id="rIdivq9ress2xfaaw1z9wwlg">
               <w:r>
                 <w:rPr>
                   <w:rFonts w:ascii="Arial" w:cs="Arial" w:eastAsia="Arial" w:hAnsi="Arial"/>
@@ -34775,7 +35536,7 @@
               <w:spacing w:after="10" w:before="0"/>
               <w:ind w:left="120"/>
             </w:pPr>
-            <w:hyperlink w:history="1" r:id="rIdbzl5_j1jprb01wmhdvimr">
+            <w:hyperlink w:history="1" r:id="rIdvjeewujvzmn_abyqmo-jg">
               <w:r>
                 <w:rPr>
                   <w:rFonts w:ascii="Arial" w:cs="Arial" w:eastAsia="Arial" w:hAnsi="Arial"/>
@@ -35271,6 +36032,65 @@
         </w:tc>
       </w:tr>
     </w:tbl>
+    <w:p>
+      <w:pPr>
+        <w:pBdr>
+          <w:top w:val="single" w:color="BBBBBB" w:sz="4" w:space="4"/>
+        </w:pBdr>
+        <w:spacing w:after="0" w:before="160"/>
+      </w:pPr>
+      <w:r>
+        <w:rPr>
+          <w:rFonts w:ascii="Arial" w:cs="Arial" w:eastAsia="Arial" w:hAnsi="Arial"/>
+          <w:color w:val="666666"/>
+          <w:sz w:val="14"/>
+          <w:szCs w:val="14"/>
+        </w:rPr>
+        <w:t xml:space="preserve">© 2026 SeaVuria and ARES. Aligned with KICD objectives. Developed by SeaVuria; technical implementation by ARES (with AI assistance from Claude). Licensed under </w:t>
+      </w:r>
+      <w:hyperlink w:history="1" r:id="rIdfsozbigghextz9m8oiyzg">
+        <w:r>
+          <w:rPr>
+            <w:rFonts w:ascii="Arial" w:cs="Arial" w:eastAsia="Arial" w:hAnsi="Arial"/>
+            <w:color w:val="1F6B75"/>
+            <w:sz w:val="14"/>
+            <w:szCs w:val="14"/>
+            <w:u w:val="single" w:color="1F6B75"/>
+          </w:rPr>
+          <w:t xml:space="preserve">CC BY-NC 4.0</w:t>
+        </w:r>
+      </w:hyperlink>
+      <w:r>
+        <w:rPr>
+          <w:rFonts w:ascii="Arial" w:cs="Arial" w:eastAsia="Arial" w:hAnsi="Arial"/>
+          <w:color w:val="666666"/>
+          <w:sz w:val="14"/>
+          <w:szCs w:val="14"/>
+        </w:rPr>
+        <w:t xml:space="preserve"> (</w:t>
+      </w:r>
+      <w:hyperlink w:history="1" r:id="rIdbcrkmsyjn1rnnd2rs3_zy">
+        <w:r>
+          <w:rPr>
+            <w:rFonts w:ascii="Arial" w:cs="Arial" w:eastAsia="Arial" w:hAnsi="Arial"/>
+            <w:color w:val="1F6B75"/>
+            <w:sz w:val="14"/>
+            <w:szCs w:val="14"/>
+            <w:u w:val="single" w:color="1F6B75"/>
+          </w:rPr>
+          <w:t xml:space="preserve">https://creativecommons.org/licenses/by-nc/4.0/</w:t>
+        </w:r>
+      </w:hyperlink>
+      <w:r>
+        <w:rPr>
+          <w:rFonts w:ascii="Arial" w:cs="Arial" w:eastAsia="Arial" w:hAnsi="Arial"/>
+          <w:color w:val="666666"/>
+          <w:sz w:val="14"/>
+          <w:szCs w:val="14"/>
+        </w:rPr>
+        <w:t xml:space="preserve">).</w:t>
+      </w:r>
+    </w:p>
     <w:p>
       <w:r>
         <w:br w:type="page"/>
@@ -36262,7 +37082,7 @@
             <w:pPr>
               <w:spacing w:after="20" w:before="0"/>
             </w:pPr>
-            <w:hyperlink w:history="1" r:id="rIdheoiq8vsyhlkntdhuanlx">
+            <w:hyperlink w:history="1" r:id="rIdwmg0rcpnwlpp5qzobbmc6">
               <w:r>
                 <w:rPr>
                   <w:rFonts w:ascii="Arial" w:cs="Arial" w:eastAsia="Arial" w:hAnsi="Arial"/>
@@ -36295,7 +37115,7 @@
               <w:spacing w:after="10" w:before="0"/>
               <w:ind w:left="120"/>
             </w:pPr>
-            <w:hyperlink w:history="1" r:id="rIdgaz71gvf67lc0wks7x-qp">
+            <w:hyperlink w:history="1" r:id="rId6kyowpwoaiflgwki06spt">
               <w:r>
                 <w:rPr>
                   <w:rFonts w:ascii="Arial" w:cs="Arial" w:eastAsia="Arial" w:hAnsi="Arial"/>
@@ -36340,7 +37160,7 @@
             <w:pPr>
               <w:spacing w:after="20" w:before="0"/>
             </w:pPr>
-            <w:hyperlink w:history="1" r:id="rIdq47dnj-xk-fkc2f4p9bck">
+            <w:hyperlink w:history="1" r:id="rId9kdjowxg0ygymadtxvbcz">
               <w:r>
                 <w:rPr>
                   <w:rFonts w:ascii="Arial" w:cs="Arial" w:eastAsia="Arial" w:hAnsi="Arial"/>
@@ -36373,7 +37193,7 @@
               <w:spacing w:after="10" w:before="0"/>
               <w:ind w:left="120"/>
             </w:pPr>
-            <w:hyperlink w:history="1" r:id="rIdcpp1ihg-obly68icovxui">
+            <w:hyperlink w:history="1" r:id="rIdkgmaxukfcsqb6b9n484ag">
               <w:r>
                 <w:rPr>
                   <w:rFonts w:ascii="Arial" w:cs="Arial" w:eastAsia="Arial" w:hAnsi="Arial"/>
@@ -36568,7 +37388,7 @@
             <w:pPr>
               <w:spacing w:after="20" w:before="0"/>
             </w:pPr>
-            <w:hyperlink w:history="1" r:id="rIdaulgh34andwn5s3l4qd_d">
+            <w:hyperlink w:history="1" r:id="rIdcqwgygvotvy3pgyd4qxei">
               <w:r>
                 <w:rPr>
                   <w:rFonts w:ascii="Arial" w:cs="Arial" w:eastAsia="Arial" w:hAnsi="Arial"/>
@@ -36601,7 +37421,7 @@
               <w:spacing w:after="10" w:before="0"/>
               <w:ind w:left="120"/>
             </w:pPr>
-            <w:hyperlink w:history="1" r:id="rIdcwy7lb3znxigy19vsusnw">
+            <w:hyperlink w:history="1" r:id="rIdmq61t8oahi2p2udvu5egw">
               <w:r>
                 <w:rPr>
                   <w:rFonts w:ascii="Arial" w:cs="Arial" w:eastAsia="Arial" w:hAnsi="Arial"/>
@@ -36646,7 +37466,7 @@
             <w:pPr>
               <w:spacing w:after="20" w:before="0"/>
             </w:pPr>
-            <w:hyperlink w:history="1" r:id="rIddpstbg9kqr2zbap6n77ue">
+            <w:hyperlink w:history="1" r:id="rIdiis9zvwbal-8uaqdnkm2o">
               <w:r>
                 <w:rPr>
                   <w:rFonts w:ascii="Arial" w:cs="Arial" w:eastAsia="Arial" w:hAnsi="Arial"/>
@@ -36679,7 +37499,7 @@
               <w:spacing w:after="10" w:before="0"/>
               <w:ind w:left="120"/>
             </w:pPr>
-            <w:hyperlink w:history="1" r:id="rIdhzn7usxdle6azniewih14">
+            <w:hyperlink w:history="1" r:id="rIdozfd2czi6zctqxu-rw7ef">
               <w:r>
                 <w:rPr>
                   <w:rFonts w:ascii="Arial" w:cs="Arial" w:eastAsia="Arial" w:hAnsi="Arial"/>
@@ -36874,7 +37694,7 @@
             <w:pPr>
               <w:spacing w:after="20" w:before="0"/>
             </w:pPr>
-            <w:hyperlink w:history="1" r:id="rId2bx1-9bzdai-gakme85yb">
+            <w:hyperlink w:history="1" r:id="rIdfzxhi-rkykngc7f0u8qq7">
               <w:r>
                 <w:rPr>
                   <w:rFonts w:ascii="Arial" w:cs="Arial" w:eastAsia="Arial" w:hAnsi="Arial"/>
@@ -36907,7 +37727,7 @@
               <w:spacing w:after="10" w:before="0"/>
               <w:ind w:left="120"/>
             </w:pPr>
-            <w:hyperlink w:history="1" r:id="rIdc3ux5eelrrf2mvxprd_dh">
+            <w:hyperlink w:history="1" r:id="rIdbitvof2kx_ops2uqutynh">
               <w:r>
                 <w:rPr>
                   <w:rFonts w:ascii="Arial" w:cs="Arial" w:eastAsia="Arial" w:hAnsi="Arial"/>
@@ -36952,7 +37772,7 @@
             <w:pPr>
               <w:spacing w:after="20" w:before="0"/>
             </w:pPr>
-            <w:hyperlink w:history="1" r:id="rIdiatzhccxlucsvt-f9nuhv">
+            <w:hyperlink w:history="1" r:id="rIdpaqxkep1qvgpy9w9jdoby">
               <w:r>
                 <w:rPr>
                   <w:rFonts w:ascii="Arial" w:cs="Arial" w:eastAsia="Arial" w:hAnsi="Arial"/>
@@ -36985,7 +37805,7 @@
               <w:spacing w:after="10" w:before="0"/>
               <w:ind w:left="120"/>
             </w:pPr>
-            <w:hyperlink w:history="1" r:id="rIdfehtmcapmaciy1zeslzu6">
+            <w:hyperlink w:history="1" r:id="rIdggi8zfwt68fcyw0ptp2bj">
               <w:r>
                 <w:rPr>
                   <w:rFonts w:ascii="Arial" w:cs="Arial" w:eastAsia="Arial" w:hAnsi="Arial"/>
@@ -37180,7 +38000,7 @@
             <w:pPr>
               <w:spacing w:after="20" w:before="0"/>
             </w:pPr>
-            <w:hyperlink w:history="1" r:id="rId_zx8ag_urrqnvycynm1qd">
+            <w:hyperlink w:history="1" r:id="rIdoj-q5nxsr_pvqfbqsfi-m">
               <w:r>
                 <w:rPr>
                   <w:rFonts w:ascii="Arial" w:cs="Arial" w:eastAsia="Arial" w:hAnsi="Arial"/>
@@ -37213,7 +38033,7 @@
               <w:spacing w:after="10" w:before="0"/>
               <w:ind w:left="120"/>
             </w:pPr>
-            <w:hyperlink w:history="1" r:id="rIdywap4-f7yufr7pf02hw9u">
+            <w:hyperlink w:history="1" r:id="rIduud25mqdvqkchp7adb8nw">
               <w:r>
                 <w:rPr>
                   <w:rFonts w:ascii="Arial" w:cs="Arial" w:eastAsia="Arial" w:hAnsi="Arial"/>
@@ -37258,7 +38078,7 @@
             <w:pPr>
               <w:spacing w:after="20" w:before="0"/>
             </w:pPr>
-            <w:hyperlink w:history="1" r:id="rIdhydfykpy3v9cf6dy00ytb">
+            <w:hyperlink w:history="1" r:id="rIdympqb0yhffucmdd_xhryz">
               <w:r>
                 <w:rPr>
                   <w:rFonts w:ascii="Arial" w:cs="Arial" w:eastAsia="Arial" w:hAnsi="Arial"/>
@@ -37291,7 +38111,7 @@
               <w:spacing w:after="10" w:before="0"/>
               <w:ind w:left="120"/>
             </w:pPr>
-            <w:hyperlink w:history="1" r:id="rIdbm3vu9dn-2ihy2if9ofjc">
+            <w:hyperlink w:history="1" r:id="rId8kdfbiwstc8bccvjs9hcm">
               <w:r>
                 <w:rPr>
                   <w:rFonts w:ascii="Arial" w:cs="Arial" w:eastAsia="Arial" w:hAnsi="Arial"/>
@@ -37486,7 +38306,7 @@
             <w:pPr>
               <w:spacing w:after="20" w:before="0"/>
             </w:pPr>
-            <w:hyperlink w:history="1" r:id="rIddm68zr7zjkzwl0ft5l6mj">
+            <w:hyperlink w:history="1" r:id="rIda7tqxfk92mvm14u6pgmxc">
               <w:r>
                 <w:rPr>
                   <w:rFonts w:ascii="Arial" w:cs="Arial" w:eastAsia="Arial" w:hAnsi="Arial"/>
@@ -37519,7 +38339,7 @@
               <w:spacing w:after="10" w:before="0"/>
               <w:ind w:left="120"/>
             </w:pPr>
-            <w:hyperlink w:history="1" r:id="rIdllagnlfigtp9xwnneay4z">
+            <w:hyperlink w:history="1" r:id="rId8yk3clukho-8aug9s0jub">
               <w:r>
                 <w:rPr>
                   <w:rFonts w:ascii="Arial" w:cs="Arial" w:eastAsia="Arial" w:hAnsi="Arial"/>
@@ -37564,7 +38384,7 @@
             <w:pPr>
               <w:spacing w:after="20" w:before="0"/>
             </w:pPr>
-            <w:hyperlink w:history="1" r:id="rIdcyyy491xbtkbstc7bqvu3">
+            <w:hyperlink w:history="1" r:id="rId5s8aah95idne9gbfi08nc">
               <w:r>
                 <w:rPr>
                   <w:rFonts w:ascii="Arial" w:cs="Arial" w:eastAsia="Arial" w:hAnsi="Arial"/>
@@ -37597,7 +38417,7 @@
               <w:spacing w:after="10" w:before="0"/>
               <w:ind w:left="120"/>
             </w:pPr>
-            <w:hyperlink w:history="1" r:id="rIdar-1tph0pqvfz33k4dgjt">
+            <w:hyperlink w:history="1" r:id="rIdivjqvmvti_ad0mkbelvqt">
               <w:r>
                 <w:rPr>
                   <w:rFonts w:ascii="Arial" w:cs="Arial" w:eastAsia="Arial" w:hAnsi="Arial"/>
@@ -38321,6 +39141,65 @@
         </w:tc>
       </w:tr>
     </w:tbl>
+    <w:p>
+      <w:pPr>
+        <w:pBdr>
+          <w:top w:val="single" w:color="BBBBBB" w:sz="4" w:space="4"/>
+        </w:pBdr>
+        <w:spacing w:after="0" w:before="160"/>
+      </w:pPr>
+      <w:r>
+        <w:rPr>
+          <w:rFonts w:ascii="Arial" w:cs="Arial" w:eastAsia="Arial" w:hAnsi="Arial"/>
+          <w:color w:val="666666"/>
+          <w:sz w:val="14"/>
+          <w:szCs w:val="14"/>
+        </w:rPr>
+        <w:t xml:space="preserve">© 2026 SeaVuria and ARES. Aligned with KICD objectives. Developed by SeaVuria; technical implementation by ARES (with AI assistance from Claude). Licensed under </w:t>
+      </w:r>
+      <w:hyperlink w:history="1" r:id="rIdkkfgept291afo_2u36mam">
+        <w:r>
+          <w:rPr>
+            <w:rFonts w:ascii="Arial" w:cs="Arial" w:eastAsia="Arial" w:hAnsi="Arial"/>
+            <w:color w:val="1F6B75"/>
+            <w:sz w:val="14"/>
+            <w:szCs w:val="14"/>
+            <w:u w:val="single" w:color="1F6B75"/>
+          </w:rPr>
+          <w:t xml:space="preserve">CC BY-NC 4.0</w:t>
+        </w:r>
+      </w:hyperlink>
+      <w:r>
+        <w:rPr>
+          <w:rFonts w:ascii="Arial" w:cs="Arial" w:eastAsia="Arial" w:hAnsi="Arial"/>
+          <w:color w:val="666666"/>
+          <w:sz w:val="14"/>
+          <w:szCs w:val="14"/>
+        </w:rPr>
+        <w:t xml:space="preserve"> (</w:t>
+      </w:r>
+      <w:hyperlink w:history="1" r:id="rIdk0zrc1cr37z_gwvnxvenm">
+        <w:r>
+          <w:rPr>
+            <w:rFonts w:ascii="Arial" w:cs="Arial" w:eastAsia="Arial" w:hAnsi="Arial"/>
+            <w:color w:val="1F6B75"/>
+            <w:sz w:val="14"/>
+            <w:szCs w:val="14"/>
+            <w:u w:val="single" w:color="1F6B75"/>
+          </w:rPr>
+          <w:t xml:space="preserve">https://creativecommons.org/licenses/by-nc/4.0/</w:t>
+        </w:r>
+      </w:hyperlink>
+      <w:r>
+        <w:rPr>
+          <w:rFonts w:ascii="Arial" w:cs="Arial" w:eastAsia="Arial" w:hAnsi="Arial"/>
+          <w:color w:val="666666"/>
+          <w:sz w:val="14"/>
+          <w:szCs w:val="14"/>
+        </w:rPr>
+        <w:t xml:space="preserve">).</w:t>
+      </w:r>
+    </w:p>
     <w:p>
       <w:r>
         <w:br w:type="page"/>

--- a/data/outputs/v2/Biology/SS3.3_Animal_Gaseous_Exchange_and_Respiration/Biology_Animal_Gaseous_Exchange_and_Respiration_CBE_LessonSequence.docx
+++ b/data/outputs/v2/Biology/SS3.3_Animal_Gaseous_Exchange_and_Respiration/Biology_Animal_Gaseous_Exchange_and_Respiration_CBE_LessonSequence.docx
@@ -38,6 +38,2546 @@
           <w:szCs w:val="22"/>
         </w:rPr>
         <w:t xml:space="preserve">CBE Phenomenon-Driven Lesson Sequence — Sub-Strand 3.3 (12 Lessons)</w:t>
+      </w:r>
+    </w:p>
+    <w:p>
+      <w:pPr>
+        <w:spacing w:after="120"/>
+      </w:pPr>
+      <w:r>
+        <w:t xml:space="preserve"/>
+      </w:r>
+    </w:p>
+    <w:tbl>
+      <w:tblPr>
+        <w:tblW w:type="dxa" w:w="13680"/>
+        <w:tblBorders>
+          <w:top w:val="single" w:color="AAAAAA" w:sz="4"/>
+          <w:left w:val="single" w:color="AAAAAA" w:sz="4"/>
+          <w:bottom w:val="single" w:color="AAAAAA" w:sz="4"/>
+          <w:right w:val="single" w:color="AAAAAA" w:sz="4"/>
+          <w:insideH w:val="single" w:color="auto" w:sz="4"/>
+          <w:insideV w:val="single" w:color="auto" w:sz="4"/>
+        </w:tblBorders>
+        <w:tblLayout w:type="fixed"/>
+      </w:tblPr>
+      <w:tblGrid>
+        <w:gridCol w:w="3000"/>
+        <w:gridCol w:w="10680"/>
+      </w:tblGrid>
+      <w:tr>
+        <w:tc>
+          <w:tcPr>
+            <w:tcW w:type="dxa" w:w="13680"/>
+            <w:gridSpan w:val="2"/>
+            <w:shd w:fill="1F3864" w:color="auto" w:val="clear"/>
+            <w:tcMar>
+              <w:top w:type="dxa" w:w="60"/>
+              <w:left w:type="dxa" w:w="120"/>
+              <w:bottom w:type="dxa" w:w="60"/>
+              <w:right w:type="dxa" w:w="120"/>
+            </w:tcMar>
+            <w:vAlign w:val="top"/>
+          </w:tcPr>
+          <w:p>
+            <w:pPr>
+              <w:spacing w:after="40" w:before="0"/>
+              <w:jc w:val="center"/>
+            </w:pPr>
+            <w:r>
+              <w:rPr>
+                <w:rFonts w:ascii="Arial" w:cs="Arial" w:eastAsia="Arial" w:hAnsi="Arial"/>
+                <w:b/>
+                <w:bCs/>
+                <w:i w:val="false"/>
+                <w:iCs w:val="false"/>
+                <w:color w:val="FFFFFF"/>
+                <w:sz w:val="22"/>
+                <w:szCs w:val="22"/>
+              </w:rPr>
+              <w:t xml:space="preserve">SUB-STRAND OVERVIEW</w:t>
+            </w:r>
+          </w:p>
+        </w:tc>
+      </w:tr>
+      <w:tr>
+        <w:tc>
+          <w:tcPr>
+            <w:tcW w:type="dxa" w:w="3000"/>
+            <w:shd w:fill="D5E8F0" w:color="auto" w:val="clear"/>
+            <w:tcMar>
+              <w:top w:type="dxa" w:w="60"/>
+              <w:left w:type="dxa" w:w="120"/>
+              <w:bottom w:type="dxa" w:w="60"/>
+              <w:right w:type="dxa" w:w="120"/>
+            </w:tcMar>
+            <w:vAlign w:val="top"/>
+          </w:tcPr>
+          <w:p>
+            <w:pPr>
+              <w:spacing w:after="40" w:before="0"/>
+              <w:jc w:val="left"/>
+            </w:pPr>
+            <w:r>
+              <w:rPr>
+                <w:rFonts w:ascii="Arial" w:cs="Arial" w:eastAsia="Arial" w:hAnsi="Arial"/>
+                <w:b/>
+                <w:bCs/>
+                <w:i w:val="false"/>
+                <w:iCs w:val="false"/>
+                <w:color w:val="000000"/>
+                <w:sz w:val="18"/>
+                <w:szCs w:val="18"/>
+              </w:rPr>
+              <w:t xml:space="preserve">Grade Level</w:t>
+            </w:r>
+          </w:p>
+        </w:tc>
+        <w:tc>
+          <w:tcPr>
+            <w:tcW w:type="dxa" w:w="10680"/>
+            <w:shd w:fill="FFFFFF" w:color="auto" w:val="clear"/>
+            <w:tcMar>
+              <w:top w:type="dxa" w:w="60"/>
+              <w:left w:type="dxa" w:w="120"/>
+              <w:bottom w:type="dxa" w:w="60"/>
+              <w:right w:type="dxa" w:w="120"/>
+            </w:tcMar>
+            <w:vAlign w:val="top"/>
+          </w:tcPr>
+          <w:p>
+            <w:pPr>
+              <w:spacing w:after="40" w:before="0"/>
+              <w:jc w:val="left"/>
+            </w:pPr>
+            <w:r>
+              <w:rPr>
+                <w:rFonts w:ascii="Arial" w:cs="Arial" w:eastAsia="Arial" w:hAnsi="Arial"/>
+                <w:b w:val="false"/>
+                <w:bCs w:val="false"/>
+                <w:i w:val="false"/>
+                <w:iCs w:val="false"/>
+                <w:color w:val="000000"/>
+                <w:sz w:val="18"/>
+                <w:szCs w:val="18"/>
+              </w:rPr>
+              <w:t xml:space="preserve">10</w:t>
+            </w:r>
+          </w:p>
+        </w:tc>
+      </w:tr>
+      <w:tr>
+        <w:tc>
+          <w:tcPr>
+            <w:tcW w:type="dxa" w:w="3000"/>
+            <w:shd w:fill="D5E8F0" w:color="auto" w:val="clear"/>
+            <w:tcMar>
+              <w:top w:type="dxa" w:w="60"/>
+              <w:left w:type="dxa" w:w="120"/>
+              <w:bottom w:type="dxa" w:w="60"/>
+              <w:right w:type="dxa" w:w="120"/>
+            </w:tcMar>
+            <w:vAlign w:val="top"/>
+          </w:tcPr>
+          <w:p>
+            <w:pPr>
+              <w:spacing w:after="40" w:before="0"/>
+              <w:jc w:val="left"/>
+            </w:pPr>
+            <w:r>
+              <w:rPr>
+                <w:rFonts w:ascii="Arial" w:cs="Arial" w:eastAsia="Arial" w:hAnsi="Arial"/>
+                <w:b/>
+                <w:bCs/>
+                <w:i w:val="false"/>
+                <w:iCs w:val="false"/>
+                <w:color w:val="000000"/>
+                <w:sz w:val="18"/>
+                <w:szCs w:val="18"/>
+              </w:rPr>
+              <w:t xml:space="preserve">Subject</w:t>
+            </w:r>
+          </w:p>
+        </w:tc>
+        <w:tc>
+          <w:tcPr>
+            <w:tcW w:type="dxa" w:w="10680"/>
+            <w:shd w:fill="FFFFFF" w:color="auto" w:val="clear"/>
+            <w:tcMar>
+              <w:top w:type="dxa" w:w="60"/>
+              <w:left w:type="dxa" w:w="120"/>
+              <w:bottom w:type="dxa" w:w="60"/>
+              <w:right w:type="dxa" w:w="120"/>
+            </w:tcMar>
+            <w:vAlign w:val="top"/>
+          </w:tcPr>
+          <w:p>
+            <w:pPr>
+              <w:spacing w:after="40" w:before="0"/>
+              <w:jc w:val="left"/>
+            </w:pPr>
+            <w:r>
+              <w:rPr>
+                <w:rFonts w:ascii="Arial" w:cs="Arial" w:eastAsia="Arial" w:hAnsi="Arial"/>
+                <w:b w:val="false"/>
+                <w:bCs w:val="false"/>
+                <w:i w:val="false"/>
+                <w:iCs w:val="false"/>
+                <w:color w:val="000000"/>
+                <w:sz w:val="18"/>
+                <w:szCs w:val="18"/>
+              </w:rPr>
+              <w:t xml:space="preserve">Biology</w:t>
+            </w:r>
+          </w:p>
+        </w:tc>
+      </w:tr>
+      <w:tr>
+        <w:tc>
+          <w:tcPr>
+            <w:tcW w:type="dxa" w:w="3000"/>
+            <w:shd w:fill="D5E8F0" w:color="auto" w:val="clear"/>
+            <w:tcMar>
+              <w:top w:type="dxa" w:w="60"/>
+              <w:left w:type="dxa" w:w="120"/>
+              <w:bottom w:type="dxa" w:w="60"/>
+              <w:right w:type="dxa" w:w="120"/>
+            </w:tcMar>
+            <w:vAlign w:val="top"/>
+          </w:tcPr>
+          <w:p>
+            <w:pPr>
+              <w:spacing w:after="40" w:before="0"/>
+              <w:jc w:val="left"/>
+            </w:pPr>
+            <w:r>
+              <w:rPr>
+                <w:rFonts w:ascii="Arial" w:cs="Arial" w:eastAsia="Arial" w:hAnsi="Arial"/>
+                <w:b/>
+                <w:bCs/>
+                <w:i w:val="false"/>
+                <w:iCs w:val="false"/>
+                <w:color w:val="000000"/>
+                <w:sz w:val="18"/>
+                <w:szCs w:val="18"/>
+              </w:rPr>
+              <w:t xml:space="preserve">Strand</w:t>
+            </w:r>
+          </w:p>
+        </w:tc>
+        <w:tc>
+          <w:tcPr>
+            <w:tcW w:type="dxa" w:w="10680"/>
+            <w:shd w:fill="FFFFFF" w:color="auto" w:val="clear"/>
+            <w:tcMar>
+              <w:top w:type="dxa" w:w="60"/>
+              <w:left w:type="dxa" w:w="120"/>
+              <w:bottom w:type="dxa" w:w="60"/>
+              <w:right w:type="dxa" w:w="120"/>
+            </w:tcMar>
+            <w:vAlign w:val="top"/>
+          </w:tcPr>
+          <w:p>
+            <w:pPr>
+              <w:spacing w:after="40" w:before="0"/>
+              <w:jc w:val="left"/>
+            </w:pPr>
+            <w:r>
+              <w:rPr>
+                <w:rFonts w:ascii="Arial" w:cs="Arial" w:eastAsia="Arial" w:hAnsi="Arial"/>
+                <w:b w:val="false"/>
+                <w:bCs w:val="false"/>
+                <w:i w:val="false"/>
+                <w:iCs w:val="false"/>
+                <w:color w:val="000000"/>
+                <w:sz w:val="18"/>
+                <w:szCs w:val="18"/>
+              </w:rPr>
+              <w:t xml:space="preserve">Strand 3.0: Physiology of Life Processes</w:t>
+            </w:r>
+          </w:p>
+        </w:tc>
+      </w:tr>
+      <w:tr>
+        <w:tc>
+          <w:tcPr>
+            <w:tcW w:type="dxa" w:w="3000"/>
+            <w:shd w:fill="D5E8F0" w:color="auto" w:val="clear"/>
+            <w:tcMar>
+              <w:top w:type="dxa" w:w="60"/>
+              <w:left w:type="dxa" w:w="120"/>
+              <w:bottom w:type="dxa" w:w="60"/>
+              <w:right w:type="dxa" w:w="120"/>
+            </w:tcMar>
+            <w:vAlign w:val="top"/>
+          </w:tcPr>
+          <w:p>
+            <w:pPr>
+              <w:spacing w:after="40" w:before="0"/>
+              <w:jc w:val="left"/>
+            </w:pPr>
+            <w:r>
+              <w:rPr>
+                <w:rFonts w:ascii="Arial" w:cs="Arial" w:eastAsia="Arial" w:hAnsi="Arial"/>
+                <w:b/>
+                <w:bCs/>
+                <w:i w:val="false"/>
+                <w:iCs w:val="false"/>
+                <w:color w:val="000000"/>
+                <w:sz w:val="18"/>
+                <w:szCs w:val="18"/>
+              </w:rPr>
+              <w:t xml:space="preserve">Sub-Strand</w:t>
+            </w:r>
+          </w:p>
+        </w:tc>
+        <w:tc>
+          <w:tcPr>
+            <w:tcW w:type="dxa" w:w="10680"/>
+            <w:shd w:fill="FFFFFF" w:color="auto" w:val="clear"/>
+            <w:tcMar>
+              <w:top w:type="dxa" w:w="60"/>
+              <w:left w:type="dxa" w:w="120"/>
+              <w:bottom w:type="dxa" w:w="60"/>
+              <w:right w:type="dxa" w:w="120"/>
+            </w:tcMar>
+            <w:vAlign w:val="top"/>
+          </w:tcPr>
+          <w:p>
+            <w:pPr>
+              <w:spacing w:after="40" w:before="0"/>
+              <w:jc w:val="left"/>
+            </w:pPr>
+            <w:r>
+              <w:rPr>
+                <w:rFonts w:ascii="Arial" w:cs="Arial" w:eastAsia="Arial" w:hAnsi="Arial"/>
+                <w:b w:val="false"/>
+                <w:bCs w:val="false"/>
+                <w:i w:val="false"/>
+                <w:iCs w:val="false"/>
+                <w:color w:val="000000"/>
+                <w:sz w:val="18"/>
+                <w:szCs w:val="18"/>
+              </w:rPr>
+              <w:t xml:space="preserve">Sub-Strand 3.3: Animal Gaseous Exchange and Respiration</w:t>
+            </w:r>
+          </w:p>
+        </w:tc>
+      </w:tr>
+      <w:tr>
+        <w:tc>
+          <w:tcPr>
+            <w:tcW w:type="dxa" w:w="3000"/>
+            <w:shd w:fill="D5E8F0" w:color="auto" w:val="clear"/>
+            <w:tcMar>
+              <w:top w:type="dxa" w:w="60"/>
+              <w:left w:type="dxa" w:w="120"/>
+              <w:bottom w:type="dxa" w:w="60"/>
+              <w:right w:type="dxa" w:w="120"/>
+            </w:tcMar>
+            <w:vAlign w:val="top"/>
+          </w:tcPr>
+          <w:p>
+            <w:pPr>
+              <w:spacing w:after="40" w:before="0"/>
+              <w:jc w:val="left"/>
+            </w:pPr>
+            <w:r>
+              <w:rPr>
+                <w:rFonts w:ascii="Arial" w:cs="Arial" w:eastAsia="Arial" w:hAnsi="Arial"/>
+                <w:b/>
+                <w:bCs/>
+                <w:i w:val="false"/>
+                <w:iCs w:val="false"/>
+                <w:color w:val="000000"/>
+                <w:sz w:val="18"/>
+                <w:szCs w:val="18"/>
+              </w:rPr>
+              <w:t xml:space="preserve">Total Duration</w:t>
+            </w:r>
+          </w:p>
+        </w:tc>
+        <w:tc>
+          <w:tcPr>
+            <w:tcW w:type="dxa" w:w="10680"/>
+            <w:shd w:fill="FFFFFF" w:color="auto" w:val="clear"/>
+            <w:tcMar>
+              <w:top w:type="dxa" w:w="60"/>
+              <w:left w:type="dxa" w:w="120"/>
+              <w:bottom w:type="dxa" w:w="60"/>
+              <w:right w:type="dxa" w:w="120"/>
+            </w:tcMar>
+            <w:vAlign w:val="top"/>
+          </w:tcPr>
+          <w:p>
+            <w:pPr>
+              <w:spacing w:after="40" w:before="0"/>
+              <w:jc w:val="left"/>
+            </w:pPr>
+            <w:r>
+              <w:rPr>
+                <w:rFonts w:ascii="Arial" w:cs="Arial" w:eastAsia="Arial" w:hAnsi="Arial"/>
+                <w:b w:val="false"/>
+                <w:bCs w:val="false"/>
+                <w:i w:val="false"/>
+                <w:iCs w:val="false"/>
+                <w:color w:val="000000"/>
+                <w:sz w:val="18"/>
+                <w:szCs w:val="18"/>
+              </w:rPr>
+              <w:t xml:space="preserve">12 lessons × 40 minutes = 480 minutes total</w:t>
+            </w:r>
+          </w:p>
+        </w:tc>
+      </w:tr>
+      <w:tr>
+        <w:tc>
+          <w:tcPr>
+            <w:tcW w:type="dxa" w:w="3000"/>
+            <w:shd w:fill="D5E8F0" w:color="auto" w:val="clear"/>
+            <w:tcMar>
+              <w:top w:type="dxa" w:w="60"/>
+              <w:left w:type="dxa" w:w="120"/>
+              <w:bottom w:type="dxa" w:w="60"/>
+              <w:right w:type="dxa" w:w="120"/>
+            </w:tcMar>
+            <w:vAlign w:val="top"/>
+          </w:tcPr>
+          <w:p>
+            <w:pPr>
+              <w:spacing w:after="40" w:before="0"/>
+              <w:jc w:val="left"/>
+            </w:pPr>
+            <w:r>
+              <w:rPr>
+                <w:rFonts w:ascii="Arial" w:cs="Arial" w:eastAsia="Arial" w:hAnsi="Arial"/>
+                <w:b/>
+                <w:bCs/>
+                <w:i w:val="false"/>
+                <w:iCs w:val="false"/>
+                <w:color w:val="000000"/>
+                <w:sz w:val="18"/>
+                <w:szCs w:val="18"/>
+              </w:rPr>
+              <w:t xml:space="preserve">Sub-Strand Content</w:t>
+            </w:r>
+          </w:p>
+        </w:tc>
+        <w:tc>
+          <w:tcPr>
+            <w:tcW w:type="dxa" w:w="10680"/>
+            <w:shd w:fill="FFFFFF" w:color="auto" w:val="clear"/>
+            <w:tcMar>
+              <w:top w:type="dxa" w:w="60"/>
+              <w:left w:type="dxa" w:w="120"/>
+              <w:bottom w:type="dxa" w:w="60"/>
+              <w:right w:type="dxa" w:w="120"/>
+            </w:tcMar>
+            <w:vAlign w:val="top"/>
+          </w:tcPr>
+          <w:p>
+            <w:pPr>
+              <w:spacing w:after="30" w:before="0"/>
+              <w:ind w:left="360" w:hanging="180"/>
+              <w:jc w:val="left"/>
+            </w:pPr>
+            <w:r>
+              <w:rPr>
+                <w:rFonts w:ascii="Arial" w:cs="Arial" w:eastAsia="Arial" w:hAnsi="Arial"/>
+                <w:b w:val="false"/>
+                <w:bCs w:val="false"/>
+                <w:i w:val="false"/>
+                <w:iCs w:val="false"/>
+                <w:color w:val="000000"/>
+                <w:sz w:val="18"/>
+                <w:szCs w:val="18"/>
+              </w:rPr>
+              <w:t xml:space="preserve">–  General characteristics of respiratory surfaces in animals</w:t>
+            </w:r>
+          </w:p>
+          <w:p>
+            <w:pPr>
+              <w:spacing w:after="30" w:before="0"/>
+              <w:ind w:left="360" w:hanging="180"/>
+              <w:jc w:val="left"/>
+            </w:pPr>
+            <w:r>
+              <w:rPr>
+                <w:rFonts w:ascii="Arial" w:cs="Arial" w:eastAsia="Arial" w:hAnsi="Arial"/>
+                <w:b w:val="false"/>
+                <w:bCs w:val="false"/>
+                <w:i w:val="false"/>
+                <w:iCs w:val="false"/>
+                <w:color w:val="000000"/>
+                <w:sz w:val="18"/>
+                <w:szCs w:val="18"/>
+              </w:rPr>
+              <w:t xml:space="preserve">–  Structure and adaptations of respiratory structures in animals (skin, gills, tracheae, lungs)</w:t>
+            </w:r>
+          </w:p>
+          <w:p>
+            <w:pPr>
+              <w:spacing w:after="30" w:before="0"/>
+              <w:ind w:left="360" w:hanging="180"/>
+              <w:jc w:val="left"/>
+            </w:pPr>
+            <w:r>
+              <w:rPr>
+                <w:rFonts w:ascii="Arial" w:cs="Arial" w:eastAsia="Arial" w:hAnsi="Arial"/>
+                <w:b w:val="false"/>
+                <w:bCs w:val="false"/>
+                <w:i w:val="false"/>
+                <w:iCs w:val="false"/>
+                <w:color w:val="000000"/>
+                <w:sz w:val="18"/>
+                <w:szCs w:val="18"/>
+              </w:rPr>
+              <w:t xml:space="preserve">–  Mechanisms of gaseous exchange in humans (breathing mechanics, alveolar exchange)</w:t>
+            </w:r>
+          </w:p>
+          <w:p>
+            <w:pPr>
+              <w:spacing w:after="30" w:before="0"/>
+              <w:ind w:left="360" w:hanging="180"/>
+              <w:jc w:val="left"/>
+            </w:pPr>
+            <w:r>
+              <w:rPr>
+                <w:rFonts w:ascii="Arial" w:cs="Arial" w:eastAsia="Arial" w:hAnsi="Arial"/>
+                <w:b w:val="false"/>
+                <w:bCs w:val="false"/>
+                <w:i w:val="false"/>
+                <w:iCs w:val="false"/>
+                <w:color w:val="000000"/>
+                <w:sz w:val="18"/>
+                <w:szCs w:val="18"/>
+              </w:rPr>
+              <w:t xml:space="preserve">–  Aerobic respiration (equation, stages, energy yield)</w:t>
+            </w:r>
+          </w:p>
+          <w:p>
+            <w:pPr>
+              <w:spacing w:after="30" w:before="0"/>
+              <w:ind w:left="360" w:hanging="180"/>
+              <w:jc w:val="left"/>
+            </w:pPr>
+            <w:r>
+              <w:rPr>
+                <w:rFonts w:ascii="Arial" w:cs="Arial" w:eastAsia="Arial" w:hAnsi="Arial"/>
+                <w:b w:val="false"/>
+                <w:bCs w:val="false"/>
+                <w:i w:val="false"/>
+                <w:iCs w:val="false"/>
+                <w:color w:val="000000"/>
+                <w:sz w:val="18"/>
+                <w:szCs w:val="18"/>
+              </w:rPr>
+              <w:t xml:space="preserve">–  Anaerobic respiration (equation, products in animals and yeast, lactic acid in muscles)</w:t>
+            </w:r>
+          </w:p>
+          <w:p>
+            <w:pPr>
+              <w:spacing w:after="30" w:before="0"/>
+              <w:ind w:left="360" w:hanging="180"/>
+              <w:jc w:val="left"/>
+            </w:pPr>
+            <w:r>
+              <w:rPr>
+                <w:rFonts w:ascii="Arial" w:cs="Arial" w:eastAsia="Arial" w:hAnsi="Arial"/>
+                <w:b w:val="false"/>
+                <w:bCs w:val="false"/>
+                <w:i w:val="false"/>
+                <w:iCs w:val="false"/>
+                <w:color w:val="000000"/>
+                <w:sz w:val="18"/>
+                <w:szCs w:val="18"/>
+              </w:rPr>
+              <w:t xml:space="preserve">–  Respiratory quotient (RQ) for carbohydrates, fats, and proteins</w:t>
+            </w:r>
+          </w:p>
+          <w:p>
+            <w:pPr>
+              <w:spacing w:after="30" w:before="0"/>
+              <w:ind w:left="360" w:hanging="180"/>
+              <w:jc w:val="left"/>
+            </w:pPr>
+            <w:r>
+              <w:rPr>
+                <w:rFonts w:ascii="Arial" w:cs="Arial" w:eastAsia="Arial" w:hAnsi="Arial"/>
+                <w:b w:val="false"/>
+                <w:bCs w:val="false"/>
+                <w:i w:val="false"/>
+                <w:iCs w:val="false"/>
+                <w:color w:val="000000"/>
+                <w:sz w:val="18"/>
+                <w:szCs w:val="18"/>
+              </w:rPr>
+              <w:t xml:space="preserve">–  Importance of gaseous exchange and respiration in animals</w:t>
+            </w:r>
+          </w:p>
+          <w:p>
+            <w:pPr>
+              <w:spacing w:after="30" w:before="0"/>
+              <w:ind w:left="360" w:hanging="180"/>
+              <w:jc w:val="left"/>
+            </w:pPr>
+            <w:r>
+              <w:rPr>
+                <w:rFonts w:ascii="Arial" w:cs="Arial" w:eastAsia="Arial" w:hAnsi="Arial"/>
+                <w:b w:val="false"/>
+                <w:bCs w:val="false"/>
+                <w:i w:val="false"/>
+                <w:iCs w:val="false"/>
+                <w:color w:val="000000"/>
+                <w:sz w:val="18"/>
+                <w:szCs w:val="18"/>
+              </w:rPr>
+              <w:t xml:space="preserve">–  Factors affecting the rate of respiration (temperature, oxygen concentration, substrate availability, surface area)</w:t>
+            </w:r>
+          </w:p>
+        </w:tc>
+      </w:tr>
+      <w:tr>
+        <w:tc>
+          <w:tcPr>
+            <w:tcW w:type="dxa" w:w="3000"/>
+            <w:shd w:fill="D5E8F0" w:color="auto" w:val="clear"/>
+            <w:tcMar>
+              <w:top w:type="dxa" w:w="60"/>
+              <w:left w:type="dxa" w:w="120"/>
+              <w:bottom w:type="dxa" w:w="60"/>
+              <w:right w:type="dxa" w:w="120"/>
+            </w:tcMar>
+            <w:vAlign w:val="top"/>
+          </w:tcPr>
+          <w:p>
+            <w:pPr>
+              <w:spacing w:after="40" w:before="0"/>
+              <w:jc w:val="left"/>
+            </w:pPr>
+            <w:r>
+              <w:rPr>
+                <w:rFonts w:ascii="Arial" w:cs="Arial" w:eastAsia="Arial" w:hAnsi="Arial"/>
+                <w:b/>
+                <w:bCs/>
+                <w:i w:val="false"/>
+                <w:iCs w:val="false"/>
+                <w:color w:val="000000"/>
+                <w:sz w:val="18"/>
+                <w:szCs w:val="18"/>
+              </w:rPr>
+              <w:t xml:space="preserve">Learning Outcomes</w:t>
+            </w:r>
+          </w:p>
+        </w:tc>
+        <w:tc>
+          <w:tcPr>
+            <w:tcW w:type="dxa" w:w="10680"/>
+            <w:shd w:fill="FFFFFF" w:color="auto" w:val="clear"/>
+            <w:tcMar>
+              <w:top w:type="dxa" w:w="60"/>
+              <w:left w:type="dxa" w:w="120"/>
+              <w:bottom w:type="dxa" w:w="60"/>
+              <w:right w:type="dxa" w:w="120"/>
+            </w:tcMar>
+            <w:vAlign w:val="top"/>
+          </w:tcPr>
+          <w:p>
+            <w:pPr>
+              <w:spacing w:after="40" w:before="0"/>
+              <w:jc w:val="left"/>
+            </w:pPr>
+            <w:r>
+              <w:rPr>
+                <w:rFonts w:ascii="Arial" w:cs="Arial" w:eastAsia="Arial" w:hAnsi="Arial"/>
+                <w:b w:val="false"/>
+                <w:bCs w:val="false"/>
+                <w:i w:val="false"/>
+                <w:iCs w:val="false"/>
+                <w:color w:val="000000"/>
+                <w:sz w:val="18"/>
+                <w:szCs w:val="18"/>
+              </w:rPr>
+              <w:t xml:space="preserve">By the end of the sub-strand, the learner should be able to:</w:t>
+            </w:r>
+          </w:p>
+          <w:p>
+            <w:pPr>
+              <w:spacing w:after="40" w:before="0"/>
+              <w:jc w:val="left"/>
+            </w:pPr>
+            <w:r>
+              <w:rPr>
+                <w:rFonts w:ascii="Arial" w:cs="Arial" w:eastAsia="Arial" w:hAnsi="Arial"/>
+                <w:b w:val="false"/>
+                <w:bCs w:val="false"/>
+                <w:i w:val="false"/>
+                <w:iCs w:val="false"/>
+                <w:color w:val="000000"/>
+                <w:sz w:val="18"/>
+                <w:szCs w:val="18"/>
+              </w:rPr>
+              <w:t xml:space="preserve">a) describe the general characteristics of respiratory surfaces in animals,</w:t>
+            </w:r>
+          </w:p>
+          <w:p>
+            <w:pPr>
+              <w:spacing w:after="40" w:before="0"/>
+              <w:jc w:val="left"/>
+            </w:pPr>
+            <w:r>
+              <w:rPr>
+                <w:rFonts w:ascii="Arial" w:cs="Arial" w:eastAsia="Arial" w:hAnsi="Arial"/>
+                <w:b w:val="false"/>
+                <w:bCs w:val="false"/>
+                <w:i w:val="false"/>
+                <w:iCs w:val="false"/>
+                <w:color w:val="000000"/>
+                <w:sz w:val="18"/>
+                <w:szCs w:val="18"/>
+              </w:rPr>
+              <w:t xml:space="preserve">b) explain the structure and adaptations of respiratory structures in different animals,</w:t>
+            </w:r>
+          </w:p>
+          <w:p>
+            <w:pPr>
+              <w:spacing w:after="40" w:before="0"/>
+              <w:jc w:val="left"/>
+            </w:pPr>
+            <w:r>
+              <w:rPr>
+                <w:rFonts w:ascii="Arial" w:cs="Arial" w:eastAsia="Arial" w:hAnsi="Arial"/>
+                <w:b w:val="false"/>
+                <w:bCs w:val="false"/>
+                <w:i w:val="false"/>
+                <w:iCs w:val="false"/>
+                <w:color w:val="000000"/>
+                <w:sz w:val="18"/>
+                <w:szCs w:val="18"/>
+              </w:rPr>
+              <w:t xml:space="preserve">c) describe the mechanisms of gaseous exchange in humans,</w:t>
+            </w:r>
+          </w:p>
+          <w:p>
+            <w:pPr>
+              <w:spacing w:after="40" w:before="0"/>
+              <w:jc w:val="left"/>
+            </w:pPr>
+            <w:r>
+              <w:rPr>
+                <w:rFonts w:ascii="Arial" w:cs="Arial" w:eastAsia="Arial" w:hAnsi="Arial"/>
+                <w:b w:val="false"/>
+                <w:bCs w:val="false"/>
+                <w:i w:val="false"/>
+                <w:iCs w:val="false"/>
+                <w:color w:val="000000"/>
+                <w:sz w:val="18"/>
+                <w:szCs w:val="18"/>
+              </w:rPr>
+              <w:t xml:space="preserve">d) differentiate between aerobic and anaerobic respiration and write their balanced equations,</w:t>
+            </w:r>
+          </w:p>
+          <w:p>
+            <w:pPr>
+              <w:spacing w:after="40" w:before="0"/>
+              <w:jc w:val="left"/>
+            </w:pPr>
+            <w:r>
+              <w:rPr>
+                <w:rFonts w:ascii="Arial" w:cs="Arial" w:eastAsia="Arial" w:hAnsi="Arial"/>
+                <w:b w:val="false"/>
+                <w:bCs w:val="false"/>
+                <w:i w:val="false"/>
+                <w:iCs w:val="false"/>
+                <w:color w:val="000000"/>
+                <w:sz w:val="18"/>
+                <w:szCs w:val="18"/>
+              </w:rPr>
+              <w:t xml:space="preserve">e) calculate the respiratory quotient (RQ) for different food substrates,</w:t>
+            </w:r>
+          </w:p>
+          <w:p>
+            <w:pPr>
+              <w:spacing w:after="40" w:before="0"/>
+              <w:jc w:val="left"/>
+            </w:pPr>
+            <w:r>
+              <w:rPr>
+                <w:rFonts w:ascii="Arial" w:cs="Arial" w:eastAsia="Arial" w:hAnsi="Arial"/>
+                <w:b w:val="false"/>
+                <w:bCs w:val="false"/>
+                <w:i w:val="false"/>
+                <w:iCs w:val="false"/>
+                <w:color w:val="000000"/>
+                <w:sz w:val="18"/>
+                <w:szCs w:val="18"/>
+              </w:rPr>
+              <w:t xml:space="preserve">f) explain the importance of gaseous exchange and respiration in animals,</w:t>
+            </w:r>
+          </w:p>
+          <w:p>
+            <w:pPr>
+              <w:spacing w:after="40" w:before="0"/>
+              <w:jc w:val="left"/>
+            </w:pPr>
+            <w:r>
+              <w:rPr>
+                <w:rFonts w:ascii="Arial" w:cs="Arial" w:eastAsia="Arial" w:hAnsi="Arial"/>
+                <w:b w:val="false"/>
+                <w:bCs w:val="false"/>
+                <w:i w:val="false"/>
+                <w:iCs w:val="false"/>
+                <w:color w:val="000000"/>
+                <w:sz w:val="18"/>
+                <w:szCs w:val="18"/>
+              </w:rPr>
+              <w:t xml:space="preserve">g) analyse the factors that affect the rate of respiration,</w:t>
+            </w:r>
+          </w:p>
+          <w:p>
+            <w:pPr>
+              <w:spacing w:after="40" w:before="0"/>
+              <w:jc w:val="left"/>
+            </w:pPr>
+            <w:r>
+              <w:rPr>
+                <w:rFonts w:ascii="Arial" w:cs="Arial" w:eastAsia="Arial" w:hAnsi="Arial"/>
+                <w:b w:val="false"/>
+                <w:bCs w:val="false"/>
+                <w:i w:val="false"/>
+                <w:iCs w:val="false"/>
+                <w:color w:val="000000"/>
+                <w:sz w:val="18"/>
+                <w:szCs w:val="18"/>
+              </w:rPr>
+              <w:t xml:space="preserve">h) appreciate the importance of efficient gaseous exchange and respiration for the survival of animals.</w:t>
+            </w:r>
+          </w:p>
+        </w:tc>
+      </w:tr>
+      <w:tr>
+        <w:tc>
+          <w:tcPr>
+            <w:tcW w:type="dxa" w:w="3000"/>
+            <w:shd w:fill="D5E8F0" w:color="auto" w:val="clear"/>
+            <w:tcMar>
+              <w:top w:type="dxa" w:w="60"/>
+              <w:left w:type="dxa" w:w="120"/>
+              <w:bottom w:type="dxa" w:w="60"/>
+              <w:right w:type="dxa" w:w="120"/>
+            </w:tcMar>
+            <w:vAlign w:val="top"/>
+          </w:tcPr>
+          <w:p>
+            <w:pPr>
+              <w:spacing w:after="40" w:before="0"/>
+              <w:jc w:val="left"/>
+            </w:pPr>
+            <w:r>
+              <w:rPr>
+                <w:rFonts w:ascii="Arial" w:cs="Arial" w:eastAsia="Arial" w:hAnsi="Arial"/>
+                <w:b/>
+                <w:bCs/>
+                <w:i w:val="false"/>
+                <w:iCs w:val="false"/>
+                <w:color w:val="000000"/>
+                <w:sz w:val="18"/>
+                <w:szCs w:val="18"/>
+              </w:rPr>
+              <w:t xml:space="preserve">Core Competencies</w:t>
+            </w:r>
+          </w:p>
+        </w:tc>
+        <w:tc>
+          <w:tcPr>
+            <w:tcW w:type="dxa" w:w="10680"/>
+            <w:shd w:fill="FFFFFF" w:color="auto" w:val="clear"/>
+            <w:tcMar>
+              <w:top w:type="dxa" w:w="60"/>
+              <w:left w:type="dxa" w:w="120"/>
+              <w:bottom w:type="dxa" w:w="60"/>
+              <w:right w:type="dxa" w:w="120"/>
+            </w:tcMar>
+            <w:vAlign w:val="top"/>
+          </w:tcPr>
+          <w:p>
+            <w:pPr>
+              <w:spacing w:after="30" w:before="0"/>
+              <w:ind w:left="360" w:hanging="180"/>
+              <w:jc w:val="left"/>
+            </w:pPr>
+            <w:r>
+              <w:rPr>
+                <w:rFonts w:ascii="Arial" w:cs="Arial" w:eastAsia="Arial" w:hAnsi="Arial"/>
+                <w:b w:val="false"/>
+                <w:bCs w:val="false"/>
+                <w:i w:val="false"/>
+                <w:iCs w:val="false"/>
+                <w:color w:val="000000"/>
+                <w:sz w:val="18"/>
+                <w:szCs w:val="18"/>
+              </w:rPr>
+              <w:t xml:space="preserve">–  Communication and Collaboration: Learners discuss and present findings from breathing-rate and pulse-rate practicals, collaboratively construct and revise gaseous exchange models, and debate the implications of aerobic vs. anaerobic respiration during exercise in Kenyan athletes such as marathon runners from Iten.</w:t>
+            </w:r>
+          </w:p>
+          <w:p>
+            <w:pPr>
+              <w:spacing w:after="30" w:before="0"/>
+              <w:ind w:left="360" w:hanging="180"/>
+              <w:jc w:val="left"/>
+            </w:pPr>
+            <w:r>
+              <w:rPr>
+                <w:rFonts w:ascii="Arial" w:cs="Arial" w:eastAsia="Arial" w:hAnsi="Arial"/>
+                <w:b w:val="false"/>
+                <w:bCs w:val="false"/>
+                <w:i w:val="false"/>
+                <w:iCs w:val="false"/>
+                <w:color w:val="000000"/>
+                <w:sz w:val="18"/>
+                <w:szCs w:val="18"/>
+              </w:rPr>
+              <w:t xml:space="preserve">–  Critical Thinking and Problem Solving: Learners analyse data on respiratory quotients for different food substrates (e.g., maize starch vs. nyama choma fat), identify patterns, and draw evidence-based conclusions about energy metabolism.</w:t>
+            </w:r>
+          </w:p>
+          <w:p>
+            <w:pPr>
+              <w:spacing w:after="30" w:before="0"/>
+              <w:ind w:left="360" w:hanging="180"/>
+              <w:jc w:val="left"/>
+            </w:pPr>
+            <w:r>
+              <w:rPr>
+                <w:rFonts w:ascii="Arial" w:cs="Arial" w:eastAsia="Arial" w:hAnsi="Arial"/>
+                <w:b w:val="false"/>
+                <w:bCs w:val="false"/>
+                <w:i w:val="false"/>
+                <w:iCs w:val="false"/>
+                <w:color w:val="000000"/>
+                <w:sz w:val="18"/>
+                <w:szCs w:val="18"/>
+              </w:rPr>
+              <w:t xml:space="preserve">–  Creativity and Imagination: Learners design and iteratively improve annotated diagrams and physical models of the human respiratory system and alveolar gas-exchange surfaces.</w:t>
+            </w:r>
+          </w:p>
+          <w:p>
+            <w:pPr>
+              <w:spacing w:after="30" w:before="0"/>
+              <w:ind w:left="360" w:hanging="180"/>
+              <w:jc w:val="left"/>
+            </w:pPr>
+            <w:r>
+              <w:rPr>
+                <w:rFonts w:ascii="Arial" w:cs="Arial" w:eastAsia="Arial" w:hAnsi="Arial"/>
+                <w:b w:val="false"/>
+                <w:bCs w:val="false"/>
+                <w:i w:val="false"/>
+                <w:iCs w:val="false"/>
+                <w:color w:val="000000"/>
+                <w:sz w:val="18"/>
+                <w:szCs w:val="18"/>
+              </w:rPr>
+              <w:t xml:space="preserve">–  Digital Literacy: Learners use the ARES offline platform to watch simulations and videos on oxygen transport through the circulatory system and interpret virtual spirometer data.</w:t>
+            </w:r>
+          </w:p>
+          <w:p>
+            <w:pPr>
+              <w:spacing w:after="30" w:before="0"/>
+              <w:ind w:left="360" w:hanging="180"/>
+              <w:jc w:val="left"/>
+            </w:pPr>
+            <w:r>
+              <w:rPr>
+                <w:rFonts w:ascii="Arial" w:cs="Arial" w:eastAsia="Arial" w:hAnsi="Arial"/>
+                <w:b w:val="false"/>
+                <w:bCs w:val="false"/>
+                <w:i w:val="false"/>
+                <w:iCs w:val="false"/>
+                <w:color w:val="000000"/>
+                <w:sz w:val="18"/>
+                <w:szCs w:val="18"/>
+              </w:rPr>
+              <w:t xml:space="preserve">–  Self-Efficacy: Learners develop confidence in conducting and interpreting quantitative practicals (measuring breathing rate, pulse rate, and calculating RQ values) and connecting results to their own lived experience of physical activity.</w:t>
+            </w:r>
+          </w:p>
+        </w:tc>
+      </w:tr>
+      <w:tr>
+        <w:tc>
+          <w:tcPr>
+            <w:tcW w:type="dxa" w:w="3000"/>
+            <w:shd w:fill="E2EFDA" w:color="auto" w:val="clear"/>
+            <w:tcMar>
+              <w:top w:type="dxa" w:w="60"/>
+              <w:left w:type="dxa" w:w="120"/>
+              <w:bottom w:type="dxa" w:w="60"/>
+              <w:right w:type="dxa" w:w="120"/>
+            </w:tcMar>
+            <w:vAlign w:val="top"/>
+          </w:tcPr>
+          <w:p>
+            <w:pPr>
+              <w:spacing w:after="40" w:before="0"/>
+              <w:jc w:val="left"/>
+            </w:pPr>
+            <w:r>
+              <w:rPr>
+                <w:rFonts w:ascii="Arial" w:cs="Arial" w:eastAsia="Arial" w:hAnsi="Arial"/>
+                <w:b/>
+                <w:bCs/>
+                <w:i w:val="false"/>
+                <w:iCs w:val="false"/>
+                <w:color w:val="000000"/>
+                <w:sz w:val="18"/>
+                <w:szCs w:val="18"/>
+              </w:rPr>
+              <w:t xml:space="preserve">Core Values</w:t>
+            </w:r>
+          </w:p>
+        </w:tc>
+        <w:tc>
+          <w:tcPr>
+            <w:tcW w:type="dxa" w:w="10680"/>
+            <w:shd w:fill="FFFFFF" w:color="auto" w:val="clear"/>
+            <w:tcMar>
+              <w:top w:type="dxa" w:w="60"/>
+              <w:left w:type="dxa" w:w="120"/>
+              <w:bottom w:type="dxa" w:w="60"/>
+              <w:right w:type="dxa" w:w="120"/>
+            </w:tcMar>
+            <w:vAlign w:val="top"/>
+          </w:tcPr>
+          <w:p>
+            <w:pPr>
+              <w:spacing w:after="30" w:before="0"/>
+              <w:ind w:left="360" w:hanging="180"/>
+              <w:jc w:val="left"/>
+            </w:pPr>
+            <w:r>
+              <w:rPr>
+                <w:rFonts w:ascii="Arial" w:cs="Arial" w:eastAsia="Arial" w:hAnsi="Arial"/>
+                <w:b w:val="false"/>
+                <w:bCs w:val="false"/>
+                <w:i w:val="false"/>
+                <w:iCs w:val="false"/>
+                <w:color w:val="000000"/>
+                <w:sz w:val="18"/>
+                <w:szCs w:val="18"/>
+              </w:rPr>
+              <w:t xml:space="preserve">–  Responsibility: Learners handle laboratory apparatus (e.g., limewater, thermometers, stopwatches) with care and follow safety protocols during respiration experiments, reflecting responsibility for self and peers.</w:t>
+            </w:r>
+          </w:p>
+          <w:p>
+            <w:pPr>
+              <w:spacing w:after="30" w:before="0"/>
+              <w:ind w:left="360" w:hanging="180"/>
+              <w:jc w:val="left"/>
+            </w:pPr>
+            <w:r>
+              <w:rPr>
+                <w:rFonts w:ascii="Arial" w:cs="Arial" w:eastAsia="Arial" w:hAnsi="Arial"/>
+                <w:b w:val="false"/>
+                <w:bCs w:val="false"/>
+                <w:i w:val="false"/>
+                <w:iCs w:val="false"/>
+                <w:color w:val="000000"/>
+                <w:sz w:val="18"/>
+                <w:szCs w:val="18"/>
+              </w:rPr>
+              <w:t xml:space="preserve">–  Respect: Learners appreciate diverse body responses observed during the breathing-and-pulse practical, recognising that physiological variation is normal and avoiding ridicule of peers' results.</w:t>
+            </w:r>
+          </w:p>
+          <w:p>
+            <w:pPr>
+              <w:spacing w:after="30" w:before="0"/>
+              <w:ind w:left="360" w:hanging="180"/>
+              <w:jc w:val="left"/>
+            </w:pPr>
+            <w:r>
+              <w:rPr>
+                <w:rFonts w:ascii="Arial" w:cs="Arial" w:eastAsia="Arial" w:hAnsi="Arial"/>
+                <w:b w:val="false"/>
+                <w:bCs w:val="false"/>
+                <w:i w:val="false"/>
+                <w:iCs w:val="false"/>
+                <w:color w:val="000000"/>
+                <w:sz w:val="18"/>
+                <w:szCs w:val="18"/>
+              </w:rPr>
+              <w:t xml:space="preserve">–  Unity: Learners work collaboratively in mixed-ability groups during model-building and practical activities, valuing each member's contribution to the collective understanding of gaseous exchange.</w:t>
+            </w:r>
+          </w:p>
+          <w:p>
+            <w:pPr>
+              <w:spacing w:after="30" w:before="0"/>
+              <w:ind w:left="360" w:hanging="180"/>
+              <w:jc w:val="left"/>
+            </w:pPr>
+            <w:r>
+              <w:rPr>
+                <w:rFonts w:ascii="Arial" w:cs="Arial" w:eastAsia="Arial" w:hAnsi="Arial"/>
+                <w:b w:val="false"/>
+                <w:bCs w:val="false"/>
+                <w:i w:val="false"/>
+                <w:iCs w:val="false"/>
+                <w:color w:val="000000"/>
+                <w:sz w:val="18"/>
+                <w:szCs w:val="18"/>
+              </w:rPr>
+              <w:t xml:space="preserve">–  Social Justice: Learners discuss how access to clean air and adequate nutrition (e.g., sufficient carbohydrates from ugali and githeri) affects respiratory health, linking biology to equity in Kenyan communities.</w:t>
+            </w:r>
+          </w:p>
+        </w:tc>
+      </w:tr>
+      <w:tr>
+        <w:tc>
+          <w:tcPr>
+            <w:tcW w:type="dxa" w:w="3000"/>
+            <w:shd w:fill="D5E8F0" w:color="auto" w:val="clear"/>
+            <w:tcMar>
+              <w:top w:type="dxa" w:w="60"/>
+              <w:left w:type="dxa" w:w="120"/>
+              <w:bottom w:type="dxa" w:w="60"/>
+              <w:right w:type="dxa" w:w="120"/>
+            </w:tcMar>
+            <w:vAlign w:val="top"/>
+          </w:tcPr>
+          <w:p>
+            <w:pPr>
+              <w:spacing w:after="40" w:before="0"/>
+              <w:jc w:val="left"/>
+            </w:pPr>
+            <w:r>
+              <w:rPr>
+                <w:rFonts w:ascii="Arial" w:cs="Arial" w:eastAsia="Arial" w:hAnsi="Arial"/>
+                <w:b/>
+                <w:bCs/>
+                <w:i w:val="false"/>
+                <w:iCs w:val="false"/>
+                <w:color w:val="000000"/>
+                <w:sz w:val="18"/>
+                <w:szCs w:val="18"/>
+              </w:rPr>
+              <w:t xml:space="preserve">Science &amp; Engineering Practices</w:t>
+            </w:r>
+          </w:p>
+        </w:tc>
+        <w:tc>
+          <w:tcPr>
+            <w:tcW w:type="dxa" w:w="10680"/>
+            <w:shd w:fill="FFFFFF" w:color="auto" w:val="clear"/>
+            <w:tcMar>
+              <w:top w:type="dxa" w:w="60"/>
+              <w:left w:type="dxa" w:w="120"/>
+              <w:bottom w:type="dxa" w:w="60"/>
+              <w:right w:type="dxa" w:w="120"/>
+            </w:tcMar>
+            <w:vAlign w:val="top"/>
+          </w:tcPr>
+          <w:p>
+            <w:pPr>
+              <w:spacing w:after="30" w:before="0"/>
+              <w:ind w:left="360" w:hanging="180"/>
+              <w:jc w:val="left"/>
+            </w:pPr>
+            <w:r>
+              <w:rPr>
+                <w:rFonts w:ascii="Arial" w:cs="Arial" w:eastAsia="Arial" w:hAnsi="Arial"/>
+                <w:b w:val="false"/>
+                <w:bCs w:val="false"/>
+                <w:i w:val="false"/>
+                <w:iCs w:val="false"/>
+                <w:color w:val="000000"/>
+                <w:sz w:val="18"/>
+                <w:szCs w:val="18"/>
+              </w:rPr>
+              <w:t xml:space="preserve">–  SEP 1 – Asking Questions and Defining Problems: Learners generate testable questions from the anchoring phenomenon (e.g., "Why does breathing rate increase during exercise?") and post them on the Driving Question Board at the start of the unit.</w:t>
+            </w:r>
+          </w:p>
+          <w:p>
+            <w:pPr>
+              <w:spacing w:after="30" w:before="0"/>
+              <w:ind w:left="360" w:hanging="180"/>
+              <w:jc w:val="left"/>
+            </w:pPr>
+            <w:r>
+              <w:rPr>
+                <w:rFonts w:ascii="Arial" w:cs="Arial" w:eastAsia="Arial" w:hAnsi="Arial"/>
+                <w:b w:val="false"/>
+                <w:bCs w:val="false"/>
+                <w:i w:val="false"/>
+                <w:iCs w:val="false"/>
+                <w:color w:val="000000"/>
+                <w:sz w:val="18"/>
+                <w:szCs w:val="18"/>
+              </w:rPr>
+              <w:t xml:space="preserve">–  SEP 2 – Developing and Using Models: Learners iteratively build and revise annotated diagrams and 3-D models of the human respiratory system, alveolus, and circulatory loop, adding detail as new content is encountered across all 12 lessons.</w:t>
+            </w:r>
+          </w:p>
+          <w:p>
+            <w:pPr>
+              <w:spacing w:after="30" w:before="0"/>
+              <w:ind w:left="360" w:hanging="180"/>
+              <w:jc w:val="left"/>
+            </w:pPr>
+            <w:r>
+              <w:rPr>
+                <w:rFonts w:ascii="Arial" w:cs="Arial" w:eastAsia="Arial" w:hAnsi="Arial"/>
+                <w:b w:val="false"/>
+                <w:bCs w:val="false"/>
+                <w:i w:val="false"/>
+                <w:iCs w:val="false"/>
+                <w:color w:val="000000"/>
+                <w:sz w:val="18"/>
+                <w:szCs w:val="18"/>
+              </w:rPr>
+              <w:t xml:space="preserve">–  SEP 3 – Planning and Carrying Out Investigations: Learners design and conduct controlled experiments measuring breathing rate and pulse rate at rest and after exercise, and investigate factors affecting yeast respiration rate.</w:t>
+            </w:r>
+          </w:p>
+          <w:p>
+            <w:pPr>
+              <w:spacing w:after="30" w:before="0"/>
+              <w:ind w:left="360" w:hanging="180"/>
+              <w:jc w:val="left"/>
+            </w:pPr>
+            <w:r>
+              <w:rPr>
+                <w:rFonts w:ascii="Arial" w:cs="Arial" w:eastAsia="Arial" w:hAnsi="Arial"/>
+                <w:b w:val="false"/>
+                <w:bCs w:val="false"/>
+                <w:i w:val="false"/>
+                <w:iCs w:val="false"/>
+                <w:color w:val="000000"/>
+                <w:sz w:val="18"/>
+                <w:szCs w:val="18"/>
+              </w:rPr>
+              <w:t xml:space="preserve">–  SEP 4 – Analysing and Interpreting Data: Learners tabulate and graph breathing-rate and pulse-rate data, calculate RQ values from experimental gas volumes, and interpret spirometer traces.</w:t>
+            </w:r>
+          </w:p>
+          <w:p>
+            <w:pPr>
+              <w:spacing w:after="30" w:before="0"/>
+              <w:ind w:left="360" w:hanging="180"/>
+              <w:jc w:val="left"/>
+            </w:pPr>
+            <w:r>
+              <w:rPr>
+                <w:rFonts w:ascii="Arial" w:cs="Arial" w:eastAsia="Arial" w:hAnsi="Arial"/>
+                <w:b w:val="false"/>
+                <w:bCs w:val="false"/>
+                <w:i w:val="false"/>
+                <w:iCs w:val="false"/>
+                <w:color w:val="000000"/>
+                <w:sz w:val="18"/>
+                <w:szCs w:val="18"/>
+              </w:rPr>
+              <w:t xml:space="preserve">–  SEP 6 – Constructing Explanations: Learners write evidence-based explanations of why oxygen debt occurs during anaerobic respiration in athletes, linking cellular chemistry to observable symptoms (muscle cramps, heavy breathing after a race).</w:t>
+            </w:r>
+          </w:p>
+          <w:p>
+            <w:pPr>
+              <w:spacing w:after="30" w:before="0"/>
+              <w:ind w:left="360" w:hanging="180"/>
+              <w:jc w:val="left"/>
+            </w:pPr>
+            <w:r>
+              <w:rPr>
+                <w:rFonts w:ascii="Arial" w:cs="Arial" w:eastAsia="Arial" w:hAnsi="Arial"/>
+                <w:b w:val="false"/>
+                <w:bCs w:val="false"/>
+                <w:i w:val="false"/>
+                <w:iCs w:val="false"/>
+                <w:color w:val="000000"/>
+                <w:sz w:val="18"/>
+                <w:szCs w:val="18"/>
+              </w:rPr>
+              <w:t xml:space="preserve">–  SEP 8 – Obtaining, Evaluating, and Communicating Information: Learners read structured texts on circulatory and respiratory system functions, evaluate the reliability of sources, and communicate findings in written reports and class presentations.</w:t>
+            </w:r>
+          </w:p>
+        </w:tc>
+      </w:tr>
+      <w:tr>
+        <w:tc>
+          <w:tcPr>
+            <w:tcW w:type="dxa" w:w="3000"/>
+            <w:shd w:fill="FCE4D6" w:color="auto" w:val="clear"/>
+            <w:tcMar>
+              <w:top w:type="dxa" w:w="60"/>
+              <w:left w:type="dxa" w:w="120"/>
+              <w:bottom w:type="dxa" w:w="60"/>
+              <w:right w:type="dxa" w:w="120"/>
+            </w:tcMar>
+            <w:vAlign w:val="top"/>
+          </w:tcPr>
+          <w:p>
+            <w:pPr>
+              <w:spacing w:after="40" w:before="0"/>
+              <w:jc w:val="left"/>
+            </w:pPr>
+            <w:r>
+              <w:rPr>
+                <w:rFonts w:ascii="Arial" w:cs="Arial" w:eastAsia="Arial" w:hAnsi="Arial"/>
+                <w:b/>
+                <w:bCs/>
+                <w:i w:val="false"/>
+                <w:iCs w:val="false"/>
+                <w:color w:val="000000"/>
+                <w:sz w:val="18"/>
+                <w:szCs w:val="18"/>
+              </w:rPr>
+              <w:t xml:space="preserve">Pertinent &amp; Contemporary Issues (PCIs)</w:t>
+            </w:r>
+          </w:p>
+        </w:tc>
+        <w:tc>
+          <w:tcPr>
+            <w:tcW w:type="dxa" w:w="10680"/>
+            <w:shd w:fill="FFFFFF" w:color="auto" w:val="clear"/>
+            <w:tcMar>
+              <w:top w:type="dxa" w:w="60"/>
+              <w:left w:type="dxa" w:w="120"/>
+              <w:bottom w:type="dxa" w:w="60"/>
+              <w:right w:type="dxa" w:w="120"/>
+            </w:tcMar>
+            <w:vAlign w:val="top"/>
+          </w:tcPr>
+          <w:p>
+            <w:pPr>
+              <w:spacing w:after="30" w:before="0"/>
+              <w:ind w:left="360" w:hanging="180"/>
+              <w:jc w:val="left"/>
+            </w:pPr>
+            <w:r>
+              <w:rPr>
+                <w:rFonts w:ascii="Arial" w:cs="Arial" w:eastAsia="Arial" w:hAnsi="Arial"/>
+                <w:b w:val="false"/>
+                <w:bCs w:val="false"/>
+                <w:i w:val="false"/>
+                <w:iCs w:val="false"/>
+                <w:color w:val="000000"/>
+                <w:sz w:val="18"/>
+                <w:szCs w:val="18"/>
+              </w:rPr>
+              <w:t xml:space="preserve">–  Health Education: Learners connect efficient gaseous exchange and respiration to personal health choices, including the importance of physical activity and avoiding smoking — a growing public-health concern in urban Kenya (Nairobi, Mombasa).</w:t>
+            </w:r>
+          </w:p>
+          <w:p>
+            <w:pPr>
+              <w:spacing w:after="30" w:before="0"/>
+              <w:ind w:left="360" w:hanging="180"/>
+              <w:jc w:val="left"/>
+            </w:pPr>
+            <w:r>
+              <w:rPr>
+                <w:rFonts w:ascii="Arial" w:cs="Arial" w:eastAsia="Arial" w:hAnsi="Arial"/>
+                <w:b w:val="false"/>
+                <w:bCs w:val="false"/>
+                <w:i w:val="false"/>
+                <w:iCs w:val="false"/>
+                <w:color w:val="000000"/>
+                <w:sz w:val="18"/>
+                <w:szCs w:val="18"/>
+              </w:rPr>
+              <w:t xml:space="preserve">–  Environmental Conservation: Learners examine how air pollution from matatu emissions and industrial activity in Kenyan cities impairs respiratory surfaces, and discuss community responsibility for clean air.</w:t>
+            </w:r>
+          </w:p>
+          <w:p>
+            <w:pPr>
+              <w:spacing w:after="30" w:before="0"/>
+              <w:ind w:left="360" w:hanging="180"/>
+              <w:jc w:val="left"/>
+            </w:pPr>
+            <w:r>
+              <w:rPr>
+                <w:rFonts w:ascii="Arial" w:cs="Arial" w:eastAsia="Arial" w:hAnsi="Arial"/>
+                <w:b w:val="false"/>
+                <w:bCs w:val="false"/>
+                <w:i w:val="false"/>
+                <w:iCs w:val="false"/>
+                <w:color w:val="000000"/>
+                <w:sz w:val="18"/>
+                <w:szCs w:val="18"/>
+              </w:rPr>
+              <w:t xml:space="preserve">–  Safety and Security: Learners follow proper laboratory safety procedures when using limewater (an irritant) and conducting breathing-rate experiments, and learn about dangers of oxygen-deficient environments (e.g., enclosed grain stores in rural Kenya).</w:t>
+            </w:r>
+          </w:p>
+          <w:p>
+            <w:pPr>
+              <w:spacing w:after="30" w:before="0"/>
+              <w:ind w:left="360" w:hanging="180"/>
+              <w:jc w:val="left"/>
+            </w:pPr>
+            <w:r>
+              <w:rPr>
+                <w:rFonts w:ascii="Arial" w:cs="Arial" w:eastAsia="Arial" w:hAnsi="Arial"/>
+                <w:b w:val="false"/>
+                <w:bCs w:val="false"/>
+                <w:i w:val="false"/>
+                <w:iCs w:val="false"/>
+                <w:color w:val="000000"/>
+                <w:sz w:val="18"/>
+                <w:szCs w:val="18"/>
+              </w:rPr>
+              <w:t xml:space="preserve">–  Life Skills Education: Learners develop decision-making and self-management skills by reflecting on how lifestyle factors (diet of carbohydrates from ugali vs. fats from nyama choma, exercise, altitude in the Rift Valley) affect their own rate of respiration and energy availability.</w:t>
+            </w:r>
+          </w:p>
+          <w:p>
+            <w:pPr>
+              <w:spacing w:after="30" w:before="0"/>
+              <w:ind w:left="360" w:hanging="180"/>
+              <w:jc w:val="left"/>
+            </w:pPr>
+            <w:r>
+              <w:rPr>
+                <w:rFonts w:ascii="Arial" w:cs="Arial" w:eastAsia="Arial" w:hAnsi="Arial"/>
+                <w:b w:val="false"/>
+                <w:bCs w:val="false"/>
+                <w:i w:val="false"/>
+                <w:iCs w:val="false"/>
+                <w:color w:val="000000"/>
+                <w:sz w:val="18"/>
+                <w:szCs w:val="18"/>
+              </w:rPr>
+              <w:t xml:space="preserve">–  Financial Literacy: Learners discuss how understanding fermentation (anaerobic respiration in yeast) underpins food-preservation and brewing industries in Kenya, connecting biology to entrepreneurship opportunities.</w:t>
+            </w:r>
+          </w:p>
+        </w:tc>
+      </w:tr>
+      <w:tr>
+        <w:tc>
+          <w:tcPr>
+            <w:tcW w:type="dxa" w:w="3000"/>
+            <w:shd w:fill="D9EEF1" w:color="auto" w:val="clear"/>
+            <w:tcMar>
+              <w:top w:type="dxa" w:w="60"/>
+              <w:left w:type="dxa" w:w="120"/>
+              <w:bottom w:type="dxa" w:w="60"/>
+              <w:right w:type="dxa" w:w="120"/>
+            </w:tcMar>
+            <w:vAlign w:val="top"/>
+          </w:tcPr>
+          <w:p>
+            <w:pPr>
+              <w:spacing w:after="40" w:before="0"/>
+              <w:jc w:val="left"/>
+            </w:pPr>
+            <w:r>
+              <w:rPr>
+                <w:rFonts w:ascii="Arial" w:cs="Arial" w:eastAsia="Arial" w:hAnsi="Arial"/>
+                <w:b/>
+                <w:bCs/>
+                <w:i w:val="false"/>
+                <w:iCs w:val="false"/>
+                <w:color w:val="000000"/>
+                <w:sz w:val="18"/>
+                <w:szCs w:val="18"/>
+              </w:rPr>
+              <w:t xml:space="preserve">Career Connections</w:t>
+            </w:r>
+          </w:p>
+        </w:tc>
+        <w:tc>
+          <w:tcPr>
+            <w:tcW w:type="dxa" w:w="10680"/>
+            <w:shd w:fill="FFFFFF" w:color="auto" w:val="clear"/>
+            <w:tcMar>
+              <w:top w:type="dxa" w:w="60"/>
+              <w:left w:type="dxa" w:w="120"/>
+              <w:bottom w:type="dxa" w:w="60"/>
+              <w:right w:type="dxa" w:w="120"/>
+            </w:tcMar>
+            <w:vAlign w:val="top"/>
+          </w:tcPr>
+          <w:p>
+            <w:pPr>
+              <w:spacing w:after="30" w:before="0"/>
+              <w:ind w:left="360" w:hanging="180"/>
+              <w:jc w:val="left"/>
+            </w:pPr>
+            <w:r>
+              <w:rPr>
+                <w:rFonts w:ascii="Arial" w:cs="Arial" w:eastAsia="Arial" w:hAnsi="Arial"/>
+                <w:b w:val="false"/>
+                <w:bCs w:val="false"/>
+                <w:i w:val="false"/>
+                <w:iCs w:val="false"/>
+                <w:color w:val="000000"/>
+                <w:sz w:val="18"/>
+                <w:szCs w:val="18"/>
+              </w:rPr>
+              <w:t xml:space="preserve">–  Medicine and Clinical Practice: Understanding gaseous exchange mechanisms and respiratory disorders (asthma, pneumonia) is foundational for doctors, clinical officers, and nurses serving in Kenyan hospitals such as Kenyatta National Hospital.</w:t>
+            </w:r>
+          </w:p>
+          <w:p>
+            <w:pPr>
+              <w:spacing w:after="30" w:before="0"/>
+              <w:ind w:left="360" w:hanging="180"/>
+              <w:jc w:val="left"/>
+            </w:pPr>
+            <w:r>
+              <w:rPr>
+                <w:rFonts w:ascii="Arial" w:cs="Arial" w:eastAsia="Arial" w:hAnsi="Arial"/>
+                <w:b w:val="false"/>
+                <w:bCs w:val="false"/>
+                <w:i w:val="false"/>
+                <w:iCs w:val="false"/>
+                <w:color w:val="000000"/>
+                <w:sz w:val="18"/>
+                <w:szCs w:val="18"/>
+              </w:rPr>
+              <w:t xml:space="preserve">–  Sports Science and Athletic Coaching: Knowledge of aerobic vs. anaerobic respiration and oxygen debt is directly applied by coaches training Kenya's world-class distance runners in Iten and Eldoret.</w:t>
+            </w:r>
+          </w:p>
+          <w:p>
+            <w:pPr>
+              <w:spacing w:after="30" w:before="0"/>
+              <w:ind w:left="360" w:hanging="180"/>
+              <w:jc w:val="left"/>
+            </w:pPr>
+            <w:r>
+              <w:rPr>
+                <w:rFonts w:ascii="Arial" w:cs="Arial" w:eastAsia="Arial" w:hAnsi="Arial"/>
+                <w:b w:val="false"/>
+                <w:bCs w:val="false"/>
+                <w:i w:val="false"/>
+                <w:iCs w:val="false"/>
+                <w:color w:val="000000"/>
+                <w:sz w:val="18"/>
+                <w:szCs w:val="18"/>
+              </w:rPr>
+              <w:t xml:space="preserve">–  Environmental Health and Public Health: Public-health officers and environmental scientists monitor air quality and respiratory health impacts in Kenyan cities, requiring a deep understanding of how pollutants impair gaseous exchange.</w:t>
+            </w:r>
+          </w:p>
+          <w:p>
+            <w:pPr>
+              <w:spacing w:after="30" w:before="0"/>
+              <w:ind w:left="360" w:hanging="180"/>
+              <w:jc w:val="left"/>
+            </w:pPr>
+            <w:r>
+              <w:rPr>
+                <w:rFonts w:ascii="Arial" w:cs="Arial" w:eastAsia="Arial" w:hAnsi="Arial"/>
+                <w:b w:val="false"/>
+                <w:bCs w:val="false"/>
+                <w:i w:val="false"/>
+                <w:iCs w:val="false"/>
+                <w:color w:val="000000"/>
+                <w:sz w:val="18"/>
+                <w:szCs w:val="18"/>
+              </w:rPr>
+              <w:t xml:space="preserve">–  Biochemistry and Nutritional Science: Calculating respiratory quotients and understanding substrate oxidation is essential for nutritionists and food scientists advising on balanced diets for Kenyans.</w:t>
+            </w:r>
+          </w:p>
+          <w:p>
+            <w:pPr>
+              <w:spacing w:after="30" w:before="0"/>
+              <w:ind w:left="360" w:hanging="180"/>
+              <w:jc w:val="left"/>
+            </w:pPr>
+            <w:r>
+              <w:rPr>
+                <w:rFonts w:ascii="Arial" w:cs="Arial" w:eastAsia="Arial" w:hAnsi="Arial"/>
+                <w:b w:val="false"/>
+                <w:bCs w:val="false"/>
+                <w:i w:val="false"/>
+                <w:iCs w:val="false"/>
+                <w:color w:val="000000"/>
+                <w:sz w:val="18"/>
+                <w:szCs w:val="18"/>
+              </w:rPr>
+              <w:t xml:space="preserve">–  Biotechnology and Food Technology: Anaerobic respiration (fermentation) is exploited in Kenya's food and beverage industry (e.g., fermented porridge, commercial yeast production), requiring knowledge of microbial respiration.</w:t>
+            </w:r>
+          </w:p>
+          <w:p>
+            <w:pPr>
+              <w:spacing w:after="30" w:before="0"/>
+              <w:ind w:left="360" w:hanging="180"/>
+              <w:jc w:val="left"/>
+            </w:pPr>
+            <w:r>
+              <w:rPr>
+                <w:rFonts w:ascii="Arial" w:cs="Arial" w:eastAsia="Arial" w:hAnsi="Arial"/>
+                <w:b w:val="false"/>
+                <w:bCs w:val="false"/>
+                <w:i w:val="false"/>
+                <w:iCs w:val="false"/>
+                <w:color w:val="000000"/>
+                <w:sz w:val="18"/>
+                <w:szCs w:val="18"/>
+              </w:rPr>
+              <w:t xml:space="preserve">–  Veterinary Science: Veterinarians working with livestock (cattle, goats) and aquatic animals at Lake Victoria fish farms must understand comparative gaseous exchange across animal groups.</w:t>
+            </w:r>
+          </w:p>
+        </w:tc>
+      </w:tr>
+      <w:tr>
+        <w:tc>
+          <w:tcPr>
+            <w:tcW w:type="dxa" w:w="3000"/>
+            <w:shd w:fill="D5E8F0" w:color="auto" w:val="clear"/>
+            <w:tcMar>
+              <w:top w:type="dxa" w:w="60"/>
+              <w:left w:type="dxa" w:w="120"/>
+              <w:bottom w:type="dxa" w:w="60"/>
+              <w:right w:type="dxa" w:w="120"/>
+            </w:tcMar>
+            <w:vAlign w:val="top"/>
+          </w:tcPr>
+          <w:p>
+            <w:pPr>
+              <w:spacing w:after="40" w:before="0"/>
+              <w:jc w:val="left"/>
+            </w:pPr>
+            <w:r>
+              <w:rPr>
+                <w:rFonts w:ascii="Arial" w:cs="Arial" w:eastAsia="Arial" w:hAnsi="Arial"/>
+                <w:b/>
+                <w:bCs/>
+                <w:i w:val="false"/>
+                <w:iCs w:val="false"/>
+                <w:color w:val="000000"/>
+                <w:sz w:val="18"/>
+                <w:szCs w:val="18"/>
+              </w:rPr>
+              <w:t xml:space="preserve">Focus for Lessons</w:t>
+            </w:r>
+          </w:p>
+        </w:tc>
+        <w:tc>
+          <w:tcPr>
+            <w:tcW w:type="dxa" w:w="10680"/>
+            <w:shd w:fill="FFFFFF" w:color="auto" w:val="clear"/>
+            <w:tcMar>
+              <w:top w:type="dxa" w:w="60"/>
+              <w:left w:type="dxa" w:w="120"/>
+              <w:bottom w:type="dxa" w:w="60"/>
+              <w:right w:type="dxa" w:w="120"/>
+            </w:tcMar>
+            <w:vAlign w:val="top"/>
+          </w:tcPr>
+          <w:p>
+            <w:pPr>
+              <w:spacing w:after="40" w:before="0"/>
+              <w:jc w:val="left"/>
+            </w:pPr>
+            <w:r>
+              <w:rPr>
+                <w:rFonts w:ascii="Arial" w:cs="Arial" w:eastAsia="Arial" w:hAnsi="Arial"/>
+                <w:b w:val="false"/>
+                <w:bCs w:val="false"/>
+                <w:i w:val="false"/>
+                <w:iCs w:val="false"/>
+                <w:color w:val="000000"/>
+                <w:sz w:val="18"/>
+                <w:szCs w:val="18"/>
+              </w:rPr>
+              <w:t xml:space="preserve">This unit explores how animals — from earthworms in Kenyan red soil to tilapia in Lake Victoria and human athletes racing on Eldoret's roads — obtain oxygen and release carbon dioxide at both the organ and cellular level. Using the anchoring phenomenon of measurable changes in breathing rate and pulse rate during exercise, learners move from observable whole-body responses to molecular explanations of aerobic and anaerobic ATP production, building an increasingly detailed and accurate model across all 12 lessons. The pedagogical approach is phenomenon-driven and inquiry-based: learners first predict and observe, then construct explanations grounded in evidence, continuously updating a class Driving Question Board and their individual gaseous-exchange models.</w:t>
+            </w:r>
+          </w:p>
+        </w:tc>
+      </w:tr>
+      <w:tr>
+        <w:tc>
+          <w:tcPr>
+            <w:tcW w:type="dxa" w:w="3000"/>
+            <w:shd w:fill="EAD1F5" w:color="auto" w:val="clear"/>
+            <w:tcMar>
+              <w:top w:type="dxa" w:w="60"/>
+              <w:left w:type="dxa" w:w="120"/>
+              <w:bottom w:type="dxa" w:w="60"/>
+              <w:right w:type="dxa" w:w="120"/>
+            </w:tcMar>
+            <w:vAlign w:val="top"/>
+          </w:tcPr>
+          <w:p>
+            <w:pPr>
+              <w:spacing w:after="40" w:before="0"/>
+              <w:jc w:val="left"/>
+            </w:pPr>
+            <w:r>
+              <w:rPr>
+                <w:rFonts w:ascii="Arial" w:cs="Arial" w:eastAsia="Arial" w:hAnsi="Arial"/>
+                <w:b/>
+                <w:bCs/>
+                <w:i w:val="false"/>
+                <w:iCs w:val="false"/>
+                <w:color w:val="000000"/>
+                <w:sz w:val="18"/>
+                <w:szCs w:val="18"/>
+              </w:rPr>
+              <w:t xml:space="preserve">Driving Question / Key Inquiry Questions</w:t>
+            </w:r>
+          </w:p>
+        </w:tc>
+        <w:tc>
+          <w:tcPr>
+            <w:tcW w:type="dxa" w:w="10680"/>
+            <w:shd w:fill="FFFFFF" w:color="auto" w:val="clear"/>
+            <w:tcMar>
+              <w:top w:type="dxa" w:w="60"/>
+              <w:left w:type="dxa" w:w="120"/>
+              <w:bottom w:type="dxa" w:w="60"/>
+              <w:right w:type="dxa" w:w="120"/>
+            </w:tcMar>
+            <w:vAlign w:val="top"/>
+          </w:tcPr>
+          <w:p>
+            <w:pPr>
+              <w:spacing w:after="40" w:before="0"/>
+              <w:jc w:val="left"/>
+            </w:pPr>
+            <w:r>
+              <w:rPr>
+                <w:rFonts w:ascii="Arial" w:cs="Arial" w:eastAsia="Arial" w:hAnsi="Arial"/>
+                <w:b w:val="false"/>
+                <w:bCs w:val="false"/>
+                <w:i w:val="false"/>
+                <w:iCs w:val="false"/>
+                <w:color w:val="000000"/>
+                <w:sz w:val="18"/>
+                <w:szCs w:val="18"/>
+              </w:rPr>
+              <w:t xml:space="preserve">DRIVING QUESTION: Why does my body work so much harder to get oxygen into my cells during exercise — and what happens inside those cells when there is not enough?</w:t>
+            </w:r>
+          </w:p>
+          <w:p>
+            <w:pPr>
+              <w:spacing w:after="40" w:before="0"/>
+              <w:jc w:val="left"/>
+            </w:pPr>
+            <w:r>
+              <w:rPr>
+                <w:rFonts w:ascii="Arial" w:cs="Arial" w:eastAsia="Arial" w:hAnsi="Arial"/>
+                <w:b w:val="false"/>
+                <w:bCs w:val="false"/>
+                <w:i w:val="false"/>
+                <w:iCs w:val="false"/>
+                <w:color w:val="000000"/>
+                <w:sz w:val="18"/>
+                <w:szCs w:val="18"/>
+              </w:rPr>
+              <w:t xml:space="preserve"/>
+            </w:r>
+          </w:p>
+          <w:p>
+            <w:pPr>
+              <w:spacing w:after="40" w:before="0"/>
+              <w:jc w:val="left"/>
+            </w:pPr>
+            <w:r>
+              <w:rPr>
+                <w:rFonts w:ascii="Arial" w:cs="Arial" w:eastAsia="Arial" w:hAnsi="Arial"/>
+                <w:b w:val="false"/>
+                <w:bCs w:val="false"/>
+                <w:i w:val="false"/>
+                <w:iCs w:val="false"/>
+                <w:color w:val="000000"/>
+                <w:sz w:val="18"/>
+                <w:szCs w:val="18"/>
+              </w:rPr>
+              <w:t xml:space="preserve">KICD KEY INQUIRY QUESTIONS:</w:t>
+            </w:r>
+          </w:p>
+          <w:p>
+            <w:pPr>
+              <w:spacing w:after="40" w:before="0"/>
+              <w:jc w:val="left"/>
+            </w:pPr>
+            <w:r>
+              <w:rPr>
+                <w:rFonts w:ascii="Arial" w:cs="Arial" w:eastAsia="Arial" w:hAnsi="Arial"/>
+                <w:b w:val="false"/>
+                <w:bCs w:val="false"/>
+                <w:i w:val="false"/>
+                <w:iCs w:val="false"/>
+                <w:color w:val="000000"/>
+                <w:sz w:val="18"/>
+                <w:szCs w:val="18"/>
+              </w:rPr>
+              <w:t xml:space="preserve">1. How do animals exchange gases with their environment?</w:t>
+            </w:r>
+          </w:p>
+          <w:p>
+            <w:pPr>
+              <w:spacing w:after="40" w:before="0"/>
+              <w:jc w:val="left"/>
+            </w:pPr>
+            <w:r>
+              <w:rPr>
+                <w:rFonts w:ascii="Arial" w:cs="Arial" w:eastAsia="Arial" w:hAnsi="Arial"/>
+                <w:b w:val="false"/>
+                <w:bCs w:val="false"/>
+                <w:i w:val="false"/>
+                <w:iCs w:val="false"/>
+                <w:color w:val="000000"/>
+                <w:sz w:val="18"/>
+                <w:szCs w:val="18"/>
+              </w:rPr>
+              <w:t xml:space="preserve">2. How do animals obtain energy from food?</w:t>
+            </w:r>
+          </w:p>
+        </w:tc>
+      </w:tr>
+      <w:tr>
+        <w:tc>
+          <w:tcPr>
+            <w:tcW w:type="dxa" w:w="3000"/>
+            <w:shd w:fill="EAD1F5" w:color="auto" w:val="clear"/>
+            <w:tcMar>
+              <w:top w:type="dxa" w:w="60"/>
+              <w:left w:type="dxa" w:w="120"/>
+              <w:bottom w:type="dxa" w:w="60"/>
+              <w:right w:type="dxa" w:w="120"/>
+            </w:tcMar>
+            <w:vAlign w:val="top"/>
+          </w:tcPr>
+          <w:p>
+            <w:pPr>
+              <w:spacing w:after="40" w:before="0"/>
+              <w:jc w:val="left"/>
+            </w:pPr>
+            <w:r>
+              <w:rPr>
+                <w:rFonts w:ascii="Arial" w:cs="Arial" w:eastAsia="Arial" w:hAnsi="Arial"/>
+                <w:b/>
+                <w:bCs/>
+                <w:i w:val="false"/>
+                <w:iCs w:val="false"/>
+                <w:color w:val="000000"/>
+                <w:sz w:val="18"/>
+                <w:szCs w:val="18"/>
+              </w:rPr>
+              <w:t xml:space="preserve">Anchoring Phenomenon</w:t>
+            </w:r>
+          </w:p>
+        </w:tc>
+        <w:tc>
+          <w:tcPr>
+            <w:tcW w:type="dxa" w:w="10680"/>
+            <w:shd w:fill="FFFFFF" w:color="auto" w:val="clear"/>
+            <w:tcMar>
+              <w:top w:type="dxa" w:w="60"/>
+              <w:left w:type="dxa" w:w="120"/>
+              <w:bottom w:type="dxa" w:w="60"/>
+              <w:right w:type="dxa" w:w="120"/>
+            </w:tcMar>
+            <w:vAlign w:val="top"/>
+          </w:tcPr>
+          <w:p>
+            <w:pPr>
+              <w:spacing w:after="40" w:before="0"/>
+              <w:jc w:val="left"/>
+            </w:pPr>
+            <w:r>
+              <w:rPr>
+                <w:rFonts w:ascii="Arial" w:cs="Arial" w:eastAsia="Arial" w:hAnsi="Arial"/>
+                <w:b w:val="false"/>
+                <w:bCs w:val="false"/>
+                <w:i w:val="false"/>
+                <w:iCs w:val="false"/>
+                <w:color w:val="000000"/>
+                <w:sz w:val="18"/>
+                <w:szCs w:val="18"/>
+              </w:rPr>
+              <w:t xml:space="preserve">ANCHORING PHENOMENON — "Your Body Changes When You Move"</w:t>
+            </w:r>
+          </w:p>
+          <w:p>
+            <w:pPr>
+              <w:spacing w:after="40" w:before="0"/>
+              <w:jc w:val="left"/>
+            </w:pPr>
+            <w:r>
+              <w:rPr>
+                <w:rFonts w:ascii="Arial" w:cs="Arial" w:eastAsia="Arial" w:hAnsi="Arial"/>
+                <w:b w:val="false"/>
+                <w:bCs w:val="false"/>
+                <w:i w:val="false"/>
+                <w:iCs w:val="false"/>
+                <w:color w:val="000000"/>
+                <w:sz w:val="18"/>
+                <w:szCs w:val="18"/>
+              </w:rPr>
+              <w:t xml:space="preserve"/>
+            </w:r>
+          </w:p>
+          <w:p>
+            <w:pPr>
+              <w:spacing w:after="40" w:before="0"/>
+              <w:jc w:val="left"/>
+            </w:pPr>
+            <w:r>
+              <w:rPr>
+                <w:rFonts w:ascii="Arial" w:cs="Arial" w:eastAsia="Arial" w:hAnsi="Arial"/>
+                <w:b w:val="false"/>
+                <w:bCs w:val="false"/>
+                <w:i w:val="false"/>
+                <w:iCs w:val="false"/>
+                <w:color w:val="000000"/>
+                <w:sz w:val="18"/>
+                <w:szCs w:val="18"/>
+              </w:rPr>
+              <w:t xml:space="preserve">At the start of the unit, every learner measures their own resting breathing rate (breaths per minute) and resting pulse rate (beats per minute) using a stopwatch and fingers placed on the radial artery at the wrist. Values are recorded in a class data table on the board. Learners then perform 2 minutes of vigorous step-ups on their chair and immediately re-measure both rates. Without exception, both rates have risen sharply — a learner who breathed 14 times per minute at rest may now breathe 28 times, and a pulse of 72 bpm may have jumped to over 120 bpm.</w:t>
+            </w:r>
+          </w:p>
+          <w:p>
+            <w:pPr>
+              <w:spacing w:after="40" w:before="0"/>
+              <w:jc w:val="left"/>
+            </w:pPr>
+            <w:r>
+              <w:rPr>
+                <w:rFonts w:ascii="Arial" w:cs="Arial" w:eastAsia="Arial" w:hAnsi="Arial"/>
+                <w:b w:val="false"/>
+                <w:bCs w:val="false"/>
+                <w:i w:val="false"/>
+                <w:iCs w:val="false"/>
+                <w:color w:val="000000"/>
+                <w:sz w:val="18"/>
+                <w:szCs w:val="18"/>
+              </w:rPr>
+              <w:t xml:space="preserve"/>
+            </w:r>
+          </w:p>
+          <w:p>
+            <w:pPr>
+              <w:spacing w:after="40" w:before="0"/>
+              <w:jc w:val="left"/>
+            </w:pPr>
+            <w:r>
+              <w:rPr>
+                <w:rFonts w:ascii="Arial" w:cs="Arial" w:eastAsia="Arial" w:hAnsi="Arial"/>
+                <w:b w:val="false"/>
+                <w:bCs w:val="false"/>
+                <w:i w:val="false"/>
+                <w:iCs w:val="false"/>
+                <w:color w:val="000000"/>
+                <w:sz w:val="18"/>
+                <w:szCs w:val="18"/>
+              </w:rPr>
+              <w:t xml:space="preserve">This is puzzling on multiple levels: Why does the body need more oxygen so urgently that it doubles its breathing effort? Why does the heart also beat faster at the same time — what is the connection between the lungs and the heart? Why do some learners feel a burning sensation in their leg muscles after the exercise, even when they were breathing hard the whole time? Where exactly does the oxygen go once it enters the lungs, and what happens to it inside the muscle cells? These questions — all arising from a 2-minute activity every learner has just personally experienced — anchor the entire unit and are progressively answered as learners investigate respiratory surfaces, breathing mechanics, cellular respiration chemistry, and the role of the circulatory system.</w:t>
+            </w:r>
+          </w:p>
+        </w:tc>
+      </w:tr>
+      <w:tr>
+        <w:tc>
+          <w:tcPr>
+            <w:tcW w:type="dxa" w:w="3000"/>
+            <w:shd w:fill="D9EEF1" w:color="auto" w:val="clear"/>
+            <w:tcMar>
+              <w:top w:type="dxa" w:w="60"/>
+              <w:left w:type="dxa" w:w="120"/>
+              <w:bottom w:type="dxa" w:w="60"/>
+              <w:right w:type="dxa" w:w="120"/>
+            </w:tcMar>
+            <w:vAlign w:val="top"/>
+          </w:tcPr>
+          <w:p>
+            <w:pPr>
+              <w:spacing w:after="40" w:before="0"/>
+              <w:jc w:val="left"/>
+            </w:pPr>
+            <w:r>
+              <w:rPr>
+                <w:rFonts w:ascii="Arial" w:cs="Arial" w:eastAsia="Arial" w:hAnsi="Arial"/>
+                <w:b/>
+                <w:bCs/>
+                <w:i w:val="false"/>
+                <w:iCs w:val="false"/>
+                <w:color w:val="000000"/>
+                <w:sz w:val="18"/>
+                <w:szCs w:val="18"/>
+              </w:rPr>
+              <w:t xml:space="preserve">Storyline Thread</w:t>
+            </w:r>
+          </w:p>
+        </w:tc>
+        <w:tc>
+          <w:tcPr>
+            <w:tcW w:type="dxa" w:w="10680"/>
+            <w:shd w:fill="FFFFFF" w:color="auto" w:val="clear"/>
+            <w:tcMar>
+              <w:top w:type="dxa" w:w="60"/>
+              <w:left w:type="dxa" w:w="120"/>
+              <w:bottom w:type="dxa" w:w="60"/>
+              <w:right w:type="dxa" w:w="120"/>
+            </w:tcMar>
+            <w:vAlign w:val="top"/>
+          </w:tcPr>
+          <w:p>
+            <w:pPr>
+              <w:spacing w:after="40" w:before="0"/>
+              <w:jc w:val="left"/>
+            </w:pPr>
+            <w:r>
+              <w:rPr>
+                <w:rFonts w:ascii="Arial" w:cs="Arial" w:eastAsia="Arial" w:hAnsi="Arial"/>
+                <w:b w:val="false"/>
+                <w:bCs w:val="false"/>
+                <w:i w:val="false"/>
+                <w:iCs w:val="false"/>
+                <w:color w:val="000000"/>
+                <w:sz w:val="18"/>
+                <w:szCs w:val="18"/>
+              </w:rPr>
+              <w:t xml:space="preserve">Lesson 1 — PREDICT &amp; ANCHOR: Learners measure resting breathing rate and pulse rate (practical), record class data, perform step-up exercise, re-measure, and record changes. Learners write individual predictions explaining WHY both rates increased. Class Driving Question Board (DQB) is created: all student questions are posted. Learners draw a first "naïve model" showing how they think oxygen gets from air to muscles. Reading on circulatory system functions assigned on ARES platform.</w:t>
+            </w:r>
+          </w:p>
+          <w:p>
+            <w:pPr>
+              <w:spacing w:after="40" w:before="0"/>
+              <w:jc w:val="left"/>
+            </w:pPr>
+            <w:r>
+              <w:rPr>
+                <w:rFonts w:ascii="Arial" w:cs="Arial" w:eastAsia="Arial" w:hAnsi="Arial"/>
+                <w:b w:val="false"/>
+                <w:bCs w:val="false"/>
+                <w:i w:val="false"/>
+                <w:iCs w:val="false"/>
+                <w:color w:val="000000"/>
+                <w:sz w:val="18"/>
+                <w:szCs w:val="18"/>
+              </w:rPr>
+              <w:t xml:space="preserve"/>
+            </w:r>
+          </w:p>
+          <w:p>
+            <w:pPr>
+              <w:spacing w:after="40" w:before="0"/>
+              <w:jc w:val="left"/>
+            </w:pPr>
+            <w:r>
+              <w:rPr>
+                <w:rFonts w:ascii="Arial" w:cs="Arial" w:eastAsia="Arial" w:hAnsi="Arial"/>
+                <w:b w:val="false"/>
+                <w:bCs w:val="false"/>
+                <w:i w:val="false"/>
+                <w:iCs w:val="false"/>
+                <w:color w:val="000000"/>
+                <w:sz w:val="18"/>
+                <w:szCs w:val="18"/>
+              </w:rPr>
+              <w:t xml:space="preserve">Lesson 2 — OBSERVE: Characteristics of Respiratory Surfaces. Learners examine prepared slides / diagrams of skin (earthworm), gill lamellae (fish), tracheal tubes (insect), and alveoli (mammal). They complete a comparison table (surface area, moisture, vascularity, thickness). Limewater demonstration performed. Learners revisit DQB: which questions can now be partially answered?</w:t>
+            </w:r>
+          </w:p>
+          <w:p>
+            <w:pPr>
+              <w:spacing w:after="40" w:before="0"/>
+              <w:jc w:val="left"/>
+            </w:pPr>
+            <w:r>
+              <w:rPr>
+                <w:rFonts w:ascii="Arial" w:cs="Arial" w:eastAsia="Arial" w:hAnsi="Arial"/>
+                <w:b w:val="false"/>
+                <w:bCs w:val="false"/>
+                <w:i w:val="false"/>
+                <w:iCs w:val="false"/>
+                <w:color w:val="000000"/>
+                <w:sz w:val="18"/>
+                <w:szCs w:val="18"/>
+              </w:rPr>
+              <w:t xml:space="preserve"/>
+            </w:r>
+          </w:p>
+          <w:p>
+            <w:pPr>
+              <w:spacing w:after="40" w:before="0"/>
+              <w:jc w:val="left"/>
+            </w:pPr>
+            <w:r>
+              <w:rPr>
+                <w:rFonts w:ascii="Arial" w:cs="Arial" w:eastAsia="Arial" w:hAnsi="Arial"/>
+                <w:b w:val="false"/>
+                <w:bCs w:val="false"/>
+                <w:i w:val="false"/>
+                <w:iCs w:val="false"/>
+                <w:color w:val="000000"/>
+                <w:sz w:val="18"/>
+                <w:szCs w:val="18"/>
+              </w:rPr>
+              <w:t xml:space="preserve">Lesson 3 — EXPLAIN: Structure and Adaptations of Respiratory Structures. Teacher-guided sensemaking of how each structural feature (large surface area, thin walls, moist surface, rich blood supply) solves the problem of efficient gas exchange. Learners annotate diagrams and add a "comparative respiratory surfaces" layer to their growing model. Kenyan context: tilapia gill adaptation discussed using Lake Victoria fishery examples.</w:t>
+            </w:r>
+          </w:p>
+          <w:p>
+            <w:pPr>
+              <w:spacing w:after="40" w:before="0"/>
+              <w:jc w:val="left"/>
+            </w:pPr>
+            <w:r>
+              <w:rPr>
+                <w:rFonts w:ascii="Arial" w:cs="Arial" w:eastAsia="Arial" w:hAnsi="Arial"/>
+                <w:b w:val="false"/>
+                <w:bCs w:val="false"/>
+                <w:i w:val="false"/>
+                <w:iCs w:val="false"/>
+                <w:color w:val="000000"/>
+                <w:sz w:val="18"/>
+                <w:szCs w:val="18"/>
+              </w:rPr>
+              <w:t xml:space="preserve"/>
+            </w:r>
+          </w:p>
+          <w:p>
+            <w:pPr>
+              <w:spacing w:after="40" w:before="0"/>
+              <w:jc w:val="left"/>
+            </w:pPr>
+            <w:r>
+              <w:rPr>
+                <w:rFonts w:ascii="Arial" w:cs="Arial" w:eastAsia="Arial" w:hAnsi="Arial"/>
+                <w:b w:val="false"/>
+                <w:bCs w:val="false"/>
+                <w:i w:val="false"/>
+                <w:iCs w:val="false"/>
+                <w:color w:val="000000"/>
+                <w:sz w:val="18"/>
+                <w:szCs w:val="18"/>
+              </w:rPr>
+              <w:t xml:space="preserve">Lesson 4 — OBSERVE &amp; EXPLAIN: Mechanisms of Gaseous Exchange in Humans — External Respiration. Learners watch an ARES offline video/animation of inhalation and exhalation (diaphragm and intercostal muscle movement, pressure changes). Learners then model pressure changes using a bell-jar diaphragm model or improvised plastic-bottle version. Key vocabulary: tidal volume, inspiration, expiration, pleural cavity.</w:t>
+            </w:r>
+          </w:p>
+          <w:p>
+            <w:pPr>
+              <w:spacing w:after="40" w:before="0"/>
+              <w:jc w:val="left"/>
+            </w:pPr>
+            <w:r>
+              <w:rPr>
+                <w:rFonts w:ascii="Arial" w:cs="Arial" w:eastAsia="Arial" w:hAnsi="Arial"/>
+                <w:b w:val="false"/>
+                <w:bCs w:val="false"/>
+                <w:i w:val="false"/>
+                <w:iCs w:val="false"/>
+                <w:color w:val="000000"/>
+                <w:sz w:val="18"/>
+                <w:szCs w:val="18"/>
+              </w:rPr>
+              <w:t xml:space="preserve"/>
+            </w:r>
+          </w:p>
+          <w:p>
+            <w:pPr>
+              <w:spacing w:after="40" w:before="0"/>
+              <w:jc w:val="left"/>
+            </w:pPr>
+            <w:r>
+              <w:rPr>
+                <w:rFonts w:ascii="Arial" w:cs="Arial" w:eastAsia="Arial" w:hAnsi="Arial"/>
+                <w:b w:val="false"/>
+                <w:bCs w:val="false"/>
+                <w:i w:val="false"/>
+                <w:iCs w:val="false"/>
+                <w:color w:val="000000"/>
+                <w:sz w:val="18"/>
+                <w:szCs w:val="18"/>
+              </w:rPr>
+              <w:t xml:space="preserve">Lesson 5 — EXPLAIN: Mechanisms of Gaseous Exchange in Humans — Alveolar &amp; Cellular Exchange. Learners trace the journey of one oxygen molecule: alveolus → capillary → haemoglobin → heart → muscle cell. Reading on circulatory system functions (ARES platform) is discussed. Learners update their individual model to show blood as the transport link between lungs and muscles, directly connecting to the anchoring phenomenon.</w:t>
+            </w:r>
+          </w:p>
+          <w:p>
+            <w:pPr>
+              <w:spacing w:after="40" w:before="0"/>
+              <w:jc w:val="left"/>
+            </w:pPr>
+            <w:r>
+              <w:rPr>
+                <w:rFonts w:ascii="Arial" w:cs="Arial" w:eastAsia="Arial" w:hAnsi="Arial"/>
+                <w:b w:val="false"/>
+                <w:bCs w:val="false"/>
+                <w:i w:val="false"/>
+                <w:iCs w:val="false"/>
+                <w:color w:val="000000"/>
+                <w:sz w:val="18"/>
+                <w:szCs w:val="18"/>
+              </w:rPr>
+              <w:t xml:space="preserve"/>
+            </w:r>
+          </w:p>
+          <w:p>
+            <w:pPr>
+              <w:spacing w:after="40" w:before="0"/>
+              <w:jc w:val="left"/>
+            </w:pPr>
+            <w:r>
+              <w:rPr>
+                <w:rFonts w:ascii="Arial" w:cs="Arial" w:eastAsia="Arial" w:hAnsi="Arial"/>
+                <w:b w:val="false"/>
+                <w:bCs w:val="false"/>
+                <w:i w:val="false"/>
+                <w:iCs w:val="false"/>
+                <w:color w:val="000000"/>
+                <w:sz w:val="18"/>
+                <w:szCs w:val="18"/>
+              </w:rPr>
+              <w:t xml:space="preserve">Lesson 6 — OBSERVE &amp; EXPLAIN: Aerobic Respiration. Learners examine the word equation and balanced chemical equation for aerobic respiration. Worked example: calculating ATP yield conceptually. Learners annotate a mitochondrion diagram showing glucose + oxygen → carbon dioxide + water + ATP. Kenyan context: energy released from ugali (starch/glucose) fuelling a Rift Valley farmer's day of work. Learners update DQB — the "normal" oxygen demand during exercise is now explained.</w:t>
+            </w:r>
+          </w:p>
+          <w:p>
+            <w:pPr>
+              <w:spacing w:after="40" w:before="0"/>
+              <w:jc w:val="left"/>
+            </w:pPr>
+            <w:r>
+              <w:rPr>
+                <w:rFonts w:ascii="Arial" w:cs="Arial" w:eastAsia="Arial" w:hAnsi="Arial"/>
+                <w:b w:val="false"/>
+                <w:bCs w:val="false"/>
+                <w:i w:val="false"/>
+                <w:iCs w:val="false"/>
+                <w:color w:val="000000"/>
+                <w:sz w:val="18"/>
+                <w:szCs w:val="18"/>
+              </w:rPr>
+              <w:t xml:space="preserve"/>
+            </w:r>
+          </w:p>
+          <w:p>
+            <w:pPr>
+              <w:spacing w:after="40" w:before="0"/>
+              <w:jc w:val="left"/>
+            </w:pPr>
+            <w:r>
+              <w:rPr>
+                <w:rFonts w:ascii="Arial" w:cs="Arial" w:eastAsia="Arial" w:hAnsi="Arial"/>
+                <w:b w:val="false"/>
+                <w:bCs w:val="false"/>
+                <w:i w:val="false"/>
+                <w:iCs w:val="false"/>
+                <w:color w:val="000000"/>
+                <w:sz w:val="18"/>
+                <w:szCs w:val="18"/>
+              </w:rPr>
+              <w:t xml:space="preserve">Lesson 7 — OBSERVE &amp; EXPLAIN: Anaerobic Respiration. "Yeast Balloon" practical (supporting phenomenon 4) conducted. Learners compare aerobic vs. anaerobic equations side-by-side (animals: lactic acid pathway; yeast: ethanol + CO₂ pathway). "Burning legs" video clip (supporting phenomenon 1) revisited. Learners explain in writing: why lactic acid builds up in muscles during intense exercise and what "oxygen debt" means. DQB updated — the burning-leg mystery is solved.</w:t>
+            </w:r>
+          </w:p>
+          <w:p>
+            <w:pPr>
+              <w:spacing w:after="40" w:before="0"/>
+              <w:jc w:val="left"/>
+            </w:pPr>
+            <w:r>
+              <w:rPr>
+                <w:rFonts w:ascii="Arial" w:cs="Arial" w:eastAsia="Arial" w:hAnsi="Arial"/>
+                <w:b w:val="false"/>
+                <w:bCs w:val="false"/>
+                <w:i w:val="false"/>
+                <w:iCs w:val="false"/>
+                <w:color w:val="000000"/>
+                <w:sz w:val="18"/>
+                <w:szCs w:val="18"/>
+              </w:rPr>
+              <w:t xml:space="preserve"/>
+            </w:r>
+          </w:p>
+          <w:p>
+            <w:pPr>
+              <w:spacing w:after="40" w:before="0"/>
+              <w:jc w:val="left"/>
+            </w:pPr>
+            <w:r>
+              <w:rPr>
+                <w:rFonts w:ascii="Arial" w:cs="Arial" w:eastAsia="Arial" w:hAnsi="Arial"/>
+                <w:b w:val="false"/>
+                <w:bCs w:val="false"/>
+                <w:i w:val="false"/>
+                <w:iCs w:val="false"/>
+                <w:color w:val="000000"/>
+                <w:sz w:val="18"/>
+                <w:szCs w:val="18"/>
+              </w:rPr>
+              <w:t xml:space="preserve">Lesson 8 — EXPLAIN: Respiratory Quotient (RQ). Learners are introduced to the concept and formula: RQ = CO₂ produced ÷ O₂ consumed. Teacher works through RQ calculations for carbohydrates (RQ = 1.0), fats (RQ ≈ 0.7), and proteins (RQ ≈ 0.9) using Kenyan food examples (maize starch from ugali, fat from nyama choma, protein from beans/githeri). Learners practise 3–4 calculation problems. Discussion: what does an athlete's RQ during a marathon tell us about their fuel source?</w:t>
+            </w:r>
+          </w:p>
+          <w:p>
+            <w:pPr>
+              <w:spacing w:after="40" w:before="0"/>
+              <w:jc w:val="left"/>
+            </w:pPr>
+            <w:r>
+              <w:rPr>
+                <w:rFonts w:ascii="Arial" w:cs="Arial" w:eastAsia="Arial" w:hAnsi="Arial"/>
+                <w:b w:val="false"/>
+                <w:bCs w:val="false"/>
+                <w:i w:val="false"/>
+                <w:iCs w:val="false"/>
+                <w:color w:val="000000"/>
+                <w:sz w:val="18"/>
+                <w:szCs w:val="18"/>
+              </w:rPr>
+              <w:t xml:space="preserve"/>
+            </w:r>
+          </w:p>
+          <w:p>
+            <w:pPr>
+              <w:spacing w:after="40" w:before="0"/>
+              <w:jc w:val="left"/>
+            </w:pPr>
+            <w:r>
+              <w:rPr>
+                <w:rFonts w:ascii="Arial" w:cs="Arial" w:eastAsia="Arial" w:hAnsi="Arial"/>
+                <w:b w:val="false"/>
+                <w:bCs w:val="false"/>
+                <w:i w:val="false"/>
+                <w:iCs w:val="false"/>
+                <w:color w:val="000000"/>
+                <w:sz w:val="18"/>
+                <w:szCs w:val="18"/>
+              </w:rPr>
+              <w:t xml:space="preserve">Lesson 9 — PRACTICAL &amp; DATA ANALYSIS: Factors Affecting Rate of Respiration. Learners design and conduct a controlled investigation into the effect of temperature on yeast respiration rate (measuring CO₂ bubble count or balloon size at 10 °C, 25 °C, 37 °C, 50 °C). Data are tabulated and graphed. Learners identify the optimum temperature and explain enzyme denaturation at high temperatures. Connection to DQB: why does body temperature rise during exercise?</w:t>
+            </w:r>
+          </w:p>
+          <w:p>
+            <w:pPr>
+              <w:spacing w:after="40" w:before="0"/>
+              <w:jc w:val="left"/>
+            </w:pPr>
+            <w:r>
+              <w:rPr>
+                <w:rFonts w:ascii="Arial" w:cs="Arial" w:eastAsia="Arial" w:hAnsi="Arial"/>
+                <w:b w:val="false"/>
+                <w:bCs w:val="false"/>
+                <w:i w:val="false"/>
+                <w:iCs w:val="false"/>
+                <w:color w:val="000000"/>
+                <w:sz w:val="18"/>
+                <w:szCs w:val="18"/>
+              </w:rPr>
+              <w:t xml:space="preserve"/>
+            </w:r>
+          </w:p>
+          <w:p>
+            <w:pPr>
+              <w:spacing w:after="40" w:before="0"/>
+              <w:jc w:val="left"/>
+            </w:pPr>
+            <w:r>
+              <w:rPr>
+                <w:rFonts w:ascii="Arial" w:cs="Arial" w:eastAsia="Arial" w:hAnsi="Arial"/>
+                <w:b w:val="false"/>
+                <w:bCs w:val="false"/>
+                <w:i w:val="false"/>
+                <w:iCs w:val="false"/>
+                <w:color w:val="000000"/>
+                <w:sz w:val="18"/>
+                <w:szCs w:val="18"/>
+              </w:rPr>
+              <w:t xml:space="preserve">Lesson 10 — EXPLAIN: Factors Affecting Rate of Respiration (continued) &amp; Importance of Gaseous Exchange. Class discussion on remaining factors: substrate concentration, oxygen availability, surface area. Learners then construct a concept map on the importance of respiration (energy for movement, growth, active transport, heat regulation, reproduction). Kenyan context: importance of aerobic capacity for agricultural labour, sports performance, and survival at high altitude in the Rift Valley.</w:t>
+            </w:r>
+          </w:p>
+          <w:p>
+            <w:pPr>
+              <w:spacing w:after="40" w:before="0"/>
+              <w:jc w:val="left"/>
+            </w:pPr>
+            <w:r>
+              <w:rPr>
+                <w:rFonts w:ascii="Arial" w:cs="Arial" w:eastAsia="Arial" w:hAnsi="Arial"/>
+                <w:b w:val="false"/>
+                <w:bCs w:val="false"/>
+                <w:i w:val="false"/>
+                <w:iCs w:val="false"/>
+                <w:color w:val="000000"/>
+                <w:sz w:val="18"/>
+                <w:szCs w:val="18"/>
+              </w:rPr>
+              <w:t xml:space="preserve"/>
+            </w:r>
+          </w:p>
+          <w:p>
+            <w:pPr>
+              <w:spacing w:after="40" w:before="0"/>
+              <w:jc w:val="left"/>
+            </w:pPr>
+            <w:r>
+              <w:rPr>
+                <w:rFonts w:ascii="Arial" w:cs="Arial" w:eastAsia="Arial" w:hAnsi="Arial"/>
+                <w:b w:val="false"/>
+                <w:bCs w:val="false"/>
+                <w:i w:val="false"/>
+                <w:iCs w:val="false"/>
+                <w:color w:val="000000"/>
+                <w:sz w:val="18"/>
+                <w:szCs w:val="18"/>
+              </w:rPr>
+              <w:t xml:space="preserve">Lesson 11 — MODEL BUILDING &amp; DQB CONSOLIDATION: Learners produce a final, fully annotated cumulative model that integrates: (a) comparative respiratory surfaces, (b) human breathing mechanics, (c) alveolar and cellular gas exchange, (d) aerobic and anaerobic respiration equations, and (e) factors affecting respiration rate. DQB is reviewed: all original questions are answered in writing. Peer review of models using a teacher-provided checklist.</w:t>
+            </w:r>
+          </w:p>
+          <w:p>
+            <w:pPr>
+              <w:spacing w:after="40" w:before="0"/>
+              <w:jc w:val="left"/>
+            </w:pPr>
+            <w:r>
+              <w:rPr>
+                <w:rFonts w:ascii="Arial" w:cs="Arial" w:eastAsia="Arial" w:hAnsi="Arial"/>
+                <w:b w:val="false"/>
+                <w:bCs w:val="false"/>
+                <w:i w:val="false"/>
+                <w:iCs w:val="false"/>
+                <w:color w:val="000000"/>
+                <w:sz w:val="18"/>
+                <w:szCs w:val="18"/>
+              </w:rPr>
+              <w:t xml:space="preserve"/>
+            </w:r>
+          </w:p>
+          <w:p>
+            <w:pPr>
+              <w:spacing w:after="40" w:before="0"/>
+              <w:jc w:val="left"/>
+            </w:pPr>
+            <w:r>
+              <w:rPr>
+                <w:rFonts w:ascii="Arial" w:cs="Arial" w:eastAsia="Arial" w:hAnsi="Arial"/>
+                <w:b w:val="false"/>
+                <w:bCs w:val="false"/>
+                <w:i w:val="false"/>
+                <w:iCs w:val="false"/>
+                <w:color w:val="000000"/>
+                <w:sz w:val="18"/>
+                <w:szCs w:val="18"/>
+              </w:rPr>
+              <w:t xml:space="preserve">Lesson 12 — SUMMATIVE REVIEW &amp; TRANSFER: Learners return to the original anchoring phenomenon data (resting vs. post-exercise breathing and pulse rates) and write a comprehensive scientific explanation using all unit vocabulary and concepts. Exit task: a novel scenario (a Kenyan swimmer crossing the Winam Gulf of Lake Victoria) asks learners to predict and explain respiratory and metabolic responses. Unit closes with learner self-assessment and DQB celebration of questions answered.</w:t>
+            </w:r>
+          </w:p>
+        </w:tc>
+      </w:tr>
+      <w:tr>
+        <w:tc>
+          <w:tcPr>
+            <w:tcW w:type="dxa" w:w="3000"/>
+            <w:shd w:fill="EAD1F5" w:color="auto" w:val="clear"/>
+            <w:tcMar>
+              <w:top w:type="dxa" w:w="60"/>
+              <w:left w:type="dxa" w:w="120"/>
+              <w:bottom w:type="dxa" w:w="60"/>
+              <w:right w:type="dxa" w:w="120"/>
+            </w:tcMar>
+            <w:vAlign w:val="top"/>
+          </w:tcPr>
+          <w:p>
+            <w:pPr>
+              <w:spacing w:after="40" w:before="0"/>
+              <w:jc w:val="left"/>
+            </w:pPr>
+            <w:r>
+              <w:rPr>
+                <w:rFonts w:ascii="Arial" w:cs="Arial" w:eastAsia="Arial" w:hAnsi="Arial"/>
+                <w:b/>
+                <w:bCs/>
+                <w:i w:val="false"/>
+                <w:iCs w:val="false"/>
+                <w:color w:val="000000"/>
+                <w:sz w:val="18"/>
+                <w:szCs w:val="18"/>
+              </w:rPr>
+              <w:t xml:space="preserve">Supporting Phenomena</w:t>
+            </w:r>
+          </w:p>
+        </w:tc>
+        <w:tc>
+          <w:tcPr>
+            <w:tcW w:type="dxa" w:w="10680"/>
+            <w:shd w:fill="FFFFFF" w:color="auto" w:val="clear"/>
+            <w:tcMar>
+              <w:top w:type="dxa" w:w="60"/>
+              <w:left w:type="dxa" w:w="120"/>
+              <w:bottom w:type="dxa" w:w="60"/>
+              <w:right w:type="dxa" w:w="120"/>
+            </w:tcMar>
+            <w:vAlign w:val="top"/>
+          </w:tcPr>
+          <w:p>
+            <w:pPr>
+              <w:spacing w:after="30" w:before="0"/>
+              <w:ind w:left="360" w:hanging="180"/>
+              <w:jc w:val="left"/>
+            </w:pPr>
+            <w:r>
+              <w:rPr>
+                <w:rFonts w:ascii="Arial" w:cs="Arial" w:eastAsia="Arial" w:hAnsi="Arial"/>
+                <w:b w:val="false"/>
+                <w:bCs w:val="false"/>
+                <w:i w:val="false"/>
+                <w:iCs w:val="false"/>
+                <w:color w:val="000000"/>
+                <w:sz w:val="18"/>
+                <w:szCs w:val="18"/>
+              </w:rPr>
+              <w:t xml:space="preserve">–  SUPPORTING PHENOMENON 1 — "The Burning Legs of a Iten Runner": A short video clip shows a 5 000 m runner from Iten crossing the finish line, doubling over, breathing heavily for minutes afterward even though the race is over. Learners are asked: why does breathing not stop the moment the race ends? This supports the lesson on anaerobic respiration and oxygen debt.</w:t>
+            </w:r>
+          </w:p>
+          <w:p>
+            <w:pPr>
+              <w:spacing w:after="30" w:before="0"/>
+              <w:ind w:left="360" w:hanging="180"/>
+              <w:jc w:val="left"/>
+            </w:pPr>
+            <w:r>
+              <w:rPr>
+                <w:rFonts w:ascii="Arial" w:cs="Arial" w:eastAsia="Arial" w:hAnsi="Arial"/>
+                <w:b w:val="false"/>
+                <w:bCs w:val="false"/>
+                <w:i w:val="false"/>
+                <w:iCs w:val="false"/>
+                <w:color w:val="000000"/>
+                <w:sz w:val="18"/>
+                <w:szCs w:val="18"/>
+              </w:rPr>
+              <w:t xml:space="preserve">–  SUPPORTING PHENOMENON 2 — "Fish Out of Water": Learners observe (live or via video) a tilapia removed from Lake Victoria water, noting its rapid gill-cover movements and eventual suffocation. This supports comparative study of gill structure and the requirement for a moist, thin, well-vascularised respiratory surface.</w:t>
+            </w:r>
+          </w:p>
+          <w:p>
+            <w:pPr>
+              <w:spacing w:after="30" w:before="0"/>
+              <w:ind w:left="360" w:hanging="180"/>
+              <w:jc w:val="left"/>
+            </w:pPr>
+            <w:r>
+              <w:rPr>
+                <w:rFonts w:ascii="Arial" w:cs="Arial" w:eastAsia="Arial" w:hAnsi="Arial"/>
+                <w:b w:val="false"/>
+                <w:bCs w:val="false"/>
+                <w:i w:val="false"/>
+                <w:iCs w:val="false"/>
+                <w:color w:val="000000"/>
+                <w:sz w:val="18"/>
+                <w:szCs w:val="18"/>
+              </w:rPr>
+              <w:t xml:space="preserve">–  SUPPORTING PHENOMENON 3 — "Limewater Turns Milky": Learners breathe gently through a straw into limewater and observe it turn milky white (calcium carbonate precipitate), while a control tube of fresh air does not change. This tangible, visible evidence that exhaled air contains elevated CO₂ supports the lesson on breathing mechanics and gas composition.</w:t>
+            </w:r>
+          </w:p>
+          <w:p>
+            <w:pPr>
+              <w:spacing w:after="30" w:before="0"/>
+              <w:ind w:left="360" w:hanging="180"/>
+              <w:jc w:val="left"/>
+            </w:pPr>
+            <w:r>
+              <w:rPr>
+                <w:rFonts w:ascii="Arial" w:cs="Arial" w:eastAsia="Arial" w:hAnsi="Arial"/>
+                <w:b w:val="false"/>
+                <w:bCs w:val="false"/>
+                <w:i w:val="false"/>
+                <w:iCs w:val="false"/>
+                <w:color w:val="000000"/>
+                <w:sz w:val="18"/>
+                <w:szCs w:val="18"/>
+              </w:rPr>
+              <w:t xml:space="preserve">–  SUPPORTING PHENOMENON 4 — "Yeast Balloons": Learners set up two flasks — one with sugar solution + yeast at 37 °C and one at 4 °C (ice water) — each sealed with a balloon on top. Over 20 minutes the warm flask's balloon inflates while the cold one does not, making CO₂ production from anaerobic fermentation visible and introducing the effect of temperature on respiration rate.</w:t>
+            </w:r>
+          </w:p>
+        </w:tc>
+      </w:tr>
+    </w:tbl>
+    <w:p>
+      <w:pPr>
+        <w:spacing w:after="120"/>
+      </w:pPr>
+      <w:r>
+        <w:t xml:space="preserve"/>
       </w:r>
     </w:p>
     <w:p>
@@ -150,7 +2690,7 @@
         </w:rPr>
         <w:t xml:space="preserve">© 2026 SeaVuria and ARES. This work is licensed under a </w:t>
       </w:r>
-      <w:hyperlink w:history="1" r:id="rIdimuwj01gmwms-onlwbute">
+      <w:hyperlink w:history="1" r:id="rIdtcx21p3mi1a_rq3znfao4">
         <w:r>
           <w:rPr>
             <w:rFonts w:ascii="Arial" w:cs="Arial" w:eastAsia="Arial" w:hAnsi="Arial"/>
@@ -170,7 +2710,7 @@
         </w:rPr>
         <w:t xml:space="preserve"> (</w:t>
       </w:r>
-      <w:hyperlink w:history="1" r:id="rIdczjg1kgpw-svp_gs_qvbh">
+      <w:hyperlink w:history="1" r:id="rIdfr8n7oye3tkkjwwmzf6sb">
         <w:r>
           <w:rPr>
             <w:rFonts w:ascii="Arial" w:cs="Arial" w:eastAsia="Arial" w:hAnsi="Arial"/>
@@ -190,7 +2730,7 @@
         </w:rPr>
         <w:t xml:space="preserve">). To view a copy of this license, visit </w:t>
       </w:r>
-      <w:hyperlink w:history="1" r:id="rIdeg2jqh4tgejkwhmw5xzrs">
+      <w:hyperlink w:history="1" r:id="rIdb7ylzhq7-9t4ztv1-mawe">
         <w:r>
           <w:rPr>
             <w:rFonts w:ascii="Arial" w:cs="Arial" w:eastAsia="Arial" w:hAnsi="Arial"/>
@@ -209,2546 +2749,6 @@
           <w:szCs w:val="17"/>
         </w:rPr>
         <w:t xml:space="preserve">. You are free to copy, redistribute, and adapt this material in any medium or format, provided appropriate credit is given and the material is not used for commercial purposes. KICD learning outcomes and curriculum designations reproduced here for alignment purposes remain the property of KICD and are not covered by this license. Linked external resources (e.g. CK-12, Khan Academy, PhET) are subject to their own licenses.</w:t>
-      </w:r>
-    </w:p>
-    <w:p>
-      <w:pPr>
-        <w:spacing w:after="120"/>
-      </w:pPr>
-      <w:r>
-        <w:t xml:space="preserve"/>
-      </w:r>
-    </w:p>
-    <w:tbl>
-      <w:tblPr>
-        <w:tblW w:type="dxa" w:w="13680"/>
-        <w:tblBorders>
-          <w:top w:val="single" w:color="AAAAAA" w:sz="4"/>
-          <w:left w:val="single" w:color="AAAAAA" w:sz="4"/>
-          <w:bottom w:val="single" w:color="AAAAAA" w:sz="4"/>
-          <w:right w:val="single" w:color="AAAAAA" w:sz="4"/>
-          <w:insideH w:val="single" w:color="auto" w:sz="4"/>
-          <w:insideV w:val="single" w:color="auto" w:sz="4"/>
-        </w:tblBorders>
-        <w:tblLayout w:type="fixed"/>
-      </w:tblPr>
-      <w:tblGrid>
-        <w:gridCol w:w="3000"/>
-        <w:gridCol w:w="10680"/>
-      </w:tblGrid>
-      <w:tr>
-        <w:tc>
-          <w:tcPr>
-            <w:tcW w:type="dxa" w:w="13680"/>
-            <w:gridSpan w:val="2"/>
-            <w:shd w:fill="1F3864" w:color="auto" w:val="clear"/>
-            <w:tcMar>
-              <w:top w:type="dxa" w:w="60"/>
-              <w:left w:type="dxa" w:w="120"/>
-              <w:bottom w:type="dxa" w:w="60"/>
-              <w:right w:type="dxa" w:w="120"/>
-            </w:tcMar>
-            <w:vAlign w:val="top"/>
-          </w:tcPr>
-          <w:p>
-            <w:pPr>
-              <w:spacing w:after="40" w:before="0"/>
-              <w:jc w:val="center"/>
-            </w:pPr>
-            <w:r>
-              <w:rPr>
-                <w:rFonts w:ascii="Arial" w:cs="Arial" w:eastAsia="Arial" w:hAnsi="Arial"/>
-                <w:b/>
-                <w:bCs/>
-                <w:i w:val="false"/>
-                <w:iCs w:val="false"/>
-                <w:color w:val="FFFFFF"/>
-                <w:sz w:val="22"/>
-                <w:szCs w:val="22"/>
-              </w:rPr>
-              <w:t xml:space="preserve">SUB-STRAND OVERVIEW</w:t>
-            </w:r>
-          </w:p>
-        </w:tc>
-      </w:tr>
-      <w:tr>
-        <w:tc>
-          <w:tcPr>
-            <w:tcW w:type="dxa" w:w="3000"/>
-            <w:shd w:fill="D5E8F0" w:color="auto" w:val="clear"/>
-            <w:tcMar>
-              <w:top w:type="dxa" w:w="60"/>
-              <w:left w:type="dxa" w:w="120"/>
-              <w:bottom w:type="dxa" w:w="60"/>
-              <w:right w:type="dxa" w:w="120"/>
-            </w:tcMar>
-            <w:vAlign w:val="top"/>
-          </w:tcPr>
-          <w:p>
-            <w:pPr>
-              <w:spacing w:after="40" w:before="0"/>
-              <w:jc w:val="left"/>
-            </w:pPr>
-            <w:r>
-              <w:rPr>
-                <w:rFonts w:ascii="Arial" w:cs="Arial" w:eastAsia="Arial" w:hAnsi="Arial"/>
-                <w:b/>
-                <w:bCs/>
-                <w:i w:val="false"/>
-                <w:iCs w:val="false"/>
-                <w:color w:val="000000"/>
-                <w:sz w:val="18"/>
-                <w:szCs w:val="18"/>
-              </w:rPr>
-              <w:t xml:space="preserve">Grade Level</w:t>
-            </w:r>
-          </w:p>
-        </w:tc>
-        <w:tc>
-          <w:tcPr>
-            <w:tcW w:type="dxa" w:w="10680"/>
-            <w:shd w:fill="FFFFFF" w:color="auto" w:val="clear"/>
-            <w:tcMar>
-              <w:top w:type="dxa" w:w="60"/>
-              <w:left w:type="dxa" w:w="120"/>
-              <w:bottom w:type="dxa" w:w="60"/>
-              <w:right w:type="dxa" w:w="120"/>
-            </w:tcMar>
-            <w:vAlign w:val="top"/>
-          </w:tcPr>
-          <w:p>
-            <w:pPr>
-              <w:spacing w:after="40" w:before="0"/>
-              <w:jc w:val="left"/>
-            </w:pPr>
-            <w:r>
-              <w:rPr>
-                <w:rFonts w:ascii="Arial" w:cs="Arial" w:eastAsia="Arial" w:hAnsi="Arial"/>
-                <w:b w:val="false"/>
-                <w:bCs w:val="false"/>
-                <w:i w:val="false"/>
-                <w:iCs w:val="false"/>
-                <w:color w:val="000000"/>
-                <w:sz w:val="18"/>
-                <w:szCs w:val="18"/>
-              </w:rPr>
-              <w:t xml:space="preserve">10</w:t>
-            </w:r>
-          </w:p>
-        </w:tc>
-      </w:tr>
-      <w:tr>
-        <w:tc>
-          <w:tcPr>
-            <w:tcW w:type="dxa" w:w="3000"/>
-            <w:shd w:fill="D5E8F0" w:color="auto" w:val="clear"/>
-            <w:tcMar>
-              <w:top w:type="dxa" w:w="60"/>
-              <w:left w:type="dxa" w:w="120"/>
-              <w:bottom w:type="dxa" w:w="60"/>
-              <w:right w:type="dxa" w:w="120"/>
-            </w:tcMar>
-            <w:vAlign w:val="top"/>
-          </w:tcPr>
-          <w:p>
-            <w:pPr>
-              <w:spacing w:after="40" w:before="0"/>
-              <w:jc w:val="left"/>
-            </w:pPr>
-            <w:r>
-              <w:rPr>
-                <w:rFonts w:ascii="Arial" w:cs="Arial" w:eastAsia="Arial" w:hAnsi="Arial"/>
-                <w:b/>
-                <w:bCs/>
-                <w:i w:val="false"/>
-                <w:iCs w:val="false"/>
-                <w:color w:val="000000"/>
-                <w:sz w:val="18"/>
-                <w:szCs w:val="18"/>
-              </w:rPr>
-              <w:t xml:space="preserve">Subject</w:t>
-            </w:r>
-          </w:p>
-        </w:tc>
-        <w:tc>
-          <w:tcPr>
-            <w:tcW w:type="dxa" w:w="10680"/>
-            <w:shd w:fill="FFFFFF" w:color="auto" w:val="clear"/>
-            <w:tcMar>
-              <w:top w:type="dxa" w:w="60"/>
-              <w:left w:type="dxa" w:w="120"/>
-              <w:bottom w:type="dxa" w:w="60"/>
-              <w:right w:type="dxa" w:w="120"/>
-            </w:tcMar>
-            <w:vAlign w:val="top"/>
-          </w:tcPr>
-          <w:p>
-            <w:pPr>
-              <w:spacing w:after="40" w:before="0"/>
-              <w:jc w:val="left"/>
-            </w:pPr>
-            <w:r>
-              <w:rPr>
-                <w:rFonts w:ascii="Arial" w:cs="Arial" w:eastAsia="Arial" w:hAnsi="Arial"/>
-                <w:b w:val="false"/>
-                <w:bCs w:val="false"/>
-                <w:i w:val="false"/>
-                <w:iCs w:val="false"/>
-                <w:color w:val="000000"/>
-                <w:sz w:val="18"/>
-                <w:szCs w:val="18"/>
-              </w:rPr>
-              <w:t xml:space="preserve">Biology</w:t>
-            </w:r>
-          </w:p>
-        </w:tc>
-      </w:tr>
-      <w:tr>
-        <w:tc>
-          <w:tcPr>
-            <w:tcW w:type="dxa" w:w="3000"/>
-            <w:shd w:fill="D5E8F0" w:color="auto" w:val="clear"/>
-            <w:tcMar>
-              <w:top w:type="dxa" w:w="60"/>
-              <w:left w:type="dxa" w:w="120"/>
-              <w:bottom w:type="dxa" w:w="60"/>
-              <w:right w:type="dxa" w:w="120"/>
-            </w:tcMar>
-            <w:vAlign w:val="top"/>
-          </w:tcPr>
-          <w:p>
-            <w:pPr>
-              <w:spacing w:after="40" w:before="0"/>
-              <w:jc w:val="left"/>
-            </w:pPr>
-            <w:r>
-              <w:rPr>
-                <w:rFonts w:ascii="Arial" w:cs="Arial" w:eastAsia="Arial" w:hAnsi="Arial"/>
-                <w:b/>
-                <w:bCs/>
-                <w:i w:val="false"/>
-                <w:iCs w:val="false"/>
-                <w:color w:val="000000"/>
-                <w:sz w:val="18"/>
-                <w:szCs w:val="18"/>
-              </w:rPr>
-              <w:t xml:space="preserve">Strand</w:t>
-            </w:r>
-          </w:p>
-        </w:tc>
-        <w:tc>
-          <w:tcPr>
-            <w:tcW w:type="dxa" w:w="10680"/>
-            <w:shd w:fill="FFFFFF" w:color="auto" w:val="clear"/>
-            <w:tcMar>
-              <w:top w:type="dxa" w:w="60"/>
-              <w:left w:type="dxa" w:w="120"/>
-              <w:bottom w:type="dxa" w:w="60"/>
-              <w:right w:type="dxa" w:w="120"/>
-            </w:tcMar>
-            <w:vAlign w:val="top"/>
-          </w:tcPr>
-          <w:p>
-            <w:pPr>
-              <w:spacing w:after="40" w:before="0"/>
-              <w:jc w:val="left"/>
-            </w:pPr>
-            <w:r>
-              <w:rPr>
-                <w:rFonts w:ascii="Arial" w:cs="Arial" w:eastAsia="Arial" w:hAnsi="Arial"/>
-                <w:b w:val="false"/>
-                <w:bCs w:val="false"/>
-                <w:i w:val="false"/>
-                <w:iCs w:val="false"/>
-                <w:color w:val="000000"/>
-                <w:sz w:val="18"/>
-                <w:szCs w:val="18"/>
-              </w:rPr>
-              <w:t xml:space="preserve">Strand 3.0: Physiology of Life Processes</w:t>
-            </w:r>
-          </w:p>
-        </w:tc>
-      </w:tr>
-      <w:tr>
-        <w:tc>
-          <w:tcPr>
-            <w:tcW w:type="dxa" w:w="3000"/>
-            <w:shd w:fill="D5E8F0" w:color="auto" w:val="clear"/>
-            <w:tcMar>
-              <w:top w:type="dxa" w:w="60"/>
-              <w:left w:type="dxa" w:w="120"/>
-              <w:bottom w:type="dxa" w:w="60"/>
-              <w:right w:type="dxa" w:w="120"/>
-            </w:tcMar>
-            <w:vAlign w:val="top"/>
-          </w:tcPr>
-          <w:p>
-            <w:pPr>
-              <w:spacing w:after="40" w:before="0"/>
-              <w:jc w:val="left"/>
-            </w:pPr>
-            <w:r>
-              <w:rPr>
-                <w:rFonts w:ascii="Arial" w:cs="Arial" w:eastAsia="Arial" w:hAnsi="Arial"/>
-                <w:b/>
-                <w:bCs/>
-                <w:i w:val="false"/>
-                <w:iCs w:val="false"/>
-                <w:color w:val="000000"/>
-                <w:sz w:val="18"/>
-                <w:szCs w:val="18"/>
-              </w:rPr>
-              <w:t xml:space="preserve">Sub-Strand</w:t>
-            </w:r>
-          </w:p>
-        </w:tc>
-        <w:tc>
-          <w:tcPr>
-            <w:tcW w:type="dxa" w:w="10680"/>
-            <w:shd w:fill="FFFFFF" w:color="auto" w:val="clear"/>
-            <w:tcMar>
-              <w:top w:type="dxa" w:w="60"/>
-              <w:left w:type="dxa" w:w="120"/>
-              <w:bottom w:type="dxa" w:w="60"/>
-              <w:right w:type="dxa" w:w="120"/>
-            </w:tcMar>
-            <w:vAlign w:val="top"/>
-          </w:tcPr>
-          <w:p>
-            <w:pPr>
-              <w:spacing w:after="40" w:before="0"/>
-              <w:jc w:val="left"/>
-            </w:pPr>
-            <w:r>
-              <w:rPr>
-                <w:rFonts w:ascii="Arial" w:cs="Arial" w:eastAsia="Arial" w:hAnsi="Arial"/>
-                <w:b w:val="false"/>
-                <w:bCs w:val="false"/>
-                <w:i w:val="false"/>
-                <w:iCs w:val="false"/>
-                <w:color w:val="000000"/>
-                <w:sz w:val="18"/>
-                <w:szCs w:val="18"/>
-              </w:rPr>
-              <w:t xml:space="preserve">Sub-Strand 3.3: Animal Gaseous Exchange and Respiration</w:t>
-            </w:r>
-          </w:p>
-        </w:tc>
-      </w:tr>
-      <w:tr>
-        <w:tc>
-          <w:tcPr>
-            <w:tcW w:type="dxa" w:w="3000"/>
-            <w:shd w:fill="D5E8F0" w:color="auto" w:val="clear"/>
-            <w:tcMar>
-              <w:top w:type="dxa" w:w="60"/>
-              <w:left w:type="dxa" w:w="120"/>
-              <w:bottom w:type="dxa" w:w="60"/>
-              <w:right w:type="dxa" w:w="120"/>
-            </w:tcMar>
-            <w:vAlign w:val="top"/>
-          </w:tcPr>
-          <w:p>
-            <w:pPr>
-              <w:spacing w:after="40" w:before="0"/>
-              <w:jc w:val="left"/>
-            </w:pPr>
-            <w:r>
-              <w:rPr>
-                <w:rFonts w:ascii="Arial" w:cs="Arial" w:eastAsia="Arial" w:hAnsi="Arial"/>
-                <w:b/>
-                <w:bCs/>
-                <w:i w:val="false"/>
-                <w:iCs w:val="false"/>
-                <w:color w:val="000000"/>
-                <w:sz w:val="18"/>
-                <w:szCs w:val="18"/>
-              </w:rPr>
-              <w:t xml:space="preserve">Total Duration</w:t>
-            </w:r>
-          </w:p>
-        </w:tc>
-        <w:tc>
-          <w:tcPr>
-            <w:tcW w:type="dxa" w:w="10680"/>
-            <w:shd w:fill="FFFFFF" w:color="auto" w:val="clear"/>
-            <w:tcMar>
-              <w:top w:type="dxa" w:w="60"/>
-              <w:left w:type="dxa" w:w="120"/>
-              <w:bottom w:type="dxa" w:w="60"/>
-              <w:right w:type="dxa" w:w="120"/>
-            </w:tcMar>
-            <w:vAlign w:val="top"/>
-          </w:tcPr>
-          <w:p>
-            <w:pPr>
-              <w:spacing w:after="40" w:before="0"/>
-              <w:jc w:val="left"/>
-            </w:pPr>
-            <w:r>
-              <w:rPr>
-                <w:rFonts w:ascii="Arial" w:cs="Arial" w:eastAsia="Arial" w:hAnsi="Arial"/>
-                <w:b w:val="false"/>
-                <w:bCs w:val="false"/>
-                <w:i w:val="false"/>
-                <w:iCs w:val="false"/>
-                <w:color w:val="000000"/>
-                <w:sz w:val="18"/>
-                <w:szCs w:val="18"/>
-              </w:rPr>
-              <w:t xml:space="preserve">12 lessons × 40 minutes = 480 minutes total</w:t>
-            </w:r>
-          </w:p>
-        </w:tc>
-      </w:tr>
-      <w:tr>
-        <w:tc>
-          <w:tcPr>
-            <w:tcW w:type="dxa" w:w="3000"/>
-            <w:shd w:fill="D5E8F0" w:color="auto" w:val="clear"/>
-            <w:tcMar>
-              <w:top w:type="dxa" w:w="60"/>
-              <w:left w:type="dxa" w:w="120"/>
-              <w:bottom w:type="dxa" w:w="60"/>
-              <w:right w:type="dxa" w:w="120"/>
-            </w:tcMar>
-            <w:vAlign w:val="top"/>
-          </w:tcPr>
-          <w:p>
-            <w:pPr>
-              <w:spacing w:after="40" w:before="0"/>
-              <w:jc w:val="left"/>
-            </w:pPr>
-            <w:r>
-              <w:rPr>
-                <w:rFonts w:ascii="Arial" w:cs="Arial" w:eastAsia="Arial" w:hAnsi="Arial"/>
-                <w:b/>
-                <w:bCs/>
-                <w:i w:val="false"/>
-                <w:iCs w:val="false"/>
-                <w:color w:val="000000"/>
-                <w:sz w:val="18"/>
-                <w:szCs w:val="18"/>
-              </w:rPr>
-              <w:t xml:space="preserve">Sub-Strand Content</w:t>
-            </w:r>
-          </w:p>
-        </w:tc>
-        <w:tc>
-          <w:tcPr>
-            <w:tcW w:type="dxa" w:w="10680"/>
-            <w:shd w:fill="FFFFFF" w:color="auto" w:val="clear"/>
-            <w:tcMar>
-              <w:top w:type="dxa" w:w="60"/>
-              <w:left w:type="dxa" w:w="120"/>
-              <w:bottom w:type="dxa" w:w="60"/>
-              <w:right w:type="dxa" w:w="120"/>
-            </w:tcMar>
-            <w:vAlign w:val="top"/>
-          </w:tcPr>
-          <w:p>
-            <w:pPr>
-              <w:spacing w:after="30" w:before="0"/>
-              <w:ind w:left="360" w:hanging="180"/>
-              <w:jc w:val="left"/>
-            </w:pPr>
-            <w:r>
-              <w:rPr>
-                <w:rFonts w:ascii="Arial" w:cs="Arial" w:eastAsia="Arial" w:hAnsi="Arial"/>
-                <w:b w:val="false"/>
-                <w:bCs w:val="false"/>
-                <w:i w:val="false"/>
-                <w:iCs w:val="false"/>
-                <w:color w:val="000000"/>
-                <w:sz w:val="18"/>
-                <w:szCs w:val="18"/>
-              </w:rPr>
-              <w:t xml:space="preserve">–  General characteristics of respiratory surfaces in animals</w:t>
-            </w:r>
-          </w:p>
-          <w:p>
-            <w:pPr>
-              <w:spacing w:after="30" w:before="0"/>
-              <w:ind w:left="360" w:hanging="180"/>
-              <w:jc w:val="left"/>
-            </w:pPr>
-            <w:r>
-              <w:rPr>
-                <w:rFonts w:ascii="Arial" w:cs="Arial" w:eastAsia="Arial" w:hAnsi="Arial"/>
-                <w:b w:val="false"/>
-                <w:bCs w:val="false"/>
-                <w:i w:val="false"/>
-                <w:iCs w:val="false"/>
-                <w:color w:val="000000"/>
-                <w:sz w:val="18"/>
-                <w:szCs w:val="18"/>
-              </w:rPr>
-              <w:t xml:space="preserve">–  Structure and adaptations of respiratory structures in animals (skin, gills, tracheae, lungs)</w:t>
-            </w:r>
-          </w:p>
-          <w:p>
-            <w:pPr>
-              <w:spacing w:after="30" w:before="0"/>
-              <w:ind w:left="360" w:hanging="180"/>
-              <w:jc w:val="left"/>
-            </w:pPr>
-            <w:r>
-              <w:rPr>
-                <w:rFonts w:ascii="Arial" w:cs="Arial" w:eastAsia="Arial" w:hAnsi="Arial"/>
-                <w:b w:val="false"/>
-                <w:bCs w:val="false"/>
-                <w:i w:val="false"/>
-                <w:iCs w:val="false"/>
-                <w:color w:val="000000"/>
-                <w:sz w:val="18"/>
-                <w:szCs w:val="18"/>
-              </w:rPr>
-              <w:t xml:space="preserve">–  Mechanisms of gaseous exchange in humans (breathing mechanics, alveolar exchange)</w:t>
-            </w:r>
-          </w:p>
-          <w:p>
-            <w:pPr>
-              <w:spacing w:after="30" w:before="0"/>
-              <w:ind w:left="360" w:hanging="180"/>
-              <w:jc w:val="left"/>
-            </w:pPr>
-            <w:r>
-              <w:rPr>
-                <w:rFonts w:ascii="Arial" w:cs="Arial" w:eastAsia="Arial" w:hAnsi="Arial"/>
-                <w:b w:val="false"/>
-                <w:bCs w:val="false"/>
-                <w:i w:val="false"/>
-                <w:iCs w:val="false"/>
-                <w:color w:val="000000"/>
-                <w:sz w:val="18"/>
-                <w:szCs w:val="18"/>
-              </w:rPr>
-              <w:t xml:space="preserve">–  Aerobic respiration (equation, stages, energy yield)</w:t>
-            </w:r>
-          </w:p>
-          <w:p>
-            <w:pPr>
-              <w:spacing w:after="30" w:before="0"/>
-              <w:ind w:left="360" w:hanging="180"/>
-              <w:jc w:val="left"/>
-            </w:pPr>
-            <w:r>
-              <w:rPr>
-                <w:rFonts w:ascii="Arial" w:cs="Arial" w:eastAsia="Arial" w:hAnsi="Arial"/>
-                <w:b w:val="false"/>
-                <w:bCs w:val="false"/>
-                <w:i w:val="false"/>
-                <w:iCs w:val="false"/>
-                <w:color w:val="000000"/>
-                <w:sz w:val="18"/>
-                <w:szCs w:val="18"/>
-              </w:rPr>
-              <w:t xml:space="preserve">–  Anaerobic respiration (equation, products in animals and yeast, lactic acid in muscles)</w:t>
-            </w:r>
-          </w:p>
-          <w:p>
-            <w:pPr>
-              <w:spacing w:after="30" w:before="0"/>
-              <w:ind w:left="360" w:hanging="180"/>
-              <w:jc w:val="left"/>
-            </w:pPr>
-            <w:r>
-              <w:rPr>
-                <w:rFonts w:ascii="Arial" w:cs="Arial" w:eastAsia="Arial" w:hAnsi="Arial"/>
-                <w:b w:val="false"/>
-                <w:bCs w:val="false"/>
-                <w:i w:val="false"/>
-                <w:iCs w:val="false"/>
-                <w:color w:val="000000"/>
-                <w:sz w:val="18"/>
-                <w:szCs w:val="18"/>
-              </w:rPr>
-              <w:t xml:space="preserve">–  Respiratory quotient (RQ) for carbohydrates, fats, and proteins</w:t>
-            </w:r>
-          </w:p>
-          <w:p>
-            <w:pPr>
-              <w:spacing w:after="30" w:before="0"/>
-              <w:ind w:left="360" w:hanging="180"/>
-              <w:jc w:val="left"/>
-            </w:pPr>
-            <w:r>
-              <w:rPr>
-                <w:rFonts w:ascii="Arial" w:cs="Arial" w:eastAsia="Arial" w:hAnsi="Arial"/>
-                <w:b w:val="false"/>
-                <w:bCs w:val="false"/>
-                <w:i w:val="false"/>
-                <w:iCs w:val="false"/>
-                <w:color w:val="000000"/>
-                <w:sz w:val="18"/>
-                <w:szCs w:val="18"/>
-              </w:rPr>
-              <w:t xml:space="preserve">–  Importance of gaseous exchange and respiration in animals</w:t>
-            </w:r>
-          </w:p>
-          <w:p>
-            <w:pPr>
-              <w:spacing w:after="30" w:before="0"/>
-              <w:ind w:left="360" w:hanging="180"/>
-              <w:jc w:val="left"/>
-            </w:pPr>
-            <w:r>
-              <w:rPr>
-                <w:rFonts w:ascii="Arial" w:cs="Arial" w:eastAsia="Arial" w:hAnsi="Arial"/>
-                <w:b w:val="false"/>
-                <w:bCs w:val="false"/>
-                <w:i w:val="false"/>
-                <w:iCs w:val="false"/>
-                <w:color w:val="000000"/>
-                <w:sz w:val="18"/>
-                <w:szCs w:val="18"/>
-              </w:rPr>
-              <w:t xml:space="preserve">–  Factors affecting the rate of respiration (temperature, oxygen concentration, substrate availability, surface area)</w:t>
-            </w:r>
-          </w:p>
-        </w:tc>
-      </w:tr>
-      <w:tr>
-        <w:tc>
-          <w:tcPr>
-            <w:tcW w:type="dxa" w:w="3000"/>
-            <w:shd w:fill="D5E8F0" w:color="auto" w:val="clear"/>
-            <w:tcMar>
-              <w:top w:type="dxa" w:w="60"/>
-              <w:left w:type="dxa" w:w="120"/>
-              <w:bottom w:type="dxa" w:w="60"/>
-              <w:right w:type="dxa" w:w="120"/>
-            </w:tcMar>
-            <w:vAlign w:val="top"/>
-          </w:tcPr>
-          <w:p>
-            <w:pPr>
-              <w:spacing w:after="40" w:before="0"/>
-              <w:jc w:val="left"/>
-            </w:pPr>
-            <w:r>
-              <w:rPr>
-                <w:rFonts w:ascii="Arial" w:cs="Arial" w:eastAsia="Arial" w:hAnsi="Arial"/>
-                <w:b/>
-                <w:bCs/>
-                <w:i w:val="false"/>
-                <w:iCs w:val="false"/>
-                <w:color w:val="000000"/>
-                <w:sz w:val="18"/>
-                <w:szCs w:val="18"/>
-              </w:rPr>
-              <w:t xml:space="preserve">Learning Outcomes</w:t>
-            </w:r>
-          </w:p>
-        </w:tc>
-        <w:tc>
-          <w:tcPr>
-            <w:tcW w:type="dxa" w:w="10680"/>
-            <w:shd w:fill="FFFFFF" w:color="auto" w:val="clear"/>
-            <w:tcMar>
-              <w:top w:type="dxa" w:w="60"/>
-              <w:left w:type="dxa" w:w="120"/>
-              <w:bottom w:type="dxa" w:w="60"/>
-              <w:right w:type="dxa" w:w="120"/>
-            </w:tcMar>
-            <w:vAlign w:val="top"/>
-          </w:tcPr>
-          <w:p>
-            <w:pPr>
-              <w:spacing w:after="40" w:before="0"/>
-              <w:jc w:val="left"/>
-            </w:pPr>
-            <w:r>
-              <w:rPr>
-                <w:rFonts w:ascii="Arial" w:cs="Arial" w:eastAsia="Arial" w:hAnsi="Arial"/>
-                <w:b w:val="false"/>
-                <w:bCs w:val="false"/>
-                <w:i w:val="false"/>
-                <w:iCs w:val="false"/>
-                <w:color w:val="000000"/>
-                <w:sz w:val="18"/>
-                <w:szCs w:val="18"/>
-              </w:rPr>
-              <w:t xml:space="preserve">By the end of the sub-strand, the learner should be able to:</w:t>
-            </w:r>
-          </w:p>
-          <w:p>
-            <w:pPr>
-              <w:spacing w:after="40" w:before="0"/>
-              <w:jc w:val="left"/>
-            </w:pPr>
-            <w:r>
-              <w:rPr>
-                <w:rFonts w:ascii="Arial" w:cs="Arial" w:eastAsia="Arial" w:hAnsi="Arial"/>
-                <w:b w:val="false"/>
-                <w:bCs w:val="false"/>
-                <w:i w:val="false"/>
-                <w:iCs w:val="false"/>
-                <w:color w:val="000000"/>
-                <w:sz w:val="18"/>
-                <w:szCs w:val="18"/>
-              </w:rPr>
-              <w:t xml:space="preserve">a) describe the general characteristics of respiratory surfaces in animals,</w:t>
-            </w:r>
-          </w:p>
-          <w:p>
-            <w:pPr>
-              <w:spacing w:after="40" w:before="0"/>
-              <w:jc w:val="left"/>
-            </w:pPr>
-            <w:r>
-              <w:rPr>
-                <w:rFonts w:ascii="Arial" w:cs="Arial" w:eastAsia="Arial" w:hAnsi="Arial"/>
-                <w:b w:val="false"/>
-                <w:bCs w:val="false"/>
-                <w:i w:val="false"/>
-                <w:iCs w:val="false"/>
-                <w:color w:val="000000"/>
-                <w:sz w:val="18"/>
-                <w:szCs w:val="18"/>
-              </w:rPr>
-              <w:t xml:space="preserve">b) explain the structure and adaptations of respiratory structures in different animals,</w:t>
-            </w:r>
-          </w:p>
-          <w:p>
-            <w:pPr>
-              <w:spacing w:after="40" w:before="0"/>
-              <w:jc w:val="left"/>
-            </w:pPr>
-            <w:r>
-              <w:rPr>
-                <w:rFonts w:ascii="Arial" w:cs="Arial" w:eastAsia="Arial" w:hAnsi="Arial"/>
-                <w:b w:val="false"/>
-                <w:bCs w:val="false"/>
-                <w:i w:val="false"/>
-                <w:iCs w:val="false"/>
-                <w:color w:val="000000"/>
-                <w:sz w:val="18"/>
-                <w:szCs w:val="18"/>
-              </w:rPr>
-              <w:t xml:space="preserve">c) describe the mechanisms of gaseous exchange in humans,</w:t>
-            </w:r>
-          </w:p>
-          <w:p>
-            <w:pPr>
-              <w:spacing w:after="40" w:before="0"/>
-              <w:jc w:val="left"/>
-            </w:pPr>
-            <w:r>
-              <w:rPr>
-                <w:rFonts w:ascii="Arial" w:cs="Arial" w:eastAsia="Arial" w:hAnsi="Arial"/>
-                <w:b w:val="false"/>
-                <w:bCs w:val="false"/>
-                <w:i w:val="false"/>
-                <w:iCs w:val="false"/>
-                <w:color w:val="000000"/>
-                <w:sz w:val="18"/>
-                <w:szCs w:val="18"/>
-              </w:rPr>
-              <w:t xml:space="preserve">d) differentiate between aerobic and anaerobic respiration and write their balanced equations,</w:t>
-            </w:r>
-          </w:p>
-          <w:p>
-            <w:pPr>
-              <w:spacing w:after="40" w:before="0"/>
-              <w:jc w:val="left"/>
-            </w:pPr>
-            <w:r>
-              <w:rPr>
-                <w:rFonts w:ascii="Arial" w:cs="Arial" w:eastAsia="Arial" w:hAnsi="Arial"/>
-                <w:b w:val="false"/>
-                <w:bCs w:val="false"/>
-                <w:i w:val="false"/>
-                <w:iCs w:val="false"/>
-                <w:color w:val="000000"/>
-                <w:sz w:val="18"/>
-                <w:szCs w:val="18"/>
-              </w:rPr>
-              <w:t xml:space="preserve">e) calculate the respiratory quotient (RQ) for different food substrates,</w:t>
-            </w:r>
-          </w:p>
-          <w:p>
-            <w:pPr>
-              <w:spacing w:after="40" w:before="0"/>
-              <w:jc w:val="left"/>
-            </w:pPr>
-            <w:r>
-              <w:rPr>
-                <w:rFonts w:ascii="Arial" w:cs="Arial" w:eastAsia="Arial" w:hAnsi="Arial"/>
-                <w:b w:val="false"/>
-                <w:bCs w:val="false"/>
-                <w:i w:val="false"/>
-                <w:iCs w:val="false"/>
-                <w:color w:val="000000"/>
-                <w:sz w:val="18"/>
-                <w:szCs w:val="18"/>
-              </w:rPr>
-              <w:t xml:space="preserve">f) explain the importance of gaseous exchange and respiration in animals,</w:t>
-            </w:r>
-          </w:p>
-          <w:p>
-            <w:pPr>
-              <w:spacing w:after="40" w:before="0"/>
-              <w:jc w:val="left"/>
-            </w:pPr>
-            <w:r>
-              <w:rPr>
-                <w:rFonts w:ascii="Arial" w:cs="Arial" w:eastAsia="Arial" w:hAnsi="Arial"/>
-                <w:b w:val="false"/>
-                <w:bCs w:val="false"/>
-                <w:i w:val="false"/>
-                <w:iCs w:val="false"/>
-                <w:color w:val="000000"/>
-                <w:sz w:val="18"/>
-                <w:szCs w:val="18"/>
-              </w:rPr>
-              <w:t xml:space="preserve">g) analyse the factors that affect the rate of respiration,</w:t>
-            </w:r>
-          </w:p>
-          <w:p>
-            <w:pPr>
-              <w:spacing w:after="40" w:before="0"/>
-              <w:jc w:val="left"/>
-            </w:pPr>
-            <w:r>
-              <w:rPr>
-                <w:rFonts w:ascii="Arial" w:cs="Arial" w:eastAsia="Arial" w:hAnsi="Arial"/>
-                <w:b w:val="false"/>
-                <w:bCs w:val="false"/>
-                <w:i w:val="false"/>
-                <w:iCs w:val="false"/>
-                <w:color w:val="000000"/>
-                <w:sz w:val="18"/>
-                <w:szCs w:val="18"/>
-              </w:rPr>
-              <w:t xml:space="preserve">h) appreciate the importance of efficient gaseous exchange and respiration for the survival of animals.</w:t>
-            </w:r>
-          </w:p>
-        </w:tc>
-      </w:tr>
-      <w:tr>
-        <w:tc>
-          <w:tcPr>
-            <w:tcW w:type="dxa" w:w="3000"/>
-            <w:shd w:fill="D5E8F0" w:color="auto" w:val="clear"/>
-            <w:tcMar>
-              <w:top w:type="dxa" w:w="60"/>
-              <w:left w:type="dxa" w:w="120"/>
-              <w:bottom w:type="dxa" w:w="60"/>
-              <w:right w:type="dxa" w:w="120"/>
-            </w:tcMar>
-            <w:vAlign w:val="top"/>
-          </w:tcPr>
-          <w:p>
-            <w:pPr>
-              <w:spacing w:after="40" w:before="0"/>
-              <w:jc w:val="left"/>
-            </w:pPr>
-            <w:r>
-              <w:rPr>
-                <w:rFonts w:ascii="Arial" w:cs="Arial" w:eastAsia="Arial" w:hAnsi="Arial"/>
-                <w:b/>
-                <w:bCs/>
-                <w:i w:val="false"/>
-                <w:iCs w:val="false"/>
-                <w:color w:val="000000"/>
-                <w:sz w:val="18"/>
-                <w:szCs w:val="18"/>
-              </w:rPr>
-              <w:t xml:space="preserve">Core Competencies</w:t>
-            </w:r>
-          </w:p>
-        </w:tc>
-        <w:tc>
-          <w:tcPr>
-            <w:tcW w:type="dxa" w:w="10680"/>
-            <w:shd w:fill="FFFFFF" w:color="auto" w:val="clear"/>
-            <w:tcMar>
-              <w:top w:type="dxa" w:w="60"/>
-              <w:left w:type="dxa" w:w="120"/>
-              <w:bottom w:type="dxa" w:w="60"/>
-              <w:right w:type="dxa" w:w="120"/>
-            </w:tcMar>
-            <w:vAlign w:val="top"/>
-          </w:tcPr>
-          <w:p>
-            <w:pPr>
-              <w:spacing w:after="30" w:before="0"/>
-              <w:ind w:left="360" w:hanging="180"/>
-              <w:jc w:val="left"/>
-            </w:pPr>
-            <w:r>
-              <w:rPr>
-                <w:rFonts w:ascii="Arial" w:cs="Arial" w:eastAsia="Arial" w:hAnsi="Arial"/>
-                <w:b w:val="false"/>
-                <w:bCs w:val="false"/>
-                <w:i w:val="false"/>
-                <w:iCs w:val="false"/>
-                <w:color w:val="000000"/>
-                <w:sz w:val="18"/>
-                <w:szCs w:val="18"/>
-              </w:rPr>
-              <w:t xml:space="preserve">–  Communication and Collaboration: Learners discuss and present findings from breathing-rate and pulse-rate practicals, collaboratively construct and revise gaseous exchange models, and debate the implications of aerobic vs. anaerobic respiration during exercise in Kenyan athletes such as marathon runners from Iten.</w:t>
-            </w:r>
-          </w:p>
-          <w:p>
-            <w:pPr>
-              <w:spacing w:after="30" w:before="0"/>
-              <w:ind w:left="360" w:hanging="180"/>
-              <w:jc w:val="left"/>
-            </w:pPr>
-            <w:r>
-              <w:rPr>
-                <w:rFonts w:ascii="Arial" w:cs="Arial" w:eastAsia="Arial" w:hAnsi="Arial"/>
-                <w:b w:val="false"/>
-                <w:bCs w:val="false"/>
-                <w:i w:val="false"/>
-                <w:iCs w:val="false"/>
-                <w:color w:val="000000"/>
-                <w:sz w:val="18"/>
-                <w:szCs w:val="18"/>
-              </w:rPr>
-              <w:t xml:space="preserve">–  Critical Thinking and Problem Solving: Learners analyse data on respiratory quotients for different food substrates (e.g., maize starch vs. nyama choma fat), identify patterns, and draw evidence-based conclusions about energy metabolism.</w:t>
-            </w:r>
-          </w:p>
-          <w:p>
-            <w:pPr>
-              <w:spacing w:after="30" w:before="0"/>
-              <w:ind w:left="360" w:hanging="180"/>
-              <w:jc w:val="left"/>
-            </w:pPr>
-            <w:r>
-              <w:rPr>
-                <w:rFonts w:ascii="Arial" w:cs="Arial" w:eastAsia="Arial" w:hAnsi="Arial"/>
-                <w:b w:val="false"/>
-                <w:bCs w:val="false"/>
-                <w:i w:val="false"/>
-                <w:iCs w:val="false"/>
-                <w:color w:val="000000"/>
-                <w:sz w:val="18"/>
-                <w:szCs w:val="18"/>
-              </w:rPr>
-              <w:t xml:space="preserve">–  Creativity and Imagination: Learners design and iteratively improve annotated diagrams and physical models of the human respiratory system and alveolar gas-exchange surfaces.</w:t>
-            </w:r>
-          </w:p>
-          <w:p>
-            <w:pPr>
-              <w:spacing w:after="30" w:before="0"/>
-              <w:ind w:left="360" w:hanging="180"/>
-              <w:jc w:val="left"/>
-            </w:pPr>
-            <w:r>
-              <w:rPr>
-                <w:rFonts w:ascii="Arial" w:cs="Arial" w:eastAsia="Arial" w:hAnsi="Arial"/>
-                <w:b w:val="false"/>
-                <w:bCs w:val="false"/>
-                <w:i w:val="false"/>
-                <w:iCs w:val="false"/>
-                <w:color w:val="000000"/>
-                <w:sz w:val="18"/>
-                <w:szCs w:val="18"/>
-              </w:rPr>
-              <w:t xml:space="preserve">–  Digital Literacy: Learners use the ARES offline platform to watch simulations and videos on oxygen transport through the circulatory system and interpret virtual spirometer data.</w:t>
-            </w:r>
-          </w:p>
-          <w:p>
-            <w:pPr>
-              <w:spacing w:after="30" w:before="0"/>
-              <w:ind w:left="360" w:hanging="180"/>
-              <w:jc w:val="left"/>
-            </w:pPr>
-            <w:r>
-              <w:rPr>
-                <w:rFonts w:ascii="Arial" w:cs="Arial" w:eastAsia="Arial" w:hAnsi="Arial"/>
-                <w:b w:val="false"/>
-                <w:bCs w:val="false"/>
-                <w:i w:val="false"/>
-                <w:iCs w:val="false"/>
-                <w:color w:val="000000"/>
-                <w:sz w:val="18"/>
-                <w:szCs w:val="18"/>
-              </w:rPr>
-              <w:t xml:space="preserve">–  Self-Efficacy: Learners develop confidence in conducting and interpreting quantitative practicals (measuring breathing rate, pulse rate, and calculating RQ values) and connecting results to their own lived experience of physical activity.</w:t>
-            </w:r>
-          </w:p>
-        </w:tc>
-      </w:tr>
-      <w:tr>
-        <w:tc>
-          <w:tcPr>
-            <w:tcW w:type="dxa" w:w="3000"/>
-            <w:shd w:fill="E2EFDA" w:color="auto" w:val="clear"/>
-            <w:tcMar>
-              <w:top w:type="dxa" w:w="60"/>
-              <w:left w:type="dxa" w:w="120"/>
-              <w:bottom w:type="dxa" w:w="60"/>
-              <w:right w:type="dxa" w:w="120"/>
-            </w:tcMar>
-            <w:vAlign w:val="top"/>
-          </w:tcPr>
-          <w:p>
-            <w:pPr>
-              <w:spacing w:after="40" w:before="0"/>
-              <w:jc w:val="left"/>
-            </w:pPr>
-            <w:r>
-              <w:rPr>
-                <w:rFonts w:ascii="Arial" w:cs="Arial" w:eastAsia="Arial" w:hAnsi="Arial"/>
-                <w:b/>
-                <w:bCs/>
-                <w:i w:val="false"/>
-                <w:iCs w:val="false"/>
-                <w:color w:val="000000"/>
-                <w:sz w:val="18"/>
-                <w:szCs w:val="18"/>
-              </w:rPr>
-              <w:t xml:space="preserve">Core Values</w:t>
-            </w:r>
-          </w:p>
-        </w:tc>
-        <w:tc>
-          <w:tcPr>
-            <w:tcW w:type="dxa" w:w="10680"/>
-            <w:shd w:fill="FFFFFF" w:color="auto" w:val="clear"/>
-            <w:tcMar>
-              <w:top w:type="dxa" w:w="60"/>
-              <w:left w:type="dxa" w:w="120"/>
-              <w:bottom w:type="dxa" w:w="60"/>
-              <w:right w:type="dxa" w:w="120"/>
-            </w:tcMar>
-            <w:vAlign w:val="top"/>
-          </w:tcPr>
-          <w:p>
-            <w:pPr>
-              <w:spacing w:after="30" w:before="0"/>
-              <w:ind w:left="360" w:hanging="180"/>
-              <w:jc w:val="left"/>
-            </w:pPr>
-            <w:r>
-              <w:rPr>
-                <w:rFonts w:ascii="Arial" w:cs="Arial" w:eastAsia="Arial" w:hAnsi="Arial"/>
-                <w:b w:val="false"/>
-                <w:bCs w:val="false"/>
-                <w:i w:val="false"/>
-                <w:iCs w:val="false"/>
-                <w:color w:val="000000"/>
-                <w:sz w:val="18"/>
-                <w:szCs w:val="18"/>
-              </w:rPr>
-              <w:t xml:space="preserve">–  Responsibility: Learners handle laboratory apparatus (e.g., limewater, thermometers, stopwatches) with care and follow safety protocols during respiration experiments, reflecting responsibility for self and peers.</w:t>
-            </w:r>
-          </w:p>
-          <w:p>
-            <w:pPr>
-              <w:spacing w:after="30" w:before="0"/>
-              <w:ind w:left="360" w:hanging="180"/>
-              <w:jc w:val="left"/>
-            </w:pPr>
-            <w:r>
-              <w:rPr>
-                <w:rFonts w:ascii="Arial" w:cs="Arial" w:eastAsia="Arial" w:hAnsi="Arial"/>
-                <w:b w:val="false"/>
-                <w:bCs w:val="false"/>
-                <w:i w:val="false"/>
-                <w:iCs w:val="false"/>
-                <w:color w:val="000000"/>
-                <w:sz w:val="18"/>
-                <w:szCs w:val="18"/>
-              </w:rPr>
-              <w:t xml:space="preserve">–  Respect: Learners appreciate diverse body responses observed during the breathing-and-pulse practical, recognising that physiological variation is normal and avoiding ridicule of peers' results.</w:t>
-            </w:r>
-          </w:p>
-          <w:p>
-            <w:pPr>
-              <w:spacing w:after="30" w:before="0"/>
-              <w:ind w:left="360" w:hanging="180"/>
-              <w:jc w:val="left"/>
-            </w:pPr>
-            <w:r>
-              <w:rPr>
-                <w:rFonts w:ascii="Arial" w:cs="Arial" w:eastAsia="Arial" w:hAnsi="Arial"/>
-                <w:b w:val="false"/>
-                <w:bCs w:val="false"/>
-                <w:i w:val="false"/>
-                <w:iCs w:val="false"/>
-                <w:color w:val="000000"/>
-                <w:sz w:val="18"/>
-                <w:szCs w:val="18"/>
-              </w:rPr>
-              <w:t xml:space="preserve">–  Unity: Learners work collaboratively in mixed-ability groups during model-building and practical activities, valuing each member's contribution to the collective understanding of gaseous exchange.</w:t>
-            </w:r>
-          </w:p>
-          <w:p>
-            <w:pPr>
-              <w:spacing w:after="30" w:before="0"/>
-              <w:ind w:left="360" w:hanging="180"/>
-              <w:jc w:val="left"/>
-            </w:pPr>
-            <w:r>
-              <w:rPr>
-                <w:rFonts w:ascii="Arial" w:cs="Arial" w:eastAsia="Arial" w:hAnsi="Arial"/>
-                <w:b w:val="false"/>
-                <w:bCs w:val="false"/>
-                <w:i w:val="false"/>
-                <w:iCs w:val="false"/>
-                <w:color w:val="000000"/>
-                <w:sz w:val="18"/>
-                <w:szCs w:val="18"/>
-              </w:rPr>
-              <w:t xml:space="preserve">–  Social Justice: Learners discuss how access to clean air and adequate nutrition (e.g., sufficient carbohydrates from ugali and githeri) affects respiratory health, linking biology to equity in Kenyan communities.</w:t>
-            </w:r>
-          </w:p>
-        </w:tc>
-      </w:tr>
-      <w:tr>
-        <w:tc>
-          <w:tcPr>
-            <w:tcW w:type="dxa" w:w="3000"/>
-            <w:shd w:fill="D5E8F0" w:color="auto" w:val="clear"/>
-            <w:tcMar>
-              <w:top w:type="dxa" w:w="60"/>
-              <w:left w:type="dxa" w:w="120"/>
-              <w:bottom w:type="dxa" w:w="60"/>
-              <w:right w:type="dxa" w:w="120"/>
-            </w:tcMar>
-            <w:vAlign w:val="top"/>
-          </w:tcPr>
-          <w:p>
-            <w:pPr>
-              <w:spacing w:after="40" w:before="0"/>
-              <w:jc w:val="left"/>
-            </w:pPr>
-            <w:r>
-              <w:rPr>
-                <w:rFonts w:ascii="Arial" w:cs="Arial" w:eastAsia="Arial" w:hAnsi="Arial"/>
-                <w:b/>
-                <w:bCs/>
-                <w:i w:val="false"/>
-                <w:iCs w:val="false"/>
-                <w:color w:val="000000"/>
-                <w:sz w:val="18"/>
-                <w:szCs w:val="18"/>
-              </w:rPr>
-              <w:t xml:space="preserve">Science &amp; Engineering Practices</w:t>
-            </w:r>
-          </w:p>
-        </w:tc>
-        <w:tc>
-          <w:tcPr>
-            <w:tcW w:type="dxa" w:w="10680"/>
-            <w:shd w:fill="FFFFFF" w:color="auto" w:val="clear"/>
-            <w:tcMar>
-              <w:top w:type="dxa" w:w="60"/>
-              <w:left w:type="dxa" w:w="120"/>
-              <w:bottom w:type="dxa" w:w="60"/>
-              <w:right w:type="dxa" w:w="120"/>
-            </w:tcMar>
-            <w:vAlign w:val="top"/>
-          </w:tcPr>
-          <w:p>
-            <w:pPr>
-              <w:spacing w:after="30" w:before="0"/>
-              <w:ind w:left="360" w:hanging="180"/>
-              <w:jc w:val="left"/>
-            </w:pPr>
-            <w:r>
-              <w:rPr>
-                <w:rFonts w:ascii="Arial" w:cs="Arial" w:eastAsia="Arial" w:hAnsi="Arial"/>
-                <w:b w:val="false"/>
-                <w:bCs w:val="false"/>
-                <w:i w:val="false"/>
-                <w:iCs w:val="false"/>
-                <w:color w:val="000000"/>
-                <w:sz w:val="18"/>
-                <w:szCs w:val="18"/>
-              </w:rPr>
-              <w:t xml:space="preserve">–  SEP 1 – Asking Questions and Defining Problems: Learners generate testable questions from the anchoring phenomenon (e.g., "Why does breathing rate increase during exercise?") and post them on the Driving Question Board at the start of the unit.</w:t>
-            </w:r>
-          </w:p>
-          <w:p>
-            <w:pPr>
-              <w:spacing w:after="30" w:before="0"/>
-              <w:ind w:left="360" w:hanging="180"/>
-              <w:jc w:val="left"/>
-            </w:pPr>
-            <w:r>
-              <w:rPr>
-                <w:rFonts w:ascii="Arial" w:cs="Arial" w:eastAsia="Arial" w:hAnsi="Arial"/>
-                <w:b w:val="false"/>
-                <w:bCs w:val="false"/>
-                <w:i w:val="false"/>
-                <w:iCs w:val="false"/>
-                <w:color w:val="000000"/>
-                <w:sz w:val="18"/>
-                <w:szCs w:val="18"/>
-              </w:rPr>
-              <w:t xml:space="preserve">–  SEP 2 – Developing and Using Models: Learners iteratively build and revise annotated diagrams and 3-D models of the human respiratory system, alveolus, and circulatory loop, adding detail as new content is encountered across all 12 lessons.</w:t>
-            </w:r>
-          </w:p>
-          <w:p>
-            <w:pPr>
-              <w:spacing w:after="30" w:before="0"/>
-              <w:ind w:left="360" w:hanging="180"/>
-              <w:jc w:val="left"/>
-            </w:pPr>
-            <w:r>
-              <w:rPr>
-                <w:rFonts w:ascii="Arial" w:cs="Arial" w:eastAsia="Arial" w:hAnsi="Arial"/>
-                <w:b w:val="false"/>
-                <w:bCs w:val="false"/>
-                <w:i w:val="false"/>
-                <w:iCs w:val="false"/>
-                <w:color w:val="000000"/>
-                <w:sz w:val="18"/>
-                <w:szCs w:val="18"/>
-              </w:rPr>
-              <w:t xml:space="preserve">–  SEP 3 – Planning and Carrying Out Investigations: Learners design and conduct controlled experiments measuring breathing rate and pulse rate at rest and after exercise, and investigate factors affecting yeast respiration rate.</w:t>
-            </w:r>
-          </w:p>
-          <w:p>
-            <w:pPr>
-              <w:spacing w:after="30" w:before="0"/>
-              <w:ind w:left="360" w:hanging="180"/>
-              <w:jc w:val="left"/>
-            </w:pPr>
-            <w:r>
-              <w:rPr>
-                <w:rFonts w:ascii="Arial" w:cs="Arial" w:eastAsia="Arial" w:hAnsi="Arial"/>
-                <w:b w:val="false"/>
-                <w:bCs w:val="false"/>
-                <w:i w:val="false"/>
-                <w:iCs w:val="false"/>
-                <w:color w:val="000000"/>
-                <w:sz w:val="18"/>
-                <w:szCs w:val="18"/>
-              </w:rPr>
-              <w:t xml:space="preserve">–  SEP 4 – Analysing and Interpreting Data: Learners tabulate and graph breathing-rate and pulse-rate data, calculate RQ values from experimental gas volumes, and interpret spirometer traces.</w:t>
-            </w:r>
-          </w:p>
-          <w:p>
-            <w:pPr>
-              <w:spacing w:after="30" w:before="0"/>
-              <w:ind w:left="360" w:hanging="180"/>
-              <w:jc w:val="left"/>
-            </w:pPr>
-            <w:r>
-              <w:rPr>
-                <w:rFonts w:ascii="Arial" w:cs="Arial" w:eastAsia="Arial" w:hAnsi="Arial"/>
-                <w:b w:val="false"/>
-                <w:bCs w:val="false"/>
-                <w:i w:val="false"/>
-                <w:iCs w:val="false"/>
-                <w:color w:val="000000"/>
-                <w:sz w:val="18"/>
-                <w:szCs w:val="18"/>
-              </w:rPr>
-              <w:t xml:space="preserve">–  SEP 6 – Constructing Explanations: Learners write evidence-based explanations of why oxygen debt occurs during anaerobic respiration in athletes, linking cellular chemistry to observable symptoms (muscle cramps, heavy breathing after a race).</w:t>
-            </w:r>
-          </w:p>
-          <w:p>
-            <w:pPr>
-              <w:spacing w:after="30" w:before="0"/>
-              <w:ind w:left="360" w:hanging="180"/>
-              <w:jc w:val="left"/>
-            </w:pPr>
-            <w:r>
-              <w:rPr>
-                <w:rFonts w:ascii="Arial" w:cs="Arial" w:eastAsia="Arial" w:hAnsi="Arial"/>
-                <w:b w:val="false"/>
-                <w:bCs w:val="false"/>
-                <w:i w:val="false"/>
-                <w:iCs w:val="false"/>
-                <w:color w:val="000000"/>
-                <w:sz w:val="18"/>
-                <w:szCs w:val="18"/>
-              </w:rPr>
-              <w:t xml:space="preserve">–  SEP 8 – Obtaining, Evaluating, and Communicating Information: Learners read structured texts on circulatory and respiratory system functions, evaluate the reliability of sources, and communicate findings in written reports and class presentations.</w:t>
-            </w:r>
-          </w:p>
-        </w:tc>
-      </w:tr>
-      <w:tr>
-        <w:tc>
-          <w:tcPr>
-            <w:tcW w:type="dxa" w:w="3000"/>
-            <w:shd w:fill="FCE4D6" w:color="auto" w:val="clear"/>
-            <w:tcMar>
-              <w:top w:type="dxa" w:w="60"/>
-              <w:left w:type="dxa" w:w="120"/>
-              <w:bottom w:type="dxa" w:w="60"/>
-              <w:right w:type="dxa" w:w="120"/>
-            </w:tcMar>
-            <w:vAlign w:val="top"/>
-          </w:tcPr>
-          <w:p>
-            <w:pPr>
-              <w:spacing w:after="40" w:before="0"/>
-              <w:jc w:val="left"/>
-            </w:pPr>
-            <w:r>
-              <w:rPr>
-                <w:rFonts w:ascii="Arial" w:cs="Arial" w:eastAsia="Arial" w:hAnsi="Arial"/>
-                <w:b/>
-                <w:bCs/>
-                <w:i w:val="false"/>
-                <w:iCs w:val="false"/>
-                <w:color w:val="000000"/>
-                <w:sz w:val="18"/>
-                <w:szCs w:val="18"/>
-              </w:rPr>
-              <w:t xml:space="preserve">Pertinent &amp; Contemporary Issues (PCIs)</w:t>
-            </w:r>
-          </w:p>
-        </w:tc>
-        <w:tc>
-          <w:tcPr>
-            <w:tcW w:type="dxa" w:w="10680"/>
-            <w:shd w:fill="FFFFFF" w:color="auto" w:val="clear"/>
-            <w:tcMar>
-              <w:top w:type="dxa" w:w="60"/>
-              <w:left w:type="dxa" w:w="120"/>
-              <w:bottom w:type="dxa" w:w="60"/>
-              <w:right w:type="dxa" w:w="120"/>
-            </w:tcMar>
-            <w:vAlign w:val="top"/>
-          </w:tcPr>
-          <w:p>
-            <w:pPr>
-              <w:spacing w:after="30" w:before="0"/>
-              <w:ind w:left="360" w:hanging="180"/>
-              <w:jc w:val="left"/>
-            </w:pPr>
-            <w:r>
-              <w:rPr>
-                <w:rFonts w:ascii="Arial" w:cs="Arial" w:eastAsia="Arial" w:hAnsi="Arial"/>
-                <w:b w:val="false"/>
-                <w:bCs w:val="false"/>
-                <w:i w:val="false"/>
-                <w:iCs w:val="false"/>
-                <w:color w:val="000000"/>
-                <w:sz w:val="18"/>
-                <w:szCs w:val="18"/>
-              </w:rPr>
-              <w:t xml:space="preserve">–  Health Education: Learners connect efficient gaseous exchange and respiration to personal health choices, including the importance of physical activity and avoiding smoking — a growing public-health concern in urban Kenya (Nairobi, Mombasa).</w:t>
-            </w:r>
-          </w:p>
-          <w:p>
-            <w:pPr>
-              <w:spacing w:after="30" w:before="0"/>
-              <w:ind w:left="360" w:hanging="180"/>
-              <w:jc w:val="left"/>
-            </w:pPr>
-            <w:r>
-              <w:rPr>
-                <w:rFonts w:ascii="Arial" w:cs="Arial" w:eastAsia="Arial" w:hAnsi="Arial"/>
-                <w:b w:val="false"/>
-                <w:bCs w:val="false"/>
-                <w:i w:val="false"/>
-                <w:iCs w:val="false"/>
-                <w:color w:val="000000"/>
-                <w:sz w:val="18"/>
-                <w:szCs w:val="18"/>
-              </w:rPr>
-              <w:t xml:space="preserve">–  Environmental Conservation: Learners examine how air pollution from matatu emissions and industrial activity in Kenyan cities impairs respiratory surfaces, and discuss community responsibility for clean air.</w:t>
-            </w:r>
-          </w:p>
-          <w:p>
-            <w:pPr>
-              <w:spacing w:after="30" w:before="0"/>
-              <w:ind w:left="360" w:hanging="180"/>
-              <w:jc w:val="left"/>
-            </w:pPr>
-            <w:r>
-              <w:rPr>
-                <w:rFonts w:ascii="Arial" w:cs="Arial" w:eastAsia="Arial" w:hAnsi="Arial"/>
-                <w:b w:val="false"/>
-                <w:bCs w:val="false"/>
-                <w:i w:val="false"/>
-                <w:iCs w:val="false"/>
-                <w:color w:val="000000"/>
-                <w:sz w:val="18"/>
-                <w:szCs w:val="18"/>
-              </w:rPr>
-              <w:t xml:space="preserve">–  Safety and Security: Learners follow proper laboratory safety procedures when using limewater (an irritant) and conducting breathing-rate experiments, and learn about dangers of oxygen-deficient environments (e.g., enclosed grain stores in rural Kenya).</w:t>
-            </w:r>
-          </w:p>
-          <w:p>
-            <w:pPr>
-              <w:spacing w:after="30" w:before="0"/>
-              <w:ind w:left="360" w:hanging="180"/>
-              <w:jc w:val="left"/>
-            </w:pPr>
-            <w:r>
-              <w:rPr>
-                <w:rFonts w:ascii="Arial" w:cs="Arial" w:eastAsia="Arial" w:hAnsi="Arial"/>
-                <w:b w:val="false"/>
-                <w:bCs w:val="false"/>
-                <w:i w:val="false"/>
-                <w:iCs w:val="false"/>
-                <w:color w:val="000000"/>
-                <w:sz w:val="18"/>
-                <w:szCs w:val="18"/>
-              </w:rPr>
-              <w:t xml:space="preserve">–  Life Skills Education: Learners develop decision-making and self-management skills by reflecting on how lifestyle factors (diet of carbohydrates from ugali vs. fats from nyama choma, exercise, altitude in the Rift Valley) affect their own rate of respiration and energy availability.</w:t>
-            </w:r>
-          </w:p>
-          <w:p>
-            <w:pPr>
-              <w:spacing w:after="30" w:before="0"/>
-              <w:ind w:left="360" w:hanging="180"/>
-              <w:jc w:val="left"/>
-            </w:pPr>
-            <w:r>
-              <w:rPr>
-                <w:rFonts w:ascii="Arial" w:cs="Arial" w:eastAsia="Arial" w:hAnsi="Arial"/>
-                <w:b w:val="false"/>
-                <w:bCs w:val="false"/>
-                <w:i w:val="false"/>
-                <w:iCs w:val="false"/>
-                <w:color w:val="000000"/>
-                <w:sz w:val="18"/>
-                <w:szCs w:val="18"/>
-              </w:rPr>
-              <w:t xml:space="preserve">–  Financial Literacy: Learners discuss how understanding fermentation (anaerobic respiration in yeast) underpins food-preservation and brewing industries in Kenya, connecting biology to entrepreneurship opportunities.</w:t>
-            </w:r>
-          </w:p>
-        </w:tc>
-      </w:tr>
-      <w:tr>
-        <w:tc>
-          <w:tcPr>
-            <w:tcW w:type="dxa" w:w="3000"/>
-            <w:shd w:fill="D9EEF1" w:color="auto" w:val="clear"/>
-            <w:tcMar>
-              <w:top w:type="dxa" w:w="60"/>
-              <w:left w:type="dxa" w:w="120"/>
-              <w:bottom w:type="dxa" w:w="60"/>
-              <w:right w:type="dxa" w:w="120"/>
-            </w:tcMar>
-            <w:vAlign w:val="top"/>
-          </w:tcPr>
-          <w:p>
-            <w:pPr>
-              <w:spacing w:after="40" w:before="0"/>
-              <w:jc w:val="left"/>
-            </w:pPr>
-            <w:r>
-              <w:rPr>
-                <w:rFonts w:ascii="Arial" w:cs="Arial" w:eastAsia="Arial" w:hAnsi="Arial"/>
-                <w:b/>
-                <w:bCs/>
-                <w:i w:val="false"/>
-                <w:iCs w:val="false"/>
-                <w:color w:val="000000"/>
-                <w:sz w:val="18"/>
-                <w:szCs w:val="18"/>
-              </w:rPr>
-              <w:t xml:space="preserve">Career Connections</w:t>
-            </w:r>
-          </w:p>
-        </w:tc>
-        <w:tc>
-          <w:tcPr>
-            <w:tcW w:type="dxa" w:w="10680"/>
-            <w:shd w:fill="FFFFFF" w:color="auto" w:val="clear"/>
-            <w:tcMar>
-              <w:top w:type="dxa" w:w="60"/>
-              <w:left w:type="dxa" w:w="120"/>
-              <w:bottom w:type="dxa" w:w="60"/>
-              <w:right w:type="dxa" w:w="120"/>
-            </w:tcMar>
-            <w:vAlign w:val="top"/>
-          </w:tcPr>
-          <w:p>
-            <w:pPr>
-              <w:spacing w:after="30" w:before="0"/>
-              <w:ind w:left="360" w:hanging="180"/>
-              <w:jc w:val="left"/>
-            </w:pPr>
-            <w:r>
-              <w:rPr>
-                <w:rFonts w:ascii="Arial" w:cs="Arial" w:eastAsia="Arial" w:hAnsi="Arial"/>
-                <w:b w:val="false"/>
-                <w:bCs w:val="false"/>
-                <w:i w:val="false"/>
-                <w:iCs w:val="false"/>
-                <w:color w:val="000000"/>
-                <w:sz w:val="18"/>
-                <w:szCs w:val="18"/>
-              </w:rPr>
-              <w:t xml:space="preserve">–  Medicine and Clinical Practice: Understanding gaseous exchange mechanisms and respiratory disorders (asthma, pneumonia) is foundational for doctors, clinical officers, and nurses serving in Kenyan hospitals such as Kenyatta National Hospital.</w:t>
-            </w:r>
-          </w:p>
-          <w:p>
-            <w:pPr>
-              <w:spacing w:after="30" w:before="0"/>
-              <w:ind w:left="360" w:hanging="180"/>
-              <w:jc w:val="left"/>
-            </w:pPr>
-            <w:r>
-              <w:rPr>
-                <w:rFonts w:ascii="Arial" w:cs="Arial" w:eastAsia="Arial" w:hAnsi="Arial"/>
-                <w:b w:val="false"/>
-                <w:bCs w:val="false"/>
-                <w:i w:val="false"/>
-                <w:iCs w:val="false"/>
-                <w:color w:val="000000"/>
-                <w:sz w:val="18"/>
-                <w:szCs w:val="18"/>
-              </w:rPr>
-              <w:t xml:space="preserve">–  Sports Science and Athletic Coaching: Knowledge of aerobic vs. anaerobic respiration and oxygen debt is directly applied by coaches training Kenya's world-class distance runners in Iten and Eldoret.</w:t>
-            </w:r>
-          </w:p>
-          <w:p>
-            <w:pPr>
-              <w:spacing w:after="30" w:before="0"/>
-              <w:ind w:left="360" w:hanging="180"/>
-              <w:jc w:val="left"/>
-            </w:pPr>
-            <w:r>
-              <w:rPr>
-                <w:rFonts w:ascii="Arial" w:cs="Arial" w:eastAsia="Arial" w:hAnsi="Arial"/>
-                <w:b w:val="false"/>
-                <w:bCs w:val="false"/>
-                <w:i w:val="false"/>
-                <w:iCs w:val="false"/>
-                <w:color w:val="000000"/>
-                <w:sz w:val="18"/>
-                <w:szCs w:val="18"/>
-              </w:rPr>
-              <w:t xml:space="preserve">–  Environmental Health and Public Health: Public-health officers and environmental scientists monitor air quality and respiratory health impacts in Kenyan cities, requiring a deep understanding of how pollutants impair gaseous exchange.</w:t>
-            </w:r>
-          </w:p>
-          <w:p>
-            <w:pPr>
-              <w:spacing w:after="30" w:before="0"/>
-              <w:ind w:left="360" w:hanging="180"/>
-              <w:jc w:val="left"/>
-            </w:pPr>
-            <w:r>
-              <w:rPr>
-                <w:rFonts w:ascii="Arial" w:cs="Arial" w:eastAsia="Arial" w:hAnsi="Arial"/>
-                <w:b w:val="false"/>
-                <w:bCs w:val="false"/>
-                <w:i w:val="false"/>
-                <w:iCs w:val="false"/>
-                <w:color w:val="000000"/>
-                <w:sz w:val="18"/>
-                <w:szCs w:val="18"/>
-              </w:rPr>
-              <w:t xml:space="preserve">–  Biochemistry and Nutritional Science: Calculating respiratory quotients and understanding substrate oxidation is essential for nutritionists and food scientists advising on balanced diets for Kenyans.</w:t>
-            </w:r>
-          </w:p>
-          <w:p>
-            <w:pPr>
-              <w:spacing w:after="30" w:before="0"/>
-              <w:ind w:left="360" w:hanging="180"/>
-              <w:jc w:val="left"/>
-            </w:pPr>
-            <w:r>
-              <w:rPr>
-                <w:rFonts w:ascii="Arial" w:cs="Arial" w:eastAsia="Arial" w:hAnsi="Arial"/>
-                <w:b w:val="false"/>
-                <w:bCs w:val="false"/>
-                <w:i w:val="false"/>
-                <w:iCs w:val="false"/>
-                <w:color w:val="000000"/>
-                <w:sz w:val="18"/>
-                <w:szCs w:val="18"/>
-              </w:rPr>
-              <w:t xml:space="preserve">–  Biotechnology and Food Technology: Anaerobic respiration (fermentation) is exploited in Kenya's food and beverage industry (e.g., fermented porridge, commercial yeast production), requiring knowledge of microbial respiration.</w:t>
-            </w:r>
-          </w:p>
-          <w:p>
-            <w:pPr>
-              <w:spacing w:after="30" w:before="0"/>
-              <w:ind w:left="360" w:hanging="180"/>
-              <w:jc w:val="left"/>
-            </w:pPr>
-            <w:r>
-              <w:rPr>
-                <w:rFonts w:ascii="Arial" w:cs="Arial" w:eastAsia="Arial" w:hAnsi="Arial"/>
-                <w:b w:val="false"/>
-                <w:bCs w:val="false"/>
-                <w:i w:val="false"/>
-                <w:iCs w:val="false"/>
-                <w:color w:val="000000"/>
-                <w:sz w:val="18"/>
-                <w:szCs w:val="18"/>
-              </w:rPr>
-              <w:t xml:space="preserve">–  Veterinary Science: Veterinarians working with livestock (cattle, goats) and aquatic animals at Lake Victoria fish farms must understand comparative gaseous exchange across animal groups.</w:t>
-            </w:r>
-          </w:p>
-        </w:tc>
-      </w:tr>
-      <w:tr>
-        <w:tc>
-          <w:tcPr>
-            <w:tcW w:type="dxa" w:w="3000"/>
-            <w:shd w:fill="D5E8F0" w:color="auto" w:val="clear"/>
-            <w:tcMar>
-              <w:top w:type="dxa" w:w="60"/>
-              <w:left w:type="dxa" w:w="120"/>
-              <w:bottom w:type="dxa" w:w="60"/>
-              <w:right w:type="dxa" w:w="120"/>
-            </w:tcMar>
-            <w:vAlign w:val="top"/>
-          </w:tcPr>
-          <w:p>
-            <w:pPr>
-              <w:spacing w:after="40" w:before="0"/>
-              <w:jc w:val="left"/>
-            </w:pPr>
-            <w:r>
-              <w:rPr>
-                <w:rFonts w:ascii="Arial" w:cs="Arial" w:eastAsia="Arial" w:hAnsi="Arial"/>
-                <w:b/>
-                <w:bCs/>
-                <w:i w:val="false"/>
-                <w:iCs w:val="false"/>
-                <w:color w:val="000000"/>
-                <w:sz w:val="18"/>
-                <w:szCs w:val="18"/>
-              </w:rPr>
-              <w:t xml:space="preserve">Focus for Lessons</w:t>
-            </w:r>
-          </w:p>
-        </w:tc>
-        <w:tc>
-          <w:tcPr>
-            <w:tcW w:type="dxa" w:w="10680"/>
-            <w:shd w:fill="FFFFFF" w:color="auto" w:val="clear"/>
-            <w:tcMar>
-              <w:top w:type="dxa" w:w="60"/>
-              <w:left w:type="dxa" w:w="120"/>
-              <w:bottom w:type="dxa" w:w="60"/>
-              <w:right w:type="dxa" w:w="120"/>
-            </w:tcMar>
-            <w:vAlign w:val="top"/>
-          </w:tcPr>
-          <w:p>
-            <w:pPr>
-              <w:spacing w:after="40" w:before="0"/>
-              <w:jc w:val="left"/>
-            </w:pPr>
-            <w:r>
-              <w:rPr>
-                <w:rFonts w:ascii="Arial" w:cs="Arial" w:eastAsia="Arial" w:hAnsi="Arial"/>
-                <w:b w:val="false"/>
-                <w:bCs w:val="false"/>
-                <w:i w:val="false"/>
-                <w:iCs w:val="false"/>
-                <w:color w:val="000000"/>
-                <w:sz w:val="18"/>
-                <w:szCs w:val="18"/>
-              </w:rPr>
-              <w:t xml:space="preserve">This unit explores how animals — from earthworms in Kenyan red soil to tilapia in Lake Victoria and human athletes racing on Eldoret's roads — obtain oxygen and release carbon dioxide at both the organ and cellular level. Using the anchoring phenomenon of measurable changes in breathing rate and pulse rate during exercise, learners move from observable whole-body responses to molecular explanations of aerobic and anaerobic ATP production, building an increasingly detailed and accurate model across all 12 lessons. The pedagogical approach is phenomenon-driven and inquiry-based: learners first predict and observe, then construct explanations grounded in evidence, continuously updating a class Driving Question Board and their individual gaseous-exchange models.</w:t>
-            </w:r>
-          </w:p>
-        </w:tc>
-      </w:tr>
-      <w:tr>
-        <w:tc>
-          <w:tcPr>
-            <w:tcW w:type="dxa" w:w="3000"/>
-            <w:shd w:fill="EAD1F5" w:color="auto" w:val="clear"/>
-            <w:tcMar>
-              <w:top w:type="dxa" w:w="60"/>
-              <w:left w:type="dxa" w:w="120"/>
-              <w:bottom w:type="dxa" w:w="60"/>
-              <w:right w:type="dxa" w:w="120"/>
-            </w:tcMar>
-            <w:vAlign w:val="top"/>
-          </w:tcPr>
-          <w:p>
-            <w:pPr>
-              <w:spacing w:after="40" w:before="0"/>
-              <w:jc w:val="left"/>
-            </w:pPr>
-            <w:r>
-              <w:rPr>
-                <w:rFonts w:ascii="Arial" w:cs="Arial" w:eastAsia="Arial" w:hAnsi="Arial"/>
-                <w:b/>
-                <w:bCs/>
-                <w:i w:val="false"/>
-                <w:iCs w:val="false"/>
-                <w:color w:val="000000"/>
-                <w:sz w:val="18"/>
-                <w:szCs w:val="18"/>
-              </w:rPr>
-              <w:t xml:space="preserve">Driving Question / Key Inquiry Questions</w:t>
-            </w:r>
-          </w:p>
-        </w:tc>
-        <w:tc>
-          <w:tcPr>
-            <w:tcW w:type="dxa" w:w="10680"/>
-            <w:shd w:fill="FFFFFF" w:color="auto" w:val="clear"/>
-            <w:tcMar>
-              <w:top w:type="dxa" w:w="60"/>
-              <w:left w:type="dxa" w:w="120"/>
-              <w:bottom w:type="dxa" w:w="60"/>
-              <w:right w:type="dxa" w:w="120"/>
-            </w:tcMar>
-            <w:vAlign w:val="top"/>
-          </w:tcPr>
-          <w:p>
-            <w:pPr>
-              <w:spacing w:after="40" w:before="0"/>
-              <w:jc w:val="left"/>
-            </w:pPr>
-            <w:r>
-              <w:rPr>
-                <w:rFonts w:ascii="Arial" w:cs="Arial" w:eastAsia="Arial" w:hAnsi="Arial"/>
-                <w:b w:val="false"/>
-                <w:bCs w:val="false"/>
-                <w:i w:val="false"/>
-                <w:iCs w:val="false"/>
-                <w:color w:val="000000"/>
-                <w:sz w:val="18"/>
-                <w:szCs w:val="18"/>
-              </w:rPr>
-              <w:t xml:space="preserve">DRIVING QUESTION: Why does my body work so much harder to get oxygen into my cells during exercise — and what happens inside those cells when there is not enough?</w:t>
-            </w:r>
-          </w:p>
-          <w:p>
-            <w:pPr>
-              <w:spacing w:after="40" w:before="0"/>
-              <w:jc w:val="left"/>
-            </w:pPr>
-            <w:r>
-              <w:rPr>
-                <w:rFonts w:ascii="Arial" w:cs="Arial" w:eastAsia="Arial" w:hAnsi="Arial"/>
-                <w:b w:val="false"/>
-                <w:bCs w:val="false"/>
-                <w:i w:val="false"/>
-                <w:iCs w:val="false"/>
-                <w:color w:val="000000"/>
-                <w:sz w:val="18"/>
-                <w:szCs w:val="18"/>
-              </w:rPr>
-              <w:t xml:space="preserve"/>
-            </w:r>
-          </w:p>
-          <w:p>
-            <w:pPr>
-              <w:spacing w:after="40" w:before="0"/>
-              <w:jc w:val="left"/>
-            </w:pPr>
-            <w:r>
-              <w:rPr>
-                <w:rFonts w:ascii="Arial" w:cs="Arial" w:eastAsia="Arial" w:hAnsi="Arial"/>
-                <w:b w:val="false"/>
-                <w:bCs w:val="false"/>
-                <w:i w:val="false"/>
-                <w:iCs w:val="false"/>
-                <w:color w:val="000000"/>
-                <w:sz w:val="18"/>
-                <w:szCs w:val="18"/>
-              </w:rPr>
-              <w:t xml:space="preserve">KICD KEY INQUIRY QUESTIONS:</w:t>
-            </w:r>
-          </w:p>
-          <w:p>
-            <w:pPr>
-              <w:spacing w:after="40" w:before="0"/>
-              <w:jc w:val="left"/>
-            </w:pPr>
-            <w:r>
-              <w:rPr>
-                <w:rFonts w:ascii="Arial" w:cs="Arial" w:eastAsia="Arial" w:hAnsi="Arial"/>
-                <w:b w:val="false"/>
-                <w:bCs w:val="false"/>
-                <w:i w:val="false"/>
-                <w:iCs w:val="false"/>
-                <w:color w:val="000000"/>
-                <w:sz w:val="18"/>
-                <w:szCs w:val="18"/>
-              </w:rPr>
-              <w:t xml:space="preserve">1. How do animals exchange gases with their environment?</w:t>
-            </w:r>
-          </w:p>
-          <w:p>
-            <w:pPr>
-              <w:spacing w:after="40" w:before="0"/>
-              <w:jc w:val="left"/>
-            </w:pPr>
-            <w:r>
-              <w:rPr>
-                <w:rFonts w:ascii="Arial" w:cs="Arial" w:eastAsia="Arial" w:hAnsi="Arial"/>
-                <w:b w:val="false"/>
-                <w:bCs w:val="false"/>
-                <w:i w:val="false"/>
-                <w:iCs w:val="false"/>
-                <w:color w:val="000000"/>
-                <w:sz w:val="18"/>
-                <w:szCs w:val="18"/>
-              </w:rPr>
-              <w:t xml:space="preserve">2. How do animals obtain energy from food?</w:t>
-            </w:r>
-          </w:p>
-        </w:tc>
-      </w:tr>
-      <w:tr>
-        <w:tc>
-          <w:tcPr>
-            <w:tcW w:type="dxa" w:w="3000"/>
-            <w:shd w:fill="EAD1F5" w:color="auto" w:val="clear"/>
-            <w:tcMar>
-              <w:top w:type="dxa" w:w="60"/>
-              <w:left w:type="dxa" w:w="120"/>
-              <w:bottom w:type="dxa" w:w="60"/>
-              <w:right w:type="dxa" w:w="120"/>
-            </w:tcMar>
-            <w:vAlign w:val="top"/>
-          </w:tcPr>
-          <w:p>
-            <w:pPr>
-              <w:spacing w:after="40" w:before="0"/>
-              <w:jc w:val="left"/>
-            </w:pPr>
-            <w:r>
-              <w:rPr>
-                <w:rFonts w:ascii="Arial" w:cs="Arial" w:eastAsia="Arial" w:hAnsi="Arial"/>
-                <w:b/>
-                <w:bCs/>
-                <w:i w:val="false"/>
-                <w:iCs w:val="false"/>
-                <w:color w:val="000000"/>
-                <w:sz w:val="18"/>
-                <w:szCs w:val="18"/>
-              </w:rPr>
-              <w:t xml:space="preserve">Anchoring Phenomenon</w:t>
-            </w:r>
-          </w:p>
-        </w:tc>
-        <w:tc>
-          <w:tcPr>
-            <w:tcW w:type="dxa" w:w="10680"/>
-            <w:shd w:fill="FFFFFF" w:color="auto" w:val="clear"/>
-            <w:tcMar>
-              <w:top w:type="dxa" w:w="60"/>
-              <w:left w:type="dxa" w:w="120"/>
-              <w:bottom w:type="dxa" w:w="60"/>
-              <w:right w:type="dxa" w:w="120"/>
-            </w:tcMar>
-            <w:vAlign w:val="top"/>
-          </w:tcPr>
-          <w:p>
-            <w:pPr>
-              <w:spacing w:after="40" w:before="0"/>
-              <w:jc w:val="left"/>
-            </w:pPr>
-            <w:r>
-              <w:rPr>
-                <w:rFonts w:ascii="Arial" w:cs="Arial" w:eastAsia="Arial" w:hAnsi="Arial"/>
-                <w:b w:val="false"/>
-                <w:bCs w:val="false"/>
-                <w:i w:val="false"/>
-                <w:iCs w:val="false"/>
-                <w:color w:val="000000"/>
-                <w:sz w:val="18"/>
-                <w:szCs w:val="18"/>
-              </w:rPr>
-              <w:t xml:space="preserve">ANCHORING PHENOMENON — "Your Body Changes When You Move"</w:t>
-            </w:r>
-          </w:p>
-          <w:p>
-            <w:pPr>
-              <w:spacing w:after="40" w:before="0"/>
-              <w:jc w:val="left"/>
-            </w:pPr>
-            <w:r>
-              <w:rPr>
-                <w:rFonts w:ascii="Arial" w:cs="Arial" w:eastAsia="Arial" w:hAnsi="Arial"/>
-                <w:b w:val="false"/>
-                <w:bCs w:val="false"/>
-                <w:i w:val="false"/>
-                <w:iCs w:val="false"/>
-                <w:color w:val="000000"/>
-                <w:sz w:val="18"/>
-                <w:szCs w:val="18"/>
-              </w:rPr>
-              <w:t xml:space="preserve"/>
-            </w:r>
-          </w:p>
-          <w:p>
-            <w:pPr>
-              <w:spacing w:after="40" w:before="0"/>
-              <w:jc w:val="left"/>
-            </w:pPr>
-            <w:r>
-              <w:rPr>
-                <w:rFonts w:ascii="Arial" w:cs="Arial" w:eastAsia="Arial" w:hAnsi="Arial"/>
-                <w:b w:val="false"/>
-                <w:bCs w:val="false"/>
-                <w:i w:val="false"/>
-                <w:iCs w:val="false"/>
-                <w:color w:val="000000"/>
-                <w:sz w:val="18"/>
-                <w:szCs w:val="18"/>
-              </w:rPr>
-              <w:t xml:space="preserve">At the start of the unit, every learner measures their own resting breathing rate (breaths per minute) and resting pulse rate (beats per minute) using a stopwatch and fingers placed on the radial artery at the wrist. Values are recorded in a class data table on the board. Learners then perform 2 minutes of vigorous step-ups on their chair and immediately re-measure both rates. Without exception, both rates have risen sharply — a learner who breathed 14 times per minute at rest may now breathe 28 times, and a pulse of 72 bpm may have jumped to over 120 bpm.</w:t>
-            </w:r>
-          </w:p>
-          <w:p>
-            <w:pPr>
-              <w:spacing w:after="40" w:before="0"/>
-              <w:jc w:val="left"/>
-            </w:pPr>
-            <w:r>
-              <w:rPr>
-                <w:rFonts w:ascii="Arial" w:cs="Arial" w:eastAsia="Arial" w:hAnsi="Arial"/>
-                <w:b w:val="false"/>
-                <w:bCs w:val="false"/>
-                <w:i w:val="false"/>
-                <w:iCs w:val="false"/>
-                <w:color w:val="000000"/>
-                <w:sz w:val="18"/>
-                <w:szCs w:val="18"/>
-              </w:rPr>
-              <w:t xml:space="preserve"/>
-            </w:r>
-          </w:p>
-          <w:p>
-            <w:pPr>
-              <w:spacing w:after="40" w:before="0"/>
-              <w:jc w:val="left"/>
-            </w:pPr>
-            <w:r>
-              <w:rPr>
-                <w:rFonts w:ascii="Arial" w:cs="Arial" w:eastAsia="Arial" w:hAnsi="Arial"/>
-                <w:b w:val="false"/>
-                <w:bCs w:val="false"/>
-                <w:i w:val="false"/>
-                <w:iCs w:val="false"/>
-                <w:color w:val="000000"/>
-                <w:sz w:val="18"/>
-                <w:szCs w:val="18"/>
-              </w:rPr>
-              <w:t xml:space="preserve">This is puzzling on multiple levels: Why does the body need more oxygen so urgently that it doubles its breathing effort? Why does the heart also beat faster at the same time — what is the connection between the lungs and the heart? Why do some learners feel a burning sensation in their leg muscles after the exercise, even when they were breathing hard the whole time? Where exactly does the oxygen go once it enters the lungs, and what happens to it inside the muscle cells? These questions — all arising from a 2-minute activity every learner has just personally experienced — anchor the entire unit and are progressively answered as learners investigate respiratory surfaces, breathing mechanics, cellular respiration chemistry, and the role of the circulatory system.</w:t>
-            </w:r>
-          </w:p>
-        </w:tc>
-      </w:tr>
-      <w:tr>
-        <w:tc>
-          <w:tcPr>
-            <w:tcW w:type="dxa" w:w="3000"/>
-            <w:shd w:fill="D9EEF1" w:color="auto" w:val="clear"/>
-            <w:tcMar>
-              <w:top w:type="dxa" w:w="60"/>
-              <w:left w:type="dxa" w:w="120"/>
-              <w:bottom w:type="dxa" w:w="60"/>
-              <w:right w:type="dxa" w:w="120"/>
-            </w:tcMar>
-            <w:vAlign w:val="top"/>
-          </w:tcPr>
-          <w:p>
-            <w:pPr>
-              <w:spacing w:after="40" w:before="0"/>
-              <w:jc w:val="left"/>
-            </w:pPr>
-            <w:r>
-              <w:rPr>
-                <w:rFonts w:ascii="Arial" w:cs="Arial" w:eastAsia="Arial" w:hAnsi="Arial"/>
-                <w:b/>
-                <w:bCs/>
-                <w:i w:val="false"/>
-                <w:iCs w:val="false"/>
-                <w:color w:val="000000"/>
-                <w:sz w:val="18"/>
-                <w:szCs w:val="18"/>
-              </w:rPr>
-              <w:t xml:space="preserve">Storyline Thread</w:t>
-            </w:r>
-          </w:p>
-        </w:tc>
-        <w:tc>
-          <w:tcPr>
-            <w:tcW w:type="dxa" w:w="10680"/>
-            <w:shd w:fill="FFFFFF" w:color="auto" w:val="clear"/>
-            <w:tcMar>
-              <w:top w:type="dxa" w:w="60"/>
-              <w:left w:type="dxa" w:w="120"/>
-              <w:bottom w:type="dxa" w:w="60"/>
-              <w:right w:type="dxa" w:w="120"/>
-            </w:tcMar>
-            <w:vAlign w:val="top"/>
-          </w:tcPr>
-          <w:p>
-            <w:pPr>
-              <w:spacing w:after="40" w:before="0"/>
-              <w:jc w:val="left"/>
-            </w:pPr>
-            <w:r>
-              <w:rPr>
-                <w:rFonts w:ascii="Arial" w:cs="Arial" w:eastAsia="Arial" w:hAnsi="Arial"/>
-                <w:b w:val="false"/>
-                <w:bCs w:val="false"/>
-                <w:i w:val="false"/>
-                <w:iCs w:val="false"/>
-                <w:color w:val="000000"/>
-                <w:sz w:val="18"/>
-                <w:szCs w:val="18"/>
-              </w:rPr>
-              <w:t xml:space="preserve">Lesson 1 — PREDICT &amp; ANCHOR: Learners measure resting breathing rate and pulse rate (practical), record class data, perform step-up exercise, re-measure, and record changes. Learners write individual predictions explaining WHY both rates increased. Class Driving Question Board (DQB) is created: all student questions are posted. Learners draw a first "naïve model" showing how they think oxygen gets from air to muscles. Reading on circulatory system functions assigned on ARES platform.</w:t>
-            </w:r>
-          </w:p>
-          <w:p>
-            <w:pPr>
-              <w:spacing w:after="40" w:before="0"/>
-              <w:jc w:val="left"/>
-            </w:pPr>
-            <w:r>
-              <w:rPr>
-                <w:rFonts w:ascii="Arial" w:cs="Arial" w:eastAsia="Arial" w:hAnsi="Arial"/>
-                <w:b w:val="false"/>
-                <w:bCs w:val="false"/>
-                <w:i w:val="false"/>
-                <w:iCs w:val="false"/>
-                <w:color w:val="000000"/>
-                <w:sz w:val="18"/>
-                <w:szCs w:val="18"/>
-              </w:rPr>
-              <w:t xml:space="preserve"/>
-            </w:r>
-          </w:p>
-          <w:p>
-            <w:pPr>
-              <w:spacing w:after="40" w:before="0"/>
-              <w:jc w:val="left"/>
-            </w:pPr>
-            <w:r>
-              <w:rPr>
-                <w:rFonts w:ascii="Arial" w:cs="Arial" w:eastAsia="Arial" w:hAnsi="Arial"/>
-                <w:b w:val="false"/>
-                <w:bCs w:val="false"/>
-                <w:i w:val="false"/>
-                <w:iCs w:val="false"/>
-                <w:color w:val="000000"/>
-                <w:sz w:val="18"/>
-                <w:szCs w:val="18"/>
-              </w:rPr>
-              <w:t xml:space="preserve">Lesson 2 — OBSERVE: Characteristics of Respiratory Surfaces. Learners examine prepared slides / diagrams of skin (earthworm), gill lamellae (fish), tracheal tubes (insect), and alveoli (mammal). They complete a comparison table (surface area, moisture, vascularity, thickness). Limewater demonstration performed. Learners revisit DQB: which questions can now be partially answered?</w:t>
-            </w:r>
-          </w:p>
-          <w:p>
-            <w:pPr>
-              <w:spacing w:after="40" w:before="0"/>
-              <w:jc w:val="left"/>
-            </w:pPr>
-            <w:r>
-              <w:rPr>
-                <w:rFonts w:ascii="Arial" w:cs="Arial" w:eastAsia="Arial" w:hAnsi="Arial"/>
-                <w:b w:val="false"/>
-                <w:bCs w:val="false"/>
-                <w:i w:val="false"/>
-                <w:iCs w:val="false"/>
-                <w:color w:val="000000"/>
-                <w:sz w:val="18"/>
-                <w:szCs w:val="18"/>
-              </w:rPr>
-              <w:t xml:space="preserve"/>
-            </w:r>
-          </w:p>
-          <w:p>
-            <w:pPr>
-              <w:spacing w:after="40" w:before="0"/>
-              <w:jc w:val="left"/>
-            </w:pPr>
-            <w:r>
-              <w:rPr>
-                <w:rFonts w:ascii="Arial" w:cs="Arial" w:eastAsia="Arial" w:hAnsi="Arial"/>
-                <w:b w:val="false"/>
-                <w:bCs w:val="false"/>
-                <w:i w:val="false"/>
-                <w:iCs w:val="false"/>
-                <w:color w:val="000000"/>
-                <w:sz w:val="18"/>
-                <w:szCs w:val="18"/>
-              </w:rPr>
-              <w:t xml:space="preserve">Lesson 3 — EXPLAIN: Structure and Adaptations of Respiratory Structures. Teacher-guided sensemaking of how each structural feature (large surface area, thin walls, moist surface, rich blood supply) solves the problem of efficient gas exchange. Learners annotate diagrams and add a "comparative respiratory surfaces" layer to their growing model. Kenyan context: tilapia gill adaptation discussed using Lake Victoria fishery examples.</w:t>
-            </w:r>
-          </w:p>
-          <w:p>
-            <w:pPr>
-              <w:spacing w:after="40" w:before="0"/>
-              <w:jc w:val="left"/>
-            </w:pPr>
-            <w:r>
-              <w:rPr>
-                <w:rFonts w:ascii="Arial" w:cs="Arial" w:eastAsia="Arial" w:hAnsi="Arial"/>
-                <w:b w:val="false"/>
-                <w:bCs w:val="false"/>
-                <w:i w:val="false"/>
-                <w:iCs w:val="false"/>
-                <w:color w:val="000000"/>
-                <w:sz w:val="18"/>
-                <w:szCs w:val="18"/>
-              </w:rPr>
-              <w:t xml:space="preserve"/>
-            </w:r>
-          </w:p>
-          <w:p>
-            <w:pPr>
-              <w:spacing w:after="40" w:before="0"/>
-              <w:jc w:val="left"/>
-            </w:pPr>
-            <w:r>
-              <w:rPr>
-                <w:rFonts w:ascii="Arial" w:cs="Arial" w:eastAsia="Arial" w:hAnsi="Arial"/>
-                <w:b w:val="false"/>
-                <w:bCs w:val="false"/>
-                <w:i w:val="false"/>
-                <w:iCs w:val="false"/>
-                <w:color w:val="000000"/>
-                <w:sz w:val="18"/>
-                <w:szCs w:val="18"/>
-              </w:rPr>
-              <w:t xml:space="preserve">Lesson 4 — OBSERVE &amp; EXPLAIN: Mechanisms of Gaseous Exchange in Humans — External Respiration. Learners watch an ARES offline video/animation of inhalation and exhalation (diaphragm and intercostal muscle movement, pressure changes). Learners then model pressure changes using a bell-jar diaphragm model or improvised plastic-bottle version. Key vocabulary: tidal volume, inspiration, expiration, pleural cavity.</w:t>
-            </w:r>
-          </w:p>
-          <w:p>
-            <w:pPr>
-              <w:spacing w:after="40" w:before="0"/>
-              <w:jc w:val="left"/>
-            </w:pPr>
-            <w:r>
-              <w:rPr>
-                <w:rFonts w:ascii="Arial" w:cs="Arial" w:eastAsia="Arial" w:hAnsi="Arial"/>
-                <w:b w:val="false"/>
-                <w:bCs w:val="false"/>
-                <w:i w:val="false"/>
-                <w:iCs w:val="false"/>
-                <w:color w:val="000000"/>
-                <w:sz w:val="18"/>
-                <w:szCs w:val="18"/>
-              </w:rPr>
-              <w:t xml:space="preserve"/>
-            </w:r>
-          </w:p>
-          <w:p>
-            <w:pPr>
-              <w:spacing w:after="40" w:before="0"/>
-              <w:jc w:val="left"/>
-            </w:pPr>
-            <w:r>
-              <w:rPr>
-                <w:rFonts w:ascii="Arial" w:cs="Arial" w:eastAsia="Arial" w:hAnsi="Arial"/>
-                <w:b w:val="false"/>
-                <w:bCs w:val="false"/>
-                <w:i w:val="false"/>
-                <w:iCs w:val="false"/>
-                <w:color w:val="000000"/>
-                <w:sz w:val="18"/>
-                <w:szCs w:val="18"/>
-              </w:rPr>
-              <w:t xml:space="preserve">Lesson 5 — EXPLAIN: Mechanisms of Gaseous Exchange in Humans — Alveolar &amp; Cellular Exchange. Learners trace the journey of one oxygen molecule: alveolus → capillary → haemoglobin → heart → muscle cell. Reading on circulatory system functions (ARES platform) is discussed. Learners update their individual model to show blood as the transport link between lungs and muscles, directly connecting to the anchoring phenomenon.</w:t>
-            </w:r>
-          </w:p>
-          <w:p>
-            <w:pPr>
-              <w:spacing w:after="40" w:before="0"/>
-              <w:jc w:val="left"/>
-            </w:pPr>
-            <w:r>
-              <w:rPr>
-                <w:rFonts w:ascii="Arial" w:cs="Arial" w:eastAsia="Arial" w:hAnsi="Arial"/>
-                <w:b w:val="false"/>
-                <w:bCs w:val="false"/>
-                <w:i w:val="false"/>
-                <w:iCs w:val="false"/>
-                <w:color w:val="000000"/>
-                <w:sz w:val="18"/>
-                <w:szCs w:val="18"/>
-              </w:rPr>
-              <w:t xml:space="preserve"/>
-            </w:r>
-          </w:p>
-          <w:p>
-            <w:pPr>
-              <w:spacing w:after="40" w:before="0"/>
-              <w:jc w:val="left"/>
-            </w:pPr>
-            <w:r>
-              <w:rPr>
-                <w:rFonts w:ascii="Arial" w:cs="Arial" w:eastAsia="Arial" w:hAnsi="Arial"/>
-                <w:b w:val="false"/>
-                <w:bCs w:val="false"/>
-                <w:i w:val="false"/>
-                <w:iCs w:val="false"/>
-                <w:color w:val="000000"/>
-                <w:sz w:val="18"/>
-                <w:szCs w:val="18"/>
-              </w:rPr>
-              <w:t xml:space="preserve">Lesson 6 — OBSERVE &amp; EXPLAIN: Aerobic Respiration. Learners examine the word equation and balanced chemical equation for aerobic respiration. Worked example: calculating ATP yield conceptually. Learners annotate a mitochondrion diagram showing glucose + oxygen → carbon dioxide + water + ATP. Kenyan context: energy released from ugali (starch/glucose) fuelling a Rift Valley farmer's day of work. Learners update DQB — the "normal" oxygen demand during exercise is now explained.</w:t>
-            </w:r>
-          </w:p>
-          <w:p>
-            <w:pPr>
-              <w:spacing w:after="40" w:before="0"/>
-              <w:jc w:val="left"/>
-            </w:pPr>
-            <w:r>
-              <w:rPr>
-                <w:rFonts w:ascii="Arial" w:cs="Arial" w:eastAsia="Arial" w:hAnsi="Arial"/>
-                <w:b w:val="false"/>
-                <w:bCs w:val="false"/>
-                <w:i w:val="false"/>
-                <w:iCs w:val="false"/>
-                <w:color w:val="000000"/>
-                <w:sz w:val="18"/>
-                <w:szCs w:val="18"/>
-              </w:rPr>
-              <w:t xml:space="preserve"/>
-            </w:r>
-          </w:p>
-          <w:p>
-            <w:pPr>
-              <w:spacing w:after="40" w:before="0"/>
-              <w:jc w:val="left"/>
-            </w:pPr>
-            <w:r>
-              <w:rPr>
-                <w:rFonts w:ascii="Arial" w:cs="Arial" w:eastAsia="Arial" w:hAnsi="Arial"/>
-                <w:b w:val="false"/>
-                <w:bCs w:val="false"/>
-                <w:i w:val="false"/>
-                <w:iCs w:val="false"/>
-                <w:color w:val="000000"/>
-                <w:sz w:val="18"/>
-                <w:szCs w:val="18"/>
-              </w:rPr>
-              <w:t xml:space="preserve">Lesson 7 — OBSERVE &amp; EXPLAIN: Anaerobic Respiration. "Yeast Balloon" practical (supporting phenomenon 4) conducted. Learners compare aerobic vs. anaerobic equations side-by-side (animals: lactic acid pathway; yeast: ethanol + CO₂ pathway). "Burning legs" video clip (supporting phenomenon 1) revisited. Learners explain in writing: why lactic acid builds up in muscles during intense exercise and what "oxygen debt" means. DQB updated — the burning-leg mystery is solved.</w:t>
-            </w:r>
-          </w:p>
-          <w:p>
-            <w:pPr>
-              <w:spacing w:after="40" w:before="0"/>
-              <w:jc w:val="left"/>
-            </w:pPr>
-            <w:r>
-              <w:rPr>
-                <w:rFonts w:ascii="Arial" w:cs="Arial" w:eastAsia="Arial" w:hAnsi="Arial"/>
-                <w:b w:val="false"/>
-                <w:bCs w:val="false"/>
-                <w:i w:val="false"/>
-                <w:iCs w:val="false"/>
-                <w:color w:val="000000"/>
-                <w:sz w:val="18"/>
-                <w:szCs w:val="18"/>
-              </w:rPr>
-              <w:t xml:space="preserve"/>
-            </w:r>
-          </w:p>
-          <w:p>
-            <w:pPr>
-              <w:spacing w:after="40" w:before="0"/>
-              <w:jc w:val="left"/>
-            </w:pPr>
-            <w:r>
-              <w:rPr>
-                <w:rFonts w:ascii="Arial" w:cs="Arial" w:eastAsia="Arial" w:hAnsi="Arial"/>
-                <w:b w:val="false"/>
-                <w:bCs w:val="false"/>
-                <w:i w:val="false"/>
-                <w:iCs w:val="false"/>
-                <w:color w:val="000000"/>
-                <w:sz w:val="18"/>
-                <w:szCs w:val="18"/>
-              </w:rPr>
-              <w:t xml:space="preserve">Lesson 8 — EXPLAIN: Respiratory Quotient (RQ). Learners are introduced to the concept and formula: RQ = CO₂ produced ÷ O₂ consumed. Teacher works through RQ calculations for carbohydrates (RQ = 1.0), fats (RQ ≈ 0.7), and proteins (RQ ≈ 0.9) using Kenyan food examples (maize starch from ugali, fat from nyama choma, protein from beans/githeri). Learners practise 3–4 calculation problems. Discussion: what does an athlete's RQ during a marathon tell us about their fuel source?</w:t>
-            </w:r>
-          </w:p>
-          <w:p>
-            <w:pPr>
-              <w:spacing w:after="40" w:before="0"/>
-              <w:jc w:val="left"/>
-            </w:pPr>
-            <w:r>
-              <w:rPr>
-                <w:rFonts w:ascii="Arial" w:cs="Arial" w:eastAsia="Arial" w:hAnsi="Arial"/>
-                <w:b w:val="false"/>
-                <w:bCs w:val="false"/>
-                <w:i w:val="false"/>
-                <w:iCs w:val="false"/>
-                <w:color w:val="000000"/>
-                <w:sz w:val="18"/>
-                <w:szCs w:val="18"/>
-              </w:rPr>
-              <w:t xml:space="preserve"/>
-            </w:r>
-          </w:p>
-          <w:p>
-            <w:pPr>
-              <w:spacing w:after="40" w:before="0"/>
-              <w:jc w:val="left"/>
-            </w:pPr>
-            <w:r>
-              <w:rPr>
-                <w:rFonts w:ascii="Arial" w:cs="Arial" w:eastAsia="Arial" w:hAnsi="Arial"/>
-                <w:b w:val="false"/>
-                <w:bCs w:val="false"/>
-                <w:i w:val="false"/>
-                <w:iCs w:val="false"/>
-                <w:color w:val="000000"/>
-                <w:sz w:val="18"/>
-                <w:szCs w:val="18"/>
-              </w:rPr>
-              <w:t xml:space="preserve">Lesson 9 — PRACTICAL &amp; DATA ANALYSIS: Factors Affecting Rate of Respiration. Learners design and conduct a controlled investigation into the effect of temperature on yeast respiration rate (measuring CO₂ bubble count or balloon size at 10 °C, 25 °C, 37 °C, 50 °C). Data are tabulated and graphed. Learners identify the optimum temperature and explain enzyme denaturation at high temperatures. Connection to DQB: why does body temperature rise during exercise?</w:t>
-            </w:r>
-          </w:p>
-          <w:p>
-            <w:pPr>
-              <w:spacing w:after="40" w:before="0"/>
-              <w:jc w:val="left"/>
-            </w:pPr>
-            <w:r>
-              <w:rPr>
-                <w:rFonts w:ascii="Arial" w:cs="Arial" w:eastAsia="Arial" w:hAnsi="Arial"/>
-                <w:b w:val="false"/>
-                <w:bCs w:val="false"/>
-                <w:i w:val="false"/>
-                <w:iCs w:val="false"/>
-                <w:color w:val="000000"/>
-                <w:sz w:val="18"/>
-                <w:szCs w:val="18"/>
-              </w:rPr>
-              <w:t xml:space="preserve"/>
-            </w:r>
-          </w:p>
-          <w:p>
-            <w:pPr>
-              <w:spacing w:after="40" w:before="0"/>
-              <w:jc w:val="left"/>
-            </w:pPr>
-            <w:r>
-              <w:rPr>
-                <w:rFonts w:ascii="Arial" w:cs="Arial" w:eastAsia="Arial" w:hAnsi="Arial"/>
-                <w:b w:val="false"/>
-                <w:bCs w:val="false"/>
-                <w:i w:val="false"/>
-                <w:iCs w:val="false"/>
-                <w:color w:val="000000"/>
-                <w:sz w:val="18"/>
-                <w:szCs w:val="18"/>
-              </w:rPr>
-              <w:t xml:space="preserve">Lesson 10 — EXPLAIN: Factors Affecting Rate of Respiration (continued) &amp; Importance of Gaseous Exchange. Class discussion on remaining factors: substrate concentration, oxygen availability, surface area. Learners then construct a concept map on the importance of respiration (energy for movement, growth, active transport, heat regulation, reproduction). Kenyan context: importance of aerobic capacity for agricultural labour, sports performance, and survival at high altitude in the Rift Valley.</w:t>
-            </w:r>
-          </w:p>
-          <w:p>
-            <w:pPr>
-              <w:spacing w:after="40" w:before="0"/>
-              <w:jc w:val="left"/>
-            </w:pPr>
-            <w:r>
-              <w:rPr>
-                <w:rFonts w:ascii="Arial" w:cs="Arial" w:eastAsia="Arial" w:hAnsi="Arial"/>
-                <w:b w:val="false"/>
-                <w:bCs w:val="false"/>
-                <w:i w:val="false"/>
-                <w:iCs w:val="false"/>
-                <w:color w:val="000000"/>
-                <w:sz w:val="18"/>
-                <w:szCs w:val="18"/>
-              </w:rPr>
-              <w:t xml:space="preserve"/>
-            </w:r>
-          </w:p>
-          <w:p>
-            <w:pPr>
-              <w:spacing w:after="40" w:before="0"/>
-              <w:jc w:val="left"/>
-            </w:pPr>
-            <w:r>
-              <w:rPr>
-                <w:rFonts w:ascii="Arial" w:cs="Arial" w:eastAsia="Arial" w:hAnsi="Arial"/>
-                <w:b w:val="false"/>
-                <w:bCs w:val="false"/>
-                <w:i w:val="false"/>
-                <w:iCs w:val="false"/>
-                <w:color w:val="000000"/>
-                <w:sz w:val="18"/>
-                <w:szCs w:val="18"/>
-              </w:rPr>
-              <w:t xml:space="preserve">Lesson 11 — MODEL BUILDING &amp; DQB CONSOLIDATION: Learners produce a final, fully annotated cumulative model that integrates: (a) comparative respiratory surfaces, (b) human breathing mechanics, (c) alveolar and cellular gas exchange, (d) aerobic and anaerobic respiration equations, and (e) factors affecting respiration rate. DQB is reviewed: all original questions are answered in writing. Peer review of models using a teacher-provided checklist.</w:t>
-            </w:r>
-          </w:p>
-          <w:p>
-            <w:pPr>
-              <w:spacing w:after="40" w:before="0"/>
-              <w:jc w:val="left"/>
-            </w:pPr>
-            <w:r>
-              <w:rPr>
-                <w:rFonts w:ascii="Arial" w:cs="Arial" w:eastAsia="Arial" w:hAnsi="Arial"/>
-                <w:b w:val="false"/>
-                <w:bCs w:val="false"/>
-                <w:i w:val="false"/>
-                <w:iCs w:val="false"/>
-                <w:color w:val="000000"/>
-                <w:sz w:val="18"/>
-                <w:szCs w:val="18"/>
-              </w:rPr>
-              <w:t xml:space="preserve"/>
-            </w:r>
-          </w:p>
-          <w:p>
-            <w:pPr>
-              <w:spacing w:after="40" w:before="0"/>
-              <w:jc w:val="left"/>
-            </w:pPr>
-            <w:r>
-              <w:rPr>
-                <w:rFonts w:ascii="Arial" w:cs="Arial" w:eastAsia="Arial" w:hAnsi="Arial"/>
-                <w:b w:val="false"/>
-                <w:bCs w:val="false"/>
-                <w:i w:val="false"/>
-                <w:iCs w:val="false"/>
-                <w:color w:val="000000"/>
-                <w:sz w:val="18"/>
-                <w:szCs w:val="18"/>
-              </w:rPr>
-              <w:t xml:space="preserve">Lesson 12 — SUMMATIVE REVIEW &amp; TRANSFER: Learners return to the original anchoring phenomenon data (resting vs. post-exercise breathing and pulse rates) and write a comprehensive scientific explanation using all unit vocabulary and concepts. Exit task: a novel scenario (a Kenyan swimmer crossing the Winam Gulf of Lake Victoria) asks learners to predict and explain respiratory and metabolic responses. Unit closes with learner self-assessment and DQB celebration of questions answered.</w:t>
-            </w:r>
-          </w:p>
-        </w:tc>
-      </w:tr>
-      <w:tr>
-        <w:tc>
-          <w:tcPr>
-            <w:tcW w:type="dxa" w:w="3000"/>
-            <w:shd w:fill="EAD1F5" w:color="auto" w:val="clear"/>
-            <w:tcMar>
-              <w:top w:type="dxa" w:w="60"/>
-              <w:left w:type="dxa" w:w="120"/>
-              <w:bottom w:type="dxa" w:w="60"/>
-              <w:right w:type="dxa" w:w="120"/>
-            </w:tcMar>
-            <w:vAlign w:val="top"/>
-          </w:tcPr>
-          <w:p>
-            <w:pPr>
-              <w:spacing w:after="40" w:before="0"/>
-              <w:jc w:val="left"/>
-            </w:pPr>
-            <w:r>
-              <w:rPr>
-                <w:rFonts w:ascii="Arial" w:cs="Arial" w:eastAsia="Arial" w:hAnsi="Arial"/>
-                <w:b/>
-                <w:bCs/>
-                <w:i w:val="false"/>
-                <w:iCs w:val="false"/>
-                <w:color w:val="000000"/>
-                <w:sz w:val="18"/>
-                <w:szCs w:val="18"/>
-              </w:rPr>
-              <w:t xml:space="preserve">Supporting Phenomena</w:t>
-            </w:r>
-          </w:p>
-        </w:tc>
-        <w:tc>
-          <w:tcPr>
-            <w:tcW w:type="dxa" w:w="10680"/>
-            <w:shd w:fill="FFFFFF" w:color="auto" w:val="clear"/>
-            <w:tcMar>
-              <w:top w:type="dxa" w:w="60"/>
-              <w:left w:type="dxa" w:w="120"/>
-              <w:bottom w:type="dxa" w:w="60"/>
-              <w:right w:type="dxa" w:w="120"/>
-            </w:tcMar>
-            <w:vAlign w:val="top"/>
-          </w:tcPr>
-          <w:p>
-            <w:pPr>
-              <w:spacing w:after="30" w:before="0"/>
-              <w:ind w:left="360" w:hanging="180"/>
-              <w:jc w:val="left"/>
-            </w:pPr>
-            <w:r>
-              <w:rPr>
-                <w:rFonts w:ascii="Arial" w:cs="Arial" w:eastAsia="Arial" w:hAnsi="Arial"/>
-                <w:b w:val="false"/>
-                <w:bCs w:val="false"/>
-                <w:i w:val="false"/>
-                <w:iCs w:val="false"/>
-                <w:color w:val="000000"/>
-                <w:sz w:val="18"/>
-                <w:szCs w:val="18"/>
-              </w:rPr>
-              <w:t xml:space="preserve">–  SUPPORTING PHENOMENON 1 — "The Burning Legs of a Iten Runner": A short video clip shows a 5 000 m runner from Iten crossing the finish line, doubling over, breathing heavily for minutes afterward even though the race is over. Learners are asked: why does breathing not stop the moment the race ends? This supports the lesson on anaerobic respiration and oxygen debt.</w:t>
-            </w:r>
-          </w:p>
-          <w:p>
-            <w:pPr>
-              <w:spacing w:after="30" w:before="0"/>
-              <w:ind w:left="360" w:hanging="180"/>
-              <w:jc w:val="left"/>
-            </w:pPr>
-            <w:r>
-              <w:rPr>
-                <w:rFonts w:ascii="Arial" w:cs="Arial" w:eastAsia="Arial" w:hAnsi="Arial"/>
-                <w:b w:val="false"/>
-                <w:bCs w:val="false"/>
-                <w:i w:val="false"/>
-                <w:iCs w:val="false"/>
-                <w:color w:val="000000"/>
-                <w:sz w:val="18"/>
-                <w:szCs w:val="18"/>
-              </w:rPr>
-              <w:t xml:space="preserve">–  SUPPORTING PHENOMENON 2 — "Fish Out of Water": Learners observe (live or via video) a tilapia removed from Lake Victoria water, noting its rapid gill-cover movements and eventual suffocation. This supports comparative study of gill structure and the requirement for a moist, thin, well-vascularised respiratory surface.</w:t>
-            </w:r>
-          </w:p>
-          <w:p>
-            <w:pPr>
-              <w:spacing w:after="30" w:before="0"/>
-              <w:ind w:left="360" w:hanging="180"/>
-              <w:jc w:val="left"/>
-            </w:pPr>
-            <w:r>
-              <w:rPr>
-                <w:rFonts w:ascii="Arial" w:cs="Arial" w:eastAsia="Arial" w:hAnsi="Arial"/>
-                <w:b w:val="false"/>
-                <w:bCs w:val="false"/>
-                <w:i w:val="false"/>
-                <w:iCs w:val="false"/>
-                <w:color w:val="000000"/>
-                <w:sz w:val="18"/>
-                <w:szCs w:val="18"/>
-              </w:rPr>
-              <w:t xml:space="preserve">–  SUPPORTING PHENOMENON 3 — "Limewater Turns Milky": Learners breathe gently through a straw into limewater and observe it turn milky white (calcium carbonate precipitate), while a control tube of fresh air does not change. This tangible, visible evidence that exhaled air contains elevated CO₂ supports the lesson on breathing mechanics and gas composition.</w:t>
-            </w:r>
-          </w:p>
-          <w:p>
-            <w:pPr>
-              <w:spacing w:after="30" w:before="0"/>
-              <w:ind w:left="360" w:hanging="180"/>
-              <w:jc w:val="left"/>
-            </w:pPr>
-            <w:r>
-              <w:rPr>
-                <w:rFonts w:ascii="Arial" w:cs="Arial" w:eastAsia="Arial" w:hAnsi="Arial"/>
-                <w:b w:val="false"/>
-                <w:bCs w:val="false"/>
-                <w:i w:val="false"/>
-                <w:iCs w:val="false"/>
-                <w:color w:val="000000"/>
-                <w:sz w:val="18"/>
-                <w:szCs w:val="18"/>
-              </w:rPr>
-              <w:t xml:space="preserve">–  SUPPORTING PHENOMENON 4 — "Yeast Balloons": Learners set up two flasks — one with sugar solution + yeast at 37 °C and one at 4 °C (ice water) — each sealed with a balloon on top. Over 20 minutes the warm flask's balloon inflates while the cold one does not, making CO₂ production from anaerobic fermentation visible and introducing the effect of temperature on respiration rate.</w:t>
-            </w:r>
-          </w:p>
-        </w:tc>
-      </w:tr>
-    </w:tbl>
-    <w:p>
-      <w:pPr>
-        <w:spacing w:after="120"/>
-      </w:pPr>
-      <w:r>
-        <w:t xml:space="preserve"/>
       </w:r>
     </w:p>
     <w:p>
@@ -3742,7 +3742,7 @@
             <w:pPr>
               <w:spacing w:after="20" w:before="0"/>
             </w:pPr>
-            <w:hyperlink w:history="1" r:id="rIdvymbzmnqnyy0xdmbofwp-">
+            <w:hyperlink w:history="1" r:id="rIdpptzxj8ojkvpcd-uhqk_v">
               <w:r>
                 <w:rPr>
                   <w:rFonts w:ascii="Arial" w:cs="Arial" w:eastAsia="Arial" w:hAnsi="Arial"/>
@@ -3775,7 +3775,7 @@
               <w:spacing w:after="10" w:before="0"/>
               <w:ind w:left="120"/>
             </w:pPr>
-            <w:hyperlink w:history="1" r:id="rId6tk9z2ura0zk-o_wvronp">
+            <w:hyperlink w:history="1" r:id="rId9niq6btm2a-cibapt-8g8">
               <w:r>
                 <w:rPr>
                   <w:rFonts w:ascii="Arial" w:cs="Arial" w:eastAsia="Arial" w:hAnsi="Arial"/>
@@ -3820,7 +3820,7 @@
             <w:pPr>
               <w:spacing w:after="20" w:before="0"/>
             </w:pPr>
-            <w:hyperlink w:history="1" r:id="rIdxaau6ioyoipgni6kisa_6">
+            <w:hyperlink w:history="1" r:id="rIdoohfsmdosxmgfzufswl28">
               <w:r>
                 <w:rPr>
                   <w:rFonts w:ascii="Arial" w:cs="Arial" w:eastAsia="Arial" w:hAnsi="Arial"/>
@@ -3853,7 +3853,7 @@
               <w:spacing w:after="10" w:before="0"/>
               <w:ind w:left="120"/>
             </w:pPr>
-            <w:hyperlink w:history="1" r:id="rId-tzvobdv8z43egn49hxvl">
+            <w:hyperlink w:history="1" r:id="rIdzgzfb7vutgym8-ujtlbui">
               <w:r>
                 <w:rPr>
                   <w:rFonts w:ascii="Arial" w:cs="Arial" w:eastAsia="Arial" w:hAnsi="Arial"/>
@@ -4048,7 +4048,7 @@
             <w:pPr>
               <w:spacing w:after="20" w:before="0"/>
             </w:pPr>
-            <w:hyperlink w:history="1" r:id="rIdaagkcmzkxxjwo6qoxliim">
+            <w:hyperlink w:history="1" r:id="rIdj0ecx7jy4j0g_qr01-05q">
               <w:r>
                 <w:rPr>
                   <w:rFonts w:ascii="Arial" w:cs="Arial" w:eastAsia="Arial" w:hAnsi="Arial"/>
@@ -4081,7 +4081,7 @@
               <w:spacing w:after="10" w:before="0"/>
               <w:ind w:left="120"/>
             </w:pPr>
-            <w:hyperlink w:history="1" r:id="rIdcz7fp2w9h0ohnucvgt4hx">
+            <w:hyperlink w:history="1" r:id="rIdxsfousl8yipu_oouph-50">
               <w:r>
                 <w:rPr>
                   <w:rFonts w:ascii="Arial" w:cs="Arial" w:eastAsia="Arial" w:hAnsi="Arial"/>
@@ -4126,7 +4126,7 @@
             <w:pPr>
               <w:spacing w:after="20" w:before="0"/>
             </w:pPr>
-            <w:hyperlink w:history="1" r:id="rIdcalld40gfh9tzb0ncx4cg">
+            <w:hyperlink w:history="1" r:id="rIdzhpxtauvewngtac55ng_c">
               <w:r>
                 <w:rPr>
                   <w:rFonts w:ascii="Arial" w:cs="Arial" w:eastAsia="Arial" w:hAnsi="Arial"/>
@@ -4159,7 +4159,7 @@
               <w:spacing w:after="10" w:before="0"/>
               <w:ind w:left="120"/>
             </w:pPr>
-            <w:hyperlink w:history="1" r:id="rIdtqrsprzpaeeokekfhxuh-">
+            <w:hyperlink w:history="1" r:id="rIdhlzfy7hrlkyenk16prp9p">
               <w:r>
                 <w:rPr>
                   <w:rFonts w:ascii="Arial" w:cs="Arial" w:eastAsia="Arial" w:hAnsi="Arial"/>
@@ -4354,7 +4354,7 @@
             <w:pPr>
               <w:spacing w:after="20" w:before="0"/>
             </w:pPr>
-            <w:hyperlink w:history="1" r:id="rId4ohsogp5mlub4ptn-ipsa">
+            <w:hyperlink w:history="1" r:id="rIdos00m9xp47ynilixpkzke">
               <w:r>
                 <w:rPr>
                   <w:rFonts w:ascii="Arial" w:cs="Arial" w:eastAsia="Arial" w:hAnsi="Arial"/>
@@ -4387,7 +4387,7 @@
               <w:spacing w:after="10" w:before="0"/>
               <w:ind w:left="120"/>
             </w:pPr>
-            <w:hyperlink w:history="1" r:id="rIddfrpxqh62ide4ofgd8xp_">
+            <w:hyperlink w:history="1" r:id="rIdaggfsxv5tsrzesb94duil">
               <w:r>
                 <w:rPr>
                   <w:rFonts w:ascii="Arial" w:cs="Arial" w:eastAsia="Arial" w:hAnsi="Arial"/>
@@ -4432,7 +4432,7 @@
             <w:pPr>
               <w:spacing w:after="20" w:before="0"/>
             </w:pPr>
-            <w:hyperlink w:history="1" r:id="rIdd3wyolnopap2ahm8dtuuw">
+            <w:hyperlink w:history="1" r:id="rIdufvbml_wknmzsr-gn7ysp">
               <w:r>
                 <w:rPr>
                   <w:rFonts w:ascii="Arial" w:cs="Arial" w:eastAsia="Arial" w:hAnsi="Arial"/>
@@ -4465,7 +4465,7 @@
               <w:spacing w:after="10" w:before="0"/>
               <w:ind w:left="120"/>
             </w:pPr>
-            <w:hyperlink w:history="1" r:id="rId_3cqei9zgssjd8dwc6tdq">
+            <w:hyperlink w:history="1" r:id="rIdfme6amwy7ppcnkuykf_oj">
               <w:r>
                 <w:rPr>
                   <w:rFonts w:ascii="Arial" w:cs="Arial" w:eastAsia="Arial" w:hAnsi="Arial"/>
@@ -4660,7 +4660,7 @@
             <w:pPr>
               <w:spacing w:after="20" w:before="0"/>
             </w:pPr>
-            <w:hyperlink w:history="1" r:id="rId7odgjsbdtlnem-8is4ivb">
+            <w:hyperlink w:history="1" r:id="rIdxzjjci6ujmm2uxhhb95cz">
               <w:r>
                 <w:rPr>
                   <w:rFonts w:ascii="Arial" w:cs="Arial" w:eastAsia="Arial" w:hAnsi="Arial"/>
@@ -4693,7 +4693,7 @@
               <w:spacing w:after="10" w:before="0"/>
               <w:ind w:left="120"/>
             </w:pPr>
-            <w:hyperlink w:history="1" r:id="rIdagj6n2pxwpdsqgvkb1fwy">
+            <w:hyperlink w:history="1" r:id="rIdfmtwe8o2bka8w_akkufpg">
               <w:r>
                 <w:rPr>
                   <w:rFonts w:ascii="Arial" w:cs="Arial" w:eastAsia="Arial" w:hAnsi="Arial"/>
@@ -4738,7 +4738,7 @@
             <w:pPr>
               <w:spacing w:after="20" w:before="0"/>
             </w:pPr>
-            <w:hyperlink w:history="1" r:id="rIdkgnt-pi_ckawgkfhh61bn">
+            <w:hyperlink w:history="1" r:id="rIdqwkeeczmep6_jybsdnyzi">
               <w:r>
                 <w:rPr>
                   <w:rFonts w:ascii="Arial" w:cs="Arial" w:eastAsia="Arial" w:hAnsi="Arial"/>
@@ -4771,7 +4771,7 @@
               <w:spacing w:after="10" w:before="0"/>
               <w:ind w:left="120"/>
             </w:pPr>
-            <w:hyperlink w:history="1" r:id="rIdsz1lotc2tapgmrrti2vyu">
+            <w:hyperlink w:history="1" r:id="rId-i93sp1ji75mq6qwz2p7l">
               <w:r>
                 <w:rPr>
                   <w:rFonts w:ascii="Arial" w:cs="Arial" w:eastAsia="Arial" w:hAnsi="Arial"/>
@@ -4966,7 +4966,7 @@
             <w:pPr>
               <w:spacing w:after="20" w:before="0"/>
             </w:pPr>
-            <w:hyperlink w:history="1" r:id="rIddopgvvuikvezltqbb_ig7">
+            <w:hyperlink w:history="1" r:id="rIduq9nswfbczwzmqv5bjjw1">
               <w:r>
                 <w:rPr>
                   <w:rFonts w:ascii="Arial" w:cs="Arial" w:eastAsia="Arial" w:hAnsi="Arial"/>
@@ -4999,7 +4999,7 @@
               <w:spacing w:after="10" w:before="0"/>
               <w:ind w:left="120"/>
             </w:pPr>
-            <w:hyperlink w:history="1" r:id="rIddocapkdmpbmnvg6irznwg">
+            <w:hyperlink w:history="1" r:id="rIdgkqviqze2uzusf_ykjcsh">
               <w:r>
                 <w:rPr>
                   <w:rFonts w:ascii="Arial" w:cs="Arial" w:eastAsia="Arial" w:hAnsi="Arial"/>
@@ -5044,7 +5044,7 @@
             <w:pPr>
               <w:spacing w:after="20" w:before="0"/>
             </w:pPr>
-            <w:hyperlink w:history="1" r:id="rIda1umeebuukfmdhkknw7h_">
+            <w:hyperlink w:history="1" r:id="rIdyaol0bvo7hl3cfir2o-_a">
               <w:r>
                 <w:rPr>
                   <w:rFonts w:ascii="Arial" w:cs="Arial" w:eastAsia="Arial" w:hAnsi="Arial"/>
@@ -5077,7 +5077,7 @@
               <w:spacing w:after="10" w:before="0"/>
               <w:ind w:left="120"/>
             </w:pPr>
-            <w:hyperlink w:history="1" r:id="rIdsqs9i8ymgkwdf98myqekt">
+            <w:hyperlink w:history="1" r:id="rIdkwn2k2piwxav00us3pjj3">
               <w:r>
                 <w:rPr>
                   <w:rFonts w:ascii="Arial" w:cs="Arial" w:eastAsia="Arial" w:hAnsi="Arial"/>
@@ -5589,7 +5589,7 @@
         </w:rPr>
         <w:t xml:space="preserve">© 2026 SeaVuria and ARES. Aligned with KICD objectives. Developed by SeaVuria; technical implementation by ARES (with AI assistance from Claude). Licensed under </w:t>
       </w:r>
-      <w:hyperlink w:history="1" r:id="rIdcfuqazsdj7buiauvfbph9">
+      <w:hyperlink w:history="1" r:id="rIdbzxvrugb85xxcjuuhiocg">
         <w:r>
           <w:rPr>
             <w:rFonts w:ascii="Arial" w:cs="Arial" w:eastAsia="Arial" w:hAnsi="Arial"/>
@@ -5610,7 +5610,7 @@
         </w:rPr>
         <w:t xml:space="preserve"> (</w:t>
       </w:r>
-      <w:hyperlink w:history="1" r:id="rId1a0pnquu6fbrkp_bqw_vo">
+      <w:hyperlink w:history="1" r:id="rId-bkfyuqfieniid5160_bj">
         <w:r>
           <w:rPr>
             <w:rFonts w:ascii="Arial" w:cs="Arial" w:eastAsia="Arial" w:hAnsi="Arial"/>
@@ -6623,7 +6623,7 @@
             <w:pPr>
               <w:spacing w:after="20" w:before="0"/>
             </w:pPr>
-            <w:hyperlink w:history="1" r:id="rIddfvul7zmjmp9emeftwl8v">
+            <w:hyperlink w:history="1" r:id="rIdaolawggepokyomxgjdllr">
               <w:r>
                 <w:rPr>
                   <w:rFonts w:ascii="Arial" w:cs="Arial" w:eastAsia="Arial" w:hAnsi="Arial"/>
@@ -6656,7 +6656,7 @@
               <w:spacing w:after="10" w:before="0"/>
               <w:ind w:left="120"/>
             </w:pPr>
-            <w:hyperlink w:history="1" r:id="rIdl6tdwly8zkblyrew30v3o">
+            <w:hyperlink w:history="1" r:id="rIdrrqs57dmuywbtl9p-olia">
               <w:r>
                 <w:rPr>
                   <w:rFonts w:ascii="Arial" w:cs="Arial" w:eastAsia="Arial" w:hAnsi="Arial"/>
@@ -6718,7 +6718,7 @@
               <w:spacing w:after="10" w:before="0"/>
               <w:ind w:left="120"/>
             </w:pPr>
-            <w:hyperlink w:history="1" r:id="rIdivww8x5wn8aiemyb-fazz">
+            <w:hyperlink w:history="1" r:id="rIdqxlhvmpc0tn0d4nczuo88">
               <w:r>
                 <w:rPr>
                   <w:rFonts w:ascii="Arial" w:cs="Arial" w:eastAsia="Arial" w:hAnsi="Arial"/>
@@ -6928,7 +6928,7 @@
             <w:pPr>
               <w:spacing w:after="20" w:before="0"/>
             </w:pPr>
-            <w:hyperlink w:history="1" r:id="rIdovq7onfipxr0zol49onuq">
+            <w:hyperlink w:history="1" r:id="rIdwc4iqyd0mry0tpdnymfq8">
               <w:r>
                 <w:rPr>
                   <w:rFonts w:ascii="Arial" w:cs="Arial" w:eastAsia="Arial" w:hAnsi="Arial"/>
@@ -6961,7 +6961,7 @@
               <w:spacing w:after="10" w:before="0"/>
               <w:ind w:left="120"/>
             </w:pPr>
-            <w:hyperlink w:history="1" r:id="rIdnxro7ko3a8v86uynof2_d">
+            <w:hyperlink w:history="1" r:id="rIdh54ze1px3kgv6scxaydgp">
               <w:r>
                 <w:rPr>
                   <w:rFonts w:ascii="Arial" w:cs="Arial" w:eastAsia="Arial" w:hAnsi="Arial"/>
@@ -7023,7 +7023,7 @@
               <w:spacing w:after="10" w:before="0"/>
               <w:ind w:left="120"/>
             </w:pPr>
-            <w:hyperlink w:history="1" r:id="rId52qucxbyx2h8-ki4g7ynm">
+            <w:hyperlink w:history="1" r:id="rIdqwd5bdrz5uov4zxxflkau">
               <w:r>
                 <w:rPr>
                   <w:rFonts w:ascii="Arial" w:cs="Arial" w:eastAsia="Arial" w:hAnsi="Arial"/>
@@ -7233,7 +7233,7 @@
             <w:pPr>
               <w:spacing w:after="20" w:before="0"/>
             </w:pPr>
-            <w:hyperlink w:history="1" r:id="rIdr9jjycwej_g9awnot6ukg">
+            <w:hyperlink w:history="1" r:id="rIdwrsi2dpbpxurwngeredhv">
               <w:r>
                 <w:rPr>
                   <w:rFonts w:ascii="Arial" w:cs="Arial" w:eastAsia="Arial" w:hAnsi="Arial"/>
@@ -7266,7 +7266,7 @@
               <w:spacing w:after="10" w:before="0"/>
               <w:ind w:left="120"/>
             </w:pPr>
-            <w:hyperlink w:history="1" r:id="rIdx-ai0tn0ussmudkv5jbdv">
+            <w:hyperlink w:history="1" r:id="rIdnzzepve1njevmalsao24t">
               <w:r>
                 <w:rPr>
                   <w:rFonts w:ascii="Arial" w:cs="Arial" w:eastAsia="Arial" w:hAnsi="Arial"/>
@@ -7328,7 +7328,7 @@
               <w:spacing w:after="10" w:before="0"/>
               <w:ind w:left="120"/>
             </w:pPr>
-            <w:hyperlink w:history="1" r:id="rIdsiqz7flplkmsxmzlu6k8j">
+            <w:hyperlink w:history="1" r:id="rIdvgya0l_f8iyga4kvwtq_u">
               <w:r>
                 <w:rPr>
                   <w:rFonts w:ascii="Arial" w:cs="Arial" w:eastAsia="Arial" w:hAnsi="Arial"/>
@@ -7538,7 +7538,7 @@
             <w:pPr>
               <w:spacing w:after="20" w:before="0"/>
             </w:pPr>
-            <w:hyperlink w:history="1" r:id="rId-0epdrwxuhqsoogk1y0-j">
+            <w:hyperlink w:history="1" r:id="rIdwrdbti5l9bmsrrnf_uuht">
               <w:r>
                 <w:rPr>
                   <w:rFonts w:ascii="Arial" w:cs="Arial" w:eastAsia="Arial" w:hAnsi="Arial"/>
@@ -7571,7 +7571,7 @@
               <w:spacing w:after="10" w:before="0"/>
               <w:ind w:left="120"/>
             </w:pPr>
-            <w:hyperlink w:history="1" r:id="rIdhgd1_t-irgdkwkphly1u0">
+            <w:hyperlink w:history="1" r:id="rIdvqbdri2ihye26_p9_eyhw">
               <w:r>
                 <w:rPr>
                   <w:rFonts w:ascii="Arial" w:cs="Arial" w:eastAsia="Arial" w:hAnsi="Arial"/>
@@ -7633,7 +7633,7 @@
               <w:spacing w:after="10" w:before="0"/>
               <w:ind w:left="120"/>
             </w:pPr>
-            <w:hyperlink w:history="1" r:id="rIdq5jh4mbotmc3yyq9swsnx">
+            <w:hyperlink w:history="1" r:id="rId-prjypyhasgz-f9gs_igd">
               <w:r>
                 <w:rPr>
                   <w:rFonts w:ascii="Arial" w:cs="Arial" w:eastAsia="Arial" w:hAnsi="Arial"/>
@@ -7843,7 +7843,7 @@
             <w:pPr>
               <w:spacing w:after="20" w:before="0"/>
             </w:pPr>
-            <w:hyperlink w:history="1" r:id="rId2vhn6t4habjb0gkutb9m8">
+            <w:hyperlink w:history="1" r:id="rIdfyvhhxnhiww9_zahuhqdj">
               <w:r>
                 <w:rPr>
                   <w:rFonts w:ascii="Arial" w:cs="Arial" w:eastAsia="Arial" w:hAnsi="Arial"/>
@@ -7876,7 +7876,7 @@
               <w:spacing w:after="10" w:before="0"/>
               <w:ind w:left="120"/>
             </w:pPr>
-            <w:hyperlink w:history="1" r:id="rIdvtjp2knovsumkh5jmpvru">
+            <w:hyperlink w:history="1" r:id="rIdd7ialdcc1op80r1a-mf18">
               <w:r>
                 <w:rPr>
                   <w:rFonts w:ascii="Arial" w:cs="Arial" w:eastAsia="Arial" w:hAnsi="Arial"/>
@@ -7938,7 +7938,7 @@
               <w:spacing w:after="10" w:before="0"/>
               <w:ind w:left="120"/>
             </w:pPr>
-            <w:hyperlink w:history="1" r:id="rIdxsh0mo_i7wggm_qu81dqy">
+            <w:hyperlink w:history="1" r:id="rIdezidwepqpeukixbcgzs4j">
               <w:r>
                 <w:rPr>
                   <w:rFonts w:ascii="Arial" w:cs="Arial" w:eastAsia="Arial" w:hAnsi="Arial"/>
@@ -8465,7 +8465,7 @@
         </w:rPr>
         <w:t xml:space="preserve">© 2026 SeaVuria and ARES. Aligned with KICD objectives. Developed by SeaVuria; technical implementation by ARES (with AI assistance from Claude). Licensed under </w:t>
       </w:r>
-      <w:hyperlink w:history="1" r:id="rId1h7dhjasn5j1y_caaufgk">
+      <w:hyperlink w:history="1" r:id="rIduylqwrq7wzpswha93l2ny">
         <w:r>
           <w:rPr>
             <w:rFonts w:ascii="Arial" w:cs="Arial" w:eastAsia="Arial" w:hAnsi="Arial"/>
@@ -8486,7 +8486,7 @@
         </w:rPr>
         <w:t xml:space="preserve"> (</w:t>
       </w:r>
-      <w:hyperlink w:history="1" r:id="rIda95uvclvdhpideichpc9_">
+      <w:hyperlink w:history="1" r:id="rIddqamh3qcwate_6xqe_ecm">
         <w:r>
           <w:rPr>
             <w:rFonts w:ascii="Arial" w:cs="Arial" w:eastAsia="Arial" w:hAnsi="Arial"/>
@@ -9516,7 +9516,7 @@
               <w:spacing w:after="10" w:before="0"/>
               <w:ind w:left="120"/>
             </w:pPr>
-            <w:hyperlink w:history="1" r:id="rId34dqdcesfaptfb_4blv5h">
+            <w:hyperlink w:history="1" r:id="rIdbzeukstog4gsychrfnx_d">
               <w:r>
                 <w:rPr>
                   <w:rFonts w:ascii="Arial" w:cs="Arial" w:eastAsia="Arial" w:hAnsi="Arial"/>
@@ -9593,7 +9593,7 @@
               <w:spacing w:after="10" w:before="0"/>
               <w:ind w:left="120"/>
             </w:pPr>
-            <w:hyperlink w:history="1" r:id="rIdj9wz-209k4c8akjcy3kte">
+            <w:hyperlink w:history="1" r:id="rIdhifzq3fduju43msbbgk1p">
               <w:r>
                 <w:rPr>
                   <w:rFonts w:ascii="Arial" w:cs="Arial" w:eastAsia="Arial" w:hAnsi="Arial"/>
@@ -9820,7 +9820,7 @@
               <w:spacing w:after="10" w:before="0"/>
               <w:ind w:left="120"/>
             </w:pPr>
-            <w:hyperlink w:history="1" r:id="rIdgq6eys0rxrmwfawraodso">
+            <w:hyperlink w:history="1" r:id="rIdf0eunsbqqgkxbx106zfkb">
               <w:r>
                 <w:rPr>
                   <w:rFonts w:ascii="Arial" w:cs="Arial" w:eastAsia="Arial" w:hAnsi="Arial"/>
@@ -9897,7 +9897,7 @@
               <w:spacing w:after="10" w:before="0"/>
               <w:ind w:left="120"/>
             </w:pPr>
-            <w:hyperlink w:history="1" r:id="rIdshi7tzyo2hwzb5niatep5">
+            <w:hyperlink w:history="1" r:id="rIdv7ufmsv-h9q0tobnaswan">
               <w:r>
                 <w:rPr>
                   <w:rFonts w:ascii="Arial" w:cs="Arial" w:eastAsia="Arial" w:hAnsi="Arial"/>
@@ -10124,7 +10124,7 @@
               <w:spacing w:after="10" w:before="0"/>
               <w:ind w:left="120"/>
             </w:pPr>
-            <w:hyperlink w:history="1" r:id="rId8mcyus4zjqw3t18ixj_he">
+            <w:hyperlink w:history="1" r:id="rIdhzkswoi1sz0ducpsth-4x">
               <w:r>
                 <w:rPr>
                   <w:rFonts w:ascii="Arial" w:cs="Arial" w:eastAsia="Arial" w:hAnsi="Arial"/>
@@ -10201,7 +10201,7 @@
               <w:spacing w:after="10" w:before="0"/>
               <w:ind w:left="120"/>
             </w:pPr>
-            <w:hyperlink w:history="1" r:id="rId26xlevnygpa1gzdscgzk_">
+            <w:hyperlink w:history="1" r:id="rIdhkrzymdrkcboxvivbrow-">
               <w:r>
                 <w:rPr>
                   <w:rFonts w:ascii="Arial" w:cs="Arial" w:eastAsia="Arial" w:hAnsi="Arial"/>
@@ -10428,7 +10428,7 @@
               <w:spacing w:after="10" w:before="0"/>
               <w:ind w:left="120"/>
             </w:pPr>
-            <w:hyperlink w:history="1" r:id="rIdjm4dv4z4yirhpe17eedhv">
+            <w:hyperlink w:history="1" r:id="rIdzfeov4g2-qvvr_9j-d9rf">
               <w:r>
                 <w:rPr>
                   <w:rFonts w:ascii="Arial" w:cs="Arial" w:eastAsia="Arial" w:hAnsi="Arial"/>
@@ -10505,7 +10505,7 @@
               <w:spacing w:after="10" w:before="0"/>
               <w:ind w:left="120"/>
             </w:pPr>
-            <w:hyperlink w:history="1" r:id="rIdhnkryaaeokwn6_qilkgwo">
+            <w:hyperlink w:history="1" r:id="rIdu9rbbdjiyjrcgcgnmprgp">
               <w:r>
                 <w:rPr>
                   <w:rFonts w:ascii="Arial" w:cs="Arial" w:eastAsia="Arial" w:hAnsi="Arial"/>
@@ -10732,7 +10732,7 @@
               <w:spacing w:after="10" w:before="0"/>
               <w:ind w:left="120"/>
             </w:pPr>
-            <w:hyperlink w:history="1" r:id="rIdnkby6caoqi8tubttzlelh">
+            <w:hyperlink w:history="1" r:id="rIduuoso503yw2qmgdbx4wdv">
               <w:r>
                 <w:rPr>
                   <w:rFonts w:ascii="Arial" w:cs="Arial" w:eastAsia="Arial" w:hAnsi="Arial"/>
@@ -10809,7 +10809,7 @@
               <w:spacing w:after="10" w:before="0"/>
               <w:ind w:left="120"/>
             </w:pPr>
-            <w:hyperlink w:history="1" r:id="rIdifen8n1eebrtkaho8v9ip">
+            <w:hyperlink w:history="1" r:id="rIdjlbthf6rn1wlcfhbtfmbs">
               <w:r>
                 <w:rPr>
                   <w:rFonts w:ascii="Arial" w:cs="Arial" w:eastAsia="Arial" w:hAnsi="Arial"/>
@@ -11564,7 +11564,7 @@
         </w:rPr>
         <w:t xml:space="preserve">© 2026 SeaVuria and ARES. Aligned with KICD objectives. Developed by SeaVuria; technical implementation by ARES (with AI assistance from Claude). Licensed under </w:t>
       </w:r>
-      <w:hyperlink w:history="1" r:id="rIdohreuxg9bcca5koy_07fg">
+      <w:hyperlink w:history="1" r:id="rIdk9xmbubhddwzgm8oaisak">
         <w:r>
           <w:rPr>
             <w:rFonts w:ascii="Arial" w:cs="Arial" w:eastAsia="Arial" w:hAnsi="Arial"/>
@@ -11585,7 +11585,7 @@
         </w:rPr>
         <w:t xml:space="preserve"> (</w:t>
       </w:r>
-      <w:hyperlink w:history="1" r:id="rIdp81eickz1ln05myjpyyzp">
+      <w:hyperlink w:history="1" r:id="rIduqwgwu987hdfhxpgmeyeg">
         <w:r>
           <w:rPr>
             <w:rFonts w:ascii="Arial" w:cs="Arial" w:eastAsia="Arial" w:hAnsi="Arial"/>
@@ -12615,7 +12615,7 @@
               <w:spacing w:after="10" w:before="0"/>
               <w:ind w:left="120"/>
             </w:pPr>
-            <w:hyperlink w:history="1" r:id="rIdlg27bslu8iw_kidqpnpi6">
+            <w:hyperlink w:history="1" r:id="rIdie2am0ywc6dpuid0y7rtp">
               <w:r>
                 <w:rPr>
                   <w:rFonts w:ascii="Arial" w:cs="Arial" w:eastAsia="Arial" w:hAnsi="Arial"/>
@@ -12692,7 +12692,7 @@
               <w:spacing w:after="10" w:before="0"/>
               <w:ind w:left="120"/>
             </w:pPr>
-            <w:hyperlink w:history="1" r:id="rIdh9gb3grtkvsnh-cl8epib">
+            <w:hyperlink w:history="1" r:id="rIdcf6u2zoxiwc9eswhe6ner">
               <w:r>
                 <w:rPr>
                   <w:rFonts w:ascii="Arial" w:cs="Arial" w:eastAsia="Arial" w:hAnsi="Arial"/>
@@ -12919,7 +12919,7 @@
               <w:spacing w:after="10" w:before="0"/>
               <w:ind w:left="120"/>
             </w:pPr>
-            <w:hyperlink w:history="1" r:id="rIdexgq0vvqzmkjqkkygpkln">
+            <w:hyperlink w:history="1" r:id="rIdhlptbv-_09ed89v0mbvet">
               <w:r>
                 <w:rPr>
                   <w:rFonts w:ascii="Arial" w:cs="Arial" w:eastAsia="Arial" w:hAnsi="Arial"/>
@@ -12996,7 +12996,7 @@
               <w:spacing w:after="10" w:before="0"/>
               <w:ind w:left="120"/>
             </w:pPr>
-            <w:hyperlink w:history="1" r:id="rIdcpi2rekuxtzanuesgvre4">
+            <w:hyperlink w:history="1" r:id="rIdm6o8ocytobwxfix5flu-a">
               <w:r>
                 <w:rPr>
                   <w:rFonts w:ascii="Arial" w:cs="Arial" w:eastAsia="Arial" w:hAnsi="Arial"/>
@@ -13223,7 +13223,7 @@
               <w:spacing w:after="10" w:before="0"/>
               <w:ind w:left="120"/>
             </w:pPr>
-            <w:hyperlink w:history="1" r:id="rIdvy2g5vzd6nxthkdpzcbz2">
+            <w:hyperlink w:history="1" r:id="rIdhw2fypsmiifhscnihz1h7">
               <w:r>
                 <w:rPr>
                   <w:rFonts w:ascii="Arial" w:cs="Arial" w:eastAsia="Arial" w:hAnsi="Arial"/>
@@ -13300,7 +13300,7 @@
               <w:spacing w:after="10" w:before="0"/>
               <w:ind w:left="120"/>
             </w:pPr>
-            <w:hyperlink w:history="1" r:id="rIda4zp_cgzx1r23yupxrkpz">
+            <w:hyperlink w:history="1" r:id="rIdt194dlvusi4mst_icge_5">
               <w:r>
                 <w:rPr>
                   <w:rFonts w:ascii="Arial" w:cs="Arial" w:eastAsia="Arial" w:hAnsi="Arial"/>
@@ -13527,7 +13527,7 @@
               <w:spacing w:after="10" w:before="0"/>
               <w:ind w:left="120"/>
             </w:pPr>
-            <w:hyperlink w:history="1" r:id="rIdh4j6fd243mwwliueot74v">
+            <w:hyperlink w:history="1" r:id="rIdcysx8p9t7rfvblshyjwko">
               <w:r>
                 <w:rPr>
                   <w:rFonts w:ascii="Arial" w:cs="Arial" w:eastAsia="Arial" w:hAnsi="Arial"/>
@@ -13604,7 +13604,7 @@
               <w:spacing w:after="10" w:before="0"/>
               <w:ind w:left="120"/>
             </w:pPr>
-            <w:hyperlink w:history="1" r:id="rIdgjqwp5ry3mkthztaioaph">
+            <w:hyperlink w:history="1" r:id="rIdf0j31qgtoraus74bnrh_t">
               <w:r>
                 <w:rPr>
                   <w:rFonts w:ascii="Arial" w:cs="Arial" w:eastAsia="Arial" w:hAnsi="Arial"/>
@@ -13831,7 +13831,7 @@
               <w:spacing w:after="10" w:before="0"/>
               <w:ind w:left="120"/>
             </w:pPr>
-            <w:hyperlink w:history="1" r:id="rIdnjuhz4loyme34r7i9fbax">
+            <w:hyperlink w:history="1" r:id="rIdaec2cv1913qgnkln3patw">
               <w:r>
                 <w:rPr>
                   <w:rFonts w:ascii="Arial" w:cs="Arial" w:eastAsia="Arial" w:hAnsi="Arial"/>
@@ -13908,7 +13908,7 @@
               <w:spacing w:after="10" w:before="0"/>
               <w:ind w:left="120"/>
             </w:pPr>
-            <w:hyperlink w:history="1" r:id="rId5eynytioourbzh1a23ebr">
+            <w:hyperlink w:history="1" r:id="rId60ecmkr9vmlnfbrxvn5u-">
               <w:r>
                 <w:rPr>
                   <w:rFonts w:ascii="Arial" w:cs="Arial" w:eastAsia="Arial" w:hAnsi="Arial"/>
@@ -14435,7 +14435,7 @@
         </w:rPr>
         <w:t xml:space="preserve">© 2026 SeaVuria and ARES. Aligned with KICD objectives. Developed by SeaVuria; technical implementation by ARES (with AI assistance from Claude). Licensed under </w:t>
       </w:r>
-      <w:hyperlink w:history="1" r:id="rIds3wczp_zc4wlf7sfjopnu">
+      <w:hyperlink w:history="1" r:id="rIddiskc3grpcygzmlo-xvo2">
         <w:r>
           <w:rPr>
             <w:rFonts w:ascii="Arial" w:cs="Arial" w:eastAsia="Arial" w:hAnsi="Arial"/>
@@ -14456,7 +14456,7 @@
         </w:rPr>
         <w:t xml:space="preserve"> (</w:t>
       </w:r>
-      <w:hyperlink w:history="1" r:id="rIdmufs02vj4sknjvsmq6bpk">
+      <w:hyperlink w:history="1" r:id="rIdbtq4_zpq2dotyx5rvsxls">
         <w:r>
           <w:rPr>
             <w:rFonts w:ascii="Arial" w:cs="Arial" w:eastAsia="Arial" w:hAnsi="Arial"/>
@@ -15469,7 +15469,7 @@
             <w:pPr>
               <w:spacing w:after="20" w:before="0"/>
             </w:pPr>
-            <w:hyperlink w:history="1" r:id="rIda_dejpfsliljqrqx7eoii">
+            <w:hyperlink w:history="1" r:id="rIdiw4qtf4xlsdie6j1yswlg">
               <w:r>
                 <w:rPr>
                   <w:rFonts w:ascii="Arial" w:cs="Arial" w:eastAsia="Arial" w:hAnsi="Arial"/>
@@ -15502,7 +15502,7 @@
               <w:spacing w:after="10" w:before="0"/>
               <w:ind w:left="120"/>
             </w:pPr>
-            <w:hyperlink w:history="1" r:id="rIdsczhug9tk06ekdxm_heg-">
+            <w:hyperlink w:history="1" r:id="rIdjmf1z6tphpbmyrjypf8_e">
               <w:r>
                 <w:rPr>
                   <w:rFonts w:ascii="Arial" w:cs="Arial" w:eastAsia="Arial" w:hAnsi="Arial"/>
@@ -15547,7 +15547,7 @@
             <w:pPr>
               <w:spacing w:after="20" w:before="0"/>
             </w:pPr>
-            <w:hyperlink w:history="1" r:id="rIdksfl4uehmfeerr3nadjqh">
+            <w:hyperlink w:history="1" r:id="rIdjnxghgnfktmkpzffionn0">
               <w:r>
                 <w:rPr>
                   <w:rFonts w:ascii="Arial" w:cs="Arial" w:eastAsia="Arial" w:hAnsi="Arial"/>
@@ -15580,7 +15580,7 @@
               <w:spacing w:after="10" w:before="0"/>
               <w:ind w:left="120"/>
             </w:pPr>
-            <w:hyperlink w:history="1" r:id="rIdjgm1z12ca7jfoejgzkt2x">
+            <w:hyperlink w:history="1" r:id="rId-n0pxt0nfenn-oilrcujy">
               <w:r>
                 <w:rPr>
                   <w:rFonts w:ascii="Arial" w:cs="Arial" w:eastAsia="Arial" w:hAnsi="Arial"/>
@@ -15775,7 +15775,7 @@
             <w:pPr>
               <w:spacing w:after="20" w:before="0"/>
             </w:pPr>
-            <w:hyperlink w:history="1" r:id="rIdgm__bxz9uo-p8gmv4w2fj">
+            <w:hyperlink w:history="1" r:id="rIdpq_jlw0evx-txeqormhjc">
               <w:r>
                 <w:rPr>
                   <w:rFonts w:ascii="Arial" w:cs="Arial" w:eastAsia="Arial" w:hAnsi="Arial"/>
@@ -15808,7 +15808,7 @@
               <w:spacing w:after="10" w:before="0"/>
               <w:ind w:left="120"/>
             </w:pPr>
-            <w:hyperlink w:history="1" r:id="rIdyuqzbnt51t9cmfswugjbm">
+            <w:hyperlink w:history="1" r:id="rIdmu2lcmizdwepdc0d2x-b8">
               <w:r>
                 <w:rPr>
                   <w:rFonts w:ascii="Arial" w:cs="Arial" w:eastAsia="Arial" w:hAnsi="Arial"/>
@@ -15853,7 +15853,7 @@
             <w:pPr>
               <w:spacing w:after="20" w:before="0"/>
             </w:pPr>
-            <w:hyperlink w:history="1" r:id="rIdkxuiprrrpjgdi0f1o27lg">
+            <w:hyperlink w:history="1" r:id="rIdfxpp7ittxgua0l3agyf9v">
               <w:r>
                 <w:rPr>
                   <w:rFonts w:ascii="Arial" w:cs="Arial" w:eastAsia="Arial" w:hAnsi="Arial"/>
@@ -15886,7 +15886,7 @@
               <w:spacing w:after="10" w:before="0"/>
               <w:ind w:left="120"/>
             </w:pPr>
-            <w:hyperlink w:history="1" r:id="rIdn9tv20oginls3knxo6o3w">
+            <w:hyperlink w:history="1" r:id="rIdgejlbjfyzywidi5iw6gfv">
               <w:r>
                 <w:rPr>
                   <w:rFonts w:ascii="Arial" w:cs="Arial" w:eastAsia="Arial" w:hAnsi="Arial"/>
@@ -16081,7 +16081,7 @@
             <w:pPr>
               <w:spacing w:after="20" w:before="0"/>
             </w:pPr>
-            <w:hyperlink w:history="1" r:id="rId5f7_gsb_-5kpxtovxfvul">
+            <w:hyperlink w:history="1" r:id="rIdq1pyrmbl9yhy6rmhbaakt">
               <w:r>
                 <w:rPr>
                   <w:rFonts w:ascii="Arial" w:cs="Arial" w:eastAsia="Arial" w:hAnsi="Arial"/>
@@ -16114,7 +16114,7 @@
               <w:spacing w:after="10" w:before="0"/>
               <w:ind w:left="120"/>
             </w:pPr>
-            <w:hyperlink w:history="1" r:id="rIdkn72ynrk_1k6qglahvevm">
+            <w:hyperlink w:history="1" r:id="rIdgdgjuyczxqetsf4s9zzys">
               <w:r>
                 <w:rPr>
                   <w:rFonts w:ascii="Arial" w:cs="Arial" w:eastAsia="Arial" w:hAnsi="Arial"/>
@@ -16159,7 +16159,7 @@
             <w:pPr>
               <w:spacing w:after="20" w:before="0"/>
             </w:pPr>
-            <w:hyperlink w:history="1" r:id="rIdryo-wdsyyhrbvjluqinbn">
+            <w:hyperlink w:history="1" r:id="rIdi0pu7_9e8mhycs_othlrw">
               <w:r>
                 <w:rPr>
                   <w:rFonts w:ascii="Arial" w:cs="Arial" w:eastAsia="Arial" w:hAnsi="Arial"/>
@@ -16192,7 +16192,7 @@
               <w:spacing w:after="10" w:before="0"/>
               <w:ind w:left="120"/>
             </w:pPr>
-            <w:hyperlink w:history="1" r:id="rIdphw657shlsyrpx93r6l-h">
+            <w:hyperlink w:history="1" r:id="rIdwmceag7doyojq__6sxdqa">
               <w:r>
                 <w:rPr>
                   <w:rFonts w:ascii="Arial" w:cs="Arial" w:eastAsia="Arial" w:hAnsi="Arial"/>
@@ -16387,7 +16387,7 @@
             <w:pPr>
               <w:spacing w:after="20" w:before="0"/>
             </w:pPr>
-            <w:hyperlink w:history="1" r:id="rId1trwxlt69zh3vv6bpscnd">
+            <w:hyperlink w:history="1" r:id="rIdu8v5_ekrvv3fctly8tchr">
               <w:r>
                 <w:rPr>
                   <w:rFonts w:ascii="Arial" w:cs="Arial" w:eastAsia="Arial" w:hAnsi="Arial"/>
@@ -16420,7 +16420,7 @@
               <w:spacing w:after="10" w:before="0"/>
               <w:ind w:left="120"/>
             </w:pPr>
-            <w:hyperlink w:history="1" r:id="rIdjtqkaj6ttjswcg0hzer5a">
+            <w:hyperlink w:history="1" r:id="rIdihwgffbvogy7gcmco5prg">
               <w:r>
                 <w:rPr>
                   <w:rFonts w:ascii="Arial" w:cs="Arial" w:eastAsia="Arial" w:hAnsi="Arial"/>
@@ -16465,7 +16465,7 @@
             <w:pPr>
               <w:spacing w:after="20" w:before="0"/>
             </w:pPr>
-            <w:hyperlink w:history="1" r:id="rIdpqrmgt-axbflr_xslrrpa">
+            <w:hyperlink w:history="1" r:id="rIdj8kvpstsx_jmvskszklrv">
               <w:r>
                 <w:rPr>
                   <w:rFonts w:ascii="Arial" w:cs="Arial" w:eastAsia="Arial" w:hAnsi="Arial"/>
@@ -16498,7 +16498,7 @@
               <w:spacing w:after="10" w:before="0"/>
               <w:ind w:left="120"/>
             </w:pPr>
-            <w:hyperlink w:history="1" r:id="rIdfgw-d-yycmow2uzbixpse">
+            <w:hyperlink w:history="1" r:id="rIdlrok3yf1aezhvw8gqsruj">
               <w:r>
                 <w:rPr>
                   <w:rFonts w:ascii="Arial" w:cs="Arial" w:eastAsia="Arial" w:hAnsi="Arial"/>
@@ -16693,7 +16693,7 @@
             <w:pPr>
               <w:spacing w:after="20" w:before="0"/>
             </w:pPr>
-            <w:hyperlink w:history="1" r:id="rIdzsad0c4bi6p1cl28cnpkz">
+            <w:hyperlink w:history="1" r:id="rIdmnwzyigmq5v_ccmszrpvs">
               <w:r>
                 <w:rPr>
                   <w:rFonts w:ascii="Arial" w:cs="Arial" w:eastAsia="Arial" w:hAnsi="Arial"/>
@@ -16726,7 +16726,7 @@
               <w:spacing w:after="10" w:before="0"/>
               <w:ind w:left="120"/>
             </w:pPr>
-            <w:hyperlink w:history="1" r:id="rIdkio0b5aoap5hzrib8bwzo">
+            <w:hyperlink w:history="1" r:id="rId5scqjmb9llov4ob9dxxj2">
               <w:r>
                 <w:rPr>
                   <w:rFonts w:ascii="Arial" w:cs="Arial" w:eastAsia="Arial" w:hAnsi="Arial"/>
@@ -16771,7 +16771,7 @@
             <w:pPr>
               <w:spacing w:after="20" w:before="0"/>
             </w:pPr>
-            <w:hyperlink w:history="1" r:id="rIdqdkjd6boolgaxxuujebkm">
+            <w:hyperlink w:history="1" r:id="rIdfz25_xsv2_jmqysbwfgjl">
               <w:r>
                 <w:rPr>
                   <w:rFonts w:ascii="Arial" w:cs="Arial" w:eastAsia="Arial" w:hAnsi="Arial"/>
@@ -16804,7 +16804,7 @@
               <w:spacing w:after="10" w:before="0"/>
               <w:ind w:left="120"/>
             </w:pPr>
-            <w:hyperlink w:history="1" r:id="rId5bmqz1_79pea2hcokutn9">
+            <w:hyperlink w:history="1" r:id="rIdd2erz89au0awkn5iiqjar">
               <w:r>
                 <w:rPr>
                   <w:rFonts w:ascii="Arial" w:cs="Arial" w:eastAsia="Arial" w:hAnsi="Arial"/>
@@ -17316,7 +17316,7 @@
         </w:rPr>
         <w:t xml:space="preserve">© 2026 SeaVuria and ARES. Aligned with KICD objectives. Developed by SeaVuria; technical implementation by ARES (with AI assistance from Claude). Licensed under </w:t>
       </w:r>
-      <w:hyperlink w:history="1" r:id="rIdohmrja9kelxkd7pbkkfaf">
+      <w:hyperlink w:history="1" r:id="rIdo2vzeuaoh-qqquewbdfhx">
         <w:r>
           <w:rPr>
             <w:rFonts w:ascii="Arial" w:cs="Arial" w:eastAsia="Arial" w:hAnsi="Arial"/>
@@ -17337,7 +17337,7 @@
         </w:rPr>
         <w:t xml:space="preserve"> (</w:t>
       </w:r>
-      <w:hyperlink w:history="1" r:id="rIdkrjngokc5sgp5g7qduug7">
+      <w:hyperlink w:history="1" r:id="rIdhxxu35v4tkkrfvlgihr9o">
         <w:r>
           <w:rPr>
             <w:rFonts w:ascii="Arial" w:cs="Arial" w:eastAsia="Arial" w:hAnsi="Arial"/>
@@ -18350,7 +18350,7 @@
             <w:pPr>
               <w:spacing w:after="20" w:before="0"/>
             </w:pPr>
-            <w:hyperlink w:history="1" r:id="rIddk-h9c7qtbmrg95ug_4ej">
+            <w:hyperlink w:history="1" r:id="rId_nvob9nfc7xikbwbpy1vc">
               <w:r>
                 <w:rPr>
                   <w:rFonts w:ascii="Arial" w:cs="Arial" w:eastAsia="Arial" w:hAnsi="Arial"/>
@@ -18383,7 +18383,7 @@
               <w:spacing w:after="10" w:before="0"/>
               <w:ind w:left="120"/>
             </w:pPr>
-            <w:hyperlink w:history="1" r:id="rId2acli59uqxpnafkiqpmtw">
+            <w:hyperlink w:history="1" r:id="rId3k670kwsvoladf38-msok">
               <w:r>
                 <w:rPr>
                   <w:rFonts w:ascii="Arial" w:cs="Arial" w:eastAsia="Arial" w:hAnsi="Arial"/>
@@ -18428,7 +18428,7 @@
             <w:pPr>
               <w:spacing w:after="20" w:before="0"/>
             </w:pPr>
-            <w:hyperlink w:history="1" r:id="rIdzktyukrzw8aoe_pj_6l7p">
+            <w:hyperlink w:history="1" r:id="rIdnbajareuvpcq0nu40ggox">
               <w:r>
                 <w:rPr>
                   <w:rFonts w:ascii="Arial" w:cs="Arial" w:eastAsia="Arial" w:hAnsi="Arial"/>
@@ -18461,7 +18461,7 @@
               <w:spacing w:after="10" w:before="0"/>
               <w:ind w:left="120"/>
             </w:pPr>
-            <w:hyperlink w:history="1" r:id="rIdytq0xt8yjqbjzf0kqeth_">
+            <w:hyperlink w:history="1" r:id="rIdsya7yhmdimo_05h5riecx">
               <w:r>
                 <w:rPr>
                   <w:rFonts w:ascii="Arial" w:cs="Arial" w:eastAsia="Arial" w:hAnsi="Arial"/>
@@ -18656,7 +18656,7 @@
             <w:pPr>
               <w:spacing w:after="20" w:before="0"/>
             </w:pPr>
-            <w:hyperlink w:history="1" r:id="rIdavasesvkoyyyl0f3rhqct">
+            <w:hyperlink w:history="1" r:id="rIdhyasun9mejf4vtjgoxyrf">
               <w:r>
                 <w:rPr>
                   <w:rFonts w:ascii="Arial" w:cs="Arial" w:eastAsia="Arial" w:hAnsi="Arial"/>
@@ -18689,7 +18689,7 @@
               <w:spacing w:after="10" w:before="0"/>
               <w:ind w:left="120"/>
             </w:pPr>
-            <w:hyperlink w:history="1" r:id="rIdljll_axolhkyqffdljx7p">
+            <w:hyperlink w:history="1" r:id="rIdclz8okx8zjxhpwh6oneru">
               <w:r>
                 <w:rPr>
                   <w:rFonts w:ascii="Arial" w:cs="Arial" w:eastAsia="Arial" w:hAnsi="Arial"/>
@@ -18734,7 +18734,7 @@
             <w:pPr>
               <w:spacing w:after="20" w:before="0"/>
             </w:pPr>
-            <w:hyperlink w:history="1" r:id="rIdzwnokaekaqluoojrotvwl">
+            <w:hyperlink w:history="1" r:id="rIdfxjvu2z1ecpco3jkjkjxb">
               <w:r>
                 <w:rPr>
                   <w:rFonts w:ascii="Arial" w:cs="Arial" w:eastAsia="Arial" w:hAnsi="Arial"/>
@@ -18767,7 +18767,7 @@
               <w:spacing w:after="10" w:before="0"/>
               <w:ind w:left="120"/>
             </w:pPr>
-            <w:hyperlink w:history="1" r:id="rIdudb9mclcx9abs4rsovxft">
+            <w:hyperlink w:history="1" r:id="rIdfz5qqiebbodg1jibwqsdt">
               <w:r>
                 <w:rPr>
                   <w:rFonts w:ascii="Arial" w:cs="Arial" w:eastAsia="Arial" w:hAnsi="Arial"/>
@@ -18962,7 +18962,7 @@
             <w:pPr>
               <w:spacing w:after="20" w:before="0"/>
             </w:pPr>
-            <w:hyperlink w:history="1" r:id="rId2jkcl5xlkekeeryylajfw">
+            <w:hyperlink w:history="1" r:id="rIdvd6m7tnoxtnpfihfm2wxj">
               <w:r>
                 <w:rPr>
                   <w:rFonts w:ascii="Arial" w:cs="Arial" w:eastAsia="Arial" w:hAnsi="Arial"/>
@@ -18995,7 +18995,7 @@
               <w:spacing w:after="10" w:before="0"/>
               <w:ind w:left="120"/>
             </w:pPr>
-            <w:hyperlink w:history="1" r:id="rId3igwyfi-utasb1cpwzzf3">
+            <w:hyperlink w:history="1" r:id="rIduiythwfcrewy_e6ptrkqi">
               <w:r>
                 <w:rPr>
                   <w:rFonts w:ascii="Arial" w:cs="Arial" w:eastAsia="Arial" w:hAnsi="Arial"/>
@@ -19040,7 +19040,7 @@
             <w:pPr>
               <w:spacing w:after="20" w:before="0"/>
             </w:pPr>
-            <w:hyperlink w:history="1" r:id="rId3vdrtgakqj-qaquibkwp-">
+            <w:hyperlink w:history="1" r:id="rIdnem73fei9lt3qqqudnm19">
               <w:r>
                 <w:rPr>
                   <w:rFonts w:ascii="Arial" w:cs="Arial" w:eastAsia="Arial" w:hAnsi="Arial"/>
@@ -19073,7 +19073,7 @@
               <w:spacing w:after="10" w:before="0"/>
               <w:ind w:left="120"/>
             </w:pPr>
-            <w:hyperlink w:history="1" r:id="rIdktk82xzx-7eejvnaqhtsv">
+            <w:hyperlink w:history="1" r:id="rIddracfc5ebmsdxfuzer7rt">
               <w:r>
                 <w:rPr>
                   <w:rFonts w:ascii="Arial" w:cs="Arial" w:eastAsia="Arial" w:hAnsi="Arial"/>
@@ -19268,7 +19268,7 @@
             <w:pPr>
               <w:spacing w:after="20" w:before="0"/>
             </w:pPr>
-            <w:hyperlink w:history="1" r:id="rId-5rpmzgiptn5yegqdvy2r">
+            <w:hyperlink w:history="1" r:id="rIdsjule-mvwoyli2omd7iwe">
               <w:r>
                 <w:rPr>
                   <w:rFonts w:ascii="Arial" w:cs="Arial" w:eastAsia="Arial" w:hAnsi="Arial"/>
@@ -19301,7 +19301,7 @@
               <w:spacing w:after="10" w:before="0"/>
               <w:ind w:left="120"/>
             </w:pPr>
-            <w:hyperlink w:history="1" r:id="rIdx145pl695_ytvwuen3tk5">
+            <w:hyperlink w:history="1" r:id="rIdwofm_ww_quk2qxbmnb42_">
               <w:r>
                 <w:rPr>
                   <w:rFonts w:ascii="Arial" w:cs="Arial" w:eastAsia="Arial" w:hAnsi="Arial"/>
@@ -19346,7 +19346,7 @@
             <w:pPr>
               <w:spacing w:after="20" w:before="0"/>
             </w:pPr>
-            <w:hyperlink w:history="1" r:id="rIdezyufczfntqn8pdp-by7d">
+            <w:hyperlink w:history="1" r:id="rIdnzxsw0o1kehau-ha4oa-3">
               <w:r>
                 <w:rPr>
                   <w:rFonts w:ascii="Arial" w:cs="Arial" w:eastAsia="Arial" w:hAnsi="Arial"/>
@@ -19379,7 +19379,7 @@
               <w:spacing w:after="10" w:before="0"/>
               <w:ind w:left="120"/>
             </w:pPr>
-            <w:hyperlink w:history="1" r:id="rId0ovhdku0_qruqylewm18m">
+            <w:hyperlink w:history="1" r:id="rId8qgqv4uk6gld2leepao3f">
               <w:r>
                 <w:rPr>
                   <w:rFonts w:ascii="Arial" w:cs="Arial" w:eastAsia="Arial" w:hAnsi="Arial"/>
@@ -19574,7 +19574,7 @@
             <w:pPr>
               <w:spacing w:after="20" w:before="0"/>
             </w:pPr>
-            <w:hyperlink w:history="1" r:id="rId5_u04k7iqxwyli6t87aup">
+            <w:hyperlink w:history="1" r:id="rIdm-qr7-eu0ez-2thcahuqk">
               <w:r>
                 <w:rPr>
                   <w:rFonts w:ascii="Arial" w:cs="Arial" w:eastAsia="Arial" w:hAnsi="Arial"/>
@@ -19607,7 +19607,7 @@
               <w:spacing w:after="10" w:before="0"/>
               <w:ind w:left="120"/>
             </w:pPr>
-            <w:hyperlink w:history="1" r:id="rIdtr0gaia0p2ihes_mggdnr">
+            <w:hyperlink w:history="1" r:id="rIdt9mnoopyovmjwfojjf4hz">
               <w:r>
                 <w:rPr>
                   <w:rFonts w:ascii="Arial" w:cs="Arial" w:eastAsia="Arial" w:hAnsi="Arial"/>
@@ -19652,7 +19652,7 @@
             <w:pPr>
               <w:spacing w:after="20" w:before="0"/>
             </w:pPr>
-            <w:hyperlink w:history="1" r:id="rIdwkhxslkig5dfhcl5s4nq6">
+            <w:hyperlink w:history="1" r:id="rIds0fvuguufcllb3903xrex">
               <w:r>
                 <w:rPr>
                   <w:rFonts w:ascii="Arial" w:cs="Arial" w:eastAsia="Arial" w:hAnsi="Arial"/>
@@ -19685,7 +19685,7 @@
               <w:spacing w:after="10" w:before="0"/>
               <w:ind w:left="120"/>
             </w:pPr>
-            <w:hyperlink w:history="1" r:id="rId5gunfknhhv4tmwtj3jh-v">
+            <w:hyperlink w:history="1" r:id="rIdeoasdaewkzqnr9blri-uw">
               <w:r>
                 <w:rPr>
                   <w:rFonts w:ascii="Arial" w:cs="Arial" w:eastAsia="Arial" w:hAnsi="Arial"/>
@@ -20425,7 +20425,7 @@
         </w:rPr>
         <w:t xml:space="preserve">© 2026 SeaVuria and ARES. Aligned with KICD objectives. Developed by SeaVuria; technical implementation by ARES (with AI assistance from Claude). Licensed under </w:t>
       </w:r>
-      <w:hyperlink w:history="1" r:id="rIdc8ccsbtnado_mh05hvltu">
+      <w:hyperlink w:history="1" r:id="rId4j4exncuredj4diwzsjfg">
         <w:r>
           <w:rPr>
             <w:rFonts w:ascii="Arial" w:cs="Arial" w:eastAsia="Arial" w:hAnsi="Arial"/>
@@ -20446,7 +20446,7 @@
         </w:rPr>
         <w:t xml:space="preserve"> (</w:t>
       </w:r>
-      <w:hyperlink w:history="1" r:id="rIdv-i7i5yxzkkiej2wyieoq">
+      <w:hyperlink w:history="1" r:id="rIdkbfatge-eetogioqykryv">
         <w:r>
           <w:rPr>
             <w:rFonts w:ascii="Arial" w:cs="Arial" w:eastAsia="Arial" w:hAnsi="Arial"/>
@@ -21459,7 +21459,7 @@
             <w:pPr>
               <w:spacing w:after="20" w:before="0"/>
             </w:pPr>
-            <w:hyperlink w:history="1" r:id="rId8m3xzsz2gprvns9ebxyjm">
+            <w:hyperlink w:history="1" r:id="rIdfckoo-kv0jidbgj8uwudx">
               <w:r>
                 <w:rPr>
                   <w:rFonts w:ascii="Arial" w:cs="Arial" w:eastAsia="Arial" w:hAnsi="Arial"/>
@@ -21492,7 +21492,7 @@
               <w:spacing w:after="10" w:before="0"/>
               <w:ind w:left="120"/>
             </w:pPr>
-            <w:hyperlink w:history="1" r:id="rIds0_xjojrs1bl5mutuhcop">
+            <w:hyperlink w:history="1" r:id="rIdnxpzt6okpqcpjbfb5gjze">
               <w:r>
                 <w:rPr>
                   <w:rFonts w:ascii="Arial" w:cs="Arial" w:eastAsia="Arial" w:hAnsi="Arial"/>
@@ -21537,7 +21537,7 @@
             <w:pPr>
               <w:spacing w:after="20" w:before="0"/>
             </w:pPr>
-            <w:hyperlink w:history="1" r:id="rIdtmrg5fe8hgq6uwc_yauc7">
+            <w:hyperlink w:history="1" r:id="rIddzn-g3vvwu4wtsqlovuci">
               <w:r>
                 <w:rPr>
                   <w:rFonts w:ascii="Arial" w:cs="Arial" w:eastAsia="Arial" w:hAnsi="Arial"/>
@@ -21570,7 +21570,7 @@
               <w:spacing w:after="10" w:before="0"/>
               <w:ind w:left="120"/>
             </w:pPr>
-            <w:hyperlink w:history="1" r:id="rIdmc_ipn4dikgxvpthbp3-a">
+            <w:hyperlink w:history="1" r:id="rIdwkbxhcmermzsew1xv45l9">
               <w:r>
                 <w:rPr>
                   <w:rFonts w:ascii="Arial" w:cs="Arial" w:eastAsia="Arial" w:hAnsi="Arial"/>
@@ -21765,7 +21765,7 @@
             <w:pPr>
               <w:spacing w:after="20" w:before="0"/>
             </w:pPr>
-            <w:hyperlink w:history="1" r:id="rId0mclcm_kvkcrlgxtl1iw9">
+            <w:hyperlink w:history="1" r:id="rIdtwkg8wojmdqx_8varuvng">
               <w:r>
                 <w:rPr>
                   <w:rFonts w:ascii="Arial" w:cs="Arial" w:eastAsia="Arial" w:hAnsi="Arial"/>
@@ -21798,7 +21798,7 @@
               <w:spacing w:after="10" w:before="0"/>
               <w:ind w:left="120"/>
             </w:pPr>
-            <w:hyperlink w:history="1" r:id="rIdnofxuccr5mhinr0rhthsv">
+            <w:hyperlink w:history="1" r:id="rIdxfwwtmsukioc52dtir7h-">
               <w:r>
                 <w:rPr>
                   <w:rFonts w:ascii="Arial" w:cs="Arial" w:eastAsia="Arial" w:hAnsi="Arial"/>
@@ -21843,7 +21843,7 @@
             <w:pPr>
               <w:spacing w:after="20" w:before="0"/>
             </w:pPr>
-            <w:hyperlink w:history="1" r:id="rIdilgl8wpo2g6xl8aqxidt8">
+            <w:hyperlink w:history="1" r:id="rIdqmnd0i1sdy4kpmrbk17a6">
               <w:r>
                 <w:rPr>
                   <w:rFonts w:ascii="Arial" w:cs="Arial" w:eastAsia="Arial" w:hAnsi="Arial"/>
@@ -21876,7 +21876,7 @@
               <w:spacing w:after="10" w:before="0"/>
               <w:ind w:left="120"/>
             </w:pPr>
-            <w:hyperlink w:history="1" r:id="rId3iqpspuaxltnsn3y0ttmo">
+            <w:hyperlink w:history="1" r:id="rIda08x2hfa-6c-wgkylfldv">
               <w:r>
                 <w:rPr>
                   <w:rFonts w:ascii="Arial" w:cs="Arial" w:eastAsia="Arial" w:hAnsi="Arial"/>
@@ -22071,7 +22071,7 @@
             <w:pPr>
               <w:spacing w:after="20" w:before="0"/>
             </w:pPr>
-            <w:hyperlink w:history="1" r:id="rIdr7bd9qk433w_oy9yc8jlr">
+            <w:hyperlink w:history="1" r:id="rIdqbifih2g1mhbnktjppozp">
               <w:r>
                 <w:rPr>
                   <w:rFonts w:ascii="Arial" w:cs="Arial" w:eastAsia="Arial" w:hAnsi="Arial"/>
@@ -22104,7 +22104,7 @@
               <w:spacing w:after="10" w:before="0"/>
               <w:ind w:left="120"/>
             </w:pPr>
-            <w:hyperlink w:history="1" r:id="rIdhndbzwm6t7crs0nyh4gvt">
+            <w:hyperlink w:history="1" r:id="rId-7ytdif1owoyw6012kfsv">
               <w:r>
                 <w:rPr>
                   <w:rFonts w:ascii="Arial" w:cs="Arial" w:eastAsia="Arial" w:hAnsi="Arial"/>
@@ -22149,7 +22149,7 @@
             <w:pPr>
               <w:spacing w:after="20" w:before="0"/>
             </w:pPr>
-            <w:hyperlink w:history="1" r:id="rIdposi9lneyuqllxa5kiqmb">
+            <w:hyperlink w:history="1" r:id="rIdqbafccyfzfe5wtz8dksdy">
               <w:r>
                 <w:rPr>
                   <w:rFonts w:ascii="Arial" w:cs="Arial" w:eastAsia="Arial" w:hAnsi="Arial"/>
@@ -22182,7 +22182,7 @@
               <w:spacing w:after="10" w:before="0"/>
               <w:ind w:left="120"/>
             </w:pPr>
-            <w:hyperlink w:history="1" r:id="rIdf_v-ctkigt_ahfivpcu6h">
+            <w:hyperlink w:history="1" r:id="rIdgbg9lpda7ne7lqaxcvcts">
               <w:r>
                 <w:rPr>
                   <w:rFonts w:ascii="Arial" w:cs="Arial" w:eastAsia="Arial" w:hAnsi="Arial"/>
@@ -22377,7 +22377,7 @@
             <w:pPr>
               <w:spacing w:after="20" w:before="0"/>
             </w:pPr>
-            <w:hyperlink w:history="1" r:id="rIdqcbacuca1yzqlupxkrh6h">
+            <w:hyperlink w:history="1" r:id="rIdqrsvq8hgqzaims1yj8ea8">
               <w:r>
                 <w:rPr>
                   <w:rFonts w:ascii="Arial" w:cs="Arial" w:eastAsia="Arial" w:hAnsi="Arial"/>
@@ -22410,7 +22410,7 @@
               <w:spacing w:after="10" w:before="0"/>
               <w:ind w:left="120"/>
             </w:pPr>
-            <w:hyperlink w:history="1" r:id="rIdmdk6rq9dzsy1tlv9ykam_">
+            <w:hyperlink w:history="1" r:id="rIds1ayq-zw6yyghbnco5cg2">
               <w:r>
                 <w:rPr>
                   <w:rFonts w:ascii="Arial" w:cs="Arial" w:eastAsia="Arial" w:hAnsi="Arial"/>
@@ -22455,7 +22455,7 @@
             <w:pPr>
               <w:spacing w:after="20" w:before="0"/>
             </w:pPr>
-            <w:hyperlink w:history="1" r:id="rIdzea4do_chdqwo3ylbkvmi">
+            <w:hyperlink w:history="1" r:id="rIdpsxifwyopklkz2dpdoitn">
               <w:r>
                 <w:rPr>
                   <w:rFonts w:ascii="Arial" w:cs="Arial" w:eastAsia="Arial" w:hAnsi="Arial"/>
@@ -22488,7 +22488,7 @@
               <w:spacing w:after="10" w:before="0"/>
               <w:ind w:left="120"/>
             </w:pPr>
-            <w:hyperlink w:history="1" r:id="rIdl8p4nrxijah8py1-femdk">
+            <w:hyperlink w:history="1" r:id="rId_ycbhcpbp8rrebz08rbgf">
               <w:r>
                 <w:rPr>
                   <w:rFonts w:ascii="Arial" w:cs="Arial" w:eastAsia="Arial" w:hAnsi="Arial"/>
@@ -22683,7 +22683,7 @@
             <w:pPr>
               <w:spacing w:after="20" w:before="0"/>
             </w:pPr>
-            <w:hyperlink w:history="1" r:id="rIdteudlpo3rnyfj0cwk1nxw">
+            <w:hyperlink w:history="1" r:id="rIdunpo7yohcvwufkjur8l1r">
               <w:r>
                 <w:rPr>
                   <w:rFonts w:ascii="Arial" w:cs="Arial" w:eastAsia="Arial" w:hAnsi="Arial"/>
@@ -22716,7 +22716,7 @@
               <w:spacing w:after="10" w:before="0"/>
               <w:ind w:left="120"/>
             </w:pPr>
-            <w:hyperlink w:history="1" r:id="rId-xllrd1euoqhusdwqjjc4">
+            <w:hyperlink w:history="1" r:id="rIdr3uwtwzegmz-6b0dvjvmu">
               <w:r>
                 <w:rPr>
                   <w:rFonts w:ascii="Arial" w:cs="Arial" w:eastAsia="Arial" w:hAnsi="Arial"/>
@@ -22761,7 +22761,7 @@
             <w:pPr>
               <w:spacing w:after="20" w:before="0"/>
             </w:pPr>
-            <w:hyperlink w:history="1" r:id="rIdpnqctdbe7ekrebejubgnd">
+            <w:hyperlink w:history="1" r:id="rIdmyxz-pbrzerqcflqntazh">
               <w:r>
                 <w:rPr>
                   <w:rFonts w:ascii="Arial" w:cs="Arial" w:eastAsia="Arial" w:hAnsi="Arial"/>
@@ -22794,7 +22794,7 @@
               <w:spacing w:after="10" w:before="0"/>
               <w:ind w:left="120"/>
             </w:pPr>
-            <w:hyperlink w:history="1" r:id="rIdulp23kdz3cse1hkdoxwro">
+            <w:hyperlink w:history="1" r:id="rIdx4_xobwydvmoior_0i5pk">
               <w:r>
                 <w:rPr>
                   <w:rFonts w:ascii="Arial" w:cs="Arial" w:eastAsia="Arial" w:hAnsi="Arial"/>
@@ -23306,7 +23306,7 @@
         </w:rPr>
         <w:t xml:space="preserve">© 2026 SeaVuria and ARES. Aligned with KICD objectives. Developed by SeaVuria; technical implementation by ARES (with AI assistance from Claude). Licensed under </w:t>
       </w:r>
-      <w:hyperlink w:history="1" r:id="rIdc8dpm7gyggjpuokejqet8">
+      <w:hyperlink w:history="1" r:id="rIdcox6dvdulemoesyhuq3el">
         <w:r>
           <w:rPr>
             <w:rFonts w:ascii="Arial" w:cs="Arial" w:eastAsia="Arial" w:hAnsi="Arial"/>
@@ -23327,7 +23327,7 @@
         </w:rPr>
         <w:t xml:space="preserve"> (</w:t>
       </w:r>
-      <w:hyperlink w:history="1" r:id="rIduosy_zxs3geyhk3qa3rgj">
+      <w:hyperlink w:history="1" r:id="rId8wn20n9lihs7ntmvvczff">
         <w:r>
           <w:rPr>
             <w:rFonts w:ascii="Arial" w:cs="Arial" w:eastAsia="Arial" w:hAnsi="Arial"/>
@@ -24340,7 +24340,7 @@
             <w:pPr>
               <w:spacing w:after="20" w:before="0"/>
             </w:pPr>
-            <w:hyperlink w:history="1" r:id="rIdxfw9xglrhm5xrs-t5rawi">
+            <w:hyperlink w:history="1" r:id="rId4kwisqulqh180lks6tixf">
               <w:r>
                 <w:rPr>
                   <w:rFonts w:ascii="Arial" w:cs="Arial" w:eastAsia="Arial" w:hAnsi="Arial"/>
@@ -24373,7 +24373,7 @@
               <w:spacing w:after="10" w:before="0"/>
               <w:ind w:left="120"/>
             </w:pPr>
-            <w:hyperlink w:history="1" r:id="rIdgvk2huv6eieunpi26uxwc">
+            <w:hyperlink w:history="1" r:id="rIdtifqiq8j3oyfvf5ycsjai">
               <w:r>
                 <w:rPr>
                   <w:rFonts w:ascii="Arial" w:cs="Arial" w:eastAsia="Arial" w:hAnsi="Arial"/>
@@ -24418,7 +24418,7 @@
             <w:pPr>
               <w:spacing w:after="20" w:before="0"/>
             </w:pPr>
-            <w:hyperlink w:history="1" r:id="rId-fcbxdspvafltkvmu3_or">
+            <w:hyperlink w:history="1" r:id="rIdqgkgwvb1fa4kk1qxklk17">
               <w:r>
                 <w:rPr>
                   <w:rFonts w:ascii="Arial" w:cs="Arial" w:eastAsia="Arial" w:hAnsi="Arial"/>
@@ -24451,7 +24451,7 @@
               <w:spacing w:after="10" w:before="0"/>
               <w:ind w:left="120"/>
             </w:pPr>
-            <w:hyperlink w:history="1" r:id="rIduyoyadjj2u1wigjo8gss9">
+            <w:hyperlink w:history="1" r:id="rIdk9lsipcl5punm863brz18">
               <w:r>
                 <w:rPr>
                   <w:rFonts w:ascii="Arial" w:cs="Arial" w:eastAsia="Arial" w:hAnsi="Arial"/>
@@ -24646,7 +24646,7 @@
             <w:pPr>
               <w:spacing w:after="20" w:before="0"/>
             </w:pPr>
-            <w:hyperlink w:history="1" r:id="rIdk9tf0eqktybhgf0uxfwpg">
+            <w:hyperlink w:history="1" r:id="rIdjmmyvwn2mgvdluwfkyiwa">
               <w:r>
                 <w:rPr>
                   <w:rFonts w:ascii="Arial" w:cs="Arial" w:eastAsia="Arial" w:hAnsi="Arial"/>
@@ -24679,7 +24679,7 @@
               <w:spacing w:after="10" w:before="0"/>
               <w:ind w:left="120"/>
             </w:pPr>
-            <w:hyperlink w:history="1" r:id="rIdejxauiqzjmlgosbelhonq">
+            <w:hyperlink w:history="1" r:id="rIdix0s5x2rijodgjnwqy57q">
               <w:r>
                 <w:rPr>
                   <w:rFonts w:ascii="Arial" w:cs="Arial" w:eastAsia="Arial" w:hAnsi="Arial"/>
@@ -24724,7 +24724,7 @@
             <w:pPr>
               <w:spacing w:after="20" w:before="0"/>
             </w:pPr>
-            <w:hyperlink w:history="1" r:id="rIddm9wnkoomuzckc1wssbeq">
+            <w:hyperlink w:history="1" r:id="rIdxqt-oxxy9rs8ylbuenvw1">
               <w:r>
                 <w:rPr>
                   <w:rFonts w:ascii="Arial" w:cs="Arial" w:eastAsia="Arial" w:hAnsi="Arial"/>
@@ -24757,7 +24757,7 @@
               <w:spacing w:after="10" w:before="0"/>
               <w:ind w:left="120"/>
             </w:pPr>
-            <w:hyperlink w:history="1" r:id="rIdh8rw4dlq3axehwvnggquu">
+            <w:hyperlink w:history="1" r:id="rIdugv6stpw_zhmge7nypfv-">
               <w:r>
                 <w:rPr>
                   <w:rFonts w:ascii="Arial" w:cs="Arial" w:eastAsia="Arial" w:hAnsi="Arial"/>
@@ -24952,7 +24952,7 @@
             <w:pPr>
               <w:spacing w:after="20" w:before="0"/>
             </w:pPr>
-            <w:hyperlink w:history="1" r:id="rIdccup9rvtrggwteng_55xa">
+            <w:hyperlink w:history="1" r:id="rId1jvevbkmkge7ckcqyhhl0">
               <w:r>
                 <w:rPr>
                   <w:rFonts w:ascii="Arial" w:cs="Arial" w:eastAsia="Arial" w:hAnsi="Arial"/>
@@ -24985,7 +24985,7 @@
               <w:spacing w:after="10" w:before="0"/>
               <w:ind w:left="120"/>
             </w:pPr>
-            <w:hyperlink w:history="1" r:id="rIdtbum4zmadja8ury5redan">
+            <w:hyperlink w:history="1" r:id="rIdywpgvivacbkmzvtdnzr95">
               <w:r>
                 <w:rPr>
                   <w:rFonts w:ascii="Arial" w:cs="Arial" w:eastAsia="Arial" w:hAnsi="Arial"/>
@@ -25030,7 +25030,7 @@
             <w:pPr>
               <w:spacing w:after="20" w:before="0"/>
             </w:pPr>
-            <w:hyperlink w:history="1" r:id="rIdgnplx6tllclzgegcwlzzd">
+            <w:hyperlink w:history="1" r:id="rIdrk3drdxicx1_bsv9qs28x">
               <w:r>
                 <w:rPr>
                   <w:rFonts w:ascii="Arial" w:cs="Arial" w:eastAsia="Arial" w:hAnsi="Arial"/>
@@ -25063,7 +25063,7 @@
               <w:spacing w:after="10" w:before="0"/>
               <w:ind w:left="120"/>
             </w:pPr>
-            <w:hyperlink w:history="1" r:id="rIdjshaweehpnzttbipwrvil">
+            <w:hyperlink w:history="1" r:id="rIde9kjhibkcnch5yvocmkoh">
               <w:r>
                 <w:rPr>
                   <w:rFonts w:ascii="Arial" w:cs="Arial" w:eastAsia="Arial" w:hAnsi="Arial"/>
@@ -25258,7 +25258,7 @@
             <w:pPr>
               <w:spacing w:after="20" w:before="0"/>
             </w:pPr>
-            <w:hyperlink w:history="1" r:id="rIdeadc6f3y05s8qysx_i4vl">
+            <w:hyperlink w:history="1" r:id="rIdgduhcrmgtfxihokxstq--">
               <w:r>
                 <w:rPr>
                   <w:rFonts w:ascii="Arial" w:cs="Arial" w:eastAsia="Arial" w:hAnsi="Arial"/>
@@ -25291,7 +25291,7 @@
               <w:spacing w:after="10" w:before="0"/>
               <w:ind w:left="120"/>
             </w:pPr>
-            <w:hyperlink w:history="1" r:id="rIdlt5rx_qfujl_nvfshcjf0">
+            <w:hyperlink w:history="1" r:id="rIdg3xnrr608-psedjh8c4bi">
               <w:r>
                 <w:rPr>
                   <w:rFonts w:ascii="Arial" w:cs="Arial" w:eastAsia="Arial" w:hAnsi="Arial"/>
@@ -25336,7 +25336,7 @@
             <w:pPr>
               <w:spacing w:after="20" w:before="0"/>
             </w:pPr>
-            <w:hyperlink w:history="1" r:id="rId1exp3ytgtfozivl1zd8t9">
+            <w:hyperlink w:history="1" r:id="rIdwcgrm6fvtyspf-c4jwca9">
               <w:r>
                 <w:rPr>
                   <w:rFonts w:ascii="Arial" w:cs="Arial" w:eastAsia="Arial" w:hAnsi="Arial"/>
@@ -25369,7 +25369,7 @@
               <w:spacing w:after="10" w:before="0"/>
               <w:ind w:left="120"/>
             </w:pPr>
-            <w:hyperlink w:history="1" r:id="rIde4dvfofhbnrrtyrlfixvv">
+            <w:hyperlink w:history="1" r:id="rIdwfns0vr-e7ruvm86wrffl">
               <w:r>
                 <w:rPr>
                   <w:rFonts w:ascii="Arial" w:cs="Arial" w:eastAsia="Arial" w:hAnsi="Arial"/>
@@ -25564,7 +25564,7 @@
             <w:pPr>
               <w:spacing w:after="20" w:before="0"/>
             </w:pPr>
-            <w:hyperlink w:history="1" r:id="rIdldn1v3johjnltsj_oipcr">
+            <w:hyperlink w:history="1" r:id="rIdmogqnahgifcnsicni6u1s">
               <w:r>
                 <w:rPr>
                   <w:rFonts w:ascii="Arial" w:cs="Arial" w:eastAsia="Arial" w:hAnsi="Arial"/>
@@ -25597,7 +25597,7 @@
               <w:spacing w:after="10" w:before="0"/>
               <w:ind w:left="120"/>
             </w:pPr>
-            <w:hyperlink w:history="1" r:id="rIdzfkfdjmxrzktf9lktn_gf">
+            <w:hyperlink w:history="1" r:id="rIdzy6o7lmvmwgv2oxh0ppuz">
               <w:r>
                 <w:rPr>
                   <w:rFonts w:ascii="Arial" w:cs="Arial" w:eastAsia="Arial" w:hAnsi="Arial"/>
@@ -25642,7 +25642,7 @@
             <w:pPr>
               <w:spacing w:after="20" w:before="0"/>
             </w:pPr>
-            <w:hyperlink w:history="1" r:id="rIdffqsec2haxqxuk2v3zpbk">
+            <w:hyperlink w:history="1" r:id="rId9ivcpc-6lnz-vu9rznti0">
               <w:r>
                 <w:rPr>
                   <w:rFonts w:ascii="Arial" w:cs="Arial" w:eastAsia="Arial" w:hAnsi="Arial"/>
@@ -25675,7 +25675,7 @@
               <w:spacing w:after="10" w:before="0"/>
               <w:ind w:left="120"/>
             </w:pPr>
-            <w:hyperlink w:history="1" r:id="rIdmphdbs2f6xo9jinbmxhzy">
+            <w:hyperlink w:history="1" r:id="rIdrzz0riycc_jc62w6mfpbd">
               <w:r>
                 <w:rPr>
                   <w:rFonts w:ascii="Arial" w:cs="Arial" w:eastAsia="Arial" w:hAnsi="Arial"/>
@@ -26187,7 +26187,7 @@
         </w:rPr>
         <w:t xml:space="preserve">© 2026 SeaVuria and ARES. Aligned with KICD objectives. Developed by SeaVuria; technical implementation by ARES (with AI assistance from Claude). Licensed under </w:t>
       </w:r>
-      <w:hyperlink w:history="1" r:id="rId3hxofra_3wjle4bh3qqlo">
+      <w:hyperlink w:history="1" r:id="rIdqfsl8hrbvm-djtbqcymqp">
         <w:r>
           <w:rPr>
             <w:rFonts w:ascii="Arial" w:cs="Arial" w:eastAsia="Arial" w:hAnsi="Arial"/>
@@ -26208,7 +26208,7 @@
         </w:rPr>
         <w:t xml:space="preserve"> (</w:t>
       </w:r>
-      <w:hyperlink w:history="1" r:id="rId4eoyxxnmfrbm3pkitg8xe">
+      <w:hyperlink w:history="1" r:id="rIdrts9-c8fths7lkcweudu5">
         <w:r>
           <w:rPr>
             <w:rFonts w:ascii="Arial" w:cs="Arial" w:eastAsia="Arial" w:hAnsi="Arial"/>
@@ -27221,7 +27221,7 @@
             <w:pPr>
               <w:spacing w:after="20" w:before="0"/>
             </w:pPr>
-            <w:hyperlink w:history="1" r:id="rIdukan2ugdeiaouv_gvbmyd">
+            <w:hyperlink w:history="1" r:id="rIdos32si-a_se4slvu3fwsa">
               <w:r>
                 <w:rPr>
                   <w:rFonts w:ascii="Arial" w:cs="Arial" w:eastAsia="Arial" w:hAnsi="Arial"/>
@@ -27254,7 +27254,7 @@
               <w:spacing w:after="10" w:before="0"/>
               <w:ind w:left="120"/>
             </w:pPr>
-            <w:hyperlink w:history="1" r:id="rId7fkggy6lvpoytcgabc5b8">
+            <w:hyperlink w:history="1" r:id="rId-ykdsxbt3bnsmhadu5yjc">
               <w:r>
                 <w:rPr>
                   <w:rFonts w:ascii="Arial" w:cs="Arial" w:eastAsia="Arial" w:hAnsi="Arial"/>
@@ -27299,7 +27299,7 @@
             <w:pPr>
               <w:spacing w:after="20" w:before="0"/>
             </w:pPr>
-            <w:hyperlink w:history="1" r:id="rIdfukizqk8p_jrp4olcrphr">
+            <w:hyperlink w:history="1" r:id="rIdhgt2sncbt16qadirluv_x">
               <w:r>
                 <w:rPr>
                   <w:rFonts w:ascii="Arial" w:cs="Arial" w:eastAsia="Arial" w:hAnsi="Arial"/>
@@ -27332,7 +27332,7 @@
               <w:spacing w:after="10" w:before="0"/>
               <w:ind w:left="120"/>
             </w:pPr>
-            <w:hyperlink w:history="1" r:id="rIdd_zdezrkcfut-i-qseauo">
+            <w:hyperlink w:history="1" r:id="rIdptqvhu0qnul81xzvjlwnr">
               <w:r>
                 <w:rPr>
                   <w:rFonts w:ascii="Arial" w:cs="Arial" w:eastAsia="Arial" w:hAnsi="Arial"/>
@@ -27527,7 +27527,7 @@
             <w:pPr>
               <w:spacing w:after="20" w:before="0"/>
             </w:pPr>
-            <w:hyperlink w:history="1" r:id="rId2d7zz1cbwwpsxpucqpxgi">
+            <w:hyperlink w:history="1" r:id="rId6egtryrxlmq9qwrvy9rqd">
               <w:r>
                 <w:rPr>
                   <w:rFonts w:ascii="Arial" w:cs="Arial" w:eastAsia="Arial" w:hAnsi="Arial"/>
@@ -27560,7 +27560,7 @@
               <w:spacing w:after="10" w:before="0"/>
               <w:ind w:left="120"/>
             </w:pPr>
-            <w:hyperlink w:history="1" r:id="rIdw2dp0dkcn_gd8jfzvxfxw">
+            <w:hyperlink w:history="1" r:id="rIdvsfjsyqvvcfehfzu-uk8m">
               <w:r>
                 <w:rPr>
                   <w:rFonts w:ascii="Arial" w:cs="Arial" w:eastAsia="Arial" w:hAnsi="Arial"/>
@@ -27605,7 +27605,7 @@
             <w:pPr>
               <w:spacing w:after="20" w:before="0"/>
             </w:pPr>
-            <w:hyperlink w:history="1" r:id="rId6vazhyozq_9filaax_tmf">
+            <w:hyperlink w:history="1" r:id="rId5evv41c0cjfzijhgojkrf">
               <w:r>
                 <w:rPr>
                   <w:rFonts w:ascii="Arial" w:cs="Arial" w:eastAsia="Arial" w:hAnsi="Arial"/>
@@ -27638,7 +27638,7 @@
               <w:spacing w:after="10" w:before="0"/>
               <w:ind w:left="120"/>
             </w:pPr>
-            <w:hyperlink w:history="1" r:id="rId2n842dh5tl2gdcn6lmjiq">
+            <w:hyperlink w:history="1" r:id="rId28l4_1l8pbxb35rbagw1p">
               <w:r>
                 <w:rPr>
                   <w:rFonts w:ascii="Arial" w:cs="Arial" w:eastAsia="Arial" w:hAnsi="Arial"/>
@@ -27833,7 +27833,7 @@
             <w:pPr>
               <w:spacing w:after="20" w:before="0"/>
             </w:pPr>
-            <w:hyperlink w:history="1" r:id="rIdqgzygqccwp49to4fh4_d0">
+            <w:hyperlink w:history="1" r:id="rIdrybtq3srh5kdnyvj1yuoj">
               <w:r>
                 <w:rPr>
                   <w:rFonts w:ascii="Arial" w:cs="Arial" w:eastAsia="Arial" w:hAnsi="Arial"/>
@@ -27866,7 +27866,7 @@
               <w:spacing w:after="10" w:before="0"/>
               <w:ind w:left="120"/>
             </w:pPr>
-            <w:hyperlink w:history="1" r:id="rIdbuu046hrlweuywyajvbke">
+            <w:hyperlink w:history="1" r:id="rIdt1xg4nlzj0gz2goq4cehn">
               <w:r>
                 <w:rPr>
                   <w:rFonts w:ascii="Arial" w:cs="Arial" w:eastAsia="Arial" w:hAnsi="Arial"/>
@@ -27911,7 +27911,7 @@
             <w:pPr>
               <w:spacing w:after="20" w:before="0"/>
             </w:pPr>
-            <w:hyperlink w:history="1" r:id="rIdkzvgnmrsh1-mk_wdgqzna">
+            <w:hyperlink w:history="1" r:id="rIdtgwggtx4ejsf8vyzge_ya">
               <w:r>
                 <w:rPr>
                   <w:rFonts w:ascii="Arial" w:cs="Arial" w:eastAsia="Arial" w:hAnsi="Arial"/>
@@ -27944,7 +27944,7 @@
               <w:spacing w:after="10" w:before="0"/>
               <w:ind w:left="120"/>
             </w:pPr>
-            <w:hyperlink w:history="1" r:id="rIdchzjx88irnlxqs3zgki2r">
+            <w:hyperlink w:history="1" r:id="rId2rp9wsgino0wsmm2ypc5d">
               <w:r>
                 <w:rPr>
                   <w:rFonts w:ascii="Arial" w:cs="Arial" w:eastAsia="Arial" w:hAnsi="Arial"/>
@@ -28139,7 +28139,7 @@
             <w:pPr>
               <w:spacing w:after="20" w:before="0"/>
             </w:pPr>
-            <w:hyperlink w:history="1" r:id="rIdzgueldd3_guuoa6wsvyvl">
+            <w:hyperlink w:history="1" r:id="rIdtq639w02wk-05a8k7hbgz">
               <w:r>
                 <w:rPr>
                   <w:rFonts w:ascii="Arial" w:cs="Arial" w:eastAsia="Arial" w:hAnsi="Arial"/>
@@ -28172,7 +28172,7 @@
               <w:spacing w:after="10" w:before="0"/>
               <w:ind w:left="120"/>
             </w:pPr>
-            <w:hyperlink w:history="1" r:id="rIdulibxjnntuy56xb_uhqp9">
+            <w:hyperlink w:history="1" r:id="rIdyas98-53_ayepmnnwnr0n">
               <w:r>
                 <w:rPr>
                   <w:rFonts w:ascii="Arial" w:cs="Arial" w:eastAsia="Arial" w:hAnsi="Arial"/>
@@ -28217,7 +28217,7 @@
             <w:pPr>
               <w:spacing w:after="20" w:before="0"/>
             </w:pPr>
-            <w:hyperlink w:history="1" r:id="rIduhlhmco3y2y-7wsgs08r4">
+            <w:hyperlink w:history="1" r:id="rIdutewvjzzzfgalxnlvwl2e">
               <w:r>
                 <w:rPr>
                   <w:rFonts w:ascii="Arial" w:cs="Arial" w:eastAsia="Arial" w:hAnsi="Arial"/>
@@ -28250,7 +28250,7 @@
               <w:spacing w:after="10" w:before="0"/>
               <w:ind w:left="120"/>
             </w:pPr>
-            <w:hyperlink w:history="1" r:id="rIdkf2q0dmsv2hrconkcyzde">
+            <w:hyperlink w:history="1" r:id="rId_a5sexi8kgxoihas07bp4">
               <w:r>
                 <w:rPr>
                   <w:rFonts w:ascii="Arial" w:cs="Arial" w:eastAsia="Arial" w:hAnsi="Arial"/>
@@ -28445,7 +28445,7 @@
             <w:pPr>
               <w:spacing w:after="20" w:before="0"/>
             </w:pPr>
-            <w:hyperlink w:history="1" r:id="rIdoalmlmeal4l7ehgbs3hhd">
+            <w:hyperlink w:history="1" r:id="rIdzlpeplngnvxrloxxyf0fm">
               <w:r>
                 <w:rPr>
                   <w:rFonts w:ascii="Arial" w:cs="Arial" w:eastAsia="Arial" w:hAnsi="Arial"/>
@@ -28478,7 +28478,7 @@
               <w:spacing w:after="10" w:before="0"/>
               <w:ind w:left="120"/>
             </w:pPr>
-            <w:hyperlink w:history="1" r:id="rIdvzcvwlpigoe5ycoshhxds">
+            <w:hyperlink w:history="1" r:id="rIdzzjonfjnsnogas_jqfbit">
               <w:r>
                 <w:rPr>
                   <w:rFonts w:ascii="Arial" w:cs="Arial" w:eastAsia="Arial" w:hAnsi="Arial"/>
@@ -28523,7 +28523,7 @@
             <w:pPr>
               <w:spacing w:after="20" w:before="0"/>
             </w:pPr>
-            <w:hyperlink w:history="1" r:id="rIdjpvm0psny8f0juahv9hn3">
+            <w:hyperlink w:history="1" r:id="rIdle1_gwk5hmz447lhwhbnr">
               <w:r>
                 <w:rPr>
                   <w:rFonts w:ascii="Arial" w:cs="Arial" w:eastAsia="Arial" w:hAnsi="Arial"/>
@@ -28556,7 +28556,7 @@
               <w:spacing w:after="10" w:before="0"/>
               <w:ind w:left="120"/>
             </w:pPr>
-            <w:hyperlink w:history="1" r:id="rIdpcmauvojhpmyqg-kdjwhw">
+            <w:hyperlink w:history="1" r:id="rId1m75hsyiq8whwkq7ynbuy">
               <w:r>
                 <w:rPr>
                   <w:rFonts w:ascii="Arial" w:cs="Arial" w:eastAsia="Arial" w:hAnsi="Arial"/>
@@ -29068,7 +29068,7 @@
         </w:rPr>
         <w:t xml:space="preserve">© 2026 SeaVuria and ARES. Aligned with KICD objectives. Developed by SeaVuria; technical implementation by ARES (with AI assistance from Claude). Licensed under </w:t>
       </w:r>
-      <w:hyperlink w:history="1" r:id="rIdy5oszrpzui00pdwbrlans">
+      <w:hyperlink w:history="1" r:id="rIds5ns-4pikdvnuzibw80-5">
         <w:r>
           <w:rPr>
             <w:rFonts w:ascii="Arial" w:cs="Arial" w:eastAsia="Arial" w:hAnsi="Arial"/>
@@ -29089,7 +29089,7 @@
         </w:rPr>
         <w:t xml:space="preserve"> (</w:t>
       </w:r>
-      <w:hyperlink w:history="1" r:id="rIdvvx-rqlugy5hcrvr6qz6i">
+      <w:hyperlink w:history="1" r:id="rIdfbszwbhwrzeapvlign2an">
         <w:r>
           <w:rPr>
             <w:rFonts w:ascii="Arial" w:cs="Arial" w:eastAsia="Arial" w:hAnsi="Arial"/>
@@ -30102,7 +30102,7 @@
             <w:pPr>
               <w:spacing w:after="20" w:before="0"/>
             </w:pPr>
-            <w:hyperlink w:history="1" r:id="rIdwcmj1mhr_57bozecurbd2">
+            <w:hyperlink w:history="1" r:id="rIdvbpgjboth_hthgbu5tmty">
               <w:r>
                 <w:rPr>
                   <w:rFonts w:ascii="Arial" w:cs="Arial" w:eastAsia="Arial" w:hAnsi="Arial"/>
@@ -30135,7 +30135,7 @@
               <w:spacing w:after="10" w:before="0"/>
               <w:ind w:left="120"/>
             </w:pPr>
-            <w:hyperlink w:history="1" r:id="rIdcpda8wee4wzgwvxv3ibed">
+            <w:hyperlink w:history="1" r:id="rIdlm9ep9jjlz8f7-ujc-1ia">
               <w:r>
                 <w:rPr>
                   <w:rFonts w:ascii="Arial" w:cs="Arial" w:eastAsia="Arial" w:hAnsi="Arial"/>
@@ -30180,7 +30180,7 @@
             <w:pPr>
               <w:spacing w:after="20" w:before="0"/>
             </w:pPr>
-            <w:hyperlink w:history="1" r:id="rIdnjmssphwan_wb_l84u6ua">
+            <w:hyperlink w:history="1" r:id="rIddhlmlbyzunv0_aricwkcy">
               <w:r>
                 <w:rPr>
                   <w:rFonts w:ascii="Arial" w:cs="Arial" w:eastAsia="Arial" w:hAnsi="Arial"/>
@@ -30213,7 +30213,7 @@
               <w:spacing w:after="10" w:before="0"/>
               <w:ind w:left="120"/>
             </w:pPr>
-            <w:hyperlink w:history="1" r:id="rIdch6atz6hp9w0poiz2_r9i">
+            <w:hyperlink w:history="1" r:id="rIdboaqvkmknx-ag3mjl8wca">
               <w:r>
                 <w:rPr>
                   <w:rFonts w:ascii="Arial" w:cs="Arial" w:eastAsia="Arial" w:hAnsi="Arial"/>
@@ -30524,7 +30524,7 @@
             <w:pPr>
               <w:spacing w:after="20" w:before="0"/>
             </w:pPr>
-            <w:hyperlink w:history="1" r:id="rIdoxizavfa4rnjxuvstumrv">
+            <w:hyperlink w:history="1" r:id="rId-ia-zqkg3q1qoumcp6yav">
               <w:r>
                 <w:rPr>
                   <w:rFonts w:ascii="Arial" w:cs="Arial" w:eastAsia="Arial" w:hAnsi="Arial"/>
@@ -30557,7 +30557,7 @@
               <w:spacing w:after="10" w:before="0"/>
               <w:ind w:left="120"/>
             </w:pPr>
-            <w:hyperlink w:history="1" r:id="rId2gmuk2eiqc62_0jgbj1vs">
+            <w:hyperlink w:history="1" r:id="rIdbz0o11ilanziliud7nr7d">
               <w:r>
                 <w:rPr>
                   <w:rFonts w:ascii="Arial" w:cs="Arial" w:eastAsia="Arial" w:hAnsi="Arial"/>
@@ -30602,7 +30602,7 @@
             <w:pPr>
               <w:spacing w:after="20" w:before="0"/>
             </w:pPr>
-            <w:hyperlink w:history="1" r:id="rIdfuljflkem2m2wjktu6i8v">
+            <w:hyperlink w:history="1" r:id="rIdng-ymv4m7chnxrhiunfxb">
               <w:r>
                 <w:rPr>
                   <w:rFonts w:ascii="Arial" w:cs="Arial" w:eastAsia="Arial" w:hAnsi="Arial"/>
@@ -30635,7 +30635,7 @@
               <w:spacing w:after="10" w:before="0"/>
               <w:ind w:left="120"/>
             </w:pPr>
-            <w:hyperlink w:history="1" r:id="rIdwyosr0ow4t1ajdc2ylawn">
+            <w:hyperlink w:history="1" r:id="rId3wwbkda7it0fobrr8u3aq">
               <w:r>
                 <w:rPr>
                   <w:rFonts w:ascii="Arial" w:cs="Arial" w:eastAsia="Arial" w:hAnsi="Arial"/>
@@ -31118,7 +31118,7 @@
             <w:pPr>
               <w:spacing w:after="20" w:before="0"/>
             </w:pPr>
-            <w:hyperlink w:history="1" r:id="rIdtjxpgobcu6016b7hbrnoq">
+            <w:hyperlink w:history="1" r:id="rId_k1gwakk6ldiihavmjfas">
               <w:r>
                 <w:rPr>
                   <w:rFonts w:ascii="Arial" w:cs="Arial" w:eastAsia="Arial" w:hAnsi="Arial"/>
@@ -31151,7 +31151,7 @@
               <w:spacing w:after="10" w:before="0"/>
               <w:ind w:left="120"/>
             </w:pPr>
-            <w:hyperlink w:history="1" r:id="rIdwdrgmioidrqb2tmofl3tq">
+            <w:hyperlink w:history="1" r:id="rIdaeobizjbud4fpaef2qq_-">
               <w:r>
                 <w:rPr>
                   <w:rFonts w:ascii="Arial" w:cs="Arial" w:eastAsia="Arial" w:hAnsi="Arial"/>
@@ -31196,7 +31196,7 @@
             <w:pPr>
               <w:spacing w:after="20" w:before="0"/>
             </w:pPr>
-            <w:hyperlink w:history="1" r:id="rId8yozk-g4gc3hy4iablijp">
+            <w:hyperlink w:history="1" r:id="rIdxdukuebtt03y3e_lrmfcy">
               <w:r>
                 <w:rPr>
                   <w:rFonts w:ascii="Arial" w:cs="Arial" w:eastAsia="Arial" w:hAnsi="Arial"/>
@@ -31229,7 +31229,7 @@
               <w:spacing w:after="10" w:before="0"/>
               <w:ind w:left="120"/>
             </w:pPr>
-            <w:hyperlink w:history="1" r:id="rIdgw7vkuohskxrswqsx4l6e">
+            <w:hyperlink w:history="1" r:id="rIdrtijggxs-pma35pef_v8b">
               <w:r>
                 <w:rPr>
                   <w:rFonts w:ascii="Arial" w:cs="Arial" w:eastAsia="Arial" w:hAnsi="Arial"/>
@@ -31882,7 +31882,7 @@
             <w:pPr>
               <w:spacing w:after="20" w:before="0"/>
             </w:pPr>
-            <w:hyperlink w:history="1" r:id="rIdasae4al8egoabkwzdcmp4">
+            <w:hyperlink w:history="1" r:id="rIdtpb7dwdqb64kp_xdwn4rq">
               <w:r>
                 <w:rPr>
                   <w:rFonts w:ascii="Arial" w:cs="Arial" w:eastAsia="Arial" w:hAnsi="Arial"/>
@@ -31915,7 +31915,7 @@
               <w:spacing w:after="10" w:before="0"/>
               <w:ind w:left="120"/>
             </w:pPr>
-            <w:hyperlink w:history="1" r:id="rId-fwlsqxqa7ps1zfk7bv8e">
+            <w:hyperlink w:history="1" r:id="rIdozlqdgunqsfukwtfkmrt-">
               <w:r>
                 <w:rPr>
                   <w:rFonts w:ascii="Arial" w:cs="Arial" w:eastAsia="Arial" w:hAnsi="Arial"/>
@@ -31960,7 +31960,7 @@
             <w:pPr>
               <w:spacing w:after="20" w:before="0"/>
             </w:pPr>
-            <w:hyperlink w:history="1" r:id="rIdsoqes86rm2sxuccyo8ejk">
+            <w:hyperlink w:history="1" r:id="rId8kt7nowgd1hfngvjphjnh">
               <w:r>
                 <w:rPr>
                   <w:rFonts w:ascii="Arial" w:cs="Arial" w:eastAsia="Arial" w:hAnsi="Arial"/>
@@ -31993,7 +31993,7 @@
               <w:spacing w:after="10" w:before="0"/>
               <w:ind w:left="120"/>
             </w:pPr>
-            <w:hyperlink w:history="1" r:id="rIdrvydlm4c24xehshe8lcvt">
+            <w:hyperlink w:history="1" r:id="rId38xark8fctpiwbw6edwek">
               <w:r>
                 <w:rPr>
                   <w:rFonts w:ascii="Arial" w:cs="Arial" w:eastAsia="Arial" w:hAnsi="Arial"/>
@@ -32264,7 +32264,7 @@
             <w:pPr>
               <w:spacing w:after="20" w:before="0"/>
             </w:pPr>
-            <w:hyperlink w:history="1" r:id="rId2jj2dbhedt3bky7u8gfej">
+            <w:hyperlink w:history="1" r:id="rId0y-rn9_mi3peigpzzqfql">
               <w:r>
                 <w:rPr>
                   <w:rFonts w:ascii="Arial" w:cs="Arial" w:eastAsia="Arial" w:hAnsi="Arial"/>
@@ -32297,7 +32297,7 @@
               <w:spacing w:after="10" w:before="0"/>
               <w:ind w:left="120"/>
             </w:pPr>
-            <w:hyperlink w:history="1" r:id="rIdixtc07hyuqjvu2hlyol0s">
+            <w:hyperlink w:history="1" r:id="rIdtuxwtz9a2cnun0d-gndbw">
               <w:r>
                 <w:rPr>
                   <w:rFonts w:ascii="Arial" w:cs="Arial" w:eastAsia="Arial" w:hAnsi="Arial"/>
@@ -32342,7 +32342,7 @@
             <w:pPr>
               <w:spacing w:after="20" w:before="0"/>
             </w:pPr>
-            <w:hyperlink w:history="1" r:id="rIdmqpkbbces8ulyl6yhpodm">
+            <w:hyperlink w:history="1" r:id="rIdgg85udppybu3jqabobc6-">
               <w:r>
                 <w:rPr>
                   <w:rFonts w:ascii="Arial" w:cs="Arial" w:eastAsia="Arial" w:hAnsi="Arial"/>
@@ -32375,7 +32375,7 @@
               <w:spacing w:after="10" w:before="0"/>
               <w:ind w:left="120"/>
             </w:pPr>
-            <w:hyperlink w:history="1" r:id="rIddntbm7bi6xslnpz0g9-he">
+            <w:hyperlink w:history="1" r:id="rIdik_cylpvpgf7q-900aneb">
               <w:r>
                 <w:rPr>
                   <w:rFonts w:ascii="Arial" w:cs="Arial" w:eastAsia="Arial" w:hAnsi="Arial"/>
@@ -33172,7 +33172,7 @@
         </w:rPr>
         <w:t xml:space="preserve">© 2026 SeaVuria and ARES. Aligned with KICD objectives. Developed by SeaVuria; technical implementation by ARES (with AI assistance from Claude). Licensed under </w:t>
       </w:r>
-      <w:hyperlink w:history="1" r:id="rIdwexjl6e0aq-tj5ib23r9w">
+      <w:hyperlink w:history="1" r:id="rIdqjrbudqboeiwlr9kuc4f-">
         <w:r>
           <w:rPr>
             <w:rFonts w:ascii="Arial" w:cs="Arial" w:eastAsia="Arial" w:hAnsi="Arial"/>
@@ -33193,7 +33193,7 @@
         </w:rPr>
         <w:t xml:space="preserve"> (</w:t>
       </w:r>
-      <w:hyperlink w:history="1" r:id="rId6kqypnybe-tdmjlhsyvvc">
+      <w:hyperlink w:history="1" r:id="rId11zkz789kv3xzencawrvs">
         <w:r>
           <w:rPr>
             <w:rFonts w:ascii="Arial" w:cs="Arial" w:eastAsia="Arial" w:hAnsi="Arial"/>
@@ -34223,7 +34223,7 @@
               <w:spacing w:after="10" w:before="0"/>
               <w:ind w:left="120"/>
             </w:pPr>
-            <w:hyperlink w:history="1" r:id="rIdxdllpfwryiz1x2morito9">
+            <w:hyperlink w:history="1" r:id="rIdo_k2ajcv3w-laqvlpmr-9">
               <w:r>
                 <w:rPr>
                   <w:rFonts w:ascii="Arial" w:cs="Arial" w:eastAsia="Arial" w:hAnsi="Arial"/>
@@ -34283,7 +34283,7 @@
             <w:pPr>
               <w:spacing w:after="20" w:before="0"/>
             </w:pPr>
-            <w:hyperlink w:history="1" r:id="rIdlmzmmikqezgbspbzwicjo">
+            <w:hyperlink w:history="1" r:id="rIdk83pikpdfofvf2i1zyjdv">
               <w:r>
                 <w:rPr>
                   <w:rFonts w:ascii="Arial" w:cs="Arial" w:eastAsia="Arial" w:hAnsi="Arial"/>
@@ -34316,7 +34316,7 @@
               <w:spacing w:after="10" w:before="0"/>
               <w:ind w:left="120"/>
             </w:pPr>
-            <w:hyperlink w:history="1" r:id="rIdel2bc0ucoepofy345ovo_">
+            <w:hyperlink w:history="1" r:id="rId6f_ganrqluaa0f7r0nbjn">
               <w:r>
                 <w:rPr>
                   <w:rFonts w:ascii="Arial" w:cs="Arial" w:eastAsia="Arial" w:hAnsi="Arial"/>
@@ -34528,7 +34528,7 @@
               <w:spacing w:after="10" w:before="0"/>
               <w:ind w:left="120"/>
             </w:pPr>
-            <w:hyperlink w:history="1" r:id="rIdjrsffrc8qkkswa9ec1heb">
+            <w:hyperlink w:history="1" r:id="rIdkpwzvljuwxvseiq1aoaka">
               <w:r>
                 <w:rPr>
                   <w:rFonts w:ascii="Arial" w:cs="Arial" w:eastAsia="Arial" w:hAnsi="Arial"/>
@@ -34588,7 +34588,7 @@
             <w:pPr>
               <w:spacing w:after="20" w:before="0"/>
             </w:pPr>
-            <w:hyperlink w:history="1" r:id="rIdr5ogr0oomnhgwmxa6myhy">
+            <w:hyperlink w:history="1" r:id="rIdkpkbckai_a2mwvufwhqtc">
               <w:r>
                 <w:rPr>
                   <w:rFonts w:ascii="Arial" w:cs="Arial" w:eastAsia="Arial" w:hAnsi="Arial"/>
@@ -34621,7 +34621,7 @@
               <w:spacing w:after="10" w:before="0"/>
               <w:ind w:left="120"/>
             </w:pPr>
-            <w:hyperlink w:history="1" r:id="rId70a-b_62csbpnyxaygltz">
+            <w:hyperlink w:history="1" r:id="rIdahkoryeiqfp35-fsxchjy">
               <w:r>
                 <w:rPr>
                   <w:rFonts w:ascii="Arial" w:cs="Arial" w:eastAsia="Arial" w:hAnsi="Arial"/>
@@ -34833,7 +34833,7 @@
               <w:spacing w:after="10" w:before="0"/>
               <w:ind w:left="120"/>
             </w:pPr>
-            <w:hyperlink w:history="1" r:id="rIdjnp-doemqv1c8wb90u5sp">
+            <w:hyperlink w:history="1" r:id="rIdmxxkpxqdlxtwevgbkgnse">
               <w:r>
                 <w:rPr>
                   <w:rFonts w:ascii="Arial" w:cs="Arial" w:eastAsia="Arial" w:hAnsi="Arial"/>
@@ -34893,7 +34893,7 @@
             <w:pPr>
               <w:spacing w:after="20" w:before="0"/>
             </w:pPr>
-            <w:hyperlink w:history="1" r:id="rId2m7q92juzisrkclugbat7">
+            <w:hyperlink w:history="1" r:id="rIdte6m36ekwv0_wi8x28juu">
               <w:r>
                 <w:rPr>
                   <w:rFonts w:ascii="Arial" w:cs="Arial" w:eastAsia="Arial" w:hAnsi="Arial"/>
@@ -34926,7 +34926,7 @@
               <w:spacing w:after="10" w:before="0"/>
               <w:ind w:left="120"/>
             </w:pPr>
-            <w:hyperlink w:history="1" r:id="rIdfplvluczv_iw-tjnlfwu2">
+            <w:hyperlink w:history="1" r:id="rIdzcibkehbhwibzpcqjw2ug">
               <w:r>
                 <w:rPr>
                   <w:rFonts w:ascii="Arial" w:cs="Arial" w:eastAsia="Arial" w:hAnsi="Arial"/>
@@ -35138,7 +35138,7 @@
               <w:spacing w:after="10" w:before="0"/>
               <w:ind w:left="120"/>
             </w:pPr>
-            <w:hyperlink w:history="1" r:id="rIdvlkafgwowgbtqed3tikqw">
+            <w:hyperlink w:history="1" r:id="rId86ca3z_u5npeqwng2i4xi">
               <w:r>
                 <w:rPr>
                   <w:rFonts w:ascii="Arial" w:cs="Arial" w:eastAsia="Arial" w:hAnsi="Arial"/>
@@ -35198,7 +35198,7 @@
             <w:pPr>
               <w:spacing w:after="20" w:before="0"/>
             </w:pPr>
-            <w:hyperlink w:history="1" r:id="rIdpfq8hf2k-lp8kww39qttm">
+            <w:hyperlink w:history="1" r:id="rIdjcggpskoratl5di2cph9b">
               <w:r>
                 <w:rPr>
                   <w:rFonts w:ascii="Arial" w:cs="Arial" w:eastAsia="Arial" w:hAnsi="Arial"/>
@@ -35231,7 +35231,7 @@
               <w:spacing w:after="10" w:before="0"/>
               <w:ind w:left="120"/>
             </w:pPr>
-            <w:hyperlink w:history="1" r:id="rId_xcwil0xquv0vj0-nf3fl">
+            <w:hyperlink w:history="1" r:id="rIdh8laqjb1rsvf5k1tttpom">
               <w:r>
                 <w:rPr>
                   <w:rFonts w:ascii="Arial" w:cs="Arial" w:eastAsia="Arial" w:hAnsi="Arial"/>
@@ -35443,7 +35443,7 @@
               <w:spacing w:after="10" w:before="0"/>
               <w:ind w:left="120"/>
             </w:pPr>
-            <w:hyperlink w:history="1" r:id="rIdwxfoipnicm_v6mrj1ptp2">
+            <w:hyperlink w:history="1" r:id="rIdj_7-ewak35tqs9sm3pmr2">
               <w:r>
                 <w:rPr>
                   <w:rFonts w:ascii="Arial" w:cs="Arial" w:eastAsia="Arial" w:hAnsi="Arial"/>
@@ -35503,7 +35503,7 @@
             <w:pPr>
               <w:spacing w:after="20" w:before="0"/>
             </w:pPr>
-            <w:hyperlink w:history="1" r:id="rIdivq9ress2xfaaw1z9wwlg">
+            <w:hyperlink w:history="1" r:id="rIdjznqez8o5friixwmffshp">
               <w:r>
                 <w:rPr>
                   <w:rFonts w:ascii="Arial" w:cs="Arial" w:eastAsia="Arial" w:hAnsi="Arial"/>
@@ -35536,7 +35536,7 @@
               <w:spacing w:after="10" w:before="0"/>
               <w:ind w:left="120"/>
             </w:pPr>
-            <w:hyperlink w:history="1" r:id="rIdvjeewujvzmn_abyqmo-jg">
+            <w:hyperlink w:history="1" r:id="rId6ma5w1p3qcv1ugc9vfb7g">
               <w:r>
                 <w:rPr>
                   <w:rFonts w:ascii="Arial" w:cs="Arial" w:eastAsia="Arial" w:hAnsi="Arial"/>
@@ -36048,7 +36048,7 @@
         </w:rPr>
         <w:t xml:space="preserve">© 2026 SeaVuria and ARES. Aligned with KICD objectives. Developed by SeaVuria; technical implementation by ARES (with AI assistance from Claude). Licensed under </w:t>
       </w:r>
-      <w:hyperlink w:history="1" r:id="rIdfsozbigghextz9m8oiyzg">
+      <w:hyperlink w:history="1" r:id="rIdddeckjga4lhxmsyizfk1q">
         <w:r>
           <w:rPr>
             <w:rFonts w:ascii="Arial" w:cs="Arial" w:eastAsia="Arial" w:hAnsi="Arial"/>
@@ -36069,7 +36069,7 @@
         </w:rPr>
         <w:t xml:space="preserve"> (</w:t>
       </w:r>
-      <w:hyperlink w:history="1" r:id="rIdbcrkmsyjn1rnnd2rs3_zy">
+      <w:hyperlink w:history="1" r:id="rIdameg9p-o5qllk2oyvagpg">
         <w:r>
           <w:rPr>
             <w:rFonts w:ascii="Arial" w:cs="Arial" w:eastAsia="Arial" w:hAnsi="Arial"/>
@@ -37082,7 +37082,7 @@
             <w:pPr>
               <w:spacing w:after="20" w:before="0"/>
             </w:pPr>
-            <w:hyperlink w:history="1" r:id="rIdwmg0rcpnwlpp5qzobbmc6">
+            <w:hyperlink w:history="1" r:id="rId60il5-xsxs0suy_lb6hig">
               <w:r>
                 <w:rPr>
                   <w:rFonts w:ascii="Arial" w:cs="Arial" w:eastAsia="Arial" w:hAnsi="Arial"/>
@@ -37115,7 +37115,7 @@
               <w:spacing w:after="10" w:before="0"/>
               <w:ind w:left="120"/>
             </w:pPr>
-            <w:hyperlink w:history="1" r:id="rId6kyowpwoaiflgwki06spt">
+            <w:hyperlink w:history="1" r:id="rId6aefaajb_unrygs37dtoy">
               <w:r>
                 <w:rPr>
                   <w:rFonts w:ascii="Arial" w:cs="Arial" w:eastAsia="Arial" w:hAnsi="Arial"/>
@@ -37160,7 +37160,7 @@
             <w:pPr>
               <w:spacing w:after="20" w:before="0"/>
             </w:pPr>
-            <w:hyperlink w:history="1" r:id="rId9kdjowxg0ygymadtxvbcz">
+            <w:hyperlink w:history="1" r:id="rIdvv-ixiktddtyrkhazha2l">
               <w:r>
                 <w:rPr>
                   <w:rFonts w:ascii="Arial" w:cs="Arial" w:eastAsia="Arial" w:hAnsi="Arial"/>
@@ -37193,7 +37193,7 @@
               <w:spacing w:after="10" w:before="0"/>
               <w:ind w:left="120"/>
             </w:pPr>
-            <w:hyperlink w:history="1" r:id="rIdkgmaxukfcsqb6b9n484ag">
+            <w:hyperlink w:history="1" r:id="rId9j0m7zkasqz4n0osbch6y">
               <w:r>
                 <w:rPr>
                   <w:rFonts w:ascii="Arial" w:cs="Arial" w:eastAsia="Arial" w:hAnsi="Arial"/>
@@ -37388,7 +37388,7 @@
             <w:pPr>
               <w:spacing w:after="20" w:before="0"/>
             </w:pPr>
-            <w:hyperlink w:history="1" r:id="rIdcqwgygvotvy3pgyd4qxei">
+            <w:hyperlink w:history="1" r:id="rIdpnkqgwlfdkawc61e_53dg">
               <w:r>
                 <w:rPr>
                   <w:rFonts w:ascii="Arial" w:cs="Arial" w:eastAsia="Arial" w:hAnsi="Arial"/>
@@ -37421,7 +37421,7 @@
               <w:spacing w:after="10" w:before="0"/>
               <w:ind w:left="120"/>
             </w:pPr>
-            <w:hyperlink w:history="1" r:id="rIdmq61t8oahi2p2udvu5egw">
+            <w:hyperlink w:history="1" r:id="rId7ecff2kvmjgsttg3iql_q">
               <w:r>
                 <w:rPr>
                   <w:rFonts w:ascii="Arial" w:cs="Arial" w:eastAsia="Arial" w:hAnsi="Arial"/>
@@ -37466,7 +37466,7 @@
             <w:pPr>
               <w:spacing w:after="20" w:before="0"/>
             </w:pPr>
-            <w:hyperlink w:history="1" r:id="rIdiis9zvwbal-8uaqdnkm2o">
+            <w:hyperlink w:history="1" r:id="rIdzyrte9bam_mbi1kssmhrk">
               <w:r>
                 <w:rPr>
                   <w:rFonts w:ascii="Arial" w:cs="Arial" w:eastAsia="Arial" w:hAnsi="Arial"/>
@@ -37499,7 +37499,7 @@
               <w:spacing w:after="10" w:before="0"/>
               <w:ind w:left="120"/>
             </w:pPr>
-            <w:hyperlink w:history="1" r:id="rIdozfd2czi6zctqxu-rw7ef">
+            <w:hyperlink w:history="1" r:id="rIdpbpwkthttx7mojkclgyzq">
               <w:r>
                 <w:rPr>
                   <w:rFonts w:ascii="Arial" w:cs="Arial" w:eastAsia="Arial" w:hAnsi="Arial"/>
@@ -37694,7 +37694,7 @@
             <w:pPr>
               <w:spacing w:after="20" w:before="0"/>
             </w:pPr>
-            <w:hyperlink w:history="1" r:id="rIdfzxhi-rkykngc7f0u8qq7">
+            <w:hyperlink w:history="1" r:id="rIdac_fjbhjvhqpp0eolsfrp">
               <w:r>
                 <w:rPr>
                   <w:rFonts w:ascii="Arial" w:cs="Arial" w:eastAsia="Arial" w:hAnsi="Arial"/>
@@ -37727,7 +37727,7 @@
               <w:spacing w:after="10" w:before="0"/>
               <w:ind w:left="120"/>
             </w:pPr>
-            <w:hyperlink w:history="1" r:id="rIdbitvof2kx_ops2uqutynh">
+            <w:hyperlink w:history="1" r:id="rIdmut4mcy6o5lfzqjuu7sul">
               <w:r>
                 <w:rPr>
                   <w:rFonts w:ascii="Arial" w:cs="Arial" w:eastAsia="Arial" w:hAnsi="Arial"/>
@@ -37772,7 +37772,7 @@
             <w:pPr>
               <w:spacing w:after="20" w:before="0"/>
             </w:pPr>
-            <w:hyperlink w:history="1" r:id="rIdpaqxkep1qvgpy9w9jdoby">
+            <w:hyperlink w:history="1" r:id="rId1j3jnqifcyr73nrx6d0tq">
               <w:r>
                 <w:rPr>
                   <w:rFonts w:ascii="Arial" w:cs="Arial" w:eastAsia="Arial" w:hAnsi="Arial"/>
@@ -37805,7 +37805,7 @@
               <w:spacing w:after="10" w:before="0"/>
               <w:ind w:left="120"/>
             </w:pPr>
-            <w:hyperlink w:history="1" r:id="rIdggi8zfwt68fcyw0ptp2bj">
+            <w:hyperlink w:history="1" r:id="rId5v5w3alily9a2k0hal8p0">
               <w:r>
                 <w:rPr>
                   <w:rFonts w:ascii="Arial" w:cs="Arial" w:eastAsia="Arial" w:hAnsi="Arial"/>
@@ -38000,7 +38000,7 @@
             <w:pPr>
               <w:spacing w:after="20" w:before="0"/>
             </w:pPr>
-            <w:hyperlink w:history="1" r:id="rIdoj-q5nxsr_pvqfbqsfi-m">
+            <w:hyperlink w:history="1" r:id="rId4e43vwmy5hth8ddygcqme">
               <w:r>
                 <w:rPr>
                   <w:rFonts w:ascii="Arial" w:cs="Arial" w:eastAsia="Arial" w:hAnsi="Arial"/>
@@ -38033,7 +38033,7 @@
               <w:spacing w:after="10" w:before="0"/>
               <w:ind w:left="120"/>
             </w:pPr>
-            <w:hyperlink w:history="1" r:id="rIduud25mqdvqkchp7adb8nw">
+            <w:hyperlink w:history="1" r:id="rIdluglg7rgknoejqku_4aff">
               <w:r>
                 <w:rPr>
                   <w:rFonts w:ascii="Arial" w:cs="Arial" w:eastAsia="Arial" w:hAnsi="Arial"/>
@@ -38078,7 +38078,7 @@
             <w:pPr>
               <w:spacing w:after="20" w:before="0"/>
             </w:pPr>
-            <w:hyperlink w:history="1" r:id="rIdympqb0yhffucmdd_xhryz">
+            <w:hyperlink w:history="1" r:id="rIdccgwteocwyngh8lzewsbd">
               <w:r>
                 <w:rPr>
                   <w:rFonts w:ascii="Arial" w:cs="Arial" w:eastAsia="Arial" w:hAnsi="Arial"/>
@@ -38111,7 +38111,7 @@
               <w:spacing w:after="10" w:before="0"/>
               <w:ind w:left="120"/>
             </w:pPr>
-            <w:hyperlink w:history="1" r:id="rId8kdfbiwstc8bccvjs9hcm">
+            <w:hyperlink w:history="1" r:id="rIdc75wdz_7_58ip_9zjfrt9">
               <w:r>
                 <w:rPr>
                   <w:rFonts w:ascii="Arial" w:cs="Arial" w:eastAsia="Arial" w:hAnsi="Arial"/>
@@ -38306,7 +38306,7 @@
             <w:pPr>
               <w:spacing w:after="20" w:before="0"/>
             </w:pPr>
-            <w:hyperlink w:history="1" r:id="rIda7tqxfk92mvm14u6pgmxc">
+            <w:hyperlink w:history="1" r:id="rIddxpajoyn8lsxqm6kq9nof">
               <w:r>
                 <w:rPr>
                   <w:rFonts w:ascii="Arial" w:cs="Arial" w:eastAsia="Arial" w:hAnsi="Arial"/>
@@ -38339,7 +38339,7 @@
               <w:spacing w:after="10" w:before="0"/>
               <w:ind w:left="120"/>
             </w:pPr>
-            <w:hyperlink w:history="1" r:id="rId8yk3clukho-8aug9s0jub">
+            <w:hyperlink w:history="1" r:id="rId4sbluzfsthjnvhkswmv0v">
               <w:r>
                 <w:rPr>
                   <w:rFonts w:ascii="Arial" w:cs="Arial" w:eastAsia="Arial" w:hAnsi="Arial"/>
@@ -38384,7 +38384,7 @@
             <w:pPr>
               <w:spacing w:after="20" w:before="0"/>
             </w:pPr>
-            <w:hyperlink w:history="1" r:id="rId5s8aah95idne9gbfi08nc">
+            <w:hyperlink w:history="1" r:id="rIdwhlq9hcb8sq2druj6qoto">
               <w:r>
                 <w:rPr>
                   <w:rFonts w:ascii="Arial" w:cs="Arial" w:eastAsia="Arial" w:hAnsi="Arial"/>
@@ -38417,7 +38417,7 @@
               <w:spacing w:after="10" w:before="0"/>
               <w:ind w:left="120"/>
             </w:pPr>
-            <w:hyperlink w:history="1" r:id="rIdivjqvmvti_ad0mkbelvqt">
+            <w:hyperlink w:history="1" r:id="rIdxhuonwfrn9dnj-c3frpqm">
               <w:r>
                 <w:rPr>
                   <w:rFonts w:ascii="Arial" w:cs="Arial" w:eastAsia="Arial" w:hAnsi="Arial"/>
@@ -39157,7 +39157,7 @@
         </w:rPr>
         <w:t xml:space="preserve">© 2026 SeaVuria and ARES. Aligned with KICD objectives. Developed by SeaVuria; technical implementation by ARES (with AI assistance from Claude). Licensed under </w:t>
       </w:r>
-      <w:hyperlink w:history="1" r:id="rIdkkfgept291afo_2u36mam">
+      <w:hyperlink w:history="1" r:id="rIdnlxkenyaonfghnbze9vqc">
         <w:r>
           <w:rPr>
             <w:rFonts w:ascii="Arial" w:cs="Arial" w:eastAsia="Arial" w:hAnsi="Arial"/>
@@ -39178,7 +39178,7 @@
         </w:rPr>
         <w:t xml:space="preserve"> (</w:t>
       </w:r>
-      <w:hyperlink w:history="1" r:id="rIdk0zrc1cr37z_gwvnxvenm">
+      <w:hyperlink w:history="1" r:id="rIdzhnyjrtyftc8gtfcgzbts">
         <w:r>
           <w:rPr>
             <w:rFonts w:ascii="Arial" w:cs="Arial" w:eastAsia="Arial" w:hAnsi="Arial"/>

--- a/data/outputs/v2/Biology/SS3.3_Animal_Gaseous_Exchange_and_Respiration/Biology_Animal_Gaseous_Exchange_and_Respiration_CBE_LessonSequence.docx
+++ b/data/outputs/v2/Biology/SS3.3_Animal_Gaseous_Exchange_and_Respiration/Biology_Animal_Gaseous_Exchange_and_Respiration_CBE_LessonSequence.docx
@@ -2690,7 +2690,7 @@
         </w:rPr>
         <w:t xml:space="preserve">© 2026 SeaVuria and ARES. This work is licensed under a </w:t>
       </w:r>
-      <w:hyperlink w:history="1" r:id="rIdy0-uqe5ds4cjb6wijkmdd">
+      <w:hyperlink w:history="1" r:id="rIdf4ninjh7nksytxk4ys6oy">
         <w:r>
           <w:rPr>
             <w:rFonts w:ascii="Arial" w:cs="Arial" w:eastAsia="Arial" w:hAnsi="Arial"/>
@@ -2710,7 +2710,7 @@
         </w:rPr>
         <w:t xml:space="preserve"> (</w:t>
       </w:r>
-      <w:hyperlink w:history="1" r:id="rIdbjujwwhalph-u8qzwkw4t">
+      <w:hyperlink w:history="1" r:id="rIden1vadv3gkq64zjp54nbu">
         <w:r>
           <w:rPr>
             <w:rFonts w:ascii="Arial" w:cs="Arial" w:eastAsia="Arial" w:hAnsi="Arial"/>
@@ -2730,7 +2730,7 @@
         </w:rPr>
         <w:t xml:space="preserve">). To view a copy of this license, visit </w:t>
       </w:r>
-      <w:hyperlink w:history="1" r:id="rId6bno2kukjhl_cujwbzvya">
+      <w:hyperlink w:history="1" r:id="rIdzee6l-wiez_zp7sd07czw">
         <w:r>
           <w:rPr>
             <w:rFonts w:ascii="Arial" w:cs="Arial" w:eastAsia="Arial" w:hAnsi="Arial"/>
@@ -3742,7 +3742,7 @@
             <w:pPr>
               <w:spacing w:after="20" w:before="0"/>
             </w:pPr>
-            <w:hyperlink w:history="1" r:id="rIdawaprcyfilhhzuwgkrq8c">
+            <w:hyperlink w:history="1" r:id="rIdg57obicojw-56w-a3ziqq">
               <w:r>
                 <w:rPr>
                   <w:rFonts w:ascii="Arial" w:cs="Arial" w:eastAsia="Arial" w:hAnsi="Arial"/>
@@ -3775,7 +3775,7 @@
               <w:spacing w:after="10" w:before="0"/>
               <w:ind w:left="120"/>
             </w:pPr>
-            <w:hyperlink w:history="1" r:id="rIdk7tgjx6ulrvj7krooutv4">
+            <w:hyperlink w:history="1" r:id="rIdflkrsibh3nctluse4j8hm">
               <w:r>
                 <w:rPr>
                   <w:rFonts w:ascii="Arial" w:cs="Arial" w:eastAsia="Arial" w:hAnsi="Arial"/>
@@ -3820,7 +3820,7 @@
             <w:pPr>
               <w:spacing w:after="20" w:before="0"/>
             </w:pPr>
-            <w:hyperlink w:history="1" r:id="rIdsnw_yr2pxvc8jgxw2uncz">
+            <w:hyperlink w:history="1" r:id="rId3tx7dbqvb1rpvbui9l8lz">
               <w:r>
                 <w:rPr>
                   <w:rFonts w:ascii="Arial" w:cs="Arial" w:eastAsia="Arial" w:hAnsi="Arial"/>
@@ -3853,7 +3853,7 @@
               <w:spacing w:after="10" w:before="0"/>
               <w:ind w:left="120"/>
             </w:pPr>
-            <w:hyperlink w:history="1" r:id="rId6tormfmjmpqx6kx5j0xjq">
+            <w:hyperlink w:history="1" r:id="rIdb2sc0v_ygvx8urc87cieu">
               <w:r>
                 <w:rPr>
                   <w:rFonts w:ascii="Arial" w:cs="Arial" w:eastAsia="Arial" w:hAnsi="Arial"/>
@@ -4048,7 +4048,7 @@
             <w:pPr>
               <w:spacing w:after="20" w:before="0"/>
             </w:pPr>
-            <w:hyperlink w:history="1" r:id="rId-hnme1bxdkoycad3qed2i">
+            <w:hyperlink w:history="1" r:id="rIdkd1vxezekostwxl2r9fv0">
               <w:r>
                 <w:rPr>
                   <w:rFonts w:ascii="Arial" w:cs="Arial" w:eastAsia="Arial" w:hAnsi="Arial"/>
@@ -4081,7 +4081,7 @@
               <w:spacing w:after="10" w:before="0"/>
               <w:ind w:left="120"/>
             </w:pPr>
-            <w:hyperlink w:history="1" r:id="rIdnb5yz2qisgqr70r136wgy">
+            <w:hyperlink w:history="1" r:id="rIde3j54lqfnx-ob0pipfmop">
               <w:r>
                 <w:rPr>
                   <w:rFonts w:ascii="Arial" w:cs="Arial" w:eastAsia="Arial" w:hAnsi="Arial"/>
@@ -4126,7 +4126,7 @@
             <w:pPr>
               <w:spacing w:after="20" w:before="0"/>
             </w:pPr>
-            <w:hyperlink w:history="1" r:id="rIdw3nqnrvrt1r97m3ezd-i9">
+            <w:hyperlink w:history="1" r:id="rIdaf3bsvpt-mizg4btwlx8b">
               <w:r>
                 <w:rPr>
                   <w:rFonts w:ascii="Arial" w:cs="Arial" w:eastAsia="Arial" w:hAnsi="Arial"/>
@@ -4159,7 +4159,7 @@
               <w:spacing w:after="10" w:before="0"/>
               <w:ind w:left="120"/>
             </w:pPr>
-            <w:hyperlink w:history="1" r:id="rIdgbbeorlad8azws6vansyd">
+            <w:hyperlink w:history="1" r:id="rIdhsvnvnr8awczsxgmteyec">
               <w:r>
                 <w:rPr>
                   <w:rFonts w:ascii="Arial" w:cs="Arial" w:eastAsia="Arial" w:hAnsi="Arial"/>
@@ -4354,7 +4354,7 @@
             <w:pPr>
               <w:spacing w:after="20" w:before="0"/>
             </w:pPr>
-            <w:hyperlink w:history="1" r:id="rId0o_kym1-9v5ioijdze8zp">
+            <w:hyperlink w:history="1" r:id="rId_v76f5m6hnc9lffeliz55">
               <w:r>
                 <w:rPr>
                   <w:rFonts w:ascii="Arial" w:cs="Arial" w:eastAsia="Arial" w:hAnsi="Arial"/>
@@ -4403,7 +4403,7 @@
               <w:spacing w:after="10" w:before="0"/>
               <w:ind w:left="120"/>
             </w:pPr>
-            <w:hyperlink w:history="1" r:id="rIdz6kyaijhku-47tnzmdki_">
+            <w:hyperlink w:history="1" r:id="rId2a_-pxf9ht6fz7wx3adi9">
               <w:r>
                 <w:rPr>
                   <w:rFonts w:ascii="Arial" w:cs="Arial" w:eastAsia="Arial" w:hAnsi="Arial"/>
@@ -4448,7 +4448,7 @@
             <w:pPr>
               <w:spacing w:after="20" w:before="0"/>
             </w:pPr>
-            <w:hyperlink w:history="1" r:id="rIdb-mibciyrcvuf1yq_ttkv">
+            <w:hyperlink w:history="1" r:id="rIdt6wnbnx3ia-sujhijv5gr">
               <w:r>
                 <w:rPr>
                   <w:rFonts w:ascii="Arial" w:cs="Arial" w:eastAsia="Arial" w:hAnsi="Arial"/>
@@ -4481,7 +4481,7 @@
               <w:spacing w:after="10" w:before="0"/>
               <w:ind w:left="120"/>
             </w:pPr>
-            <w:hyperlink w:history="1" r:id="rId9vvuvmfgajh03yxiaaijr">
+            <w:hyperlink w:history="1" r:id="rId7dba1m7vc6wjxvsdj8bzr">
               <w:r>
                 <w:rPr>
                   <w:rFonts w:ascii="Arial" w:cs="Arial" w:eastAsia="Arial" w:hAnsi="Arial"/>
@@ -4676,7 +4676,7 @@
             <w:pPr>
               <w:spacing w:after="20" w:before="0"/>
             </w:pPr>
-            <w:hyperlink w:history="1" r:id="rIdsgjrbzcdyc5joys1i9gps">
+            <w:hyperlink w:history="1" r:id="rIdynzsss__snv5gx4tqzoyo">
               <w:r>
                 <w:rPr>
                   <w:rFonts w:ascii="Arial" w:cs="Arial" w:eastAsia="Arial" w:hAnsi="Arial"/>
@@ -4725,7 +4725,7 @@
               <w:spacing w:after="10" w:before="0"/>
               <w:ind w:left="120"/>
             </w:pPr>
-            <w:hyperlink w:history="1" r:id="rId2eutzhgdeysfve_pxcyhc">
+            <w:hyperlink w:history="1" r:id="rIdquleajsnh2fs8qywkvynz">
               <w:r>
                 <w:rPr>
                   <w:rFonts w:ascii="Arial" w:cs="Arial" w:eastAsia="Arial" w:hAnsi="Arial"/>
@@ -4770,7 +4770,7 @@
             <w:pPr>
               <w:spacing w:after="20" w:before="0"/>
             </w:pPr>
-            <w:hyperlink w:history="1" r:id="rIdnij-zzkoecve0p9cvgsfe">
+            <w:hyperlink w:history="1" r:id="rIdpchjfmrqviemisinv91lc">
               <w:r>
                 <w:rPr>
                   <w:rFonts w:ascii="Arial" w:cs="Arial" w:eastAsia="Arial" w:hAnsi="Arial"/>
@@ -4803,7 +4803,7 @@
               <w:spacing w:after="10" w:before="0"/>
               <w:ind w:left="120"/>
             </w:pPr>
-            <w:hyperlink w:history="1" r:id="rIdylwias6vy7rw27ubilgre">
+            <w:hyperlink w:history="1" r:id="rIdozyw471bt0reej3qennlu">
               <w:r>
                 <w:rPr>
                   <w:rFonts w:ascii="Arial" w:cs="Arial" w:eastAsia="Arial" w:hAnsi="Arial"/>
@@ -4998,7 +4998,7 @@
             <w:pPr>
               <w:spacing w:after="20" w:before="0"/>
             </w:pPr>
-            <w:hyperlink w:history="1" r:id="rIdeairhegcsm9i5hbttpdo7">
+            <w:hyperlink w:history="1" r:id="rIdqkkhjrpcsnum-v9lbigyp">
               <w:r>
                 <w:rPr>
                   <w:rFonts w:ascii="Arial" w:cs="Arial" w:eastAsia="Arial" w:hAnsi="Arial"/>
@@ -5031,7 +5031,7 @@
               <w:spacing w:after="10" w:before="0"/>
               <w:ind w:left="120"/>
             </w:pPr>
-            <w:hyperlink w:history="1" r:id="rIdyfdrxdmkouypscfsh_gxz">
+            <w:hyperlink w:history="1" r:id="rId04bodaimni8-iqwqjh-th">
               <w:r>
                 <w:rPr>
                   <w:rFonts w:ascii="Arial" w:cs="Arial" w:eastAsia="Arial" w:hAnsi="Arial"/>
@@ -5076,7 +5076,7 @@
             <w:pPr>
               <w:spacing w:after="20" w:before="0"/>
             </w:pPr>
-            <w:hyperlink w:history="1" r:id="rIdtf1221_sk5coosu17o0d3">
+            <w:hyperlink w:history="1" r:id="rIdfrcby9oadhb0h0i_lpagg">
               <w:r>
                 <w:rPr>
                   <w:rFonts w:ascii="Arial" w:cs="Arial" w:eastAsia="Arial" w:hAnsi="Arial"/>
@@ -5125,7 +5125,7 @@
               <w:spacing w:after="10" w:before="0"/>
               <w:ind w:left="120"/>
             </w:pPr>
-            <w:hyperlink w:history="1" r:id="rIdpys5wj2vxmh9dggopyxui">
+            <w:hyperlink w:history="1" r:id="rId0zo9gbukwv2d2vaugxhuf">
               <w:r>
                 <w:rPr>
                   <w:rFonts w:ascii="Arial" w:cs="Arial" w:eastAsia="Arial" w:hAnsi="Arial"/>
@@ -5637,7 +5637,7 @@
         </w:rPr>
         <w:t xml:space="preserve">© 2026 SeaVuria and ARES. Aligned with KICD objectives. Developed by SeaVuria; technical implementation by ARES (with AI assistance from Claude). Licensed under </w:t>
       </w:r>
-      <w:hyperlink w:history="1" r:id="rId_gpr_wd2hujiha5hrrwxx">
+      <w:hyperlink w:history="1" r:id="rIdghuwcp2aoeguepsicmdew">
         <w:r>
           <w:rPr>
             <w:rFonts w:ascii="Arial" w:cs="Arial" w:eastAsia="Arial" w:hAnsi="Arial"/>
@@ -5658,7 +5658,7 @@
         </w:rPr>
         <w:t xml:space="preserve"> (</w:t>
       </w:r>
-      <w:hyperlink w:history="1" r:id="rIddocbcxtratnspdnhvqwma">
+      <w:hyperlink w:history="1" r:id="rIdhc9ffirb96e3vpnbbsfuh">
         <w:r>
           <w:rPr>
             <w:rFonts w:ascii="Arial" w:cs="Arial" w:eastAsia="Arial" w:hAnsi="Arial"/>
@@ -6229,7 +6229,7 @@
                 <w:sz w:val="18"/>
                 <w:szCs w:val="18"/>
               </w:rPr>
-              <w:t xml:space="preserve">In Lesson 1, learners anchored their investigation in the personal phenomenon — their own breathing and pulse rates doubling after step-ups. They began asking: where does the oxygen actually go, and how does it get into the body in the first place? Lesson 2 zooms in on the entry point — the respiratory surface itself. By examining four different respiratory surfaces (skin, gills, tracheal tubes, alveoli), learners gather the structural evidence needed to answer why the mammalian lung, with its millions of alveoli, can supply enough oxygen to fuel a sprinting human being. The limewater demonstration provides direct chemical evidence that gas exchange is actually happening — CO₂ is a real product of the process — linking structure directly back to the phenomenon and priming Lesson 3's investigation of breathing mechanics.</w:t>
+              <w:t xml:space="preserve">In Lesson 1, learners anchored their investigation in the personal phenomenon — their own breathing rates doubling and pulse rates rising sharply after step-ups. They began asking: where does the oxygen actually go, and how does it get into the body in the first place? Lesson 2 zooms in on the entry point — the respiratory surface itself. By examining four different respiratory surfaces (skin, gills, tracheal tubes, alveoli), learners gather the structural evidence needed to answer why the mammalian lung, with its millions of alveoli, can supply enough oxygen to fuel a sprinting human being. The limewater demonstration provides direct chemical evidence that gas exchange is actually happening — CO₂ is a real product of the process — linking structure directly back to the phenomenon and priming Lesson 3's investigation of breathing mechanics.</w:t>
             </w:r>
           </w:p>
         </w:tc>
@@ -6671,7 +6671,7 @@
             <w:pPr>
               <w:spacing w:after="20" w:before="0"/>
             </w:pPr>
-            <w:hyperlink w:history="1" r:id="rIdewxar0rubhahqzp9finkv">
+            <w:hyperlink w:history="1" r:id="rIdwx7jlpcbvn_1kgxctsf1j">
               <w:r>
                 <w:rPr>
                   <w:rFonts w:ascii="Arial" w:cs="Arial" w:eastAsia="Arial" w:hAnsi="Arial"/>
@@ -6720,7 +6720,7 @@
               <w:spacing w:after="10" w:before="0"/>
               <w:ind w:left="120"/>
             </w:pPr>
-            <w:hyperlink w:history="1" r:id="rIdnplhf2qqiae2spw_m_cah">
+            <w:hyperlink w:history="1" r:id="rIddrgp91nfzpl9gu8pu5w7w">
               <w:r>
                 <w:rPr>
                   <w:rFonts w:ascii="Arial" w:cs="Arial" w:eastAsia="Arial" w:hAnsi="Arial"/>
@@ -6782,7 +6782,7 @@
               <w:spacing w:after="10" w:before="0"/>
               <w:ind w:left="120"/>
             </w:pPr>
-            <w:hyperlink w:history="1" r:id="rId-nv7ckvl22pjoeq-5mdea">
+            <w:hyperlink w:history="1" r:id="rIdw9cbtvp-5lg72utpw0z-0">
               <w:r>
                 <w:rPr>
                   <w:rFonts w:ascii="Arial" w:cs="Arial" w:eastAsia="Arial" w:hAnsi="Arial"/>
@@ -6992,7 +6992,7 @@
             <w:pPr>
               <w:spacing w:after="20" w:before="0"/>
             </w:pPr>
-            <w:hyperlink w:history="1" r:id="rIdafb2m7vpgs9d8vvgf16sk">
+            <w:hyperlink w:history="1" r:id="rIdqtapbavk7iz5wsencuu7s">
               <w:r>
                 <w:rPr>
                   <w:rFonts w:ascii="Arial" w:cs="Arial" w:eastAsia="Arial" w:hAnsi="Arial"/>
@@ -7041,7 +7041,7 @@
               <w:spacing w:after="10" w:before="0"/>
               <w:ind w:left="120"/>
             </w:pPr>
-            <w:hyperlink w:history="1" r:id="rIdtreuukforhlj5j8i_h-f4">
+            <w:hyperlink w:history="1" r:id="rIdnprdz5mo8ybs1xa3v2ejt">
               <w:r>
                 <w:rPr>
                   <w:rFonts w:ascii="Arial" w:cs="Arial" w:eastAsia="Arial" w:hAnsi="Arial"/>
@@ -7103,7 +7103,7 @@
               <w:spacing w:after="10" w:before="0"/>
               <w:ind w:left="120"/>
             </w:pPr>
-            <w:hyperlink w:history="1" r:id="rIdsvg0daresjzvh4qfe91gf">
+            <w:hyperlink w:history="1" r:id="rIdqw4s2kspiw70_zvkcpc6_">
               <w:r>
                 <w:rPr>
                   <w:rFonts w:ascii="Arial" w:cs="Arial" w:eastAsia="Arial" w:hAnsi="Arial"/>
@@ -7313,7 +7313,7 @@
             <w:pPr>
               <w:spacing w:after="20" w:before="0"/>
             </w:pPr>
-            <w:hyperlink w:history="1" r:id="rIdi1y-jb5ijnlru9rcrx_9d">
+            <w:hyperlink w:history="1" r:id="rIdkfomn07nnk7ghpftxn-ui">
               <w:r>
                 <w:rPr>
                   <w:rFonts w:ascii="Arial" w:cs="Arial" w:eastAsia="Arial" w:hAnsi="Arial"/>
@@ -7362,7 +7362,7 @@
               <w:spacing w:after="10" w:before="0"/>
               <w:ind w:left="120"/>
             </w:pPr>
-            <w:hyperlink w:history="1" r:id="rIdileham_7brj2uoepzaqbu">
+            <w:hyperlink w:history="1" r:id="rIdnhdnttmbpy0cpxv3myr8a">
               <w:r>
                 <w:rPr>
                   <w:rFonts w:ascii="Arial" w:cs="Arial" w:eastAsia="Arial" w:hAnsi="Arial"/>
@@ -7424,7 +7424,7 @@
               <w:spacing w:after="10" w:before="0"/>
               <w:ind w:left="120"/>
             </w:pPr>
-            <w:hyperlink w:history="1" r:id="rId5w1hzm-hvp20n1ybt4b81">
+            <w:hyperlink w:history="1" r:id="rIdoco249h3eplc0yc6hulke">
               <w:r>
                 <w:rPr>
                   <w:rFonts w:ascii="Arial" w:cs="Arial" w:eastAsia="Arial" w:hAnsi="Arial"/>
@@ -7634,7 +7634,7 @@
             <w:pPr>
               <w:spacing w:after="20" w:before="0"/>
             </w:pPr>
-            <w:hyperlink w:history="1" r:id="rIdcclwk5ulgkmhk3xy9fckg">
+            <w:hyperlink w:history="1" r:id="rId10hecez_z_tv52yba_raz">
               <w:r>
                 <w:rPr>
                   <w:rFonts w:ascii="Arial" w:cs="Arial" w:eastAsia="Arial" w:hAnsi="Arial"/>
@@ -7683,7 +7683,7 @@
               <w:spacing w:after="10" w:before="0"/>
               <w:ind w:left="120"/>
             </w:pPr>
-            <w:hyperlink w:history="1" r:id="rIdmweeynftofdwhnrkuqpqw">
+            <w:hyperlink w:history="1" r:id="rId8p956x-29f5tdhfq8velv">
               <w:r>
                 <w:rPr>
                   <w:rFonts w:ascii="Arial" w:cs="Arial" w:eastAsia="Arial" w:hAnsi="Arial"/>
@@ -7745,7 +7745,7 @@
               <w:spacing w:after="10" w:before="0"/>
               <w:ind w:left="120"/>
             </w:pPr>
-            <w:hyperlink w:history="1" r:id="rIdrep7rsfta7bzeibxlwbva">
+            <w:hyperlink w:history="1" r:id="rId5xxx1hidwp_antmv7qqbs">
               <w:r>
                 <w:rPr>
                   <w:rFonts w:ascii="Arial" w:cs="Arial" w:eastAsia="Arial" w:hAnsi="Arial"/>
@@ -7955,7 +7955,7 @@
             <w:pPr>
               <w:spacing w:after="20" w:before="0"/>
             </w:pPr>
-            <w:hyperlink w:history="1" r:id="rId-g2kihvqdoxbhg_jdxrlm">
+            <w:hyperlink w:history="1" r:id="rIdkjdja8ijkwmhcz3vsdjse">
               <w:r>
                 <w:rPr>
                   <w:rFonts w:ascii="Arial" w:cs="Arial" w:eastAsia="Arial" w:hAnsi="Arial"/>
@@ -8004,7 +8004,7 @@
               <w:spacing w:after="10" w:before="0"/>
               <w:ind w:left="120"/>
             </w:pPr>
-            <w:hyperlink w:history="1" r:id="rId1cltdakwvgsmrlws-3iaw">
+            <w:hyperlink w:history="1" r:id="rId4o2jqwn6zpqbkfbfa4s61">
               <w:r>
                 <w:rPr>
                   <w:rFonts w:ascii="Arial" w:cs="Arial" w:eastAsia="Arial" w:hAnsi="Arial"/>
@@ -8066,7 +8066,7 @@
               <w:spacing w:after="10" w:before="0"/>
               <w:ind w:left="120"/>
             </w:pPr>
-            <w:hyperlink w:history="1" r:id="rId0ckcw9hrrh5zrikvyfh1s">
+            <w:hyperlink w:history="1" r:id="rId2cvn66mwzc18r0orrgjef">
               <w:r>
                 <w:rPr>
                   <w:rFonts w:ascii="Arial" w:cs="Arial" w:eastAsia="Arial" w:hAnsi="Arial"/>
@@ -8593,7 +8593,7 @@
         </w:rPr>
         <w:t xml:space="preserve">© 2026 SeaVuria and ARES. Aligned with KICD objectives. Developed by SeaVuria; technical implementation by ARES (with AI assistance from Claude). Licensed under </w:t>
       </w:r>
-      <w:hyperlink w:history="1" r:id="rIdrp-j_z7vzhheu5rjsu5f4">
+      <w:hyperlink w:history="1" r:id="rIdl9yduxlj7yxgq7ybehqq4">
         <w:r>
           <w:rPr>
             <w:rFonts w:ascii="Arial" w:cs="Arial" w:eastAsia="Arial" w:hAnsi="Arial"/>
@@ -8614,7 +8614,7 @@
         </w:rPr>
         <w:t xml:space="preserve"> (</w:t>
       </w:r>
-      <w:hyperlink w:history="1" r:id="rIdlhyhpn-1r5j0rpjoc07vj">
+      <w:hyperlink w:history="1" r:id="rIdiouo-qkn2peqpcav5t_zr">
         <w:r>
           <w:rPr>
             <w:rFonts w:ascii="Arial" w:cs="Arial" w:eastAsia="Arial" w:hAnsi="Arial"/>
@@ -9627,7 +9627,7 @@
             <w:pPr>
               <w:spacing w:after="20" w:before="0"/>
             </w:pPr>
-            <w:hyperlink w:history="1" r:id="rIdftvgjrcvkk6oyu7facrpt">
+            <w:hyperlink w:history="1" r:id="rIdejjas0eyrtrkuk1t_2pos">
               <w:r>
                 <w:rPr>
                   <w:rFonts w:ascii="Arial" w:cs="Arial" w:eastAsia="Arial" w:hAnsi="Arial"/>
@@ -9676,7 +9676,7 @@
               <w:spacing w:after="10" w:before="0"/>
               <w:ind w:left="120"/>
             </w:pPr>
-            <w:hyperlink w:history="1" r:id="rId_rvjakoj4myxezyqh67vx">
+            <w:hyperlink w:history="1" r:id="rId8myy-sof-ldlxabybzxri">
               <w:r>
                 <w:rPr>
                   <w:rFonts w:ascii="Arial" w:cs="Arial" w:eastAsia="Arial" w:hAnsi="Arial"/>
@@ -9738,7 +9738,7 @@
               <w:spacing w:after="10" w:before="0"/>
               <w:ind w:left="120"/>
             </w:pPr>
-            <w:hyperlink w:history="1" r:id="rIdek3ofspxdyxu_r0pcrnep">
+            <w:hyperlink w:history="1" r:id="rIdu6f9h0trbtaf69sctqke2">
               <w:r>
                 <w:rPr>
                   <w:rFonts w:ascii="Arial" w:cs="Arial" w:eastAsia="Arial" w:hAnsi="Arial"/>
@@ -9948,7 +9948,7 @@
             <w:pPr>
               <w:spacing w:after="20" w:before="0"/>
             </w:pPr>
-            <w:hyperlink w:history="1" r:id="rIddk1clvmg49zy85pq0p7mh">
+            <w:hyperlink w:history="1" r:id="rIdz3_yfmsy4ehujxyp-8qle">
               <w:r>
                 <w:rPr>
                   <w:rFonts w:ascii="Arial" w:cs="Arial" w:eastAsia="Arial" w:hAnsi="Arial"/>
@@ -9997,7 +9997,7 @@
               <w:spacing w:after="10" w:before="0"/>
               <w:ind w:left="120"/>
             </w:pPr>
-            <w:hyperlink w:history="1" r:id="rIdaggnl5m6_whnifehrga0c">
+            <w:hyperlink w:history="1" r:id="rId8hlwrxu5gk3wzgwuihmb6">
               <w:r>
                 <w:rPr>
                   <w:rFonts w:ascii="Arial" w:cs="Arial" w:eastAsia="Arial" w:hAnsi="Arial"/>
@@ -10059,7 +10059,7 @@
               <w:spacing w:after="10" w:before="0"/>
               <w:ind w:left="120"/>
             </w:pPr>
-            <w:hyperlink w:history="1" r:id="rIdqy58oovorotezl51mhxso">
+            <w:hyperlink w:history="1" r:id="rIdbnov2w1jivtstppeuudll">
               <w:r>
                 <w:rPr>
                   <w:rFonts w:ascii="Arial" w:cs="Arial" w:eastAsia="Arial" w:hAnsi="Arial"/>
@@ -10269,7 +10269,7 @@
             <w:pPr>
               <w:spacing w:after="20" w:before="0"/>
             </w:pPr>
-            <w:hyperlink w:history="1" r:id="rIdavnxpl7k5a57vi0i1t0bf">
+            <w:hyperlink w:history="1" r:id="rIdayojimyy0zmmhgu7mdqpi">
               <w:r>
                 <w:rPr>
                   <w:rFonts w:ascii="Arial" w:cs="Arial" w:eastAsia="Arial" w:hAnsi="Arial"/>
@@ -10318,7 +10318,7 @@
               <w:spacing w:after="10" w:before="0"/>
               <w:ind w:left="120"/>
             </w:pPr>
-            <w:hyperlink w:history="1" r:id="rIdz5alr_ohsacxpiuygoe_x">
+            <w:hyperlink w:history="1" r:id="rIdt_y6h4wevc8dbuinaa3h1">
               <w:r>
                 <w:rPr>
                   <w:rFonts w:ascii="Arial" w:cs="Arial" w:eastAsia="Arial" w:hAnsi="Arial"/>
@@ -10380,7 +10380,7 @@
               <w:spacing w:after="10" w:before="0"/>
               <w:ind w:left="120"/>
             </w:pPr>
-            <w:hyperlink w:history="1" r:id="rId86wehjs1ng4hx6uc8gpdz">
+            <w:hyperlink w:history="1" r:id="rIdfgpqwe4v55x2qa_kprz-2">
               <w:r>
                 <w:rPr>
                   <w:rFonts w:ascii="Arial" w:cs="Arial" w:eastAsia="Arial" w:hAnsi="Arial"/>
@@ -10590,7 +10590,7 @@
             <w:pPr>
               <w:spacing w:after="20" w:before="0"/>
             </w:pPr>
-            <w:hyperlink w:history="1" r:id="rId-eeme3wrkyzoqhdsgqhmw">
+            <w:hyperlink w:history="1" r:id="rIdo7vqxu9qf3ddxu4durg5-">
               <w:r>
                 <w:rPr>
                   <w:rFonts w:ascii="Arial" w:cs="Arial" w:eastAsia="Arial" w:hAnsi="Arial"/>
@@ -10639,7 +10639,7 @@
               <w:spacing w:after="10" w:before="0"/>
               <w:ind w:left="120"/>
             </w:pPr>
-            <w:hyperlink w:history="1" r:id="rId2djoe_9asrira4fntpnvz">
+            <w:hyperlink w:history="1" r:id="rId8jpw8av9mqtuxtg15jaz5">
               <w:r>
                 <w:rPr>
                   <w:rFonts w:ascii="Arial" w:cs="Arial" w:eastAsia="Arial" w:hAnsi="Arial"/>
@@ -10701,7 +10701,7 @@
               <w:spacing w:after="10" w:before="0"/>
               <w:ind w:left="120"/>
             </w:pPr>
-            <w:hyperlink w:history="1" r:id="rIdg07cx3iqf5jshq7a0m8hi">
+            <w:hyperlink w:history="1" r:id="rIdez1ugpxlb-axs37f-rrm_">
               <w:r>
                 <w:rPr>
                   <w:rFonts w:ascii="Arial" w:cs="Arial" w:eastAsia="Arial" w:hAnsi="Arial"/>
@@ -10911,7 +10911,7 @@
             <w:pPr>
               <w:spacing w:after="20" w:before="0"/>
             </w:pPr>
-            <w:hyperlink w:history="1" r:id="rId6hxelzmcbuh9xulyyq50u">
+            <w:hyperlink w:history="1" r:id="rId29rtaqhnxbzdkwgmorlgh">
               <w:r>
                 <w:rPr>
                   <w:rFonts w:ascii="Arial" w:cs="Arial" w:eastAsia="Arial" w:hAnsi="Arial"/>
@@ -10960,7 +10960,7 @@
               <w:spacing w:after="10" w:before="0"/>
               <w:ind w:left="120"/>
             </w:pPr>
-            <w:hyperlink w:history="1" r:id="rIdpzcgkebfj7fi2xo4yfcjg">
+            <w:hyperlink w:history="1" r:id="rId3fkfk8_w7xlp8biagw4ct">
               <w:r>
                 <w:rPr>
                   <w:rFonts w:ascii="Arial" w:cs="Arial" w:eastAsia="Arial" w:hAnsi="Arial"/>
@@ -11022,7 +11022,7 @@
               <w:spacing w:after="10" w:before="0"/>
               <w:ind w:left="120"/>
             </w:pPr>
-            <w:hyperlink w:history="1" r:id="rId_jj4btosyricq5vy0roij">
+            <w:hyperlink w:history="1" r:id="rIdgx_dkjrtsl4bro7bt0wl2">
               <w:r>
                 <w:rPr>
                   <w:rFonts w:ascii="Arial" w:cs="Arial" w:eastAsia="Arial" w:hAnsi="Arial"/>
@@ -11777,7 +11777,7 @@
         </w:rPr>
         <w:t xml:space="preserve">© 2026 SeaVuria and ARES. Aligned with KICD objectives. Developed by SeaVuria; technical implementation by ARES (with AI assistance from Claude). Licensed under </w:t>
       </w:r>
-      <w:hyperlink w:history="1" r:id="rIdwnizzo0kmuh0qz02mnp-_">
+      <w:hyperlink w:history="1" r:id="rId8_yi8oyvwdp6ornsbdebs">
         <w:r>
           <w:rPr>
             <w:rFonts w:ascii="Arial" w:cs="Arial" w:eastAsia="Arial" w:hAnsi="Arial"/>
@@ -11798,7 +11798,7 @@
         </w:rPr>
         <w:t xml:space="preserve"> (</w:t>
       </w:r>
-      <w:hyperlink w:history="1" r:id="rIdfpel2dlomg0q8nhx8phxg">
+      <w:hyperlink w:history="1" r:id="rId7epm-j0krju3dirwwlt92">
         <w:r>
           <w:rPr>
             <w:rFonts w:ascii="Arial" w:cs="Arial" w:eastAsia="Arial" w:hAnsi="Arial"/>
@@ -12528,7 +12528,7 @@
                 <w:sz w:val="18"/>
                 <w:szCs w:val="18"/>
               </w:rPr>
-              <w:t xml:space="preserve">Learners begin by revisiting their step-up exercise data from the anchoring phenomenon and noting that breathing rate doubled — but they have not yet explained the physical mechanism that makes each breath happen. The lesson opens with a focused PREDICT task: learners sketch what they think the diaphragm and chest wall do during a breath in. They then OBSERVE an ARES offline video/animation showing diaphragm contraction/relaxation, intercostal muscle action, thoracic volume changes, and the resulting pressure gradient. Immediately after the video, learner groups construct an improvised bell-jar diaphragm model from a 500 mL plastic bottle, two small balloons (lungs), a larger balloon stretched across the cut base (diaphragm), and a Y-shaped straw connector (bronchi). By pulling and pushing the base balloon, learners directly observe the inner balloons inflate and deflate, experiencing the pressure-volume relationship physically. An EXPLAIN phase uses the Claim–Evidence–Reasoning (CER) writing frame to connect model behaviour to real anatomy and to the phenomenon. The lesson closes with DQB updates and a cumulative model revision in which learners add pressure-change annotations to their thoracic cavity diagrams begun in Lesson 3.</w:t>
+              <w:t xml:space="preserve">Learners begin by revisiting their step-up exercise data from the anchoring phenomenon and noting that breathing rate doubled — but they have not yet explained the physical mechanism that makes each breath happen. The lesson opens with a focused PREDICT task: learners sketch what they think the diaphragm and chest wall do during a breath in. They then OBSERVE an ARES offline video/animation showing diaphragm contraction/relaxation, intercostal muscle action, thoracic volume changes, and the resulting pressure gradient. Immediately after the video, learner groups construct an improvised bell-jar diaphragm model from a 500 mL plastic bottle, two small balloons (lungs), a larger balloon stretched across the cut base (diaphragm), and a Y-shaped straw connector (bronchi). By pulling and pushing the base balloon, learners directly observe the inner balloons inflate and deflate, experiencing the pressure-volume relationship physically. An EXPLAIN phase uses the Claim–Evidence–Reasoning (CER) writing frame to connect model behaviour to real anatomy and to the phenomenon. The lesson closes with DQB updates and a cumulative model revision in which learners add pressure-change annotations to their cumulative model diagrams, last revised in Lesson 3.</w:t>
             </w:r>
           </w:p>
         </w:tc>
@@ -12828,7 +12828,7 @@
               <w:spacing w:after="10" w:before="0"/>
               <w:ind w:left="120"/>
             </w:pPr>
-            <w:hyperlink w:history="1" r:id="rIdfa4bufz0s65hhyr2o3dj8">
+            <w:hyperlink w:history="1" r:id="rIdcezj48d8lrp9lcxxnrxq2">
               <w:r>
                 <w:rPr>
                   <w:rFonts w:ascii="Arial" w:cs="Arial" w:eastAsia="Arial" w:hAnsi="Arial"/>
@@ -12905,7 +12905,7 @@
               <w:spacing w:after="10" w:before="0"/>
               <w:ind w:left="120"/>
             </w:pPr>
-            <w:hyperlink w:history="1" r:id="rIdk_tmngjl7deenf87nmsyo">
+            <w:hyperlink w:history="1" r:id="rIdp3o18y4pldmhs6voqhnf_">
               <w:r>
                 <w:rPr>
                   <w:rFonts w:ascii="Arial" w:cs="Arial" w:eastAsia="Arial" w:hAnsi="Arial"/>
@@ -13132,7 +13132,7 @@
               <w:spacing w:after="10" w:before="0"/>
               <w:ind w:left="120"/>
             </w:pPr>
-            <w:hyperlink w:history="1" r:id="rIdmdvp8dpfvzh7rfsepbyze">
+            <w:hyperlink w:history="1" r:id="rIdpwomgnmrqfvir-kneh_ij">
               <w:r>
                 <w:rPr>
                   <w:rFonts w:ascii="Arial" w:cs="Arial" w:eastAsia="Arial" w:hAnsi="Arial"/>
@@ -13209,7 +13209,7 @@
               <w:spacing w:after="10" w:before="0"/>
               <w:ind w:left="120"/>
             </w:pPr>
-            <w:hyperlink w:history="1" r:id="rIdurgqyzfrzvfpusvtxcbrv">
+            <w:hyperlink w:history="1" r:id="rIdxnca46lz7_leoco-9fcy0">
               <w:r>
                 <w:rPr>
                   <w:rFonts w:ascii="Arial" w:cs="Arial" w:eastAsia="Arial" w:hAnsi="Arial"/>
@@ -13436,7 +13436,7 @@
               <w:spacing w:after="10" w:before="0"/>
               <w:ind w:left="120"/>
             </w:pPr>
-            <w:hyperlink w:history="1" r:id="rIdfyph31au6ltxfksralsjn">
+            <w:hyperlink w:history="1" r:id="rId2bb7uk9h7bzqglfptohdp">
               <w:r>
                 <w:rPr>
                   <w:rFonts w:ascii="Arial" w:cs="Arial" w:eastAsia="Arial" w:hAnsi="Arial"/>
@@ -13513,7 +13513,7 @@
               <w:spacing w:after="10" w:before="0"/>
               <w:ind w:left="120"/>
             </w:pPr>
-            <w:hyperlink w:history="1" r:id="rIdksywd3911wy-a-4t2euzi">
+            <w:hyperlink w:history="1" r:id="rIdxiozwqmqm20qmoxh4ns5b">
               <w:r>
                 <w:rPr>
                   <w:rFonts w:ascii="Arial" w:cs="Arial" w:eastAsia="Arial" w:hAnsi="Arial"/>
@@ -13740,7 +13740,7 @@
               <w:spacing w:after="10" w:before="0"/>
               <w:ind w:left="120"/>
             </w:pPr>
-            <w:hyperlink w:history="1" r:id="rIdwv7eio4eqytzs1ihn6uoq">
+            <w:hyperlink w:history="1" r:id="rIdhdmrpnak37efyjywjhhnl">
               <w:r>
                 <w:rPr>
                   <w:rFonts w:ascii="Arial" w:cs="Arial" w:eastAsia="Arial" w:hAnsi="Arial"/>
@@ -13817,7 +13817,7 @@
               <w:spacing w:after="10" w:before="0"/>
               <w:ind w:left="120"/>
             </w:pPr>
-            <w:hyperlink w:history="1" r:id="rId3phumkqpnatbmjuy448f1">
+            <w:hyperlink w:history="1" r:id="rIdqeh-5aqyumlwdkxuvfgug">
               <w:r>
                 <w:rPr>
                   <w:rFonts w:ascii="Arial" w:cs="Arial" w:eastAsia="Arial" w:hAnsi="Arial"/>
@@ -14044,7 +14044,7 @@
               <w:spacing w:after="10" w:before="0"/>
               <w:ind w:left="120"/>
             </w:pPr>
-            <w:hyperlink w:history="1" r:id="rIdlgkt8rbr9fyzw253s6uvv">
+            <w:hyperlink w:history="1" r:id="rIdm15eihuqnb1graxjqsmcj">
               <w:r>
                 <w:rPr>
                   <w:rFonts w:ascii="Arial" w:cs="Arial" w:eastAsia="Arial" w:hAnsi="Arial"/>
@@ -14121,7 +14121,7 @@
               <w:spacing w:after="10" w:before="0"/>
               <w:ind w:left="120"/>
             </w:pPr>
-            <w:hyperlink w:history="1" r:id="rIde8exktqaexdn2dovefneu">
+            <w:hyperlink w:history="1" r:id="rIdyrgijdmgr3veobx5dltcz">
               <w:r>
                 <w:rPr>
                   <w:rFonts w:ascii="Arial" w:cs="Arial" w:eastAsia="Arial" w:hAnsi="Arial"/>
@@ -14178,7 +14178,7 @@
                 <w:sz w:val="18"/>
                 <w:szCs w:val="18"/>
               </w:rPr>
-              <w:t xml:space="preserve">Learners retrieve the labelled thoracic cavity diagram they began annotating in Lesson 3. Using a different coloured pen, they now add a second layer of annotations representing today's learning: (a) curved arrows on the diaphragm showing its direction of movement during inhalation and exhalation; (b) arrows on the rib cage showing outward/upward movement (inhalation) and inward/downward movement (exhalation); (c) pressure labels inside the thoracic cavity — 'pressure DECREASES → air flows IN' during inhalation and 'pressure INCREASES → air flows OUT' during exhalation; (d) a small inset box defining: tidal volume (the volume of air moved in one normal breath, approximately 0.5 L in an adult); pleural cavity (the fluid-filled space between the visceral and parietal pleura that transmits pressure changes). Learners compare their updated model with a partner and add any missing annotations, then write a two-sentence caption below the diagram that connects the model to the step-up phenomenon.</w:t>
+              <w:t xml:space="preserve">Learners retrieve their cumulative model diagram, last annotated in Lesson 3. Using a different coloured pen, they now add a second layer of annotations representing today's learning: (a) curved arrows on the diaphragm showing its direction of movement during inhalation and exhalation; (b) arrows on the rib cage showing outward/upward movement (inhalation) and inward/downward movement (exhalation); (c) pressure labels inside the thoracic cavity — 'pressure DECREASES → air flows IN' during inhalation and 'pressure INCREASES → air flows OUT' during exhalation; (d) a small inset box defining: tidal volume (the volume of air moved in one normal breath, approximately 0.5 L in an adult); pleural cavity (the fluid-filled space between the visceral and parietal pleura that transmits pressure changes). Learners compare their updated model with a partner and add any missing annotations, then write a two-sentence caption below the diagram that connects the model to the step-up phenomenon.</w:t>
             </w:r>
           </w:p>
         </w:tc>
@@ -14648,7 +14648,7 @@
         </w:rPr>
         <w:t xml:space="preserve">© 2026 SeaVuria and ARES. Aligned with KICD objectives. Developed by SeaVuria; technical implementation by ARES (with AI assistance from Claude). Licensed under </w:t>
       </w:r>
-      <w:hyperlink w:history="1" r:id="rIdkkehr6npf0hkd-lt9fywu">
+      <w:hyperlink w:history="1" r:id="rIdsm-_503eclqgarbbntphq">
         <w:r>
           <w:rPr>
             <w:rFonts w:ascii="Arial" w:cs="Arial" w:eastAsia="Arial" w:hAnsi="Arial"/>
@@ -14669,7 +14669,7 @@
         </w:rPr>
         <w:t xml:space="preserve"> (</w:t>
       </w:r>
-      <w:hyperlink w:history="1" r:id="rIdvqeg5rd7rvcolqjeka4nq">
+      <w:hyperlink w:history="1" r:id="rIdvou-slxyylv74skeloscg">
         <w:r>
           <w:rPr>
             <w:rFonts w:ascii="Arial" w:cs="Arial" w:eastAsia="Arial" w:hAnsi="Arial"/>
@@ -15682,7 +15682,7 @@
             <w:pPr>
               <w:spacing w:after="20" w:before="0"/>
             </w:pPr>
-            <w:hyperlink w:history="1" r:id="rIdgqayua9egcv9rjpkw7_y_">
+            <w:hyperlink w:history="1" r:id="rIdvqqwtg1wqua9qdroi5b0d">
               <w:r>
                 <w:rPr>
                   <w:rFonts w:ascii="Arial" w:cs="Arial" w:eastAsia="Arial" w:hAnsi="Arial"/>
@@ -15715,7 +15715,7 @@
               <w:spacing w:after="10" w:before="0"/>
               <w:ind w:left="120"/>
             </w:pPr>
-            <w:hyperlink w:history="1" r:id="rIdo1sesottx9uvohhmahfsa">
+            <w:hyperlink w:history="1" r:id="rIdy72ko-ybqagrtwy3bv0fh">
               <w:r>
                 <w:rPr>
                   <w:rFonts w:ascii="Arial" w:cs="Arial" w:eastAsia="Arial" w:hAnsi="Arial"/>
@@ -15760,7 +15760,7 @@
             <w:pPr>
               <w:spacing w:after="20" w:before="0"/>
             </w:pPr>
-            <w:hyperlink w:history="1" r:id="rIdsnt8mh1prnqfkm9rmkrdx">
+            <w:hyperlink w:history="1" r:id="rIdgois6-mp-d5k2axdj25x4">
               <w:r>
                 <w:rPr>
                   <w:rFonts w:ascii="Arial" w:cs="Arial" w:eastAsia="Arial" w:hAnsi="Arial"/>
@@ -15793,7 +15793,7 @@
               <w:spacing w:after="10" w:before="0"/>
               <w:ind w:left="120"/>
             </w:pPr>
-            <w:hyperlink w:history="1" r:id="rIdc-xq2i67xiwgnz-q_ezkj">
+            <w:hyperlink w:history="1" r:id="rIdstmniihszhwwrunvj43vg">
               <w:r>
                 <w:rPr>
                   <w:rFonts w:ascii="Arial" w:cs="Arial" w:eastAsia="Arial" w:hAnsi="Arial"/>
@@ -15988,7 +15988,7 @@
             <w:pPr>
               <w:spacing w:after="20" w:before="0"/>
             </w:pPr>
-            <w:hyperlink w:history="1" r:id="rIdwm02xq28y3t06ptnmq7pm">
+            <w:hyperlink w:history="1" r:id="rIdq_kfvkjfsfxs3bz_9ioxs">
               <w:r>
                 <w:rPr>
                   <w:rFonts w:ascii="Arial" w:cs="Arial" w:eastAsia="Arial" w:hAnsi="Arial"/>
@@ -16021,7 +16021,7 @@
               <w:spacing w:after="10" w:before="0"/>
               <w:ind w:left="120"/>
             </w:pPr>
-            <w:hyperlink w:history="1" r:id="rId0q-e-hvpqcxagdgi396xe">
+            <w:hyperlink w:history="1" r:id="rIdtgzdworwpbymd_uydlpdw">
               <w:r>
                 <w:rPr>
                   <w:rFonts w:ascii="Arial" w:cs="Arial" w:eastAsia="Arial" w:hAnsi="Arial"/>
@@ -16066,7 +16066,7 @@
             <w:pPr>
               <w:spacing w:after="20" w:before="0"/>
             </w:pPr>
-            <w:hyperlink w:history="1" r:id="rIdhi5fvq9wo-_gpmnzrexjb">
+            <w:hyperlink w:history="1" r:id="rIdrzbt7wbtecfzpjrl4avwt">
               <w:r>
                 <w:rPr>
                   <w:rFonts w:ascii="Arial" w:cs="Arial" w:eastAsia="Arial" w:hAnsi="Arial"/>
@@ -16099,7 +16099,7 @@
               <w:spacing w:after="10" w:before="0"/>
               <w:ind w:left="120"/>
             </w:pPr>
-            <w:hyperlink w:history="1" r:id="rIdltb_o-x009pbnqdjlbmh1">
+            <w:hyperlink w:history="1" r:id="rIdheab59lnct0uwyihyesx_">
               <w:r>
                 <w:rPr>
                   <w:rFonts w:ascii="Arial" w:cs="Arial" w:eastAsia="Arial" w:hAnsi="Arial"/>
@@ -16294,7 +16294,7 @@
             <w:pPr>
               <w:spacing w:after="20" w:before="0"/>
             </w:pPr>
-            <w:hyperlink w:history="1" r:id="rIdzkxe03zdhasgouvyyvypk">
+            <w:hyperlink w:history="1" r:id="rIdwgjlutb2yxy9u1x5fnewh">
               <w:r>
                 <w:rPr>
                   <w:rFonts w:ascii="Arial" w:cs="Arial" w:eastAsia="Arial" w:hAnsi="Arial"/>
@@ -16327,7 +16327,7 @@
               <w:spacing w:after="10" w:before="0"/>
               <w:ind w:left="120"/>
             </w:pPr>
-            <w:hyperlink w:history="1" r:id="rIdusmfv05lgnq2q1yhoe5ak">
+            <w:hyperlink w:history="1" r:id="rId9buntj19hgp7tkfm-1ox5">
               <w:r>
                 <w:rPr>
                   <w:rFonts w:ascii="Arial" w:cs="Arial" w:eastAsia="Arial" w:hAnsi="Arial"/>
@@ -16372,7 +16372,7 @@
             <w:pPr>
               <w:spacing w:after="20" w:before="0"/>
             </w:pPr>
-            <w:hyperlink w:history="1" r:id="rIdm1bn9fkv0buttlig6x6ci">
+            <w:hyperlink w:history="1" r:id="rIdsmcdvox1tchkwyyfuiprn">
               <w:r>
                 <w:rPr>
                   <w:rFonts w:ascii="Arial" w:cs="Arial" w:eastAsia="Arial" w:hAnsi="Arial"/>
@@ -16421,7 +16421,7 @@
               <w:spacing w:after="10" w:before="0"/>
               <w:ind w:left="120"/>
             </w:pPr>
-            <w:hyperlink w:history="1" r:id="rIdkjag0r-fu8owmicmy_xpi">
+            <w:hyperlink w:history="1" r:id="rIdd3o9r-ltx1fl6f0byfd7_">
               <w:r>
                 <w:rPr>
                   <w:rFonts w:ascii="Arial" w:cs="Arial" w:eastAsia="Arial" w:hAnsi="Arial"/>
@@ -16616,7 +16616,7 @@
             <w:pPr>
               <w:spacing w:after="20" w:before="0"/>
             </w:pPr>
-            <w:hyperlink w:history="1" r:id="rIdwdy7d8w7c_iqjgcrn9ouq">
+            <w:hyperlink w:history="1" r:id="rIdrgeev_ddxzfmqrwasua38">
               <w:r>
                 <w:rPr>
                   <w:rFonts w:ascii="Arial" w:cs="Arial" w:eastAsia="Arial" w:hAnsi="Arial"/>
@@ -16649,7 +16649,7 @@
               <w:spacing w:after="10" w:before="0"/>
               <w:ind w:left="120"/>
             </w:pPr>
-            <w:hyperlink w:history="1" r:id="rIdwuein5fi08sukxgi9voky">
+            <w:hyperlink w:history="1" r:id="rIdntjwswk4afjhmlkw3lbsz">
               <w:r>
                 <w:rPr>
                   <w:rFonts w:ascii="Arial" w:cs="Arial" w:eastAsia="Arial" w:hAnsi="Arial"/>
@@ -16694,7 +16694,7 @@
             <w:pPr>
               <w:spacing w:after="20" w:before="0"/>
             </w:pPr>
-            <w:hyperlink w:history="1" r:id="rIdvgjj8jqffg3dr-iz_xd7a">
+            <w:hyperlink w:history="1" r:id="rIdlovnodcu3yvwawvv-n4ck">
               <w:r>
                 <w:rPr>
                   <w:rFonts w:ascii="Arial" w:cs="Arial" w:eastAsia="Arial" w:hAnsi="Arial"/>
@@ -16743,7 +16743,7 @@
               <w:spacing w:after="10" w:before="0"/>
               <w:ind w:left="120"/>
             </w:pPr>
-            <w:hyperlink w:history="1" r:id="rIdnjow2fe9polk_caflalgt">
+            <w:hyperlink w:history="1" r:id="rId--osimocxu7k6quyacmlg">
               <w:r>
                 <w:rPr>
                   <w:rFonts w:ascii="Arial" w:cs="Arial" w:eastAsia="Arial" w:hAnsi="Arial"/>
@@ -16938,7 +16938,7 @@
             <w:pPr>
               <w:spacing w:after="20" w:before="0"/>
             </w:pPr>
-            <w:hyperlink w:history="1" r:id="rIdb49mqnzfeco-ckrwhvzwn">
+            <w:hyperlink w:history="1" r:id="rIdfrxzbaku8gd7m8w0cbi0d">
               <w:r>
                 <w:rPr>
                   <w:rFonts w:ascii="Arial" w:cs="Arial" w:eastAsia="Arial" w:hAnsi="Arial"/>
@@ -16971,7 +16971,7 @@
               <w:spacing w:after="10" w:before="0"/>
               <w:ind w:left="120"/>
             </w:pPr>
-            <w:hyperlink w:history="1" r:id="rIdf24a9e4ske2swqzc_lpfl">
+            <w:hyperlink w:history="1" r:id="rId_sfhkptotrdt3mkloacc3">
               <w:r>
                 <w:rPr>
                   <w:rFonts w:ascii="Arial" w:cs="Arial" w:eastAsia="Arial" w:hAnsi="Arial"/>
@@ -17016,7 +17016,7 @@
             <w:pPr>
               <w:spacing w:after="20" w:before="0"/>
             </w:pPr>
-            <w:hyperlink w:history="1" r:id="rIdul4ki9qfjqbqds7nspql-">
+            <w:hyperlink w:history="1" r:id="rIdnmn4m0v_nfvfvy47wjvkd">
               <w:r>
                 <w:rPr>
                   <w:rFonts w:ascii="Arial" w:cs="Arial" w:eastAsia="Arial" w:hAnsi="Arial"/>
@@ -17065,7 +17065,7 @@
               <w:spacing w:after="10" w:before="0"/>
               <w:ind w:left="120"/>
             </w:pPr>
-            <w:hyperlink w:history="1" r:id="rIduoehgopsnqxc3bzv_i3tw">
+            <w:hyperlink w:history="1" r:id="rIdp2vhxoh08bl0t-mb9fbom">
               <w:r>
                 <w:rPr>
                   <w:rFonts w:ascii="Arial" w:cs="Arial" w:eastAsia="Arial" w:hAnsi="Arial"/>
@@ -17577,7 +17577,7 @@
         </w:rPr>
         <w:t xml:space="preserve">© 2026 SeaVuria and ARES. Aligned with KICD objectives. Developed by SeaVuria; technical implementation by ARES (with AI assistance from Claude). Licensed under </w:t>
       </w:r>
-      <w:hyperlink w:history="1" r:id="rIdlporpmqr_r3jelp-c2rda">
+      <w:hyperlink w:history="1" r:id="rIdp0ww4xaxzthgjhvbs6ka-">
         <w:r>
           <w:rPr>
             <w:rFonts w:ascii="Arial" w:cs="Arial" w:eastAsia="Arial" w:hAnsi="Arial"/>
@@ -17598,7 +17598,7 @@
         </w:rPr>
         <w:t xml:space="preserve"> (</w:t>
       </w:r>
-      <w:hyperlink w:history="1" r:id="rIdv4fxbabz-u6mfxd8xchwr">
+      <w:hyperlink w:history="1" r:id="rIdzj_yodkxmuh1xpzbm1twv">
         <w:r>
           <w:rPr>
             <w:rFonts w:ascii="Arial" w:cs="Arial" w:eastAsia="Arial" w:hAnsi="Arial"/>
@@ -18611,7 +18611,7 @@
             <w:pPr>
               <w:spacing w:after="20" w:before="0"/>
             </w:pPr>
-            <w:hyperlink w:history="1" r:id="rIdv4j14bmxebzqksn7eosgc">
+            <w:hyperlink w:history="1" r:id="rIdduoabgqqlkti7pe_0ygzd">
               <w:r>
                 <w:rPr>
                   <w:rFonts w:ascii="Arial" w:cs="Arial" w:eastAsia="Arial" w:hAnsi="Arial"/>
@@ -18644,7 +18644,7 @@
               <w:spacing w:after="10" w:before="0"/>
               <w:ind w:left="120"/>
             </w:pPr>
-            <w:hyperlink w:history="1" r:id="rIdxouaa2hvqa3cxjdvnd4xu">
+            <w:hyperlink w:history="1" r:id="rId7fyunpidoccadv-6swqmy">
               <w:r>
                 <w:rPr>
                   <w:rFonts w:ascii="Arial" w:cs="Arial" w:eastAsia="Arial" w:hAnsi="Arial"/>
@@ -18689,7 +18689,7 @@
             <w:pPr>
               <w:spacing w:after="20" w:before="0"/>
             </w:pPr>
-            <w:hyperlink w:history="1" r:id="rIduupw4j4da7evwxsdyocxk">
+            <w:hyperlink w:history="1" r:id="rIdkqqyf4crtu-0zrx_temvj">
               <w:r>
                 <w:rPr>
                   <w:rFonts w:ascii="Arial" w:cs="Arial" w:eastAsia="Arial" w:hAnsi="Arial"/>
@@ -18722,7 +18722,7 @@
               <w:spacing w:after="10" w:before="0"/>
               <w:ind w:left="120"/>
             </w:pPr>
-            <w:hyperlink w:history="1" r:id="rIdvxl0yxlybmq6ydzu4mkoy">
+            <w:hyperlink w:history="1" r:id="rId6mfuq_8izq1h4z93sjrvs">
               <w:r>
                 <w:rPr>
                   <w:rFonts w:ascii="Arial" w:cs="Arial" w:eastAsia="Arial" w:hAnsi="Arial"/>
@@ -18917,7 +18917,7 @@
             <w:pPr>
               <w:spacing w:after="20" w:before="0"/>
             </w:pPr>
-            <w:hyperlink w:history="1" r:id="rIdx7mhhrj26afpejl0quftm">
+            <w:hyperlink w:history="1" r:id="rId5llt9mzc2_lmk5lcyp-o3">
               <w:r>
                 <w:rPr>
                   <w:rFonts w:ascii="Arial" w:cs="Arial" w:eastAsia="Arial" w:hAnsi="Arial"/>
@@ -18950,7 +18950,7 @@
               <w:spacing w:after="10" w:before="0"/>
               <w:ind w:left="120"/>
             </w:pPr>
-            <w:hyperlink w:history="1" r:id="rIdw7xcret68u788vofcesqv">
+            <w:hyperlink w:history="1" r:id="rIdakpx2ij7qnlmkjeeqqh9n">
               <w:r>
                 <w:rPr>
                   <w:rFonts w:ascii="Arial" w:cs="Arial" w:eastAsia="Arial" w:hAnsi="Arial"/>
@@ -18995,7 +18995,7 @@
             <w:pPr>
               <w:spacing w:after="20" w:before="0"/>
             </w:pPr>
-            <w:hyperlink w:history="1" r:id="rIdnotj4x0dasjsa5bjzkesa">
+            <w:hyperlink w:history="1" r:id="rIdajsckyx6fulqbothwrkrw">
               <w:r>
                 <w:rPr>
                   <w:rFonts w:ascii="Arial" w:cs="Arial" w:eastAsia="Arial" w:hAnsi="Arial"/>
@@ -19028,7 +19028,7 @@
               <w:spacing w:after="10" w:before="0"/>
               <w:ind w:left="120"/>
             </w:pPr>
-            <w:hyperlink w:history="1" r:id="rIdn0_qtm6lxteptqqdm_snm">
+            <w:hyperlink w:history="1" r:id="rId-mlzm0suzjakxbgmsreq6">
               <w:r>
                 <w:rPr>
                   <w:rFonts w:ascii="Arial" w:cs="Arial" w:eastAsia="Arial" w:hAnsi="Arial"/>
@@ -19223,7 +19223,7 @@
             <w:pPr>
               <w:spacing w:after="20" w:before="0"/>
             </w:pPr>
-            <w:hyperlink w:history="1" r:id="rIdovaq1n8xyzbyhafdaobe6">
+            <w:hyperlink w:history="1" r:id="rIdvzrm5b04jithxbbirfihe">
               <w:r>
                 <w:rPr>
                   <w:rFonts w:ascii="Arial" w:cs="Arial" w:eastAsia="Arial" w:hAnsi="Arial"/>
@@ -19272,7 +19272,7 @@
               <w:spacing w:after="10" w:before="0"/>
               <w:ind w:left="120"/>
             </w:pPr>
-            <w:hyperlink w:history="1" r:id="rIdzl_y2yzuggqwmvh6gr11s">
+            <w:hyperlink w:history="1" r:id="rIdfn2x-hayr2q3hdfp1gj0c">
               <w:r>
                 <w:rPr>
                   <w:rFonts w:ascii="Arial" w:cs="Arial" w:eastAsia="Arial" w:hAnsi="Arial"/>
@@ -19317,7 +19317,7 @@
             <w:pPr>
               <w:spacing w:after="20" w:before="0"/>
             </w:pPr>
-            <w:hyperlink w:history="1" r:id="rIdhomhbavd17vldtbdffsy3">
+            <w:hyperlink w:history="1" r:id="rIdyqsgegcunfabuag_tabtv">
               <w:r>
                 <w:rPr>
                   <w:rFonts w:ascii="Arial" w:cs="Arial" w:eastAsia="Arial" w:hAnsi="Arial"/>
@@ -19350,7 +19350,7 @@
               <w:spacing w:after="10" w:before="0"/>
               <w:ind w:left="120"/>
             </w:pPr>
-            <w:hyperlink w:history="1" r:id="rIdf0unxifxxrrxxs5ffy8rj">
+            <w:hyperlink w:history="1" r:id="rIdctyege1yw8uskbs-eskaw">
               <w:r>
                 <w:rPr>
                   <w:rFonts w:ascii="Arial" w:cs="Arial" w:eastAsia="Arial" w:hAnsi="Arial"/>
@@ -19545,7 +19545,7 @@
             <w:pPr>
               <w:spacing w:after="20" w:before="0"/>
             </w:pPr>
-            <w:hyperlink w:history="1" r:id="rIdt3kdc4xozmbf4tdxzs5rq">
+            <w:hyperlink w:history="1" r:id="rId4ychlpdla2nrfuxmuflyg">
               <w:r>
                 <w:rPr>
                   <w:rFonts w:ascii="Arial" w:cs="Arial" w:eastAsia="Arial" w:hAnsi="Arial"/>
@@ -19594,7 +19594,7 @@
               <w:spacing w:after="10" w:before="0"/>
               <w:ind w:left="120"/>
             </w:pPr>
-            <w:hyperlink w:history="1" r:id="rIdad4x_vfyeccf_wx1t1kja">
+            <w:hyperlink w:history="1" r:id="rIdoajonwxud3kfmyjv2xotu">
               <w:r>
                 <w:rPr>
                   <w:rFonts w:ascii="Arial" w:cs="Arial" w:eastAsia="Arial" w:hAnsi="Arial"/>
@@ -19639,7 +19639,7 @@
             <w:pPr>
               <w:spacing w:after="20" w:before="0"/>
             </w:pPr>
-            <w:hyperlink w:history="1" r:id="rIdopihwbxe3x-hpbphymiiy">
+            <w:hyperlink w:history="1" r:id="rIdywh9iu3pshlx-w-sc5pm2">
               <w:r>
                 <w:rPr>
                   <w:rFonts w:ascii="Arial" w:cs="Arial" w:eastAsia="Arial" w:hAnsi="Arial"/>
@@ -19672,7 +19672,7 @@
               <w:spacing w:after="10" w:before="0"/>
               <w:ind w:left="120"/>
             </w:pPr>
-            <w:hyperlink w:history="1" r:id="rIdws2m1crb4bmveqedviopz">
+            <w:hyperlink w:history="1" r:id="rIdu48ls3g4n7bkbe6xllyxq">
               <w:r>
                 <w:rPr>
                   <w:rFonts w:ascii="Arial" w:cs="Arial" w:eastAsia="Arial" w:hAnsi="Arial"/>
@@ -19867,7 +19867,7 @@
             <w:pPr>
               <w:spacing w:after="20" w:before="0"/>
             </w:pPr>
-            <w:hyperlink w:history="1" r:id="rId07yqtzdsp_u0u0inr0bj5">
+            <w:hyperlink w:history="1" r:id="rIdlrr7c-1g5qyipadr2bgs9">
               <w:r>
                 <w:rPr>
                   <w:rFonts w:ascii="Arial" w:cs="Arial" w:eastAsia="Arial" w:hAnsi="Arial"/>
@@ -19916,7 +19916,7 @@
               <w:spacing w:after="10" w:before="0"/>
               <w:ind w:left="120"/>
             </w:pPr>
-            <w:hyperlink w:history="1" r:id="rIdx63tinjv8fqatziz4lyuq">
+            <w:hyperlink w:history="1" r:id="rIdknmbfa4hw4cvyqwkekuuu">
               <w:r>
                 <w:rPr>
                   <w:rFonts w:ascii="Arial" w:cs="Arial" w:eastAsia="Arial" w:hAnsi="Arial"/>
@@ -19961,7 +19961,7 @@
             <w:pPr>
               <w:spacing w:after="20" w:before="0"/>
             </w:pPr>
-            <w:hyperlink w:history="1" r:id="rIdyfae2-walnhujezpl7bsg">
+            <w:hyperlink w:history="1" r:id="rIdkfofx-uq4wwhemzcqzl_n">
               <w:r>
                 <w:rPr>
                   <w:rFonts w:ascii="Arial" w:cs="Arial" w:eastAsia="Arial" w:hAnsi="Arial"/>
@@ -19994,7 +19994,7 @@
               <w:spacing w:after="10" w:before="0"/>
               <w:ind w:left="120"/>
             </w:pPr>
-            <w:hyperlink w:history="1" r:id="rIdyqqurxf0ezsjwezyr4bdk">
+            <w:hyperlink w:history="1" r:id="rIdil-i29ottkzj8izk0v7qy">
               <w:r>
                 <w:rPr>
                   <w:rFonts w:ascii="Arial" w:cs="Arial" w:eastAsia="Arial" w:hAnsi="Arial"/>
@@ -20036,7 +20036,7 @@
                 <w:sz w:val="18"/>
                 <w:szCs w:val="18"/>
               </w:rPr>
-              <w:t xml:space="preserve">Each learner retrieves their individual cumulative model, which has been built across Lessons 1–5 and currently shows: (L1) the whole-body outline with breathing rate and pulse rate data; (L2) the gas exchange pathway from air → alveolus → blood; (L3) the ventilation mechanism (diaphragm, intercostal muscles); (L4) the alveolus cross-section with diffusion arrows; (L5) the circulatory delivery pathway to muscle. Learners now add the cellular layer: inside the muscle cell, they draw a mitochondrion, label it, and add the aerobic respiration equation (word form is acceptable, chemical form earns an extension star). They draw arrows showing: glucose (from blood, originally from ugali) entering the mitochondrion; oxygen (from blood, originally from the alveolus via breathing) entering the mitochondrion; CO₂ leaving the mitochondrion → into blood → to alveolus → exhaled; H₂O leaving; ATP staying inside the cell and labelled 'powers muscle contraction → step-ups → rise in breathing rate.' Learners write one 'model update sentence' at the bottom: 'I added aerobic respiration inside the mitochondrion because this explains why oxygen is consumed and CO₂ is produced when muscles work hard, which explains the rise in breathing rate and pulse rate that I measured on Day 1.' The class model (large poster) is also updated by one nominated learner at the board while the class annotates their individual models simultaneously.</w:t>
+              <w:t xml:space="preserve">Each learner retrieves their individual cumulative model, which has been built across Lessons 1–5 and currently shows: (L1) the whole-body outline with breathing rate and pulse rate data; (L2) the alveolus zoom-in panel; (L3) the alveolus cross-section layer with the oxygen → blood arrow; (L4) the ventilation mechanism (diaphragm, intercostal muscles); (L5) the circulatory delivery pathway to muscle. Learners now add the cellular layer: inside the muscle cell, they draw a mitochondrion, label it, and add the aerobic respiration equation (word form is acceptable, chemical form earns an extension star). They draw arrows showing: glucose (from blood, originally from ugali) entering the mitochondrion; oxygen (from blood, originally from the alveolus via breathing) entering the mitochondrion; CO₂ leaving the mitochondrion → into blood → to alveolus → exhaled; H₂O leaving; ATP staying inside the cell and labelled 'powers muscle contraction → step-ups → rise in breathing rate.' Learners write one 'model update sentence' at the bottom: 'I added aerobic respiration inside the mitochondrion because this explains why oxygen is consumed and CO₂ is produced when muscles work hard, which explains the rise in breathing rate and pulse rate that I measured on Day 1.' The class model (large poster) is also updated by one nominated learner at the board while the class annotates their individual models simultaneously.</w:t>
             </w:r>
           </w:p>
         </w:tc>
@@ -20734,7 +20734,7 @@
         </w:rPr>
         <w:t xml:space="preserve">© 2026 SeaVuria and ARES. Aligned with KICD objectives. Developed by SeaVuria; technical implementation by ARES (with AI assistance from Claude). Licensed under </w:t>
       </w:r>
-      <w:hyperlink w:history="1" r:id="rIdnyhh_bueyt4fghz8ticmn">
+      <w:hyperlink w:history="1" r:id="rIdnm6qw-haiqxhxnp_o0ey9">
         <w:r>
           <w:rPr>
             <w:rFonts w:ascii="Arial" w:cs="Arial" w:eastAsia="Arial" w:hAnsi="Arial"/>
@@ -20755,7 +20755,7 @@
         </w:rPr>
         <w:t xml:space="preserve"> (</w:t>
       </w:r>
-      <w:hyperlink w:history="1" r:id="rIdhega_ekwxhp_gvomohqi2">
+      <w:hyperlink w:history="1" r:id="rIdrfsosi5veg-uy3wkrihdm">
         <w:r>
           <w:rPr>
             <w:rFonts w:ascii="Arial" w:cs="Arial" w:eastAsia="Arial" w:hAnsi="Arial"/>
@@ -21768,7 +21768,7 @@
             <w:pPr>
               <w:spacing w:after="20" w:before="0"/>
             </w:pPr>
-            <w:hyperlink w:history="1" r:id="rIdty5u5nierkuwc41-fyfy4">
+            <w:hyperlink w:history="1" r:id="rIdsmizc2xkvlreqwlczje8q">
               <w:r>
                 <w:rPr>
                   <w:rFonts w:ascii="Arial" w:cs="Arial" w:eastAsia="Arial" w:hAnsi="Arial"/>
@@ -21801,7 +21801,7 @@
               <w:spacing w:after="10" w:before="0"/>
               <w:ind w:left="120"/>
             </w:pPr>
-            <w:hyperlink w:history="1" r:id="rIdvybj2xscvwfaumie0yjaf">
+            <w:hyperlink w:history="1" r:id="rId8l9l9el-zntwuarwpcoke">
               <w:r>
                 <w:rPr>
                   <w:rFonts w:ascii="Arial" w:cs="Arial" w:eastAsia="Arial" w:hAnsi="Arial"/>
@@ -21846,7 +21846,7 @@
             <w:pPr>
               <w:spacing w:after="20" w:before="0"/>
             </w:pPr>
-            <w:hyperlink w:history="1" r:id="rId322lfpj6imiptxkgmgoth">
+            <w:hyperlink w:history="1" r:id="rIdxrb_qnad-7da3iutgigab">
               <w:r>
                 <w:rPr>
                   <w:rFonts w:ascii="Arial" w:cs="Arial" w:eastAsia="Arial" w:hAnsi="Arial"/>
@@ -21879,7 +21879,7 @@
               <w:spacing w:after="10" w:before="0"/>
               <w:ind w:left="120"/>
             </w:pPr>
-            <w:hyperlink w:history="1" r:id="rIdbrpxa7kc1kgtwbykrt-xt">
+            <w:hyperlink w:history="1" r:id="rIdhfm8owdrnrcjs6dgg7c77">
               <w:r>
                 <w:rPr>
                   <w:rFonts w:ascii="Arial" w:cs="Arial" w:eastAsia="Arial" w:hAnsi="Arial"/>
@@ -22074,7 +22074,7 @@
             <w:pPr>
               <w:spacing w:after="20" w:before="0"/>
             </w:pPr>
-            <w:hyperlink w:history="1" r:id="rId3xzgqsxnucvxaiu2uodtt">
+            <w:hyperlink w:history="1" r:id="rIduo2aqakgc42szzmtlqh0f">
               <w:r>
                 <w:rPr>
                   <w:rFonts w:ascii="Arial" w:cs="Arial" w:eastAsia="Arial" w:hAnsi="Arial"/>
@@ -22107,7 +22107,7 @@
               <w:spacing w:after="10" w:before="0"/>
               <w:ind w:left="120"/>
             </w:pPr>
-            <w:hyperlink w:history="1" r:id="rIdd20qtlg1h2qh_gbrwmwjq">
+            <w:hyperlink w:history="1" r:id="rIdlcqzkgdfs6z2x8cx27omm">
               <w:r>
                 <w:rPr>
                   <w:rFonts w:ascii="Arial" w:cs="Arial" w:eastAsia="Arial" w:hAnsi="Arial"/>
@@ -22152,7 +22152,7 @@
             <w:pPr>
               <w:spacing w:after="20" w:before="0"/>
             </w:pPr>
-            <w:hyperlink w:history="1" r:id="rIdojjubsmxfcbnewirtqqne">
+            <w:hyperlink w:history="1" r:id="rIdrg5eadhmvozsjb_ipmclg">
               <w:r>
                 <w:rPr>
                   <w:rFonts w:ascii="Arial" w:cs="Arial" w:eastAsia="Arial" w:hAnsi="Arial"/>
@@ -22185,7 +22185,7 @@
               <w:spacing w:after="10" w:before="0"/>
               <w:ind w:left="120"/>
             </w:pPr>
-            <w:hyperlink w:history="1" r:id="rId0veu3zdict5yd2bimlux3">
+            <w:hyperlink w:history="1" r:id="rIdilvyiffaeusgyppiwhbil">
               <w:r>
                 <w:rPr>
                   <w:rFonts w:ascii="Arial" w:cs="Arial" w:eastAsia="Arial" w:hAnsi="Arial"/>
@@ -22380,7 +22380,7 @@
             <w:pPr>
               <w:spacing w:after="20" w:before="0"/>
             </w:pPr>
-            <w:hyperlink w:history="1" r:id="rId7p-jf22ot78y3-s_57_1s">
+            <w:hyperlink w:history="1" r:id="rIdln0awabzhmhaexnih1flu">
               <w:r>
                 <w:rPr>
                   <w:rFonts w:ascii="Arial" w:cs="Arial" w:eastAsia="Arial" w:hAnsi="Arial"/>
@@ -22413,7 +22413,7 @@
               <w:spacing w:after="10" w:before="0"/>
               <w:ind w:left="120"/>
             </w:pPr>
-            <w:hyperlink w:history="1" r:id="rIdosjkwh1wb2splfc-wxpdw">
+            <w:hyperlink w:history="1" r:id="rIdcr1oig9bfckf-nfnmkszo">
               <w:r>
                 <w:rPr>
                   <w:rFonts w:ascii="Arial" w:cs="Arial" w:eastAsia="Arial" w:hAnsi="Arial"/>
@@ -22458,7 +22458,7 @@
             <w:pPr>
               <w:spacing w:after="20" w:before="0"/>
             </w:pPr>
-            <w:hyperlink w:history="1" r:id="rIdpq5ihooci6rjbda3-ojxd">
+            <w:hyperlink w:history="1" r:id="rIduhkuy57lzuzmqoy4rce95">
               <w:r>
                 <w:rPr>
                   <w:rFonts w:ascii="Arial" w:cs="Arial" w:eastAsia="Arial" w:hAnsi="Arial"/>
@@ -22491,7 +22491,7 @@
               <w:spacing w:after="10" w:before="0"/>
               <w:ind w:left="120"/>
             </w:pPr>
-            <w:hyperlink w:history="1" r:id="rId0kmdfarcsexrmsng32wqd">
+            <w:hyperlink w:history="1" r:id="rId7k_nvngqimbslqasixp1w">
               <w:r>
                 <w:rPr>
                   <w:rFonts w:ascii="Arial" w:cs="Arial" w:eastAsia="Arial" w:hAnsi="Arial"/>
@@ -22686,7 +22686,7 @@
             <w:pPr>
               <w:spacing w:after="20" w:before="0"/>
             </w:pPr>
-            <w:hyperlink w:history="1" r:id="rIdlktwg4dw_f_o5cawsohgp">
+            <w:hyperlink w:history="1" r:id="rId_dj_e2gzrf021su2eurpi">
               <w:r>
                 <w:rPr>
                   <w:rFonts w:ascii="Arial" w:cs="Arial" w:eastAsia="Arial" w:hAnsi="Arial"/>
@@ -22719,7 +22719,7 @@
               <w:spacing w:after="10" w:before="0"/>
               <w:ind w:left="120"/>
             </w:pPr>
-            <w:hyperlink w:history="1" r:id="rIdux5melvrx9cwih8wxykz0">
+            <w:hyperlink w:history="1" r:id="rId9uxqoinppwrdyxb6j1vjt">
               <w:r>
                 <w:rPr>
                   <w:rFonts w:ascii="Arial" w:cs="Arial" w:eastAsia="Arial" w:hAnsi="Arial"/>
@@ -22764,7 +22764,7 @@
             <w:pPr>
               <w:spacing w:after="20" w:before="0"/>
             </w:pPr>
-            <w:hyperlink w:history="1" r:id="rIdbuh2jhirdkvhinmn0oylb">
+            <w:hyperlink w:history="1" r:id="rId006ovjkk3nrwcyfmslccm">
               <w:r>
                 <w:rPr>
                   <w:rFonts w:ascii="Arial" w:cs="Arial" w:eastAsia="Arial" w:hAnsi="Arial"/>
@@ -22797,7 +22797,7 @@
               <w:spacing w:after="10" w:before="0"/>
               <w:ind w:left="120"/>
             </w:pPr>
-            <w:hyperlink w:history="1" r:id="rIdmlxth-npoaknh4p2r5ywx">
+            <w:hyperlink w:history="1" r:id="rId3nhtzr2t1ws2bro89qdcs">
               <w:r>
                 <w:rPr>
                   <w:rFonts w:ascii="Arial" w:cs="Arial" w:eastAsia="Arial" w:hAnsi="Arial"/>
@@ -22992,7 +22992,7 @@
             <w:pPr>
               <w:spacing w:after="20" w:before="0"/>
             </w:pPr>
-            <w:hyperlink w:history="1" r:id="rIdp-zpxhttpytznkbgjebav">
+            <w:hyperlink w:history="1" r:id="rIdyat1aaqevpubvsr-9siwy">
               <w:r>
                 <w:rPr>
                   <w:rFonts w:ascii="Arial" w:cs="Arial" w:eastAsia="Arial" w:hAnsi="Arial"/>
@@ -23041,7 +23041,7 @@
               <w:spacing w:after="10" w:before="0"/>
               <w:ind w:left="120"/>
             </w:pPr>
-            <w:hyperlink w:history="1" r:id="rIdv4_psormjzy0b7zlrc2ry">
+            <w:hyperlink w:history="1" r:id="rIdzl3nuorlrxcd8ywe1junk">
               <w:r>
                 <w:rPr>
                   <w:rFonts w:ascii="Arial" w:cs="Arial" w:eastAsia="Arial" w:hAnsi="Arial"/>
@@ -23086,7 +23086,7 @@
             <w:pPr>
               <w:spacing w:after="20" w:before="0"/>
             </w:pPr>
-            <w:hyperlink w:history="1" r:id="rIdku2rywvvgab-erigissig">
+            <w:hyperlink w:history="1" r:id="rIdzkeefifkc-oey3fvtitab">
               <w:r>
                 <w:rPr>
                   <w:rFonts w:ascii="Arial" w:cs="Arial" w:eastAsia="Arial" w:hAnsi="Arial"/>
@@ -23119,7 +23119,7 @@
               <w:spacing w:after="10" w:before="0"/>
               <w:ind w:left="120"/>
             </w:pPr>
-            <w:hyperlink w:history="1" r:id="rIdg94hch_ue8emb6u8ukyr7">
+            <w:hyperlink w:history="1" r:id="rIdtmek2o7u-gd6nl8ru1khe">
               <w:r>
                 <w:rPr>
                   <w:rFonts w:ascii="Arial" w:cs="Arial" w:eastAsia="Arial" w:hAnsi="Arial"/>
@@ -23631,7 +23631,7 @@
         </w:rPr>
         <w:t xml:space="preserve">© 2026 SeaVuria and ARES. Aligned with KICD objectives. Developed by SeaVuria; technical implementation by ARES (with AI assistance from Claude). Licensed under </w:t>
       </w:r>
-      <w:hyperlink w:history="1" r:id="rIdyopxy8qfpizhhk1l6o1sp">
+      <w:hyperlink w:history="1" r:id="rId03zgra551n5p6mlal5_yn">
         <w:r>
           <w:rPr>
             <w:rFonts w:ascii="Arial" w:cs="Arial" w:eastAsia="Arial" w:hAnsi="Arial"/>
@@ -23652,7 +23652,7 @@
         </w:rPr>
         <w:t xml:space="preserve"> (</w:t>
       </w:r>
-      <w:hyperlink w:history="1" r:id="rId7x8tgyd-xbofqgzy1ovtb">
+      <w:hyperlink w:history="1" r:id="rIdgnzpbap28yvugpe-svvnl">
         <w:r>
           <w:rPr>
             <w:rFonts w:ascii="Arial" w:cs="Arial" w:eastAsia="Arial" w:hAnsi="Arial"/>
@@ -24665,7 +24665,7 @@
             <w:pPr>
               <w:spacing w:after="20" w:before="0"/>
             </w:pPr>
-            <w:hyperlink w:history="1" r:id="rIdo0pdwb4puqxhtqfys6wz3">
+            <w:hyperlink w:history="1" r:id="rIdtpcgy6e9fb5jploibsffc">
               <w:r>
                 <w:rPr>
                   <w:rFonts w:ascii="Arial" w:cs="Arial" w:eastAsia="Arial" w:hAnsi="Arial"/>
@@ -24714,7 +24714,7 @@
               <w:spacing w:after="10" w:before="0"/>
               <w:ind w:left="120"/>
             </w:pPr>
-            <w:hyperlink w:history="1" r:id="rIdg0bxqakbaxwjnudi1yjpo">
+            <w:hyperlink w:history="1" r:id="rIdxe0fc9ywqfd_v5nfffugg">
               <w:r>
                 <w:rPr>
                   <w:rFonts w:ascii="Arial" w:cs="Arial" w:eastAsia="Arial" w:hAnsi="Arial"/>
@@ -24776,7 +24776,7 @@
               <w:spacing w:after="10" w:before="0"/>
               <w:ind w:left="120"/>
             </w:pPr>
-            <w:hyperlink w:history="1" r:id="rIdicfegtm1h80cz2ulyqw7v">
+            <w:hyperlink w:history="1" r:id="rIdsnn-mmo3tvi29b6fjsras">
               <w:r>
                 <w:rPr>
                   <w:rFonts w:ascii="Arial" w:cs="Arial" w:eastAsia="Arial" w:hAnsi="Arial"/>
@@ -24986,7 +24986,7 @@
             <w:pPr>
               <w:spacing w:after="20" w:before="0"/>
             </w:pPr>
-            <w:hyperlink w:history="1" r:id="rId2tsi8jn3toegiplf_f56s">
+            <w:hyperlink w:history="1" r:id="rIdseal1r4wljrhtrzyfojth">
               <w:r>
                 <w:rPr>
                   <w:rFonts w:ascii="Arial" w:cs="Arial" w:eastAsia="Arial" w:hAnsi="Arial"/>
@@ -25035,7 +25035,7 @@
               <w:spacing w:after="10" w:before="0"/>
               <w:ind w:left="120"/>
             </w:pPr>
-            <w:hyperlink w:history="1" r:id="rIdgr-p6k9wfzdg1oivtrpff">
+            <w:hyperlink w:history="1" r:id="rIdhjgalhy1b1h9pa95xcpuo">
               <w:r>
                 <w:rPr>
                   <w:rFonts w:ascii="Arial" w:cs="Arial" w:eastAsia="Arial" w:hAnsi="Arial"/>
@@ -25097,7 +25097,7 @@
               <w:spacing w:after="10" w:before="0"/>
               <w:ind w:left="120"/>
             </w:pPr>
-            <w:hyperlink w:history="1" r:id="rIdk81mnyr9hee5ftywoa7jo">
+            <w:hyperlink w:history="1" r:id="rIdbkt6jk18pontklinmxexk">
               <w:r>
                 <w:rPr>
                   <w:rFonts w:ascii="Arial" w:cs="Arial" w:eastAsia="Arial" w:hAnsi="Arial"/>
@@ -25307,7 +25307,7 @@
             <w:pPr>
               <w:spacing w:after="20" w:before="0"/>
             </w:pPr>
-            <w:hyperlink w:history="1" r:id="rIdsuvwg7p6lsrqgoshwp6oj">
+            <w:hyperlink w:history="1" r:id="rIdhxep8ruxgkbqk7xdjf-5g">
               <w:r>
                 <w:rPr>
                   <w:rFonts w:ascii="Arial" w:cs="Arial" w:eastAsia="Arial" w:hAnsi="Arial"/>
@@ -25356,7 +25356,7 @@
               <w:spacing w:after="10" w:before="0"/>
               <w:ind w:left="120"/>
             </w:pPr>
-            <w:hyperlink w:history="1" r:id="rIdnblq2jqnbzqyt6knzmjkv">
+            <w:hyperlink w:history="1" r:id="rIdw77svzqpyyhrbzexwy8ea">
               <w:r>
                 <w:rPr>
                   <w:rFonts w:ascii="Arial" w:cs="Arial" w:eastAsia="Arial" w:hAnsi="Arial"/>
@@ -25418,7 +25418,7 @@
               <w:spacing w:after="10" w:before="0"/>
               <w:ind w:left="120"/>
             </w:pPr>
-            <w:hyperlink w:history="1" r:id="rIdvdlhbubax46abtgffaaeo">
+            <w:hyperlink w:history="1" r:id="rId2vszcxtevvaw_gm6m6esg">
               <w:r>
                 <w:rPr>
                   <w:rFonts w:ascii="Arial" w:cs="Arial" w:eastAsia="Arial" w:hAnsi="Arial"/>
@@ -25628,7 +25628,7 @@
             <w:pPr>
               <w:spacing w:after="20" w:before="0"/>
             </w:pPr>
-            <w:hyperlink w:history="1" r:id="rId3rzawszyhaj67r9xftdls">
+            <w:hyperlink w:history="1" r:id="rIdqoizsesojr2jchci8gm-w">
               <w:r>
                 <w:rPr>
                   <w:rFonts w:ascii="Arial" w:cs="Arial" w:eastAsia="Arial" w:hAnsi="Arial"/>
@@ -25677,7 +25677,7 @@
               <w:spacing w:after="10" w:before="0"/>
               <w:ind w:left="120"/>
             </w:pPr>
-            <w:hyperlink w:history="1" r:id="rId7fkbqy9ec4tniimtgf_wu">
+            <w:hyperlink w:history="1" r:id="rIdyemblh4bdvcfm1coipn_a">
               <w:r>
                 <w:rPr>
                   <w:rFonts w:ascii="Arial" w:cs="Arial" w:eastAsia="Arial" w:hAnsi="Arial"/>
@@ -25739,7 +25739,7 @@
               <w:spacing w:after="10" w:before="0"/>
               <w:ind w:left="120"/>
             </w:pPr>
-            <w:hyperlink w:history="1" r:id="rId4vr2dapmjlwxqxnnsurbb">
+            <w:hyperlink w:history="1" r:id="rIdrrntjmnz9j8fjvwoxm3es">
               <w:r>
                 <w:rPr>
                   <w:rFonts w:ascii="Arial" w:cs="Arial" w:eastAsia="Arial" w:hAnsi="Arial"/>
@@ -25949,7 +25949,7 @@
             <w:pPr>
               <w:spacing w:after="20" w:before="0"/>
             </w:pPr>
-            <w:hyperlink w:history="1" r:id="rIdqhd88yi_yomg-cleecnzz">
+            <w:hyperlink w:history="1" r:id="rIdvtl5bdfzjzicu0laajj34">
               <w:r>
                 <w:rPr>
                   <w:rFonts w:ascii="Arial" w:cs="Arial" w:eastAsia="Arial" w:hAnsi="Arial"/>
@@ -25998,7 +25998,7 @@
               <w:spacing w:after="10" w:before="0"/>
               <w:ind w:left="120"/>
             </w:pPr>
-            <w:hyperlink w:history="1" r:id="rIdt-wzrq_i2ni7rgpexofr-">
+            <w:hyperlink w:history="1" r:id="rIdyqqcachnkytfdjfaof-jk">
               <w:r>
                 <w:rPr>
                   <w:rFonts w:ascii="Arial" w:cs="Arial" w:eastAsia="Arial" w:hAnsi="Arial"/>
@@ -26060,7 +26060,7 @@
               <w:spacing w:after="10" w:before="0"/>
               <w:ind w:left="120"/>
             </w:pPr>
-            <w:hyperlink w:history="1" r:id="rIdtporsnhmi1e2-oosendh9">
+            <w:hyperlink w:history="1" r:id="rIdtttpoj4tdoix4cmcrdwg9">
               <w:r>
                 <w:rPr>
                   <w:rFonts w:ascii="Arial" w:cs="Arial" w:eastAsia="Arial" w:hAnsi="Arial"/>
@@ -26433,7 +26433,7 @@
                 <w:sz w:val="18"/>
                 <w:szCs w:val="18"/>
               </w:rPr>
-              <w:t xml:space="preserve">During the step-up exercise at the start of our unit, we observed that breathing rate and pulse rate both doubled — and some learners felt a burning sensation in their leg muscles even while breathing hard.</w:t>
+              <w:t xml:space="preserve">During the step-up exercise at the start of our unit, we observed that breathing rate doubled and pulse rate rose sharply — and some learners felt a burning sensation in their leg muscles even while breathing hard.</w:t>
             </w:r>
           </w:p>
         </w:tc>
@@ -26587,7 +26587,7 @@
         </w:rPr>
         <w:t xml:space="preserve">© 2026 SeaVuria and ARES. Aligned with KICD objectives. Developed by SeaVuria; technical implementation by ARES (with AI assistance from Claude). Licensed under </w:t>
       </w:r>
-      <w:hyperlink w:history="1" r:id="rIdzy3z97pm5emfij-gn75-q">
+      <w:hyperlink w:history="1" r:id="rIddjeyee1xfefmoqz7qq3e4">
         <w:r>
           <w:rPr>
             <w:rFonts w:ascii="Arial" w:cs="Arial" w:eastAsia="Arial" w:hAnsi="Arial"/>
@@ -26608,7 +26608,7 @@
         </w:rPr>
         <w:t xml:space="preserve"> (</w:t>
       </w:r>
-      <w:hyperlink w:history="1" r:id="rIdfbn2seddnxovhrejro1f7">
+      <w:hyperlink w:history="1" r:id="rIdxsoeow9vkyhv2jxviywsi">
         <w:r>
           <w:rPr>
             <w:rFonts w:ascii="Arial" w:cs="Arial" w:eastAsia="Arial" w:hAnsi="Arial"/>
@@ -27621,7 +27621,7 @@
             <w:pPr>
               <w:spacing w:after="20" w:before="0"/>
             </w:pPr>
-            <w:hyperlink w:history="1" r:id="rIdc4kvag2zjv-3arcoocx9n">
+            <w:hyperlink w:history="1" r:id="rId84lr8xr0pyzdglypdbqmx">
               <w:r>
                 <w:rPr>
                   <w:rFonts w:ascii="Arial" w:cs="Arial" w:eastAsia="Arial" w:hAnsi="Arial"/>
@@ -27654,7 +27654,7 @@
               <w:spacing w:after="10" w:before="0"/>
               <w:ind w:left="120"/>
             </w:pPr>
-            <w:hyperlink w:history="1" r:id="rIdbg3auqkoe8wduk5jc-htx">
+            <w:hyperlink w:history="1" r:id="rIdskuupyb5syouwuik-bkoe">
               <w:r>
                 <w:rPr>
                   <w:rFonts w:ascii="Arial" w:cs="Arial" w:eastAsia="Arial" w:hAnsi="Arial"/>
@@ -27699,7 +27699,7 @@
             <w:pPr>
               <w:spacing w:after="20" w:before="0"/>
             </w:pPr>
-            <w:hyperlink w:history="1" r:id="rIdnzugn8_n9alk0ybcq-cpg">
+            <w:hyperlink w:history="1" r:id="rIdxr2bewsv5j0qrdl7emzby">
               <w:r>
                 <w:rPr>
                   <w:rFonts w:ascii="Arial" w:cs="Arial" w:eastAsia="Arial" w:hAnsi="Arial"/>
@@ -27732,7 +27732,7 @@
               <w:spacing w:after="10" w:before="0"/>
               <w:ind w:left="120"/>
             </w:pPr>
-            <w:hyperlink w:history="1" r:id="rIddxpbyzuofhangwtn1spgs">
+            <w:hyperlink w:history="1" r:id="rIdfj3nn_tq9aupqxdbsuqr6">
               <w:r>
                 <w:rPr>
                   <w:rFonts w:ascii="Arial" w:cs="Arial" w:eastAsia="Arial" w:hAnsi="Arial"/>
@@ -27927,7 +27927,7 @@
             <w:pPr>
               <w:spacing w:after="20" w:before="0"/>
             </w:pPr>
-            <w:hyperlink w:history="1" r:id="rIdjxtnxdfifztru-fajrxjp">
+            <w:hyperlink w:history="1" r:id="rIds6o1siquvn13jacqz2kix">
               <w:r>
                 <w:rPr>
                   <w:rFonts w:ascii="Arial" w:cs="Arial" w:eastAsia="Arial" w:hAnsi="Arial"/>
@@ -27960,7 +27960,7 @@
               <w:spacing w:after="10" w:before="0"/>
               <w:ind w:left="120"/>
             </w:pPr>
-            <w:hyperlink w:history="1" r:id="rIdjfi3q1bfwtwjw0ajsvfvd">
+            <w:hyperlink w:history="1" r:id="rIdxu385tkf8azznwmpdl1bm">
               <w:r>
                 <w:rPr>
                   <w:rFonts w:ascii="Arial" w:cs="Arial" w:eastAsia="Arial" w:hAnsi="Arial"/>
@@ -28005,7 +28005,7 @@
             <w:pPr>
               <w:spacing w:after="20" w:before="0"/>
             </w:pPr>
-            <w:hyperlink w:history="1" r:id="rIdw-1c_7q33wulklow0kjzl">
+            <w:hyperlink w:history="1" r:id="rIdali8hgdajcqx18zcdt_nz">
               <w:r>
                 <w:rPr>
                   <w:rFonts w:ascii="Arial" w:cs="Arial" w:eastAsia="Arial" w:hAnsi="Arial"/>
@@ -28038,7 +28038,7 @@
               <w:spacing w:after="10" w:before="0"/>
               <w:ind w:left="120"/>
             </w:pPr>
-            <w:hyperlink w:history="1" r:id="rId1uudp2p5w_d46wtffyfwf">
+            <w:hyperlink w:history="1" r:id="rIdzokeuvkjce2wtirhpy2ka">
               <w:r>
                 <w:rPr>
                   <w:rFonts w:ascii="Arial" w:cs="Arial" w:eastAsia="Arial" w:hAnsi="Arial"/>
@@ -28233,7 +28233,7 @@
             <w:pPr>
               <w:spacing w:after="20" w:before="0"/>
             </w:pPr>
-            <w:hyperlink w:history="1" r:id="rId5pmj5erufk4lw_hmbypvr">
+            <w:hyperlink w:history="1" r:id="rIdsanprtjqh9i3ysa-khe4t">
               <w:r>
                 <w:rPr>
                   <w:rFonts w:ascii="Arial" w:cs="Arial" w:eastAsia="Arial" w:hAnsi="Arial"/>
@@ -28282,7 +28282,7 @@
               <w:spacing w:after="10" w:before="0"/>
               <w:ind w:left="120"/>
             </w:pPr>
-            <w:hyperlink w:history="1" r:id="rIdovqxzulvw6zaim-g67np6">
+            <w:hyperlink w:history="1" r:id="rIdhhvbobya6iryiw-bkxifc">
               <w:r>
                 <w:rPr>
                   <w:rFonts w:ascii="Arial" w:cs="Arial" w:eastAsia="Arial" w:hAnsi="Arial"/>
@@ -28327,7 +28327,7 @@
             <w:pPr>
               <w:spacing w:after="20" w:before="0"/>
             </w:pPr>
-            <w:hyperlink w:history="1" r:id="rId97gpkm2zfjdghhtb1zr-a">
+            <w:hyperlink w:history="1" r:id="rIdrxzlt8s-gs3vq_mvethay">
               <w:r>
                 <w:rPr>
                   <w:rFonts w:ascii="Arial" w:cs="Arial" w:eastAsia="Arial" w:hAnsi="Arial"/>
@@ -28360,7 +28360,7 @@
               <w:spacing w:after="10" w:before="0"/>
               <w:ind w:left="120"/>
             </w:pPr>
-            <w:hyperlink w:history="1" r:id="rIdb5fkaur1oriusejd_lsaj">
+            <w:hyperlink w:history="1" r:id="rIdwuiyq6rubtedaq0tdkzih">
               <w:r>
                 <w:rPr>
                   <w:rFonts w:ascii="Arial" w:cs="Arial" w:eastAsia="Arial" w:hAnsi="Arial"/>
@@ -28555,7 +28555,7 @@
             <w:pPr>
               <w:spacing w:after="20" w:before="0"/>
             </w:pPr>
-            <w:hyperlink w:history="1" r:id="rId22pofxlnjr9v62dfouwoo">
+            <w:hyperlink w:history="1" r:id="rIdydtnm7l6khe4f8u1dmjwk">
               <w:r>
                 <w:rPr>
                   <w:rFonts w:ascii="Arial" w:cs="Arial" w:eastAsia="Arial" w:hAnsi="Arial"/>
@@ -28604,7 +28604,7 @@
               <w:spacing w:after="10" w:before="0"/>
               <w:ind w:left="120"/>
             </w:pPr>
-            <w:hyperlink w:history="1" r:id="rIdvg6lpiges8v-jvd_rr9ey">
+            <w:hyperlink w:history="1" r:id="rIdjbja-vnzgliwrj2xohobh">
               <w:r>
                 <w:rPr>
                   <w:rFonts w:ascii="Arial" w:cs="Arial" w:eastAsia="Arial" w:hAnsi="Arial"/>
@@ -28649,7 +28649,7 @@
             <w:pPr>
               <w:spacing w:after="20" w:before="0"/>
             </w:pPr>
-            <w:hyperlink w:history="1" r:id="rIdh8kinwvtsn-dedpphf-lv">
+            <w:hyperlink w:history="1" r:id="rIdw_shjdh_wnkhxnmqvbijk">
               <w:r>
                 <w:rPr>
                   <w:rFonts w:ascii="Arial" w:cs="Arial" w:eastAsia="Arial" w:hAnsi="Arial"/>
@@ -28682,7 +28682,7 @@
               <w:spacing w:after="10" w:before="0"/>
               <w:ind w:left="120"/>
             </w:pPr>
-            <w:hyperlink w:history="1" r:id="rId9_k40imbqoo8i5bcschhu">
+            <w:hyperlink w:history="1" r:id="rIddls5vzdijy5_hdpigffu1">
               <w:r>
                 <w:rPr>
                   <w:rFonts w:ascii="Arial" w:cs="Arial" w:eastAsia="Arial" w:hAnsi="Arial"/>
@@ -28877,7 +28877,7 @@
             <w:pPr>
               <w:spacing w:after="20" w:before="0"/>
             </w:pPr>
-            <w:hyperlink w:history="1" r:id="rIdkpagrp1oiaenzrtr8llao">
+            <w:hyperlink w:history="1" r:id="rIdkgiss6bzgywpx3n7huwsp">
               <w:r>
                 <w:rPr>
                   <w:rFonts w:ascii="Arial" w:cs="Arial" w:eastAsia="Arial" w:hAnsi="Arial"/>
@@ -28926,7 +28926,7 @@
               <w:spacing w:after="10" w:before="0"/>
               <w:ind w:left="120"/>
             </w:pPr>
-            <w:hyperlink w:history="1" r:id="rIdzv_mgxoed9uvhk91afedb">
+            <w:hyperlink w:history="1" r:id="rIdmoovko5uhikujh0nxlx5w">
               <w:r>
                 <w:rPr>
                   <w:rFonts w:ascii="Arial" w:cs="Arial" w:eastAsia="Arial" w:hAnsi="Arial"/>
@@ -28971,7 +28971,7 @@
             <w:pPr>
               <w:spacing w:after="20" w:before="0"/>
             </w:pPr>
-            <w:hyperlink w:history="1" r:id="rIdt5trd7wp7xuthapuyerki">
+            <w:hyperlink w:history="1" r:id="rId4fxqnfcgxmmsfzgnnazhu">
               <w:r>
                 <w:rPr>
                   <w:rFonts w:ascii="Arial" w:cs="Arial" w:eastAsia="Arial" w:hAnsi="Arial"/>
@@ -29004,7 +29004,7 @@
               <w:spacing w:after="10" w:before="0"/>
               <w:ind w:left="120"/>
             </w:pPr>
-            <w:hyperlink w:history="1" r:id="rId9pdes-vvut824ypxphmhb">
+            <w:hyperlink w:history="1" r:id="rIdle42ffx_mqvnzatxhbw9a">
               <w:r>
                 <w:rPr>
                   <w:rFonts w:ascii="Arial" w:cs="Arial" w:eastAsia="Arial" w:hAnsi="Arial"/>
@@ -29516,7 +29516,7 @@
         </w:rPr>
         <w:t xml:space="preserve">© 2026 SeaVuria and ARES. Aligned with KICD objectives. Developed by SeaVuria; technical implementation by ARES (with AI assistance from Claude). Licensed under </w:t>
       </w:r>
-      <w:hyperlink w:history="1" r:id="rIdiv_yib5izounlq2rwie0s">
+      <w:hyperlink w:history="1" r:id="rIdbbrimb1oztqpvyjuk1gp7">
         <w:r>
           <w:rPr>
             <w:rFonts w:ascii="Arial" w:cs="Arial" w:eastAsia="Arial" w:hAnsi="Arial"/>
@@ -29537,7 +29537,7 @@
         </w:rPr>
         <w:t xml:space="preserve"> (</w:t>
       </w:r>
-      <w:hyperlink w:history="1" r:id="rIdbi_vti5nauae5ggm74mj2">
+      <w:hyperlink w:history="1" r:id="rIdq_pjpzayjgol57_jgnyrj">
         <w:r>
           <w:rPr>
             <w:rFonts w:ascii="Arial" w:cs="Arial" w:eastAsia="Arial" w:hAnsi="Arial"/>
@@ -30108,7 +30108,7 @@
                 <w:sz w:val="18"/>
                 <w:szCs w:val="18"/>
               </w:rPr>
-              <w:t xml:space="preserve">In Lessons 8 and 9 learners established that temperature and enzyme activity (including the role of pH) affect respiration rate. Lesson 10 completes that factor analysis by adding substrate concentration, oxygen availability, and surface area, then zooms out to ask: WHY does any of this matter? Learners synthesise all unit evidence into a concept map that explicitly links the anchoring phenomenon — doubled breathing and pulse rates after step-ups — to the ultimate purpose of gaseous exchange: keeping every cell supplied with the substrate and oxygen it needs to release energy for movement, growth, active transport, heat regulation, and reproduction.</w:t>
+              <w:t xml:space="preserve">In Lessons 8 and 9 learners established that temperature and enzyme activity (including the role of pH) affect respiration rate. Lesson 10 completes that factor analysis by adding substrate concentration, oxygen availability, and surface area, then zooms out to ask: WHY does any of this matter? Learners synthesise all unit evidence into a concept map that explicitly links the anchoring phenomenon — doubled breathing rate and sharply raised pulse rate after step-ups — to the ultimate purpose of gaseous exchange: keeping every cell supplied with the substrate and oxygen it needs to release energy for movement, growth, active transport, heat regulation, and reproduction.</w:t>
             </w:r>
           </w:p>
         </w:tc>
@@ -30550,7 +30550,7 @@
             <w:pPr>
               <w:spacing w:after="20" w:before="0"/>
             </w:pPr>
-            <w:hyperlink w:history="1" r:id="rIdbh6pv13lstqmo18lfhd6o">
+            <w:hyperlink w:history="1" r:id="rId7rs6higfwvmzbprst7dva">
               <w:r>
                 <w:rPr>
                   <w:rFonts w:ascii="Arial" w:cs="Arial" w:eastAsia="Arial" w:hAnsi="Arial"/>
@@ -30583,7 +30583,7 @@
               <w:spacing w:after="10" w:before="0"/>
               <w:ind w:left="120"/>
             </w:pPr>
-            <w:hyperlink w:history="1" r:id="rIde0xrvri5k0i88yoqcgpnx">
+            <w:hyperlink w:history="1" r:id="rIdiftjmj-n2bcrmcofl4-cm">
               <w:r>
                 <w:rPr>
                   <w:rFonts w:ascii="Arial" w:cs="Arial" w:eastAsia="Arial" w:hAnsi="Arial"/>
@@ -30628,7 +30628,7 @@
             <w:pPr>
               <w:spacing w:after="20" w:before="0"/>
             </w:pPr>
-            <w:hyperlink w:history="1" r:id="rId3ymgn7wyytifgh_tqrsxd">
+            <w:hyperlink w:history="1" r:id="rId6a1omckpvpxbjkdfde77s">
               <w:r>
                 <w:rPr>
                   <w:rFonts w:ascii="Arial" w:cs="Arial" w:eastAsia="Arial" w:hAnsi="Arial"/>
@@ -30661,7 +30661,7 @@
               <w:spacing w:after="10" w:before="0"/>
               <w:ind w:left="120"/>
             </w:pPr>
-            <w:hyperlink w:history="1" r:id="rIdkiu4bcs0xaxvqgj12cwkb">
+            <w:hyperlink w:history="1" r:id="rIdjyn_jffzo9--hjblcnuxf">
               <w:r>
                 <w:rPr>
                   <w:rFonts w:ascii="Arial" w:cs="Arial" w:eastAsia="Arial" w:hAnsi="Arial"/>
@@ -30972,7 +30972,7 @@
             <w:pPr>
               <w:spacing w:after="20" w:before="0"/>
             </w:pPr>
-            <w:hyperlink w:history="1" r:id="rId4ionecg022bnc86i7oc8x">
+            <w:hyperlink w:history="1" r:id="rIddqciusbjbbofq7gace3t6">
               <w:r>
                 <w:rPr>
                   <w:rFonts w:ascii="Arial" w:cs="Arial" w:eastAsia="Arial" w:hAnsi="Arial"/>
@@ -31005,7 +31005,7 @@
               <w:spacing w:after="10" w:before="0"/>
               <w:ind w:left="120"/>
             </w:pPr>
-            <w:hyperlink w:history="1" r:id="rIdunskvuwi3tghebzyem1vu">
+            <w:hyperlink w:history="1" r:id="rId9advw0qj6-bthumq_7yl8">
               <w:r>
                 <w:rPr>
                   <w:rFonts w:ascii="Arial" w:cs="Arial" w:eastAsia="Arial" w:hAnsi="Arial"/>
@@ -31050,7 +31050,7 @@
             <w:pPr>
               <w:spacing w:after="20" w:before="0"/>
             </w:pPr>
-            <w:hyperlink w:history="1" r:id="rIdfoyy4iutyriy15m5umfmf">
+            <w:hyperlink w:history="1" r:id="rIdxrzumqyjlxfgma2ujlfvc">
               <w:r>
                 <w:rPr>
                   <w:rFonts w:ascii="Arial" w:cs="Arial" w:eastAsia="Arial" w:hAnsi="Arial"/>
@@ -31083,7 +31083,7 @@
               <w:spacing w:after="10" w:before="0"/>
               <w:ind w:left="120"/>
             </w:pPr>
-            <w:hyperlink w:history="1" r:id="rId-h5isrzfruoosz8agnbaw">
+            <w:hyperlink w:history="1" r:id="rIdt53micngib0fji8_vo1yw">
               <w:r>
                 <w:rPr>
                   <w:rFonts w:ascii="Arial" w:cs="Arial" w:eastAsia="Arial" w:hAnsi="Arial"/>
@@ -31566,7 +31566,7 @@
             <w:pPr>
               <w:spacing w:after="20" w:before="0"/>
             </w:pPr>
-            <w:hyperlink w:history="1" r:id="rIde0sgholtaev8iaibhq-lm">
+            <w:hyperlink w:history="1" r:id="rId5m5jmv_dk3quvaadaazjr">
               <w:r>
                 <w:rPr>
                   <w:rFonts w:ascii="Arial" w:cs="Arial" w:eastAsia="Arial" w:hAnsi="Arial"/>
@@ -31615,7 +31615,7 @@
               <w:spacing w:after="10" w:before="0"/>
               <w:ind w:left="120"/>
             </w:pPr>
-            <w:hyperlink w:history="1" r:id="rIdlz3bdejitudzu1ii8gu0a">
+            <w:hyperlink w:history="1" r:id="rIdmtkw1xflid4ap-kcqdiai">
               <w:r>
                 <w:rPr>
                   <w:rFonts w:ascii="Arial" w:cs="Arial" w:eastAsia="Arial" w:hAnsi="Arial"/>
@@ -31660,7 +31660,7 @@
             <w:pPr>
               <w:spacing w:after="20" w:before="0"/>
             </w:pPr>
-            <w:hyperlink w:history="1" r:id="rId4wml_wvzb9uibgvjewekc">
+            <w:hyperlink w:history="1" r:id="rId8gqq5f8dwig-dupsodplx">
               <w:r>
                 <w:rPr>
                   <w:rFonts w:ascii="Arial" w:cs="Arial" w:eastAsia="Arial" w:hAnsi="Arial"/>
@@ -31709,7 +31709,7 @@
               <w:spacing w:after="10" w:before="0"/>
               <w:ind w:left="120"/>
             </w:pPr>
-            <w:hyperlink w:history="1" r:id="rId4eo7gdkkyszupe-rkb4_o">
+            <w:hyperlink w:history="1" r:id="rId2airrbwd_xuetam7oq17j">
               <w:r>
                 <w:rPr>
                   <w:rFonts w:ascii="Arial" w:cs="Arial" w:eastAsia="Arial" w:hAnsi="Arial"/>
@@ -32362,7 +32362,7 @@
             <w:pPr>
               <w:spacing w:after="20" w:before="0"/>
             </w:pPr>
-            <w:hyperlink w:history="1" r:id="rIdlncscl7th3qvmio_zheoq">
+            <w:hyperlink w:history="1" r:id="rIdtr4sqa_ap0eldpw72vzye">
               <w:r>
                 <w:rPr>
                   <w:rFonts w:ascii="Arial" w:cs="Arial" w:eastAsia="Arial" w:hAnsi="Arial"/>
@@ -32411,7 +32411,7 @@
               <w:spacing w:after="10" w:before="0"/>
               <w:ind w:left="120"/>
             </w:pPr>
-            <w:hyperlink w:history="1" r:id="rIdzj-cwthxmeb1e6-pr_-kk">
+            <w:hyperlink w:history="1" r:id="rIdddindlssp0m_q2cobh_ak">
               <w:r>
                 <w:rPr>
                   <w:rFonts w:ascii="Arial" w:cs="Arial" w:eastAsia="Arial" w:hAnsi="Arial"/>
@@ -32456,7 +32456,7 @@
             <w:pPr>
               <w:spacing w:after="20" w:before="0"/>
             </w:pPr>
-            <w:hyperlink w:history="1" r:id="rIdfbrlm9vsjd-2mekkpidcf">
+            <w:hyperlink w:history="1" r:id="rIdea9nn1avlh5kicecrruqo">
               <w:r>
                 <w:rPr>
                   <w:rFonts w:ascii="Arial" w:cs="Arial" w:eastAsia="Arial" w:hAnsi="Arial"/>
@@ -32505,7 +32505,7 @@
               <w:spacing w:after="10" w:before="0"/>
               <w:ind w:left="120"/>
             </w:pPr>
-            <w:hyperlink w:history="1" r:id="rIdgdpydanfhljgvom6pabhn">
+            <w:hyperlink w:history="1" r:id="rId94snixl9jro_2ta5tf55r">
               <w:r>
                 <w:rPr>
                   <w:rFonts w:ascii="Arial" w:cs="Arial" w:eastAsia="Arial" w:hAnsi="Arial"/>
@@ -32776,7 +32776,7 @@
             <w:pPr>
               <w:spacing w:after="20" w:before="0"/>
             </w:pPr>
-            <w:hyperlink w:history="1" r:id="rIdepm7vh7qfrszv-5acv1lq">
+            <w:hyperlink w:history="1" r:id="rIdhmih-_u2unycg3iqwdpez">
               <w:r>
                 <w:rPr>
                   <w:rFonts w:ascii="Arial" w:cs="Arial" w:eastAsia="Arial" w:hAnsi="Arial"/>
@@ -32825,7 +32825,7 @@
               <w:spacing w:after="10" w:before="0"/>
               <w:ind w:left="120"/>
             </w:pPr>
-            <w:hyperlink w:history="1" r:id="rIdleuul6ygmqtr05wpdiyzz">
+            <w:hyperlink w:history="1" r:id="rIdl_n6juydf88w2wbzjzz1d">
               <w:r>
                 <w:rPr>
                   <w:rFonts w:ascii="Arial" w:cs="Arial" w:eastAsia="Arial" w:hAnsi="Arial"/>
@@ -32870,7 +32870,7 @@
             <w:pPr>
               <w:spacing w:after="20" w:before="0"/>
             </w:pPr>
-            <w:hyperlink w:history="1" r:id="rIdbvtqqjzz7j5d6eiythfuw">
+            <w:hyperlink w:history="1" r:id="rIdpcqazjw47p9z8cq9rttah">
               <w:r>
                 <w:rPr>
                   <w:rFonts w:ascii="Arial" w:cs="Arial" w:eastAsia="Arial" w:hAnsi="Arial"/>
@@ -32919,7 +32919,7 @@
               <w:spacing w:after="10" w:before="0"/>
               <w:ind w:left="120"/>
             </w:pPr>
-            <w:hyperlink w:history="1" r:id="rIdp5zi_rhkzgpgh0fchdk78">
+            <w:hyperlink w:history="1" r:id="rIdyelhguqgspnbskzk-fzr2">
               <w:r>
                 <w:rPr>
                   <w:rFonts w:ascii="Arial" w:cs="Arial" w:eastAsia="Arial" w:hAnsi="Arial"/>
@@ -32961,7 +32961,7 @@
                 <w:sz w:val="18"/>
                 <w:szCs w:val="18"/>
               </w:rPr>
-              <w:t xml:space="preserve">Learners open their cumulative respiratory model — the annotated diagram they have been building and revising since Lesson 2, which currently shows breathing mechanics, alveolar gas exchange, and the basic cellular respiration equation with temperature and enzyme/pH effects labelled. Using a coloured pen different from all previous revision colours, learners add three new annotations to their model:</w:t>
+              <w:t xml:space="preserve">Learners open their cumulative respiratory model — the annotated diagram they have been building and revising since Lesson 1, which currently shows breathing mechanics, alveolar gas exchange, and the basic cellular respiration equation with temperature and enzyme/pH effects labelled. Using a coloured pen different from all previous revision colours, learners add three new annotations to their model:</w:t>
             </w:r>
           </w:p>
           <w:p>
@@ -33694,7 +33694,7 @@
                 <w:sz w:val="18"/>
                 <w:szCs w:val="18"/>
               </w:rPr>
-              <w:t xml:space="preserve">The doubled breathing rate and pulse rate observed after step-ups in Lesson 1 reflect the body's urgent attempt to increase oxygen delivery to muscle cells so they can maintain aerobic respiration at the rate demanded by exercise. When oxygen delivery cannot keep pace — as it cannot at high altitude or during very intense exercise — cells switch to anaerobic respiration, producing lactic acid and causing the burning sensation many learners felt. The efficiency of this entire system depends on substrate availability, oxygen availability, and the surface area of the respiratory membranes — all three factors that were investigated in this lesson.</w:t>
+              <w:t xml:space="preserve">The doubled breathing rate and sharply raised pulse rate observed after step-ups in Lesson 1 reflect the body's urgent attempt to increase oxygen delivery to muscle cells so they can maintain aerobic respiration at the rate demanded by exercise. When oxygen delivery cannot keep pace — as it cannot at high altitude or during very intense exercise — cells switch to anaerobic respiration, producing lactic acid and causing the burning sensation many learners felt. The efficiency of this entire system depends on substrate availability, oxygen availability, and the surface area of the respiratory membranes — all three factors that were investigated in this lesson.</w:t>
             </w:r>
           </w:p>
         </w:tc>
@@ -33716,7 +33716,7 @@
         </w:rPr>
         <w:t xml:space="preserve">© 2026 SeaVuria and ARES. Aligned with KICD objectives. Developed by SeaVuria; technical implementation by ARES (with AI assistance from Claude). Licensed under </w:t>
       </w:r>
-      <w:hyperlink w:history="1" r:id="rId3sh31tsu1oq5eqn1vmoyo">
+      <w:hyperlink w:history="1" r:id="rIdxaswdo5hycs_nfd-sm_5j">
         <w:r>
           <w:rPr>
             <w:rFonts w:ascii="Arial" w:cs="Arial" w:eastAsia="Arial" w:hAnsi="Arial"/>
@@ -33737,7 +33737,7 @@
         </w:rPr>
         <w:t xml:space="preserve"> (</w:t>
       </w:r>
-      <w:hyperlink w:history="1" r:id="rIdqw-rsp8auygri4rmgjbtv">
+      <w:hyperlink w:history="1" r:id="rIdekgfrpwwwoez4muszkprj">
         <w:r>
           <w:rPr>
             <w:rFonts w:ascii="Arial" w:cs="Arial" w:eastAsia="Arial" w:hAnsi="Arial"/>
@@ -34767,7 +34767,7 @@
               <w:spacing w:after="10" w:before="0"/>
               <w:ind w:left="120"/>
             </w:pPr>
-            <w:hyperlink w:history="1" r:id="rIdqnhsw-yaenoxxtgedlqcc">
+            <w:hyperlink w:history="1" r:id="rIdjsyxvwhg0oi1295fq5e6t">
               <w:r>
                 <w:rPr>
                   <w:rFonts w:ascii="Arial" w:cs="Arial" w:eastAsia="Arial" w:hAnsi="Arial"/>
@@ -34827,7 +34827,7 @@
             <w:pPr>
               <w:spacing w:after="20" w:before="0"/>
             </w:pPr>
-            <w:hyperlink w:history="1" r:id="rIdyxnlxwc5u_4heyf9twl3d">
+            <w:hyperlink w:history="1" r:id="rIdnvcudefwuzhf1pstn-ixx">
               <w:r>
                 <w:rPr>
                   <w:rFonts w:ascii="Arial" w:cs="Arial" w:eastAsia="Arial" w:hAnsi="Arial"/>
@@ -34860,7 +34860,7 @@
               <w:spacing w:after="10" w:before="0"/>
               <w:ind w:left="120"/>
             </w:pPr>
-            <w:hyperlink w:history="1" r:id="rIdjeluzxfxvlbegzohfrgvw">
+            <w:hyperlink w:history="1" r:id="rIdcgxqo_kjl4zdfmsbozrp7">
               <w:r>
                 <w:rPr>
                   <w:rFonts w:ascii="Arial" w:cs="Arial" w:eastAsia="Arial" w:hAnsi="Arial"/>
@@ -34902,7 +34902,7 @@
                 <w:sz w:val="18"/>
                 <w:szCs w:val="18"/>
               </w:rPr>
-              <w:t xml:space="preserve">Learners spend 4 minutes individually writing a list — without opening notes — of every biological process or structure they believe must appear in a complete explanation of why breathing rate and pulse rate doubled during the Lesson 1 step-up exercise. They then share with a shoulder partner and combine lists, starring items they are uncertain about. The teacher takes a quick show-of-hands tally on the board: 'Raise your hand if your list includes alveoli... lactic acid... RQ... Fick's Law.' This surfaces gaps before model construction begins.</w:t>
+              <w:t xml:space="preserve">Learners spend 4 minutes individually writing a list — without opening notes — of every biological process or structure they believe must appear in a complete explanation of why breathing rate doubled and pulse rate rose sharply during the Lesson 1 step-up exercise. They then share with a shoulder partner and combine lists, starring items they are uncertain about. The teacher takes a quick show-of-hands tally on the board: 'Raise your hand if your list includes alveoli... lactic acid... RQ... Fick's Law.' This surfaces gaps before model construction begins.</w:t>
             </w:r>
           </w:p>
         </w:tc>
@@ -34934,7 +34934,7 @@
                 <w:sz w:val="18"/>
                 <w:szCs w:val="18"/>
               </w:rPr>
-              <w:t xml:space="preserve">Display the original class data table from Lesson 1 on the board or a printed copy. Say: 'Before we look at any checklist, I want to know what YOUR mind has stored across ten lessons. Look at that data — breathing rate doubled, pulse doubled, some of you felt your legs burn. What do you now know that you did not know in Lesson 1? Write every concept, structure, or equation that belongs in a full explanation. You have 3 minutes — go.' Set a visible timer. After 2 minutes say: 'One more minute — push yourself to name at least eight things.' After sharing with partners, conduct the tally and say: 'The starred items — the ones you are not sure about — are exactly where your model needs the most work today.' WAIT TIME: after each show-of-hands tally pause 5 seconds before commenting so learners can observe which items fewer classmates included.</w:t>
+              <w:t xml:space="preserve">Display the original class data table from Lesson 1 on the board or a printed copy. Say: 'Before we look at any checklist, I want to know what YOUR mind has stored across ten lessons. Look at that data — breathing rate doubled, pulse rose sharply, some of you felt your legs burn. What do you now know that you did not know in Lesson 1? Write every concept, structure, or equation that belongs in a full explanation. You have 3 minutes — go.' Set a visible timer. After 2 minutes say: 'One more minute — push yourself to name at least eight things.' After sharing with partners, conduct the tally and say: 'The starred items — the ones you are not sure about — are exactly where your model needs the most work today.' WAIT TIME: after each show-of-hands tally pause 5 seconds before commenting so learners can observe which items fewer classmates included.</w:t>
             </w:r>
           </w:p>
         </w:tc>
@@ -35072,7 +35072,7 @@
               <w:spacing w:after="10" w:before="0"/>
               <w:ind w:left="120"/>
             </w:pPr>
-            <w:hyperlink w:history="1" r:id="rIds3sd1huss1kkktyueoxsv">
+            <w:hyperlink w:history="1" r:id="rIdlwpkh_k6x-rl4tczmiwk0">
               <w:r>
                 <w:rPr>
                   <w:rFonts w:ascii="Arial" w:cs="Arial" w:eastAsia="Arial" w:hAnsi="Arial"/>
@@ -35132,7 +35132,7 @@
             <w:pPr>
               <w:spacing w:after="20" w:before="0"/>
             </w:pPr>
-            <w:hyperlink w:history="1" r:id="rIduz7vm2bqbwnf842nigfof">
+            <w:hyperlink w:history="1" r:id="rId22yakgby-wmd8wg_z4ufu">
               <w:r>
                 <w:rPr>
                   <w:rFonts w:ascii="Arial" w:cs="Arial" w:eastAsia="Arial" w:hAnsi="Arial"/>
@@ -35165,7 +35165,7 @@
               <w:spacing w:after="10" w:before="0"/>
               <w:ind w:left="120"/>
             </w:pPr>
-            <w:hyperlink w:history="1" r:id="rIdqlxi2preaf8usrnjzuatc">
+            <w:hyperlink w:history="1" r:id="rIdlogacdvq4wk6ayn44twtg">
               <w:r>
                 <w:rPr>
                   <w:rFonts w:ascii="Arial" w:cs="Arial" w:eastAsia="Arial" w:hAnsi="Arial"/>
@@ -35377,7 +35377,7 @@
               <w:spacing w:after="10" w:before="0"/>
               <w:ind w:left="120"/>
             </w:pPr>
-            <w:hyperlink w:history="1" r:id="rIdgwoxafdzq6slcuqyrm2jy">
+            <w:hyperlink w:history="1" r:id="rIdnxymfzbtfzev4t602uj6p">
               <w:r>
                 <w:rPr>
                   <w:rFonts w:ascii="Arial" w:cs="Arial" w:eastAsia="Arial" w:hAnsi="Arial"/>
@@ -35437,7 +35437,7 @@
             <w:pPr>
               <w:spacing w:after="20" w:before="0"/>
             </w:pPr>
-            <w:hyperlink w:history="1" r:id="rIddtu6jxjxl7fcgorc4aj0j">
+            <w:hyperlink w:history="1" r:id="rIdotruodo92ipwatiwanvxv">
               <w:r>
                 <w:rPr>
                   <w:rFonts w:ascii="Arial" w:cs="Arial" w:eastAsia="Arial" w:hAnsi="Arial"/>
@@ -35486,7 +35486,7 @@
               <w:spacing w:after="10" w:before="0"/>
               <w:ind w:left="120"/>
             </w:pPr>
-            <w:hyperlink w:history="1" r:id="rIdfe3frf7aripykxiabs9pn">
+            <w:hyperlink w:history="1" r:id="rIdahqowisttyfq9xppflrmc">
               <w:r>
                 <w:rPr>
                   <w:rFonts w:ascii="Arial" w:cs="Arial" w:eastAsia="Arial" w:hAnsi="Arial"/>
@@ -35698,7 +35698,7 @@
               <w:spacing w:after="10" w:before="0"/>
               <w:ind w:left="120"/>
             </w:pPr>
-            <w:hyperlink w:history="1" r:id="rIdhqfekagij3eqpbu1fuiju">
+            <w:hyperlink w:history="1" r:id="rIdntmtmd1x2bg2p85htnwp_">
               <w:r>
                 <w:rPr>
                   <w:rFonts w:ascii="Arial" w:cs="Arial" w:eastAsia="Arial" w:hAnsi="Arial"/>
@@ -35758,7 +35758,7 @@
             <w:pPr>
               <w:spacing w:after="20" w:before="0"/>
             </w:pPr>
-            <w:hyperlink w:history="1" r:id="rIdhq8ahuqk11j_-v2uc-vkw">
+            <w:hyperlink w:history="1" r:id="rIdxdappyac1ai-frbbxkw4s">
               <w:r>
                 <w:rPr>
                   <w:rFonts w:ascii="Arial" w:cs="Arial" w:eastAsia="Arial" w:hAnsi="Arial"/>
@@ -35807,7 +35807,7 @@
               <w:spacing w:after="10" w:before="0"/>
               <w:ind w:left="120"/>
             </w:pPr>
-            <w:hyperlink w:history="1" r:id="rIdvpmhhrjqty9cakzz9nzqa">
+            <w:hyperlink w:history="1" r:id="rIdbrfrpwscfpnmu8zbxjjjz">
               <w:r>
                 <w:rPr>
                   <w:rFonts w:ascii="Arial" w:cs="Arial" w:eastAsia="Arial" w:hAnsi="Arial"/>
@@ -36019,7 +36019,7 @@
               <w:spacing w:after="10" w:before="0"/>
               <w:ind w:left="120"/>
             </w:pPr>
-            <w:hyperlink w:history="1" r:id="rId6zxdbcduazxygmmlrf6cl">
+            <w:hyperlink w:history="1" r:id="rIda5wzng8-p-r7j2xz2xyvw">
               <w:r>
                 <w:rPr>
                   <w:rFonts w:ascii="Arial" w:cs="Arial" w:eastAsia="Arial" w:hAnsi="Arial"/>
@@ -36079,7 +36079,7 @@
             <w:pPr>
               <w:spacing w:after="20" w:before="0"/>
             </w:pPr>
-            <w:hyperlink w:history="1" r:id="rIdkukmzgwtdmp02ibmgfvrs">
+            <w:hyperlink w:history="1" r:id="rIdcrkptpviwohkioi8xggqn">
               <w:r>
                 <w:rPr>
                   <w:rFonts w:ascii="Arial" w:cs="Arial" w:eastAsia="Arial" w:hAnsi="Arial"/>
@@ -36128,7 +36128,7 @@
               <w:spacing w:after="10" w:before="0"/>
               <w:ind w:left="120"/>
             </w:pPr>
-            <w:hyperlink w:history="1" r:id="rIddsvnkkbnk5in0kiwkvtfj">
+            <w:hyperlink w:history="1" r:id="rId-ujja8k0hq2wfq9r1e7ph">
               <w:r>
                 <w:rPr>
                   <w:rFonts w:ascii="Arial" w:cs="Arial" w:eastAsia="Arial" w:hAnsi="Arial"/>
@@ -36618,7 +36618,7 @@
                 <w:sz w:val="18"/>
                 <w:szCs w:val="18"/>
               </w:rPr>
-              <w:t xml:space="preserve">Learners explained in a written model caption how the doubling of breathing rate and pulse rate during step-ups results from the integrated action of alveolar gas exchange, haemoglobin-mediated oxygen transport, aerobic cellular respiration in muscle mitochondria, and — when oxygen supply is insufficient — the anaerobic production of lactic acid that causes the burning sensation felt in Lesson 1. This explanation directly advances the driving question by demonstrating that the body works harder to supply oxygen because mitochondria consuming glucose in aerobic respiration continuously deplete local oxygen, and that when even doubled breathing cannot meet demand, anaerobic respiration fills the energy gap at the cost of lactic acid accumulation.</w:t>
+              <w:t xml:space="preserve">Learners explained in a written model caption how the doubling of breathing rate and sharp rise in pulse rate during step-ups results from the integrated action of alveolar gas exchange, haemoglobin-mediated oxygen transport, aerobic cellular respiration in muscle mitochondria, and — when oxygen supply is insufficient — the anaerobic production of lactic acid that causes the burning sensation felt in Lesson 1. This explanation directly advances the driving question by demonstrating that the body works harder to supply oxygen because mitochondria consuming glucose in aerobic respiration continuously deplete local oxygen, and that when even doubled breathing cannot meet demand, anaerobic respiration fills the energy gap at the cost of lactic acid accumulation.</w:t>
             </w:r>
           </w:p>
         </w:tc>
@@ -36640,7 +36640,7 @@
         </w:rPr>
         <w:t xml:space="preserve">© 2026 SeaVuria and ARES. Aligned with KICD objectives. Developed by SeaVuria; technical implementation by ARES (with AI assistance from Claude). Licensed under </w:t>
       </w:r>
-      <w:hyperlink w:history="1" r:id="rIdxvojb-m2hycrmsmu6n2er">
+      <w:hyperlink w:history="1" r:id="rIdxlkswopkl2ixel3xrbl0v">
         <w:r>
           <w:rPr>
             <w:rFonts w:ascii="Arial" w:cs="Arial" w:eastAsia="Arial" w:hAnsi="Arial"/>
@@ -36661,7 +36661,7 @@
         </w:rPr>
         <w:t xml:space="preserve"> (</w:t>
       </w:r>
-      <w:hyperlink w:history="1" r:id="rIdc5aswnz1ttexbjq-mut7z">
+      <w:hyperlink w:history="1" r:id="rIdqqi-yxp1adif5-mad71jy">
         <w:r>
           <w:rPr>
             <w:rFonts w:ascii="Arial" w:cs="Arial" w:eastAsia="Arial" w:hAnsi="Arial"/>
@@ -37674,7 +37674,7 @@
             <w:pPr>
               <w:spacing w:after="20" w:before="0"/>
             </w:pPr>
-            <w:hyperlink w:history="1" r:id="rIdc2lbbhjlrlxojgo89t6mb">
+            <w:hyperlink w:history="1" r:id="rIdn-cz_e6lemtg_fcxvneqx">
               <w:r>
                 <w:rPr>
                   <w:rFonts w:ascii="Arial" w:cs="Arial" w:eastAsia="Arial" w:hAnsi="Arial"/>
@@ -37723,7 +37723,7 @@
               <w:spacing w:after="10" w:before="0"/>
               <w:ind w:left="120"/>
             </w:pPr>
-            <w:hyperlink w:history="1" r:id="rId08fxdxgdylqsqsydeqhrk">
+            <w:hyperlink w:history="1" r:id="rIdmiulwvcl0kzhsnjcj8atf">
               <w:r>
                 <w:rPr>
                   <w:rFonts w:ascii="Arial" w:cs="Arial" w:eastAsia="Arial" w:hAnsi="Arial"/>
@@ -37768,7 +37768,7 @@
             <w:pPr>
               <w:spacing w:after="20" w:before="0"/>
             </w:pPr>
-            <w:hyperlink w:history="1" r:id="rIdwnxh9jhpnui_jpzr5jxxx">
+            <w:hyperlink w:history="1" r:id="rId1gaevfdydgvuilknux-b6">
               <w:r>
                 <w:rPr>
                   <w:rFonts w:ascii="Arial" w:cs="Arial" w:eastAsia="Arial" w:hAnsi="Arial"/>
@@ -37801,7 +37801,7 @@
               <w:spacing w:after="10" w:before="0"/>
               <w:ind w:left="120"/>
             </w:pPr>
-            <w:hyperlink w:history="1" r:id="rIdrmobkogys2vvptl_my0lb">
+            <w:hyperlink w:history="1" r:id="rIdxapnrq7zw1yu-djocugcc">
               <w:r>
                 <w:rPr>
                   <w:rFonts w:ascii="Arial" w:cs="Arial" w:eastAsia="Arial" w:hAnsi="Arial"/>
@@ -37996,7 +37996,7 @@
             <w:pPr>
               <w:spacing w:after="20" w:before="0"/>
             </w:pPr>
-            <w:hyperlink w:history="1" r:id="rIdkqyklnvlx-whfpgxti_tq">
+            <w:hyperlink w:history="1" r:id="rId8tjbiqaaoysaqwhmieapz">
               <w:r>
                 <w:rPr>
                   <w:rFonts w:ascii="Arial" w:cs="Arial" w:eastAsia="Arial" w:hAnsi="Arial"/>
@@ -38045,7 +38045,7 @@
               <w:spacing w:after="10" w:before="0"/>
               <w:ind w:left="120"/>
             </w:pPr>
-            <w:hyperlink w:history="1" r:id="rIdmvvwcjjguqh0q8v_1yx5g">
+            <w:hyperlink w:history="1" r:id="rIdend23tg1syvjxltlop4tx">
               <w:r>
                 <w:rPr>
                   <w:rFonts w:ascii="Arial" w:cs="Arial" w:eastAsia="Arial" w:hAnsi="Arial"/>
@@ -38090,7 +38090,7 @@
             <w:pPr>
               <w:spacing w:after="20" w:before="0"/>
             </w:pPr>
-            <w:hyperlink w:history="1" r:id="rIdcdvhnmzssdoxxqgpnpwsm">
+            <w:hyperlink w:history="1" r:id="rIdosqrs0xfhpy8dddqhtx1b">
               <w:r>
                 <w:rPr>
                   <w:rFonts w:ascii="Arial" w:cs="Arial" w:eastAsia="Arial" w:hAnsi="Arial"/>
@@ -38123,7 +38123,7 @@
               <w:spacing w:after="10" w:before="0"/>
               <w:ind w:left="120"/>
             </w:pPr>
-            <w:hyperlink w:history="1" r:id="rId8q8idvmrozdd1lrgafrcj">
+            <w:hyperlink w:history="1" r:id="rId0ixq_jgqvwul9dl3enn02">
               <w:r>
                 <w:rPr>
                   <w:rFonts w:ascii="Arial" w:cs="Arial" w:eastAsia="Arial" w:hAnsi="Arial"/>
@@ -38318,7 +38318,7 @@
             <w:pPr>
               <w:spacing w:after="20" w:before="0"/>
             </w:pPr>
-            <w:hyperlink w:history="1" r:id="rIdgen3hom7yacmmdg9d6lly">
+            <w:hyperlink w:history="1" r:id="rIdwimoapuluwpyav9si9hmp">
               <w:r>
                 <w:rPr>
                   <w:rFonts w:ascii="Arial" w:cs="Arial" w:eastAsia="Arial" w:hAnsi="Arial"/>
@@ -38367,7 +38367,7 @@
               <w:spacing w:after="10" w:before="0"/>
               <w:ind w:left="120"/>
             </w:pPr>
-            <w:hyperlink w:history="1" r:id="rIdoxk4mx_cdo82fwhffdqms">
+            <w:hyperlink w:history="1" r:id="rIdyyfwusz2rd0ol6lejjyja">
               <w:r>
                 <w:rPr>
                   <w:rFonts w:ascii="Arial" w:cs="Arial" w:eastAsia="Arial" w:hAnsi="Arial"/>
@@ -38412,7 +38412,7 @@
             <w:pPr>
               <w:spacing w:after="20" w:before="0"/>
             </w:pPr>
-            <w:hyperlink w:history="1" r:id="rIdkr54rfdohfhvzt8ll85xn">
+            <w:hyperlink w:history="1" r:id="rIdetcyxqlezic5zrc7z1mre">
               <w:r>
                 <w:rPr>
                   <w:rFonts w:ascii="Arial" w:cs="Arial" w:eastAsia="Arial" w:hAnsi="Arial"/>
@@ -38445,7 +38445,7 @@
               <w:spacing w:after="10" w:before="0"/>
               <w:ind w:left="120"/>
             </w:pPr>
-            <w:hyperlink w:history="1" r:id="rId752e4b0t6sfu2aowgifv1">
+            <w:hyperlink w:history="1" r:id="rIdbphmqtr1528xffraw8r6s">
               <w:r>
                 <w:rPr>
                   <w:rFonts w:ascii="Arial" w:cs="Arial" w:eastAsia="Arial" w:hAnsi="Arial"/>
@@ -38640,7 +38640,7 @@
             <w:pPr>
               <w:spacing w:after="20" w:before="0"/>
             </w:pPr>
-            <w:hyperlink w:history="1" r:id="rIdwji_f4t2f2odpc24l7kay">
+            <w:hyperlink w:history="1" r:id="rIdgn2iu0glud6wp0nm8n3kb">
               <w:r>
                 <w:rPr>
                   <w:rFonts w:ascii="Arial" w:cs="Arial" w:eastAsia="Arial" w:hAnsi="Arial"/>
@@ -38689,7 +38689,7 @@
               <w:spacing w:after="10" w:before="0"/>
               <w:ind w:left="120"/>
             </w:pPr>
-            <w:hyperlink w:history="1" r:id="rIdzhtdvxcn-moiwetdu3rd5">
+            <w:hyperlink w:history="1" r:id="rIdzdlra_hjmlidbqkmgsn1r">
               <w:r>
                 <w:rPr>
                   <w:rFonts w:ascii="Arial" w:cs="Arial" w:eastAsia="Arial" w:hAnsi="Arial"/>
@@ -38734,7 +38734,7 @@
             <w:pPr>
               <w:spacing w:after="20" w:before="0"/>
             </w:pPr>
-            <w:hyperlink w:history="1" r:id="rIdfkcgratlxvl_2u1cw9_mi">
+            <w:hyperlink w:history="1" r:id="rIdegue8s9sx0sdve4urx80g">
               <w:r>
                 <w:rPr>
                   <w:rFonts w:ascii="Arial" w:cs="Arial" w:eastAsia="Arial" w:hAnsi="Arial"/>
@@ -38767,7 +38767,7 @@
               <w:spacing w:after="10" w:before="0"/>
               <w:ind w:left="120"/>
             </w:pPr>
-            <w:hyperlink w:history="1" r:id="rIdz7dinnzm0sz5r3qpwlk90">
+            <w:hyperlink w:history="1" r:id="rIdccf-e4fnl-yiubsrwq9yi">
               <w:r>
                 <w:rPr>
                   <w:rFonts w:ascii="Arial" w:cs="Arial" w:eastAsia="Arial" w:hAnsi="Arial"/>
@@ -38962,7 +38962,7 @@
             <w:pPr>
               <w:spacing w:after="20" w:before="0"/>
             </w:pPr>
-            <w:hyperlink w:history="1" r:id="rIdbeh_cf_v0agktdu1xcdfa">
+            <w:hyperlink w:history="1" r:id="rIdv84vsde--wxqy2vhrgiiz">
               <w:r>
                 <w:rPr>
                   <w:rFonts w:ascii="Arial" w:cs="Arial" w:eastAsia="Arial" w:hAnsi="Arial"/>
@@ -39011,7 +39011,7 @@
               <w:spacing w:after="10" w:before="0"/>
               <w:ind w:left="120"/>
             </w:pPr>
-            <w:hyperlink w:history="1" r:id="rIddue7knpdo64le3onukjz1">
+            <w:hyperlink w:history="1" r:id="rIdfq6mvxa1labhyapedx66d">
               <w:r>
                 <w:rPr>
                   <w:rFonts w:ascii="Arial" w:cs="Arial" w:eastAsia="Arial" w:hAnsi="Arial"/>
@@ -39056,7 +39056,7 @@
             <w:pPr>
               <w:spacing w:after="20" w:before="0"/>
             </w:pPr>
-            <w:hyperlink w:history="1" r:id="rIdpppjfkkfnnfivsknem6r_">
+            <w:hyperlink w:history="1" r:id="rIdwlm6pkqzpc-snphyxo8en">
               <w:r>
                 <w:rPr>
                   <w:rFonts w:ascii="Arial" w:cs="Arial" w:eastAsia="Arial" w:hAnsi="Arial"/>
@@ -39089,7 +39089,7 @@
               <w:spacing w:after="10" w:before="0"/>
               <w:ind w:left="120"/>
             </w:pPr>
-            <w:hyperlink w:history="1" r:id="rIdkchzirg_klnhtvbxf-wb7">
+            <w:hyperlink w:history="1" r:id="rIdvmfjfpx1spjwtsq4ru0ny">
               <w:r>
                 <w:rPr>
                   <w:rFonts w:ascii="Arial" w:cs="Arial" w:eastAsia="Arial" w:hAnsi="Arial"/>
@@ -39829,7 +39829,7 @@
         </w:rPr>
         <w:t xml:space="preserve">© 2026 SeaVuria and ARES. Aligned with KICD objectives. Developed by SeaVuria; technical implementation by ARES (with AI assistance from Claude). Licensed under </w:t>
       </w:r>
-      <w:hyperlink w:history="1" r:id="rId77mnossolyxiscxeycpxd">
+      <w:hyperlink w:history="1" r:id="rIdbtqrjgh5geo1_cfn0ay-t">
         <w:r>
           <w:rPr>
             <w:rFonts w:ascii="Arial" w:cs="Arial" w:eastAsia="Arial" w:hAnsi="Arial"/>
@@ -39850,7 +39850,7 @@
         </w:rPr>
         <w:t xml:space="preserve"> (</w:t>
       </w:r>
-      <w:hyperlink w:history="1" r:id="rId9a93yxjwbczlwgzbz0en0">
+      <w:hyperlink w:history="1" r:id="rIdwzbpdkge7-wrnpkfj6bjx">
         <w:r>
           <w:rPr>
             <w:rFonts w:ascii="Arial" w:cs="Arial" w:eastAsia="Arial" w:hAnsi="Arial"/>

--- a/data/outputs/v2/Biology/SS3.3_Animal_Gaseous_Exchange_and_Respiration/Biology_Animal_Gaseous_Exchange_and_Respiration_CBE_LessonSequence.docx
+++ b/data/outputs/v2/Biology/SS3.3_Animal_Gaseous_Exchange_and_Respiration/Biology_Animal_Gaseous_Exchange_and_Respiration_CBE_LessonSequence.docx
@@ -2690,7 +2690,7 @@
         </w:rPr>
         <w:t xml:space="preserve">© 2026 SeaVuria and ARES. This work is licensed under a </w:t>
       </w:r>
-      <w:hyperlink w:history="1" r:id="rIdf4ninjh7nksytxk4ys6oy">
+      <w:hyperlink w:history="1" r:id="rIdzfz3hxdpqsdemyuurubt6">
         <w:r>
           <w:rPr>
             <w:rFonts w:ascii="Arial" w:cs="Arial" w:eastAsia="Arial" w:hAnsi="Arial"/>
@@ -2710,7 +2710,7 @@
         </w:rPr>
         <w:t xml:space="preserve"> (</w:t>
       </w:r>
-      <w:hyperlink w:history="1" r:id="rIden1vadv3gkq64zjp54nbu">
+      <w:hyperlink w:history="1" r:id="rIdjqg8sd2i7lcq59oo02ta7">
         <w:r>
           <w:rPr>
             <w:rFonts w:ascii="Arial" w:cs="Arial" w:eastAsia="Arial" w:hAnsi="Arial"/>
@@ -2730,7 +2730,7 @@
         </w:rPr>
         <w:t xml:space="preserve">). To view a copy of this license, visit </w:t>
       </w:r>
-      <w:hyperlink w:history="1" r:id="rIdzee6l-wiez_zp7sd07czw">
+      <w:hyperlink w:history="1" r:id="rIdj5bcwaadzc0hnqxpaoqlp">
         <w:r>
           <w:rPr>
             <w:rFonts w:ascii="Arial" w:cs="Arial" w:eastAsia="Arial" w:hAnsi="Arial"/>
@@ -3742,7 +3742,7 @@
             <w:pPr>
               <w:spacing w:after="20" w:before="0"/>
             </w:pPr>
-            <w:hyperlink w:history="1" r:id="rIdg57obicojw-56w-a3ziqq">
+            <w:hyperlink w:history="1" r:id="rIdtanxqgilsep59tz02tra7">
               <w:r>
                 <w:rPr>
                   <w:rFonts w:ascii="Arial" w:cs="Arial" w:eastAsia="Arial" w:hAnsi="Arial"/>
@@ -3775,7 +3775,7 @@
               <w:spacing w:after="10" w:before="0"/>
               <w:ind w:left="120"/>
             </w:pPr>
-            <w:hyperlink w:history="1" r:id="rIdflkrsibh3nctluse4j8hm">
+            <w:hyperlink w:history="1" r:id="rIdo3idb7n_xgjkbafed4vae">
               <w:r>
                 <w:rPr>
                   <w:rFonts w:ascii="Arial" w:cs="Arial" w:eastAsia="Arial" w:hAnsi="Arial"/>
@@ -3820,7 +3820,7 @@
             <w:pPr>
               <w:spacing w:after="20" w:before="0"/>
             </w:pPr>
-            <w:hyperlink w:history="1" r:id="rId3tx7dbqvb1rpvbui9l8lz">
+            <w:hyperlink w:history="1" r:id="rId4fdm16b5fdeusiohevxod">
               <w:r>
                 <w:rPr>
                   <w:rFonts w:ascii="Arial" w:cs="Arial" w:eastAsia="Arial" w:hAnsi="Arial"/>
@@ -3853,7 +3853,7 @@
               <w:spacing w:after="10" w:before="0"/>
               <w:ind w:left="120"/>
             </w:pPr>
-            <w:hyperlink w:history="1" r:id="rIdb2sc0v_ygvx8urc87cieu">
+            <w:hyperlink w:history="1" r:id="rIdckwqs1khf-rfqxvq9nlpe">
               <w:r>
                 <w:rPr>
                   <w:rFonts w:ascii="Arial" w:cs="Arial" w:eastAsia="Arial" w:hAnsi="Arial"/>
@@ -4048,7 +4048,7 @@
             <w:pPr>
               <w:spacing w:after="20" w:before="0"/>
             </w:pPr>
-            <w:hyperlink w:history="1" r:id="rIdkd1vxezekostwxl2r9fv0">
+            <w:hyperlink w:history="1" r:id="rIdatlofon1mstng498-hub4">
               <w:r>
                 <w:rPr>
                   <w:rFonts w:ascii="Arial" w:cs="Arial" w:eastAsia="Arial" w:hAnsi="Arial"/>
@@ -4081,7 +4081,7 @@
               <w:spacing w:after="10" w:before="0"/>
               <w:ind w:left="120"/>
             </w:pPr>
-            <w:hyperlink w:history="1" r:id="rIde3j54lqfnx-ob0pipfmop">
+            <w:hyperlink w:history="1" r:id="rIdec8bczdnhp_57thfij622">
               <w:r>
                 <w:rPr>
                   <w:rFonts w:ascii="Arial" w:cs="Arial" w:eastAsia="Arial" w:hAnsi="Arial"/>
@@ -4126,7 +4126,7 @@
             <w:pPr>
               <w:spacing w:after="20" w:before="0"/>
             </w:pPr>
-            <w:hyperlink w:history="1" r:id="rIdaf3bsvpt-mizg4btwlx8b">
+            <w:hyperlink w:history="1" r:id="rIdsflnsy9owfti27xqg9xym">
               <w:r>
                 <w:rPr>
                   <w:rFonts w:ascii="Arial" w:cs="Arial" w:eastAsia="Arial" w:hAnsi="Arial"/>
@@ -4159,7 +4159,7 @@
               <w:spacing w:after="10" w:before="0"/>
               <w:ind w:left="120"/>
             </w:pPr>
-            <w:hyperlink w:history="1" r:id="rIdhsvnvnr8awczsxgmteyec">
+            <w:hyperlink w:history="1" r:id="rIdi9hanxdyfvab24uflrwbs">
               <w:r>
                 <w:rPr>
                   <w:rFonts w:ascii="Arial" w:cs="Arial" w:eastAsia="Arial" w:hAnsi="Arial"/>
@@ -4354,7 +4354,7 @@
             <w:pPr>
               <w:spacing w:after="20" w:before="0"/>
             </w:pPr>
-            <w:hyperlink w:history="1" r:id="rId_v76f5m6hnc9lffeliz55">
+            <w:hyperlink w:history="1" r:id="rIdavwsu8_v50ykyaxunc-lo">
               <w:r>
                 <w:rPr>
                   <w:rFonts w:ascii="Arial" w:cs="Arial" w:eastAsia="Arial" w:hAnsi="Arial"/>
@@ -4403,7 +4403,7 @@
               <w:spacing w:after="10" w:before="0"/>
               <w:ind w:left="120"/>
             </w:pPr>
-            <w:hyperlink w:history="1" r:id="rId2a_-pxf9ht6fz7wx3adi9">
+            <w:hyperlink w:history="1" r:id="rId6jgkprposwh_fnyu5bpmm">
               <w:r>
                 <w:rPr>
                   <w:rFonts w:ascii="Arial" w:cs="Arial" w:eastAsia="Arial" w:hAnsi="Arial"/>
@@ -4448,7 +4448,7 @@
             <w:pPr>
               <w:spacing w:after="20" w:before="0"/>
             </w:pPr>
-            <w:hyperlink w:history="1" r:id="rIdt6wnbnx3ia-sujhijv5gr">
+            <w:hyperlink w:history="1" r:id="rIdlwnwpm3fjegq_bvmhryio">
               <w:r>
                 <w:rPr>
                   <w:rFonts w:ascii="Arial" w:cs="Arial" w:eastAsia="Arial" w:hAnsi="Arial"/>
@@ -4481,7 +4481,7 @@
               <w:spacing w:after="10" w:before="0"/>
               <w:ind w:left="120"/>
             </w:pPr>
-            <w:hyperlink w:history="1" r:id="rId7dba1m7vc6wjxvsdj8bzr">
+            <w:hyperlink w:history="1" r:id="rIdnkuyszfijqberx4auaaje">
               <w:r>
                 <w:rPr>
                   <w:rFonts w:ascii="Arial" w:cs="Arial" w:eastAsia="Arial" w:hAnsi="Arial"/>
@@ -4676,7 +4676,7 @@
             <w:pPr>
               <w:spacing w:after="20" w:before="0"/>
             </w:pPr>
-            <w:hyperlink w:history="1" r:id="rIdynzsss__snv5gx4tqzoyo">
+            <w:hyperlink w:history="1" r:id="rIduv284_faljeew5ska1yfg">
               <w:r>
                 <w:rPr>
                   <w:rFonts w:ascii="Arial" w:cs="Arial" w:eastAsia="Arial" w:hAnsi="Arial"/>
@@ -4725,7 +4725,7 @@
               <w:spacing w:after="10" w:before="0"/>
               <w:ind w:left="120"/>
             </w:pPr>
-            <w:hyperlink w:history="1" r:id="rIdquleajsnh2fs8qywkvynz">
+            <w:hyperlink w:history="1" r:id="rIdwvgyh0x5ki7r4m9jwocwc">
               <w:r>
                 <w:rPr>
                   <w:rFonts w:ascii="Arial" w:cs="Arial" w:eastAsia="Arial" w:hAnsi="Arial"/>
@@ -4770,7 +4770,7 @@
             <w:pPr>
               <w:spacing w:after="20" w:before="0"/>
             </w:pPr>
-            <w:hyperlink w:history="1" r:id="rIdpchjfmrqviemisinv91lc">
+            <w:hyperlink w:history="1" r:id="rIdfpmiuhz54dxuu_opisll7">
               <w:r>
                 <w:rPr>
                   <w:rFonts w:ascii="Arial" w:cs="Arial" w:eastAsia="Arial" w:hAnsi="Arial"/>
@@ -4803,7 +4803,7 @@
               <w:spacing w:after="10" w:before="0"/>
               <w:ind w:left="120"/>
             </w:pPr>
-            <w:hyperlink w:history="1" r:id="rIdozyw471bt0reej3qennlu">
+            <w:hyperlink w:history="1" r:id="rIdbcai8akbwguloedpiqllr">
               <w:r>
                 <w:rPr>
                   <w:rFonts w:ascii="Arial" w:cs="Arial" w:eastAsia="Arial" w:hAnsi="Arial"/>
@@ -4998,7 +4998,7 @@
             <w:pPr>
               <w:spacing w:after="20" w:before="0"/>
             </w:pPr>
-            <w:hyperlink w:history="1" r:id="rIdqkkhjrpcsnum-v9lbigyp">
+            <w:hyperlink w:history="1" r:id="rIdaow5ekeh-m4m73nqm2ofg">
               <w:r>
                 <w:rPr>
                   <w:rFonts w:ascii="Arial" w:cs="Arial" w:eastAsia="Arial" w:hAnsi="Arial"/>
@@ -5031,7 +5031,7 @@
               <w:spacing w:after="10" w:before="0"/>
               <w:ind w:left="120"/>
             </w:pPr>
-            <w:hyperlink w:history="1" r:id="rId04bodaimni8-iqwqjh-th">
+            <w:hyperlink w:history="1" r:id="rIdjf8gm2sx1ijx2gxomysf1">
               <w:r>
                 <w:rPr>
                   <w:rFonts w:ascii="Arial" w:cs="Arial" w:eastAsia="Arial" w:hAnsi="Arial"/>
@@ -5076,7 +5076,7 @@
             <w:pPr>
               <w:spacing w:after="20" w:before="0"/>
             </w:pPr>
-            <w:hyperlink w:history="1" r:id="rIdfrcby9oadhb0h0i_lpagg">
+            <w:hyperlink w:history="1" r:id="rIdf49t_fqujrrv5pqzsfrh6">
               <w:r>
                 <w:rPr>
                   <w:rFonts w:ascii="Arial" w:cs="Arial" w:eastAsia="Arial" w:hAnsi="Arial"/>
@@ -5125,7 +5125,7 @@
               <w:spacing w:after="10" w:before="0"/>
               <w:ind w:left="120"/>
             </w:pPr>
-            <w:hyperlink w:history="1" r:id="rId0zo9gbukwv2d2vaugxhuf">
+            <w:hyperlink w:history="1" r:id="rIdcay8f0n-ihl_issw9gdar">
               <w:r>
                 <w:rPr>
                   <w:rFonts w:ascii="Arial" w:cs="Arial" w:eastAsia="Arial" w:hAnsi="Arial"/>
@@ -5637,7 +5637,7 @@
         </w:rPr>
         <w:t xml:space="preserve">© 2026 SeaVuria and ARES. Aligned with KICD objectives. Developed by SeaVuria; technical implementation by ARES (with AI assistance from Claude). Licensed under </w:t>
       </w:r>
-      <w:hyperlink w:history="1" r:id="rIdghuwcp2aoeguepsicmdew">
+      <w:hyperlink w:history="1" r:id="rIdj7qp1tsy6s26l-kijfvzh">
         <w:r>
           <w:rPr>
             <w:rFonts w:ascii="Arial" w:cs="Arial" w:eastAsia="Arial" w:hAnsi="Arial"/>
@@ -5658,7 +5658,7 @@
         </w:rPr>
         <w:t xml:space="preserve"> (</w:t>
       </w:r>
-      <w:hyperlink w:history="1" r:id="rIdhc9ffirb96e3vpnbbsfuh">
+      <w:hyperlink w:history="1" r:id="rIdjwhubwfbohhvxorlskkwp">
         <w:r>
           <w:rPr>
             <w:rFonts w:ascii="Arial" w:cs="Arial" w:eastAsia="Arial" w:hAnsi="Arial"/>
@@ -6671,7 +6671,7 @@
             <w:pPr>
               <w:spacing w:after="20" w:before="0"/>
             </w:pPr>
-            <w:hyperlink w:history="1" r:id="rIdwx7jlpcbvn_1kgxctsf1j">
+            <w:hyperlink w:history="1" r:id="rIdtiwtqlfqtuafymxbuazz1">
               <w:r>
                 <w:rPr>
                   <w:rFonts w:ascii="Arial" w:cs="Arial" w:eastAsia="Arial" w:hAnsi="Arial"/>
@@ -6720,7 +6720,7 @@
               <w:spacing w:after="10" w:before="0"/>
               <w:ind w:left="120"/>
             </w:pPr>
-            <w:hyperlink w:history="1" r:id="rIddrgp91nfzpl9gu8pu5w7w">
+            <w:hyperlink w:history="1" r:id="rIdshyid28qy1bnhs_wf06q_">
               <w:r>
                 <w:rPr>
                   <w:rFonts w:ascii="Arial" w:cs="Arial" w:eastAsia="Arial" w:hAnsi="Arial"/>
@@ -6782,7 +6782,7 @@
               <w:spacing w:after="10" w:before="0"/>
               <w:ind w:left="120"/>
             </w:pPr>
-            <w:hyperlink w:history="1" r:id="rIdw9cbtvp-5lg72utpw0z-0">
+            <w:hyperlink w:history="1" r:id="rIdzoiqzd4ohkhqkvtcbhow_">
               <w:r>
                 <w:rPr>
                   <w:rFonts w:ascii="Arial" w:cs="Arial" w:eastAsia="Arial" w:hAnsi="Arial"/>
@@ -6992,7 +6992,7 @@
             <w:pPr>
               <w:spacing w:after="20" w:before="0"/>
             </w:pPr>
-            <w:hyperlink w:history="1" r:id="rIdqtapbavk7iz5wsencuu7s">
+            <w:hyperlink w:history="1" r:id="rIdqqh4a8mebwurswrzcvyz5">
               <w:r>
                 <w:rPr>
                   <w:rFonts w:ascii="Arial" w:cs="Arial" w:eastAsia="Arial" w:hAnsi="Arial"/>
@@ -7041,7 +7041,7 @@
               <w:spacing w:after="10" w:before="0"/>
               <w:ind w:left="120"/>
             </w:pPr>
-            <w:hyperlink w:history="1" r:id="rIdnprdz5mo8ybs1xa3v2ejt">
+            <w:hyperlink w:history="1" r:id="rIdi3xzryma5xh44nsjxwpkw">
               <w:r>
                 <w:rPr>
                   <w:rFonts w:ascii="Arial" w:cs="Arial" w:eastAsia="Arial" w:hAnsi="Arial"/>
@@ -7103,7 +7103,7 @@
               <w:spacing w:after="10" w:before="0"/>
               <w:ind w:left="120"/>
             </w:pPr>
-            <w:hyperlink w:history="1" r:id="rIdqw4s2kspiw70_zvkcpc6_">
+            <w:hyperlink w:history="1" r:id="rIdcatheu2xui8uamgzuhbvu">
               <w:r>
                 <w:rPr>
                   <w:rFonts w:ascii="Arial" w:cs="Arial" w:eastAsia="Arial" w:hAnsi="Arial"/>
@@ -7313,7 +7313,7 @@
             <w:pPr>
               <w:spacing w:after="20" w:before="0"/>
             </w:pPr>
-            <w:hyperlink w:history="1" r:id="rIdkfomn07nnk7ghpftxn-ui">
+            <w:hyperlink w:history="1" r:id="rId9haq-e4ijmp4hqtnnbw65">
               <w:r>
                 <w:rPr>
                   <w:rFonts w:ascii="Arial" w:cs="Arial" w:eastAsia="Arial" w:hAnsi="Arial"/>
@@ -7362,7 +7362,7 @@
               <w:spacing w:after="10" w:before="0"/>
               <w:ind w:left="120"/>
             </w:pPr>
-            <w:hyperlink w:history="1" r:id="rIdnhdnttmbpy0cpxv3myr8a">
+            <w:hyperlink w:history="1" r:id="rIdedc0gswpisluykpya7hth">
               <w:r>
                 <w:rPr>
                   <w:rFonts w:ascii="Arial" w:cs="Arial" w:eastAsia="Arial" w:hAnsi="Arial"/>
@@ -7424,7 +7424,7 @@
               <w:spacing w:after="10" w:before="0"/>
               <w:ind w:left="120"/>
             </w:pPr>
-            <w:hyperlink w:history="1" r:id="rIdoco249h3eplc0yc6hulke">
+            <w:hyperlink w:history="1" r:id="rIdfyme5kcueff7yizc80ox3">
               <w:r>
                 <w:rPr>
                   <w:rFonts w:ascii="Arial" w:cs="Arial" w:eastAsia="Arial" w:hAnsi="Arial"/>
@@ -7634,7 +7634,7 @@
             <w:pPr>
               <w:spacing w:after="20" w:before="0"/>
             </w:pPr>
-            <w:hyperlink w:history="1" r:id="rId10hecez_z_tv52yba_raz">
+            <w:hyperlink w:history="1" r:id="rIdzdgm17mrstbkwe81d20cg">
               <w:r>
                 <w:rPr>
                   <w:rFonts w:ascii="Arial" w:cs="Arial" w:eastAsia="Arial" w:hAnsi="Arial"/>
@@ -7683,7 +7683,7 @@
               <w:spacing w:after="10" w:before="0"/>
               <w:ind w:left="120"/>
             </w:pPr>
-            <w:hyperlink w:history="1" r:id="rId8p956x-29f5tdhfq8velv">
+            <w:hyperlink w:history="1" r:id="rIdpiqirmptucyqfxwyuijds">
               <w:r>
                 <w:rPr>
                   <w:rFonts w:ascii="Arial" w:cs="Arial" w:eastAsia="Arial" w:hAnsi="Arial"/>
@@ -7745,7 +7745,7 @@
               <w:spacing w:after="10" w:before="0"/>
               <w:ind w:left="120"/>
             </w:pPr>
-            <w:hyperlink w:history="1" r:id="rId5xxx1hidwp_antmv7qqbs">
+            <w:hyperlink w:history="1" r:id="rIdihxbbh_rxhgemrpa7ldwr">
               <w:r>
                 <w:rPr>
                   <w:rFonts w:ascii="Arial" w:cs="Arial" w:eastAsia="Arial" w:hAnsi="Arial"/>
@@ -7955,7 +7955,7 @@
             <w:pPr>
               <w:spacing w:after="20" w:before="0"/>
             </w:pPr>
-            <w:hyperlink w:history="1" r:id="rIdkjdja8ijkwmhcz3vsdjse">
+            <w:hyperlink w:history="1" r:id="rIdkevygucbvmgyu0_tsfvbw">
               <w:r>
                 <w:rPr>
                   <w:rFonts w:ascii="Arial" w:cs="Arial" w:eastAsia="Arial" w:hAnsi="Arial"/>
@@ -8004,7 +8004,7 @@
               <w:spacing w:after="10" w:before="0"/>
               <w:ind w:left="120"/>
             </w:pPr>
-            <w:hyperlink w:history="1" r:id="rId4o2jqwn6zpqbkfbfa4s61">
+            <w:hyperlink w:history="1" r:id="rIdvzrfhqxpcvoqdylxhtp9_">
               <w:r>
                 <w:rPr>
                   <w:rFonts w:ascii="Arial" w:cs="Arial" w:eastAsia="Arial" w:hAnsi="Arial"/>
@@ -8066,7 +8066,7 @@
               <w:spacing w:after="10" w:before="0"/>
               <w:ind w:left="120"/>
             </w:pPr>
-            <w:hyperlink w:history="1" r:id="rId2cvn66mwzc18r0orrgjef">
+            <w:hyperlink w:history="1" r:id="rIdp9y9jjddovwsreiu2u5mt">
               <w:r>
                 <w:rPr>
                   <w:rFonts w:ascii="Arial" w:cs="Arial" w:eastAsia="Arial" w:hAnsi="Arial"/>
@@ -8593,7 +8593,7 @@
         </w:rPr>
         <w:t xml:space="preserve">© 2026 SeaVuria and ARES. Aligned with KICD objectives. Developed by SeaVuria; technical implementation by ARES (with AI assistance from Claude). Licensed under </w:t>
       </w:r>
-      <w:hyperlink w:history="1" r:id="rIdl9yduxlj7yxgq7ybehqq4">
+      <w:hyperlink w:history="1" r:id="rIdo5i7wdzlylzdbgfjls7le">
         <w:r>
           <w:rPr>
             <w:rFonts w:ascii="Arial" w:cs="Arial" w:eastAsia="Arial" w:hAnsi="Arial"/>
@@ -8614,7 +8614,7 @@
         </w:rPr>
         <w:t xml:space="preserve"> (</w:t>
       </w:r>
-      <w:hyperlink w:history="1" r:id="rIdiouo-qkn2peqpcav5t_zr">
+      <w:hyperlink w:history="1" r:id="rIdlptt1lt-cdryxjap2c1nm">
         <w:r>
           <w:rPr>
             <w:rFonts w:ascii="Arial" w:cs="Arial" w:eastAsia="Arial" w:hAnsi="Arial"/>
@@ -9627,7 +9627,7 @@
             <w:pPr>
               <w:spacing w:after="20" w:before="0"/>
             </w:pPr>
-            <w:hyperlink w:history="1" r:id="rIdejjas0eyrtrkuk1t_2pos">
+            <w:hyperlink w:history="1" r:id="rIdn350n6r71s0mjutbwqkeh">
               <w:r>
                 <w:rPr>
                   <w:rFonts w:ascii="Arial" w:cs="Arial" w:eastAsia="Arial" w:hAnsi="Arial"/>
@@ -9676,7 +9676,7 @@
               <w:spacing w:after="10" w:before="0"/>
               <w:ind w:left="120"/>
             </w:pPr>
-            <w:hyperlink w:history="1" r:id="rId8myy-sof-ldlxabybzxri">
+            <w:hyperlink w:history="1" r:id="rId_nc7abymqlpdt-9z2iup5">
               <w:r>
                 <w:rPr>
                   <w:rFonts w:ascii="Arial" w:cs="Arial" w:eastAsia="Arial" w:hAnsi="Arial"/>
@@ -9738,7 +9738,7 @@
               <w:spacing w:after="10" w:before="0"/>
               <w:ind w:left="120"/>
             </w:pPr>
-            <w:hyperlink w:history="1" r:id="rIdu6f9h0trbtaf69sctqke2">
+            <w:hyperlink w:history="1" r:id="rIdt5lxvmyul3icjnfg0mjcy">
               <w:r>
                 <w:rPr>
                   <w:rFonts w:ascii="Arial" w:cs="Arial" w:eastAsia="Arial" w:hAnsi="Arial"/>
@@ -9948,7 +9948,7 @@
             <w:pPr>
               <w:spacing w:after="20" w:before="0"/>
             </w:pPr>
-            <w:hyperlink w:history="1" r:id="rIdz3_yfmsy4ehujxyp-8qle">
+            <w:hyperlink w:history="1" r:id="rIdmfp_uwp0hfkpflgsrjket">
               <w:r>
                 <w:rPr>
                   <w:rFonts w:ascii="Arial" w:cs="Arial" w:eastAsia="Arial" w:hAnsi="Arial"/>
@@ -9997,7 +9997,7 @@
               <w:spacing w:after="10" w:before="0"/>
               <w:ind w:left="120"/>
             </w:pPr>
-            <w:hyperlink w:history="1" r:id="rId8hlwrxu5gk3wzgwuihmb6">
+            <w:hyperlink w:history="1" r:id="rIdehmpzlipm4blbvrp2iknp">
               <w:r>
                 <w:rPr>
                   <w:rFonts w:ascii="Arial" w:cs="Arial" w:eastAsia="Arial" w:hAnsi="Arial"/>
@@ -10059,7 +10059,7 @@
               <w:spacing w:after="10" w:before="0"/>
               <w:ind w:left="120"/>
             </w:pPr>
-            <w:hyperlink w:history="1" r:id="rIdbnov2w1jivtstppeuudll">
+            <w:hyperlink w:history="1" r:id="rIdeejmj9xystu-d1cel8xwz">
               <w:r>
                 <w:rPr>
                   <w:rFonts w:ascii="Arial" w:cs="Arial" w:eastAsia="Arial" w:hAnsi="Arial"/>
@@ -10269,7 +10269,7 @@
             <w:pPr>
               <w:spacing w:after="20" w:before="0"/>
             </w:pPr>
-            <w:hyperlink w:history="1" r:id="rIdayojimyy0zmmhgu7mdqpi">
+            <w:hyperlink w:history="1" r:id="rIdonk1-rlpqlbn9nl5urcoh">
               <w:r>
                 <w:rPr>
                   <w:rFonts w:ascii="Arial" w:cs="Arial" w:eastAsia="Arial" w:hAnsi="Arial"/>
@@ -10318,7 +10318,7 @@
               <w:spacing w:after="10" w:before="0"/>
               <w:ind w:left="120"/>
             </w:pPr>
-            <w:hyperlink w:history="1" r:id="rIdt_y6h4wevc8dbuinaa3h1">
+            <w:hyperlink w:history="1" r:id="rIdcfahw707av40xjcfppnth">
               <w:r>
                 <w:rPr>
                   <w:rFonts w:ascii="Arial" w:cs="Arial" w:eastAsia="Arial" w:hAnsi="Arial"/>
@@ -10380,7 +10380,7 @@
               <w:spacing w:after="10" w:before="0"/>
               <w:ind w:left="120"/>
             </w:pPr>
-            <w:hyperlink w:history="1" r:id="rIdfgpqwe4v55x2qa_kprz-2">
+            <w:hyperlink w:history="1" r:id="rIdwxgoqu7p8ce_duq6mgysq">
               <w:r>
                 <w:rPr>
                   <w:rFonts w:ascii="Arial" w:cs="Arial" w:eastAsia="Arial" w:hAnsi="Arial"/>
@@ -10590,7 +10590,7 @@
             <w:pPr>
               <w:spacing w:after="20" w:before="0"/>
             </w:pPr>
-            <w:hyperlink w:history="1" r:id="rIdo7vqxu9qf3ddxu4durg5-">
+            <w:hyperlink w:history="1" r:id="rIdsrqjmfsym2jvzdrux9oxv">
               <w:r>
                 <w:rPr>
                   <w:rFonts w:ascii="Arial" w:cs="Arial" w:eastAsia="Arial" w:hAnsi="Arial"/>
@@ -10639,7 +10639,7 @@
               <w:spacing w:after="10" w:before="0"/>
               <w:ind w:left="120"/>
             </w:pPr>
-            <w:hyperlink w:history="1" r:id="rId8jpw8av9mqtuxtg15jaz5">
+            <w:hyperlink w:history="1" r:id="rIdm-5thocuq00b0k5uhxs-r">
               <w:r>
                 <w:rPr>
                   <w:rFonts w:ascii="Arial" w:cs="Arial" w:eastAsia="Arial" w:hAnsi="Arial"/>
@@ -10701,7 +10701,7 @@
               <w:spacing w:after="10" w:before="0"/>
               <w:ind w:left="120"/>
             </w:pPr>
-            <w:hyperlink w:history="1" r:id="rIdez1ugpxlb-axs37f-rrm_">
+            <w:hyperlink w:history="1" r:id="rIdoxxcwqudacpsz6m-q0_ij">
               <w:r>
                 <w:rPr>
                   <w:rFonts w:ascii="Arial" w:cs="Arial" w:eastAsia="Arial" w:hAnsi="Arial"/>
@@ -10911,7 +10911,7 @@
             <w:pPr>
               <w:spacing w:after="20" w:before="0"/>
             </w:pPr>
-            <w:hyperlink w:history="1" r:id="rId29rtaqhnxbzdkwgmorlgh">
+            <w:hyperlink w:history="1" r:id="rIdp7uo7ym50frw3apnwzten">
               <w:r>
                 <w:rPr>
                   <w:rFonts w:ascii="Arial" w:cs="Arial" w:eastAsia="Arial" w:hAnsi="Arial"/>
@@ -10960,7 +10960,7 @@
               <w:spacing w:after="10" w:before="0"/>
               <w:ind w:left="120"/>
             </w:pPr>
-            <w:hyperlink w:history="1" r:id="rId3fkfk8_w7xlp8biagw4ct">
+            <w:hyperlink w:history="1" r:id="rIdgf-ihqhvnueuaxmm2ch0n">
               <w:r>
                 <w:rPr>
                   <w:rFonts w:ascii="Arial" w:cs="Arial" w:eastAsia="Arial" w:hAnsi="Arial"/>
@@ -11022,7 +11022,7 @@
               <w:spacing w:after="10" w:before="0"/>
               <w:ind w:left="120"/>
             </w:pPr>
-            <w:hyperlink w:history="1" r:id="rIdgx_dkjrtsl4bro7bt0wl2">
+            <w:hyperlink w:history="1" r:id="rIdxa9ysymc9jxpgvxlhlyhh">
               <w:r>
                 <w:rPr>
                   <w:rFonts w:ascii="Arial" w:cs="Arial" w:eastAsia="Arial" w:hAnsi="Arial"/>
@@ -11777,7 +11777,7 @@
         </w:rPr>
         <w:t xml:space="preserve">© 2026 SeaVuria and ARES. Aligned with KICD objectives. Developed by SeaVuria; technical implementation by ARES (with AI assistance from Claude). Licensed under </w:t>
       </w:r>
-      <w:hyperlink w:history="1" r:id="rId8_yi8oyvwdp6ornsbdebs">
+      <w:hyperlink w:history="1" r:id="rIdczsjk0vlftrvgyexd7hx3">
         <w:r>
           <w:rPr>
             <w:rFonts w:ascii="Arial" w:cs="Arial" w:eastAsia="Arial" w:hAnsi="Arial"/>
@@ -11798,7 +11798,7 @@
         </w:rPr>
         <w:t xml:space="preserve"> (</w:t>
       </w:r>
-      <w:hyperlink w:history="1" r:id="rId7epm-j0krju3dirwwlt92">
+      <w:hyperlink w:history="1" r:id="rIdfpvxy3ndvzsbhyw3x3f-w">
         <w:r>
           <w:rPr>
             <w:rFonts w:ascii="Arial" w:cs="Arial" w:eastAsia="Arial" w:hAnsi="Arial"/>
@@ -12828,7 +12828,7 @@
               <w:spacing w:after="10" w:before="0"/>
               <w:ind w:left="120"/>
             </w:pPr>
-            <w:hyperlink w:history="1" r:id="rIdcezj48d8lrp9lcxxnrxq2">
+            <w:hyperlink w:history="1" r:id="rIdjfs7mvir1tr1pvin6qrix">
               <w:r>
                 <w:rPr>
                   <w:rFonts w:ascii="Arial" w:cs="Arial" w:eastAsia="Arial" w:hAnsi="Arial"/>
@@ -12905,7 +12905,7 @@
               <w:spacing w:after="10" w:before="0"/>
               <w:ind w:left="120"/>
             </w:pPr>
-            <w:hyperlink w:history="1" r:id="rIdp3o18y4pldmhs6voqhnf_">
+            <w:hyperlink w:history="1" r:id="rId0q31myherivz8axlvfvsu">
               <w:r>
                 <w:rPr>
                   <w:rFonts w:ascii="Arial" w:cs="Arial" w:eastAsia="Arial" w:hAnsi="Arial"/>
@@ -13132,7 +13132,7 @@
               <w:spacing w:after="10" w:before="0"/>
               <w:ind w:left="120"/>
             </w:pPr>
-            <w:hyperlink w:history="1" r:id="rIdpwomgnmrqfvir-kneh_ij">
+            <w:hyperlink w:history="1" r:id="rIdav0vufwdwduohtupdulqc">
               <w:r>
                 <w:rPr>
                   <w:rFonts w:ascii="Arial" w:cs="Arial" w:eastAsia="Arial" w:hAnsi="Arial"/>
@@ -13209,7 +13209,7 @@
               <w:spacing w:after="10" w:before="0"/>
               <w:ind w:left="120"/>
             </w:pPr>
-            <w:hyperlink w:history="1" r:id="rIdxnca46lz7_leoco-9fcy0">
+            <w:hyperlink w:history="1" r:id="rIdkykbnjfb4vzbcvltyul1q">
               <w:r>
                 <w:rPr>
                   <w:rFonts w:ascii="Arial" w:cs="Arial" w:eastAsia="Arial" w:hAnsi="Arial"/>
@@ -13436,7 +13436,7 @@
               <w:spacing w:after="10" w:before="0"/>
               <w:ind w:left="120"/>
             </w:pPr>
-            <w:hyperlink w:history="1" r:id="rId2bb7uk9h7bzqglfptohdp">
+            <w:hyperlink w:history="1" r:id="rIdf0w2uhnxucpzjo7yo083r">
               <w:r>
                 <w:rPr>
                   <w:rFonts w:ascii="Arial" w:cs="Arial" w:eastAsia="Arial" w:hAnsi="Arial"/>
@@ -13513,7 +13513,7 @@
               <w:spacing w:after="10" w:before="0"/>
               <w:ind w:left="120"/>
             </w:pPr>
-            <w:hyperlink w:history="1" r:id="rIdxiozwqmqm20qmoxh4ns5b">
+            <w:hyperlink w:history="1" r:id="rIdryesdjjfoqtvz44uk8rxm">
               <w:r>
                 <w:rPr>
                   <w:rFonts w:ascii="Arial" w:cs="Arial" w:eastAsia="Arial" w:hAnsi="Arial"/>
@@ -13740,7 +13740,7 @@
               <w:spacing w:after="10" w:before="0"/>
               <w:ind w:left="120"/>
             </w:pPr>
-            <w:hyperlink w:history="1" r:id="rIdhdmrpnak37efyjywjhhnl">
+            <w:hyperlink w:history="1" r:id="rIdkfyt2-uqnjz3jg7ect9lr">
               <w:r>
                 <w:rPr>
                   <w:rFonts w:ascii="Arial" w:cs="Arial" w:eastAsia="Arial" w:hAnsi="Arial"/>
@@ -13817,7 +13817,7 @@
               <w:spacing w:after="10" w:before="0"/>
               <w:ind w:left="120"/>
             </w:pPr>
-            <w:hyperlink w:history="1" r:id="rIdqeh-5aqyumlwdkxuvfgug">
+            <w:hyperlink w:history="1" r:id="rIdjy9xq8cw24lfivkrtt99j">
               <w:r>
                 <w:rPr>
                   <w:rFonts w:ascii="Arial" w:cs="Arial" w:eastAsia="Arial" w:hAnsi="Arial"/>
@@ -14044,7 +14044,7 @@
               <w:spacing w:after="10" w:before="0"/>
               <w:ind w:left="120"/>
             </w:pPr>
-            <w:hyperlink w:history="1" r:id="rIdm15eihuqnb1graxjqsmcj">
+            <w:hyperlink w:history="1" r:id="rIdosenkhog1mbjmippo9ztf">
               <w:r>
                 <w:rPr>
                   <w:rFonts w:ascii="Arial" w:cs="Arial" w:eastAsia="Arial" w:hAnsi="Arial"/>
@@ -14121,7 +14121,7 @@
               <w:spacing w:after="10" w:before="0"/>
               <w:ind w:left="120"/>
             </w:pPr>
-            <w:hyperlink w:history="1" r:id="rIdyrgijdmgr3veobx5dltcz">
+            <w:hyperlink w:history="1" r:id="rIdnqccafiiqngztcv8r2pky">
               <w:r>
                 <w:rPr>
                   <w:rFonts w:ascii="Arial" w:cs="Arial" w:eastAsia="Arial" w:hAnsi="Arial"/>
@@ -14648,7 +14648,7 @@
         </w:rPr>
         <w:t xml:space="preserve">© 2026 SeaVuria and ARES. Aligned with KICD objectives. Developed by SeaVuria; technical implementation by ARES (with AI assistance from Claude). Licensed under </w:t>
       </w:r>
-      <w:hyperlink w:history="1" r:id="rIdsm-_503eclqgarbbntphq">
+      <w:hyperlink w:history="1" r:id="rId_ibyfifa_lnx5iypcdoyl">
         <w:r>
           <w:rPr>
             <w:rFonts w:ascii="Arial" w:cs="Arial" w:eastAsia="Arial" w:hAnsi="Arial"/>
@@ -14669,7 +14669,7 @@
         </w:rPr>
         <w:t xml:space="preserve"> (</w:t>
       </w:r>
-      <w:hyperlink w:history="1" r:id="rIdvou-slxyylv74skeloscg">
+      <w:hyperlink w:history="1" r:id="rIdl1mkymcvuqi5qv1o0ypjr">
         <w:r>
           <w:rPr>
             <w:rFonts w:ascii="Arial" w:cs="Arial" w:eastAsia="Arial" w:hAnsi="Arial"/>
@@ -15682,7 +15682,7 @@
             <w:pPr>
               <w:spacing w:after="20" w:before="0"/>
             </w:pPr>
-            <w:hyperlink w:history="1" r:id="rIdvqqwtg1wqua9qdroi5b0d">
+            <w:hyperlink w:history="1" r:id="rIdmqb1qeitih4kuyym5jgki">
               <w:r>
                 <w:rPr>
                   <w:rFonts w:ascii="Arial" w:cs="Arial" w:eastAsia="Arial" w:hAnsi="Arial"/>
@@ -15715,7 +15715,7 @@
               <w:spacing w:after="10" w:before="0"/>
               <w:ind w:left="120"/>
             </w:pPr>
-            <w:hyperlink w:history="1" r:id="rIdy72ko-ybqagrtwy3bv0fh">
+            <w:hyperlink w:history="1" r:id="rIdyaieyecvkjiedfmm6dyft">
               <w:r>
                 <w:rPr>
                   <w:rFonts w:ascii="Arial" w:cs="Arial" w:eastAsia="Arial" w:hAnsi="Arial"/>
@@ -15760,7 +15760,7 @@
             <w:pPr>
               <w:spacing w:after="20" w:before="0"/>
             </w:pPr>
-            <w:hyperlink w:history="1" r:id="rIdgois6-mp-d5k2axdj25x4">
+            <w:hyperlink w:history="1" r:id="rIdxbzvor_gtzynglu-bvkno">
               <w:r>
                 <w:rPr>
                   <w:rFonts w:ascii="Arial" w:cs="Arial" w:eastAsia="Arial" w:hAnsi="Arial"/>
@@ -15793,7 +15793,7 @@
               <w:spacing w:after="10" w:before="0"/>
               <w:ind w:left="120"/>
             </w:pPr>
-            <w:hyperlink w:history="1" r:id="rIdstmniihszhwwrunvj43vg">
+            <w:hyperlink w:history="1" r:id="rIdugxerjbu_sixdx99zt9iz">
               <w:r>
                 <w:rPr>
                   <w:rFonts w:ascii="Arial" w:cs="Arial" w:eastAsia="Arial" w:hAnsi="Arial"/>
@@ -15988,7 +15988,7 @@
             <w:pPr>
               <w:spacing w:after="20" w:before="0"/>
             </w:pPr>
-            <w:hyperlink w:history="1" r:id="rIdq_kfvkjfsfxs3bz_9ioxs">
+            <w:hyperlink w:history="1" r:id="rIdvupq50jvbuzy3puqff6q2">
               <w:r>
                 <w:rPr>
                   <w:rFonts w:ascii="Arial" w:cs="Arial" w:eastAsia="Arial" w:hAnsi="Arial"/>
@@ -16021,7 +16021,7 @@
               <w:spacing w:after="10" w:before="0"/>
               <w:ind w:left="120"/>
             </w:pPr>
-            <w:hyperlink w:history="1" r:id="rIdtgzdworwpbymd_uydlpdw">
+            <w:hyperlink w:history="1" r:id="rIdtdtrqudwfh1xalvvpq9ge">
               <w:r>
                 <w:rPr>
                   <w:rFonts w:ascii="Arial" w:cs="Arial" w:eastAsia="Arial" w:hAnsi="Arial"/>
@@ -16066,7 +16066,7 @@
             <w:pPr>
               <w:spacing w:after="20" w:before="0"/>
             </w:pPr>
-            <w:hyperlink w:history="1" r:id="rIdrzbt7wbtecfzpjrl4avwt">
+            <w:hyperlink w:history="1" r:id="rIdaywdjw9bpwlp9hbzmvn1u">
               <w:r>
                 <w:rPr>
                   <w:rFonts w:ascii="Arial" w:cs="Arial" w:eastAsia="Arial" w:hAnsi="Arial"/>
@@ -16099,7 +16099,7 @@
               <w:spacing w:after="10" w:before="0"/>
               <w:ind w:left="120"/>
             </w:pPr>
-            <w:hyperlink w:history="1" r:id="rIdheab59lnct0uwyihyesx_">
+            <w:hyperlink w:history="1" r:id="rIdaelcui7npjqnbf6r7ekag">
               <w:r>
                 <w:rPr>
                   <w:rFonts w:ascii="Arial" w:cs="Arial" w:eastAsia="Arial" w:hAnsi="Arial"/>
@@ -16294,7 +16294,7 @@
             <w:pPr>
               <w:spacing w:after="20" w:before="0"/>
             </w:pPr>
-            <w:hyperlink w:history="1" r:id="rIdwgjlutb2yxy9u1x5fnewh">
+            <w:hyperlink w:history="1" r:id="rIdrp18wfvkodb-5vw0t-kfs">
               <w:r>
                 <w:rPr>
                   <w:rFonts w:ascii="Arial" w:cs="Arial" w:eastAsia="Arial" w:hAnsi="Arial"/>
@@ -16327,7 +16327,7 @@
               <w:spacing w:after="10" w:before="0"/>
               <w:ind w:left="120"/>
             </w:pPr>
-            <w:hyperlink w:history="1" r:id="rId9buntj19hgp7tkfm-1ox5">
+            <w:hyperlink w:history="1" r:id="rIdeywaxc8k_gmflflkbi9ub">
               <w:r>
                 <w:rPr>
                   <w:rFonts w:ascii="Arial" w:cs="Arial" w:eastAsia="Arial" w:hAnsi="Arial"/>
@@ -16372,7 +16372,7 @@
             <w:pPr>
               <w:spacing w:after="20" w:before="0"/>
             </w:pPr>
-            <w:hyperlink w:history="1" r:id="rIdsmcdvox1tchkwyyfuiprn">
+            <w:hyperlink w:history="1" r:id="rIdvjalnfc6e02tvluesudtc">
               <w:r>
                 <w:rPr>
                   <w:rFonts w:ascii="Arial" w:cs="Arial" w:eastAsia="Arial" w:hAnsi="Arial"/>
@@ -16421,7 +16421,7 @@
               <w:spacing w:after="10" w:before="0"/>
               <w:ind w:left="120"/>
             </w:pPr>
-            <w:hyperlink w:history="1" r:id="rIdd3o9r-ltx1fl6f0byfd7_">
+            <w:hyperlink w:history="1" r:id="rIdt-oolzyw-upqbukhvxn7x">
               <w:r>
                 <w:rPr>
                   <w:rFonts w:ascii="Arial" w:cs="Arial" w:eastAsia="Arial" w:hAnsi="Arial"/>
@@ -16616,7 +16616,7 @@
             <w:pPr>
               <w:spacing w:after="20" w:before="0"/>
             </w:pPr>
-            <w:hyperlink w:history="1" r:id="rIdrgeev_ddxzfmqrwasua38">
+            <w:hyperlink w:history="1" r:id="rIdrcqq7tsyu3or6k628xqw5">
               <w:r>
                 <w:rPr>
                   <w:rFonts w:ascii="Arial" w:cs="Arial" w:eastAsia="Arial" w:hAnsi="Arial"/>
@@ -16649,7 +16649,7 @@
               <w:spacing w:after="10" w:before="0"/>
               <w:ind w:left="120"/>
             </w:pPr>
-            <w:hyperlink w:history="1" r:id="rIdntjwswk4afjhmlkw3lbsz">
+            <w:hyperlink w:history="1" r:id="rIderdfiz_bcjyr7lxl-lukn">
               <w:r>
                 <w:rPr>
                   <w:rFonts w:ascii="Arial" w:cs="Arial" w:eastAsia="Arial" w:hAnsi="Arial"/>
@@ -16694,7 +16694,7 @@
             <w:pPr>
               <w:spacing w:after="20" w:before="0"/>
             </w:pPr>
-            <w:hyperlink w:history="1" r:id="rIdlovnodcu3yvwawvv-n4ck">
+            <w:hyperlink w:history="1" r:id="rIdvb2cowc6w4v4kxhksh3ps">
               <w:r>
                 <w:rPr>
                   <w:rFonts w:ascii="Arial" w:cs="Arial" w:eastAsia="Arial" w:hAnsi="Arial"/>
@@ -16743,7 +16743,7 @@
               <w:spacing w:after="10" w:before="0"/>
               <w:ind w:left="120"/>
             </w:pPr>
-            <w:hyperlink w:history="1" r:id="rId--osimocxu7k6quyacmlg">
+            <w:hyperlink w:history="1" r:id="rId7hly_l6ld-svc5jvf-ysg">
               <w:r>
                 <w:rPr>
                   <w:rFonts w:ascii="Arial" w:cs="Arial" w:eastAsia="Arial" w:hAnsi="Arial"/>
@@ -16938,7 +16938,7 @@
             <w:pPr>
               <w:spacing w:after="20" w:before="0"/>
             </w:pPr>
-            <w:hyperlink w:history="1" r:id="rIdfrxzbaku8gd7m8w0cbi0d">
+            <w:hyperlink w:history="1" r:id="rIdkpqwfssgyjqhipngzpwn1">
               <w:r>
                 <w:rPr>
                   <w:rFonts w:ascii="Arial" w:cs="Arial" w:eastAsia="Arial" w:hAnsi="Arial"/>
@@ -16971,7 +16971,7 @@
               <w:spacing w:after="10" w:before="0"/>
               <w:ind w:left="120"/>
             </w:pPr>
-            <w:hyperlink w:history="1" r:id="rId_sfhkptotrdt3mkloacc3">
+            <w:hyperlink w:history="1" r:id="rId0fourtf47ijgbx4ykzdl_">
               <w:r>
                 <w:rPr>
                   <w:rFonts w:ascii="Arial" w:cs="Arial" w:eastAsia="Arial" w:hAnsi="Arial"/>
@@ -17016,7 +17016,7 @@
             <w:pPr>
               <w:spacing w:after="20" w:before="0"/>
             </w:pPr>
-            <w:hyperlink w:history="1" r:id="rIdnmn4m0v_nfvfvy47wjvkd">
+            <w:hyperlink w:history="1" r:id="rIddfh70-ehty5hwgygg0twl">
               <w:r>
                 <w:rPr>
                   <w:rFonts w:ascii="Arial" w:cs="Arial" w:eastAsia="Arial" w:hAnsi="Arial"/>
@@ -17065,7 +17065,7 @@
               <w:spacing w:after="10" w:before="0"/>
               <w:ind w:left="120"/>
             </w:pPr>
-            <w:hyperlink w:history="1" r:id="rIdp2vhxoh08bl0t-mb9fbom">
+            <w:hyperlink w:history="1" r:id="rIdfqgdot2pz10ltecjqzsae">
               <w:r>
                 <w:rPr>
                   <w:rFonts w:ascii="Arial" w:cs="Arial" w:eastAsia="Arial" w:hAnsi="Arial"/>
@@ -17577,7 +17577,7 @@
         </w:rPr>
         <w:t xml:space="preserve">© 2026 SeaVuria and ARES. Aligned with KICD objectives. Developed by SeaVuria; technical implementation by ARES (with AI assistance from Claude). Licensed under </w:t>
       </w:r>
-      <w:hyperlink w:history="1" r:id="rIdp0ww4xaxzthgjhvbs6ka-">
+      <w:hyperlink w:history="1" r:id="rIdayoa9h7p30okogiv9jebl">
         <w:r>
           <w:rPr>
             <w:rFonts w:ascii="Arial" w:cs="Arial" w:eastAsia="Arial" w:hAnsi="Arial"/>
@@ -17598,7 +17598,7 @@
         </w:rPr>
         <w:t xml:space="preserve"> (</w:t>
       </w:r>
-      <w:hyperlink w:history="1" r:id="rIdzj_yodkxmuh1xpzbm1twv">
+      <w:hyperlink w:history="1" r:id="rIdvnbuwwjosaaqksc4ouzsi">
         <w:r>
           <w:rPr>
             <w:rFonts w:ascii="Arial" w:cs="Arial" w:eastAsia="Arial" w:hAnsi="Arial"/>
@@ -18611,7 +18611,7 @@
             <w:pPr>
               <w:spacing w:after="20" w:before="0"/>
             </w:pPr>
-            <w:hyperlink w:history="1" r:id="rIdduoabgqqlkti7pe_0ygzd">
+            <w:hyperlink w:history="1" r:id="rIdjmzutgzj3rml4zbtonoqu">
               <w:r>
                 <w:rPr>
                   <w:rFonts w:ascii="Arial" w:cs="Arial" w:eastAsia="Arial" w:hAnsi="Arial"/>
@@ -18644,7 +18644,7 @@
               <w:spacing w:after="10" w:before="0"/>
               <w:ind w:left="120"/>
             </w:pPr>
-            <w:hyperlink w:history="1" r:id="rId7fyunpidoccadv-6swqmy">
+            <w:hyperlink w:history="1" r:id="rIdbj64ebzhgpxbkri3enarf">
               <w:r>
                 <w:rPr>
                   <w:rFonts w:ascii="Arial" w:cs="Arial" w:eastAsia="Arial" w:hAnsi="Arial"/>
@@ -18689,7 +18689,7 @@
             <w:pPr>
               <w:spacing w:after="20" w:before="0"/>
             </w:pPr>
-            <w:hyperlink w:history="1" r:id="rIdkqqyf4crtu-0zrx_temvj">
+            <w:hyperlink w:history="1" r:id="rIddahpcvfotf1apwh7wrqg5">
               <w:r>
                 <w:rPr>
                   <w:rFonts w:ascii="Arial" w:cs="Arial" w:eastAsia="Arial" w:hAnsi="Arial"/>
@@ -18722,7 +18722,7 @@
               <w:spacing w:after="10" w:before="0"/>
               <w:ind w:left="120"/>
             </w:pPr>
-            <w:hyperlink w:history="1" r:id="rId6mfuq_8izq1h4z93sjrvs">
+            <w:hyperlink w:history="1" r:id="rIdgmxnrp20wo9f5ygkwmsmo">
               <w:r>
                 <w:rPr>
                   <w:rFonts w:ascii="Arial" w:cs="Arial" w:eastAsia="Arial" w:hAnsi="Arial"/>
@@ -18917,7 +18917,7 @@
             <w:pPr>
               <w:spacing w:after="20" w:before="0"/>
             </w:pPr>
-            <w:hyperlink w:history="1" r:id="rId5llt9mzc2_lmk5lcyp-o3">
+            <w:hyperlink w:history="1" r:id="rIdi0-plwkdezcux7pl1i-rx">
               <w:r>
                 <w:rPr>
                   <w:rFonts w:ascii="Arial" w:cs="Arial" w:eastAsia="Arial" w:hAnsi="Arial"/>
@@ -18950,7 +18950,7 @@
               <w:spacing w:after="10" w:before="0"/>
               <w:ind w:left="120"/>
             </w:pPr>
-            <w:hyperlink w:history="1" r:id="rIdakpx2ij7qnlmkjeeqqh9n">
+            <w:hyperlink w:history="1" r:id="rId-9skqlboar15nqg2h_kha">
               <w:r>
                 <w:rPr>
                   <w:rFonts w:ascii="Arial" w:cs="Arial" w:eastAsia="Arial" w:hAnsi="Arial"/>
@@ -18995,7 +18995,7 @@
             <w:pPr>
               <w:spacing w:after="20" w:before="0"/>
             </w:pPr>
-            <w:hyperlink w:history="1" r:id="rIdajsckyx6fulqbothwrkrw">
+            <w:hyperlink w:history="1" r:id="rIdehqml19t_nqlnfwu-rs1x">
               <w:r>
                 <w:rPr>
                   <w:rFonts w:ascii="Arial" w:cs="Arial" w:eastAsia="Arial" w:hAnsi="Arial"/>
@@ -19028,7 +19028,7 @@
               <w:spacing w:after="10" w:before="0"/>
               <w:ind w:left="120"/>
             </w:pPr>
-            <w:hyperlink w:history="1" r:id="rId-mlzm0suzjakxbgmsreq6">
+            <w:hyperlink w:history="1" r:id="rIdlmjxcwhzn-v5tmnpmzcc_">
               <w:r>
                 <w:rPr>
                   <w:rFonts w:ascii="Arial" w:cs="Arial" w:eastAsia="Arial" w:hAnsi="Arial"/>
@@ -19223,7 +19223,7 @@
             <w:pPr>
               <w:spacing w:after="20" w:before="0"/>
             </w:pPr>
-            <w:hyperlink w:history="1" r:id="rIdvzrm5b04jithxbbirfihe">
+            <w:hyperlink w:history="1" r:id="rId-yp0umfzubz6pkv1q3dkn">
               <w:r>
                 <w:rPr>
                   <w:rFonts w:ascii="Arial" w:cs="Arial" w:eastAsia="Arial" w:hAnsi="Arial"/>
@@ -19272,7 +19272,7 @@
               <w:spacing w:after="10" w:before="0"/>
               <w:ind w:left="120"/>
             </w:pPr>
-            <w:hyperlink w:history="1" r:id="rIdfn2x-hayr2q3hdfp1gj0c">
+            <w:hyperlink w:history="1" r:id="rIde0zltwxtfwa95148-e7t4">
               <w:r>
                 <w:rPr>
                   <w:rFonts w:ascii="Arial" w:cs="Arial" w:eastAsia="Arial" w:hAnsi="Arial"/>
@@ -19317,7 +19317,7 @@
             <w:pPr>
               <w:spacing w:after="20" w:before="0"/>
             </w:pPr>
-            <w:hyperlink w:history="1" r:id="rIdyqsgegcunfabuag_tabtv">
+            <w:hyperlink w:history="1" r:id="rId_6pxbqsfqownxtd7ikfnw">
               <w:r>
                 <w:rPr>
                   <w:rFonts w:ascii="Arial" w:cs="Arial" w:eastAsia="Arial" w:hAnsi="Arial"/>
@@ -19350,7 +19350,7 @@
               <w:spacing w:after="10" w:before="0"/>
               <w:ind w:left="120"/>
             </w:pPr>
-            <w:hyperlink w:history="1" r:id="rIdctyege1yw8uskbs-eskaw">
+            <w:hyperlink w:history="1" r:id="rIdxzwtv0xx0vyyjqqd0acer">
               <w:r>
                 <w:rPr>
                   <w:rFonts w:ascii="Arial" w:cs="Arial" w:eastAsia="Arial" w:hAnsi="Arial"/>
@@ -19545,7 +19545,7 @@
             <w:pPr>
               <w:spacing w:after="20" w:before="0"/>
             </w:pPr>
-            <w:hyperlink w:history="1" r:id="rId4ychlpdla2nrfuxmuflyg">
+            <w:hyperlink w:history="1" r:id="rIdjzrmuy3ax1hsoaubmrtne">
               <w:r>
                 <w:rPr>
                   <w:rFonts w:ascii="Arial" w:cs="Arial" w:eastAsia="Arial" w:hAnsi="Arial"/>
@@ -19594,7 +19594,7 @@
               <w:spacing w:after="10" w:before="0"/>
               <w:ind w:left="120"/>
             </w:pPr>
-            <w:hyperlink w:history="1" r:id="rIdoajonwxud3kfmyjv2xotu">
+            <w:hyperlink w:history="1" r:id="rId8f05rmfmfkm6uhoa2hlpa">
               <w:r>
                 <w:rPr>
                   <w:rFonts w:ascii="Arial" w:cs="Arial" w:eastAsia="Arial" w:hAnsi="Arial"/>
@@ -19639,7 +19639,7 @@
             <w:pPr>
               <w:spacing w:after="20" w:before="0"/>
             </w:pPr>
-            <w:hyperlink w:history="1" r:id="rIdywh9iu3pshlx-w-sc5pm2">
+            <w:hyperlink w:history="1" r:id="rIdfdnuevwil8hjr-j9h_oon">
               <w:r>
                 <w:rPr>
                   <w:rFonts w:ascii="Arial" w:cs="Arial" w:eastAsia="Arial" w:hAnsi="Arial"/>
@@ -19672,7 +19672,7 @@
               <w:spacing w:after="10" w:before="0"/>
               <w:ind w:left="120"/>
             </w:pPr>
-            <w:hyperlink w:history="1" r:id="rIdu48ls3g4n7bkbe6xllyxq">
+            <w:hyperlink w:history="1" r:id="rId9uaub3xwfhuqbwhc935z2">
               <w:r>
                 <w:rPr>
                   <w:rFonts w:ascii="Arial" w:cs="Arial" w:eastAsia="Arial" w:hAnsi="Arial"/>
@@ -19867,7 +19867,7 @@
             <w:pPr>
               <w:spacing w:after="20" w:before="0"/>
             </w:pPr>
-            <w:hyperlink w:history="1" r:id="rIdlrr7c-1g5qyipadr2bgs9">
+            <w:hyperlink w:history="1" r:id="rIdr2k2xgvsrgpbapguuhpmv">
               <w:r>
                 <w:rPr>
                   <w:rFonts w:ascii="Arial" w:cs="Arial" w:eastAsia="Arial" w:hAnsi="Arial"/>
@@ -19916,7 +19916,7 @@
               <w:spacing w:after="10" w:before="0"/>
               <w:ind w:left="120"/>
             </w:pPr>
-            <w:hyperlink w:history="1" r:id="rIdknmbfa4hw4cvyqwkekuuu">
+            <w:hyperlink w:history="1" r:id="rIda6hslr4yp6acikjo6vapn">
               <w:r>
                 <w:rPr>
                   <w:rFonts w:ascii="Arial" w:cs="Arial" w:eastAsia="Arial" w:hAnsi="Arial"/>
@@ -19961,7 +19961,7 @@
             <w:pPr>
               <w:spacing w:after="20" w:before="0"/>
             </w:pPr>
-            <w:hyperlink w:history="1" r:id="rIdkfofx-uq4wwhemzcqzl_n">
+            <w:hyperlink w:history="1" r:id="rId_rhvptecnfbl1-uxgpgh_">
               <w:r>
                 <w:rPr>
                   <w:rFonts w:ascii="Arial" w:cs="Arial" w:eastAsia="Arial" w:hAnsi="Arial"/>
@@ -19994,7 +19994,7 @@
               <w:spacing w:after="10" w:before="0"/>
               <w:ind w:left="120"/>
             </w:pPr>
-            <w:hyperlink w:history="1" r:id="rIdil-i29ottkzj8izk0v7qy">
+            <w:hyperlink w:history="1" r:id="rIdg0ru5whjwj-1b3d5_ll4-">
               <w:r>
                 <w:rPr>
                   <w:rFonts w:ascii="Arial" w:cs="Arial" w:eastAsia="Arial" w:hAnsi="Arial"/>
@@ -20734,7 +20734,7 @@
         </w:rPr>
         <w:t xml:space="preserve">© 2026 SeaVuria and ARES. Aligned with KICD objectives. Developed by SeaVuria; technical implementation by ARES (with AI assistance from Claude). Licensed under </w:t>
       </w:r>
-      <w:hyperlink w:history="1" r:id="rIdnm6qw-haiqxhxnp_o0ey9">
+      <w:hyperlink w:history="1" r:id="rIdffnht9-vduz3usfuwh1to">
         <w:r>
           <w:rPr>
             <w:rFonts w:ascii="Arial" w:cs="Arial" w:eastAsia="Arial" w:hAnsi="Arial"/>
@@ -20755,7 +20755,7 @@
         </w:rPr>
         <w:t xml:space="preserve"> (</w:t>
       </w:r>
-      <w:hyperlink w:history="1" r:id="rIdrfsosi5veg-uy3wkrihdm">
+      <w:hyperlink w:history="1" r:id="rIdxcqirds5udkw_lmntcl9s">
         <w:r>
           <w:rPr>
             <w:rFonts w:ascii="Arial" w:cs="Arial" w:eastAsia="Arial" w:hAnsi="Arial"/>
@@ -21768,7 +21768,7 @@
             <w:pPr>
               <w:spacing w:after="20" w:before="0"/>
             </w:pPr>
-            <w:hyperlink w:history="1" r:id="rIdsmizc2xkvlreqwlczje8q">
+            <w:hyperlink w:history="1" r:id="rId3qol-qozf5_bsxy47d51o">
               <w:r>
                 <w:rPr>
                   <w:rFonts w:ascii="Arial" w:cs="Arial" w:eastAsia="Arial" w:hAnsi="Arial"/>
@@ -21801,7 +21801,7 @@
               <w:spacing w:after="10" w:before="0"/>
               <w:ind w:left="120"/>
             </w:pPr>
-            <w:hyperlink w:history="1" r:id="rId8l9l9el-zntwuarwpcoke">
+            <w:hyperlink w:history="1" r:id="rId5c1n4h3ljnx4cpb03ownp">
               <w:r>
                 <w:rPr>
                   <w:rFonts w:ascii="Arial" w:cs="Arial" w:eastAsia="Arial" w:hAnsi="Arial"/>
@@ -21846,7 +21846,7 @@
             <w:pPr>
               <w:spacing w:after="20" w:before="0"/>
             </w:pPr>
-            <w:hyperlink w:history="1" r:id="rIdxrb_qnad-7da3iutgigab">
+            <w:hyperlink w:history="1" r:id="rIdetnsblag8heddeivqwjdl">
               <w:r>
                 <w:rPr>
                   <w:rFonts w:ascii="Arial" w:cs="Arial" w:eastAsia="Arial" w:hAnsi="Arial"/>
@@ -21879,7 +21879,7 @@
               <w:spacing w:after="10" w:before="0"/>
               <w:ind w:left="120"/>
             </w:pPr>
-            <w:hyperlink w:history="1" r:id="rIdhfm8owdrnrcjs6dgg7c77">
+            <w:hyperlink w:history="1" r:id="rIdckuhvyizpicrlxoewwl7v">
               <w:r>
                 <w:rPr>
                   <w:rFonts w:ascii="Arial" w:cs="Arial" w:eastAsia="Arial" w:hAnsi="Arial"/>
@@ -22074,7 +22074,7 @@
             <w:pPr>
               <w:spacing w:after="20" w:before="0"/>
             </w:pPr>
-            <w:hyperlink w:history="1" r:id="rIduo2aqakgc42szzmtlqh0f">
+            <w:hyperlink w:history="1" r:id="rIdwop53dqf6a59fiqzytfls">
               <w:r>
                 <w:rPr>
                   <w:rFonts w:ascii="Arial" w:cs="Arial" w:eastAsia="Arial" w:hAnsi="Arial"/>
@@ -22107,7 +22107,7 @@
               <w:spacing w:after="10" w:before="0"/>
               <w:ind w:left="120"/>
             </w:pPr>
-            <w:hyperlink w:history="1" r:id="rIdlcqzkgdfs6z2x8cx27omm">
+            <w:hyperlink w:history="1" r:id="rIdxpcinyia9tx3gdeei-kya">
               <w:r>
                 <w:rPr>
                   <w:rFonts w:ascii="Arial" w:cs="Arial" w:eastAsia="Arial" w:hAnsi="Arial"/>
@@ -22152,7 +22152,7 @@
             <w:pPr>
               <w:spacing w:after="20" w:before="0"/>
             </w:pPr>
-            <w:hyperlink w:history="1" r:id="rIdrg5eadhmvozsjb_ipmclg">
+            <w:hyperlink w:history="1" r:id="rIdokvurutkk_jd7lhe93ijc">
               <w:r>
                 <w:rPr>
                   <w:rFonts w:ascii="Arial" w:cs="Arial" w:eastAsia="Arial" w:hAnsi="Arial"/>
@@ -22185,7 +22185,7 @@
               <w:spacing w:after="10" w:before="0"/>
               <w:ind w:left="120"/>
             </w:pPr>
-            <w:hyperlink w:history="1" r:id="rIdilvyiffaeusgyppiwhbil">
+            <w:hyperlink w:history="1" r:id="rIdxuhjhta7rwlizmjnzl7ij">
               <w:r>
                 <w:rPr>
                   <w:rFonts w:ascii="Arial" w:cs="Arial" w:eastAsia="Arial" w:hAnsi="Arial"/>
@@ -22380,7 +22380,7 @@
             <w:pPr>
               <w:spacing w:after="20" w:before="0"/>
             </w:pPr>
-            <w:hyperlink w:history="1" r:id="rIdln0awabzhmhaexnih1flu">
+            <w:hyperlink w:history="1" r:id="rIdmgntkwdsglel4jznrteoa">
               <w:r>
                 <w:rPr>
                   <w:rFonts w:ascii="Arial" w:cs="Arial" w:eastAsia="Arial" w:hAnsi="Arial"/>
@@ -22413,7 +22413,7 @@
               <w:spacing w:after="10" w:before="0"/>
               <w:ind w:left="120"/>
             </w:pPr>
-            <w:hyperlink w:history="1" r:id="rIdcr1oig9bfckf-nfnmkszo">
+            <w:hyperlink w:history="1" r:id="rId6l8_tflimxxkqi33od8xz">
               <w:r>
                 <w:rPr>
                   <w:rFonts w:ascii="Arial" w:cs="Arial" w:eastAsia="Arial" w:hAnsi="Arial"/>
@@ -22458,7 +22458,7 @@
             <w:pPr>
               <w:spacing w:after="20" w:before="0"/>
             </w:pPr>
-            <w:hyperlink w:history="1" r:id="rIduhkuy57lzuzmqoy4rce95">
+            <w:hyperlink w:history="1" r:id="rIdsj07lp4dvwunkilgsncsu">
               <w:r>
                 <w:rPr>
                   <w:rFonts w:ascii="Arial" w:cs="Arial" w:eastAsia="Arial" w:hAnsi="Arial"/>
@@ -22491,7 +22491,7 @@
               <w:spacing w:after="10" w:before="0"/>
               <w:ind w:left="120"/>
             </w:pPr>
-            <w:hyperlink w:history="1" r:id="rId7k_nvngqimbslqasixp1w">
+            <w:hyperlink w:history="1" r:id="rIdjs9kokfvlgchmwng1pxyv">
               <w:r>
                 <w:rPr>
                   <w:rFonts w:ascii="Arial" w:cs="Arial" w:eastAsia="Arial" w:hAnsi="Arial"/>
@@ -22686,7 +22686,7 @@
             <w:pPr>
               <w:spacing w:after="20" w:before="0"/>
             </w:pPr>
-            <w:hyperlink w:history="1" r:id="rId_dj_e2gzrf021su2eurpi">
+            <w:hyperlink w:history="1" r:id="rIdxsr9kwqmwzawlsf51nrhq">
               <w:r>
                 <w:rPr>
                   <w:rFonts w:ascii="Arial" w:cs="Arial" w:eastAsia="Arial" w:hAnsi="Arial"/>
@@ -22719,7 +22719,7 @@
               <w:spacing w:after="10" w:before="0"/>
               <w:ind w:left="120"/>
             </w:pPr>
-            <w:hyperlink w:history="1" r:id="rId9uxqoinppwrdyxb6j1vjt">
+            <w:hyperlink w:history="1" r:id="rIdgetb4nd2nqpha4l0vj3gw">
               <w:r>
                 <w:rPr>
                   <w:rFonts w:ascii="Arial" w:cs="Arial" w:eastAsia="Arial" w:hAnsi="Arial"/>
@@ -22764,7 +22764,7 @@
             <w:pPr>
               <w:spacing w:after="20" w:before="0"/>
             </w:pPr>
-            <w:hyperlink w:history="1" r:id="rId006ovjkk3nrwcyfmslccm">
+            <w:hyperlink w:history="1" r:id="rIdbkibvemgsel1klqigxny1">
               <w:r>
                 <w:rPr>
                   <w:rFonts w:ascii="Arial" w:cs="Arial" w:eastAsia="Arial" w:hAnsi="Arial"/>
@@ -22797,7 +22797,7 @@
               <w:spacing w:after="10" w:before="0"/>
               <w:ind w:left="120"/>
             </w:pPr>
-            <w:hyperlink w:history="1" r:id="rId3nhtzr2t1ws2bro89qdcs">
+            <w:hyperlink w:history="1" r:id="rId69k9nwytqfu70bkxzu29m">
               <w:r>
                 <w:rPr>
                   <w:rFonts w:ascii="Arial" w:cs="Arial" w:eastAsia="Arial" w:hAnsi="Arial"/>
@@ -22992,7 +22992,7 @@
             <w:pPr>
               <w:spacing w:after="20" w:before="0"/>
             </w:pPr>
-            <w:hyperlink w:history="1" r:id="rIdyat1aaqevpubvsr-9siwy">
+            <w:hyperlink w:history="1" r:id="rIdrdkc8gdzsnw5gp5kmtcpt">
               <w:r>
                 <w:rPr>
                   <w:rFonts w:ascii="Arial" w:cs="Arial" w:eastAsia="Arial" w:hAnsi="Arial"/>
@@ -23041,7 +23041,7 @@
               <w:spacing w:after="10" w:before="0"/>
               <w:ind w:left="120"/>
             </w:pPr>
-            <w:hyperlink w:history="1" r:id="rIdzl3nuorlrxcd8ywe1junk">
+            <w:hyperlink w:history="1" r:id="rIdcn1uazoiydebys4pnr5ge">
               <w:r>
                 <w:rPr>
                   <w:rFonts w:ascii="Arial" w:cs="Arial" w:eastAsia="Arial" w:hAnsi="Arial"/>
@@ -23086,7 +23086,7 @@
             <w:pPr>
               <w:spacing w:after="20" w:before="0"/>
             </w:pPr>
-            <w:hyperlink w:history="1" r:id="rIdzkeefifkc-oey3fvtitab">
+            <w:hyperlink w:history="1" r:id="rIdo5g_vrz9kgdslmdztuivy">
               <w:r>
                 <w:rPr>
                   <w:rFonts w:ascii="Arial" w:cs="Arial" w:eastAsia="Arial" w:hAnsi="Arial"/>
@@ -23119,7 +23119,7 @@
               <w:spacing w:after="10" w:before="0"/>
               <w:ind w:left="120"/>
             </w:pPr>
-            <w:hyperlink w:history="1" r:id="rIdtmek2o7u-gd6nl8ru1khe">
+            <w:hyperlink w:history="1" r:id="rIdz65cz110bfu51d18o6ma-">
               <w:r>
                 <w:rPr>
                   <w:rFonts w:ascii="Arial" w:cs="Arial" w:eastAsia="Arial" w:hAnsi="Arial"/>
@@ -23631,7 +23631,7 @@
         </w:rPr>
         <w:t xml:space="preserve">© 2026 SeaVuria and ARES. Aligned with KICD objectives. Developed by SeaVuria; technical implementation by ARES (with AI assistance from Claude). Licensed under </w:t>
       </w:r>
-      <w:hyperlink w:history="1" r:id="rId03zgra551n5p6mlal5_yn">
+      <w:hyperlink w:history="1" r:id="rIdi3dsfh7wq7ksai2dipgqt">
         <w:r>
           <w:rPr>
             <w:rFonts w:ascii="Arial" w:cs="Arial" w:eastAsia="Arial" w:hAnsi="Arial"/>
@@ -23652,7 +23652,7 @@
         </w:rPr>
         <w:t xml:space="preserve"> (</w:t>
       </w:r>
-      <w:hyperlink w:history="1" r:id="rIdgnzpbap28yvugpe-svvnl">
+      <w:hyperlink w:history="1" r:id="rIdgetrwom041utmogsafgwz">
         <w:r>
           <w:rPr>
             <w:rFonts w:ascii="Arial" w:cs="Arial" w:eastAsia="Arial" w:hAnsi="Arial"/>
@@ -24665,7 +24665,7 @@
             <w:pPr>
               <w:spacing w:after="20" w:before="0"/>
             </w:pPr>
-            <w:hyperlink w:history="1" r:id="rIdtpcgy6e9fb5jploibsffc">
+            <w:hyperlink w:history="1" r:id="rIdo4qgk3vsax9wyadyrnfkq">
               <w:r>
                 <w:rPr>
                   <w:rFonts w:ascii="Arial" w:cs="Arial" w:eastAsia="Arial" w:hAnsi="Arial"/>
@@ -24714,7 +24714,7 @@
               <w:spacing w:after="10" w:before="0"/>
               <w:ind w:left="120"/>
             </w:pPr>
-            <w:hyperlink w:history="1" r:id="rIdxe0fc9ywqfd_v5nfffugg">
+            <w:hyperlink w:history="1" r:id="rIdan4uiz2rfrgvtnfjymacp">
               <w:r>
                 <w:rPr>
                   <w:rFonts w:ascii="Arial" w:cs="Arial" w:eastAsia="Arial" w:hAnsi="Arial"/>
@@ -24776,7 +24776,7 @@
               <w:spacing w:after="10" w:before="0"/>
               <w:ind w:left="120"/>
             </w:pPr>
-            <w:hyperlink w:history="1" r:id="rIdsnn-mmo3tvi29b6fjsras">
+            <w:hyperlink w:history="1" r:id="rIdsi82denssreb1eeerijlp">
               <w:r>
                 <w:rPr>
                   <w:rFonts w:ascii="Arial" w:cs="Arial" w:eastAsia="Arial" w:hAnsi="Arial"/>
@@ -24986,7 +24986,7 @@
             <w:pPr>
               <w:spacing w:after="20" w:before="0"/>
             </w:pPr>
-            <w:hyperlink w:history="1" r:id="rIdseal1r4wljrhtrzyfojth">
+            <w:hyperlink w:history="1" r:id="rIdd_zj-mducsiosvvzdogaf">
               <w:r>
                 <w:rPr>
                   <w:rFonts w:ascii="Arial" w:cs="Arial" w:eastAsia="Arial" w:hAnsi="Arial"/>
@@ -25035,7 +25035,7 @@
               <w:spacing w:after="10" w:before="0"/>
               <w:ind w:left="120"/>
             </w:pPr>
-            <w:hyperlink w:history="1" r:id="rIdhjgalhy1b1h9pa95xcpuo">
+            <w:hyperlink w:history="1" r:id="rId8vifdevrcicemkovc9pp0">
               <w:r>
                 <w:rPr>
                   <w:rFonts w:ascii="Arial" w:cs="Arial" w:eastAsia="Arial" w:hAnsi="Arial"/>
@@ -25097,7 +25097,7 @@
               <w:spacing w:after="10" w:before="0"/>
               <w:ind w:left="120"/>
             </w:pPr>
-            <w:hyperlink w:history="1" r:id="rIdbkt6jk18pontklinmxexk">
+            <w:hyperlink w:history="1" r:id="rIdpzwdwealpvzrvlb9piqjy">
               <w:r>
                 <w:rPr>
                   <w:rFonts w:ascii="Arial" w:cs="Arial" w:eastAsia="Arial" w:hAnsi="Arial"/>
@@ -25307,7 +25307,7 @@
             <w:pPr>
               <w:spacing w:after="20" w:before="0"/>
             </w:pPr>
-            <w:hyperlink w:history="1" r:id="rIdhxep8ruxgkbqk7xdjf-5g">
+            <w:hyperlink w:history="1" r:id="rIdvspxulggebgvna3oj7acs">
               <w:r>
                 <w:rPr>
                   <w:rFonts w:ascii="Arial" w:cs="Arial" w:eastAsia="Arial" w:hAnsi="Arial"/>
@@ -25356,7 +25356,7 @@
               <w:spacing w:after="10" w:before="0"/>
               <w:ind w:left="120"/>
             </w:pPr>
-            <w:hyperlink w:history="1" r:id="rIdw77svzqpyyhrbzexwy8ea">
+            <w:hyperlink w:history="1" r:id="rIdtuosq-mpyryhsoig3e6gz">
               <w:r>
                 <w:rPr>
                   <w:rFonts w:ascii="Arial" w:cs="Arial" w:eastAsia="Arial" w:hAnsi="Arial"/>
@@ -25418,7 +25418,7 @@
               <w:spacing w:after="10" w:before="0"/>
               <w:ind w:left="120"/>
             </w:pPr>
-            <w:hyperlink w:history="1" r:id="rId2vszcxtevvaw_gm6m6esg">
+            <w:hyperlink w:history="1" r:id="rIduvnhjwvuruuukadrdumiv">
               <w:r>
                 <w:rPr>
                   <w:rFonts w:ascii="Arial" w:cs="Arial" w:eastAsia="Arial" w:hAnsi="Arial"/>
@@ -25628,7 +25628,7 @@
             <w:pPr>
               <w:spacing w:after="20" w:before="0"/>
             </w:pPr>
-            <w:hyperlink w:history="1" r:id="rIdqoizsesojr2jchci8gm-w">
+            <w:hyperlink w:history="1" r:id="rId_lcuc7edouevtxcmzku08">
               <w:r>
                 <w:rPr>
                   <w:rFonts w:ascii="Arial" w:cs="Arial" w:eastAsia="Arial" w:hAnsi="Arial"/>
@@ -25677,7 +25677,7 @@
               <w:spacing w:after="10" w:before="0"/>
               <w:ind w:left="120"/>
             </w:pPr>
-            <w:hyperlink w:history="1" r:id="rIdyemblh4bdvcfm1coipn_a">
+            <w:hyperlink w:history="1" r:id="rId9aothhzlx8y7xgyx1cmai">
               <w:r>
                 <w:rPr>
                   <w:rFonts w:ascii="Arial" w:cs="Arial" w:eastAsia="Arial" w:hAnsi="Arial"/>
@@ -25739,7 +25739,7 @@
               <w:spacing w:after="10" w:before="0"/>
               <w:ind w:left="120"/>
             </w:pPr>
-            <w:hyperlink w:history="1" r:id="rIdrrntjmnz9j8fjvwoxm3es">
+            <w:hyperlink w:history="1" r:id="rIde_eiv9syb0_o0y2yz5rvt">
               <w:r>
                 <w:rPr>
                   <w:rFonts w:ascii="Arial" w:cs="Arial" w:eastAsia="Arial" w:hAnsi="Arial"/>
@@ -25949,7 +25949,7 @@
             <w:pPr>
               <w:spacing w:after="20" w:before="0"/>
             </w:pPr>
-            <w:hyperlink w:history="1" r:id="rIdvtl5bdfzjzicu0laajj34">
+            <w:hyperlink w:history="1" r:id="rIdwe5kuunde7wtfp2m2u_j4">
               <w:r>
                 <w:rPr>
                   <w:rFonts w:ascii="Arial" w:cs="Arial" w:eastAsia="Arial" w:hAnsi="Arial"/>
@@ -25998,7 +25998,7 @@
               <w:spacing w:after="10" w:before="0"/>
               <w:ind w:left="120"/>
             </w:pPr>
-            <w:hyperlink w:history="1" r:id="rIdyqqcachnkytfdjfaof-jk">
+            <w:hyperlink w:history="1" r:id="rIdyizhg6ouxa-beuppgsy89">
               <w:r>
                 <w:rPr>
                   <w:rFonts w:ascii="Arial" w:cs="Arial" w:eastAsia="Arial" w:hAnsi="Arial"/>
@@ -26060,7 +26060,7 @@
               <w:spacing w:after="10" w:before="0"/>
               <w:ind w:left="120"/>
             </w:pPr>
-            <w:hyperlink w:history="1" r:id="rIdtttpoj4tdoix4cmcrdwg9">
+            <w:hyperlink w:history="1" r:id="rIdahk_app0tzw7nh0szlflr">
               <w:r>
                 <w:rPr>
                   <w:rFonts w:ascii="Arial" w:cs="Arial" w:eastAsia="Arial" w:hAnsi="Arial"/>
@@ -26587,7 +26587,7 @@
         </w:rPr>
         <w:t xml:space="preserve">© 2026 SeaVuria and ARES. Aligned with KICD objectives. Developed by SeaVuria; technical implementation by ARES (with AI assistance from Claude). Licensed under </w:t>
       </w:r>
-      <w:hyperlink w:history="1" r:id="rIddjeyee1xfefmoqz7qq3e4">
+      <w:hyperlink w:history="1" r:id="rIdntycwmorzf9nfcbp6c2dd">
         <w:r>
           <w:rPr>
             <w:rFonts w:ascii="Arial" w:cs="Arial" w:eastAsia="Arial" w:hAnsi="Arial"/>
@@ -26608,7 +26608,7 @@
         </w:rPr>
         <w:t xml:space="preserve"> (</w:t>
       </w:r>
-      <w:hyperlink w:history="1" r:id="rIdxsoeow9vkyhv2jxviywsi">
+      <w:hyperlink w:history="1" r:id="rIdxtkrmx0yticuckpr_ayku">
         <w:r>
           <w:rPr>
             <w:rFonts w:ascii="Arial" w:cs="Arial" w:eastAsia="Arial" w:hAnsi="Arial"/>
@@ -27621,7 +27621,7 @@
             <w:pPr>
               <w:spacing w:after="20" w:before="0"/>
             </w:pPr>
-            <w:hyperlink w:history="1" r:id="rId84lr8xr0pyzdglypdbqmx">
+            <w:hyperlink w:history="1" r:id="rId0zfi49qmuubodojnyzowy">
               <w:r>
                 <w:rPr>
                   <w:rFonts w:ascii="Arial" w:cs="Arial" w:eastAsia="Arial" w:hAnsi="Arial"/>
@@ -27654,7 +27654,7 @@
               <w:spacing w:after="10" w:before="0"/>
               <w:ind w:left="120"/>
             </w:pPr>
-            <w:hyperlink w:history="1" r:id="rIdskuupyb5syouwuik-bkoe">
+            <w:hyperlink w:history="1" r:id="rIdtce-bzpv1mwbrazsc-_cy">
               <w:r>
                 <w:rPr>
                   <w:rFonts w:ascii="Arial" w:cs="Arial" w:eastAsia="Arial" w:hAnsi="Arial"/>
@@ -27699,7 +27699,7 @@
             <w:pPr>
               <w:spacing w:after="20" w:before="0"/>
             </w:pPr>
-            <w:hyperlink w:history="1" r:id="rIdxr2bewsv5j0qrdl7emzby">
+            <w:hyperlink w:history="1" r:id="rIdo-djbvzj1raxxrjbwetug">
               <w:r>
                 <w:rPr>
                   <w:rFonts w:ascii="Arial" w:cs="Arial" w:eastAsia="Arial" w:hAnsi="Arial"/>
@@ -27732,7 +27732,7 @@
               <w:spacing w:after="10" w:before="0"/>
               <w:ind w:left="120"/>
             </w:pPr>
-            <w:hyperlink w:history="1" r:id="rIdfj3nn_tq9aupqxdbsuqr6">
+            <w:hyperlink w:history="1" r:id="rIdpd0zgzsl3oc5vsp8yrn1x">
               <w:r>
                 <w:rPr>
                   <w:rFonts w:ascii="Arial" w:cs="Arial" w:eastAsia="Arial" w:hAnsi="Arial"/>
@@ -27927,7 +27927,7 @@
             <w:pPr>
               <w:spacing w:after="20" w:before="0"/>
             </w:pPr>
-            <w:hyperlink w:history="1" r:id="rIds6o1siquvn13jacqz2kix">
+            <w:hyperlink w:history="1" r:id="rIdhzmmhoigpkyibjkha0jbb">
               <w:r>
                 <w:rPr>
                   <w:rFonts w:ascii="Arial" w:cs="Arial" w:eastAsia="Arial" w:hAnsi="Arial"/>
@@ -27960,7 +27960,7 @@
               <w:spacing w:after="10" w:before="0"/>
               <w:ind w:left="120"/>
             </w:pPr>
-            <w:hyperlink w:history="1" r:id="rIdxu385tkf8azznwmpdl1bm">
+            <w:hyperlink w:history="1" r:id="rIdapco33cn1zzf8uhkeieit">
               <w:r>
                 <w:rPr>
                   <w:rFonts w:ascii="Arial" w:cs="Arial" w:eastAsia="Arial" w:hAnsi="Arial"/>
@@ -28005,7 +28005,7 @@
             <w:pPr>
               <w:spacing w:after="20" w:before="0"/>
             </w:pPr>
-            <w:hyperlink w:history="1" r:id="rIdali8hgdajcqx18zcdt_nz">
+            <w:hyperlink w:history="1" r:id="rIdsncvn0n_oeqdzblkiohc-">
               <w:r>
                 <w:rPr>
                   <w:rFonts w:ascii="Arial" w:cs="Arial" w:eastAsia="Arial" w:hAnsi="Arial"/>
@@ -28038,7 +28038,7 @@
               <w:spacing w:after="10" w:before="0"/>
               <w:ind w:left="120"/>
             </w:pPr>
-            <w:hyperlink w:history="1" r:id="rIdzokeuvkjce2wtirhpy2ka">
+            <w:hyperlink w:history="1" r:id="rIdareacyhwxvicdlfgwav1g">
               <w:r>
                 <w:rPr>
                   <w:rFonts w:ascii="Arial" w:cs="Arial" w:eastAsia="Arial" w:hAnsi="Arial"/>
@@ -28233,7 +28233,7 @@
             <w:pPr>
               <w:spacing w:after="20" w:before="0"/>
             </w:pPr>
-            <w:hyperlink w:history="1" r:id="rIdsanprtjqh9i3ysa-khe4t">
+            <w:hyperlink w:history="1" r:id="rIdjfwgkfvgmnyqq6zf_01fc">
               <w:r>
                 <w:rPr>
                   <w:rFonts w:ascii="Arial" w:cs="Arial" w:eastAsia="Arial" w:hAnsi="Arial"/>
@@ -28282,7 +28282,7 @@
               <w:spacing w:after="10" w:before="0"/>
               <w:ind w:left="120"/>
             </w:pPr>
-            <w:hyperlink w:history="1" r:id="rIdhhvbobya6iryiw-bkxifc">
+            <w:hyperlink w:history="1" r:id="rIdj3p1_6c63lzfkcmrhxder">
               <w:r>
                 <w:rPr>
                   <w:rFonts w:ascii="Arial" w:cs="Arial" w:eastAsia="Arial" w:hAnsi="Arial"/>
@@ -28327,7 +28327,7 @@
             <w:pPr>
               <w:spacing w:after="20" w:before="0"/>
             </w:pPr>
-            <w:hyperlink w:history="1" r:id="rIdrxzlt8s-gs3vq_mvethay">
+            <w:hyperlink w:history="1" r:id="rId_p3uojvtiu-woyo_vrnkt">
               <w:r>
                 <w:rPr>
                   <w:rFonts w:ascii="Arial" w:cs="Arial" w:eastAsia="Arial" w:hAnsi="Arial"/>
@@ -28360,7 +28360,7 @@
               <w:spacing w:after="10" w:before="0"/>
               <w:ind w:left="120"/>
             </w:pPr>
-            <w:hyperlink w:history="1" r:id="rIdwuiyq6rubtedaq0tdkzih">
+            <w:hyperlink w:history="1" r:id="rIdlrkvbpgo13cacdkk9zxow">
               <w:r>
                 <w:rPr>
                   <w:rFonts w:ascii="Arial" w:cs="Arial" w:eastAsia="Arial" w:hAnsi="Arial"/>
@@ -28555,7 +28555,7 @@
             <w:pPr>
               <w:spacing w:after="20" w:before="0"/>
             </w:pPr>
-            <w:hyperlink w:history="1" r:id="rIdydtnm7l6khe4f8u1dmjwk">
+            <w:hyperlink w:history="1" r:id="rIdkkfxibt1avluvqpc-r49r">
               <w:r>
                 <w:rPr>
                   <w:rFonts w:ascii="Arial" w:cs="Arial" w:eastAsia="Arial" w:hAnsi="Arial"/>
@@ -28604,7 +28604,7 @@
               <w:spacing w:after="10" w:before="0"/>
               <w:ind w:left="120"/>
             </w:pPr>
-            <w:hyperlink w:history="1" r:id="rIdjbja-vnzgliwrj2xohobh">
+            <w:hyperlink w:history="1" r:id="rIdk3mip6xkqjyzyb9qyszxh">
               <w:r>
                 <w:rPr>
                   <w:rFonts w:ascii="Arial" w:cs="Arial" w:eastAsia="Arial" w:hAnsi="Arial"/>
@@ -28649,7 +28649,7 @@
             <w:pPr>
               <w:spacing w:after="20" w:before="0"/>
             </w:pPr>
-            <w:hyperlink w:history="1" r:id="rIdw_shjdh_wnkhxnmqvbijk">
+            <w:hyperlink w:history="1" r:id="rIdiasyqvfc55jseoah0cvlz">
               <w:r>
                 <w:rPr>
                   <w:rFonts w:ascii="Arial" w:cs="Arial" w:eastAsia="Arial" w:hAnsi="Arial"/>
@@ -28682,7 +28682,7 @@
               <w:spacing w:after="10" w:before="0"/>
               <w:ind w:left="120"/>
             </w:pPr>
-            <w:hyperlink w:history="1" r:id="rIddls5vzdijy5_hdpigffu1">
+            <w:hyperlink w:history="1" r:id="rIda8_pzbldoqrqnfnibgjds">
               <w:r>
                 <w:rPr>
                   <w:rFonts w:ascii="Arial" w:cs="Arial" w:eastAsia="Arial" w:hAnsi="Arial"/>
@@ -28877,7 +28877,7 @@
             <w:pPr>
               <w:spacing w:after="20" w:before="0"/>
             </w:pPr>
-            <w:hyperlink w:history="1" r:id="rIdkgiss6bzgywpx3n7huwsp">
+            <w:hyperlink w:history="1" r:id="rIdqq_qr0yog2c4h6edyg1zy">
               <w:r>
                 <w:rPr>
                   <w:rFonts w:ascii="Arial" w:cs="Arial" w:eastAsia="Arial" w:hAnsi="Arial"/>
@@ -28926,7 +28926,7 @@
               <w:spacing w:after="10" w:before="0"/>
               <w:ind w:left="120"/>
             </w:pPr>
-            <w:hyperlink w:history="1" r:id="rIdmoovko5uhikujh0nxlx5w">
+            <w:hyperlink w:history="1" r:id="rIdvcw_ac_42-nq-2-d9wwg4">
               <w:r>
                 <w:rPr>
                   <w:rFonts w:ascii="Arial" w:cs="Arial" w:eastAsia="Arial" w:hAnsi="Arial"/>
@@ -28971,7 +28971,7 @@
             <w:pPr>
               <w:spacing w:after="20" w:before="0"/>
             </w:pPr>
-            <w:hyperlink w:history="1" r:id="rId4fxqnfcgxmmsfzgnnazhu">
+            <w:hyperlink w:history="1" r:id="rIdpqmd9tuhd8ymmddlerebr">
               <w:r>
                 <w:rPr>
                   <w:rFonts w:ascii="Arial" w:cs="Arial" w:eastAsia="Arial" w:hAnsi="Arial"/>
@@ -29004,7 +29004,7 @@
               <w:spacing w:after="10" w:before="0"/>
               <w:ind w:left="120"/>
             </w:pPr>
-            <w:hyperlink w:history="1" r:id="rIdle42ffx_mqvnzatxhbw9a">
+            <w:hyperlink w:history="1" r:id="rIddq2hjtafam_n6f4grdao2">
               <w:r>
                 <w:rPr>
                   <w:rFonts w:ascii="Arial" w:cs="Arial" w:eastAsia="Arial" w:hAnsi="Arial"/>
@@ -29516,7 +29516,7 @@
         </w:rPr>
         <w:t xml:space="preserve">© 2026 SeaVuria and ARES. Aligned with KICD objectives. Developed by SeaVuria; technical implementation by ARES (with AI assistance from Claude). Licensed under </w:t>
       </w:r>
-      <w:hyperlink w:history="1" r:id="rIdbbrimb1oztqpvyjuk1gp7">
+      <w:hyperlink w:history="1" r:id="rId186c1bneat7kkqshi6ozz">
         <w:r>
           <w:rPr>
             <w:rFonts w:ascii="Arial" w:cs="Arial" w:eastAsia="Arial" w:hAnsi="Arial"/>
@@ -29537,7 +29537,7 @@
         </w:rPr>
         <w:t xml:space="preserve"> (</w:t>
       </w:r>
-      <w:hyperlink w:history="1" r:id="rIdq_pjpzayjgol57_jgnyrj">
+      <w:hyperlink w:history="1" r:id="rIdfysdqshghkrzexy2ayzno">
         <w:r>
           <w:rPr>
             <w:rFonts w:ascii="Arial" w:cs="Arial" w:eastAsia="Arial" w:hAnsi="Arial"/>
@@ -30550,7 +30550,7 @@
             <w:pPr>
               <w:spacing w:after="20" w:before="0"/>
             </w:pPr>
-            <w:hyperlink w:history="1" r:id="rId7rs6higfwvmzbprst7dva">
+            <w:hyperlink w:history="1" r:id="rIdtnpnnyt4qf-cful4b17vq">
               <w:r>
                 <w:rPr>
                   <w:rFonts w:ascii="Arial" w:cs="Arial" w:eastAsia="Arial" w:hAnsi="Arial"/>
@@ -30583,7 +30583,7 @@
               <w:spacing w:after="10" w:before="0"/>
               <w:ind w:left="120"/>
             </w:pPr>
-            <w:hyperlink w:history="1" r:id="rIdiftjmj-n2bcrmcofl4-cm">
+            <w:hyperlink w:history="1" r:id="rIdfd4scu9hgnryldxayblxd">
               <w:r>
                 <w:rPr>
                   <w:rFonts w:ascii="Arial" w:cs="Arial" w:eastAsia="Arial" w:hAnsi="Arial"/>
@@ -30628,7 +30628,7 @@
             <w:pPr>
               <w:spacing w:after="20" w:before="0"/>
             </w:pPr>
-            <w:hyperlink w:history="1" r:id="rId6a1omckpvpxbjkdfde77s">
+            <w:hyperlink w:history="1" r:id="rIdlxqdnb7kfyl0rxum5_glc">
               <w:r>
                 <w:rPr>
                   <w:rFonts w:ascii="Arial" w:cs="Arial" w:eastAsia="Arial" w:hAnsi="Arial"/>
@@ -30661,7 +30661,7 @@
               <w:spacing w:after="10" w:before="0"/>
               <w:ind w:left="120"/>
             </w:pPr>
-            <w:hyperlink w:history="1" r:id="rIdjyn_jffzo9--hjblcnuxf">
+            <w:hyperlink w:history="1" r:id="rIdy8gq0wlj2medrcuhfaxwx">
               <w:r>
                 <w:rPr>
                   <w:rFonts w:ascii="Arial" w:cs="Arial" w:eastAsia="Arial" w:hAnsi="Arial"/>
@@ -30972,7 +30972,7 @@
             <w:pPr>
               <w:spacing w:after="20" w:before="0"/>
             </w:pPr>
-            <w:hyperlink w:history="1" r:id="rIddqciusbjbbofq7gace3t6">
+            <w:hyperlink w:history="1" r:id="rIds9w33gndndxr9cd_vpuul">
               <w:r>
                 <w:rPr>
                   <w:rFonts w:ascii="Arial" w:cs="Arial" w:eastAsia="Arial" w:hAnsi="Arial"/>
@@ -31005,7 +31005,7 @@
               <w:spacing w:after="10" w:before="0"/>
               <w:ind w:left="120"/>
             </w:pPr>
-            <w:hyperlink w:history="1" r:id="rId9advw0qj6-bthumq_7yl8">
+            <w:hyperlink w:history="1" r:id="rId2oqyuzpbfpkj4wlfnbedr">
               <w:r>
                 <w:rPr>
                   <w:rFonts w:ascii="Arial" w:cs="Arial" w:eastAsia="Arial" w:hAnsi="Arial"/>
@@ -31050,7 +31050,7 @@
             <w:pPr>
               <w:spacing w:after="20" w:before="0"/>
             </w:pPr>
-            <w:hyperlink w:history="1" r:id="rIdxrzumqyjlxfgma2ujlfvc">
+            <w:hyperlink w:history="1" r:id="rIdtmjdq_9yz1xtmrbehivji">
               <w:r>
                 <w:rPr>
                   <w:rFonts w:ascii="Arial" w:cs="Arial" w:eastAsia="Arial" w:hAnsi="Arial"/>
@@ -31083,7 +31083,7 @@
               <w:spacing w:after="10" w:before="0"/>
               <w:ind w:left="120"/>
             </w:pPr>
-            <w:hyperlink w:history="1" r:id="rIdt53micngib0fji8_vo1yw">
+            <w:hyperlink w:history="1" r:id="rIdxa-9lrotu2x8ypim6chba">
               <w:r>
                 <w:rPr>
                   <w:rFonts w:ascii="Arial" w:cs="Arial" w:eastAsia="Arial" w:hAnsi="Arial"/>
@@ -31566,7 +31566,7 @@
             <w:pPr>
               <w:spacing w:after="20" w:before="0"/>
             </w:pPr>
-            <w:hyperlink w:history="1" r:id="rId5m5jmv_dk3quvaadaazjr">
+            <w:hyperlink w:history="1" r:id="rIdhpqasvsnumnnr9fdqfbbe">
               <w:r>
                 <w:rPr>
                   <w:rFonts w:ascii="Arial" w:cs="Arial" w:eastAsia="Arial" w:hAnsi="Arial"/>
@@ -31615,7 +31615,7 @@
               <w:spacing w:after="10" w:before="0"/>
               <w:ind w:left="120"/>
             </w:pPr>
-            <w:hyperlink w:history="1" r:id="rIdmtkw1xflid4ap-kcqdiai">
+            <w:hyperlink w:history="1" r:id="rId2zf_pfayzyuobymdtmflj">
               <w:r>
                 <w:rPr>
                   <w:rFonts w:ascii="Arial" w:cs="Arial" w:eastAsia="Arial" w:hAnsi="Arial"/>
@@ -31660,7 +31660,7 @@
             <w:pPr>
               <w:spacing w:after="20" w:before="0"/>
             </w:pPr>
-            <w:hyperlink w:history="1" r:id="rId8gqq5f8dwig-dupsodplx">
+            <w:hyperlink w:history="1" r:id="rIdkq5ejhnlxbf9bc8fg_m7f">
               <w:r>
                 <w:rPr>
                   <w:rFonts w:ascii="Arial" w:cs="Arial" w:eastAsia="Arial" w:hAnsi="Arial"/>
@@ -31709,7 +31709,7 @@
               <w:spacing w:after="10" w:before="0"/>
               <w:ind w:left="120"/>
             </w:pPr>
-            <w:hyperlink w:history="1" r:id="rId2airrbwd_xuetam7oq17j">
+            <w:hyperlink w:history="1" r:id="rIdsx-ts9x6d_k3phuecwzob">
               <w:r>
                 <w:rPr>
                   <w:rFonts w:ascii="Arial" w:cs="Arial" w:eastAsia="Arial" w:hAnsi="Arial"/>
@@ -32362,7 +32362,7 @@
             <w:pPr>
               <w:spacing w:after="20" w:before="0"/>
             </w:pPr>
-            <w:hyperlink w:history="1" r:id="rIdtr4sqa_ap0eldpw72vzye">
+            <w:hyperlink w:history="1" r:id="rIdkajngvemswdvlh3bvgish">
               <w:r>
                 <w:rPr>
                   <w:rFonts w:ascii="Arial" w:cs="Arial" w:eastAsia="Arial" w:hAnsi="Arial"/>
@@ -32411,7 +32411,7 @@
               <w:spacing w:after="10" w:before="0"/>
               <w:ind w:left="120"/>
             </w:pPr>
-            <w:hyperlink w:history="1" r:id="rIdddindlssp0m_q2cobh_ak">
+            <w:hyperlink w:history="1" r:id="rIdi3xzqzb_iklov82y5jtmy">
               <w:r>
                 <w:rPr>
                   <w:rFonts w:ascii="Arial" w:cs="Arial" w:eastAsia="Arial" w:hAnsi="Arial"/>
@@ -32456,7 +32456,7 @@
             <w:pPr>
               <w:spacing w:after="20" w:before="0"/>
             </w:pPr>
-            <w:hyperlink w:history="1" r:id="rIdea9nn1avlh5kicecrruqo">
+            <w:hyperlink w:history="1" r:id="rId3lqsq1zbycavm6tazrw6e">
               <w:r>
                 <w:rPr>
                   <w:rFonts w:ascii="Arial" w:cs="Arial" w:eastAsia="Arial" w:hAnsi="Arial"/>
@@ -32505,7 +32505,7 @@
               <w:spacing w:after="10" w:before="0"/>
               <w:ind w:left="120"/>
             </w:pPr>
-            <w:hyperlink w:history="1" r:id="rId94snixl9jro_2ta5tf55r">
+            <w:hyperlink w:history="1" r:id="rIduxfnahc2x_a4_ahmqxfwf">
               <w:r>
                 <w:rPr>
                   <w:rFonts w:ascii="Arial" w:cs="Arial" w:eastAsia="Arial" w:hAnsi="Arial"/>
@@ -32776,7 +32776,7 @@
             <w:pPr>
               <w:spacing w:after="20" w:before="0"/>
             </w:pPr>
-            <w:hyperlink w:history="1" r:id="rIdhmih-_u2unycg3iqwdpez">
+            <w:hyperlink w:history="1" r:id="rIdxctvtcgb5olrxts8bfrau">
               <w:r>
                 <w:rPr>
                   <w:rFonts w:ascii="Arial" w:cs="Arial" w:eastAsia="Arial" w:hAnsi="Arial"/>
@@ -32825,7 +32825,7 @@
               <w:spacing w:after="10" w:before="0"/>
               <w:ind w:left="120"/>
             </w:pPr>
-            <w:hyperlink w:history="1" r:id="rIdl_n6juydf88w2wbzjzz1d">
+            <w:hyperlink w:history="1" r:id="rId9opsinf8ewavqo1qxfu8o">
               <w:r>
                 <w:rPr>
                   <w:rFonts w:ascii="Arial" w:cs="Arial" w:eastAsia="Arial" w:hAnsi="Arial"/>
@@ -32870,7 +32870,7 @@
             <w:pPr>
               <w:spacing w:after="20" w:before="0"/>
             </w:pPr>
-            <w:hyperlink w:history="1" r:id="rIdpcqazjw47p9z8cq9rttah">
+            <w:hyperlink w:history="1" r:id="rId0d0d-vh8uy_xbr942maa4">
               <w:r>
                 <w:rPr>
                   <w:rFonts w:ascii="Arial" w:cs="Arial" w:eastAsia="Arial" w:hAnsi="Arial"/>
@@ -32919,7 +32919,7 @@
               <w:spacing w:after="10" w:before="0"/>
               <w:ind w:left="120"/>
             </w:pPr>
-            <w:hyperlink w:history="1" r:id="rIdyelhguqgspnbskzk-fzr2">
+            <w:hyperlink w:history="1" r:id="rIdg6axvf39ztwp1halm5emk">
               <w:r>
                 <w:rPr>
                   <w:rFonts w:ascii="Arial" w:cs="Arial" w:eastAsia="Arial" w:hAnsi="Arial"/>
@@ -33716,7 +33716,7 @@
         </w:rPr>
         <w:t xml:space="preserve">© 2026 SeaVuria and ARES. Aligned with KICD objectives. Developed by SeaVuria; technical implementation by ARES (with AI assistance from Claude). Licensed under </w:t>
       </w:r>
-      <w:hyperlink w:history="1" r:id="rIdxaswdo5hycs_nfd-sm_5j">
+      <w:hyperlink w:history="1" r:id="rIdaglrp_znwv3jlmokylclp">
         <w:r>
           <w:rPr>
             <w:rFonts w:ascii="Arial" w:cs="Arial" w:eastAsia="Arial" w:hAnsi="Arial"/>
@@ -33737,7 +33737,7 @@
         </w:rPr>
         <w:t xml:space="preserve"> (</w:t>
       </w:r>
-      <w:hyperlink w:history="1" r:id="rIdekgfrpwwwoez4muszkprj">
+      <w:hyperlink w:history="1" r:id="rIdkjfvmij_0kvy6abvjrsv9">
         <w:r>
           <w:rPr>
             <w:rFonts w:ascii="Arial" w:cs="Arial" w:eastAsia="Arial" w:hAnsi="Arial"/>
@@ -34767,7 +34767,7 @@
               <w:spacing w:after="10" w:before="0"/>
               <w:ind w:left="120"/>
             </w:pPr>
-            <w:hyperlink w:history="1" r:id="rIdjsyxvwhg0oi1295fq5e6t">
+            <w:hyperlink w:history="1" r:id="rIdxasbbtqsmqqmicik4kutg">
               <w:r>
                 <w:rPr>
                   <w:rFonts w:ascii="Arial" w:cs="Arial" w:eastAsia="Arial" w:hAnsi="Arial"/>
@@ -34827,7 +34827,7 @@
             <w:pPr>
               <w:spacing w:after="20" w:before="0"/>
             </w:pPr>
-            <w:hyperlink w:history="1" r:id="rIdnvcudefwuzhf1pstn-ixx">
+            <w:hyperlink w:history="1" r:id="rIdqzclsk-22-5eyibyoqzlr">
               <w:r>
                 <w:rPr>
                   <w:rFonts w:ascii="Arial" w:cs="Arial" w:eastAsia="Arial" w:hAnsi="Arial"/>
@@ -34860,7 +34860,7 @@
               <w:spacing w:after="10" w:before="0"/>
               <w:ind w:left="120"/>
             </w:pPr>
-            <w:hyperlink w:history="1" r:id="rIdcgxqo_kjl4zdfmsbozrp7">
+            <w:hyperlink w:history="1" r:id="rIdz90w4ofkoe4hze6sxjydo">
               <w:r>
                 <w:rPr>
                   <w:rFonts w:ascii="Arial" w:cs="Arial" w:eastAsia="Arial" w:hAnsi="Arial"/>
@@ -35072,7 +35072,7 @@
               <w:spacing w:after="10" w:before="0"/>
               <w:ind w:left="120"/>
             </w:pPr>
-            <w:hyperlink w:history="1" r:id="rIdlwpkh_k6x-rl4tczmiwk0">
+            <w:hyperlink w:history="1" r:id="rId25nbyqtwmoc47wa8w-0x2">
               <w:r>
                 <w:rPr>
                   <w:rFonts w:ascii="Arial" w:cs="Arial" w:eastAsia="Arial" w:hAnsi="Arial"/>
@@ -35132,7 +35132,7 @@
             <w:pPr>
               <w:spacing w:after="20" w:before="0"/>
             </w:pPr>
-            <w:hyperlink w:history="1" r:id="rId22yakgby-wmd8wg_z4ufu">
+            <w:hyperlink w:history="1" r:id="rIdsimhoweeschtqwwjrpq7w">
               <w:r>
                 <w:rPr>
                   <w:rFonts w:ascii="Arial" w:cs="Arial" w:eastAsia="Arial" w:hAnsi="Arial"/>
@@ -35165,7 +35165,7 @@
               <w:spacing w:after="10" w:before="0"/>
               <w:ind w:left="120"/>
             </w:pPr>
-            <w:hyperlink w:history="1" r:id="rIdlogacdvq4wk6ayn44twtg">
+            <w:hyperlink w:history="1" r:id="rId84kjv4ejh2f99itfok_g9">
               <w:r>
                 <w:rPr>
                   <w:rFonts w:ascii="Arial" w:cs="Arial" w:eastAsia="Arial" w:hAnsi="Arial"/>
@@ -35377,7 +35377,7 @@
               <w:spacing w:after="10" w:before="0"/>
               <w:ind w:left="120"/>
             </w:pPr>
-            <w:hyperlink w:history="1" r:id="rIdnxymfzbtfzev4t602uj6p">
+            <w:hyperlink w:history="1" r:id="rIddb2sdalpfff1qw3fh8ncg">
               <w:r>
                 <w:rPr>
                   <w:rFonts w:ascii="Arial" w:cs="Arial" w:eastAsia="Arial" w:hAnsi="Arial"/>
@@ -35437,7 +35437,7 @@
             <w:pPr>
               <w:spacing w:after="20" w:before="0"/>
             </w:pPr>
-            <w:hyperlink w:history="1" r:id="rIdotruodo92ipwatiwanvxv">
+            <w:hyperlink w:history="1" r:id="rId5yknwdlzwyaa7k2edw4er">
               <w:r>
                 <w:rPr>
                   <w:rFonts w:ascii="Arial" w:cs="Arial" w:eastAsia="Arial" w:hAnsi="Arial"/>
@@ -35486,7 +35486,7 @@
               <w:spacing w:after="10" w:before="0"/>
               <w:ind w:left="120"/>
             </w:pPr>
-            <w:hyperlink w:history="1" r:id="rIdahqowisttyfq9xppflrmc">
+            <w:hyperlink w:history="1" r:id="rIdugtq7ynw-vcexofyomzg1">
               <w:r>
                 <w:rPr>
                   <w:rFonts w:ascii="Arial" w:cs="Arial" w:eastAsia="Arial" w:hAnsi="Arial"/>
@@ -35698,7 +35698,7 @@
               <w:spacing w:after="10" w:before="0"/>
               <w:ind w:left="120"/>
             </w:pPr>
-            <w:hyperlink w:history="1" r:id="rIdntmtmd1x2bg2p85htnwp_">
+            <w:hyperlink w:history="1" r:id="rIdzj45ekhfmzm7kjdgh47qq">
               <w:r>
                 <w:rPr>
                   <w:rFonts w:ascii="Arial" w:cs="Arial" w:eastAsia="Arial" w:hAnsi="Arial"/>
@@ -35758,7 +35758,7 @@
             <w:pPr>
               <w:spacing w:after="20" w:before="0"/>
             </w:pPr>
-            <w:hyperlink w:history="1" r:id="rIdxdappyac1ai-frbbxkw4s">
+            <w:hyperlink w:history="1" r:id="rIdmgftfauhikdfqqptboic3">
               <w:r>
                 <w:rPr>
                   <w:rFonts w:ascii="Arial" w:cs="Arial" w:eastAsia="Arial" w:hAnsi="Arial"/>
@@ -35807,7 +35807,7 @@
               <w:spacing w:after="10" w:before="0"/>
               <w:ind w:left="120"/>
             </w:pPr>
-            <w:hyperlink w:history="1" r:id="rIdbrfrpwscfpnmu8zbxjjjz">
+            <w:hyperlink w:history="1" r:id="rIdiegma1ag2idzktucvuki0">
               <w:r>
                 <w:rPr>
                   <w:rFonts w:ascii="Arial" w:cs="Arial" w:eastAsia="Arial" w:hAnsi="Arial"/>
@@ -36019,7 +36019,7 @@
               <w:spacing w:after="10" w:before="0"/>
               <w:ind w:left="120"/>
             </w:pPr>
-            <w:hyperlink w:history="1" r:id="rIda5wzng8-p-r7j2xz2xyvw">
+            <w:hyperlink w:history="1" r:id="rId3zeqevlatf1sizmdalugr">
               <w:r>
                 <w:rPr>
                   <w:rFonts w:ascii="Arial" w:cs="Arial" w:eastAsia="Arial" w:hAnsi="Arial"/>
@@ -36079,7 +36079,7 @@
             <w:pPr>
               <w:spacing w:after="20" w:before="0"/>
             </w:pPr>
-            <w:hyperlink w:history="1" r:id="rIdcrkptpviwohkioi8xggqn">
+            <w:hyperlink w:history="1" r:id="rIdgzijm7c_k7xhyes3htetf">
               <w:r>
                 <w:rPr>
                   <w:rFonts w:ascii="Arial" w:cs="Arial" w:eastAsia="Arial" w:hAnsi="Arial"/>
@@ -36128,7 +36128,7 @@
               <w:spacing w:after="10" w:before="0"/>
               <w:ind w:left="120"/>
             </w:pPr>
-            <w:hyperlink w:history="1" r:id="rId-ujja8k0hq2wfq9r1e7ph">
+            <w:hyperlink w:history="1" r:id="rIdlbdjtzalga8jf2mkrh3z0">
               <w:r>
                 <w:rPr>
                   <w:rFonts w:ascii="Arial" w:cs="Arial" w:eastAsia="Arial" w:hAnsi="Arial"/>
@@ -36640,7 +36640,7 @@
         </w:rPr>
         <w:t xml:space="preserve">© 2026 SeaVuria and ARES. Aligned with KICD objectives. Developed by SeaVuria; technical implementation by ARES (with AI assistance from Claude). Licensed under </w:t>
       </w:r>
-      <w:hyperlink w:history="1" r:id="rIdxlkswopkl2ixel3xrbl0v">
+      <w:hyperlink w:history="1" r:id="rIdknv4rphucbwoftvwv-pph">
         <w:r>
           <w:rPr>
             <w:rFonts w:ascii="Arial" w:cs="Arial" w:eastAsia="Arial" w:hAnsi="Arial"/>
@@ -36661,7 +36661,7 @@
         </w:rPr>
         <w:t xml:space="preserve"> (</w:t>
       </w:r>
-      <w:hyperlink w:history="1" r:id="rIdqqi-yxp1adif5-mad71jy">
+      <w:hyperlink w:history="1" r:id="rIdpply9sp8dte138y5wy5dd">
         <w:r>
           <w:rPr>
             <w:rFonts w:ascii="Arial" w:cs="Arial" w:eastAsia="Arial" w:hAnsi="Arial"/>
@@ -37674,7 +37674,7 @@
             <w:pPr>
               <w:spacing w:after="20" w:before="0"/>
             </w:pPr>
-            <w:hyperlink w:history="1" r:id="rIdn-cz_e6lemtg_fcxvneqx">
+            <w:hyperlink w:history="1" r:id="rIdmblza5i1kno1wqto2orvt">
               <w:r>
                 <w:rPr>
                   <w:rFonts w:ascii="Arial" w:cs="Arial" w:eastAsia="Arial" w:hAnsi="Arial"/>
@@ -37723,7 +37723,7 @@
               <w:spacing w:after="10" w:before="0"/>
               <w:ind w:left="120"/>
             </w:pPr>
-            <w:hyperlink w:history="1" r:id="rIdmiulwvcl0kzhsnjcj8atf">
+            <w:hyperlink w:history="1" r:id="rIdbybhlgm0ms55upbcetspl">
               <w:r>
                 <w:rPr>
                   <w:rFonts w:ascii="Arial" w:cs="Arial" w:eastAsia="Arial" w:hAnsi="Arial"/>
@@ -37768,7 +37768,7 @@
             <w:pPr>
               <w:spacing w:after="20" w:before="0"/>
             </w:pPr>
-            <w:hyperlink w:history="1" r:id="rId1gaevfdydgvuilknux-b6">
+            <w:hyperlink w:history="1" r:id="rId981arkmilg3qjknrmcypw">
               <w:r>
                 <w:rPr>
                   <w:rFonts w:ascii="Arial" w:cs="Arial" w:eastAsia="Arial" w:hAnsi="Arial"/>
@@ -37801,7 +37801,7 @@
               <w:spacing w:after="10" w:before="0"/>
               <w:ind w:left="120"/>
             </w:pPr>
-            <w:hyperlink w:history="1" r:id="rIdxapnrq7zw1yu-djocugcc">
+            <w:hyperlink w:history="1" r:id="rIdukxpt5ip3ajaj0afuyxgt">
               <w:r>
                 <w:rPr>
                   <w:rFonts w:ascii="Arial" w:cs="Arial" w:eastAsia="Arial" w:hAnsi="Arial"/>
@@ -37996,7 +37996,7 @@
             <w:pPr>
               <w:spacing w:after="20" w:before="0"/>
             </w:pPr>
-            <w:hyperlink w:history="1" r:id="rId8tjbiqaaoysaqwhmieapz">
+            <w:hyperlink w:history="1" r:id="rIdgsiisnke15mbag5vhfi-f">
               <w:r>
                 <w:rPr>
                   <w:rFonts w:ascii="Arial" w:cs="Arial" w:eastAsia="Arial" w:hAnsi="Arial"/>
@@ -38045,7 +38045,7 @@
               <w:spacing w:after="10" w:before="0"/>
               <w:ind w:left="120"/>
             </w:pPr>
-            <w:hyperlink w:history="1" r:id="rIdend23tg1syvjxltlop4tx">
+            <w:hyperlink w:history="1" r:id="rIddtrtxqv8vzbxsvbnzpgpz">
               <w:r>
                 <w:rPr>
                   <w:rFonts w:ascii="Arial" w:cs="Arial" w:eastAsia="Arial" w:hAnsi="Arial"/>
@@ -38090,7 +38090,7 @@
             <w:pPr>
               <w:spacing w:after="20" w:before="0"/>
             </w:pPr>
-            <w:hyperlink w:history="1" r:id="rIdosqrs0xfhpy8dddqhtx1b">
+            <w:hyperlink w:history="1" r:id="rId3ebcdrlejw5gnt_qltdhe">
               <w:r>
                 <w:rPr>
                   <w:rFonts w:ascii="Arial" w:cs="Arial" w:eastAsia="Arial" w:hAnsi="Arial"/>
@@ -38123,7 +38123,7 @@
               <w:spacing w:after="10" w:before="0"/>
               <w:ind w:left="120"/>
             </w:pPr>
-            <w:hyperlink w:history="1" r:id="rId0ixq_jgqvwul9dl3enn02">
+            <w:hyperlink w:history="1" r:id="rIdq-xwzsdsxaowy3bsrv8ry">
               <w:r>
                 <w:rPr>
                   <w:rFonts w:ascii="Arial" w:cs="Arial" w:eastAsia="Arial" w:hAnsi="Arial"/>
@@ -38318,7 +38318,7 @@
             <w:pPr>
               <w:spacing w:after="20" w:before="0"/>
             </w:pPr>
-            <w:hyperlink w:history="1" r:id="rIdwimoapuluwpyav9si9hmp">
+            <w:hyperlink w:history="1" r:id="rIdqmwbfpptzu3csex93qy1k">
               <w:r>
                 <w:rPr>
                   <w:rFonts w:ascii="Arial" w:cs="Arial" w:eastAsia="Arial" w:hAnsi="Arial"/>
@@ -38367,7 +38367,7 @@
               <w:spacing w:after="10" w:before="0"/>
               <w:ind w:left="120"/>
             </w:pPr>
-            <w:hyperlink w:history="1" r:id="rIdyyfwusz2rd0ol6lejjyja">
+            <w:hyperlink w:history="1" r:id="rId4f9gyufsp6xrzybftnzdw">
               <w:r>
                 <w:rPr>
                   <w:rFonts w:ascii="Arial" w:cs="Arial" w:eastAsia="Arial" w:hAnsi="Arial"/>
@@ -38412,7 +38412,7 @@
             <w:pPr>
               <w:spacing w:after="20" w:before="0"/>
             </w:pPr>
-            <w:hyperlink w:history="1" r:id="rIdetcyxqlezic5zrc7z1mre">
+            <w:hyperlink w:history="1" r:id="rIdensvuw2mur1p7srqvbfs8">
               <w:r>
                 <w:rPr>
                   <w:rFonts w:ascii="Arial" w:cs="Arial" w:eastAsia="Arial" w:hAnsi="Arial"/>
@@ -38445,7 +38445,7 @@
               <w:spacing w:after="10" w:before="0"/>
               <w:ind w:left="120"/>
             </w:pPr>
-            <w:hyperlink w:history="1" r:id="rIdbphmqtr1528xffraw8r6s">
+            <w:hyperlink w:history="1" r:id="rIdejfubapsn0d5ot82nrj1k">
               <w:r>
                 <w:rPr>
                   <w:rFonts w:ascii="Arial" w:cs="Arial" w:eastAsia="Arial" w:hAnsi="Arial"/>
@@ -38640,7 +38640,7 @@
             <w:pPr>
               <w:spacing w:after="20" w:before="0"/>
             </w:pPr>
-            <w:hyperlink w:history="1" r:id="rIdgn2iu0glud6wp0nm8n3kb">
+            <w:hyperlink w:history="1" r:id="rIdwsivt6grthh658_2brid7">
               <w:r>
                 <w:rPr>
                   <w:rFonts w:ascii="Arial" w:cs="Arial" w:eastAsia="Arial" w:hAnsi="Arial"/>
@@ -38689,7 +38689,7 @@
               <w:spacing w:after="10" w:before="0"/>
               <w:ind w:left="120"/>
             </w:pPr>
-            <w:hyperlink w:history="1" r:id="rIdzdlra_hjmlidbqkmgsn1r">
+            <w:hyperlink w:history="1" r:id="rId8iqe9jx3qpdtwqwj-wd7l">
               <w:r>
                 <w:rPr>
                   <w:rFonts w:ascii="Arial" w:cs="Arial" w:eastAsia="Arial" w:hAnsi="Arial"/>
@@ -38734,7 +38734,7 @@
             <w:pPr>
               <w:spacing w:after="20" w:before="0"/>
             </w:pPr>
-            <w:hyperlink w:history="1" r:id="rIdegue8s9sx0sdve4urx80g">
+            <w:hyperlink w:history="1" r:id="rIdase9qcpnjqp3pc2r-n0nz">
               <w:r>
                 <w:rPr>
                   <w:rFonts w:ascii="Arial" w:cs="Arial" w:eastAsia="Arial" w:hAnsi="Arial"/>
@@ -38767,7 +38767,7 @@
               <w:spacing w:after="10" w:before="0"/>
               <w:ind w:left="120"/>
             </w:pPr>
-            <w:hyperlink w:history="1" r:id="rIdccf-e4fnl-yiubsrwq9yi">
+            <w:hyperlink w:history="1" r:id="rId6wtds5xakyhocpob2turb">
               <w:r>
                 <w:rPr>
                   <w:rFonts w:ascii="Arial" w:cs="Arial" w:eastAsia="Arial" w:hAnsi="Arial"/>
@@ -38962,7 +38962,7 @@
             <w:pPr>
               <w:spacing w:after="20" w:before="0"/>
             </w:pPr>
-            <w:hyperlink w:history="1" r:id="rIdv84vsde--wxqy2vhrgiiz">
+            <w:hyperlink w:history="1" r:id="rId9o9apb5ogkzdpldl8mpcu">
               <w:r>
                 <w:rPr>
                   <w:rFonts w:ascii="Arial" w:cs="Arial" w:eastAsia="Arial" w:hAnsi="Arial"/>
@@ -39011,7 +39011,7 @@
               <w:spacing w:after="10" w:before="0"/>
               <w:ind w:left="120"/>
             </w:pPr>
-            <w:hyperlink w:history="1" r:id="rIdfq6mvxa1labhyapedx66d">
+            <w:hyperlink w:history="1" r:id="rId3_pbz8sv65itq5bym5m4r">
               <w:r>
                 <w:rPr>
                   <w:rFonts w:ascii="Arial" w:cs="Arial" w:eastAsia="Arial" w:hAnsi="Arial"/>
@@ -39056,7 +39056,7 @@
             <w:pPr>
               <w:spacing w:after="20" w:before="0"/>
             </w:pPr>
-            <w:hyperlink w:history="1" r:id="rIdwlm6pkqzpc-snphyxo8en">
+            <w:hyperlink w:history="1" r:id="rIdzdh9fcfbtusrtnwbdcj1j">
               <w:r>
                 <w:rPr>
                   <w:rFonts w:ascii="Arial" w:cs="Arial" w:eastAsia="Arial" w:hAnsi="Arial"/>
@@ -39089,7 +39089,7 @@
               <w:spacing w:after="10" w:before="0"/>
               <w:ind w:left="120"/>
             </w:pPr>
-            <w:hyperlink w:history="1" r:id="rIdvmfjfpx1spjwtsq4ru0ny">
+            <w:hyperlink w:history="1" r:id="rIdgyl6hcpthqlcg4t0s9sby">
               <w:r>
                 <w:rPr>
                   <w:rFonts w:ascii="Arial" w:cs="Arial" w:eastAsia="Arial" w:hAnsi="Arial"/>
@@ -39829,7 +39829,7 @@
         </w:rPr>
         <w:t xml:space="preserve">© 2026 SeaVuria and ARES. Aligned with KICD objectives. Developed by SeaVuria; technical implementation by ARES (with AI assistance from Claude). Licensed under </w:t>
       </w:r>
-      <w:hyperlink w:history="1" r:id="rIdbtqrjgh5geo1_cfn0ay-t">
+      <w:hyperlink w:history="1" r:id="rIdrfuasdwg9yqq3grtdjbxd">
         <w:r>
           <w:rPr>
             <w:rFonts w:ascii="Arial" w:cs="Arial" w:eastAsia="Arial" w:hAnsi="Arial"/>
@@ -39850,7 +39850,7 @@
         </w:rPr>
         <w:t xml:space="preserve"> (</w:t>
       </w:r>
-      <w:hyperlink w:history="1" r:id="rIdwzbpdkge7-wrnpkfj6bjx">
+      <w:hyperlink w:history="1" r:id="rId24x6_kd6sfeaheukhvqse">
         <w:r>
           <w:rPr>
             <w:rFonts w:ascii="Arial" w:cs="Arial" w:eastAsia="Arial" w:hAnsi="Arial"/>

--- a/data/outputs/v2/Biology/SS3.3_Animal_Gaseous_Exchange_and_Respiration/Biology_Animal_Gaseous_Exchange_and_Respiration_CBE_LessonSequence.docx
+++ b/data/outputs/v2/Biology/SS3.3_Animal_Gaseous_Exchange_and_Respiration/Biology_Animal_Gaseous_Exchange_and_Respiration_CBE_LessonSequence.docx
@@ -2690,7 +2690,7 @@
         </w:rPr>
         <w:t xml:space="preserve">© 2026 SeaVuria and ARES. This work is licensed under a </w:t>
       </w:r>
-      <w:hyperlink w:history="1" r:id="rIdzfz3hxdpqsdemyuurubt6">
+      <w:hyperlink w:history="1" r:id="rIdqpwryvkavuyxdhheovxlg">
         <w:r>
           <w:rPr>
             <w:rFonts w:ascii="Arial" w:cs="Arial" w:eastAsia="Arial" w:hAnsi="Arial"/>
@@ -2710,7 +2710,7 @@
         </w:rPr>
         <w:t xml:space="preserve"> (</w:t>
       </w:r>
-      <w:hyperlink w:history="1" r:id="rIdjqg8sd2i7lcq59oo02ta7">
+      <w:hyperlink w:history="1" r:id="rIdoshjw5wdxd8mxqqkkll83">
         <w:r>
           <w:rPr>
             <w:rFonts w:ascii="Arial" w:cs="Arial" w:eastAsia="Arial" w:hAnsi="Arial"/>
@@ -2730,7 +2730,7 @@
         </w:rPr>
         <w:t xml:space="preserve">). To view a copy of this license, visit </w:t>
       </w:r>
-      <w:hyperlink w:history="1" r:id="rIdj5bcwaadzc0hnqxpaoqlp">
+      <w:hyperlink w:history="1" r:id="rIdxy-cc0fg2dyyk_j8duqfi">
         <w:r>
           <w:rPr>
             <w:rFonts w:ascii="Arial" w:cs="Arial" w:eastAsia="Arial" w:hAnsi="Arial"/>
@@ -3742,7 +3742,7 @@
             <w:pPr>
               <w:spacing w:after="20" w:before="0"/>
             </w:pPr>
-            <w:hyperlink w:history="1" r:id="rIdtanxqgilsep59tz02tra7">
+            <w:hyperlink w:history="1" r:id="rIdxflg5gqwxv-7uiddudg_j">
               <w:r>
                 <w:rPr>
                   <w:rFonts w:ascii="Arial" w:cs="Arial" w:eastAsia="Arial" w:hAnsi="Arial"/>
@@ -3775,7 +3775,7 @@
               <w:spacing w:after="10" w:before="0"/>
               <w:ind w:left="120"/>
             </w:pPr>
-            <w:hyperlink w:history="1" r:id="rIdo3idb7n_xgjkbafed4vae">
+            <w:hyperlink w:history="1" r:id="rIdudlv-l4dtfdshmewak5sq">
               <w:r>
                 <w:rPr>
                   <w:rFonts w:ascii="Arial" w:cs="Arial" w:eastAsia="Arial" w:hAnsi="Arial"/>
@@ -3820,7 +3820,7 @@
             <w:pPr>
               <w:spacing w:after="20" w:before="0"/>
             </w:pPr>
-            <w:hyperlink w:history="1" r:id="rId4fdm16b5fdeusiohevxod">
+            <w:hyperlink w:history="1" r:id="rIdzclw_tmad-cyokv3vf7q9">
               <w:r>
                 <w:rPr>
                   <w:rFonts w:ascii="Arial" w:cs="Arial" w:eastAsia="Arial" w:hAnsi="Arial"/>
@@ -3853,7 +3853,7 @@
               <w:spacing w:after="10" w:before="0"/>
               <w:ind w:left="120"/>
             </w:pPr>
-            <w:hyperlink w:history="1" r:id="rIdckwqs1khf-rfqxvq9nlpe">
+            <w:hyperlink w:history="1" r:id="rId52f3nlsjss279yjdiykgu">
               <w:r>
                 <w:rPr>
                   <w:rFonts w:ascii="Arial" w:cs="Arial" w:eastAsia="Arial" w:hAnsi="Arial"/>
@@ -4048,7 +4048,7 @@
             <w:pPr>
               <w:spacing w:after="20" w:before="0"/>
             </w:pPr>
-            <w:hyperlink w:history="1" r:id="rIdatlofon1mstng498-hub4">
+            <w:hyperlink w:history="1" r:id="rIdd6vhvsqqxa2i0xmtdg6og">
               <w:r>
                 <w:rPr>
                   <w:rFonts w:ascii="Arial" w:cs="Arial" w:eastAsia="Arial" w:hAnsi="Arial"/>
@@ -4081,7 +4081,7 @@
               <w:spacing w:after="10" w:before="0"/>
               <w:ind w:left="120"/>
             </w:pPr>
-            <w:hyperlink w:history="1" r:id="rIdec8bczdnhp_57thfij622">
+            <w:hyperlink w:history="1" r:id="rIdevfh0yqxbyv6fhhller_c">
               <w:r>
                 <w:rPr>
                   <w:rFonts w:ascii="Arial" w:cs="Arial" w:eastAsia="Arial" w:hAnsi="Arial"/>
@@ -4126,7 +4126,7 @@
             <w:pPr>
               <w:spacing w:after="20" w:before="0"/>
             </w:pPr>
-            <w:hyperlink w:history="1" r:id="rIdsflnsy9owfti27xqg9xym">
+            <w:hyperlink w:history="1" r:id="rIduys7z8lz_h0gscem3dopf">
               <w:r>
                 <w:rPr>
                   <w:rFonts w:ascii="Arial" w:cs="Arial" w:eastAsia="Arial" w:hAnsi="Arial"/>
@@ -4159,7 +4159,7 @@
               <w:spacing w:after="10" w:before="0"/>
               <w:ind w:left="120"/>
             </w:pPr>
-            <w:hyperlink w:history="1" r:id="rIdi9hanxdyfvab24uflrwbs">
+            <w:hyperlink w:history="1" r:id="rIdeybhnshk_lbup5p32eqvj">
               <w:r>
                 <w:rPr>
                   <w:rFonts w:ascii="Arial" w:cs="Arial" w:eastAsia="Arial" w:hAnsi="Arial"/>
@@ -4354,7 +4354,7 @@
             <w:pPr>
               <w:spacing w:after="20" w:before="0"/>
             </w:pPr>
-            <w:hyperlink w:history="1" r:id="rIdavwsu8_v50ykyaxunc-lo">
+            <w:hyperlink w:history="1" r:id="rIdauyalkh94pn9016qwi2yt">
               <w:r>
                 <w:rPr>
                   <w:rFonts w:ascii="Arial" w:cs="Arial" w:eastAsia="Arial" w:hAnsi="Arial"/>
@@ -4403,7 +4403,7 @@
               <w:spacing w:after="10" w:before="0"/>
               <w:ind w:left="120"/>
             </w:pPr>
-            <w:hyperlink w:history="1" r:id="rId6jgkprposwh_fnyu5bpmm">
+            <w:hyperlink w:history="1" r:id="rIdlsrh-2tstdgz97gdhhi_3">
               <w:r>
                 <w:rPr>
                   <w:rFonts w:ascii="Arial" w:cs="Arial" w:eastAsia="Arial" w:hAnsi="Arial"/>
@@ -4448,7 +4448,7 @@
             <w:pPr>
               <w:spacing w:after="20" w:before="0"/>
             </w:pPr>
-            <w:hyperlink w:history="1" r:id="rIdlwnwpm3fjegq_bvmhryio">
+            <w:hyperlink w:history="1" r:id="rId_u_0fg1ldihx-ppy38hm6">
               <w:r>
                 <w:rPr>
                   <w:rFonts w:ascii="Arial" w:cs="Arial" w:eastAsia="Arial" w:hAnsi="Arial"/>
@@ -4481,7 +4481,7 @@
               <w:spacing w:after="10" w:before="0"/>
               <w:ind w:left="120"/>
             </w:pPr>
-            <w:hyperlink w:history="1" r:id="rIdnkuyszfijqberx4auaaje">
+            <w:hyperlink w:history="1" r:id="rIdeidbmgx3qcibk4g5cj1un">
               <w:r>
                 <w:rPr>
                   <w:rFonts w:ascii="Arial" w:cs="Arial" w:eastAsia="Arial" w:hAnsi="Arial"/>
@@ -4676,7 +4676,7 @@
             <w:pPr>
               <w:spacing w:after="20" w:before="0"/>
             </w:pPr>
-            <w:hyperlink w:history="1" r:id="rIduv284_faljeew5ska1yfg">
+            <w:hyperlink w:history="1" r:id="rIdsqpjxhunjkvk9gmrut2p6">
               <w:r>
                 <w:rPr>
                   <w:rFonts w:ascii="Arial" w:cs="Arial" w:eastAsia="Arial" w:hAnsi="Arial"/>
@@ -4725,7 +4725,7 @@
               <w:spacing w:after="10" w:before="0"/>
               <w:ind w:left="120"/>
             </w:pPr>
-            <w:hyperlink w:history="1" r:id="rIdwvgyh0x5ki7r4m9jwocwc">
+            <w:hyperlink w:history="1" r:id="rIdoniqylmcq57a9gyx0ceeu">
               <w:r>
                 <w:rPr>
                   <w:rFonts w:ascii="Arial" w:cs="Arial" w:eastAsia="Arial" w:hAnsi="Arial"/>
@@ -4770,7 +4770,7 @@
             <w:pPr>
               <w:spacing w:after="20" w:before="0"/>
             </w:pPr>
-            <w:hyperlink w:history="1" r:id="rIdfpmiuhz54dxuu_opisll7">
+            <w:hyperlink w:history="1" r:id="rIdojikuj-w7-yu5oq1ngdxa">
               <w:r>
                 <w:rPr>
                   <w:rFonts w:ascii="Arial" w:cs="Arial" w:eastAsia="Arial" w:hAnsi="Arial"/>
@@ -4803,7 +4803,7 @@
               <w:spacing w:after="10" w:before="0"/>
               <w:ind w:left="120"/>
             </w:pPr>
-            <w:hyperlink w:history="1" r:id="rIdbcai8akbwguloedpiqllr">
+            <w:hyperlink w:history="1" r:id="rId2hse_84ed5vokhvvf_ujr">
               <w:r>
                 <w:rPr>
                   <w:rFonts w:ascii="Arial" w:cs="Arial" w:eastAsia="Arial" w:hAnsi="Arial"/>
@@ -4998,7 +4998,7 @@
             <w:pPr>
               <w:spacing w:after="20" w:before="0"/>
             </w:pPr>
-            <w:hyperlink w:history="1" r:id="rIdaow5ekeh-m4m73nqm2ofg">
+            <w:hyperlink w:history="1" r:id="rIdhgesbtvmaqaa4h6wav5gq">
               <w:r>
                 <w:rPr>
                   <w:rFonts w:ascii="Arial" w:cs="Arial" w:eastAsia="Arial" w:hAnsi="Arial"/>
@@ -5031,7 +5031,7 @@
               <w:spacing w:after="10" w:before="0"/>
               <w:ind w:left="120"/>
             </w:pPr>
-            <w:hyperlink w:history="1" r:id="rIdjf8gm2sx1ijx2gxomysf1">
+            <w:hyperlink w:history="1" r:id="rIdm-vi_btrmvjtldoupimvo">
               <w:r>
                 <w:rPr>
                   <w:rFonts w:ascii="Arial" w:cs="Arial" w:eastAsia="Arial" w:hAnsi="Arial"/>
@@ -5076,7 +5076,7 @@
             <w:pPr>
               <w:spacing w:after="20" w:before="0"/>
             </w:pPr>
-            <w:hyperlink w:history="1" r:id="rIdf49t_fqujrrv5pqzsfrh6">
+            <w:hyperlink w:history="1" r:id="rIdcplvzgw4ad4vy6nqejpn3">
               <w:r>
                 <w:rPr>
                   <w:rFonts w:ascii="Arial" w:cs="Arial" w:eastAsia="Arial" w:hAnsi="Arial"/>
@@ -5125,7 +5125,7 @@
               <w:spacing w:after="10" w:before="0"/>
               <w:ind w:left="120"/>
             </w:pPr>
-            <w:hyperlink w:history="1" r:id="rIdcay8f0n-ihl_issw9gdar">
+            <w:hyperlink w:history="1" r:id="rId4kggapw7rgnjed0pia2rs">
               <w:r>
                 <w:rPr>
                   <w:rFonts w:ascii="Arial" w:cs="Arial" w:eastAsia="Arial" w:hAnsi="Arial"/>
@@ -5637,7 +5637,7 @@
         </w:rPr>
         <w:t xml:space="preserve">© 2026 SeaVuria and ARES. Aligned with KICD objectives. Developed by SeaVuria; technical implementation by ARES (with AI assistance from Claude). Licensed under </w:t>
       </w:r>
-      <w:hyperlink w:history="1" r:id="rIdj7qp1tsy6s26l-kijfvzh">
+      <w:hyperlink w:history="1" r:id="rIdr-_wwdwolmb-hx_u3-zno">
         <w:r>
           <w:rPr>
             <w:rFonts w:ascii="Arial" w:cs="Arial" w:eastAsia="Arial" w:hAnsi="Arial"/>
@@ -5658,7 +5658,7 @@
         </w:rPr>
         <w:t xml:space="preserve"> (</w:t>
       </w:r>
-      <w:hyperlink w:history="1" r:id="rIdjwhubwfbohhvxorlskkwp">
+      <w:hyperlink w:history="1" r:id="rIdreq6tuswsrwkxc8pyqee5">
         <w:r>
           <w:rPr>
             <w:rFonts w:ascii="Arial" w:cs="Arial" w:eastAsia="Arial" w:hAnsi="Arial"/>
@@ -6671,7 +6671,7 @@
             <w:pPr>
               <w:spacing w:after="20" w:before="0"/>
             </w:pPr>
-            <w:hyperlink w:history="1" r:id="rIdtiwtqlfqtuafymxbuazz1">
+            <w:hyperlink w:history="1" r:id="rIdakuwzsdonx0mt2ypjozlu">
               <w:r>
                 <w:rPr>
                   <w:rFonts w:ascii="Arial" w:cs="Arial" w:eastAsia="Arial" w:hAnsi="Arial"/>
@@ -6720,7 +6720,7 @@
               <w:spacing w:after="10" w:before="0"/>
               <w:ind w:left="120"/>
             </w:pPr>
-            <w:hyperlink w:history="1" r:id="rIdshyid28qy1bnhs_wf06q_">
+            <w:hyperlink w:history="1" r:id="rId4l237kprq_-mn688fbz0u">
               <w:r>
                 <w:rPr>
                   <w:rFonts w:ascii="Arial" w:cs="Arial" w:eastAsia="Arial" w:hAnsi="Arial"/>
@@ -6782,7 +6782,7 @@
               <w:spacing w:after="10" w:before="0"/>
               <w:ind w:left="120"/>
             </w:pPr>
-            <w:hyperlink w:history="1" r:id="rIdzoiqzd4ohkhqkvtcbhow_">
+            <w:hyperlink w:history="1" r:id="rIdzkwd9heyztycos_fy0a4i">
               <w:r>
                 <w:rPr>
                   <w:rFonts w:ascii="Arial" w:cs="Arial" w:eastAsia="Arial" w:hAnsi="Arial"/>
@@ -6992,7 +6992,7 @@
             <w:pPr>
               <w:spacing w:after="20" w:before="0"/>
             </w:pPr>
-            <w:hyperlink w:history="1" r:id="rIdqqh4a8mebwurswrzcvyz5">
+            <w:hyperlink w:history="1" r:id="rIdqhhjom0w-jly77chnr_yy">
               <w:r>
                 <w:rPr>
                   <w:rFonts w:ascii="Arial" w:cs="Arial" w:eastAsia="Arial" w:hAnsi="Arial"/>
@@ -7041,7 +7041,7 @@
               <w:spacing w:after="10" w:before="0"/>
               <w:ind w:left="120"/>
             </w:pPr>
-            <w:hyperlink w:history="1" r:id="rIdi3xzryma5xh44nsjxwpkw">
+            <w:hyperlink w:history="1" r:id="rIds9go3xrhl49votjthqgy7">
               <w:r>
                 <w:rPr>
                   <w:rFonts w:ascii="Arial" w:cs="Arial" w:eastAsia="Arial" w:hAnsi="Arial"/>
@@ -7103,7 +7103,7 @@
               <w:spacing w:after="10" w:before="0"/>
               <w:ind w:left="120"/>
             </w:pPr>
-            <w:hyperlink w:history="1" r:id="rIdcatheu2xui8uamgzuhbvu">
+            <w:hyperlink w:history="1" r:id="rIdkjkkk9oyxt_zecypx62qq">
               <w:r>
                 <w:rPr>
                   <w:rFonts w:ascii="Arial" w:cs="Arial" w:eastAsia="Arial" w:hAnsi="Arial"/>
@@ -7313,7 +7313,7 @@
             <w:pPr>
               <w:spacing w:after="20" w:before="0"/>
             </w:pPr>
-            <w:hyperlink w:history="1" r:id="rId9haq-e4ijmp4hqtnnbw65">
+            <w:hyperlink w:history="1" r:id="rIdq-gpo0otfalecboat_ra0">
               <w:r>
                 <w:rPr>
                   <w:rFonts w:ascii="Arial" w:cs="Arial" w:eastAsia="Arial" w:hAnsi="Arial"/>
@@ -7362,7 +7362,7 @@
               <w:spacing w:after="10" w:before="0"/>
               <w:ind w:left="120"/>
             </w:pPr>
-            <w:hyperlink w:history="1" r:id="rIdedc0gswpisluykpya7hth">
+            <w:hyperlink w:history="1" r:id="rIdybxctpjwc1twizbg9hazi">
               <w:r>
                 <w:rPr>
                   <w:rFonts w:ascii="Arial" w:cs="Arial" w:eastAsia="Arial" w:hAnsi="Arial"/>
@@ -7424,7 +7424,7 @@
               <w:spacing w:after="10" w:before="0"/>
               <w:ind w:left="120"/>
             </w:pPr>
-            <w:hyperlink w:history="1" r:id="rIdfyme5kcueff7yizc80ox3">
+            <w:hyperlink w:history="1" r:id="rId_8a5a5gwuvjqps5taimfm">
               <w:r>
                 <w:rPr>
                   <w:rFonts w:ascii="Arial" w:cs="Arial" w:eastAsia="Arial" w:hAnsi="Arial"/>
@@ -7634,7 +7634,7 @@
             <w:pPr>
               <w:spacing w:after="20" w:before="0"/>
             </w:pPr>
-            <w:hyperlink w:history="1" r:id="rIdzdgm17mrstbkwe81d20cg">
+            <w:hyperlink w:history="1" r:id="rIdbebnafiznr-wtjv26zpzf">
               <w:r>
                 <w:rPr>
                   <w:rFonts w:ascii="Arial" w:cs="Arial" w:eastAsia="Arial" w:hAnsi="Arial"/>
@@ -7683,7 +7683,7 @@
               <w:spacing w:after="10" w:before="0"/>
               <w:ind w:left="120"/>
             </w:pPr>
-            <w:hyperlink w:history="1" r:id="rIdpiqirmptucyqfxwyuijds">
+            <w:hyperlink w:history="1" r:id="rIdy_fxa5gz-caoawrnndkwl">
               <w:r>
                 <w:rPr>
                   <w:rFonts w:ascii="Arial" w:cs="Arial" w:eastAsia="Arial" w:hAnsi="Arial"/>
@@ -7745,7 +7745,7 @@
               <w:spacing w:after="10" w:before="0"/>
               <w:ind w:left="120"/>
             </w:pPr>
-            <w:hyperlink w:history="1" r:id="rIdihxbbh_rxhgemrpa7ldwr">
+            <w:hyperlink w:history="1" r:id="rIdpcce99br8y4d7bo36bwik">
               <w:r>
                 <w:rPr>
                   <w:rFonts w:ascii="Arial" w:cs="Arial" w:eastAsia="Arial" w:hAnsi="Arial"/>
@@ -7955,7 +7955,7 @@
             <w:pPr>
               <w:spacing w:after="20" w:before="0"/>
             </w:pPr>
-            <w:hyperlink w:history="1" r:id="rIdkevygucbvmgyu0_tsfvbw">
+            <w:hyperlink w:history="1" r:id="rId2agr7h0w51srssnqvt1b0">
               <w:r>
                 <w:rPr>
                   <w:rFonts w:ascii="Arial" w:cs="Arial" w:eastAsia="Arial" w:hAnsi="Arial"/>
@@ -8004,7 +8004,7 @@
               <w:spacing w:after="10" w:before="0"/>
               <w:ind w:left="120"/>
             </w:pPr>
-            <w:hyperlink w:history="1" r:id="rIdvzrfhqxpcvoqdylxhtp9_">
+            <w:hyperlink w:history="1" r:id="rId4ua57gezvmikqvooa0yrn">
               <w:r>
                 <w:rPr>
                   <w:rFonts w:ascii="Arial" w:cs="Arial" w:eastAsia="Arial" w:hAnsi="Arial"/>
@@ -8066,7 +8066,7 @@
               <w:spacing w:after="10" w:before="0"/>
               <w:ind w:left="120"/>
             </w:pPr>
-            <w:hyperlink w:history="1" r:id="rIdp9y9jjddovwsreiu2u5mt">
+            <w:hyperlink w:history="1" r:id="rIdwjq3zxkbzt72bdxswz9t4">
               <w:r>
                 <w:rPr>
                   <w:rFonts w:ascii="Arial" w:cs="Arial" w:eastAsia="Arial" w:hAnsi="Arial"/>
@@ -8593,7 +8593,7 @@
         </w:rPr>
         <w:t xml:space="preserve">© 2026 SeaVuria and ARES. Aligned with KICD objectives. Developed by SeaVuria; technical implementation by ARES (with AI assistance from Claude). Licensed under </w:t>
       </w:r>
-      <w:hyperlink w:history="1" r:id="rIdo5i7wdzlylzdbgfjls7le">
+      <w:hyperlink w:history="1" r:id="rId1va6vvoah6gqzxtpb6obv">
         <w:r>
           <w:rPr>
             <w:rFonts w:ascii="Arial" w:cs="Arial" w:eastAsia="Arial" w:hAnsi="Arial"/>
@@ -8614,7 +8614,7 @@
         </w:rPr>
         <w:t xml:space="preserve"> (</w:t>
       </w:r>
-      <w:hyperlink w:history="1" r:id="rIdlptt1lt-cdryxjap2c1nm">
+      <w:hyperlink w:history="1" r:id="rIdpoafsb1sz1adlkuzualb2">
         <w:r>
           <w:rPr>
             <w:rFonts w:ascii="Arial" w:cs="Arial" w:eastAsia="Arial" w:hAnsi="Arial"/>
@@ -9627,7 +9627,7 @@
             <w:pPr>
               <w:spacing w:after="20" w:before="0"/>
             </w:pPr>
-            <w:hyperlink w:history="1" r:id="rIdn350n6r71s0mjutbwqkeh">
+            <w:hyperlink w:history="1" r:id="rIdatvhqusr68rtqslkeikvo">
               <w:r>
                 <w:rPr>
                   <w:rFonts w:ascii="Arial" w:cs="Arial" w:eastAsia="Arial" w:hAnsi="Arial"/>
@@ -9676,7 +9676,7 @@
               <w:spacing w:after="10" w:before="0"/>
               <w:ind w:left="120"/>
             </w:pPr>
-            <w:hyperlink w:history="1" r:id="rId_nc7abymqlpdt-9z2iup5">
+            <w:hyperlink w:history="1" r:id="rIddosgrrddgewzs0uk7lfyo">
               <w:r>
                 <w:rPr>
                   <w:rFonts w:ascii="Arial" w:cs="Arial" w:eastAsia="Arial" w:hAnsi="Arial"/>
@@ -9738,7 +9738,7 @@
               <w:spacing w:after="10" w:before="0"/>
               <w:ind w:left="120"/>
             </w:pPr>
-            <w:hyperlink w:history="1" r:id="rIdt5lxvmyul3icjnfg0mjcy">
+            <w:hyperlink w:history="1" r:id="rIddppgri679ggom0xaczhxo">
               <w:r>
                 <w:rPr>
                   <w:rFonts w:ascii="Arial" w:cs="Arial" w:eastAsia="Arial" w:hAnsi="Arial"/>
@@ -9948,7 +9948,7 @@
             <w:pPr>
               <w:spacing w:after="20" w:before="0"/>
             </w:pPr>
-            <w:hyperlink w:history="1" r:id="rIdmfp_uwp0hfkpflgsrjket">
+            <w:hyperlink w:history="1" r:id="rIdyc3eswodtx_o6ipu2rxbs">
               <w:r>
                 <w:rPr>
                   <w:rFonts w:ascii="Arial" w:cs="Arial" w:eastAsia="Arial" w:hAnsi="Arial"/>
@@ -9997,7 +9997,7 @@
               <w:spacing w:after="10" w:before="0"/>
               <w:ind w:left="120"/>
             </w:pPr>
-            <w:hyperlink w:history="1" r:id="rIdehmpzlipm4blbvrp2iknp">
+            <w:hyperlink w:history="1" r:id="rIdq8fyxafuuhvi8lnydpz5h">
               <w:r>
                 <w:rPr>
                   <w:rFonts w:ascii="Arial" w:cs="Arial" w:eastAsia="Arial" w:hAnsi="Arial"/>
@@ -10059,7 +10059,7 @@
               <w:spacing w:after="10" w:before="0"/>
               <w:ind w:left="120"/>
             </w:pPr>
-            <w:hyperlink w:history="1" r:id="rIdeejmj9xystu-d1cel8xwz">
+            <w:hyperlink w:history="1" r:id="rIdqfd2hbhzqgbv2sgghxwys">
               <w:r>
                 <w:rPr>
                   <w:rFonts w:ascii="Arial" w:cs="Arial" w:eastAsia="Arial" w:hAnsi="Arial"/>
@@ -10269,7 +10269,7 @@
             <w:pPr>
               <w:spacing w:after="20" w:before="0"/>
             </w:pPr>
-            <w:hyperlink w:history="1" r:id="rIdonk1-rlpqlbn9nl5urcoh">
+            <w:hyperlink w:history="1" r:id="rIdnys9iduhyviohunhk62nq">
               <w:r>
                 <w:rPr>
                   <w:rFonts w:ascii="Arial" w:cs="Arial" w:eastAsia="Arial" w:hAnsi="Arial"/>
@@ -10318,7 +10318,7 @@
               <w:spacing w:after="10" w:before="0"/>
               <w:ind w:left="120"/>
             </w:pPr>
-            <w:hyperlink w:history="1" r:id="rIdcfahw707av40xjcfppnth">
+            <w:hyperlink w:history="1" r:id="rIdfb4mvh7e3kauwhhsf69wy">
               <w:r>
                 <w:rPr>
                   <w:rFonts w:ascii="Arial" w:cs="Arial" w:eastAsia="Arial" w:hAnsi="Arial"/>
@@ -10380,7 +10380,7 @@
               <w:spacing w:after="10" w:before="0"/>
               <w:ind w:left="120"/>
             </w:pPr>
-            <w:hyperlink w:history="1" r:id="rIdwxgoqu7p8ce_duq6mgysq">
+            <w:hyperlink w:history="1" r:id="rId6zyalkvvrbgwu1m1yfwiy">
               <w:r>
                 <w:rPr>
                   <w:rFonts w:ascii="Arial" w:cs="Arial" w:eastAsia="Arial" w:hAnsi="Arial"/>
@@ -10590,7 +10590,7 @@
             <w:pPr>
               <w:spacing w:after="20" w:before="0"/>
             </w:pPr>
-            <w:hyperlink w:history="1" r:id="rIdsrqjmfsym2jvzdrux9oxv">
+            <w:hyperlink w:history="1" r:id="rIdnawdy6jyrehcvu4cnqiou">
               <w:r>
                 <w:rPr>
                   <w:rFonts w:ascii="Arial" w:cs="Arial" w:eastAsia="Arial" w:hAnsi="Arial"/>
@@ -10639,7 +10639,7 @@
               <w:spacing w:after="10" w:before="0"/>
               <w:ind w:left="120"/>
             </w:pPr>
-            <w:hyperlink w:history="1" r:id="rIdm-5thocuq00b0k5uhxs-r">
+            <w:hyperlink w:history="1" r:id="rId8b2fxx5soy1wxhg_2656x">
               <w:r>
                 <w:rPr>
                   <w:rFonts w:ascii="Arial" w:cs="Arial" w:eastAsia="Arial" w:hAnsi="Arial"/>
@@ -10701,7 +10701,7 @@
               <w:spacing w:after="10" w:before="0"/>
               <w:ind w:left="120"/>
             </w:pPr>
-            <w:hyperlink w:history="1" r:id="rIdoxxcwqudacpsz6m-q0_ij">
+            <w:hyperlink w:history="1" r:id="rIdbzpsagdvcmvurcanhiwem">
               <w:r>
                 <w:rPr>
                   <w:rFonts w:ascii="Arial" w:cs="Arial" w:eastAsia="Arial" w:hAnsi="Arial"/>
@@ -10911,7 +10911,7 @@
             <w:pPr>
               <w:spacing w:after="20" w:before="0"/>
             </w:pPr>
-            <w:hyperlink w:history="1" r:id="rIdp7uo7ym50frw3apnwzten">
+            <w:hyperlink w:history="1" r:id="rIdjn9_huihgabetn43dqmi3">
               <w:r>
                 <w:rPr>
                   <w:rFonts w:ascii="Arial" w:cs="Arial" w:eastAsia="Arial" w:hAnsi="Arial"/>
@@ -10960,7 +10960,7 @@
               <w:spacing w:after="10" w:before="0"/>
               <w:ind w:left="120"/>
             </w:pPr>
-            <w:hyperlink w:history="1" r:id="rIdgf-ihqhvnueuaxmm2ch0n">
+            <w:hyperlink w:history="1" r:id="rIdzt0nnlgpxkbjqq2rfnwjx">
               <w:r>
                 <w:rPr>
                   <w:rFonts w:ascii="Arial" w:cs="Arial" w:eastAsia="Arial" w:hAnsi="Arial"/>
@@ -11022,7 +11022,7 @@
               <w:spacing w:after="10" w:before="0"/>
               <w:ind w:left="120"/>
             </w:pPr>
-            <w:hyperlink w:history="1" r:id="rIdxa9ysymc9jxpgvxlhlyhh">
+            <w:hyperlink w:history="1" r:id="rId7kx0xugjjz-lju1ihkvdn">
               <w:r>
                 <w:rPr>
                   <w:rFonts w:ascii="Arial" w:cs="Arial" w:eastAsia="Arial" w:hAnsi="Arial"/>
@@ -11777,7 +11777,7 @@
         </w:rPr>
         <w:t xml:space="preserve">© 2026 SeaVuria and ARES. Aligned with KICD objectives. Developed by SeaVuria; technical implementation by ARES (with AI assistance from Claude). Licensed under </w:t>
       </w:r>
-      <w:hyperlink w:history="1" r:id="rIdczsjk0vlftrvgyexd7hx3">
+      <w:hyperlink w:history="1" r:id="rIdeg65bq-kbkhetuxc69ntw">
         <w:r>
           <w:rPr>
             <w:rFonts w:ascii="Arial" w:cs="Arial" w:eastAsia="Arial" w:hAnsi="Arial"/>
@@ -11798,7 +11798,7 @@
         </w:rPr>
         <w:t xml:space="preserve"> (</w:t>
       </w:r>
-      <w:hyperlink w:history="1" r:id="rIdfpvxy3ndvzsbhyw3x3f-w">
+      <w:hyperlink w:history="1" r:id="rIdgl4bq7n_jm94x3e58j5qx">
         <w:r>
           <w:rPr>
             <w:rFonts w:ascii="Arial" w:cs="Arial" w:eastAsia="Arial" w:hAnsi="Arial"/>
@@ -12828,7 +12828,7 @@
               <w:spacing w:after="10" w:before="0"/>
               <w:ind w:left="120"/>
             </w:pPr>
-            <w:hyperlink w:history="1" r:id="rIdjfs7mvir1tr1pvin6qrix">
+            <w:hyperlink w:history="1" r:id="rIdjf1iyfonikbj-uas-oonc">
               <w:r>
                 <w:rPr>
                   <w:rFonts w:ascii="Arial" w:cs="Arial" w:eastAsia="Arial" w:hAnsi="Arial"/>
@@ -12905,7 +12905,7 @@
               <w:spacing w:after="10" w:before="0"/>
               <w:ind w:left="120"/>
             </w:pPr>
-            <w:hyperlink w:history="1" r:id="rId0q31myherivz8axlvfvsu">
+            <w:hyperlink w:history="1" r:id="rIda2za2epxawhfe349farmn">
               <w:r>
                 <w:rPr>
                   <w:rFonts w:ascii="Arial" w:cs="Arial" w:eastAsia="Arial" w:hAnsi="Arial"/>
@@ -13132,7 +13132,7 @@
               <w:spacing w:after="10" w:before="0"/>
               <w:ind w:left="120"/>
             </w:pPr>
-            <w:hyperlink w:history="1" r:id="rIdav0vufwdwduohtupdulqc">
+            <w:hyperlink w:history="1" r:id="rId4mqiffxnq1_q6v-twhnll">
               <w:r>
                 <w:rPr>
                   <w:rFonts w:ascii="Arial" w:cs="Arial" w:eastAsia="Arial" w:hAnsi="Arial"/>
@@ -13209,7 +13209,7 @@
               <w:spacing w:after="10" w:before="0"/>
               <w:ind w:left="120"/>
             </w:pPr>
-            <w:hyperlink w:history="1" r:id="rIdkykbnjfb4vzbcvltyul1q">
+            <w:hyperlink w:history="1" r:id="rId2p-eoah5o5hon9do1h4t_">
               <w:r>
                 <w:rPr>
                   <w:rFonts w:ascii="Arial" w:cs="Arial" w:eastAsia="Arial" w:hAnsi="Arial"/>
@@ -13436,7 +13436,7 @@
               <w:spacing w:after="10" w:before="0"/>
               <w:ind w:left="120"/>
             </w:pPr>
-            <w:hyperlink w:history="1" r:id="rIdf0w2uhnxucpzjo7yo083r">
+            <w:hyperlink w:history="1" r:id="rIdlco0wzrzvfj6plxc0top5">
               <w:r>
                 <w:rPr>
                   <w:rFonts w:ascii="Arial" w:cs="Arial" w:eastAsia="Arial" w:hAnsi="Arial"/>
@@ -13513,7 +13513,7 @@
               <w:spacing w:after="10" w:before="0"/>
               <w:ind w:left="120"/>
             </w:pPr>
-            <w:hyperlink w:history="1" r:id="rIdryesdjjfoqtvz44uk8rxm">
+            <w:hyperlink w:history="1" r:id="rId0gftou_2xciu8p7kruo2a">
               <w:r>
                 <w:rPr>
                   <w:rFonts w:ascii="Arial" w:cs="Arial" w:eastAsia="Arial" w:hAnsi="Arial"/>
@@ -13740,7 +13740,7 @@
               <w:spacing w:after="10" w:before="0"/>
               <w:ind w:left="120"/>
             </w:pPr>
-            <w:hyperlink w:history="1" r:id="rIdkfyt2-uqnjz3jg7ect9lr">
+            <w:hyperlink w:history="1" r:id="rIdk7tedc3n4lswvzwnvsurd">
               <w:r>
                 <w:rPr>
                   <w:rFonts w:ascii="Arial" w:cs="Arial" w:eastAsia="Arial" w:hAnsi="Arial"/>
@@ -13817,7 +13817,7 @@
               <w:spacing w:after="10" w:before="0"/>
               <w:ind w:left="120"/>
             </w:pPr>
-            <w:hyperlink w:history="1" r:id="rIdjy9xq8cw24lfivkrtt99j">
+            <w:hyperlink w:history="1" r:id="rId4cohlofsgwxakmyhebmrk">
               <w:r>
                 <w:rPr>
                   <w:rFonts w:ascii="Arial" w:cs="Arial" w:eastAsia="Arial" w:hAnsi="Arial"/>
@@ -14044,7 +14044,7 @@
               <w:spacing w:after="10" w:before="0"/>
               <w:ind w:left="120"/>
             </w:pPr>
-            <w:hyperlink w:history="1" r:id="rIdosenkhog1mbjmippo9ztf">
+            <w:hyperlink w:history="1" r:id="rIdiwkd63sqxasnorq28v9dx">
               <w:r>
                 <w:rPr>
                   <w:rFonts w:ascii="Arial" w:cs="Arial" w:eastAsia="Arial" w:hAnsi="Arial"/>
@@ -14121,7 +14121,7 @@
               <w:spacing w:after="10" w:before="0"/>
               <w:ind w:left="120"/>
             </w:pPr>
-            <w:hyperlink w:history="1" r:id="rIdnqccafiiqngztcv8r2pky">
+            <w:hyperlink w:history="1" r:id="rIdvnba3voanwpnstyaymmzt">
               <w:r>
                 <w:rPr>
                   <w:rFonts w:ascii="Arial" w:cs="Arial" w:eastAsia="Arial" w:hAnsi="Arial"/>
@@ -14648,7 +14648,7 @@
         </w:rPr>
         <w:t xml:space="preserve">© 2026 SeaVuria and ARES. Aligned with KICD objectives. Developed by SeaVuria; technical implementation by ARES (with AI assistance from Claude). Licensed under </w:t>
       </w:r>
-      <w:hyperlink w:history="1" r:id="rId_ibyfifa_lnx5iypcdoyl">
+      <w:hyperlink w:history="1" r:id="rIdsg-v215anirf7czfxkede">
         <w:r>
           <w:rPr>
             <w:rFonts w:ascii="Arial" w:cs="Arial" w:eastAsia="Arial" w:hAnsi="Arial"/>
@@ -14669,7 +14669,7 @@
         </w:rPr>
         <w:t xml:space="preserve"> (</w:t>
       </w:r>
-      <w:hyperlink w:history="1" r:id="rIdl1mkymcvuqi5qv1o0ypjr">
+      <w:hyperlink w:history="1" r:id="rIdibe__plh8gk7idhqskpcz">
         <w:r>
           <w:rPr>
             <w:rFonts w:ascii="Arial" w:cs="Arial" w:eastAsia="Arial" w:hAnsi="Arial"/>
@@ -15682,7 +15682,7 @@
             <w:pPr>
               <w:spacing w:after="20" w:before="0"/>
             </w:pPr>
-            <w:hyperlink w:history="1" r:id="rIdmqb1qeitih4kuyym5jgki">
+            <w:hyperlink w:history="1" r:id="rIdowdhza6jr2swzn6aoq4wg">
               <w:r>
                 <w:rPr>
                   <w:rFonts w:ascii="Arial" w:cs="Arial" w:eastAsia="Arial" w:hAnsi="Arial"/>
@@ -15715,7 +15715,7 @@
               <w:spacing w:after="10" w:before="0"/>
               <w:ind w:left="120"/>
             </w:pPr>
-            <w:hyperlink w:history="1" r:id="rIdyaieyecvkjiedfmm6dyft">
+            <w:hyperlink w:history="1" r:id="rIdfps7p5vpmzj24aeulpckb">
               <w:r>
                 <w:rPr>
                   <w:rFonts w:ascii="Arial" w:cs="Arial" w:eastAsia="Arial" w:hAnsi="Arial"/>
@@ -15760,7 +15760,7 @@
             <w:pPr>
               <w:spacing w:after="20" w:before="0"/>
             </w:pPr>
-            <w:hyperlink w:history="1" r:id="rIdxbzvor_gtzynglu-bvkno">
+            <w:hyperlink w:history="1" r:id="rIdjhcnem28rc1wzhrdpn5wj">
               <w:r>
                 <w:rPr>
                   <w:rFonts w:ascii="Arial" w:cs="Arial" w:eastAsia="Arial" w:hAnsi="Arial"/>
@@ -15793,7 +15793,7 @@
               <w:spacing w:after="10" w:before="0"/>
               <w:ind w:left="120"/>
             </w:pPr>
-            <w:hyperlink w:history="1" r:id="rIdugxerjbu_sixdx99zt9iz">
+            <w:hyperlink w:history="1" r:id="rIdc3ay_188nti1lqmmuyoha">
               <w:r>
                 <w:rPr>
                   <w:rFonts w:ascii="Arial" w:cs="Arial" w:eastAsia="Arial" w:hAnsi="Arial"/>
@@ -15988,7 +15988,7 @@
             <w:pPr>
               <w:spacing w:after="20" w:before="0"/>
             </w:pPr>
-            <w:hyperlink w:history="1" r:id="rIdvupq50jvbuzy3puqff6q2">
+            <w:hyperlink w:history="1" r:id="rIdwpduda9ugiif3ntuweqs4">
               <w:r>
                 <w:rPr>
                   <w:rFonts w:ascii="Arial" w:cs="Arial" w:eastAsia="Arial" w:hAnsi="Arial"/>
@@ -16021,7 +16021,7 @@
               <w:spacing w:after="10" w:before="0"/>
               <w:ind w:left="120"/>
             </w:pPr>
-            <w:hyperlink w:history="1" r:id="rIdtdtrqudwfh1xalvvpq9ge">
+            <w:hyperlink w:history="1" r:id="rIdrg4mqoh7c8uxqdo-b4i2y">
               <w:r>
                 <w:rPr>
                   <w:rFonts w:ascii="Arial" w:cs="Arial" w:eastAsia="Arial" w:hAnsi="Arial"/>
@@ -16066,7 +16066,7 @@
             <w:pPr>
               <w:spacing w:after="20" w:before="0"/>
             </w:pPr>
-            <w:hyperlink w:history="1" r:id="rIdaywdjw9bpwlp9hbzmvn1u">
+            <w:hyperlink w:history="1" r:id="rIdxzmxuwdy_gwyj1ycuyrav">
               <w:r>
                 <w:rPr>
                   <w:rFonts w:ascii="Arial" w:cs="Arial" w:eastAsia="Arial" w:hAnsi="Arial"/>
@@ -16099,7 +16099,7 @@
               <w:spacing w:after="10" w:before="0"/>
               <w:ind w:left="120"/>
             </w:pPr>
-            <w:hyperlink w:history="1" r:id="rIdaelcui7npjqnbf6r7ekag">
+            <w:hyperlink w:history="1" r:id="rIdgxq3df1wbydlfrzlthpa7">
               <w:r>
                 <w:rPr>
                   <w:rFonts w:ascii="Arial" w:cs="Arial" w:eastAsia="Arial" w:hAnsi="Arial"/>
@@ -16294,7 +16294,7 @@
             <w:pPr>
               <w:spacing w:after="20" w:before="0"/>
             </w:pPr>
-            <w:hyperlink w:history="1" r:id="rIdrp18wfvkodb-5vw0t-kfs">
+            <w:hyperlink w:history="1" r:id="rIdwkjus4acmbdws80tcmuja">
               <w:r>
                 <w:rPr>
                   <w:rFonts w:ascii="Arial" w:cs="Arial" w:eastAsia="Arial" w:hAnsi="Arial"/>
@@ -16327,7 +16327,7 @@
               <w:spacing w:after="10" w:before="0"/>
               <w:ind w:left="120"/>
             </w:pPr>
-            <w:hyperlink w:history="1" r:id="rIdeywaxc8k_gmflflkbi9ub">
+            <w:hyperlink w:history="1" r:id="rIdex9xrx8q5q6xxttwtyhhj">
               <w:r>
                 <w:rPr>
                   <w:rFonts w:ascii="Arial" w:cs="Arial" w:eastAsia="Arial" w:hAnsi="Arial"/>
@@ -16372,7 +16372,7 @@
             <w:pPr>
               <w:spacing w:after="20" w:before="0"/>
             </w:pPr>
-            <w:hyperlink w:history="1" r:id="rIdvjalnfc6e02tvluesudtc">
+            <w:hyperlink w:history="1" r:id="rIdo9fiv8xeqtldfwun1jt4m">
               <w:r>
                 <w:rPr>
                   <w:rFonts w:ascii="Arial" w:cs="Arial" w:eastAsia="Arial" w:hAnsi="Arial"/>
@@ -16421,7 +16421,7 @@
               <w:spacing w:after="10" w:before="0"/>
               <w:ind w:left="120"/>
             </w:pPr>
-            <w:hyperlink w:history="1" r:id="rIdt-oolzyw-upqbukhvxn7x">
+            <w:hyperlink w:history="1" r:id="rIddhmp1vcjhptqaby1omiqd">
               <w:r>
                 <w:rPr>
                   <w:rFonts w:ascii="Arial" w:cs="Arial" w:eastAsia="Arial" w:hAnsi="Arial"/>
@@ -16616,7 +16616,7 @@
             <w:pPr>
               <w:spacing w:after="20" w:before="0"/>
             </w:pPr>
-            <w:hyperlink w:history="1" r:id="rIdrcqq7tsyu3or6k628xqw5">
+            <w:hyperlink w:history="1" r:id="rIdqdvwanq6kvpt9ebx-uwse">
               <w:r>
                 <w:rPr>
                   <w:rFonts w:ascii="Arial" w:cs="Arial" w:eastAsia="Arial" w:hAnsi="Arial"/>
@@ -16649,7 +16649,7 @@
               <w:spacing w:after="10" w:before="0"/>
               <w:ind w:left="120"/>
             </w:pPr>
-            <w:hyperlink w:history="1" r:id="rIderdfiz_bcjyr7lxl-lukn">
+            <w:hyperlink w:history="1" r:id="rIdwgg5gj-34vhukb2zpjeql">
               <w:r>
                 <w:rPr>
                   <w:rFonts w:ascii="Arial" w:cs="Arial" w:eastAsia="Arial" w:hAnsi="Arial"/>
@@ -16694,7 +16694,7 @@
             <w:pPr>
               <w:spacing w:after="20" w:before="0"/>
             </w:pPr>
-            <w:hyperlink w:history="1" r:id="rIdvb2cowc6w4v4kxhksh3ps">
+            <w:hyperlink w:history="1" r:id="rIdvogdcnhrfe2jjbe3qlvqb">
               <w:r>
                 <w:rPr>
                   <w:rFonts w:ascii="Arial" w:cs="Arial" w:eastAsia="Arial" w:hAnsi="Arial"/>
@@ -16743,7 +16743,7 @@
               <w:spacing w:after="10" w:before="0"/>
               <w:ind w:left="120"/>
             </w:pPr>
-            <w:hyperlink w:history="1" r:id="rId7hly_l6ld-svc5jvf-ysg">
+            <w:hyperlink w:history="1" r:id="rIdulaszkc7agle7mrnhh7ek">
               <w:r>
                 <w:rPr>
                   <w:rFonts w:ascii="Arial" w:cs="Arial" w:eastAsia="Arial" w:hAnsi="Arial"/>
@@ -16938,7 +16938,7 @@
             <w:pPr>
               <w:spacing w:after="20" w:before="0"/>
             </w:pPr>
-            <w:hyperlink w:history="1" r:id="rIdkpqwfssgyjqhipngzpwn1">
+            <w:hyperlink w:history="1" r:id="rIdv0qxft5kddh7ngdq52okz">
               <w:r>
                 <w:rPr>
                   <w:rFonts w:ascii="Arial" w:cs="Arial" w:eastAsia="Arial" w:hAnsi="Arial"/>
@@ -16971,7 +16971,7 @@
               <w:spacing w:after="10" w:before="0"/>
               <w:ind w:left="120"/>
             </w:pPr>
-            <w:hyperlink w:history="1" r:id="rId0fourtf47ijgbx4ykzdl_">
+            <w:hyperlink w:history="1" r:id="rIdnldph4dkbj1moeojyjx-3">
               <w:r>
                 <w:rPr>
                   <w:rFonts w:ascii="Arial" w:cs="Arial" w:eastAsia="Arial" w:hAnsi="Arial"/>
@@ -17016,7 +17016,7 @@
             <w:pPr>
               <w:spacing w:after="20" w:before="0"/>
             </w:pPr>
-            <w:hyperlink w:history="1" r:id="rIddfh70-ehty5hwgygg0twl">
+            <w:hyperlink w:history="1" r:id="rId3bl-zlbvig53pd5kzia5e">
               <w:r>
                 <w:rPr>
                   <w:rFonts w:ascii="Arial" w:cs="Arial" w:eastAsia="Arial" w:hAnsi="Arial"/>
@@ -17065,7 +17065,7 @@
               <w:spacing w:after="10" w:before="0"/>
               <w:ind w:left="120"/>
             </w:pPr>
-            <w:hyperlink w:history="1" r:id="rIdfqgdot2pz10ltecjqzsae">
+            <w:hyperlink w:history="1" r:id="rIdd34mqqbis-0arx1gq1syy">
               <w:r>
                 <w:rPr>
                   <w:rFonts w:ascii="Arial" w:cs="Arial" w:eastAsia="Arial" w:hAnsi="Arial"/>
@@ -17577,7 +17577,7 @@
         </w:rPr>
         <w:t xml:space="preserve">© 2026 SeaVuria and ARES. Aligned with KICD objectives. Developed by SeaVuria; technical implementation by ARES (with AI assistance from Claude). Licensed under </w:t>
       </w:r>
-      <w:hyperlink w:history="1" r:id="rIdayoa9h7p30okogiv9jebl">
+      <w:hyperlink w:history="1" r:id="rIdxjzxl3qur4w2yg1mzaay0">
         <w:r>
           <w:rPr>
             <w:rFonts w:ascii="Arial" w:cs="Arial" w:eastAsia="Arial" w:hAnsi="Arial"/>
@@ -17598,7 +17598,7 @@
         </w:rPr>
         <w:t xml:space="preserve"> (</w:t>
       </w:r>
-      <w:hyperlink w:history="1" r:id="rIdvnbuwwjosaaqksc4ouzsi">
+      <w:hyperlink w:history="1" r:id="rIdkaa4daztuxmagenlcvzgh">
         <w:r>
           <w:rPr>
             <w:rFonts w:ascii="Arial" w:cs="Arial" w:eastAsia="Arial" w:hAnsi="Arial"/>
@@ -18611,7 +18611,7 @@
             <w:pPr>
               <w:spacing w:after="20" w:before="0"/>
             </w:pPr>
-            <w:hyperlink w:history="1" r:id="rIdjmzutgzj3rml4zbtonoqu">
+            <w:hyperlink w:history="1" r:id="rIdi0jymhytykch0aahe-mw9">
               <w:r>
                 <w:rPr>
                   <w:rFonts w:ascii="Arial" w:cs="Arial" w:eastAsia="Arial" w:hAnsi="Arial"/>
@@ -18644,7 +18644,7 @@
               <w:spacing w:after="10" w:before="0"/>
               <w:ind w:left="120"/>
             </w:pPr>
-            <w:hyperlink w:history="1" r:id="rIdbj64ebzhgpxbkri3enarf">
+            <w:hyperlink w:history="1" r:id="rIdjin9sy1pnbvfz5l1evqae">
               <w:r>
                 <w:rPr>
                   <w:rFonts w:ascii="Arial" w:cs="Arial" w:eastAsia="Arial" w:hAnsi="Arial"/>
@@ -18689,7 +18689,7 @@
             <w:pPr>
               <w:spacing w:after="20" w:before="0"/>
             </w:pPr>
-            <w:hyperlink w:history="1" r:id="rIddahpcvfotf1apwh7wrqg5">
+            <w:hyperlink w:history="1" r:id="rId0j4zv31de8gyeufmikyz6">
               <w:r>
                 <w:rPr>
                   <w:rFonts w:ascii="Arial" w:cs="Arial" w:eastAsia="Arial" w:hAnsi="Arial"/>
@@ -18722,7 +18722,7 @@
               <w:spacing w:after="10" w:before="0"/>
               <w:ind w:left="120"/>
             </w:pPr>
-            <w:hyperlink w:history="1" r:id="rIdgmxnrp20wo9f5ygkwmsmo">
+            <w:hyperlink w:history="1" r:id="rIdfl2iypxd9nl-tteaxbhuu">
               <w:r>
                 <w:rPr>
                   <w:rFonts w:ascii="Arial" w:cs="Arial" w:eastAsia="Arial" w:hAnsi="Arial"/>
@@ -18917,7 +18917,7 @@
             <w:pPr>
               <w:spacing w:after="20" w:before="0"/>
             </w:pPr>
-            <w:hyperlink w:history="1" r:id="rIdi0-plwkdezcux7pl1i-rx">
+            <w:hyperlink w:history="1" r:id="rIdh1z7ancmjidblzhwmqj4v">
               <w:r>
                 <w:rPr>
                   <w:rFonts w:ascii="Arial" w:cs="Arial" w:eastAsia="Arial" w:hAnsi="Arial"/>
@@ -18950,7 +18950,7 @@
               <w:spacing w:after="10" w:before="0"/>
               <w:ind w:left="120"/>
             </w:pPr>
-            <w:hyperlink w:history="1" r:id="rId-9skqlboar15nqg2h_kha">
+            <w:hyperlink w:history="1" r:id="rIdpwbeix6ipm6ygqwiyrbnm">
               <w:r>
                 <w:rPr>
                   <w:rFonts w:ascii="Arial" w:cs="Arial" w:eastAsia="Arial" w:hAnsi="Arial"/>
@@ -18995,7 +18995,7 @@
             <w:pPr>
               <w:spacing w:after="20" w:before="0"/>
             </w:pPr>
-            <w:hyperlink w:history="1" r:id="rIdehqml19t_nqlnfwu-rs1x">
+            <w:hyperlink w:history="1" r:id="rIdnovth1o-f8h4dycj7t4x4">
               <w:r>
                 <w:rPr>
                   <w:rFonts w:ascii="Arial" w:cs="Arial" w:eastAsia="Arial" w:hAnsi="Arial"/>
@@ -19028,7 +19028,7 @@
               <w:spacing w:after="10" w:before="0"/>
               <w:ind w:left="120"/>
             </w:pPr>
-            <w:hyperlink w:history="1" r:id="rIdlmjxcwhzn-v5tmnpmzcc_">
+            <w:hyperlink w:history="1" r:id="rIdq4-u2eufpnyecvtshmvjn">
               <w:r>
                 <w:rPr>
                   <w:rFonts w:ascii="Arial" w:cs="Arial" w:eastAsia="Arial" w:hAnsi="Arial"/>
@@ -19223,7 +19223,7 @@
             <w:pPr>
               <w:spacing w:after="20" w:before="0"/>
             </w:pPr>
-            <w:hyperlink w:history="1" r:id="rId-yp0umfzubz6pkv1q3dkn">
+            <w:hyperlink w:history="1" r:id="rIdoy6xdqkgvfwrjxndmtir7">
               <w:r>
                 <w:rPr>
                   <w:rFonts w:ascii="Arial" w:cs="Arial" w:eastAsia="Arial" w:hAnsi="Arial"/>
@@ -19272,7 +19272,7 @@
               <w:spacing w:after="10" w:before="0"/>
               <w:ind w:left="120"/>
             </w:pPr>
-            <w:hyperlink w:history="1" r:id="rIde0zltwxtfwa95148-e7t4">
+            <w:hyperlink w:history="1" r:id="rIdd93qvcwfxseydmcj23zk_">
               <w:r>
                 <w:rPr>
                   <w:rFonts w:ascii="Arial" w:cs="Arial" w:eastAsia="Arial" w:hAnsi="Arial"/>
@@ -19317,7 +19317,7 @@
             <w:pPr>
               <w:spacing w:after="20" w:before="0"/>
             </w:pPr>
-            <w:hyperlink w:history="1" r:id="rId_6pxbqsfqownxtd7ikfnw">
+            <w:hyperlink w:history="1" r:id="rIdrbqx4tb8oezgxcvjcdzlf">
               <w:r>
                 <w:rPr>
                   <w:rFonts w:ascii="Arial" w:cs="Arial" w:eastAsia="Arial" w:hAnsi="Arial"/>
@@ -19350,7 +19350,7 @@
               <w:spacing w:after="10" w:before="0"/>
               <w:ind w:left="120"/>
             </w:pPr>
-            <w:hyperlink w:history="1" r:id="rIdxzwtv0xx0vyyjqqd0acer">
+            <w:hyperlink w:history="1" r:id="rIdj_wvivkb50xfhndjecnvj">
               <w:r>
                 <w:rPr>
                   <w:rFonts w:ascii="Arial" w:cs="Arial" w:eastAsia="Arial" w:hAnsi="Arial"/>
@@ -19545,7 +19545,7 @@
             <w:pPr>
               <w:spacing w:after="20" w:before="0"/>
             </w:pPr>
-            <w:hyperlink w:history="1" r:id="rIdjzrmuy3ax1hsoaubmrtne">
+            <w:hyperlink w:history="1" r:id="rIdtasxiftzzyx0kxlj1ucqj">
               <w:r>
                 <w:rPr>
                   <w:rFonts w:ascii="Arial" w:cs="Arial" w:eastAsia="Arial" w:hAnsi="Arial"/>
@@ -19594,7 +19594,7 @@
               <w:spacing w:after="10" w:before="0"/>
               <w:ind w:left="120"/>
             </w:pPr>
-            <w:hyperlink w:history="1" r:id="rId8f05rmfmfkm6uhoa2hlpa">
+            <w:hyperlink w:history="1" r:id="rId0yxttjleretoawkb2emsl">
               <w:r>
                 <w:rPr>
                   <w:rFonts w:ascii="Arial" w:cs="Arial" w:eastAsia="Arial" w:hAnsi="Arial"/>
@@ -19639,7 +19639,7 @@
             <w:pPr>
               <w:spacing w:after="20" w:before="0"/>
             </w:pPr>
-            <w:hyperlink w:history="1" r:id="rIdfdnuevwil8hjr-j9h_oon">
+            <w:hyperlink w:history="1" r:id="rIdaxxj3im8x5vrnd2zg5164">
               <w:r>
                 <w:rPr>
                   <w:rFonts w:ascii="Arial" w:cs="Arial" w:eastAsia="Arial" w:hAnsi="Arial"/>
@@ -19672,7 +19672,7 @@
               <w:spacing w:after="10" w:before="0"/>
               <w:ind w:left="120"/>
             </w:pPr>
-            <w:hyperlink w:history="1" r:id="rId9uaub3xwfhuqbwhc935z2">
+            <w:hyperlink w:history="1" r:id="rId_v5ik7h_f6-ohkpaxozmc">
               <w:r>
                 <w:rPr>
                   <w:rFonts w:ascii="Arial" w:cs="Arial" w:eastAsia="Arial" w:hAnsi="Arial"/>
@@ -19867,7 +19867,7 @@
             <w:pPr>
               <w:spacing w:after="20" w:before="0"/>
             </w:pPr>
-            <w:hyperlink w:history="1" r:id="rIdr2k2xgvsrgpbapguuhpmv">
+            <w:hyperlink w:history="1" r:id="rIdpcde3lxju6kkhvakad_i7">
               <w:r>
                 <w:rPr>
                   <w:rFonts w:ascii="Arial" w:cs="Arial" w:eastAsia="Arial" w:hAnsi="Arial"/>
@@ -19916,7 +19916,7 @@
               <w:spacing w:after="10" w:before="0"/>
               <w:ind w:left="120"/>
             </w:pPr>
-            <w:hyperlink w:history="1" r:id="rIda6hslr4yp6acikjo6vapn">
+            <w:hyperlink w:history="1" r:id="rIddbvakrfzjf6dzvf6zst8v">
               <w:r>
                 <w:rPr>
                   <w:rFonts w:ascii="Arial" w:cs="Arial" w:eastAsia="Arial" w:hAnsi="Arial"/>
@@ -19961,7 +19961,7 @@
             <w:pPr>
               <w:spacing w:after="20" w:before="0"/>
             </w:pPr>
-            <w:hyperlink w:history="1" r:id="rId_rhvptecnfbl1-uxgpgh_">
+            <w:hyperlink w:history="1" r:id="rIde0vgl1nkkkyhm2jikcrl5">
               <w:r>
                 <w:rPr>
                   <w:rFonts w:ascii="Arial" w:cs="Arial" w:eastAsia="Arial" w:hAnsi="Arial"/>
@@ -19994,7 +19994,7 @@
               <w:spacing w:after="10" w:before="0"/>
               <w:ind w:left="120"/>
             </w:pPr>
-            <w:hyperlink w:history="1" r:id="rIdg0ru5whjwj-1b3d5_ll4-">
+            <w:hyperlink w:history="1" r:id="rIdyoirndvb3xbtof5ddftpc">
               <w:r>
                 <w:rPr>
                   <w:rFonts w:ascii="Arial" w:cs="Arial" w:eastAsia="Arial" w:hAnsi="Arial"/>
@@ -20734,7 +20734,7 @@
         </w:rPr>
         <w:t xml:space="preserve">© 2026 SeaVuria and ARES. Aligned with KICD objectives. Developed by SeaVuria; technical implementation by ARES (with AI assistance from Claude). Licensed under </w:t>
       </w:r>
-      <w:hyperlink w:history="1" r:id="rIdffnht9-vduz3usfuwh1to">
+      <w:hyperlink w:history="1" r:id="rIdeq2v9j2bftsgnkvhhlpwr">
         <w:r>
           <w:rPr>
             <w:rFonts w:ascii="Arial" w:cs="Arial" w:eastAsia="Arial" w:hAnsi="Arial"/>
@@ -20755,7 +20755,7 @@
         </w:rPr>
         <w:t xml:space="preserve"> (</w:t>
       </w:r>
-      <w:hyperlink w:history="1" r:id="rIdxcqirds5udkw_lmntcl9s">
+      <w:hyperlink w:history="1" r:id="rId21ljq6sgul1hjti1fplvw">
         <w:r>
           <w:rPr>
             <w:rFonts w:ascii="Arial" w:cs="Arial" w:eastAsia="Arial" w:hAnsi="Arial"/>
@@ -21768,7 +21768,7 @@
             <w:pPr>
               <w:spacing w:after="20" w:before="0"/>
             </w:pPr>
-            <w:hyperlink w:history="1" r:id="rId3qol-qozf5_bsxy47d51o">
+            <w:hyperlink w:history="1" r:id="rIdioi8vznpaeuo5atqmgkh7">
               <w:r>
                 <w:rPr>
                   <w:rFonts w:ascii="Arial" w:cs="Arial" w:eastAsia="Arial" w:hAnsi="Arial"/>
@@ -21801,7 +21801,7 @@
               <w:spacing w:after="10" w:before="0"/>
               <w:ind w:left="120"/>
             </w:pPr>
-            <w:hyperlink w:history="1" r:id="rId5c1n4h3ljnx4cpb03ownp">
+            <w:hyperlink w:history="1" r:id="rIdsfbqbufgngjjpqatuvwqw">
               <w:r>
                 <w:rPr>
                   <w:rFonts w:ascii="Arial" w:cs="Arial" w:eastAsia="Arial" w:hAnsi="Arial"/>
@@ -21846,7 +21846,7 @@
             <w:pPr>
               <w:spacing w:after="20" w:before="0"/>
             </w:pPr>
-            <w:hyperlink w:history="1" r:id="rIdetnsblag8heddeivqwjdl">
+            <w:hyperlink w:history="1" r:id="rIdjbqgwpbz5xfzsvwrfrukv">
               <w:r>
                 <w:rPr>
                   <w:rFonts w:ascii="Arial" w:cs="Arial" w:eastAsia="Arial" w:hAnsi="Arial"/>
@@ -21879,7 +21879,7 @@
               <w:spacing w:after="10" w:before="0"/>
               <w:ind w:left="120"/>
             </w:pPr>
-            <w:hyperlink w:history="1" r:id="rIdckuhvyizpicrlxoewwl7v">
+            <w:hyperlink w:history="1" r:id="rIdtwsaf1fbkeesbxvh6srus">
               <w:r>
                 <w:rPr>
                   <w:rFonts w:ascii="Arial" w:cs="Arial" w:eastAsia="Arial" w:hAnsi="Arial"/>
@@ -22074,7 +22074,7 @@
             <w:pPr>
               <w:spacing w:after="20" w:before="0"/>
             </w:pPr>
-            <w:hyperlink w:history="1" r:id="rIdwop53dqf6a59fiqzytfls">
+            <w:hyperlink w:history="1" r:id="rId1cc64u9juspn5riwpqas_">
               <w:r>
                 <w:rPr>
                   <w:rFonts w:ascii="Arial" w:cs="Arial" w:eastAsia="Arial" w:hAnsi="Arial"/>
@@ -22107,7 +22107,7 @@
               <w:spacing w:after="10" w:before="0"/>
               <w:ind w:left="120"/>
             </w:pPr>
-            <w:hyperlink w:history="1" r:id="rIdxpcinyia9tx3gdeei-kya">
+            <w:hyperlink w:history="1" r:id="rIdbmi-g3h_h-u0mcylu4oms">
               <w:r>
                 <w:rPr>
                   <w:rFonts w:ascii="Arial" w:cs="Arial" w:eastAsia="Arial" w:hAnsi="Arial"/>
@@ -22152,7 +22152,7 @@
             <w:pPr>
               <w:spacing w:after="20" w:before="0"/>
             </w:pPr>
-            <w:hyperlink w:history="1" r:id="rIdokvurutkk_jd7lhe93ijc">
+            <w:hyperlink w:history="1" r:id="rId1prf_bmn54mcqmzd7d4xs">
               <w:r>
                 <w:rPr>
                   <w:rFonts w:ascii="Arial" w:cs="Arial" w:eastAsia="Arial" w:hAnsi="Arial"/>
@@ -22185,7 +22185,7 @@
               <w:spacing w:after="10" w:before="0"/>
               <w:ind w:left="120"/>
             </w:pPr>
-            <w:hyperlink w:history="1" r:id="rIdxuhjhta7rwlizmjnzl7ij">
+            <w:hyperlink w:history="1" r:id="rIdqf1cfxegbdzzg6tbjbwxd">
               <w:r>
                 <w:rPr>
                   <w:rFonts w:ascii="Arial" w:cs="Arial" w:eastAsia="Arial" w:hAnsi="Arial"/>
@@ -22380,7 +22380,7 @@
             <w:pPr>
               <w:spacing w:after="20" w:before="0"/>
             </w:pPr>
-            <w:hyperlink w:history="1" r:id="rIdmgntkwdsglel4jznrteoa">
+            <w:hyperlink w:history="1" r:id="rIdegabcjsoadxnnfmcmjhi1">
               <w:r>
                 <w:rPr>
                   <w:rFonts w:ascii="Arial" w:cs="Arial" w:eastAsia="Arial" w:hAnsi="Arial"/>
@@ -22413,7 +22413,7 @@
               <w:spacing w:after="10" w:before="0"/>
               <w:ind w:left="120"/>
             </w:pPr>
-            <w:hyperlink w:history="1" r:id="rId6l8_tflimxxkqi33od8xz">
+            <w:hyperlink w:history="1" r:id="rIdm_sq81zsv6mylb29zglrs">
               <w:r>
                 <w:rPr>
                   <w:rFonts w:ascii="Arial" w:cs="Arial" w:eastAsia="Arial" w:hAnsi="Arial"/>
@@ -22458,7 +22458,7 @@
             <w:pPr>
               <w:spacing w:after="20" w:before="0"/>
             </w:pPr>
-            <w:hyperlink w:history="1" r:id="rIdsj07lp4dvwunkilgsncsu">
+            <w:hyperlink w:history="1" r:id="rId0puq9dfckinpcvlru7yne">
               <w:r>
                 <w:rPr>
                   <w:rFonts w:ascii="Arial" w:cs="Arial" w:eastAsia="Arial" w:hAnsi="Arial"/>
@@ -22491,7 +22491,7 @@
               <w:spacing w:after="10" w:before="0"/>
               <w:ind w:left="120"/>
             </w:pPr>
-            <w:hyperlink w:history="1" r:id="rIdjs9kokfvlgchmwng1pxyv">
+            <w:hyperlink w:history="1" r:id="rIdcn94k1vmpq8bvhauv3hfr">
               <w:r>
                 <w:rPr>
                   <w:rFonts w:ascii="Arial" w:cs="Arial" w:eastAsia="Arial" w:hAnsi="Arial"/>
@@ -22686,7 +22686,7 @@
             <w:pPr>
               <w:spacing w:after="20" w:before="0"/>
             </w:pPr>
-            <w:hyperlink w:history="1" r:id="rIdxsr9kwqmwzawlsf51nrhq">
+            <w:hyperlink w:history="1" r:id="rIdiyvr67x04qmsac24-v2-r">
               <w:r>
                 <w:rPr>
                   <w:rFonts w:ascii="Arial" w:cs="Arial" w:eastAsia="Arial" w:hAnsi="Arial"/>
@@ -22719,7 +22719,7 @@
               <w:spacing w:after="10" w:before="0"/>
               <w:ind w:left="120"/>
             </w:pPr>
-            <w:hyperlink w:history="1" r:id="rIdgetb4nd2nqpha4l0vj3gw">
+            <w:hyperlink w:history="1" r:id="rIduu8cv4fryx3l_6uq4qzcv">
               <w:r>
                 <w:rPr>
                   <w:rFonts w:ascii="Arial" w:cs="Arial" w:eastAsia="Arial" w:hAnsi="Arial"/>
@@ -22764,7 +22764,7 @@
             <w:pPr>
               <w:spacing w:after="20" w:before="0"/>
             </w:pPr>
-            <w:hyperlink w:history="1" r:id="rIdbkibvemgsel1klqigxny1">
+            <w:hyperlink w:history="1" r:id="rId3lxx9onayal9ggudn20e9">
               <w:r>
                 <w:rPr>
                   <w:rFonts w:ascii="Arial" w:cs="Arial" w:eastAsia="Arial" w:hAnsi="Arial"/>
@@ -22797,7 +22797,7 @@
               <w:spacing w:after="10" w:before="0"/>
               <w:ind w:left="120"/>
             </w:pPr>
-            <w:hyperlink w:history="1" r:id="rId69k9nwytqfu70bkxzu29m">
+            <w:hyperlink w:history="1" r:id="rIdmzmo8birgu0noa3ljeusp">
               <w:r>
                 <w:rPr>
                   <w:rFonts w:ascii="Arial" w:cs="Arial" w:eastAsia="Arial" w:hAnsi="Arial"/>
@@ -22992,7 +22992,7 @@
             <w:pPr>
               <w:spacing w:after="20" w:before="0"/>
             </w:pPr>
-            <w:hyperlink w:history="1" r:id="rIdrdkc8gdzsnw5gp5kmtcpt">
+            <w:hyperlink w:history="1" r:id="rIduqqhxsst5telwi4h3fmtj">
               <w:r>
                 <w:rPr>
                   <w:rFonts w:ascii="Arial" w:cs="Arial" w:eastAsia="Arial" w:hAnsi="Arial"/>
@@ -23041,7 +23041,7 @@
               <w:spacing w:after="10" w:before="0"/>
               <w:ind w:left="120"/>
             </w:pPr>
-            <w:hyperlink w:history="1" r:id="rIdcn1uazoiydebys4pnr5ge">
+            <w:hyperlink w:history="1" r:id="rIdq4yfcuxqc3i882vdi5fjw">
               <w:r>
                 <w:rPr>
                   <w:rFonts w:ascii="Arial" w:cs="Arial" w:eastAsia="Arial" w:hAnsi="Arial"/>
@@ -23086,7 +23086,7 @@
             <w:pPr>
               <w:spacing w:after="20" w:before="0"/>
             </w:pPr>
-            <w:hyperlink w:history="1" r:id="rIdo5g_vrz9kgdslmdztuivy">
+            <w:hyperlink w:history="1" r:id="rIdealmc3jii66lkoekvig5i">
               <w:r>
                 <w:rPr>
                   <w:rFonts w:ascii="Arial" w:cs="Arial" w:eastAsia="Arial" w:hAnsi="Arial"/>
@@ -23119,7 +23119,7 @@
               <w:spacing w:after="10" w:before="0"/>
               <w:ind w:left="120"/>
             </w:pPr>
-            <w:hyperlink w:history="1" r:id="rIdz65cz110bfu51d18o6ma-">
+            <w:hyperlink w:history="1" r:id="rIdpry3cu3fht3oatnjnco9c">
               <w:r>
                 <w:rPr>
                   <w:rFonts w:ascii="Arial" w:cs="Arial" w:eastAsia="Arial" w:hAnsi="Arial"/>
@@ -23631,7 +23631,7 @@
         </w:rPr>
         <w:t xml:space="preserve">© 2026 SeaVuria and ARES. Aligned with KICD objectives. Developed by SeaVuria; technical implementation by ARES (with AI assistance from Claude). Licensed under </w:t>
       </w:r>
-      <w:hyperlink w:history="1" r:id="rIdi3dsfh7wq7ksai2dipgqt">
+      <w:hyperlink w:history="1" r:id="rIdyjc627j4gm3apezckg23q">
         <w:r>
           <w:rPr>
             <w:rFonts w:ascii="Arial" w:cs="Arial" w:eastAsia="Arial" w:hAnsi="Arial"/>
@@ -23652,7 +23652,7 @@
         </w:rPr>
         <w:t xml:space="preserve"> (</w:t>
       </w:r>
-      <w:hyperlink w:history="1" r:id="rIdgetrwom041utmogsafgwz">
+      <w:hyperlink w:history="1" r:id="rIdiqmj-j7np3vixyy0j2yqn">
         <w:r>
           <w:rPr>
             <w:rFonts w:ascii="Arial" w:cs="Arial" w:eastAsia="Arial" w:hAnsi="Arial"/>
@@ -24223,7 +24223,7 @@
                 <w:sz w:val="18"/>
                 <w:szCs w:val="18"/>
               </w:rPr>
-              <w:t xml:space="preserve">In Lessons 1–7 learners established HOW gases move — from the environment into the lungs, across respiratory surfaces, and into the bloodstream. Lesson 8 shifts the lens to WHY: it quantifies exactly what the cells do with oxygen once it arrives. By calculating RQ values for ugali (maize starch), nyama choma (fat), and githeri (protein/beans), learners gain a chemical 'fingerprint' of cellular respiration and can now explain the burning sensation in their leg muscles during the step-up exercise as evidence of a fuel switch. This directly advances the driving question by connecting the increased O₂ demand observed in the phenomenon to the specific substrates being combusted inside muscle cells.</w:t>
+              <w:t xml:space="preserve">In Lessons 1–7 learners established HOW gases move — from the environment into the lungs, across respiratory surfaces, and into the bloodstream. Lesson 8 shifts the lens to WHY: it quantifies exactly what the cells do with oxygen once it arrives. By calculating RQ values for ugali (maize starch), nyama choma (fat), and githeri (protein/beans), learners gain a chemical 'fingerprint' of cellular respiration and can see that a falling RQ during prolonged exercise is evidence of a switch from carbohydrate towards fat (the burning sensation in their leg muscles was explained in Lesson 7 by lactic acid from anaerobic respiration). This directly advances the driving question by connecting the increased O₂ demand observed in the phenomenon to the specific substrates being combusted inside muscle cells.</w:t>
             </w:r>
           </w:p>
         </w:tc>
@@ -24665,7 +24665,7 @@
             <w:pPr>
               <w:spacing w:after="20" w:before="0"/>
             </w:pPr>
-            <w:hyperlink w:history="1" r:id="rIdo4qgk3vsax9wyadyrnfkq">
+            <w:hyperlink w:history="1" r:id="rIdqhd0dcolux3fkrjsb2cu8">
               <w:r>
                 <w:rPr>
                   <w:rFonts w:ascii="Arial" w:cs="Arial" w:eastAsia="Arial" w:hAnsi="Arial"/>
@@ -24714,7 +24714,7 @@
               <w:spacing w:after="10" w:before="0"/>
               <w:ind w:left="120"/>
             </w:pPr>
-            <w:hyperlink w:history="1" r:id="rIdan4uiz2rfrgvtnfjymacp">
+            <w:hyperlink w:history="1" r:id="rIdbay5bmswuld2yzdbgwxem">
               <w:r>
                 <w:rPr>
                   <w:rFonts w:ascii="Arial" w:cs="Arial" w:eastAsia="Arial" w:hAnsi="Arial"/>
@@ -24776,7 +24776,7 @@
               <w:spacing w:after="10" w:before="0"/>
               <w:ind w:left="120"/>
             </w:pPr>
-            <w:hyperlink w:history="1" r:id="rIdsi82denssreb1eeerijlp">
+            <w:hyperlink w:history="1" r:id="rIdj8wtn9wycnitdwymb6q71">
               <w:r>
                 <w:rPr>
                   <w:rFonts w:ascii="Arial" w:cs="Arial" w:eastAsia="Arial" w:hAnsi="Arial"/>
@@ -24986,7 +24986,7 @@
             <w:pPr>
               <w:spacing w:after="20" w:before="0"/>
             </w:pPr>
-            <w:hyperlink w:history="1" r:id="rIdd_zj-mducsiosvvzdogaf">
+            <w:hyperlink w:history="1" r:id="rIdhah_xpfww23asrkutt56u">
               <w:r>
                 <w:rPr>
                   <w:rFonts w:ascii="Arial" w:cs="Arial" w:eastAsia="Arial" w:hAnsi="Arial"/>
@@ -25035,7 +25035,7 @@
               <w:spacing w:after="10" w:before="0"/>
               <w:ind w:left="120"/>
             </w:pPr>
-            <w:hyperlink w:history="1" r:id="rId8vifdevrcicemkovc9pp0">
+            <w:hyperlink w:history="1" r:id="rIdbd4_enrox5wd90piah_a8">
               <w:r>
                 <w:rPr>
                   <w:rFonts w:ascii="Arial" w:cs="Arial" w:eastAsia="Arial" w:hAnsi="Arial"/>
@@ -25097,7 +25097,7 @@
               <w:spacing w:after="10" w:before="0"/>
               <w:ind w:left="120"/>
             </w:pPr>
-            <w:hyperlink w:history="1" r:id="rIdpzwdwealpvzrvlb9piqjy">
+            <w:hyperlink w:history="1" r:id="rIdy0xu1ihlmrl35tcb8pj9e">
               <w:r>
                 <w:rPr>
                   <w:rFonts w:ascii="Arial" w:cs="Arial" w:eastAsia="Arial" w:hAnsi="Arial"/>
@@ -25307,7 +25307,7 @@
             <w:pPr>
               <w:spacing w:after="20" w:before="0"/>
             </w:pPr>
-            <w:hyperlink w:history="1" r:id="rIdvspxulggebgvna3oj7acs">
+            <w:hyperlink w:history="1" r:id="rIdparmqb4xwup-ta8jrqmug">
               <w:r>
                 <w:rPr>
                   <w:rFonts w:ascii="Arial" w:cs="Arial" w:eastAsia="Arial" w:hAnsi="Arial"/>
@@ -25356,7 +25356,7 @@
               <w:spacing w:after="10" w:before="0"/>
               <w:ind w:left="120"/>
             </w:pPr>
-            <w:hyperlink w:history="1" r:id="rIdtuosq-mpyryhsoig3e6gz">
+            <w:hyperlink w:history="1" r:id="rId9gbvcxgzahvvuapy8azh7">
               <w:r>
                 <w:rPr>
                   <w:rFonts w:ascii="Arial" w:cs="Arial" w:eastAsia="Arial" w:hAnsi="Arial"/>
@@ -25418,7 +25418,7 @@
               <w:spacing w:after="10" w:before="0"/>
               <w:ind w:left="120"/>
             </w:pPr>
-            <w:hyperlink w:history="1" r:id="rIduvnhjwvuruuukadrdumiv">
+            <w:hyperlink w:history="1" r:id="rId82gehwot9y9qvoymsmkfc">
               <w:r>
                 <w:rPr>
                   <w:rFonts w:ascii="Arial" w:cs="Arial" w:eastAsia="Arial" w:hAnsi="Arial"/>
@@ -25507,7 +25507,7 @@
                 <w:sz w:val="18"/>
                 <w:szCs w:val="18"/>
               </w:rPr>
-              <w:t xml:space="preserve">Distribute or project the 4 problems. Say: 'Work through Problems 1 to 3 on your own — show every step: write the formula, substitute the numbers, calculate, then write a one-sentence interpretation. You have 10 minutes. Problem 4 is a discussion problem — attempt it, but we will tackle it together.' Set a 10-minute timer. Circulate actively — crouch to learner level for Problems 2 and 3. Listen for the common error of inverting the ratio (O₂ ÷ CO₂) and address immediately: 'Check your formula — which gas is on top?' After 10 minutes: 'Form a group of 3 with the people nearest you. Compare your answers. If you disagree, work through the maths together. You have 3 minutes.' At 13 minutes, call the class. Cold-call different learners for each problem (minimum 4 cold-calls, 1 per problem): 'Amina — give us Problem 2. Walk us through every step.' For Problem 4, facilitate whole-class discussion: 'What does RQ = 0.97 at the start tell us? What does RQ = 0.72 at 30 km tell us? Why would a runner switch fuels?' Allow 15 seconds WAIT TIME before each cold-call. Explicitly connect to the phenomenon: 'Remember the burning in your legs during step-ups? That burning links to this fuel switch — keep that in mind as we build our model.'</w:t>
+              <w:t xml:space="preserve">Distribute or project the 4 problems. Say: 'Work through Problems 1 to 3 on your own — show every step: write the formula, substitute the numbers, calculate, then write a one-sentence interpretation. You have 10 minutes. Problem 4 is a discussion problem — attempt it, but we will tackle it together.' Set a 10-minute timer. Circulate actively — crouch to learner level for Problems 2 and 3. Listen for the common error of inverting the ratio (O₂ ÷ CO₂) and address immediately: 'Check your formula — which gas is on top?' After 10 minutes: 'Form a group of 3 with the people nearest you. Compare your answers. If you disagree, work through the maths together. You have 3 minutes.' At 13 minutes, call the class. Cold-call different learners for each problem (minimum 4 cold-calls, 1 per problem): 'Amina — give us Problem 2. Walk us through every step.' For Problem 4, facilitate whole-class discussion: 'What does RQ = 0.97 at the start tell us? What does RQ = 0.72 at 30 km tell us? Why would a runner switch fuels?' Allow 15 seconds WAIT TIME before each cold-call. Explicitly connect to the phenomenon: 'Remember the burning in your legs during step-ups? That burning came from lactic acid made by anaerobic respiration, as we found in Lesson 7 — the fuel switch is a different change, seen in long exercise such as a marathon. Keep both in mind as we build our model.'</w:t>
             </w:r>
           </w:p>
         </w:tc>
@@ -25539,7 +25539,7 @@
                 <w:sz w:val="18"/>
                 <w:szCs w:val="18"/>
               </w:rPr>
-              <w:t xml:space="preserve">Scaffolded problem progression (I Do → We Do → You Do) with peer comparison and whole-class synthesis. Each problem is deliberately set in a Kenyan physical context (resting person, tea-farm worker, Iten runner, Nairobi Marathon) so learners practise applying RQ in situations that feel real and local. Problem 4 bridges calculation to conceptual interpretation, the highest cognitive demand of the lesson, and directly revisits the burning-muscle mystery from the phenomenon.</w:t>
+              <w:t xml:space="preserve">Scaffolded problem progression (I Do → We Do → You Do) with peer comparison and whole-class synthesis. Each problem is deliberately set in a Kenyan physical context (resting person, tea-farm worker, Iten runner, Nairobi Marathon) so learners practise applying RQ in situations that feel real and local. Problem 4 bridges calculation to conceptual interpretation, the highest cognitive demand of the lesson, and connects RQ back to the increased oxygen demand in the phenomenon.</w:t>
             </w:r>
           </w:p>
         </w:tc>
@@ -25628,7 +25628,7 @@
             <w:pPr>
               <w:spacing w:after="20" w:before="0"/>
             </w:pPr>
-            <w:hyperlink w:history="1" r:id="rId_lcuc7edouevtxcmzku08">
+            <w:hyperlink w:history="1" r:id="rIdomwp-6gklxh3075hk0zww">
               <w:r>
                 <w:rPr>
                   <w:rFonts w:ascii="Arial" w:cs="Arial" w:eastAsia="Arial" w:hAnsi="Arial"/>
@@ -25677,7 +25677,7 @@
               <w:spacing w:after="10" w:before="0"/>
               <w:ind w:left="120"/>
             </w:pPr>
-            <w:hyperlink w:history="1" r:id="rId9aothhzlx8y7xgyx1cmai">
+            <w:hyperlink w:history="1" r:id="rIdcdc6_bqxbxvt_l6nupuhg">
               <w:r>
                 <w:rPr>
                   <w:rFonts w:ascii="Arial" w:cs="Arial" w:eastAsia="Arial" w:hAnsi="Arial"/>
@@ -25739,7 +25739,7 @@
               <w:spacing w:after="10" w:before="0"/>
               <w:ind w:left="120"/>
             </w:pPr>
-            <w:hyperlink w:history="1" r:id="rIde_eiv9syb0_o0y2yz5rvt">
+            <w:hyperlink w:history="1" r:id="rId4x34fsnjipme1ersnfhvt">
               <w:r>
                 <w:rPr>
                   <w:rFonts w:ascii="Arial" w:cs="Arial" w:eastAsia="Arial" w:hAnsi="Arial"/>
@@ -25828,7 +25828,7 @@
                 <w:sz w:val="18"/>
                 <w:szCs w:val="18"/>
               </w:rPr>
-              <w:t xml:space="preserve">Direct learners' attention to the DQB. Say: 'This board has been tracking our journey since the step-up exercise in Lesson 1. Today we added a new tool — RQ. Take your sticky note and write one sentence: either something you now know, or something you still wonder.' Allow 3 minutes of silent writing. As learners post, read 4–5 notes aloud and ask the author: 'Say more about that.' Use a red marker to draw arrows between the new RQ notes and previous DQB entries about breathing rate doubling, haemoglobin carrying oxygen, and the burning sensation. Say explicitly: 'Look at this arrow — the reason your breathing rate doubled during step-ups is partly because your muscles were switching from burning carbohydrate to burning fat, which needs MORE oxygen per unit of energy. Your body was responding to a change in RQ.' Cold-call 2 learners to paraphrase this connection in their own words.</w:t>
+              <w:t xml:space="preserve">Direct learners' attention to the DQB. Say: 'This board has been tracking our journey since the step-up exercise in Lesson 1. Today we added a new tool — RQ. Take your sticky note and write one sentence: either something you now know, or something you still wonder.' Allow 3 minutes of silent writing. As learners post, read 4–5 notes aloud and ask the author: 'Say more about that.' Use a red marker to draw arrows between the new RQ notes and previous DQB entries about breathing rate doubling, haemoglobin carrying oxygen, and the burning sensation. Say explicitly: 'Look at this arrow — during long exercise such as a marathon, muscles gradually switch from burning carbohydrate towards burning fat, which needs MORE oxygen per unit of energy, so oxygen demand stays high. In short, hard exercise like our step-ups, muscles rely mainly on carbohydrate (RQ close to 1.0), and the burning came from lactic acid, as we found in Lesson 7.' Cold-call 2 learners to paraphrase this connection in their own words.</w:t>
             </w:r>
           </w:p>
         </w:tc>
@@ -25860,7 +25860,7 @@
                 <w:sz w:val="18"/>
                 <w:szCs w:val="18"/>
               </w:rPr>
-              <w:t xml:space="preserve">Driving Question Board curation with teacher-drawn connection arrows. This strategy makes the cumulative nature of scientific evidence visible. By physically linking RQ (today's lesson) to breathing rate and the burning sensation (the phenomenon), the teacher makes explicit the storyline thread that learners are building toward a complete explanation of the driving question.</w:t>
+              <w:t xml:space="preserve">Driving Question Board curation with teacher-drawn connection arrows. This strategy makes the cumulative nature of scientific evidence visible. By physically linking RQ (today's lesson) to breathing rate and oxygen demand (the phenomenon), the teacher makes explicit the storyline thread that learners are building toward a complete explanation of the driving question.</w:t>
             </w:r>
           </w:p>
         </w:tc>
@@ -25892,7 +25892,7 @@
                 <w:sz w:val="18"/>
                 <w:szCs w:val="18"/>
               </w:rPr>
-              <w:t xml:space="preserve">Observable indicator: the quality of WHAT WE NOW KNOW notes reveals whether learners can connect RQ to the phenomenon rather than simply restating the formula. Target indicator for mastery: a learner writes something like 'The burning in my legs during step-ups might mean my muscles were switching to fat as fuel (lower RQ), which needs more O₂ — that is why I had to breathe faster.' Any note that only restates 'RQ = CO₂ ÷ O₂' without a phenomenon connection indicates surface-level understanding requiring follow-up.</w:t>
+              <w:t xml:space="preserve">Observable indicator: the quality of WHAT WE NOW KNOW notes reveals whether learners can connect RQ to the phenomenon rather than simply restating the formula. Target indicator for mastery: a learner writes something like 'In long exercise my muscles switch towards fat as fuel (lower RQ), which needs more O₂ per unit of energy — so my lungs and heart must keep working hard.' Any note that only restates 'RQ = CO₂ ÷ O₂' without a phenomenon connection indicates surface-level understanding requiring follow-up.</w:t>
             </w:r>
           </w:p>
         </w:tc>
@@ -25949,7 +25949,7 @@
             <w:pPr>
               <w:spacing w:after="20" w:before="0"/>
             </w:pPr>
-            <w:hyperlink w:history="1" r:id="rIdwe5kuunde7wtfp2m2u_j4">
+            <w:hyperlink w:history="1" r:id="rIdvpfvnn_mjou2mhoxt88nd">
               <w:r>
                 <w:rPr>
                   <w:rFonts w:ascii="Arial" w:cs="Arial" w:eastAsia="Arial" w:hAnsi="Arial"/>
@@ -25998,7 +25998,7 @@
               <w:spacing w:after="10" w:before="0"/>
               <w:ind w:left="120"/>
             </w:pPr>
-            <w:hyperlink w:history="1" r:id="rIdyizhg6ouxa-beuppgsy89">
+            <w:hyperlink w:history="1" r:id="rIdbpfrn_pd5wg_pks9qp0rc">
               <w:r>
                 <w:rPr>
                   <w:rFonts w:ascii="Arial" w:cs="Arial" w:eastAsia="Arial" w:hAnsi="Arial"/>
@@ -26060,7 +26060,7 @@
               <w:spacing w:after="10" w:before="0"/>
               <w:ind w:left="120"/>
             </w:pPr>
-            <w:hyperlink w:history="1" r:id="rIdahk_app0tzw7nh0szlflr">
+            <w:hyperlink w:history="1" r:id="rIdyxlkutod5wudwjsndcz13">
               <w:r>
                 <w:rPr>
                   <w:rFonts w:ascii="Arial" w:cs="Arial" w:eastAsia="Arial" w:hAnsi="Arial"/>
@@ -26149,7 +26149,7 @@
                 <w:sz w:val="18"/>
                 <w:szCs w:val="18"/>
               </w:rPr>
-              <w:t xml:space="preserve">Say: 'Open your cumulative model to the cellular respiration section. You have 8 minutes to add today's RQ layer. Three things must appear: the RQ value at rest, the RQ value during hard exercise, and the ratio of CO₂ to O₂ on your arrow.' Display the three required elements on the board as a checklist. Circulate and use targeted prompts: 'What fuel gives RQ = 1.0?' / 'If RQ drops to 0.7, what does the cell need more of?' / 'How does that connect to what you felt during the step-ups?' At 8 minutes, cold-call 2 learners to hold up their models and narrate their 3-sentence explanation to the class. After each narration, ask the class: 'Does their model answer part of our driving question — why does the body work so much harder to get oxygen during exercise?' Allow 10 seconds WAIT TIME. Close the lesson by pointing to the driving question posted on the wall: 'We now know that the body works harder to get oxygen partly because the fuel being burned inside cells changes — and fat demands more oxygen per unit of energy than glucose. Next lesson we investigate what happens when oxygen runs out entirely.'</w:t>
+              <w:t xml:space="preserve">Say: 'Open your cumulative model to the cellular respiration section. You have 8 minutes to add today's RQ layer. Three things must appear: the RQ value at rest, the RQ value during hard exercise, and the ratio of CO₂ to O₂ on your arrow.' Display the three required elements on the board as a checklist. Circulate and use targeted prompts: 'What fuel gives RQ = 1.0?' / 'If RQ drops to 0.7, what does the cell need more of?' / 'How does that connect to what you felt during the step-ups?' At 8 minutes, cold-call 2 learners to hold up their models and narrate their 3-sentence explanation to the class. After each narration, ask the class: 'Does their model answer part of our driving question — why does the body work so much harder to get oxygen during exercise?' Allow 10 seconds WAIT TIME. Close the lesson by pointing to the driving question posted on the wall: 'We now know that in long exercise the body also works harder to get oxygen because the fuel being burned inside cells changes — and fat demands more oxygen per unit of energy than glucose. Next lesson we investigate the factors that affect the rate of respiration.'</w:t>
             </w:r>
           </w:p>
         </w:tc>
@@ -26306,7 +26306,7 @@
                 <w:sz w:val="18"/>
                 <w:szCs w:val="18"/>
               </w:rPr>
-              <w:t xml:space="preserve">After the lesson, consider: (1) Were learners able to move beyond rote calculation to interpret RQ values in context — especially Problem 4 about the Nairobi Marathon runner's fuel switch? If not, plan a 5-minute retrieval starter for Lesson 9 using a new Kenyan athlete scenario. (2) Did the DQB notes show genuine phenomenon-to-concept connections, or did learners treat RQ as an isolated formula exercise? If notes were superficial, use the first 5 minutes of Lesson 9 to cold-call 3 learners to re-narrate the link between RQ and the burning sensation from the step-ups. (3) Were any learners confused by the stoichiometry of the fat equation (RQ ≈ 0.7)? Consider preparing a simplified visual for Lesson 9 showing that fat molecules are 'oxygen-poor' and therefore need more O₂ from outside. (4) Check the collected notebooks: if more than 30% of model narratives lack a phenomenon connection, restructure the model-building phase opener of Lesson 9 to include a whole-class think-aloud narration before independent work. (5) Note which learners consistently gave correct interpretations during cold-calls — these learners can serve as peer tutors during Lesson 9's investigation into anaerobic respiration, which will directly address the burning sensation mystery.</w:t>
+              <w:t xml:space="preserve">After the lesson, consider: (1) Were learners able to move beyond rote calculation to interpret RQ values in context — especially Problem 4 about the Nairobi Marathon runner's fuel switch? If not, plan a 5-minute retrieval starter for Lesson 9 using a new Kenyan athlete scenario. (2) Did the DQB notes show genuine phenomenon-to-concept connections, or did learners treat RQ as an isolated formula exercise? If notes were superficial, use the first 5 minutes of Lesson 9 to cold-call 3 learners to re-narrate the link between RQ and oxygen demand during exercise. (3) Were any learners confused by the stoichiometry of the fat equation (RQ ≈ 0.7)? Consider preparing a simplified visual for Lesson 9 showing that fat molecules are 'oxygen-poor' and therefore need more O₂ from outside. (4) Check the collected notebooks: if more than 30% of model narratives lack a phenomenon connection, restructure the model-building phase opener of Lesson 9 to include a whole-class think-aloud narration before independent work. (5) Note which learners consistently gave correct interpretations during cold-calls — these learners can serve as peer tutors during Lesson 9's practical on factors affecting the rate of respiration.</w:t>
             </w:r>
           </w:p>
         </w:tc>
@@ -26565,7 +26565,7 @@
                 <w:sz w:val="18"/>
                 <w:szCs w:val="18"/>
               </w:rPr>
-              <w:t xml:space="preserve">The burning sensation in leg muscles during the step-up exercise is connected to a shift in fuel source: as exercise continues, muscles switch toward fat (lower RQ), demanding more oxygen per unit of energy. This is why breathing rate and heart rate rise so sharply — the body is responding not just to increased energy demand, but to a change in the type of fuel being burned inside the muscle cells.</w:t>
+              <w:t xml:space="preserve">The burning sensation in leg muscles during the short step-up exercise comes from lactic acid made by anaerobic respiration (Lesson 7), not from a change of fuel. During prolonged exercise, however, muscles switch toward fat (lower RQ), demanding more oxygen per unit of energy. This is one reason breathing rate and heart rate stay high in long exercise — the body is responding not just to increased energy demand, but also to a change in the type of fuel being burned inside the muscle cells.</w:t>
             </w:r>
           </w:p>
         </w:tc>
@@ -26587,7 +26587,7 @@
         </w:rPr>
         <w:t xml:space="preserve">© 2026 SeaVuria and ARES. Aligned with KICD objectives. Developed by SeaVuria; technical implementation by ARES (with AI assistance from Claude). Licensed under </w:t>
       </w:r>
-      <w:hyperlink w:history="1" r:id="rIdntycwmorzf9nfcbp6c2dd">
+      <w:hyperlink w:history="1" r:id="rIdi7iqxw6rmwm61wqd19wtz">
         <w:r>
           <w:rPr>
             <w:rFonts w:ascii="Arial" w:cs="Arial" w:eastAsia="Arial" w:hAnsi="Arial"/>
@@ -26608,7 +26608,7 @@
         </w:rPr>
         <w:t xml:space="preserve"> (</w:t>
       </w:r>
-      <w:hyperlink w:history="1" r:id="rIdxtkrmx0yticuckpr_ayku">
+      <w:hyperlink w:history="1" r:id="rIdtorp615idpnepxf2hxlx4">
         <w:r>
           <w:rPr>
             <w:rFonts w:ascii="Arial" w:cs="Arial" w:eastAsia="Arial" w:hAnsi="Arial"/>
@@ -27621,7 +27621,7 @@
             <w:pPr>
               <w:spacing w:after="20" w:before="0"/>
             </w:pPr>
-            <w:hyperlink w:history="1" r:id="rId0zfi49qmuubodojnyzowy">
+            <w:hyperlink w:history="1" r:id="rIdqpzswnf2qmz8bchxwop53">
               <w:r>
                 <w:rPr>
                   <w:rFonts w:ascii="Arial" w:cs="Arial" w:eastAsia="Arial" w:hAnsi="Arial"/>
@@ -27654,7 +27654,7 @@
               <w:spacing w:after="10" w:before="0"/>
               <w:ind w:left="120"/>
             </w:pPr>
-            <w:hyperlink w:history="1" r:id="rIdtce-bzpv1mwbrazsc-_cy">
+            <w:hyperlink w:history="1" r:id="rIdaw3x-dlgmx9uta9f_89qi">
               <w:r>
                 <w:rPr>
                   <w:rFonts w:ascii="Arial" w:cs="Arial" w:eastAsia="Arial" w:hAnsi="Arial"/>
@@ -27699,7 +27699,7 @@
             <w:pPr>
               <w:spacing w:after="20" w:before="0"/>
             </w:pPr>
-            <w:hyperlink w:history="1" r:id="rIdo-djbvzj1raxxrjbwetug">
+            <w:hyperlink w:history="1" r:id="rIdxy7leuyrt9eulhxwrbdtw">
               <w:r>
                 <w:rPr>
                   <w:rFonts w:ascii="Arial" w:cs="Arial" w:eastAsia="Arial" w:hAnsi="Arial"/>
@@ -27732,7 +27732,7 @@
               <w:spacing w:after="10" w:before="0"/>
               <w:ind w:left="120"/>
             </w:pPr>
-            <w:hyperlink w:history="1" r:id="rIdpd0zgzsl3oc5vsp8yrn1x">
+            <w:hyperlink w:history="1" r:id="rIdi0cnwznogqr5krseb33lv">
               <w:r>
                 <w:rPr>
                   <w:rFonts w:ascii="Arial" w:cs="Arial" w:eastAsia="Arial" w:hAnsi="Arial"/>
@@ -27927,7 +27927,7 @@
             <w:pPr>
               <w:spacing w:after="20" w:before="0"/>
             </w:pPr>
-            <w:hyperlink w:history="1" r:id="rIdhzmmhoigpkyibjkha0jbb">
+            <w:hyperlink w:history="1" r:id="rIdfmya6hcvzwxcntdy-tmd4">
               <w:r>
                 <w:rPr>
                   <w:rFonts w:ascii="Arial" w:cs="Arial" w:eastAsia="Arial" w:hAnsi="Arial"/>
@@ -27960,7 +27960,7 @@
               <w:spacing w:after="10" w:before="0"/>
               <w:ind w:left="120"/>
             </w:pPr>
-            <w:hyperlink w:history="1" r:id="rIdapco33cn1zzf8uhkeieit">
+            <w:hyperlink w:history="1" r:id="rIdnr2gidd1zkxkx1to5sua3">
               <w:r>
                 <w:rPr>
                   <w:rFonts w:ascii="Arial" w:cs="Arial" w:eastAsia="Arial" w:hAnsi="Arial"/>
@@ -28005,7 +28005,7 @@
             <w:pPr>
               <w:spacing w:after="20" w:before="0"/>
             </w:pPr>
-            <w:hyperlink w:history="1" r:id="rIdsncvn0n_oeqdzblkiohc-">
+            <w:hyperlink w:history="1" r:id="rIdbex2oe56qb8-bmwjjc754">
               <w:r>
                 <w:rPr>
                   <w:rFonts w:ascii="Arial" w:cs="Arial" w:eastAsia="Arial" w:hAnsi="Arial"/>
@@ -28038,7 +28038,7 @@
               <w:spacing w:after="10" w:before="0"/>
               <w:ind w:left="120"/>
             </w:pPr>
-            <w:hyperlink w:history="1" r:id="rIdareacyhwxvicdlfgwav1g">
+            <w:hyperlink w:history="1" r:id="rIdm1pxqndhm_yyed3kpni6d">
               <w:r>
                 <w:rPr>
                   <w:rFonts w:ascii="Arial" w:cs="Arial" w:eastAsia="Arial" w:hAnsi="Arial"/>
@@ -28233,7 +28233,7 @@
             <w:pPr>
               <w:spacing w:after="20" w:before="0"/>
             </w:pPr>
-            <w:hyperlink w:history="1" r:id="rIdjfwgkfvgmnyqq6zf_01fc">
+            <w:hyperlink w:history="1" r:id="rIdtrcq-a7hxxuijo6465bdk">
               <w:r>
                 <w:rPr>
                   <w:rFonts w:ascii="Arial" w:cs="Arial" w:eastAsia="Arial" w:hAnsi="Arial"/>
@@ -28282,7 +28282,7 @@
               <w:spacing w:after="10" w:before="0"/>
               <w:ind w:left="120"/>
             </w:pPr>
-            <w:hyperlink w:history="1" r:id="rIdj3p1_6c63lzfkcmrhxder">
+            <w:hyperlink w:history="1" r:id="rIdkygbbi5z3hklc6jz-0dtz">
               <w:r>
                 <w:rPr>
                   <w:rFonts w:ascii="Arial" w:cs="Arial" w:eastAsia="Arial" w:hAnsi="Arial"/>
@@ -28327,7 +28327,7 @@
             <w:pPr>
               <w:spacing w:after="20" w:before="0"/>
             </w:pPr>
-            <w:hyperlink w:history="1" r:id="rId_p3uojvtiu-woyo_vrnkt">
+            <w:hyperlink w:history="1" r:id="rIdrce6b0plit3lvlenxdjox">
               <w:r>
                 <w:rPr>
                   <w:rFonts w:ascii="Arial" w:cs="Arial" w:eastAsia="Arial" w:hAnsi="Arial"/>
@@ -28360,7 +28360,7 @@
               <w:spacing w:after="10" w:before="0"/>
               <w:ind w:left="120"/>
             </w:pPr>
-            <w:hyperlink w:history="1" r:id="rIdlrkvbpgo13cacdkk9zxow">
+            <w:hyperlink w:history="1" r:id="rId_jwkfe98t_xcynk6iopsz">
               <w:r>
                 <w:rPr>
                   <w:rFonts w:ascii="Arial" w:cs="Arial" w:eastAsia="Arial" w:hAnsi="Arial"/>
@@ -28555,7 +28555,7 @@
             <w:pPr>
               <w:spacing w:after="20" w:before="0"/>
             </w:pPr>
-            <w:hyperlink w:history="1" r:id="rIdkkfxibt1avluvqpc-r49r">
+            <w:hyperlink w:history="1" r:id="rIdmr3lwwfysk0vxljrsduvx">
               <w:r>
                 <w:rPr>
                   <w:rFonts w:ascii="Arial" w:cs="Arial" w:eastAsia="Arial" w:hAnsi="Arial"/>
@@ -28604,7 +28604,7 @@
               <w:spacing w:after="10" w:before="0"/>
               <w:ind w:left="120"/>
             </w:pPr>
-            <w:hyperlink w:history="1" r:id="rIdk3mip6xkqjyzyb9qyszxh">
+            <w:hyperlink w:history="1" r:id="rIdpwb0u8ivhyu7aah0n_roj">
               <w:r>
                 <w:rPr>
                   <w:rFonts w:ascii="Arial" w:cs="Arial" w:eastAsia="Arial" w:hAnsi="Arial"/>
@@ -28649,7 +28649,7 @@
             <w:pPr>
               <w:spacing w:after="20" w:before="0"/>
             </w:pPr>
-            <w:hyperlink w:history="1" r:id="rIdiasyqvfc55jseoah0cvlz">
+            <w:hyperlink w:history="1" r:id="rIdxiawh0yugkgdpi790_sxk">
               <w:r>
                 <w:rPr>
                   <w:rFonts w:ascii="Arial" w:cs="Arial" w:eastAsia="Arial" w:hAnsi="Arial"/>
@@ -28682,7 +28682,7 @@
               <w:spacing w:after="10" w:before="0"/>
               <w:ind w:left="120"/>
             </w:pPr>
-            <w:hyperlink w:history="1" r:id="rIda8_pzbldoqrqnfnibgjds">
+            <w:hyperlink w:history="1" r:id="rIdyjfm7wmiowmsz6zpqmdd6">
               <w:r>
                 <w:rPr>
                   <w:rFonts w:ascii="Arial" w:cs="Arial" w:eastAsia="Arial" w:hAnsi="Arial"/>
@@ -28877,7 +28877,7 @@
             <w:pPr>
               <w:spacing w:after="20" w:before="0"/>
             </w:pPr>
-            <w:hyperlink w:history="1" r:id="rIdqq_qr0yog2c4h6edyg1zy">
+            <w:hyperlink w:history="1" r:id="rIdfk2yfbkgloc35ed7mzykc">
               <w:r>
                 <w:rPr>
                   <w:rFonts w:ascii="Arial" w:cs="Arial" w:eastAsia="Arial" w:hAnsi="Arial"/>
@@ -28926,7 +28926,7 @@
               <w:spacing w:after="10" w:before="0"/>
               <w:ind w:left="120"/>
             </w:pPr>
-            <w:hyperlink w:history="1" r:id="rIdvcw_ac_42-nq-2-d9wwg4">
+            <w:hyperlink w:history="1" r:id="rIdlxiocgjsdmrlg037ma1zt">
               <w:r>
                 <w:rPr>
                   <w:rFonts w:ascii="Arial" w:cs="Arial" w:eastAsia="Arial" w:hAnsi="Arial"/>
@@ -28971,7 +28971,7 @@
             <w:pPr>
               <w:spacing w:after="20" w:before="0"/>
             </w:pPr>
-            <w:hyperlink w:history="1" r:id="rIdpqmd9tuhd8ymmddlerebr">
+            <w:hyperlink w:history="1" r:id="rIdq01b9w1klz5pvvjawprfk">
               <w:r>
                 <w:rPr>
                   <w:rFonts w:ascii="Arial" w:cs="Arial" w:eastAsia="Arial" w:hAnsi="Arial"/>
@@ -29004,7 +29004,7 @@
               <w:spacing w:after="10" w:before="0"/>
               <w:ind w:left="120"/>
             </w:pPr>
-            <w:hyperlink w:history="1" r:id="rIddq2hjtafam_n6f4grdao2">
+            <w:hyperlink w:history="1" r:id="rIdwjvcscjcq2twkj4nnwofo">
               <w:r>
                 <w:rPr>
                   <w:rFonts w:ascii="Arial" w:cs="Arial" w:eastAsia="Arial" w:hAnsi="Arial"/>
@@ -29494,7 +29494,7 @@
                 <w:sz w:val="18"/>
                 <w:szCs w:val="18"/>
               </w:rPr>
-              <w:t xml:space="preserve">After the step-ups in Lesson 1, learners felt their muscles burn and their skin become warm. We can now explain this: the enzymes driving cellular respiration in muscle cells released metabolic heat as respiration rates surged to meet energy demand. The body must maintain temperature close to 37 °C — the optimum for its enzymes — which is why sweating and increased blood flow to the skin begin during vigorous exercise in the Kenyan heat.</w:t>
+              <w:t xml:space="preserve">After the step-ups in Lesson 1, learners felt their skin become warm (the burning in their muscles was explained in Lesson 7 by lactic acid). We can now explain the warmth: the enzymes driving cellular respiration in muscle cells released metabolic heat as respiration rates surged to meet energy demand. The body must maintain temperature close to 37 °C — the optimum for its enzymes — which is why sweating and increased blood flow to the skin begin during vigorous exercise in the Kenyan heat.</w:t>
             </w:r>
           </w:p>
         </w:tc>
@@ -29516,7 +29516,7 @@
         </w:rPr>
         <w:t xml:space="preserve">© 2026 SeaVuria and ARES. Aligned with KICD objectives. Developed by SeaVuria; technical implementation by ARES (with AI assistance from Claude). Licensed under </w:t>
       </w:r>
-      <w:hyperlink w:history="1" r:id="rId186c1bneat7kkqshi6ozz">
+      <w:hyperlink w:history="1" r:id="rIdvvhkyoacbrow09y-rb1gg">
         <w:r>
           <w:rPr>
             <w:rFonts w:ascii="Arial" w:cs="Arial" w:eastAsia="Arial" w:hAnsi="Arial"/>
@@ -29537,7 +29537,7 @@
         </w:rPr>
         <w:t xml:space="preserve"> (</w:t>
       </w:r>
-      <w:hyperlink w:history="1" r:id="rIdfysdqshghkrzexy2ayzno">
+      <w:hyperlink w:history="1" r:id="rId8nlq6zalm0yerxb9qioel">
         <w:r>
           <w:rPr>
             <w:rFonts w:ascii="Arial" w:cs="Arial" w:eastAsia="Arial" w:hAnsi="Arial"/>
@@ -30550,7 +30550,7 @@
             <w:pPr>
               <w:spacing w:after="20" w:before="0"/>
             </w:pPr>
-            <w:hyperlink w:history="1" r:id="rIdtnpnnyt4qf-cful4b17vq">
+            <w:hyperlink w:history="1" r:id="rIdggfd8gq4cdoap1f2m5gbe">
               <w:r>
                 <w:rPr>
                   <w:rFonts w:ascii="Arial" w:cs="Arial" w:eastAsia="Arial" w:hAnsi="Arial"/>
@@ -30583,7 +30583,7 @@
               <w:spacing w:after="10" w:before="0"/>
               <w:ind w:left="120"/>
             </w:pPr>
-            <w:hyperlink w:history="1" r:id="rIdfd4scu9hgnryldxayblxd">
+            <w:hyperlink w:history="1" r:id="rIdm5m4d7bpucj0fy13qdf9u">
               <w:r>
                 <w:rPr>
                   <w:rFonts w:ascii="Arial" w:cs="Arial" w:eastAsia="Arial" w:hAnsi="Arial"/>
@@ -30628,7 +30628,7 @@
             <w:pPr>
               <w:spacing w:after="20" w:before="0"/>
             </w:pPr>
-            <w:hyperlink w:history="1" r:id="rIdlxqdnb7kfyl0rxum5_glc">
+            <w:hyperlink w:history="1" r:id="rId7piep9-qvzy8x4k3evzad">
               <w:r>
                 <w:rPr>
                   <w:rFonts w:ascii="Arial" w:cs="Arial" w:eastAsia="Arial" w:hAnsi="Arial"/>
@@ -30661,7 +30661,7 @@
               <w:spacing w:after="10" w:before="0"/>
               <w:ind w:left="120"/>
             </w:pPr>
-            <w:hyperlink w:history="1" r:id="rIdy8gq0wlj2medrcuhfaxwx">
+            <w:hyperlink w:history="1" r:id="rIdgtgkl427n0pgmlvca1azk">
               <w:r>
                 <w:rPr>
                   <w:rFonts w:ascii="Arial" w:cs="Arial" w:eastAsia="Arial" w:hAnsi="Arial"/>
@@ -30972,7 +30972,7 @@
             <w:pPr>
               <w:spacing w:after="20" w:before="0"/>
             </w:pPr>
-            <w:hyperlink w:history="1" r:id="rIds9w33gndndxr9cd_vpuul">
+            <w:hyperlink w:history="1" r:id="rIdzo1lgrhannnmv3kennpzg">
               <w:r>
                 <w:rPr>
                   <w:rFonts w:ascii="Arial" w:cs="Arial" w:eastAsia="Arial" w:hAnsi="Arial"/>
@@ -31005,7 +31005,7 @@
               <w:spacing w:after="10" w:before="0"/>
               <w:ind w:left="120"/>
             </w:pPr>
-            <w:hyperlink w:history="1" r:id="rId2oqyuzpbfpkj4wlfnbedr">
+            <w:hyperlink w:history="1" r:id="rIdhadysney8fb7lyjyzpkxr">
               <w:r>
                 <w:rPr>
                   <w:rFonts w:ascii="Arial" w:cs="Arial" w:eastAsia="Arial" w:hAnsi="Arial"/>
@@ -31050,7 +31050,7 @@
             <w:pPr>
               <w:spacing w:after="20" w:before="0"/>
             </w:pPr>
-            <w:hyperlink w:history="1" r:id="rIdtmjdq_9yz1xtmrbehivji">
+            <w:hyperlink w:history="1" r:id="rIdoa8mz7ka_dcr7ggrsihnn">
               <w:r>
                 <w:rPr>
                   <w:rFonts w:ascii="Arial" w:cs="Arial" w:eastAsia="Arial" w:hAnsi="Arial"/>
@@ -31083,7 +31083,7 @@
               <w:spacing w:after="10" w:before="0"/>
               <w:ind w:left="120"/>
             </w:pPr>
-            <w:hyperlink w:history="1" r:id="rIdxa-9lrotu2x8ypim6chba">
+            <w:hyperlink w:history="1" r:id="rIdiumjnpulqttbmgkjhrlwz">
               <w:r>
                 <w:rPr>
                   <w:rFonts w:ascii="Arial" w:cs="Arial" w:eastAsia="Arial" w:hAnsi="Arial"/>
@@ -31566,7 +31566,7 @@
             <w:pPr>
               <w:spacing w:after="20" w:before="0"/>
             </w:pPr>
-            <w:hyperlink w:history="1" r:id="rIdhpqasvsnumnnr9fdqfbbe">
+            <w:hyperlink w:history="1" r:id="rIdyriszzdnxwfoku8e9vkh_">
               <w:r>
                 <w:rPr>
                   <w:rFonts w:ascii="Arial" w:cs="Arial" w:eastAsia="Arial" w:hAnsi="Arial"/>
@@ -31615,7 +31615,7 @@
               <w:spacing w:after="10" w:before="0"/>
               <w:ind w:left="120"/>
             </w:pPr>
-            <w:hyperlink w:history="1" r:id="rId2zf_pfayzyuobymdtmflj">
+            <w:hyperlink w:history="1" r:id="rIdq6vrxbvc9sfensbuo_xtj">
               <w:r>
                 <w:rPr>
                   <w:rFonts w:ascii="Arial" w:cs="Arial" w:eastAsia="Arial" w:hAnsi="Arial"/>
@@ -31660,7 +31660,7 @@
             <w:pPr>
               <w:spacing w:after="20" w:before="0"/>
             </w:pPr>
-            <w:hyperlink w:history="1" r:id="rIdkq5ejhnlxbf9bc8fg_m7f">
+            <w:hyperlink w:history="1" r:id="rIdoyczdmxwgzp-0xk3lgbej">
               <w:r>
                 <w:rPr>
                   <w:rFonts w:ascii="Arial" w:cs="Arial" w:eastAsia="Arial" w:hAnsi="Arial"/>
@@ -31709,7 +31709,7 @@
               <w:spacing w:after="10" w:before="0"/>
               <w:ind w:left="120"/>
             </w:pPr>
-            <w:hyperlink w:history="1" r:id="rIdsx-ts9x6d_k3phuecwzob">
+            <w:hyperlink w:history="1" r:id="rIdbfzlejal3yl1uujouypft">
               <w:r>
                 <w:rPr>
                   <w:rFonts w:ascii="Arial" w:cs="Arial" w:eastAsia="Arial" w:hAnsi="Arial"/>
@@ -32362,7 +32362,7 @@
             <w:pPr>
               <w:spacing w:after="20" w:before="0"/>
             </w:pPr>
-            <w:hyperlink w:history="1" r:id="rIdkajngvemswdvlh3bvgish">
+            <w:hyperlink w:history="1" r:id="rIdydloy3-_vo9rcscbwg3mt">
               <w:r>
                 <w:rPr>
                   <w:rFonts w:ascii="Arial" w:cs="Arial" w:eastAsia="Arial" w:hAnsi="Arial"/>
@@ -32411,7 +32411,7 @@
               <w:spacing w:after="10" w:before="0"/>
               <w:ind w:left="120"/>
             </w:pPr>
-            <w:hyperlink w:history="1" r:id="rIdi3xzqzb_iklov82y5jtmy">
+            <w:hyperlink w:history="1" r:id="rIdldogigplyl2m2gqe4ph4n">
               <w:r>
                 <w:rPr>
                   <w:rFonts w:ascii="Arial" w:cs="Arial" w:eastAsia="Arial" w:hAnsi="Arial"/>
@@ -32456,7 +32456,7 @@
             <w:pPr>
               <w:spacing w:after="20" w:before="0"/>
             </w:pPr>
-            <w:hyperlink w:history="1" r:id="rId3lqsq1zbycavm6tazrw6e">
+            <w:hyperlink w:history="1" r:id="rIdaoyv_r72qubxabebr7x0k">
               <w:r>
                 <w:rPr>
                   <w:rFonts w:ascii="Arial" w:cs="Arial" w:eastAsia="Arial" w:hAnsi="Arial"/>
@@ -32505,7 +32505,7 @@
               <w:spacing w:after="10" w:before="0"/>
               <w:ind w:left="120"/>
             </w:pPr>
-            <w:hyperlink w:history="1" r:id="rIduxfnahc2x_a4_ahmqxfwf">
+            <w:hyperlink w:history="1" r:id="rId0o7eood_o4zjfjqhuofvp">
               <w:r>
                 <w:rPr>
                   <w:rFonts w:ascii="Arial" w:cs="Arial" w:eastAsia="Arial" w:hAnsi="Arial"/>
@@ -32776,7 +32776,7 @@
             <w:pPr>
               <w:spacing w:after="20" w:before="0"/>
             </w:pPr>
-            <w:hyperlink w:history="1" r:id="rIdxctvtcgb5olrxts8bfrau">
+            <w:hyperlink w:history="1" r:id="rIdl0w1nsbroalxbm8cthscq">
               <w:r>
                 <w:rPr>
                   <w:rFonts w:ascii="Arial" w:cs="Arial" w:eastAsia="Arial" w:hAnsi="Arial"/>
@@ -32825,7 +32825,7 @@
               <w:spacing w:after="10" w:before="0"/>
               <w:ind w:left="120"/>
             </w:pPr>
-            <w:hyperlink w:history="1" r:id="rId9opsinf8ewavqo1qxfu8o">
+            <w:hyperlink w:history="1" r:id="rIdtufbsdspjqv-z6e7i5xoq">
               <w:r>
                 <w:rPr>
                   <w:rFonts w:ascii="Arial" w:cs="Arial" w:eastAsia="Arial" w:hAnsi="Arial"/>
@@ -32870,7 +32870,7 @@
             <w:pPr>
               <w:spacing w:after="20" w:before="0"/>
             </w:pPr>
-            <w:hyperlink w:history="1" r:id="rId0d0d-vh8uy_xbr942maa4">
+            <w:hyperlink w:history="1" r:id="rIduz-rqvj6ffzqbfdgtmc2m">
               <w:r>
                 <w:rPr>
                   <w:rFonts w:ascii="Arial" w:cs="Arial" w:eastAsia="Arial" w:hAnsi="Arial"/>
@@ -32919,7 +32919,7 @@
               <w:spacing w:after="10" w:before="0"/>
               <w:ind w:left="120"/>
             </w:pPr>
-            <w:hyperlink w:history="1" r:id="rIdg6axvf39ztwp1halm5emk">
+            <w:hyperlink w:history="1" r:id="rIdu8poj6ia4sgmiqwqcxzxo">
               <w:r>
                 <w:rPr>
                   <w:rFonts w:ascii="Arial" w:cs="Arial" w:eastAsia="Arial" w:hAnsi="Arial"/>
@@ -33716,7 +33716,7 @@
         </w:rPr>
         <w:t xml:space="preserve">© 2026 SeaVuria and ARES. Aligned with KICD objectives. Developed by SeaVuria; technical implementation by ARES (with AI assistance from Claude). Licensed under </w:t>
       </w:r>
-      <w:hyperlink w:history="1" r:id="rIdaglrp_znwv3jlmokylclp">
+      <w:hyperlink w:history="1" r:id="rIddhomn-o7uq5fkrzzvh1ma">
         <w:r>
           <w:rPr>
             <w:rFonts w:ascii="Arial" w:cs="Arial" w:eastAsia="Arial" w:hAnsi="Arial"/>
@@ -33737,7 +33737,7 @@
         </w:rPr>
         <w:t xml:space="preserve"> (</w:t>
       </w:r>
-      <w:hyperlink w:history="1" r:id="rIdkjfvmij_0kvy6abvjrsv9">
+      <w:hyperlink w:history="1" r:id="rIdseadoax_4t3nuzm96-qc4">
         <w:r>
           <w:rPr>
             <w:rFonts w:ascii="Arial" w:cs="Arial" w:eastAsia="Arial" w:hAnsi="Arial"/>
@@ -34767,7 +34767,7 @@
               <w:spacing w:after="10" w:before="0"/>
               <w:ind w:left="120"/>
             </w:pPr>
-            <w:hyperlink w:history="1" r:id="rIdxasbbtqsmqqmicik4kutg">
+            <w:hyperlink w:history="1" r:id="rId3uglffpxjp5-twj82zlxj">
               <w:r>
                 <w:rPr>
                   <w:rFonts w:ascii="Arial" w:cs="Arial" w:eastAsia="Arial" w:hAnsi="Arial"/>
@@ -34827,7 +34827,7 @@
             <w:pPr>
               <w:spacing w:after="20" w:before="0"/>
             </w:pPr>
-            <w:hyperlink w:history="1" r:id="rIdqzclsk-22-5eyibyoqzlr">
+            <w:hyperlink w:history="1" r:id="rIdajjkmbg-k59uwtqrhs7yr">
               <w:r>
                 <w:rPr>
                   <w:rFonts w:ascii="Arial" w:cs="Arial" w:eastAsia="Arial" w:hAnsi="Arial"/>
@@ -34860,7 +34860,7 @@
               <w:spacing w:after="10" w:before="0"/>
               <w:ind w:left="120"/>
             </w:pPr>
-            <w:hyperlink w:history="1" r:id="rIdz90w4ofkoe4hze6sxjydo">
+            <w:hyperlink w:history="1" r:id="rIdcixs7_ol0amyegthu-uxw">
               <w:r>
                 <w:rPr>
                   <w:rFonts w:ascii="Arial" w:cs="Arial" w:eastAsia="Arial" w:hAnsi="Arial"/>
@@ -35072,7 +35072,7 @@
               <w:spacing w:after="10" w:before="0"/>
               <w:ind w:left="120"/>
             </w:pPr>
-            <w:hyperlink w:history="1" r:id="rId25nbyqtwmoc47wa8w-0x2">
+            <w:hyperlink w:history="1" r:id="rIduqxwwfxeopaxsngyjiump">
               <w:r>
                 <w:rPr>
                   <w:rFonts w:ascii="Arial" w:cs="Arial" w:eastAsia="Arial" w:hAnsi="Arial"/>
@@ -35132,7 +35132,7 @@
             <w:pPr>
               <w:spacing w:after="20" w:before="0"/>
             </w:pPr>
-            <w:hyperlink w:history="1" r:id="rIdsimhoweeschtqwwjrpq7w">
+            <w:hyperlink w:history="1" r:id="rIdqwfsk0ov82w14altdkk4u">
               <w:r>
                 <w:rPr>
                   <w:rFonts w:ascii="Arial" w:cs="Arial" w:eastAsia="Arial" w:hAnsi="Arial"/>
@@ -35165,7 +35165,7 @@
               <w:spacing w:after="10" w:before="0"/>
               <w:ind w:left="120"/>
             </w:pPr>
-            <w:hyperlink w:history="1" r:id="rId84kjv4ejh2f99itfok_g9">
+            <w:hyperlink w:history="1" r:id="rIdgt1-js1nm4cyfgm3ddlpi">
               <w:r>
                 <w:rPr>
                   <w:rFonts w:ascii="Arial" w:cs="Arial" w:eastAsia="Arial" w:hAnsi="Arial"/>
@@ -35377,7 +35377,7 @@
               <w:spacing w:after="10" w:before="0"/>
               <w:ind w:left="120"/>
             </w:pPr>
-            <w:hyperlink w:history="1" r:id="rIddb2sdalpfff1qw3fh8ncg">
+            <w:hyperlink w:history="1" r:id="rIdjdrhukzz_bmvyb7awo4yw">
               <w:r>
                 <w:rPr>
                   <w:rFonts w:ascii="Arial" w:cs="Arial" w:eastAsia="Arial" w:hAnsi="Arial"/>
@@ -35437,7 +35437,7 @@
             <w:pPr>
               <w:spacing w:after="20" w:before="0"/>
             </w:pPr>
-            <w:hyperlink w:history="1" r:id="rId5yknwdlzwyaa7k2edw4er">
+            <w:hyperlink w:history="1" r:id="rIdp8utey1jgkja_8dij_7vf">
               <w:r>
                 <w:rPr>
                   <w:rFonts w:ascii="Arial" w:cs="Arial" w:eastAsia="Arial" w:hAnsi="Arial"/>
@@ -35486,7 +35486,7 @@
               <w:spacing w:after="10" w:before="0"/>
               <w:ind w:left="120"/>
             </w:pPr>
-            <w:hyperlink w:history="1" r:id="rIdugtq7ynw-vcexofyomzg1">
+            <w:hyperlink w:history="1" r:id="rIdu_qg8b5nnwwulfxj8vkua">
               <w:r>
                 <w:rPr>
                   <w:rFonts w:ascii="Arial" w:cs="Arial" w:eastAsia="Arial" w:hAnsi="Arial"/>
@@ -35698,7 +35698,7 @@
               <w:spacing w:after="10" w:before="0"/>
               <w:ind w:left="120"/>
             </w:pPr>
-            <w:hyperlink w:history="1" r:id="rIdzj45ekhfmzm7kjdgh47qq">
+            <w:hyperlink w:history="1" r:id="rIdestjmzly-vzbzgzcnzbtj">
               <w:r>
                 <w:rPr>
                   <w:rFonts w:ascii="Arial" w:cs="Arial" w:eastAsia="Arial" w:hAnsi="Arial"/>
@@ -35758,7 +35758,7 @@
             <w:pPr>
               <w:spacing w:after="20" w:before="0"/>
             </w:pPr>
-            <w:hyperlink w:history="1" r:id="rIdmgftfauhikdfqqptboic3">
+            <w:hyperlink w:history="1" r:id="rIdd0xfvhpg3vquzt_l0djrc">
               <w:r>
                 <w:rPr>
                   <w:rFonts w:ascii="Arial" w:cs="Arial" w:eastAsia="Arial" w:hAnsi="Arial"/>
@@ -35807,7 +35807,7 @@
               <w:spacing w:after="10" w:before="0"/>
               <w:ind w:left="120"/>
             </w:pPr>
-            <w:hyperlink w:history="1" r:id="rIdiegma1ag2idzktucvuki0">
+            <w:hyperlink w:history="1" r:id="rIdibhja6g0sa47w08zoszno">
               <w:r>
                 <w:rPr>
                   <w:rFonts w:ascii="Arial" w:cs="Arial" w:eastAsia="Arial" w:hAnsi="Arial"/>
@@ -36019,7 +36019,7 @@
               <w:spacing w:after="10" w:before="0"/>
               <w:ind w:left="120"/>
             </w:pPr>
-            <w:hyperlink w:history="1" r:id="rId3zeqevlatf1sizmdalugr">
+            <w:hyperlink w:history="1" r:id="rIdeq-pztmlxgn06od4rt0lx">
               <w:r>
                 <w:rPr>
                   <w:rFonts w:ascii="Arial" w:cs="Arial" w:eastAsia="Arial" w:hAnsi="Arial"/>
@@ -36079,7 +36079,7 @@
             <w:pPr>
               <w:spacing w:after="20" w:before="0"/>
             </w:pPr>
-            <w:hyperlink w:history="1" r:id="rIdgzijm7c_k7xhyes3htetf">
+            <w:hyperlink w:history="1" r:id="rId6jv436f-9n622j1n8s0ka">
               <w:r>
                 <w:rPr>
                   <w:rFonts w:ascii="Arial" w:cs="Arial" w:eastAsia="Arial" w:hAnsi="Arial"/>
@@ -36128,7 +36128,7 @@
               <w:spacing w:after="10" w:before="0"/>
               <w:ind w:left="120"/>
             </w:pPr>
-            <w:hyperlink w:history="1" r:id="rIdlbdjtzalga8jf2mkrh3z0">
+            <w:hyperlink w:history="1" r:id="rIdxaa2kqm_zbuypaodfmznl">
               <w:r>
                 <w:rPr>
                   <w:rFonts w:ascii="Arial" w:cs="Arial" w:eastAsia="Arial" w:hAnsi="Arial"/>
@@ -36640,7 +36640,7 @@
         </w:rPr>
         <w:t xml:space="preserve">© 2026 SeaVuria and ARES. Aligned with KICD objectives. Developed by SeaVuria; technical implementation by ARES (with AI assistance from Claude). Licensed under </w:t>
       </w:r>
-      <w:hyperlink w:history="1" r:id="rIdknv4rphucbwoftvwv-pph">
+      <w:hyperlink w:history="1" r:id="rId6sgnd5v1tfq-iyri8rujn">
         <w:r>
           <w:rPr>
             <w:rFonts w:ascii="Arial" w:cs="Arial" w:eastAsia="Arial" w:hAnsi="Arial"/>
@@ -36661,7 +36661,7 @@
         </w:rPr>
         <w:t xml:space="preserve"> (</w:t>
       </w:r>
-      <w:hyperlink w:history="1" r:id="rIdpply9sp8dte138y5wy5dd">
+      <w:hyperlink w:history="1" r:id="rIdnzmbvvv25ou_6682nnm8n">
         <w:r>
           <w:rPr>
             <w:rFonts w:ascii="Arial" w:cs="Arial" w:eastAsia="Arial" w:hAnsi="Arial"/>
@@ -37674,7 +37674,7 @@
             <w:pPr>
               <w:spacing w:after="20" w:before="0"/>
             </w:pPr>
-            <w:hyperlink w:history="1" r:id="rIdmblza5i1kno1wqto2orvt">
+            <w:hyperlink w:history="1" r:id="rIdpnz-yncv_oez1ga8nb75q">
               <w:r>
                 <w:rPr>
                   <w:rFonts w:ascii="Arial" w:cs="Arial" w:eastAsia="Arial" w:hAnsi="Arial"/>
@@ -37723,7 +37723,7 @@
               <w:spacing w:after="10" w:before="0"/>
               <w:ind w:left="120"/>
             </w:pPr>
-            <w:hyperlink w:history="1" r:id="rIdbybhlgm0ms55upbcetspl">
+            <w:hyperlink w:history="1" r:id="rIdmip6e3xixapvdo8v4r29n">
               <w:r>
                 <w:rPr>
                   <w:rFonts w:ascii="Arial" w:cs="Arial" w:eastAsia="Arial" w:hAnsi="Arial"/>
@@ -37768,7 +37768,7 @@
             <w:pPr>
               <w:spacing w:after="20" w:before="0"/>
             </w:pPr>
-            <w:hyperlink w:history="1" r:id="rId981arkmilg3qjknrmcypw">
+            <w:hyperlink w:history="1" r:id="rIdoavv7kz8y_b0tqsi9iwjj">
               <w:r>
                 <w:rPr>
                   <w:rFonts w:ascii="Arial" w:cs="Arial" w:eastAsia="Arial" w:hAnsi="Arial"/>
@@ -37801,7 +37801,7 @@
               <w:spacing w:after="10" w:before="0"/>
               <w:ind w:left="120"/>
             </w:pPr>
-            <w:hyperlink w:history="1" r:id="rIdukxpt5ip3ajaj0afuyxgt">
+            <w:hyperlink w:history="1" r:id="rIdzdy4iahvy9bbm8c7nb5lt">
               <w:r>
                 <w:rPr>
                   <w:rFonts w:ascii="Arial" w:cs="Arial" w:eastAsia="Arial" w:hAnsi="Arial"/>
@@ -37996,7 +37996,7 @@
             <w:pPr>
               <w:spacing w:after="20" w:before="0"/>
             </w:pPr>
-            <w:hyperlink w:history="1" r:id="rIdgsiisnke15mbag5vhfi-f">
+            <w:hyperlink w:history="1" r:id="rId1t9knquabfhjzlyvwbtpg">
               <w:r>
                 <w:rPr>
                   <w:rFonts w:ascii="Arial" w:cs="Arial" w:eastAsia="Arial" w:hAnsi="Arial"/>
@@ -38045,7 +38045,7 @@
               <w:spacing w:after="10" w:before="0"/>
               <w:ind w:left="120"/>
             </w:pPr>
-            <w:hyperlink w:history="1" r:id="rIddtrtxqv8vzbxsvbnzpgpz">
+            <w:hyperlink w:history="1" r:id="rIdozo3jutum2ar18ealiguc">
               <w:r>
                 <w:rPr>
                   <w:rFonts w:ascii="Arial" w:cs="Arial" w:eastAsia="Arial" w:hAnsi="Arial"/>
@@ -38090,7 +38090,7 @@
             <w:pPr>
               <w:spacing w:after="20" w:before="0"/>
             </w:pPr>
-            <w:hyperlink w:history="1" r:id="rId3ebcdrlejw5gnt_qltdhe">
+            <w:hyperlink w:history="1" r:id="rId-6fotm2t4fd4w-3dwpgbe">
               <w:r>
                 <w:rPr>
                   <w:rFonts w:ascii="Arial" w:cs="Arial" w:eastAsia="Arial" w:hAnsi="Arial"/>
@@ -38123,7 +38123,7 @@
               <w:spacing w:after="10" w:before="0"/>
               <w:ind w:left="120"/>
             </w:pPr>
-            <w:hyperlink w:history="1" r:id="rIdq-xwzsdsxaowy3bsrv8ry">
+            <w:hyperlink w:history="1" r:id="rIdpv00fkyupm3mwhgangcf0">
               <w:r>
                 <w:rPr>
                   <w:rFonts w:ascii="Arial" w:cs="Arial" w:eastAsia="Arial" w:hAnsi="Arial"/>
@@ -38165,7 +38165,7 @@
                 <w:sz w:val="18"/>
                 <w:szCs w:val="18"/>
               </w:rPr>
-              <w:t xml:space="preserve">Learners spend 10 minutes on a silent Gallery Walk around the classroom. Posted around the walls are 8 'Evidence Stations' — each a brief summary card (prepared by teacher) representing one major evidence activity from the unit: (1) Lesson 1 breathing/pulse data table; (2) diagram of a respiratory surface with labelled features (thin walls, moist, large surface area, rich blood supply); (3) the class results from the breathing mechanics investigation (chest measurements at rest vs. inhale); (4) the dissection or diagram of a fish gill; (5) the chemical equation for aerobic respiration: C₆H₁₂O₆ + 6O₂ → 6CO₂ + 6H₂O + ATP; (6) the lactic acid fermentation equation and the 'burning legs' explanation from the Lesson 8 muscle fatigue investigation; (7) the diagram of the alveolus-capillary interface showing oxygen and CO₂ diffusion; (8) the circulatory system diagram showing how oxygenated blood travels from lungs to muscles. At each station, learners write one sentence in their notebook: 'This evidence tells me...' They also do a DQB Audit: they review each question on the Driving Question Board and place a tick in their notebook next to questions they believe have now been fully answered.</w:t>
+              <w:t xml:space="preserve">Learners spend 10 minutes on a silent Gallery Walk around the classroom. Posted around the walls are 8 'Evidence Stations' — each a brief summary card (prepared by teacher) representing one major evidence activity from the unit: (1) Lesson 1 breathing/pulse data table; (2) diagram of a respiratory surface with labelled features (thin walls, moist, large surface area, rich blood supply); (3) the class results from the breathing mechanics investigation (chest measurements at rest vs. inhale); (4) the dissection or diagram of a fish gill; (5) the chemical equation for aerobic respiration: C₆H₁₂O₆ + 6O₂ → 6CO₂ + 6H₂O + ATP; (6) the lactic acid fermentation equation and the 'burning legs' explanation from Lesson 7 (anaerobic respiration and oxygen debt); (7) the diagram of the alveolus-capillary interface showing oxygen and CO₂ diffusion; (8) the circulatory system diagram showing how oxygenated blood travels from lungs to muscles. At each station, learners write one sentence in their notebook: 'This evidence tells me...' They also do a DQB Audit: they review each question on the Driving Question Board and place a tick in their notebook next to questions they believe have now been fully answered.</w:t>
             </w:r>
           </w:p>
         </w:tc>
@@ -38318,7 +38318,7 @@
             <w:pPr>
               <w:spacing w:after="20" w:before="0"/>
             </w:pPr>
-            <w:hyperlink w:history="1" r:id="rIdqmwbfpptzu3csex93qy1k">
+            <w:hyperlink w:history="1" r:id="rId0lhvcayqbnb4fn6bahvtp">
               <w:r>
                 <w:rPr>
                   <w:rFonts w:ascii="Arial" w:cs="Arial" w:eastAsia="Arial" w:hAnsi="Arial"/>
@@ -38367,7 +38367,7 @@
               <w:spacing w:after="10" w:before="0"/>
               <w:ind w:left="120"/>
             </w:pPr>
-            <w:hyperlink w:history="1" r:id="rId4f9gyufsp6xrzybftnzdw">
+            <w:hyperlink w:history="1" r:id="rIdh2luxufbhuxnwmbzpfwxw">
               <w:r>
                 <w:rPr>
                   <w:rFonts w:ascii="Arial" w:cs="Arial" w:eastAsia="Arial" w:hAnsi="Arial"/>
@@ -38412,7 +38412,7 @@
             <w:pPr>
               <w:spacing w:after="20" w:before="0"/>
             </w:pPr>
-            <w:hyperlink w:history="1" r:id="rIdensvuw2mur1p7srqvbfs8">
+            <w:hyperlink w:history="1" r:id="rId3prl6d0zkltvo4i67-ty2">
               <w:r>
                 <w:rPr>
                   <w:rFonts w:ascii="Arial" w:cs="Arial" w:eastAsia="Arial" w:hAnsi="Arial"/>
@@ -38445,7 +38445,7 @@
               <w:spacing w:after="10" w:before="0"/>
               <w:ind w:left="120"/>
             </w:pPr>
-            <w:hyperlink w:history="1" r:id="rIdejfubapsn0d5ot82nrj1k">
+            <w:hyperlink w:history="1" r:id="rId9o1dgcagglm7efeyk5uje">
               <w:r>
                 <w:rPr>
                   <w:rFonts w:ascii="Arial" w:cs="Arial" w:eastAsia="Arial" w:hAnsi="Arial"/>
@@ -38640,7 +38640,7 @@
             <w:pPr>
               <w:spacing w:after="20" w:before="0"/>
             </w:pPr>
-            <w:hyperlink w:history="1" r:id="rIdwsivt6grthh658_2brid7">
+            <w:hyperlink w:history="1" r:id="rIdw3dr4ue2m_taiy_g7t7pc">
               <w:r>
                 <w:rPr>
                   <w:rFonts w:ascii="Arial" w:cs="Arial" w:eastAsia="Arial" w:hAnsi="Arial"/>
@@ -38689,7 +38689,7 @@
               <w:spacing w:after="10" w:before="0"/>
               <w:ind w:left="120"/>
             </w:pPr>
-            <w:hyperlink w:history="1" r:id="rId8iqe9jx3qpdtwqwj-wd7l">
+            <w:hyperlink w:history="1" r:id="rIdl2ewjhpz7hccsv-heqdsr">
               <w:r>
                 <w:rPr>
                   <w:rFonts w:ascii="Arial" w:cs="Arial" w:eastAsia="Arial" w:hAnsi="Arial"/>
@@ -38734,7 +38734,7 @@
             <w:pPr>
               <w:spacing w:after="20" w:before="0"/>
             </w:pPr>
-            <w:hyperlink w:history="1" r:id="rIdase9qcpnjqp3pc2r-n0nz">
+            <w:hyperlink w:history="1" r:id="rIduvbkxv1qgwrulw19zlksd">
               <w:r>
                 <w:rPr>
                   <w:rFonts w:ascii="Arial" w:cs="Arial" w:eastAsia="Arial" w:hAnsi="Arial"/>
@@ -38767,7 +38767,7 @@
               <w:spacing w:after="10" w:before="0"/>
               <w:ind w:left="120"/>
             </w:pPr>
-            <w:hyperlink w:history="1" r:id="rId6wtds5xakyhocpob2turb">
+            <w:hyperlink w:history="1" r:id="rIdqujwvni53sx9xy0ogtaw4">
               <w:r>
                 <w:rPr>
                   <w:rFonts w:ascii="Arial" w:cs="Arial" w:eastAsia="Arial" w:hAnsi="Arial"/>
@@ -38962,7 +38962,7 @@
             <w:pPr>
               <w:spacing w:after="20" w:before="0"/>
             </w:pPr>
-            <w:hyperlink w:history="1" r:id="rId9o9apb5ogkzdpldl8mpcu">
+            <w:hyperlink w:history="1" r:id="rIdo2cifyi9wpf3wczi303sr">
               <w:r>
                 <w:rPr>
                   <w:rFonts w:ascii="Arial" w:cs="Arial" w:eastAsia="Arial" w:hAnsi="Arial"/>
@@ -39011,7 +39011,7 @@
               <w:spacing w:after="10" w:before="0"/>
               <w:ind w:left="120"/>
             </w:pPr>
-            <w:hyperlink w:history="1" r:id="rId3_pbz8sv65itq5bym5m4r">
+            <w:hyperlink w:history="1" r:id="rIdmee9dguovvwk-xh9kvvzw">
               <w:r>
                 <w:rPr>
                   <w:rFonts w:ascii="Arial" w:cs="Arial" w:eastAsia="Arial" w:hAnsi="Arial"/>
@@ -39056,7 +39056,7 @@
             <w:pPr>
               <w:spacing w:after="20" w:before="0"/>
             </w:pPr>
-            <w:hyperlink w:history="1" r:id="rIdzdh9fcfbtusrtnwbdcj1j">
+            <w:hyperlink w:history="1" r:id="rIdio1rqw50-b3puun56eur7">
               <w:r>
                 <w:rPr>
                   <w:rFonts w:ascii="Arial" w:cs="Arial" w:eastAsia="Arial" w:hAnsi="Arial"/>
@@ -39089,7 +39089,7 @@
               <w:spacing w:after="10" w:before="0"/>
               <w:ind w:left="120"/>
             </w:pPr>
-            <w:hyperlink w:history="1" r:id="rIdgyl6hcpthqlcg4t0s9sby">
+            <w:hyperlink w:history="1" r:id="rIdcur61_sdonr2rbj7srn6m">
               <w:r>
                 <w:rPr>
                   <w:rFonts w:ascii="Arial" w:cs="Arial" w:eastAsia="Arial" w:hAnsi="Arial"/>
@@ -39829,7 +39829,7 @@
         </w:rPr>
         <w:t xml:space="preserve">© 2026 SeaVuria and ARES. Aligned with KICD objectives. Developed by SeaVuria; technical implementation by ARES (with AI assistance from Claude). Licensed under </w:t>
       </w:r>
-      <w:hyperlink w:history="1" r:id="rIdrfuasdwg9yqq3grtdjbxd">
+      <w:hyperlink w:history="1" r:id="rIdfrkraleohi8g1mtoinckl">
         <w:r>
           <w:rPr>
             <w:rFonts w:ascii="Arial" w:cs="Arial" w:eastAsia="Arial" w:hAnsi="Arial"/>
@@ -39850,7 +39850,7 @@
         </w:rPr>
         <w:t xml:space="preserve"> (</w:t>
       </w:r>
-      <w:hyperlink w:history="1" r:id="rId24x6_kd6sfeaheukhvqse">
+      <w:hyperlink w:history="1" r:id="rIdvfx1ioxrm2irird_2wn1c">
         <w:r>
           <w:rPr>
             <w:rFonts w:ascii="Arial" w:cs="Arial" w:eastAsia="Arial" w:hAnsi="Arial"/>

--- a/data/outputs/v2/Biology/SS3.3_Animal_Gaseous_Exchange_and_Respiration/Biology_Animal_Gaseous_Exchange_and_Respiration_CBE_LessonSequence.docx
+++ b/data/outputs/v2/Biology/SS3.3_Animal_Gaseous_Exchange_and_Respiration/Biology_Animal_Gaseous_Exchange_and_Respiration_CBE_LessonSequence.docx
@@ -2690,7 +2690,7 @@
         </w:rPr>
         <w:t xml:space="preserve">© 2026 SeaVuria and ARES. This work is licensed under a </w:t>
       </w:r>
-      <w:hyperlink w:history="1" r:id="rIdqpwryvkavuyxdhheovxlg">
+      <w:hyperlink w:history="1" r:id="rIdk2oq9a1jotckrddtm5wws">
         <w:r>
           <w:rPr>
             <w:rFonts w:ascii="Arial" w:cs="Arial" w:eastAsia="Arial" w:hAnsi="Arial"/>
@@ -2710,7 +2710,7 @@
         </w:rPr>
         <w:t xml:space="preserve"> (</w:t>
       </w:r>
-      <w:hyperlink w:history="1" r:id="rIdoshjw5wdxd8mxqqkkll83">
+      <w:hyperlink w:history="1" r:id="rIdinrqzupe14swfcfar6syn">
         <w:r>
           <w:rPr>
             <w:rFonts w:ascii="Arial" w:cs="Arial" w:eastAsia="Arial" w:hAnsi="Arial"/>
@@ -2730,7 +2730,7 @@
         </w:rPr>
         <w:t xml:space="preserve">). To view a copy of this license, visit </w:t>
       </w:r>
-      <w:hyperlink w:history="1" r:id="rIdxy-cc0fg2dyyk_j8duqfi">
+      <w:hyperlink w:history="1" r:id="rIdyavgd6jchjvecgn3rtd7i">
         <w:r>
           <w:rPr>
             <w:rFonts w:ascii="Arial" w:cs="Arial" w:eastAsia="Arial" w:hAnsi="Arial"/>
@@ -3742,7 +3742,7 @@
             <w:pPr>
               <w:spacing w:after="20" w:before="0"/>
             </w:pPr>
-            <w:hyperlink w:history="1" r:id="rIdxflg5gqwxv-7uiddudg_j">
+            <w:hyperlink w:history="1" r:id="rIdpgpset9b0ogjq219feli9">
               <w:r>
                 <w:rPr>
                   <w:rFonts w:ascii="Arial" w:cs="Arial" w:eastAsia="Arial" w:hAnsi="Arial"/>
@@ -3775,7 +3775,7 @@
               <w:spacing w:after="10" w:before="0"/>
               <w:ind w:left="120"/>
             </w:pPr>
-            <w:hyperlink w:history="1" r:id="rIdudlv-l4dtfdshmewak5sq">
+            <w:hyperlink w:history="1" r:id="rId-vlsygqu7qd78elo4quvx">
               <w:r>
                 <w:rPr>
                   <w:rFonts w:ascii="Arial" w:cs="Arial" w:eastAsia="Arial" w:hAnsi="Arial"/>
@@ -3820,7 +3820,7 @@
             <w:pPr>
               <w:spacing w:after="20" w:before="0"/>
             </w:pPr>
-            <w:hyperlink w:history="1" r:id="rIdzclw_tmad-cyokv3vf7q9">
+            <w:hyperlink w:history="1" r:id="rIdr4m4lt1oiw1pf5o5gqe9e">
               <w:r>
                 <w:rPr>
                   <w:rFonts w:ascii="Arial" w:cs="Arial" w:eastAsia="Arial" w:hAnsi="Arial"/>
@@ -3853,7 +3853,7 @@
               <w:spacing w:after="10" w:before="0"/>
               <w:ind w:left="120"/>
             </w:pPr>
-            <w:hyperlink w:history="1" r:id="rId52f3nlsjss279yjdiykgu">
+            <w:hyperlink w:history="1" r:id="rIdpohzpuzngycvlzv2qfmxo">
               <w:r>
                 <w:rPr>
                   <w:rFonts w:ascii="Arial" w:cs="Arial" w:eastAsia="Arial" w:hAnsi="Arial"/>
@@ -4048,7 +4048,7 @@
             <w:pPr>
               <w:spacing w:after="20" w:before="0"/>
             </w:pPr>
-            <w:hyperlink w:history="1" r:id="rIdd6vhvsqqxa2i0xmtdg6og">
+            <w:hyperlink w:history="1" r:id="rIdn9hmkcofdsnglu9udkkfh">
               <w:r>
                 <w:rPr>
                   <w:rFonts w:ascii="Arial" w:cs="Arial" w:eastAsia="Arial" w:hAnsi="Arial"/>
@@ -4081,7 +4081,7 @@
               <w:spacing w:after="10" w:before="0"/>
               <w:ind w:left="120"/>
             </w:pPr>
-            <w:hyperlink w:history="1" r:id="rIdevfh0yqxbyv6fhhller_c">
+            <w:hyperlink w:history="1" r:id="rIda1owv_ctsrz6vowavc6x_">
               <w:r>
                 <w:rPr>
                   <w:rFonts w:ascii="Arial" w:cs="Arial" w:eastAsia="Arial" w:hAnsi="Arial"/>
@@ -4126,7 +4126,7 @@
             <w:pPr>
               <w:spacing w:after="20" w:before="0"/>
             </w:pPr>
-            <w:hyperlink w:history="1" r:id="rIduys7z8lz_h0gscem3dopf">
+            <w:hyperlink w:history="1" r:id="rId6uhmwpyz6nwbw3hqjxktu">
               <w:r>
                 <w:rPr>
                   <w:rFonts w:ascii="Arial" w:cs="Arial" w:eastAsia="Arial" w:hAnsi="Arial"/>
@@ -4159,7 +4159,7 @@
               <w:spacing w:after="10" w:before="0"/>
               <w:ind w:left="120"/>
             </w:pPr>
-            <w:hyperlink w:history="1" r:id="rIdeybhnshk_lbup5p32eqvj">
+            <w:hyperlink w:history="1" r:id="rIdcdazl5unlubmt4vj45xo8">
               <w:r>
                 <w:rPr>
                   <w:rFonts w:ascii="Arial" w:cs="Arial" w:eastAsia="Arial" w:hAnsi="Arial"/>
@@ -4354,7 +4354,7 @@
             <w:pPr>
               <w:spacing w:after="20" w:before="0"/>
             </w:pPr>
-            <w:hyperlink w:history="1" r:id="rIdauyalkh94pn9016qwi2yt">
+            <w:hyperlink w:history="1" r:id="rIdwu-yhypf4gttp8fhaqxh5">
               <w:r>
                 <w:rPr>
                   <w:rFonts w:ascii="Arial" w:cs="Arial" w:eastAsia="Arial" w:hAnsi="Arial"/>
@@ -4403,7 +4403,7 @@
               <w:spacing w:after="10" w:before="0"/>
               <w:ind w:left="120"/>
             </w:pPr>
-            <w:hyperlink w:history="1" r:id="rIdlsrh-2tstdgz97gdhhi_3">
+            <w:hyperlink w:history="1" r:id="rIdgtmjhprbq0qzephlifhud">
               <w:r>
                 <w:rPr>
                   <w:rFonts w:ascii="Arial" w:cs="Arial" w:eastAsia="Arial" w:hAnsi="Arial"/>
@@ -4448,7 +4448,7 @@
             <w:pPr>
               <w:spacing w:after="20" w:before="0"/>
             </w:pPr>
-            <w:hyperlink w:history="1" r:id="rId_u_0fg1ldihx-ppy38hm6">
+            <w:hyperlink w:history="1" r:id="rIdrgmbrpa6r4ve2yxf-hqjs">
               <w:r>
                 <w:rPr>
                   <w:rFonts w:ascii="Arial" w:cs="Arial" w:eastAsia="Arial" w:hAnsi="Arial"/>
@@ -4481,7 +4481,7 @@
               <w:spacing w:after="10" w:before="0"/>
               <w:ind w:left="120"/>
             </w:pPr>
-            <w:hyperlink w:history="1" r:id="rIdeidbmgx3qcibk4g5cj1un">
+            <w:hyperlink w:history="1" r:id="rIdkyooefxv9kwfc-ub2tomx">
               <w:r>
                 <w:rPr>
                   <w:rFonts w:ascii="Arial" w:cs="Arial" w:eastAsia="Arial" w:hAnsi="Arial"/>
@@ -4676,7 +4676,7 @@
             <w:pPr>
               <w:spacing w:after="20" w:before="0"/>
             </w:pPr>
-            <w:hyperlink w:history="1" r:id="rIdsqpjxhunjkvk9gmrut2p6">
+            <w:hyperlink w:history="1" r:id="rIdpaegaybasrszzk3qntuxn">
               <w:r>
                 <w:rPr>
                   <w:rFonts w:ascii="Arial" w:cs="Arial" w:eastAsia="Arial" w:hAnsi="Arial"/>
@@ -4725,7 +4725,7 @@
               <w:spacing w:after="10" w:before="0"/>
               <w:ind w:left="120"/>
             </w:pPr>
-            <w:hyperlink w:history="1" r:id="rIdoniqylmcq57a9gyx0ceeu">
+            <w:hyperlink w:history="1" r:id="rIdqeiv8q2clri20soa-dfsd">
               <w:r>
                 <w:rPr>
                   <w:rFonts w:ascii="Arial" w:cs="Arial" w:eastAsia="Arial" w:hAnsi="Arial"/>
@@ -4770,7 +4770,7 @@
             <w:pPr>
               <w:spacing w:after="20" w:before="0"/>
             </w:pPr>
-            <w:hyperlink w:history="1" r:id="rIdojikuj-w7-yu5oq1ngdxa">
+            <w:hyperlink w:history="1" r:id="rIdncotu0hnjyrwvk5re63ej">
               <w:r>
                 <w:rPr>
                   <w:rFonts w:ascii="Arial" w:cs="Arial" w:eastAsia="Arial" w:hAnsi="Arial"/>
@@ -4803,7 +4803,7 @@
               <w:spacing w:after="10" w:before="0"/>
               <w:ind w:left="120"/>
             </w:pPr>
-            <w:hyperlink w:history="1" r:id="rId2hse_84ed5vokhvvf_ujr">
+            <w:hyperlink w:history="1" r:id="rIdtu-m2cwq8mll9fi8tjlrq">
               <w:r>
                 <w:rPr>
                   <w:rFonts w:ascii="Arial" w:cs="Arial" w:eastAsia="Arial" w:hAnsi="Arial"/>
@@ -4998,7 +4998,7 @@
             <w:pPr>
               <w:spacing w:after="20" w:before="0"/>
             </w:pPr>
-            <w:hyperlink w:history="1" r:id="rIdhgesbtvmaqaa4h6wav5gq">
+            <w:hyperlink w:history="1" r:id="rId99-tu_lf3nn12jvwunpun">
               <w:r>
                 <w:rPr>
                   <w:rFonts w:ascii="Arial" w:cs="Arial" w:eastAsia="Arial" w:hAnsi="Arial"/>
@@ -5031,7 +5031,7 @@
               <w:spacing w:after="10" w:before="0"/>
               <w:ind w:left="120"/>
             </w:pPr>
-            <w:hyperlink w:history="1" r:id="rIdm-vi_btrmvjtldoupimvo">
+            <w:hyperlink w:history="1" r:id="rIdrwnsx-z4jlcd3cd1qmmr0">
               <w:r>
                 <w:rPr>
                   <w:rFonts w:ascii="Arial" w:cs="Arial" w:eastAsia="Arial" w:hAnsi="Arial"/>
@@ -5076,7 +5076,7 @@
             <w:pPr>
               <w:spacing w:after="20" w:before="0"/>
             </w:pPr>
-            <w:hyperlink w:history="1" r:id="rIdcplvzgw4ad4vy6nqejpn3">
+            <w:hyperlink w:history="1" r:id="rIdjlh1hh4y7mcffg_isad96">
               <w:r>
                 <w:rPr>
                   <w:rFonts w:ascii="Arial" w:cs="Arial" w:eastAsia="Arial" w:hAnsi="Arial"/>
@@ -5125,7 +5125,7 @@
               <w:spacing w:after="10" w:before="0"/>
               <w:ind w:left="120"/>
             </w:pPr>
-            <w:hyperlink w:history="1" r:id="rId4kggapw7rgnjed0pia2rs">
+            <w:hyperlink w:history="1" r:id="rId9eqlevdmfd5-oiwyz6j1h">
               <w:r>
                 <w:rPr>
                   <w:rFonts w:ascii="Arial" w:cs="Arial" w:eastAsia="Arial" w:hAnsi="Arial"/>
@@ -5637,7 +5637,7 @@
         </w:rPr>
         <w:t xml:space="preserve">© 2026 SeaVuria and ARES. Aligned with KICD objectives. Developed by SeaVuria; technical implementation by ARES (with AI assistance from Claude). Licensed under </w:t>
       </w:r>
-      <w:hyperlink w:history="1" r:id="rIdr-_wwdwolmb-hx_u3-zno">
+      <w:hyperlink w:history="1" r:id="rIdozw12hijgjsif018whf7m">
         <w:r>
           <w:rPr>
             <w:rFonts w:ascii="Arial" w:cs="Arial" w:eastAsia="Arial" w:hAnsi="Arial"/>
@@ -5658,7 +5658,7 @@
         </w:rPr>
         <w:t xml:space="preserve"> (</w:t>
       </w:r>
-      <w:hyperlink w:history="1" r:id="rIdreq6tuswsrwkxc8pyqee5">
+      <w:hyperlink w:history="1" r:id="rIdpddces3fispfhoqgytmwf">
         <w:r>
           <w:rPr>
             <w:rFonts w:ascii="Arial" w:cs="Arial" w:eastAsia="Arial" w:hAnsi="Arial"/>
@@ -6671,7 +6671,7 @@
             <w:pPr>
               <w:spacing w:after="20" w:before="0"/>
             </w:pPr>
-            <w:hyperlink w:history="1" r:id="rIdakuwzsdonx0mt2ypjozlu">
+            <w:hyperlink w:history="1" r:id="rIdhz6ev44rccdfyviqf2cnh">
               <w:r>
                 <w:rPr>
                   <w:rFonts w:ascii="Arial" w:cs="Arial" w:eastAsia="Arial" w:hAnsi="Arial"/>
@@ -6720,7 +6720,7 @@
               <w:spacing w:after="10" w:before="0"/>
               <w:ind w:left="120"/>
             </w:pPr>
-            <w:hyperlink w:history="1" r:id="rId4l237kprq_-mn688fbz0u">
+            <w:hyperlink w:history="1" r:id="rIdyseft0mxfakabaymqu2q0">
               <w:r>
                 <w:rPr>
                   <w:rFonts w:ascii="Arial" w:cs="Arial" w:eastAsia="Arial" w:hAnsi="Arial"/>
@@ -6782,7 +6782,7 @@
               <w:spacing w:after="10" w:before="0"/>
               <w:ind w:left="120"/>
             </w:pPr>
-            <w:hyperlink w:history="1" r:id="rIdzkwd9heyztycos_fy0a4i">
+            <w:hyperlink w:history="1" r:id="rId_ij-aaumu9-9xbqtbghyr">
               <w:r>
                 <w:rPr>
                   <w:rFonts w:ascii="Arial" w:cs="Arial" w:eastAsia="Arial" w:hAnsi="Arial"/>
@@ -6992,7 +6992,7 @@
             <w:pPr>
               <w:spacing w:after="20" w:before="0"/>
             </w:pPr>
-            <w:hyperlink w:history="1" r:id="rIdqhhjom0w-jly77chnr_yy">
+            <w:hyperlink w:history="1" r:id="rIdbcfjufunak3q61vp0gg_d">
               <w:r>
                 <w:rPr>
                   <w:rFonts w:ascii="Arial" w:cs="Arial" w:eastAsia="Arial" w:hAnsi="Arial"/>
@@ -7041,7 +7041,7 @@
               <w:spacing w:after="10" w:before="0"/>
               <w:ind w:left="120"/>
             </w:pPr>
-            <w:hyperlink w:history="1" r:id="rIds9go3xrhl49votjthqgy7">
+            <w:hyperlink w:history="1" r:id="rIdz8vwo_qc5iwacb08orobc">
               <w:r>
                 <w:rPr>
                   <w:rFonts w:ascii="Arial" w:cs="Arial" w:eastAsia="Arial" w:hAnsi="Arial"/>
@@ -7103,7 +7103,7 @@
               <w:spacing w:after="10" w:before="0"/>
               <w:ind w:left="120"/>
             </w:pPr>
-            <w:hyperlink w:history="1" r:id="rIdkjkkk9oyxt_zecypx62qq">
+            <w:hyperlink w:history="1" r:id="rIdb8auvjy6helww7lb8xblw">
               <w:r>
                 <w:rPr>
                   <w:rFonts w:ascii="Arial" w:cs="Arial" w:eastAsia="Arial" w:hAnsi="Arial"/>
@@ -7313,7 +7313,7 @@
             <w:pPr>
               <w:spacing w:after="20" w:before="0"/>
             </w:pPr>
-            <w:hyperlink w:history="1" r:id="rIdq-gpo0otfalecboat_ra0">
+            <w:hyperlink w:history="1" r:id="rIdo37jn0aywt-jfvutokzgz">
               <w:r>
                 <w:rPr>
                   <w:rFonts w:ascii="Arial" w:cs="Arial" w:eastAsia="Arial" w:hAnsi="Arial"/>
@@ -7362,7 +7362,7 @@
               <w:spacing w:after="10" w:before="0"/>
               <w:ind w:left="120"/>
             </w:pPr>
-            <w:hyperlink w:history="1" r:id="rIdybxctpjwc1twizbg9hazi">
+            <w:hyperlink w:history="1" r:id="rIdp1yqsfutck53nid_3xx2w">
               <w:r>
                 <w:rPr>
                   <w:rFonts w:ascii="Arial" w:cs="Arial" w:eastAsia="Arial" w:hAnsi="Arial"/>
@@ -7424,7 +7424,7 @@
               <w:spacing w:after="10" w:before="0"/>
               <w:ind w:left="120"/>
             </w:pPr>
-            <w:hyperlink w:history="1" r:id="rId_8a5a5gwuvjqps5taimfm">
+            <w:hyperlink w:history="1" r:id="rIdgvgkabzdyegezb1oytkvi">
               <w:r>
                 <w:rPr>
                   <w:rFonts w:ascii="Arial" w:cs="Arial" w:eastAsia="Arial" w:hAnsi="Arial"/>
@@ -7634,7 +7634,7 @@
             <w:pPr>
               <w:spacing w:after="20" w:before="0"/>
             </w:pPr>
-            <w:hyperlink w:history="1" r:id="rIdbebnafiznr-wtjv26zpzf">
+            <w:hyperlink w:history="1" r:id="rIdj2q6tb8icahzrvmj6v5yr">
               <w:r>
                 <w:rPr>
                   <w:rFonts w:ascii="Arial" w:cs="Arial" w:eastAsia="Arial" w:hAnsi="Arial"/>
@@ -7683,7 +7683,7 @@
               <w:spacing w:after="10" w:before="0"/>
               <w:ind w:left="120"/>
             </w:pPr>
-            <w:hyperlink w:history="1" r:id="rIdy_fxa5gz-caoawrnndkwl">
+            <w:hyperlink w:history="1" r:id="rIdtmbm6ier1asarsk2dajy4">
               <w:r>
                 <w:rPr>
                   <w:rFonts w:ascii="Arial" w:cs="Arial" w:eastAsia="Arial" w:hAnsi="Arial"/>
@@ -7745,7 +7745,7 @@
               <w:spacing w:after="10" w:before="0"/>
               <w:ind w:left="120"/>
             </w:pPr>
-            <w:hyperlink w:history="1" r:id="rIdpcce99br8y4d7bo36bwik">
+            <w:hyperlink w:history="1" r:id="rIdwnl5l8k3htn4vgti8aumi">
               <w:r>
                 <w:rPr>
                   <w:rFonts w:ascii="Arial" w:cs="Arial" w:eastAsia="Arial" w:hAnsi="Arial"/>
@@ -7955,7 +7955,7 @@
             <w:pPr>
               <w:spacing w:after="20" w:before="0"/>
             </w:pPr>
-            <w:hyperlink w:history="1" r:id="rId2agr7h0w51srssnqvt1b0">
+            <w:hyperlink w:history="1" r:id="rIdcb7ro-elvlqivmjfo9ihs">
               <w:r>
                 <w:rPr>
                   <w:rFonts w:ascii="Arial" w:cs="Arial" w:eastAsia="Arial" w:hAnsi="Arial"/>
@@ -8004,7 +8004,7 @@
               <w:spacing w:after="10" w:before="0"/>
               <w:ind w:left="120"/>
             </w:pPr>
-            <w:hyperlink w:history="1" r:id="rId4ua57gezvmikqvooa0yrn">
+            <w:hyperlink w:history="1" r:id="rIdlxsadesczhc4bjp-ms342">
               <w:r>
                 <w:rPr>
                   <w:rFonts w:ascii="Arial" w:cs="Arial" w:eastAsia="Arial" w:hAnsi="Arial"/>
@@ -8066,7 +8066,7 @@
               <w:spacing w:after="10" w:before="0"/>
               <w:ind w:left="120"/>
             </w:pPr>
-            <w:hyperlink w:history="1" r:id="rIdwjq3zxkbzt72bdxswz9t4">
+            <w:hyperlink w:history="1" r:id="rIdkogjibuml9k79x5jyxqcl">
               <w:r>
                 <w:rPr>
                   <w:rFonts w:ascii="Arial" w:cs="Arial" w:eastAsia="Arial" w:hAnsi="Arial"/>
@@ -8593,7 +8593,7 @@
         </w:rPr>
         <w:t xml:space="preserve">© 2026 SeaVuria and ARES. Aligned with KICD objectives. Developed by SeaVuria; technical implementation by ARES (with AI assistance from Claude). Licensed under </w:t>
       </w:r>
-      <w:hyperlink w:history="1" r:id="rId1va6vvoah6gqzxtpb6obv">
+      <w:hyperlink w:history="1" r:id="rIdpxlmmqhk8boatktiek_i1">
         <w:r>
           <w:rPr>
             <w:rFonts w:ascii="Arial" w:cs="Arial" w:eastAsia="Arial" w:hAnsi="Arial"/>
@@ -8614,7 +8614,7 @@
         </w:rPr>
         <w:t xml:space="preserve"> (</w:t>
       </w:r>
-      <w:hyperlink w:history="1" r:id="rIdpoafsb1sz1adlkuzualb2">
+      <w:hyperlink w:history="1" r:id="rIdpeju5azgg3ewhnria0zjm">
         <w:r>
           <w:rPr>
             <w:rFonts w:ascii="Arial" w:cs="Arial" w:eastAsia="Arial" w:hAnsi="Arial"/>
@@ -9627,7 +9627,7 @@
             <w:pPr>
               <w:spacing w:after="20" w:before="0"/>
             </w:pPr>
-            <w:hyperlink w:history="1" r:id="rIdatvhqusr68rtqslkeikvo">
+            <w:hyperlink w:history="1" r:id="rIdplwgpa49p17gpl9-61_ng">
               <w:r>
                 <w:rPr>
                   <w:rFonts w:ascii="Arial" w:cs="Arial" w:eastAsia="Arial" w:hAnsi="Arial"/>
@@ -9676,7 +9676,7 @@
               <w:spacing w:after="10" w:before="0"/>
               <w:ind w:left="120"/>
             </w:pPr>
-            <w:hyperlink w:history="1" r:id="rIddosgrrddgewzs0uk7lfyo">
+            <w:hyperlink w:history="1" r:id="rId3oxooozxx_x0iunptfq2f">
               <w:r>
                 <w:rPr>
                   <w:rFonts w:ascii="Arial" w:cs="Arial" w:eastAsia="Arial" w:hAnsi="Arial"/>
@@ -9738,7 +9738,7 @@
               <w:spacing w:after="10" w:before="0"/>
               <w:ind w:left="120"/>
             </w:pPr>
-            <w:hyperlink w:history="1" r:id="rIddppgri679ggom0xaczhxo">
+            <w:hyperlink w:history="1" r:id="rIdl6lzmkatfjii8edfqjnys">
               <w:r>
                 <w:rPr>
                   <w:rFonts w:ascii="Arial" w:cs="Arial" w:eastAsia="Arial" w:hAnsi="Arial"/>
@@ -9948,7 +9948,7 @@
             <w:pPr>
               <w:spacing w:after="20" w:before="0"/>
             </w:pPr>
-            <w:hyperlink w:history="1" r:id="rIdyc3eswodtx_o6ipu2rxbs">
+            <w:hyperlink w:history="1" r:id="rIda8fcy_g55cq-9hgzihdgm">
               <w:r>
                 <w:rPr>
                   <w:rFonts w:ascii="Arial" w:cs="Arial" w:eastAsia="Arial" w:hAnsi="Arial"/>
@@ -9997,7 +9997,7 @@
               <w:spacing w:after="10" w:before="0"/>
               <w:ind w:left="120"/>
             </w:pPr>
-            <w:hyperlink w:history="1" r:id="rIdq8fyxafuuhvi8lnydpz5h">
+            <w:hyperlink w:history="1" r:id="rIdjojg01wt0gvyy2l7gnbrr">
               <w:r>
                 <w:rPr>
                   <w:rFonts w:ascii="Arial" w:cs="Arial" w:eastAsia="Arial" w:hAnsi="Arial"/>
@@ -10059,7 +10059,7 @@
               <w:spacing w:after="10" w:before="0"/>
               <w:ind w:left="120"/>
             </w:pPr>
-            <w:hyperlink w:history="1" r:id="rIdqfd2hbhzqgbv2sgghxwys">
+            <w:hyperlink w:history="1" r:id="rIdbcatfyn90vb9tc6ar3y9s">
               <w:r>
                 <w:rPr>
                   <w:rFonts w:ascii="Arial" w:cs="Arial" w:eastAsia="Arial" w:hAnsi="Arial"/>
@@ -10269,7 +10269,7 @@
             <w:pPr>
               <w:spacing w:after="20" w:before="0"/>
             </w:pPr>
-            <w:hyperlink w:history="1" r:id="rIdnys9iduhyviohunhk62nq">
+            <w:hyperlink w:history="1" r:id="rId8mamx4w0fhb8czjcerr7t">
               <w:r>
                 <w:rPr>
                   <w:rFonts w:ascii="Arial" w:cs="Arial" w:eastAsia="Arial" w:hAnsi="Arial"/>
@@ -10318,7 +10318,7 @@
               <w:spacing w:after="10" w:before="0"/>
               <w:ind w:left="120"/>
             </w:pPr>
-            <w:hyperlink w:history="1" r:id="rIdfb4mvh7e3kauwhhsf69wy">
+            <w:hyperlink w:history="1" r:id="rIdfbfizmszlzk0yj2h-8nra">
               <w:r>
                 <w:rPr>
                   <w:rFonts w:ascii="Arial" w:cs="Arial" w:eastAsia="Arial" w:hAnsi="Arial"/>
@@ -10380,7 +10380,7 @@
               <w:spacing w:after="10" w:before="0"/>
               <w:ind w:left="120"/>
             </w:pPr>
-            <w:hyperlink w:history="1" r:id="rId6zyalkvvrbgwu1m1yfwiy">
+            <w:hyperlink w:history="1" r:id="rIdndn2z3axhxhz7ijxphorh">
               <w:r>
                 <w:rPr>
                   <w:rFonts w:ascii="Arial" w:cs="Arial" w:eastAsia="Arial" w:hAnsi="Arial"/>
@@ -10590,7 +10590,7 @@
             <w:pPr>
               <w:spacing w:after="20" w:before="0"/>
             </w:pPr>
-            <w:hyperlink w:history="1" r:id="rIdnawdy6jyrehcvu4cnqiou">
+            <w:hyperlink w:history="1" r:id="rIdkvw7m9tlqc2e1vrph8g9s">
               <w:r>
                 <w:rPr>
                   <w:rFonts w:ascii="Arial" w:cs="Arial" w:eastAsia="Arial" w:hAnsi="Arial"/>
@@ -10639,7 +10639,7 @@
               <w:spacing w:after="10" w:before="0"/>
               <w:ind w:left="120"/>
             </w:pPr>
-            <w:hyperlink w:history="1" r:id="rId8b2fxx5soy1wxhg_2656x">
+            <w:hyperlink w:history="1" r:id="rIdcgsiwaadnkxdsimjvgsyp">
               <w:r>
                 <w:rPr>
                   <w:rFonts w:ascii="Arial" w:cs="Arial" w:eastAsia="Arial" w:hAnsi="Arial"/>
@@ -10701,7 +10701,7 @@
               <w:spacing w:after="10" w:before="0"/>
               <w:ind w:left="120"/>
             </w:pPr>
-            <w:hyperlink w:history="1" r:id="rIdbzpsagdvcmvurcanhiwem">
+            <w:hyperlink w:history="1" r:id="rIdqfqyvanzid86npdeo1lr7">
               <w:r>
                 <w:rPr>
                   <w:rFonts w:ascii="Arial" w:cs="Arial" w:eastAsia="Arial" w:hAnsi="Arial"/>
@@ -10911,7 +10911,7 @@
             <w:pPr>
               <w:spacing w:after="20" w:before="0"/>
             </w:pPr>
-            <w:hyperlink w:history="1" r:id="rIdjn9_huihgabetn43dqmi3">
+            <w:hyperlink w:history="1" r:id="rIdakg65rwwcfwzap8zkbret">
               <w:r>
                 <w:rPr>
                   <w:rFonts w:ascii="Arial" w:cs="Arial" w:eastAsia="Arial" w:hAnsi="Arial"/>
@@ -10960,7 +10960,7 @@
               <w:spacing w:after="10" w:before="0"/>
               <w:ind w:left="120"/>
             </w:pPr>
-            <w:hyperlink w:history="1" r:id="rIdzt0nnlgpxkbjqq2rfnwjx">
+            <w:hyperlink w:history="1" r:id="rIdtvkakfxdyxfdbtk9jd0xw">
               <w:r>
                 <w:rPr>
                   <w:rFonts w:ascii="Arial" w:cs="Arial" w:eastAsia="Arial" w:hAnsi="Arial"/>
@@ -11022,7 +11022,7 @@
               <w:spacing w:after="10" w:before="0"/>
               <w:ind w:left="120"/>
             </w:pPr>
-            <w:hyperlink w:history="1" r:id="rId7kx0xugjjz-lju1ihkvdn">
+            <w:hyperlink w:history="1" r:id="rIdi_zfhrl1foereg4ygx-qf">
               <w:r>
                 <w:rPr>
                   <w:rFonts w:ascii="Arial" w:cs="Arial" w:eastAsia="Arial" w:hAnsi="Arial"/>
@@ -11777,7 +11777,7 @@
         </w:rPr>
         <w:t xml:space="preserve">© 2026 SeaVuria and ARES. Aligned with KICD objectives. Developed by SeaVuria; technical implementation by ARES (with AI assistance from Claude). Licensed under </w:t>
       </w:r>
-      <w:hyperlink w:history="1" r:id="rIdeg65bq-kbkhetuxc69ntw">
+      <w:hyperlink w:history="1" r:id="rIduhhc_8citwzmvufqmdrmx">
         <w:r>
           <w:rPr>
             <w:rFonts w:ascii="Arial" w:cs="Arial" w:eastAsia="Arial" w:hAnsi="Arial"/>
@@ -11798,7 +11798,7 @@
         </w:rPr>
         <w:t xml:space="preserve"> (</w:t>
       </w:r>
-      <w:hyperlink w:history="1" r:id="rIdgl4bq7n_jm94x3e58j5qx">
+      <w:hyperlink w:history="1" r:id="rIdc0med3_xeyf_u2bzvqldv">
         <w:r>
           <w:rPr>
             <w:rFonts w:ascii="Arial" w:cs="Arial" w:eastAsia="Arial" w:hAnsi="Arial"/>
@@ -12828,7 +12828,7 @@
               <w:spacing w:after="10" w:before="0"/>
               <w:ind w:left="120"/>
             </w:pPr>
-            <w:hyperlink w:history="1" r:id="rIdjf1iyfonikbj-uas-oonc">
+            <w:hyperlink w:history="1" r:id="rIdkahvbjdnag72056xmxpx2">
               <w:r>
                 <w:rPr>
                   <w:rFonts w:ascii="Arial" w:cs="Arial" w:eastAsia="Arial" w:hAnsi="Arial"/>
@@ -12905,7 +12905,7 @@
               <w:spacing w:after="10" w:before="0"/>
               <w:ind w:left="120"/>
             </w:pPr>
-            <w:hyperlink w:history="1" r:id="rIda2za2epxawhfe349farmn">
+            <w:hyperlink w:history="1" r:id="rIddltx2fb3dxvlalntv4lhq">
               <w:r>
                 <w:rPr>
                   <w:rFonts w:ascii="Arial" w:cs="Arial" w:eastAsia="Arial" w:hAnsi="Arial"/>
@@ -13132,7 +13132,7 @@
               <w:spacing w:after="10" w:before="0"/>
               <w:ind w:left="120"/>
             </w:pPr>
-            <w:hyperlink w:history="1" r:id="rId4mqiffxnq1_q6v-twhnll">
+            <w:hyperlink w:history="1" r:id="rIdae9int4zuer1v_uucs7mp">
               <w:r>
                 <w:rPr>
                   <w:rFonts w:ascii="Arial" w:cs="Arial" w:eastAsia="Arial" w:hAnsi="Arial"/>
@@ -13209,7 +13209,7 @@
               <w:spacing w:after="10" w:before="0"/>
               <w:ind w:left="120"/>
             </w:pPr>
-            <w:hyperlink w:history="1" r:id="rId2p-eoah5o5hon9do1h4t_">
+            <w:hyperlink w:history="1" r:id="rIdcrdlvq_ocubn0xvogb-on">
               <w:r>
                 <w:rPr>
                   <w:rFonts w:ascii="Arial" w:cs="Arial" w:eastAsia="Arial" w:hAnsi="Arial"/>
@@ -13436,7 +13436,7 @@
               <w:spacing w:after="10" w:before="0"/>
               <w:ind w:left="120"/>
             </w:pPr>
-            <w:hyperlink w:history="1" r:id="rIdlco0wzrzvfj6plxc0top5">
+            <w:hyperlink w:history="1" r:id="rIdambawlmro-mx1yeqdksls">
               <w:r>
                 <w:rPr>
                   <w:rFonts w:ascii="Arial" w:cs="Arial" w:eastAsia="Arial" w:hAnsi="Arial"/>
@@ -13513,7 +13513,7 @@
               <w:spacing w:after="10" w:before="0"/>
               <w:ind w:left="120"/>
             </w:pPr>
-            <w:hyperlink w:history="1" r:id="rId0gftou_2xciu8p7kruo2a">
+            <w:hyperlink w:history="1" r:id="rIdgouzcspjaya4j72-p5pdl">
               <w:r>
                 <w:rPr>
                   <w:rFonts w:ascii="Arial" w:cs="Arial" w:eastAsia="Arial" w:hAnsi="Arial"/>
@@ -13740,7 +13740,7 @@
               <w:spacing w:after="10" w:before="0"/>
               <w:ind w:left="120"/>
             </w:pPr>
-            <w:hyperlink w:history="1" r:id="rIdk7tedc3n4lswvzwnvsurd">
+            <w:hyperlink w:history="1" r:id="rIdmbmuv-eaxmf3lgm8ssiel">
               <w:r>
                 <w:rPr>
                   <w:rFonts w:ascii="Arial" w:cs="Arial" w:eastAsia="Arial" w:hAnsi="Arial"/>
@@ -13817,7 +13817,7 @@
               <w:spacing w:after="10" w:before="0"/>
               <w:ind w:left="120"/>
             </w:pPr>
-            <w:hyperlink w:history="1" r:id="rId4cohlofsgwxakmyhebmrk">
+            <w:hyperlink w:history="1" r:id="rIdaihx5smbn7d-d6buh13n5">
               <w:r>
                 <w:rPr>
                   <w:rFonts w:ascii="Arial" w:cs="Arial" w:eastAsia="Arial" w:hAnsi="Arial"/>
@@ -14044,7 +14044,7 @@
               <w:spacing w:after="10" w:before="0"/>
               <w:ind w:left="120"/>
             </w:pPr>
-            <w:hyperlink w:history="1" r:id="rIdiwkd63sqxasnorq28v9dx">
+            <w:hyperlink w:history="1" r:id="rIdiip1pk9pc2pt4ougif8kj">
               <w:r>
                 <w:rPr>
                   <w:rFonts w:ascii="Arial" w:cs="Arial" w:eastAsia="Arial" w:hAnsi="Arial"/>
@@ -14121,7 +14121,7 @@
               <w:spacing w:after="10" w:before="0"/>
               <w:ind w:left="120"/>
             </w:pPr>
-            <w:hyperlink w:history="1" r:id="rIdvnba3voanwpnstyaymmzt">
+            <w:hyperlink w:history="1" r:id="rIdhl-jortjbtfyybxpoqkv6">
               <w:r>
                 <w:rPr>
                   <w:rFonts w:ascii="Arial" w:cs="Arial" w:eastAsia="Arial" w:hAnsi="Arial"/>
@@ -14648,7 +14648,7 @@
         </w:rPr>
         <w:t xml:space="preserve">© 2026 SeaVuria and ARES. Aligned with KICD objectives. Developed by SeaVuria; technical implementation by ARES (with AI assistance from Claude). Licensed under </w:t>
       </w:r>
-      <w:hyperlink w:history="1" r:id="rIdsg-v215anirf7czfxkede">
+      <w:hyperlink w:history="1" r:id="rIdcrhabz4dbxoz2-ic4dire">
         <w:r>
           <w:rPr>
             <w:rFonts w:ascii="Arial" w:cs="Arial" w:eastAsia="Arial" w:hAnsi="Arial"/>
@@ -14669,7 +14669,7 @@
         </w:rPr>
         <w:t xml:space="preserve"> (</w:t>
       </w:r>
-      <w:hyperlink w:history="1" r:id="rIdibe__plh8gk7idhqskpcz">
+      <w:hyperlink w:history="1" r:id="rIddwgcx0wtcu8hfo94w7fxz">
         <w:r>
           <w:rPr>
             <w:rFonts w:ascii="Arial" w:cs="Arial" w:eastAsia="Arial" w:hAnsi="Arial"/>
@@ -15682,7 +15682,7 @@
             <w:pPr>
               <w:spacing w:after="20" w:before="0"/>
             </w:pPr>
-            <w:hyperlink w:history="1" r:id="rIdowdhza6jr2swzn6aoq4wg">
+            <w:hyperlink w:history="1" r:id="rIdgyqrih9p9r3zqwdtfr376">
               <w:r>
                 <w:rPr>
                   <w:rFonts w:ascii="Arial" w:cs="Arial" w:eastAsia="Arial" w:hAnsi="Arial"/>
@@ -15715,7 +15715,7 @@
               <w:spacing w:after="10" w:before="0"/>
               <w:ind w:left="120"/>
             </w:pPr>
-            <w:hyperlink w:history="1" r:id="rIdfps7p5vpmzj24aeulpckb">
+            <w:hyperlink w:history="1" r:id="rId6droav3y9wgtflfme_cpl">
               <w:r>
                 <w:rPr>
                   <w:rFonts w:ascii="Arial" w:cs="Arial" w:eastAsia="Arial" w:hAnsi="Arial"/>
@@ -15760,7 +15760,7 @@
             <w:pPr>
               <w:spacing w:after="20" w:before="0"/>
             </w:pPr>
-            <w:hyperlink w:history="1" r:id="rIdjhcnem28rc1wzhrdpn5wj">
+            <w:hyperlink w:history="1" r:id="rIdtpjpca-ql2tcykbl2z_ho">
               <w:r>
                 <w:rPr>
                   <w:rFonts w:ascii="Arial" w:cs="Arial" w:eastAsia="Arial" w:hAnsi="Arial"/>
@@ -15793,7 +15793,7 @@
               <w:spacing w:after="10" w:before="0"/>
               <w:ind w:left="120"/>
             </w:pPr>
-            <w:hyperlink w:history="1" r:id="rIdc3ay_188nti1lqmmuyoha">
+            <w:hyperlink w:history="1" r:id="rIdktelutjkdz4jnth4arveb">
               <w:r>
                 <w:rPr>
                   <w:rFonts w:ascii="Arial" w:cs="Arial" w:eastAsia="Arial" w:hAnsi="Arial"/>
@@ -15988,7 +15988,7 @@
             <w:pPr>
               <w:spacing w:after="20" w:before="0"/>
             </w:pPr>
-            <w:hyperlink w:history="1" r:id="rIdwpduda9ugiif3ntuweqs4">
+            <w:hyperlink w:history="1" r:id="rIdyc7vo8il7vmhhqsw11_j5">
               <w:r>
                 <w:rPr>
                   <w:rFonts w:ascii="Arial" w:cs="Arial" w:eastAsia="Arial" w:hAnsi="Arial"/>
@@ -16021,7 +16021,7 @@
               <w:spacing w:after="10" w:before="0"/>
               <w:ind w:left="120"/>
             </w:pPr>
-            <w:hyperlink w:history="1" r:id="rIdrg4mqoh7c8uxqdo-b4i2y">
+            <w:hyperlink w:history="1" r:id="rIdcc4c5tjhnrh1mizsk4vgd">
               <w:r>
                 <w:rPr>
                   <w:rFonts w:ascii="Arial" w:cs="Arial" w:eastAsia="Arial" w:hAnsi="Arial"/>
@@ -16066,7 +16066,7 @@
             <w:pPr>
               <w:spacing w:after="20" w:before="0"/>
             </w:pPr>
-            <w:hyperlink w:history="1" r:id="rIdxzmxuwdy_gwyj1ycuyrav">
+            <w:hyperlink w:history="1" r:id="rIdrbnydudzgjguxyckim5of">
               <w:r>
                 <w:rPr>
                   <w:rFonts w:ascii="Arial" w:cs="Arial" w:eastAsia="Arial" w:hAnsi="Arial"/>
@@ -16099,7 +16099,7 @@
               <w:spacing w:after="10" w:before="0"/>
               <w:ind w:left="120"/>
             </w:pPr>
-            <w:hyperlink w:history="1" r:id="rIdgxq3df1wbydlfrzlthpa7">
+            <w:hyperlink w:history="1" r:id="rIdqratqlkvg0f8rwoeybj-1">
               <w:r>
                 <w:rPr>
                   <w:rFonts w:ascii="Arial" w:cs="Arial" w:eastAsia="Arial" w:hAnsi="Arial"/>
@@ -16294,7 +16294,7 @@
             <w:pPr>
               <w:spacing w:after="20" w:before="0"/>
             </w:pPr>
-            <w:hyperlink w:history="1" r:id="rIdwkjus4acmbdws80tcmuja">
+            <w:hyperlink w:history="1" r:id="rIdfy7qskgelndvcnmkpguev">
               <w:r>
                 <w:rPr>
                   <w:rFonts w:ascii="Arial" w:cs="Arial" w:eastAsia="Arial" w:hAnsi="Arial"/>
@@ -16327,7 +16327,7 @@
               <w:spacing w:after="10" w:before="0"/>
               <w:ind w:left="120"/>
             </w:pPr>
-            <w:hyperlink w:history="1" r:id="rIdex9xrx8q5q6xxttwtyhhj">
+            <w:hyperlink w:history="1" r:id="rId38rzkcq_y8l5woicdl_4z">
               <w:r>
                 <w:rPr>
                   <w:rFonts w:ascii="Arial" w:cs="Arial" w:eastAsia="Arial" w:hAnsi="Arial"/>
@@ -16372,7 +16372,7 @@
             <w:pPr>
               <w:spacing w:after="20" w:before="0"/>
             </w:pPr>
-            <w:hyperlink w:history="1" r:id="rIdo9fiv8xeqtldfwun1jt4m">
+            <w:hyperlink w:history="1" r:id="rIdenu7mtsqkzd4rq_e_ckfa">
               <w:r>
                 <w:rPr>
                   <w:rFonts w:ascii="Arial" w:cs="Arial" w:eastAsia="Arial" w:hAnsi="Arial"/>
@@ -16421,7 +16421,7 @@
               <w:spacing w:after="10" w:before="0"/>
               <w:ind w:left="120"/>
             </w:pPr>
-            <w:hyperlink w:history="1" r:id="rIddhmp1vcjhptqaby1omiqd">
+            <w:hyperlink w:history="1" r:id="rIdozrw7qfllycqebqqqorll">
               <w:r>
                 <w:rPr>
                   <w:rFonts w:ascii="Arial" w:cs="Arial" w:eastAsia="Arial" w:hAnsi="Arial"/>
@@ -16616,7 +16616,7 @@
             <w:pPr>
               <w:spacing w:after="20" w:before="0"/>
             </w:pPr>
-            <w:hyperlink w:history="1" r:id="rIdqdvwanq6kvpt9ebx-uwse">
+            <w:hyperlink w:history="1" r:id="rIdapwuqrp8stvkexasjyrov">
               <w:r>
                 <w:rPr>
                   <w:rFonts w:ascii="Arial" w:cs="Arial" w:eastAsia="Arial" w:hAnsi="Arial"/>
@@ -16649,7 +16649,7 @@
               <w:spacing w:after="10" w:before="0"/>
               <w:ind w:left="120"/>
             </w:pPr>
-            <w:hyperlink w:history="1" r:id="rIdwgg5gj-34vhukb2zpjeql">
+            <w:hyperlink w:history="1" r:id="rId24qaplc6rs1jex2jlj0or">
               <w:r>
                 <w:rPr>
                   <w:rFonts w:ascii="Arial" w:cs="Arial" w:eastAsia="Arial" w:hAnsi="Arial"/>
@@ -16694,7 +16694,7 @@
             <w:pPr>
               <w:spacing w:after="20" w:before="0"/>
             </w:pPr>
-            <w:hyperlink w:history="1" r:id="rIdvogdcnhrfe2jjbe3qlvqb">
+            <w:hyperlink w:history="1" r:id="rId1djywgmjvn4rmiioxmzp3">
               <w:r>
                 <w:rPr>
                   <w:rFonts w:ascii="Arial" w:cs="Arial" w:eastAsia="Arial" w:hAnsi="Arial"/>
@@ -16743,7 +16743,7 @@
               <w:spacing w:after="10" w:before="0"/>
               <w:ind w:left="120"/>
             </w:pPr>
-            <w:hyperlink w:history="1" r:id="rIdulaszkc7agle7mrnhh7ek">
+            <w:hyperlink w:history="1" r:id="rIdpa9ttkzk-yif2mqlhhpve">
               <w:r>
                 <w:rPr>
                   <w:rFonts w:ascii="Arial" w:cs="Arial" w:eastAsia="Arial" w:hAnsi="Arial"/>
@@ -16938,7 +16938,7 @@
             <w:pPr>
               <w:spacing w:after="20" w:before="0"/>
             </w:pPr>
-            <w:hyperlink w:history="1" r:id="rIdv0qxft5kddh7ngdq52okz">
+            <w:hyperlink w:history="1" r:id="rIdafvlldl6obailfvwfrq4_">
               <w:r>
                 <w:rPr>
                   <w:rFonts w:ascii="Arial" w:cs="Arial" w:eastAsia="Arial" w:hAnsi="Arial"/>
@@ -16971,7 +16971,7 @@
               <w:spacing w:after="10" w:before="0"/>
               <w:ind w:left="120"/>
             </w:pPr>
-            <w:hyperlink w:history="1" r:id="rIdnldph4dkbj1moeojyjx-3">
+            <w:hyperlink w:history="1" r:id="rIdf_trvphkknwm26apwt-se">
               <w:r>
                 <w:rPr>
                   <w:rFonts w:ascii="Arial" w:cs="Arial" w:eastAsia="Arial" w:hAnsi="Arial"/>
@@ -17016,7 +17016,7 @@
             <w:pPr>
               <w:spacing w:after="20" w:before="0"/>
             </w:pPr>
-            <w:hyperlink w:history="1" r:id="rId3bl-zlbvig53pd5kzia5e">
+            <w:hyperlink w:history="1" r:id="rIdkv8mfagqlgytjpm5e1lrm">
               <w:r>
                 <w:rPr>
                   <w:rFonts w:ascii="Arial" w:cs="Arial" w:eastAsia="Arial" w:hAnsi="Arial"/>
@@ -17065,7 +17065,7 @@
               <w:spacing w:after="10" w:before="0"/>
               <w:ind w:left="120"/>
             </w:pPr>
-            <w:hyperlink w:history="1" r:id="rIdd34mqqbis-0arx1gq1syy">
+            <w:hyperlink w:history="1" r:id="rIdklzozy09rcgx5dveb5ueb">
               <w:r>
                 <w:rPr>
                   <w:rFonts w:ascii="Arial" w:cs="Arial" w:eastAsia="Arial" w:hAnsi="Arial"/>
@@ -17577,7 +17577,7 @@
         </w:rPr>
         <w:t xml:space="preserve">© 2026 SeaVuria and ARES. Aligned with KICD objectives. Developed by SeaVuria; technical implementation by ARES (with AI assistance from Claude). Licensed under </w:t>
       </w:r>
-      <w:hyperlink w:history="1" r:id="rIdxjzxl3qur4w2yg1mzaay0">
+      <w:hyperlink w:history="1" r:id="rIdt7_111kvnaoh_byymvplm">
         <w:r>
           <w:rPr>
             <w:rFonts w:ascii="Arial" w:cs="Arial" w:eastAsia="Arial" w:hAnsi="Arial"/>
@@ -17598,7 +17598,7 @@
         </w:rPr>
         <w:t xml:space="preserve"> (</w:t>
       </w:r>
-      <w:hyperlink w:history="1" r:id="rIdkaa4daztuxmagenlcvzgh">
+      <w:hyperlink w:history="1" r:id="rId9mkijgeg6wti1prnfrdp9">
         <w:r>
           <w:rPr>
             <w:rFonts w:ascii="Arial" w:cs="Arial" w:eastAsia="Arial" w:hAnsi="Arial"/>
@@ -18611,7 +18611,7 @@
             <w:pPr>
               <w:spacing w:after="20" w:before="0"/>
             </w:pPr>
-            <w:hyperlink w:history="1" r:id="rIdi0jymhytykch0aahe-mw9">
+            <w:hyperlink w:history="1" r:id="rIdnimudabhng2bvxuryhlep">
               <w:r>
                 <w:rPr>
                   <w:rFonts w:ascii="Arial" w:cs="Arial" w:eastAsia="Arial" w:hAnsi="Arial"/>
@@ -18644,7 +18644,7 @@
               <w:spacing w:after="10" w:before="0"/>
               <w:ind w:left="120"/>
             </w:pPr>
-            <w:hyperlink w:history="1" r:id="rIdjin9sy1pnbvfz5l1evqae">
+            <w:hyperlink w:history="1" r:id="rId27qattzep07bjuieofoq2">
               <w:r>
                 <w:rPr>
                   <w:rFonts w:ascii="Arial" w:cs="Arial" w:eastAsia="Arial" w:hAnsi="Arial"/>
@@ -18689,7 +18689,7 @@
             <w:pPr>
               <w:spacing w:after="20" w:before="0"/>
             </w:pPr>
-            <w:hyperlink w:history="1" r:id="rId0j4zv31de8gyeufmikyz6">
+            <w:hyperlink w:history="1" r:id="rIdjh4hdzhu-c86t4sn7pxe4">
               <w:r>
                 <w:rPr>
                   <w:rFonts w:ascii="Arial" w:cs="Arial" w:eastAsia="Arial" w:hAnsi="Arial"/>
@@ -18722,7 +18722,7 @@
               <w:spacing w:after="10" w:before="0"/>
               <w:ind w:left="120"/>
             </w:pPr>
-            <w:hyperlink w:history="1" r:id="rIdfl2iypxd9nl-tteaxbhuu">
+            <w:hyperlink w:history="1" r:id="rIdydalgzxo2vxyvsq6-4nf4">
               <w:r>
                 <w:rPr>
                   <w:rFonts w:ascii="Arial" w:cs="Arial" w:eastAsia="Arial" w:hAnsi="Arial"/>
@@ -18917,7 +18917,7 @@
             <w:pPr>
               <w:spacing w:after="20" w:before="0"/>
             </w:pPr>
-            <w:hyperlink w:history="1" r:id="rIdh1z7ancmjidblzhwmqj4v">
+            <w:hyperlink w:history="1" r:id="rIdtgedzbkcuqqof45nf-zlw">
               <w:r>
                 <w:rPr>
                   <w:rFonts w:ascii="Arial" w:cs="Arial" w:eastAsia="Arial" w:hAnsi="Arial"/>
@@ -18950,7 +18950,7 @@
               <w:spacing w:after="10" w:before="0"/>
               <w:ind w:left="120"/>
             </w:pPr>
-            <w:hyperlink w:history="1" r:id="rIdpwbeix6ipm6ygqwiyrbnm">
+            <w:hyperlink w:history="1" r:id="rIdkubpbbhawabpymb-sq2fs">
               <w:r>
                 <w:rPr>
                   <w:rFonts w:ascii="Arial" w:cs="Arial" w:eastAsia="Arial" w:hAnsi="Arial"/>
@@ -18995,7 +18995,7 @@
             <w:pPr>
               <w:spacing w:after="20" w:before="0"/>
             </w:pPr>
-            <w:hyperlink w:history="1" r:id="rIdnovth1o-f8h4dycj7t4x4">
+            <w:hyperlink w:history="1" r:id="rIdie9h6yh-7be6iqzd_dc9m">
               <w:r>
                 <w:rPr>
                   <w:rFonts w:ascii="Arial" w:cs="Arial" w:eastAsia="Arial" w:hAnsi="Arial"/>
@@ -19028,7 +19028,7 @@
               <w:spacing w:after="10" w:before="0"/>
               <w:ind w:left="120"/>
             </w:pPr>
-            <w:hyperlink w:history="1" r:id="rIdq4-u2eufpnyecvtshmvjn">
+            <w:hyperlink w:history="1" r:id="rIdzvb0pfbazknbgwwo9-yxe">
               <w:r>
                 <w:rPr>
                   <w:rFonts w:ascii="Arial" w:cs="Arial" w:eastAsia="Arial" w:hAnsi="Arial"/>
@@ -19223,7 +19223,7 @@
             <w:pPr>
               <w:spacing w:after="20" w:before="0"/>
             </w:pPr>
-            <w:hyperlink w:history="1" r:id="rIdoy6xdqkgvfwrjxndmtir7">
+            <w:hyperlink w:history="1" r:id="rIdwj4plvhae1x-ealpgfs_l">
               <w:r>
                 <w:rPr>
                   <w:rFonts w:ascii="Arial" w:cs="Arial" w:eastAsia="Arial" w:hAnsi="Arial"/>
@@ -19272,7 +19272,7 @@
               <w:spacing w:after="10" w:before="0"/>
               <w:ind w:left="120"/>
             </w:pPr>
-            <w:hyperlink w:history="1" r:id="rIdd93qvcwfxseydmcj23zk_">
+            <w:hyperlink w:history="1" r:id="rId_4kfi4n4qyqg3ktbpg8tb">
               <w:r>
                 <w:rPr>
                   <w:rFonts w:ascii="Arial" w:cs="Arial" w:eastAsia="Arial" w:hAnsi="Arial"/>
@@ -19317,7 +19317,7 @@
             <w:pPr>
               <w:spacing w:after="20" w:before="0"/>
             </w:pPr>
-            <w:hyperlink w:history="1" r:id="rIdrbqx4tb8oezgxcvjcdzlf">
+            <w:hyperlink w:history="1" r:id="rIdlitriszu-vxj8mqo_s8pv">
               <w:r>
                 <w:rPr>
                   <w:rFonts w:ascii="Arial" w:cs="Arial" w:eastAsia="Arial" w:hAnsi="Arial"/>
@@ -19350,7 +19350,7 @@
               <w:spacing w:after="10" w:before="0"/>
               <w:ind w:left="120"/>
             </w:pPr>
-            <w:hyperlink w:history="1" r:id="rIdj_wvivkb50xfhndjecnvj">
+            <w:hyperlink w:history="1" r:id="rIdl8lmulr_ql6kk-e2wsah9">
               <w:r>
                 <w:rPr>
                   <w:rFonts w:ascii="Arial" w:cs="Arial" w:eastAsia="Arial" w:hAnsi="Arial"/>
@@ -19545,7 +19545,7 @@
             <w:pPr>
               <w:spacing w:after="20" w:before="0"/>
             </w:pPr>
-            <w:hyperlink w:history="1" r:id="rIdtasxiftzzyx0kxlj1ucqj">
+            <w:hyperlink w:history="1" r:id="rIdgo6isf4z-_wvky578lmji">
               <w:r>
                 <w:rPr>
                   <w:rFonts w:ascii="Arial" w:cs="Arial" w:eastAsia="Arial" w:hAnsi="Arial"/>
@@ -19594,7 +19594,7 @@
               <w:spacing w:after="10" w:before="0"/>
               <w:ind w:left="120"/>
             </w:pPr>
-            <w:hyperlink w:history="1" r:id="rId0yxttjleretoawkb2emsl">
+            <w:hyperlink w:history="1" r:id="rIdrvczwzkyq9-ymxsubfv5d">
               <w:r>
                 <w:rPr>
                   <w:rFonts w:ascii="Arial" w:cs="Arial" w:eastAsia="Arial" w:hAnsi="Arial"/>
@@ -19639,7 +19639,7 @@
             <w:pPr>
               <w:spacing w:after="20" w:before="0"/>
             </w:pPr>
-            <w:hyperlink w:history="1" r:id="rIdaxxj3im8x5vrnd2zg5164">
+            <w:hyperlink w:history="1" r:id="rId03dts07spbn4wnyduf8dp">
               <w:r>
                 <w:rPr>
                   <w:rFonts w:ascii="Arial" w:cs="Arial" w:eastAsia="Arial" w:hAnsi="Arial"/>
@@ -19672,7 +19672,7 @@
               <w:spacing w:after="10" w:before="0"/>
               <w:ind w:left="120"/>
             </w:pPr>
-            <w:hyperlink w:history="1" r:id="rId_v5ik7h_f6-ohkpaxozmc">
+            <w:hyperlink w:history="1" r:id="rIde0_rz7vflf8goeh5007v3">
               <w:r>
                 <w:rPr>
                   <w:rFonts w:ascii="Arial" w:cs="Arial" w:eastAsia="Arial" w:hAnsi="Arial"/>
@@ -19867,7 +19867,7 @@
             <w:pPr>
               <w:spacing w:after="20" w:before="0"/>
             </w:pPr>
-            <w:hyperlink w:history="1" r:id="rIdpcde3lxju6kkhvakad_i7">
+            <w:hyperlink w:history="1" r:id="rIdnkizj5eehx5xzjk9bxmj5">
               <w:r>
                 <w:rPr>
                   <w:rFonts w:ascii="Arial" w:cs="Arial" w:eastAsia="Arial" w:hAnsi="Arial"/>
@@ -19916,7 +19916,7 @@
               <w:spacing w:after="10" w:before="0"/>
               <w:ind w:left="120"/>
             </w:pPr>
-            <w:hyperlink w:history="1" r:id="rIddbvakrfzjf6dzvf6zst8v">
+            <w:hyperlink w:history="1" r:id="rId8niemz7gmqlfmodolh4sn">
               <w:r>
                 <w:rPr>
                   <w:rFonts w:ascii="Arial" w:cs="Arial" w:eastAsia="Arial" w:hAnsi="Arial"/>
@@ -19961,7 +19961,7 @@
             <w:pPr>
               <w:spacing w:after="20" w:before="0"/>
             </w:pPr>
-            <w:hyperlink w:history="1" r:id="rIde0vgl1nkkkyhm2jikcrl5">
+            <w:hyperlink w:history="1" r:id="rIdowhh0ozpdikqhmjw6hy4z">
               <w:r>
                 <w:rPr>
                   <w:rFonts w:ascii="Arial" w:cs="Arial" w:eastAsia="Arial" w:hAnsi="Arial"/>
@@ -19994,7 +19994,7 @@
               <w:spacing w:after="10" w:before="0"/>
               <w:ind w:left="120"/>
             </w:pPr>
-            <w:hyperlink w:history="1" r:id="rIdyoirndvb3xbtof5ddftpc">
+            <w:hyperlink w:history="1" r:id="rIdbaavgy5_5sit5-kqpfgls">
               <w:r>
                 <w:rPr>
                   <w:rFonts w:ascii="Arial" w:cs="Arial" w:eastAsia="Arial" w:hAnsi="Arial"/>
@@ -20734,7 +20734,7 @@
         </w:rPr>
         <w:t xml:space="preserve">© 2026 SeaVuria and ARES. Aligned with KICD objectives. Developed by SeaVuria; technical implementation by ARES (with AI assistance from Claude). Licensed under </w:t>
       </w:r>
-      <w:hyperlink w:history="1" r:id="rIdeq2v9j2bftsgnkvhhlpwr">
+      <w:hyperlink w:history="1" r:id="rId39hcd9abexlebptzv-3r9">
         <w:r>
           <w:rPr>
             <w:rFonts w:ascii="Arial" w:cs="Arial" w:eastAsia="Arial" w:hAnsi="Arial"/>
@@ -20755,7 +20755,7 @@
         </w:rPr>
         <w:t xml:space="preserve"> (</w:t>
       </w:r>
-      <w:hyperlink w:history="1" r:id="rId21ljq6sgul1hjti1fplvw">
+      <w:hyperlink w:history="1" r:id="rIdlq-xun9unaftxylu8fgls">
         <w:r>
           <w:rPr>
             <w:rFonts w:ascii="Arial" w:cs="Arial" w:eastAsia="Arial" w:hAnsi="Arial"/>
@@ -21768,7 +21768,7 @@
             <w:pPr>
               <w:spacing w:after="20" w:before="0"/>
             </w:pPr>
-            <w:hyperlink w:history="1" r:id="rIdioi8vznpaeuo5atqmgkh7">
+            <w:hyperlink w:history="1" r:id="rIdcgtig-b_t5uh3wyl9nvpf">
               <w:r>
                 <w:rPr>
                   <w:rFonts w:ascii="Arial" w:cs="Arial" w:eastAsia="Arial" w:hAnsi="Arial"/>
@@ -21801,7 +21801,7 @@
               <w:spacing w:after="10" w:before="0"/>
               <w:ind w:left="120"/>
             </w:pPr>
-            <w:hyperlink w:history="1" r:id="rIdsfbqbufgngjjpqatuvwqw">
+            <w:hyperlink w:history="1" r:id="rIddzzrhefek9fatdggntgh9">
               <w:r>
                 <w:rPr>
                   <w:rFonts w:ascii="Arial" w:cs="Arial" w:eastAsia="Arial" w:hAnsi="Arial"/>
@@ -21846,7 +21846,7 @@
             <w:pPr>
               <w:spacing w:after="20" w:before="0"/>
             </w:pPr>
-            <w:hyperlink w:history="1" r:id="rIdjbqgwpbz5xfzsvwrfrukv">
+            <w:hyperlink w:history="1" r:id="rId2nsa3c3whubjmhxo_zjfv">
               <w:r>
                 <w:rPr>
                   <w:rFonts w:ascii="Arial" w:cs="Arial" w:eastAsia="Arial" w:hAnsi="Arial"/>
@@ -21879,7 +21879,7 @@
               <w:spacing w:after="10" w:before="0"/>
               <w:ind w:left="120"/>
             </w:pPr>
-            <w:hyperlink w:history="1" r:id="rIdtwsaf1fbkeesbxvh6srus">
+            <w:hyperlink w:history="1" r:id="rIduyaleiqngoqtll4tbmcff">
               <w:r>
                 <w:rPr>
                   <w:rFonts w:ascii="Arial" w:cs="Arial" w:eastAsia="Arial" w:hAnsi="Arial"/>
@@ -22074,7 +22074,7 @@
             <w:pPr>
               <w:spacing w:after="20" w:before="0"/>
             </w:pPr>
-            <w:hyperlink w:history="1" r:id="rId1cc64u9juspn5riwpqas_">
+            <w:hyperlink w:history="1" r:id="rIdioiongasqaqf--egnpi4p">
               <w:r>
                 <w:rPr>
                   <w:rFonts w:ascii="Arial" w:cs="Arial" w:eastAsia="Arial" w:hAnsi="Arial"/>
@@ -22107,7 +22107,7 @@
               <w:spacing w:after="10" w:before="0"/>
               <w:ind w:left="120"/>
             </w:pPr>
-            <w:hyperlink w:history="1" r:id="rIdbmi-g3h_h-u0mcylu4oms">
+            <w:hyperlink w:history="1" r:id="rIdipkwh4g5_6ldiu-nu9bu5">
               <w:r>
                 <w:rPr>
                   <w:rFonts w:ascii="Arial" w:cs="Arial" w:eastAsia="Arial" w:hAnsi="Arial"/>
@@ -22152,7 +22152,7 @@
             <w:pPr>
               <w:spacing w:after="20" w:before="0"/>
             </w:pPr>
-            <w:hyperlink w:history="1" r:id="rId1prf_bmn54mcqmzd7d4xs">
+            <w:hyperlink w:history="1" r:id="rIdm1jjqjxkh1c-bfvx6p37s">
               <w:r>
                 <w:rPr>
                   <w:rFonts w:ascii="Arial" w:cs="Arial" w:eastAsia="Arial" w:hAnsi="Arial"/>
@@ -22185,7 +22185,7 @@
               <w:spacing w:after="10" w:before="0"/>
               <w:ind w:left="120"/>
             </w:pPr>
-            <w:hyperlink w:history="1" r:id="rIdqf1cfxegbdzzg6tbjbwxd">
+            <w:hyperlink w:history="1" r:id="rIditbnixrh2l_hrgfk5uwow">
               <w:r>
                 <w:rPr>
                   <w:rFonts w:ascii="Arial" w:cs="Arial" w:eastAsia="Arial" w:hAnsi="Arial"/>
@@ -22380,7 +22380,7 @@
             <w:pPr>
               <w:spacing w:after="20" w:before="0"/>
             </w:pPr>
-            <w:hyperlink w:history="1" r:id="rIdegabcjsoadxnnfmcmjhi1">
+            <w:hyperlink w:history="1" r:id="rIdxfhgspufq7tdwlw9trwjp">
               <w:r>
                 <w:rPr>
                   <w:rFonts w:ascii="Arial" w:cs="Arial" w:eastAsia="Arial" w:hAnsi="Arial"/>
@@ -22413,7 +22413,7 @@
               <w:spacing w:after="10" w:before="0"/>
               <w:ind w:left="120"/>
             </w:pPr>
-            <w:hyperlink w:history="1" r:id="rIdm_sq81zsv6mylb29zglrs">
+            <w:hyperlink w:history="1" r:id="rIdw7ugf5pbwljw_q172jijj">
               <w:r>
                 <w:rPr>
                   <w:rFonts w:ascii="Arial" w:cs="Arial" w:eastAsia="Arial" w:hAnsi="Arial"/>
@@ -22458,7 +22458,7 @@
             <w:pPr>
               <w:spacing w:after="20" w:before="0"/>
             </w:pPr>
-            <w:hyperlink w:history="1" r:id="rId0puq9dfckinpcvlru7yne">
+            <w:hyperlink w:history="1" r:id="rIdzkllciunkmpczsm2oel4g">
               <w:r>
                 <w:rPr>
                   <w:rFonts w:ascii="Arial" w:cs="Arial" w:eastAsia="Arial" w:hAnsi="Arial"/>
@@ -22491,7 +22491,7 @@
               <w:spacing w:after="10" w:before="0"/>
               <w:ind w:left="120"/>
             </w:pPr>
-            <w:hyperlink w:history="1" r:id="rIdcn94k1vmpq8bvhauv3hfr">
+            <w:hyperlink w:history="1" r:id="rIdtpyuc3j8dra8r5kgdahig">
               <w:r>
                 <w:rPr>
                   <w:rFonts w:ascii="Arial" w:cs="Arial" w:eastAsia="Arial" w:hAnsi="Arial"/>
@@ -22686,7 +22686,7 @@
             <w:pPr>
               <w:spacing w:after="20" w:before="0"/>
             </w:pPr>
-            <w:hyperlink w:history="1" r:id="rIdiyvr67x04qmsac24-v2-r">
+            <w:hyperlink w:history="1" r:id="rIdvndnjpef-uhh1evoaoo8w">
               <w:r>
                 <w:rPr>
                   <w:rFonts w:ascii="Arial" w:cs="Arial" w:eastAsia="Arial" w:hAnsi="Arial"/>
@@ -22719,7 +22719,7 @@
               <w:spacing w:after="10" w:before="0"/>
               <w:ind w:left="120"/>
             </w:pPr>
-            <w:hyperlink w:history="1" r:id="rIduu8cv4fryx3l_6uq4qzcv">
+            <w:hyperlink w:history="1" r:id="rIdt2fgxvk-6gilm6eoqzyi4">
               <w:r>
                 <w:rPr>
                   <w:rFonts w:ascii="Arial" w:cs="Arial" w:eastAsia="Arial" w:hAnsi="Arial"/>
@@ -22764,7 +22764,7 @@
             <w:pPr>
               <w:spacing w:after="20" w:before="0"/>
             </w:pPr>
-            <w:hyperlink w:history="1" r:id="rId3lxx9onayal9ggudn20e9">
+            <w:hyperlink w:history="1" r:id="rIdzyzwqmhbujuts4k-u9-rg">
               <w:r>
                 <w:rPr>
                   <w:rFonts w:ascii="Arial" w:cs="Arial" w:eastAsia="Arial" w:hAnsi="Arial"/>
@@ -22797,7 +22797,7 @@
               <w:spacing w:after="10" w:before="0"/>
               <w:ind w:left="120"/>
             </w:pPr>
-            <w:hyperlink w:history="1" r:id="rIdmzmo8birgu0noa3ljeusp">
+            <w:hyperlink w:history="1" r:id="rId-cabohhwmkmrtiehtw5ow">
               <w:r>
                 <w:rPr>
                   <w:rFonts w:ascii="Arial" w:cs="Arial" w:eastAsia="Arial" w:hAnsi="Arial"/>
@@ -22992,7 +22992,7 @@
             <w:pPr>
               <w:spacing w:after="20" w:before="0"/>
             </w:pPr>
-            <w:hyperlink w:history="1" r:id="rIduqqhxsst5telwi4h3fmtj">
+            <w:hyperlink w:history="1" r:id="rIddjihrzxa1bzm1nrmbza7l">
               <w:r>
                 <w:rPr>
                   <w:rFonts w:ascii="Arial" w:cs="Arial" w:eastAsia="Arial" w:hAnsi="Arial"/>
@@ -23041,7 +23041,7 @@
               <w:spacing w:after="10" w:before="0"/>
               <w:ind w:left="120"/>
             </w:pPr>
-            <w:hyperlink w:history="1" r:id="rIdq4yfcuxqc3i882vdi5fjw">
+            <w:hyperlink w:history="1" r:id="rId292u0tydwlv2clgt724uv">
               <w:r>
                 <w:rPr>
                   <w:rFonts w:ascii="Arial" w:cs="Arial" w:eastAsia="Arial" w:hAnsi="Arial"/>
@@ -23086,7 +23086,7 @@
             <w:pPr>
               <w:spacing w:after="20" w:before="0"/>
             </w:pPr>
-            <w:hyperlink w:history="1" r:id="rIdealmc3jii66lkoekvig5i">
+            <w:hyperlink w:history="1" r:id="rIdxabcuoo_idxwejli0xh1h">
               <w:r>
                 <w:rPr>
                   <w:rFonts w:ascii="Arial" w:cs="Arial" w:eastAsia="Arial" w:hAnsi="Arial"/>
@@ -23119,7 +23119,7 @@
               <w:spacing w:after="10" w:before="0"/>
               <w:ind w:left="120"/>
             </w:pPr>
-            <w:hyperlink w:history="1" r:id="rIdpry3cu3fht3oatnjnco9c">
+            <w:hyperlink w:history="1" r:id="rId2cszz3cga-fq1xbvko3t_">
               <w:r>
                 <w:rPr>
                   <w:rFonts w:ascii="Arial" w:cs="Arial" w:eastAsia="Arial" w:hAnsi="Arial"/>
@@ -23631,7 +23631,7 @@
         </w:rPr>
         <w:t xml:space="preserve">© 2026 SeaVuria and ARES. Aligned with KICD objectives. Developed by SeaVuria; technical implementation by ARES (with AI assistance from Claude). Licensed under </w:t>
       </w:r>
-      <w:hyperlink w:history="1" r:id="rIdyjc627j4gm3apezckg23q">
+      <w:hyperlink w:history="1" r:id="rIdrbnnzzwyjnpm1jru3z-b-">
         <w:r>
           <w:rPr>
             <w:rFonts w:ascii="Arial" w:cs="Arial" w:eastAsia="Arial" w:hAnsi="Arial"/>
@@ -23652,7 +23652,7 @@
         </w:rPr>
         <w:t xml:space="preserve"> (</w:t>
       </w:r>
-      <w:hyperlink w:history="1" r:id="rIdiqmj-j7np3vixyy0j2yqn">
+      <w:hyperlink w:history="1" r:id="rIdjp2du7xnp4c-reioy5uti">
         <w:r>
           <w:rPr>
             <w:rFonts w:ascii="Arial" w:cs="Arial" w:eastAsia="Arial" w:hAnsi="Arial"/>
@@ -24665,7 +24665,7 @@
             <w:pPr>
               <w:spacing w:after="20" w:before="0"/>
             </w:pPr>
-            <w:hyperlink w:history="1" r:id="rIdqhd0dcolux3fkrjsb2cu8">
+            <w:hyperlink w:history="1" r:id="rIdd01msyzcz8edhbzuwcmrh">
               <w:r>
                 <w:rPr>
                   <w:rFonts w:ascii="Arial" w:cs="Arial" w:eastAsia="Arial" w:hAnsi="Arial"/>
@@ -24714,7 +24714,7 @@
               <w:spacing w:after="10" w:before="0"/>
               <w:ind w:left="120"/>
             </w:pPr>
-            <w:hyperlink w:history="1" r:id="rIdbay5bmswuld2yzdbgwxem">
+            <w:hyperlink w:history="1" r:id="rId4ijdtwlrb6g6i0x1lig5g">
               <w:r>
                 <w:rPr>
                   <w:rFonts w:ascii="Arial" w:cs="Arial" w:eastAsia="Arial" w:hAnsi="Arial"/>
@@ -24776,7 +24776,7 @@
               <w:spacing w:after="10" w:before="0"/>
               <w:ind w:left="120"/>
             </w:pPr>
-            <w:hyperlink w:history="1" r:id="rIdj8wtn9wycnitdwymb6q71">
+            <w:hyperlink w:history="1" r:id="rIdyvapt52tjsr_ptbxh_38o">
               <w:r>
                 <w:rPr>
                   <w:rFonts w:ascii="Arial" w:cs="Arial" w:eastAsia="Arial" w:hAnsi="Arial"/>
@@ -24986,7 +24986,7 @@
             <w:pPr>
               <w:spacing w:after="20" w:before="0"/>
             </w:pPr>
-            <w:hyperlink w:history="1" r:id="rIdhah_xpfww23asrkutt56u">
+            <w:hyperlink w:history="1" r:id="rIdf3sa-kwkqxnqluwv3dtfo">
               <w:r>
                 <w:rPr>
                   <w:rFonts w:ascii="Arial" w:cs="Arial" w:eastAsia="Arial" w:hAnsi="Arial"/>
@@ -25035,7 +25035,7 @@
               <w:spacing w:after="10" w:before="0"/>
               <w:ind w:left="120"/>
             </w:pPr>
-            <w:hyperlink w:history="1" r:id="rIdbd4_enrox5wd90piah_a8">
+            <w:hyperlink w:history="1" r:id="rId-oscpstr57irucakiumqn">
               <w:r>
                 <w:rPr>
                   <w:rFonts w:ascii="Arial" w:cs="Arial" w:eastAsia="Arial" w:hAnsi="Arial"/>
@@ -25097,7 +25097,7 @@
               <w:spacing w:after="10" w:before="0"/>
               <w:ind w:left="120"/>
             </w:pPr>
-            <w:hyperlink w:history="1" r:id="rIdy0xu1ihlmrl35tcb8pj9e">
+            <w:hyperlink w:history="1" r:id="rId7d8vvqoa2cr62b9qm85n9">
               <w:r>
                 <w:rPr>
                   <w:rFonts w:ascii="Arial" w:cs="Arial" w:eastAsia="Arial" w:hAnsi="Arial"/>
@@ -25307,7 +25307,7 @@
             <w:pPr>
               <w:spacing w:after="20" w:before="0"/>
             </w:pPr>
-            <w:hyperlink w:history="1" r:id="rIdparmqb4xwup-ta8jrqmug">
+            <w:hyperlink w:history="1" r:id="rId2kmq5nrlhzqmqi2t_3yj4">
               <w:r>
                 <w:rPr>
                   <w:rFonts w:ascii="Arial" w:cs="Arial" w:eastAsia="Arial" w:hAnsi="Arial"/>
@@ -25356,7 +25356,7 @@
               <w:spacing w:after="10" w:before="0"/>
               <w:ind w:left="120"/>
             </w:pPr>
-            <w:hyperlink w:history="1" r:id="rId9gbvcxgzahvvuapy8azh7">
+            <w:hyperlink w:history="1" r:id="rIdkkus2buas3czvjlg64ktj">
               <w:r>
                 <w:rPr>
                   <w:rFonts w:ascii="Arial" w:cs="Arial" w:eastAsia="Arial" w:hAnsi="Arial"/>
@@ -25418,7 +25418,7 @@
               <w:spacing w:after="10" w:before="0"/>
               <w:ind w:left="120"/>
             </w:pPr>
-            <w:hyperlink w:history="1" r:id="rId82gehwot9y9qvoymsmkfc">
+            <w:hyperlink w:history="1" r:id="rIdgs3atbcwjwp5iheyknn3b">
               <w:r>
                 <w:rPr>
                   <w:rFonts w:ascii="Arial" w:cs="Arial" w:eastAsia="Arial" w:hAnsi="Arial"/>
@@ -25628,7 +25628,7 @@
             <w:pPr>
               <w:spacing w:after="20" w:before="0"/>
             </w:pPr>
-            <w:hyperlink w:history="1" r:id="rIdomwp-6gklxh3075hk0zww">
+            <w:hyperlink w:history="1" r:id="rId1s3ts8-mii8a4ygchfcgi">
               <w:r>
                 <w:rPr>
                   <w:rFonts w:ascii="Arial" w:cs="Arial" w:eastAsia="Arial" w:hAnsi="Arial"/>
@@ -25677,7 +25677,7 @@
               <w:spacing w:after="10" w:before="0"/>
               <w:ind w:left="120"/>
             </w:pPr>
-            <w:hyperlink w:history="1" r:id="rIdcdc6_bqxbxvt_l6nupuhg">
+            <w:hyperlink w:history="1" r:id="rIdyiwffohql59slnwkszzgx">
               <w:r>
                 <w:rPr>
                   <w:rFonts w:ascii="Arial" w:cs="Arial" w:eastAsia="Arial" w:hAnsi="Arial"/>
@@ -25739,7 +25739,7 @@
               <w:spacing w:after="10" w:before="0"/>
               <w:ind w:left="120"/>
             </w:pPr>
-            <w:hyperlink w:history="1" r:id="rId4x34fsnjipme1ersnfhvt">
+            <w:hyperlink w:history="1" r:id="rIdxehaqfz-bo2xc2lw4e3cl">
               <w:r>
                 <w:rPr>
                   <w:rFonts w:ascii="Arial" w:cs="Arial" w:eastAsia="Arial" w:hAnsi="Arial"/>
@@ -25949,7 +25949,7 @@
             <w:pPr>
               <w:spacing w:after="20" w:before="0"/>
             </w:pPr>
-            <w:hyperlink w:history="1" r:id="rIdvpfvnn_mjou2mhoxt88nd">
+            <w:hyperlink w:history="1" r:id="rIdwjouv71e5yfbcvmg2axr5">
               <w:r>
                 <w:rPr>
                   <w:rFonts w:ascii="Arial" w:cs="Arial" w:eastAsia="Arial" w:hAnsi="Arial"/>
@@ -25998,7 +25998,7 @@
               <w:spacing w:after="10" w:before="0"/>
               <w:ind w:left="120"/>
             </w:pPr>
-            <w:hyperlink w:history="1" r:id="rIdbpfrn_pd5wg_pks9qp0rc">
+            <w:hyperlink w:history="1" r:id="rIdytxo16rzqznhldmpkgf2t">
               <w:r>
                 <w:rPr>
                   <w:rFonts w:ascii="Arial" w:cs="Arial" w:eastAsia="Arial" w:hAnsi="Arial"/>
@@ -26060,7 +26060,7 @@
               <w:spacing w:after="10" w:before="0"/>
               <w:ind w:left="120"/>
             </w:pPr>
-            <w:hyperlink w:history="1" r:id="rIdyxlkutod5wudwjsndcz13">
+            <w:hyperlink w:history="1" r:id="rIdvlgek4cmu8_j6njgzxad8">
               <w:r>
                 <w:rPr>
                   <w:rFonts w:ascii="Arial" w:cs="Arial" w:eastAsia="Arial" w:hAnsi="Arial"/>
@@ -26587,7 +26587,7 @@
         </w:rPr>
         <w:t xml:space="preserve">© 2026 SeaVuria and ARES. Aligned with KICD objectives. Developed by SeaVuria; technical implementation by ARES (with AI assistance from Claude). Licensed under </w:t>
       </w:r>
-      <w:hyperlink w:history="1" r:id="rIdi7iqxw6rmwm61wqd19wtz">
+      <w:hyperlink w:history="1" r:id="rIdchjiyfe0id8s0fvivszae">
         <w:r>
           <w:rPr>
             <w:rFonts w:ascii="Arial" w:cs="Arial" w:eastAsia="Arial" w:hAnsi="Arial"/>
@@ -26608,7 +26608,7 @@
         </w:rPr>
         <w:t xml:space="preserve"> (</w:t>
       </w:r>
-      <w:hyperlink w:history="1" r:id="rIdtorp615idpnepxf2hxlx4">
+      <w:hyperlink w:history="1" r:id="rIdstwtlurrcpayho8vlqsxn">
         <w:r>
           <w:rPr>
             <w:rFonts w:ascii="Arial" w:cs="Arial" w:eastAsia="Arial" w:hAnsi="Arial"/>
@@ -27621,7 +27621,7 @@
             <w:pPr>
               <w:spacing w:after="20" w:before="0"/>
             </w:pPr>
-            <w:hyperlink w:history="1" r:id="rIdqpzswnf2qmz8bchxwop53">
+            <w:hyperlink w:history="1" r:id="rIdtpvwo_0lrbud6dwki6glb">
               <w:r>
                 <w:rPr>
                   <w:rFonts w:ascii="Arial" w:cs="Arial" w:eastAsia="Arial" w:hAnsi="Arial"/>
@@ -27654,7 +27654,7 @@
               <w:spacing w:after="10" w:before="0"/>
               <w:ind w:left="120"/>
             </w:pPr>
-            <w:hyperlink w:history="1" r:id="rIdaw3x-dlgmx9uta9f_89qi">
+            <w:hyperlink w:history="1" r:id="rIdntesxqneuc-gahz00lor7">
               <w:r>
                 <w:rPr>
                   <w:rFonts w:ascii="Arial" w:cs="Arial" w:eastAsia="Arial" w:hAnsi="Arial"/>
@@ -27699,7 +27699,7 @@
             <w:pPr>
               <w:spacing w:after="20" w:before="0"/>
             </w:pPr>
-            <w:hyperlink w:history="1" r:id="rIdxy7leuyrt9eulhxwrbdtw">
+            <w:hyperlink w:history="1" r:id="rIdq5mxzxr2mwpkbqrzxie21">
               <w:r>
                 <w:rPr>
                   <w:rFonts w:ascii="Arial" w:cs="Arial" w:eastAsia="Arial" w:hAnsi="Arial"/>
@@ -27732,7 +27732,7 @@
               <w:spacing w:after="10" w:before="0"/>
               <w:ind w:left="120"/>
             </w:pPr>
-            <w:hyperlink w:history="1" r:id="rIdi0cnwznogqr5krseb33lv">
+            <w:hyperlink w:history="1" r:id="rIdxt6xt-koxhqtcnpgzxiuh">
               <w:r>
                 <w:rPr>
                   <w:rFonts w:ascii="Arial" w:cs="Arial" w:eastAsia="Arial" w:hAnsi="Arial"/>
@@ -27927,7 +27927,7 @@
             <w:pPr>
               <w:spacing w:after="20" w:before="0"/>
             </w:pPr>
-            <w:hyperlink w:history="1" r:id="rIdfmya6hcvzwxcntdy-tmd4">
+            <w:hyperlink w:history="1" r:id="rIdihjzfrqdzl-0qy80npawo">
               <w:r>
                 <w:rPr>
                   <w:rFonts w:ascii="Arial" w:cs="Arial" w:eastAsia="Arial" w:hAnsi="Arial"/>
@@ -27960,7 +27960,7 @@
               <w:spacing w:after="10" w:before="0"/>
               <w:ind w:left="120"/>
             </w:pPr>
-            <w:hyperlink w:history="1" r:id="rIdnr2gidd1zkxkx1to5sua3">
+            <w:hyperlink w:history="1" r:id="rIdhixgjx8hj18pe-0bjo5qd">
               <w:r>
                 <w:rPr>
                   <w:rFonts w:ascii="Arial" w:cs="Arial" w:eastAsia="Arial" w:hAnsi="Arial"/>
@@ -28005,7 +28005,7 @@
             <w:pPr>
               <w:spacing w:after="20" w:before="0"/>
             </w:pPr>
-            <w:hyperlink w:history="1" r:id="rIdbex2oe56qb8-bmwjjc754">
+            <w:hyperlink w:history="1" r:id="rIdjaj9schprrzhhdyczwqmb">
               <w:r>
                 <w:rPr>
                   <w:rFonts w:ascii="Arial" w:cs="Arial" w:eastAsia="Arial" w:hAnsi="Arial"/>
@@ -28038,7 +28038,7 @@
               <w:spacing w:after="10" w:before="0"/>
               <w:ind w:left="120"/>
             </w:pPr>
-            <w:hyperlink w:history="1" r:id="rIdm1pxqndhm_yyed3kpni6d">
+            <w:hyperlink w:history="1" r:id="rIdiahvoxnzn4r41rsnjaca3">
               <w:r>
                 <w:rPr>
                   <w:rFonts w:ascii="Arial" w:cs="Arial" w:eastAsia="Arial" w:hAnsi="Arial"/>
@@ -28233,7 +28233,7 @@
             <w:pPr>
               <w:spacing w:after="20" w:before="0"/>
             </w:pPr>
-            <w:hyperlink w:history="1" r:id="rIdtrcq-a7hxxuijo6465bdk">
+            <w:hyperlink w:history="1" r:id="rIdbx2ay667ga4ze5uloyavt">
               <w:r>
                 <w:rPr>
                   <w:rFonts w:ascii="Arial" w:cs="Arial" w:eastAsia="Arial" w:hAnsi="Arial"/>
@@ -28282,7 +28282,7 @@
               <w:spacing w:after="10" w:before="0"/>
               <w:ind w:left="120"/>
             </w:pPr>
-            <w:hyperlink w:history="1" r:id="rIdkygbbi5z3hklc6jz-0dtz">
+            <w:hyperlink w:history="1" r:id="rIdk-uzyxpvrz_ayhrfycum9">
               <w:r>
                 <w:rPr>
                   <w:rFonts w:ascii="Arial" w:cs="Arial" w:eastAsia="Arial" w:hAnsi="Arial"/>
@@ -28327,7 +28327,7 @@
             <w:pPr>
               <w:spacing w:after="20" w:before="0"/>
             </w:pPr>
-            <w:hyperlink w:history="1" r:id="rIdrce6b0plit3lvlenxdjox">
+            <w:hyperlink w:history="1" r:id="rIdewmj3jxzlhed5ytpprd3t">
               <w:r>
                 <w:rPr>
                   <w:rFonts w:ascii="Arial" w:cs="Arial" w:eastAsia="Arial" w:hAnsi="Arial"/>
@@ -28360,7 +28360,7 @@
               <w:spacing w:after="10" w:before="0"/>
               <w:ind w:left="120"/>
             </w:pPr>
-            <w:hyperlink w:history="1" r:id="rId_jwkfe98t_xcynk6iopsz">
+            <w:hyperlink w:history="1" r:id="rIdga_4mqsnbrwg6mcekduic">
               <w:r>
                 <w:rPr>
                   <w:rFonts w:ascii="Arial" w:cs="Arial" w:eastAsia="Arial" w:hAnsi="Arial"/>
@@ -28555,7 +28555,7 @@
             <w:pPr>
               <w:spacing w:after="20" w:before="0"/>
             </w:pPr>
-            <w:hyperlink w:history="1" r:id="rIdmr3lwwfysk0vxljrsduvx">
+            <w:hyperlink w:history="1" r:id="rIde2iantljs1du4zsgsxshe">
               <w:r>
                 <w:rPr>
                   <w:rFonts w:ascii="Arial" w:cs="Arial" w:eastAsia="Arial" w:hAnsi="Arial"/>
@@ -28604,7 +28604,7 @@
               <w:spacing w:after="10" w:before="0"/>
               <w:ind w:left="120"/>
             </w:pPr>
-            <w:hyperlink w:history="1" r:id="rIdpwb0u8ivhyu7aah0n_roj">
+            <w:hyperlink w:history="1" r:id="rIduhjuf_vs3zqv-zg2m-psw">
               <w:r>
                 <w:rPr>
                   <w:rFonts w:ascii="Arial" w:cs="Arial" w:eastAsia="Arial" w:hAnsi="Arial"/>
@@ -28649,7 +28649,7 @@
             <w:pPr>
               <w:spacing w:after="20" w:before="0"/>
             </w:pPr>
-            <w:hyperlink w:history="1" r:id="rIdxiawh0yugkgdpi790_sxk">
+            <w:hyperlink w:history="1" r:id="rIdp-y7tvf4drkfyzhklnw7k">
               <w:r>
                 <w:rPr>
                   <w:rFonts w:ascii="Arial" w:cs="Arial" w:eastAsia="Arial" w:hAnsi="Arial"/>
@@ -28682,7 +28682,7 @@
               <w:spacing w:after="10" w:before="0"/>
               <w:ind w:left="120"/>
             </w:pPr>
-            <w:hyperlink w:history="1" r:id="rIdyjfm7wmiowmsz6zpqmdd6">
+            <w:hyperlink w:history="1" r:id="rIdunhcazwtxl1lmtrp_b7un">
               <w:r>
                 <w:rPr>
                   <w:rFonts w:ascii="Arial" w:cs="Arial" w:eastAsia="Arial" w:hAnsi="Arial"/>
@@ -28877,7 +28877,7 @@
             <w:pPr>
               <w:spacing w:after="20" w:before="0"/>
             </w:pPr>
-            <w:hyperlink w:history="1" r:id="rIdfk2yfbkgloc35ed7mzykc">
+            <w:hyperlink w:history="1" r:id="rIdbr-ecvp0remtzd3tmxpbo">
               <w:r>
                 <w:rPr>
                   <w:rFonts w:ascii="Arial" w:cs="Arial" w:eastAsia="Arial" w:hAnsi="Arial"/>
@@ -28926,7 +28926,7 @@
               <w:spacing w:after="10" w:before="0"/>
               <w:ind w:left="120"/>
             </w:pPr>
-            <w:hyperlink w:history="1" r:id="rIdlxiocgjsdmrlg037ma1zt">
+            <w:hyperlink w:history="1" r:id="rIdfr0ltczvtmd6k5kjiaobq">
               <w:r>
                 <w:rPr>
                   <w:rFonts w:ascii="Arial" w:cs="Arial" w:eastAsia="Arial" w:hAnsi="Arial"/>
@@ -28971,7 +28971,7 @@
             <w:pPr>
               <w:spacing w:after="20" w:before="0"/>
             </w:pPr>
-            <w:hyperlink w:history="1" r:id="rIdq01b9w1klz5pvvjawprfk">
+            <w:hyperlink w:history="1" r:id="rIds6mi9s85tiqna4c8p-bpa">
               <w:r>
                 <w:rPr>
                   <w:rFonts w:ascii="Arial" w:cs="Arial" w:eastAsia="Arial" w:hAnsi="Arial"/>
@@ -29004,7 +29004,7 @@
               <w:spacing w:after="10" w:before="0"/>
               <w:ind w:left="120"/>
             </w:pPr>
-            <w:hyperlink w:history="1" r:id="rIdwjvcscjcq2twkj4nnwofo">
+            <w:hyperlink w:history="1" r:id="rIdfoa4mxhghbmtx_yyqe-54">
               <w:r>
                 <w:rPr>
                   <w:rFonts w:ascii="Arial" w:cs="Arial" w:eastAsia="Arial" w:hAnsi="Arial"/>
@@ -29516,7 +29516,7 @@
         </w:rPr>
         <w:t xml:space="preserve">© 2026 SeaVuria and ARES. Aligned with KICD objectives. Developed by SeaVuria; technical implementation by ARES (with AI assistance from Claude). Licensed under </w:t>
       </w:r>
-      <w:hyperlink w:history="1" r:id="rIdvvhkyoacbrow09y-rb1gg">
+      <w:hyperlink w:history="1" r:id="rId1jqbiizz2swcciznv1uaz">
         <w:r>
           <w:rPr>
             <w:rFonts w:ascii="Arial" w:cs="Arial" w:eastAsia="Arial" w:hAnsi="Arial"/>
@@ -29537,7 +29537,7 @@
         </w:rPr>
         <w:t xml:space="preserve"> (</w:t>
       </w:r>
-      <w:hyperlink w:history="1" r:id="rId8nlq6zalm0yerxb9qioel">
+      <w:hyperlink w:history="1" r:id="rIddfdd0ykwmcnnof4-tefft">
         <w:r>
           <w:rPr>
             <w:rFonts w:ascii="Arial" w:cs="Arial" w:eastAsia="Arial" w:hAnsi="Arial"/>
@@ -30550,7 +30550,7 @@
             <w:pPr>
               <w:spacing w:after="20" w:before="0"/>
             </w:pPr>
-            <w:hyperlink w:history="1" r:id="rIdggfd8gq4cdoap1f2m5gbe">
+            <w:hyperlink w:history="1" r:id="rIdz2c3bgjwa4lbewon2tzrs">
               <w:r>
                 <w:rPr>
                   <w:rFonts w:ascii="Arial" w:cs="Arial" w:eastAsia="Arial" w:hAnsi="Arial"/>
@@ -30583,7 +30583,7 @@
               <w:spacing w:after="10" w:before="0"/>
               <w:ind w:left="120"/>
             </w:pPr>
-            <w:hyperlink w:history="1" r:id="rIdm5m4d7bpucj0fy13qdf9u">
+            <w:hyperlink w:history="1" r:id="rIdwojyidz4jh_uixfxgjvwt">
               <w:r>
                 <w:rPr>
                   <w:rFonts w:ascii="Arial" w:cs="Arial" w:eastAsia="Arial" w:hAnsi="Arial"/>
@@ -30628,7 +30628,7 @@
             <w:pPr>
               <w:spacing w:after="20" w:before="0"/>
             </w:pPr>
-            <w:hyperlink w:history="1" r:id="rId7piep9-qvzy8x4k3evzad">
+            <w:hyperlink w:history="1" r:id="rIdccfdhxcpgrbzsn_3a3ev7">
               <w:r>
                 <w:rPr>
                   <w:rFonts w:ascii="Arial" w:cs="Arial" w:eastAsia="Arial" w:hAnsi="Arial"/>
@@ -30661,7 +30661,7 @@
               <w:spacing w:after="10" w:before="0"/>
               <w:ind w:left="120"/>
             </w:pPr>
-            <w:hyperlink w:history="1" r:id="rIdgtgkl427n0pgmlvca1azk">
+            <w:hyperlink w:history="1" r:id="rIdirgkqkvg_7cib5ilkb_al">
               <w:r>
                 <w:rPr>
                   <w:rFonts w:ascii="Arial" w:cs="Arial" w:eastAsia="Arial" w:hAnsi="Arial"/>
@@ -30972,7 +30972,7 @@
             <w:pPr>
               <w:spacing w:after="20" w:before="0"/>
             </w:pPr>
-            <w:hyperlink w:history="1" r:id="rIdzo1lgrhannnmv3kennpzg">
+            <w:hyperlink w:history="1" r:id="rIdyqci9bpzlbbc9df07pcuj">
               <w:r>
                 <w:rPr>
                   <w:rFonts w:ascii="Arial" w:cs="Arial" w:eastAsia="Arial" w:hAnsi="Arial"/>
@@ -31005,7 +31005,7 @@
               <w:spacing w:after="10" w:before="0"/>
               <w:ind w:left="120"/>
             </w:pPr>
-            <w:hyperlink w:history="1" r:id="rIdhadysney8fb7lyjyzpkxr">
+            <w:hyperlink w:history="1" r:id="rId05qotdfgm4ve0qkkad9vs">
               <w:r>
                 <w:rPr>
                   <w:rFonts w:ascii="Arial" w:cs="Arial" w:eastAsia="Arial" w:hAnsi="Arial"/>
@@ -31050,7 +31050,7 @@
             <w:pPr>
               <w:spacing w:after="20" w:before="0"/>
             </w:pPr>
-            <w:hyperlink w:history="1" r:id="rIdoa8mz7ka_dcr7ggrsihnn">
+            <w:hyperlink w:history="1" r:id="rIdw0f8eeigajuleif0uycj2">
               <w:r>
                 <w:rPr>
                   <w:rFonts w:ascii="Arial" w:cs="Arial" w:eastAsia="Arial" w:hAnsi="Arial"/>
@@ -31083,7 +31083,7 @@
               <w:spacing w:after="10" w:before="0"/>
               <w:ind w:left="120"/>
             </w:pPr>
-            <w:hyperlink w:history="1" r:id="rIdiumjnpulqttbmgkjhrlwz">
+            <w:hyperlink w:history="1" r:id="rIdxnem2pns7kgaidwafid_z">
               <w:r>
                 <w:rPr>
                   <w:rFonts w:ascii="Arial" w:cs="Arial" w:eastAsia="Arial" w:hAnsi="Arial"/>
@@ -31566,7 +31566,7 @@
             <w:pPr>
               <w:spacing w:after="20" w:before="0"/>
             </w:pPr>
-            <w:hyperlink w:history="1" r:id="rIdyriszzdnxwfoku8e9vkh_">
+            <w:hyperlink w:history="1" r:id="rIdms6t6tio5mi1cug8elwij">
               <w:r>
                 <w:rPr>
                   <w:rFonts w:ascii="Arial" w:cs="Arial" w:eastAsia="Arial" w:hAnsi="Arial"/>
@@ -31615,7 +31615,7 @@
               <w:spacing w:after="10" w:before="0"/>
               <w:ind w:left="120"/>
             </w:pPr>
-            <w:hyperlink w:history="1" r:id="rIdq6vrxbvc9sfensbuo_xtj">
+            <w:hyperlink w:history="1" r:id="rIdpt7gpofmo1uditxurjv78">
               <w:r>
                 <w:rPr>
                   <w:rFonts w:ascii="Arial" w:cs="Arial" w:eastAsia="Arial" w:hAnsi="Arial"/>
@@ -31660,7 +31660,7 @@
             <w:pPr>
               <w:spacing w:after="20" w:before="0"/>
             </w:pPr>
-            <w:hyperlink w:history="1" r:id="rIdoyczdmxwgzp-0xk3lgbej">
+            <w:hyperlink w:history="1" r:id="rIdsznvqyqom8sujhm9uru9n">
               <w:r>
                 <w:rPr>
                   <w:rFonts w:ascii="Arial" w:cs="Arial" w:eastAsia="Arial" w:hAnsi="Arial"/>
@@ -31709,7 +31709,7 @@
               <w:spacing w:after="10" w:before="0"/>
               <w:ind w:left="120"/>
             </w:pPr>
-            <w:hyperlink w:history="1" r:id="rIdbfzlejal3yl1uujouypft">
+            <w:hyperlink w:history="1" r:id="rIdmjljopnypsw0moyzxljfo">
               <w:r>
                 <w:rPr>
                   <w:rFonts w:ascii="Arial" w:cs="Arial" w:eastAsia="Arial" w:hAnsi="Arial"/>
@@ -32362,7 +32362,7 @@
             <w:pPr>
               <w:spacing w:after="20" w:before="0"/>
             </w:pPr>
-            <w:hyperlink w:history="1" r:id="rIdydloy3-_vo9rcscbwg3mt">
+            <w:hyperlink w:history="1" r:id="rIdam2lipxnjahnqjr7p7rjg">
               <w:r>
                 <w:rPr>
                   <w:rFonts w:ascii="Arial" w:cs="Arial" w:eastAsia="Arial" w:hAnsi="Arial"/>
@@ -32411,7 +32411,7 @@
               <w:spacing w:after="10" w:before="0"/>
               <w:ind w:left="120"/>
             </w:pPr>
-            <w:hyperlink w:history="1" r:id="rIdldogigplyl2m2gqe4ph4n">
+            <w:hyperlink w:history="1" r:id="rIdxxfj0h4or3gpsxuygbgj7">
               <w:r>
                 <w:rPr>
                   <w:rFonts w:ascii="Arial" w:cs="Arial" w:eastAsia="Arial" w:hAnsi="Arial"/>
@@ -32456,7 +32456,7 @@
             <w:pPr>
               <w:spacing w:after="20" w:before="0"/>
             </w:pPr>
-            <w:hyperlink w:history="1" r:id="rIdaoyv_r72qubxabebr7x0k">
+            <w:hyperlink w:history="1" r:id="rIdxb1mdojrk0xqn0ik98_d0">
               <w:r>
                 <w:rPr>
                   <w:rFonts w:ascii="Arial" w:cs="Arial" w:eastAsia="Arial" w:hAnsi="Arial"/>
@@ -32505,7 +32505,7 @@
               <w:spacing w:after="10" w:before="0"/>
               <w:ind w:left="120"/>
             </w:pPr>
-            <w:hyperlink w:history="1" r:id="rId0o7eood_o4zjfjqhuofvp">
+            <w:hyperlink w:history="1" r:id="rIdovurbozyzuwemq3dlr7vo">
               <w:r>
                 <w:rPr>
                   <w:rFonts w:ascii="Arial" w:cs="Arial" w:eastAsia="Arial" w:hAnsi="Arial"/>
@@ -32776,7 +32776,7 @@
             <w:pPr>
               <w:spacing w:after="20" w:before="0"/>
             </w:pPr>
-            <w:hyperlink w:history="1" r:id="rIdl0w1nsbroalxbm8cthscq">
+            <w:hyperlink w:history="1" r:id="rIdtuklw_jvvrbkgfvfuooch">
               <w:r>
                 <w:rPr>
                   <w:rFonts w:ascii="Arial" w:cs="Arial" w:eastAsia="Arial" w:hAnsi="Arial"/>
@@ -32825,7 +32825,7 @@
               <w:spacing w:after="10" w:before="0"/>
               <w:ind w:left="120"/>
             </w:pPr>
-            <w:hyperlink w:history="1" r:id="rIdtufbsdspjqv-z6e7i5xoq">
+            <w:hyperlink w:history="1" r:id="rIdltb5bfupr7lrhrmb9cb8r">
               <w:r>
                 <w:rPr>
                   <w:rFonts w:ascii="Arial" w:cs="Arial" w:eastAsia="Arial" w:hAnsi="Arial"/>
@@ -32870,7 +32870,7 @@
             <w:pPr>
               <w:spacing w:after="20" w:before="0"/>
             </w:pPr>
-            <w:hyperlink w:history="1" r:id="rIduz-rqvj6ffzqbfdgtmc2m">
+            <w:hyperlink w:history="1" r:id="rIdvjkavuc5lwwj8u1ezvzbk">
               <w:r>
                 <w:rPr>
                   <w:rFonts w:ascii="Arial" w:cs="Arial" w:eastAsia="Arial" w:hAnsi="Arial"/>
@@ -32919,7 +32919,7 @@
               <w:spacing w:after="10" w:before="0"/>
               <w:ind w:left="120"/>
             </w:pPr>
-            <w:hyperlink w:history="1" r:id="rIdu8poj6ia4sgmiqwqcxzxo">
+            <w:hyperlink w:history="1" r:id="rIdypxcmtxnvncdhdvuccscr">
               <w:r>
                 <w:rPr>
                   <w:rFonts w:ascii="Arial" w:cs="Arial" w:eastAsia="Arial" w:hAnsi="Arial"/>
@@ -33716,7 +33716,7 @@
         </w:rPr>
         <w:t xml:space="preserve">© 2026 SeaVuria and ARES. Aligned with KICD objectives. Developed by SeaVuria; technical implementation by ARES (with AI assistance from Claude). Licensed under </w:t>
       </w:r>
-      <w:hyperlink w:history="1" r:id="rIddhomn-o7uq5fkrzzvh1ma">
+      <w:hyperlink w:history="1" r:id="rIdbmmjpeksux6gkhfwig3ig">
         <w:r>
           <w:rPr>
             <w:rFonts w:ascii="Arial" w:cs="Arial" w:eastAsia="Arial" w:hAnsi="Arial"/>
@@ -33737,7 +33737,7 @@
         </w:rPr>
         <w:t xml:space="preserve"> (</w:t>
       </w:r>
-      <w:hyperlink w:history="1" r:id="rIdseadoax_4t3nuzm96-qc4">
+      <w:hyperlink w:history="1" r:id="rIdrsrhp9oraefp7kk3g6lsi">
         <w:r>
           <w:rPr>
             <w:rFonts w:ascii="Arial" w:cs="Arial" w:eastAsia="Arial" w:hAnsi="Arial"/>
@@ -34767,7 +34767,7 @@
               <w:spacing w:after="10" w:before="0"/>
               <w:ind w:left="120"/>
             </w:pPr>
-            <w:hyperlink w:history="1" r:id="rId3uglffpxjp5-twj82zlxj">
+            <w:hyperlink w:history="1" r:id="rIdkrtd2srimsyhd9nkmh0aq">
               <w:r>
                 <w:rPr>
                   <w:rFonts w:ascii="Arial" w:cs="Arial" w:eastAsia="Arial" w:hAnsi="Arial"/>
@@ -34827,7 +34827,7 @@
             <w:pPr>
               <w:spacing w:after="20" w:before="0"/>
             </w:pPr>
-            <w:hyperlink w:history="1" r:id="rIdajjkmbg-k59uwtqrhs7yr">
+            <w:hyperlink w:history="1" r:id="rIdhw0iqzo68gu5arz9pksam">
               <w:r>
                 <w:rPr>
                   <w:rFonts w:ascii="Arial" w:cs="Arial" w:eastAsia="Arial" w:hAnsi="Arial"/>
@@ -34860,7 +34860,7 @@
               <w:spacing w:after="10" w:before="0"/>
               <w:ind w:left="120"/>
             </w:pPr>
-            <w:hyperlink w:history="1" r:id="rIdcixs7_ol0amyegthu-uxw">
+            <w:hyperlink w:history="1" r:id="rId641y0gtypptagavfw6ugx">
               <w:r>
                 <w:rPr>
                   <w:rFonts w:ascii="Arial" w:cs="Arial" w:eastAsia="Arial" w:hAnsi="Arial"/>
@@ -35072,7 +35072,7 @@
               <w:spacing w:after="10" w:before="0"/>
               <w:ind w:left="120"/>
             </w:pPr>
-            <w:hyperlink w:history="1" r:id="rIduqxwwfxeopaxsngyjiump">
+            <w:hyperlink w:history="1" r:id="rIdfr0j9m21x33ysb0kdhfpe">
               <w:r>
                 <w:rPr>
                   <w:rFonts w:ascii="Arial" w:cs="Arial" w:eastAsia="Arial" w:hAnsi="Arial"/>
@@ -35132,7 +35132,7 @@
             <w:pPr>
               <w:spacing w:after="20" w:before="0"/>
             </w:pPr>
-            <w:hyperlink w:history="1" r:id="rIdqwfsk0ov82w14altdkk4u">
+            <w:hyperlink w:history="1" r:id="rIdhm2gjjzbf_ixmfoqetrgr">
               <w:r>
                 <w:rPr>
                   <w:rFonts w:ascii="Arial" w:cs="Arial" w:eastAsia="Arial" w:hAnsi="Arial"/>
@@ -35165,7 +35165,7 @@
               <w:spacing w:after="10" w:before="0"/>
               <w:ind w:left="120"/>
             </w:pPr>
-            <w:hyperlink w:history="1" r:id="rIdgt1-js1nm4cyfgm3ddlpi">
+            <w:hyperlink w:history="1" r:id="rId5kbgqsforhmnkihgb07ow">
               <w:r>
                 <w:rPr>
                   <w:rFonts w:ascii="Arial" w:cs="Arial" w:eastAsia="Arial" w:hAnsi="Arial"/>
@@ -35377,7 +35377,7 @@
               <w:spacing w:after="10" w:before="0"/>
               <w:ind w:left="120"/>
             </w:pPr>
-            <w:hyperlink w:history="1" r:id="rIdjdrhukzz_bmvyb7awo4yw">
+            <w:hyperlink w:history="1" r:id="rIdtntfqcyenmx8grqkfdlro">
               <w:r>
                 <w:rPr>
                   <w:rFonts w:ascii="Arial" w:cs="Arial" w:eastAsia="Arial" w:hAnsi="Arial"/>
@@ -35437,7 +35437,7 @@
             <w:pPr>
               <w:spacing w:after="20" w:before="0"/>
             </w:pPr>
-            <w:hyperlink w:history="1" r:id="rIdp8utey1jgkja_8dij_7vf">
+            <w:hyperlink w:history="1" r:id="rIdfnuach18oosdobmeoxifc">
               <w:r>
                 <w:rPr>
                   <w:rFonts w:ascii="Arial" w:cs="Arial" w:eastAsia="Arial" w:hAnsi="Arial"/>
@@ -35486,7 +35486,7 @@
               <w:spacing w:after="10" w:before="0"/>
               <w:ind w:left="120"/>
             </w:pPr>
-            <w:hyperlink w:history="1" r:id="rIdu_qg8b5nnwwulfxj8vkua">
+            <w:hyperlink w:history="1" r:id="rIdustsm4jfdef73xilvynvw">
               <w:r>
                 <w:rPr>
                   <w:rFonts w:ascii="Arial" w:cs="Arial" w:eastAsia="Arial" w:hAnsi="Arial"/>
@@ -35698,7 +35698,7 @@
               <w:spacing w:after="10" w:before="0"/>
               <w:ind w:left="120"/>
             </w:pPr>
-            <w:hyperlink w:history="1" r:id="rIdestjmzly-vzbzgzcnzbtj">
+            <w:hyperlink w:history="1" r:id="rIdqsr1ftvlmdgtyi1xlr-yk">
               <w:r>
                 <w:rPr>
                   <w:rFonts w:ascii="Arial" w:cs="Arial" w:eastAsia="Arial" w:hAnsi="Arial"/>
@@ -35758,7 +35758,7 @@
             <w:pPr>
               <w:spacing w:after="20" w:before="0"/>
             </w:pPr>
-            <w:hyperlink w:history="1" r:id="rIdd0xfvhpg3vquzt_l0djrc">
+            <w:hyperlink w:history="1" r:id="rIdakypwmqrilys_deml8nzt">
               <w:r>
                 <w:rPr>
                   <w:rFonts w:ascii="Arial" w:cs="Arial" w:eastAsia="Arial" w:hAnsi="Arial"/>
@@ -35807,7 +35807,7 @@
               <w:spacing w:after="10" w:before="0"/>
               <w:ind w:left="120"/>
             </w:pPr>
-            <w:hyperlink w:history="1" r:id="rIdibhja6g0sa47w08zoszno">
+            <w:hyperlink w:history="1" r:id="rIdtuh5qklan3wt6dvph1e5w">
               <w:r>
                 <w:rPr>
                   <w:rFonts w:ascii="Arial" w:cs="Arial" w:eastAsia="Arial" w:hAnsi="Arial"/>
@@ -36019,7 +36019,7 @@
               <w:spacing w:after="10" w:before="0"/>
               <w:ind w:left="120"/>
             </w:pPr>
-            <w:hyperlink w:history="1" r:id="rIdeq-pztmlxgn06od4rt0lx">
+            <w:hyperlink w:history="1" r:id="rIdy54t-tx9itpxqd218ptn-">
               <w:r>
                 <w:rPr>
                   <w:rFonts w:ascii="Arial" w:cs="Arial" w:eastAsia="Arial" w:hAnsi="Arial"/>
@@ -36079,7 +36079,7 @@
             <w:pPr>
               <w:spacing w:after="20" w:before="0"/>
             </w:pPr>
-            <w:hyperlink w:history="1" r:id="rId6jv436f-9n622j1n8s0ka">
+            <w:hyperlink w:history="1" r:id="rIdmhuls_vctxtjjpkrcgx84">
               <w:r>
                 <w:rPr>
                   <w:rFonts w:ascii="Arial" w:cs="Arial" w:eastAsia="Arial" w:hAnsi="Arial"/>
@@ -36128,7 +36128,7 @@
               <w:spacing w:after="10" w:before="0"/>
               <w:ind w:left="120"/>
             </w:pPr>
-            <w:hyperlink w:history="1" r:id="rIdxaa2kqm_zbuypaodfmznl">
+            <w:hyperlink w:history="1" r:id="rIdiqbp00s5-rlcieaticaqe">
               <w:r>
                 <w:rPr>
                   <w:rFonts w:ascii="Arial" w:cs="Arial" w:eastAsia="Arial" w:hAnsi="Arial"/>
@@ -36640,7 +36640,7 @@
         </w:rPr>
         <w:t xml:space="preserve">© 2026 SeaVuria and ARES. Aligned with KICD objectives. Developed by SeaVuria; technical implementation by ARES (with AI assistance from Claude). Licensed under </w:t>
       </w:r>
-      <w:hyperlink w:history="1" r:id="rId6sgnd5v1tfq-iyri8rujn">
+      <w:hyperlink w:history="1" r:id="rId87glzsyni9lc3twb9aif5">
         <w:r>
           <w:rPr>
             <w:rFonts w:ascii="Arial" w:cs="Arial" w:eastAsia="Arial" w:hAnsi="Arial"/>
@@ -36661,7 +36661,7 @@
         </w:rPr>
         <w:t xml:space="preserve"> (</w:t>
       </w:r>
-      <w:hyperlink w:history="1" r:id="rIdnzmbvvv25ou_6682nnm8n">
+      <w:hyperlink w:history="1" r:id="rId24hbswsqscdudjg91dnic">
         <w:r>
           <w:rPr>
             <w:rFonts w:ascii="Arial" w:cs="Arial" w:eastAsia="Arial" w:hAnsi="Arial"/>
@@ -37674,7 +37674,7 @@
             <w:pPr>
               <w:spacing w:after="20" w:before="0"/>
             </w:pPr>
-            <w:hyperlink w:history="1" r:id="rIdpnz-yncv_oez1ga8nb75q">
+            <w:hyperlink w:history="1" r:id="rId6ngingocy3h2jod4ohgoz">
               <w:r>
                 <w:rPr>
                   <w:rFonts w:ascii="Arial" w:cs="Arial" w:eastAsia="Arial" w:hAnsi="Arial"/>
@@ -37723,7 +37723,7 @@
               <w:spacing w:after="10" w:before="0"/>
               <w:ind w:left="120"/>
             </w:pPr>
-            <w:hyperlink w:history="1" r:id="rIdmip6e3xixapvdo8v4r29n">
+            <w:hyperlink w:history="1" r:id="rIdc8zpgctajr-m6eza4whwm">
               <w:r>
                 <w:rPr>
                   <w:rFonts w:ascii="Arial" w:cs="Arial" w:eastAsia="Arial" w:hAnsi="Arial"/>
@@ -37768,7 +37768,7 @@
             <w:pPr>
               <w:spacing w:after="20" w:before="0"/>
             </w:pPr>
-            <w:hyperlink w:history="1" r:id="rIdoavv7kz8y_b0tqsi9iwjj">
+            <w:hyperlink w:history="1" r:id="rIdl36wzoutjsvmbozyymk15">
               <w:r>
                 <w:rPr>
                   <w:rFonts w:ascii="Arial" w:cs="Arial" w:eastAsia="Arial" w:hAnsi="Arial"/>
@@ -37801,7 +37801,7 @@
               <w:spacing w:after="10" w:before="0"/>
               <w:ind w:left="120"/>
             </w:pPr>
-            <w:hyperlink w:history="1" r:id="rIdzdy4iahvy9bbm8c7nb5lt">
+            <w:hyperlink w:history="1" r:id="rIdwy-gvca3dwxjsrpuc8la-">
               <w:r>
                 <w:rPr>
                   <w:rFonts w:ascii="Arial" w:cs="Arial" w:eastAsia="Arial" w:hAnsi="Arial"/>
@@ -37996,7 +37996,7 @@
             <w:pPr>
               <w:spacing w:after="20" w:before="0"/>
             </w:pPr>
-            <w:hyperlink w:history="1" r:id="rId1t9knquabfhjzlyvwbtpg">
+            <w:hyperlink w:history="1" r:id="rIdvdj9nt-phocp3ddhxbsa4">
               <w:r>
                 <w:rPr>
                   <w:rFonts w:ascii="Arial" w:cs="Arial" w:eastAsia="Arial" w:hAnsi="Arial"/>
@@ -38045,7 +38045,7 @@
               <w:spacing w:after="10" w:before="0"/>
               <w:ind w:left="120"/>
             </w:pPr>
-            <w:hyperlink w:history="1" r:id="rIdozo3jutum2ar18ealiguc">
+            <w:hyperlink w:history="1" r:id="rIdc3lr4ph7mt474ivx3bjjj">
               <w:r>
                 <w:rPr>
                   <w:rFonts w:ascii="Arial" w:cs="Arial" w:eastAsia="Arial" w:hAnsi="Arial"/>
@@ -38090,7 +38090,7 @@
             <w:pPr>
               <w:spacing w:after="20" w:before="0"/>
             </w:pPr>
-            <w:hyperlink w:history="1" r:id="rId-6fotm2t4fd4w-3dwpgbe">
+            <w:hyperlink w:history="1" r:id="rIdowoauijbzqvxdlnwhx_er">
               <w:r>
                 <w:rPr>
                   <w:rFonts w:ascii="Arial" w:cs="Arial" w:eastAsia="Arial" w:hAnsi="Arial"/>
@@ -38123,7 +38123,7 @@
               <w:spacing w:after="10" w:before="0"/>
               <w:ind w:left="120"/>
             </w:pPr>
-            <w:hyperlink w:history="1" r:id="rIdpv00fkyupm3mwhgangcf0">
+            <w:hyperlink w:history="1" r:id="rIdr59tcfncvi2k3n5xp7-ct">
               <w:r>
                 <w:rPr>
                   <w:rFonts w:ascii="Arial" w:cs="Arial" w:eastAsia="Arial" w:hAnsi="Arial"/>
@@ -38318,7 +38318,7 @@
             <w:pPr>
               <w:spacing w:after="20" w:before="0"/>
             </w:pPr>
-            <w:hyperlink w:history="1" r:id="rId0lhvcayqbnb4fn6bahvtp">
+            <w:hyperlink w:history="1" r:id="rIdio6gohtwsuspkqgentxnu">
               <w:r>
                 <w:rPr>
                   <w:rFonts w:ascii="Arial" w:cs="Arial" w:eastAsia="Arial" w:hAnsi="Arial"/>
@@ -38367,7 +38367,7 @@
               <w:spacing w:after="10" w:before="0"/>
               <w:ind w:left="120"/>
             </w:pPr>
-            <w:hyperlink w:history="1" r:id="rIdh2luxufbhuxnwmbzpfwxw">
+            <w:hyperlink w:history="1" r:id="rIdemgcubuhpn1amukle-qj9">
               <w:r>
                 <w:rPr>
                   <w:rFonts w:ascii="Arial" w:cs="Arial" w:eastAsia="Arial" w:hAnsi="Arial"/>
@@ -38412,7 +38412,7 @@
             <w:pPr>
               <w:spacing w:after="20" w:before="0"/>
             </w:pPr>
-            <w:hyperlink w:history="1" r:id="rId3prl6d0zkltvo4i67-ty2">
+            <w:hyperlink w:history="1" r:id="rIdlkea0bn0sj3rzopcsvqak">
               <w:r>
                 <w:rPr>
                   <w:rFonts w:ascii="Arial" w:cs="Arial" w:eastAsia="Arial" w:hAnsi="Arial"/>
@@ -38445,7 +38445,7 @@
               <w:spacing w:after="10" w:before="0"/>
               <w:ind w:left="120"/>
             </w:pPr>
-            <w:hyperlink w:history="1" r:id="rId9o1dgcagglm7efeyk5uje">
+            <w:hyperlink w:history="1" r:id="rIdzwnb9rbkzwzb-ed3a_s7l">
               <w:r>
                 <w:rPr>
                   <w:rFonts w:ascii="Arial" w:cs="Arial" w:eastAsia="Arial" w:hAnsi="Arial"/>
@@ -38640,7 +38640,7 @@
             <w:pPr>
               <w:spacing w:after="20" w:before="0"/>
             </w:pPr>
-            <w:hyperlink w:history="1" r:id="rIdw3dr4ue2m_taiy_g7t7pc">
+            <w:hyperlink w:history="1" r:id="rIduk-_eqwewgrpwbaetrcvn">
               <w:r>
                 <w:rPr>
                   <w:rFonts w:ascii="Arial" w:cs="Arial" w:eastAsia="Arial" w:hAnsi="Arial"/>
@@ -38689,7 +38689,7 @@
               <w:spacing w:after="10" w:before="0"/>
               <w:ind w:left="120"/>
             </w:pPr>
-            <w:hyperlink w:history="1" r:id="rIdl2ewjhpz7hccsv-heqdsr">
+            <w:hyperlink w:history="1" r:id="rId4lbql1etajyxknpiery28">
               <w:r>
                 <w:rPr>
                   <w:rFonts w:ascii="Arial" w:cs="Arial" w:eastAsia="Arial" w:hAnsi="Arial"/>
@@ -38734,7 +38734,7 @@
             <w:pPr>
               <w:spacing w:after="20" w:before="0"/>
             </w:pPr>
-            <w:hyperlink w:history="1" r:id="rIduvbkxv1qgwrulw19zlksd">
+            <w:hyperlink w:history="1" r:id="rId_nkniqr5ccx_o9obgd6qw">
               <w:r>
                 <w:rPr>
                   <w:rFonts w:ascii="Arial" w:cs="Arial" w:eastAsia="Arial" w:hAnsi="Arial"/>
@@ -38767,7 +38767,7 @@
               <w:spacing w:after="10" w:before="0"/>
               <w:ind w:left="120"/>
             </w:pPr>
-            <w:hyperlink w:history="1" r:id="rIdqujwvni53sx9xy0ogtaw4">
+            <w:hyperlink w:history="1" r:id="rIdpheghwbokx2ufm38t1t9_">
               <w:r>
                 <w:rPr>
                   <w:rFonts w:ascii="Arial" w:cs="Arial" w:eastAsia="Arial" w:hAnsi="Arial"/>
@@ -38962,7 +38962,7 @@
             <w:pPr>
               <w:spacing w:after="20" w:before="0"/>
             </w:pPr>
-            <w:hyperlink w:history="1" r:id="rIdo2cifyi9wpf3wczi303sr">
+            <w:hyperlink w:history="1" r:id="rIdh2qjj_smb1jw6dyevbub7">
               <w:r>
                 <w:rPr>
                   <w:rFonts w:ascii="Arial" w:cs="Arial" w:eastAsia="Arial" w:hAnsi="Arial"/>
@@ -39011,7 +39011,7 @@
               <w:spacing w:after="10" w:before="0"/>
               <w:ind w:left="120"/>
             </w:pPr>
-            <w:hyperlink w:history="1" r:id="rIdmee9dguovvwk-xh9kvvzw">
+            <w:hyperlink w:history="1" r:id="rIdwxv5ruhljbauoyxhkmldo">
               <w:r>
                 <w:rPr>
                   <w:rFonts w:ascii="Arial" w:cs="Arial" w:eastAsia="Arial" w:hAnsi="Arial"/>
@@ -39056,7 +39056,7 @@
             <w:pPr>
               <w:spacing w:after="20" w:before="0"/>
             </w:pPr>
-            <w:hyperlink w:history="1" r:id="rIdio1rqw50-b3puun56eur7">
+            <w:hyperlink w:history="1" r:id="rIdnsdtw_o_-05a2ygbfafxm">
               <w:r>
                 <w:rPr>
                   <w:rFonts w:ascii="Arial" w:cs="Arial" w:eastAsia="Arial" w:hAnsi="Arial"/>
@@ -39089,7 +39089,7 @@
               <w:spacing w:after="10" w:before="0"/>
               <w:ind w:left="120"/>
             </w:pPr>
-            <w:hyperlink w:history="1" r:id="rIdcur61_sdonr2rbj7srn6m">
+            <w:hyperlink w:history="1" r:id="rId8enhifhdocfx7jjr3w34c">
               <w:r>
                 <w:rPr>
                   <w:rFonts w:ascii="Arial" w:cs="Arial" w:eastAsia="Arial" w:hAnsi="Arial"/>
@@ -39829,7 +39829,7 @@
         </w:rPr>
         <w:t xml:space="preserve">© 2026 SeaVuria and ARES. Aligned with KICD objectives. Developed by SeaVuria; technical implementation by ARES (with AI assistance from Claude). Licensed under </w:t>
       </w:r>
-      <w:hyperlink w:history="1" r:id="rIdfrkraleohi8g1mtoinckl">
+      <w:hyperlink w:history="1" r:id="rIdmzjduwqzw8a39bcn5wjql">
         <w:r>
           <w:rPr>
             <w:rFonts w:ascii="Arial" w:cs="Arial" w:eastAsia="Arial" w:hAnsi="Arial"/>
@@ -39850,7 +39850,7 @@
         </w:rPr>
         <w:t xml:space="preserve"> (</w:t>
       </w:r>
-      <w:hyperlink w:history="1" r:id="rIdvfx1ioxrm2irird_2wn1c">
+      <w:hyperlink w:history="1" r:id="rIdenp1npjch7w9vl514ijhg">
         <w:r>
           <w:rPr>
             <w:rFonts w:ascii="Arial" w:cs="Arial" w:eastAsia="Arial" w:hAnsi="Arial"/>

--- a/data/outputs/v2/Biology/SS3.3_Animal_Gaseous_Exchange_and_Respiration/Biology_Animal_Gaseous_Exchange_and_Respiration_CBE_LessonSequence.docx
+++ b/data/outputs/v2/Biology/SS3.3_Animal_Gaseous_Exchange_and_Respiration/Biology_Animal_Gaseous_Exchange_and_Respiration_CBE_LessonSequence.docx
@@ -4,6 +4,7 @@
   <w:body>
     <w:p>
       <w:pPr>
+        <w:keepNext w:val="false"/>
         <w:spacing w:after="30" w:before="0"/>
         <w:jc w:val="center"/>
       </w:pPr>
@@ -23,6 +24,7 @@
     </w:p>
     <w:p>
       <w:pPr>
+        <w:keepNext w:val="false"/>
         <w:spacing w:after="60" w:before="0"/>
         <w:jc w:val="center"/>
       </w:pPr>
@@ -81,6 +83,7 @@
           </w:tcPr>
           <w:p>
             <w:pPr>
+              <w:keepNext w:val="false"/>
               <w:spacing w:after="40" w:before="0"/>
               <w:jc w:val="center"/>
             </w:pPr>
@@ -115,6 +118,7 @@
           </w:tcPr>
           <w:p>
             <w:pPr>
+              <w:keepNext w:val="false"/>
               <w:spacing w:after="40" w:before="0"/>
               <w:jc w:val="left"/>
             </w:pPr>
@@ -147,6 +151,7 @@
           </w:tcPr>
           <w:p>
             <w:pPr>
+              <w:keepNext w:val="false"/>
               <w:spacing w:after="40" w:before="0"/>
               <w:jc w:val="left"/>
             </w:pPr>
@@ -181,6 +186,7 @@
           </w:tcPr>
           <w:p>
             <w:pPr>
+              <w:keepNext w:val="false"/>
               <w:spacing w:after="40" w:before="0"/>
               <w:jc w:val="left"/>
             </w:pPr>
@@ -213,6 +219,7 @@
           </w:tcPr>
           <w:p>
             <w:pPr>
+              <w:keepNext w:val="false"/>
               <w:spacing w:after="40" w:before="0"/>
               <w:jc w:val="left"/>
             </w:pPr>
@@ -247,6 +254,7 @@
           </w:tcPr>
           <w:p>
             <w:pPr>
+              <w:keepNext w:val="false"/>
               <w:spacing w:after="40" w:before="0"/>
               <w:jc w:val="left"/>
             </w:pPr>
@@ -279,6 +287,7 @@
           </w:tcPr>
           <w:p>
             <w:pPr>
+              <w:keepNext w:val="false"/>
               <w:spacing w:after="40" w:before="0"/>
               <w:jc w:val="left"/>
             </w:pPr>
@@ -313,6 +322,7 @@
           </w:tcPr>
           <w:p>
             <w:pPr>
+              <w:keepNext w:val="false"/>
               <w:spacing w:after="40" w:before="0"/>
               <w:jc w:val="left"/>
             </w:pPr>
@@ -345,6 +355,7 @@
           </w:tcPr>
           <w:p>
             <w:pPr>
+              <w:keepNext w:val="false"/>
               <w:spacing w:after="40" w:before="0"/>
               <w:jc w:val="left"/>
             </w:pPr>
@@ -379,6 +390,7 @@
           </w:tcPr>
           <w:p>
             <w:pPr>
+              <w:keepNext w:val="false"/>
               <w:spacing w:after="40" w:before="0"/>
               <w:jc w:val="left"/>
             </w:pPr>
@@ -411,6 +423,7 @@
           </w:tcPr>
           <w:p>
             <w:pPr>
+              <w:keepNext w:val="false"/>
               <w:spacing w:after="40" w:before="0"/>
               <w:jc w:val="left"/>
             </w:pPr>
@@ -445,6 +458,7 @@
           </w:tcPr>
           <w:p>
             <w:pPr>
+              <w:keepNext w:val="false"/>
               <w:spacing w:after="40" w:before="0"/>
               <w:jc w:val="left"/>
             </w:pPr>
@@ -652,6 +666,7 @@
           </w:tcPr>
           <w:p>
             <w:pPr>
+              <w:keepNext w:val="false"/>
               <w:spacing w:after="40" w:before="0"/>
               <w:jc w:val="left"/>
             </w:pPr>
@@ -684,6 +699,7 @@
           </w:tcPr>
           <w:p>
             <w:pPr>
+              <w:keepNext w:val="false"/>
               <w:spacing w:after="40" w:before="0"/>
               <w:jc w:val="left"/>
             </w:pPr>
@@ -703,6 +719,7 @@
           </w:p>
           <w:p>
             <w:pPr>
+              <w:keepNext w:val="false"/>
               <w:spacing w:after="40" w:before="0"/>
               <w:jc w:val="left"/>
             </w:pPr>
@@ -722,6 +739,7 @@
           </w:p>
           <w:p>
             <w:pPr>
+              <w:keepNext w:val="false"/>
               <w:spacing w:after="40" w:before="0"/>
               <w:jc w:val="left"/>
             </w:pPr>
@@ -741,6 +759,7 @@
           </w:p>
           <w:p>
             <w:pPr>
+              <w:keepNext w:val="false"/>
               <w:spacing w:after="40" w:before="0"/>
               <w:jc w:val="left"/>
             </w:pPr>
@@ -760,6 +779,7 @@
           </w:p>
           <w:p>
             <w:pPr>
+              <w:keepNext w:val="false"/>
               <w:spacing w:after="40" w:before="0"/>
               <w:jc w:val="left"/>
             </w:pPr>
@@ -779,6 +799,7 @@
           </w:p>
           <w:p>
             <w:pPr>
+              <w:keepNext w:val="false"/>
               <w:spacing w:after="40" w:before="0"/>
               <w:jc w:val="left"/>
             </w:pPr>
@@ -798,6 +819,7 @@
           </w:p>
           <w:p>
             <w:pPr>
+              <w:keepNext w:val="false"/>
               <w:spacing w:after="40" w:before="0"/>
               <w:jc w:val="left"/>
             </w:pPr>
@@ -817,6 +839,7 @@
           </w:p>
           <w:p>
             <w:pPr>
+              <w:keepNext w:val="false"/>
               <w:spacing w:after="40" w:before="0"/>
               <w:jc w:val="left"/>
             </w:pPr>
@@ -836,6 +859,7 @@
           </w:p>
           <w:p>
             <w:pPr>
+              <w:keepNext w:val="false"/>
               <w:spacing w:after="40" w:before="0"/>
               <w:jc w:val="left"/>
             </w:pPr>
@@ -870,6 +894,7 @@
           </w:tcPr>
           <w:p>
             <w:pPr>
+              <w:keepNext w:val="false"/>
               <w:spacing w:after="40" w:before="0"/>
               <w:jc w:val="left"/>
             </w:pPr>
@@ -1017,6 +1042,7 @@
           </w:tcPr>
           <w:p>
             <w:pPr>
+              <w:keepNext w:val="false"/>
               <w:spacing w:after="40" w:before="0"/>
               <w:jc w:val="left"/>
             </w:pPr>
@@ -1144,6 +1170,7 @@
           </w:tcPr>
           <w:p>
             <w:pPr>
+              <w:keepNext w:val="false"/>
               <w:spacing w:after="40" w:before="0"/>
               <w:jc w:val="left"/>
             </w:pPr>
@@ -1311,6 +1338,7 @@
           </w:tcPr>
           <w:p>
             <w:pPr>
+              <w:keepNext w:val="false"/>
               <w:spacing w:after="40" w:before="0"/>
               <w:jc w:val="left"/>
             </w:pPr>
@@ -1458,6 +1486,7 @@
           </w:tcPr>
           <w:p>
             <w:pPr>
+              <w:keepNext w:val="false"/>
               <w:spacing w:after="40" w:before="0"/>
               <w:jc w:val="left"/>
             </w:pPr>
@@ -1625,6 +1654,7 @@
           </w:tcPr>
           <w:p>
             <w:pPr>
+              <w:keepNext w:val="false"/>
               <w:spacing w:after="40" w:before="0"/>
               <w:jc w:val="left"/>
             </w:pPr>
@@ -1657,6 +1687,7 @@
           </w:tcPr>
           <w:p>
             <w:pPr>
+              <w:keepNext w:val="false"/>
               <w:spacing w:after="40" w:before="0"/>
               <w:jc w:val="left"/>
             </w:pPr>
@@ -1691,6 +1722,7 @@
           </w:tcPr>
           <w:p>
             <w:pPr>
+              <w:keepNext w:val="false"/>
               <w:spacing w:after="40" w:before="0"/>
               <w:jc w:val="left"/>
             </w:pPr>
@@ -1723,6 +1755,7 @@
           </w:tcPr>
           <w:p>
             <w:pPr>
+              <w:keepNext w:val="false"/>
               <w:spacing w:after="40" w:before="0"/>
               <w:jc w:val="left"/>
             </w:pPr>
@@ -1742,6 +1775,7 @@
           </w:p>
           <w:p>
             <w:pPr>
+              <w:keepNext w:val="false"/>
               <w:spacing w:after="40" w:before="0"/>
               <w:jc w:val="left"/>
             </w:pPr>
@@ -1761,6 +1795,7 @@
           </w:p>
           <w:p>
             <w:pPr>
+              <w:keepNext w:val="false"/>
               <w:spacing w:after="40" w:before="0"/>
               <w:jc w:val="left"/>
             </w:pPr>
@@ -1780,6 +1815,7 @@
           </w:p>
           <w:p>
             <w:pPr>
+              <w:keepNext w:val="false"/>
               <w:spacing w:after="40" w:before="0"/>
               <w:jc w:val="left"/>
             </w:pPr>
@@ -1799,6 +1835,7 @@
           </w:p>
           <w:p>
             <w:pPr>
+              <w:keepNext w:val="false"/>
               <w:spacing w:after="40" w:before="0"/>
               <w:jc w:val="left"/>
             </w:pPr>
@@ -1833,6 +1870,7 @@
           </w:tcPr>
           <w:p>
             <w:pPr>
+              <w:keepNext w:val="false"/>
               <w:spacing w:after="40" w:before="0"/>
               <w:jc w:val="left"/>
             </w:pPr>
@@ -1865,6 +1903,7 @@
           </w:tcPr>
           <w:p>
             <w:pPr>
+              <w:keepNext w:val="false"/>
               <w:spacing w:after="40" w:before="0"/>
               <w:jc w:val="left"/>
             </w:pPr>
@@ -1884,6 +1923,7 @@
           </w:p>
           <w:p>
             <w:pPr>
+              <w:keepNext w:val="false"/>
               <w:spacing w:after="40" w:before="0"/>
               <w:jc w:val="left"/>
             </w:pPr>
@@ -1903,6 +1943,7 @@
           </w:p>
           <w:p>
             <w:pPr>
+              <w:keepNext w:val="false"/>
               <w:spacing w:after="40" w:before="0"/>
               <w:jc w:val="left"/>
             </w:pPr>
@@ -1922,6 +1963,7 @@
           </w:p>
           <w:p>
             <w:pPr>
+              <w:keepNext w:val="false"/>
               <w:spacing w:after="40" w:before="0"/>
               <w:jc w:val="left"/>
             </w:pPr>
@@ -1941,6 +1983,7 @@
           </w:p>
           <w:p>
             <w:pPr>
+              <w:keepNext w:val="false"/>
               <w:spacing w:after="40" w:before="0"/>
               <w:jc w:val="left"/>
             </w:pPr>
@@ -1975,6 +2018,7 @@
           </w:tcPr>
           <w:p>
             <w:pPr>
+              <w:keepNext w:val="false"/>
               <w:spacing w:after="40" w:before="0"/>
               <w:jc w:val="left"/>
             </w:pPr>
@@ -2007,6 +2051,7 @@
           </w:tcPr>
           <w:p>
             <w:pPr>
+              <w:keepNext w:val="false"/>
               <w:spacing w:after="40" w:before="0"/>
               <w:jc w:val="left"/>
             </w:pPr>
@@ -2026,6 +2071,7 @@
           </w:p>
           <w:p>
             <w:pPr>
+              <w:keepNext w:val="false"/>
               <w:spacing w:after="40" w:before="0"/>
               <w:jc w:val="left"/>
             </w:pPr>
@@ -2045,6 +2091,7 @@
           </w:p>
           <w:p>
             <w:pPr>
+              <w:keepNext w:val="false"/>
               <w:spacing w:after="40" w:before="0"/>
               <w:jc w:val="left"/>
             </w:pPr>
@@ -2064,6 +2111,7 @@
           </w:p>
           <w:p>
             <w:pPr>
+              <w:keepNext w:val="false"/>
               <w:spacing w:after="40" w:before="0"/>
               <w:jc w:val="left"/>
             </w:pPr>
@@ -2083,6 +2131,7 @@
           </w:p>
           <w:p>
             <w:pPr>
+              <w:keepNext w:val="false"/>
               <w:spacing w:after="40" w:before="0"/>
               <w:jc w:val="left"/>
             </w:pPr>
@@ -2102,6 +2151,7 @@
           </w:p>
           <w:p>
             <w:pPr>
+              <w:keepNext w:val="false"/>
               <w:spacing w:after="40" w:before="0"/>
               <w:jc w:val="left"/>
             </w:pPr>
@@ -2121,6 +2171,7 @@
           </w:p>
           <w:p>
             <w:pPr>
+              <w:keepNext w:val="false"/>
               <w:spacing w:after="40" w:before="0"/>
               <w:jc w:val="left"/>
             </w:pPr>
@@ -2140,6 +2191,7 @@
           </w:p>
           <w:p>
             <w:pPr>
+              <w:keepNext w:val="false"/>
               <w:spacing w:after="40" w:before="0"/>
               <w:jc w:val="left"/>
             </w:pPr>
@@ -2159,6 +2211,7 @@
           </w:p>
           <w:p>
             <w:pPr>
+              <w:keepNext w:val="false"/>
               <w:spacing w:after="40" w:before="0"/>
               <w:jc w:val="left"/>
             </w:pPr>
@@ -2178,6 +2231,7 @@
           </w:p>
           <w:p>
             <w:pPr>
+              <w:keepNext w:val="false"/>
               <w:spacing w:after="40" w:before="0"/>
               <w:jc w:val="left"/>
             </w:pPr>
@@ -2197,6 +2251,7 @@
           </w:p>
           <w:p>
             <w:pPr>
+              <w:keepNext w:val="false"/>
               <w:spacing w:after="40" w:before="0"/>
               <w:jc w:val="left"/>
             </w:pPr>
@@ -2216,6 +2271,7 @@
           </w:p>
           <w:p>
             <w:pPr>
+              <w:keepNext w:val="false"/>
               <w:spacing w:after="40" w:before="0"/>
               <w:jc w:val="left"/>
             </w:pPr>
@@ -2235,6 +2291,7 @@
           </w:p>
           <w:p>
             <w:pPr>
+              <w:keepNext w:val="false"/>
               <w:spacing w:after="40" w:before="0"/>
               <w:jc w:val="left"/>
             </w:pPr>
@@ -2254,6 +2311,7 @@
           </w:p>
           <w:p>
             <w:pPr>
+              <w:keepNext w:val="false"/>
               <w:spacing w:after="40" w:before="0"/>
               <w:jc w:val="left"/>
             </w:pPr>
@@ -2273,6 +2331,7 @@
           </w:p>
           <w:p>
             <w:pPr>
+              <w:keepNext w:val="false"/>
               <w:spacing w:after="40" w:before="0"/>
               <w:jc w:val="left"/>
             </w:pPr>
@@ -2292,6 +2351,7 @@
           </w:p>
           <w:p>
             <w:pPr>
+              <w:keepNext w:val="false"/>
               <w:spacing w:after="40" w:before="0"/>
               <w:jc w:val="left"/>
             </w:pPr>
@@ -2311,6 +2371,7 @@
           </w:p>
           <w:p>
             <w:pPr>
+              <w:keepNext w:val="false"/>
               <w:spacing w:after="40" w:before="0"/>
               <w:jc w:val="left"/>
             </w:pPr>
@@ -2330,6 +2391,7 @@
           </w:p>
           <w:p>
             <w:pPr>
+              <w:keepNext w:val="false"/>
               <w:spacing w:after="40" w:before="0"/>
               <w:jc w:val="left"/>
             </w:pPr>
@@ -2349,6 +2411,7 @@
           </w:p>
           <w:p>
             <w:pPr>
+              <w:keepNext w:val="false"/>
               <w:spacing w:after="40" w:before="0"/>
               <w:jc w:val="left"/>
             </w:pPr>
@@ -2368,6 +2431,7 @@
           </w:p>
           <w:p>
             <w:pPr>
+              <w:keepNext w:val="false"/>
               <w:spacing w:after="40" w:before="0"/>
               <w:jc w:val="left"/>
             </w:pPr>
@@ -2387,6 +2451,7 @@
           </w:p>
           <w:p>
             <w:pPr>
+              <w:keepNext w:val="false"/>
               <w:spacing w:after="40" w:before="0"/>
               <w:jc w:val="left"/>
             </w:pPr>
@@ -2406,6 +2471,7 @@
           </w:p>
           <w:p>
             <w:pPr>
+              <w:keepNext w:val="false"/>
               <w:spacing w:after="40" w:before="0"/>
               <w:jc w:val="left"/>
             </w:pPr>
@@ -2425,6 +2491,7 @@
           </w:p>
           <w:p>
             <w:pPr>
+              <w:keepNext w:val="false"/>
               <w:spacing w:after="40" w:before="0"/>
               <w:jc w:val="left"/>
             </w:pPr>
@@ -2459,6 +2526,7 @@
           </w:tcPr>
           <w:p>
             <w:pPr>
+              <w:keepNext w:val="false"/>
               <w:spacing w:after="40" w:before="0"/>
               <w:jc w:val="left"/>
             </w:pPr>
@@ -2690,7 +2758,7 @@
         </w:rPr>
         <w:t xml:space="preserve">© 2026 SeaVuria and ARES. This work is licensed under a </w:t>
       </w:r>
-      <w:hyperlink w:history="1" r:id="rIdk2oq9a1jotckrddtm5wws">
+      <w:hyperlink w:history="1" r:id="rIdtwqoiystyowopsitb7xzj">
         <w:r>
           <w:rPr>
             <w:rFonts w:ascii="Arial" w:cs="Arial" w:eastAsia="Arial" w:hAnsi="Arial"/>
@@ -2710,7 +2778,7 @@
         </w:rPr>
         <w:t xml:space="preserve"> (</w:t>
       </w:r>
-      <w:hyperlink w:history="1" r:id="rIdinrqzupe14swfcfar6syn">
+      <w:hyperlink w:history="1" r:id="rIdxriilth4_fo08a6wov2cb">
         <w:r>
           <w:rPr>
             <w:rFonts w:ascii="Arial" w:cs="Arial" w:eastAsia="Arial" w:hAnsi="Arial"/>
@@ -2730,7 +2798,7 @@
         </w:rPr>
         <w:t xml:space="preserve">). To view a copy of this license, visit </w:t>
       </w:r>
-      <w:hyperlink w:history="1" r:id="rIdyavgd6jchjvecgn3rtd7i">
+      <w:hyperlink w:history="1" r:id="rIdzl1oqn8fzh0lcannshuem">
         <w:r>
           <w:rPr>
             <w:rFonts w:ascii="Arial" w:cs="Arial" w:eastAsia="Arial" w:hAnsi="Arial"/>
@@ -2789,6 +2857,7 @@
           </w:tcPr>
           <w:p>
             <w:pPr>
+              <w:keepNext w:val="false"/>
               <w:spacing w:after="40" w:before="0"/>
               <w:jc w:val="center"/>
             </w:pPr>
@@ -2824,6 +2893,7 @@
           </w:tcPr>
           <w:p>
             <w:pPr>
+              <w:keepNext w:val="false"/>
               <w:spacing w:after="40" w:before="0"/>
               <w:jc w:val="center"/>
             </w:pPr>
@@ -2858,6 +2928,7 @@
           </w:tcPr>
           <w:p>
             <w:pPr>
+              <w:keepNext w:val="false"/>
               <w:spacing w:after="40" w:before="0"/>
               <w:jc w:val="left"/>
             </w:pPr>
@@ -2890,6 +2961,7 @@
           </w:tcPr>
           <w:p>
             <w:pPr>
+              <w:keepNext w:val="false"/>
               <w:spacing w:after="40" w:before="0"/>
               <w:jc w:val="left"/>
             </w:pPr>
@@ -2924,6 +2996,7 @@
           </w:tcPr>
           <w:p>
             <w:pPr>
+              <w:keepNext w:val="false"/>
               <w:spacing w:after="40" w:before="0"/>
               <w:jc w:val="left"/>
             </w:pPr>
@@ -2956,6 +3029,7 @@
           </w:tcPr>
           <w:p>
             <w:pPr>
+              <w:keepNext w:val="false"/>
               <w:spacing w:after="40" w:before="0"/>
               <w:jc w:val="left"/>
             </w:pPr>
@@ -2990,6 +3064,7 @@
           </w:tcPr>
           <w:p>
             <w:pPr>
+              <w:keepNext w:val="false"/>
               <w:spacing w:after="40" w:before="0"/>
               <w:jc w:val="left"/>
             </w:pPr>
@@ -3022,6 +3097,7 @@
           </w:tcPr>
           <w:p>
             <w:pPr>
+              <w:keepNext w:val="false"/>
               <w:spacing w:after="40" w:before="0"/>
               <w:jc w:val="left"/>
             </w:pPr>
@@ -3056,6 +3132,7 @@
           </w:tcPr>
           <w:p>
             <w:pPr>
+              <w:keepNext w:val="false"/>
               <w:spacing w:after="40" w:before="0"/>
               <w:jc w:val="left"/>
             </w:pPr>
@@ -3088,6 +3165,7 @@
           </w:tcPr>
           <w:p>
             <w:pPr>
+              <w:keepNext w:val="false"/>
               <w:spacing w:after="40" w:before="0"/>
               <w:jc w:val="left"/>
             </w:pPr>
@@ -3122,6 +3200,7 @@
           </w:tcPr>
           <w:p>
             <w:pPr>
+              <w:keepNext w:val="false"/>
               <w:spacing w:after="40" w:before="0"/>
               <w:jc w:val="left"/>
             </w:pPr>
@@ -3154,6 +3233,7 @@
           </w:tcPr>
           <w:p>
             <w:pPr>
+              <w:keepNext w:val="false"/>
               <w:spacing w:after="40" w:before="0"/>
               <w:jc w:val="left"/>
             </w:pPr>
@@ -3188,6 +3268,7 @@
           </w:tcPr>
           <w:p>
             <w:pPr>
+              <w:keepNext w:val="false"/>
               <w:spacing w:after="40" w:before="0"/>
               <w:jc w:val="left"/>
             </w:pPr>
@@ -3220,6 +3301,7 @@
           </w:tcPr>
           <w:p>
             <w:pPr>
+              <w:keepNext w:val="false"/>
               <w:spacing w:after="40" w:before="0"/>
               <w:jc w:val="left"/>
             </w:pPr>
@@ -3254,6 +3336,7 @@
           </w:tcPr>
           <w:p>
             <w:pPr>
+              <w:keepNext w:val="false"/>
               <w:spacing w:after="40" w:before="0"/>
               <w:jc w:val="left"/>
             </w:pPr>
@@ -3286,6 +3369,7 @@
           </w:tcPr>
           <w:p>
             <w:pPr>
+              <w:keepNext w:val="false"/>
               <w:spacing w:after="40" w:before="0"/>
               <w:jc w:val="left"/>
             </w:pPr>
@@ -3320,6 +3404,7 @@
           </w:tcPr>
           <w:p>
             <w:pPr>
+              <w:keepNext w:val="false"/>
               <w:spacing w:after="40" w:before="0"/>
               <w:jc w:val="left"/>
             </w:pPr>
@@ -3352,6 +3437,7 @@
           </w:tcPr>
           <w:p>
             <w:pPr>
+              <w:keepNext w:val="false"/>
               <w:spacing w:after="40" w:before="0"/>
               <w:jc w:val="left"/>
             </w:pPr>
@@ -3411,6 +3497,7 @@
           </w:tcPr>
           <w:p>
             <w:pPr>
+              <w:keepNext w:val="false"/>
               <w:spacing w:after="40" w:before="0"/>
               <w:jc w:val="center"/>
             </w:pPr>
@@ -3445,6 +3532,7 @@
           </w:tcPr>
           <w:p>
             <w:pPr>
+              <w:keepNext w:val="false"/>
               <w:spacing w:after="40" w:before="0"/>
               <w:jc w:val="left"/>
             </w:pPr>
@@ -3509,6 +3597,7 @@
           </w:tcPr>
           <w:p>
             <w:pPr>
+              <w:keepNext w:val="false"/>
               <w:spacing w:after="40" w:before="0"/>
               <w:jc w:val="center"/>
             </w:pPr>
@@ -3543,6 +3632,7 @@
           </w:tcPr>
           <w:p>
             <w:pPr>
+              <w:keepNext w:val="false"/>
               <w:spacing w:after="40" w:before="0"/>
               <w:jc w:val="left"/>
             </w:pPr>
@@ -3575,6 +3665,7 @@
           </w:tcPr>
           <w:p>
             <w:pPr>
+              <w:keepNext w:val="false"/>
               <w:spacing w:after="40" w:before="0"/>
               <w:jc w:val="left"/>
             </w:pPr>
@@ -3607,6 +3698,7 @@
           </w:tcPr>
           <w:p>
             <w:pPr>
+              <w:keepNext w:val="false"/>
               <w:spacing w:after="40" w:before="0"/>
               <w:jc w:val="left"/>
             </w:pPr>
@@ -3639,6 +3731,7 @@
           </w:tcPr>
           <w:p>
             <w:pPr>
+              <w:keepNext w:val="false"/>
               <w:spacing w:after="40" w:before="0"/>
               <w:jc w:val="left"/>
             </w:pPr>
@@ -3671,6 +3764,7 @@
           </w:tcPr>
           <w:p>
             <w:pPr>
+              <w:keepNext w:val="false"/>
               <w:spacing w:after="40" w:before="0"/>
               <w:jc w:val="left"/>
             </w:pPr>
@@ -3705,6 +3799,7 @@
           </w:tcPr>
           <w:p>
             <w:pPr>
+              <w:keepNext w:val="false"/>
               <w:spacing w:after="40" w:before="0"/>
               <w:jc w:val="left"/>
             </w:pPr>
@@ -3742,7 +3837,7 @@
             <w:pPr>
               <w:spacing w:after="20" w:before="0"/>
             </w:pPr>
-            <w:hyperlink w:history="1" r:id="rIdpgpset9b0ogjq219feli9">
+            <w:hyperlink w:history="1" r:id="rIdxdhkysoaqm2ln5el-elcf">
               <w:r>
                 <w:rPr>
                   <w:rFonts w:ascii="Arial" w:cs="Arial" w:eastAsia="Arial" w:hAnsi="Arial"/>
@@ -3775,7 +3870,7 @@
               <w:spacing w:after="10" w:before="0"/>
               <w:ind w:left="120"/>
             </w:pPr>
-            <w:hyperlink w:history="1" r:id="rId-vlsygqu7qd78elo4quvx">
+            <w:hyperlink w:history="1" r:id="rIdba8-clhi8uo2w3xlrdh3_">
               <w:r>
                 <w:rPr>
                   <w:rFonts w:ascii="Arial" w:cs="Arial" w:eastAsia="Arial" w:hAnsi="Arial"/>
@@ -3820,7 +3915,7 @@
             <w:pPr>
               <w:spacing w:after="20" w:before="0"/>
             </w:pPr>
-            <w:hyperlink w:history="1" r:id="rIdr4m4lt1oiw1pf5o5gqe9e">
+            <w:hyperlink w:history="1" r:id="rId5p1kcwt6ozates8zll0cv">
               <w:r>
                 <w:rPr>
                   <w:rFonts w:ascii="Arial" w:cs="Arial" w:eastAsia="Arial" w:hAnsi="Arial"/>
@@ -3853,7 +3948,7 @@
               <w:spacing w:after="10" w:before="0"/>
               <w:ind w:left="120"/>
             </w:pPr>
-            <w:hyperlink w:history="1" r:id="rIdpohzpuzngycvlzv2qfmxo">
+            <w:hyperlink w:history="1" r:id="rIdsdfqr12yoxzzmltflnphe">
               <w:r>
                 <w:rPr>
                   <w:rFonts w:ascii="Arial" w:cs="Arial" w:eastAsia="Arial" w:hAnsi="Arial"/>
@@ -3881,6 +3976,7 @@
           </w:tcPr>
           <w:p>
             <w:pPr>
+              <w:keepNext w:val="false"/>
               <w:spacing w:after="40" w:before="0"/>
               <w:jc w:val="left"/>
             </w:pPr>
@@ -3913,6 +4009,7 @@
           </w:tcPr>
           <w:p>
             <w:pPr>
+              <w:keepNext w:val="false"/>
               <w:spacing w:after="40" w:before="0"/>
               <w:jc w:val="left"/>
             </w:pPr>
@@ -3945,6 +4042,7 @@
           </w:tcPr>
           <w:p>
             <w:pPr>
+              <w:keepNext w:val="false"/>
               <w:spacing w:after="40" w:before="0"/>
               <w:jc w:val="left"/>
             </w:pPr>
@@ -3977,6 +4075,7 @@
           </w:tcPr>
           <w:p>
             <w:pPr>
+              <w:keepNext w:val="false"/>
               <w:spacing w:after="40" w:before="0"/>
               <w:jc w:val="left"/>
             </w:pPr>
@@ -4011,6 +4110,7 @@
           </w:tcPr>
           <w:p>
             <w:pPr>
+              <w:keepNext w:val="false"/>
               <w:spacing w:after="40" w:before="0"/>
               <w:jc w:val="left"/>
             </w:pPr>
@@ -4048,7 +4148,7 @@
             <w:pPr>
               <w:spacing w:after="20" w:before="0"/>
             </w:pPr>
-            <w:hyperlink w:history="1" r:id="rIdn9hmkcofdsnglu9udkkfh">
+            <w:hyperlink w:history="1" r:id="rIdhh0q43vpw-_9b89eyxu0y">
               <w:r>
                 <w:rPr>
                   <w:rFonts w:ascii="Arial" w:cs="Arial" w:eastAsia="Arial" w:hAnsi="Arial"/>
@@ -4081,7 +4181,7 @@
               <w:spacing w:after="10" w:before="0"/>
               <w:ind w:left="120"/>
             </w:pPr>
-            <w:hyperlink w:history="1" r:id="rIda1owv_ctsrz6vowavc6x_">
+            <w:hyperlink w:history="1" r:id="rIdc3m_af8l7m85ju5bmwucs">
               <w:r>
                 <w:rPr>
                   <w:rFonts w:ascii="Arial" w:cs="Arial" w:eastAsia="Arial" w:hAnsi="Arial"/>
@@ -4126,7 +4226,7 @@
             <w:pPr>
               <w:spacing w:after="20" w:before="0"/>
             </w:pPr>
-            <w:hyperlink w:history="1" r:id="rId6uhmwpyz6nwbw3hqjxktu">
+            <w:hyperlink w:history="1" r:id="rIdwmnotvrct0uhvlvg-qern">
               <w:r>
                 <w:rPr>
                   <w:rFonts w:ascii="Arial" w:cs="Arial" w:eastAsia="Arial" w:hAnsi="Arial"/>
@@ -4159,7 +4259,7 @@
               <w:spacing w:after="10" w:before="0"/>
               <w:ind w:left="120"/>
             </w:pPr>
-            <w:hyperlink w:history="1" r:id="rIdcdazl5unlubmt4vj45xo8">
+            <w:hyperlink w:history="1" r:id="rIdppo3rdesv4pfavhlwbpqf">
               <w:r>
                 <w:rPr>
                   <w:rFonts w:ascii="Arial" w:cs="Arial" w:eastAsia="Arial" w:hAnsi="Arial"/>
@@ -4187,6 +4287,7 @@
           </w:tcPr>
           <w:p>
             <w:pPr>
+              <w:keepNext w:val="false"/>
               <w:spacing w:after="40" w:before="0"/>
               <w:jc w:val="left"/>
             </w:pPr>
@@ -4219,6 +4320,7 @@
           </w:tcPr>
           <w:p>
             <w:pPr>
+              <w:keepNext w:val="false"/>
               <w:spacing w:after="40" w:before="0"/>
               <w:jc w:val="left"/>
             </w:pPr>
@@ -4251,6 +4353,7 @@
           </w:tcPr>
           <w:p>
             <w:pPr>
+              <w:keepNext w:val="false"/>
               <w:spacing w:after="40" w:before="0"/>
               <w:jc w:val="left"/>
             </w:pPr>
@@ -4283,6 +4386,7 @@
           </w:tcPr>
           <w:p>
             <w:pPr>
+              <w:keepNext w:val="false"/>
               <w:spacing w:after="40" w:before="0"/>
               <w:jc w:val="left"/>
             </w:pPr>
@@ -4317,6 +4421,7 @@
           </w:tcPr>
           <w:p>
             <w:pPr>
+              <w:keepNext w:val="false"/>
               <w:spacing w:after="40" w:before="0"/>
               <w:jc w:val="left"/>
             </w:pPr>
@@ -4354,7 +4459,7 @@
             <w:pPr>
               <w:spacing w:after="20" w:before="0"/>
             </w:pPr>
-            <w:hyperlink w:history="1" r:id="rIdwu-yhypf4gttp8fhaqxh5">
+            <w:hyperlink w:history="1" r:id="rId3dyzc_7mbztyw-aglsjra">
               <w:r>
                 <w:rPr>
                   <w:rFonts w:ascii="Arial" w:cs="Arial" w:eastAsia="Arial" w:hAnsi="Arial"/>
@@ -4403,7 +4508,7 @@
               <w:spacing w:after="10" w:before="0"/>
               <w:ind w:left="120"/>
             </w:pPr>
-            <w:hyperlink w:history="1" r:id="rIdgtmjhprbq0qzephlifhud">
+            <w:hyperlink w:history="1" r:id="rIddc-1osn6anuv_12rkgvpm">
               <w:r>
                 <w:rPr>
                   <w:rFonts w:ascii="Arial" w:cs="Arial" w:eastAsia="Arial" w:hAnsi="Arial"/>
@@ -4448,7 +4553,7 @@
             <w:pPr>
               <w:spacing w:after="20" w:before="0"/>
             </w:pPr>
-            <w:hyperlink w:history="1" r:id="rIdrgmbrpa6r4ve2yxf-hqjs">
+            <w:hyperlink w:history="1" r:id="rId2gudmhj-hezagra5ldg56">
               <w:r>
                 <w:rPr>
                   <w:rFonts w:ascii="Arial" w:cs="Arial" w:eastAsia="Arial" w:hAnsi="Arial"/>
@@ -4481,7 +4586,7 @@
               <w:spacing w:after="10" w:before="0"/>
               <w:ind w:left="120"/>
             </w:pPr>
-            <w:hyperlink w:history="1" r:id="rIdkyooefxv9kwfc-ub2tomx">
+            <w:hyperlink w:history="1" r:id="rId51vg-0gclj1yyaray2ukj">
               <w:r>
                 <w:rPr>
                   <w:rFonts w:ascii="Arial" w:cs="Arial" w:eastAsia="Arial" w:hAnsi="Arial"/>
@@ -4509,6 +4614,7 @@
           </w:tcPr>
           <w:p>
             <w:pPr>
+              <w:keepNext w:val="false"/>
               <w:spacing w:after="40" w:before="0"/>
               <w:jc w:val="left"/>
             </w:pPr>
@@ -4541,6 +4647,7 @@
           </w:tcPr>
           <w:p>
             <w:pPr>
+              <w:keepNext w:val="false"/>
               <w:spacing w:after="40" w:before="0"/>
               <w:jc w:val="left"/>
             </w:pPr>
@@ -4573,6 +4680,7 @@
           </w:tcPr>
           <w:p>
             <w:pPr>
+              <w:keepNext w:val="false"/>
               <w:spacing w:after="40" w:before="0"/>
               <w:jc w:val="left"/>
             </w:pPr>
@@ -4605,6 +4713,7 @@
           </w:tcPr>
           <w:p>
             <w:pPr>
+              <w:keepNext w:val="false"/>
               <w:spacing w:after="40" w:before="0"/>
               <w:jc w:val="left"/>
             </w:pPr>
@@ -4639,6 +4748,7 @@
           </w:tcPr>
           <w:p>
             <w:pPr>
+              <w:keepNext w:val="false"/>
               <w:spacing w:after="40" w:before="0"/>
               <w:jc w:val="left"/>
             </w:pPr>
@@ -4676,7 +4786,7 @@
             <w:pPr>
               <w:spacing w:after="20" w:before="0"/>
             </w:pPr>
-            <w:hyperlink w:history="1" r:id="rIdpaegaybasrszzk3qntuxn">
+            <w:hyperlink w:history="1" r:id="rIde1kmvvignz6yvsbyjclpz">
               <w:r>
                 <w:rPr>
                   <w:rFonts w:ascii="Arial" w:cs="Arial" w:eastAsia="Arial" w:hAnsi="Arial"/>
@@ -4725,7 +4835,7 @@
               <w:spacing w:after="10" w:before="0"/>
               <w:ind w:left="120"/>
             </w:pPr>
-            <w:hyperlink w:history="1" r:id="rIdqeiv8q2clri20soa-dfsd">
+            <w:hyperlink w:history="1" r:id="rIdiwcwf2xglcdhcqp5rntwm">
               <w:r>
                 <w:rPr>
                   <w:rFonts w:ascii="Arial" w:cs="Arial" w:eastAsia="Arial" w:hAnsi="Arial"/>
@@ -4770,7 +4880,7 @@
             <w:pPr>
               <w:spacing w:after="20" w:before="0"/>
             </w:pPr>
-            <w:hyperlink w:history="1" r:id="rIdncotu0hnjyrwvk5re63ej">
+            <w:hyperlink w:history="1" r:id="rIdgav7g5uqyj-jekeyfifai">
               <w:r>
                 <w:rPr>
                   <w:rFonts w:ascii="Arial" w:cs="Arial" w:eastAsia="Arial" w:hAnsi="Arial"/>
@@ -4803,7 +4913,7 @@
               <w:spacing w:after="10" w:before="0"/>
               <w:ind w:left="120"/>
             </w:pPr>
-            <w:hyperlink w:history="1" r:id="rIdtu-m2cwq8mll9fi8tjlrq">
+            <w:hyperlink w:history="1" r:id="rIdjoxzwsiudpr7rhz-e70ng">
               <w:r>
                 <w:rPr>
                   <w:rFonts w:ascii="Arial" w:cs="Arial" w:eastAsia="Arial" w:hAnsi="Arial"/>
@@ -4831,6 +4941,7 @@
           </w:tcPr>
           <w:p>
             <w:pPr>
+              <w:keepNext w:val="false"/>
               <w:spacing w:after="40" w:before="0"/>
               <w:jc w:val="left"/>
             </w:pPr>
@@ -4863,6 +4974,7 @@
           </w:tcPr>
           <w:p>
             <w:pPr>
+              <w:keepNext w:val="false"/>
               <w:spacing w:after="40" w:before="0"/>
               <w:jc w:val="left"/>
             </w:pPr>
@@ -4895,6 +5007,7 @@
           </w:tcPr>
           <w:p>
             <w:pPr>
+              <w:keepNext w:val="false"/>
               <w:spacing w:after="40" w:before="0"/>
               <w:jc w:val="left"/>
             </w:pPr>
@@ -4927,6 +5040,7 @@
           </w:tcPr>
           <w:p>
             <w:pPr>
+              <w:keepNext w:val="false"/>
               <w:spacing w:after="40" w:before="0"/>
               <w:jc w:val="left"/>
             </w:pPr>
@@ -4961,6 +5075,7 @@
           </w:tcPr>
           <w:p>
             <w:pPr>
+              <w:keepNext w:val="false"/>
               <w:spacing w:after="40" w:before="0"/>
               <w:jc w:val="left"/>
             </w:pPr>
@@ -4998,7 +5113,7 @@
             <w:pPr>
               <w:spacing w:after="20" w:before="0"/>
             </w:pPr>
-            <w:hyperlink w:history="1" r:id="rId99-tu_lf3nn12jvwunpun">
+            <w:hyperlink w:history="1" r:id="rIdcw_jicvonthpxtz0zdnfs">
               <w:r>
                 <w:rPr>
                   <w:rFonts w:ascii="Arial" w:cs="Arial" w:eastAsia="Arial" w:hAnsi="Arial"/>
@@ -5031,7 +5146,7 @@
               <w:spacing w:after="10" w:before="0"/>
               <w:ind w:left="120"/>
             </w:pPr>
-            <w:hyperlink w:history="1" r:id="rIdrwnsx-z4jlcd3cd1qmmr0">
+            <w:hyperlink w:history="1" r:id="rIdfa8fds8ge_flvaalwnuz-">
               <w:r>
                 <w:rPr>
                   <w:rFonts w:ascii="Arial" w:cs="Arial" w:eastAsia="Arial" w:hAnsi="Arial"/>
@@ -5076,7 +5191,7 @@
             <w:pPr>
               <w:spacing w:after="20" w:before="0"/>
             </w:pPr>
-            <w:hyperlink w:history="1" r:id="rIdjlh1hh4y7mcffg_isad96">
+            <w:hyperlink w:history="1" r:id="rIdrdfpjf3tvga45zyc3iq98">
               <w:r>
                 <w:rPr>
                   <w:rFonts w:ascii="Arial" w:cs="Arial" w:eastAsia="Arial" w:hAnsi="Arial"/>
@@ -5125,7 +5240,7 @@
               <w:spacing w:after="10" w:before="0"/>
               <w:ind w:left="120"/>
             </w:pPr>
-            <w:hyperlink w:history="1" r:id="rId9eqlevdmfd5-oiwyz6j1h">
+            <w:hyperlink w:history="1" r:id="rIdgf3hyx96ylvk54ek2jzee">
               <w:r>
                 <w:rPr>
                   <w:rFonts w:ascii="Arial" w:cs="Arial" w:eastAsia="Arial" w:hAnsi="Arial"/>
@@ -5153,6 +5268,7 @@
           </w:tcPr>
           <w:p>
             <w:pPr>
+              <w:keepNext w:val="false"/>
               <w:spacing w:after="40" w:before="0"/>
               <w:jc w:val="left"/>
             </w:pPr>
@@ -5185,6 +5301,7 @@
           </w:tcPr>
           <w:p>
             <w:pPr>
+              <w:keepNext w:val="false"/>
               <w:spacing w:after="40" w:before="0"/>
               <w:jc w:val="left"/>
             </w:pPr>
@@ -5217,6 +5334,7 @@
           </w:tcPr>
           <w:p>
             <w:pPr>
+              <w:keepNext w:val="false"/>
               <w:spacing w:after="40" w:before="0"/>
               <w:jc w:val="left"/>
             </w:pPr>
@@ -5249,6 +5367,7 @@
           </w:tcPr>
           <w:p>
             <w:pPr>
+              <w:keepNext w:val="false"/>
               <w:spacing w:after="40" w:before="0"/>
               <w:jc w:val="left"/>
             </w:pPr>
@@ -5308,6 +5427,7 @@
           </w:tcPr>
           <w:p>
             <w:pPr>
+              <w:keepNext w:val="false"/>
               <w:spacing w:after="40" w:before="0"/>
               <w:jc w:val="center"/>
             </w:pPr>
@@ -5342,6 +5462,7 @@
           </w:tcPr>
           <w:p>
             <w:pPr>
+              <w:keepNext w:val="false"/>
               <w:spacing w:after="40" w:before="0"/>
               <w:jc w:val="left"/>
             </w:pPr>
@@ -5403,6 +5524,7 @@
           </w:tcPr>
           <w:p>
             <w:pPr>
+              <w:keepNext w:val="false"/>
               <w:spacing w:after="40" w:before="0"/>
               <w:jc w:val="center"/>
             </w:pPr>
@@ -5437,6 +5559,7 @@
           </w:tcPr>
           <w:p>
             <w:pPr>
+              <w:keepNext w:val="false"/>
               <w:spacing w:after="40" w:before="0"/>
               <w:jc w:val="left"/>
             </w:pPr>
@@ -5469,6 +5592,7 @@
           </w:tcPr>
           <w:p>
             <w:pPr>
+              <w:keepNext w:val="false"/>
               <w:spacing w:after="40" w:before="0"/>
               <w:jc w:val="left"/>
             </w:pPr>
@@ -5503,6 +5627,7 @@
           </w:tcPr>
           <w:p>
             <w:pPr>
+              <w:keepNext w:val="false"/>
               <w:spacing w:after="40" w:before="0"/>
               <w:jc w:val="left"/>
             </w:pPr>
@@ -5535,6 +5660,7 @@
           </w:tcPr>
           <w:p>
             <w:pPr>
+              <w:keepNext w:val="false"/>
               <w:spacing w:after="40" w:before="0"/>
               <w:jc w:val="left"/>
             </w:pPr>
@@ -5569,6 +5695,7 @@
           </w:tcPr>
           <w:p>
             <w:pPr>
+              <w:keepNext w:val="false"/>
               <w:spacing w:after="40" w:before="0"/>
               <w:jc w:val="left"/>
             </w:pPr>
@@ -5601,6 +5728,7 @@
           </w:tcPr>
           <w:p>
             <w:pPr>
+              <w:keepNext w:val="false"/>
               <w:spacing w:after="40" w:before="0"/>
               <w:jc w:val="left"/>
             </w:pPr>
@@ -5637,7 +5765,7 @@
         </w:rPr>
         <w:t xml:space="preserve">© 2026 SeaVuria and ARES. Aligned with KICD objectives. Developed by SeaVuria; technical implementation by ARES (with AI assistance from Claude). Licensed under </w:t>
       </w:r>
-      <w:hyperlink w:history="1" r:id="rIdozw12hijgjsif018whf7m">
+      <w:hyperlink w:history="1" r:id="rIdhyrdlj0pbe5vowhxnsfac">
         <w:r>
           <w:rPr>
             <w:rFonts w:ascii="Arial" w:cs="Arial" w:eastAsia="Arial" w:hAnsi="Arial"/>
@@ -5658,7 +5786,7 @@
         </w:rPr>
         <w:t xml:space="preserve"> (</w:t>
       </w:r>
-      <w:hyperlink w:history="1" r:id="rIdpddces3fispfhoqgytmwf">
+      <w:hyperlink w:history="1" r:id="rIdjwj9lpzpbt5yjn_s-ynxx">
         <w:r>
           <w:rPr>
             <w:rFonts w:ascii="Arial" w:cs="Arial" w:eastAsia="Arial" w:hAnsi="Arial"/>
@@ -5718,6 +5846,7 @@
           </w:tcPr>
           <w:p>
             <w:pPr>
+              <w:keepNext w:val="false"/>
               <w:spacing w:after="40" w:before="0"/>
               <w:jc w:val="center"/>
             </w:pPr>
@@ -5753,6 +5882,7 @@
           </w:tcPr>
           <w:p>
             <w:pPr>
+              <w:keepNext w:val="false"/>
               <w:spacing w:after="40" w:before="0"/>
               <w:jc w:val="center"/>
             </w:pPr>
@@ -5787,6 +5917,7 @@
           </w:tcPr>
           <w:p>
             <w:pPr>
+              <w:keepNext w:val="false"/>
               <w:spacing w:after="40" w:before="0"/>
               <w:jc w:val="left"/>
             </w:pPr>
@@ -5819,6 +5950,7 @@
           </w:tcPr>
           <w:p>
             <w:pPr>
+              <w:keepNext w:val="false"/>
               <w:spacing w:after="40" w:before="0"/>
               <w:jc w:val="left"/>
             </w:pPr>
@@ -5853,6 +5985,7 @@
           </w:tcPr>
           <w:p>
             <w:pPr>
+              <w:keepNext w:val="false"/>
               <w:spacing w:after="40" w:before="0"/>
               <w:jc w:val="left"/>
             </w:pPr>
@@ -5885,6 +6018,7 @@
           </w:tcPr>
           <w:p>
             <w:pPr>
+              <w:keepNext w:val="false"/>
               <w:spacing w:after="40" w:before="0"/>
               <w:jc w:val="left"/>
             </w:pPr>
@@ -5919,6 +6053,7 @@
           </w:tcPr>
           <w:p>
             <w:pPr>
+              <w:keepNext w:val="false"/>
               <w:spacing w:after="40" w:before="0"/>
               <w:jc w:val="left"/>
             </w:pPr>
@@ -5951,6 +6086,7 @@
           </w:tcPr>
           <w:p>
             <w:pPr>
+              <w:keepNext w:val="false"/>
               <w:spacing w:after="40" w:before="0"/>
               <w:jc w:val="left"/>
             </w:pPr>
@@ -5985,6 +6121,7 @@
           </w:tcPr>
           <w:p>
             <w:pPr>
+              <w:keepNext w:val="false"/>
               <w:spacing w:after="40" w:before="0"/>
               <w:jc w:val="left"/>
             </w:pPr>
@@ -6017,6 +6154,7 @@
           </w:tcPr>
           <w:p>
             <w:pPr>
+              <w:keepNext w:val="false"/>
               <w:spacing w:after="40" w:before="0"/>
               <w:jc w:val="left"/>
             </w:pPr>
@@ -6051,6 +6189,7 @@
           </w:tcPr>
           <w:p>
             <w:pPr>
+              <w:keepNext w:val="false"/>
               <w:spacing w:after="40" w:before="0"/>
               <w:jc w:val="left"/>
             </w:pPr>
@@ -6083,6 +6222,7 @@
           </w:tcPr>
           <w:p>
             <w:pPr>
+              <w:keepNext w:val="false"/>
               <w:spacing w:after="40" w:before="0"/>
               <w:jc w:val="left"/>
             </w:pPr>
@@ -6117,6 +6257,7 @@
           </w:tcPr>
           <w:p>
             <w:pPr>
+              <w:keepNext w:val="false"/>
               <w:spacing w:after="40" w:before="0"/>
               <w:jc w:val="left"/>
             </w:pPr>
@@ -6149,6 +6290,7 @@
           </w:tcPr>
           <w:p>
             <w:pPr>
+              <w:keepNext w:val="false"/>
               <w:spacing w:after="40" w:before="0"/>
               <w:jc w:val="left"/>
             </w:pPr>
@@ -6183,6 +6325,7 @@
           </w:tcPr>
           <w:p>
             <w:pPr>
+              <w:keepNext w:val="false"/>
               <w:spacing w:after="40" w:before="0"/>
               <w:jc w:val="left"/>
             </w:pPr>
@@ -6215,6 +6358,7 @@
           </w:tcPr>
           <w:p>
             <w:pPr>
+              <w:keepNext w:val="false"/>
               <w:spacing w:after="40" w:before="0"/>
               <w:jc w:val="left"/>
             </w:pPr>
@@ -6249,6 +6393,7 @@
           </w:tcPr>
           <w:p>
             <w:pPr>
+              <w:keepNext w:val="false"/>
               <w:spacing w:after="40" w:before="0"/>
               <w:jc w:val="left"/>
             </w:pPr>
@@ -6281,6 +6426,7 @@
           </w:tcPr>
           <w:p>
             <w:pPr>
+              <w:keepNext w:val="false"/>
               <w:spacing w:after="40" w:before="0"/>
               <w:jc w:val="left"/>
             </w:pPr>
@@ -6340,6 +6486,7 @@
           </w:tcPr>
           <w:p>
             <w:pPr>
+              <w:keepNext w:val="false"/>
               <w:spacing w:after="40" w:before="0"/>
               <w:jc w:val="center"/>
             </w:pPr>
@@ -6374,6 +6521,7 @@
           </w:tcPr>
           <w:p>
             <w:pPr>
+              <w:keepNext w:val="false"/>
               <w:spacing w:after="40" w:before="0"/>
               <w:jc w:val="left"/>
             </w:pPr>
@@ -6438,6 +6586,7 @@
           </w:tcPr>
           <w:p>
             <w:pPr>
+              <w:keepNext w:val="false"/>
               <w:spacing w:after="40" w:before="0"/>
               <w:jc w:val="center"/>
             </w:pPr>
@@ -6472,6 +6621,7 @@
           </w:tcPr>
           <w:p>
             <w:pPr>
+              <w:keepNext w:val="false"/>
               <w:spacing w:after="40" w:before="0"/>
               <w:jc w:val="left"/>
             </w:pPr>
@@ -6504,6 +6654,7 @@
           </w:tcPr>
           <w:p>
             <w:pPr>
+              <w:keepNext w:val="false"/>
               <w:spacing w:after="40" w:before="0"/>
               <w:jc w:val="left"/>
             </w:pPr>
@@ -6536,6 +6687,7 @@
           </w:tcPr>
           <w:p>
             <w:pPr>
+              <w:keepNext w:val="false"/>
               <w:spacing w:after="40" w:before="0"/>
               <w:jc w:val="left"/>
             </w:pPr>
@@ -6568,6 +6720,7 @@
           </w:tcPr>
           <w:p>
             <w:pPr>
+              <w:keepNext w:val="false"/>
               <w:spacing w:after="40" w:before="0"/>
               <w:jc w:val="left"/>
             </w:pPr>
@@ -6600,6 +6753,7 @@
           </w:tcPr>
           <w:p>
             <w:pPr>
+              <w:keepNext w:val="false"/>
               <w:spacing w:after="40" w:before="0"/>
               <w:jc w:val="left"/>
             </w:pPr>
@@ -6634,6 +6788,7 @@
           </w:tcPr>
           <w:p>
             <w:pPr>
+              <w:keepNext w:val="false"/>
               <w:spacing w:after="40" w:before="0"/>
               <w:jc w:val="left"/>
             </w:pPr>
@@ -6671,7 +6826,7 @@
             <w:pPr>
               <w:spacing w:after="20" w:before="0"/>
             </w:pPr>
-            <w:hyperlink w:history="1" r:id="rIdhz6ev44rccdfyviqf2cnh">
+            <w:hyperlink w:history="1" r:id="rIdg1zmi333zmwv907xndoqv">
               <w:r>
                 <w:rPr>
                   <w:rFonts w:ascii="Arial" w:cs="Arial" w:eastAsia="Arial" w:hAnsi="Arial"/>
@@ -6720,7 +6875,7 @@
               <w:spacing w:after="10" w:before="0"/>
               <w:ind w:left="120"/>
             </w:pPr>
-            <w:hyperlink w:history="1" r:id="rIdyseft0mxfakabaymqu2q0">
+            <w:hyperlink w:history="1" r:id="rIdecw6vmdlibo1r_x4h-tvt">
               <w:r>
                 <w:rPr>
                   <w:rFonts w:ascii="Arial" w:cs="Arial" w:eastAsia="Arial" w:hAnsi="Arial"/>
@@ -6782,7 +6937,7 @@
               <w:spacing w:after="10" w:before="0"/>
               <w:ind w:left="120"/>
             </w:pPr>
-            <w:hyperlink w:history="1" r:id="rId_ij-aaumu9-9xbqtbghyr">
+            <w:hyperlink w:history="1" r:id="rId6ngarke4tlfj49rhx2ekz">
               <w:r>
                 <w:rPr>
                   <w:rFonts w:ascii="Arial" w:cs="Arial" w:eastAsia="Arial" w:hAnsi="Arial"/>
@@ -6825,6 +6980,7 @@
           </w:tcPr>
           <w:p>
             <w:pPr>
+              <w:keepNext w:val="false"/>
               <w:spacing w:after="40" w:before="0"/>
               <w:jc w:val="left"/>
             </w:pPr>
@@ -6857,6 +7013,7 @@
           </w:tcPr>
           <w:p>
             <w:pPr>
+              <w:keepNext w:val="false"/>
               <w:spacing w:after="40" w:before="0"/>
               <w:jc w:val="left"/>
             </w:pPr>
@@ -6889,6 +7046,7 @@
           </w:tcPr>
           <w:p>
             <w:pPr>
+              <w:keepNext w:val="false"/>
               <w:spacing w:after="40" w:before="0"/>
               <w:jc w:val="left"/>
             </w:pPr>
@@ -6921,6 +7079,7 @@
           </w:tcPr>
           <w:p>
             <w:pPr>
+              <w:keepNext w:val="false"/>
               <w:spacing w:after="40" w:before="0"/>
               <w:jc w:val="left"/>
             </w:pPr>
@@ -6955,6 +7114,7 @@
           </w:tcPr>
           <w:p>
             <w:pPr>
+              <w:keepNext w:val="false"/>
               <w:spacing w:after="40" w:before="0"/>
               <w:jc w:val="left"/>
             </w:pPr>
@@ -6992,7 +7152,7 @@
             <w:pPr>
               <w:spacing w:after="20" w:before="0"/>
             </w:pPr>
-            <w:hyperlink w:history="1" r:id="rIdbcfjufunak3q61vp0gg_d">
+            <w:hyperlink w:history="1" r:id="rIdjzortn9vk_zfpmcf2rlrz">
               <w:r>
                 <w:rPr>
                   <w:rFonts w:ascii="Arial" w:cs="Arial" w:eastAsia="Arial" w:hAnsi="Arial"/>
@@ -7041,7 +7201,7 @@
               <w:spacing w:after="10" w:before="0"/>
               <w:ind w:left="120"/>
             </w:pPr>
-            <w:hyperlink w:history="1" r:id="rIdz8vwo_qc5iwacb08orobc">
+            <w:hyperlink w:history="1" r:id="rIde5fedqqcewjfpftxcdm6p">
               <w:r>
                 <w:rPr>
                   <w:rFonts w:ascii="Arial" w:cs="Arial" w:eastAsia="Arial" w:hAnsi="Arial"/>
@@ -7103,7 +7263,7 @@
               <w:spacing w:after="10" w:before="0"/>
               <w:ind w:left="120"/>
             </w:pPr>
-            <w:hyperlink w:history="1" r:id="rIdb8auvjy6helww7lb8xblw">
+            <w:hyperlink w:history="1" r:id="rIdjzpkffvqrcuefg8texgqo">
               <w:r>
                 <w:rPr>
                   <w:rFonts w:ascii="Arial" w:cs="Arial" w:eastAsia="Arial" w:hAnsi="Arial"/>
@@ -7146,6 +7306,7 @@
           </w:tcPr>
           <w:p>
             <w:pPr>
+              <w:keepNext w:val="false"/>
               <w:spacing w:after="40" w:before="0"/>
               <w:jc w:val="left"/>
             </w:pPr>
@@ -7178,6 +7339,7 @@
           </w:tcPr>
           <w:p>
             <w:pPr>
+              <w:keepNext w:val="false"/>
               <w:spacing w:after="40" w:before="0"/>
               <w:jc w:val="left"/>
             </w:pPr>
@@ -7210,6 +7372,7 @@
           </w:tcPr>
           <w:p>
             <w:pPr>
+              <w:keepNext w:val="false"/>
               <w:spacing w:after="40" w:before="0"/>
               <w:jc w:val="left"/>
             </w:pPr>
@@ -7242,6 +7405,7 @@
           </w:tcPr>
           <w:p>
             <w:pPr>
+              <w:keepNext w:val="false"/>
               <w:spacing w:after="40" w:before="0"/>
               <w:jc w:val="left"/>
             </w:pPr>
@@ -7276,6 +7440,7 @@
           </w:tcPr>
           <w:p>
             <w:pPr>
+              <w:keepNext w:val="false"/>
               <w:spacing w:after="40" w:before="0"/>
               <w:jc w:val="left"/>
             </w:pPr>
@@ -7313,7 +7478,7 @@
             <w:pPr>
               <w:spacing w:after="20" w:before="0"/>
             </w:pPr>
-            <w:hyperlink w:history="1" r:id="rIdo37jn0aywt-jfvutokzgz">
+            <w:hyperlink w:history="1" r:id="rIduutzoa7cgo5knrx5kdwmt">
               <w:r>
                 <w:rPr>
                   <w:rFonts w:ascii="Arial" w:cs="Arial" w:eastAsia="Arial" w:hAnsi="Arial"/>
@@ -7362,7 +7527,7 @@
               <w:spacing w:after="10" w:before="0"/>
               <w:ind w:left="120"/>
             </w:pPr>
-            <w:hyperlink w:history="1" r:id="rIdp1yqsfutck53nid_3xx2w">
+            <w:hyperlink w:history="1" r:id="rIdrnu_7tx-svgozrdx2-ojc">
               <w:r>
                 <w:rPr>
                   <w:rFonts w:ascii="Arial" w:cs="Arial" w:eastAsia="Arial" w:hAnsi="Arial"/>
@@ -7424,7 +7589,7 @@
               <w:spacing w:after="10" w:before="0"/>
               <w:ind w:left="120"/>
             </w:pPr>
-            <w:hyperlink w:history="1" r:id="rIdgvgkabzdyegezb1oytkvi">
+            <w:hyperlink w:history="1" r:id="rId2wf2bbczdscmottxhkuic">
               <w:r>
                 <w:rPr>
                   <w:rFonts w:ascii="Arial" w:cs="Arial" w:eastAsia="Arial" w:hAnsi="Arial"/>
@@ -7467,6 +7632,7 @@
           </w:tcPr>
           <w:p>
             <w:pPr>
+              <w:keepNext w:val="false"/>
               <w:spacing w:after="40" w:before="0"/>
               <w:jc w:val="left"/>
             </w:pPr>
@@ -7499,6 +7665,7 @@
           </w:tcPr>
           <w:p>
             <w:pPr>
+              <w:keepNext w:val="false"/>
               <w:spacing w:after="40" w:before="0"/>
               <w:jc w:val="left"/>
             </w:pPr>
@@ -7531,6 +7698,7 @@
           </w:tcPr>
           <w:p>
             <w:pPr>
+              <w:keepNext w:val="false"/>
               <w:spacing w:after="40" w:before="0"/>
               <w:jc w:val="left"/>
             </w:pPr>
@@ -7563,6 +7731,7 @@
           </w:tcPr>
           <w:p>
             <w:pPr>
+              <w:keepNext w:val="false"/>
               <w:spacing w:after="40" w:before="0"/>
               <w:jc w:val="left"/>
             </w:pPr>
@@ -7597,6 +7766,7 @@
           </w:tcPr>
           <w:p>
             <w:pPr>
+              <w:keepNext w:val="false"/>
               <w:spacing w:after="40" w:before="0"/>
               <w:jc w:val="left"/>
             </w:pPr>
@@ -7634,7 +7804,7 @@
             <w:pPr>
               <w:spacing w:after="20" w:before="0"/>
             </w:pPr>
-            <w:hyperlink w:history="1" r:id="rIdj2q6tb8icahzrvmj6v5yr">
+            <w:hyperlink w:history="1" r:id="rIdhvcje9mvycqen6ec6cbhj">
               <w:r>
                 <w:rPr>
                   <w:rFonts w:ascii="Arial" w:cs="Arial" w:eastAsia="Arial" w:hAnsi="Arial"/>
@@ -7683,7 +7853,7 @@
               <w:spacing w:after="10" w:before="0"/>
               <w:ind w:left="120"/>
             </w:pPr>
-            <w:hyperlink w:history="1" r:id="rIdtmbm6ier1asarsk2dajy4">
+            <w:hyperlink w:history="1" r:id="rIdkkjkuv5bxruukgo1a4mx3">
               <w:r>
                 <w:rPr>
                   <w:rFonts w:ascii="Arial" w:cs="Arial" w:eastAsia="Arial" w:hAnsi="Arial"/>
@@ -7745,7 +7915,7 @@
               <w:spacing w:after="10" w:before="0"/>
               <w:ind w:left="120"/>
             </w:pPr>
-            <w:hyperlink w:history="1" r:id="rIdwnl5l8k3htn4vgti8aumi">
+            <w:hyperlink w:history="1" r:id="rIdeiaf5wx1z64nojo1jhfvy">
               <w:r>
                 <w:rPr>
                   <w:rFonts w:ascii="Arial" w:cs="Arial" w:eastAsia="Arial" w:hAnsi="Arial"/>
@@ -7788,6 +7958,7 @@
           </w:tcPr>
           <w:p>
             <w:pPr>
+              <w:keepNext w:val="false"/>
               <w:spacing w:after="40" w:before="0"/>
               <w:jc w:val="left"/>
             </w:pPr>
@@ -7820,6 +7991,7 @@
           </w:tcPr>
           <w:p>
             <w:pPr>
+              <w:keepNext w:val="false"/>
               <w:spacing w:after="40" w:before="0"/>
               <w:jc w:val="left"/>
             </w:pPr>
@@ -7852,6 +8024,7 @@
           </w:tcPr>
           <w:p>
             <w:pPr>
+              <w:keepNext w:val="false"/>
               <w:spacing w:after="40" w:before="0"/>
               <w:jc w:val="left"/>
             </w:pPr>
@@ -7884,6 +8057,7 @@
           </w:tcPr>
           <w:p>
             <w:pPr>
+              <w:keepNext w:val="false"/>
               <w:spacing w:after="40" w:before="0"/>
               <w:jc w:val="left"/>
             </w:pPr>
@@ -7918,6 +8092,7 @@
           </w:tcPr>
           <w:p>
             <w:pPr>
+              <w:keepNext w:val="false"/>
               <w:spacing w:after="40" w:before="0"/>
               <w:jc w:val="left"/>
             </w:pPr>
@@ -7955,7 +8130,7 @@
             <w:pPr>
               <w:spacing w:after="20" w:before="0"/>
             </w:pPr>
-            <w:hyperlink w:history="1" r:id="rIdcb7ro-elvlqivmjfo9ihs">
+            <w:hyperlink w:history="1" r:id="rIdrny4lpua5se8sbm0_a7w0">
               <w:r>
                 <w:rPr>
                   <w:rFonts w:ascii="Arial" w:cs="Arial" w:eastAsia="Arial" w:hAnsi="Arial"/>
@@ -8004,7 +8179,7 @@
               <w:spacing w:after="10" w:before="0"/>
               <w:ind w:left="120"/>
             </w:pPr>
-            <w:hyperlink w:history="1" r:id="rIdlxsadesczhc4bjp-ms342">
+            <w:hyperlink w:history="1" r:id="rIds1dkzzzcjlbi_csk11eu-">
               <w:r>
                 <w:rPr>
                   <w:rFonts w:ascii="Arial" w:cs="Arial" w:eastAsia="Arial" w:hAnsi="Arial"/>
@@ -8066,7 +8241,7 @@
               <w:spacing w:after="10" w:before="0"/>
               <w:ind w:left="120"/>
             </w:pPr>
-            <w:hyperlink w:history="1" r:id="rIdkogjibuml9k79x5jyxqcl">
+            <w:hyperlink w:history="1" r:id="rIdpw7a2buudwkoa86feresx">
               <w:r>
                 <w:rPr>
                   <w:rFonts w:ascii="Arial" w:cs="Arial" w:eastAsia="Arial" w:hAnsi="Arial"/>
@@ -8109,6 +8284,7 @@
           </w:tcPr>
           <w:p>
             <w:pPr>
+              <w:keepNext w:val="false"/>
               <w:spacing w:after="40" w:before="0"/>
               <w:jc w:val="left"/>
             </w:pPr>
@@ -8141,6 +8317,7 @@
           </w:tcPr>
           <w:p>
             <w:pPr>
+              <w:keepNext w:val="false"/>
               <w:spacing w:after="40" w:before="0"/>
               <w:jc w:val="left"/>
             </w:pPr>
@@ -8173,6 +8350,7 @@
           </w:tcPr>
           <w:p>
             <w:pPr>
+              <w:keepNext w:val="false"/>
               <w:spacing w:after="40" w:before="0"/>
               <w:jc w:val="left"/>
             </w:pPr>
@@ -8205,6 +8383,7 @@
           </w:tcPr>
           <w:p>
             <w:pPr>
+              <w:keepNext w:val="false"/>
               <w:spacing w:after="40" w:before="0"/>
               <w:jc w:val="left"/>
             </w:pPr>
@@ -8264,6 +8443,7 @@
           </w:tcPr>
           <w:p>
             <w:pPr>
+              <w:keepNext w:val="false"/>
               <w:spacing w:after="40" w:before="0"/>
               <w:jc w:val="center"/>
             </w:pPr>
@@ -8298,6 +8478,7 @@
           </w:tcPr>
           <w:p>
             <w:pPr>
+              <w:keepNext w:val="false"/>
               <w:spacing w:after="40" w:before="0"/>
               <w:jc w:val="left"/>
             </w:pPr>
@@ -8359,6 +8540,7 @@
           </w:tcPr>
           <w:p>
             <w:pPr>
+              <w:keepNext w:val="false"/>
               <w:spacing w:after="40" w:before="0"/>
               <w:jc w:val="center"/>
             </w:pPr>
@@ -8393,6 +8575,7 @@
           </w:tcPr>
           <w:p>
             <w:pPr>
+              <w:keepNext w:val="false"/>
               <w:spacing w:after="40" w:before="0"/>
               <w:jc w:val="left"/>
             </w:pPr>
@@ -8425,6 +8608,7 @@
           </w:tcPr>
           <w:p>
             <w:pPr>
+              <w:keepNext w:val="false"/>
               <w:spacing w:after="40" w:before="0"/>
               <w:jc w:val="left"/>
             </w:pPr>
@@ -8459,6 +8643,7 @@
           </w:tcPr>
           <w:p>
             <w:pPr>
+              <w:keepNext w:val="false"/>
               <w:spacing w:after="40" w:before="0"/>
               <w:jc w:val="left"/>
             </w:pPr>
@@ -8491,6 +8676,7 @@
           </w:tcPr>
           <w:p>
             <w:pPr>
+              <w:keepNext w:val="false"/>
               <w:spacing w:after="40" w:before="0"/>
               <w:jc w:val="left"/>
             </w:pPr>
@@ -8525,6 +8711,7 @@
           </w:tcPr>
           <w:p>
             <w:pPr>
+              <w:keepNext w:val="false"/>
               <w:spacing w:after="40" w:before="0"/>
               <w:jc w:val="left"/>
             </w:pPr>
@@ -8557,6 +8744,7 @@
           </w:tcPr>
           <w:p>
             <w:pPr>
+              <w:keepNext w:val="false"/>
               <w:spacing w:after="40" w:before="0"/>
               <w:jc w:val="left"/>
             </w:pPr>
@@ -8593,7 +8781,7 @@
         </w:rPr>
         <w:t xml:space="preserve">© 2026 SeaVuria and ARES. Aligned with KICD objectives. Developed by SeaVuria; technical implementation by ARES (with AI assistance from Claude). Licensed under </w:t>
       </w:r>
-      <w:hyperlink w:history="1" r:id="rIdpxlmmqhk8boatktiek_i1">
+      <w:hyperlink w:history="1" r:id="rIdlsud4rftl50qemkg15wt3">
         <w:r>
           <w:rPr>
             <w:rFonts w:ascii="Arial" w:cs="Arial" w:eastAsia="Arial" w:hAnsi="Arial"/>
@@ -8614,7 +8802,7 @@
         </w:rPr>
         <w:t xml:space="preserve"> (</w:t>
       </w:r>
-      <w:hyperlink w:history="1" r:id="rIdpeju5azgg3ewhnria0zjm">
+      <w:hyperlink w:history="1" r:id="rId-du-c8lx2n_1uommfxoj-">
         <w:r>
           <w:rPr>
             <w:rFonts w:ascii="Arial" w:cs="Arial" w:eastAsia="Arial" w:hAnsi="Arial"/>
@@ -8674,6 +8862,7 @@
           </w:tcPr>
           <w:p>
             <w:pPr>
+              <w:keepNext w:val="false"/>
               <w:spacing w:after="40" w:before="0"/>
               <w:jc w:val="center"/>
             </w:pPr>
@@ -8709,6 +8898,7 @@
           </w:tcPr>
           <w:p>
             <w:pPr>
+              <w:keepNext w:val="false"/>
               <w:spacing w:after="40" w:before="0"/>
               <w:jc w:val="center"/>
             </w:pPr>
@@ -8743,6 +8933,7 @@
           </w:tcPr>
           <w:p>
             <w:pPr>
+              <w:keepNext w:val="false"/>
               <w:spacing w:after="40" w:before="0"/>
               <w:jc w:val="left"/>
             </w:pPr>
@@ -8775,6 +8966,7 @@
           </w:tcPr>
           <w:p>
             <w:pPr>
+              <w:keepNext w:val="false"/>
               <w:spacing w:after="40" w:before="0"/>
               <w:jc w:val="left"/>
             </w:pPr>
@@ -8809,6 +9001,7 @@
           </w:tcPr>
           <w:p>
             <w:pPr>
+              <w:keepNext w:val="false"/>
               <w:spacing w:after="40" w:before="0"/>
               <w:jc w:val="left"/>
             </w:pPr>
@@ -8841,6 +9034,7 @@
           </w:tcPr>
           <w:p>
             <w:pPr>
+              <w:keepNext w:val="false"/>
               <w:spacing w:after="40" w:before="0"/>
               <w:jc w:val="left"/>
             </w:pPr>
@@ -8875,6 +9069,7 @@
           </w:tcPr>
           <w:p>
             <w:pPr>
+              <w:keepNext w:val="false"/>
               <w:spacing w:after="40" w:before="0"/>
               <w:jc w:val="left"/>
             </w:pPr>
@@ -8907,6 +9102,7 @@
           </w:tcPr>
           <w:p>
             <w:pPr>
+              <w:keepNext w:val="false"/>
               <w:spacing w:after="40" w:before="0"/>
               <w:jc w:val="left"/>
             </w:pPr>
@@ -8941,6 +9137,7 @@
           </w:tcPr>
           <w:p>
             <w:pPr>
+              <w:keepNext w:val="false"/>
               <w:spacing w:after="40" w:before="0"/>
               <w:jc w:val="left"/>
             </w:pPr>
@@ -8973,6 +9170,7 @@
           </w:tcPr>
           <w:p>
             <w:pPr>
+              <w:keepNext w:val="false"/>
               <w:spacing w:after="40" w:before="0"/>
               <w:jc w:val="left"/>
             </w:pPr>
@@ -9007,6 +9205,7 @@
           </w:tcPr>
           <w:p>
             <w:pPr>
+              <w:keepNext w:val="false"/>
               <w:spacing w:after="40" w:before="0"/>
               <w:jc w:val="left"/>
             </w:pPr>
@@ -9039,6 +9238,7 @@
           </w:tcPr>
           <w:p>
             <w:pPr>
+              <w:keepNext w:val="false"/>
               <w:spacing w:after="40" w:before="0"/>
               <w:jc w:val="left"/>
             </w:pPr>
@@ -9073,6 +9273,7 @@
           </w:tcPr>
           <w:p>
             <w:pPr>
+              <w:keepNext w:val="false"/>
               <w:spacing w:after="40" w:before="0"/>
               <w:jc w:val="left"/>
             </w:pPr>
@@ -9105,6 +9306,7 @@
           </w:tcPr>
           <w:p>
             <w:pPr>
+              <w:keepNext w:val="false"/>
               <w:spacing w:after="40" w:before="0"/>
               <w:jc w:val="left"/>
             </w:pPr>
@@ -9139,6 +9341,7 @@
           </w:tcPr>
           <w:p>
             <w:pPr>
+              <w:keepNext w:val="false"/>
               <w:spacing w:after="40" w:before="0"/>
               <w:jc w:val="left"/>
             </w:pPr>
@@ -9171,6 +9374,7 @@
           </w:tcPr>
           <w:p>
             <w:pPr>
+              <w:keepNext w:val="false"/>
               <w:spacing w:after="40" w:before="0"/>
               <w:jc w:val="left"/>
             </w:pPr>
@@ -9205,6 +9409,7 @@
           </w:tcPr>
           <w:p>
             <w:pPr>
+              <w:keepNext w:val="false"/>
               <w:spacing w:after="40" w:before="0"/>
               <w:jc w:val="left"/>
             </w:pPr>
@@ -9237,6 +9442,7 @@
           </w:tcPr>
           <w:p>
             <w:pPr>
+              <w:keepNext w:val="false"/>
               <w:spacing w:after="40" w:before="0"/>
               <w:jc w:val="left"/>
             </w:pPr>
@@ -9296,6 +9502,7 @@
           </w:tcPr>
           <w:p>
             <w:pPr>
+              <w:keepNext w:val="false"/>
               <w:spacing w:after="40" w:before="0"/>
               <w:jc w:val="center"/>
             </w:pPr>
@@ -9330,6 +9537,7 @@
           </w:tcPr>
           <w:p>
             <w:pPr>
+              <w:keepNext w:val="false"/>
               <w:spacing w:after="40" w:before="0"/>
               <w:jc w:val="left"/>
             </w:pPr>
@@ -9394,6 +9602,7 @@
           </w:tcPr>
           <w:p>
             <w:pPr>
+              <w:keepNext w:val="false"/>
               <w:spacing w:after="40" w:before="0"/>
               <w:jc w:val="center"/>
             </w:pPr>
@@ -9428,6 +9637,7 @@
           </w:tcPr>
           <w:p>
             <w:pPr>
+              <w:keepNext w:val="false"/>
               <w:spacing w:after="40" w:before="0"/>
               <w:jc w:val="left"/>
             </w:pPr>
@@ -9460,6 +9670,7 @@
           </w:tcPr>
           <w:p>
             <w:pPr>
+              <w:keepNext w:val="false"/>
               <w:spacing w:after="40" w:before="0"/>
               <w:jc w:val="left"/>
             </w:pPr>
@@ -9492,6 +9703,7 @@
           </w:tcPr>
           <w:p>
             <w:pPr>
+              <w:keepNext w:val="false"/>
               <w:spacing w:after="40" w:before="0"/>
               <w:jc w:val="left"/>
             </w:pPr>
@@ -9524,6 +9736,7 @@
           </w:tcPr>
           <w:p>
             <w:pPr>
+              <w:keepNext w:val="false"/>
               <w:spacing w:after="40" w:before="0"/>
               <w:jc w:val="left"/>
             </w:pPr>
@@ -9556,6 +9769,7 @@
           </w:tcPr>
           <w:p>
             <w:pPr>
+              <w:keepNext w:val="false"/>
               <w:spacing w:after="40" w:before="0"/>
               <w:jc w:val="left"/>
             </w:pPr>
@@ -9590,6 +9804,7 @@
           </w:tcPr>
           <w:p>
             <w:pPr>
+              <w:keepNext w:val="false"/>
               <w:spacing w:after="40" w:before="0"/>
               <w:jc w:val="left"/>
             </w:pPr>
@@ -9627,7 +9842,7 @@
             <w:pPr>
               <w:spacing w:after="20" w:before="0"/>
             </w:pPr>
-            <w:hyperlink w:history="1" r:id="rIdplwgpa49p17gpl9-61_ng">
+            <w:hyperlink w:history="1" r:id="rIdg-24a4hvp-mgu-ksrsm-p">
               <w:r>
                 <w:rPr>
                   <w:rFonts w:ascii="Arial" w:cs="Arial" w:eastAsia="Arial" w:hAnsi="Arial"/>
@@ -9676,7 +9891,7 @@
               <w:spacing w:after="10" w:before="0"/>
               <w:ind w:left="120"/>
             </w:pPr>
-            <w:hyperlink w:history="1" r:id="rId3oxooozxx_x0iunptfq2f">
+            <w:hyperlink w:history="1" r:id="rIdg5amokgq4p3jjjnrvaq1w">
               <w:r>
                 <w:rPr>
                   <w:rFonts w:ascii="Arial" w:cs="Arial" w:eastAsia="Arial" w:hAnsi="Arial"/>
@@ -9738,7 +9953,7 @@
               <w:spacing w:after="10" w:before="0"/>
               <w:ind w:left="120"/>
             </w:pPr>
-            <w:hyperlink w:history="1" r:id="rIdl6lzmkatfjii8edfqjnys">
+            <w:hyperlink w:history="1" r:id="rIdnz8-2pdagedsexiagva88">
               <w:r>
                 <w:rPr>
                   <w:rFonts w:ascii="Arial" w:cs="Arial" w:eastAsia="Arial" w:hAnsi="Arial"/>
@@ -9781,6 +9996,7 @@
           </w:tcPr>
           <w:p>
             <w:pPr>
+              <w:keepNext w:val="false"/>
               <w:spacing w:after="40" w:before="0"/>
               <w:jc w:val="left"/>
             </w:pPr>
@@ -9813,6 +10029,7 @@
           </w:tcPr>
           <w:p>
             <w:pPr>
+              <w:keepNext w:val="false"/>
               <w:spacing w:after="40" w:before="0"/>
               <w:jc w:val="left"/>
             </w:pPr>
@@ -9845,6 +10062,7 @@
           </w:tcPr>
           <w:p>
             <w:pPr>
+              <w:keepNext w:val="false"/>
               <w:spacing w:after="40" w:before="0"/>
               <w:jc w:val="left"/>
             </w:pPr>
@@ -9877,6 +10095,7 @@
           </w:tcPr>
           <w:p>
             <w:pPr>
+              <w:keepNext w:val="false"/>
               <w:spacing w:after="40" w:before="0"/>
               <w:jc w:val="left"/>
             </w:pPr>
@@ -9911,6 +10130,7 @@
           </w:tcPr>
           <w:p>
             <w:pPr>
+              <w:keepNext w:val="false"/>
               <w:spacing w:after="40" w:before="0"/>
               <w:jc w:val="left"/>
             </w:pPr>
@@ -9948,7 +10168,7 @@
             <w:pPr>
               <w:spacing w:after="20" w:before="0"/>
             </w:pPr>
-            <w:hyperlink w:history="1" r:id="rIda8fcy_g55cq-9hgzihdgm">
+            <w:hyperlink w:history="1" r:id="rIdt83giyfolxp35snnskqdq">
               <w:r>
                 <w:rPr>
                   <w:rFonts w:ascii="Arial" w:cs="Arial" w:eastAsia="Arial" w:hAnsi="Arial"/>
@@ -9997,7 +10217,7 @@
               <w:spacing w:after="10" w:before="0"/>
               <w:ind w:left="120"/>
             </w:pPr>
-            <w:hyperlink w:history="1" r:id="rIdjojg01wt0gvyy2l7gnbrr">
+            <w:hyperlink w:history="1" r:id="rId0h9bhdao8wosaubs4esj8">
               <w:r>
                 <w:rPr>
                   <w:rFonts w:ascii="Arial" w:cs="Arial" w:eastAsia="Arial" w:hAnsi="Arial"/>
@@ -10059,7 +10279,7 @@
               <w:spacing w:after="10" w:before="0"/>
               <w:ind w:left="120"/>
             </w:pPr>
-            <w:hyperlink w:history="1" r:id="rIdbcatfyn90vb9tc6ar3y9s">
+            <w:hyperlink w:history="1" r:id="rIdz7t95-khpe6n2vi1m3gat">
               <w:r>
                 <w:rPr>
                   <w:rFonts w:ascii="Arial" w:cs="Arial" w:eastAsia="Arial" w:hAnsi="Arial"/>
@@ -10102,6 +10322,7 @@
           </w:tcPr>
           <w:p>
             <w:pPr>
+              <w:keepNext w:val="false"/>
               <w:spacing w:after="40" w:before="0"/>
               <w:jc w:val="left"/>
             </w:pPr>
@@ -10134,6 +10355,7 @@
           </w:tcPr>
           <w:p>
             <w:pPr>
+              <w:keepNext w:val="false"/>
               <w:spacing w:after="40" w:before="0"/>
               <w:jc w:val="left"/>
             </w:pPr>
@@ -10166,6 +10388,7 @@
           </w:tcPr>
           <w:p>
             <w:pPr>
+              <w:keepNext w:val="false"/>
               <w:spacing w:after="40" w:before="0"/>
               <w:jc w:val="left"/>
             </w:pPr>
@@ -10198,6 +10421,7 @@
           </w:tcPr>
           <w:p>
             <w:pPr>
+              <w:keepNext w:val="false"/>
               <w:spacing w:after="40" w:before="0"/>
               <w:jc w:val="left"/>
             </w:pPr>
@@ -10232,6 +10456,7 @@
           </w:tcPr>
           <w:p>
             <w:pPr>
+              <w:keepNext w:val="false"/>
               <w:spacing w:after="40" w:before="0"/>
               <w:jc w:val="left"/>
             </w:pPr>
@@ -10269,7 +10494,7 @@
             <w:pPr>
               <w:spacing w:after="20" w:before="0"/>
             </w:pPr>
-            <w:hyperlink w:history="1" r:id="rId8mamx4w0fhb8czjcerr7t">
+            <w:hyperlink w:history="1" r:id="rIdaqu5bnm8kqj51wpntesem">
               <w:r>
                 <w:rPr>
                   <w:rFonts w:ascii="Arial" w:cs="Arial" w:eastAsia="Arial" w:hAnsi="Arial"/>
@@ -10318,7 +10543,7 @@
               <w:spacing w:after="10" w:before="0"/>
               <w:ind w:left="120"/>
             </w:pPr>
-            <w:hyperlink w:history="1" r:id="rIdfbfizmszlzk0yj2h-8nra">
+            <w:hyperlink w:history="1" r:id="rIdtrvsufpde2p3ncolfiq0p">
               <w:r>
                 <w:rPr>
                   <w:rFonts w:ascii="Arial" w:cs="Arial" w:eastAsia="Arial" w:hAnsi="Arial"/>
@@ -10380,7 +10605,7 @@
               <w:spacing w:after="10" w:before="0"/>
               <w:ind w:left="120"/>
             </w:pPr>
-            <w:hyperlink w:history="1" r:id="rIdndn2z3axhxhz7ijxphorh">
+            <w:hyperlink w:history="1" r:id="rIdt50epve6kjapofmt4r6lf">
               <w:r>
                 <w:rPr>
                   <w:rFonts w:ascii="Arial" w:cs="Arial" w:eastAsia="Arial" w:hAnsi="Arial"/>
@@ -10423,6 +10648,7 @@
           </w:tcPr>
           <w:p>
             <w:pPr>
+              <w:keepNext w:val="false"/>
               <w:spacing w:after="40" w:before="0"/>
               <w:jc w:val="left"/>
             </w:pPr>
@@ -10455,6 +10681,7 @@
           </w:tcPr>
           <w:p>
             <w:pPr>
+              <w:keepNext w:val="false"/>
               <w:spacing w:after="40" w:before="0"/>
               <w:jc w:val="left"/>
             </w:pPr>
@@ -10487,6 +10714,7 @@
           </w:tcPr>
           <w:p>
             <w:pPr>
+              <w:keepNext w:val="false"/>
               <w:spacing w:after="40" w:before="0"/>
               <w:jc w:val="left"/>
             </w:pPr>
@@ -10519,6 +10747,7 @@
           </w:tcPr>
           <w:p>
             <w:pPr>
+              <w:keepNext w:val="false"/>
               <w:spacing w:after="40" w:before="0"/>
               <w:jc w:val="left"/>
             </w:pPr>
@@ -10553,6 +10782,7 @@
           </w:tcPr>
           <w:p>
             <w:pPr>
+              <w:keepNext w:val="false"/>
               <w:spacing w:after="40" w:before="0"/>
               <w:jc w:val="left"/>
             </w:pPr>
@@ -10590,7 +10820,7 @@
             <w:pPr>
               <w:spacing w:after="20" w:before="0"/>
             </w:pPr>
-            <w:hyperlink w:history="1" r:id="rIdkvw7m9tlqc2e1vrph8g9s">
+            <w:hyperlink w:history="1" r:id="rIdzmemheqd0qqowulr5t0sg">
               <w:r>
                 <w:rPr>
                   <w:rFonts w:ascii="Arial" w:cs="Arial" w:eastAsia="Arial" w:hAnsi="Arial"/>
@@ -10639,7 +10869,7 @@
               <w:spacing w:after="10" w:before="0"/>
               <w:ind w:left="120"/>
             </w:pPr>
-            <w:hyperlink w:history="1" r:id="rIdcgsiwaadnkxdsimjvgsyp">
+            <w:hyperlink w:history="1" r:id="rId4gbwjbopkalgbivndurox">
               <w:r>
                 <w:rPr>
                   <w:rFonts w:ascii="Arial" w:cs="Arial" w:eastAsia="Arial" w:hAnsi="Arial"/>
@@ -10701,7 +10931,7 @@
               <w:spacing w:after="10" w:before="0"/>
               <w:ind w:left="120"/>
             </w:pPr>
-            <w:hyperlink w:history="1" r:id="rIdqfqyvanzid86npdeo1lr7">
+            <w:hyperlink w:history="1" r:id="rIdpg9ft5cfhf9uxcrne4-k1">
               <w:r>
                 <w:rPr>
                   <w:rFonts w:ascii="Arial" w:cs="Arial" w:eastAsia="Arial" w:hAnsi="Arial"/>
@@ -10744,6 +10974,7 @@
           </w:tcPr>
           <w:p>
             <w:pPr>
+              <w:keepNext w:val="false"/>
               <w:spacing w:after="40" w:before="0"/>
               <w:jc w:val="left"/>
             </w:pPr>
@@ -10776,6 +11007,7 @@
           </w:tcPr>
           <w:p>
             <w:pPr>
+              <w:keepNext w:val="false"/>
               <w:spacing w:after="40" w:before="0"/>
               <w:jc w:val="left"/>
             </w:pPr>
@@ -10808,6 +11040,7 @@
           </w:tcPr>
           <w:p>
             <w:pPr>
+              <w:keepNext w:val="false"/>
               <w:spacing w:after="40" w:before="0"/>
               <w:jc w:val="left"/>
             </w:pPr>
@@ -10840,6 +11073,7 @@
           </w:tcPr>
           <w:p>
             <w:pPr>
+              <w:keepNext w:val="false"/>
               <w:spacing w:after="40" w:before="0"/>
               <w:jc w:val="left"/>
             </w:pPr>
@@ -10874,6 +11108,7 @@
           </w:tcPr>
           <w:p>
             <w:pPr>
+              <w:keepNext w:val="false"/>
               <w:spacing w:after="40" w:before="0"/>
               <w:jc w:val="left"/>
             </w:pPr>
@@ -10911,7 +11146,7 @@
             <w:pPr>
               <w:spacing w:after="20" w:before="0"/>
             </w:pPr>
-            <w:hyperlink w:history="1" r:id="rIdakg65rwwcfwzap8zkbret">
+            <w:hyperlink w:history="1" r:id="rIdgq9xigbv8xnxfyt-nhej7">
               <w:r>
                 <w:rPr>
                   <w:rFonts w:ascii="Arial" w:cs="Arial" w:eastAsia="Arial" w:hAnsi="Arial"/>
@@ -10960,7 +11195,7 @@
               <w:spacing w:after="10" w:before="0"/>
               <w:ind w:left="120"/>
             </w:pPr>
-            <w:hyperlink w:history="1" r:id="rIdtvkakfxdyxfdbtk9jd0xw">
+            <w:hyperlink w:history="1" r:id="rId_z8ujcttsib7vwzwc1afi">
               <w:r>
                 <w:rPr>
                   <w:rFonts w:ascii="Arial" w:cs="Arial" w:eastAsia="Arial" w:hAnsi="Arial"/>
@@ -11022,7 +11257,7 @@
               <w:spacing w:after="10" w:before="0"/>
               <w:ind w:left="120"/>
             </w:pPr>
-            <w:hyperlink w:history="1" r:id="rIdi_zfhrl1foereg4ygx-qf">
+            <w:hyperlink w:history="1" r:id="rIdz193eqsh9lcnfibvs7cth">
               <w:r>
                 <w:rPr>
                   <w:rFonts w:ascii="Arial" w:cs="Arial" w:eastAsia="Arial" w:hAnsi="Arial"/>
@@ -11065,6 +11300,7 @@
           </w:tcPr>
           <w:p>
             <w:pPr>
+              <w:keepNext w:val="false"/>
               <w:spacing w:after="40" w:before="0"/>
               <w:jc w:val="left"/>
             </w:pPr>
@@ -11097,6 +11333,7 @@
           </w:tcPr>
           <w:p>
             <w:pPr>
+              <w:keepNext w:val="false"/>
               <w:spacing w:after="40" w:before="0"/>
               <w:jc w:val="left"/>
             </w:pPr>
@@ -11129,6 +11366,7 @@
           </w:tcPr>
           <w:p>
             <w:pPr>
+              <w:keepNext w:val="false"/>
               <w:spacing w:after="40" w:before="0"/>
               <w:jc w:val="left"/>
             </w:pPr>
@@ -11161,6 +11399,7 @@
           </w:tcPr>
           <w:p>
             <w:pPr>
+              <w:keepNext w:val="false"/>
               <w:spacing w:after="40" w:before="0"/>
               <w:jc w:val="left"/>
             </w:pPr>
@@ -11220,6 +11459,7 @@
           </w:tcPr>
           <w:p>
             <w:pPr>
+              <w:keepNext w:val="false"/>
               <w:spacing w:after="40" w:before="0"/>
               <w:jc w:val="center"/>
             </w:pPr>
@@ -11254,6 +11494,7 @@
           </w:tcPr>
           <w:p>
             <w:pPr>
+              <w:keepNext w:val="false"/>
               <w:spacing w:after="40" w:before="0"/>
               <w:jc w:val="left"/>
             </w:pPr>
@@ -11273,6 +11514,7 @@
           </w:p>
           <w:p>
             <w:pPr>
+              <w:keepNext w:val="false"/>
               <w:spacing w:after="40" w:before="0"/>
               <w:jc w:val="left"/>
             </w:pPr>
@@ -11292,6 +11534,7 @@
           </w:p>
           <w:p>
             <w:pPr>
+              <w:keepNext w:val="false"/>
               <w:spacing w:after="40" w:before="0"/>
               <w:jc w:val="left"/>
             </w:pPr>
@@ -11311,6 +11554,7 @@
           </w:p>
           <w:p>
             <w:pPr>
+              <w:keepNext w:val="false"/>
               <w:spacing w:after="40" w:before="0"/>
               <w:jc w:val="left"/>
             </w:pPr>
@@ -11330,6 +11574,7 @@
           </w:p>
           <w:p>
             <w:pPr>
+              <w:keepNext w:val="false"/>
               <w:spacing w:after="40" w:before="0"/>
               <w:jc w:val="left"/>
             </w:pPr>
@@ -11349,6 +11594,7 @@
           </w:p>
           <w:p>
             <w:pPr>
+              <w:keepNext w:val="false"/>
               <w:spacing w:after="40" w:before="0"/>
               <w:jc w:val="left"/>
             </w:pPr>
@@ -11368,6 +11614,7 @@
           </w:p>
           <w:p>
             <w:pPr>
+              <w:keepNext w:val="false"/>
               <w:spacing w:after="40" w:before="0"/>
               <w:jc w:val="left"/>
             </w:pPr>
@@ -11387,6 +11634,7 @@
           </w:p>
           <w:p>
             <w:pPr>
+              <w:keepNext w:val="false"/>
               <w:spacing w:after="40" w:before="0"/>
               <w:jc w:val="left"/>
             </w:pPr>
@@ -11406,6 +11654,7 @@
           </w:p>
           <w:p>
             <w:pPr>
+              <w:keepNext w:val="false"/>
               <w:spacing w:after="40" w:before="0"/>
               <w:jc w:val="left"/>
             </w:pPr>
@@ -11425,6 +11674,7 @@
           </w:p>
           <w:p>
             <w:pPr>
+              <w:keepNext w:val="false"/>
               <w:spacing w:after="40" w:before="0"/>
               <w:jc w:val="left"/>
             </w:pPr>
@@ -11444,6 +11694,7 @@
           </w:p>
           <w:p>
             <w:pPr>
+              <w:keepNext w:val="false"/>
               <w:spacing w:after="40" w:before="0"/>
               <w:jc w:val="left"/>
             </w:pPr>
@@ -11463,6 +11714,7 @@
           </w:p>
           <w:p>
             <w:pPr>
+              <w:keepNext w:val="false"/>
               <w:spacing w:after="40" w:before="0"/>
               <w:jc w:val="left"/>
             </w:pPr>
@@ -11482,6 +11734,7 @@
           </w:p>
           <w:p>
             <w:pPr>
+              <w:keepNext w:val="false"/>
               <w:spacing w:after="40" w:before="0"/>
               <w:jc w:val="left"/>
             </w:pPr>
@@ -11543,6 +11796,7 @@
           </w:tcPr>
           <w:p>
             <w:pPr>
+              <w:keepNext w:val="false"/>
               <w:spacing w:after="40" w:before="0"/>
               <w:jc w:val="center"/>
             </w:pPr>
@@ -11577,6 +11831,7 @@
           </w:tcPr>
           <w:p>
             <w:pPr>
+              <w:keepNext w:val="false"/>
               <w:spacing w:after="40" w:before="0"/>
               <w:jc w:val="left"/>
             </w:pPr>
@@ -11609,6 +11864,7 @@
           </w:tcPr>
           <w:p>
             <w:pPr>
+              <w:keepNext w:val="false"/>
               <w:spacing w:after="40" w:before="0"/>
               <w:jc w:val="left"/>
             </w:pPr>
@@ -11643,6 +11899,7 @@
           </w:tcPr>
           <w:p>
             <w:pPr>
+              <w:keepNext w:val="false"/>
               <w:spacing w:after="40" w:before="0"/>
               <w:jc w:val="left"/>
             </w:pPr>
@@ -11675,6 +11932,7 @@
           </w:tcPr>
           <w:p>
             <w:pPr>
+              <w:keepNext w:val="false"/>
               <w:spacing w:after="40" w:before="0"/>
               <w:jc w:val="left"/>
             </w:pPr>
@@ -11709,6 +11967,7 @@
           </w:tcPr>
           <w:p>
             <w:pPr>
+              <w:keepNext w:val="false"/>
               <w:spacing w:after="40" w:before="0"/>
               <w:jc w:val="left"/>
             </w:pPr>
@@ -11741,6 +12000,7 @@
           </w:tcPr>
           <w:p>
             <w:pPr>
+              <w:keepNext w:val="false"/>
               <w:spacing w:after="40" w:before="0"/>
               <w:jc w:val="left"/>
             </w:pPr>
@@ -11777,7 +12037,7 @@
         </w:rPr>
         <w:t xml:space="preserve">© 2026 SeaVuria and ARES. Aligned with KICD objectives. Developed by SeaVuria; technical implementation by ARES (with AI assistance from Claude). Licensed under </w:t>
       </w:r>
-      <w:hyperlink w:history="1" r:id="rIduhhc_8citwzmvufqmdrmx">
+      <w:hyperlink w:history="1" r:id="rIdmluywwz_tnuzgddt1rcls">
         <w:r>
           <w:rPr>
             <w:rFonts w:ascii="Arial" w:cs="Arial" w:eastAsia="Arial" w:hAnsi="Arial"/>
@@ -11798,7 +12058,7 @@
         </w:rPr>
         <w:t xml:space="preserve"> (</w:t>
       </w:r>
-      <w:hyperlink w:history="1" r:id="rIdc0med3_xeyf_u2bzvqldv">
+      <w:hyperlink w:history="1" r:id="rIdgy46gmfstwnpvuof3b5ac">
         <w:r>
           <w:rPr>
             <w:rFonts w:ascii="Arial" w:cs="Arial" w:eastAsia="Arial" w:hAnsi="Arial"/>
@@ -11858,6 +12118,7 @@
           </w:tcPr>
           <w:p>
             <w:pPr>
+              <w:keepNext w:val="false"/>
               <w:spacing w:after="40" w:before="0"/>
               <w:jc w:val="center"/>
             </w:pPr>
@@ -11893,6 +12154,7 @@
           </w:tcPr>
           <w:p>
             <w:pPr>
+              <w:keepNext w:val="false"/>
               <w:spacing w:after="40" w:before="0"/>
               <w:jc w:val="center"/>
             </w:pPr>
@@ -11927,6 +12189,7 @@
           </w:tcPr>
           <w:p>
             <w:pPr>
+              <w:keepNext w:val="false"/>
               <w:spacing w:after="40" w:before="0"/>
               <w:jc w:val="left"/>
             </w:pPr>
@@ -11959,6 +12222,7 @@
           </w:tcPr>
           <w:p>
             <w:pPr>
+              <w:keepNext w:val="false"/>
               <w:spacing w:after="40" w:before="0"/>
               <w:jc w:val="left"/>
             </w:pPr>
@@ -11993,6 +12257,7 @@
           </w:tcPr>
           <w:p>
             <w:pPr>
+              <w:keepNext w:val="false"/>
               <w:spacing w:after="40" w:before="0"/>
               <w:jc w:val="left"/>
             </w:pPr>
@@ -12025,6 +12290,7 @@
           </w:tcPr>
           <w:p>
             <w:pPr>
+              <w:keepNext w:val="false"/>
               <w:spacing w:after="40" w:before="0"/>
               <w:jc w:val="left"/>
             </w:pPr>
@@ -12059,6 +12325,7 @@
           </w:tcPr>
           <w:p>
             <w:pPr>
+              <w:keepNext w:val="false"/>
               <w:spacing w:after="40" w:before="0"/>
               <w:jc w:val="left"/>
             </w:pPr>
@@ -12091,6 +12358,7 @@
           </w:tcPr>
           <w:p>
             <w:pPr>
+              <w:keepNext w:val="false"/>
               <w:spacing w:after="40" w:before="0"/>
               <w:jc w:val="left"/>
             </w:pPr>
@@ -12125,6 +12393,7 @@
           </w:tcPr>
           <w:p>
             <w:pPr>
+              <w:keepNext w:val="false"/>
               <w:spacing w:after="40" w:before="0"/>
               <w:jc w:val="left"/>
             </w:pPr>
@@ -12157,6 +12426,7 @@
           </w:tcPr>
           <w:p>
             <w:pPr>
+              <w:keepNext w:val="false"/>
               <w:spacing w:after="40" w:before="0"/>
               <w:jc w:val="left"/>
             </w:pPr>
@@ -12191,6 +12461,7 @@
           </w:tcPr>
           <w:p>
             <w:pPr>
+              <w:keepNext w:val="false"/>
               <w:spacing w:after="40" w:before="0"/>
               <w:jc w:val="left"/>
             </w:pPr>
@@ -12223,6 +12494,7 @@
           </w:tcPr>
           <w:p>
             <w:pPr>
+              <w:keepNext w:val="false"/>
               <w:spacing w:after="40" w:before="0"/>
               <w:jc w:val="left"/>
             </w:pPr>
@@ -12257,6 +12529,7 @@
           </w:tcPr>
           <w:p>
             <w:pPr>
+              <w:keepNext w:val="false"/>
               <w:spacing w:after="40" w:before="0"/>
               <w:jc w:val="left"/>
             </w:pPr>
@@ -12289,6 +12562,7 @@
           </w:tcPr>
           <w:p>
             <w:pPr>
+              <w:keepNext w:val="false"/>
               <w:spacing w:after="40" w:before="0"/>
               <w:jc w:val="left"/>
             </w:pPr>
@@ -12323,6 +12597,7 @@
           </w:tcPr>
           <w:p>
             <w:pPr>
+              <w:keepNext w:val="false"/>
               <w:spacing w:after="40" w:before="0"/>
               <w:jc w:val="left"/>
             </w:pPr>
@@ -12355,6 +12630,7 @@
           </w:tcPr>
           <w:p>
             <w:pPr>
+              <w:keepNext w:val="false"/>
               <w:spacing w:after="40" w:before="0"/>
               <w:jc w:val="left"/>
             </w:pPr>
@@ -12389,6 +12665,7 @@
           </w:tcPr>
           <w:p>
             <w:pPr>
+              <w:keepNext w:val="false"/>
               <w:spacing w:after="40" w:before="0"/>
               <w:jc w:val="left"/>
             </w:pPr>
@@ -12421,6 +12698,7 @@
           </w:tcPr>
           <w:p>
             <w:pPr>
+              <w:keepNext w:val="false"/>
               <w:spacing w:after="40" w:before="0"/>
               <w:jc w:val="left"/>
             </w:pPr>
@@ -12480,6 +12758,7 @@
           </w:tcPr>
           <w:p>
             <w:pPr>
+              <w:keepNext w:val="false"/>
               <w:spacing w:after="40" w:before="0"/>
               <w:jc w:val="center"/>
             </w:pPr>
@@ -12514,6 +12793,7 @@
           </w:tcPr>
           <w:p>
             <w:pPr>
+              <w:keepNext w:val="false"/>
               <w:spacing w:after="40" w:before="0"/>
               <w:jc w:val="left"/>
             </w:pPr>
@@ -12578,6 +12858,7 @@
           </w:tcPr>
           <w:p>
             <w:pPr>
+              <w:keepNext w:val="false"/>
               <w:spacing w:after="40" w:before="0"/>
               <w:jc w:val="center"/>
             </w:pPr>
@@ -12612,6 +12893,7 @@
           </w:tcPr>
           <w:p>
             <w:pPr>
+              <w:keepNext w:val="false"/>
               <w:spacing w:after="40" w:before="0"/>
               <w:jc w:val="left"/>
             </w:pPr>
@@ -12644,6 +12926,7 @@
           </w:tcPr>
           <w:p>
             <w:pPr>
+              <w:keepNext w:val="false"/>
               <w:spacing w:after="40" w:before="0"/>
               <w:jc w:val="left"/>
             </w:pPr>
@@ -12676,6 +12959,7 @@
           </w:tcPr>
           <w:p>
             <w:pPr>
+              <w:keepNext w:val="false"/>
               <w:spacing w:after="40" w:before="0"/>
               <w:jc w:val="left"/>
             </w:pPr>
@@ -12708,6 +12992,7 @@
           </w:tcPr>
           <w:p>
             <w:pPr>
+              <w:keepNext w:val="false"/>
               <w:spacing w:after="40" w:before="0"/>
               <w:jc w:val="left"/>
             </w:pPr>
@@ -12740,6 +13025,7 @@
           </w:tcPr>
           <w:p>
             <w:pPr>
+              <w:keepNext w:val="false"/>
               <w:spacing w:after="40" w:before="0"/>
               <w:jc w:val="left"/>
             </w:pPr>
@@ -12774,6 +13060,7 @@
           </w:tcPr>
           <w:p>
             <w:pPr>
+              <w:keepNext w:val="false"/>
               <w:spacing w:after="40" w:before="0"/>
               <w:jc w:val="left"/>
             </w:pPr>
@@ -12828,7 +13115,7 @@
               <w:spacing w:after="10" w:before="0"/>
               <w:ind w:left="120"/>
             </w:pPr>
-            <w:hyperlink w:history="1" r:id="rIdkahvbjdnag72056xmxpx2">
+            <w:hyperlink w:history="1" r:id="rIdhyml91f80vkhpfuoh2s-3">
               <w:r>
                 <w:rPr>
                   <w:rFonts w:ascii="Arial" w:cs="Arial" w:eastAsia="Arial" w:hAnsi="Arial"/>
@@ -12905,7 +13192,7 @@
               <w:spacing w:after="10" w:before="0"/>
               <w:ind w:left="120"/>
             </w:pPr>
-            <w:hyperlink w:history="1" r:id="rIddltx2fb3dxvlalntv4lhq">
+            <w:hyperlink w:history="1" r:id="rIdknpd1nurtnib9hah043ge">
               <w:r>
                 <w:rPr>
                   <w:rFonts w:ascii="Arial" w:cs="Arial" w:eastAsia="Arial" w:hAnsi="Arial"/>
@@ -12948,6 +13235,7 @@
           </w:tcPr>
           <w:p>
             <w:pPr>
+              <w:keepNext w:val="false"/>
               <w:spacing w:after="40" w:before="0"/>
               <w:jc w:val="left"/>
             </w:pPr>
@@ -12980,6 +13268,7 @@
           </w:tcPr>
           <w:p>
             <w:pPr>
+              <w:keepNext w:val="false"/>
               <w:spacing w:after="40" w:before="0"/>
               <w:jc w:val="left"/>
             </w:pPr>
@@ -13012,6 +13301,7 @@
           </w:tcPr>
           <w:p>
             <w:pPr>
+              <w:keepNext w:val="false"/>
               <w:spacing w:after="40" w:before="0"/>
               <w:jc w:val="left"/>
             </w:pPr>
@@ -13044,6 +13334,7 @@
           </w:tcPr>
           <w:p>
             <w:pPr>
+              <w:keepNext w:val="false"/>
               <w:spacing w:after="40" w:before="0"/>
               <w:jc w:val="left"/>
             </w:pPr>
@@ -13078,6 +13369,7 @@
           </w:tcPr>
           <w:p>
             <w:pPr>
+              <w:keepNext w:val="false"/>
               <w:spacing w:after="40" w:before="0"/>
               <w:jc w:val="left"/>
             </w:pPr>
@@ -13132,7 +13424,7 @@
               <w:spacing w:after="10" w:before="0"/>
               <w:ind w:left="120"/>
             </w:pPr>
-            <w:hyperlink w:history="1" r:id="rIdae9int4zuer1v_uucs7mp">
+            <w:hyperlink w:history="1" r:id="rId58siinacvhmanjysriumb">
               <w:r>
                 <w:rPr>
                   <w:rFonts w:ascii="Arial" w:cs="Arial" w:eastAsia="Arial" w:hAnsi="Arial"/>
@@ -13209,7 +13501,7 @@
               <w:spacing w:after="10" w:before="0"/>
               <w:ind w:left="120"/>
             </w:pPr>
-            <w:hyperlink w:history="1" r:id="rIdcrdlvq_ocubn0xvogb-on">
+            <w:hyperlink w:history="1" r:id="rIdhpo0kla0uxev6vhy-ffjr">
               <w:r>
                 <w:rPr>
                   <w:rFonts w:ascii="Arial" w:cs="Arial" w:eastAsia="Arial" w:hAnsi="Arial"/>
@@ -13252,6 +13544,7 @@
           </w:tcPr>
           <w:p>
             <w:pPr>
+              <w:keepNext w:val="false"/>
               <w:spacing w:after="40" w:before="0"/>
               <w:jc w:val="left"/>
             </w:pPr>
@@ -13284,6 +13577,7 @@
           </w:tcPr>
           <w:p>
             <w:pPr>
+              <w:keepNext w:val="false"/>
               <w:spacing w:after="40" w:before="0"/>
               <w:jc w:val="left"/>
             </w:pPr>
@@ -13316,6 +13610,7 @@
           </w:tcPr>
           <w:p>
             <w:pPr>
+              <w:keepNext w:val="false"/>
               <w:spacing w:after="40" w:before="0"/>
               <w:jc w:val="left"/>
             </w:pPr>
@@ -13348,6 +13643,7 @@
           </w:tcPr>
           <w:p>
             <w:pPr>
+              <w:keepNext w:val="false"/>
               <w:spacing w:after="40" w:before="0"/>
               <w:jc w:val="left"/>
             </w:pPr>
@@ -13382,6 +13678,7 @@
           </w:tcPr>
           <w:p>
             <w:pPr>
+              <w:keepNext w:val="false"/>
               <w:spacing w:after="40" w:before="0"/>
               <w:jc w:val="left"/>
             </w:pPr>
@@ -13436,7 +13733,7 @@
               <w:spacing w:after="10" w:before="0"/>
               <w:ind w:left="120"/>
             </w:pPr>
-            <w:hyperlink w:history="1" r:id="rIdambawlmro-mx1yeqdksls">
+            <w:hyperlink w:history="1" r:id="rIdzumr7jeb9cvipwvpwknym">
               <w:r>
                 <w:rPr>
                   <w:rFonts w:ascii="Arial" w:cs="Arial" w:eastAsia="Arial" w:hAnsi="Arial"/>
@@ -13513,7 +13810,7 @@
               <w:spacing w:after="10" w:before="0"/>
               <w:ind w:left="120"/>
             </w:pPr>
-            <w:hyperlink w:history="1" r:id="rIdgouzcspjaya4j72-p5pdl">
+            <w:hyperlink w:history="1" r:id="rIdby4ps-6q3dvvopsrrrkjw">
               <w:r>
                 <w:rPr>
                   <w:rFonts w:ascii="Arial" w:cs="Arial" w:eastAsia="Arial" w:hAnsi="Arial"/>
@@ -13556,6 +13853,7 @@
           </w:tcPr>
           <w:p>
             <w:pPr>
+              <w:keepNext w:val="false"/>
               <w:spacing w:after="40" w:before="0"/>
               <w:jc w:val="left"/>
             </w:pPr>
@@ -13588,6 +13886,7 @@
           </w:tcPr>
           <w:p>
             <w:pPr>
+              <w:keepNext w:val="false"/>
               <w:spacing w:after="40" w:before="0"/>
               <w:jc w:val="left"/>
             </w:pPr>
@@ -13620,6 +13919,7 @@
           </w:tcPr>
           <w:p>
             <w:pPr>
+              <w:keepNext w:val="false"/>
               <w:spacing w:after="40" w:before="0"/>
               <w:jc w:val="left"/>
             </w:pPr>
@@ -13652,6 +13952,7 @@
           </w:tcPr>
           <w:p>
             <w:pPr>
+              <w:keepNext w:val="false"/>
               <w:spacing w:after="40" w:before="0"/>
               <w:jc w:val="left"/>
             </w:pPr>
@@ -13686,6 +13987,7 @@
           </w:tcPr>
           <w:p>
             <w:pPr>
+              <w:keepNext w:val="false"/>
               <w:spacing w:after="40" w:before="0"/>
               <w:jc w:val="left"/>
             </w:pPr>
@@ -13740,7 +14042,7 @@
               <w:spacing w:after="10" w:before="0"/>
               <w:ind w:left="120"/>
             </w:pPr>
-            <w:hyperlink w:history="1" r:id="rIdmbmuv-eaxmf3lgm8ssiel">
+            <w:hyperlink w:history="1" r:id="rIdfnqg2sck-ojdorygdqvl6">
               <w:r>
                 <w:rPr>
                   <w:rFonts w:ascii="Arial" w:cs="Arial" w:eastAsia="Arial" w:hAnsi="Arial"/>
@@ -13817,7 +14119,7 @@
               <w:spacing w:after="10" w:before="0"/>
               <w:ind w:left="120"/>
             </w:pPr>
-            <w:hyperlink w:history="1" r:id="rIdaihx5smbn7d-d6buh13n5">
+            <w:hyperlink w:history="1" r:id="rIdxujuqgyb5xjuxkspt0jgi">
               <w:r>
                 <w:rPr>
                   <w:rFonts w:ascii="Arial" w:cs="Arial" w:eastAsia="Arial" w:hAnsi="Arial"/>
@@ -13860,6 +14162,7 @@
           </w:tcPr>
           <w:p>
             <w:pPr>
+              <w:keepNext w:val="false"/>
               <w:spacing w:after="40" w:before="0"/>
               <w:jc w:val="left"/>
             </w:pPr>
@@ -13892,6 +14195,7 @@
           </w:tcPr>
           <w:p>
             <w:pPr>
+              <w:keepNext w:val="false"/>
               <w:spacing w:after="40" w:before="0"/>
               <w:jc w:val="left"/>
             </w:pPr>
@@ -13924,6 +14228,7 @@
           </w:tcPr>
           <w:p>
             <w:pPr>
+              <w:keepNext w:val="false"/>
               <w:spacing w:after="40" w:before="0"/>
               <w:jc w:val="left"/>
             </w:pPr>
@@ -13956,6 +14261,7 @@
           </w:tcPr>
           <w:p>
             <w:pPr>
+              <w:keepNext w:val="false"/>
               <w:spacing w:after="40" w:before="0"/>
               <w:jc w:val="left"/>
             </w:pPr>
@@ -13990,6 +14296,7 @@
           </w:tcPr>
           <w:p>
             <w:pPr>
+              <w:keepNext w:val="false"/>
               <w:spacing w:after="40" w:before="0"/>
               <w:jc w:val="left"/>
             </w:pPr>
@@ -14044,7 +14351,7 @@
               <w:spacing w:after="10" w:before="0"/>
               <w:ind w:left="120"/>
             </w:pPr>
-            <w:hyperlink w:history="1" r:id="rIdiip1pk9pc2pt4ougif8kj">
+            <w:hyperlink w:history="1" r:id="rIdn92jscxj4afqisqrf5h-n">
               <w:r>
                 <w:rPr>
                   <w:rFonts w:ascii="Arial" w:cs="Arial" w:eastAsia="Arial" w:hAnsi="Arial"/>
@@ -14121,7 +14428,7 @@
               <w:spacing w:after="10" w:before="0"/>
               <w:ind w:left="120"/>
             </w:pPr>
-            <w:hyperlink w:history="1" r:id="rIdhl-jortjbtfyybxpoqkv6">
+            <w:hyperlink w:history="1" r:id="rIdrmrt1rqha3bisv8btmzkp">
               <w:r>
                 <w:rPr>
                   <w:rFonts w:ascii="Arial" w:cs="Arial" w:eastAsia="Arial" w:hAnsi="Arial"/>
@@ -14164,6 +14471,7 @@
           </w:tcPr>
           <w:p>
             <w:pPr>
+              <w:keepNext w:val="false"/>
               <w:spacing w:after="40" w:before="0"/>
               <w:jc w:val="left"/>
             </w:pPr>
@@ -14196,6 +14504,7 @@
           </w:tcPr>
           <w:p>
             <w:pPr>
+              <w:keepNext w:val="false"/>
               <w:spacing w:after="40" w:before="0"/>
               <w:jc w:val="left"/>
             </w:pPr>
@@ -14228,6 +14537,7 @@
           </w:tcPr>
           <w:p>
             <w:pPr>
+              <w:keepNext w:val="false"/>
               <w:spacing w:after="40" w:before="0"/>
               <w:jc w:val="left"/>
             </w:pPr>
@@ -14260,6 +14570,7 @@
           </w:tcPr>
           <w:p>
             <w:pPr>
+              <w:keepNext w:val="false"/>
               <w:spacing w:after="40" w:before="0"/>
               <w:jc w:val="left"/>
             </w:pPr>
@@ -14319,6 +14630,7 @@
           </w:tcPr>
           <w:p>
             <w:pPr>
+              <w:keepNext w:val="false"/>
               <w:spacing w:after="40" w:before="0"/>
               <w:jc w:val="center"/>
             </w:pPr>
@@ -14353,6 +14665,7 @@
           </w:tcPr>
           <w:p>
             <w:pPr>
+              <w:keepNext w:val="false"/>
               <w:spacing w:after="40" w:before="0"/>
               <w:jc w:val="left"/>
             </w:pPr>
@@ -14414,6 +14727,7 @@
           </w:tcPr>
           <w:p>
             <w:pPr>
+              <w:keepNext w:val="false"/>
               <w:spacing w:after="40" w:before="0"/>
               <w:jc w:val="center"/>
             </w:pPr>
@@ -14448,6 +14762,7 @@
           </w:tcPr>
           <w:p>
             <w:pPr>
+              <w:keepNext w:val="false"/>
               <w:spacing w:after="40" w:before="0"/>
               <w:jc w:val="left"/>
             </w:pPr>
@@ -14480,6 +14795,7 @@
           </w:tcPr>
           <w:p>
             <w:pPr>
+              <w:keepNext w:val="false"/>
               <w:spacing w:after="40" w:before="0"/>
               <w:jc w:val="left"/>
             </w:pPr>
@@ -14514,6 +14830,7 @@
           </w:tcPr>
           <w:p>
             <w:pPr>
+              <w:keepNext w:val="false"/>
               <w:spacing w:after="40" w:before="0"/>
               <w:jc w:val="left"/>
             </w:pPr>
@@ -14546,6 +14863,7 @@
           </w:tcPr>
           <w:p>
             <w:pPr>
+              <w:keepNext w:val="false"/>
               <w:spacing w:after="40" w:before="0"/>
               <w:jc w:val="left"/>
             </w:pPr>
@@ -14580,6 +14898,7 @@
           </w:tcPr>
           <w:p>
             <w:pPr>
+              <w:keepNext w:val="false"/>
               <w:spacing w:after="40" w:before="0"/>
               <w:jc w:val="left"/>
             </w:pPr>
@@ -14612,6 +14931,7 @@
           </w:tcPr>
           <w:p>
             <w:pPr>
+              <w:keepNext w:val="false"/>
               <w:spacing w:after="40" w:before="0"/>
               <w:jc w:val="left"/>
             </w:pPr>
@@ -14648,7 +14968,7 @@
         </w:rPr>
         <w:t xml:space="preserve">© 2026 SeaVuria and ARES. Aligned with KICD objectives. Developed by SeaVuria; technical implementation by ARES (with AI assistance from Claude). Licensed under </w:t>
       </w:r>
-      <w:hyperlink w:history="1" r:id="rIdcrhabz4dbxoz2-ic4dire">
+      <w:hyperlink w:history="1" r:id="rIdqmt5diksnteyg-qodxf9t">
         <w:r>
           <w:rPr>
             <w:rFonts w:ascii="Arial" w:cs="Arial" w:eastAsia="Arial" w:hAnsi="Arial"/>
@@ -14669,7 +14989,7 @@
         </w:rPr>
         <w:t xml:space="preserve"> (</w:t>
       </w:r>
-      <w:hyperlink w:history="1" r:id="rIddwgcx0wtcu8hfo94w7fxz">
+      <w:hyperlink w:history="1" r:id="rIdua2wz66c6y51nesodt4od">
         <w:r>
           <w:rPr>
             <w:rFonts w:ascii="Arial" w:cs="Arial" w:eastAsia="Arial" w:hAnsi="Arial"/>
@@ -14729,6 +15049,7 @@
           </w:tcPr>
           <w:p>
             <w:pPr>
+              <w:keepNext w:val="false"/>
               <w:spacing w:after="40" w:before="0"/>
               <w:jc w:val="center"/>
             </w:pPr>
@@ -14764,6 +15085,7 @@
           </w:tcPr>
           <w:p>
             <w:pPr>
+              <w:keepNext w:val="false"/>
               <w:spacing w:after="40" w:before="0"/>
               <w:jc w:val="center"/>
             </w:pPr>
@@ -14798,6 +15120,7 @@
           </w:tcPr>
           <w:p>
             <w:pPr>
+              <w:keepNext w:val="false"/>
               <w:spacing w:after="40" w:before="0"/>
               <w:jc w:val="left"/>
             </w:pPr>
@@ -14830,6 +15153,7 @@
           </w:tcPr>
           <w:p>
             <w:pPr>
+              <w:keepNext w:val="false"/>
               <w:spacing w:after="40" w:before="0"/>
               <w:jc w:val="left"/>
             </w:pPr>
@@ -14864,6 +15188,7 @@
           </w:tcPr>
           <w:p>
             <w:pPr>
+              <w:keepNext w:val="false"/>
               <w:spacing w:after="40" w:before="0"/>
               <w:jc w:val="left"/>
             </w:pPr>
@@ -14896,6 +15221,7 @@
           </w:tcPr>
           <w:p>
             <w:pPr>
+              <w:keepNext w:val="false"/>
               <w:spacing w:after="40" w:before="0"/>
               <w:jc w:val="left"/>
             </w:pPr>
@@ -14930,6 +15256,7 @@
           </w:tcPr>
           <w:p>
             <w:pPr>
+              <w:keepNext w:val="false"/>
               <w:spacing w:after="40" w:before="0"/>
               <w:jc w:val="left"/>
             </w:pPr>
@@ -14962,6 +15289,7 @@
           </w:tcPr>
           <w:p>
             <w:pPr>
+              <w:keepNext w:val="false"/>
               <w:spacing w:after="40" w:before="0"/>
               <w:jc w:val="left"/>
             </w:pPr>
@@ -14996,6 +15324,7 @@
           </w:tcPr>
           <w:p>
             <w:pPr>
+              <w:keepNext w:val="false"/>
               <w:spacing w:after="40" w:before="0"/>
               <w:jc w:val="left"/>
             </w:pPr>
@@ -15028,6 +15357,7 @@
           </w:tcPr>
           <w:p>
             <w:pPr>
+              <w:keepNext w:val="false"/>
               <w:spacing w:after="40" w:before="0"/>
               <w:jc w:val="left"/>
             </w:pPr>
@@ -15062,6 +15392,7 @@
           </w:tcPr>
           <w:p>
             <w:pPr>
+              <w:keepNext w:val="false"/>
               <w:spacing w:after="40" w:before="0"/>
               <w:jc w:val="left"/>
             </w:pPr>
@@ -15094,6 +15425,7 @@
           </w:tcPr>
           <w:p>
             <w:pPr>
+              <w:keepNext w:val="false"/>
               <w:spacing w:after="40" w:before="0"/>
               <w:jc w:val="left"/>
             </w:pPr>
@@ -15128,6 +15460,7 @@
           </w:tcPr>
           <w:p>
             <w:pPr>
+              <w:keepNext w:val="false"/>
               <w:spacing w:after="40" w:before="0"/>
               <w:jc w:val="left"/>
             </w:pPr>
@@ -15160,6 +15493,7 @@
           </w:tcPr>
           <w:p>
             <w:pPr>
+              <w:keepNext w:val="false"/>
               <w:spacing w:after="40" w:before="0"/>
               <w:jc w:val="left"/>
             </w:pPr>
@@ -15194,6 +15528,7 @@
           </w:tcPr>
           <w:p>
             <w:pPr>
+              <w:keepNext w:val="false"/>
               <w:spacing w:after="40" w:before="0"/>
               <w:jc w:val="left"/>
             </w:pPr>
@@ -15226,6 +15561,7 @@
           </w:tcPr>
           <w:p>
             <w:pPr>
+              <w:keepNext w:val="false"/>
               <w:spacing w:after="40" w:before="0"/>
               <w:jc w:val="left"/>
             </w:pPr>
@@ -15260,6 +15596,7 @@
           </w:tcPr>
           <w:p>
             <w:pPr>
+              <w:keepNext w:val="false"/>
               <w:spacing w:after="40" w:before="0"/>
               <w:jc w:val="left"/>
             </w:pPr>
@@ -15292,6 +15629,7 @@
           </w:tcPr>
           <w:p>
             <w:pPr>
+              <w:keepNext w:val="false"/>
               <w:spacing w:after="40" w:before="0"/>
               <w:jc w:val="left"/>
             </w:pPr>
@@ -15351,6 +15689,7 @@
           </w:tcPr>
           <w:p>
             <w:pPr>
+              <w:keepNext w:val="false"/>
               <w:spacing w:after="40" w:before="0"/>
               <w:jc w:val="center"/>
             </w:pPr>
@@ -15385,6 +15724,7 @@
           </w:tcPr>
           <w:p>
             <w:pPr>
+              <w:keepNext w:val="false"/>
               <w:spacing w:after="40" w:before="0"/>
               <w:jc w:val="left"/>
             </w:pPr>
@@ -15449,6 +15789,7 @@
           </w:tcPr>
           <w:p>
             <w:pPr>
+              <w:keepNext w:val="false"/>
               <w:spacing w:after="40" w:before="0"/>
               <w:jc w:val="center"/>
             </w:pPr>
@@ -15483,6 +15824,7 @@
           </w:tcPr>
           <w:p>
             <w:pPr>
+              <w:keepNext w:val="false"/>
               <w:spacing w:after="40" w:before="0"/>
               <w:jc w:val="left"/>
             </w:pPr>
@@ -15515,6 +15857,7 @@
           </w:tcPr>
           <w:p>
             <w:pPr>
+              <w:keepNext w:val="false"/>
               <w:spacing w:after="40" w:before="0"/>
               <w:jc w:val="left"/>
             </w:pPr>
@@ -15547,6 +15890,7 @@
           </w:tcPr>
           <w:p>
             <w:pPr>
+              <w:keepNext w:val="false"/>
               <w:spacing w:after="40" w:before="0"/>
               <w:jc w:val="left"/>
             </w:pPr>
@@ -15579,6 +15923,7 @@
           </w:tcPr>
           <w:p>
             <w:pPr>
+              <w:keepNext w:val="false"/>
               <w:spacing w:after="40" w:before="0"/>
               <w:jc w:val="left"/>
             </w:pPr>
@@ -15611,6 +15956,7 @@
           </w:tcPr>
           <w:p>
             <w:pPr>
+              <w:keepNext w:val="false"/>
               <w:spacing w:after="40" w:before="0"/>
               <w:jc w:val="left"/>
             </w:pPr>
@@ -15645,6 +15991,7 @@
           </w:tcPr>
           <w:p>
             <w:pPr>
+              <w:keepNext w:val="false"/>
               <w:spacing w:after="40" w:before="0"/>
               <w:jc w:val="left"/>
             </w:pPr>
@@ -15682,7 +16029,7 @@
             <w:pPr>
               <w:spacing w:after="20" w:before="0"/>
             </w:pPr>
-            <w:hyperlink w:history="1" r:id="rIdgyqrih9p9r3zqwdtfr376">
+            <w:hyperlink w:history="1" r:id="rIddqic3aaaypobt-ecorxcf">
               <w:r>
                 <w:rPr>
                   <w:rFonts w:ascii="Arial" w:cs="Arial" w:eastAsia="Arial" w:hAnsi="Arial"/>
@@ -15715,7 +16062,7 @@
               <w:spacing w:after="10" w:before="0"/>
               <w:ind w:left="120"/>
             </w:pPr>
-            <w:hyperlink w:history="1" r:id="rId6droav3y9wgtflfme_cpl">
+            <w:hyperlink w:history="1" r:id="rId6i6gkiomu4uarhtgrlmfj">
               <w:r>
                 <w:rPr>
                   <w:rFonts w:ascii="Arial" w:cs="Arial" w:eastAsia="Arial" w:hAnsi="Arial"/>
@@ -15760,7 +16107,7 @@
             <w:pPr>
               <w:spacing w:after="20" w:before="0"/>
             </w:pPr>
-            <w:hyperlink w:history="1" r:id="rIdtpjpca-ql2tcykbl2z_ho">
+            <w:hyperlink w:history="1" r:id="rIdfvhfnoffilq6qiruckud4">
               <w:r>
                 <w:rPr>
                   <w:rFonts w:ascii="Arial" w:cs="Arial" w:eastAsia="Arial" w:hAnsi="Arial"/>
@@ -15793,7 +16140,7 @@
               <w:spacing w:after="10" w:before="0"/>
               <w:ind w:left="120"/>
             </w:pPr>
-            <w:hyperlink w:history="1" r:id="rIdktelutjkdz4jnth4arveb">
+            <w:hyperlink w:history="1" r:id="rIdxwpcucem7o9vsvarpfw3s">
               <w:r>
                 <w:rPr>
                   <w:rFonts w:ascii="Arial" w:cs="Arial" w:eastAsia="Arial" w:hAnsi="Arial"/>
@@ -15821,6 +16168,7 @@
           </w:tcPr>
           <w:p>
             <w:pPr>
+              <w:keepNext w:val="false"/>
               <w:spacing w:after="40" w:before="0"/>
               <w:jc w:val="left"/>
             </w:pPr>
@@ -15853,6 +16201,7 @@
           </w:tcPr>
           <w:p>
             <w:pPr>
+              <w:keepNext w:val="false"/>
               <w:spacing w:after="40" w:before="0"/>
               <w:jc w:val="left"/>
             </w:pPr>
@@ -15885,6 +16234,7 @@
           </w:tcPr>
           <w:p>
             <w:pPr>
+              <w:keepNext w:val="false"/>
               <w:spacing w:after="40" w:before="0"/>
               <w:jc w:val="left"/>
             </w:pPr>
@@ -15917,6 +16267,7 @@
           </w:tcPr>
           <w:p>
             <w:pPr>
+              <w:keepNext w:val="false"/>
               <w:spacing w:after="40" w:before="0"/>
               <w:jc w:val="left"/>
             </w:pPr>
@@ -15951,6 +16302,7 @@
           </w:tcPr>
           <w:p>
             <w:pPr>
+              <w:keepNext w:val="false"/>
               <w:spacing w:after="40" w:before="0"/>
               <w:jc w:val="left"/>
             </w:pPr>
@@ -15988,7 +16340,7 @@
             <w:pPr>
               <w:spacing w:after="20" w:before="0"/>
             </w:pPr>
-            <w:hyperlink w:history="1" r:id="rIdyc7vo8il7vmhhqsw11_j5">
+            <w:hyperlink w:history="1" r:id="rId7lex177akwktthlj92k8z">
               <w:r>
                 <w:rPr>
                   <w:rFonts w:ascii="Arial" w:cs="Arial" w:eastAsia="Arial" w:hAnsi="Arial"/>
@@ -16021,7 +16373,7 @@
               <w:spacing w:after="10" w:before="0"/>
               <w:ind w:left="120"/>
             </w:pPr>
-            <w:hyperlink w:history="1" r:id="rIdcc4c5tjhnrh1mizsk4vgd">
+            <w:hyperlink w:history="1" r:id="rIdavpjpeczirbicpr4duy_b">
               <w:r>
                 <w:rPr>
                   <w:rFonts w:ascii="Arial" w:cs="Arial" w:eastAsia="Arial" w:hAnsi="Arial"/>
@@ -16066,7 +16418,7 @@
             <w:pPr>
               <w:spacing w:after="20" w:before="0"/>
             </w:pPr>
-            <w:hyperlink w:history="1" r:id="rIdrbnydudzgjguxyckim5of">
+            <w:hyperlink w:history="1" r:id="rIdrtz2bwjheyp-3hppul36m">
               <w:r>
                 <w:rPr>
                   <w:rFonts w:ascii="Arial" w:cs="Arial" w:eastAsia="Arial" w:hAnsi="Arial"/>
@@ -16099,7 +16451,7 @@
               <w:spacing w:after="10" w:before="0"/>
               <w:ind w:left="120"/>
             </w:pPr>
-            <w:hyperlink w:history="1" r:id="rIdqratqlkvg0f8rwoeybj-1">
+            <w:hyperlink w:history="1" r:id="rIdu1-xpbtp3yrmgnx5-ezcs">
               <w:r>
                 <w:rPr>
                   <w:rFonts w:ascii="Arial" w:cs="Arial" w:eastAsia="Arial" w:hAnsi="Arial"/>
@@ -16127,6 +16479,7 @@
           </w:tcPr>
           <w:p>
             <w:pPr>
+              <w:keepNext w:val="false"/>
               <w:spacing w:after="40" w:before="0"/>
               <w:jc w:val="left"/>
             </w:pPr>
@@ -16159,6 +16512,7 @@
           </w:tcPr>
           <w:p>
             <w:pPr>
+              <w:keepNext w:val="false"/>
               <w:spacing w:after="40" w:before="0"/>
               <w:jc w:val="left"/>
             </w:pPr>
@@ -16191,6 +16545,7 @@
           </w:tcPr>
           <w:p>
             <w:pPr>
+              <w:keepNext w:val="false"/>
               <w:spacing w:after="40" w:before="0"/>
               <w:jc w:val="left"/>
             </w:pPr>
@@ -16223,6 +16578,7 @@
           </w:tcPr>
           <w:p>
             <w:pPr>
+              <w:keepNext w:val="false"/>
               <w:spacing w:after="40" w:before="0"/>
               <w:jc w:val="left"/>
             </w:pPr>
@@ -16257,6 +16613,7 @@
           </w:tcPr>
           <w:p>
             <w:pPr>
+              <w:keepNext w:val="false"/>
               <w:spacing w:after="40" w:before="0"/>
               <w:jc w:val="left"/>
             </w:pPr>
@@ -16294,7 +16651,7 @@
             <w:pPr>
               <w:spacing w:after="20" w:before="0"/>
             </w:pPr>
-            <w:hyperlink w:history="1" r:id="rIdfy7qskgelndvcnmkpguev">
+            <w:hyperlink w:history="1" r:id="rIdlzya0yipxk27f53evosed">
               <w:r>
                 <w:rPr>
                   <w:rFonts w:ascii="Arial" w:cs="Arial" w:eastAsia="Arial" w:hAnsi="Arial"/>
@@ -16327,7 +16684,7 @@
               <w:spacing w:after="10" w:before="0"/>
               <w:ind w:left="120"/>
             </w:pPr>
-            <w:hyperlink w:history="1" r:id="rId38rzkcq_y8l5woicdl_4z">
+            <w:hyperlink w:history="1" r:id="rIde-gxk8pslwn8r3cq0azhl">
               <w:r>
                 <w:rPr>
                   <w:rFonts w:ascii="Arial" w:cs="Arial" w:eastAsia="Arial" w:hAnsi="Arial"/>
@@ -16372,7 +16729,7 @@
             <w:pPr>
               <w:spacing w:after="20" w:before="0"/>
             </w:pPr>
-            <w:hyperlink w:history="1" r:id="rIdenu7mtsqkzd4rq_e_ckfa">
+            <w:hyperlink w:history="1" r:id="rIda3_a0kvfhyxepzkmcjnip">
               <w:r>
                 <w:rPr>
                   <w:rFonts w:ascii="Arial" w:cs="Arial" w:eastAsia="Arial" w:hAnsi="Arial"/>
@@ -16421,7 +16778,7 @@
               <w:spacing w:after="10" w:before="0"/>
               <w:ind w:left="120"/>
             </w:pPr>
-            <w:hyperlink w:history="1" r:id="rIdozrw7qfllycqebqqqorll">
+            <w:hyperlink w:history="1" r:id="rIdbm5sjkdwdhq4ywbvemvjo">
               <w:r>
                 <w:rPr>
                   <w:rFonts w:ascii="Arial" w:cs="Arial" w:eastAsia="Arial" w:hAnsi="Arial"/>
@@ -16449,6 +16806,7 @@
           </w:tcPr>
           <w:p>
             <w:pPr>
+              <w:keepNext w:val="false"/>
               <w:spacing w:after="40" w:before="0"/>
               <w:jc w:val="left"/>
             </w:pPr>
@@ -16481,6 +16839,7 @@
           </w:tcPr>
           <w:p>
             <w:pPr>
+              <w:keepNext w:val="false"/>
               <w:spacing w:after="40" w:before="0"/>
               <w:jc w:val="left"/>
             </w:pPr>
@@ -16513,6 +16872,7 @@
           </w:tcPr>
           <w:p>
             <w:pPr>
+              <w:keepNext w:val="false"/>
               <w:spacing w:after="40" w:before="0"/>
               <w:jc w:val="left"/>
             </w:pPr>
@@ -16545,6 +16905,7 @@
           </w:tcPr>
           <w:p>
             <w:pPr>
+              <w:keepNext w:val="false"/>
               <w:spacing w:after="40" w:before="0"/>
               <w:jc w:val="left"/>
             </w:pPr>
@@ -16579,6 +16940,7 @@
           </w:tcPr>
           <w:p>
             <w:pPr>
+              <w:keepNext w:val="false"/>
               <w:spacing w:after="40" w:before="0"/>
               <w:jc w:val="left"/>
             </w:pPr>
@@ -16616,7 +16978,7 @@
             <w:pPr>
               <w:spacing w:after="20" w:before="0"/>
             </w:pPr>
-            <w:hyperlink w:history="1" r:id="rIdapwuqrp8stvkexasjyrov">
+            <w:hyperlink w:history="1" r:id="rIdj_0dmin1ei2pvdjj-msh5">
               <w:r>
                 <w:rPr>
                   <w:rFonts w:ascii="Arial" w:cs="Arial" w:eastAsia="Arial" w:hAnsi="Arial"/>
@@ -16649,7 +17011,7 @@
               <w:spacing w:after="10" w:before="0"/>
               <w:ind w:left="120"/>
             </w:pPr>
-            <w:hyperlink w:history="1" r:id="rId24qaplc6rs1jex2jlj0or">
+            <w:hyperlink w:history="1" r:id="rId0xyfbgy1hp3u8kv-wcuuu">
               <w:r>
                 <w:rPr>
                   <w:rFonts w:ascii="Arial" w:cs="Arial" w:eastAsia="Arial" w:hAnsi="Arial"/>
@@ -16694,7 +17056,7 @@
             <w:pPr>
               <w:spacing w:after="20" w:before="0"/>
             </w:pPr>
-            <w:hyperlink w:history="1" r:id="rId1djywgmjvn4rmiioxmzp3">
+            <w:hyperlink w:history="1" r:id="rIdsu9whqh91hrm8ewgie--y">
               <w:r>
                 <w:rPr>
                   <w:rFonts w:ascii="Arial" w:cs="Arial" w:eastAsia="Arial" w:hAnsi="Arial"/>
@@ -16743,7 +17105,7 @@
               <w:spacing w:after="10" w:before="0"/>
               <w:ind w:left="120"/>
             </w:pPr>
-            <w:hyperlink w:history="1" r:id="rIdpa9ttkzk-yif2mqlhhpve">
+            <w:hyperlink w:history="1" r:id="rIdayevaldxduu-giijgv_dj">
               <w:r>
                 <w:rPr>
                   <w:rFonts w:ascii="Arial" w:cs="Arial" w:eastAsia="Arial" w:hAnsi="Arial"/>
@@ -16771,6 +17133,7 @@
           </w:tcPr>
           <w:p>
             <w:pPr>
+              <w:keepNext w:val="false"/>
               <w:spacing w:after="40" w:before="0"/>
               <w:jc w:val="left"/>
             </w:pPr>
@@ -16803,6 +17166,7 @@
           </w:tcPr>
           <w:p>
             <w:pPr>
+              <w:keepNext w:val="false"/>
               <w:spacing w:after="40" w:before="0"/>
               <w:jc w:val="left"/>
             </w:pPr>
@@ -16835,6 +17199,7 @@
           </w:tcPr>
           <w:p>
             <w:pPr>
+              <w:keepNext w:val="false"/>
               <w:spacing w:after="40" w:before="0"/>
               <w:jc w:val="left"/>
             </w:pPr>
@@ -16867,6 +17232,7 @@
           </w:tcPr>
           <w:p>
             <w:pPr>
+              <w:keepNext w:val="false"/>
               <w:spacing w:after="40" w:before="0"/>
               <w:jc w:val="left"/>
             </w:pPr>
@@ -16901,6 +17267,7 @@
           </w:tcPr>
           <w:p>
             <w:pPr>
+              <w:keepNext w:val="false"/>
               <w:spacing w:after="40" w:before="0"/>
               <w:jc w:val="left"/>
             </w:pPr>
@@ -16938,7 +17305,7 @@
             <w:pPr>
               <w:spacing w:after="20" w:before="0"/>
             </w:pPr>
-            <w:hyperlink w:history="1" r:id="rIdafvlldl6obailfvwfrq4_">
+            <w:hyperlink w:history="1" r:id="rId_6chlwbimuse5vxv-iu3r">
               <w:r>
                 <w:rPr>
                   <w:rFonts w:ascii="Arial" w:cs="Arial" w:eastAsia="Arial" w:hAnsi="Arial"/>
@@ -16971,7 +17338,7 @@
               <w:spacing w:after="10" w:before="0"/>
               <w:ind w:left="120"/>
             </w:pPr>
-            <w:hyperlink w:history="1" r:id="rIdf_trvphkknwm26apwt-se">
+            <w:hyperlink w:history="1" r:id="rIdrdbrve9y8nx95jywy53rm">
               <w:r>
                 <w:rPr>
                   <w:rFonts w:ascii="Arial" w:cs="Arial" w:eastAsia="Arial" w:hAnsi="Arial"/>
@@ -17016,7 +17383,7 @@
             <w:pPr>
               <w:spacing w:after="20" w:before="0"/>
             </w:pPr>
-            <w:hyperlink w:history="1" r:id="rIdkv8mfagqlgytjpm5e1lrm">
+            <w:hyperlink w:history="1" r:id="rIdpvbgfmw81_waeuw-1cqbz">
               <w:r>
                 <w:rPr>
                   <w:rFonts w:ascii="Arial" w:cs="Arial" w:eastAsia="Arial" w:hAnsi="Arial"/>
@@ -17065,7 +17432,7 @@
               <w:spacing w:after="10" w:before="0"/>
               <w:ind w:left="120"/>
             </w:pPr>
-            <w:hyperlink w:history="1" r:id="rIdklzozy09rcgx5dveb5ueb">
+            <w:hyperlink w:history="1" r:id="rIdfrwgi-hvcturw4psc_p06">
               <w:r>
                 <w:rPr>
                   <w:rFonts w:ascii="Arial" w:cs="Arial" w:eastAsia="Arial" w:hAnsi="Arial"/>
@@ -17093,6 +17460,7 @@
           </w:tcPr>
           <w:p>
             <w:pPr>
+              <w:keepNext w:val="false"/>
               <w:spacing w:after="40" w:before="0"/>
               <w:jc w:val="left"/>
             </w:pPr>
@@ -17125,6 +17493,7 @@
           </w:tcPr>
           <w:p>
             <w:pPr>
+              <w:keepNext w:val="false"/>
               <w:spacing w:after="40" w:before="0"/>
               <w:jc w:val="left"/>
             </w:pPr>
@@ -17157,6 +17526,7 @@
           </w:tcPr>
           <w:p>
             <w:pPr>
+              <w:keepNext w:val="false"/>
               <w:spacing w:after="40" w:before="0"/>
               <w:jc w:val="left"/>
             </w:pPr>
@@ -17189,6 +17559,7 @@
           </w:tcPr>
           <w:p>
             <w:pPr>
+              <w:keepNext w:val="false"/>
               <w:spacing w:after="40" w:before="0"/>
               <w:jc w:val="left"/>
             </w:pPr>
@@ -17248,6 +17619,7 @@
           </w:tcPr>
           <w:p>
             <w:pPr>
+              <w:keepNext w:val="false"/>
               <w:spacing w:after="40" w:before="0"/>
               <w:jc w:val="center"/>
             </w:pPr>
@@ -17282,6 +17654,7 @@
           </w:tcPr>
           <w:p>
             <w:pPr>
+              <w:keepNext w:val="false"/>
               <w:spacing w:after="40" w:before="0"/>
               <w:jc w:val="left"/>
             </w:pPr>
@@ -17343,6 +17716,7 @@
           </w:tcPr>
           <w:p>
             <w:pPr>
+              <w:keepNext w:val="false"/>
               <w:spacing w:after="40" w:before="0"/>
               <w:jc w:val="center"/>
             </w:pPr>
@@ -17377,6 +17751,7 @@
           </w:tcPr>
           <w:p>
             <w:pPr>
+              <w:keepNext w:val="false"/>
               <w:spacing w:after="40" w:before="0"/>
               <w:jc w:val="left"/>
             </w:pPr>
@@ -17409,6 +17784,7 @@
           </w:tcPr>
           <w:p>
             <w:pPr>
+              <w:keepNext w:val="false"/>
               <w:spacing w:after="40" w:before="0"/>
               <w:jc w:val="left"/>
             </w:pPr>
@@ -17443,6 +17819,7 @@
           </w:tcPr>
           <w:p>
             <w:pPr>
+              <w:keepNext w:val="false"/>
               <w:spacing w:after="40" w:before="0"/>
               <w:jc w:val="left"/>
             </w:pPr>
@@ -17475,6 +17852,7 @@
           </w:tcPr>
           <w:p>
             <w:pPr>
+              <w:keepNext w:val="false"/>
               <w:spacing w:after="40" w:before="0"/>
               <w:jc w:val="left"/>
             </w:pPr>
@@ -17509,6 +17887,7 @@
           </w:tcPr>
           <w:p>
             <w:pPr>
+              <w:keepNext w:val="false"/>
               <w:spacing w:after="40" w:before="0"/>
               <w:jc w:val="left"/>
             </w:pPr>
@@ -17541,6 +17920,7 @@
           </w:tcPr>
           <w:p>
             <w:pPr>
+              <w:keepNext w:val="false"/>
               <w:spacing w:after="40" w:before="0"/>
               <w:jc w:val="left"/>
             </w:pPr>
@@ -17577,7 +17957,7 @@
         </w:rPr>
         <w:t xml:space="preserve">© 2026 SeaVuria and ARES. Aligned with KICD objectives. Developed by SeaVuria; technical implementation by ARES (with AI assistance from Claude). Licensed under </w:t>
       </w:r>
-      <w:hyperlink w:history="1" r:id="rIdt7_111kvnaoh_byymvplm">
+      <w:hyperlink w:history="1" r:id="rId9frdesnltenzcb1kllzkt">
         <w:r>
           <w:rPr>
             <w:rFonts w:ascii="Arial" w:cs="Arial" w:eastAsia="Arial" w:hAnsi="Arial"/>
@@ -17598,7 +17978,7 @@
         </w:rPr>
         <w:t xml:space="preserve"> (</w:t>
       </w:r>
-      <w:hyperlink w:history="1" r:id="rId9mkijgeg6wti1prnfrdp9">
+      <w:hyperlink w:history="1" r:id="rIdi9gbsx23bcffbjurqk9mv">
         <w:r>
           <w:rPr>
             <w:rFonts w:ascii="Arial" w:cs="Arial" w:eastAsia="Arial" w:hAnsi="Arial"/>
@@ -17658,6 +18038,7 @@
           </w:tcPr>
           <w:p>
             <w:pPr>
+              <w:keepNext w:val="false"/>
               <w:spacing w:after="40" w:before="0"/>
               <w:jc w:val="center"/>
             </w:pPr>
@@ -17693,6 +18074,7 @@
           </w:tcPr>
           <w:p>
             <w:pPr>
+              <w:keepNext w:val="false"/>
               <w:spacing w:after="40" w:before="0"/>
               <w:jc w:val="center"/>
             </w:pPr>
@@ -17727,6 +18109,7 @@
           </w:tcPr>
           <w:p>
             <w:pPr>
+              <w:keepNext w:val="false"/>
               <w:spacing w:after="40" w:before="0"/>
               <w:jc w:val="left"/>
             </w:pPr>
@@ -17759,6 +18142,7 @@
           </w:tcPr>
           <w:p>
             <w:pPr>
+              <w:keepNext w:val="false"/>
               <w:spacing w:after="40" w:before="0"/>
               <w:jc w:val="left"/>
             </w:pPr>
@@ -17793,6 +18177,7 @@
           </w:tcPr>
           <w:p>
             <w:pPr>
+              <w:keepNext w:val="false"/>
               <w:spacing w:after="40" w:before="0"/>
               <w:jc w:val="left"/>
             </w:pPr>
@@ -17825,6 +18210,7 @@
           </w:tcPr>
           <w:p>
             <w:pPr>
+              <w:keepNext w:val="false"/>
               <w:spacing w:after="40" w:before="0"/>
               <w:jc w:val="left"/>
             </w:pPr>
@@ -17859,6 +18245,7 @@
           </w:tcPr>
           <w:p>
             <w:pPr>
+              <w:keepNext w:val="false"/>
               <w:spacing w:after="40" w:before="0"/>
               <w:jc w:val="left"/>
             </w:pPr>
@@ -17891,6 +18278,7 @@
           </w:tcPr>
           <w:p>
             <w:pPr>
+              <w:keepNext w:val="false"/>
               <w:spacing w:after="40" w:before="0"/>
               <w:jc w:val="left"/>
             </w:pPr>
@@ -17925,6 +18313,7 @@
           </w:tcPr>
           <w:p>
             <w:pPr>
+              <w:keepNext w:val="false"/>
               <w:spacing w:after="40" w:before="0"/>
               <w:jc w:val="left"/>
             </w:pPr>
@@ -17957,6 +18346,7 @@
           </w:tcPr>
           <w:p>
             <w:pPr>
+              <w:keepNext w:val="false"/>
               <w:spacing w:after="40" w:before="0"/>
               <w:jc w:val="left"/>
             </w:pPr>
@@ -17991,6 +18381,7 @@
           </w:tcPr>
           <w:p>
             <w:pPr>
+              <w:keepNext w:val="false"/>
               <w:spacing w:after="40" w:before="0"/>
               <w:jc w:val="left"/>
             </w:pPr>
@@ -18023,6 +18414,7 @@
           </w:tcPr>
           <w:p>
             <w:pPr>
+              <w:keepNext w:val="false"/>
               <w:spacing w:after="40" w:before="0"/>
               <w:jc w:val="left"/>
             </w:pPr>
@@ -18057,6 +18449,7 @@
           </w:tcPr>
           <w:p>
             <w:pPr>
+              <w:keepNext w:val="false"/>
               <w:spacing w:after="40" w:before="0"/>
               <w:jc w:val="left"/>
             </w:pPr>
@@ -18089,6 +18482,7 @@
           </w:tcPr>
           <w:p>
             <w:pPr>
+              <w:keepNext w:val="false"/>
               <w:spacing w:after="40" w:before="0"/>
               <w:jc w:val="left"/>
             </w:pPr>
@@ -18123,6 +18517,7 @@
           </w:tcPr>
           <w:p>
             <w:pPr>
+              <w:keepNext w:val="false"/>
               <w:spacing w:after="40" w:before="0"/>
               <w:jc w:val="left"/>
             </w:pPr>
@@ -18155,6 +18550,7 @@
           </w:tcPr>
           <w:p>
             <w:pPr>
+              <w:keepNext w:val="false"/>
               <w:spacing w:after="40" w:before="0"/>
               <w:jc w:val="left"/>
             </w:pPr>
@@ -18189,6 +18585,7 @@
           </w:tcPr>
           <w:p>
             <w:pPr>
+              <w:keepNext w:val="false"/>
               <w:spacing w:after="40" w:before="0"/>
               <w:jc w:val="left"/>
             </w:pPr>
@@ -18221,6 +18618,7 @@
           </w:tcPr>
           <w:p>
             <w:pPr>
+              <w:keepNext w:val="false"/>
               <w:spacing w:after="40" w:before="0"/>
               <w:jc w:val="left"/>
             </w:pPr>
@@ -18280,6 +18678,7 @@
           </w:tcPr>
           <w:p>
             <w:pPr>
+              <w:keepNext w:val="false"/>
               <w:spacing w:after="40" w:before="0"/>
               <w:jc w:val="center"/>
             </w:pPr>
@@ -18314,6 +18713,7 @@
           </w:tcPr>
           <w:p>
             <w:pPr>
+              <w:keepNext w:val="false"/>
               <w:spacing w:after="40" w:before="0"/>
               <w:jc w:val="left"/>
             </w:pPr>
@@ -18378,6 +18778,7 @@
           </w:tcPr>
           <w:p>
             <w:pPr>
+              <w:keepNext w:val="false"/>
               <w:spacing w:after="40" w:before="0"/>
               <w:jc w:val="center"/>
             </w:pPr>
@@ -18412,6 +18813,7 @@
           </w:tcPr>
           <w:p>
             <w:pPr>
+              <w:keepNext w:val="false"/>
               <w:spacing w:after="40" w:before="0"/>
               <w:jc w:val="left"/>
             </w:pPr>
@@ -18444,6 +18846,7 @@
           </w:tcPr>
           <w:p>
             <w:pPr>
+              <w:keepNext w:val="false"/>
               <w:spacing w:after="40" w:before="0"/>
               <w:jc w:val="left"/>
             </w:pPr>
@@ -18476,6 +18879,7 @@
           </w:tcPr>
           <w:p>
             <w:pPr>
+              <w:keepNext w:val="false"/>
               <w:spacing w:after="40" w:before="0"/>
               <w:jc w:val="left"/>
             </w:pPr>
@@ -18508,6 +18912,7 @@
           </w:tcPr>
           <w:p>
             <w:pPr>
+              <w:keepNext w:val="false"/>
               <w:spacing w:after="40" w:before="0"/>
               <w:jc w:val="left"/>
             </w:pPr>
@@ -18540,6 +18945,7 @@
           </w:tcPr>
           <w:p>
             <w:pPr>
+              <w:keepNext w:val="false"/>
               <w:spacing w:after="40" w:before="0"/>
               <w:jc w:val="left"/>
             </w:pPr>
@@ -18574,6 +18980,7 @@
           </w:tcPr>
           <w:p>
             <w:pPr>
+              <w:keepNext w:val="false"/>
               <w:spacing w:after="40" w:before="0"/>
               <w:jc w:val="left"/>
             </w:pPr>
@@ -18611,7 +19018,7 @@
             <w:pPr>
               <w:spacing w:after="20" w:before="0"/>
             </w:pPr>
-            <w:hyperlink w:history="1" r:id="rIdnimudabhng2bvxuryhlep">
+            <w:hyperlink w:history="1" r:id="rIde6c8zq6qtpp9ynevzgug_">
               <w:r>
                 <w:rPr>
                   <w:rFonts w:ascii="Arial" w:cs="Arial" w:eastAsia="Arial" w:hAnsi="Arial"/>
@@ -18644,7 +19051,7 @@
               <w:spacing w:after="10" w:before="0"/>
               <w:ind w:left="120"/>
             </w:pPr>
-            <w:hyperlink w:history="1" r:id="rId27qattzep07bjuieofoq2">
+            <w:hyperlink w:history="1" r:id="rIddi5tovghi7fdpannlsipq">
               <w:r>
                 <w:rPr>
                   <w:rFonts w:ascii="Arial" w:cs="Arial" w:eastAsia="Arial" w:hAnsi="Arial"/>
@@ -18689,7 +19096,7 @@
             <w:pPr>
               <w:spacing w:after="20" w:before="0"/>
             </w:pPr>
-            <w:hyperlink w:history="1" r:id="rIdjh4hdzhu-c86t4sn7pxe4">
+            <w:hyperlink w:history="1" r:id="rIdk7x3bj-veex-tpkodjtwc">
               <w:r>
                 <w:rPr>
                   <w:rFonts w:ascii="Arial" w:cs="Arial" w:eastAsia="Arial" w:hAnsi="Arial"/>
@@ -18722,7 +19129,7 @@
               <w:spacing w:after="10" w:before="0"/>
               <w:ind w:left="120"/>
             </w:pPr>
-            <w:hyperlink w:history="1" r:id="rIdydalgzxo2vxyvsq6-4nf4">
+            <w:hyperlink w:history="1" r:id="rIdrbrwxwzj92ow_8rvxiaqy">
               <w:r>
                 <w:rPr>
                   <w:rFonts w:ascii="Arial" w:cs="Arial" w:eastAsia="Arial" w:hAnsi="Arial"/>
@@ -18750,6 +19157,7 @@
           </w:tcPr>
           <w:p>
             <w:pPr>
+              <w:keepNext w:val="false"/>
               <w:spacing w:after="40" w:before="0"/>
               <w:jc w:val="left"/>
             </w:pPr>
@@ -18782,6 +19190,7 @@
           </w:tcPr>
           <w:p>
             <w:pPr>
+              <w:keepNext w:val="false"/>
               <w:spacing w:after="40" w:before="0"/>
               <w:jc w:val="left"/>
             </w:pPr>
@@ -18814,6 +19223,7 @@
           </w:tcPr>
           <w:p>
             <w:pPr>
+              <w:keepNext w:val="false"/>
               <w:spacing w:after="40" w:before="0"/>
               <w:jc w:val="left"/>
             </w:pPr>
@@ -18846,6 +19256,7 @@
           </w:tcPr>
           <w:p>
             <w:pPr>
+              <w:keepNext w:val="false"/>
               <w:spacing w:after="40" w:before="0"/>
               <w:jc w:val="left"/>
             </w:pPr>
@@ -18880,6 +19291,7 @@
           </w:tcPr>
           <w:p>
             <w:pPr>
+              <w:keepNext w:val="false"/>
               <w:spacing w:after="40" w:before="0"/>
               <w:jc w:val="left"/>
             </w:pPr>
@@ -18917,7 +19329,7 @@
             <w:pPr>
               <w:spacing w:after="20" w:before="0"/>
             </w:pPr>
-            <w:hyperlink w:history="1" r:id="rIdtgedzbkcuqqof45nf-zlw">
+            <w:hyperlink w:history="1" r:id="rId-kttee3bfgohp96ssbfhl">
               <w:r>
                 <w:rPr>
                   <w:rFonts w:ascii="Arial" w:cs="Arial" w:eastAsia="Arial" w:hAnsi="Arial"/>
@@ -18950,7 +19362,7 @@
               <w:spacing w:after="10" w:before="0"/>
               <w:ind w:left="120"/>
             </w:pPr>
-            <w:hyperlink w:history="1" r:id="rIdkubpbbhawabpymb-sq2fs">
+            <w:hyperlink w:history="1" r:id="rIdxit0v7vflx30y1z7q19kb">
               <w:r>
                 <w:rPr>
                   <w:rFonts w:ascii="Arial" w:cs="Arial" w:eastAsia="Arial" w:hAnsi="Arial"/>
@@ -18995,7 +19407,7 @@
             <w:pPr>
               <w:spacing w:after="20" w:before="0"/>
             </w:pPr>
-            <w:hyperlink w:history="1" r:id="rIdie9h6yh-7be6iqzd_dc9m">
+            <w:hyperlink w:history="1" r:id="rIdwgjrnzo889rccd7z6le2c">
               <w:r>
                 <w:rPr>
                   <w:rFonts w:ascii="Arial" w:cs="Arial" w:eastAsia="Arial" w:hAnsi="Arial"/>
@@ -19028,7 +19440,7 @@
               <w:spacing w:after="10" w:before="0"/>
               <w:ind w:left="120"/>
             </w:pPr>
-            <w:hyperlink w:history="1" r:id="rIdzvb0pfbazknbgwwo9-yxe">
+            <w:hyperlink w:history="1" r:id="rIdphkcb_kqqppkd721uzzdz">
               <w:r>
                 <w:rPr>
                   <w:rFonts w:ascii="Arial" w:cs="Arial" w:eastAsia="Arial" w:hAnsi="Arial"/>
@@ -19056,6 +19468,7 @@
           </w:tcPr>
           <w:p>
             <w:pPr>
+              <w:keepNext w:val="false"/>
               <w:spacing w:after="40" w:before="0"/>
               <w:jc w:val="left"/>
             </w:pPr>
@@ -19088,6 +19501,7 @@
           </w:tcPr>
           <w:p>
             <w:pPr>
+              <w:keepNext w:val="false"/>
               <w:spacing w:after="40" w:before="0"/>
               <w:jc w:val="left"/>
             </w:pPr>
@@ -19120,6 +19534,7 @@
           </w:tcPr>
           <w:p>
             <w:pPr>
+              <w:keepNext w:val="false"/>
               <w:spacing w:after="40" w:before="0"/>
               <w:jc w:val="left"/>
             </w:pPr>
@@ -19152,6 +19567,7 @@
           </w:tcPr>
           <w:p>
             <w:pPr>
+              <w:keepNext w:val="false"/>
               <w:spacing w:after="40" w:before="0"/>
               <w:jc w:val="left"/>
             </w:pPr>
@@ -19186,6 +19602,7 @@
           </w:tcPr>
           <w:p>
             <w:pPr>
+              <w:keepNext w:val="false"/>
               <w:spacing w:after="40" w:before="0"/>
               <w:jc w:val="left"/>
             </w:pPr>
@@ -19223,7 +19640,7 @@
             <w:pPr>
               <w:spacing w:after="20" w:before="0"/>
             </w:pPr>
-            <w:hyperlink w:history="1" r:id="rIdwj4plvhae1x-ealpgfs_l">
+            <w:hyperlink w:history="1" r:id="rId1aoxcbdj3y68ajwyfiqzu">
               <w:r>
                 <w:rPr>
                   <w:rFonts w:ascii="Arial" w:cs="Arial" w:eastAsia="Arial" w:hAnsi="Arial"/>
@@ -19272,7 +19689,7 @@
               <w:spacing w:after="10" w:before="0"/>
               <w:ind w:left="120"/>
             </w:pPr>
-            <w:hyperlink w:history="1" r:id="rId_4kfi4n4qyqg3ktbpg8tb">
+            <w:hyperlink w:history="1" r:id="rIddrakqtwdrzprlifx-r-gp">
               <w:r>
                 <w:rPr>
                   <w:rFonts w:ascii="Arial" w:cs="Arial" w:eastAsia="Arial" w:hAnsi="Arial"/>
@@ -19317,7 +19734,7 @@
             <w:pPr>
               <w:spacing w:after="20" w:before="0"/>
             </w:pPr>
-            <w:hyperlink w:history="1" r:id="rIdlitriszu-vxj8mqo_s8pv">
+            <w:hyperlink w:history="1" r:id="rIdsjgahmsuvhcax7hes3fet">
               <w:r>
                 <w:rPr>
                   <w:rFonts w:ascii="Arial" w:cs="Arial" w:eastAsia="Arial" w:hAnsi="Arial"/>
@@ -19350,7 +19767,7 @@
               <w:spacing w:after="10" w:before="0"/>
               <w:ind w:left="120"/>
             </w:pPr>
-            <w:hyperlink w:history="1" r:id="rIdl8lmulr_ql6kk-e2wsah9">
+            <w:hyperlink w:history="1" r:id="rIdu2nq7mvxn5obu10vxrcui">
               <w:r>
                 <w:rPr>
                   <w:rFonts w:ascii="Arial" w:cs="Arial" w:eastAsia="Arial" w:hAnsi="Arial"/>
@@ -19378,6 +19795,7 @@
           </w:tcPr>
           <w:p>
             <w:pPr>
+              <w:keepNext w:val="false"/>
               <w:spacing w:after="40" w:before="0"/>
               <w:jc w:val="left"/>
             </w:pPr>
@@ -19410,6 +19828,7 @@
           </w:tcPr>
           <w:p>
             <w:pPr>
+              <w:keepNext w:val="false"/>
               <w:spacing w:after="40" w:before="0"/>
               <w:jc w:val="left"/>
             </w:pPr>
@@ -19442,6 +19861,7 @@
           </w:tcPr>
           <w:p>
             <w:pPr>
+              <w:keepNext w:val="false"/>
               <w:spacing w:after="40" w:before="0"/>
               <w:jc w:val="left"/>
             </w:pPr>
@@ -19474,6 +19894,7 @@
           </w:tcPr>
           <w:p>
             <w:pPr>
+              <w:keepNext w:val="false"/>
               <w:spacing w:after="40" w:before="0"/>
               <w:jc w:val="left"/>
             </w:pPr>
@@ -19508,6 +19929,7 @@
           </w:tcPr>
           <w:p>
             <w:pPr>
+              <w:keepNext w:val="false"/>
               <w:spacing w:after="40" w:before="0"/>
               <w:jc w:val="left"/>
             </w:pPr>
@@ -19545,7 +19967,7 @@
             <w:pPr>
               <w:spacing w:after="20" w:before="0"/>
             </w:pPr>
-            <w:hyperlink w:history="1" r:id="rIdgo6isf4z-_wvky578lmji">
+            <w:hyperlink w:history="1" r:id="rId7p8gkh3lnjoyn3uejoaio">
               <w:r>
                 <w:rPr>
                   <w:rFonts w:ascii="Arial" w:cs="Arial" w:eastAsia="Arial" w:hAnsi="Arial"/>
@@ -19594,7 +20016,7 @@
               <w:spacing w:after="10" w:before="0"/>
               <w:ind w:left="120"/>
             </w:pPr>
-            <w:hyperlink w:history="1" r:id="rIdrvczwzkyq9-ymxsubfv5d">
+            <w:hyperlink w:history="1" r:id="rIdt1w_fyttmtqc0ytw1gwj4">
               <w:r>
                 <w:rPr>
                   <w:rFonts w:ascii="Arial" w:cs="Arial" w:eastAsia="Arial" w:hAnsi="Arial"/>
@@ -19639,7 +20061,7 @@
             <w:pPr>
               <w:spacing w:after="20" w:before="0"/>
             </w:pPr>
-            <w:hyperlink w:history="1" r:id="rId03dts07spbn4wnyduf8dp">
+            <w:hyperlink w:history="1" r:id="rIdcpnktlfryzq1wd_xon-b0">
               <w:r>
                 <w:rPr>
                   <w:rFonts w:ascii="Arial" w:cs="Arial" w:eastAsia="Arial" w:hAnsi="Arial"/>
@@ -19672,7 +20094,7 @@
               <w:spacing w:after="10" w:before="0"/>
               <w:ind w:left="120"/>
             </w:pPr>
-            <w:hyperlink w:history="1" r:id="rIde0_rz7vflf8goeh5007v3">
+            <w:hyperlink w:history="1" r:id="rIdk1uoddtdfgztroeqjfv0j">
               <w:r>
                 <w:rPr>
                   <w:rFonts w:ascii="Arial" w:cs="Arial" w:eastAsia="Arial" w:hAnsi="Arial"/>
@@ -19700,6 +20122,7 @@
           </w:tcPr>
           <w:p>
             <w:pPr>
+              <w:keepNext w:val="false"/>
               <w:spacing w:after="40" w:before="0"/>
               <w:jc w:val="left"/>
             </w:pPr>
@@ -19732,6 +20155,7 @@
           </w:tcPr>
           <w:p>
             <w:pPr>
+              <w:keepNext w:val="false"/>
               <w:spacing w:after="40" w:before="0"/>
               <w:jc w:val="left"/>
             </w:pPr>
@@ -19764,6 +20188,7 @@
           </w:tcPr>
           <w:p>
             <w:pPr>
+              <w:keepNext w:val="false"/>
               <w:spacing w:after="40" w:before="0"/>
               <w:jc w:val="left"/>
             </w:pPr>
@@ -19796,6 +20221,7 @@
           </w:tcPr>
           <w:p>
             <w:pPr>
+              <w:keepNext w:val="false"/>
               <w:spacing w:after="40" w:before="0"/>
               <w:jc w:val="left"/>
             </w:pPr>
@@ -19830,6 +20256,7 @@
           </w:tcPr>
           <w:p>
             <w:pPr>
+              <w:keepNext w:val="false"/>
               <w:spacing w:after="40" w:before="0"/>
               <w:jc w:val="left"/>
             </w:pPr>
@@ -19867,7 +20294,7 @@
             <w:pPr>
               <w:spacing w:after="20" w:before="0"/>
             </w:pPr>
-            <w:hyperlink w:history="1" r:id="rIdnkizj5eehx5xzjk9bxmj5">
+            <w:hyperlink w:history="1" r:id="rIdu1pua4dpsegft-469rc_h">
               <w:r>
                 <w:rPr>
                   <w:rFonts w:ascii="Arial" w:cs="Arial" w:eastAsia="Arial" w:hAnsi="Arial"/>
@@ -19916,7 +20343,7 @@
               <w:spacing w:after="10" w:before="0"/>
               <w:ind w:left="120"/>
             </w:pPr>
-            <w:hyperlink w:history="1" r:id="rId8niemz7gmqlfmodolh4sn">
+            <w:hyperlink w:history="1" r:id="rIdehbibwlzbcr12pudlbqzf">
               <w:r>
                 <w:rPr>
                   <w:rFonts w:ascii="Arial" w:cs="Arial" w:eastAsia="Arial" w:hAnsi="Arial"/>
@@ -19961,7 +20388,7 @@
             <w:pPr>
               <w:spacing w:after="20" w:before="0"/>
             </w:pPr>
-            <w:hyperlink w:history="1" r:id="rIdowhh0ozpdikqhmjw6hy4z">
+            <w:hyperlink w:history="1" r:id="rId1scqmmh7q-julh9rn6nlj">
               <w:r>
                 <w:rPr>
                   <w:rFonts w:ascii="Arial" w:cs="Arial" w:eastAsia="Arial" w:hAnsi="Arial"/>
@@ -19994,7 +20421,7 @@
               <w:spacing w:after="10" w:before="0"/>
               <w:ind w:left="120"/>
             </w:pPr>
-            <w:hyperlink w:history="1" r:id="rIdbaavgy5_5sit5-kqpfgls">
+            <w:hyperlink w:history="1" r:id="rIdb9nciuuxz65tp8d4ngs1x">
               <w:r>
                 <w:rPr>
                   <w:rFonts w:ascii="Arial" w:cs="Arial" w:eastAsia="Arial" w:hAnsi="Arial"/>
@@ -20022,6 +20449,7 @@
           </w:tcPr>
           <w:p>
             <w:pPr>
+              <w:keepNext w:val="false"/>
               <w:spacing w:after="40" w:before="0"/>
               <w:jc w:val="left"/>
             </w:pPr>
@@ -20054,6 +20482,7 @@
           </w:tcPr>
           <w:p>
             <w:pPr>
+              <w:keepNext w:val="false"/>
               <w:spacing w:after="40" w:before="0"/>
               <w:jc w:val="left"/>
             </w:pPr>
@@ -20086,6 +20515,7 @@
           </w:tcPr>
           <w:p>
             <w:pPr>
+              <w:keepNext w:val="false"/>
               <w:spacing w:after="40" w:before="0"/>
               <w:jc w:val="left"/>
             </w:pPr>
@@ -20118,6 +20548,7 @@
           </w:tcPr>
           <w:p>
             <w:pPr>
+              <w:keepNext w:val="false"/>
               <w:spacing w:after="40" w:before="0"/>
               <w:jc w:val="left"/>
             </w:pPr>
@@ -20177,6 +20608,7 @@
           </w:tcPr>
           <w:p>
             <w:pPr>
+              <w:keepNext w:val="false"/>
               <w:spacing w:after="40" w:before="0"/>
               <w:jc w:val="center"/>
             </w:pPr>
@@ -20211,6 +20643,7 @@
           </w:tcPr>
           <w:p>
             <w:pPr>
+              <w:keepNext w:val="false"/>
               <w:spacing w:after="40" w:before="0"/>
               <w:jc w:val="left"/>
             </w:pPr>
@@ -20230,6 +20663,7 @@
           </w:p>
           <w:p>
             <w:pPr>
+              <w:keepNext w:val="false"/>
               <w:spacing w:after="40" w:before="0"/>
               <w:jc w:val="left"/>
             </w:pPr>
@@ -20249,6 +20683,7 @@
           </w:p>
           <w:p>
             <w:pPr>
+              <w:keepNext w:val="false"/>
               <w:spacing w:after="40" w:before="0"/>
               <w:jc w:val="left"/>
             </w:pPr>
@@ -20268,6 +20703,7 @@
           </w:p>
           <w:p>
             <w:pPr>
+              <w:keepNext w:val="false"/>
               <w:spacing w:after="40" w:before="0"/>
               <w:jc w:val="left"/>
             </w:pPr>
@@ -20287,6 +20723,7 @@
           </w:p>
           <w:p>
             <w:pPr>
+              <w:keepNext w:val="false"/>
               <w:spacing w:after="40" w:before="0"/>
               <w:jc w:val="left"/>
             </w:pPr>
@@ -20306,6 +20743,7 @@
           </w:p>
           <w:p>
             <w:pPr>
+              <w:keepNext w:val="false"/>
               <w:spacing w:after="40" w:before="0"/>
               <w:jc w:val="left"/>
             </w:pPr>
@@ -20325,6 +20763,7 @@
           </w:p>
           <w:p>
             <w:pPr>
+              <w:keepNext w:val="false"/>
               <w:spacing w:after="40" w:before="0"/>
               <w:jc w:val="left"/>
             </w:pPr>
@@ -20344,6 +20783,7 @@
           </w:p>
           <w:p>
             <w:pPr>
+              <w:keepNext w:val="false"/>
               <w:spacing w:after="40" w:before="0"/>
               <w:jc w:val="left"/>
             </w:pPr>
@@ -20363,6 +20803,7 @@
           </w:p>
           <w:p>
             <w:pPr>
+              <w:keepNext w:val="false"/>
               <w:spacing w:after="40" w:before="0"/>
               <w:jc w:val="left"/>
             </w:pPr>
@@ -20382,6 +20823,7 @@
           </w:p>
           <w:p>
             <w:pPr>
+              <w:keepNext w:val="false"/>
               <w:spacing w:after="40" w:before="0"/>
               <w:jc w:val="left"/>
             </w:pPr>
@@ -20401,6 +20843,7 @@
           </w:p>
           <w:p>
             <w:pPr>
+              <w:keepNext w:val="false"/>
               <w:spacing w:after="40" w:before="0"/>
               <w:jc w:val="left"/>
             </w:pPr>
@@ -20420,6 +20863,7 @@
           </w:p>
           <w:p>
             <w:pPr>
+              <w:keepNext w:val="false"/>
               <w:spacing w:after="40" w:before="0"/>
               <w:jc w:val="left"/>
             </w:pPr>
@@ -20439,6 +20883,7 @@
           </w:p>
           <w:p>
             <w:pPr>
+              <w:keepNext w:val="false"/>
               <w:spacing w:after="40" w:before="0"/>
               <w:jc w:val="left"/>
             </w:pPr>
@@ -20500,6 +20945,7 @@
           </w:tcPr>
           <w:p>
             <w:pPr>
+              <w:keepNext w:val="false"/>
               <w:spacing w:after="40" w:before="0"/>
               <w:jc w:val="center"/>
             </w:pPr>
@@ -20534,6 +20980,7 @@
           </w:tcPr>
           <w:p>
             <w:pPr>
+              <w:keepNext w:val="false"/>
               <w:spacing w:after="40" w:before="0"/>
               <w:jc w:val="left"/>
             </w:pPr>
@@ -20566,6 +21013,7 @@
           </w:tcPr>
           <w:p>
             <w:pPr>
+              <w:keepNext w:val="false"/>
               <w:spacing w:after="40" w:before="0"/>
               <w:jc w:val="left"/>
             </w:pPr>
@@ -20600,6 +21048,7 @@
           </w:tcPr>
           <w:p>
             <w:pPr>
+              <w:keepNext w:val="false"/>
               <w:spacing w:after="40" w:before="0"/>
               <w:jc w:val="left"/>
             </w:pPr>
@@ -20632,6 +21081,7 @@
           </w:tcPr>
           <w:p>
             <w:pPr>
+              <w:keepNext w:val="false"/>
               <w:spacing w:after="40" w:before="0"/>
               <w:jc w:val="left"/>
             </w:pPr>
@@ -20666,6 +21116,7 @@
           </w:tcPr>
           <w:p>
             <w:pPr>
+              <w:keepNext w:val="false"/>
               <w:spacing w:after="40" w:before="0"/>
               <w:jc w:val="left"/>
             </w:pPr>
@@ -20698,6 +21149,7 @@
           </w:tcPr>
           <w:p>
             <w:pPr>
+              <w:keepNext w:val="false"/>
               <w:spacing w:after="40" w:before="0"/>
               <w:jc w:val="left"/>
             </w:pPr>
@@ -20734,7 +21186,7 @@
         </w:rPr>
         <w:t xml:space="preserve">© 2026 SeaVuria and ARES. Aligned with KICD objectives. Developed by SeaVuria; technical implementation by ARES (with AI assistance from Claude). Licensed under </w:t>
       </w:r>
-      <w:hyperlink w:history="1" r:id="rId39hcd9abexlebptzv-3r9">
+      <w:hyperlink w:history="1" r:id="rId8uipbq-rzsu40qwlwe66j">
         <w:r>
           <w:rPr>
             <w:rFonts w:ascii="Arial" w:cs="Arial" w:eastAsia="Arial" w:hAnsi="Arial"/>
@@ -20755,7 +21207,7 @@
         </w:rPr>
         <w:t xml:space="preserve"> (</w:t>
       </w:r>
-      <w:hyperlink w:history="1" r:id="rIdlq-xun9unaftxylu8fgls">
+      <w:hyperlink w:history="1" r:id="rId5bikr69f3c3izqp_j30kq">
         <w:r>
           <w:rPr>
             <w:rFonts w:ascii="Arial" w:cs="Arial" w:eastAsia="Arial" w:hAnsi="Arial"/>
@@ -20815,6 +21267,7 @@
           </w:tcPr>
           <w:p>
             <w:pPr>
+              <w:keepNext w:val="false"/>
               <w:spacing w:after="40" w:before="0"/>
               <w:jc w:val="center"/>
             </w:pPr>
@@ -20850,6 +21303,7 @@
           </w:tcPr>
           <w:p>
             <w:pPr>
+              <w:keepNext w:val="false"/>
               <w:spacing w:after="40" w:before="0"/>
               <w:jc w:val="center"/>
             </w:pPr>
@@ -20884,6 +21338,7 @@
           </w:tcPr>
           <w:p>
             <w:pPr>
+              <w:keepNext w:val="false"/>
               <w:spacing w:after="40" w:before="0"/>
               <w:jc w:val="left"/>
             </w:pPr>
@@ -20916,6 +21371,7 @@
           </w:tcPr>
           <w:p>
             <w:pPr>
+              <w:keepNext w:val="false"/>
               <w:spacing w:after="40" w:before="0"/>
               <w:jc w:val="left"/>
             </w:pPr>
@@ -20950,6 +21406,7 @@
           </w:tcPr>
           <w:p>
             <w:pPr>
+              <w:keepNext w:val="false"/>
               <w:spacing w:after="40" w:before="0"/>
               <w:jc w:val="left"/>
             </w:pPr>
@@ -20982,6 +21439,7 @@
           </w:tcPr>
           <w:p>
             <w:pPr>
+              <w:keepNext w:val="false"/>
               <w:spacing w:after="40" w:before="0"/>
               <w:jc w:val="left"/>
             </w:pPr>
@@ -21016,6 +21474,7 @@
           </w:tcPr>
           <w:p>
             <w:pPr>
+              <w:keepNext w:val="false"/>
               <w:spacing w:after="40" w:before="0"/>
               <w:jc w:val="left"/>
             </w:pPr>
@@ -21048,6 +21507,7 @@
           </w:tcPr>
           <w:p>
             <w:pPr>
+              <w:keepNext w:val="false"/>
               <w:spacing w:after="40" w:before="0"/>
               <w:jc w:val="left"/>
             </w:pPr>
@@ -21082,6 +21542,7 @@
           </w:tcPr>
           <w:p>
             <w:pPr>
+              <w:keepNext w:val="false"/>
               <w:spacing w:after="40" w:before="0"/>
               <w:jc w:val="left"/>
             </w:pPr>
@@ -21114,6 +21575,7 @@
           </w:tcPr>
           <w:p>
             <w:pPr>
+              <w:keepNext w:val="false"/>
               <w:spacing w:after="40" w:before="0"/>
               <w:jc w:val="left"/>
             </w:pPr>
@@ -21148,6 +21610,7 @@
           </w:tcPr>
           <w:p>
             <w:pPr>
+              <w:keepNext w:val="false"/>
               <w:spacing w:after="40" w:before="0"/>
               <w:jc w:val="left"/>
             </w:pPr>
@@ -21180,6 +21643,7 @@
           </w:tcPr>
           <w:p>
             <w:pPr>
+              <w:keepNext w:val="false"/>
               <w:spacing w:after="40" w:before="0"/>
               <w:jc w:val="left"/>
             </w:pPr>
@@ -21214,6 +21678,7 @@
           </w:tcPr>
           <w:p>
             <w:pPr>
+              <w:keepNext w:val="false"/>
               <w:spacing w:after="40" w:before="0"/>
               <w:jc w:val="left"/>
             </w:pPr>
@@ -21246,6 +21711,7 @@
           </w:tcPr>
           <w:p>
             <w:pPr>
+              <w:keepNext w:val="false"/>
               <w:spacing w:after="40" w:before="0"/>
               <w:jc w:val="left"/>
             </w:pPr>
@@ -21280,6 +21746,7 @@
           </w:tcPr>
           <w:p>
             <w:pPr>
+              <w:keepNext w:val="false"/>
               <w:spacing w:after="40" w:before="0"/>
               <w:jc w:val="left"/>
             </w:pPr>
@@ -21312,6 +21779,7 @@
           </w:tcPr>
           <w:p>
             <w:pPr>
+              <w:keepNext w:val="false"/>
               <w:spacing w:after="40" w:before="0"/>
               <w:jc w:val="left"/>
             </w:pPr>
@@ -21346,6 +21814,7 @@
           </w:tcPr>
           <w:p>
             <w:pPr>
+              <w:keepNext w:val="false"/>
               <w:spacing w:after="40" w:before="0"/>
               <w:jc w:val="left"/>
             </w:pPr>
@@ -21378,6 +21847,7 @@
           </w:tcPr>
           <w:p>
             <w:pPr>
+              <w:keepNext w:val="false"/>
               <w:spacing w:after="40" w:before="0"/>
               <w:jc w:val="left"/>
             </w:pPr>
@@ -21437,6 +21907,7 @@
           </w:tcPr>
           <w:p>
             <w:pPr>
+              <w:keepNext w:val="false"/>
               <w:spacing w:after="40" w:before="0"/>
               <w:jc w:val="center"/>
             </w:pPr>
@@ -21471,6 +21942,7 @@
           </w:tcPr>
           <w:p>
             <w:pPr>
+              <w:keepNext w:val="false"/>
               <w:spacing w:after="40" w:before="0"/>
               <w:jc w:val="left"/>
             </w:pPr>
@@ -21535,6 +22007,7 @@
           </w:tcPr>
           <w:p>
             <w:pPr>
+              <w:keepNext w:val="false"/>
               <w:spacing w:after="40" w:before="0"/>
               <w:jc w:val="center"/>
             </w:pPr>
@@ -21569,6 +22042,7 @@
           </w:tcPr>
           <w:p>
             <w:pPr>
+              <w:keepNext w:val="false"/>
               <w:spacing w:after="40" w:before="0"/>
               <w:jc w:val="left"/>
             </w:pPr>
@@ -21601,6 +22075,7 @@
           </w:tcPr>
           <w:p>
             <w:pPr>
+              <w:keepNext w:val="false"/>
               <w:spacing w:after="40" w:before="0"/>
               <w:jc w:val="left"/>
             </w:pPr>
@@ -21633,6 +22108,7 @@
           </w:tcPr>
           <w:p>
             <w:pPr>
+              <w:keepNext w:val="false"/>
               <w:spacing w:after="40" w:before="0"/>
               <w:jc w:val="left"/>
             </w:pPr>
@@ -21665,6 +22141,7 @@
           </w:tcPr>
           <w:p>
             <w:pPr>
+              <w:keepNext w:val="false"/>
               <w:spacing w:after="40" w:before="0"/>
               <w:jc w:val="left"/>
             </w:pPr>
@@ -21697,6 +22174,7 @@
           </w:tcPr>
           <w:p>
             <w:pPr>
+              <w:keepNext w:val="false"/>
               <w:spacing w:after="40" w:before="0"/>
               <w:jc w:val="left"/>
             </w:pPr>
@@ -21731,6 +22209,7 @@
           </w:tcPr>
           <w:p>
             <w:pPr>
+              <w:keepNext w:val="false"/>
               <w:spacing w:after="40" w:before="0"/>
               <w:jc w:val="left"/>
             </w:pPr>
@@ -21768,7 +22247,7 @@
             <w:pPr>
               <w:spacing w:after="20" w:before="0"/>
             </w:pPr>
-            <w:hyperlink w:history="1" r:id="rIdcgtig-b_t5uh3wyl9nvpf">
+            <w:hyperlink w:history="1" r:id="rIdtolcrjfgvsnnyd2mtbkvc">
               <w:r>
                 <w:rPr>
                   <w:rFonts w:ascii="Arial" w:cs="Arial" w:eastAsia="Arial" w:hAnsi="Arial"/>
@@ -21801,7 +22280,7 @@
               <w:spacing w:after="10" w:before="0"/>
               <w:ind w:left="120"/>
             </w:pPr>
-            <w:hyperlink w:history="1" r:id="rIddzzrhefek9fatdggntgh9">
+            <w:hyperlink w:history="1" r:id="rIdcxojrcxr7xswhmk2ubvcu">
               <w:r>
                 <w:rPr>
                   <w:rFonts w:ascii="Arial" w:cs="Arial" w:eastAsia="Arial" w:hAnsi="Arial"/>
@@ -21846,7 +22325,7 @@
             <w:pPr>
               <w:spacing w:after="20" w:before="0"/>
             </w:pPr>
-            <w:hyperlink w:history="1" r:id="rId2nsa3c3whubjmhxo_zjfv">
+            <w:hyperlink w:history="1" r:id="rIdxam-hwnvilhbt0f28pfbf">
               <w:r>
                 <w:rPr>
                   <w:rFonts w:ascii="Arial" w:cs="Arial" w:eastAsia="Arial" w:hAnsi="Arial"/>
@@ -21879,7 +22358,7 @@
               <w:spacing w:after="10" w:before="0"/>
               <w:ind w:left="120"/>
             </w:pPr>
-            <w:hyperlink w:history="1" r:id="rIduyaleiqngoqtll4tbmcff">
+            <w:hyperlink w:history="1" r:id="rIdlgyukaqxhx7dtkxa2wzd_">
               <w:r>
                 <w:rPr>
                   <w:rFonts w:ascii="Arial" w:cs="Arial" w:eastAsia="Arial" w:hAnsi="Arial"/>
@@ -21907,6 +22386,7 @@
           </w:tcPr>
           <w:p>
             <w:pPr>
+              <w:keepNext w:val="false"/>
               <w:spacing w:after="40" w:before="0"/>
               <w:jc w:val="left"/>
             </w:pPr>
@@ -21939,6 +22419,7 @@
           </w:tcPr>
           <w:p>
             <w:pPr>
+              <w:keepNext w:val="false"/>
               <w:spacing w:after="40" w:before="0"/>
               <w:jc w:val="left"/>
             </w:pPr>
@@ -21971,6 +22452,7 @@
           </w:tcPr>
           <w:p>
             <w:pPr>
+              <w:keepNext w:val="false"/>
               <w:spacing w:after="40" w:before="0"/>
               <w:jc w:val="left"/>
             </w:pPr>
@@ -22003,6 +22485,7 @@
           </w:tcPr>
           <w:p>
             <w:pPr>
+              <w:keepNext w:val="false"/>
               <w:spacing w:after="40" w:before="0"/>
               <w:jc w:val="left"/>
             </w:pPr>
@@ -22037,6 +22520,7 @@
           </w:tcPr>
           <w:p>
             <w:pPr>
+              <w:keepNext w:val="false"/>
               <w:spacing w:after="40" w:before="0"/>
               <w:jc w:val="left"/>
             </w:pPr>
@@ -22074,7 +22558,7 @@
             <w:pPr>
               <w:spacing w:after="20" w:before="0"/>
             </w:pPr>
-            <w:hyperlink w:history="1" r:id="rIdioiongasqaqf--egnpi4p">
+            <w:hyperlink w:history="1" r:id="rIdbam8rgxjjiryprjpujsy0">
               <w:r>
                 <w:rPr>
                   <w:rFonts w:ascii="Arial" w:cs="Arial" w:eastAsia="Arial" w:hAnsi="Arial"/>
@@ -22107,7 +22591,7 @@
               <w:spacing w:after="10" w:before="0"/>
               <w:ind w:left="120"/>
             </w:pPr>
-            <w:hyperlink w:history="1" r:id="rIdipkwh4g5_6ldiu-nu9bu5">
+            <w:hyperlink w:history="1" r:id="rIdltisobtnmxbydtw5ko_ki">
               <w:r>
                 <w:rPr>
                   <w:rFonts w:ascii="Arial" w:cs="Arial" w:eastAsia="Arial" w:hAnsi="Arial"/>
@@ -22152,7 +22636,7 @@
             <w:pPr>
               <w:spacing w:after="20" w:before="0"/>
             </w:pPr>
-            <w:hyperlink w:history="1" r:id="rIdm1jjqjxkh1c-bfvx6p37s">
+            <w:hyperlink w:history="1" r:id="rIde6cugc_ojgvuw8idfx4ma">
               <w:r>
                 <w:rPr>
                   <w:rFonts w:ascii="Arial" w:cs="Arial" w:eastAsia="Arial" w:hAnsi="Arial"/>
@@ -22185,7 +22669,7 @@
               <w:spacing w:after="10" w:before="0"/>
               <w:ind w:left="120"/>
             </w:pPr>
-            <w:hyperlink w:history="1" r:id="rIditbnixrh2l_hrgfk5uwow">
+            <w:hyperlink w:history="1" r:id="rIdp5n9rjnr2kajhnrgki9bk">
               <w:r>
                 <w:rPr>
                   <w:rFonts w:ascii="Arial" w:cs="Arial" w:eastAsia="Arial" w:hAnsi="Arial"/>
@@ -22213,6 +22697,7 @@
           </w:tcPr>
           <w:p>
             <w:pPr>
+              <w:keepNext w:val="false"/>
               <w:spacing w:after="40" w:before="0"/>
               <w:jc w:val="left"/>
             </w:pPr>
@@ -22245,6 +22730,7 @@
           </w:tcPr>
           <w:p>
             <w:pPr>
+              <w:keepNext w:val="false"/>
               <w:spacing w:after="40" w:before="0"/>
               <w:jc w:val="left"/>
             </w:pPr>
@@ -22277,6 +22763,7 @@
           </w:tcPr>
           <w:p>
             <w:pPr>
+              <w:keepNext w:val="false"/>
               <w:spacing w:after="40" w:before="0"/>
               <w:jc w:val="left"/>
             </w:pPr>
@@ -22309,6 +22796,7 @@
           </w:tcPr>
           <w:p>
             <w:pPr>
+              <w:keepNext w:val="false"/>
               <w:spacing w:after="40" w:before="0"/>
               <w:jc w:val="left"/>
             </w:pPr>
@@ -22343,6 +22831,7 @@
           </w:tcPr>
           <w:p>
             <w:pPr>
+              <w:keepNext w:val="false"/>
               <w:spacing w:after="40" w:before="0"/>
               <w:jc w:val="left"/>
             </w:pPr>
@@ -22380,7 +22869,7 @@
             <w:pPr>
               <w:spacing w:after="20" w:before="0"/>
             </w:pPr>
-            <w:hyperlink w:history="1" r:id="rIdxfhgspufq7tdwlw9trwjp">
+            <w:hyperlink w:history="1" r:id="rIdi8jahwzbbk9rmkoehxgzu">
               <w:r>
                 <w:rPr>
                   <w:rFonts w:ascii="Arial" w:cs="Arial" w:eastAsia="Arial" w:hAnsi="Arial"/>
@@ -22413,7 +22902,7 @@
               <w:spacing w:after="10" w:before="0"/>
               <w:ind w:left="120"/>
             </w:pPr>
-            <w:hyperlink w:history="1" r:id="rIdw7ugf5pbwljw_q172jijj">
+            <w:hyperlink w:history="1" r:id="rIdszkfbhgxrcyf_zc9ck0zu">
               <w:r>
                 <w:rPr>
                   <w:rFonts w:ascii="Arial" w:cs="Arial" w:eastAsia="Arial" w:hAnsi="Arial"/>
@@ -22458,7 +22947,7 @@
             <w:pPr>
               <w:spacing w:after="20" w:before="0"/>
             </w:pPr>
-            <w:hyperlink w:history="1" r:id="rIdzkllciunkmpczsm2oel4g">
+            <w:hyperlink w:history="1" r:id="rIdk7pvvpmr3yevaeg82l2ik">
               <w:r>
                 <w:rPr>
                   <w:rFonts w:ascii="Arial" w:cs="Arial" w:eastAsia="Arial" w:hAnsi="Arial"/>
@@ -22491,7 +22980,7 @@
               <w:spacing w:after="10" w:before="0"/>
               <w:ind w:left="120"/>
             </w:pPr>
-            <w:hyperlink w:history="1" r:id="rIdtpyuc3j8dra8r5kgdahig">
+            <w:hyperlink w:history="1" r:id="rIdzc33qmtrmbxygqmkb3x7b">
               <w:r>
                 <w:rPr>
                   <w:rFonts w:ascii="Arial" w:cs="Arial" w:eastAsia="Arial" w:hAnsi="Arial"/>
@@ -22519,6 +23008,7 @@
           </w:tcPr>
           <w:p>
             <w:pPr>
+              <w:keepNext w:val="false"/>
               <w:spacing w:after="40" w:before="0"/>
               <w:jc w:val="left"/>
             </w:pPr>
@@ -22551,6 +23041,7 @@
           </w:tcPr>
           <w:p>
             <w:pPr>
+              <w:keepNext w:val="false"/>
               <w:spacing w:after="40" w:before="0"/>
               <w:jc w:val="left"/>
             </w:pPr>
@@ -22583,6 +23074,7 @@
           </w:tcPr>
           <w:p>
             <w:pPr>
+              <w:keepNext w:val="false"/>
               <w:spacing w:after="40" w:before="0"/>
               <w:jc w:val="left"/>
             </w:pPr>
@@ -22615,6 +23107,7 @@
           </w:tcPr>
           <w:p>
             <w:pPr>
+              <w:keepNext w:val="false"/>
               <w:spacing w:after="40" w:before="0"/>
               <w:jc w:val="left"/>
             </w:pPr>
@@ -22649,6 +23142,7 @@
           </w:tcPr>
           <w:p>
             <w:pPr>
+              <w:keepNext w:val="false"/>
               <w:spacing w:after="40" w:before="0"/>
               <w:jc w:val="left"/>
             </w:pPr>
@@ -22686,7 +23180,7 @@
             <w:pPr>
               <w:spacing w:after="20" w:before="0"/>
             </w:pPr>
-            <w:hyperlink w:history="1" r:id="rIdvndnjpef-uhh1evoaoo8w">
+            <w:hyperlink w:history="1" r:id="rId1clh2lldahfkmumpooe_j">
               <w:r>
                 <w:rPr>
                   <w:rFonts w:ascii="Arial" w:cs="Arial" w:eastAsia="Arial" w:hAnsi="Arial"/>
@@ -22719,7 +23213,7 @@
               <w:spacing w:after="10" w:before="0"/>
               <w:ind w:left="120"/>
             </w:pPr>
-            <w:hyperlink w:history="1" r:id="rIdt2fgxvk-6gilm6eoqzyi4">
+            <w:hyperlink w:history="1" r:id="rIdwn4fotl_pswlodsrw16ti">
               <w:r>
                 <w:rPr>
                   <w:rFonts w:ascii="Arial" w:cs="Arial" w:eastAsia="Arial" w:hAnsi="Arial"/>
@@ -22764,7 +23258,7 @@
             <w:pPr>
               <w:spacing w:after="20" w:before="0"/>
             </w:pPr>
-            <w:hyperlink w:history="1" r:id="rIdzyzwqmhbujuts4k-u9-rg">
+            <w:hyperlink w:history="1" r:id="rIdaih2hz56_wl5ulz3dajuf">
               <w:r>
                 <w:rPr>
                   <w:rFonts w:ascii="Arial" w:cs="Arial" w:eastAsia="Arial" w:hAnsi="Arial"/>
@@ -22797,7 +23291,7 @@
               <w:spacing w:after="10" w:before="0"/>
               <w:ind w:left="120"/>
             </w:pPr>
-            <w:hyperlink w:history="1" r:id="rId-cabohhwmkmrtiehtw5ow">
+            <w:hyperlink w:history="1" r:id="rIdrbp-8gvfzjhgvtzqz3rrl">
               <w:r>
                 <w:rPr>
                   <w:rFonts w:ascii="Arial" w:cs="Arial" w:eastAsia="Arial" w:hAnsi="Arial"/>
@@ -22825,6 +23319,7 @@
           </w:tcPr>
           <w:p>
             <w:pPr>
+              <w:keepNext w:val="false"/>
               <w:spacing w:after="40" w:before="0"/>
               <w:jc w:val="left"/>
             </w:pPr>
@@ -22857,6 +23352,7 @@
           </w:tcPr>
           <w:p>
             <w:pPr>
+              <w:keepNext w:val="false"/>
               <w:spacing w:after="40" w:before="0"/>
               <w:jc w:val="left"/>
             </w:pPr>
@@ -22889,6 +23385,7 @@
           </w:tcPr>
           <w:p>
             <w:pPr>
+              <w:keepNext w:val="false"/>
               <w:spacing w:after="40" w:before="0"/>
               <w:jc w:val="left"/>
             </w:pPr>
@@ -22921,6 +23418,7 @@
           </w:tcPr>
           <w:p>
             <w:pPr>
+              <w:keepNext w:val="false"/>
               <w:spacing w:after="40" w:before="0"/>
               <w:jc w:val="left"/>
             </w:pPr>
@@ -22955,6 +23453,7 @@
           </w:tcPr>
           <w:p>
             <w:pPr>
+              <w:keepNext w:val="false"/>
               <w:spacing w:after="40" w:before="0"/>
               <w:jc w:val="left"/>
             </w:pPr>
@@ -22992,7 +23491,7 @@
             <w:pPr>
               <w:spacing w:after="20" w:before="0"/>
             </w:pPr>
-            <w:hyperlink w:history="1" r:id="rIddjihrzxa1bzm1nrmbza7l">
+            <w:hyperlink w:history="1" r:id="rIdhguiy9qro00kq_na7m5ox">
               <w:r>
                 <w:rPr>
                   <w:rFonts w:ascii="Arial" w:cs="Arial" w:eastAsia="Arial" w:hAnsi="Arial"/>
@@ -23041,7 +23540,7 @@
               <w:spacing w:after="10" w:before="0"/>
               <w:ind w:left="120"/>
             </w:pPr>
-            <w:hyperlink w:history="1" r:id="rId292u0tydwlv2clgt724uv">
+            <w:hyperlink w:history="1" r:id="rId2s-wjmr4dkc_2vvz8d-aq">
               <w:r>
                 <w:rPr>
                   <w:rFonts w:ascii="Arial" w:cs="Arial" w:eastAsia="Arial" w:hAnsi="Arial"/>
@@ -23086,7 +23585,7 @@
             <w:pPr>
               <w:spacing w:after="20" w:before="0"/>
             </w:pPr>
-            <w:hyperlink w:history="1" r:id="rIdxabcuoo_idxwejli0xh1h">
+            <w:hyperlink w:history="1" r:id="rIdn-rb_o6gmhp0g5nfr9rl2">
               <w:r>
                 <w:rPr>
                   <w:rFonts w:ascii="Arial" w:cs="Arial" w:eastAsia="Arial" w:hAnsi="Arial"/>
@@ -23119,7 +23618,7 @@
               <w:spacing w:after="10" w:before="0"/>
               <w:ind w:left="120"/>
             </w:pPr>
-            <w:hyperlink w:history="1" r:id="rId2cszz3cga-fq1xbvko3t_">
+            <w:hyperlink w:history="1" r:id="rIddi9rm1l9pbtkv9ho9vtdg">
               <w:r>
                 <w:rPr>
                   <w:rFonts w:ascii="Arial" w:cs="Arial" w:eastAsia="Arial" w:hAnsi="Arial"/>
@@ -23147,6 +23646,7 @@
           </w:tcPr>
           <w:p>
             <w:pPr>
+              <w:keepNext w:val="false"/>
               <w:spacing w:after="40" w:before="0"/>
               <w:jc w:val="left"/>
             </w:pPr>
@@ -23179,6 +23679,7 @@
           </w:tcPr>
           <w:p>
             <w:pPr>
+              <w:keepNext w:val="false"/>
               <w:spacing w:after="40" w:before="0"/>
               <w:jc w:val="left"/>
             </w:pPr>
@@ -23211,6 +23712,7 @@
           </w:tcPr>
           <w:p>
             <w:pPr>
+              <w:keepNext w:val="false"/>
               <w:spacing w:after="40" w:before="0"/>
               <w:jc w:val="left"/>
             </w:pPr>
@@ -23243,6 +23745,7 @@
           </w:tcPr>
           <w:p>
             <w:pPr>
+              <w:keepNext w:val="false"/>
               <w:spacing w:after="40" w:before="0"/>
               <w:jc w:val="left"/>
             </w:pPr>
@@ -23302,6 +23805,7 @@
           </w:tcPr>
           <w:p>
             <w:pPr>
+              <w:keepNext w:val="false"/>
               <w:spacing w:after="40" w:before="0"/>
               <w:jc w:val="center"/>
             </w:pPr>
@@ -23336,6 +23840,7 @@
           </w:tcPr>
           <w:p>
             <w:pPr>
+              <w:keepNext w:val="false"/>
               <w:spacing w:after="40" w:before="0"/>
               <w:jc w:val="left"/>
             </w:pPr>
@@ -23397,6 +23902,7 @@
           </w:tcPr>
           <w:p>
             <w:pPr>
+              <w:keepNext w:val="false"/>
               <w:spacing w:after="40" w:before="0"/>
               <w:jc w:val="center"/>
             </w:pPr>
@@ -23431,6 +23937,7 @@
           </w:tcPr>
           <w:p>
             <w:pPr>
+              <w:keepNext w:val="false"/>
               <w:spacing w:after="40" w:before="0"/>
               <w:jc w:val="left"/>
             </w:pPr>
@@ -23463,6 +23970,7 @@
           </w:tcPr>
           <w:p>
             <w:pPr>
+              <w:keepNext w:val="false"/>
               <w:spacing w:after="40" w:before="0"/>
               <w:jc w:val="left"/>
             </w:pPr>
@@ -23497,6 +24005,7 @@
           </w:tcPr>
           <w:p>
             <w:pPr>
+              <w:keepNext w:val="false"/>
               <w:spacing w:after="40" w:before="0"/>
               <w:jc w:val="left"/>
             </w:pPr>
@@ -23529,6 +24038,7 @@
           </w:tcPr>
           <w:p>
             <w:pPr>
+              <w:keepNext w:val="false"/>
               <w:spacing w:after="40" w:before="0"/>
               <w:jc w:val="left"/>
             </w:pPr>
@@ -23563,6 +24073,7 @@
           </w:tcPr>
           <w:p>
             <w:pPr>
+              <w:keepNext w:val="false"/>
               <w:spacing w:after="40" w:before="0"/>
               <w:jc w:val="left"/>
             </w:pPr>
@@ -23595,6 +24106,7 @@
           </w:tcPr>
           <w:p>
             <w:pPr>
+              <w:keepNext w:val="false"/>
               <w:spacing w:after="40" w:before="0"/>
               <w:jc w:val="left"/>
             </w:pPr>
@@ -23631,7 +24143,7 @@
         </w:rPr>
         <w:t xml:space="preserve">© 2026 SeaVuria and ARES. Aligned with KICD objectives. Developed by SeaVuria; technical implementation by ARES (with AI assistance from Claude). Licensed under </w:t>
       </w:r>
-      <w:hyperlink w:history="1" r:id="rIdrbnnzzwyjnpm1jru3z-b-">
+      <w:hyperlink w:history="1" r:id="rId45b7oes3syd_8nut56k_v">
         <w:r>
           <w:rPr>
             <w:rFonts w:ascii="Arial" w:cs="Arial" w:eastAsia="Arial" w:hAnsi="Arial"/>
@@ -23652,7 +24164,7 @@
         </w:rPr>
         <w:t xml:space="preserve"> (</w:t>
       </w:r>
-      <w:hyperlink w:history="1" r:id="rIdjp2du7xnp4c-reioy5uti">
+      <w:hyperlink w:history="1" r:id="rIdxnn9cu9muuu3umjvrf5wa">
         <w:r>
           <w:rPr>
             <w:rFonts w:ascii="Arial" w:cs="Arial" w:eastAsia="Arial" w:hAnsi="Arial"/>
@@ -23712,6 +24224,7 @@
           </w:tcPr>
           <w:p>
             <w:pPr>
+              <w:keepNext w:val="false"/>
               <w:spacing w:after="40" w:before="0"/>
               <w:jc w:val="center"/>
             </w:pPr>
@@ -23747,6 +24260,7 @@
           </w:tcPr>
           <w:p>
             <w:pPr>
+              <w:keepNext w:val="false"/>
               <w:spacing w:after="40" w:before="0"/>
               <w:jc w:val="center"/>
             </w:pPr>
@@ -23781,6 +24295,7 @@
           </w:tcPr>
           <w:p>
             <w:pPr>
+              <w:keepNext w:val="false"/>
               <w:spacing w:after="40" w:before="0"/>
               <w:jc w:val="left"/>
             </w:pPr>
@@ -23813,6 +24328,7 @@
           </w:tcPr>
           <w:p>
             <w:pPr>
+              <w:keepNext w:val="false"/>
               <w:spacing w:after="40" w:before="0"/>
               <w:jc w:val="left"/>
             </w:pPr>
@@ -23847,6 +24363,7 @@
           </w:tcPr>
           <w:p>
             <w:pPr>
+              <w:keepNext w:val="false"/>
               <w:spacing w:after="40" w:before="0"/>
               <w:jc w:val="left"/>
             </w:pPr>
@@ -23879,6 +24396,7 @@
           </w:tcPr>
           <w:p>
             <w:pPr>
+              <w:keepNext w:val="false"/>
               <w:spacing w:after="40" w:before="0"/>
               <w:jc w:val="left"/>
             </w:pPr>
@@ -23913,6 +24431,7 @@
           </w:tcPr>
           <w:p>
             <w:pPr>
+              <w:keepNext w:val="false"/>
               <w:spacing w:after="40" w:before="0"/>
               <w:jc w:val="left"/>
             </w:pPr>
@@ -23945,6 +24464,7 @@
           </w:tcPr>
           <w:p>
             <w:pPr>
+              <w:keepNext w:val="false"/>
               <w:spacing w:after="40" w:before="0"/>
               <w:jc w:val="left"/>
             </w:pPr>
@@ -23979,6 +24499,7 @@
           </w:tcPr>
           <w:p>
             <w:pPr>
+              <w:keepNext w:val="false"/>
               <w:spacing w:after="40" w:before="0"/>
               <w:jc w:val="left"/>
             </w:pPr>
@@ -24011,6 +24532,7 @@
           </w:tcPr>
           <w:p>
             <w:pPr>
+              <w:keepNext w:val="false"/>
               <w:spacing w:after="40" w:before="0"/>
               <w:jc w:val="left"/>
             </w:pPr>
@@ -24045,6 +24567,7 @@
           </w:tcPr>
           <w:p>
             <w:pPr>
+              <w:keepNext w:val="false"/>
               <w:spacing w:after="40" w:before="0"/>
               <w:jc w:val="left"/>
             </w:pPr>
@@ -24077,6 +24600,7 @@
           </w:tcPr>
           <w:p>
             <w:pPr>
+              <w:keepNext w:val="false"/>
               <w:spacing w:after="40" w:before="0"/>
               <w:jc w:val="left"/>
             </w:pPr>
@@ -24111,6 +24635,7 @@
           </w:tcPr>
           <w:p>
             <w:pPr>
+              <w:keepNext w:val="false"/>
               <w:spacing w:after="40" w:before="0"/>
               <w:jc w:val="left"/>
             </w:pPr>
@@ -24143,6 +24668,7 @@
           </w:tcPr>
           <w:p>
             <w:pPr>
+              <w:keepNext w:val="false"/>
               <w:spacing w:after="40" w:before="0"/>
               <w:jc w:val="left"/>
             </w:pPr>
@@ -24177,6 +24703,7 @@
           </w:tcPr>
           <w:p>
             <w:pPr>
+              <w:keepNext w:val="false"/>
               <w:spacing w:after="40" w:before="0"/>
               <w:jc w:val="left"/>
             </w:pPr>
@@ -24209,6 +24736,7 @@
           </w:tcPr>
           <w:p>
             <w:pPr>
+              <w:keepNext w:val="false"/>
               <w:spacing w:after="40" w:before="0"/>
               <w:jc w:val="left"/>
             </w:pPr>
@@ -24243,6 +24771,7 @@
           </w:tcPr>
           <w:p>
             <w:pPr>
+              <w:keepNext w:val="false"/>
               <w:spacing w:after="40" w:before="0"/>
               <w:jc w:val="left"/>
             </w:pPr>
@@ -24275,6 +24804,7 @@
           </w:tcPr>
           <w:p>
             <w:pPr>
+              <w:keepNext w:val="false"/>
               <w:spacing w:after="40" w:before="0"/>
               <w:jc w:val="left"/>
             </w:pPr>
@@ -24334,6 +24864,7 @@
           </w:tcPr>
           <w:p>
             <w:pPr>
+              <w:keepNext w:val="false"/>
               <w:spacing w:after="40" w:before="0"/>
               <w:jc w:val="center"/>
             </w:pPr>
@@ -24368,6 +24899,7 @@
           </w:tcPr>
           <w:p>
             <w:pPr>
+              <w:keepNext w:val="false"/>
               <w:spacing w:after="40" w:before="0"/>
               <w:jc w:val="left"/>
             </w:pPr>
@@ -24432,6 +24964,7 @@
           </w:tcPr>
           <w:p>
             <w:pPr>
+              <w:keepNext w:val="false"/>
               <w:spacing w:after="40" w:before="0"/>
               <w:jc w:val="center"/>
             </w:pPr>
@@ -24466,6 +24999,7 @@
           </w:tcPr>
           <w:p>
             <w:pPr>
+              <w:keepNext w:val="false"/>
               <w:spacing w:after="40" w:before="0"/>
               <w:jc w:val="left"/>
             </w:pPr>
@@ -24498,6 +25032,7 @@
           </w:tcPr>
           <w:p>
             <w:pPr>
+              <w:keepNext w:val="false"/>
               <w:spacing w:after="40" w:before="0"/>
               <w:jc w:val="left"/>
             </w:pPr>
@@ -24530,6 +25065,7 @@
           </w:tcPr>
           <w:p>
             <w:pPr>
+              <w:keepNext w:val="false"/>
               <w:spacing w:after="40" w:before="0"/>
               <w:jc w:val="left"/>
             </w:pPr>
@@ -24562,6 +25098,7 @@
           </w:tcPr>
           <w:p>
             <w:pPr>
+              <w:keepNext w:val="false"/>
               <w:spacing w:after="40" w:before="0"/>
               <w:jc w:val="left"/>
             </w:pPr>
@@ -24594,6 +25131,7 @@
           </w:tcPr>
           <w:p>
             <w:pPr>
+              <w:keepNext w:val="false"/>
               <w:spacing w:after="40" w:before="0"/>
               <w:jc w:val="left"/>
             </w:pPr>
@@ -24628,6 +25166,7 @@
           </w:tcPr>
           <w:p>
             <w:pPr>
+              <w:keepNext w:val="false"/>
               <w:spacing w:after="40" w:before="0"/>
               <w:jc w:val="left"/>
             </w:pPr>
@@ -24665,7 +25204,7 @@
             <w:pPr>
               <w:spacing w:after="20" w:before="0"/>
             </w:pPr>
-            <w:hyperlink w:history="1" r:id="rIdd01msyzcz8edhbzuwcmrh">
+            <w:hyperlink w:history="1" r:id="rIddpef-gehjkykdvq96gxer">
               <w:r>
                 <w:rPr>
                   <w:rFonts w:ascii="Arial" w:cs="Arial" w:eastAsia="Arial" w:hAnsi="Arial"/>
@@ -24714,7 +25253,7 @@
               <w:spacing w:after="10" w:before="0"/>
               <w:ind w:left="120"/>
             </w:pPr>
-            <w:hyperlink w:history="1" r:id="rId4ijdtwlrb6g6i0x1lig5g">
+            <w:hyperlink w:history="1" r:id="rIdtgw0jqgaa19sf_-yajzbf">
               <w:r>
                 <w:rPr>
                   <w:rFonts w:ascii="Arial" w:cs="Arial" w:eastAsia="Arial" w:hAnsi="Arial"/>
@@ -24776,7 +25315,7 @@
               <w:spacing w:after="10" w:before="0"/>
               <w:ind w:left="120"/>
             </w:pPr>
-            <w:hyperlink w:history="1" r:id="rIdyvapt52tjsr_ptbxh_38o">
+            <w:hyperlink w:history="1" r:id="rIdhasnhekq9pueuoj6_mjoi">
               <w:r>
                 <w:rPr>
                   <w:rFonts w:ascii="Arial" w:cs="Arial" w:eastAsia="Arial" w:hAnsi="Arial"/>
@@ -24819,6 +25358,7 @@
           </w:tcPr>
           <w:p>
             <w:pPr>
+              <w:keepNext w:val="false"/>
               <w:spacing w:after="40" w:before="0"/>
               <w:jc w:val="left"/>
             </w:pPr>
@@ -24851,6 +25391,7 @@
           </w:tcPr>
           <w:p>
             <w:pPr>
+              <w:keepNext w:val="false"/>
               <w:spacing w:after="40" w:before="0"/>
               <w:jc w:val="left"/>
             </w:pPr>
@@ -24883,6 +25424,7 @@
           </w:tcPr>
           <w:p>
             <w:pPr>
+              <w:keepNext w:val="false"/>
               <w:spacing w:after="40" w:before="0"/>
               <w:jc w:val="left"/>
             </w:pPr>
@@ -24915,6 +25457,7 @@
           </w:tcPr>
           <w:p>
             <w:pPr>
+              <w:keepNext w:val="false"/>
               <w:spacing w:after="40" w:before="0"/>
               <w:jc w:val="left"/>
             </w:pPr>
@@ -24949,6 +25492,7 @@
           </w:tcPr>
           <w:p>
             <w:pPr>
+              <w:keepNext w:val="false"/>
               <w:spacing w:after="40" w:before="0"/>
               <w:jc w:val="left"/>
             </w:pPr>
@@ -24986,7 +25530,7 @@
             <w:pPr>
               <w:spacing w:after="20" w:before="0"/>
             </w:pPr>
-            <w:hyperlink w:history="1" r:id="rIdf3sa-kwkqxnqluwv3dtfo">
+            <w:hyperlink w:history="1" r:id="rIdqqhci7f-x1hnuf7zjqumr">
               <w:r>
                 <w:rPr>
                   <w:rFonts w:ascii="Arial" w:cs="Arial" w:eastAsia="Arial" w:hAnsi="Arial"/>
@@ -25035,7 +25579,7 @@
               <w:spacing w:after="10" w:before="0"/>
               <w:ind w:left="120"/>
             </w:pPr>
-            <w:hyperlink w:history="1" r:id="rId-oscpstr57irucakiumqn">
+            <w:hyperlink w:history="1" r:id="rIdlhinwfj7zerlyxv-ay2zr">
               <w:r>
                 <w:rPr>
                   <w:rFonts w:ascii="Arial" w:cs="Arial" w:eastAsia="Arial" w:hAnsi="Arial"/>
@@ -25097,7 +25641,7 @@
               <w:spacing w:after="10" w:before="0"/>
               <w:ind w:left="120"/>
             </w:pPr>
-            <w:hyperlink w:history="1" r:id="rId7d8vvqoa2cr62b9qm85n9">
+            <w:hyperlink w:history="1" r:id="rIdxwuve_jfpqub2jvliilta">
               <w:r>
                 <w:rPr>
                   <w:rFonts w:ascii="Arial" w:cs="Arial" w:eastAsia="Arial" w:hAnsi="Arial"/>
@@ -25140,6 +25684,7 @@
           </w:tcPr>
           <w:p>
             <w:pPr>
+              <w:keepNext w:val="false"/>
               <w:spacing w:after="40" w:before="0"/>
               <w:jc w:val="left"/>
             </w:pPr>
@@ -25172,6 +25717,7 @@
           </w:tcPr>
           <w:p>
             <w:pPr>
+              <w:keepNext w:val="false"/>
               <w:spacing w:after="40" w:before="0"/>
               <w:jc w:val="left"/>
             </w:pPr>
@@ -25204,6 +25750,7 @@
           </w:tcPr>
           <w:p>
             <w:pPr>
+              <w:keepNext w:val="false"/>
               <w:spacing w:after="40" w:before="0"/>
               <w:jc w:val="left"/>
             </w:pPr>
@@ -25236,6 +25783,7 @@
           </w:tcPr>
           <w:p>
             <w:pPr>
+              <w:keepNext w:val="false"/>
               <w:spacing w:after="40" w:before="0"/>
               <w:jc w:val="left"/>
             </w:pPr>
@@ -25270,6 +25818,7 @@
           </w:tcPr>
           <w:p>
             <w:pPr>
+              <w:keepNext w:val="false"/>
               <w:spacing w:after="40" w:before="0"/>
               <w:jc w:val="left"/>
             </w:pPr>
@@ -25307,7 +25856,7 @@
             <w:pPr>
               <w:spacing w:after="20" w:before="0"/>
             </w:pPr>
-            <w:hyperlink w:history="1" r:id="rId2kmq5nrlhzqmqi2t_3yj4">
+            <w:hyperlink w:history="1" r:id="rIddenoqrzg2snlu9ob61atg">
               <w:r>
                 <w:rPr>
                   <w:rFonts w:ascii="Arial" w:cs="Arial" w:eastAsia="Arial" w:hAnsi="Arial"/>
@@ -25356,7 +25905,7 @@
               <w:spacing w:after="10" w:before="0"/>
               <w:ind w:left="120"/>
             </w:pPr>
-            <w:hyperlink w:history="1" r:id="rIdkkus2buas3czvjlg64ktj">
+            <w:hyperlink w:history="1" r:id="rIdirnzadwuppnnfc19mjcxk">
               <w:r>
                 <w:rPr>
                   <w:rFonts w:ascii="Arial" w:cs="Arial" w:eastAsia="Arial" w:hAnsi="Arial"/>
@@ -25418,7 +25967,7 @@
               <w:spacing w:after="10" w:before="0"/>
               <w:ind w:left="120"/>
             </w:pPr>
-            <w:hyperlink w:history="1" r:id="rIdgs3atbcwjwp5iheyknn3b">
+            <w:hyperlink w:history="1" r:id="rIden_kzeog6uckpqrxdmuu_">
               <w:r>
                 <w:rPr>
                   <w:rFonts w:ascii="Arial" w:cs="Arial" w:eastAsia="Arial" w:hAnsi="Arial"/>
@@ -25461,6 +26010,7 @@
           </w:tcPr>
           <w:p>
             <w:pPr>
+              <w:keepNext w:val="false"/>
               <w:spacing w:after="40" w:before="0"/>
               <w:jc w:val="left"/>
             </w:pPr>
@@ -25493,6 +26043,7 @@
           </w:tcPr>
           <w:p>
             <w:pPr>
+              <w:keepNext w:val="false"/>
               <w:spacing w:after="40" w:before="0"/>
               <w:jc w:val="left"/>
             </w:pPr>
@@ -25525,6 +26076,7 @@
           </w:tcPr>
           <w:p>
             <w:pPr>
+              <w:keepNext w:val="false"/>
               <w:spacing w:after="40" w:before="0"/>
               <w:jc w:val="left"/>
             </w:pPr>
@@ -25557,6 +26109,7 @@
           </w:tcPr>
           <w:p>
             <w:pPr>
+              <w:keepNext w:val="false"/>
               <w:spacing w:after="40" w:before="0"/>
               <w:jc w:val="left"/>
             </w:pPr>
@@ -25591,6 +26144,7 @@
           </w:tcPr>
           <w:p>
             <w:pPr>
+              <w:keepNext w:val="false"/>
               <w:spacing w:after="40" w:before="0"/>
               <w:jc w:val="left"/>
             </w:pPr>
@@ -25628,7 +26182,7 @@
             <w:pPr>
               <w:spacing w:after="20" w:before="0"/>
             </w:pPr>
-            <w:hyperlink w:history="1" r:id="rId1s3ts8-mii8a4ygchfcgi">
+            <w:hyperlink w:history="1" r:id="rId-dj1vmu_ndgrlgcjjnxkn">
               <w:r>
                 <w:rPr>
                   <w:rFonts w:ascii="Arial" w:cs="Arial" w:eastAsia="Arial" w:hAnsi="Arial"/>
@@ -25677,7 +26231,7 @@
               <w:spacing w:after="10" w:before="0"/>
               <w:ind w:left="120"/>
             </w:pPr>
-            <w:hyperlink w:history="1" r:id="rIdyiwffohql59slnwkszzgx">
+            <w:hyperlink w:history="1" r:id="rIdwg9jxngbcdejlkd2hklfb">
               <w:r>
                 <w:rPr>
                   <w:rFonts w:ascii="Arial" w:cs="Arial" w:eastAsia="Arial" w:hAnsi="Arial"/>
@@ -25739,7 +26293,7 @@
               <w:spacing w:after="10" w:before="0"/>
               <w:ind w:left="120"/>
             </w:pPr>
-            <w:hyperlink w:history="1" r:id="rIdxehaqfz-bo2xc2lw4e3cl">
+            <w:hyperlink w:history="1" r:id="rIdoytchegeavwel9k28mg9m">
               <w:r>
                 <w:rPr>
                   <w:rFonts w:ascii="Arial" w:cs="Arial" w:eastAsia="Arial" w:hAnsi="Arial"/>
@@ -25782,6 +26336,7 @@
           </w:tcPr>
           <w:p>
             <w:pPr>
+              <w:keepNext w:val="false"/>
               <w:spacing w:after="40" w:before="0"/>
               <w:jc w:val="left"/>
             </w:pPr>
@@ -25814,6 +26369,7 @@
           </w:tcPr>
           <w:p>
             <w:pPr>
+              <w:keepNext w:val="false"/>
               <w:spacing w:after="40" w:before="0"/>
               <w:jc w:val="left"/>
             </w:pPr>
@@ -25846,6 +26402,7 @@
           </w:tcPr>
           <w:p>
             <w:pPr>
+              <w:keepNext w:val="false"/>
               <w:spacing w:after="40" w:before="0"/>
               <w:jc w:val="left"/>
             </w:pPr>
@@ -25878,6 +26435,7 @@
           </w:tcPr>
           <w:p>
             <w:pPr>
+              <w:keepNext w:val="false"/>
               <w:spacing w:after="40" w:before="0"/>
               <w:jc w:val="left"/>
             </w:pPr>
@@ -25912,6 +26470,7 @@
           </w:tcPr>
           <w:p>
             <w:pPr>
+              <w:keepNext w:val="false"/>
               <w:spacing w:after="40" w:before="0"/>
               <w:jc w:val="left"/>
             </w:pPr>
@@ -25949,7 +26508,7 @@
             <w:pPr>
               <w:spacing w:after="20" w:before="0"/>
             </w:pPr>
-            <w:hyperlink w:history="1" r:id="rIdwjouv71e5yfbcvmg2axr5">
+            <w:hyperlink w:history="1" r:id="rIdpxeyortmkzvnvt5pf6niu">
               <w:r>
                 <w:rPr>
                   <w:rFonts w:ascii="Arial" w:cs="Arial" w:eastAsia="Arial" w:hAnsi="Arial"/>
@@ -25998,7 +26557,7 @@
               <w:spacing w:after="10" w:before="0"/>
               <w:ind w:left="120"/>
             </w:pPr>
-            <w:hyperlink w:history="1" r:id="rIdytxo16rzqznhldmpkgf2t">
+            <w:hyperlink w:history="1" r:id="rIdvvyjirfyscotl3jdcs_nn">
               <w:r>
                 <w:rPr>
                   <w:rFonts w:ascii="Arial" w:cs="Arial" w:eastAsia="Arial" w:hAnsi="Arial"/>
@@ -26060,7 +26619,7 @@
               <w:spacing w:after="10" w:before="0"/>
               <w:ind w:left="120"/>
             </w:pPr>
-            <w:hyperlink w:history="1" r:id="rIdvlgek4cmu8_j6njgzxad8">
+            <w:hyperlink w:history="1" r:id="rIdx61iv3dpzkaci5d-zwl4f">
               <w:r>
                 <w:rPr>
                   <w:rFonts w:ascii="Arial" w:cs="Arial" w:eastAsia="Arial" w:hAnsi="Arial"/>
@@ -26103,6 +26662,7 @@
           </w:tcPr>
           <w:p>
             <w:pPr>
+              <w:keepNext w:val="false"/>
               <w:spacing w:after="40" w:before="0"/>
               <w:jc w:val="left"/>
             </w:pPr>
@@ -26135,6 +26695,7 @@
           </w:tcPr>
           <w:p>
             <w:pPr>
+              <w:keepNext w:val="false"/>
               <w:spacing w:after="40" w:before="0"/>
               <w:jc w:val="left"/>
             </w:pPr>
@@ -26167,6 +26728,7 @@
           </w:tcPr>
           <w:p>
             <w:pPr>
+              <w:keepNext w:val="false"/>
               <w:spacing w:after="40" w:before="0"/>
               <w:jc w:val="left"/>
             </w:pPr>
@@ -26199,6 +26761,7 @@
           </w:tcPr>
           <w:p>
             <w:pPr>
+              <w:keepNext w:val="false"/>
               <w:spacing w:after="40" w:before="0"/>
               <w:jc w:val="left"/>
             </w:pPr>
@@ -26258,6 +26821,7 @@
           </w:tcPr>
           <w:p>
             <w:pPr>
+              <w:keepNext w:val="false"/>
               <w:spacing w:after="40" w:before="0"/>
               <w:jc w:val="center"/>
             </w:pPr>
@@ -26292,6 +26856,7 @@
           </w:tcPr>
           <w:p>
             <w:pPr>
+              <w:keepNext w:val="false"/>
               <w:spacing w:after="40" w:before="0"/>
               <w:jc w:val="left"/>
             </w:pPr>
@@ -26353,6 +26918,7 @@
           </w:tcPr>
           <w:p>
             <w:pPr>
+              <w:keepNext w:val="false"/>
               <w:spacing w:after="40" w:before="0"/>
               <w:jc w:val="center"/>
             </w:pPr>
@@ -26387,6 +26953,7 @@
           </w:tcPr>
           <w:p>
             <w:pPr>
+              <w:keepNext w:val="false"/>
               <w:spacing w:after="40" w:before="0"/>
               <w:jc w:val="left"/>
             </w:pPr>
@@ -26419,6 +26986,7 @@
           </w:tcPr>
           <w:p>
             <w:pPr>
+              <w:keepNext w:val="false"/>
               <w:spacing w:after="40" w:before="0"/>
               <w:jc w:val="left"/>
             </w:pPr>
@@ -26453,6 +27021,7 @@
           </w:tcPr>
           <w:p>
             <w:pPr>
+              <w:keepNext w:val="false"/>
               <w:spacing w:after="40" w:before="0"/>
               <w:jc w:val="left"/>
             </w:pPr>
@@ -26485,6 +27054,7 @@
           </w:tcPr>
           <w:p>
             <w:pPr>
+              <w:keepNext w:val="false"/>
               <w:spacing w:after="40" w:before="0"/>
               <w:jc w:val="left"/>
             </w:pPr>
@@ -26519,6 +27089,7 @@
           </w:tcPr>
           <w:p>
             <w:pPr>
+              <w:keepNext w:val="false"/>
               <w:spacing w:after="40" w:before="0"/>
               <w:jc w:val="left"/>
             </w:pPr>
@@ -26551,6 +27122,7 @@
           </w:tcPr>
           <w:p>
             <w:pPr>
+              <w:keepNext w:val="false"/>
               <w:spacing w:after="40" w:before="0"/>
               <w:jc w:val="left"/>
             </w:pPr>
@@ -26587,7 +27159,7 @@
         </w:rPr>
         <w:t xml:space="preserve">© 2026 SeaVuria and ARES. Aligned with KICD objectives. Developed by SeaVuria; technical implementation by ARES (with AI assistance from Claude). Licensed under </w:t>
       </w:r>
-      <w:hyperlink w:history="1" r:id="rIdchjiyfe0id8s0fvivszae">
+      <w:hyperlink w:history="1" r:id="rId-q7map4sfrnkttmx9jxba">
         <w:r>
           <w:rPr>
             <w:rFonts w:ascii="Arial" w:cs="Arial" w:eastAsia="Arial" w:hAnsi="Arial"/>
@@ -26608,7 +27180,7 @@
         </w:rPr>
         <w:t xml:space="preserve"> (</w:t>
       </w:r>
-      <w:hyperlink w:history="1" r:id="rIdstwtlurrcpayho8vlqsxn">
+      <w:hyperlink w:history="1" r:id="rIdbwk3f7ithkv2-aojadnsj">
         <w:r>
           <w:rPr>
             <w:rFonts w:ascii="Arial" w:cs="Arial" w:eastAsia="Arial" w:hAnsi="Arial"/>
@@ -26668,6 +27240,7 @@
           </w:tcPr>
           <w:p>
             <w:pPr>
+              <w:keepNext w:val="false"/>
               <w:spacing w:after="40" w:before="0"/>
               <w:jc w:val="center"/>
             </w:pPr>
@@ -26703,6 +27276,7 @@
           </w:tcPr>
           <w:p>
             <w:pPr>
+              <w:keepNext w:val="false"/>
               <w:spacing w:after="40" w:before="0"/>
               <w:jc w:val="center"/>
             </w:pPr>
@@ -26737,6 +27311,7 @@
           </w:tcPr>
           <w:p>
             <w:pPr>
+              <w:keepNext w:val="false"/>
               <w:spacing w:after="40" w:before="0"/>
               <w:jc w:val="left"/>
             </w:pPr>
@@ -26769,6 +27344,7 @@
           </w:tcPr>
           <w:p>
             <w:pPr>
+              <w:keepNext w:val="false"/>
               <w:spacing w:after="40" w:before="0"/>
               <w:jc w:val="left"/>
             </w:pPr>
@@ -26803,6 +27379,7 @@
           </w:tcPr>
           <w:p>
             <w:pPr>
+              <w:keepNext w:val="false"/>
               <w:spacing w:after="40" w:before="0"/>
               <w:jc w:val="left"/>
             </w:pPr>
@@ -26835,6 +27412,7 @@
           </w:tcPr>
           <w:p>
             <w:pPr>
+              <w:keepNext w:val="false"/>
               <w:spacing w:after="40" w:before="0"/>
               <w:jc w:val="left"/>
             </w:pPr>
@@ -26869,6 +27447,7 @@
           </w:tcPr>
           <w:p>
             <w:pPr>
+              <w:keepNext w:val="false"/>
               <w:spacing w:after="40" w:before="0"/>
               <w:jc w:val="left"/>
             </w:pPr>
@@ -26901,6 +27480,7 @@
           </w:tcPr>
           <w:p>
             <w:pPr>
+              <w:keepNext w:val="false"/>
               <w:spacing w:after="40" w:before="0"/>
               <w:jc w:val="left"/>
             </w:pPr>
@@ -26935,6 +27515,7 @@
           </w:tcPr>
           <w:p>
             <w:pPr>
+              <w:keepNext w:val="false"/>
               <w:spacing w:after="40" w:before="0"/>
               <w:jc w:val="left"/>
             </w:pPr>
@@ -26967,6 +27548,7 @@
           </w:tcPr>
           <w:p>
             <w:pPr>
+              <w:keepNext w:val="false"/>
               <w:spacing w:after="40" w:before="0"/>
               <w:jc w:val="left"/>
             </w:pPr>
@@ -27001,6 +27583,7 @@
           </w:tcPr>
           <w:p>
             <w:pPr>
+              <w:keepNext w:val="false"/>
               <w:spacing w:after="40" w:before="0"/>
               <w:jc w:val="left"/>
             </w:pPr>
@@ -27033,6 +27616,7 @@
           </w:tcPr>
           <w:p>
             <w:pPr>
+              <w:keepNext w:val="false"/>
               <w:spacing w:after="40" w:before="0"/>
               <w:jc w:val="left"/>
             </w:pPr>
@@ -27067,6 +27651,7 @@
           </w:tcPr>
           <w:p>
             <w:pPr>
+              <w:keepNext w:val="false"/>
               <w:spacing w:after="40" w:before="0"/>
               <w:jc w:val="left"/>
             </w:pPr>
@@ -27099,6 +27684,7 @@
           </w:tcPr>
           <w:p>
             <w:pPr>
+              <w:keepNext w:val="false"/>
               <w:spacing w:after="40" w:before="0"/>
               <w:jc w:val="left"/>
             </w:pPr>
@@ -27133,6 +27719,7 @@
           </w:tcPr>
           <w:p>
             <w:pPr>
+              <w:keepNext w:val="false"/>
               <w:spacing w:after="40" w:before="0"/>
               <w:jc w:val="left"/>
             </w:pPr>
@@ -27165,6 +27752,7 @@
           </w:tcPr>
           <w:p>
             <w:pPr>
+              <w:keepNext w:val="false"/>
               <w:spacing w:after="40" w:before="0"/>
               <w:jc w:val="left"/>
             </w:pPr>
@@ -27199,6 +27787,7 @@
           </w:tcPr>
           <w:p>
             <w:pPr>
+              <w:keepNext w:val="false"/>
               <w:spacing w:after="40" w:before="0"/>
               <w:jc w:val="left"/>
             </w:pPr>
@@ -27231,6 +27820,7 @@
           </w:tcPr>
           <w:p>
             <w:pPr>
+              <w:keepNext w:val="false"/>
               <w:spacing w:after="40" w:before="0"/>
               <w:jc w:val="left"/>
             </w:pPr>
@@ -27290,6 +27880,7 @@
           </w:tcPr>
           <w:p>
             <w:pPr>
+              <w:keepNext w:val="false"/>
               <w:spacing w:after="40" w:before="0"/>
               <w:jc w:val="center"/>
             </w:pPr>
@@ -27324,6 +27915,7 @@
           </w:tcPr>
           <w:p>
             <w:pPr>
+              <w:keepNext w:val="false"/>
               <w:spacing w:after="40" w:before="0"/>
               <w:jc w:val="left"/>
             </w:pPr>
@@ -27388,6 +27980,7 @@
           </w:tcPr>
           <w:p>
             <w:pPr>
+              <w:keepNext w:val="false"/>
               <w:spacing w:after="40" w:before="0"/>
               <w:jc w:val="center"/>
             </w:pPr>
@@ -27422,6 +28015,7 @@
           </w:tcPr>
           <w:p>
             <w:pPr>
+              <w:keepNext w:val="false"/>
               <w:spacing w:after="40" w:before="0"/>
               <w:jc w:val="left"/>
             </w:pPr>
@@ -27454,6 +28048,7 @@
           </w:tcPr>
           <w:p>
             <w:pPr>
+              <w:keepNext w:val="false"/>
               <w:spacing w:after="40" w:before="0"/>
               <w:jc w:val="left"/>
             </w:pPr>
@@ -27486,6 +28081,7 @@
           </w:tcPr>
           <w:p>
             <w:pPr>
+              <w:keepNext w:val="false"/>
               <w:spacing w:after="40" w:before="0"/>
               <w:jc w:val="left"/>
             </w:pPr>
@@ -27518,6 +28114,7 @@
           </w:tcPr>
           <w:p>
             <w:pPr>
+              <w:keepNext w:val="false"/>
               <w:spacing w:after="40" w:before="0"/>
               <w:jc w:val="left"/>
             </w:pPr>
@@ -27550,6 +28147,7 @@
           </w:tcPr>
           <w:p>
             <w:pPr>
+              <w:keepNext w:val="false"/>
               <w:spacing w:after="40" w:before="0"/>
               <w:jc w:val="left"/>
             </w:pPr>
@@ -27584,6 +28182,7 @@
           </w:tcPr>
           <w:p>
             <w:pPr>
+              <w:keepNext w:val="false"/>
               <w:spacing w:after="40" w:before="0"/>
               <w:jc w:val="left"/>
             </w:pPr>
@@ -27621,7 +28220,7 @@
             <w:pPr>
               <w:spacing w:after="20" w:before="0"/>
             </w:pPr>
-            <w:hyperlink w:history="1" r:id="rIdtpvwo_0lrbud6dwki6glb">
+            <w:hyperlink w:history="1" r:id="rIdhhersxmrbuw5wymkgrlua">
               <w:r>
                 <w:rPr>
                   <w:rFonts w:ascii="Arial" w:cs="Arial" w:eastAsia="Arial" w:hAnsi="Arial"/>
@@ -27654,7 +28253,7 @@
               <w:spacing w:after="10" w:before="0"/>
               <w:ind w:left="120"/>
             </w:pPr>
-            <w:hyperlink w:history="1" r:id="rIdntesxqneuc-gahz00lor7">
+            <w:hyperlink w:history="1" r:id="rId_mngm7gx3xpmtx807e5b4">
               <w:r>
                 <w:rPr>
                   <w:rFonts w:ascii="Arial" w:cs="Arial" w:eastAsia="Arial" w:hAnsi="Arial"/>
@@ -27699,7 +28298,7 @@
             <w:pPr>
               <w:spacing w:after="20" w:before="0"/>
             </w:pPr>
-            <w:hyperlink w:history="1" r:id="rIdq5mxzxr2mwpkbqrzxie21">
+            <w:hyperlink w:history="1" r:id="rIdic6itsetbez2gv5qqnbrz">
               <w:r>
                 <w:rPr>
                   <w:rFonts w:ascii="Arial" w:cs="Arial" w:eastAsia="Arial" w:hAnsi="Arial"/>
@@ -27732,7 +28331,7 @@
               <w:spacing w:after="10" w:before="0"/>
               <w:ind w:left="120"/>
             </w:pPr>
-            <w:hyperlink w:history="1" r:id="rIdxt6xt-koxhqtcnpgzxiuh">
+            <w:hyperlink w:history="1" r:id="rId0qkzw43jr4rhg7hqdwp6m">
               <w:r>
                 <w:rPr>
                   <w:rFonts w:ascii="Arial" w:cs="Arial" w:eastAsia="Arial" w:hAnsi="Arial"/>
@@ -27760,6 +28359,7 @@
           </w:tcPr>
           <w:p>
             <w:pPr>
+              <w:keepNext w:val="false"/>
               <w:spacing w:after="40" w:before="0"/>
               <w:jc w:val="left"/>
             </w:pPr>
@@ -27792,6 +28392,7 @@
           </w:tcPr>
           <w:p>
             <w:pPr>
+              <w:keepNext w:val="false"/>
               <w:spacing w:after="40" w:before="0"/>
               <w:jc w:val="left"/>
             </w:pPr>
@@ -27824,6 +28425,7 @@
           </w:tcPr>
           <w:p>
             <w:pPr>
+              <w:keepNext w:val="false"/>
               <w:spacing w:after="40" w:before="0"/>
               <w:jc w:val="left"/>
             </w:pPr>
@@ -27856,6 +28458,7 @@
           </w:tcPr>
           <w:p>
             <w:pPr>
+              <w:keepNext w:val="false"/>
               <w:spacing w:after="40" w:before="0"/>
               <w:jc w:val="left"/>
             </w:pPr>
@@ -27890,6 +28493,7 @@
           </w:tcPr>
           <w:p>
             <w:pPr>
+              <w:keepNext w:val="false"/>
               <w:spacing w:after="40" w:before="0"/>
               <w:jc w:val="left"/>
             </w:pPr>
@@ -27927,7 +28531,7 @@
             <w:pPr>
               <w:spacing w:after="20" w:before="0"/>
             </w:pPr>
-            <w:hyperlink w:history="1" r:id="rIdihjzfrqdzl-0qy80npawo">
+            <w:hyperlink w:history="1" r:id="rId4_oysiacrkwrgfygzfmax">
               <w:r>
                 <w:rPr>
                   <w:rFonts w:ascii="Arial" w:cs="Arial" w:eastAsia="Arial" w:hAnsi="Arial"/>
@@ -27960,7 +28564,7 @@
               <w:spacing w:after="10" w:before="0"/>
               <w:ind w:left="120"/>
             </w:pPr>
-            <w:hyperlink w:history="1" r:id="rIdhixgjx8hj18pe-0bjo5qd">
+            <w:hyperlink w:history="1" r:id="rIdfx5z6ca6571fk2wiaulhu">
               <w:r>
                 <w:rPr>
                   <w:rFonts w:ascii="Arial" w:cs="Arial" w:eastAsia="Arial" w:hAnsi="Arial"/>
@@ -28005,7 +28609,7 @@
             <w:pPr>
               <w:spacing w:after="20" w:before="0"/>
             </w:pPr>
-            <w:hyperlink w:history="1" r:id="rIdjaj9schprrzhhdyczwqmb">
+            <w:hyperlink w:history="1" r:id="rIdg-by0upgzpl_-cjepj9oi">
               <w:r>
                 <w:rPr>
                   <w:rFonts w:ascii="Arial" w:cs="Arial" w:eastAsia="Arial" w:hAnsi="Arial"/>
@@ -28038,7 +28642,7 @@
               <w:spacing w:after="10" w:before="0"/>
               <w:ind w:left="120"/>
             </w:pPr>
-            <w:hyperlink w:history="1" r:id="rIdiahvoxnzn4r41rsnjaca3">
+            <w:hyperlink w:history="1" r:id="rIdlmncz-mms1rsqwasz4zqx">
               <w:r>
                 <w:rPr>
                   <w:rFonts w:ascii="Arial" w:cs="Arial" w:eastAsia="Arial" w:hAnsi="Arial"/>
@@ -28066,6 +28670,7 @@
           </w:tcPr>
           <w:p>
             <w:pPr>
+              <w:keepNext w:val="false"/>
               <w:spacing w:after="40" w:before="0"/>
               <w:jc w:val="left"/>
             </w:pPr>
@@ -28098,6 +28703,7 @@
           </w:tcPr>
           <w:p>
             <w:pPr>
+              <w:keepNext w:val="false"/>
               <w:spacing w:after="40" w:before="0"/>
               <w:jc w:val="left"/>
             </w:pPr>
@@ -28130,6 +28736,7 @@
           </w:tcPr>
           <w:p>
             <w:pPr>
+              <w:keepNext w:val="false"/>
               <w:spacing w:after="40" w:before="0"/>
               <w:jc w:val="left"/>
             </w:pPr>
@@ -28162,6 +28769,7 @@
           </w:tcPr>
           <w:p>
             <w:pPr>
+              <w:keepNext w:val="false"/>
               <w:spacing w:after="40" w:before="0"/>
               <w:jc w:val="left"/>
             </w:pPr>
@@ -28196,6 +28804,7 @@
           </w:tcPr>
           <w:p>
             <w:pPr>
+              <w:keepNext w:val="false"/>
               <w:spacing w:after="40" w:before="0"/>
               <w:jc w:val="left"/>
             </w:pPr>
@@ -28233,7 +28842,7 @@
             <w:pPr>
               <w:spacing w:after="20" w:before="0"/>
             </w:pPr>
-            <w:hyperlink w:history="1" r:id="rIdbx2ay667ga4ze5uloyavt">
+            <w:hyperlink w:history="1" r:id="rIdy8wcej7qnp_fmn01osaxv">
               <w:r>
                 <w:rPr>
                   <w:rFonts w:ascii="Arial" w:cs="Arial" w:eastAsia="Arial" w:hAnsi="Arial"/>
@@ -28282,7 +28891,7 @@
               <w:spacing w:after="10" w:before="0"/>
               <w:ind w:left="120"/>
             </w:pPr>
-            <w:hyperlink w:history="1" r:id="rIdk-uzyxpvrz_ayhrfycum9">
+            <w:hyperlink w:history="1" r:id="rIdp2bjbmsy9va1apuuqz1ya">
               <w:r>
                 <w:rPr>
                   <w:rFonts w:ascii="Arial" w:cs="Arial" w:eastAsia="Arial" w:hAnsi="Arial"/>
@@ -28327,7 +28936,7 @@
             <w:pPr>
               <w:spacing w:after="20" w:before="0"/>
             </w:pPr>
-            <w:hyperlink w:history="1" r:id="rIdewmj3jxzlhed5ytpprd3t">
+            <w:hyperlink w:history="1" r:id="rIdobrx6htgh6ze5fu6pgzij">
               <w:r>
                 <w:rPr>
                   <w:rFonts w:ascii="Arial" w:cs="Arial" w:eastAsia="Arial" w:hAnsi="Arial"/>
@@ -28360,7 +28969,7 @@
               <w:spacing w:after="10" w:before="0"/>
               <w:ind w:left="120"/>
             </w:pPr>
-            <w:hyperlink w:history="1" r:id="rIdga_4mqsnbrwg6mcekduic">
+            <w:hyperlink w:history="1" r:id="rIdm6lwjjs6tjwzdcu-crmz1">
               <w:r>
                 <w:rPr>
                   <w:rFonts w:ascii="Arial" w:cs="Arial" w:eastAsia="Arial" w:hAnsi="Arial"/>
@@ -28388,6 +28997,7 @@
           </w:tcPr>
           <w:p>
             <w:pPr>
+              <w:keepNext w:val="false"/>
               <w:spacing w:after="40" w:before="0"/>
               <w:jc w:val="left"/>
             </w:pPr>
@@ -28420,6 +29030,7 @@
           </w:tcPr>
           <w:p>
             <w:pPr>
+              <w:keepNext w:val="false"/>
               <w:spacing w:after="40" w:before="0"/>
               <w:jc w:val="left"/>
             </w:pPr>
@@ -28452,6 +29063,7 @@
           </w:tcPr>
           <w:p>
             <w:pPr>
+              <w:keepNext w:val="false"/>
               <w:spacing w:after="40" w:before="0"/>
               <w:jc w:val="left"/>
             </w:pPr>
@@ -28484,6 +29096,7 @@
           </w:tcPr>
           <w:p>
             <w:pPr>
+              <w:keepNext w:val="false"/>
               <w:spacing w:after="40" w:before="0"/>
               <w:jc w:val="left"/>
             </w:pPr>
@@ -28518,6 +29131,7 @@
           </w:tcPr>
           <w:p>
             <w:pPr>
+              <w:keepNext w:val="false"/>
               <w:spacing w:after="40" w:before="0"/>
               <w:jc w:val="left"/>
             </w:pPr>
@@ -28555,7 +29169,7 @@
             <w:pPr>
               <w:spacing w:after="20" w:before="0"/>
             </w:pPr>
-            <w:hyperlink w:history="1" r:id="rIde2iantljs1du4zsgsxshe">
+            <w:hyperlink w:history="1" r:id="rId4alpy_txryf6hf1np9xbb">
               <w:r>
                 <w:rPr>
                   <w:rFonts w:ascii="Arial" w:cs="Arial" w:eastAsia="Arial" w:hAnsi="Arial"/>
@@ -28604,7 +29218,7 @@
               <w:spacing w:after="10" w:before="0"/>
               <w:ind w:left="120"/>
             </w:pPr>
-            <w:hyperlink w:history="1" r:id="rIduhjuf_vs3zqv-zg2m-psw">
+            <w:hyperlink w:history="1" r:id="rIdf277oxf73ee0age65crwu">
               <w:r>
                 <w:rPr>
                   <w:rFonts w:ascii="Arial" w:cs="Arial" w:eastAsia="Arial" w:hAnsi="Arial"/>
@@ -28649,7 +29263,7 @@
             <w:pPr>
               <w:spacing w:after="20" w:before="0"/>
             </w:pPr>
-            <w:hyperlink w:history="1" r:id="rIdp-y7tvf4drkfyzhklnw7k">
+            <w:hyperlink w:history="1" r:id="rId4pz_hxbpcnox46e8xb4jg">
               <w:r>
                 <w:rPr>
                   <w:rFonts w:ascii="Arial" w:cs="Arial" w:eastAsia="Arial" w:hAnsi="Arial"/>
@@ -28682,7 +29296,7 @@
               <w:spacing w:after="10" w:before="0"/>
               <w:ind w:left="120"/>
             </w:pPr>
-            <w:hyperlink w:history="1" r:id="rIdunhcazwtxl1lmtrp_b7un">
+            <w:hyperlink w:history="1" r:id="rIdk1twqni8ziokmwgsx0gal">
               <w:r>
                 <w:rPr>
                   <w:rFonts w:ascii="Arial" w:cs="Arial" w:eastAsia="Arial" w:hAnsi="Arial"/>
@@ -28710,6 +29324,7 @@
           </w:tcPr>
           <w:p>
             <w:pPr>
+              <w:keepNext w:val="false"/>
               <w:spacing w:after="40" w:before="0"/>
               <w:jc w:val="left"/>
             </w:pPr>
@@ -28742,6 +29357,7 @@
           </w:tcPr>
           <w:p>
             <w:pPr>
+              <w:keepNext w:val="false"/>
               <w:spacing w:after="40" w:before="0"/>
               <w:jc w:val="left"/>
             </w:pPr>
@@ -28774,6 +29390,7 @@
           </w:tcPr>
           <w:p>
             <w:pPr>
+              <w:keepNext w:val="false"/>
               <w:spacing w:after="40" w:before="0"/>
               <w:jc w:val="left"/>
             </w:pPr>
@@ -28806,6 +29423,7 @@
           </w:tcPr>
           <w:p>
             <w:pPr>
+              <w:keepNext w:val="false"/>
               <w:spacing w:after="40" w:before="0"/>
               <w:jc w:val="left"/>
             </w:pPr>
@@ -28840,6 +29458,7 @@
           </w:tcPr>
           <w:p>
             <w:pPr>
+              <w:keepNext w:val="false"/>
               <w:spacing w:after="40" w:before="0"/>
               <w:jc w:val="left"/>
             </w:pPr>
@@ -28877,7 +29496,7 @@
             <w:pPr>
               <w:spacing w:after="20" w:before="0"/>
             </w:pPr>
-            <w:hyperlink w:history="1" r:id="rIdbr-ecvp0remtzd3tmxpbo">
+            <w:hyperlink w:history="1" r:id="rIddjoe9bnxyttx9d6r5baot">
               <w:r>
                 <w:rPr>
                   <w:rFonts w:ascii="Arial" w:cs="Arial" w:eastAsia="Arial" w:hAnsi="Arial"/>
@@ -28926,7 +29545,7 @@
               <w:spacing w:after="10" w:before="0"/>
               <w:ind w:left="120"/>
             </w:pPr>
-            <w:hyperlink w:history="1" r:id="rIdfr0ltczvtmd6k5kjiaobq">
+            <w:hyperlink w:history="1" r:id="rIdpectbgc26tzh1y6eegruv">
               <w:r>
                 <w:rPr>
                   <w:rFonts w:ascii="Arial" w:cs="Arial" w:eastAsia="Arial" w:hAnsi="Arial"/>
@@ -28971,7 +29590,7 @@
             <w:pPr>
               <w:spacing w:after="20" w:before="0"/>
             </w:pPr>
-            <w:hyperlink w:history="1" r:id="rIds6mi9s85tiqna4c8p-bpa">
+            <w:hyperlink w:history="1" r:id="rIdkewwajmoxqsbwmolp5xp8">
               <w:r>
                 <w:rPr>
                   <w:rFonts w:ascii="Arial" w:cs="Arial" w:eastAsia="Arial" w:hAnsi="Arial"/>
@@ -29004,7 +29623,7 @@
               <w:spacing w:after="10" w:before="0"/>
               <w:ind w:left="120"/>
             </w:pPr>
-            <w:hyperlink w:history="1" r:id="rIdfoa4mxhghbmtx_yyqe-54">
+            <w:hyperlink w:history="1" r:id="rIdk3gau7ym8x9r_rqtie7wc">
               <w:r>
                 <w:rPr>
                   <w:rFonts w:ascii="Arial" w:cs="Arial" w:eastAsia="Arial" w:hAnsi="Arial"/>
@@ -29032,6 +29651,7 @@
           </w:tcPr>
           <w:p>
             <w:pPr>
+              <w:keepNext w:val="false"/>
               <w:spacing w:after="40" w:before="0"/>
               <w:jc w:val="left"/>
             </w:pPr>
@@ -29064,6 +29684,7 @@
           </w:tcPr>
           <w:p>
             <w:pPr>
+              <w:keepNext w:val="false"/>
               <w:spacing w:after="40" w:before="0"/>
               <w:jc w:val="left"/>
             </w:pPr>
@@ -29096,6 +29717,7 @@
           </w:tcPr>
           <w:p>
             <w:pPr>
+              <w:keepNext w:val="false"/>
               <w:spacing w:after="40" w:before="0"/>
               <w:jc w:val="left"/>
             </w:pPr>
@@ -29128,6 +29750,7 @@
           </w:tcPr>
           <w:p>
             <w:pPr>
+              <w:keepNext w:val="false"/>
               <w:spacing w:after="40" w:before="0"/>
               <w:jc w:val="left"/>
             </w:pPr>
@@ -29187,6 +29810,7 @@
           </w:tcPr>
           <w:p>
             <w:pPr>
+              <w:keepNext w:val="false"/>
               <w:spacing w:after="40" w:before="0"/>
               <w:jc w:val="center"/>
             </w:pPr>
@@ -29221,6 +29845,7 @@
           </w:tcPr>
           <w:p>
             <w:pPr>
+              <w:keepNext w:val="false"/>
               <w:spacing w:after="40" w:before="0"/>
               <w:jc w:val="left"/>
             </w:pPr>
@@ -29282,6 +29907,7 @@
           </w:tcPr>
           <w:p>
             <w:pPr>
+              <w:keepNext w:val="false"/>
               <w:spacing w:after="40" w:before="0"/>
               <w:jc w:val="center"/>
             </w:pPr>
@@ -29316,6 +29942,7 @@
           </w:tcPr>
           <w:p>
             <w:pPr>
+              <w:keepNext w:val="false"/>
               <w:spacing w:after="40" w:before="0"/>
               <w:jc w:val="left"/>
             </w:pPr>
@@ -29348,6 +29975,7 @@
           </w:tcPr>
           <w:p>
             <w:pPr>
+              <w:keepNext w:val="false"/>
               <w:spacing w:after="40" w:before="0"/>
               <w:jc w:val="left"/>
             </w:pPr>
@@ -29382,6 +30010,7 @@
           </w:tcPr>
           <w:p>
             <w:pPr>
+              <w:keepNext w:val="false"/>
               <w:spacing w:after="40" w:before="0"/>
               <w:jc w:val="left"/>
             </w:pPr>
@@ -29414,6 +30043,7 @@
           </w:tcPr>
           <w:p>
             <w:pPr>
+              <w:keepNext w:val="false"/>
               <w:spacing w:after="40" w:before="0"/>
               <w:jc w:val="left"/>
             </w:pPr>
@@ -29448,6 +30078,7 @@
           </w:tcPr>
           <w:p>
             <w:pPr>
+              <w:keepNext w:val="false"/>
               <w:spacing w:after="40" w:before="0"/>
               <w:jc w:val="left"/>
             </w:pPr>
@@ -29480,6 +30111,7 @@
           </w:tcPr>
           <w:p>
             <w:pPr>
+              <w:keepNext w:val="false"/>
               <w:spacing w:after="40" w:before="0"/>
               <w:jc w:val="left"/>
             </w:pPr>
@@ -29516,7 +30148,7 @@
         </w:rPr>
         <w:t xml:space="preserve">© 2026 SeaVuria and ARES. Aligned with KICD objectives. Developed by SeaVuria; technical implementation by ARES (with AI assistance from Claude). Licensed under </w:t>
       </w:r>
-      <w:hyperlink w:history="1" r:id="rId1jqbiizz2swcciznv1uaz">
+      <w:hyperlink w:history="1" r:id="rId2jgueuhqypfwtiwua8cds">
         <w:r>
           <w:rPr>
             <w:rFonts w:ascii="Arial" w:cs="Arial" w:eastAsia="Arial" w:hAnsi="Arial"/>
@@ -29537,7 +30169,7 @@
         </w:rPr>
         <w:t xml:space="preserve"> (</w:t>
       </w:r>
-      <w:hyperlink w:history="1" r:id="rIddfdd0ykwmcnnof4-tefft">
+      <w:hyperlink w:history="1" r:id="rIdrby6cevchyipkuxeezusa">
         <w:r>
           <w:rPr>
             <w:rFonts w:ascii="Arial" w:cs="Arial" w:eastAsia="Arial" w:hAnsi="Arial"/>
@@ -29597,6 +30229,7 @@
           </w:tcPr>
           <w:p>
             <w:pPr>
+              <w:keepNext w:val="false"/>
               <w:spacing w:after="40" w:before="0"/>
               <w:jc w:val="center"/>
             </w:pPr>
@@ -29632,6 +30265,7 @@
           </w:tcPr>
           <w:p>
             <w:pPr>
+              <w:keepNext w:val="false"/>
               <w:spacing w:after="40" w:before="0"/>
               <w:jc w:val="center"/>
             </w:pPr>
@@ -29666,6 +30300,7 @@
           </w:tcPr>
           <w:p>
             <w:pPr>
+              <w:keepNext w:val="false"/>
               <w:spacing w:after="40" w:before="0"/>
               <w:jc w:val="left"/>
             </w:pPr>
@@ -29698,6 +30333,7 @@
           </w:tcPr>
           <w:p>
             <w:pPr>
+              <w:keepNext w:val="false"/>
               <w:spacing w:after="40" w:before="0"/>
               <w:jc w:val="left"/>
             </w:pPr>
@@ -29732,6 +30368,7 @@
           </w:tcPr>
           <w:p>
             <w:pPr>
+              <w:keepNext w:val="false"/>
               <w:spacing w:after="40" w:before="0"/>
               <w:jc w:val="left"/>
             </w:pPr>
@@ -29764,6 +30401,7 @@
           </w:tcPr>
           <w:p>
             <w:pPr>
+              <w:keepNext w:val="false"/>
               <w:spacing w:after="40" w:before="0"/>
               <w:jc w:val="left"/>
             </w:pPr>
@@ -29798,6 +30436,7 @@
           </w:tcPr>
           <w:p>
             <w:pPr>
+              <w:keepNext w:val="false"/>
               <w:spacing w:after="40" w:before="0"/>
               <w:jc w:val="left"/>
             </w:pPr>
@@ -29830,6 +30469,7 @@
           </w:tcPr>
           <w:p>
             <w:pPr>
+              <w:keepNext w:val="false"/>
               <w:spacing w:after="40" w:before="0"/>
               <w:jc w:val="left"/>
             </w:pPr>
@@ -29864,6 +30504,7 @@
           </w:tcPr>
           <w:p>
             <w:pPr>
+              <w:keepNext w:val="false"/>
               <w:spacing w:after="40" w:before="0"/>
               <w:jc w:val="left"/>
             </w:pPr>
@@ -29896,6 +30537,7 @@
           </w:tcPr>
           <w:p>
             <w:pPr>
+              <w:keepNext w:val="false"/>
               <w:spacing w:after="40" w:before="0"/>
               <w:jc w:val="left"/>
             </w:pPr>
@@ -29930,6 +30572,7 @@
           </w:tcPr>
           <w:p>
             <w:pPr>
+              <w:keepNext w:val="false"/>
               <w:spacing w:after="40" w:before="0"/>
               <w:jc w:val="left"/>
             </w:pPr>
@@ -29962,6 +30605,7 @@
           </w:tcPr>
           <w:p>
             <w:pPr>
+              <w:keepNext w:val="false"/>
               <w:spacing w:after="40" w:before="0"/>
               <w:jc w:val="left"/>
             </w:pPr>
@@ -29996,6 +30640,7 @@
           </w:tcPr>
           <w:p>
             <w:pPr>
+              <w:keepNext w:val="false"/>
               <w:spacing w:after="40" w:before="0"/>
               <w:jc w:val="left"/>
             </w:pPr>
@@ -30028,6 +30673,7 @@
           </w:tcPr>
           <w:p>
             <w:pPr>
+              <w:keepNext w:val="false"/>
               <w:spacing w:after="40" w:before="0"/>
               <w:jc w:val="left"/>
             </w:pPr>
@@ -30062,6 +30708,7 @@
           </w:tcPr>
           <w:p>
             <w:pPr>
+              <w:keepNext w:val="false"/>
               <w:spacing w:after="40" w:before="0"/>
               <w:jc w:val="left"/>
             </w:pPr>
@@ -30094,6 +30741,7 @@
           </w:tcPr>
           <w:p>
             <w:pPr>
+              <w:keepNext w:val="false"/>
               <w:spacing w:after="40" w:before="0"/>
               <w:jc w:val="left"/>
             </w:pPr>
@@ -30128,6 +30776,7 @@
           </w:tcPr>
           <w:p>
             <w:pPr>
+              <w:keepNext w:val="false"/>
               <w:spacing w:after="40" w:before="0"/>
               <w:jc w:val="left"/>
             </w:pPr>
@@ -30160,6 +30809,7 @@
           </w:tcPr>
           <w:p>
             <w:pPr>
+              <w:keepNext w:val="false"/>
               <w:spacing w:after="40" w:before="0"/>
               <w:jc w:val="left"/>
             </w:pPr>
@@ -30219,6 +30869,7 @@
           </w:tcPr>
           <w:p>
             <w:pPr>
+              <w:keepNext w:val="false"/>
               <w:spacing w:after="40" w:before="0"/>
               <w:jc w:val="center"/>
             </w:pPr>
@@ -30253,6 +30904,7 @@
           </w:tcPr>
           <w:p>
             <w:pPr>
+              <w:keepNext w:val="false"/>
               <w:spacing w:after="40" w:before="0"/>
               <w:jc w:val="left"/>
             </w:pPr>
@@ -30317,6 +30969,7 @@
           </w:tcPr>
           <w:p>
             <w:pPr>
+              <w:keepNext w:val="false"/>
               <w:spacing w:after="40" w:before="0"/>
               <w:jc w:val="center"/>
             </w:pPr>
@@ -30351,6 +31004,7 @@
           </w:tcPr>
           <w:p>
             <w:pPr>
+              <w:keepNext w:val="false"/>
               <w:spacing w:after="40" w:before="0"/>
               <w:jc w:val="left"/>
             </w:pPr>
@@ -30383,6 +31037,7 @@
           </w:tcPr>
           <w:p>
             <w:pPr>
+              <w:keepNext w:val="false"/>
               <w:spacing w:after="40" w:before="0"/>
               <w:jc w:val="left"/>
             </w:pPr>
@@ -30415,6 +31070,7 @@
           </w:tcPr>
           <w:p>
             <w:pPr>
+              <w:keepNext w:val="false"/>
               <w:spacing w:after="40" w:before="0"/>
               <w:jc w:val="left"/>
             </w:pPr>
@@ -30447,6 +31103,7 @@
           </w:tcPr>
           <w:p>
             <w:pPr>
+              <w:keepNext w:val="false"/>
               <w:spacing w:after="40" w:before="0"/>
               <w:jc w:val="left"/>
             </w:pPr>
@@ -30479,6 +31136,7 @@
           </w:tcPr>
           <w:p>
             <w:pPr>
+              <w:keepNext w:val="false"/>
               <w:spacing w:after="40" w:before="0"/>
               <w:jc w:val="left"/>
             </w:pPr>
@@ -30513,6 +31171,7 @@
           </w:tcPr>
           <w:p>
             <w:pPr>
+              <w:keepNext w:val="false"/>
               <w:spacing w:after="40" w:before="0"/>
               <w:jc w:val="left"/>
             </w:pPr>
@@ -30550,7 +31209,7 @@
             <w:pPr>
               <w:spacing w:after="20" w:before="0"/>
             </w:pPr>
-            <w:hyperlink w:history="1" r:id="rIdz2c3bgjwa4lbewon2tzrs">
+            <w:hyperlink w:history="1" r:id="rIdfjzuc2gh9gbh4swbjdkxa">
               <w:r>
                 <w:rPr>
                   <w:rFonts w:ascii="Arial" w:cs="Arial" w:eastAsia="Arial" w:hAnsi="Arial"/>
@@ -30583,7 +31242,7 @@
               <w:spacing w:after="10" w:before="0"/>
               <w:ind w:left="120"/>
             </w:pPr>
-            <w:hyperlink w:history="1" r:id="rIdwojyidz4jh_uixfxgjvwt">
+            <w:hyperlink w:history="1" r:id="rId4ixqtbefy6mk_mvmdh3iu">
               <w:r>
                 <w:rPr>
                   <w:rFonts w:ascii="Arial" w:cs="Arial" w:eastAsia="Arial" w:hAnsi="Arial"/>
@@ -30628,7 +31287,7 @@
             <w:pPr>
               <w:spacing w:after="20" w:before="0"/>
             </w:pPr>
-            <w:hyperlink w:history="1" r:id="rIdccfdhxcpgrbzsn_3a3ev7">
+            <w:hyperlink w:history="1" r:id="rIdqko1phgyoehwhfrkr0ksy">
               <w:r>
                 <w:rPr>
                   <w:rFonts w:ascii="Arial" w:cs="Arial" w:eastAsia="Arial" w:hAnsi="Arial"/>
@@ -30661,7 +31320,7 @@
               <w:spacing w:after="10" w:before="0"/>
               <w:ind w:left="120"/>
             </w:pPr>
-            <w:hyperlink w:history="1" r:id="rIdirgkqkvg_7cib5ilkb_al">
+            <w:hyperlink w:history="1" r:id="rIdlzszwjcv9yooqvkfjhnc-">
               <w:r>
                 <w:rPr>
                   <w:rFonts w:ascii="Arial" w:cs="Arial" w:eastAsia="Arial" w:hAnsi="Arial"/>
@@ -30689,6 +31348,7 @@
           </w:tcPr>
           <w:p>
             <w:pPr>
+              <w:keepNext w:val="false"/>
               <w:spacing w:after="40" w:before="0"/>
               <w:jc w:val="left"/>
             </w:pPr>
@@ -30748,6 +31408,7 @@
           </w:p>
           <w:p>
             <w:pPr>
+              <w:keepNext w:val="false"/>
               <w:spacing w:after="40" w:before="0"/>
               <w:jc w:val="left"/>
             </w:pPr>
@@ -30780,6 +31441,7 @@
           </w:tcPr>
           <w:p>
             <w:pPr>
+              <w:keepNext w:val="false"/>
               <w:spacing w:after="40" w:before="0"/>
               <w:jc w:val="left"/>
             </w:pPr>
@@ -30799,6 +31461,7 @@
           </w:p>
           <w:p>
             <w:pPr>
+              <w:keepNext w:val="false"/>
               <w:spacing w:after="40" w:before="0"/>
               <w:jc w:val="left"/>
             </w:pPr>
@@ -30818,6 +31481,7 @@
           </w:p>
           <w:p>
             <w:pPr>
+              <w:keepNext w:val="false"/>
               <w:spacing w:after="40" w:before="0"/>
               <w:jc w:val="left"/>
             </w:pPr>
@@ -30837,6 +31501,7 @@
           </w:p>
           <w:p>
             <w:pPr>
+              <w:keepNext w:val="false"/>
               <w:spacing w:after="40" w:before="0"/>
               <w:jc w:val="left"/>
             </w:pPr>
@@ -30869,6 +31534,7 @@
           </w:tcPr>
           <w:p>
             <w:pPr>
+              <w:keepNext w:val="false"/>
               <w:spacing w:after="40" w:before="0"/>
               <w:jc w:val="left"/>
             </w:pPr>
@@ -30901,6 +31567,7 @@
           </w:tcPr>
           <w:p>
             <w:pPr>
+              <w:keepNext w:val="false"/>
               <w:spacing w:after="40" w:before="0"/>
               <w:jc w:val="left"/>
             </w:pPr>
@@ -30935,6 +31602,7 @@
           </w:tcPr>
           <w:p>
             <w:pPr>
+              <w:keepNext w:val="false"/>
               <w:spacing w:after="40" w:before="0"/>
               <w:jc w:val="left"/>
             </w:pPr>
@@ -30972,7 +31640,7 @@
             <w:pPr>
               <w:spacing w:after="20" w:before="0"/>
             </w:pPr>
-            <w:hyperlink w:history="1" r:id="rIdyqci9bpzlbbc9df07pcuj">
+            <w:hyperlink w:history="1" r:id="rIdq9-1tlatgk52aydmnboum">
               <w:r>
                 <w:rPr>
                   <w:rFonts w:ascii="Arial" w:cs="Arial" w:eastAsia="Arial" w:hAnsi="Arial"/>
@@ -31005,7 +31673,7 @@
               <w:spacing w:after="10" w:before="0"/>
               <w:ind w:left="120"/>
             </w:pPr>
-            <w:hyperlink w:history="1" r:id="rId05qotdfgm4ve0qkkad9vs">
+            <w:hyperlink w:history="1" r:id="rId6xntxl-aqjvtb3wvyhkqy">
               <w:r>
                 <w:rPr>
                   <w:rFonts w:ascii="Arial" w:cs="Arial" w:eastAsia="Arial" w:hAnsi="Arial"/>
@@ -31050,7 +31718,7 @@
             <w:pPr>
               <w:spacing w:after="20" w:before="0"/>
             </w:pPr>
-            <w:hyperlink w:history="1" r:id="rIdw0f8eeigajuleif0uycj2">
+            <w:hyperlink w:history="1" r:id="rIdn38mydyv9_8h76vr8ul5n">
               <w:r>
                 <w:rPr>
                   <w:rFonts w:ascii="Arial" w:cs="Arial" w:eastAsia="Arial" w:hAnsi="Arial"/>
@@ -31083,7 +31751,7 @@
               <w:spacing w:after="10" w:before="0"/>
               <w:ind w:left="120"/>
             </w:pPr>
-            <w:hyperlink w:history="1" r:id="rIdxnem2pns7kgaidwafid_z">
+            <w:hyperlink w:history="1" r:id="rIdpvwblclrqvfuei8ns0vjo">
               <w:r>
                 <w:rPr>
                   <w:rFonts w:ascii="Arial" w:cs="Arial" w:eastAsia="Arial" w:hAnsi="Arial"/>
@@ -31111,6 +31779,7 @@
           </w:tcPr>
           <w:p>
             <w:pPr>
+              <w:keepNext w:val="false"/>
               <w:spacing w:after="40" w:before="0"/>
               <w:jc w:val="left"/>
             </w:pPr>
@@ -31130,6 +31799,7 @@
           </w:p>
           <w:p>
             <w:pPr>
+              <w:keepNext w:val="false"/>
               <w:spacing w:after="40" w:before="0"/>
               <w:jc w:val="left"/>
             </w:pPr>
@@ -31149,6 +31819,7 @@
           </w:p>
           <w:p>
             <w:pPr>
+              <w:keepNext w:val="false"/>
               <w:spacing w:after="40" w:before="0"/>
               <w:jc w:val="left"/>
             </w:pPr>
@@ -31168,6 +31839,7 @@
           </w:p>
           <w:p>
             <w:pPr>
+              <w:keepNext w:val="false"/>
               <w:spacing w:after="40" w:before="0"/>
               <w:jc w:val="left"/>
             </w:pPr>
@@ -31187,6 +31859,7 @@
           </w:p>
           <w:p>
             <w:pPr>
+              <w:keepNext w:val="false"/>
               <w:spacing w:after="40" w:before="0"/>
               <w:jc w:val="left"/>
             </w:pPr>
@@ -31206,6 +31879,7 @@
           </w:p>
           <w:p>
             <w:pPr>
+              <w:keepNext w:val="false"/>
               <w:spacing w:after="40" w:before="0"/>
               <w:jc w:val="left"/>
             </w:pPr>
@@ -31225,6 +31899,7 @@
           </w:p>
           <w:p>
             <w:pPr>
+              <w:keepNext w:val="false"/>
               <w:spacing w:after="40" w:before="0"/>
               <w:jc w:val="left"/>
             </w:pPr>
@@ -31304,6 +31979,7 @@
           </w:p>
           <w:p>
             <w:pPr>
+              <w:keepNext w:val="false"/>
               <w:spacing w:after="40" w:before="0"/>
               <w:jc w:val="left"/>
             </w:pPr>
@@ -31323,6 +31999,7 @@
           </w:p>
           <w:p>
             <w:pPr>
+              <w:keepNext w:val="false"/>
               <w:spacing w:after="40" w:before="0"/>
               <w:jc w:val="left"/>
             </w:pPr>
@@ -31355,6 +32032,7 @@
           </w:tcPr>
           <w:p>
             <w:pPr>
+              <w:keepNext w:val="false"/>
               <w:spacing w:after="40" w:before="0"/>
               <w:jc w:val="left"/>
             </w:pPr>
@@ -31374,6 +32052,7 @@
           </w:p>
           <w:p>
             <w:pPr>
+              <w:keepNext w:val="false"/>
               <w:spacing w:after="40" w:before="0"/>
               <w:jc w:val="left"/>
             </w:pPr>
@@ -31393,6 +32072,7 @@
           </w:p>
           <w:p>
             <w:pPr>
+              <w:keepNext w:val="false"/>
               <w:spacing w:after="40" w:before="0"/>
               <w:jc w:val="left"/>
             </w:pPr>
@@ -31412,6 +32092,7 @@
           </w:p>
           <w:p>
             <w:pPr>
+              <w:keepNext w:val="false"/>
               <w:spacing w:after="40" w:before="0"/>
               <w:jc w:val="left"/>
             </w:pPr>
@@ -31431,6 +32112,7 @@
           </w:p>
           <w:p>
             <w:pPr>
+              <w:keepNext w:val="false"/>
               <w:spacing w:after="40" w:before="0"/>
               <w:jc w:val="left"/>
             </w:pPr>
@@ -31463,6 +32145,7 @@
           </w:tcPr>
           <w:p>
             <w:pPr>
+              <w:keepNext w:val="false"/>
               <w:spacing w:after="40" w:before="0"/>
               <w:jc w:val="left"/>
             </w:pPr>
@@ -31495,6 +32178,7 @@
           </w:tcPr>
           <w:p>
             <w:pPr>
+              <w:keepNext w:val="false"/>
               <w:spacing w:after="40" w:before="0"/>
               <w:jc w:val="left"/>
             </w:pPr>
@@ -31529,6 +32213,7 @@
           </w:tcPr>
           <w:p>
             <w:pPr>
+              <w:keepNext w:val="false"/>
               <w:spacing w:after="40" w:before="0"/>
               <w:jc w:val="left"/>
             </w:pPr>
@@ -31566,7 +32251,7 @@
             <w:pPr>
               <w:spacing w:after="20" w:before="0"/>
             </w:pPr>
-            <w:hyperlink w:history="1" r:id="rIdms6t6tio5mi1cug8elwij">
+            <w:hyperlink w:history="1" r:id="rIdjlspfah7tcotzq0cjccv2">
               <w:r>
                 <w:rPr>
                   <w:rFonts w:ascii="Arial" w:cs="Arial" w:eastAsia="Arial" w:hAnsi="Arial"/>
@@ -31615,7 +32300,7 @@
               <w:spacing w:after="10" w:before="0"/>
               <w:ind w:left="120"/>
             </w:pPr>
-            <w:hyperlink w:history="1" r:id="rIdpt7gpofmo1uditxurjv78">
+            <w:hyperlink w:history="1" r:id="rIdj4al6jmyzvf1f6dkywmul">
               <w:r>
                 <w:rPr>
                   <w:rFonts w:ascii="Arial" w:cs="Arial" w:eastAsia="Arial" w:hAnsi="Arial"/>
@@ -31660,7 +32345,7 @@
             <w:pPr>
               <w:spacing w:after="20" w:before="0"/>
             </w:pPr>
-            <w:hyperlink w:history="1" r:id="rIdsznvqyqom8sujhm9uru9n">
+            <w:hyperlink w:history="1" r:id="rIdhxeww1t1zuv_duitdj7wu">
               <w:r>
                 <w:rPr>
                   <w:rFonts w:ascii="Arial" w:cs="Arial" w:eastAsia="Arial" w:hAnsi="Arial"/>
@@ -31709,7 +32394,7 @@
               <w:spacing w:after="10" w:before="0"/>
               <w:ind w:left="120"/>
             </w:pPr>
-            <w:hyperlink w:history="1" r:id="rIdmjljopnypsw0moyzxljfo">
+            <w:hyperlink w:history="1" r:id="rIdan0mvreiv6pf4bokzqbgv">
               <w:r>
                 <w:rPr>
                   <w:rFonts w:ascii="Arial" w:cs="Arial" w:eastAsia="Arial" w:hAnsi="Arial"/>
@@ -31737,6 +32422,7 @@
           </w:tcPr>
           <w:p>
             <w:pPr>
+              <w:keepNext w:val="false"/>
               <w:spacing w:after="40" w:before="0"/>
               <w:jc w:val="left"/>
             </w:pPr>
@@ -31756,6 +32442,7 @@
           </w:p>
           <w:p>
             <w:pPr>
+              <w:keepNext w:val="false"/>
               <w:spacing w:after="40" w:before="0"/>
               <w:jc w:val="left"/>
             </w:pPr>
@@ -31775,6 +32462,7 @@
           </w:p>
           <w:p>
             <w:pPr>
+              <w:keepNext w:val="false"/>
               <w:spacing w:after="40" w:before="0"/>
               <w:jc w:val="left"/>
             </w:pPr>
@@ -31794,6 +32482,7 @@
           </w:p>
           <w:p>
             <w:pPr>
+              <w:keepNext w:val="false"/>
               <w:spacing w:after="40" w:before="0"/>
               <w:jc w:val="left"/>
             </w:pPr>
@@ -31813,6 +32502,7 @@
           </w:p>
           <w:p>
             <w:pPr>
+              <w:keepNext w:val="false"/>
               <w:spacing w:after="40" w:before="0"/>
               <w:jc w:val="left"/>
             </w:pPr>
@@ -31832,6 +32522,7 @@
           </w:p>
           <w:p>
             <w:pPr>
+              <w:keepNext w:val="false"/>
               <w:spacing w:after="40" w:before="0"/>
               <w:jc w:val="left"/>
             </w:pPr>
@@ -31851,6 +32542,7 @@
           </w:p>
           <w:p>
             <w:pPr>
+              <w:keepNext w:val="false"/>
               <w:spacing w:after="40" w:before="0"/>
               <w:jc w:val="left"/>
             </w:pPr>
@@ -31870,6 +32562,7 @@
           </w:p>
           <w:p>
             <w:pPr>
+              <w:keepNext w:val="false"/>
               <w:spacing w:after="40" w:before="0"/>
               <w:jc w:val="left"/>
             </w:pPr>
@@ -31889,6 +32582,7 @@
           </w:p>
           <w:p>
             <w:pPr>
+              <w:keepNext w:val="false"/>
               <w:spacing w:after="40" w:before="0"/>
               <w:jc w:val="left"/>
             </w:pPr>
@@ -31908,6 +32602,7 @@
           </w:p>
           <w:p>
             <w:pPr>
+              <w:keepNext w:val="false"/>
               <w:spacing w:after="40" w:before="0"/>
               <w:jc w:val="left"/>
             </w:pPr>
@@ -31927,6 +32622,7 @@
           </w:p>
           <w:p>
             <w:pPr>
+              <w:keepNext w:val="false"/>
               <w:spacing w:after="40" w:before="0"/>
               <w:jc w:val="left"/>
             </w:pPr>
@@ -31986,6 +32682,7 @@
           </w:p>
           <w:p>
             <w:pPr>
+              <w:keepNext w:val="false"/>
               <w:spacing w:after="40" w:before="0"/>
               <w:jc w:val="left"/>
             </w:pPr>
@@ -32005,6 +32702,7 @@
           </w:p>
           <w:p>
             <w:pPr>
+              <w:keepNext w:val="false"/>
               <w:spacing w:after="40" w:before="0"/>
               <w:jc w:val="left"/>
             </w:pPr>
@@ -32037,6 +32735,7 @@
           </w:tcPr>
           <w:p>
             <w:pPr>
+              <w:keepNext w:val="false"/>
               <w:spacing w:after="40" w:before="0"/>
               <w:jc w:val="left"/>
             </w:pPr>
@@ -32056,6 +32755,7 @@
           </w:p>
           <w:p>
             <w:pPr>
+              <w:keepNext w:val="false"/>
               <w:spacing w:after="40" w:before="0"/>
               <w:jc w:val="left"/>
             </w:pPr>
@@ -32075,6 +32775,7 @@
           </w:p>
           <w:p>
             <w:pPr>
+              <w:keepNext w:val="false"/>
               <w:spacing w:after="40" w:before="0"/>
               <w:jc w:val="left"/>
             </w:pPr>
@@ -32094,6 +32795,7 @@
           </w:p>
           <w:p>
             <w:pPr>
+              <w:keepNext w:val="false"/>
               <w:spacing w:after="40" w:before="0"/>
               <w:jc w:val="left"/>
             </w:pPr>
@@ -32113,6 +32815,7 @@
           </w:p>
           <w:p>
             <w:pPr>
+              <w:keepNext w:val="false"/>
               <w:spacing w:after="40" w:before="0"/>
               <w:jc w:val="left"/>
             </w:pPr>
@@ -32132,6 +32835,7 @@
           </w:p>
           <w:p>
             <w:pPr>
+              <w:keepNext w:val="false"/>
               <w:spacing w:after="40" w:before="0"/>
               <w:jc w:val="left"/>
             </w:pPr>
@@ -32151,6 +32855,7 @@
           </w:p>
           <w:p>
             <w:pPr>
+              <w:keepNext w:val="false"/>
               <w:spacing w:after="40" w:before="0"/>
               <w:jc w:val="left"/>
             </w:pPr>
@@ -32170,6 +32875,7 @@
           </w:p>
           <w:p>
             <w:pPr>
+              <w:keepNext w:val="false"/>
               <w:spacing w:after="40" w:before="0"/>
               <w:jc w:val="left"/>
             </w:pPr>
@@ -32189,6 +32895,7 @@
           </w:p>
           <w:p>
             <w:pPr>
+              <w:keepNext w:val="false"/>
               <w:spacing w:after="40" w:before="0"/>
               <w:jc w:val="left"/>
             </w:pPr>
@@ -32208,6 +32915,7 @@
           </w:p>
           <w:p>
             <w:pPr>
+              <w:keepNext w:val="false"/>
               <w:spacing w:after="40" w:before="0"/>
               <w:jc w:val="left"/>
             </w:pPr>
@@ -32227,6 +32935,7 @@
           </w:p>
           <w:p>
             <w:pPr>
+              <w:keepNext w:val="false"/>
               <w:spacing w:after="40" w:before="0"/>
               <w:jc w:val="left"/>
             </w:pPr>
@@ -32259,6 +32968,7 @@
           </w:tcPr>
           <w:p>
             <w:pPr>
+              <w:keepNext w:val="false"/>
               <w:spacing w:after="40" w:before="0"/>
               <w:jc w:val="left"/>
             </w:pPr>
@@ -32291,6 +33001,7 @@
           </w:tcPr>
           <w:p>
             <w:pPr>
+              <w:keepNext w:val="false"/>
               <w:spacing w:after="40" w:before="0"/>
               <w:jc w:val="left"/>
             </w:pPr>
@@ -32325,6 +33036,7 @@
           </w:tcPr>
           <w:p>
             <w:pPr>
+              <w:keepNext w:val="false"/>
               <w:spacing w:after="40" w:before="0"/>
               <w:jc w:val="left"/>
             </w:pPr>
@@ -32362,7 +33074,7 @@
             <w:pPr>
               <w:spacing w:after="20" w:before="0"/>
             </w:pPr>
-            <w:hyperlink w:history="1" r:id="rIdam2lipxnjahnqjr7p7rjg">
+            <w:hyperlink w:history="1" r:id="rIdnasx37mhb3bsxwqcxgsoh">
               <w:r>
                 <w:rPr>
                   <w:rFonts w:ascii="Arial" w:cs="Arial" w:eastAsia="Arial" w:hAnsi="Arial"/>
@@ -32411,7 +33123,7 @@
               <w:spacing w:after="10" w:before="0"/>
               <w:ind w:left="120"/>
             </w:pPr>
-            <w:hyperlink w:history="1" r:id="rIdxxfj0h4or3gpsxuygbgj7">
+            <w:hyperlink w:history="1" r:id="rIdjesw1e0whu3zrpe6hoyql">
               <w:r>
                 <w:rPr>
                   <w:rFonts w:ascii="Arial" w:cs="Arial" w:eastAsia="Arial" w:hAnsi="Arial"/>
@@ -32456,7 +33168,7 @@
             <w:pPr>
               <w:spacing w:after="20" w:before="0"/>
             </w:pPr>
-            <w:hyperlink w:history="1" r:id="rIdxb1mdojrk0xqn0ik98_d0">
+            <w:hyperlink w:history="1" r:id="rIdi68m93dhesxdse3hz9knn">
               <w:r>
                 <w:rPr>
                   <w:rFonts w:ascii="Arial" w:cs="Arial" w:eastAsia="Arial" w:hAnsi="Arial"/>
@@ -32505,7 +33217,7 @@
               <w:spacing w:after="10" w:before="0"/>
               <w:ind w:left="120"/>
             </w:pPr>
-            <w:hyperlink w:history="1" r:id="rIdovurbozyzuwemq3dlr7vo">
+            <w:hyperlink w:history="1" r:id="rIduhznixgejhdhdtrumpbnd">
               <w:r>
                 <w:rPr>
                   <w:rFonts w:ascii="Arial" w:cs="Arial" w:eastAsia="Arial" w:hAnsi="Arial"/>
@@ -32533,6 +33245,7 @@
           </w:tcPr>
           <w:p>
             <w:pPr>
+              <w:keepNext w:val="false"/>
               <w:spacing w:after="40" w:before="0"/>
               <w:jc w:val="left"/>
             </w:pPr>
@@ -32565,6 +33278,7 @@
           </w:tcPr>
           <w:p>
             <w:pPr>
+              <w:keepNext w:val="false"/>
               <w:spacing w:after="40" w:before="0"/>
               <w:jc w:val="left"/>
             </w:pPr>
@@ -32584,6 +33298,7 @@
           </w:p>
           <w:p>
             <w:pPr>
+              <w:keepNext w:val="false"/>
               <w:spacing w:after="40" w:before="0"/>
               <w:jc w:val="left"/>
             </w:pPr>
@@ -32603,6 +33318,7 @@
           </w:p>
           <w:p>
             <w:pPr>
+              <w:keepNext w:val="false"/>
               <w:spacing w:after="40" w:before="0"/>
               <w:jc w:val="left"/>
             </w:pPr>
@@ -32622,6 +33338,7 @@
           </w:p>
           <w:p>
             <w:pPr>
+              <w:keepNext w:val="false"/>
               <w:spacing w:after="40" w:before="0"/>
               <w:jc w:val="left"/>
             </w:pPr>
@@ -32641,6 +33358,7 @@
           </w:p>
           <w:p>
             <w:pPr>
+              <w:keepNext w:val="false"/>
               <w:spacing w:after="40" w:before="0"/>
               <w:jc w:val="left"/>
             </w:pPr>
@@ -32673,6 +33391,7 @@
           </w:tcPr>
           <w:p>
             <w:pPr>
+              <w:keepNext w:val="false"/>
               <w:spacing w:after="40" w:before="0"/>
               <w:jc w:val="left"/>
             </w:pPr>
@@ -32705,6 +33424,7 @@
           </w:tcPr>
           <w:p>
             <w:pPr>
+              <w:keepNext w:val="false"/>
               <w:spacing w:after="40" w:before="0"/>
               <w:jc w:val="left"/>
             </w:pPr>
@@ -32739,6 +33459,7 @@
           </w:tcPr>
           <w:p>
             <w:pPr>
+              <w:keepNext w:val="false"/>
               <w:spacing w:after="40" w:before="0"/>
               <w:jc w:val="left"/>
             </w:pPr>
@@ -32776,7 +33497,7 @@
             <w:pPr>
               <w:spacing w:after="20" w:before="0"/>
             </w:pPr>
-            <w:hyperlink w:history="1" r:id="rIdtuklw_jvvrbkgfvfuooch">
+            <w:hyperlink w:history="1" r:id="rIdbl89k7ddnic9kjiwg8xw3">
               <w:r>
                 <w:rPr>
                   <w:rFonts w:ascii="Arial" w:cs="Arial" w:eastAsia="Arial" w:hAnsi="Arial"/>
@@ -32825,7 +33546,7 @@
               <w:spacing w:after="10" w:before="0"/>
               <w:ind w:left="120"/>
             </w:pPr>
-            <w:hyperlink w:history="1" r:id="rIdltb5bfupr7lrhrmb9cb8r">
+            <w:hyperlink w:history="1" r:id="rIdim0ycqqdpc145ash5qig-">
               <w:r>
                 <w:rPr>
                   <w:rFonts w:ascii="Arial" w:cs="Arial" w:eastAsia="Arial" w:hAnsi="Arial"/>
@@ -32870,7 +33591,7 @@
             <w:pPr>
               <w:spacing w:after="20" w:before="0"/>
             </w:pPr>
-            <w:hyperlink w:history="1" r:id="rIdvjkavuc5lwwj8u1ezvzbk">
+            <w:hyperlink w:history="1" r:id="rIdyuiur4cs4jqyj0kyu3eya">
               <w:r>
                 <w:rPr>
                   <w:rFonts w:ascii="Arial" w:cs="Arial" w:eastAsia="Arial" w:hAnsi="Arial"/>
@@ -32919,7 +33640,7 @@
               <w:spacing w:after="10" w:before="0"/>
               <w:ind w:left="120"/>
             </w:pPr>
-            <w:hyperlink w:history="1" r:id="rIdypxcmtxnvncdhdvuccscr">
+            <w:hyperlink w:history="1" r:id="rIdxf8xxurot0iha--zjgbxu">
               <w:r>
                 <w:rPr>
                   <w:rFonts w:ascii="Arial" w:cs="Arial" w:eastAsia="Arial" w:hAnsi="Arial"/>
@@ -32947,6 +33668,7 @@
           </w:tcPr>
           <w:p>
             <w:pPr>
+              <w:keepNext w:val="false"/>
               <w:spacing w:after="40" w:before="0"/>
               <w:jc w:val="left"/>
             </w:pPr>
@@ -32966,6 +33688,7 @@
           </w:p>
           <w:p>
             <w:pPr>
+              <w:keepNext w:val="false"/>
               <w:spacing w:after="40" w:before="0"/>
               <w:jc w:val="left"/>
             </w:pPr>
@@ -32985,6 +33708,7 @@
           </w:p>
           <w:p>
             <w:pPr>
+              <w:keepNext w:val="false"/>
               <w:spacing w:after="40" w:before="0"/>
               <w:jc w:val="left"/>
             </w:pPr>
@@ -33004,6 +33728,7 @@
           </w:p>
           <w:p>
             <w:pPr>
+              <w:keepNext w:val="false"/>
               <w:spacing w:after="40" w:before="0"/>
               <w:jc w:val="left"/>
             </w:pPr>
@@ -33023,6 +33748,7 @@
           </w:p>
           <w:p>
             <w:pPr>
+              <w:keepNext w:val="false"/>
               <w:spacing w:after="40" w:before="0"/>
               <w:jc w:val="left"/>
             </w:pPr>
@@ -33042,6 +33768,7 @@
           </w:p>
           <w:p>
             <w:pPr>
+              <w:keepNext w:val="false"/>
               <w:spacing w:after="40" w:before="0"/>
               <w:jc w:val="left"/>
             </w:pPr>
@@ -33074,6 +33801,7 @@
           </w:tcPr>
           <w:p>
             <w:pPr>
+              <w:keepNext w:val="false"/>
               <w:spacing w:after="40" w:before="0"/>
               <w:jc w:val="left"/>
             </w:pPr>
@@ -33093,6 +33821,7 @@
           </w:p>
           <w:p>
             <w:pPr>
+              <w:keepNext w:val="false"/>
               <w:spacing w:after="40" w:before="0"/>
               <w:jc w:val="left"/>
             </w:pPr>
@@ -33112,6 +33841,7 @@
           </w:p>
           <w:p>
             <w:pPr>
+              <w:keepNext w:val="false"/>
               <w:spacing w:after="40" w:before="0"/>
               <w:jc w:val="left"/>
             </w:pPr>
@@ -33131,6 +33861,7 @@
           </w:p>
           <w:p>
             <w:pPr>
+              <w:keepNext w:val="false"/>
               <w:spacing w:after="40" w:before="0"/>
               <w:jc w:val="left"/>
             </w:pPr>
@@ -33150,6 +33881,7 @@
           </w:p>
           <w:p>
             <w:pPr>
+              <w:keepNext w:val="false"/>
               <w:spacing w:after="40" w:before="0"/>
               <w:jc w:val="left"/>
             </w:pPr>
@@ -33169,6 +33901,7 @@
           </w:p>
           <w:p>
             <w:pPr>
+              <w:keepNext w:val="false"/>
               <w:spacing w:after="40" w:before="0"/>
               <w:jc w:val="left"/>
             </w:pPr>
@@ -33201,6 +33934,7 @@
           </w:tcPr>
           <w:p>
             <w:pPr>
+              <w:keepNext w:val="false"/>
               <w:spacing w:after="40" w:before="0"/>
               <w:jc w:val="left"/>
             </w:pPr>
@@ -33233,6 +33967,7 @@
           </w:tcPr>
           <w:p>
             <w:pPr>
+              <w:keepNext w:val="false"/>
               <w:spacing w:after="40" w:before="0"/>
               <w:jc w:val="left"/>
             </w:pPr>
@@ -33292,6 +34027,7 @@
           </w:tcPr>
           <w:p>
             <w:pPr>
+              <w:keepNext w:val="false"/>
               <w:spacing w:after="40" w:before="0"/>
               <w:jc w:val="center"/>
             </w:pPr>
@@ -33326,6 +34062,7 @@
           </w:tcPr>
           <w:p>
             <w:pPr>
+              <w:keepNext w:val="false"/>
               <w:spacing w:after="40" w:before="0"/>
               <w:jc w:val="left"/>
             </w:pPr>
@@ -33345,6 +34082,7 @@
           </w:p>
           <w:p>
             <w:pPr>
+              <w:keepNext w:val="false"/>
               <w:spacing w:after="40" w:before="0"/>
               <w:jc w:val="left"/>
             </w:pPr>
@@ -33364,6 +34102,7 @@
           </w:p>
           <w:p>
             <w:pPr>
+              <w:keepNext w:val="false"/>
               <w:spacing w:after="40" w:before="0"/>
               <w:jc w:val="left"/>
             </w:pPr>
@@ -33383,6 +34122,7 @@
           </w:p>
           <w:p>
             <w:pPr>
+              <w:keepNext w:val="false"/>
               <w:spacing w:after="40" w:before="0"/>
               <w:jc w:val="left"/>
             </w:pPr>
@@ -33402,6 +34142,7 @@
           </w:p>
           <w:p>
             <w:pPr>
+              <w:keepNext w:val="false"/>
               <w:spacing w:after="40" w:before="0"/>
               <w:jc w:val="left"/>
             </w:pPr>
@@ -33421,6 +34162,7 @@
           </w:p>
           <w:p>
             <w:pPr>
+              <w:keepNext w:val="false"/>
               <w:spacing w:after="40" w:before="0"/>
               <w:jc w:val="left"/>
             </w:pPr>
@@ -33482,6 +34224,7 @@
           </w:tcPr>
           <w:p>
             <w:pPr>
+              <w:keepNext w:val="false"/>
               <w:spacing w:after="40" w:before="0"/>
               <w:jc w:val="center"/>
             </w:pPr>
@@ -33516,6 +34259,7 @@
           </w:tcPr>
           <w:p>
             <w:pPr>
+              <w:keepNext w:val="false"/>
               <w:spacing w:after="40" w:before="0"/>
               <w:jc w:val="left"/>
             </w:pPr>
@@ -33548,6 +34292,7 @@
           </w:tcPr>
           <w:p>
             <w:pPr>
+              <w:keepNext w:val="false"/>
               <w:spacing w:after="40" w:before="0"/>
               <w:jc w:val="left"/>
             </w:pPr>
@@ -33582,6 +34327,7 @@
           </w:tcPr>
           <w:p>
             <w:pPr>
+              <w:keepNext w:val="false"/>
               <w:spacing w:after="40" w:before="0"/>
               <w:jc w:val="left"/>
             </w:pPr>
@@ -33614,6 +34360,7 @@
           </w:tcPr>
           <w:p>
             <w:pPr>
+              <w:keepNext w:val="false"/>
               <w:spacing w:after="40" w:before="0"/>
               <w:jc w:val="left"/>
             </w:pPr>
@@ -33648,6 +34395,7 @@
           </w:tcPr>
           <w:p>
             <w:pPr>
+              <w:keepNext w:val="false"/>
               <w:spacing w:after="40" w:before="0"/>
               <w:jc w:val="left"/>
             </w:pPr>
@@ -33680,6 +34428,7 @@
           </w:tcPr>
           <w:p>
             <w:pPr>
+              <w:keepNext w:val="false"/>
               <w:spacing w:after="40" w:before="0"/>
               <w:jc w:val="left"/>
             </w:pPr>
@@ -33716,7 +34465,7 @@
         </w:rPr>
         <w:t xml:space="preserve">© 2026 SeaVuria and ARES. Aligned with KICD objectives. Developed by SeaVuria; technical implementation by ARES (with AI assistance from Claude). Licensed under </w:t>
       </w:r>
-      <w:hyperlink w:history="1" r:id="rIdbmmjpeksux6gkhfwig3ig">
+      <w:hyperlink w:history="1" r:id="rIdcyd6kyb8olexb3nnnpyca">
         <w:r>
           <w:rPr>
             <w:rFonts w:ascii="Arial" w:cs="Arial" w:eastAsia="Arial" w:hAnsi="Arial"/>
@@ -33737,7 +34486,7 @@
         </w:rPr>
         <w:t xml:space="preserve"> (</w:t>
       </w:r>
-      <w:hyperlink w:history="1" r:id="rIdrsrhp9oraefp7kk3g6lsi">
+      <w:hyperlink w:history="1" r:id="rIdtru9ms8fbgzzka6lkvi3t">
         <w:r>
           <w:rPr>
             <w:rFonts w:ascii="Arial" w:cs="Arial" w:eastAsia="Arial" w:hAnsi="Arial"/>
@@ -33797,6 +34546,7 @@
           </w:tcPr>
           <w:p>
             <w:pPr>
+              <w:keepNext w:val="false"/>
               <w:spacing w:after="40" w:before="0"/>
               <w:jc w:val="center"/>
             </w:pPr>
@@ -33832,6 +34582,7 @@
           </w:tcPr>
           <w:p>
             <w:pPr>
+              <w:keepNext w:val="false"/>
               <w:spacing w:after="40" w:before="0"/>
               <w:jc w:val="center"/>
             </w:pPr>
@@ -33866,6 +34617,7 @@
           </w:tcPr>
           <w:p>
             <w:pPr>
+              <w:keepNext w:val="false"/>
               <w:spacing w:after="40" w:before="0"/>
               <w:jc w:val="left"/>
             </w:pPr>
@@ -33898,6 +34650,7 @@
           </w:tcPr>
           <w:p>
             <w:pPr>
+              <w:keepNext w:val="false"/>
               <w:spacing w:after="40" w:before="0"/>
               <w:jc w:val="left"/>
             </w:pPr>
@@ -33932,6 +34685,7 @@
           </w:tcPr>
           <w:p>
             <w:pPr>
+              <w:keepNext w:val="false"/>
               <w:spacing w:after="40" w:before="0"/>
               <w:jc w:val="left"/>
             </w:pPr>
@@ -33964,6 +34718,7 @@
           </w:tcPr>
           <w:p>
             <w:pPr>
+              <w:keepNext w:val="false"/>
               <w:spacing w:after="40" w:before="0"/>
               <w:jc w:val="left"/>
             </w:pPr>
@@ -33998,6 +34753,7 @@
           </w:tcPr>
           <w:p>
             <w:pPr>
+              <w:keepNext w:val="false"/>
               <w:spacing w:after="40" w:before="0"/>
               <w:jc w:val="left"/>
             </w:pPr>
@@ -34030,6 +34786,7 @@
           </w:tcPr>
           <w:p>
             <w:pPr>
+              <w:keepNext w:val="false"/>
               <w:spacing w:after="40" w:before="0"/>
               <w:jc w:val="left"/>
             </w:pPr>
@@ -34064,6 +34821,7 @@
           </w:tcPr>
           <w:p>
             <w:pPr>
+              <w:keepNext w:val="false"/>
               <w:spacing w:after="40" w:before="0"/>
               <w:jc w:val="left"/>
             </w:pPr>
@@ -34096,6 +34854,7 @@
           </w:tcPr>
           <w:p>
             <w:pPr>
+              <w:keepNext w:val="false"/>
               <w:spacing w:after="40" w:before="0"/>
               <w:jc w:val="left"/>
             </w:pPr>
@@ -34130,6 +34889,7 @@
           </w:tcPr>
           <w:p>
             <w:pPr>
+              <w:keepNext w:val="false"/>
               <w:spacing w:after="40" w:before="0"/>
               <w:jc w:val="left"/>
             </w:pPr>
@@ -34162,6 +34922,7 @@
           </w:tcPr>
           <w:p>
             <w:pPr>
+              <w:keepNext w:val="false"/>
               <w:spacing w:after="40" w:before="0"/>
               <w:jc w:val="left"/>
             </w:pPr>
@@ -34196,6 +34957,7 @@
           </w:tcPr>
           <w:p>
             <w:pPr>
+              <w:keepNext w:val="false"/>
               <w:spacing w:after="40" w:before="0"/>
               <w:jc w:val="left"/>
             </w:pPr>
@@ -34228,6 +34990,7 @@
           </w:tcPr>
           <w:p>
             <w:pPr>
+              <w:keepNext w:val="false"/>
               <w:spacing w:after="40" w:before="0"/>
               <w:jc w:val="left"/>
             </w:pPr>
@@ -34262,6 +35025,7 @@
           </w:tcPr>
           <w:p>
             <w:pPr>
+              <w:keepNext w:val="false"/>
               <w:spacing w:after="40" w:before="0"/>
               <w:jc w:val="left"/>
             </w:pPr>
@@ -34294,6 +35058,7 @@
           </w:tcPr>
           <w:p>
             <w:pPr>
+              <w:keepNext w:val="false"/>
               <w:spacing w:after="40" w:before="0"/>
               <w:jc w:val="left"/>
             </w:pPr>
@@ -34328,6 +35093,7 @@
           </w:tcPr>
           <w:p>
             <w:pPr>
+              <w:keepNext w:val="false"/>
               <w:spacing w:after="40" w:before="0"/>
               <w:jc w:val="left"/>
             </w:pPr>
@@ -34360,6 +35126,7 @@
           </w:tcPr>
           <w:p>
             <w:pPr>
+              <w:keepNext w:val="false"/>
               <w:spacing w:after="40" w:before="0"/>
               <w:jc w:val="left"/>
             </w:pPr>
@@ -34419,6 +35186,7 @@
           </w:tcPr>
           <w:p>
             <w:pPr>
+              <w:keepNext w:val="false"/>
               <w:spacing w:after="40" w:before="0"/>
               <w:jc w:val="center"/>
             </w:pPr>
@@ -34453,6 +35221,7 @@
           </w:tcPr>
           <w:p>
             <w:pPr>
+              <w:keepNext w:val="false"/>
               <w:spacing w:after="40" w:before="0"/>
               <w:jc w:val="left"/>
             </w:pPr>
@@ -34517,6 +35286,7 @@
           </w:tcPr>
           <w:p>
             <w:pPr>
+              <w:keepNext w:val="false"/>
               <w:spacing w:after="40" w:before="0"/>
               <w:jc w:val="center"/>
             </w:pPr>
@@ -34551,6 +35321,7 @@
           </w:tcPr>
           <w:p>
             <w:pPr>
+              <w:keepNext w:val="false"/>
               <w:spacing w:after="40" w:before="0"/>
               <w:jc w:val="left"/>
             </w:pPr>
@@ -34583,6 +35354,7 @@
           </w:tcPr>
           <w:p>
             <w:pPr>
+              <w:keepNext w:val="false"/>
               <w:spacing w:after="40" w:before="0"/>
               <w:jc w:val="left"/>
             </w:pPr>
@@ -34615,6 +35387,7 @@
           </w:tcPr>
           <w:p>
             <w:pPr>
+              <w:keepNext w:val="false"/>
               <w:spacing w:after="40" w:before="0"/>
               <w:jc w:val="left"/>
             </w:pPr>
@@ -34647,6 +35420,7 @@
           </w:tcPr>
           <w:p>
             <w:pPr>
+              <w:keepNext w:val="false"/>
               <w:spacing w:after="40" w:before="0"/>
               <w:jc w:val="left"/>
             </w:pPr>
@@ -34679,6 +35453,7 @@
           </w:tcPr>
           <w:p>
             <w:pPr>
+              <w:keepNext w:val="false"/>
               <w:spacing w:after="40" w:before="0"/>
               <w:jc w:val="left"/>
             </w:pPr>
@@ -34713,6 +35488,7 @@
           </w:tcPr>
           <w:p>
             <w:pPr>
+              <w:keepNext w:val="false"/>
               <w:spacing w:after="40" w:before="0"/>
               <w:jc w:val="left"/>
             </w:pPr>
@@ -34767,7 +35543,7 @@
               <w:spacing w:after="10" w:before="0"/>
               <w:ind w:left="120"/>
             </w:pPr>
-            <w:hyperlink w:history="1" r:id="rIdkrtd2srimsyhd9nkmh0aq">
+            <w:hyperlink w:history="1" r:id="rIdy1e09plmndwj4epjcucaj">
               <w:r>
                 <w:rPr>
                   <w:rFonts w:ascii="Arial" w:cs="Arial" w:eastAsia="Arial" w:hAnsi="Arial"/>
@@ -34827,7 +35603,7 @@
             <w:pPr>
               <w:spacing w:after="20" w:before="0"/>
             </w:pPr>
-            <w:hyperlink w:history="1" r:id="rIdhw0iqzo68gu5arz9pksam">
+            <w:hyperlink w:history="1" r:id="rIdbkvdgoipckp59lwbjdafu">
               <w:r>
                 <w:rPr>
                   <w:rFonts w:ascii="Arial" w:cs="Arial" w:eastAsia="Arial" w:hAnsi="Arial"/>
@@ -34860,7 +35636,7 @@
               <w:spacing w:after="10" w:before="0"/>
               <w:ind w:left="120"/>
             </w:pPr>
-            <w:hyperlink w:history="1" r:id="rId641y0gtypptagavfw6ugx">
+            <w:hyperlink w:history="1" r:id="rIdveiimdrep-p0lqj7zdbv1">
               <w:r>
                 <w:rPr>
                   <w:rFonts w:ascii="Arial" w:cs="Arial" w:eastAsia="Arial" w:hAnsi="Arial"/>
@@ -34888,6 +35664,7 @@
           </w:tcPr>
           <w:p>
             <w:pPr>
+              <w:keepNext w:val="false"/>
               <w:spacing w:after="40" w:before="0"/>
               <w:jc w:val="left"/>
             </w:pPr>
@@ -34920,6 +35697,7 @@
           </w:tcPr>
           <w:p>
             <w:pPr>
+              <w:keepNext w:val="false"/>
               <w:spacing w:after="40" w:before="0"/>
               <w:jc w:val="left"/>
             </w:pPr>
@@ -34952,6 +35730,7 @@
           </w:tcPr>
           <w:p>
             <w:pPr>
+              <w:keepNext w:val="false"/>
               <w:spacing w:after="40" w:before="0"/>
               <w:jc w:val="left"/>
             </w:pPr>
@@ -34984,6 +35763,7 @@
           </w:tcPr>
           <w:p>
             <w:pPr>
+              <w:keepNext w:val="false"/>
               <w:spacing w:after="40" w:before="0"/>
               <w:jc w:val="left"/>
             </w:pPr>
@@ -35018,6 +35798,7 @@
           </w:tcPr>
           <w:p>
             <w:pPr>
+              <w:keepNext w:val="false"/>
               <w:spacing w:after="40" w:before="0"/>
               <w:jc w:val="left"/>
             </w:pPr>
@@ -35072,7 +35853,7 @@
               <w:spacing w:after="10" w:before="0"/>
               <w:ind w:left="120"/>
             </w:pPr>
-            <w:hyperlink w:history="1" r:id="rIdfr0j9m21x33ysb0kdhfpe">
+            <w:hyperlink w:history="1" r:id="rId1wm5k3gkwwdpddkhqryat">
               <w:r>
                 <w:rPr>
                   <w:rFonts w:ascii="Arial" w:cs="Arial" w:eastAsia="Arial" w:hAnsi="Arial"/>
@@ -35132,7 +35913,7 @@
             <w:pPr>
               <w:spacing w:after="20" w:before="0"/>
             </w:pPr>
-            <w:hyperlink w:history="1" r:id="rIdhm2gjjzbf_ixmfoqetrgr">
+            <w:hyperlink w:history="1" r:id="rIdjwmx3ft7hizxjzk0ckz44">
               <w:r>
                 <w:rPr>
                   <w:rFonts w:ascii="Arial" w:cs="Arial" w:eastAsia="Arial" w:hAnsi="Arial"/>
@@ -35165,7 +35946,7 @@
               <w:spacing w:after="10" w:before="0"/>
               <w:ind w:left="120"/>
             </w:pPr>
-            <w:hyperlink w:history="1" r:id="rId5kbgqsforhmnkihgb07ow">
+            <w:hyperlink w:history="1" r:id="rIdqjursrmtr8xrsmqyp5x-g">
               <w:r>
                 <w:rPr>
                   <w:rFonts w:ascii="Arial" w:cs="Arial" w:eastAsia="Arial" w:hAnsi="Arial"/>
@@ -35193,6 +35974,7 @@
           </w:tcPr>
           <w:p>
             <w:pPr>
+              <w:keepNext w:val="false"/>
               <w:spacing w:after="40" w:before="0"/>
               <w:jc w:val="left"/>
             </w:pPr>
@@ -35225,6 +36007,7 @@
           </w:tcPr>
           <w:p>
             <w:pPr>
+              <w:keepNext w:val="false"/>
               <w:spacing w:after="40" w:before="0"/>
               <w:jc w:val="left"/>
             </w:pPr>
@@ -35257,6 +36040,7 @@
           </w:tcPr>
           <w:p>
             <w:pPr>
+              <w:keepNext w:val="false"/>
               <w:spacing w:after="40" w:before="0"/>
               <w:jc w:val="left"/>
             </w:pPr>
@@ -35289,6 +36073,7 @@
           </w:tcPr>
           <w:p>
             <w:pPr>
+              <w:keepNext w:val="false"/>
               <w:spacing w:after="40" w:before="0"/>
               <w:jc w:val="left"/>
             </w:pPr>
@@ -35323,6 +36108,7 @@
           </w:tcPr>
           <w:p>
             <w:pPr>
+              <w:keepNext w:val="false"/>
               <w:spacing w:after="40" w:before="0"/>
               <w:jc w:val="left"/>
             </w:pPr>
@@ -35377,7 +36163,7 @@
               <w:spacing w:after="10" w:before="0"/>
               <w:ind w:left="120"/>
             </w:pPr>
-            <w:hyperlink w:history="1" r:id="rIdtntfqcyenmx8grqkfdlro">
+            <w:hyperlink w:history="1" r:id="rId3xz5icqpnmu8f8g8hokb0">
               <w:r>
                 <w:rPr>
                   <w:rFonts w:ascii="Arial" w:cs="Arial" w:eastAsia="Arial" w:hAnsi="Arial"/>
@@ -35437,7 +36223,7 @@
             <w:pPr>
               <w:spacing w:after="20" w:before="0"/>
             </w:pPr>
-            <w:hyperlink w:history="1" r:id="rIdfnuach18oosdobmeoxifc">
+            <w:hyperlink w:history="1" r:id="rId8ck-znhii25knnmtb2nku">
               <w:r>
                 <w:rPr>
                   <w:rFonts w:ascii="Arial" w:cs="Arial" w:eastAsia="Arial" w:hAnsi="Arial"/>
@@ -35486,7 +36272,7 @@
               <w:spacing w:after="10" w:before="0"/>
               <w:ind w:left="120"/>
             </w:pPr>
-            <w:hyperlink w:history="1" r:id="rIdustsm4jfdef73xilvynvw">
+            <w:hyperlink w:history="1" r:id="rIds961j8e3rgwxj4mxsyz7a">
               <w:r>
                 <w:rPr>
                   <w:rFonts w:ascii="Arial" w:cs="Arial" w:eastAsia="Arial" w:hAnsi="Arial"/>
@@ -35514,6 +36300,7 @@
           </w:tcPr>
           <w:p>
             <w:pPr>
+              <w:keepNext w:val="false"/>
               <w:spacing w:after="40" w:before="0"/>
               <w:jc w:val="left"/>
             </w:pPr>
@@ -35546,6 +36333,7 @@
           </w:tcPr>
           <w:p>
             <w:pPr>
+              <w:keepNext w:val="false"/>
               <w:spacing w:after="40" w:before="0"/>
               <w:jc w:val="left"/>
             </w:pPr>
@@ -35578,6 +36366,7 @@
           </w:tcPr>
           <w:p>
             <w:pPr>
+              <w:keepNext w:val="false"/>
               <w:spacing w:after="40" w:before="0"/>
               <w:jc w:val="left"/>
             </w:pPr>
@@ -35610,6 +36399,7 @@
           </w:tcPr>
           <w:p>
             <w:pPr>
+              <w:keepNext w:val="false"/>
               <w:spacing w:after="40" w:before="0"/>
               <w:jc w:val="left"/>
             </w:pPr>
@@ -35644,6 +36434,7 @@
           </w:tcPr>
           <w:p>
             <w:pPr>
+              <w:keepNext w:val="false"/>
               <w:spacing w:after="40" w:before="0"/>
               <w:jc w:val="left"/>
             </w:pPr>
@@ -35698,7 +36489,7 @@
               <w:spacing w:after="10" w:before="0"/>
               <w:ind w:left="120"/>
             </w:pPr>
-            <w:hyperlink w:history="1" r:id="rIdqsr1ftvlmdgtyi1xlr-yk">
+            <w:hyperlink w:history="1" r:id="rIdwiewusxw9cexyq_scm20v">
               <w:r>
                 <w:rPr>
                   <w:rFonts w:ascii="Arial" w:cs="Arial" w:eastAsia="Arial" w:hAnsi="Arial"/>
@@ -35758,7 +36549,7 @@
             <w:pPr>
               <w:spacing w:after="20" w:before="0"/>
             </w:pPr>
-            <w:hyperlink w:history="1" r:id="rIdakypwmqrilys_deml8nzt">
+            <w:hyperlink w:history="1" r:id="rIdyulrszqf6bw25hblf-8ku">
               <w:r>
                 <w:rPr>
                   <w:rFonts w:ascii="Arial" w:cs="Arial" w:eastAsia="Arial" w:hAnsi="Arial"/>
@@ -35807,7 +36598,7 @@
               <w:spacing w:after="10" w:before="0"/>
               <w:ind w:left="120"/>
             </w:pPr>
-            <w:hyperlink w:history="1" r:id="rIdtuh5qklan3wt6dvph1e5w">
+            <w:hyperlink w:history="1" r:id="rId8e3dhzzvkhfpryueouzwe">
               <w:r>
                 <w:rPr>
                   <w:rFonts w:ascii="Arial" w:cs="Arial" w:eastAsia="Arial" w:hAnsi="Arial"/>
@@ -35835,6 +36626,7 @@
           </w:tcPr>
           <w:p>
             <w:pPr>
+              <w:keepNext w:val="false"/>
               <w:spacing w:after="40" w:before="0"/>
               <w:jc w:val="left"/>
             </w:pPr>
@@ -35867,6 +36659,7 @@
           </w:tcPr>
           <w:p>
             <w:pPr>
+              <w:keepNext w:val="false"/>
               <w:spacing w:after="40" w:before="0"/>
               <w:jc w:val="left"/>
             </w:pPr>
@@ -35899,6 +36692,7 @@
           </w:tcPr>
           <w:p>
             <w:pPr>
+              <w:keepNext w:val="false"/>
               <w:spacing w:after="40" w:before="0"/>
               <w:jc w:val="left"/>
             </w:pPr>
@@ -35931,6 +36725,7 @@
           </w:tcPr>
           <w:p>
             <w:pPr>
+              <w:keepNext w:val="false"/>
               <w:spacing w:after="40" w:before="0"/>
               <w:jc w:val="left"/>
             </w:pPr>
@@ -35965,6 +36760,7 @@
           </w:tcPr>
           <w:p>
             <w:pPr>
+              <w:keepNext w:val="false"/>
               <w:spacing w:after="40" w:before="0"/>
               <w:jc w:val="left"/>
             </w:pPr>
@@ -36019,7 +36815,7 @@
               <w:spacing w:after="10" w:before="0"/>
               <w:ind w:left="120"/>
             </w:pPr>
-            <w:hyperlink w:history="1" r:id="rIdy54t-tx9itpxqd218ptn-">
+            <w:hyperlink w:history="1" r:id="rId5wdusoz0ub_ah7bg0v5zz">
               <w:r>
                 <w:rPr>
                   <w:rFonts w:ascii="Arial" w:cs="Arial" w:eastAsia="Arial" w:hAnsi="Arial"/>
@@ -36079,7 +36875,7 @@
             <w:pPr>
               <w:spacing w:after="20" w:before="0"/>
             </w:pPr>
-            <w:hyperlink w:history="1" r:id="rIdmhuls_vctxtjjpkrcgx84">
+            <w:hyperlink w:history="1" r:id="rIdi5vmi9i0i3zzyrf1-mzqk">
               <w:r>
                 <w:rPr>
                   <w:rFonts w:ascii="Arial" w:cs="Arial" w:eastAsia="Arial" w:hAnsi="Arial"/>
@@ -36128,7 +36924,7 @@
               <w:spacing w:after="10" w:before="0"/>
               <w:ind w:left="120"/>
             </w:pPr>
-            <w:hyperlink w:history="1" r:id="rIdiqbp00s5-rlcieaticaqe">
+            <w:hyperlink w:history="1" r:id="rIdaads2q8ruzfibx3_bxnb2">
               <w:r>
                 <w:rPr>
                   <w:rFonts w:ascii="Arial" w:cs="Arial" w:eastAsia="Arial" w:hAnsi="Arial"/>
@@ -36156,6 +36952,7 @@
           </w:tcPr>
           <w:p>
             <w:pPr>
+              <w:keepNext w:val="false"/>
               <w:spacing w:after="40" w:before="0"/>
               <w:jc w:val="left"/>
             </w:pPr>
@@ -36188,6 +36985,7 @@
           </w:tcPr>
           <w:p>
             <w:pPr>
+              <w:keepNext w:val="false"/>
               <w:spacing w:after="40" w:before="0"/>
               <w:jc w:val="left"/>
             </w:pPr>
@@ -36220,6 +37018,7 @@
           </w:tcPr>
           <w:p>
             <w:pPr>
+              <w:keepNext w:val="false"/>
               <w:spacing w:after="40" w:before="0"/>
               <w:jc w:val="left"/>
             </w:pPr>
@@ -36252,6 +37051,7 @@
           </w:tcPr>
           <w:p>
             <w:pPr>
+              <w:keepNext w:val="false"/>
               <w:spacing w:after="40" w:before="0"/>
               <w:jc w:val="left"/>
             </w:pPr>
@@ -36311,6 +37111,7 @@
           </w:tcPr>
           <w:p>
             <w:pPr>
+              <w:keepNext w:val="false"/>
               <w:spacing w:after="40" w:before="0"/>
               <w:jc w:val="center"/>
             </w:pPr>
@@ -36345,6 +37146,7 @@
           </w:tcPr>
           <w:p>
             <w:pPr>
+              <w:keepNext w:val="false"/>
               <w:spacing w:after="40" w:before="0"/>
               <w:jc w:val="left"/>
             </w:pPr>
@@ -36406,6 +37208,7 @@
           </w:tcPr>
           <w:p>
             <w:pPr>
+              <w:keepNext w:val="false"/>
               <w:spacing w:after="40" w:before="0"/>
               <w:jc w:val="center"/>
             </w:pPr>
@@ -36440,6 +37243,7 @@
           </w:tcPr>
           <w:p>
             <w:pPr>
+              <w:keepNext w:val="false"/>
               <w:spacing w:after="40" w:before="0"/>
               <w:jc w:val="left"/>
             </w:pPr>
@@ -36472,6 +37276,7 @@
           </w:tcPr>
           <w:p>
             <w:pPr>
+              <w:keepNext w:val="false"/>
               <w:spacing w:after="40" w:before="0"/>
               <w:jc w:val="left"/>
             </w:pPr>
@@ -36506,6 +37311,7 @@
           </w:tcPr>
           <w:p>
             <w:pPr>
+              <w:keepNext w:val="false"/>
               <w:spacing w:after="40" w:before="0"/>
               <w:jc w:val="left"/>
             </w:pPr>
@@ -36538,6 +37344,7 @@
           </w:tcPr>
           <w:p>
             <w:pPr>
+              <w:keepNext w:val="false"/>
               <w:spacing w:after="40" w:before="0"/>
               <w:jc w:val="left"/>
             </w:pPr>
@@ -36572,6 +37379,7 @@
           </w:tcPr>
           <w:p>
             <w:pPr>
+              <w:keepNext w:val="false"/>
               <w:spacing w:after="40" w:before="0"/>
               <w:jc w:val="left"/>
             </w:pPr>
@@ -36604,6 +37412,7 @@
           </w:tcPr>
           <w:p>
             <w:pPr>
+              <w:keepNext w:val="false"/>
               <w:spacing w:after="40" w:before="0"/>
               <w:jc w:val="left"/>
             </w:pPr>
@@ -36640,7 +37449,7 @@
         </w:rPr>
         <w:t xml:space="preserve">© 2026 SeaVuria and ARES. Aligned with KICD objectives. Developed by SeaVuria; technical implementation by ARES (with AI assistance from Claude). Licensed under </w:t>
       </w:r>
-      <w:hyperlink w:history="1" r:id="rId87glzsyni9lc3twb9aif5">
+      <w:hyperlink w:history="1" r:id="rIdro07hv_ege9eqwlawwnd1">
         <w:r>
           <w:rPr>
             <w:rFonts w:ascii="Arial" w:cs="Arial" w:eastAsia="Arial" w:hAnsi="Arial"/>
@@ -36661,7 +37470,7 @@
         </w:rPr>
         <w:t xml:space="preserve"> (</w:t>
       </w:r>
-      <w:hyperlink w:history="1" r:id="rId24hbswsqscdudjg91dnic">
+      <w:hyperlink w:history="1" r:id="rIdlshl7e8pblwxl5uxup24j">
         <w:r>
           <w:rPr>
             <w:rFonts w:ascii="Arial" w:cs="Arial" w:eastAsia="Arial" w:hAnsi="Arial"/>
@@ -36721,6 +37530,7 @@
           </w:tcPr>
           <w:p>
             <w:pPr>
+              <w:keepNext w:val="false"/>
               <w:spacing w:after="40" w:before="0"/>
               <w:jc w:val="center"/>
             </w:pPr>
@@ -36756,6 +37566,7 @@
           </w:tcPr>
           <w:p>
             <w:pPr>
+              <w:keepNext w:val="false"/>
               <w:spacing w:after="40" w:before="0"/>
               <w:jc w:val="center"/>
             </w:pPr>
@@ -36790,6 +37601,7 @@
           </w:tcPr>
           <w:p>
             <w:pPr>
+              <w:keepNext w:val="false"/>
               <w:spacing w:after="40" w:before="0"/>
               <w:jc w:val="left"/>
             </w:pPr>
@@ -36822,6 +37634,7 @@
           </w:tcPr>
           <w:p>
             <w:pPr>
+              <w:keepNext w:val="false"/>
               <w:spacing w:after="40" w:before="0"/>
               <w:jc w:val="left"/>
             </w:pPr>
@@ -36856,6 +37669,7 @@
           </w:tcPr>
           <w:p>
             <w:pPr>
+              <w:keepNext w:val="false"/>
               <w:spacing w:after="40" w:before="0"/>
               <w:jc w:val="left"/>
             </w:pPr>
@@ -36888,6 +37702,7 @@
           </w:tcPr>
           <w:p>
             <w:pPr>
+              <w:keepNext w:val="false"/>
               <w:spacing w:after="40" w:before="0"/>
               <w:jc w:val="left"/>
             </w:pPr>
@@ -36922,6 +37737,7 @@
           </w:tcPr>
           <w:p>
             <w:pPr>
+              <w:keepNext w:val="false"/>
               <w:spacing w:after="40" w:before="0"/>
               <w:jc w:val="left"/>
             </w:pPr>
@@ -36954,6 +37770,7 @@
           </w:tcPr>
           <w:p>
             <w:pPr>
+              <w:keepNext w:val="false"/>
               <w:spacing w:after="40" w:before="0"/>
               <w:jc w:val="left"/>
             </w:pPr>
@@ -36988,6 +37805,7 @@
           </w:tcPr>
           <w:p>
             <w:pPr>
+              <w:keepNext w:val="false"/>
               <w:spacing w:after="40" w:before="0"/>
               <w:jc w:val="left"/>
             </w:pPr>
@@ -37020,6 +37838,7 @@
           </w:tcPr>
           <w:p>
             <w:pPr>
+              <w:keepNext w:val="false"/>
               <w:spacing w:after="40" w:before="0"/>
               <w:jc w:val="left"/>
             </w:pPr>
@@ -37054,6 +37873,7 @@
           </w:tcPr>
           <w:p>
             <w:pPr>
+              <w:keepNext w:val="false"/>
               <w:spacing w:after="40" w:before="0"/>
               <w:jc w:val="left"/>
             </w:pPr>
@@ -37086,6 +37906,7 @@
           </w:tcPr>
           <w:p>
             <w:pPr>
+              <w:keepNext w:val="false"/>
               <w:spacing w:after="40" w:before="0"/>
               <w:jc w:val="left"/>
             </w:pPr>
@@ -37120,6 +37941,7 @@
           </w:tcPr>
           <w:p>
             <w:pPr>
+              <w:keepNext w:val="false"/>
               <w:spacing w:after="40" w:before="0"/>
               <w:jc w:val="left"/>
             </w:pPr>
@@ -37152,6 +37974,7 @@
           </w:tcPr>
           <w:p>
             <w:pPr>
+              <w:keepNext w:val="false"/>
               <w:spacing w:after="40" w:before="0"/>
               <w:jc w:val="left"/>
             </w:pPr>
@@ -37186,6 +38009,7 @@
           </w:tcPr>
           <w:p>
             <w:pPr>
+              <w:keepNext w:val="false"/>
               <w:spacing w:after="40" w:before="0"/>
               <w:jc w:val="left"/>
             </w:pPr>
@@ -37218,6 +38042,7 @@
           </w:tcPr>
           <w:p>
             <w:pPr>
+              <w:keepNext w:val="false"/>
               <w:spacing w:after="40" w:before="0"/>
               <w:jc w:val="left"/>
             </w:pPr>
@@ -37252,6 +38077,7 @@
           </w:tcPr>
           <w:p>
             <w:pPr>
+              <w:keepNext w:val="false"/>
               <w:spacing w:after="40" w:before="0"/>
               <w:jc w:val="left"/>
             </w:pPr>
@@ -37284,6 +38110,7 @@
           </w:tcPr>
           <w:p>
             <w:pPr>
+              <w:keepNext w:val="false"/>
               <w:spacing w:after="40" w:before="0"/>
               <w:jc w:val="left"/>
             </w:pPr>
@@ -37343,6 +38170,7 @@
           </w:tcPr>
           <w:p>
             <w:pPr>
+              <w:keepNext w:val="false"/>
               <w:spacing w:after="40" w:before="0"/>
               <w:jc w:val="center"/>
             </w:pPr>
@@ -37377,6 +38205,7 @@
           </w:tcPr>
           <w:p>
             <w:pPr>
+              <w:keepNext w:val="false"/>
               <w:spacing w:after="40" w:before="0"/>
               <w:jc w:val="left"/>
             </w:pPr>
@@ -37441,6 +38270,7 @@
           </w:tcPr>
           <w:p>
             <w:pPr>
+              <w:keepNext w:val="false"/>
               <w:spacing w:after="40" w:before="0"/>
               <w:jc w:val="center"/>
             </w:pPr>
@@ -37475,6 +38305,7 @@
           </w:tcPr>
           <w:p>
             <w:pPr>
+              <w:keepNext w:val="false"/>
               <w:spacing w:after="40" w:before="0"/>
               <w:jc w:val="left"/>
             </w:pPr>
@@ -37507,6 +38338,7 @@
           </w:tcPr>
           <w:p>
             <w:pPr>
+              <w:keepNext w:val="false"/>
               <w:spacing w:after="40" w:before="0"/>
               <w:jc w:val="left"/>
             </w:pPr>
@@ -37539,6 +38371,7 @@
           </w:tcPr>
           <w:p>
             <w:pPr>
+              <w:keepNext w:val="false"/>
               <w:spacing w:after="40" w:before="0"/>
               <w:jc w:val="left"/>
             </w:pPr>
@@ -37571,6 +38404,7 @@
           </w:tcPr>
           <w:p>
             <w:pPr>
+              <w:keepNext w:val="false"/>
               <w:spacing w:after="40" w:before="0"/>
               <w:jc w:val="left"/>
             </w:pPr>
@@ -37603,6 +38437,7 @@
           </w:tcPr>
           <w:p>
             <w:pPr>
+              <w:keepNext w:val="false"/>
               <w:spacing w:after="40" w:before="0"/>
               <w:jc w:val="left"/>
             </w:pPr>
@@ -37637,6 +38472,7 @@
           </w:tcPr>
           <w:p>
             <w:pPr>
+              <w:keepNext w:val="false"/>
               <w:spacing w:after="40" w:before="0"/>
               <w:jc w:val="left"/>
             </w:pPr>
@@ -37674,7 +38510,7 @@
             <w:pPr>
               <w:spacing w:after="20" w:before="0"/>
             </w:pPr>
-            <w:hyperlink w:history="1" r:id="rId6ngingocy3h2jod4ohgoz">
+            <w:hyperlink w:history="1" r:id="rIdslhlbpymbsrbju4c7rvwf">
               <w:r>
                 <w:rPr>
                   <w:rFonts w:ascii="Arial" w:cs="Arial" w:eastAsia="Arial" w:hAnsi="Arial"/>
@@ -37723,7 +38559,7 @@
               <w:spacing w:after="10" w:before="0"/>
               <w:ind w:left="120"/>
             </w:pPr>
-            <w:hyperlink w:history="1" r:id="rIdc8zpgctajr-m6eza4whwm">
+            <w:hyperlink w:history="1" r:id="rIdk8gi9xuhwzmpb5znv-m4u">
               <w:r>
                 <w:rPr>
                   <w:rFonts w:ascii="Arial" w:cs="Arial" w:eastAsia="Arial" w:hAnsi="Arial"/>
@@ -37768,7 +38604,7 @@
             <w:pPr>
               <w:spacing w:after="20" w:before="0"/>
             </w:pPr>
-            <w:hyperlink w:history="1" r:id="rIdl36wzoutjsvmbozyymk15">
+            <w:hyperlink w:history="1" r:id="rIdec3w65ihks8ipvoufhm6c">
               <w:r>
                 <w:rPr>
                   <w:rFonts w:ascii="Arial" w:cs="Arial" w:eastAsia="Arial" w:hAnsi="Arial"/>
@@ -37801,7 +38637,7 @@
               <w:spacing w:after="10" w:before="0"/>
               <w:ind w:left="120"/>
             </w:pPr>
-            <w:hyperlink w:history="1" r:id="rIdwy-gvca3dwxjsrpuc8la-">
+            <w:hyperlink w:history="1" r:id="rId236h0e4ex0zwnt6umh6zb">
               <w:r>
                 <w:rPr>
                   <w:rFonts w:ascii="Arial" w:cs="Arial" w:eastAsia="Arial" w:hAnsi="Arial"/>
@@ -37829,6 +38665,7 @@
           </w:tcPr>
           <w:p>
             <w:pPr>
+              <w:keepNext w:val="false"/>
               <w:spacing w:after="40" w:before="0"/>
               <w:jc w:val="left"/>
             </w:pPr>
@@ -37861,6 +38698,7 @@
           </w:tcPr>
           <w:p>
             <w:pPr>
+              <w:keepNext w:val="false"/>
               <w:spacing w:after="40" w:before="0"/>
               <w:jc w:val="left"/>
             </w:pPr>
@@ -37893,6 +38731,7 @@
           </w:tcPr>
           <w:p>
             <w:pPr>
+              <w:keepNext w:val="false"/>
               <w:spacing w:after="40" w:before="0"/>
               <w:jc w:val="left"/>
             </w:pPr>
@@ -37925,6 +38764,7 @@
           </w:tcPr>
           <w:p>
             <w:pPr>
+              <w:keepNext w:val="false"/>
               <w:spacing w:after="40" w:before="0"/>
               <w:jc w:val="left"/>
             </w:pPr>
@@ -37959,6 +38799,7 @@
           </w:tcPr>
           <w:p>
             <w:pPr>
+              <w:keepNext w:val="false"/>
               <w:spacing w:after="40" w:before="0"/>
               <w:jc w:val="left"/>
             </w:pPr>
@@ -37996,7 +38837,7 @@
             <w:pPr>
               <w:spacing w:after="20" w:before="0"/>
             </w:pPr>
-            <w:hyperlink w:history="1" r:id="rIdvdj9nt-phocp3ddhxbsa4">
+            <w:hyperlink w:history="1" r:id="rIdvwc5jwugz3rju3_b7_ymn">
               <w:r>
                 <w:rPr>
                   <w:rFonts w:ascii="Arial" w:cs="Arial" w:eastAsia="Arial" w:hAnsi="Arial"/>
@@ -38045,7 +38886,7 @@
               <w:spacing w:after="10" w:before="0"/>
               <w:ind w:left="120"/>
             </w:pPr>
-            <w:hyperlink w:history="1" r:id="rIdc3lr4ph7mt474ivx3bjjj">
+            <w:hyperlink w:history="1" r:id="rIdhzumopuzi-o38r2bviuwf">
               <w:r>
                 <w:rPr>
                   <w:rFonts w:ascii="Arial" w:cs="Arial" w:eastAsia="Arial" w:hAnsi="Arial"/>
@@ -38090,7 +38931,7 @@
             <w:pPr>
               <w:spacing w:after="20" w:before="0"/>
             </w:pPr>
-            <w:hyperlink w:history="1" r:id="rIdowoauijbzqvxdlnwhx_er">
+            <w:hyperlink w:history="1" r:id="rIde4ac9fovaarc4h1oexge4">
               <w:r>
                 <w:rPr>
                   <w:rFonts w:ascii="Arial" w:cs="Arial" w:eastAsia="Arial" w:hAnsi="Arial"/>
@@ -38123,7 +38964,7 @@
               <w:spacing w:after="10" w:before="0"/>
               <w:ind w:left="120"/>
             </w:pPr>
-            <w:hyperlink w:history="1" r:id="rIdr59tcfncvi2k3n5xp7-ct">
+            <w:hyperlink w:history="1" r:id="rIdlguhd_l8uryn_xwfid_pk">
               <w:r>
                 <w:rPr>
                   <w:rFonts w:ascii="Arial" w:cs="Arial" w:eastAsia="Arial" w:hAnsi="Arial"/>
@@ -38151,6 +38992,7 @@
           </w:tcPr>
           <w:p>
             <w:pPr>
+              <w:keepNext w:val="false"/>
               <w:spacing w:after="40" w:before="0"/>
               <w:jc w:val="left"/>
             </w:pPr>
@@ -38183,6 +39025,7 @@
           </w:tcPr>
           <w:p>
             <w:pPr>
+              <w:keepNext w:val="false"/>
               <w:spacing w:after="40" w:before="0"/>
               <w:jc w:val="left"/>
             </w:pPr>
@@ -38215,6 +39058,7 @@
           </w:tcPr>
           <w:p>
             <w:pPr>
+              <w:keepNext w:val="false"/>
               <w:spacing w:after="40" w:before="0"/>
               <w:jc w:val="left"/>
             </w:pPr>
@@ -38247,6 +39091,7 @@
           </w:tcPr>
           <w:p>
             <w:pPr>
+              <w:keepNext w:val="false"/>
               <w:spacing w:after="40" w:before="0"/>
               <w:jc w:val="left"/>
             </w:pPr>
@@ -38281,6 +39126,7 @@
           </w:tcPr>
           <w:p>
             <w:pPr>
+              <w:keepNext w:val="false"/>
               <w:spacing w:after="40" w:before="0"/>
               <w:jc w:val="left"/>
             </w:pPr>
@@ -38318,7 +39164,7 @@
             <w:pPr>
               <w:spacing w:after="20" w:before="0"/>
             </w:pPr>
-            <w:hyperlink w:history="1" r:id="rIdio6gohtwsuspkqgentxnu">
+            <w:hyperlink w:history="1" r:id="rIdyvrcyubxxnatt7ym9kqdb">
               <w:r>
                 <w:rPr>
                   <w:rFonts w:ascii="Arial" w:cs="Arial" w:eastAsia="Arial" w:hAnsi="Arial"/>
@@ -38367,7 +39213,7 @@
               <w:spacing w:after="10" w:before="0"/>
               <w:ind w:left="120"/>
             </w:pPr>
-            <w:hyperlink w:history="1" r:id="rIdemgcubuhpn1amukle-qj9">
+            <w:hyperlink w:history="1" r:id="rIdfdmrgkqclwyykvtbeli_m">
               <w:r>
                 <w:rPr>
                   <w:rFonts w:ascii="Arial" w:cs="Arial" w:eastAsia="Arial" w:hAnsi="Arial"/>
@@ -38412,7 +39258,7 @@
             <w:pPr>
               <w:spacing w:after="20" w:before="0"/>
             </w:pPr>
-            <w:hyperlink w:history="1" r:id="rIdlkea0bn0sj3rzopcsvqak">
+            <w:hyperlink w:history="1" r:id="rIdl_zhqknarhyzyzl2dutpm">
               <w:r>
                 <w:rPr>
                   <w:rFonts w:ascii="Arial" w:cs="Arial" w:eastAsia="Arial" w:hAnsi="Arial"/>
@@ -38445,7 +39291,7 @@
               <w:spacing w:after="10" w:before="0"/>
               <w:ind w:left="120"/>
             </w:pPr>
-            <w:hyperlink w:history="1" r:id="rIdzwnb9rbkzwzb-ed3a_s7l">
+            <w:hyperlink w:history="1" r:id="rId4mkdlhlipdqjv6gcnetpd">
               <w:r>
                 <w:rPr>
                   <w:rFonts w:ascii="Arial" w:cs="Arial" w:eastAsia="Arial" w:hAnsi="Arial"/>
@@ -38473,6 +39319,7 @@
           </w:tcPr>
           <w:p>
             <w:pPr>
+              <w:keepNext w:val="false"/>
               <w:spacing w:after="40" w:before="0"/>
               <w:jc w:val="left"/>
             </w:pPr>
@@ -38505,6 +39352,7 @@
           </w:tcPr>
           <w:p>
             <w:pPr>
+              <w:keepNext w:val="false"/>
               <w:spacing w:after="40" w:before="0"/>
               <w:jc w:val="left"/>
             </w:pPr>
@@ -38537,6 +39385,7 @@
           </w:tcPr>
           <w:p>
             <w:pPr>
+              <w:keepNext w:val="false"/>
               <w:spacing w:after="40" w:before="0"/>
               <w:jc w:val="left"/>
             </w:pPr>
@@ -38569,6 +39418,7 @@
           </w:tcPr>
           <w:p>
             <w:pPr>
+              <w:keepNext w:val="false"/>
               <w:spacing w:after="40" w:before="0"/>
               <w:jc w:val="left"/>
             </w:pPr>
@@ -38603,6 +39453,7 @@
           </w:tcPr>
           <w:p>
             <w:pPr>
+              <w:keepNext w:val="false"/>
               <w:spacing w:after="40" w:before="0"/>
               <w:jc w:val="left"/>
             </w:pPr>
@@ -38640,7 +39491,7 @@
             <w:pPr>
               <w:spacing w:after="20" w:before="0"/>
             </w:pPr>
-            <w:hyperlink w:history="1" r:id="rIduk-_eqwewgrpwbaetrcvn">
+            <w:hyperlink w:history="1" r:id="rIddi7hddamajdl_nqpxwdwz">
               <w:r>
                 <w:rPr>
                   <w:rFonts w:ascii="Arial" w:cs="Arial" w:eastAsia="Arial" w:hAnsi="Arial"/>
@@ -38689,7 +39540,7 @@
               <w:spacing w:after="10" w:before="0"/>
               <w:ind w:left="120"/>
             </w:pPr>
-            <w:hyperlink w:history="1" r:id="rId4lbql1etajyxknpiery28">
+            <w:hyperlink w:history="1" r:id="rIdrz68oquvznhajshjkalwm">
               <w:r>
                 <w:rPr>
                   <w:rFonts w:ascii="Arial" w:cs="Arial" w:eastAsia="Arial" w:hAnsi="Arial"/>
@@ -38734,7 +39585,7 @@
             <w:pPr>
               <w:spacing w:after="20" w:before="0"/>
             </w:pPr>
-            <w:hyperlink w:history="1" r:id="rId_nkniqr5ccx_o9obgd6qw">
+            <w:hyperlink w:history="1" r:id="rIdtwaqgku0ghgw_evr-3yzj">
               <w:r>
                 <w:rPr>
                   <w:rFonts w:ascii="Arial" w:cs="Arial" w:eastAsia="Arial" w:hAnsi="Arial"/>
@@ -38767,7 +39618,7 @@
               <w:spacing w:after="10" w:before="0"/>
               <w:ind w:left="120"/>
             </w:pPr>
-            <w:hyperlink w:history="1" r:id="rIdpheghwbokx2ufm38t1t9_">
+            <w:hyperlink w:history="1" r:id="rIdmp4fqyxyxhbhlcqqmbmqk">
               <w:r>
                 <w:rPr>
                   <w:rFonts w:ascii="Arial" w:cs="Arial" w:eastAsia="Arial" w:hAnsi="Arial"/>
@@ -38795,6 +39646,7 @@
           </w:tcPr>
           <w:p>
             <w:pPr>
+              <w:keepNext w:val="false"/>
               <w:spacing w:after="40" w:before="0"/>
               <w:jc w:val="left"/>
             </w:pPr>
@@ -38827,6 +39679,7 @@
           </w:tcPr>
           <w:p>
             <w:pPr>
+              <w:keepNext w:val="false"/>
               <w:spacing w:after="40" w:before="0"/>
               <w:jc w:val="left"/>
             </w:pPr>
@@ -38859,6 +39712,7 @@
           </w:tcPr>
           <w:p>
             <w:pPr>
+              <w:keepNext w:val="false"/>
               <w:spacing w:after="40" w:before="0"/>
               <w:jc w:val="left"/>
             </w:pPr>
@@ -38891,6 +39745,7 @@
           </w:tcPr>
           <w:p>
             <w:pPr>
+              <w:keepNext w:val="false"/>
               <w:spacing w:after="40" w:before="0"/>
               <w:jc w:val="left"/>
             </w:pPr>
@@ -38925,6 +39780,7 @@
           </w:tcPr>
           <w:p>
             <w:pPr>
+              <w:keepNext w:val="false"/>
               <w:spacing w:after="40" w:before="0"/>
               <w:jc w:val="left"/>
             </w:pPr>
@@ -38962,7 +39818,7 @@
             <w:pPr>
               <w:spacing w:after="20" w:before="0"/>
             </w:pPr>
-            <w:hyperlink w:history="1" r:id="rIdh2qjj_smb1jw6dyevbub7">
+            <w:hyperlink w:history="1" r:id="rIddevg9qzh7-menlbs-azxj">
               <w:r>
                 <w:rPr>
                   <w:rFonts w:ascii="Arial" w:cs="Arial" w:eastAsia="Arial" w:hAnsi="Arial"/>
@@ -39011,7 +39867,7 @@
               <w:spacing w:after="10" w:before="0"/>
               <w:ind w:left="120"/>
             </w:pPr>
-            <w:hyperlink w:history="1" r:id="rIdwxv5ruhljbauoyxhkmldo">
+            <w:hyperlink w:history="1" r:id="rIdhv-yk4ofuwofp1mrlwlsz">
               <w:r>
                 <w:rPr>
                   <w:rFonts w:ascii="Arial" w:cs="Arial" w:eastAsia="Arial" w:hAnsi="Arial"/>
@@ -39056,7 +39912,7 @@
             <w:pPr>
               <w:spacing w:after="20" w:before="0"/>
             </w:pPr>
-            <w:hyperlink w:history="1" r:id="rIdnsdtw_o_-05a2ygbfafxm">
+            <w:hyperlink w:history="1" r:id="rIdygoespy7tz9rqwdkzoiow">
               <w:r>
                 <w:rPr>
                   <w:rFonts w:ascii="Arial" w:cs="Arial" w:eastAsia="Arial" w:hAnsi="Arial"/>
@@ -39089,7 +39945,7 @@
               <w:spacing w:after="10" w:before="0"/>
               <w:ind w:left="120"/>
             </w:pPr>
-            <w:hyperlink w:history="1" r:id="rId8enhifhdocfx7jjr3w34c">
+            <w:hyperlink w:history="1" r:id="rIdtno9drdyztsdj_ddzj_pd">
               <w:r>
                 <w:rPr>
                   <w:rFonts w:ascii="Arial" w:cs="Arial" w:eastAsia="Arial" w:hAnsi="Arial"/>
@@ -39117,6 +39973,7 @@
           </w:tcPr>
           <w:p>
             <w:pPr>
+              <w:keepNext w:val="false"/>
               <w:spacing w:after="40" w:before="0"/>
               <w:jc w:val="left"/>
             </w:pPr>
@@ -39149,6 +40006,7 @@
           </w:tcPr>
           <w:p>
             <w:pPr>
+              <w:keepNext w:val="false"/>
               <w:spacing w:after="40" w:before="0"/>
               <w:jc w:val="left"/>
             </w:pPr>
@@ -39181,6 +40039,7 @@
           </w:tcPr>
           <w:p>
             <w:pPr>
+              <w:keepNext w:val="false"/>
               <w:spacing w:after="40" w:before="0"/>
               <w:jc w:val="left"/>
             </w:pPr>
@@ -39213,6 +40072,7 @@
           </w:tcPr>
           <w:p>
             <w:pPr>
+              <w:keepNext w:val="false"/>
               <w:spacing w:after="40" w:before="0"/>
               <w:jc w:val="left"/>
             </w:pPr>
@@ -39272,6 +40132,7 @@
           </w:tcPr>
           <w:p>
             <w:pPr>
+              <w:keepNext w:val="false"/>
               <w:spacing w:after="40" w:before="0"/>
               <w:jc w:val="center"/>
             </w:pPr>
@@ -39306,6 +40167,7 @@
           </w:tcPr>
           <w:p>
             <w:pPr>
+              <w:keepNext w:val="false"/>
               <w:spacing w:after="40" w:before="0"/>
               <w:jc w:val="left"/>
             </w:pPr>
@@ -39325,6 +40187,7 @@
           </w:p>
           <w:p>
             <w:pPr>
+              <w:keepNext w:val="false"/>
               <w:spacing w:after="40" w:before="0"/>
               <w:jc w:val="left"/>
             </w:pPr>
@@ -39344,6 +40207,7 @@
           </w:p>
           <w:p>
             <w:pPr>
+              <w:keepNext w:val="false"/>
               <w:spacing w:after="40" w:before="0"/>
               <w:jc w:val="left"/>
             </w:pPr>
@@ -39363,6 +40227,7 @@
           </w:p>
           <w:p>
             <w:pPr>
+              <w:keepNext w:val="false"/>
               <w:spacing w:after="40" w:before="0"/>
               <w:jc w:val="left"/>
             </w:pPr>
@@ -39382,6 +40247,7 @@
           </w:p>
           <w:p>
             <w:pPr>
+              <w:keepNext w:val="false"/>
               <w:spacing w:after="40" w:before="0"/>
               <w:jc w:val="left"/>
             </w:pPr>
@@ -39401,6 +40267,7 @@
           </w:p>
           <w:p>
             <w:pPr>
+              <w:keepNext w:val="false"/>
               <w:spacing w:after="40" w:before="0"/>
               <w:jc w:val="left"/>
             </w:pPr>
@@ -39420,6 +40287,7 @@
           </w:p>
           <w:p>
             <w:pPr>
+              <w:keepNext w:val="false"/>
               <w:spacing w:after="40" w:before="0"/>
               <w:jc w:val="left"/>
             </w:pPr>
@@ -39439,6 +40307,7 @@
           </w:p>
           <w:p>
             <w:pPr>
+              <w:keepNext w:val="false"/>
               <w:spacing w:after="40" w:before="0"/>
               <w:jc w:val="left"/>
             </w:pPr>
@@ -39458,6 +40327,7 @@
           </w:p>
           <w:p>
             <w:pPr>
+              <w:keepNext w:val="false"/>
               <w:spacing w:after="40" w:before="0"/>
               <w:jc w:val="left"/>
             </w:pPr>
@@ -39477,6 +40347,7 @@
           </w:p>
           <w:p>
             <w:pPr>
+              <w:keepNext w:val="false"/>
               <w:spacing w:after="40" w:before="0"/>
               <w:jc w:val="left"/>
             </w:pPr>
@@ -39496,6 +40367,7 @@
           </w:p>
           <w:p>
             <w:pPr>
+              <w:keepNext w:val="false"/>
               <w:spacing w:after="40" w:before="0"/>
               <w:jc w:val="left"/>
             </w:pPr>
@@ -39515,6 +40387,7 @@
           </w:p>
           <w:p>
             <w:pPr>
+              <w:keepNext w:val="false"/>
               <w:spacing w:after="40" w:before="0"/>
               <w:jc w:val="left"/>
             </w:pPr>
@@ -39534,6 +40407,7 @@
           </w:p>
           <w:p>
             <w:pPr>
+              <w:keepNext w:val="false"/>
               <w:spacing w:after="40" w:before="0"/>
               <w:jc w:val="left"/>
             </w:pPr>
@@ -39595,6 +40469,7 @@
           </w:tcPr>
           <w:p>
             <w:pPr>
+              <w:keepNext w:val="false"/>
               <w:spacing w:after="40" w:before="0"/>
               <w:jc w:val="center"/>
             </w:pPr>
@@ -39629,6 +40504,7 @@
           </w:tcPr>
           <w:p>
             <w:pPr>
+              <w:keepNext w:val="false"/>
               <w:spacing w:after="40" w:before="0"/>
               <w:jc w:val="left"/>
             </w:pPr>
@@ -39661,6 +40537,7 @@
           </w:tcPr>
           <w:p>
             <w:pPr>
+              <w:keepNext w:val="false"/>
               <w:spacing w:after="40" w:before="0"/>
               <w:jc w:val="left"/>
             </w:pPr>
@@ -39695,6 +40572,7 @@
           </w:tcPr>
           <w:p>
             <w:pPr>
+              <w:keepNext w:val="false"/>
               <w:spacing w:after="40" w:before="0"/>
               <w:jc w:val="left"/>
             </w:pPr>
@@ -39727,6 +40605,7 @@
           </w:tcPr>
           <w:p>
             <w:pPr>
+              <w:keepNext w:val="false"/>
               <w:spacing w:after="40" w:before="0"/>
               <w:jc w:val="left"/>
             </w:pPr>
@@ -39761,6 +40640,7 @@
           </w:tcPr>
           <w:p>
             <w:pPr>
+              <w:keepNext w:val="false"/>
               <w:spacing w:after="40" w:before="0"/>
               <w:jc w:val="left"/>
             </w:pPr>
@@ -39793,6 +40673,7 @@
           </w:tcPr>
           <w:p>
             <w:pPr>
+              <w:keepNext w:val="false"/>
               <w:spacing w:after="40" w:before="0"/>
               <w:jc w:val="left"/>
             </w:pPr>
@@ -39829,7 +40710,7 @@
         </w:rPr>
         <w:t xml:space="preserve">© 2026 SeaVuria and ARES. Aligned with KICD objectives. Developed by SeaVuria; technical implementation by ARES (with AI assistance from Claude). Licensed under </w:t>
       </w:r>
-      <w:hyperlink w:history="1" r:id="rIdmzjduwqzw8a39bcn5wjql">
+      <w:hyperlink w:history="1" r:id="rIde7vagwfnqsp7yrlbppfnn">
         <w:r>
           <w:rPr>
             <w:rFonts w:ascii="Arial" w:cs="Arial" w:eastAsia="Arial" w:hAnsi="Arial"/>
@@ -39850,7 +40731,7 @@
         </w:rPr>
         <w:t xml:space="preserve"> (</w:t>
       </w:r>
-      <w:hyperlink w:history="1" r:id="rIdenp1npjch7w9vl514ijhg">
+      <w:hyperlink w:history="1" r:id="rIdbowdbhlcq3r1n1cqgtz9c">
         <w:r>
           <w:rPr>
             <w:rFonts w:ascii="Arial" w:cs="Arial" w:eastAsia="Arial" w:hAnsi="Arial"/>
@@ -39911,6 +40792,7 @@
           </w:tcPr>
           <w:p>
             <w:pPr>
+              <w:keepNext w:val="false"/>
               <w:spacing w:after="40" w:before="0"/>
               <w:jc w:val="center"/>
             </w:pPr>
@@ -39945,6 +40827,7 @@
           </w:tcPr>
           <w:p>
             <w:pPr>
+              <w:keepNext w:val="false"/>
               <w:spacing w:after="40" w:before="0"/>
               <w:jc w:val="left"/>
             </w:pPr>
@@ -39977,6 +40860,7 @@
           </w:tcPr>
           <w:p>
             <w:pPr>
+              <w:keepNext w:val="false"/>
               <w:spacing w:after="40" w:before="0"/>
               <w:jc w:val="left"/>
             </w:pPr>
@@ -40009,6 +40893,7 @@
           </w:tcPr>
           <w:p>
             <w:pPr>
+              <w:keepNext w:val="false"/>
               <w:spacing w:after="40" w:before="0"/>
               <w:jc w:val="left"/>
             </w:pPr>
@@ -40043,6 +40928,7 @@
           </w:tcPr>
           <w:p>
             <w:pPr>
+              <w:keepNext w:val="false"/>
               <w:spacing w:after="40" w:before="0"/>
               <w:jc w:val="left"/>
             </w:pPr>
@@ -40075,6 +40961,7 @@
           </w:tcPr>
           <w:p>
             <w:pPr>
+              <w:keepNext w:val="false"/>
               <w:spacing w:after="40" w:before="0"/>
               <w:jc w:val="left"/>
             </w:pPr>
@@ -40107,6 +40994,7 @@
           </w:tcPr>
           <w:p>
             <w:pPr>
+              <w:keepNext w:val="false"/>
               <w:spacing w:after="40" w:before="0"/>
               <w:jc w:val="left"/>
             </w:pPr>
@@ -40141,6 +41029,7 @@
           </w:tcPr>
           <w:p>
             <w:pPr>
+              <w:keepNext w:val="false"/>
               <w:spacing w:after="40" w:before="0"/>
               <w:jc w:val="left"/>
             </w:pPr>
@@ -40173,6 +41062,7 @@
           </w:tcPr>
           <w:p>
             <w:pPr>
+              <w:keepNext w:val="false"/>
               <w:spacing w:after="40" w:before="0"/>
               <w:jc w:val="left"/>
             </w:pPr>
@@ -40205,6 +41095,7 @@
           </w:tcPr>
           <w:p>
             <w:pPr>
+              <w:keepNext w:val="false"/>
               <w:spacing w:after="40" w:before="0"/>
               <w:jc w:val="left"/>
             </w:pPr>
@@ -40239,6 +41130,7 @@
           </w:tcPr>
           <w:p>
             <w:pPr>
+              <w:keepNext w:val="false"/>
               <w:spacing w:after="40" w:before="0"/>
               <w:jc w:val="left"/>
             </w:pPr>
@@ -40271,6 +41163,7 @@
           </w:tcPr>
           <w:p>
             <w:pPr>
+              <w:keepNext w:val="false"/>
               <w:spacing w:after="40" w:before="0"/>
               <w:jc w:val="left"/>
             </w:pPr>
@@ -40303,6 +41196,7 @@
           </w:tcPr>
           <w:p>
             <w:pPr>
+              <w:keepNext w:val="false"/>
               <w:spacing w:after="40" w:before="0"/>
               <w:jc w:val="left"/>
             </w:pPr>

--- a/data/outputs/v2/Biology/SS3.3_Animal_Gaseous_Exchange_and_Respiration/Biology_Animal_Gaseous_Exchange_and_Respiration_CBE_LessonSequence.docx
+++ b/data/outputs/v2/Biology/SS3.3_Animal_Gaseous_Exchange_and_Respiration/Biology_Animal_Gaseous_Exchange_and_Respiration_CBE_LessonSequence.docx
@@ -2758,7 +2758,7 @@
         </w:rPr>
         <w:t xml:space="preserve">© 2026 SeaVuria and ARES. This work is licensed under a </w:t>
       </w:r>
-      <w:hyperlink w:history="1" r:id="rIdtwqoiystyowopsitb7xzj">
+      <w:hyperlink w:history="1" r:id="rIdkc2fegxfmvxqonghhtdgg">
         <w:r>
           <w:rPr>
             <w:rFonts w:ascii="Arial" w:cs="Arial" w:eastAsia="Arial" w:hAnsi="Arial"/>
@@ -2778,7 +2778,7 @@
         </w:rPr>
         <w:t xml:space="preserve"> (</w:t>
       </w:r>
-      <w:hyperlink w:history="1" r:id="rIdxriilth4_fo08a6wov2cb">
+      <w:hyperlink w:history="1" r:id="rIdifqujmfwpfajnepiplqkz">
         <w:r>
           <w:rPr>
             <w:rFonts w:ascii="Arial" w:cs="Arial" w:eastAsia="Arial" w:hAnsi="Arial"/>
@@ -2798,7 +2798,7 @@
         </w:rPr>
         <w:t xml:space="preserve">). To view a copy of this license, visit </w:t>
       </w:r>
-      <w:hyperlink w:history="1" r:id="rIdzl1oqn8fzh0lcannshuem">
+      <w:hyperlink w:history="1" r:id="rIdd2fk0ewz-wp44ikmgk4dt">
         <w:r>
           <w:rPr>
             <w:rFonts w:ascii="Arial" w:cs="Arial" w:eastAsia="Arial" w:hAnsi="Arial"/>
@@ -3837,7 +3837,7 @@
             <w:pPr>
               <w:spacing w:after="20" w:before="0"/>
             </w:pPr>
-            <w:hyperlink w:history="1" r:id="rIdxdhkysoaqm2ln5el-elcf">
+            <w:hyperlink w:history="1" r:id="rIdjvu0by0xwswezopld8eps">
               <w:r>
                 <w:rPr>
                   <w:rFonts w:ascii="Arial" w:cs="Arial" w:eastAsia="Arial" w:hAnsi="Arial"/>
@@ -3870,7 +3870,7 @@
               <w:spacing w:after="10" w:before="0"/>
               <w:ind w:left="120"/>
             </w:pPr>
-            <w:hyperlink w:history="1" r:id="rIdba8-clhi8uo2w3xlrdh3_">
+            <w:hyperlink w:history="1" r:id="rIdifhcsqjslu5oyl_gzrfsm">
               <w:r>
                 <w:rPr>
                   <w:rFonts w:ascii="Arial" w:cs="Arial" w:eastAsia="Arial" w:hAnsi="Arial"/>
@@ -3915,7 +3915,7 @@
             <w:pPr>
               <w:spacing w:after="20" w:before="0"/>
             </w:pPr>
-            <w:hyperlink w:history="1" r:id="rId5p1kcwt6ozates8zll0cv">
+            <w:hyperlink w:history="1" r:id="rIdm2mgl3-vuteza5u2tyx09">
               <w:r>
                 <w:rPr>
                   <w:rFonts w:ascii="Arial" w:cs="Arial" w:eastAsia="Arial" w:hAnsi="Arial"/>
@@ -3948,7 +3948,7 @@
               <w:spacing w:after="10" w:before="0"/>
               <w:ind w:left="120"/>
             </w:pPr>
-            <w:hyperlink w:history="1" r:id="rIdsdfqr12yoxzzmltflnphe">
+            <w:hyperlink w:history="1" r:id="rIdgbwhcvi72xt0v2jhbofra">
               <w:r>
                 <w:rPr>
                   <w:rFonts w:ascii="Arial" w:cs="Arial" w:eastAsia="Arial" w:hAnsi="Arial"/>
@@ -4148,7 +4148,7 @@
             <w:pPr>
               <w:spacing w:after="20" w:before="0"/>
             </w:pPr>
-            <w:hyperlink w:history="1" r:id="rIdhh0q43vpw-_9b89eyxu0y">
+            <w:hyperlink w:history="1" r:id="rIdu6rrd5ijn_ngpl_orn_k1">
               <w:r>
                 <w:rPr>
                   <w:rFonts w:ascii="Arial" w:cs="Arial" w:eastAsia="Arial" w:hAnsi="Arial"/>
@@ -4181,7 +4181,7 @@
               <w:spacing w:after="10" w:before="0"/>
               <w:ind w:left="120"/>
             </w:pPr>
-            <w:hyperlink w:history="1" r:id="rIdc3m_af8l7m85ju5bmwucs">
+            <w:hyperlink w:history="1" r:id="rIdyygklaryrfrfs_ehxc_8v">
               <w:r>
                 <w:rPr>
                   <w:rFonts w:ascii="Arial" w:cs="Arial" w:eastAsia="Arial" w:hAnsi="Arial"/>
@@ -4226,7 +4226,7 @@
             <w:pPr>
               <w:spacing w:after="20" w:before="0"/>
             </w:pPr>
-            <w:hyperlink w:history="1" r:id="rIdwmnotvrct0uhvlvg-qern">
+            <w:hyperlink w:history="1" r:id="rIdqyfbpadmjug1c3hgvchg-">
               <w:r>
                 <w:rPr>
                   <w:rFonts w:ascii="Arial" w:cs="Arial" w:eastAsia="Arial" w:hAnsi="Arial"/>
@@ -4259,7 +4259,7 @@
               <w:spacing w:after="10" w:before="0"/>
               <w:ind w:left="120"/>
             </w:pPr>
-            <w:hyperlink w:history="1" r:id="rIdppo3rdesv4pfavhlwbpqf">
+            <w:hyperlink w:history="1" r:id="rIdmndfcsjriz_hfioqtl5if">
               <w:r>
                 <w:rPr>
                   <w:rFonts w:ascii="Arial" w:cs="Arial" w:eastAsia="Arial" w:hAnsi="Arial"/>
@@ -4459,7 +4459,7 @@
             <w:pPr>
               <w:spacing w:after="20" w:before="0"/>
             </w:pPr>
-            <w:hyperlink w:history="1" r:id="rId3dyzc_7mbztyw-aglsjra">
+            <w:hyperlink w:history="1" r:id="rIdsei8fkjrwrl7begqbmghd">
               <w:r>
                 <w:rPr>
                   <w:rFonts w:ascii="Arial" w:cs="Arial" w:eastAsia="Arial" w:hAnsi="Arial"/>
@@ -4508,7 +4508,7 @@
               <w:spacing w:after="10" w:before="0"/>
               <w:ind w:left="120"/>
             </w:pPr>
-            <w:hyperlink w:history="1" r:id="rIddc-1osn6anuv_12rkgvpm">
+            <w:hyperlink w:history="1" r:id="rIdzb7gupywzg7l0chlx15me">
               <w:r>
                 <w:rPr>
                   <w:rFonts w:ascii="Arial" w:cs="Arial" w:eastAsia="Arial" w:hAnsi="Arial"/>
@@ -4553,7 +4553,7 @@
             <w:pPr>
               <w:spacing w:after="20" w:before="0"/>
             </w:pPr>
-            <w:hyperlink w:history="1" r:id="rId2gudmhj-hezagra5ldg56">
+            <w:hyperlink w:history="1" r:id="rIdakr5ppkxsguaixa7peskb">
               <w:r>
                 <w:rPr>
                   <w:rFonts w:ascii="Arial" w:cs="Arial" w:eastAsia="Arial" w:hAnsi="Arial"/>
@@ -4586,7 +4586,7 @@
               <w:spacing w:after="10" w:before="0"/>
               <w:ind w:left="120"/>
             </w:pPr>
-            <w:hyperlink w:history="1" r:id="rId51vg-0gclj1yyaray2ukj">
+            <w:hyperlink w:history="1" r:id="rIda5ucxzyw1-oxitbvu8ai3">
               <w:r>
                 <w:rPr>
                   <w:rFonts w:ascii="Arial" w:cs="Arial" w:eastAsia="Arial" w:hAnsi="Arial"/>
@@ -4786,7 +4786,7 @@
             <w:pPr>
               <w:spacing w:after="20" w:before="0"/>
             </w:pPr>
-            <w:hyperlink w:history="1" r:id="rIde1kmvvignz6yvsbyjclpz">
+            <w:hyperlink w:history="1" r:id="rIdbx180zm1i3a-c0torl9me">
               <w:r>
                 <w:rPr>
                   <w:rFonts w:ascii="Arial" w:cs="Arial" w:eastAsia="Arial" w:hAnsi="Arial"/>
@@ -4835,7 +4835,7 @@
               <w:spacing w:after="10" w:before="0"/>
               <w:ind w:left="120"/>
             </w:pPr>
-            <w:hyperlink w:history="1" r:id="rIdiwcwf2xglcdhcqp5rntwm">
+            <w:hyperlink w:history="1" r:id="rIdievuqwlkpfpp02wjsitic">
               <w:r>
                 <w:rPr>
                   <w:rFonts w:ascii="Arial" w:cs="Arial" w:eastAsia="Arial" w:hAnsi="Arial"/>
@@ -4880,7 +4880,7 @@
             <w:pPr>
               <w:spacing w:after="20" w:before="0"/>
             </w:pPr>
-            <w:hyperlink w:history="1" r:id="rIdgav7g5uqyj-jekeyfifai">
+            <w:hyperlink w:history="1" r:id="rIdxpik_7bhdpijjvehhmdxk">
               <w:r>
                 <w:rPr>
                   <w:rFonts w:ascii="Arial" w:cs="Arial" w:eastAsia="Arial" w:hAnsi="Arial"/>
@@ -4913,7 +4913,7 @@
               <w:spacing w:after="10" w:before="0"/>
               <w:ind w:left="120"/>
             </w:pPr>
-            <w:hyperlink w:history="1" r:id="rIdjoxzwsiudpr7rhz-e70ng">
+            <w:hyperlink w:history="1" r:id="rIdk4dr_u-kdlvqloo0hp6gn">
               <w:r>
                 <w:rPr>
                   <w:rFonts w:ascii="Arial" w:cs="Arial" w:eastAsia="Arial" w:hAnsi="Arial"/>
@@ -5113,7 +5113,7 @@
             <w:pPr>
               <w:spacing w:after="20" w:before="0"/>
             </w:pPr>
-            <w:hyperlink w:history="1" r:id="rIdcw_jicvonthpxtz0zdnfs">
+            <w:hyperlink w:history="1" r:id="rIdsyatazdw0jg1dy9vk8g6j">
               <w:r>
                 <w:rPr>
                   <w:rFonts w:ascii="Arial" w:cs="Arial" w:eastAsia="Arial" w:hAnsi="Arial"/>
@@ -5146,7 +5146,7 @@
               <w:spacing w:after="10" w:before="0"/>
               <w:ind w:left="120"/>
             </w:pPr>
-            <w:hyperlink w:history="1" r:id="rIdfa8fds8ge_flvaalwnuz-">
+            <w:hyperlink w:history="1" r:id="rIdlcmqtrzetrqhdukphpkfd">
               <w:r>
                 <w:rPr>
                   <w:rFonts w:ascii="Arial" w:cs="Arial" w:eastAsia="Arial" w:hAnsi="Arial"/>
@@ -5191,7 +5191,7 @@
             <w:pPr>
               <w:spacing w:after="20" w:before="0"/>
             </w:pPr>
-            <w:hyperlink w:history="1" r:id="rIdrdfpjf3tvga45zyc3iq98">
+            <w:hyperlink w:history="1" r:id="rIdceoct0ujqwmqry-q3n4dd">
               <w:r>
                 <w:rPr>
                   <w:rFonts w:ascii="Arial" w:cs="Arial" w:eastAsia="Arial" w:hAnsi="Arial"/>
@@ -5240,7 +5240,7 @@
               <w:spacing w:after="10" w:before="0"/>
               <w:ind w:left="120"/>
             </w:pPr>
-            <w:hyperlink w:history="1" r:id="rIdgf3hyx96ylvk54ek2jzee">
+            <w:hyperlink w:history="1" r:id="rIdlu-_zfpletfxc8mg83aqd">
               <w:r>
                 <w:rPr>
                   <w:rFonts w:ascii="Arial" w:cs="Arial" w:eastAsia="Arial" w:hAnsi="Arial"/>
@@ -5765,7 +5765,7 @@
         </w:rPr>
         <w:t xml:space="preserve">© 2026 SeaVuria and ARES. Aligned with KICD objectives. Developed by SeaVuria; technical implementation by ARES (with AI assistance from Claude). Licensed under </w:t>
       </w:r>
-      <w:hyperlink w:history="1" r:id="rIdhyrdlj0pbe5vowhxnsfac">
+      <w:hyperlink w:history="1" r:id="rIddqakvo2d9evywygjelmpw">
         <w:r>
           <w:rPr>
             <w:rFonts w:ascii="Arial" w:cs="Arial" w:eastAsia="Arial" w:hAnsi="Arial"/>
@@ -5786,7 +5786,7 @@
         </w:rPr>
         <w:t xml:space="preserve"> (</w:t>
       </w:r>
-      <w:hyperlink w:history="1" r:id="rIdjwj9lpzpbt5yjn_s-ynxx">
+      <w:hyperlink w:history="1" r:id="rIduw-w1fq0iovm_tvo6rrck">
         <w:r>
           <w:rPr>
             <w:rFonts w:ascii="Arial" w:cs="Arial" w:eastAsia="Arial" w:hAnsi="Arial"/>
@@ -6826,7 +6826,7 @@
             <w:pPr>
               <w:spacing w:after="20" w:before="0"/>
             </w:pPr>
-            <w:hyperlink w:history="1" r:id="rIdg1zmi333zmwv907xndoqv">
+            <w:hyperlink w:history="1" r:id="rIdvv1opfdygv_vtylvwhjj6">
               <w:r>
                 <w:rPr>
                   <w:rFonts w:ascii="Arial" w:cs="Arial" w:eastAsia="Arial" w:hAnsi="Arial"/>
@@ -6875,7 +6875,7 @@
               <w:spacing w:after="10" w:before="0"/>
               <w:ind w:left="120"/>
             </w:pPr>
-            <w:hyperlink w:history="1" r:id="rIdecw6vmdlibo1r_x4h-tvt">
+            <w:hyperlink w:history="1" r:id="rIde58awisidcbojmbt8rwro">
               <w:r>
                 <w:rPr>
                   <w:rFonts w:ascii="Arial" w:cs="Arial" w:eastAsia="Arial" w:hAnsi="Arial"/>
@@ -6937,7 +6937,7 @@
               <w:spacing w:after="10" w:before="0"/>
               <w:ind w:left="120"/>
             </w:pPr>
-            <w:hyperlink w:history="1" r:id="rId6ngarke4tlfj49rhx2ekz">
+            <w:hyperlink w:history="1" r:id="rIdm0wuulbzupiekbzjmdjxc">
               <w:r>
                 <w:rPr>
                   <w:rFonts w:ascii="Arial" w:cs="Arial" w:eastAsia="Arial" w:hAnsi="Arial"/>
@@ -7152,7 +7152,7 @@
             <w:pPr>
               <w:spacing w:after="20" w:before="0"/>
             </w:pPr>
-            <w:hyperlink w:history="1" r:id="rIdjzortn9vk_zfpmcf2rlrz">
+            <w:hyperlink w:history="1" r:id="rIdmlqqlngfwhp6wlzmd17ou">
               <w:r>
                 <w:rPr>
                   <w:rFonts w:ascii="Arial" w:cs="Arial" w:eastAsia="Arial" w:hAnsi="Arial"/>
@@ -7201,7 +7201,7 @@
               <w:spacing w:after="10" w:before="0"/>
               <w:ind w:left="120"/>
             </w:pPr>
-            <w:hyperlink w:history="1" r:id="rIde5fedqqcewjfpftxcdm6p">
+            <w:hyperlink w:history="1" r:id="rIdhrmeijapsxkuevqf2g29l">
               <w:r>
                 <w:rPr>
                   <w:rFonts w:ascii="Arial" w:cs="Arial" w:eastAsia="Arial" w:hAnsi="Arial"/>
@@ -7263,7 +7263,7 @@
               <w:spacing w:after="10" w:before="0"/>
               <w:ind w:left="120"/>
             </w:pPr>
-            <w:hyperlink w:history="1" r:id="rIdjzpkffvqrcuefg8texgqo">
+            <w:hyperlink w:history="1" r:id="rId6dc6yoez5hl693f_u20zt">
               <w:r>
                 <w:rPr>
                   <w:rFonts w:ascii="Arial" w:cs="Arial" w:eastAsia="Arial" w:hAnsi="Arial"/>
@@ -7478,7 +7478,7 @@
             <w:pPr>
               <w:spacing w:after="20" w:before="0"/>
             </w:pPr>
-            <w:hyperlink w:history="1" r:id="rIduutzoa7cgo5knrx5kdwmt">
+            <w:hyperlink w:history="1" r:id="rIdd96-b95k5zl0fo2ctou-e">
               <w:r>
                 <w:rPr>
                   <w:rFonts w:ascii="Arial" w:cs="Arial" w:eastAsia="Arial" w:hAnsi="Arial"/>
@@ -7527,7 +7527,7 @@
               <w:spacing w:after="10" w:before="0"/>
               <w:ind w:left="120"/>
             </w:pPr>
-            <w:hyperlink w:history="1" r:id="rIdrnu_7tx-svgozrdx2-ojc">
+            <w:hyperlink w:history="1" r:id="rIdzoa_ubcbjvaxpauprrquh">
               <w:r>
                 <w:rPr>
                   <w:rFonts w:ascii="Arial" w:cs="Arial" w:eastAsia="Arial" w:hAnsi="Arial"/>
@@ -7589,7 +7589,7 @@
               <w:spacing w:after="10" w:before="0"/>
               <w:ind w:left="120"/>
             </w:pPr>
-            <w:hyperlink w:history="1" r:id="rId2wf2bbczdscmottxhkuic">
+            <w:hyperlink w:history="1" r:id="rIdkioikcbe98fovqqbiujmh">
               <w:r>
                 <w:rPr>
                   <w:rFonts w:ascii="Arial" w:cs="Arial" w:eastAsia="Arial" w:hAnsi="Arial"/>
@@ -7804,7 +7804,7 @@
             <w:pPr>
               <w:spacing w:after="20" w:before="0"/>
             </w:pPr>
-            <w:hyperlink w:history="1" r:id="rIdhvcje9mvycqen6ec6cbhj">
+            <w:hyperlink w:history="1" r:id="rIdqtoxgbn5g94nl0bd-cgvi">
               <w:r>
                 <w:rPr>
                   <w:rFonts w:ascii="Arial" w:cs="Arial" w:eastAsia="Arial" w:hAnsi="Arial"/>
@@ -7853,7 +7853,7 @@
               <w:spacing w:after="10" w:before="0"/>
               <w:ind w:left="120"/>
             </w:pPr>
-            <w:hyperlink w:history="1" r:id="rIdkkjkuv5bxruukgo1a4mx3">
+            <w:hyperlink w:history="1" r:id="rIdbmbfsxmcgjhz3p-uddqp2">
               <w:r>
                 <w:rPr>
                   <w:rFonts w:ascii="Arial" w:cs="Arial" w:eastAsia="Arial" w:hAnsi="Arial"/>
@@ -7915,7 +7915,7 @@
               <w:spacing w:after="10" w:before="0"/>
               <w:ind w:left="120"/>
             </w:pPr>
-            <w:hyperlink w:history="1" r:id="rIdeiaf5wx1z64nojo1jhfvy">
+            <w:hyperlink w:history="1" r:id="rId1fmnz_4munqig9dm0yd4r">
               <w:r>
                 <w:rPr>
                   <w:rFonts w:ascii="Arial" w:cs="Arial" w:eastAsia="Arial" w:hAnsi="Arial"/>
@@ -8130,7 +8130,7 @@
             <w:pPr>
               <w:spacing w:after="20" w:before="0"/>
             </w:pPr>
-            <w:hyperlink w:history="1" r:id="rIdrny4lpua5se8sbm0_a7w0">
+            <w:hyperlink w:history="1" r:id="rIdbbxuf410aw7pqxpslreck">
               <w:r>
                 <w:rPr>
                   <w:rFonts w:ascii="Arial" w:cs="Arial" w:eastAsia="Arial" w:hAnsi="Arial"/>
@@ -8179,7 +8179,7 @@
               <w:spacing w:after="10" w:before="0"/>
               <w:ind w:left="120"/>
             </w:pPr>
-            <w:hyperlink w:history="1" r:id="rIds1dkzzzcjlbi_csk11eu-">
+            <w:hyperlink w:history="1" r:id="rId063v_iqnxpua2j5kzdyzi">
               <w:r>
                 <w:rPr>
                   <w:rFonts w:ascii="Arial" w:cs="Arial" w:eastAsia="Arial" w:hAnsi="Arial"/>
@@ -8241,7 +8241,7 @@
               <w:spacing w:after="10" w:before="0"/>
               <w:ind w:left="120"/>
             </w:pPr>
-            <w:hyperlink w:history="1" r:id="rIdpw7a2buudwkoa86feresx">
+            <w:hyperlink w:history="1" r:id="rIdotvp14dmtmra5slhht1e8">
               <w:r>
                 <w:rPr>
                   <w:rFonts w:ascii="Arial" w:cs="Arial" w:eastAsia="Arial" w:hAnsi="Arial"/>
@@ -8781,7 +8781,7 @@
         </w:rPr>
         <w:t xml:space="preserve">© 2026 SeaVuria and ARES. Aligned with KICD objectives. Developed by SeaVuria; technical implementation by ARES (with AI assistance from Claude). Licensed under </w:t>
       </w:r>
-      <w:hyperlink w:history="1" r:id="rIdlsud4rftl50qemkg15wt3">
+      <w:hyperlink w:history="1" r:id="rId34lzo-x2zlngwpyx559b5">
         <w:r>
           <w:rPr>
             <w:rFonts w:ascii="Arial" w:cs="Arial" w:eastAsia="Arial" w:hAnsi="Arial"/>
@@ -8802,7 +8802,7 @@
         </w:rPr>
         <w:t xml:space="preserve"> (</w:t>
       </w:r>
-      <w:hyperlink w:history="1" r:id="rId-du-c8lx2n_1uommfxoj-">
+      <w:hyperlink w:history="1" r:id="rIdexyrbmcigh_r4nkr_kwkt">
         <w:r>
           <w:rPr>
             <w:rFonts w:ascii="Arial" w:cs="Arial" w:eastAsia="Arial" w:hAnsi="Arial"/>
@@ -9842,7 +9842,7 @@
             <w:pPr>
               <w:spacing w:after="20" w:before="0"/>
             </w:pPr>
-            <w:hyperlink w:history="1" r:id="rIdg-24a4hvp-mgu-ksrsm-p">
+            <w:hyperlink w:history="1" r:id="rIdalmiygntj1ehuxam6oesd">
               <w:r>
                 <w:rPr>
                   <w:rFonts w:ascii="Arial" w:cs="Arial" w:eastAsia="Arial" w:hAnsi="Arial"/>
@@ -9891,7 +9891,7 @@
               <w:spacing w:after="10" w:before="0"/>
               <w:ind w:left="120"/>
             </w:pPr>
-            <w:hyperlink w:history="1" r:id="rIdg5amokgq4p3jjjnrvaq1w">
+            <w:hyperlink w:history="1" r:id="rIdwto8lnb2jkpyqtiaj1lfw">
               <w:r>
                 <w:rPr>
                   <w:rFonts w:ascii="Arial" w:cs="Arial" w:eastAsia="Arial" w:hAnsi="Arial"/>
@@ -9953,7 +9953,7 @@
               <w:spacing w:after="10" w:before="0"/>
               <w:ind w:left="120"/>
             </w:pPr>
-            <w:hyperlink w:history="1" r:id="rIdnz8-2pdagedsexiagva88">
+            <w:hyperlink w:history="1" r:id="rIdycp9wcvkbaf6x4cpmvvkp">
               <w:r>
                 <w:rPr>
                   <w:rFonts w:ascii="Arial" w:cs="Arial" w:eastAsia="Arial" w:hAnsi="Arial"/>
@@ -10168,7 +10168,7 @@
             <w:pPr>
               <w:spacing w:after="20" w:before="0"/>
             </w:pPr>
-            <w:hyperlink w:history="1" r:id="rIdt83giyfolxp35snnskqdq">
+            <w:hyperlink w:history="1" r:id="rIdu4nkki2xqmihcsongsfxb">
               <w:r>
                 <w:rPr>
                   <w:rFonts w:ascii="Arial" w:cs="Arial" w:eastAsia="Arial" w:hAnsi="Arial"/>
@@ -10217,7 +10217,7 @@
               <w:spacing w:after="10" w:before="0"/>
               <w:ind w:left="120"/>
             </w:pPr>
-            <w:hyperlink w:history="1" r:id="rId0h9bhdao8wosaubs4esj8">
+            <w:hyperlink w:history="1" r:id="rIdlvqkjx7-xioup9nayu_qd">
               <w:r>
                 <w:rPr>
                   <w:rFonts w:ascii="Arial" w:cs="Arial" w:eastAsia="Arial" w:hAnsi="Arial"/>
@@ -10279,7 +10279,7 @@
               <w:spacing w:after="10" w:before="0"/>
               <w:ind w:left="120"/>
             </w:pPr>
-            <w:hyperlink w:history="1" r:id="rIdz7t95-khpe6n2vi1m3gat">
+            <w:hyperlink w:history="1" r:id="rIdqzdkpeuzvujzjkssc19fb">
               <w:r>
                 <w:rPr>
                   <w:rFonts w:ascii="Arial" w:cs="Arial" w:eastAsia="Arial" w:hAnsi="Arial"/>
@@ -10494,7 +10494,7 @@
             <w:pPr>
               <w:spacing w:after="20" w:before="0"/>
             </w:pPr>
-            <w:hyperlink w:history="1" r:id="rIdaqu5bnm8kqj51wpntesem">
+            <w:hyperlink w:history="1" r:id="rIdfxmgua8ntoemu2vmjmfzz">
               <w:r>
                 <w:rPr>
                   <w:rFonts w:ascii="Arial" w:cs="Arial" w:eastAsia="Arial" w:hAnsi="Arial"/>
@@ -10543,7 +10543,7 @@
               <w:spacing w:after="10" w:before="0"/>
               <w:ind w:left="120"/>
             </w:pPr>
-            <w:hyperlink w:history="1" r:id="rIdtrvsufpde2p3ncolfiq0p">
+            <w:hyperlink w:history="1" r:id="rIdrhkg7rbke6ezdclotg_vx">
               <w:r>
                 <w:rPr>
                   <w:rFonts w:ascii="Arial" w:cs="Arial" w:eastAsia="Arial" w:hAnsi="Arial"/>
@@ -10605,7 +10605,7 @@
               <w:spacing w:after="10" w:before="0"/>
               <w:ind w:left="120"/>
             </w:pPr>
-            <w:hyperlink w:history="1" r:id="rIdt50epve6kjapofmt4r6lf">
+            <w:hyperlink w:history="1" r:id="rIdr7svbpmsjirgybrlxmyru">
               <w:r>
                 <w:rPr>
                   <w:rFonts w:ascii="Arial" w:cs="Arial" w:eastAsia="Arial" w:hAnsi="Arial"/>
@@ -10820,7 +10820,7 @@
             <w:pPr>
               <w:spacing w:after="20" w:before="0"/>
             </w:pPr>
-            <w:hyperlink w:history="1" r:id="rIdzmemheqd0qqowulr5t0sg">
+            <w:hyperlink w:history="1" r:id="rIdqoovbwmvd7olx5dgtbv2h">
               <w:r>
                 <w:rPr>
                   <w:rFonts w:ascii="Arial" w:cs="Arial" w:eastAsia="Arial" w:hAnsi="Arial"/>
@@ -10869,7 +10869,7 @@
               <w:spacing w:after="10" w:before="0"/>
               <w:ind w:left="120"/>
             </w:pPr>
-            <w:hyperlink w:history="1" r:id="rId4gbwjbopkalgbivndurox">
+            <w:hyperlink w:history="1" r:id="rIdnghpcmxjz5jf3dybiznyh">
               <w:r>
                 <w:rPr>
                   <w:rFonts w:ascii="Arial" w:cs="Arial" w:eastAsia="Arial" w:hAnsi="Arial"/>
@@ -10931,7 +10931,7 @@
               <w:spacing w:after="10" w:before="0"/>
               <w:ind w:left="120"/>
             </w:pPr>
-            <w:hyperlink w:history="1" r:id="rIdpg9ft5cfhf9uxcrne4-k1">
+            <w:hyperlink w:history="1" r:id="rIdtdwqywrtj3rrbpym0rflh">
               <w:r>
                 <w:rPr>
                   <w:rFonts w:ascii="Arial" w:cs="Arial" w:eastAsia="Arial" w:hAnsi="Arial"/>
@@ -11146,7 +11146,7 @@
             <w:pPr>
               <w:spacing w:after="20" w:before="0"/>
             </w:pPr>
-            <w:hyperlink w:history="1" r:id="rIdgq9xigbv8xnxfyt-nhej7">
+            <w:hyperlink w:history="1" r:id="rIdgx4mxn7myqa8trtnzszh-">
               <w:r>
                 <w:rPr>
                   <w:rFonts w:ascii="Arial" w:cs="Arial" w:eastAsia="Arial" w:hAnsi="Arial"/>
@@ -11195,7 +11195,7 @@
               <w:spacing w:after="10" w:before="0"/>
               <w:ind w:left="120"/>
             </w:pPr>
-            <w:hyperlink w:history="1" r:id="rId_z8ujcttsib7vwzwc1afi">
+            <w:hyperlink w:history="1" r:id="rIdfqdr1wt5qhb0odb0apgt_">
               <w:r>
                 <w:rPr>
                   <w:rFonts w:ascii="Arial" w:cs="Arial" w:eastAsia="Arial" w:hAnsi="Arial"/>
@@ -11257,7 +11257,7 @@
               <w:spacing w:after="10" w:before="0"/>
               <w:ind w:left="120"/>
             </w:pPr>
-            <w:hyperlink w:history="1" r:id="rIdz193eqsh9lcnfibvs7cth">
+            <w:hyperlink w:history="1" r:id="rIdnlhdnrhj3nerrei4so2wp">
               <w:r>
                 <w:rPr>
                   <w:rFonts w:ascii="Arial" w:cs="Arial" w:eastAsia="Arial" w:hAnsi="Arial"/>
@@ -12037,7 +12037,7 @@
         </w:rPr>
         <w:t xml:space="preserve">© 2026 SeaVuria and ARES. Aligned with KICD objectives. Developed by SeaVuria; technical implementation by ARES (with AI assistance from Claude). Licensed under </w:t>
       </w:r>
-      <w:hyperlink w:history="1" r:id="rIdmluywwz_tnuzgddt1rcls">
+      <w:hyperlink w:history="1" r:id="rIdpakty1ghvgubvgmqpbayk">
         <w:r>
           <w:rPr>
             <w:rFonts w:ascii="Arial" w:cs="Arial" w:eastAsia="Arial" w:hAnsi="Arial"/>
@@ -12058,7 +12058,7 @@
         </w:rPr>
         <w:t xml:space="preserve"> (</w:t>
       </w:r>
-      <w:hyperlink w:history="1" r:id="rIdgy46gmfstwnpvuof3b5ac">
+      <w:hyperlink w:history="1" r:id="rIdxngl3xxzkbikxo2cjoi4f">
         <w:r>
           <w:rPr>
             <w:rFonts w:ascii="Arial" w:cs="Arial" w:eastAsia="Arial" w:hAnsi="Arial"/>
@@ -13115,7 +13115,7 @@
               <w:spacing w:after="10" w:before="0"/>
               <w:ind w:left="120"/>
             </w:pPr>
-            <w:hyperlink w:history="1" r:id="rIdhyml91f80vkhpfuoh2s-3">
+            <w:hyperlink w:history="1" r:id="rIdvzh6egomrijrw_e_hdrgd">
               <w:r>
                 <w:rPr>
                   <w:rFonts w:ascii="Arial" w:cs="Arial" w:eastAsia="Arial" w:hAnsi="Arial"/>
@@ -13192,7 +13192,7 @@
               <w:spacing w:after="10" w:before="0"/>
               <w:ind w:left="120"/>
             </w:pPr>
-            <w:hyperlink w:history="1" r:id="rIdknpd1nurtnib9hah043ge">
+            <w:hyperlink w:history="1" r:id="rIduamliw2dy3p3e0fsrarmb">
               <w:r>
                 <w:rPr>
                   <w:rFonts w:ascii="Arial" w:cs="Arial" w:eastAsia="Arial" w:hAnsi="Arial"/>
@@ -13424,7 +13424,7 @@
               <w:spacing w:after="10" w:before="0"/>
               <w:ind w:left="120"/>
             </w:pPr>
-            <w:hyperlink w:history="1" r:id="rId58siinacvhmanjysriumb">
+            <w:hyperlink w:history="1" r:id="rIda2dzo1hhfwoc7x147pbbb">
               <w:r>
                 <w:rPr>
                   <w:rFonts w:ascii="Arial" w:cs="Arial" w:eastAsia="Arial" w:hAnsi="Arial"/>
@@ -13501,7 +13501,7 @@
               <w:spacing w:after="10" w:before="0"/>
               <w:ind w:left="120"/>
             </w:pPr>
-            <w:hyperlink w:history="1" r:id="rIdhpo0kla0uxev6vhy-ffjr">
+            <w:hyperlink w:history="1" r:id="rIdh_fldyyhohupq249i1bl_">
               <w:r>
                 <w:rPr>
                   <w:rFonts w:ascii="Arial" w:cs="Arial" w:eastAsia="Arial" w:hAnsi="Arial"/>
@@ -13733,7 +13733,7 @@
               <w:spacing w:after="10" w:before="0"/>
               <w:ind w:left="120"/>
             </w:pPr>
-            <w:hyperlink w:history="1" r:id="rIdzumr7jeb9cvipwvpwknym">
+            <w:hyperlink w:history="1" r:id="rIdsogwzdr0ysjepkyoajiax">
               <w:r>
                 <w:rPr>
                   <w:rFonts w:ascii="Arial" w:cs="Arial" w:eastAsia="Arial" w:hAnsi="Arial"/>
@@ -13810,7 +13810,7 @@
               <w:spacing w:after="10" w:before="0"/>
               <w:ind w:left="120"/>
             </w:pPr>
-            <w:hyperlink w:history="1" r:id="rIdby4ps-6q3dvvopsrrrkjw">
+            <w:hyperlink w:history="1" r:id="rIdyltdm8gpt_mgygclpwnkc">
               <w:r>
                 <w:rPr>
                   <w:rFonts w:ascii="Arial" w:cs="Arial" w:eastAsia="Arial" w:hAnsi="Arial"/>
@@ -14042,7 +14042,7 @@
               <w:spacing w:after="10" w:before="0"/>
               <w:ind w:left="120"/>
             </w:pPr>
-            <w:hyperlink w:history="1" r:id="rIdfnqg2sck-ojdorygdqvl6">
+            <w:hyperlink w:history="1" r:id="rIdxoh9kcgupp-v-plquub0t">
               <w:r>
                 <w:rPr>
                   <w:rFonts w:ascii="Arial" w:cs="Arial" w:eastAsia="Arial" w:hAnsi="Arial"/>
@@ -14119,7 +14119,7 @@
               <w:spacing w:after="10" w:before="0"/>
               <w:ind w:left="120"/>
             </w:pPr>
-            <w:hyperlink w:history="1" r:id="rIdxujuqgyb5xjuxkspt0jgi">
+            <w:hyperlink w:history="1" r:id="rIdycmahwbkzqfi4zatqhart">
               <w:r>
                 <w:rPr>
                   <w:rFonts w:ascii="Arial" w:cs="Arial" w:eastAsia="Arial" w:hAnsi="Arial"/>
@@ -14351,7 +14351,7 @@
               <w:spacing w:after="10" w:before="0"/>
               <w:ind w:left="120"/>
             </w:pPr>
-            <w:hyperlink w:history="1" r:id="rIdn92jscxj4afqisqrf5h-n">
+            <w:hyperlink w:history="1" r:id="rIdfxzbjkmh9kcsu9ivnnnsa">
               <w:r>
                 <w:rPr>
                   <w:rFonts w:ascii="Arial" w:cs="Arial" w:eastAsia="Arial" w:hAnsi="Arial"/>
@@ -14428,7 +14428,7 @@
               <w:spacing w:after="10" w:before="0"/>
               <w:ind w:left="120"/>
             </w:pPr>
-            <w:hyperlink w:history="1" r:id="rIdrmrt1rqha3bisv8btmzkp">
+            <w:hyperlink w:history="1" r:id="rIdaieprvyuesobjnbozyw7f">
               <w:r>
                 <w:rPr>
                   <w:rFonts w:ascii="Arial" w:cs="Arial" w:eastAsia="Arial" w:hAnsi="Arial"/>
@@ -14968,7 +14968,7 @@
         </w:rPr>
         <w:t xml:space="preserve">© 2026 SeaVuria and ARES. Aligned with KICD objectives. Developed by SeaVuria; technical implementation by ARES (with AI assistance from Claude). Licensed under </w:t>
       </w:r>
-      <w:hyperlink w:history="1" r:id="rIdqmt5diksnteyg-qodxf9t">
+      <w:hyperlink w:history="1" r:id="rIdpcr51gwqvto6stnmubdd6">
         <w:r>
           <w:rPr>
             <w:rFonts w:ascii="Arial" w:cs="Arial" w:eastAsia="Arial" w:hAnsi="Arial"/>
@@ -14989,7 +14989,7 @@
         </w:rPr>
         <w:t xml:space="preserve"> (</w:t>
       </w:r>
-      <w:hyperlink w:history="1" r:id="rIdua2wz66c6y51nesodt4od">
+      <w:hyperlink w:history="1" r:id="rIdwqmrplckiepdq4tjbroto">
         <w:r>
           <w:rPr>
             <w:rFonts w:ascii="Arial" w:cs="Arial" w:eastAsia="Arial" w:hAnsi="Arial"/>
@@ -16029,7 +16029,7 @@
             <w:pPr>
               <w:spacing w:after="20" w:before="0"/>
             </w:pPr>
-            <w:hyperlink w:history="1" r:id="rIddqic3aaaypobt-ecorxcf">
+            <w:hyperlink w:history="1" r:id="rIdjn694tq9r6kiijyf9zooi">
               <w:r>
                 <w:rPr>
                   <w:rFonts w:ascii="Arial" w:cs="Arial" w:eastAsia="Arial" w:hAnsi="Arial"/>
@@ -16062,7 +16062,7 @@
               <w:spacing w:after="10" w:before="0"/>
               <w:ind w:left="120"/>
             </w:pPr>
-            <w:hyperlink w:history="1" r:id="rId6i6gkiomu4uarhtgrlmfj">
+            <w:hyperlink w:history="1" r:id="rIdt1vw0_flst-sqiljlaqgl">
               <w:r>
                 <w:rPr>
                   <w:rFonts w:ascii="Arial" w:cs="Arial" w:eastAsia="Arial" w:hAnsi="Arial"/>
@@ -16107,7 +16107,7 @@
             <w:pPr>
               <w:spacing w:after="20" w:before="0"/>
             </w:pPr>
-            <w:hyperlink w:history="1" r:id="rIdfvhfnoffilq6qiruckud4">
+            <w:hyperlink w:history="1" r:id="rIdt_xi8rqqxpxgv-tjhxjog">
               <w:r>
                 <w:rPr>
                   <w:rFonts w:ascii="Arial" w:cs="Arial" w:eastAsia="Arial" w:hAnsi="Arial"/>
@@ -16140,7 +16140,7 @@
               <w:spacing w:after="10" w:before="0"/>
               <w:ind w:left="120"/>
             </w:pPr>
-            <w:hyperlink w:history="1" r:id="rIdxwpcucem7o9vsvarpfw3s">
+            <w:hyperlink w:history="1" r:id="rIdb3ahdlgtmtynvdae9isyt">
               <w:r>
                 <w:rPr>
                   <w:rFonts w:ascii="Arial" w:cs="Arial" w:eastAsia="Arial" w:hAnsi="Arial"/>
@@ -16340,7 +16340,7 @@
             <w:pPr>
               <w:spacing w:after="20" w:before="0"/>
             </w:pPr>
-            <w:hyperlink w:history="1" r:id="rId7lex177akwktthlj92k8z">
+            <w:hyperlink w:history="1" r:id="rIdygelng45yzeroobrrkjiz">
               <w:r>
                 <w:rPr>
                   <w:rFonts w:ascii="Arial" w:cs="Arial" w:eastAsia="Arial" w:hAnsi="Arial"/>
@@ -16373,7 +16373,7 @@
               <w:spacing w:after="10" w:before="0"/>
               <w:ind w:left="120"/>
             </w:pPr>
-            <w:hyperlink w:history="1" r:id="rIdavpjpeczirbicpr4duy_b">
+            <w:hyperlink w:history="1" r:id="rIdmtv_0rj9_fhn_gt37v9cj">
               <w:r>
                 <w:rPr>
                   <w:rFonts w:ascii="Arial" w:cs="Arial" w:eastAsia="Arial" w:hAnsi="Arial"/>
@@ -16418,7 +16418,7 @@
             <w:pPr>
               <w:spacing w:after="20" w:before="0"/>
             </w:pPr>
-            <w:hyperlink w:history="1" r:id="rIdrtz2bwjheyp-3hppul36m">
+            <w:hyperlink w:history="1" r:id="rIdm4htq7mjlrp4ws9iqbpko">
               <w:r>
                 <w:rPr>
                   <w:rFonts w:ascii="Arial" w:cs="Arial" w:eastAsia="Arial" w:hAnsi="Arial"/>
@@ -16451,7 +16451,7 @@
               <w:spacing w:after="10" w:before="0"/>
               <w:ind w:left="120"/>
             </w:pPr>
-            <w:hyperlink w:history="1" r:id="rIdu1-xpbtp3yrmgnx5-ezcs">
+            <w:hyperlink w:history="1" r:id="rIdy9jhchqrd2w6_d1gco6nn">
               <w:r>
                 <w:rPr>
                   <w:rFonts w:ascii="Arial" w:cs="Arial" w:eastAsia="Arial" w:hAnsi="Arial"/>
@@ -16651,7 +16651,7 @@
             <w:pPr>
               <w:spacing w:after="20" w:before="0"/>
             </w:pPr>
-            <w:hyperlink w:history="1" r:id="rIdlzya0yipxk27f53evosed">
+            <w:hyperlink w:history="1" r:id="rIdntannt-pb56p9j01_dwji">
               <w:r>
                 <w:rPr>
                   <w:rFonts w:ascii="Arial" w:cs="Arial" w:eastAsia="Arial" w:hAnsi="Arial"/>
@@ -16684,7 +16684,7 @@
               <w:spacing w:after="10" w:before="0"/>
               <w:ind w:left="120"/>
             </w:pPr>
-            <w:hyperlink w:history="1" r:id="rIde-gxk8pslwn8r3cq0azhl">
+            <w:hyperlink w:history="1" r:id="rIdkvf9lldo0bbfapebsetls">
               <w:r>
                 <w:rPr>
                   <w:rFonts w:ascii="Arial" w:cs="Arial" w:eastAsia="Arial" w:hAnsi="Arial"/>
@@ -16729,7 +16729,7 @@
             <w:pPr>
               <w:spacing w:after="20" w:before="0"/>
             </w:pPr>
-            <w:hyperlink w:history="1" r:id="rIda3_a0kvfhyxepzkmcjnip">
+            <w:hyperlink w:history="1" r:id="rIdeqslwyiezpccyvb6gxxzw">
               <w:r>
                 <w:rPr>
                   <w:rFonts w:ascii="Arial" w:cs="Arial" w:eastAsia="Arial" w:hAnsi="Arial"/>
@@ -16778,7 +16778,7 @@
               <w:spacing w:after="10" w:before="0"/>
               <w:ind w:left="120"/>
             </w:pPr>
-            <w:hyperlink w:history="1" r:id="rIdbm5sjkdwdhq4ywbvemvjo">
+            <w:hyperlink w:history="1" r:id="rIdpd1o32edzzp4cburl_ady">
               <w:r>
                 <w:rPr>
                   <w:rFonts w:ascii="Arial" w:cs="Arial" w:eastAsia="Arial" w:hAnsi="Arial"/>
@@ -16978,7 +16978,7 @@
             <w:pPr>
               <w:spacing w:after="20" w:before="0"/>
             </w:pPr>
-            <w:hyperlink w:history="1" r:id="rIdj_0dmin1ei2pvdjj-msh5">
+            <w:hyperlink w:history="1" r:id="rId20mszp41zu7gukqubwvfu">
               <w:r>
                 <w:rPr>
                   <w:rFonts w:ascii="Arial" w:cs="Arial" w:eastAsia="Arial" w:hAnsi="Arial"/>
@@ -17011,7 +17011,7 @@
               <w:spacing w:after="10" w:before="0"/>
               <w:ind w:left="120"/>
             </w:pPr>
-            <w:hyperlink w:history="1" r:id="rId0xyfbgy1hp3u8kv-wcuuu">
+            <w:hyperlink w:history="1" r:id="rId9w05g5ijg3ofntemy-vjj">
               <w:r>
                 <w:rPr>
                   <w:rFonts w:ascii="Arial" w:cs="Arial" w:eastAsia="Arial" w:hAnsi="Arial"/>
@@ -17056,7 +17056,7 @@
             <w:pPr>
               <w:spacing w:after="20" w:before="0"/>
             </w:pPr>
-            <w:hyperlink w:history="1" r:id="rIdsu9whqh91hrm8ewgie--y">
+            <w:hyperlink w:history="1" r:id="rId0rlpxferh9qxnxjdiqqlv">
               <w:r>
                 <w:rPr>
                   <w:rFonts w:ascii="Arial" w:cs="Arial" w:eastAsia="Arial" w:hAnsi="Arial"/>
@@ -17105,7 +17105,7 @@
               <w:spacing w:after="10" w:before="0"/>
               <w:ind w:left="120"/>
             </w:pPr>
-            <w:hyperlink w:history="1" r:id="rIdayevaldxduu-giijgv_dj">
+            <w:hyperlink w:history="1" r:id="rIdpnhlazelmgi4tvowwckyt">
               <w:r>
                 <w:rPr>
                   <w:rFonts w:ascii="Arial" w:cs="Arial" w:eastAsia="Arial" w:hAnsi="Arial"/>
@@ -17305,7 +17305,7 @@
             <w:pPr>
               <w:spacing w:after="20" w:before="0"/>
             </w:pPr>
-            <w:hyperlink w:history="1" r:id="rId_6chlwbimuse5vxv-iu3r">
+            <w:hyperlink w:history="1" r:id="rIdfqnj__fvkmdcbq8di9okt">
               <w:r>
                 <w:rPr>
                   <w:rFonts w:ascii="Arial" w:cs="Arial" w:eastAsia="Arial" w:hAnsi="Arial"/>
@@ -17338,7 +17338,7 @@
               <w:spacing w:after="10" w:before="0"/>
               <w:ind w:left="120"/>
             </w:pPr>
-            <w:hyperlink w:history="1" r:id="rIdrdbrve9y8nx95jywy53rm">
+            <w:hyperlink w:history="1" r:id="rId40oqphbigllv3m8n3xj_q">
               <w:r>
                 <w:rPr>
                   <w:rFonts w:ascii="Arial" w:cs="Arial" w:eastAsia="Arial" w:hAnsi="Arial"/>
@@ -17383,7 +17383,7 @@
             <w:pPr>
               <w:spacing w:after="20" w:before="0"/>
             </w:pPr>
-            <w:hyperlink w:history="1" r:id="rIdpvbgfmw81_waeuw-1cqbz">
+            <w:hyperlink w:history="1" r:id="rIdcwfwtyi-phmomtnbbw3nr">
               <w:r>
                 <w:rPr>
                   <w:rFonts w:ascii="Arial" w:cs="Arial" w:eastAsia="Arial" w:hAnsi="Arial"/>
@@ -17432,7 +17432,7 @@
               <w:spacing w:after="10" w:before="0"/>
               <w:ind w:left="120"/>
             </w:pPr>
-            <w:hyperlink w:history="1" r:id="rIdfrwgi-hvcturw4psc_p06">
+            <w:hyperlink w:history="1" r:id="rId5fnzzuoqrjogtw6iluif2">
               <w:r>
                 <w:rPr>
                   <w:rFonts w:ascii="Arial" w:cs="Arial" w:eastAsia="Arial" w:hAnsi="Arial"/>
@@ -17957,7 +17957,7 @@
         </w:rPr>
         <w:t xml:space="preserve">© 2026 SeaVuria and ARES. Aligned with KICD objectives. Developed by SeaVuria; technical implementation by ARES (with AI assistance from Claude). Licensed under </w:t>
       </w:r>
-      <w:hyperlink w:history="1" r:id="rId9frdesnltenzcb1kllzkt">
+      <w:hyperlink w:history="1" r:id="rIdzmimzhrqtwbalgxmigzhw">
         <w:r>
           <w:rPr>
             <w:rFonts w:ascii="Arial" w:cs="Arial" w:eastAsia="Arial" w:hAnsi="Arial"/>
@@ -17978,7 +17978,7 @@
         </w:rPr>
         <w:t xml:space="preserve"> (</w:t>
       </w:r>
-      <w:hyperlink w:history="1" r:id="rIdi9gbsx23bcffbjurqk9mv">
+      <w:hyperlink w:history="1" r:id="rId8wespn5vx_4w1vriq08ih">
         <w:r>
           <w:rPr>
             <w:rFonts w:ascii="Arial" w:cs="Arial" w:eastAsia="Arial" w:hAnsi="Arial"/>
@@ -19018,7 +19018,7 @@
             <w:pPr>
               <w:spacing w:after="20" w:before="0"/>
             </w:pPr>
-            <w:hyperlink w:history="1" r:id="rIde6c8zq6qtpp9ynevzgug_">
+            <w:hyperlink w:history="1" r:id="rIdbfzqqf2yp-4g5r7_ihmfd">
               <w:r>
                 <w:rPr>
                   <w:rFonts w:ascii="Arial" w:cs="Arial" w:eastAsia="Arial" w:hAnsi="Arial"/>
@@ -19051,7 +19051,7 @@
               <w:spacing w:after="10" w:before="0"/>
               <w:ind w:left="120"/>
             </w:pPr>
-            <w:hyperlink w:history="1" r:id="rIddi5tovghi7fdpannlsipq">
+            <w:hyperlink w:history="1" r:id="rIdjs3x7hofvsbst6v3o95sq">
               <w:r>
                 <w:rPr>
                   <w:rFonts w:ascii="Arial" w:cs="Arial" w:eastAsia="Arial" w:hAnsi="Arial"/>
@@ -19096,7 +19096,7 @@
             <w:pPr>
               <w:spacing w:after="20" w:before="0"/>
             </w:pPr>
-            <w:hyperlink w:history="1" r:id="rIdk7x3bj-veex-tpkodjtwc">
+            <w:hyperlink w:history="1" r:id="rIdvmwtcskllbvfxtygkujh8">
               <w:r>
                 <w:rPr>
                   <w:rFonts w:ascii="Arial" w:cs="Arial" w:eastAsia="Arial" w:hAnsi="Arial"/>
@@ -19129,7 +19129,7 @@
               <w:spacing w:after="10" w:before="0"/>
               <w:ind w:left="120"/>
             </w:pPr>
-            <w:hyperlink w:history="1" r:id="rIdrbrwxwzj92ow_8rvxiaqy">
+            <w:hyperlink w:history="1" r:id="rIdx-ouiesqpi6dokgifwu9v">
               <w:r>
                 <w:rPr>
                   <w:rFonts w:ascii="Arial" w:cs="Arial" w:eastAsia="Arial" w:hAnsi="Arial"/>
@@ -19329,7 +19329,7 @@
             <w:pPr>
               <w:spacing w:after="20" w:before="0"/>
             </w:pPr>
-            <w:hyperlink w:history="1" r:id="rId-kttee3bfgohp96ssbfhl">
+            <w:hyperlink w:history="1" r:id="rIdffhds4ubtu4xqyvkwgfse">
               <w:r>
                 <w:rPr>
                   <w:rFonts w:ascii="Arial" w:cs="Arial" w:eastAsia="Arial" w:hAnsi="Arial"/>
@@ -19362,7 +19362,7 @@
               <w:spacing w:after="10" w:before="0"/>
               <w:ind w:left="120"/>
             </w:pPr>
-            <w:hyperlink w:history="1" r:id="rIdxit0v7vflx30y1z7q19kb">
+            <w:hyperlink w:history="1" r:id="rIdv34s2t3cnqvdixd0vacq5">
               <w:r>
                 <w:rPr>
                   <w:rFonts w:ascii="Arial" w:cs="Arial" w:eastAsia="Arial" w:hAnsi="Arial"/>
@@ -19407,7 +19407,7 @@
             <w:pPr>
               <w:spacing w:after="20" w:before="0"/>
             </w:pPr>
-            <w:hyperlink w:history="1" r:id="rIdwgjrnzo889rccd7z6le2c">
+            <w:hyperlink w:history="1" r:id="rIdnhu8ycbd5-fslxk-zniui">
               <w:r>
                 <w:rPr>
                   <w:rFonts w:ascii="Arial" w:cs="Arial" w:eastAsia="Arial" w:hAnsi="Arial"/>
@@ -19440,7 +19440,7 @@
               <w:spacing w:after="10" w:before="0"/>
               <w:ind w:left="120"/>
             </w:pPr>
-            <w:hyperlink w:history="1" r:id="rIdphkcb_kqqppkd721uzzdz">
+            <w:hyperlink w:history="1" r:id="rIdskjklea4qktflzydpdtqj">
               <w:r>
                 <w:rPr>
                   <w:rFonts w:ascii="Arial" w:cs="Arial" w:eastAsia="Arial" w:hAnsi="Arial"/>
@@ -19640,7 +19640,7 @@
             <w:pPr>
               <w:spacing w:after="20" w:before="0"/>
             </w:pPr>
-            <w:hyperlink w:history="1" r:id="rId1aoxcbdj3y68ajwyfiqzu">
+            <w:hyperlink w:history="1" r:id="rIdoqu6om0l9lsb1yskbemfv">
               <w:r>
                 <w:rPr>
                   <w:rFonts w:ascii="Arial" w:cs="Arial" w:eastAsia="Arial" w:hAnsi="Arial"/>
@@ -19689,7 +19689,7 @@
               <w:spacing w:after="10" w:before="0"/>
               <w:ind w:left="120"/>
             </w:pPr>
-            <w:hyperlink w:history="1" r:id="rIddrakqtwdrzprlifx-r-gp">
+            <w:hyperlink w:history="1" r:id="rIdqzrhlwplpzxuvjf97lirf">
               <w:r>
                 <w:rPr>
                   <w:rFonts w:ascii="Arial" w:cs="Arial" w:eastAsia="Arial" w:hAnsi="Arial"/>
@@ -19734,7 +19734,7 @@
             <w:pPr>
               <w:spacing w:after="20" w:before="0"/>
             </w:pPr>
-            <w:hyperlink w:history="1" r:id="rIdsjgahmsuvhcax7hes3fet">
+            <w:hyperlink w:history="1" r:id="rIdmyc-om2ccxl7kmyro-hbl">
               <w:r>
                 <w:rPr>
                   <w:rFonts w:ascii="Arial" w:cs="Arial" w:eastAsia="Arial" w:hAnsi="Arial"/>
@@ -19767,7 +19767,7 @@
               <w:spacing w:after="10" w:before="0"/>
               <w:ind w:left="120"/>
             </w:pPr>
-            <w:hyperlink w:history="1" r:id="rIdu2nq7mvxn5obu10vxrcui">
+            <w:hyperlink w:history="1" r:id="rIdzfu30isdnwgrjki54dzok">
               <w:r>
                 <w:rPr>
                   <w:rFonts w:ascii="Arial" w:cs="Arial" w:eastAsia="Arial" w:hAnsi="Arial"/>
@@ -19967,7 +19967,7 @@
             <w:pPr>
               <w:spacing w:after="20" w:before="0"/>
             </w:pPr>
-            <w:hyperlink w:history="1" r:id="rId7p8gkh3lnjoyn3uejoaio">
+            <w:hyperlink w:history="1" r:id="rIdi3lszsyt6rfbrs7oextao">
               <w:r>
                 <w:rPr>
                   <w:rFonts w:ascii="Arial" w:cs="Arial" w:eastAsia="Arial" w:hAnsi="Arial"/>
@@ -20016,7 +20016,7 @@
               <w:spacing w:after="10" w:before="0"/>
               <w:ind w:left="120"/>
             </w:pPr>
-            <w:hyperlink w:history="1" r:id="rIdt1w_fyttmtqc0ytw1gwj4">
+            <w:hyperlink w:history="1" r:id="rId4cy15w-ysgbxltdlcnxlq">
               <w:r>
                 <w:rPr>
                   <w:rFonts w:ascii="Arial" w:cs="Arial" w:eastAsia="Arial" w:hAnsi="Arial"/>
@@ -20061,7 +20061,7 @@
             <w:pPr>
               <w:spacing w:after="20" w:before="0"/>
             </w:pPr>
-            <w:hyperlink w:history="1" r:id="rIdcpnktlfryzq1wd_xon-b0">
+            <w:hyperlink w:history="1" r:id="rIdqpng1_ukuwtgbhuuf02es">
               <w:r>
                 <w:rPr>
                   <w:rFonts w:ascii="Arial" w:cs="Arial" w:eastAsia="Arial" w:hAnsi="Arial"/>
@@ -20094,7 +20094,7 @@
               <w:spacing w:after="10" w:before="0"/>
               <w:ind w:left="120"/>
             </w:pPr>
-            <w:hyperlink w:history="1" r:id="rIdk1uoddtdfgztroeqjfv0j">
+            <w:hyperlink w:history="1" r:id="rIdaipdm9oxynlzsj6rshjem">
               <w:r>
                 <w:rPr>
                   <w:rFonts w:ascii="Arial" w:cs="Arial" w:eastAsia="Arial" w:hAnsi="Arial"/>
@@ -20294,7 +20294,7 @@
             <w:pPr>
               <w:spacing w:after="20" w:before="0"/>
             </w:pPr>
-            <w:hyperlink w:history="1" r:id="rIdu1pua4dpsegft-469rc_h">
+            <w:hyperlink w:history="1" r:id="rIde9eldg2l5cic221lsilhd">
               <w:r>
                 <w:rPr>
                   <w:rFonts w:ascii="Arial" w:cs="Arial" w:eastAsia="Arial" w:hAnsi="Arial"/>
@@ -20343,7 +20343,7 @@
               <w:spacing w:after="10" w:before="0"/>
               <w:ind w:left="120"/>
             </w:pPr>
-            <w:hyperlink w:history="1" r:id="rIdehbibwlzbcr12pudlbqzf">
+            <w:hyperlink w:history="1" r:id="rIdajyz0wuho1xlgvlpogyh7">
               <w:r>
                 <w:rPr>
                   <w:rFonts w:ascii="Arial" w:cs="Arial" w:eastAsia="Arial" w:hAnsi="Arial"/>
@@ -20388,7 +20388,7 @@
             <w:pPr>
               <w:spacing w:after="20" w:before="0"/>
             </w:pPr>
-            <w:hyperlink w:history="1" r:id="rId1scqmmh7q-julh9rn6nlj">
+            <w:hyperlink w:history="1" r:id="rIdcf5ov5n4s6imjlrayhq_c">
               <w:r>
                 <w:rPr>
                   <w:rFonts w:ascii="Arial" w:cs="Arial" w:eastAsia="Arial" w:hAnsi="Arial"/>
@@ -20421,7 +20421,7 @@
               <w:spacing w:after="10" w:before="0"/>
               <w:ind w:left="120"/>
             </w:pPr>
-            <w:hyperlink w:history="1" r:id="rIdb9nciuuxz65tp8d4ngs1x">
+            <w:hyperlink w:history="1" r:id="rIdp4_ec2j022heybsr6li4p">
               <w:r>
                 <w:rPr>
                   <w:rFonts w:ascii="Arial" w:cs="Arial" w:eastAsia="Arial" w:hAnsi="Arial"/>
@@ -21186,7 +21186,7 @@
         </w:rPr>
         <w:t xml:space="preserve">© 2026 SeaVuria and ARES. Aligned with KICD objectives. Developed by SeaVuria; technical implementation by ARES (with AI assistance from Claude). Licensed under </w:t>
       </w:r>
-      <w:hyperlink w:history="1" r:id="rId8uipbq-rzsu40qwlwe66j">
+      <w:hyperlink w:history="1" r:id="rIdmwqyo4yu3xcbusjm00fxq">
         <w:r>
           <w:rPr>
             <w:rFonts w:ascii="Arial" w:cs="Arial" w:eastAsia="Arial" w:hAnsi="Arial"/>
@@ -21207,7 +21207,7 @@
         </w:rPr>
         <w:t xml:space="preserve"> (</w:t>
       </w:r>
-      <w:hyperlink w:history="1" r:id="rId5bikr69f3c3izqp_j30kq">
+      <w:hyperlink w:history="1" r:id="rIdjgsjxatyp1lxgqpypmcve">
         <w:r>
           <w:rPr>
             <w:rFonts w:ascii="Arial" w:cs="Arial" w:eastAsia="Arial" w:hAnsi="Arial"/>
@@ -22247,7 +22247,7 @@
             <w:pPr>
               <w:spacing w:after="20" w:before="0"/>
             </w:pPr>
-            <w:hyperlink w:history="1" r:id="rIdtolcrjfgvsnnyd2mtbkvc">
+            <w:hyperlink w:history="1" r:id="rIdzlu5gbkpov152zzuwsjzn">
               <w:r>
                 <w:rPr>
                   <w:rFonts w:ascii="Arial" w:cs="Arial" w:eastAsia="Arial" w:hAnsi="Arial"/>
@@ -22280,7 +22280,7 @@
               <w:spacing w:after="10" w:before="0"/>
               <w:ind w:left="120"/>
             </w:pPr>
-            <w:hyperlink w:history="1" r:id="rIdcxojrcxr7xswhmk2ubvcu">
+            <w:hyperlink w:history="1" r:id="rIdskgynhk4kzeorkj5xkdbd">
               <w:r>
                 <w:rPr>
                   <w:rFonts w:ascii="Arial" w:cs="Arial" w:eastAsia="Arial" w:hAnsi="Arial"/>
@@ -22325,7 +22325,7 @@
             <w:pPr>
               <w:spacing w:after="20" w:before="0"/>
             </w:pPr>
-            <w:hyperlink w:history="1" r:id="rIdxam-hwnvilhbt0f28pfbf">
+            <w:hyperlink w:history="1" r:id="rId00gjk7gthudem_jmtsf0n">
               <w:r>
                 <w:rPr>
                   <w:rFonts w:ascii="Arial" w:cs="Arial" w:eastAsia="Arial" w:hAnsi="Arial"/>
@@ -22358,7 +22358,7 @@
               <w:spacing w:after="10" w:before="0"/>
               <w:ind w:left="120"/>
             </w:pPr>
-            <w:hyperlink w:history="1" r:id="rIdlgyukaqxhx7dtkxa2wzd_">
+            <w:hyperlink w:history="1" r:id="rIdeleemdpah-sfdj4oghzni">
               <w:r>
                 <w:rPr>
                   <w:rFonts w:ascii="Arial" w:cs="Arial" w:eastAsia="Arial" w:hAnsi="Arial"/>
@@ -22558,7 +22558,7 @@
             <w:pPr>
               <w:spacing w:after="20" w:before="0"/>
             </w:pPr>
-            <w:hyperlink w:history="1" r:id="rIdbam8rgxjjiryprjpujsy0">
+            <w:hyperlink w:history="1" r:id="rId0ulvknc2profqxwzgpigb">
               <w:r>
                 <w:rPr>
                   <w:rFonts w:ascii="Arial" w:cs="Arial" w:eastAsia="Arial" w:hAnsi="Arial"/>
@@ -22591,7 +22591,7 @@
               <w:spacing w:after="10" w:before="0"/>
               <w:ind w:left="120"/>
             </w:pPr>
-            <w:hyperlink w:history="1" r:id="rIdltisobtnmxbydtw5ko_ki">
+            <w:hyperlink w:history="1" r:id="rIdoycvepthnjcujbj9dqgf6">
               <w:r>
                 <w:rPr>
                   <w:rFonts w:ascii="Arial" w:cs="Arial" w:eastAsia="Arial" w:hAnsi="Arial"/>
@@ -22636,7 +22636,7 @@
             <w:pPr>
               <w:spacing w:after="20" w:before="0"/>
             </w:pPr>
-            <w:hyperlink w:history="1" r:id="rIde6cugc_ojgvuw8idfx4ma">
+            <w:hyperlink w:history="1" r:id="rIdkjbtmwhojjqs4czw4kte2">
               <w:r>
                 <w:rPr>
                   <w:rFonts w:ascii="Arial" w:cs="Arial" w:eastAsia="Arial" w:hAnsi="Arial"/>
@@ -22669,7 +22669,7 @@
               <w:spacing w:after="10" w:before="0"/>
               <w:ind w:left="120"/>
             </w:pPr>
-            <w:hyperlink w:history="1" r:id="rIdp5n9rjnr2kajhnrgki9bk">
+            <w:hyperlink w:history="1" r:id="rIdcbsu3xgs8ejbcohgliwjh">
               <w:r>
                 <w:rPr>
                   <w:rFonts w:ascii="Arial" w:cs="Arial" w:eastAsia="Arial" w:hAnsi="Arial"/>
@@ -22869,7 +22869,7 @@
             <w:pPr>
               <w:spacing w:after="20" w:before="0"/>
             </w:pPr>
-            <w:hyperlink w:history="1" r:id="rIdi8jahwzbbk9rmkoehxgzu">
+            <w:hyperlink w:history="1" r:id="rIdfikqbxrulxtyvrxfi3wei">
               <w:r>
                 <w:rPr>
                   <w:rFonts w:ascii="Arial" w:cs="Arial" w:eastAsia="Arial" w:hAnsi="Arial"/>
@@ -22902,7 +22902,7 @@
               <w:spacing w:after="10" w:before="0"/>
               <w:ind w:left="120"/>
             </w:pPr>
-            <w:hyperlink w:history="1" r:id="rIdszkfbhgxrcyf_zc9ck0zu">
+            <w:hyperlink w:history="1" r:id="rIdculmsymuxrkuyvymb9det">
               <w:r>
                 <w:rPr>
                   <w:rFonts w:ascii="Arial" w:cs="Arial" w:eastAsia="Arial" w:hAnsi="Arial"/>
@@ -22947,7 +22947,7 @@
             <w:pPr>
               <w:spacing w:after="20" w:before="0"/>
             </w:pPr>
-            <w:hyperlink w:history="1" r:id="rIdk7pvvpmr3yevaeg82l2ik">
+            <w:hyperlink w:history="1" r:id="rIdj_-l3a7mvsq_g_rl_jeen">
               <w:r>
                 <w:rPr>
                   <w:rFonts w:ascii="Arial" w:cs="Arial" w:eastAsia="Arial" w:hAnsi="Arial"/>
@@ -22980,7 +22980,7 @@
               <w:spacing w:after="10" w:before="0"/>
               <w:ind w:left="120"/>
             </w:pPr>
-            <w:hyperlink w:history="1" r:id="rIdzc33qmtrmbxygqmkb3x7b">
+            <w:hyperlink w:history="1" r:id="rIdnephinfmvtzxnf-qbpl_s">
               <w:r>
                 <w:rPr>
                   <w:rFonts w:ascii="Arial" w:cs="Arial" w:eastAsia="Arial" w:hAnsi="Arial"/>
@@ -23180,7 +23180,7 @@
             <w:pPr>
               <w:spacing w:after="20" w:before="0"/>
             </w:pPr>
-            <w:hyperlink w:history="1" r:id="rId1clh2lldahfkmumpooe_j">
+            <w:hyperlink w:history="1" r:id="rIdvhgxgchtsgxxyrofpm82m">
               <w:r>
                 <w:rPr>
                   <w:rFonts w:ascii="Arial" w:cs="Arial" w:eastAsia="Arial" w:hAnsi="Arial"/>
@@ -23213,7 +23213,7 @@
               <w:spacing w:after="10" w:before="0"/>
               <w:ind w:left="120"/>
             </w:pPr>
-            <w:hyperlink w:history="1" r:id="rIdwn4fotl_pswlodsrw16ti">
+            <w:hyperlink w:history="1" r:id="rIdds5yahrwrpybbyrfdidpb">
               <w:r>
                 <w:rPr>
                   <w:rFonts w:ascii="Arial" w:cs="Arial" w:eastAsia="Arial" w:hAnsi="Arial"/>
@@ -23258,7 +23258,7 @@
             <w:pPr>
               <w:spacing w:after="20" w:before="0"/>
             </w:pPr>
-            <w:hyperlink w:history="1" r:id="rIdaih2hz56_wl5ulz3dajuf">
+            <w:hyperlink w:history="1" r:id="rIdfx7xp871i8kkhdfor53d7">
               <w:r>
                 <w:rPr>
                   <w:rFonts w:ascii="Arial" w:cs="Arial" w:eastAsia="Arial" w:hAnsi="Arial"/>
@@ -23291,7 +23291,7 @@
               <w:spacing w:after="10" w:before="0"/>
               <w:ind w:left="120"/>
             </w:pPr>
-            <w:hyperlink w:history="1" r:id="rIdrbp-8gvfzjhgvtzqz3rrl">
+            <w:hyperlink w:history="1" r:id="rIdmb7kpbisu3bjwqsp6u5fl">
               <w:r>
                 <w:rPr>
                   <w:rFonts w:ascii="Arial" w:cs="Arial" w:eastAsia="Arial" w:hAnsi="Arial"/>
@@ -23491,7 +23491,7 @@
             <w:pPr>
               <w:spacing w:after="20" w:before="0"/>
             </w:pPr>
-            <w:hyperlink w:history="1" r:id="rIdhguiy9qro00kq_na7m5ox">
+            <w:hyperlink w:history="1" r:id="rIdct9pvmazqxvat1i3bzrlo">
               <w:r>
                 <w:rPr>
                   <w:rFonts w:ascii="Arial" w:cs="Arial" w:eastAsia="Arial" w:hAnsi="Arial"/>
@@ -23540,7 +23540,7 @@
               <w:spacing w:after="10" w:before="0"/>
               <w:ind w:left="120"/>
             </w:pPr>
-            <w:hyperlink w:history="1" r:id="rId2s-wjmr4dkc_2vvz8d-aq">
+            <w:hyperlink w:history="1" r:id="rIdosvn1-ka1clgp6uvvutzx">
               <w:r>
                 <w:rPr>
                   <w:rFonts w:ascii="Arial" w:cs="Arial" w:eastAsia="Arial" w:hAnsi="Arial"/>
@@ -23585,7 +23585,7 @@
             <w:pPr>
               <w:spacing w:after="20" w:before="0"/>
             </w:pPr>
-            <w:hyperlink w:history="1" r:id="rIdn-rb_o6gmhp0g5nfr9rl2">
+            <w:hyperlink w:history="1" r:id="rIdaswuktidlc89lxd1knnlr">
               <w:r>
                 <w:rPr>
                   <w:rFonts w:ascii="Arial" w:cs="Arial" w:eastAsia="Arial" w:hAnsi="Arial"/>
@@ -23618,7 +23618,7 @@
               <w:spacing w:after="10" w:before="0"/>
               <w:ind w:left="120"/>
             </w:pPr>
-            <w:hyperlink w:history="1" r:id="rIddi9rm1l9pbtkv9ho9vtdg">
+            <w:hyperlink w:history="1" r:id="rIdzhjy1mdas_it7ufprtbbk">
               <w:r>
                 <w:rPr>
                   <w:rFonts w:ascii="Arial" w:cs="Arial" w:eastAsia="Arial" w:hAnsi="Arial"/>
@@ -24143,7 +24143,7 @@
         </w:rPr>
         <w:t xml:space="preserve">© 2026 SeaVuria and ARES. Aligned with KICD objectives. Developed by SeaVuria; technical implementation by ARES (with AI assistance from Claude). Licensed under </w:t>
       </w:r>
-      <w:hyperlink w:history="1" r:id="rId45b7oes3syd_8nut56k_v">
+      <w:hyperlink w:history="1" r:id="rIdhgnfhcotqsgoj_rovtohu">
         <w:r>
           <w:rPr>
             <w:rFonts w:ascii="Arial" w:cs="Arial" w:eastAsia="Arial" w:hAnsi="Arial"/>
@@ -24164,7 +24164,7 @@
         </w:rPr>
         <w:t xml:space="preserve"> (</w:t>
       </w:r>
-      <w:hyperlink w:history="1" r:id="rIdxnn9cu9muuu3umjvrf5wa">
+      <w:hyperlink w:history="1" r:id="rIdjsmpjykt6kdwjyxejey5k">
         <w:r>
           <w:rPr>
             <w:rFonts w:ascii="Arial" w:cs="Arial" w:eastAsia="Arial" w:hAnsi="Arial"/>
@@ -25204,7 +25204,7 @@
             <w:pPr>
               <w:spacing w:after="20" w:before="0"/>
             </w:pPr>
-            <w:hyperlink w:history="1" r:id="rIddpef-gehjkykdvq96gxer">
+            <w:hyperlink w:history="1" r:id="rId7ixun7yp5pz9vkygjbzjo">
               <w:r>
                 <w:rPr>
                   <w:rFonts w:ascii="Arial" w:cs="Arial" w:eastAsia="Arial" w:hAnsi="Arial"/>
@@ -25253,7 +25253,7 @@
               <w:spacing w:after="10" w:before="0"/>
               <w:ind w:left="120"/>
             </w:pPr>
-            <w:hyperlink w:history="1" r:id="rIdtgw0jqgaa19sf_-yajzbf">
+            <w:hyperlink w:history="1" r:id="rId_mvxez4aarwflmeipnzjs">
               <w:r>
                 <w:rPr>
                   <w:rFonts w:ascii="Arial" w:cs="Arial" w:eastAsia="Arial" w:hAnsi="Arial"/>
@@ -25315,7 +25315,7 @@
               <w:spacing w:after="10" w:before="0"/>
               <w:ind w:left="120"/>
             </w:pPr>
-            <w:hyperlink w:history="1" r:id="rIdhasnhekq9pueuoj6_mjoi">
+            <w:hyperlink w:history="1" r:id="rIdy6scyjoctlxuzfs-o6xgn">
               <w:r>
                 <w:rPr>
                   <w:rFonts w:ascii="Arial" w:cs="Arial" w:eastAsia="Arial" w:hAnsi="Arial"/>
@@ -25530,7 +25530,7 @@
             <w:pPr>
               <w:spacing w:after="20" w:before="0"/>
             </w:pPr>
-            <w:hyperlink w:history="1" r:id="rIdqqhci7f-x1hnuf7zjqumr">
+            <w:hyperlink w:history="1" r:id="rIdjm0gyyw0ndshegli2rhsa">
               <w:r>
                 <w:rPr>
                   <w:rFonts w:ascii="Arial" w:cs="Arial" w:eastAsia="Arial" w:hAnsi="Arial"/>
@@ -25579,7 +25579,7 @@
               <w:spacing w:after="10" w:before="0"/>
               <w:ind w:left="120"/>
             </w:pPr>
-            <w:hyperlink w:history="1" r:id="rIdlhinwfj7zerlyxv-ay2zr">
+            <w:hyperlink w:history="1" r:id="rIdhhmxow6g0sbdoqecf7rx8">
               <w:r>
                 <w:rPr>
                   <w:rFonts w:ascii="Arial" w:cs="Arial" w:eastAsia="Arial" w:hAnsi="Arial"/>
@@ -25641,7 +25641,7 @@
               <w:spacing w:after="10" w:before="0"/>
               <w:ind w:left="120"/>
             </w:pPr>
-            <w:hyperlink w:history="1" r:id="rIdxwuve_jfpqub2jvliilta">
+            <w:hyperlink w:history="1" r:id="rIdoamzinjjszlcxtpcynly6">
               <w:r>
                 <w:rPr>
                   <w:rFonts w:ascii="Arial" w:cs="Arial" w:eastAsia="Arial" w:hAnsi="Arial"/>
@@ -25856,7 +25856,7 @@
             <w:pPr>
               <w:spacing w:after="20" w:before="0"/>
             </w:pPr>
-            <w:hyperlink w:history="1" r:id="rIddenoqrzg2snlu9ob61atg">
+            <w:hyperlink w:history="1" r:id="rIdw_qsf5kdo1hhxfp1tg3sv">
               <w:r>
                 <w:rPr>
                   <w:rFonts w:ascii="Arial" w:cs="Arial" w:eastAsia="Arial" w:hAnsi="Arial"/>
@@ -25905,7 +25905,7 @@
               <w:spacing w:after="10" w:before="0"/>
               <w:ind w:left="120"/>
             </w:pPr>
-            <w:hyperlink w:history="1" r:id="rIdirnzadwuppnnfc19mjcxk">
+            <w:hyperlink w:history="1" r:id="rIdkhbd_rcxfgodnc5e0xp0x">
               <w:r>
                 <w:rPr>
                   <w:rFonts w:ascii="Arial" w:cs="Arial" w:eastAsia="Arial" w:hAnsi="Arial"/>
@@ -25967,7 +25967,7 @@
               <w:spacing w:after="10" w:before="0"/>
               <w:ind w:left="120"/>
             </w:pPr>
-            <w:hyperlink w:history="1" r:id="rIden_kzeog6uckpqrxdmuu_">
+            <w:hyperlink w:history="1" r:id="rIdrrgvmkndks7kezlyijwnv">
               <w:r>
                 <w:rPr>
                   <w:rFonts w:ascii="Arial" w:cs="Arial" w:eastAsia="Arial" w:hAnsi="Arial"/>
@@ -26182,7 +26182,7 @@
             <w:pPr>
               <w:spacing w:after="20" w:before="0"/>
             </w:pPr>
-            <w:hyperlink w:history="1" r:id="rId-dj1vmu_ndgrlgcjjnxkn">
+            <w:hyperlink w:history="1" r:id="rId5o9bsoxywuppfzzxm-g36">
               <w:r>
                 <w:rPr>
                   <w:rFonts w:ascii="Arial" w:cs="Arial" w:eastAsia="Arial" w:hAnsi="Arial"/>
@@ -26231,7 +26231,7 @@
               <w:spacing w:after="10" w:before="0"/>
               <w:ind w:left="120"/>
             </w:pPr>
-            <w:hyperlink w:history="1" r:id="rIdwg9jxngbcdejlkd2hklfb">
+            <w:hyperlink w:history="1" r:id="rId_sgu6qrngweys9gaevyzh">
               <w:r>
                 <w:rPr>
                   <w:rFonts w:ascii="Arial" w:cs="Arial" w:eastAsia="Arial" w:hAnsi="Arial"/>
@@ -26293,7 +26293,7 @@
               <w:spacing w:after="10" w:before="0"/>
               <w:ind w:left="120"/>
             </w:pPr>
-            <w:hyperlink w:history="1" r:id="rIdoytchegeavwel9k28mg9m">
+            <w:hyperlink w:history="1" r:id="rIdv28ubxcmawp8ykp4fdkxn">
               <w:r>
                 <w:rPr>
                   <w:rFonts w:ascii="Arial" w:cs="Arial" w:eastAsia="Arial" w:hAnsi="Arial"/>
@@ -26508,7 +26508,7 @@
             <w:pPr>
               <w:spacing w:after="20" w:before="0"/>
             </w:pPr>
-            <w:hyperlink w:history="1" r:id="rIdpxeyortmkzvnvt5pf6niu">
+            <w:hyperlink w:history="1" r:id="rIdxwvsidquxuipas9jzgoia">
               <w:r>
                 <w:rPr>
                   <w:rFonts w:ascii="Arial" w:cs="Arial" w:eastAsia="Arial" w:hAnsi="Arial"/>
@@ -26557,7 +26557,7 @@
               <w:spacing w:after="10" w:before="0"/>
               <w:ind w:left="120"/>
             </w:pPr>
-            <w:hyperlink w:history="1" r:id="rIdvvyjirfyscotl3jdcs_nn">
+            <w:hyperlink w:history="1" r:id="rId9zmcdvp0utzlf9r9esz7s">
               <w:r>
                 <w:rPr>
                   <w:rFonts w:ascii="Arial" w:cs="Arial" w:eastAsia="Arial" w:hAnsi="Arial"/>
@@ -26619,7 +26619,7 @@
               <w:spacing w:after="10" w:before="0"/>
               <w:ind w:left="120"/>
             </w:pPr>
-            <w:hyperlink w:history="1" r:id="rIdx61iv3dpzkaci5d-zwl4f">
+            <w:hyperlink w:history="1" r:id="rIdsy5tnpvazdfnsflavukr_">
               <w:r>
                 <w:rPr>
                   <w:rFonts w:ascii="Arial" w:cs="Arial" w:eastAsia="Arial" w:hAnsi="Arial"/>
@@ -27159,7 +27159,7 @@
         </w:rPr>
         <w:t xml:space="preserve">© 2026 SeaVuria and ARES. Aligned with KICD objectives. Developed by SeaVuria; technical implementation by ARES (with AI assistance from Claude). Licensed under </w:t>
       </w:r>
-      <w:hyperlink w:history="1" r:id="rId-q7map4sfrnkttmx9jxba">
+      <w:hyperlink w:history="1" r:id="rIdmncjwc6rfu5ts3kgmfdjv">
         <w:r>
           <w:rPr>
             <w:rFonts w:ascii="Arial" w:cs="Arial" w:eastAsia="Arial" w:hAnsi="Arial"/>
@@ -27180,7 +27180,7 @@
         </w:rPr>
         <w:t xml:space="preserve"> (</w:t>
       </w:r>
-      <w:hyperlink w:history="1" r:id="rIdbwk3f7ithkv2-aojadnsj">
+      <w:hyperlink w:history="1" r:id="rIdqitfun0fnp5dtkol7vjaz">
         <w:r>
           <w:rPr>
             <w:rFonts w:ascii="Arial" w:cs="Arial" w:eastAsia="Arial" w:hAnsi="Arial"/>
@@ -28220,7 +28220,7 @@
             <w:pPr>
               <w:spacing w:after="20" w:before="0"/>
             </w:pPr>
-            <w:hyperlink w:history="1" r:id="rIdhhersxmrbuw5wymkgrlua">
+            <w:hyperlink w:history="1" r:id="rIdu4_b2pa8kjxzl__dl7p01">
               <w:r>
                 <w:rPr>
                   <w:rFonts w:ascii="Arial" w:cs="Arial" w:eastAsia="Arial" w:hAnsi="Arial"/>
@@ -28253,7 +28253,7 @@
               <w:spacing w:after="10" w:before="0"/>
               <w:ind w:left="120"/>
             </w:pPr>
-            <w:hyperlink w:history="1" r:id="rId_mngm7gx3xpmtx807e5b4">
+            <w:hyperlink w:history="1" r:id="rId8witcyiyat4dp4bfyzyxt">
               <w:r>
                 <w:rPr>
                   <w:rFonts w:ascii="Arial" w:cs="Arial" w:eastAsia="Arial" w:hAnsi="Arial"/>
@@ -28298,7 +28298,7 @@
             <w:pPr>
               <w:spacing w:after="20" w:before="0"/>
             </w:pPr>
-            <w:hyperlink w:history="1" r:id="rIdic6itsetbez2gv5qqnbrz">
+            <w:hyperlink w:history="1" r:id="rIdtgazjddisriqnptqfifkp">
               <w:r>
                 <w:rPr>
                   <w:rFonts w:ascii="Arial" w:cs="Arial" w:eastAsia="Arial" w:hAnsi="Arial"/>
@@ -28331,7 +28331,7 @@
               <w:spacing w:after="10" w:before="0"/>
               <w:ind w:left="120"/>
             </w:pPr>
-            <w:hyperlink w:history="1" r:id="rId0qkzw43jr4rhg7hqdwp6m">
+            <w:hyperlink w:history="1" r:id="rIdp6uosmjkydnanjgq7o2ws">
               <w:r>
                 <w:rPr>
                   <w:rFonts w:ascii="Arial" w:cs="Arial" w:eastAsia="Arial" w:hAnsi="Arial"/>
@@ -28531,7 +28531,7 @@
             <w:pPr>
               <w:spacing w:after="20" w:before="0"/>
             </w:pPr>
-            <w:hyperlink w:history="1" r:id="rId4_oysiacrkwrgfygzfmax">
+            <w:hyperlink w:history="1" r:id="rIdzgse6l8ldpajl4-30exjg">
               <w:r>
                 <w:rPr>
                   <w:rFonts w:ascii="Arial" w:cs="Arial" w:eastAsia="Arial" w:hAnsi="Arial"/>
@@ -28564,7 +28564,7 @@
               <w:spacing w:after="10" w:before="0"/>
               <w:ind w:left="120"/>
             </w:pPr>
-            <w:hyperlink w:history="1" r:id="rIdfx5z6ca6571fk2wiaulhu">
+            <w:hyperlink w:history="1" r:id="rIddjla3nttckmxrmvt-jtby">
               <w:r>
                 <w:rPr>
                   <w:rFonts w:ascii="Arial" w:cs="Arial" w:eastAsia="Arial" w:hAnsi="Arial"/>
@@ -28609,7 +28609,7 @@
             <w:pPr>
               <w:spacing w:after="20" w:before="0"/>
             </w:pPr>
-            <w:hyperlink w:history="1" r:id="rIdg-by0upgzpl_-cjepj9oi">
+            <w:hyperlink w:history="1" r:id="rIdnlkyukkghkojf0zf2vnuw">
               <w:r>
                 <w:rPr>
                   <w:rFonts w:ascii="Arial" w:cs="Arial" w:eastAsia="Arial" w:hAnsi="Arial"/>
@@ -28642,7 +28642,7 @@
               <w:spacing w:after="10" w:before="0"/>
               <w:ind w:left="120"/>
             </w:pPr>
-            <w:hyperlink w:history="1" r:id="rIdlmncz-mms1rsqwasz4zqx">
+            <w:hyperlink w:history="1" r:id="rIdxz9cdydxhnon6gm3q3tby">
               <w:r>
                 <w:rPr>
                   <w:rFonts w:ascii="Arial" w:cs="Arial" w:eastAsia="Arial" w:hAnsi="Arial"/>
@@ -28842,7 +28842,7 @@
             <w:pPr>
               <w:spacing w:after="20" w:before="0"/>
             </w:pPr>
-            <w:hyperlink w:history="1" r:id="rIdy8wcej7qnp_fmn01osaxv">
+            <w:hyperlink w:history="1" r:id="rIduxjdwwcaf1genbittfuo6">
               <w:r>
                 <w:rPr>
                   <w:rFonts w:ascii="Arial" w:cs="Arial" w:eastAsia="Arial" w:hAnsi="Arial"/>
@@ -28891,7 +28891,7 @@
               <w:spacing w:after="10" w:before="0"/>
               <w:ind w:left="120"/>
             </w:pPr>
-            <w:hyperlink w:history="1" r:id="rIdp2bjbmsy9va1apuuqz1ya">
+            <w:hyperlink w:history="1" r:id="rIdpuknfsboonv9-i7gnolsj">
               <w:r>
                 <w:rPr>
                   <w:rFonts w:ascii="Arial" w:cs="Arial" w:eastAsia="Arial" w:hAnsi="Arial"/>
@@ -28936,7 +28936,7 @@
             <w:pPr>
               <w:spacing w:after="20" w:before="0"/>
             </w:pPr>
-            <w:hyperlink w:history="1" r:id="rIdobrx6htgh6ze5fu6pgzij">
+            <w:hyperlink w:history="1" r:id="rIdqggekxcijg9tlgdxrxmxg">
               <w:r>
                 <w:rPr>
                   <w:rFonts w:ascii="Arial" w:cs="Arial" w:eastAsia="Arial" w:hAnsi="Arial"/>
@@ -28969,7 +28969,7 @@
               <w:spacing w:after="10" w:before="0"/>
               <w:ind w:left="120"/>
             </w:pPr>
-            <w:hyperlink w:history="1" r:id="rIdm6lwjjs6tjwzdcu-crmz1">
+            <w:hyperlink w:history="1" r:id="rIdta7xr6hzjoi3xvgqimjfh">
               <w:r>
                 <w:rPr>
                   <w:rFonts w:ascii="Arial" w:cs="Arial" w:eastAsia="Arial" w:hAnsi="Arial"/>
@@ -29169,7 +29169,7 @@
             <w:pPr>
               <w:spacing w:after="20" w:before="0"/>
             </w:pPr>
-            <w:hyperlink w:history="1" r:id="rId4alpy_txryf6hf1np9xbb">
+            <w:hyperlink w:history="1" r:id="rIdlnzv0tr5icftkczfvfmg2">
               <w:r>
                 <w:rPr>
                   <w:rFonts w:ascii="Arial" w:cs="Arial" w:eastAsia="Arial" w:hAnsi="Arial"/>
@@ -29218,7 +29218,7 @@
               <w:spacing w:after="10" w:before="0"/>
               <w:ind w:left="120"/>
             </w:pPr>
-            <w:hyperlink w:history="1" r:id="rIdf277oxf73ee0age65crwu">
+            <w:hyperlink w:history="1" r:id="rIdwpa52bxuzkliu4msl1ywv">
               <w:r>
                 <w:rPr>
                   <w:rFonts w:ascii="Arial" w:cs="Arial" w:eastAsia="Arial" w:hAnsi="Arial"/>
@@ -29263,7 +29263,7 @@
             <w:pPr>
               <w:spacing w:after="20" w:before="0"/>
             </w:pPr>
-            <w:hyperlink w:history="1" r:id="rId4pz_hxbpcnox46e8xb4jg">
+            <w:hyperlink w:history="1" r:id="rId6afegay76y1jziptk4qur">
               <w:r>
                 <w:rPr>
                   <w:rFonts w:ascii="Arial" w:cs="Arial" w:eastAsia="Arial" w:hAnsi="Arial"/>
@@ -29296,7 +29296,7 @@
               <w:spacing w:after="10" w:before="0"/>
               <w:ind w:left="120"/>
             </w:pPr>
-            <w:hyperlink w:history="1" r:id="rIdk1twqni8ziokmwgsx0gal">
+            <w:hyperlink w:history="1" r:id="rIds6smwobkbk1cqhjysdror">
               <w:r>
                 <w:rPr>
                   <w:rFonts w:ascii="Arial" w:cs="Arial" w:eastAsia="Arial" w:hAnsi="Arial"/>
@@ -29496,7 +29496,7 @@
             <w:pPr>
               <w:spacing w:after="20" w:before="0"/>
             </w:pPr>
-            <w:hyperlink w:history="1" r:id="rIddjoe9bnxyttx9d6r5baot">
+            <w:hyperlink w:history="1" r:id="rId2yvgyf_uw_ugzxjenu0pe">
               <w:r>
                 <w:rPr>
                   <w:rFonts w:ascii="Arial" w:cs="Arial" w:eastAsia="Arial" w:hAnsi="Arial"/>
@@ -29545,7 +29545,7 @@
               <w:spacing w:after="10" w:before="0"/>
               <w:ind w:left="120"/>
             </w:pPr>
-            <w:hyperlink w:history="1" r:id="rIdpectbgc26tzh1y6eegruv">
+            <w:hyperlink w:history="1" r:id="rIdvprsxv4ly_fr_lgczzwhu">
               <w:r>
                 <w:rPr>
                   <w:rFonts w:ascii="Arial" w:cs="Arial" w:eastAsia="Arial" w:hAnsi="Arial"/>
@@ -29590,7 +29590,7 @@
             <w:pPr>
               <w:spacing w:after="20" w:before="0"/>
             </w:pPr>
-            <w:hyperlink w:history="1" r:id="rIdkewwajmoxqsbwmolp5xp8">
+            <w:hyperlink w:history="1" r:id="rIdksxz2vlpg6xtk63f3pwl1">
               <w:r>
                 <w:rPr>
                   <w:rFonts w:ascii="Arial" w:cs="Arial" w:eastAsia="Arial" w:hAnsi="Arial"/>
@@ -29623,7 +29623,7 @@
               <w:spacing w:after="10" w:before="0"/>
               <w:ind w:left="120"/>
             </w:pPr>
-            <w:hyperlink w:history="1" r:id="rIdk3gau7ym8x9r_rqtie7wc">
+            <w:hyperlink w:history="1" r:id="rIdcfmc04hkze5mykhv7a4iq">
               <w:r>
                 <w:rPr>
                   <w:rFonts w:ascii="Arial" w:cs="Arial" w:eastAsia="Arial" w:hAnsi="Arial"/>
@@ -30148,7 +30148,7 @@
         </w:rPr>
         <w:t xml:space="preserve">© 2026 SeaVuria and ARES. Aligned with KICD objectives. Developed by SeaVuria; technical implementation by ARES (with AI assistance from Claude). Licensed under </w:t>
       </w:r>
-      <w:hyperlink w:history="1" r:id="rId2jgueuhqypfwtiwua8cds">
+      <w:hyperlink w:history="1" r:id="rId_2q76xe3oolgpdzrij1lg">
         <w:r>
           <w:rPr>
             <w:rFonts w:ascii="Arial" w:cs="Arial" w:eastAsia="Arial" w:hAnsi="Arial"/>
@@ -30169,7 +30169,7 @@
         </w:rPr>
         <w:t xml:space="preserve"> (</w:t>
       </w:r>
-      <w:hyperlink w:history="1" r:id="rIdrby6cevchyipkuxeezusa">
+      <w:hyperlink w:history="1" r:id="rId-nfrwsm366w4slpco5qj_">
         <w:r>
           <w:rPr>
             <w:rFonts w:ascii="Arial" w:cs="Arial" w:eastAsia="Arial" w:hAnsi="Arial"/>
@@ -31209,7 +31209,7 @@
             <w:pPr>
               <w:spacing w:after="20" w:before="0"/>
             </w:pPr>
-            <w:hyperlink w:history="1" r:id="rIdfjzuc2gh9gbh4swbjdkxa">
+            <w:hyperlink w:history="1" r:id="rIdqbjfd9mfypa7qqcbuikyw">
               <w:r>
                 <w:rPr>
                   <w:rFonts w:ascii="Arial" w:cs="Arial" w:eastAsia="Arial" w:hAnsi="Arial"/>
@@ -31242,7 +31242,7 @@
               <w:spacing w:after="10" w:before="0"/>
               <w:ind w:left="120"/>
             </w:pPr>
-            <w:hyperlink w:history="1" r:id="rId4ixqtbefy6mk_mvmdh3iu">
+            <w:hyperlink w:history="1" r:id="rIdnfthbm8-i1wgonloe_xkf">
               <w:r>
                 <w:rPr>
                   <w:rFonts w:ascii="Arial" w:cs="Arial" w:eastAsia="Arial" w:hAnsi="Arial"/>
@@ -31287,7 +31287,7 @@
             <w:pPr>
               <w:spacing w:after="20" w:before="0"/>
             </w:pPr>
-            <w:hyperlink w:history="1" r:id="rIdqko1phgyoehwhfrkr0ksy">
+            <w:hyperlink w:history="1" r:id="rIdop_rtnwetrd6r_nxoc_rv">
               <w:r>
                 <w:rPr>
                   <w:rFonts w:ascii="Arial" w:cs="Arial" w:eastAsia="Arial" w:hAnsi="Arial"/>
@@ -31320,7 +31320,7 @@
               <w:spacing w:after="10" w:before="0"/>
               <w:ind w:left="120"/>
             </w:pPr>
-            <w:hyperlink w:history="1" r:id="rIdlzszwjcv9yooqvkfjhnc-">
+            <w:hyperlink w:history="1" r:id="rIdtm5h3djnap9octa3l_ozi">
               <w:r>
                 <w:rPr>
                   <w:rFonts w:ascii="Arial" w:cs="Arial" w:eastAsia="Arial" w:hAnsi="Arial"/>
@@ -31640,7 +31640,7 @@
             <w:pPr>
               <w:spacing w:after="20" w:before="0"/>
             </w:pPr>
-            <w:hyperlink w:history="1" r:id="rIdq9-1tlatgk52aydmnboum">
+            <w:hyperlink w:history="1" r:id="rId4ghucpigxuwwedakiixmd">
               <w:r>
                 <w:rPr>
                   <w:rFonts w:ascii="Arial" w:cs="Arial" w:eastAsia="Arial" w:hAnsi="Arial"/>
@@ -31673,7 +31673,7 @@
               <w:spacing w:after="10" w:before="0"/>
               <w:ind w:left="120"/>
             </w:pPr>
-            <w:hyperlink w:history="1" r:id="rId6xntxl-aqjvtb3wvyhkqy">
+            <w:hyperlink w:history="1" r:id="rIdzimtyyagvb5ci5jk6n6m7">
               <w:r>
                 <w:rPr>
                   <w:rFonts w:ascii="Arial" w:cs="Arial" w:eastAsia="Arial" w:hAnsi="Arial"/>
@@ -31718,7 +31718,7 @@
             <w:pPr>
               <w:spacing w:after="20" w:before="0"/>
             </w:pPr>
-            <w:hyperlink w:history="1" r:id="rIdn38mydyv9_8h76vr8ul5n">
+            <w:hyperlink w:history="1" r:id="rIdhjgm5_r94yuqcmfdlihqy">
               <w:r>
                 <w:rPr>
                   <w:rFonts w:ascii="Arial" w:cs="Arial" w:eastAsia="Arial" w:hAnsi="Arial"/>
@@ -31751,7 +31751,7 @@
               <w:spacing w:after="10" w:before="0"/>
               <w:ind w:left="120"/>
             </w:pPr>
-            <w:hyperlink w:history="1" r:id="rIdpvwblclrqvfuei8ns0vjo">
+            <w:hyperlink w:history="1" r:id="rId7ho8n56jcpymiz4iq3krx">
               <w:r>
                 <w:rPr>
                   <w:rFonts w:ascii="Arial" w:cs="Arial" w:eastAsia="Arial" w:hAnsi="Arial"/>
@@ -32251,7 +32251,7 @@
             <w:pPr>
               <w:spacing w:after="20" w:before="0"/>
             </w:pPr>
-            <w:hyperlink w:history="1" r:id="rIdjlspfah7tcotzq0cjccv2">
+            <w:hyperlink w:history="1" r:id="rId0e62o_naigmqpy8z-_gun">
               <w:r>
                 <w:rPr>
                   <w:rFonts w:ascii="Arial" w:cs="Arial" w:eastAsia="Arial" w:hAnsi="Arial"/>
@@ -32300,7 +32300,7 @@
               <w:spacing w:after="10" w:before="0"/>
               <w:ind w:left="120"/>
             </w:pPr>
-            <w:hyperlink w:history="1" r:id="rIdj4al6jmyzvf1f6dkywmul">
+            <w:hyperlink w:history="1" r:id="rIdyyl4ocx6s0ggjg4ywobsa">
               <w:r>
                 <w:rPr>
                   <w:rFonts w:ascii="Arial" w:cs="Arial" w:eastAsia="Arial" w:hAnsi="Arial"/>
@@ -32345,7 +32345,7 @@
             <w:pPr>
               <w:spacing w:after="20" w:before="0"/>
             </w:pPr>
-            <w:hyperlink w:history="1" r:id="rIdhxeww1t1zuv_duitdj7wu">
+            <w:hyperlink w:history="1" r:id="rIdvp8yjclxhf_xrfvhd1lvr">
               <w:r>
                 <w:rPr>
                   <w:rFonts w:ascii="Arial" w:cs="Arial" w:eastAsia="Arial" w:hAnsi="Arial"/>
@@ -32394,7 +32394,7 @@
               <w:spacing w:after="10" w:before="0"/>
               <w:ind w:left="120"/>
             </w:pPr>
-            <w:hyperlink w:history="1" r:id="rIdan0mvreiv6pf4bokzqbgv">
+            <w:hyperlink w:history="1" r:id="rId66qcmufwajcui_q_sli5s">
               <w:r>
                 <w:rPr>
                   <w:rFonts w:ascii="Arial" w:cs="Arial" w:eastAsia="Arial" w:hAnsi="Arial"/>
@@ -33074,7 +33074,7 @@
             <w:pPr>
               <w:spacing w:after="20" w:before="0"/>
             </w:pPr>
-            <w:hyperlink w:history="1" r:id="rIdnasx37mhb3bsxwqcxgsoh">
+            <w:hyperlink w:history="1" r:id="rId_fqnnzyfy6po4wg33c-ov">
               <w:r>
                 <w:rPr>
                   <w:rFonts w:ascii="Arial" w:cs="Arial" w:eastAsia="Arial" w:hAnsi="Arial"/>
@@ -33123,7 +33123,7 @@
               <w:spacing w:after="10" w:before="0"/>
               <w:ind w:left="120"/>
             </w:pPr>
-            <w:hyperlink w:history="1" r:id="rIdjesw1e0whu3zrpe6hoyql">
+            <w:hyperlink w:history="1" r:id="rIdwes1eq0rrtlhuem0hkr6u">
               <w:r>
                 <w:rPr>
                   <w:rFonts w:ascii="Arial" w:cs="Arial" w:eastAsia="Arial" w:hAnsi="Arial"/>
@@ -33168,7 +33168,7 @@
             <w:pPr>
               <w:spacing w:after="20" w:before="0"/>
             </w:pPr>
-            <w:hyperlink w:history="1" r:id="rIdi68m93dhesxdse3hz9knn">
+            <w:hyperlink w:history="1" r:id="rIdhvxzkv-e-vx3a3n_qkdz8">
               <w:r>
                 <w:rPr>
                   <w:rFonts w:ascii="Arial" w:cs="Arial" w:eastAsia="Arial" w:hAnsi="Arial"/>
@@ -33217,7 +33217,7 @@
               <w:spacing w:after="10" w:before="0"/>
               <w:ind w:left="120"/>
             </w:pPr>
-            <w:hyperlink w:history="1" r:id="rIduhznixgejhdhdtrumpbnd">
+            <w:hyperlink w:history="1" r:id="rIdvj8gocn_qatsanlzzy-nu">
               <w:r>
                 <w:rPr>
                   <w:rFonts w:ascii="Arial" w:cs="Arial" w:eastAsia="Arial" w:hAnsi="Arial"/>
@@ -33497,7 +33497,7 @@
             <w:pPr>
               <w:spacing w:after="20" w:before="0"/>
             </w:pPr>
-            <w:hyperlink w:history="1" r:id="rIdbl89k7ddnic9kjiwg8xw3">
+            <w:hyperlink w:history="1" r:id="rIdx_q1sp45n-ejf9ua7fw2g">
               <w:r>
                 <w:rPr>
                   <w:rFonts w:ascii="Arial" w:cs="Arial" w:eastAsia="Arial" w:hAnsi="Arial"/>
@@ -33546,7 +33546,7 @@
               <w:spacing w:after="10" w:before="0"/>
               <w:ind w:left="120"/>
             </w:pPr>
-            <w:hyperlink w:history="1" r:id="rIdim0ycqqdpc145ash5qig-">
+            <w:hyperlink w:history="1" r:id="rIddnb_tmjfhqkuged2euldl">
               <w:r>
                 <w:rPr>
                   <w:rFonts w:ascii="Arial" w:cs="Arial" w:eastAsia="Arial" w:hAnsi="Arial"/>
@@ -33591,7 +33591,7 @@
             <w:pPr>
               <w:spacing w:after="20" w:before="0"/>
             </w:pPr>
-            <w:hyperlink w:history="1" r:id="rIdyuiur4cs4jqyj0kyu3eya">
+            <w:hyperlink w:history="1" r:id="rIdmmlq55he8wpltjbzozfbe">
               <w:r>
                 <w:rPr>
                   <w:rFonts w:ascii="Arial" w:cs="Arial" w:eastAsia="Arial" w:hAnsi="Arial"/>
@@ -33640,7 +33640,7 @@
               <w:spacing w:after="10" w:before="0"/>
               <w:ind w:left="120"/>
             </w:pPr>
-            <w:hyperlink w:history="1" r:id="rIdxf8xxurot0iha--zjgbxu">
+            <w:hyperlink w:history="1" r:id="rIdojcek_frp22iyluhsgyik">
               <w:r>
                 <w:rPr>
                   <w:rFonts w:ascii="Arial" w:cs="Arial" w:eastAsia="Arial" w:hAnsi="Arial"/>
@@ -34465,7 +34465,7 @@
         </w:rPr>
         <w:t xml:space="preserve">© 2026 SeaVuria and ARES. Aligned with KICD objectives. Developed by SeaVuria; technical implementation by ARES (with AI assistance from Claude). Licensed under </w:t>
       </w:r>
-      <w:hyperlink w:history="1" r:id="rIdcyd6kyb8olexb3nnnpyca">
+      <w:hyperlink w:history="1" r:id="rId9espldyzegpux9k3uq3ss">
         <w:r>
           <w:rPr>
             <w:rFonts w:ascii="Arial" w:cs="Arial" w:eastAsia="Arial" w:hAnsi="Arial"/>
@@ -34486,7 +34486,7 @@
         </w:rPr>
         <w:t xml:space="preserve"> (</w:t>
       </w:r>
-      <w:hyperlink w:history="1" r:id="rIdtru9ms8fbgzzka6lkvi3t">
+      <w:hyperlink w:history="1" r:id="rIddzgc0npwou7ent3cqfhmc">
         <w:r>
           <w:rPr>
             <w:rFonts w:ascii="Arial" w:cs="Arial" w:eastAsia="Arial" w:hAnsi="Arial"/>
@@ -35543,7 +35543,7 @@
               <w:spacing w:after="10" w:before="0"/>
               <w:ind w:left="120"/>
             </w:pPr>
-            <w:hyperlink w:history="1" r:id="rIdy1e09plmndwj4epjcucaj">
+            <w:hyperlink w:history="1" r:id="rIdt_9otmjxt2uq10fdhstdb">
               <w:r>
                 <w:rPr>
                   <w:rFonts w:ascii="Arial" w:cs="Arial" w:eastAsia="Arial" w:hAnsi="Arial"/>
@@ -35603,7 +35603,7 @@
             <w:pPr>
               <w:spacing w:after="20" w:before="0"/>
             </w:pPr>
-            <w:hyperlink w:history="1" r:id="rIdbkvdgoipckp59lwbjdafu">
+            <w:hyperlink w:history="1" r:id="rIdgmkizwffj177thzdkq13x">
               <w:r>
                 <w:rPr>
                   <w:rFonts w:ascii="Arial" w:cs="Arial" w:eastAsia="Arial" w:hAnsi="Arial"/>
@@ -35636,7 +35636,7 @@
               <w:spacing w:after="10" w:before="0"/>
               <w:ind w:left="120"/>
             </w:pPr>
-            <w:hyperlink w:history="1" r:id="rIdveiimdrep-p0lqj7zdbv1">
+            <w:hyperlink w:history="1" r:id="rIdkuhib6xjxxrab7_vtucaw">
               <w:r>
                 <w:rPr>
                   <w:rFonts w:ascii="Arial" w:cs="Arial" w:eastAsia="Arial" w:hAnsi="Arial"/>
@@ -35853,7 +35853,7 @@
               <w:spacing w:after="10" w:before="0"/>
               <w:ind w:left="120"/>
             </w:pPr>
-            <w:hyperlink w:history="1" r:id="rId1wm5k3gkwwdpddkhqryat">
+            <w:hyperlink w:history="1" r:id="rIdbwvpvovlh95prcltn5uqc">
               <w:r>
                 <w:rPr>
                   <w:rFonts w:ascii="Arial" w:cs="Arial" w:eastAsia="Arial" w:hAnsi="Arial"/>
@@ -35913,7 +35913,7 @@
             <w:pPr>
               <w:spacing w:after="20" w:before="0"/>
             </w:pPr>
-            <w:hyperlink w:history="1" r:id="rIdjwmx3ft7hizxjzk0ckz44">
+            <w:hyperlink w:history="1" r:id="rIde6lzlr6vogqkkouwviy0e">
               <w:r>
                 <w:rPr>
                   <w:rFonts w:ascii="Arial" w:cs="Arial" w:eastAsia="Arial" w:hAnsi="Arial"/>
@@ -35946,7 +35946,7 @@
               <w:spacing w:after="10" w:before="0"/>
               <w:ind w:left="120"/>
             </w:pPr>
-            <w:hyperlink w:history="1" r:id="rIdqjursrmtr8xrsmqyp5x-g">
+            <w:hyperlink w:history="1" r:id="rIdp14ues6gnin59dhednxmd">
               <w:r>
                 <w:rPr>
                   <w:rFonts w:ascii="Arial" w:cs="Arial" w:eastAsia="Arial" w:hAnsi="Arial"/>
@@ -36163,7 +36163,7 @@
               <w:spacing w:after="10" w:before="0"/>
               <w:ind w:left="120"/>
             </w:pPr>
-            <w:hyperlink w:history="1" r:id="rId3xz5icqpnmu8f8g8hokb0">
+            <w:hyperlink w:history="1" r:id="rIddlj0gnrhclhmp-n76q133">
               <w:r>
                 <w:rPr>
                   <w:rFonts w:ascii="Arial" w:cs="Arial" w:eastAsia="Arial" w:hAnsi="Arial"/>
@@ -36223,7 +36223,7 @@
             <w:pPr>
               <w:spacing w:after="20" w:before="0"/>
             </w:pPr>
-            <w:hyperlink w:history="1" r:id="rId8ck-znhii25knnmtb2nku">
+            <w:hyperlink w:history="1" r:id="rIdivzcunmmgqenxun7z29el">
               <w:r>
                 <w:rPr>
                   <w:rFonts w:ascii="Arial" w:cs="Arial" w:eastAsia="Arial" w:hAnsi="Arial"/>
@@ -36272,7 +36272,7 @@
               <w:spacing w:after="10" w:before="0"/>
               <w:ind w:left="120"/>
             </w:pPr>
-            <w:hyperlink w:history="1" r:id="rIds961j8e3rgwxj4mxsyz7a">
+            <w:hyperlink w:history="1" r:id="rIdmorzqbqcqmq9auf5brku9">
               <w:r>
                 <w:rPr>
                   <w:rFonts w:ascii="Arial" w:cs="Arial" w:eastAsia="Arial" w:hAnsi="Arial"/>
@@ -36489,7 +36489,7 @@
               <w:spacing w:after="10" w:before="0"/>
               <w:ind w:left="120"/>
             </w:pPr>
-            <w:hyperlink w:history="1" r:id="rIdwiewusxw9cexyq_scm20v">
+            <w:hyperlink w:history="1" r:id="rIdpkvuameriyyhozwz75ztm">
               <w:r>
                 <w:rPr>
                   <w:rFonts w:ascii="Arial" w:cs="Arial" w:eastAsia="Arial" w:hAnsi="Arial"/>
@@ -36549,7 +36549,7 @@
             <w:pPr>
               <w:spacing w:after="20" w:before="0"/>
             </w:pPr>
-            <w:hyperlink w:history="1" r:id="rIdyulrszqf6bw25hblf-8ku">
+            <w:hyperlink w:history="1" r:id="rIdtniutezyllsp3wlae7zpw">
               <w:r>
                 <w:rPr>
                   <w:rFonts w:ascii="Arial" w:cs="Arial" w:eastAsia="Arial" w:hAnsi="Arial"/>
@@ -36598,7 +36598,7 @@
               <w:spacing w:after="10" w:before="0"/>
               <w:ind w:left="120"/>
             </w:pPr>
-            <w:hyperlink w:history="1" r:id="rId8e3dhzzvkhfpryueouzwe">
+            <w:hyperlink w:history="1" r:id="rIdofdady3nt1qfhuvkcfvrn">
               <w:r>
                 <w:rPr>
                   <w:rFonts w:ascii="Arial" w:cs="Arial" w:eastAsia="Arial" w:hAnsi="Arial"/>
@@ -36815,7 +36815,7 @@
               <w:spacing w:after="10" w:before="0"/>
               <w:ind w:left="120"/>
             </w:pPr>
-            <w:hyperlink w:history="1" r:id="rId5wdusoz0ub_ah7bg0v5zz">
+            <w:hyperlink w:history="1" r:id="rIdmj2pw3g7goo49ynocg-b9">
               <w:r>
                 <w:rPr>
                   <w:rFonts w:ascii="Arial" w:cs="Arial" w:eastAsia="Arial" w:hAnsi="Arial"/>
@@ -36875,7 +36875,7 @@
             <w:pPr>
               <w:spacing w:after="20" w:before="0"/>
             </w:pPr>
-            <w:hyperlink w:history="1" r:id="rIdi5vmi9i0i3zzyrf1-mzqk">
+            <w:hyperlink w:history="1" r:id="rIdk0tb7bi5_avwczfu-dbc2">
               <w:r>
                 <w:rPr>
                   <w:rFonts w:ascii="Arial" w:cs="Arial" w:eastAsia="Arial" w:hAnsi="Arial"/>
@@ -36924,7 +36924,7 @@
               <w:spacing w:after="10" w:before="0"/>
               <w:ind w:left="120"/>
             </w:pPr>
-            <w:hyperlink w:history="1" r:id="rIdaads2q8ruzfibx3_bxnb2">
+            <w:hyperlink w:history="1" r:id="rIde3qs4zdqvpcnjd8qlqtzf">
               <w:r>
                 <w:rPr>
                   <w:rFonts w:ascii="Arial" w:cs="Arial" w:eastAsia="Arial" w:hAnsi="Arial"/>
@@ -37449,7 +37449,7 @@
         </w:rPr>
         <w:t xml:space="preserve">© 2026 SeaVuria and ARES. Aligned with KICD objectives. Developed by SeaVuria; technical implementation by ARES (with AI assistance from Claude). Licensed under </w:t>
       </w:r>
-      <w:hyperlink w:history="1" r:id="rIdro07hv_ege9eqwlawwnd1">
+      <w:hyperlink w:history="1" r:id="rIdoqd2qitjz9_yhyurzhkzl">
         <w:r>
           <w:rPr>
             <w:rFonts w:ascii="Arial" w:cs="Arial" w:eastAsia="Arial" w:hAnsi="Arial"/>
@@ -37470,7 +37470,7 @@
         </w:rPr>
         <w:t xml:space="preserve"> (</w:t>
       </w:r>
-      <w:hyperlink w:history="1" r:id="rIdlshl7e8pblwxl5uxup24j">
+      <w:hyperlink w:history="1" r:id="rId7hg2xfo98w_9dqdgqwygr">
         <w:r>
           <w:rPr>
             <w:rFonts w:ascii="Arial" w:cs="Arial" w:eastAsia="Arial" w:hAnsi="Arial"/>
@@ -38510,7 +38510,7 @@
             <w:pPr>
               <w:spacing w:after="20" w:before="0"/>
             </w:pPr>
-            <w:hyperlink w:history="1" r:id="rIdslhlbpymbsrbju4c7rvwf">
+            <w:hyperlink w:history="1" r:id="rIdndr_qllvo4jxaficdds00">
               <w:r>
                 <w:rPr>
                   <w:rFonts w:ascii="Arial" w:cs="Arial" w:eastAsia="Arial" w:hAnsi="Arial"/>
@@ -38559,7 +38559,7 @@
               <w:spacing w:after="10" w:before="0"/>
               <w:ind w:left="120"/>
             </w:pPr>
-            <w:hyperlink w:history="1" r:id="rIdk8gi9xuhwzmpb5znv-m4u">
+            <w:hyperlink w:history="1" r:id="rIdb_4uzen_z-yflcyf6hom1">
               <w:r>
                 <w:rPr>
                   <w:rFonts w:ascii="Arial" w:cs="Arial" w:eastAsia="Arial" w:hAnsi="Arial"/>
@@ -38604,7 +38604,7 @@
             <w:pPr>
               <w:spacing w:after="20" w:before="0"/>
             </w:pPr>
-            <w:hyperlink w:history="1" r:id="rIdec3w65ihks8ipvoufhm6c">
+            <w:hyperlink w:history="1" r:id="rIdyc56lefmzmbq3kxbuczeu">
               <w:r>
                 <w:rPr>
                   <w:rFonts w:ascii="Arial" w:cs="Arial" w:eastAsia="Arial" w:hAnsi="Arial"/>
@@ -38637,7 +38637,7 @@
               <w:spacing w:after="10" w:before="0"/>
               <w:ind w:left="120"/>
             </w:pPr>
-            <w:hyperlink w:history="1" r:id="rId236h0e4ex0zwnt6umh6zb">
+            <w:hyperlink w:history="1" r:id="rIdg46trmicabhzw1wpqchi4">
               <w:r>
                 <w:rPr>
                   <w:rFonts w:ascii="Arial" w:cs="Arial" w:eastAsia="Arial" w:hAnsi="Arial"/>
@@ -38837,7 +38837,7 @@
             <w:pPr>
               <w:spacing w:after="20" w:before="0"/>
             </w:pPr>
-            <w:hyperlink w:history="1" r:id="rIdvwc5jwugz3rju3_b7_ymn">
+            <w:hyperlink w:history="1" r:id="rId3kbzl0rozla6ngo0t8cq-">
               <w:r>
                 <w:rPr>
                   <w:rFonts w:ascii="Arial" w:cs="Arial" w:eastAsia="Arial" w:hAnsi="Arial"/>
@@ -38886,7 +38886,7 @@
               <w:spacing w:after="10" w:before="0"/>
               <w:ind w:left="120"/>
             </w:pPr>
-            <w:hyperlink w:history="1" r:id="rIdhzumopuzi-o38r2bviuwf">
+            <w:hyperlink w:history="1" r:id="rIdszpgyjyip5yoepxoabpze">
               <w:r>
                 <w:rPr>
                   <w:rFonts w:ascii="Arial" w:cs="Arial" w:eastAsia="Arial" w:hAnsi="Arial"/>
@@ -38931,7 +38931,7 @@
             <w:pPr>
               <w:spacing w:after="20" w:before="0"/>
             </w:pPr>
-            <w:hyperlink w:history="1" r:id="rIde4ac9fovaarc4h1oexge4">
+            <w:hyperlink w:history="1" r:id="rId74xnqsbngmbck4ceryjm6">
               <w:r>
                 <w:rPr>
                   <w:rFonts w:ascii="Arial" w:cs="Arial" w:eastAsia="Arial" w:hAnsi="Arial"/>
@@ -38964,7 +38964,7 @@
               <w:spacing w:after="10" w:before="0"/>
               <w:ind w:left="120"/>
             </w:pPr>
-            <w:hyperlink w:history="1" r:id="rIdlguhd_l8uryn_xwfid_pk">
+            <w:hyperlink w:history="1" r:id="rIdubfjvxq0d-cewzvj21c0l">
               <w:r>
                 <w:rPr>
                   <w:rFonts w:ascii="Arial" w:cs="Arial" w:eastAsia="Arial" w:hAnsi="Arial"/>
@@ -39164,7 +39164,7 @@
             <w:pPr>
               <w:spacing w:after="20" w:before="0"/>
             </w:pPr>
-            <w:hyperlink w:history="1" r:id="rIdyvrcyubxxnatt7ym9kqdb">
+            <w:hyperlink w:history="1" r:id="rIdsmfo7cmjmsiqysg4pcqz9">
               <w:r>
                 <w:rPr>
                   <w:rFonts w:ascii="Arial" w:cs="Arial" w:eastAsia="Arial" w:hAnsi="Arial"/>
@@ -39213,7 +39213,7 @@
               <w:spacing w:after="10" w:before="0"/>
               <w:ind w:left="120"/>
             </w:pPr>
-            <w:hyperlink w:history="1" r:id="rIdfdmrgkqclwyykvtbeli_m">
+            <w:hyperlink w:history="1" r:id="rIdcv-kp8kzl3bs_vhm-4rta">
               <w:r>
                 <w:rPr>
                   <w:rFonts w:ascii="Arial" w:cs="Arial" w:eastAsia="Arial" w:hAnsi="Arial"/>
@@ -39258,7 +39258,7 @@
             <w:pPr>
               <w:spacing w:after="20" w:before="0"/>
             </w:pPr>
-            <w:hyperlink w:history="1" r:id="rIdl_zhqknarhyzyzl2dutpm">
+            <w:hyperlink w:history="1" r:id="rIdtzyhw2b-bk8qiazfdyknr">
               <w:r>
                 <w:rPr>
                   <w:rFonts w:ascii="Arial" w:cs="Arial" w:eastAsia="Arial" w:hAnsi="Arial"/>
@@ -39291,7 +39291,7 @@
               <w:spacing w:after="10" w:before="0"/>
               <w:ind w:left="120"/>
             </w:pPr>
-            <w:hyperlink w:history="1" r:id="rId4mkdlhlipdqjv6gcnetpd">
+            <w:hyperlink w:history="1" r:id="rIdy-oujazndpqeqy33xrinn">
               <w:r>
                 <w:rPr>
                   <w:rFonts w:ascii="Arial" w:cs="Arial" w:eastAsia="Arial" w:hAnsi="Arial"/>
@@ -39491,7 +39491,7 @@
             <w:pPr>
               <w:spacing w:after="20" w:before="0"/>
             </w:pPr>
-            <w:hyperlink w:history="1" r:id="rIddi7hddamajdl_nqpxwdwz">
+            <w:hyperlink w:history="1" r:id="rIdivsyugc2k1a_5qoey9maf">
               <w:r>
                 <w:rPr>
                   <w:rFonts w:ascii="Arial" w:cs="Arial" w:eastAsia="Arial" w:hAnsi="Arial"/>
@@ -39540,7 +39540,7 @@
               <w:spacing w:after="10" w:before="0"/>
               <w:ind w:left="120"/>
             </w:pPr>
-            <w:hyperlink w:history="1" r:id="rIdrz68oquvznhajshjkalwm">
+            <w:hyperlink w:history="1" r:id="rIdiw968xl7u4lbeuog5mmvq">
               <w:r>
                 <w:rPr>
                   <w:rFonts w:ascii="Arial" w:cs="Arial" w:eastAsia="Arial" w:hAnsi="Arial"/>
@@ -39585,7 +39585,7 @@
             <w:pPr>
               <w:spacing w:after="20" w:before="0"/>
             </w:pPr>
-            <w:hyperlink w:history="1" r:id="rIdtwaqgku0ghgw_evr-3yzj">
+            <w:hyperlink w:history="1" r:id="rIdb26t9ifky3s6a_xjzykpr">
               <w:r>
                 <w:rPr>
                   <w:rFonts w:ascii="Arial" w:cs="Arial" w:eastAsia="Arial" w:hAnsi="Arial"/>
@@ -39618,7 +39618,7 @@
               <w:spacing w:after="10" w:before="0"/>
               <w:ind w:left="120"/>
             </w:pPr>
-            <w:hyperlink w:history="1" r:id="rIdmp4fqyxyxhbhlcqqmbmqk">
+            <w:hyperlink w:history="1" r:id="rIdrqrctydqdizmvaz3bdoet">
               <w:r>
                 <w:rPr>
                   <w:rFonts w:ascii="Arial" w:cs="Arial" w:eastAsia="Arial" w:hAnsi="Arial"/>
@@ -39818,7 +39818,7 @@
             <w:pPr>
               <w:spacing w:after="20" w:before="0"/>
             </w:pPr>
-            <w:hyperlink w:history="1" r:id="rIddevg9qzh7-menlbs-azxj">
+            <w:hyperlink w:history="1" r:id="rIdlqrvem0y7aihxlxkpr-wd">
               <w:r>
                 <w:rPr>
                   <w:rFonts w:ascii="Arial" w:cs="Arial" w:eastAsia="Arial" w:hAnsi="Arial"/>
@@ -39867,7 +39867,7 @@
               <w:spacing w:after="10" w:before="0"/>
               <w:ind w:left="120"/>
             </w:pPr>
-            <w:hyperlink w:history="1" r:id="rIdhv-yk4ofuwofp1mrlwlsz">
+            <w:hyperlink w:history="1" r:id="rIdiyiwq2blvhxivouu0n_jr">
               <w:r>
                 <w:rPr>
                   <w:rFonts w:ascii="Arial" w:cs="Arial" w:eastAsia="Arial" w:hAnsi="Arial"/>
@@ -39912,7 +39912,7 @@
             <w:pPr>
               <w:spacing w:after="20" w:before="0"/>
             </w:pPr>
-            <w:hyperlink w:history="1" r:id="rIdygoespy7tz9rqwdkzoiow">
+            <w:hyperlink w:history="1" r:id="rIdsdqwd8nljyo0n8cjwpuls">
               <w:r>
                 <w:rPr>
                   <w:rFonts w:ascii="Arial" w:cs="Arial" w:eastAsia="Arial" w:hAnsi="Arial"/>
@@ -39945,7 +39945,7 @@
               <w:spacing w:after="10" w:before="0"/>
               <w:ind w:left="120"/>
             </w:pPr>
-            <w:hyperlink w:history="1" r:id="rIdtno9drdyztsdj_ddzj_pd">
+            <w:hyperlink w:history="1" r:id="rIdpumn0r5ewocpntzp6-pjx">
               <w:r>
                 <w:rPr>
                   <w:rFonts w:ascii="Arial" w:cs="Arial" w:eastAsia="Arial" w:hAnsi="Arial"/>
@@ -40710,7 +40710,7 @@
         </w:rPr>
         <w:t xml:space="preserve">© 2026 SeaVuria and ARES. Aligned with KICD objectives. Developed by SeaVuria; technical implementation by ARES (with AI assistance from Claude). Licensed under </w:t>
       </w:r>
-      <w:hyperlink w:history="1" r:id="rIde7vagwfnqsp7yrlbppfnn">
+      <w:hyperlink w:history="1" r:id="rIdlfcvm-dhkugl2garctq5y">
         <w:r>
           <w:rPr>
             <w:rFonts w:ascii="Arial" w:cs="Arial" w:eastAsia="Arial" w:hAnsi="Arial"/>
@@ -40731,7 +40731,7 @@
         </w:rPr>
         <w:t xml:space="preserve"> (</w:t>
       </w:r>
-      <w:hyperlink w:history="1" r:id="rIdbowdbhlcq3r1n1cqgtz9c">
+      <w:hyperlink w:history="1" r:id="rIdwc5bj-u6wo3ufj67ura6i">
         <w:r>
           <w:rPr>
             <w:rFonts w:ascii="Arial" w:cs="Arial" w:eastAsia="Arial" w:hAnsi="Arial"/>
